--- a/lesson/12.9课时1.docx
+++ b/lesson/12.9课时1.docx
@@ -774,6 +774,12 @@
                 <w:rFonts w:hint="eastAsia"/>
               </w:rPr>
             </w:pPr>
+            <w:r>
+              <w:rPr>
+                <w:rFonts w:hint="eastAsia"/>
+              </w:rPr>
+              <w:t>0119</w:t>
+            </w:r>
           </w:p>
         </w:tc>
         <w:tc>
@@ -2757,8 +2763,8 @@
           <w:rFonts w:hint="eastAsia"/>
         </w:rPr>
       </w:pPr>
-      <w:bookmarkStart w:id="1" w:name="OLE_LINK1"/>
-      <w:bookmarkStart w:id="2" w:name="_Toc219405920"/>
+      <w:bookmarkStart w:id="1" w:name="_Toc219405920"/>
+      <w:bookmarkStart w:id="2" w:name="OLE_LINK1"/>
       <w:r>
         <w:rPr>
           <w:rFonts w:hint="eastAsia"/>
@@ -2771,9 +2777,9 @@
         </w:rPr>
         <w:t>——简历修改</w:t>
       </w:r>
-      <w:bookmarkEnd w:id="2"/>
-    </w:p>
-    <w:bookmarkEnd w:id="1"/>
+      <w:bookmarkEnd w:id="1"/>
+    </w:p>
+    <w:bookmarkEnd w:id="2"/>
     <w:p>
       <w:pPr>
         <w:rPr>
@@ -6423,8 +6429,8 @@
           <w:rFonts w:hint="eastAsia"/>
         </w:rPr>
       </w:pPr>
-      <w:bookmarkStart w:id="6" w:name="OLE_LINK2"/>
-      <w:bookmarkStart w:id="7" w:name="_Toc219405924"/>
+      <w:bookmarkStart w:id="6" w:name="_Toc219405924"/>
+      <w:bookmarkStart w:id="7" w:name="OLE_LINK2"/>
       <w:r>
         <w:rPr>
           <w:rFonts w:hint="eastAsia"/>
@@ -6437,9 +6443,9 @@
         </w:rPr>
         <w:t>——event loop</w:t>
       </w:r>
-      <w:bookmarkEnd w:id="7"/>
-    </w:p>
-    <w:bookmarkEnd w:id="6"/>
+      <w:bookmarkEnd w:id="6"/>
+    </w:p>
+    <w:bookmarkEnd w:id="7"/>
     <w:p>
       <w:pPr>
         <w:rPr>
@@ -7124,8 +7130,8 @@
           <w:rFonts w:hint="eastAsia"/>
         </w:rPr>
       </w:pPr>
-      <w:bookmarkStart w:id="9" w:name="OLE_LINK3"/>
-      <w:bookmarkStart w:id="10" w:name="_Toc219405926"/>
+      <w:bookmarkStart w:id="9" w:name="_Toc219405926"/>
+      <w:bookmarkStart w:id="10" w:name="OLE_LINK3"/>
       <w:r>
         <w:rPr>
           <w:rFonts w:hint="eastAsia"/>
@@ -7152,9 +7158,9 @@
         </w:rPr>
         <w:t>执行机制</w:t>
       </w:r>
-      <w:bookmarkEnd w:id="10"/>
-    </w:p>
-    <w:bookmarkEnd w:id="9"/>
+      <w:bookmarkEnd w:id="9"/>
+    </w:p>
+    <w:bookmarkEnd w:id="10"/>
     <w:p>
       <w:pPr>
         <w:rPr>
@@ -8586,8 +8592,8 @@
           <w:rFonts w:hint="eastAsia"/>
         </w:rPr>
       </w:pPr>
-      <w:bookmarkStart w:id="15" w:name="OLE_LINK7"/>
-      <w:bookmarkStart w:id="16" w:name="_Toc219405928"/>
+      <w:bookmarkStart w:id="15" w:name="_Toc219405928"/>
+      <w:bookmarkStart w:id="16" w:name="OLE_LINK7"/>
       <w:r>
         <w:rPr>
           <w:rFonts w:hint="eastAsia"/>
@@ -8606,9 +8612,9 @@
         </w:rPr>
         <w:t>作用</w:t>
       </w:r>
-      <w:bookmarkEnd w:id="16"/>
-    </w:p>
-    <w:bookmarkEnd w:id="15"/>
+      <w:bookmarkEnd w:id="15"/>
+    </w:p>
+    <w:bookmarkEnd w:id="16"/>
     <w:p>
       <w:pPr>
         <w:rPr>
@@ -8933,47 +8939,26 @@
         <w:rPr>
           <w:rFonts w:hint="eastAsia"/>
         </w:rPr>
-        <w:t>01.1</w:t>
-      </w:r>
-      <w:r>
-        <w:rPr>
-          <w:rFonts w:hint="eastAsia"/>
-        </w:rPr>
-        <w:t>5</w:t>
-      </w:r>
-      <w:r>
-        <w:rPr>
-          <w:rFonts w:hint="eastAsia"/>
-        </w:rPr>
-        <w:t>课时1</w:t>
-      </w:r>
-      <w:r>
-        <w:rPr>
-          <w:rFonts w:hint="eastAsia"/>
-        </w:rPr>
-        <w:t>1</w:t>
-      </w:r>
-      <w:r>
-        <w:rPr>
-          <w:rFonts w:hint="eastAsia"/>
-        </w:rPr>
-        <w:t>——</w:t>
-      </w:r>
-      <w:r>
-        <w:rPr>
-          <w:rFonts w:hint="eastAsia"/>
-        </w:rPr>
-        <w:t>模块化</w:t>
+        <w:t>01.15课时11——模块化</w:t>
       </w:r>
       <w:bookmarkEnd w:id="17"/>
     </w:p>
-    <w:p/>
+    <w:p>
+      <w:pPr>
+        <w:rPr>
+          <w:rFonts w:hint="eastAsia"/>
+        </w:rPr>
+      </w:pPr>
+    </w:p>
     <w:p>
       <w:pPr>
         <w:numPr>
           <w:ilvl w:val="0"/>
           <w:numId w:val="16"/>
         </w:numPr>
+        <w:rPr>
+          <w:rFonts w:hint="eastAsia"/>
+        </w:rPr>
       </w:pPr>
       <w:r>
         <w:rPr>
@@ -8992,6 +8977,9 @@
           <w:ilvl w:val="1"/>
           <w:numId w:val="16"/>
         </w:numPr>
+        <w:rPr>
+          <w:rFonts w:hint="eastAsia"/>
+        </w:rPr>
       </w:pPr>
       <w:r>
         <w:rPr>
@@ -9018,6 +9006,9 @@
           <w:ilvl w:val="1"/>
           <w:numId w:val="16"/>
         </w:numPr>
+        <w:rPr>
+          <w:rFonts w:hint="eastAsia"/>
+        </w:rPr>
       </w:pPr>
       <w:r>
         <w:rPr>
@@ -9036,6 +9027,9 @@
           <w:ilvl w:val="2"/>
           <w:numId w:val="16"/>
         </w:numPr>
+        <w:rPr>
+          <w:rFonts w:hint="eastAsia"/>
+        </w:rPr>
       </w:pPr>
       <w:r>
         <w:rPr>
@@ -9070,6 +9064,9 @@
           <w:ilvl w:val="2"/>
           <w:numId w:val="16"/>
         </w:numPr>
+        <w:rPr>
+          <w:rFonts w:hint="eastAsia"/>
+        </w:rPr>
       </w:pPr>
       <w:r>
         <w:rPr>
@@ -9112,6 +9109,9 @@
           <w:ilvl w:val="2"/>
           <w:numId w:val="16"/>
         </w:numPr>
+        <w:rPr>
+          <w:rFonts w:hint="eastAsia"/>
+        </w:rPr>
       </w:pPr>
       <w:r>
         <w:rPr>
@@ -9130,6 +9130,9 @@
           <w:ilvl w:val="2"/>
           <w:numId w:val="16"/>
         </w:numPr>
+        <w:rPr>
+          <w:rFonts w:hint="eastAsia"/>
+        </w:rPr>
       </w:pPr>
       <w:r>
         <w:rPr>
@@ -9148,6 +9151,9 @@
           <w:ilvl w:val="1"/>
           <w:numId w:val="16"/>
         </w:numPr>
+        <w:rPr>
+          <w:rFonts w:hint="eastAsia"/>
+        </w:rPr>
       </w:pPr>
       <w:r>
         <w:rPr>
@@ -9166,6 +9172,9 @@
           <w:ilvl w:val="2"/>
           <w:numId w:val="16"/>
         </w:numPr>
+        <w:rPr>
+          <w:rFonts w:hint="eastAsia"/>
+        </w:rPr>
       </w:pPr>
       <w:r>
         <w:rPr>
@@ -9192,6 +9201,9 @@
           <w:ilvl w:val="2"/>
           <w:numId w:val="16"/>
         </w:numPr>
+        <w:rPr>
+          <w:rFonts w:hint="eastAsia"/>
+        </w:rPr>
       </w:pPr>
       <w:r>
         <w:rPr>
@@ -9210,6 +9222,9 @@
           <w:ilvl w:val="1"/>
           <w:numId w:val="16"/>
         </w:numPr>
+        <w:rPr>
+          <w:rFonts w:hint="eastAsia"/>
+        </w:rPr>
       </w:pPr>
       <w:proofErr w:type="spellStart"/>
       <w:r>
@@ -9230,6 +9245,9 @@
           <w:ilvl w:val="2"/>
           <w:numId w:val="16"/>
         </w:numPr>
+        <w:rPr>
+          <w:rFonts w:hint="eastAsia"/>
+        </w:rPr>
       </w:pPr>
       <w:r>
         <w:rPr>
@@ -9256,6 +9274,9 @@
           <w:ilvl w:val="2"/>
           <w:numId w:val="16"/>
         </w:numPr>
+        <w:rPr>
+          <w:rFonts w:hint="eastAsia"/>
+        </w:rPr>
       </w:pPr>
       <w:r>
         <w:rPr>
@@ -9275,6 +9296,380 @@
       <w:r>
         <w:t xml:space="preserve"> 导出，可导出任意内容，用 require 导入，通过路径引入模块值，可通过对象解构接收多个值。</w:t>
       </w:r>
+    </w:p>
+    <w:p/>
+    <w:p>
+      <w:pPr>
+        <w:pStyle w:val="1"/>
+      </w:pPr>
+      <w:r>
+        <w:rPr>
+          <w:rFonts w:hint="eastAsia"/>
+        </w:rPr>
+        <w:t>01.15课时11——模块化</w:t>
+      </w:r>
+    </w:p>
+    <w:p>
+      <w:pPr>
+        <w:numPr>
+          <w:ilvl w:val="0"/>
+          <w:numId w:val="17"/>
+        </w:numPr>
+      </w:pPr>
+      <w:r>
+        <w:rPr>
+          <w:b/>
+          <w:bCs/>
+        </w:rPr>
+        <w:t>回顾上节课内容</w:t>
+      </w:r>
+      <w:r>
+        <w:t>：</w:t>
+      </w:r>
+    </w:p>
+    <w:p>
+      <w:pPr>
+        <w:numPr>
+          <w:ilvl w:val="1"/>
+          <w:numId w:val="17"/>
+        </w:numPr>
+      </w:pPr>
+      <w:r>
+        <w:rPr>
+          <w:b/>
+          <w:bCs/>
+        </w:rPr>
+        <w:t>模块化方式</w:t>
+      </w:r>
+      <w:r>
+        <w:t xml:space="preserve">：有 ESM 和 </w:t>
+      </w:r>
+      <w:proofErr w:type="spellStart"/>
+      <w:r>
+        <w:t>CommonJS</w:t>
+      </w:r>
+      <w:proofErr w:type="spellEnd"/>
+      <w:r>
+        <w:t xml:space="preserve"> 两种，可将文件代码模块化，且模块外定义变量不能作为全局变量属性。</w:t>
+      </w:r>
+    </w:p>
+    <w:p>
+      <w:pPr>
+        <w:numPr>
+          <w:ilvl w:val="1"/>
+          <w:numId w:val="17"/>
+        </w:numPr>
+      </w:pPr>
+      <w:r>
+        <w:rPr>
+          <w:b/>
+          <w:bCs/>
+        </w:rPr>
+        <w:t>ESM 识别方式</w:t>
+      </w:r>
+      <w:r>
+        <w:t>：script 标签加 type="module"、文件后缀为.</w:t>
+      </w:r>
+      <w:proofErr w:type="spellStart"/>
+      <w:r>
+        <w:t>mjs</w:t>
+      </w:r>
+      <w:proofErr w:type="spellEnd"/>
+      <w:r>
+        <w:t>、</w:t>
+      </w:r>
+      <w:proofErr w:type="spellStart"/>
+      <w:r>
+        <w:t>package.json</w:t>
+      </w:r>
+      <w:proofErr w:type="spellEnd"/>
+      <w:r>
+        <w:t xml:space="preserve"> 里 type 属性设为 module。</w:t>
+      </w:r>
+    </w:p>
+    <w:p>
+      <w:pPr>
+        <w:numPr>
+          <w:ilvl w:val="1"/>
+          <w:numId w:val="17"/>
+        </w:numPr>
+      </w:pPr>
+      <w:r>
+        <w:rPr>
+          <w:b/>
+          <w:bCs/>
+        </w:rPr>
+        <w:t>ESM 特性</w:t>
+      </w:r>
+      <w:r>
+        <w:t>：默认严格模式，加载、编译和解析同步。</w:t>
+      </w:r>
+    </w:p>
+    <w:p>
+      <w:pPr>
+        <w:numPr>
+          <w:ilvl w:val="1"/>
+          <w:numId w:val="17"/>
+        </w:numPr>
+      </w:pPr>
+      <w:r>
+        <w:rPr>
+          <w:b/>
+          <w:bCs/>
+        </w:rPr>
+        <w:t>导出引入方式</w:t>
+      </w:r>
+      <w:r>
+        <w:t>：ESM 有 export default 和 export 两种导出方式，import 引入；</w:t>
+      </w:r>
+      <w:proofErr w:type="spellStart"/>
+      <w:r>
+        <w:t>CommonJS</w:t>
+      </w:r>
+      <w:proofErr w:type="spellEnd"/>
+      <w:r>
+        <w:t xml:space="preserve"> 通过 </w:t>
+      </w:r>
+      <w:proofErr w:type="spellStart"/>
+      <w:r>
+        <w:t>module.exports</w:t>
+      </w:r>
+      <w:proofErr w:type="spellEnd"/>
+      <w:r>
+        <w:t xml:space="preserve"> 导出，require 引入。</w:t>
+      </w:r>
+    </w:p>
+    <w:p>
+      <w:pPr>
+        <w:numPr>
+          <w:ilvl w:val="0"/>
+          <w:numId w:val="17"/>
+        </w:numPr>
+      </w:pPr>
+      <w:r>
+        <w:rPr>
+          <w:b/>
+          <w:bCs/>
+        </w:rPr>
+        <w:t>ESM 静态性与 tree - shaking</w:t>
+      </w:r>
+      <w:r>
+        <w:t>：</w:t>
+      </w:r>
+    </w:p>
+    <w:p>
+      <w:pPr>
+        <w:numPr>
+          <w:ilvl w:val="1"/>
+          <w:numId w:val="17"/>
+        </w:numPr>
+      </w:pPr>
+      <w:r>
+        <w:rPr>
+          <w:b/>
+          <w:bCs/>
+        </w:rPr>
+        <w:t>静态性</w:t>
+      </w:r>
+      <w:r>
+        <w:t>：import 具有静态属性，只能放顶部，是 tree - shaking 必须用 ES module 的原因。</w:t>
+      </w:r>
+    </w:p>
+    <w:p>
+      <w:pPr>
+        <w:numPr>
+          <w:ilvl w:val="1"/>
+          <w:numId w:val="17"/>
+        </w:numPr>
+      </w:pPr>
+      <w:r>
+        <w:rPr>
+          <w:b/>
+          <w:bCs/>
+        </w:rPr>
+        <w:t>tree - shaking</w:t>
+      </w:r>
+      <w:r>
+        <w:t>：是 webpack 等打包功能，在打包阶段删除未使用代码，减少文件体积。依赖 ES module 静态语法，解析时生成依赖图以判断模块是否被使用。</w:t>
+      </w:r>
+    </w:p>
+    <w:p>
+      <w:pPr>
+        <w:numPr>
+          <w:ilvl w:val="0"/>
+          <w:numId w:val="17"/>
+        </w:numPr>
+      </w:pPr>
+      <w:r>
+        <w:rPr>
+          <w:b/>
+          <w:bCs/>
+        </w:rPr>
+        <w:t>动态 import</w:t>
+      </w:r>
+      <w:r>
+        <w:t>：</w:t>
+      </w:r>
+    </w:p>
+    <w:p>
+      <w:pPr>
+        <w:numPr>
+          <w:ilvl w:val="1"/>
+          <w:numId w:val="17"/>
+        </w:numPr>
+      </w:pPr>
+      <w:bookmarkStart w:id="18" w:name="OLE_LINK8"/>
+      <w:proofErr w:type="spellStart"/>
+      <w:r>
+        <w:rPr>
+          <w:b/>
+          <w:bCs/>
+        </w:rPr>
+        <w:t>CommonJS</w:t>
+      </w:r>
+      <w:proofErr w:type="spellEnd"/>
+      <w:r>
+        <w:rPr>
+          <w:b/>
+          <w:bCs/>
+        </w:rPr>
+        <w:t xml:space="preserve"> 动态性</w:t>
+      </w:r>
+      <w:r>
+        <w:t>：</w:t>
+      </w:r>
+      <w:proofErr w:type="spellStart"/>
+      <w:r>
+        <w:t>CommonJS</w:t>
+      </w:r>
+      <w:proofErr w:type="spellEnd"/>
+      <w:r>
+        <w:t xml:space="preserve"> 是动态的，require 在运行时执行，类似函数调用。</w:t>
+      </w:r>
+    </w:p>
+    <w:p>
+      <w:pPr>
+        <w:numPr>
+          <w:ilvl w:val="1"/>
+          <w:numId w:val="17"/>
+        </w:numPr>
+      </w:pPr>
+      <w:r>
+        <w:rPr>
+          <w:b/>
+          <w:bCs/>
+        </w:rPr>
+        <w:t>ESM 动态 import</w:t>
+      </w:r>
+      <w:r>
+        <w:t>：写法类似 require，返回 Promise。Promise 是 ES6 数据结构，有 resolve（成功）、reject（失败）、pending（初始）三种状态。可通过 try...catch 处理，也可用.then 方式获取值。</w:t>
+      </w:r>
+    </w:p>
+    <w:bookmarkEnd w:id="18"/>
+    <w:p>
+      <w:pPr>
+        <w:numPr>
+          <w:ilvl w:val="0"/>
+          <w:numId w:val="17"/>
+        </w:numPr>
+      </w:pPr>
+      <w:r>
+        <w:rPr>
+          <w:b/>
+          <w:bCs/>
+        </w:rPr>
+        <w:t>活绑定（Live Binding）</w:t>
+      </w:r>
+      <w:r>
+        <w:t>：</w:t>
+      </w:r>
+    </w:p>
+    <w:p>
+      <w:pPr>
+        <w:numPr>
+          <w:ilvl w:val="1"/>
+          <w:numId w:val="17"/>
+        </w:numPr>
+      </w:pPr>
+      <w:r>
+        <w:rPr>
+          <w:b/>
+          <w:bCs/>
+        </w:rPr>
+        <w:t>ES model</w:t>
+      </w:r>
+      <w:r>
+        <w:t>：具有活绑定特性，永远</w:t>
+      </w:r>
+      <w:proofErr w:type="gramStart"/>
+      <w:r>
+        <w:t>引用值</w:t>
+      </w:r>
+      <w:proofErr w:type="gramEnd"/>
+      <w:r>
+        <w:t>的引用，值改变会实时反映。</w:t>
+      </w:r>
+    </w:p>
+    <w:p>
+      <w:pPr>
+        <w:numPr>
+          <w:ilvl w:val="1"/>
+          <w:numId w:val="17"/>
+        </w:numPr>
+      </w:pPr>
+      <w:proofErr w:type="spellStart"/>
+      <w:r>
+        <w:rPr>
+          <w:b/>
+          <w:bCs/>
+        </w:rPr>
+        <w:t>CommonJS</w:t>
+      </w:r>
+      <w:proofErr w:type="spellEnd"/>
+      <w:r>
+        <w:t xml:space="preserve">：是快照，后续调用返回缓存值。可通过对象属性或导出 </w:t>
+      </w:r>
+      <w:proofErr w:type="spellStart"/>
+      <w:r>
+        <w:t>getCount</w:t>
+      </w:r>
+      <w:proofErr w:type="spellEnd"/>
+      <w:r>
+        <w:t xml:space="preserve"> 函数方式实现</w:t>
+      </w:r>
+      <w:proofErr w:type="gramStart"/>
+      <w:r>
+        <w:t>类似活</w:t>
+      </w:r>
+      <w:proofErr w:type="gramEnd"/>
+      <w:r>
+        <w:t>绑定效果。</w:t>
+      </w:r>
+    </w:p>
+    <w:p>
+      <w:pPr>
+        <w:numPr>
+          <w:ilvl w:val="0"/>
+          <w:numId w:val="17"/>
+        </w:numPr>
+      </w:pPr>
+      <w:r>
+        <w:rPr>
+          <w:b/>
+          <w:bCs/>
+        </w:rPr>
+        <w:t>课后作业</w:t>
+      </w:r>
+      <w:r>
+        <w:t>：思考 this 在不同模块化中的指向、了解严格模式及其与非严格模式的区别。</w:t>
+      </w:r>
+    </w:p>
+    <w:p>
+      <w:pPr>
+        <w:rPr>
+          <w:rFonts w:hint="eastAsia"/>
+        </w:rPr>
+      </w:pPr>
     </w:p>
     <w:p>
       <w:pPr>
@@ -9532,6 +9927,155 @@
     </w:lvl>
   </w:abstractNum>
   <w:abstractNum w:abstractNumId="2" w15:restartNumberingAfterBreak="0">
+    <w:nsid w:val="1FDB5C25"/>
+    <w:multiLevelType w:val="multilevel"/>
+    <w:tmpl w:val="5E3E06B0"/>
+    <w:lvl w:ilvl="0">
+      <w:start w:val="1"/>
+      <w:numFmt w:val="bullet"/>
+      <w:lvlText w:val=""/>
+      <w:lvlJc w:val="left"/>
+      <w:pPr>
+        <w:tabs>
+          <w:tab w:val="num" w:pos="720"/>
+        </w:tabs>
+        <w:ind w:left="720" w:hanging="360"/>
+      </w:pPr>
+      <w:rPr>
+        <w:rFonts w:ascii="Symbol" w:hAnsi="Symbol" w:hint="default"/>
+        <w:sz w:val="20"/>
+      </w:rPr>
+    </w:lvl>
+    <w:lvl w:ilvl="1">
+      <w:start w:val="1"/>
+      <w:numFmt w:val="bullet"/>
+      <w:lvlText w:val="o"/>
+      <w:lvlJc w:val="left"/>
+      <w:pPr>
+        <w:tabs>
+          <w:tab w:val="num" w:pos="1440"/>
+        </w:tabs>
+        <w:ind w:left="1440" w:hanging="360"/>
+      </w:pPr>
+      <w:rPr>
+        <w:rFonts w:ascii="Courier New" w:hAnsi="Courier New" w:hint="default"/>
+        <w:sz w:val="20"/>
+      </w:rPr>
+    </w:lvl>
+    <w:lvl w:ilvl="2" w:tentative="1">
+      <w:start w:val="1"/>
+      <w:numFmt w:val="bullet"/>
+      <w:lvlText w:val=""/>
+      <w:lvlJc w:val="left"/>
+      <w:pPr>
+        <w:tabs>
+          <w:tab w:val="num" w:pos="2160"/>
+        </w:tabs>
+        <w:ind w:left="2160" w:hanging="360"/>
+      </w:pPr>
+      <w:rPr>
+        <w:rFonts w:ascii="Wingdings" w:hAnsi="Wingdings" w:hint="default"/>
+        <w:sz w:val="20"/>
+      </w:rPr>
+    </w:lvl>
+    <w:lvl w:ilvl="3" w:tentative="1">
+      <w:start w:val="1"/>
+      <w:numFmt w:val="bullet"/>
+      <w:lvlText w:val=""/>
+      <w:lvlJc w:val="left"/>
+      <w:pPr>
+        <w:tabs>
+          <w:tab w:val="num" w:pos="2880"/>
+        </w:tabs>
+        <w:ind w:left="2880" w:hanging="360"/>
+      </w:pPr>
+      <w:rPr>
+        <w:rFonts w:ascii="Wingdings" w:hAnsi="Wingdings" w:hint="default"/>
+        <w:sz w:val="20"/>
+      </w:rPr>
+    </w:lvl>
+    <w:lvl w:ilvl="4" w:tentative="1">
+      <w:start w:val="1"/>
+      <w:numFmt w:val="bullet"/>
+      <w:lvlText w:val=""/>
+      <w:lvlJc w:val="left"/>
+      <w:pPr>
+        <w:tabs>
+          <w:tab w:val="num" w:pos="3600"/>
+        </w:tabs>
+        <w:ind w:left="3600" w:hanging="360"/>
+      </w:pPr>
+      <w:rPr>
+        <w:rFonts w:ascii="Wingdings" w:hAnsi="Wingdings" w:hint="default"/>
+        <w:sz w:val="20"/>
+      </w:rPr>
+    </w:lvl>
+    <w:lvl w:ilvl="5" w:tentative="1">
+      <w:start w:val="1"/>
+      <w:numFmt w:val="bullet"/>
+      <w:lvlText w:val=""/>
+      <w:lvlJc w:val="left"/>
+      <w:pPr>
+        <w:tabs>
+          <w:tab w:val="num" w:pos="4320"/>
+        </w:tabs>
+        <w:ind w:left="4320" w:hanging="360"/>
+      </w:pPr>
+      <w:rPr>
+        <w:rFonts w:ascii="Wingdings" w:hAnsi="Wingdings" w:hint="default"/>
+        <w:sz w:val="20"/>
+      </w:rPr>
+    </w:lvl>
+    <w:lvl w:ilvl="6" w:tentative="1">
+      <w:start w:val="1"/>
+      <w:numFmt w:val="bullet"/>
+      <w:lvlText w:val=""/>
+      <w:lvlJc w:val="left"/>
+      <w:pPr>
+        <w:tabs>
+          <w:tab w:val="num" w:pos="5040"/>
+        </w:tabs>
+        <w:ind w:left="5040" w:hanging="360"/>
+      </w:pPr>
+      <w:rPr>
+        <w:rFonts w:ascii="Wingdings" w:hAnsi="Wingdings" w:hint="default"/>
+        <w:sz w:val="20"/>
+      </w:rPr>
+    </w:lvl>
+    <w:lvl w:ilvl="7" w:tentative="1">
+      <w:start w:val="1"/>
+      <w:numFmt w:val="bullet"/>
+      <w:lvlText w:val=""/>
+      <w:lvlJc w:val="left"/>
+      <w:pPr>
+        <w:tabs>
+          <w:tab w:val="num" w:pos="5760"/>
+        </w:tabs>
+        <w:ind w:left="5760" w:hanging="360"/>
+      </w:pPr>
+      <w:rPr>
+        <w:rFonts w:ascii="Wingdings" w:hAnsi="Wingdings" w:hint="default"/>
+        <w:sz w:val="20"/>
+      </w:rPr>
+    </w:lvl>
+    <w:lvl w:ilvl="8" w:tentative="1">
+      <w:start w:val="1"/>
+      <w:numFmt w:val="bullet"/>
+      <w:lvlText w:val=""/>
+      <w:lvlJc w:val="left"/>
+      <w:pPr>
+        <w:tabs>
+          <w:tab w:val="num" w:pos="6480"/>
+        </w:tabs>
+        <w:ind w:left="6480" w:hanging="360"/>
+      </w:pPr>
+      <w:rPr>
+        <w:rFonts w:ascii="Wingdings" w:hAnsi="Wingdings" w:hint="default"/>
+        <w:sz w:val="20"/>
+      </w:rPr>
+    </w:lvl>
+  </w:abstractNum>
+  <w:abstractNum w:abstractNumId="3" w15:restartNumberingAfterBreak="0">
     <w:nsid w:val="263B5069"/>
     <w:multiLevelType w:val="hybridMultilevel"/>
     <w:tmpl w:val="E670EE58"/>
@@ -9620,7 +10164,7 @@
       </w:pPr>
     </w:lvl>
   </w:abstractNum>
-  <w:abstractNum w:abstractNumId="3" w15:restartNumberingAfterBreak="0">
+  <w:abstractNum w:abstractNumId="4" w15:restartNumberingAfterBreak="0">
     <w:nsid w:val="29833209"/>
     <w:multiLevelType w:val="multilevel"/>
     <w:tmpl w:val="A4F25BD0"/>
@@ -9769,7 +10313,7 @@
       </w:rPr>
     </w:lvl>
   </w:abstractNum>
-  <w:abstractNum w:abstractNumId="4" w15:restartNumberingAfterBreak="0">
+  <w:abstractNum w:abstractNumId="5" w15:restartNumberingAfterBreak="0">
     <w:nsid w:val="45481C2A"/>
     <w:multiLevelType w:val="hybridMultilevel"/>
     <w:tmpl w:val="157A38A0"/>
@@ -9858,7 +10402,7 @@
       </w:pPr>
     </w:lvl>
   </w:abstractNum>
-  <w:abstractNum w:abstractNumId="5" w15:restartNumberingAfterBreak="0">
+  <w:abstractNum w:abstractNumId="6" w15:restartNumberingAfterBreak="0">
     <w:nsid w:val="46C667B0"/>
     <w:multiLevelType w:val="multilevel"/>
     <w:tmpl w:val="38B865B6"/>
@@ -10007,7 +10551,7 @@
       </w:rPr>
     </w:lvl>
   </w:abstractNum>
-  <w:abstractNum w:abstractNumId="6" w15:restartNumberingAfterBreak="0">
+  <w:abstractNum w:abstractNumId="7" w15:restartNumberingAfterBreak="0">
     <w:nsid w:val="55915F6B"/>
     <w:multiLevelType w:val="hybridMultilevel"/>
     <w:tmpl w:val="AAC4B436"/>
@@ -10096,7 +10640,7 @@
       </w:pPr>
     </w:lvl>
   </w:abstractNum>
-  <w:abstractNum w:abstractNumId="7" w15:restartNumberingAfterBreak="0">
+  <w:abstractNum w:abstractNumId="8" w15:restartNumberingAfterBreak="0">
     <w:nsid w:val="55FD0228"/>
     <w:multiLevelType w:val="multilevel"/>
     <w:tmpl w:val="C0F280DE"/>
@@ -10245,7 +10789,7 @@
       </w:rPr>
     </w:lvl>
   </w:abstractNum>
-  <w:abstractNum w:abstractNumId="8" w15:restartNumberingAfterBreak="0">
+  <w:abstractNum w:abstractNumId="9" w15:restartNumberingAfterBreak="0">
     <w:nsid w:val="5D0B4A5F"/>
     <w:multiLevelType w:val="hybridMultilevel"/>
     <w:tmpl w:val="F0D6EFDE"/>
@@ -10334,7 +10878,7 @@
       </w:pPr>
     </w:lvl>
   </w:abstractNum>
-  <w:abstractNum w:abstractNumId="9" w15:restartNumberingAfterBreak="0">
+  <w:abstractNum w:abstractNumId="10" w15:restartNumberingAfterBreak="0">
     <w:nsid w:val="5D9A36C5"/>
     <w:multiLevelType w:val="multilevel"/>
     <w:tmpl w:val="CDC21C3A"/>
@@ -10483,7 +11027,7 @@
       </w:rPr>
     </w:lvl>
   </w:abstractNum>
-  <w:abstractNum w:abstractNumId="10" w15:restartNumberingAfterBreak="0">
+  <w:abstractNum w:abstractNumId="11" w15:restartNumberingAfterBreak="0">
     <w:nsid w:val="69CE6475"/>
     <w:multiLevelType w:val="hybridMultilevel"/>
     <w:tmpl w:val="EA763DFE"/>
@@ -10572,7 +11116,7 @@
       </w:pPr>
     </w:lvl>
   </w:abstractNum>
-  <w:abstractNum w:abstractNumId="11" w15:restartNumberingAfterBreak="0">
+  <w:abstractNum w:abstractNumId="12" w15:restartNumberingAfterBreak="0">
     <w:nsid w:val="6CE85BD5"/>
     <w:multiLevelType w:val="multilevel"/>
     <w:tmpl w:val="A6CED16C"/>
@@ -10721,7 +11265,7 @@
       </w:rPr>
     </w:lvl>
   </w:abstractNum>
-  <w:abstractNum w:abstractNumId="12" w15:restartNumberingAfterBreak="0">
+  <w:abstractNum w:abstractNumId="13" w15:restartNumberingAfterBreak="0">
     <w:nsid w:val="6D936673"/>
     <w:multiLevelType w:val="multilevel"/>
     <w:tmpl w:val="0728CEE8"/>
@@ -10870,7 +11414,7 @@
       </w:rPr>
     </w:lvl>
   </w:abstractNum>
-  <w:abstractNum w:abstractNumId="13" w15:restartNumberingAfterBreak="0">
+  <w:abstractNum w:abstractNumId="14" w15:restartNumberingAfterBreak="0">
     <w:nsid w:val="6EB03716"/>
     <w:multiLevelType w:val="hybridMultilevel"/>
     <w:tmpl w:val="1B82C136"/>
@@ -10959,7 +11503,7 @@
       </w:pPr>
     </w:lvl>
   </w:abstractNum>
-  <w:abstractNum w:abstractNumId="14" w15:restartNumberingAfterBreak="0">
+  <w:abstractNum w:abstractNumId="15" w15:restartNumberingAfterBreak="0">
     <w:nsid w:val="72125B11"/>
     <w:multiLevelType w:val="hybridMultilevel"/>
     <w:tmpl w:val="25EC1CE2"/>
@@ -11048,7 +11592,7 @@
       </w:pPr>
     </w:lvl>
   </w:abstractNum>
-  <w:abstractNum w:abstractNumId="15" w15:restartNumberingAfterBreak="0">
+  <w:abstractNum w:abstractNumId="16" w15:restartNumberingAfterBreak="0">
     <w:nsid w:val="7E281DAD"/>
     <w:multiLevelType w:val="multilevel"/>
     <w:tmpl w:val="38B021F2"/>
@@ -11198,52 +11742,55 @@
     </w:lvl>
   </w:abstractNum>
   <w:num w:numId="1" w16cid:durableId="1255437523">
-    <w:abstractNumId w:val="4"/>
+    <w:abstractNumId w:val="5"/>
   </w:num>
   <w:num w:numId="2" w16cid:durableId="911235867">
-    <w:abstractNumId w:val="7"/>
+    <w:abstractNumId w:val="8"/>
   </w:num>
   <w:num w:numId="3" w16cid:durableId="1011028068">
-    <w:abstractNumId w:val="10"/>
+    <w:abstractNumId w:val="11"/>
   </w:num>
   <w:num w:numId="4" w16cid:durableId="461576885">
-    <w:abstractNumId w:val="13"/>
+    <w:abstractNumId w:val="14"/>
   </w:num>
   <w:num w:numId="5" w16cid:durableId="290791763">
     <w:abstractNumId w:val="1"/>
   </w:num>
   <w:num w:numId="6" w16cid:durableId="1477797014">
-    <w:abstractNumId w:val="8"/>
+    <w:abstractNumId w:val="9"/>
   </w:num>
   <w:num w:numId="7" w16cid:durableId="1656254804">
     <w:abstractNumId w:val="0"/>
   </w:num>
   <w:num w:numId="8" w16cid:durableId="1614440395">
+    <w:abstractNumId w:val="7"/>
+  </w:num>
+  <w:num w:numId="9" w16cid:durableId="1737127590">
+    <w:abstractNumId w:val="3"/>
+  </w:num>
+  <w:num w:numId="10" w16cid:durableId="1863399971">
+    <w:abstractNumId w:val="15"/>
+  </w:num>
+  <w:num w:numId="11" w16cid:durableId="1309555736">
+    <w:abstractNumId w:val="12"/>
+  </w:num>
+  <w:num w:numId="12" w16cid:durableId="716508437">
+    <w:abstractNumId w:val="13"/>
+  </w:num>
+  <w:num w:numId="13" w16cid:durableId="1499611504">
+    <w:abstractNumId w:val="16"/>
+  </w:num>
+  <w:num w:numId="14" w16cid:durableId="982320220">
     <w:abstractNumId w:val="6"/>
   </w:num>
-  <w:num w:numId="9" w16cid:durableId="1737127590">
-    <w:abstractNumId w:val="2"/>
-  </w:num>
-  <w:num w:numId="10" w16cid:durableId="1863399971">
-    <w:abstractNumId w:val="14"/>
-  </w:num>
-  <w:num w:numId="11" w16cid:durableId="1309555736">
-    <w:abstractNumId w:val="11"/>
-  </w:num>
-  <w:num w:numId="12" w16cid:durableId="716508437">
-    <w:abstractNumId w:val="12"/>
-  </w:num>
-  <w:num w:numId="13" w16cid:durableId="1499611504">
-    <w:abstractNumId w:val="15"/>
-  </w:num>
-  <w:num w:numId="14" w16cid:durableId="982320220">
-    <w:abstractNumId w:val="5"/>
-  </w:num>
   <w:num w:numId="15" w16cid:durableId="797842979">
-    <w:abstractNumId w:val="9"/>
+    <w:abstractNumId w:val="10"/>
   </w:num>
   <w:num w:numId="16" w16cid:durableId="1250308526">
-    <w:abstractNumId w:val="3"/>
+    <w:abstractNumId w:val="4"/>
+  </w:num>
+  <w:num w:numId="17" w16cid:durableId="1809973658">
+    <w:abstractNumId w:val="2"/>
   </w:num>
 </w:numbering>
 </file>

--- a/lesson/12.9课时1.docx
+++ b/lesson/12.9课时1.docx
@@ -2803,6 +2803,7 @@
         <w:rPr>
           <w:rFonts w:hint="eastAsia"/>
         </w:rPr>
+        <w:lastRenderedPageBreak/>
         <w:t>左侧缩小，右侧放大，profile</w:t>
       </w:r>
     </w:p>
@@ -4505,6 +4506,7 @@
         <w:rPr>
           <w:rFonts w:hint="eastAsia"/>
         </w:rPr>
+        <w:lastRenderedPageBreak/>
         <w:t>一个数据在最近一段时间未被访问，将来被访问概率很小</w:t>
       </w:r>
     </w:p>
@@ -5216,6 +5218,7 @@
         <w:rPr>
           <w:rFonts w:hint="eastAsia"/>
         </w:rPr>
+        <w:lastRenderedPageBreak/>
         <w:t>12.17课时</w:t>
       </w:r>
       <w:r>
@@ -5832,6 +5835,7 @@
         <w:rPr>
           <w:rFonts w:hint="eastAsia"/>
         </w:rPr>
+        <w:lastRenderedPageBreak/>
         <w:t>12.23课时5</w:t>
       </w:r>
       <w:bookmarkEnd w:id="5"/>
@@ -6340,6 +6344,7 @@
         <w:rPr>
           <w:rFonts w:hint="eastAsia"/>
         </w:rPr>
+        <w:lastRenderedPageBreak/>
         <w:t>进度，拆阶段（、、、、）</w:t>
       </w:r>
     </w:p>
@@ -6895,7 +6900,14 @@
         <w:rPr>
           <w:rFonts w:hint="eastAsia"/>
         </w:rPr>
-        <w:t>: Cannot access 'a' before initialization</w:t>
+        <w:t xml:space="preserve">: Cannot </w:t>
+      </w:r>
+      <w:r>
+        <w:rPr>
+          <w:rFonts w:hint="eastAsia"/>
+        </w:rPr>
+        <w:lastRenderedPageBreak/>
+        <w:t>access 'a' before initialization</w:t>
       </w:r>
       <w:r>
         <w:rPr>
@@ -7603,6 +7615,7 @@
         <w:rPr>
           <w:rFonts w:hint="eastAsia"/>
         </w:rPr>
+        <w:lastRenderedPageBreak/>
         <w:t>01.11课时9——作用域</w:t>
       </w:r>
       <w:r>
@@ -8287,6 +8300,7 @@
           <w:b/>
           <w:bCs/>
         </w:rPr>
+        <w:lastRenderedPageBreak/>
         <w:t>任务执行顺序</w:t>
       </w:r>
       <w:r>
@@ -8939,6 +8953,7 @@
         <w:rPr>
           <w:rFonts w:hint="eastAsia"/>
         </w:rPr>
+        <w:lastRenderedPageBreak/>
         <w:t>01.15课时11——模块化</w:t>
       </w:r>
       <w:bookmarkEnd w:id="17"/>
@@ -9297,10 +9312,19 @@
         <w:t xml:space="preserve"> 导出，可导出任意内容，用 require 导入，通过路径引入模块值，可通过对象解构接收多个值。</w:t>
       </w:r>
     </w:p>
-    <w:p/>
+    <w:p>
+      <w:pPr>
+        <w:rPr>
+          <w:rFonts w:hint="eastAsia"/>
+        </w:rPr>
+      </w:pPr>
+    </w:p>
     <w:p>
       <w:pPr>
         <w:pStyle w:val="1"/>
+        <w:rPr>
+          <w:rFonts w:hint="eastAsia"/>
+        </w:rPr>
       </w:pPr>
       <w:r>
         <w:rPr>
@@ -9315,6 +9339,9 @@
           <w:ilvl w:val="0"/>
           <w:numId w:val="17"/>
         </w:numPr>
+        <w:rPr>
+          <w:rFonts w:hint="eastAsia"/>
+        </w:rPr>
       </w:pPr>
       <w:r>
         <w:rPr>
@@ -9333,6 +9360,9 @@
           <w:ilvl w:val="1"/>
           <w:numId w:val="17"/>
         </w:numPr>
+        <w:rPr>
+          <w:rFonts w:hint="eastAsia"/>
+        </w:rPr>
       </w:pPr>
       <w:r>
         <w:rPr>
@@ -9359,6 +9389,9 @@
           <w:ilvl w:val="1"/>
           <w:numId w:val="17"/>
         </w:numPr>
+        <w:rPr>
+          <w:rFonts w:hint="eastAsia"/>
+        </w:rPr>
       </w:pPr>
       <w:r>
         <w:rPr>
@@ -9393,6 +9426,9 @@
           <w:ilvl w:val="1"/>
           <w:numId w:val="17"/>
         </w:numPr>
+        <w:rPr>
+          <w:rFonts w:hint="eastAsia"/>
+        </w:rPr>
       </w:pPr>
       <w:r>
         <w:rPr>
@@ -9411,6 +9447,9 @@
           <w:ilvl w:val="1"/>
           <w:numId w:val="17"/>
         </w:numPr>
+        <w:rPr>
+          <w:rFonts w:hint="eastAsia"/>
+        </w:rPr>
       </w:pPr>
       <w:r>
         <w:rPr>
@@ -9445,6 +9484,9 @@
           <w:ilvl w:val="0"/>
           <w:numId w:val="17"/>
         </w:numPr>
+        <w:rPr>
+          <w:rFonts w:hint="eastAsia"/>
+        </w:rPr>
       </w:pPr>
       <w:r>
         <w:rPr>
@@ -9463,6 +9505,9 @@
           <w:ilvl w:val="1"/>
           <w:numId w:val="17"/>
         </w:numPr>
+        <w:rPr>
+          <w:rFonts w:hint="eastAsia"/>
+        </w:rPr>
       </w:pPr>
       <w:r>
         <w:rPr>
@@ -9481,6 +9526,9 @@
           <w:ilvl w:val="1"/>
           <w:numId w:val="17"/>
         </w:numPr>
+        <w:rPr>
+          <w:rFonts w:hint="eastAsia"/>
+        </w:rPr>
       </w:pPr>
       <w:r>
         <w:rPr>
@@ -9490,7 +9538,11 @@
         <w:t>tree - shaking</w:t>
       </w:r>
       <w:r>
-        <w:t>：是 webpack 等打包功能，在打包阶段删除未使用代码，减少文件体积。依赖 ES module 静态语法，解析时生成依赖图以判断模块是否被使用。</w:t>
+        <w:t>：是 webpack 等打包功能，在打包阶段删除未使用代码，减</w:t>
+      </w:r>
+      <w:r>
+        <w:lastRenderedPageBreak/>
+        <w:t>少文件体积。依赖 ES module 静态语法，解析时生成依赖图以判断模块是否被使用。</w:t>
       </w:r>
     </w:p>
     <w:p>
@@ -9499,6 +9551,9 @@
           <w:ilvl w:val="0"/>
           <w:numId w:val="17"/>
         </w:numPr>
+        <w:rPr>
+          <w:rFonts w:hint="eastAsia"/>
+        </w:rPr>
       </w:pPr>
       <w:r>
         <w:rPr>
@@ -9517,6 +9572,9 @@
           <w:ilvl w:val="1"/>
           <w:numId w:val="17"/>
         </w:numPr>
+        <w:rPr>
+          <w:rFonts w:hint="eastAsia"/>
+        </w:rPr>
       </w:pPr>
       <w:bookmarkStart w:id="18" w:name="OLE_LINK8"/>
       <w:proofErr w:type="spellStart"/>
@@ -9553,6 +9611,9 @@
           <w:ilvl w:val="1"/>
           <w:numId w:val="17"/>
         </w:numPr>
+        <w:rPr>
+          <w:rFonts w:hint="eastAsia"/>
+        </w:rPr>
       </w:pPr>
       <w:r>
         <w:rPr>
@@ -9572,6 +9633,9 @@
           <w:ilvl w:val="0"/>
           <w:numId w:val="17"/>
         </w:numPr>
+        <w:rPr>
+          <w:rFonts w:hint="eastAsia"/>
+        </w:rPr>
       </w:pPr>
       <w:r>
         <w:rPr>
@@ -9590,6 +9654,9 @@
           <w:ilvl w:val="1"/>
           <w:numId w:val="17"/>
         </w:numPr>
+        <w:rPr>
+          <w:rFonts w:hint="eastAsia"/>
+        </w:rPr>
       </w:pPr>
       <w:r>
         <w:rPr>
@@ -9616,6 +9683,9 @@
           <w:ilvl w:val="1"/>
           <w:numId w:val="17"/>
         </w:numPr>
+        <w:rPr>
+          <w:rFonts w:hint="eastAsia"/>
+        </w:rPr>
       </w:pPr>
       <w:proofErr w:type="spellStart"/>
       <w:r>
@@ -9652,6 +9722,9 @@
           <w:ilvl w:val="0"/>
           <w:numId w:val="17"/>
         </w:numPr>
+        <w:rPr>
+          <w:rFonts w:hint="eastAsia"/>
+        </w:rPr>
       </w:pPr>
       <w:r>
         <w:rPr>
@@ -9671,6 +9744,3096 @@
         </w:rPr>
       </w:pPr>
     </w:p>
+    <w:p>
+      <w:pPr>
+        <w:pStyle w:val="1"/>
+        <w:rPr>
+          <w:rFonts w:hint="eastAsia"/>
+        </w:rPr>
+      </w:pPr>
+      <w:r>
+        <w:rPr>
+          <w:rFonts w:hint="eastAsia"/>
+        </w:rPr>
+        <w:t>01.</w:t>
+      </w:r>
+      <w:r>
+        <w:rPr>
+          <w:rFonts w:hint="eastAsia"/>
+        </w:rPr>
+        <w:t>22</w:t>
+      </w:r>
+      <w:r>
+        <w:rPr>
+          <w:rFonts w:hint="eastAsia"/>
+        </w:rPr>
+        <w:t>课时1</w:t>
+      </w:r>
+      <w:r>
+        <w:rPr>
+          <w:rFonts w:hint="eastAsia"/>
+        </w:rPr>
+        <w:t>2</w:t>
+      </w:r>
+      <w:r>
+        <w:rPr>
+          <w:rFonts w:hint="eastAsia"/>
+        </w:rPr>
+        <w:t>——模块化</w:t>
+      </w:r>
+    </w:p>
+    <w:p>
+      <w:r>
+        <w:rPr>
+          <w:rFonts w:hint="eastAsia"/>
+        </w:rPr>
+        <w:t>严格模式</w:t>
+      </w:r>
+    </w:p>
+    <w:p>
+      <w:r>
+        <w:t>'use strict'是JavaScript中用于启用</w:t>
+      </w:r>
+      <w:r>
+        <w:rPr>
+          <w:b/>
+          <w:bCs/>
+        </w:rPr>
+        <w:t>严格模式</w:t>
+      </w:r>
+      <w:r>
+        <w:t>的指令，它让代码以更严谨的方式运行，消除一些不安全或不规范的“怪异行为”，帮助开发者捕获错误、提升代码质量和性能。</w:t>
+      </w:r>
+    </w:p>
+    <w:p/>
+    <w:p>
+      <w:pPr>
+        <w:rPr>
+          <w:b/>
+          <w:bCs/>
+        </w:rPr>
+      </w:pPr>
+      <w:r>
+        <w:rPr>
+          <w:b/>
+          <w:bCs/>
+        </w:rPr>
+        <w:t xml:space="preserve">启用严格模式的方法 </w:t>
+      </w:r>
+    </w:p>
+    <w:tbl>
+      <w:tblPr>
+        <w:tblStyle w:val="af2"/>
+        <w:tblW w:w="0" w:type="auto"/>
+        <w:tblLook w:val="04A0" w:firstRow="1" w:lastRow="0" w:firstColumn="1" w:lastColumn="0" w:noHBand="0" w:noVBand="1"/>
+      </w:tblPr>
+      <w:tblGrid>
+        <w:gridCol w:w="8296"/>
+      </w:tblGrid>
+      <w:tr>
+        <w:tc>
+          <w:tcPr>
+            <w:tcW w:w="8296" w:type="dxa"/>
+          </w:tcPr>
+          <w:p>
+            <w:pPr>
+              <w:rPr>
+                <w:rFonts w:hint="eastAsia"/>
+              </w:rPr>
+            </w:pPr>
+            <w:r>
+              <w:rPr>
+                <w:rFonts w:hint="eastAsia"/>
+              </w:rPr>
+              <w:t>// 1. 为整个脚本文件启用严格模式</w:t>
+            </w:r>
+          </w:p>
+          <w:p>
+            <w:pPr>
+              <w:rPr>
+                <w:rFonts w:hint="eastAsia"/>
+              </w:rPr>
+            </w:pPr>
+            <w:r>
+              <w:rPr>
+                <w:rFonts w:hint="eastAsia"/>
+              </w:rPr>
+              <w:t>"</w:t>
+            </w:r>
+            <w:proofErr w:type="gramStart"/>
+            <w:r>
+              <w:rPr>
+                <w:rFonts w:hint="eastAsia"/>
+              </w:rPr>
+              <w:t>use</w:t>
+            </w:r>
+            <w:proofErr w:type="gramEnd"/>
+            <w:r>
+              <w:rPr>
+                <w:rFonts w:hint="eastAsia"/>
+              </w:rPr>
+              <w:t xml:space="preserve"> strict";</w:t>
+            </w:r>
+          </w:p>
+          <w:p>
+            <w:pPr>
+              <w:rPr>
+                <w:rFonts w:hint="eastAsia"/>
+              </w:rPr>
+            </w:pPr>
+            <w:r>
+              <w:rPr>
+                <w:rFonts w:hint="eastAsia"/>
+              </w:rPr>
+              <w:t>// 整个文件都会在严格模式下执行</w:t>
+            </w:r>
+          </w:p>
+          <w:p>
+            <w:pPr>
+              <w:rPr>
+                <w:rFonts w:hint="eastAsia"/>
+              </w:rPr>
+            </w:pPr>
+            <w:r>
+              <w:rPr>
+                <w:rFonts w:hint="eastAsia"/>
+              </w:rPr>
+              <w:t>let x = 3.14;</w:t>
+            </w:r>
+          </w:p>
+          <w:p>
+            <w:pPr>
+              <w:rPr>
+                <w:rFonts w:hint="eastAsia"/>
+              </w:rPr>
+            </w:pPr>
+          </w:p>
+          <w:p>
+            <w:pPr>
+              <w:rPr>
+                <w:rFonts w:hint="eastAsia"/>
+              </w:rPr>
+            </w:pPr>
+            <w:r>
+              <w:rPr>
+                <w:rFonts w:hint="eastAsia"/>
+              </w:rPr>
+              <w:t>// 2. 为单个函数启用严格模式</w:t>
+            </w:r>
+          </w:p>
+          <w:p>
+            <w:pPr>
+              <w:rPr>
+                <w:rFonts w:hint="eastAsia"/>
+              </w:rPr>
+            </w:pPr>
+            <w:r>
+              <w:rPr>
+                <w:rFonts w:hint="eastAsia"/>
+              </w:rPr>
+              <w:t xml:space="preserve">function </w:t>
+            </w:r>
+            <w:proofErr w:type="spellStart"/>
+            <w:proofErr w:type="gramStart"/>
+            <w:r>
+              <w:rPr>
+                <w:rFonts w:hint="eastAsia"/>
+              </w:rPr>
+              <w:t>strictFunction</w:t>
+            </w:r>
+            <w:proofErr w:type="spellEnd"/>
+            <w:r>
+              <w:rPr>
+                <w:rFonts w:hint="eastAsia"/>
+              </w:rPr>
+              <w:t>(</w:t>
+            </w:r>
+            <w:proofErr w:type="gramEnd"/>
+            <w:r>
+              <w:rPr>
+                <w:rFonts w:hint="eastAsia"/>
+              </w:rPr>
+              <w:t>) {</w:t>
+            </w:r>
+          </w:p>
+          <w:p>
+            <w:pPr>
+              <w:rPr>
+                <w:rFonts w:hint="eastAsia"/>
+              </w:rPr>
+            </w:pPr>
+            <w:r>
+              <w:rPr>
+                <w:rFonts w:hint="eastAsia"/>
+              </w:rPr>
+              <w:t xml:space="preserve">  "</w:t>
+            </w:r>
+            <w:proofErr w:type="gramStart"/>
+            <w:r>
+              <w:rPr>
+                <w:rFonts w:hint="eastAsia"/>
+              </w:rPr>
+              <w:t>use</w:t>
+            </w:r>
+            <w:proofErr w:type="gramEnd"/>
+            <w:r>
+              <w:rPr>
+                <w:rFonts w:hint="eastAsia"/>
+              </w:rPr>
+              <w:t xml:space="preserve"> strict";</w:t>
+            </w:r>
+          </w:p>
+          <w:p>
+            <w:pPr>
+              <w:rPr>
+                <w:rFonts w:hint="eastAsia"/>
+              </w:rPr>
+            </w:pPr>
+            <w:r>
+              <w:rPr>
+                <w:rFonts w:hint="eastAsia"/>
+              </w:rPr>
+              <w:t xml:space="preserve">  // 只有这个函数内部是严格模式</w:t>
+            </w:r>
+          </w:p>
+          <w:p>
+            <w:pPr>
+              <w:rPr>
+                <w:rFonts w:hint="eastAsia"/>
+              </w:rPr>
+            </w:pPr>
+            <w:r>
+              <w:rPr>
+                <w:rFonts w:hint="eastAsia"/>
+              </w:rPr>
+              <w:t xml:space="preserve">  y = 3.14; // 会抛出错误</w:t>
+            </w:r>
+          </w:p>
+          <w:p>
+            <w:pPr>
+              <w:rPr>
+                <w:rFonts w:hint="eastAsia"/>
+              </w:rPr>
+            </w:pPr>
+            <w:r>
+              <w:rPr>
+                <w:rFonts w:hint="eastAsia"/>
+              </w:rPr>
+              <w:t>}</w:t>
+            </w:r>
+          </w:p>
+          <w:p>
+            <w:pPr>
+              <w:rPr>
+                <w:rFonts w:hint="eastAsia"/>
+              </w:rPr>
+            </w:pPr>
+          </w:p>
+          <w:p>
+            <w:pPr>
+              <w:rPr>
+                <w:rFonts w:hint="eastAsia"/>
+              </w:rPr>
+            </w:pPr>
+            <w:r>
+              <w:rPr>
+                <w:rFonts w:hint="eastAsia"/>
+              </w:rPr>
+              <w:t xml:space="preserve">function </w:t>
+            </w:r>
+            <w:proofErr w:type="spellStart"/>
+            <w:proofErr w:type="gramStart"/>
+            <w:r>
+              <w:rPr>
+                <w:rFonts w:hint="eastAsia"/>
+              </w:rPr>
+              <w:t>nonStrictFunction</w:t>
+            </w:r>
+            <w:proofErr w:type="spellEnd"/>
+            <w:r>
+              <w:rPr>
+                <w:rFonts w:hint="eastAsia"/>
+              </w:rPr>
+              <w:t>(</w:t>
+            </w:r>
+            <w:proofErr w:type="gramEnd"/>
+            <w:r>
+              <w:rPr>
+                <w:rFonts w:hint="eastAsia"/>
+              </w:rPr>
+              <w:t>) {</w:t>
+            </w:r>
+          </w:p>
+          <w:p>
+            <w:pPr>
+              <w:rPr>
+                <w:rFonts w:hint="eastAsia"/>
+              </w:rPr>
+            </w:pPr>
+            <w:r>
+              <w:rPr>
+                <w:rFonts w:hint="eastAsia"/>
+              </w:rPr>
+              <w:t xml:space="preserve">  // 这个函数不是严格模式</w:t>
+            </w:r>
+          </w:p>
+          <w:p>
+            <w:pPr>
+              <w:rPr>
+                <w:rFonts w:hint="eastAsia"/>
+              </w:rPr>
+            </w:pPr>
+            <w:r>
+              <w:rPr>
+                <w:rFonts w:hint="eastAsia"/>
+              </w:rPr>
+              <w:t xml:space="preserve">  z = 3.14; // 不会报错，会创建全局变量</w:t>
+            </w:r>
+          </w:p>
+          <w:p>
+            <w:pPr>
+              <w:rPr>
+                <w:rFonts w:hint="eastAsia"/>
+              </w:rPr>
+            </w:pPr>
+            <w:r>
+              <w:rPr>
+                <w:rFonts w:hint="eastAsia"/>
+              </w:rPr>
+              <w:t>}</w:t>
+            </w:r>
+          </w:p>
+          <w:p>
+            <w:pPr>
+              <w:rPr>
+                <w:rFonts w:hint="eastAsia"/>
+              </w:rPr>
+            </w:pPr>
+          </w:p>
+          <w:p>
+            <w:pPr>
+              <w:rPr>
+                <w:rFonts w:hint="eastAsia"/>
+              </w:rPr>
+            </w:pPr>
+            <w:r>
+              <w:rPr>
+                <w:rFonts w:hint="eastAsia"/>
+              </w:rPr>
+              <w:t>// 3. 在模块中自动启用严格模式</w:t>
+            </w:r>
+          </w:p>
+          <w:p>
+            <w:pPr>
+              <w:rPr>
+                <w:rFonts w:hint="eastAsia"/>
+              </w:rPr>
+            </w:pPr>
+            <w:r>
+              <w:rPr>
+                <w:rFonts w:hint="eastAsia"/>
+              </w:rPr>
+              <w:t>// ES6 模块自动处于严格模式</w:t>
+            </w:r>
+          </w:p>
+        </w:tc>
+      </w:tr>
+    </w:tbl>
+    <w:p>
+      <w:r>
+        <w:rPr>
+          <w:rFonts w:hint="eastAsia"/>
+        </w:rPr>
+        <w:lastRenderedPageBreak/>
+        <w:t>严格模式 vs 非严格模式的主要区别</w:t>
+      </w:r>
+    </w:p>
+    <w:p>
+      <w:pPr>
+        <w:rPr>
+          <w:b/>
+          <w:bCs/>
+        </w:rPr>
+      </w:pPr>
+      <w:r>
+        <w:rPr>
+          <w:b/>
+          <w:bCs/>
+        </w:rPr>
+        <w:t xml:space="preserve">1. 变量声明 </w:t>
+      </w:r>
+    </w:p>
+    <w:tbl>
+      <w:tblPr>
+        <w:tblStyle w:val="af2"/>
+        <w:tblW w:w="0" w:type="auto"/>
+        <w:tblLook w:val="04A0" w:firstRow="1" w:lastRow="0" w:firstColumn="1" w:lastColumn="0" w:noHBand="0" w:noVBand="1"/>
+      </w:tblPr>
+      <w:tblGrid>
+        <w:gridCol w:w="8296"/>
+      </w:tblGrid>
+      <w:tr>
+        <w:tc>
+          <w:tcPr>
+            <w:tcW w:w="8296" w:type="dxa"/>
+          </w:tcPr>
+          <w:p>
+            <w:pPr>
+              <w:rPr>
+                <w:rFonts w:hint="eastAsia"/>
+              </w:rPr>
+            </w:pPr>
+            <w:r>
+              <w:rPr>
+                <w:rFonts w:hint="eastAsia"/>
+              </w:rPr>
+              <w:t>// 非严格模式</w:t>
+            </w:r>
+          </w:p>
+          <w:p>
+            <w:pPr>
+              <w:rPr>
+                <w:rFonts w:hint="eastAsia"/>
+              </w:rPr>
+            </w:pPr>
+            <w:r>
+              <w:rPr>
+                <w:rFonts w:hint="eastAsia"/>
+              </w:rPr>
+              <w:t>x = 10; // 可以隐式创建全局变量</w:t>
+            </w:r>
+          </w:p>
+          <w:p>
+            <w:pPr>
+              <w:rPr>
+                <w:rFonts w:hint="eastAsia"/>
+              </w:rPr>
+            </w:pPr>
+            <w:r>
+              <w:rPr>
+                <w:rFonts w:hint="eastAsia"/>
+              </w:rPr>
+              <w:t>console.log(x); // 10</w:t>
+            </w:r>
+          </w:p>
+          <w:p>
+            <w:pPr>
+              <w:rPr>
+                <w:rFonts w:hint="eastAsia"/>
+              </w:rPr>
+            </w:pPr>
+            <w:r>
+              <w:rPr>
+                <w:rFonts w:hint="eastAsia"/>
+              </w:rPr>
+              <w:t>console.log(</w:t>
+            </w:r>
+            <w:proofErr w:type="spellStart"/>
+            <w:r>
+              <w:rPr>
+                <w:rFonts w:hint="eastAsia"/>
+              </w:rPr>
+              <w:t>window.x</w:t>
+            </w:r>
+            <w:proofErr w:type="spellEnd"/>
+            <w:r>
+              <w:rPr>
+                <w:rFonts w:hint="eastAsia"/>
+              </w:rPr>
+              <w:t>); // 10</w:t>
+            </w:r>
+          </w:p>
+          <w:p>
+            <w:pPr>
+              <w:rPr>
+                <w:rFonts w:hint="eastAsia"/>
+              </w:rPr>
+            </w:pPr>
+          </w:p>
+          <w:p>
+            <w:pPr>
+              <w:rPr>
+                <w:rFonts w:hint="eastAsia"/>
+              </w:rPr>
+            </w:pPr>
+            <w:r>
+              <w:rPr>
+                <w:rFonts w:hint="eastAsia"/>
+              </w:rPr>
+              <w:t>// 严格模式</w:t>
+            </w:r>
+          </w:p>
+          <w:p>
+            <w:pPr>
+              <w:rPr>
+                <w:rFonts w:hint="eastAsia"/>
+              </w:rPr>
+            </w:pPr>
+            <w:r>
+              <w:rPr>
+                <w:rFonts w:hint="eastAsia"/>
+              </w:rPr>
+              <w:t>"</w:t>
+            </w:r>
+            <w:proofErr w:type="gramStart"/>
+            <w:r>
+              <w:rPr>
+                <w:rFonts w:hint="eastAsia"/>
+              </w:rPr>
+              <w:t>use</w:t>
+            </w:r>
+            <w:proofErr w:type="gramEnd"/>
+            <w:r>
+              <w:rPr>
+                <w:rFonts w:hint="eastAsia"/>
+              </w:rPr>
+              <w:t xml:space="preserve"> strict";</w:t>
+            </w:r>
+          </w:p>
+          <w:p>
+            <w:pPr>
+              <w:rPr>
+                <w:rFonts w:hint="eastAsia"/>
+              </w:rPr>
+            </w:pPr>
+            <w:r>
+              <w:rPr>
+                <w:rFonts w:hint="eastAsia"/>
+              </w:rPr>
+              <w:t xml:space="preserve">x = 10; // </w:t>
+            </w:r>
+            <w:proofErr w:type="spellStart"/>
+            <w:r>
+              <w:rPr>
+                <w:rFonts w:hint="eastAsia"/>
+              </w:rPr>
+              <w:t>ReferenceError</w:t>
+            </w:r>
+            <w:proofErr w:type="spellEnd"/>
+            <w:r>
+              <w:rPr>
+                <w:rFonts w:hint="eastAsia"/>
+              </w:rPr>
+              <w:t>: x is not defined</w:t>
+            </w:r>
+          </w:p>
+        </w:tc>
+      </w:tr>
+    </w:tbl>
+    <w:p>
+      <w:pPr>
+        <w:rPr>
+          <w:rFonts w:hint="eastAsia"/>
+        </w:rPr>
+      </w:pPr>
+      <w:r>
+        <w:rPr>
+          <w:rFonts w:hint="eastAsia"/>
+        </w:rPr>
+        <w:t>2. 删除操作</w:t>
+      </w:r>
+      <w:r>
+        <w:rPr>
+          <w:rFonts w:hint="eastAsia"/>
+        </w:rPr>
+        <w:t>（</w:t>
+      </w:r>
+      <w:r>
+        <w:t>delete在JS中用于</w:t>
+      </w:r>
+      <w:r>
+        <w:rPr>
+          <w:b/>
+          <w:bCs/>
+        </w:rPr>
+        <w:t>删除对象的属性</w:t>
+      </w:r>
+      <w:r>
+        <w:t>，成功返回true，失败返回false</w:t>
+      </w:r>
+      <w:r>
+        <w:rPr>
+          <w:rFonts w:hint="eastAsia"/>
+        </w:rPr>
+        <w:t>）</w:t>
+      </w:r>
+    </w:p>
+    <w:tbl>
+      <w:tblPr>
+        <w:tblStyle w:val="af2"/>
+        <w:tblW w:w="0" w:type="auto"/>
+        <w:tblLook w:val="04A0" w:firstRow="1" w:lastRow="0" w:firstColumn="1" w:lastColumn="0" w:noHBand="0" w:noVBand="1"/>
+      </w:tblPr>
+      <w:tblGrid>
+        <w:gridCol w:w="8296"/>
+      </w:tblGrid>
+      <w:tr>
+        <w:tc>
+          <w:tcPr>
+            <w:tcW w:w="8296" w:type="dxa"/>
+          </w:tcPr>
+          <w:p>
+            <w:pPr>
+              <w:rPr>
+                <w:rFonts w:hint="eastAsia"/>
+              </w:rPr>
+            </w:pPr>
+            <w:r>
+              <w:rPr>
+                <w:rFonts w:hint="eastAsia"/>
+              </w:rPr>
+              <w:t>// 非严格模式</w:t>
+            </w:r>
+          </w:p>
+          <w:p>
+            <w:pPr>
+              <w:rPr>
+                <w:rFonts w:hint="eastAsia"/>
+              </w:rPr>
+            </w:pPr>
+            <w:r>
+              <w:rPr>
+                <w:rFonts w:hint="eastAsia"/>
+              </w:rPr>
+              <w:t xml:space="preserve">var obj = </w:t>
+            </w:r>
+            <w:proofErr w:type="gramStart"/>
+            <w:r>
+              <w:rPr>
+                <w:rFonts w:hint="eastAsia"/>
+              </w:rPr>
+              <w:t>{ x</w:t>
+            </w:r>
+            <w:proofErr w:type="gramEnd"/>
+            <w:r>
+              <w:rPr>
+                <w:rFonts w:hint="eastAsia"/>
+              </w:rPr>
+              <w:t xml:space="preserve">: </w:t>
+            </w:r>
+            <w:proofErr w:type="gramStart"/>
+            <w:r>
+              <w:rPr>
+                <w:rFonts w:hint="eastAsia"/>
+              </w:rPr>
+              <w:t>1 }</w:t>
+            </w:r>
+            <w:proofErr w:type="gramEnd"/>
+            <w:r>
+              <w:rPr>
+                <w:rFonts w:hint="eastAsia"/>
+              </w:rPr>
+              <w:t>;</w:t>
+            </w:r>
+          </w:p>
+          <w:p>
+            <w:pPr>
+              <w:rPr>
+                <w:rFonts w:hint="eastAsia"/>
+              </w:rPr>
+            </w:pPr>
+            <w:r>
+              <w:rPr>
+                <w:rFonts w:hint="eastAsia"/>
+              </w:rPr>
+              <w:t>delete obj; // 静默失败，返回 false</w:t>
+            </w:r>
+          </w:p>
+          <w:p>
+            <w:pPr>
+              <w:rPr>
+                <w:rFonts w:hint="eastAsia"/>
+              </w:rPr>
+            </w:pPr>
+            <w:r>
+              <w:rPr>
+                <w:rFonts w:hint="eastAsia"/>
+              </w:rPr>
+              <w:t xml:space="preserve">console.log(obj); // </w:t>
+            </w:r>
+            <w:proofErr w:type="gramStart"/>
+            <w:r>
+              <w:rPr>
+                <w:rFonts w:hint="eastAsia"/>
+              </w:rPr>
+              <w:t>{ x</w:t>
+            </w:r>
+            <w:proofErr w:type="gramEnd"/>
+            <w:r>
+              <w:rPr>
+                <w:rFonts w:hint="eastAsia"/>
+              </w:rPr>
+              <w:t xml:space="preserve">: </w:t>
+            </w:r>
+            <w:proofErr w:type="gramStart"/>
+            <w:r>
+              <w:rPr>
+                <w:rFonts w:hint="eastAsia"/>
+              </w:rPr>
+              <w:t>1 }</w:t>
+            </w:r>
+            <w:proofErr w:type="gramEnd"/>
+          </w:p>
+          <w:p>
+            <w:pPr>
+              <w:rPr>
+                <w:rFonts w:hint="eastAsia"/>
+              </w:rPr>
+            </w:pPr>
+          </w:p>
+          <w:p>
+            <w:pPr>
+              <w:rPr>
+                <w:rFonts w:hint="eastAsia"/>
+              </w:rPr>
+            </w:pPr>
+            <w:r>
+              <w:rPr>
+                <w:rFonts w:hint="eastAsia"/>
+              </w:rPr>
+              <w:t>// 严格模式</w:t>
+            </w:r>
+          </w:p>
+          <w:p>
+            <w:pPr>
+              <w:rPr>
+                <w:rFonts w:hint="eastAsia"/>
+              </w:rPr>
+            </w:pPr>
+            <w:r>
+              <w:rPr>
+                <w:rFonts w:hint="eastAsia"/>
+              </w:rPr>
+              <w:t>"</w:t>
+            </w:r>
+            <w:proofErr w:type="gramStart"/>
+            <w:r>
+              <w:rPr>
+                <w:rFonts w:hint="eastAsia"/>
+              </w:rPr>
+              <w:t>use</w:t>
+            </w:r>
+            <w:proofErr w:type="gramEnd"/>
+            <w:r>
+              <w:rPr>
+                <w:rFonts w:hint="eastAsia"/>
+              </w:rPr>
+              <w:t xml:space="preserve"> strict";</w:t>
+            </w:r>
+          </w:p>
+          <w:p>
+            <w:pPr>
+              <w:rPr>
+                <w:rFonts w:hint="eastAsia"/>
+              </w:rPr>
+            </w:pPr>
+            <w:r>
+              <w:rPr>
+                <w:rFonts w:hint="eastAsia"/>
+              </w:rPr>
+              <w:t xml:space="preserve">var obj = </w:t>
+            </w:r>
+            <w:proofErr w:type="gramStart"/>
+            <w:r>
+              <w:rPr>
+                <w:rFonts w:hint="eastAsia"/>
+              </w:rPr>
+              <w:t>{ x</w:t>
+            </w:r>
+            <w:proofErr w:type="gramEnd"/>
+            <w:r>
+              <w:rPr>
+                <w:rFonts w:hint="eastAsia"/>
+              </w:rPr>
+              <w:t xml:space="preserve">: </w:t>
+            </w:r>
+            <w:proofErr w:type="gramStart"/>
+            <w:r>
+              <w:rPr>
+                <w:rFonts w:hint="eastAsia"/>
+              </w:rPr>
+              <w:t>1 }</w:t>
+            </w:r>
+            <w:proofErr w:type="gramEnd"/>
+            <w:r>
+              <w:rPr>
+                <w:rFonts w:hint="eastAsia"/>
+              </w:rPr>
+              <w:t>;</w:t>
+            </w:r>
+          </w:p>
+          <w:p>
+            <w:pPr>
+              <w:rPr>
+                <w:rFonts w:hint="eastAsia"/>
+              </w:rPr>
+            </w:pPr>
+            <w:r>
+              <w:rPr>
+                <w:rFonts w:hint="eastAsia"/>
+              </w:rPr>
+              <w:t xml:space="preserve">delete obj; // </w:t>
+            </w:r>
+            <w:proofErr w:type="spellStart"/>
+            <w:r>
+              <w:rPr>
+                <w:rFonts w:hint="eastAsia"/>
+              </w:rPr>
+              <w:t>SyntaxError</w:t>
+            </w:r>
+            <w:proofErr w:type="spellEnd"/>
+            <w:r>
+              <w:rPr>
+                <w:rFonts w:hint="eastAsia"/>
+              </w:rPr>
+              <w:t>: Delete of an unqualified identifier in strict mode</w:t>
+            </w:r>
+          </w:p>
+        </w:tc>
+      </w:tr>
+    </w:tbl>
+    <w:p>
+      <w:r>
+        <w:rPr>
+          <w:rFonts w:hint="eastAsia"/>
+        </w:rPr>
+        <w:t>3</w:t>
+      </w:r>
+      <w:r>
+        <w:rPr>
+          <w:rFonts w:hint="eastAsia"/>
+        </w:rPr>
+        <w:t>. 重复参数名</w:t>
+      </w:r>
+    </w:p>
+    <w:tbl>
+      <w:tblPr>
+        <w:tblStyle w:val="af2"/>
+        <w:tblW w:w="0" w:type="auto"/>
+        <w:tblLook w:val="04A0" w:firstRow="1" w:lastRow="0" w:firstColumn="1" w:lastColumn="0" w:noHBand="0" w:noVBand="1"/>
+      </w:tblPr>
+      <w:tblGrid>
+        <w:gridCol w:w="8296"/>
+      </w:tblGrid>
+      <w:tr>
+        <w:tc>
+          <w:tcPr>
+            <w:tcW w:w="8296" w:type="dxa"/>
+          </w:tcPr>
+          <w:p>
+            <w:pPr>
+              <w:rPr>
+                <w:rFonts w:hint="eastAsia"/>
+              </w:rPr>
+            </w:pPr>
+            <w:r>
+              <w:rPr>
+                <w:rFonts w:hint="eastAsia"/>
+              </w:rPr>
+              <w:t>// 非严格模式</w:t>
+            </w:r>
+          </w:p>
+          <w:p>
+            <w:pPr>
+              <w:rPr>
+                <w:rFonts w:hint="eastAsia"/>
+              </w:rPr>
+            </w:pPr>
+            <w:r>
+              <w:rPr>
+                <w:rFonts w:hint="eastAsia"/>
+              </w:rPr>
+              <w:t>function sum(a, a, c) { // 允许重复参数名</w:t>
+            </w:r>
+          </w:p>
+          <w:p>
+            <w:pPr>
+              <w:rPr>
+                <w:rFonts w:hint="eastAsia"/>
+              </w:rPr>
+            </w:pPr>
+            <w:r>
+              <w:rPr>
+                <w:rFonts w:hint="eastAsia"/>
+              </w:rPr>
+              <w:t xml:space="preserve">  </w:t>
+            </w:r>
+            <w:proofErr w:type="gramStart"/>
+            <w:r>
+              <w:rPr>
+                <w:rFonts w:hint="eastAsia"/>
+              </w:rPr>
+              <w:t>console.log(</w:t>
+            </w:r>
+            <w:proofErr w:type="gramEnd"/>
+            <w:r>
+              <w:rPr>
+                <w:rFonts w:hint="eastAsia"/>
+              </w:rPr>
+              <w:t>a, c);</w:t>
+            </w:r>
+          </w:p>
+          <w:p>
+            <w:pPr>
+              <w:rPr>
+                <w:rFonts w:hint="eastAsia"/>
+              </w:rPr>
+            </w:pPr>
+            <w:r>
+              <w:rPr>
+                <w:rFonts w:hint="eastAsia"/>
+              </w:rPr>
+              <w:t>}</w:t>
+            </w:r>
+          </w:p>
+          <w:p>
+            <w:pPr>
+              <w:rPr>
+                <w:rFonts w:hint="eastAsia"/>
+              </w:rPr>
+            </w:pPr>
+            <w:r>
+              <w:rPr>
+                <w:rFonts w:hint="eastAsia"/>
+              </w:rPr>
+              <w:t>sum(1, 2, 3); // 输出: 2 3</w:t>
+            </w:r>
+          </w:p>
+          <w:p>
+            <w:pPr>
+              <w:rPr>
+                <w:rFonts w:hint="eastAsia"/>
+              </w:rPr>
+            </w:pPr>
+          </w:p>
+          <w:p>
+            <w:pPr>
+              <w:rPr>
+                <w:rFonts w:hint="eastAsia"/>
+              </w:rPr>
+            </w:pPr>
+            <w:r>
+              <w:rPr>
+                <w:rFonts w:hint="eastAsia"/>
+              </w:rPr>
+              <w:t>// 严格模式</w:t>
+            </w:r>
+          </w:p>
+          <w:p>
+            <w:pPr>
+              <w:rPr>
+                <w:rFonts w:hint="eastAsia"/>
+              </w:rPr>
+            </w:pPr>
+            <w:r>
+              <w:rPr>
+                <w:rFonts w:hint="eastAsia"/>
+              </w:rPr>
+              <w:t>"</w:t>
+            </w:r>
+            <w:proofErr w:type="gramStart"/>
+            <w:r>
+              <w:rPr>
+                <w:rFonts w:hint="eastAsia"/>
+              </w:rPr>
+              <w:t>use</w:t>
+            </w:r>
+            <w:proofErr w:type="gramEnd"/>
+            <w:r>
+              <w:rPr>
+                <w:rFonts w:hint="eastAsia"/>
+              </w:rPr>
+              <w:t xml:space="preserve"> strict";</w:t>
+            </w:r>
+          </w:p>
+          <w:p>
+            <w:pPr>
+              <w:rPr>
+                <w:rFonts w:hint="eastAsia"/>
+              </w:rPr>
+            </w:pPr>
+            <w:r>
+              <w:rPr>
+                <w:rFonts w:hint="eastAsia"/>
+              </w:rPr>
+              <w:t xml:space="preserve">function </w:t>
+            </w:r>
+            <w:proofErr w:type="gramStart"/>
+            <w:r>
+              <w:rPr>
+                <w:rFonts w:hint="eastAsia"/>
+              </w:rPr>
+              <w:t>sum(</w:t>
+            </w:r>
+            <w:proofErr w:type="gramEnd"/>
+            <w:r>
+              <w:rPr>
+                <w:rFonts w:hint="eastAsia"/>
+              </w:rPr>
+              <w:t xml:space="preserve">a, a, c) </w:t>
+            </w:r>
+            <w:proofErr w:type="gramStart"/>
+            <w:r>
+              <w:rPr>
+                <w:rFonts w:hint="eastAsia"/>
+              </w:rPr>
+              <w:t>{ /</w:t>
+            </w:r>
+            <w:proofErr w:type="gramEnd"/>
+            <w:r>
+              <w:rPr>
+                <w:rFonts w:hint="eastAsia"/>
+              </w:rPr>
+              <w:t xml:space="preserve">/ </w:t>
+            </w:r>
+            <w:proofErr w:type="spellStart"/>
+            <w:r>
+              <w:rPr>
+                <w:rFonts w:hint="eastAsia"/>
+              </w:rPr>
+              <w:t>SyntaxError</w:t>
+            </w:r>
+            <w:proofErr w:type="spellEnd"/>
+            <w:r>
+              <w:rPr>
+                <w:rFonts w:hint="eastAsia"/>
+              </w:rPr>
+              <w:t>: Duplicate parameter name not allowed</w:t>
+            </w:r>
+          </w:p>
+          <w:p>
+            <w:pPr>
+              <w:rPr>
+                <w:rFonts w:hint="eastAsia"/>
+              </w:rPr>
+            </w:pPr>
+            <w:r>
+              <w:rPr>
+                <w:rFonts w:hint="eastAsia"/>
+              </w:rPr>
+              <w:t xml:space="preserve">  // ...</w:t>
+            </w:r>
+          </w:p>
+          <w:p>
+            <w:pPr>
+              <w:rPr>
+                <w:rFonts w:hint="eastAsia"/>
+              </w:rPr>
+            </w:pPr>
+            <w:r>
+              <w:rPr>
+                <w:rFonts w:hint="eastAsia"/>
+              </w:rPr>
+              <w:t>}</w:t>
+            </w:r>
+          </w:p>
+        </w:tc>
+      </w:tr>
+    </w:tbl>
+    <w:p>
+      <w:pPr>
+        <w:rPr>
+          <w:rFonts w:hint="eastAsia"/>
+        </w:rPr>
+      </w:pPr>
+      <w:r>
+        <w:rPr>
+          <w:rFonts w:hint="eastAsia"/>
+        </w:rPr>
+        <w:t>4</w:t>
+      </w:r>
+      <w:r>
+        <w:rPr>
+          <w:rFonts w:hint="eastAsia"/>
+        </w:rPr>
+        <w:t>. 八进制字面量</w:t>
+      </w:r>
+    </w:p>
+    <w:tbl>
+      <w:tblPr>
+        <w:tblStyle w:val="af2"/>
+        <w:tblW w:w="0" w:type="auto"/>
+        <w:tblLook w:val="04A0" w:firstRow="1" w:lastRow="0" w:firstColumn="1" w:lastColumn="0" w:noHBand="0" w:noVBand="1"/>
+      </w:tblPr>
+      <w:tblGrid>
+        <w:gridCol w:w="8296"/>
+      </w:tblGrid>
+      <w:tr>
+        <w:tc>
+          <w:tcPr>
+            <w:tcW w:w="8296" w:type="dxa"/>
+          </w:tcPr>
+          <w:p>
+            <w:pPr>
+              <w:rPr>
+                <w:rFonts w:hint="eastAsia"/>
+              </w:rPr>
+            </w:pPr>
+            <w:r>
+              <w:rPr>
+                <w:rFonts w:hint="eastAsia"/>
+              </w:rPr>
+              <w:t>// 非严格模式</w:t>
+            </w:r>
+          </w:p>
+          <w:p>
+            <w:pPr>
+              <w:rPr>
+                <w:rFonts w:hint="eastAsia"/>
+              </w:rPr>
+            </w:pPr>
+            <w:r>
+              <w:rPr>
+                <w:rFonts w:hint="eastAsia"/>
+              </w:rPr>
+              <w:t>var num = 010; // 八进制 8</w:t>
+            </w:r>
+          </w:p>
+          <w:p>
+            <w:pPr>
+              <w:rPr>
+                <w:rFonts w:hint="eastAsia"/>
+              </w:rPr>
+            </w:pPr>
+            <w:r>
+              <w:rPr>
+                <w:rFonts w:hint="eastAsia"/>
+              </w:rPr>
+              <w:t>console.log(num); // 8</w:t>
+            </w:r>
+          </w:p>
+          <w:p>
+            <w:pPr>
+              <w:rPr>
+                <w:rFonts w:hint="eastAsia"/>
+              </w:rPr>
+            </w:pPr>
+          </w:p>
+          <w:p>
+            <w:pPr>
+              <w:rPr>
+                <w:rFonts w:hint="eastAsia"/>
+              </w:rPr>
+            </w:pPr>
+            <w:r>
+              <w:rPr>
+                <w:rFonts w:hint="eastAsia"/>
+              </w:rPr>
+              <w:t>// 严格模式</w:t>
+            </w:r>
+          </w:p>
+          <w:p>
+            <w:pPr>
+              <w:rPr>
+                <w:rFonts w:hint="eastAsia"/>
+              </w:rPr>
+            </w:pPr>
+            <w:r>
+              <w:rPr>
+                <w:rFonts w:hint="eastAsia"/>
+              </w:rPr>
+              <w:t>"</w:t>
+            </w:r>
+            <w:proofErr w:type="gramStart"/>
+            <w:r>
+              <w:rPr>
+                <w:rFonts w:hint="eastAsia"/>
+              </w:rPr>
+              <w:t>use</w:t>
+            </w:r>
+            <w:proofErr w:type="gramEnd"/>
+            <w:r>
+              <w:rPr>
+                <w:rFonts w:hint="eastAsia"/>
+              </w:rPr>
+              <w:t xml:space="preserve"> strict";</w:t>
+            </w:r>
+          </w:p>
+          <w:p>
+            <w:pPr>
+              <w:rPr>
+                <w:rFonts w:hint="eastAsia"/>
+              </w:rPr>
+            </w:pPr>
+            <w:r>
+              <w:rPr>
+                <w:rFonts w:hint="eastAsia"/>
+              </w:rPr>
+              <w:t xml:space="preserve">var num = 010; // </w:t>
+            </w:r>
+            <w:proofErr w:type="spellStart"/>
+            <w:r>
+              <w:rPr>
+                <w:rFonts w:hint="eastAsia"/>
+              </w:rPr>
+              <w:t>SyntaxError</w:t>
+            </w:r>
+            <w:proofErr w:type="spellEnd"/>
+            <w:r>
+              <w:rPr>
+                <w:rFonts w:hint="eastAsia"/>
+              </w:rPr>
+              <w:t>: Octal literals are not allowed</w:t>
+            </w:r>
+          </w:p>
+          <w:p>
+            <w:pPr>
+              <w:rPr>
+                <w:rFonts w:hint="eastAsia"/>
+              </w:rPr>
+            </w:pPr>
+            <w:r>
+              <w:rPr>
+                <w:rFonts w:hint="eastAsia"/>
+              </w:rPr>
+              <w:t>var num2 = 0o10; // 必须使用 ES6 的八进制表示法</w:t>
+            </w:r>
+          </w:p>
+        </w:tc>
+      </w:tr>
+    </w:tbl>
+    <w:p>
+      <w:pPr>
+        <w:rPr>
+          <w:rFonts w:hint="eastAsia"/>
+        </w:rPr>
+      </w:pPr>
+      <w:r>
+        <w:rPr>
+          <w:rFonts w:hint="eastAsia"/>
+        </w:rPr>
+        <w:t>5. with 语句</w:t>
+      </w:r>
+    </w:p>
+    <w:tbl>
+      <w:tblPr>
+        <w:tblStyle w:val="af2"/>
+        <w:tblW w:w="0" w:type="auto"/>
+        <w:tblLook w:val="04A0" w:firstRow="1" w:lastRow="0" w:firstColumn="1" w:lastColumn="0" w:noHBand="0" w:noVBand="1"/>
+      </w:tblPr>
+      <w:tblGrid>
+        <w:gridCol w:w="8296"/>
+      </w:tblGrid>
+      <w:tr>
+        <w:tc>
+          <w:tcPr>
+            <w:tcW w:w="8296" w:type="dxa"/>
+          </w:tcPr>
+          <w:p>
+            <w:pPr>
+              <w:rPr>
+                <w:rFonts w:hint="eastAsia"/>
+              </w:rPr>
+            </w:pPr>
+            <w:r>
+              <w:rPr>
+                <w:rFonts w:hint="eastAsia"/>
+              </w:rPr>
+              <w:t>// 非严格模式</w:t>
+            </w:r>
+          </w:p>
+          <w:p>
+            <w:pPr>
+              <w:rPr>
+                <w:rFonts w:hint="eastAsia"/>
+              </w:rPr>
+            </w:pPr>
+            <w:r>
+              <w:rPr>
+                <w:rFonts w:hint="eastAsia"/>
+              </w:rPr>
+              <w:t xml:space="preserve">var obj = </w:t>
+            </w:r>
+            <w:proofErr w:type="gramStart"/>
+            <w:r>
+              <w:rPr>
+                <w:rFonts w:hint="eastAsia"/>
+              </w:rPr>
+              <w:t>{ x</w:t>
+            </w:r>
+            <w:proofErr w:type="gramEnd"/>
+            <w:r>
+              <w:rPr>
+                <w:rFonts w:hint="eastAsia"/>
+              </w:rPr>
+              <w:t xml:space="preserve">: </w:t>
+            </w:r>
+            <w:proofErr w:type="gramStart"/>
+            <w:r>
+              <w:rPr>
+                <w:rFonts w:hint="eastAsia"/>
+              </w:rPr>
+              <w:t>1 }</w:t>
+            </w:r>
+            <w:proofErr w:type="gramEnd"/>
+            <w:r>
+              <w:rPr>
+                <w:rFonts w:hint="eastAsia"/>
+              </w:rPr>
+              <w:t>;</w:t>
+            </w:r>
+          </w:p>
+          <w:p>
+            <w:pPr>
+              <w:rPr>
+                <w:rFonts w:hint="eastAsia"/>
+              </w:rPr>
+            </w:pPr>
+            <w:r>
+              <w:rPr>
+                <w:rFonts w:hint="eastAsia"/>
+              </w:rPr>
+              <w:lastRenderedPageBreak/>
+              <w:t>with (obj) {</w:t>
+            </w:r>
+          </w:p>
+          <w:p>
+            <w:pPr>
+              <w:rPr>
+                <w:rFonts w:hint="eastAsia"/>
+              </w:rPr>
+            </w:pPr>
+            <w:r>
+              <w:rPr>
+                <w:rFonts w:hint="eastAsia"/>
+              </w:rPr>
+              <w:t xml:space="preserve">  console.log(x); // 1</w:t>
+            </w:r>
+          </w:p>
+          <w:p>
+            <w:pPr>
+              <w:rPr>
+                <w:rFonts w:hint="eastAsia"/>
+              </w:rPr>
+            </w:pPr>
+            <w:r>
+              <w:rPr>
+                <w:rFonts w:hint="eastAsia"/>
+              </w:rPr>
+              <w:t>}</w:t>
+            </w:r>
+          </w:p>
+          <w:p>
+            <w:pPr>
+              <w:rPr>
+                <w:rFonts w:hint="eastAsia"/>
+              </w:rPr>
+            </w:pPr>
+          </w:p>
+          <w:p>
+            <w:pPr>
+              <w:rPr>
+                <w:rFonts w:hint="eastAsia"/>
+              </w:rPr>
+            </w:pPr>
+            <w:r>
+              <w:rPr>
+                <w:rFonts w:hint="eastAsia"/>
+              </w:rPr>
+              <w:t>// 严格模式</w:t>
+            </w:r>
+          </w:p>
+          <w:p>
+            <w:pPr>
+              <w:rPr>
+                <w:rFonts w:hint="eastAsia"/>
+              </w:rPr>
+            </w:pPr>
+            <w:r>
+              <w:rPr>
+                <w:rFonts w:hint="eastAsia"/>
+              </w:rPr>
+              <w:t>"</w:t>
+            </w:r>
+            <w:proofErr w:type="gramStart"/>
+            <w:r>
+              <w:rPr>
+                <w:rFonts w:hint="eastAsia"/>
+              </w:rPr>
+              <w:t>use</w:t>
+            </w:r>
+            <w:proofErr w:type="gramEnd"/>
+            <w:r>
+              <w:rPr>
+                <w:rFonts w:hint="eastAsia"/>
+              </w:rPr>
+              <w:t xml:space="preserve"> strict";</w:t>
+            </w:r>
+          </w:p>
+          <w:p>
+            <w:pPr>
+              <w:rPr>
+                <w:rFonts w:hint="eastAsia"/>
+              </w:rPr>
+            </w:pPr>
+            <w:r>
+              <w:rPr>
+                <w:rFonts w:hint="eastAsia"/>
+              </w:rPr>
+              <w:t xml:space="preserve">var obj = </w:t>
+            </w:r>
+            <w:proofErr w:type="gramStart"/>
+            <w:r>
+              <w:rPr>
+                <w:rFonts w:hint="eastAsia"/>
+              </w:rPr>
+              <w:t>{ x</w:t>
+            </w:r>
+            <w:proofErr w:type="gramEnd"/>
+            <w:r>
+              <w:rPr>
+                <w:rFonts w:hint="eastAsia"/>
+              </w:rPr>
+              <w:t xml:space="preserve">: </w:t>
+            </w:r>
+            <w:proofErr w:type="gramStart"/>
+            <w:r>
+              <w:rPr>
+                <w:rFonts w:hint="eastAsia"/>
+              </w:rPr>
+              <w:t>1 }</w:t>
+            </w:r>
+            <w:proofErr w:type="gramEnd"/>
+            <w:r>
+              <w:rPr>
+                <w:rFonts w:hint="eastAsia"/>
+              </w:rPr>
+              <w:t>;</w:t>
+            </w:r>
+          </w:p>
+          <w:p>
+            <w:pPr>
+              <w:rPr>
+                <w:rFonts w:hint="eastAsia"/>
+              </w:rPr>
+            </w:pPr>
+            <w:r>
+              <w:rPr>
+                <w:rFonts w:hint="eastAsia"/>
+              </w:rPr>
+              <w:t xml:space="preserve">with (obj) </w:t>
+            </w:r>
+            <w:proofErr w:type="gramStart"/>
+            <w:r>
+              <w:rPr>
+                <w:rFonts w:hint="eastAsia"/>
+              </w:rPr>
+              <w:t>{ /</w:t>
+            </w:r>
+            <w:proofErr w:type="gramEnd"/>
+            <w:r>
+              <w:rPr>
+                <w:rFonts w:hint="eastAsia"/>
+              </w:rPr>
+              <w:t xml:space="preserve">/ </w:t>
+            </w:r>
+            <w:proofErr w:type="spellStart"/>
+            <w:r>
+              <w:rPr>
+                <w:rFonts w:hint="eastAsia"/>
+              </w:rPr>
+              <w:t>SyntaxError</w:t>
+            </w:r>
+            <w:proofErr w:type="spellEnd"/>
+            <w:r>
+              <w:rPr>
+                <w:rFonts w:hint="eastAsia"/>
+              </w:rPr>
+              <w:t>: Strict mode code may not include a with statement</w:t>
+            </w:r>
+          </w:p>
+          <w:p>
+            <w:pPr>
+              <w:rPr>
+                <w:rFonts w:hint="eastAsia"/>
+              </w:rPr>
+            </w:pPr>
+            <w:r>
+              <w:rPr>
+                <w:rFonts w:hint="eastAsia"/>
+              </w:rPr>
+              <w:t xml:space="preserve">  console.log(x);</w:t>
+            </w:r>
+          </w:p>
+          <w:p>
+            <w:pPr>
+              <w:rPr>
+                <w:rFonts w:hint="eastAsia"/>
+              </w:rPr>
+            </w:pPr>
+            <w:r>
+              <w:rPr>
+                <w:rFonts w:hint="eastAsia"/>
+              </w:rPr>
+              <w:t>}</w:t>
+            </w:r>
+          </w:p>
+        </w:tc>
+      </w:tr>
+    </w:tbl>
+    <w:p>
+      <w:pPr>
+        <w:rPr>
+          <w:rFonts w:hint="eastAsia"/>
+        </w:rPr>
+      </w:pPr>
+      <w:r>
+        <w:rPr>
+          <w:rFonts w:hint="eastAsia"/>
+        </w:rPr>
+        <w:lastRenderedPageBreak/>
+        <w:t>6. eval 行为</w:t>
+      </w:r>
+      <w:r>
+        <w:rPr>
+          <w:rFonts w:hint="eastAsia"/>
+        </w:rPr>
+        <w:t>（</w:t>
+      </w:r>
+      <w:r>
+        <w:rPr>
+          <w:b/>
+          <w:bCs/>
+        </w:rPr>
+        <w:t>它将一个字符串作为 JavaScript 代码来解析和执行</w:t>
+      </w:r>
+      <w:r>
+        <w:t>，可以求表达式值或执行语句，但存在安全风险且效率低</w:t>
+      </w:r>
+      <w:r>
+        <w:rPr>
+          <w:rFonts w:hint="eastAsia"/>
+        </w:rPr>
+        <w:t>）</w:t>
+      </w:r>
+    </w:p>
+    <w:tbl>
+      <w:tblPr>
+        <w:tblStyle w:val="af2"/>
+        <w:tblW w:w="0" w:type="auto"/>
+        <w:tblLook w:val="04A0" w:firstRow="1" w:lastRow="0" w:firstColumn="1" w:lastColumn="0" w:noHBand="0" w:noVBand="1"/>
+      </w:tblPr>
+      <w:tblGrid>
+        <w:gridCol w:w="8296"/>
+      </w:tblGrid>
+      <w:tr>
+        <w:tc>
+          <w:tcPr>
+            <w:tcW w:w="8296" w:type="dxa"/>
+          </w:tcPr>
+          <w:p>
+            <w:pPr>
+              <w:rPr>
+                <w:rFonts w:hint="eastAsia"/>
+              </w:rPr>
+            </w:pPr>
+            <w:r>
+              <w:rPr>
+                <w:rFonts w:hint="eastAsia"/>
+              </w:rPr>
+              <w:t>// 非严格模式</w:t>
+            </w:r>
+          </w:p>
+          <w:p>
+            <w:pPr>
+              <w:rPr>
+                <w:rFonts w:hint="eastAsia"/>
+              </w:rPr>
+            </w:pPr>
+            <w:proofErr w:type="gramStart"/>
+            <w:r>
+              <w:rPr>
+                <w:rFonts w:hint="eastAsia"/>
+              </w:rPr>
+              <w:t>eval(</w:t>
+            </w:r>
+            <w:proofErr w:type="gramEnd"/>
+            <w:r>
+              <w:rPr>
+                <w:rFonts w:hint="eastAsia"/>
+              </w:rPr>
+              <w:t>"var x = 10;");</w:t>
+            </w:r>
+          </w:p>
+          <w:p>
+            <w:pPr>
+              <w:rPr>
+                <w:rFonts w:hint="eastAsia"/>
+              </w:rPr>
+            </w:pPr>
+            <w:r>
+              <w:rPr>
+                <w:rFonts w:hint="eastAsia"/>
+              </w:rPr>
+              <w:t>console.log(x); // 10，eval创建的变量泄露到外部作用域</w:t>
+            </w:r>
+          </w:p>
+          <w:p>
+            <w:pPr>
+              <w:rPr>
+                <w:rFonts w:hint="eastAsia"/>
+              </w:rPr>
+            </w:pPr>
+          </w:p>
+          <w:p>
+            <w:pPr>
+              <w:rPr>
+                <w:rFonts w:hint="eastAsia"/>
+              </w:rPr>
+            </w:pPr>
+            <w:r>
+              <w:rPr>
+                <w:rFonts w:hint="eastAsia"/>
+              </w:rPr>
+              <w:t>// 严格模式</w:t>
+            </w:r>
+          </w:p>
+          <w:p>
+            <w:pPr>
+              <w:rPr>
+                <w:rFonts w:hint="eastAsia"/>
+              </w:rPr>
+            </w:pPr>
+            <w:r>
+              <w:rPr>
+                <w:rFonts w:hint="eastAsia"/>
+              </w:rPr>
+              <w:t>"</w:t>
+            </w:r>
+            <w:proofErr w:type="gramStart"/>
+            <w:r>
+              <w:rPr>
+                <w:rFonts w:hint="eastAsia"/>
+              </w:rPr>
+              <w:t>use</w:t>
+            </w:r>
+            <w:proofErr w:type="gramEnd"/>
+            <w:r>
+              <w:rPr>
+                <w:rFonts w:hint="eastAsia"/>
+              </w:rPr>
+              <w:t xml:space="preserve"> strict";</w:t>
+            </w:r>
+          </w:p>
+          <w:p>
+            <w:pPr>
+              <w:rPr>
+                <w:rFonts w:hint="eastAsia"/>
+              </w:rPr>
+            </w:pPr>
+            <w:proofErr w:type="gramStart"/>
+            <w:r>
+              <w:rPr>
+                <w:rFonts w:hint="eastAsia"/>
+              </w:rPr>
+              <w:t>eval(</w:t>
+            </w:r>
+            <w:proofErr w:type="gramEnd"/>
+            <w:r>
+              <w:rPr>
+                <w:rFonts w:hint="eastAsia"/>
+              </w:rPr>
+              <w:t>"var x = 10;");</w:t>
+            </w:r>
+          </w:p>
+          <w:p>
+            <w:pPr>
+              <w:rPr>
+                <w:rFonts w:hint="eastAsia"/>
+              </w:rPr>
+            </w:pPr>
+            <w:r>
+              <w:rPr>
+                <w:rFonts w:hint="eastAsia"/>
+              </w:rPr>
+              <w:t xml:space="preserve">console.log(x); // </w:t>
+            </w:r>
+            <w:proofErr w:type="spellStart"/>
+            <w:r>
+              <w:rPr>
+                <w:rFonts w:hint="eastAsia"/>
+              </w:rPr>
+              <w:t>ReferenceError</w:t>
+            </w:r>
+            <w:proofErr w:type="spellEnd"/>
+            <w:r>
+              <w:rPr>
+                <w:rFonts w:hint="eastAsia"/>
+              </w:rPr>
+              <w:t>: x is not defined</w:t>
+            </w:r>
+          </w:p>
+        </w:tc>
+      </w:tr>
+    </w:tbl>
+    <w:p>
+      <w:pPr>
+        <w:rPr>
+          <w:rFonts w:hint="eastAsia"/>
+        </w:rPr>
+      </w:pPr>
+      <w:r>
+        <w:rPr>
+          <w:rFonts w:hint="eastAsia"/>
+        </w:rPr>
+        <w:t>7</w:t>
+      </w:r>
+      <w:r>
+        <w:rPr>
+          <w:rFonts w:hint="eastAsia"/>
+        </w:rPr>
+        <w:t>. this 的值</w:t>
+      </w:r>
+    </w:p>
+    <w:tbl>
+      <w:tblPr>
+        <w:tblStyle w:val="af2"/>
+        <w:tblW w:w="0" w:type="auto"/>
+        <w:tblLook w:val="04A0" w:firstRow="1" w:lastRow="0" w:firstColumn="1" w:lastColumn="0" w:noHBand="0" w:noVBand="1"/>
+      </w:tblPr>
+      <w:tblGrid>
+        <w:gridCol w:w="8296"/>
+      </w:tblGrid>
+      <w:tr>
+        <w:tc>
+          <w:tcPr>
+            <w:tcW w:w="8296" w:type="dxa"/>
+          </w:tcPr>
+          <w:p>
+            <w:pPr>
+              <w:rPr>
+                <w:rFonts w:hint="eastAsia"/>
+              </w:rPr>
+            </w:pPr>
+            <w:r>
+              <w:rPr>
+                <w:rFonts w:hint="eastAsia"/>
+              </w:rPr>
+              <w:t>// 非严格模式</w:t>
+            </w:r>
+          </w:p>
+          <w:p>
+            <w:pPr>
+              <w:rPr>
+                <w:rFonts w:hint="eastAsia"/>
+              </w:rPr>
+            </w:pPr>
+            <w:r>
+              <w:rPr>
+                <w:rFonts w:hint="eastAsia"/>
+              </w:rPr>
+              <w:t xml:space="preserve">function </w:t>
+            </w:r>
+            <w:proofErr w:type="spellStart"/>
+            <w:proofErr w:type="gramStart"/>
+            <w:r>
+              <w:rPr>
+                <w:rFonts w:hint="eastAsia"/>
+              </w:rPr>
+              <w:t>showThis</w:t>
+            </w:r>
+            <w:proofErr w:type="spellEnd"/>
+            <w:r>
+              <w:rPr>
+                <w:rFonts w:hint="eastAsia"/>
+              </w:rPr>
+              <w:t>(</w:t>
+            </w:r>
+            <w:proofErr w:type="gramEnd"/>
+            <w:r>
+              <w:rPr>
+                <w:rFonts w:hint="eastAsia"/>
+              </w:rPr>
+              <w:t>) {</w:t>
+            </w:r>
+          </w:p>
+          <w:p>
+            <w:pPr>
+              <w:rPr>
+                <w:rFonts w:hint="eastAsia"/>
+              </w:rPr>
+            </w:pPr>
+            <w:r>
+              <w:rPr>
+                <w:rFonts w:hint="eastAsia"/>
+              </w:rPr>
+              <w:t xml:space="preserve">  console.log(this); // window</w:t>
+            </w:r>
+          </w:p>
+          <w:p>
+            <w:pPr>
+              <w:rPr>
+                <w:rFonts w:hint="eastAsia"/>
+              </w:rPr>
+            </w:pPr>
+            <w:r>
+              <w:rPr>
+                <w:rFonts w:hint="eastAsia"/>
+              </w:rPr>
+              <w:t>}</w:t>
+            </w:r>
+          </w:p>
+          <w:p>
+            <w:pPr>
+              <w:rPr>
+                <w:rFonts w:hint="eastAsia"/>
+              </w:rPr>
+            </w:pPr>
+            <w:proofErr w:type="spellStart"/>
+            <w:proofErr w:type="gramStart"/>
+            <w:r>
+              <w:rPr>
+                <w:rFonts w:hint="eastAsia"/>
+              </w:rPr>
+              <w:t>showThis</w:t>
+            </w:r>
+            <w:proofErr w:type="spellEnd"/>
+            <w:r>
+              <w:rPr>
+                <w:rFonts w:hint="eastAsia"/>
+              </w:rPr>
+              <w:t>(</w:t>
+            </w:r>
+            <w:proofErr w:type="gramEnd"/>
+            <w:r>
+              <w:rPr>
+                <w:rFonts w:hint="eastAsia"/>
+              </w:rPr>
+              <w:t>);</w:t>
+            </w:r>
+          </w:p>
+          <w:p>
+            <w:pPr>
+              <w:rPr>
+                <w:rFonts w:hint="eastAsia"/>
+              </w:rPr>
+            </w:pPr>
+          </w:p>
+          <w:p>
+            <w:pPr>
+              <w:rPr>
+                <w:rFonts w:hint="eastAsia"/>
+              </w:rPr>
+            </w:pPr>
+            <w:r>
+              <w:rPr>
+                <w:rFonts w:hint="eastAsia"/>
+              </w:rPr>
+              <w:t>// 严格模式</w:t>
+            </w:r>
+          </w:p>
+          <w:p>
+            <w:pPr>
+              <w:rPr>
+                <w:rFonts w:hint="eastAsia"/>
+              </w:rPr>
+            </w:pPr>
+            <w:r>
+              <w:rPr>
+                <w:rFonts w:hint="eastAsia"/>
+              </w:rPr>
+              <w:t>"</w:t>
+            </w:r>
+            <w:proofErr w:type="gramStart"/>
+            <w:r>
+              <w:rPr>
+                <w:rFonts w:hint="eastAsia"/>
+              </w:rPr>
+              <w:t>use</w:t>
+            </w:r>
+            <w:proofErr w:type="gramEnd"/>
+            <w:r>
+              <w:rPr>
+                <w:rFonts w:hint="eastAsia"/>
+              </w:rPr>
+              <w:t xml:space="preserve"> strict";</w:t>
+            </w:r>
+          </w:p>
+          <w:p>
+            <w:pPr>
+              <w:rPr>
+                <w:rFonts w:hint="eastAsia"/>
+              </w:rPr>
+            </w:pPr>
+            <w:r>
+              <w:rPr>
+                <w:rFonts w:hint="eastAsia"/>
+              </w:rPr>
+              <w:t xml:space="preserve">function </w:t>
+            </w:r>
+            <w:proofErr w:type="spellStart"/>
+            <w:proofErr w:type="gramStart"/>
+            <w:r>
+              <w:rPr>
+                <w:rFonts w:hint="eastAsia"/>
+              </w:rPr>
+              <w:t>showThis</w:t>
+            </w:r>
+            <w:proofErr w:type="spellEnd"/>
+            <w:r>
+              <w:rPr>
+                <w:rFonts w:hint="eastAsia"/>
+              </w:rPr>
+              <w:t>(</w:t>
+            </w:r>
+            <w:proofErr w:type="gramEnd"/>
+            <w:r>
+              <w:rPr>
+                <w:rFonts w:hint="eastAsia"/>
+              </w:rPr>
+              <w:t>) {</w:t>
+            </w:r>
+          </w:p>
+          <w:p>
+            <w:pPr>
+              <w:rPr>
+                <w:rFonts w:hint="eastAsia"/>
+              </w:rPr>
+            </w:pPr>
+            <w:r>
+              <w:rPr>
+                <w:rFonts w:hint="eastAsia"/>
+              </w:rPr>
+              <w:t xml:space="preserve">  console.log(this); // undefined</w:t>
+            </w:r>
+          </w:p>
+          <w:p>
+            <w:pPr>
+              <w:rPr>
+                <w:rFonts w:hint="eastAsia"/>
+              </w:rPr>
+            </w:pPr>
+            <w:r>
+              <w:rPr>
+                <w:rFonts w:hint="eastAsia"/>
+              </w:rPr>
+              <w:t>}</w:t>
+            </w:r>
+          </w:p>
+          <w:p>
+            <w:pPr>
+              <w:rPr>
+                <w:rFonts w:hint="eastAsia"/>
+              </w:rPr>
+            </w:pPr>
+            <w:proofErr w:type="spellStart"/>
+            <w:proofErr w:type="gramStart"/>
+            <w:r>
+              <w:rPr>
+                <w:rFonts w:hint="eastAsia"/>
+              </w:rPr>
+              <w:t>showThis</w:t>
+            </w:r>
+            <w:proofErr w:type="spellEnd"/>
+            <w:r>
+              <w:rPr>
+                <w:rFonts w:hint="eastAsia"/>
+              </w:rPr>
+              <w:t>(</w:t>
+            </w:r>
+            <w:proofErr w:type="gramEnd"/>
+            <w:r>
+              <w:rPr>
+                <w:rFonts w:hint="eastAsia"/>
+              </w:rPr>
+              <w:t>);</w:t>
+            </w:r>
+          </w:p>
+          <w:p>
+            <w:pPr>
+              <w:rPr>
+                <w:rFonts w:hint="eastAsia"/>
+              </w:rPr>
+            </w:pPr>
+          </w:p>
+          <w:p>
+            <w:pPr>
+              <w:rPr>
+                <w:rFonts w:hint="eastAsia"/>
+              </w:rPr>
+            </w:pPr>
+            <w:r>
+              <w:rPr>
+                <w:rFonts w:hint="eastAsia"/>
+              </w:rPr>
+              <w:t>// 非严格模式</w:t>
+            </w:r>
+          </w:p>
+          <w:p>
+            <w:pPr>
+              <w:rPr>
+                <w:rFonts w:hint="eastAsia"/>
+              </w:rPr>
+            </w:pPr>
+            <w:proofErr w:type="spellStart"/>
+            <w:r>
+              <w:rPr>
+                <w:rFonts w:hint="eastAsia"/>
+              </w:rPr>
+              <w:t>setTimeout</w:t>
+            </w:r>
+            <w:proofErr w:type="spellEnd"/>
+            <w:r>
+              <w:rPr>
+                <w:rFonts w:hint="eastAsia"/>
+              </w:rPr>
+              <w:t>(</w:t>
+            </w:r>
+            <w:proofErr w:type="gramStart"/>
+            <w:r>
+              <w:rPr>
+                <w:rFonts w:hint="eastAsia"/>
+              </w:rPr>
+              <w:t>function(</w:t>
+            </w:r>
+            <w:proofErr w:type="gramEnd"/>
+            <w:r>
+              <w:rPr>
+                <w:rFonts w:hint="eastAsia"/>
+              </w:rPr>
+              <w:t>) {</w:t>
+            </w:r>
+          </w:p>
+          <w:p>
+            <w:pPr>
+              <w:rPr>
+                <w:rFonts w:hint="eastAsia"/>
+              </w:rPr>
+            </w:pPr>
+            <w:r>
+              <w:rPr>
+                <w:rFonts w:hint="eastAsia"/>
+              </w:rPr>
+              <w:t xml:space="preserve">  console.log(this); // window</w:t>
+            </w:r>
+          </w:p>
+          <w:p>
+            <w:pPr>
+              <w:rPr>
+                <w:rFonts w:hint="eastAsia"/>
+              </w:rPr>
+            </w:pPr>
+            <w:r>
+              <w:rPr>
+                <w:rFonts w:hint="eastAsia"/>
+              </w:rPr>
+              <w:t>}, 0);</w:t>
+            </w:r>
+          </w:p>
+          <w:p>
+            <w:pPr>
+              <w:rPr>
+                <w:rFonts w:hint="eastAsia"/>
+              </w:rPr>
+            </w:pPr>
+          </w:p>
+          <w:p>
+            <w:pPr>
+              <w:rPr>
+                <w:rFonts w:hint="eastAsia"/>
+              </w:rPr>
+            </w:pPr>
+            <w:r>
+              <w:rPr>
+                <w:rFonts w:hint="eastAsia"/>
+              </w:rPr>
+              <w:t>// 严格模式</w:t>
+            </w:r>
+          </w:p>
+          <w:p>
+            <w:pPr>
+              <w:rPr>
+                <w:rFonts w:hint="eastAsia"/>
+              </w:rPr>
+            </w:pPr>
+            <w:r>
+              <w:rPr>
+                <w:rFonts w:hint="eastAsia"/>
+              </w:rPr>
+              <w:t>"</w:t>
+            </w:r>
+            <w:proofErr w:type="gramStart"/>
+            <w:r>
+              <w:rPr>
+                <w:rFonts w:hint="eastAsia"/>
+              </w:rPr>
+              <w:t>use</w:t>
+            </w:r>
+            <w:proofErr w:type="gramEnd"/>
+            <w:r>
+              <w:rPr>
+                <w:rFonts w:hint="eastAsia"/>
+              </w:rPr>
+              <w:t xml:space="preserve"> strict";</w:t>
+            </w:r>
+          </w:p>
+          <w:p>
+            <w:pPr>
+              <w:rPr>
+                <w:rFonts w:hint="eastAsia"/>
+              </w:rPr>
+            </w:pPr>
+            <w:proofErr w:type="spellStart"/>
+            <w:r>
+              <w:rPr>
+                <w:rFonts w:hint="eastAsia"/>
+              </w:rPr>
+              <w:t>setTimeout</w:t>
+            </w:r>
+            <w:proofErr w:type="spellEnd"/>
+            <w:r>
+              <w:rPr>
+                <w:rFonts w:hint="eastAsia"/>
+              </w:rPr>
+              <w:t>(</w:t>
+            </w:r>
+            <w:proofErr w:type="gramStart"/>
+            <w:r>
+              <w:rPr>
+                <w:rFonts w:hint="eastAsia"/>
+              </w:rPr>
+              <w:t>function(</w:t>
+            </w:r>
+            <w:proofErr w:type="gramEnd"/>
+            <w:r>
+              <w:rPr>
+                <w:rFonts w:hint="eastAsia"/>
+              </w:rPr>
+              <w:t>) {</w:t>
+            </w:r>
+          </w:p>
+          <w:p>
+            <w:pPr>
+              <w:rPr>
+                <w:rFonts w:hint="eastAsia"/>
+              </w:rPr>
+            </w:pPr>
+            <w:r>
+              <w:rPr>
+                <w:rFonts w:hint="eastAsia"/>
+              </w:rPr>
+              <w:t xml:space="preserve">  console.log(this); // window (箭头函数或定时器回调中 this 指向调用者)</w:t>
+            </w:r>
+          </w:p>
+          <w:p>
+            <w:pPr>
+              <w:rPr>
+                <w:rFonts w:hint="eastAsia"/>
+              </w:rPr>
+            </w:pPr>
+            <w:r>
+              <w:rPr>
+                <w:rFonts w:hint="eastAsia"/>
+              </w:rPr>
+              <w:t>}, 0);</w:t>
+            </w:r>
+          </w:p>
+        </w:tc>
+      </w:tr>
+    </w:tbl>
+    <w:p>
+      <w:pPr>
+        <w:rPr>
+          <w:rFonts w:hint="eastAsia"/>
+        </w:rPr>
+      </w:pPr>
+      <w:r>
+        <w:rPr>
+          <w:rFonts w:hint="eastAsia"/>
+        </w:rPr>
+        <w:lastRenderedPageBreak/>
+        <w:t>8</w:t>
+      </w:r>
+      <w:r>
+        <w:rPr>
+          <w:rFonts w:hint="eastAsia"/>
+        </w:rPr>
+        <w:t>. 只读属性赋值</w:t>
+      </w:r>
+    </w:p>
+    <w:tbl>
+      <w:tblPr>
+        <w:tblStyle w:val="af2"/>
+        <w:tblW w:w="0" w:type="auto"/>
+        <w:tblLook w:val="04A0" w:firstRow="1" w:lastRow="0" w:firstColumn="1" w:lastColumn="0" w:noHBand="0" w:noVBand="1"/>
+      </w:tblPr>
+      <w:tblGrid>
+        <w:gridCol w:w="8296"/>
+      </w:tblGrid>
+      <w:tr>
+        <w:tc>
+          <w:tcPr>
+            <w:tcW w:w="8296" w:type="dxa"/>
+          </w:tcPr>
+          <w:p>
+            <w:pPr>
+              <w:rPr>
+                <w:rFonts w:hint="eastAsia"/>
+              </w:rPr>
+            </w:pPr>
+            <w:r>
+              <w:rPr>
+                <w:rFonts w:hint="eastAsia"/>
+              </w:rPr>
+              <w:t>// 非严格模式</w:t>
+            </w:r>
+          </w:p>
+          <w:p>
+            <w:pPr>
+              <w:rPr>
+                <w:rFonts w:hint="eastAsia"/>
+              </w:rPr>
+            </w:pPr>
+            <w:r>
+              <w:rPr>
+                <w:rFonts w:hint="eastAsia"/>
+              </w:rPr>
+              <w:t>var obj = {};</w:t>
+            </w:r>
+          </w:p>
+          <w:p>
+            <w:pPr>
+              <w:rPr>
+                <w:rFonts w:hint="eastAsia"/>
+              </w:rPr>
+            </w:pPr>
+            <w:proofErr w:type="spellStart"/>
+            <w:r>
+              <w:rPr>
+                <w:rFonts w:hint="eastAsia"/>
+              </w:rPr>
+              <w:t>Object.defineProperty</w:t>
+            </w:r>
+            <w:proofErr w:type="spellEnd"/>
+            <w:r>
+              <w:rPr>
+                <w:rFonts w:hint="eastAsia"/>
+              </w:rPr>
+              <w:t>(obj, "</w:t>
+            </w:r>
+            <w:proofErr w:type="spellStart"/>
+            <w:r>
+              <w:rPr>
+                <w:rFonts w:hint="eastAsia"/>
+              </w:rPr>
+              <w:t>readOnly</w:t>
+            </w:r>
+            <w:proofErr w:type="spellEnd"/>
+            <w:r>
+              <w:rPr>
+                <w:rFonts w:hint="eastAsia"/>
+              </w:rPr>
+              <w:t>", {</w:t>
+            </w:r>
+          </w:p>
+          <w:p>
+            <w:pPr>
+              <w:rPr>
+                <w:rFonts w:hint="eastAsia"/>
+              </w:rPr>
+            </w:pPr>
+            <w:r>
+              <w:rPr>
+                <w:rFonts w:hint="eastAsia"/>
+              </w:rPr>
+              <w:t xml:space="preserve">  value: 42,</w:t>
+            </w:r>
+          </w:p>
+          <w:p>
+            <w:pPr>
+              <w:rPr>
+                <w:rFonts w:hint="eastAsia"/>
+              </w:rPr>
+            </w:pPr>
+            <w:r>
+              <w:rPr>
+                <w:rFonts w:hint="eastAsia"/>
+              </w:rPr>
+              <w:t xml:space="preserve">  writable: false</w:t>
+            </w:r>
+          </w:p>
+          <w:p>
+            <w:pPr>
+              <w:rPr>
+                <w:rFonts w:hint="eastAsia"/>
+              </w:rPr>
+            </w:pPr>
+            <w:r>
+              <w:rPr>
+                <w:rFonts w:hint="eastAsia"/>
+              </w:rPr>
+              <w:t>});</w:t>
+            </w:r>
+          </w:p>
+          <w:p>
+            <w:pPr>
+              <w:rPr>
+                <w:rFonts w:hint="eastAsia"/>
+              </w:rPr>
+            </w:pPr>
+            <w:proofErr w:type="spellStart"/>
+            <w:r>
+              <w:rPr>
+                <w:rFonts w:hint="eastAsia"/>
+              </w:rPr>
+              <w:t>obj.readOnly</w:t>
+            </w:r>
+            <w:proofErr w:type="spellEnd"/>
+            <w:r>
+              <w:rPr>
+                <w:rFonts w:hint="eastAsia"/>
+              </w:rPr>
+              <w:t xml:space="preserve"> = 100; // 静默失败</w:t>
+            </w:r>
+          </w:p>
+          <w:p>
+            <w:pPr>
+              <w:rPr>
+                <w:rFonts w:hint="eastAsia"/>
+              </w:rPr>
+            </w:pPr>
+            <w:r>
+              <w:rPr>
+                <w:rFonts w:hint="eastAsia"/>
+              </w:rPr>
+              <w:t>console.log(</w:t>
+            </w:r>
+            <w:proofErr w:type="spellStart"/>
+            <w:proofErr w:type="gramStart"/>
+            <w:r>
+              <w:rPr>
+                <w:rFonts w:hint="eastAsia"/>
+              </w:rPr>
+              <w:t>obj.readOnly</w:t>
+            </w:r>
+            <w:proofErr w:type="spellEnd"/>
+            <w:proofErr w:type="gramEnd"/>
+            <w:r>
+              <w:rPr>
+                <w:rFonts w:hint="eastAsia"/>
+              </w:rPr>
+              <w:t>); // 42</w:t>
+            </w:r>
+          </w:p>
+          <w:p>
+            <w:pPr>
+              <w:rPr>
+                <w:rFonts w:hint="eastAsia"/>
+              </w:rPr>
+            </w:pPr>
+          </w:p>
+          <w:p>
+            <w:pPr>
+              <w:rPr>
+                <w:rFonts w:hint="eastAsia"/>
+              </w:rPr>
+            </w:pPr>
+            <w:r>
+              <w:rPr>
+                <w:rFonts w:hint="eastAsia"/>
+              </w:rPr>
+              <w:t>// 严格模式</w:t>
+            </w:r>
+          </w:p>
+          <w:p>
+            <w:pPr>
+              <w:rPr>
+                <w:rFonts w:hint="eastAsia"/>
+              </w:rPr>
+            </w:pPr>
+            <w:r>
+              <w:rPr>
+                <w:rFonts w:hint="eastAsia"/>
+              </w:rPr>
+              <w:t>"</w:t>
+            </w:r>
+            <w:proofErr w:type="gramStart"/>
+            <w:r>
+              <w:rPr>
+                <w:rFonts w:hint="eastAsia"/>
+              </w:rPr>
+              <w:t>use</w:t>
+            </w:r>
+            <w:proofErr w:type="gramEnd"/>
+            <w:r>
+              <w:rPr>
+                <w:rFonts w:hint="eastAsia"/>
+              </w:rPr>
+              <w:t xml:space="preserve"> strict";</w:t>
+            </w:r>
+          </w:p>
+          <w:p>
+            <w:pPr>
+              <w:rPr>
+                <w:rFonts w:hint="eastAsia"/>
+              </w:rPr>
+            </w:pPr>
+            <w:r>
+              <w:rPr>
+                <w:rFonts w:hint="eastAsia"/>
+              </w:rPr>
+              <w:t>var obj = {};</w:t>
+            </w:r>
+          </w:p>
+          <w:p>
+            <w:pPr>
+              <w:rPr>
+                <w:rFonts w:hint="eastAsia"/>
+              </w:rPr>
+            </w:pPr>
+            <w:proofErr w:type="spellStart"/>
+            <w:r>
+              <w:rPr>
+                <w:rFonts w:hint="eastAsia"/>
+              </w:rPr>
+              <w:t>Object.defineProperty</w:t>
+            </w:r>
+            <w:proofErr w:type="spellEnd"/>
+            <w:r>
+              <w:rPr>
+                <w:rFonts w:hint="eastAsia"/>
+              </w:rPr>
+              <w:t>(obj, "</w:t>
+            </w:r>
+            <w:proofErr w:type="spellStart"/>
+            <w:r>
+              <w:rPr>
+                <w:rFonts w:hint="eastAsia"/>
+              </w:rPr>
+              <w:t>readOnly</w:t>
+            </w:r>
+            <w:proofErr w:type="spellEnd"/>
+            <w:r>
+              <w:rPr>
+                <w:rFonts w:hint="eastAsia"/>
+              </w:rPr>
+              <w:t>", {</w:t>
+            </w:r>
+          </w:p>
+          <w:p>
+            <w:pPr>
+              <w:rPr>
+                <w:rFonts w:hint="eastAsia"/>
+              </w:rPr>
+            </w:pPr>
+            <w:r>
+              <w:rPr>
+                <w:rFonts w:hint="eastAsia"/>
+              </w:rPr>
+              <w:t xml:space="preserve">  value: 42,</w:t>
+            </w:r>
+          </w:p>
+          <w:p>
+            <w:pPr>
+              <w:rPr>
+                <w:rFonts w:hint="eastAsia"/>
+              </w:rPr>
+            </w:pPr>
+            <w:r>
+              <w:rPr>
+                <w:rFonts w:hint="eastAsia"/>
+              </w:rPr>
+              <w:t xml:space="preserve">  writable: false</w:t>
+            </w:r>
+          </w:p>
+          <w:p>
+            <w:pPr>
+              <w:rPr>
+                <w:rFonts w:hint="eastAsia"/>
+              </w:rPr>
+            </w:pPr>
+            <w:r>
+              <w:rPr>
+                <w:rFonts w:hint="eastAsia"/>
+              </w:rPr>
+              <w:t>});</w:t>
+            </w:r>
+          </w:p>
+          <w:p>
+            <w:pPr>
+              <w:rPr>
+                <w:rFonts w:hint="eastAsia"/>
+              </w:rPr>
+            </w:pPr>
+            <w:proofErr w:type="spellStart"/>
+            <w:proofErr w:type="gramStart"/>
+            <w:r>
+              <w:rPr>
+                <w:rFonts w:hint="eastAsia"/>
+              </w:rPr>
+              <w:t>obj.readOnly</w:t>
+            </w:r>
+            <w:proofErr w:type="spellEnd"/>
+            <w:proofErr w:type="gramEnd"/>
+            <w:r>
+              <w:rPr>
+                <w:rFonts w:hint="eastAsia"/>
+              </w:rPr>
+              <w:t xml:space="preserve"> = 100; // </w:t>
+            </w:r>
+            <w:proofErr w:type="spellStart"/>
+            <w:r>
+              <w:rPr>
+                <w:rFonts w:hint="eastAsia"/>
+              </w:rPr>
+              <w:t>TypeError</w:t>
+            </w:r>
+            <w:proofErr w:type="spellEnd"/>
+            <w:r>
+              <w:rPr>
+                <w:rFonts w:hint="eastAsia"/>
+              </w:rPr>
+              <w:t>: Cannot assign to read only property</w:t>
+            </w:r>
+          </w:p>
+        </w:tc>
+      </w:tr>
+    </w:tbl>
+    <w:p>
+      <w:pPr>
+        <w:rPr>
+          <w:rFonts w:hint="eastAsia"/>
+        </w:rPr>
+      </w:pPr>
+      <w:r>
+        <w:rPr>
+          <w:rFonts w:hint="eastAsia"/>
+        </w:rPr>
+        <w:t>9</w:t>
+      </w:r>
+      <w:r>
+        <w:rPr>
+          <w:rFonts w:hint="eastAsia"/>
+        </w:rPr>
+        <w:t>. arguments 对象行为</w:t>
+      </w:r>
+    </w:p>
+    <w:tbl>
+      <w:tblPr>
+        <w:tblStyle w:val="af2"/>
+        <w:tblW w:w="0" w:type="auto"/>
+        <w:tblLook w:val="04A0" w:firstRow="1" w:lastRow="0" w:firstColumn="1" w:lastColumn="0" w:noHBand="0" w:noVBand="1"/>
+      </w:tblPr>
+      <w:tblGrid>
+        <w:gridCol w:w="8296"/>
+      </w:tblGrid>
+      <w:tr>
+        <w:tc>
+          <w:tcPr>
+            <w:tcW w:w="8296" w:type="dxa"/>
+          </w:tcPr>
+          <w:p>
+            <w:pPr>
+              <w:rPr>
+                <w:rFonts w:hint="eastAsia"/>
+              </w:rPr>
+            </w:pPr>
+            <w:r>
+              <w:rPr>
+                <w:rFonts w:hint="eastAsia"/>
+              </w:rPr>
+              <w:t>// 非严格模式</w:t>
+            </w:r>
+          </w:p>
+          <w:p>
+            <w:pPr>
+              <w:rPr>
+                <w:rFonts w:hint="eastAsia"/>
+              </w:rPr>
+            </w:pPr>
+            <w:r>
+              <w:rPr>
+                <w:rFonts w:hint="eastAsia"/>
+              </w:rPr>
+              <w:t xml:space="preserve">function </w:t>
+            </w:r>
+            <w:proofErr w:type="gramStart"/>
+            <w:r>
+              <w:rPr>
+                <w:rFonts w:hint="eastAsia"/>
+              </w:rPr>
+              <w:t>test(</w:t>
+            </w:r>
+            <w:proofErr w:type="gramEnd"/>
+            <w:r>
+              <w:rPr>
+                <w:rFonts w:hint="eastAsia"/>
+              </w:rPr>
+              <w:t>a, b) {</w:t>
+            </w:r>
+          </w:p>
+          <w:p>
+            <w:pPr>
+              <w:rPr>
+                <w:rFonts w:hint="eastAsia"/>
+              </w:rPr>
+            </w:pPr>
+            <w:r>
+              <w:rPr>
+                <w:rFonts w:hint="eastAsia"/>
+              </w:rPr>
+              <w:t xml:space="preserve">  </w:t>
+            </w:r>
+            <w:proofErr w:type="gramStart"/>
+            <w:r>
+              <w:rPr>
+                <w:rFonts w:hint="eastAsia"/>
+              </w:rPr>
+              <w:t>arguments[</w:t>
+            </w:r>
+            <w:proofErr w:type="gramEnd"/>
+            <w:r>
+              <w:rPr>
+                <w:rFonts w:hint="eastAsia"/>
+              </w:rPr>
+              <w:t>0] = 100;</w:t>
+            </w:r>
+          </w:p>
+          <w:p>
+            <w:pPr>
+              <w:rPr>
+                <w:rFonts w:hint="eastAsia"/>
+              </w:rPr>
+            </w:pPr>
+            <w:r>
+              <w:rPr>
+                <w:rFonts w:hint="eastAsia"/>
+              </w:rPr>
+              <w:t xml:space="preserve">  console.log(a); // 100，参数被修改</w:t>
+            </w:r>
+          </w:p>
+          <w:p>
+            <w:pPr>
+              <w:rPr>
+                <w:rFonts w:hint="eastAsia"/>
+              </w:rPr>
+            </w:pPr>
+            <w:r>
+              <w:rPr>
+                <w:rFonts w:hint="eastAsia"/>
+              </w:rPr>
+              <w:t xml:space="preserve">  console.log(</w:t>
+            </w:r>
+            <w:proofErr w:type="spellStart"/>
+            <w:r>
+              <w:rPr>
+                <w:rFonts w:hint="eastAsia"/>
+              </w:rPr>
+              <w:t>arguments.callee</w:t>
+            </w:r>
+            <w:proofErr w:type="spellEnd"/>
+            <w:r>
+              <w:rPr>
+                <w:rFonts w:hint="eastAsia"/>
+              </w:rPr>
+              <w:t>); // 函数自身</w:t>
+            </w:r>
+          </w:p>
+          <w:p>
+            <w:pPr>
+              <w:rPr>
+                <w:rFonts w:hint="eastAsia"/>
+              </w:rPr>
+            </w:pPr>
+            <w:r>
+              <w:rPr>
+                <w:rFonts w:hint="eastAsia"/>
+              </w:rPr>
+              <w:t>}</w:t>
+            </w:r>
+          </w:p>
+          <w:p>
+            <w:pPr>
+              <w:rPr>
+                <w:rFonts w:hint="eastAsia"/>
+              </w:rPr>
+            </w:pPr>
+            <w:proofErr w:type="gramStart"/>
+            <w:r>
+              <w:rPr>
+                <w:rFonts w:hint="eastAsia"/>
+              </w:rPr>
+              <w:t>test(</w:t>
+            </w:r>
+            <w:proofErr w:type="gramEnd"/>
+            <w:r>
+              <w:rPr>
+                <w:rFonts w:hint="eastAsia"/>
+              </w:rPr>
+              <w:t>1, 2);</w:t>
+            </w:r>
+          </w:p>
+          <w:p>
+            <w:pPr>
+              <w:rPr>
+                <w:rFonts w:hint="eastAsia"/>
+              </w:rPr>
+            </w:pPr>
+          </w:p>
+          <w:p>
+            <w:pPr>
+              <w:rPr>
+                <w:rFonts w:hint="eastAsia"/>
+              </w:rPr>
+            </w:pPr>
+            <w:r>
+              <w:rPr>
+                <w:rFonts w:hint="eastAsia"/>
+              </w:rPr>
+              <w:t>// 严格模式</w:t>
+            </w:r>
+          </w:p>
+          <w:p>
+            <w:pPr>
+              <w:rPr>
+                <w:rFonts w:hint="eastAsia"/>
+              </w:rPr>
+            </w:pPr>
+            <w:r>
+              <w:rPr>
+                <w:rFonts w:hint="eastAsia"/>
+              </w:rPr>
+              <w:t>"</w:t>
+            </w:r>
+            <w:proofErr w:type="gramStart"/>
+            <w:r>
+              <w:rPr>
+                <w:rFonts w:hint="eastAsia"/>
+              </w:rPr>
+              <w:t>use</w:t>
+            </w:r>
+            <w:proofErr w:type="gramEnd"/>
+            <w:r>
+              <w:rPr>
+                <w:rFonts w:hint="eastAsia"/>
+              </w:rPr>
+              <w:t xml:space="preserve"> strict";</w:t>
+            </w:r>
+          </w:p>
+          <w:p>
+            <w:pPr>
+              <w:rPr>
+                <w:rFonts w:hint="eastAsia"/>
+              </w:rPr>
+            </w:pPr>
+            <w:r>
+              <w:rPr>
+                <w:rFonts w:hint="eastAsia"/>
+              </w:rPr>
+              <w:t xml:space="preserve">function </w:t>
+            </w:r>
+            <w:proofErr w:type="gramStart"/>
+            <w:r>
+              <w:rPr>
+                <w:rFonts w:hint="eastAsia"/>
+              </w:rPr>
+              <w:t>test(</w:t>
+            </w:r>
+            <w:proofErr w:type="gramEnd"/>
+            <w:r>
+              <w:rPr>
+                <w:rFonts w:hint="eastAsia"/>
+              </w:rPr>
+              <w:t>a, b) {</w:t>
+            </w:r>
+          </w:p>
+          <w:p>
+            <w:pPr>
+              <w:rPr>
+                <w:rFonts w:hint="eastAsia"/>
+              </w:rPr>
+            </w:pPr>
+            <w:r>
+              <w:rPr>
+                <w:rFonts w:hint="eastAsia"/>
+              </w:rPr>
+              <w:t xml:space="preserve">  </w:t>
+            </w:r>
+            <w:proofErr w:type="gramStart"/>
+            <w:r>
+              <w:rPr>
+                <w:rFonts w:hint="eastAsia"/>
+              </w:rPr>
+              <w:t>arguments[</w:t>
+            </w:r>
+            <w:proofErr w:type="gramEnd"/>
+            <w:r>
+              <w:rPr>
+                <w:rFonts w:hint="eastAsia"/>
+              </w:rPr>
+              <w:t>0] = 100;</w:t>
+            </w:r>
+          </w:p>
+          <w:p>
+            <w:pPr>
+              <w:rPr>
+                <w:rFonts w:hint="eastAsia"/>
+              </w:rPr>
+            </w:pPr>
+            <w:r>
+              <w:rPr>
+                <w:rFonts w:hint="eastAsia"/>
+              </w:rPr>
+              <w:t xml:space="preserve">  console.log(a); // 1，参数不被修改</w:t>
+            </w:r>
+          </w:p>
+          <w:p>
+            <w:pPr>
+              <w:rPr>
+                <w:rFonts w:hint="eastAsia"/>
+              </w:rPr>
+            </w:pPr>
+            <w:r>
+              <w:rPr>
+                <w:rFonts w:hint="eastAsia"/>
+              </w:rPr>
+              <w:t xml:space="preserve">  console.log(</w:t>
+            </w:r>
+            <w:proofErr w:type="spellStart"/>
+            <w:proofErr w:type="gramStart"/>
+            <w:r>
+              <w:rPr>
+                <w:rFonts w:hint="eastAsia"/>
+              </w:rPr>
+              <w:t>arguments.callee</w:t>
+            </w:r>
+            <w:proofErr w:type="spellEnd"/>
+            <w:proofErr w:type="gramEnd"/>
+            <w:r>
+              <w:rPr>
+                <w:rFonts w:hint="eastAsia"/>
+              </w:rPr>
+              <w:t xml:space="preserve">); // </w:t>
+            </w:r>
+            <w:proofErr w:type="spellStart"/>
+            <w:r>
+              <w:rPr>
+                <w:rFonts w:hint="eastAsia"/>
+              </w:rPr>
+              <w:t>TypeError</w:t>
+            </w:r>
+            <w:proofErr w:type="spellEnd"/>
+            <w:r>
+              <w:rPr>
+                <w:rFonts w:hint="eastAsia"/>
+              </w:rPr>
+              <w:t>: 'caller', 'callee', and 'arguments' properties may not be accessed</w:t>
+            </w:r>
+          </w:p>
+          <w:p>
+            <w:pPr>
+              <w:rPr>
+                <w:rFonts w:hint="eastAsia"/>
+              </w:rPr>
+            </w:pPr>
+            <w:r>
+              <w:rPr>
+                <w:rFonts w:hint="eastAsia"/>
+              </w:rPr>
+              <w:t>}</w:t>
+            </w:r>
+          </w:p>
+          <w:p>
+            <w:pPr>
+              <w:rPr>
+                <w:rFonts w:hint="eastAsia"/>
+              </w:rPr>
+            </w:pPr>
+            <w:proofErr w:type="gramStart"/>
+            <w:r>
+              <w:rPr>
+                <w:rFonts w:hint="eastAsia"/>
+              </w:rPr>
+              <w:t>test(</w:t>
+            </w:r>
+            <w:proofErr w:type="gramEnd"/>
+            <w:r>
+              <w:rPr>
+                <w:rFonts w:hint="eastAsia"/>
+              </w:rPr>
+              <w:t>1, 2);</w:t>
+            </w:r>
+          </w:p>
+        </w:tc>
+      </w:tr>
+    </w:tbl>
+    <w:p>
+      <w:pPr>
+        <w:rPr>
+          <w:rFonts w:hint="eastAsia"/>
+        </w:rPr>
+      </w:pPr>
+      <w:r>
+        <w:rPr>
+          <w:rFonts w:hint="eastAsia"/>
+        </w:rPr>
+        <w:t>1</w:t>
+      </w:r>
+      <w:r>
+        <w:rPr>
+          <w:rFonts w:hint="eastAsia"/>
+        </w:rPr>
+        <w:t>0. 保留关键字</w:t>
+      </w:r>
+    </w:p>
+    <w:tbl>
+      <w:tblPr>
+        <w:tblStyle w:val="af2"/>
+        <w:tblW w:w="0" w:type="auto"/>
+        <w:tblLook w:val="04A0" w:firstRow="1" w:lastRow="0" w:firstColumn="1" w:lastColumn="0" w:noHBand="0" w:noVBand="1"/>
+      </w:tblPr>
+      <w:tblGrid>
+        <w:gridCol w:w="8296"/>
+      </w:tblGrid>
+      <w:tr>
+        <w:tc>
+          <w:tcPr>
+            <w:tcW w:w="8296" w:type="dxa"/>
+          </w:tcPr>
+          <w:p>
+            <w:pPr>
+              <w:rPr>
+                <w:rFonts w:hint="eastAsia"/>
+              </w:rPr>
+            </w:pPr>
+            <w:r>
+              <w:rPr>
+                <w:rFonts w:hint="eastAsia"/>
+              </w:rPr>
+              <w:t>// 非严格模式</w:t>
+            </w:r>
+          </w:p>
+          <w:p>
+            <w:pPr>
+              <w:rPr>
+                <w:rFonts w:hint="eastAsia"/>
+              </w:rPr>
+            </w:pPr>
+            <w:r>
+              <w:rPr>
+                <w:rFonts w:hint="eastAsia"/>
+              </w:rPr>
+              <w:t>var let = 10; // 允许，但可能产生混淆</w:t>
+            </w:r>
+          </w:p>
+          <w:p>
+            <w:pPr>
+              <w:rPr>
+                <w:rFonts w:hint="eastAsia"/>
+              </w:rPr>
+            </w:pPr>
+            <w:r>
+              <w:rPr>
+                <w:rFonts w:hint="eastAsia"/>
+              </w:rPr>
+              <w:t>var implements = 20;</w:t>
+            </w:r>
+          </w:p>
+          <w:p>
+            <w:pPr>
+              <w:rPr>
+                <w:rFonts w:hint="eastAsia"/>
+              </w:rPr>
+            </w:pPr>
+          </w:p>
+          <w:p>
+            <w:pPr>
+              <w:rPr>
+                <w:rFonts w:hint="eastAsia"/>
+              </w:rPr>
+            </w:pPr>
+            <w:r>
+              <w:rPr>
+                <w:rFonts w:hint="eastAsia"/>
+              </w:rPr>
+              <w:t>// 严格模式</w:t>
+            </w:r>
+          </w:p>
+          <w:p>
+            <w:pPr>
+              <w:rPr>
+                <w:rFonts w:hint="eastAsia"/>
+              </w:rPr>
+            </w:pPr>
+            <w:r>
+              <w:rPr>
+                <w:rFonts w:hint="eastAsia"/>
+              </w:rPr>
+              <w:t>"</w:t>
+            </w:r>
+            <w:proofErr w:type="gramStart"/>
+            <w:r>
+              <w:rPr>
+                <w:rFonts w:hint="eastAsia"/>
+              </w:rPr>
+              <w:t>use</w:t>
+            </w:r>
+            <w:proofErr w:type="gramEnd"/>
+            <w:r>
+              <w:rPr>
+                <w:rFonts w:hint="eastAsia"/>
+              </w:rPr>
+              <w:t xml:space="preserve"> strict";</w:t>
+            </w:r>
+          </w:p>
+          <w:p>
+            <w:pPr>
+              <w:rPr>
+                <w:rFonts w:hint="eastAsia"/>
+              </w:rPr>
+            </w:pPr>
+            <w:r>
+              <w:rPr>
+                <w:rFonts w:hint="eastAsia"/>
+              </w:rPr>
+              <w:t xml:space="preserve">var let = 10; // </w:t>
+            </w:r>
+            <w:proofErr w:type="spellStart"/>
+            <w:r>
+              <w:rPr>
+                <w:rFonts w:hint="eastAsia"/>
+              </w:rPr>
+              <w:t>SyntaxError</w:t>
+            </w:r>
+            <w:proofErr w:type="spellEnd"/>
+            <w:r>
+              <w:rPr>
+                <w:rFonts w:hint="eastAsia"/>
+              </w:rPr>
+              <w:t>: Unexpected strict mode reserved word</w:t>
+            </w:r>
+          </w:p>
+          <w:p>
+            <w:pPr>
+              <w:rPr>
+                <w:rFonts w:hint="eastAsia"/>
+              </w:rPr>
+            </w:pPr>
+            <w:r>
+              <w:rPr>
+                <w:rFonts w:hint="eastAsia"/>
+              </w:rPr>
+              <w:lastRenderedPageBreak/>
+              <w:t xml:space="preserve">var implements = 20; // </w:t>
+            </w:r>
+            <w:proofErr w:type="spellStart"/>
+            <w:r>
+              <w:rPr>
+                <w:rFonts w:hint="eastAsia"/>
+              </w:rPr>
+              <w:t>SyntaxError</w:t>
+            </w:r>
+            <w:proofErr w:type="spellEnd"/>
+            <w:r>
+              <w:rPr>
+                <w:rFonts w:hint="eastAsia"/>
+              </w:rPr>
+              <w:t>: Unexpected strict mode reserved word</w:t>
+            </w:r>
+          </w:p>
+        </w:tc>
+      </w:tr>
+    </w:tbl>
     <w:p>
       <w:pPr>
         <w:rPr>

--- a/lesson/12.9课时1.docx
+++ b/lesson/12.9课时1.docx
@@ -9,18 +9,18 @@
         <w:tblLook w:val="04A0" w:firstRow="1" w:lastRow="0" w:firstColumn="1" w:lastColumn="0" w:noHBand="0" w:noVBand="1"/>
       </w:tblPr>
       <w:tblGrid>
-        <w:gridCol w:w="690"/>
-        <w:gridCol w:w="1914"/>
+        <w:gridCol w:w="988"/>
+        <w:gridCol w:w="1672"/>
         <w:gridCol w:w="659"/>
-        <w:gridCol w:w="1127"/>
-        <w:gridCol w:w="1604"/>
-        <w:gridCol w:w="664"/>
-        <w:gridCol w:w="1638"/>
+        <w:gridCol w:w="1117"/>
+        <w:gridCol w:w="1401"/>
+        <w:gridCol w:w="842"/>
+        <w:gridCol w:w="1617"/>
       </w:tblGrid>
       <w:tr>
         <w:tc>
           <w:tcPr>
-            <w:tcW w:w="690" w:type="dxa"/>
+            <w:tcW w:w="988" w:type="dxa"/>
           </w:tcPr>
           <w:p>
             <w:pPr>
@@ -38,7 +38,7 @@
         </w:tc>
         <w:tc>
           <w:tcPr>
-            <w:tcW w:w="1914" w:type="dxa"/>
+            <w:tcW w:w="1672" w:type="dxa"/>
           </w:tcPr>
           <w:p>
             <w:pPr>
@@ -74,7 +74,7 @@
         </w:tc>
         <w:tc>
           <w:tcPr>
-            <w:tcW w:w="1127" w:type="dxa"/>
+            <w:tcW w:w="1117" w:type="dxa"/>
           </w:tcPr>
           <w:p>
             <w:pPr>
@@ -92,7 +92,7 @@
         </w:tc>
         <w:tc>
           <w:tcPr>
-            <w:tcW w:w="1604" w:type="dxa"/>
+            <w:tcW w:w="1401" w:type="dxa"/>
           </w:tcPr>
           <w:p>
             <w:pPr>
@@ -110,7 +110,7 @@
         </w:tc>
         <w:tc>
           <w:tcPr>
-            <w:tcW w:w="664" w:type="dxa"/>
+            <w:tcW w:w="842" w:type="dxa"/>
           </w:tcPr>
           <w:p>
             <w:pPr>
@@ -128,7 +128,7 @@
         </w:tc>
         <w:tc>
           <w:tcPr>
-            <w:tcW w:w="1638" w:type="dxa"/>
+            <w:tcW w:w="1617" w:type="dxa"/>
           </w:tcPr>
           <w:p>
             <w:pPr>
@@ -148,7 +148,7 @@
       <w:tr>
         <w:tc>
           <w:tcPr>
-            <w:tcW w:w="690" w:type="dxa"/>
+            <w:tcW w:w="988" w:type="dxa"/>
           </w:tcPr>
           <w:p>
             <w:pPr>
@@ -160,7 +160,7 @@
         </w:tc>
         <w:tc>
           <w:tcPr>
-            <w:tcW w:w="1914" w:type="dxa"/>
+            <w:tcW w:w="1672" w:type="dxa"/>
           </w:tcPr>
           <w:p>
             <w:pPr>
@@ -196,7 +196,7 @@
         </w:tc>
         <w:tc>
           <w:tcPr>
-            <w:tcW w:w="1127" w:type="dxa"/>
+            <w:tcW w:w="1117" w:type="dxa"/>
           </w:tcPr>
           <w:p>
             <w:pPr>
@@ -220,7 +220,7 @@
         </w:tc>
         <w:tc>
           <w:tcPr>
-            <w:tcW w:w="1604" w:type="dxa"/>
+            <w:tcW w:w="1401" w:type="dxa"/>
           </w:tcPr>
           <w:p>
             <w:pPr>
@@ -232,7 +232,7 @@
         </w:tc>
         <w:tc>
           <w:tcPr>
-            <w:tcW w:w="664" w:type="dxa"/>
+            <w:tcW w:w="842" w:type="dxa"/>
           </w:tcPr>
           <w:p>
             <w:pPr>
@@ -244,7 +244,7 @@
         </w:tc>
         <w:tc>
           <w:tcPr>
-            <w:tcW w:w="1638" w:type="dxa"/>
+            <w:tcW w:w="1617" w:type="dxa"/>
           </w:tcPr>
           <w:p>
             <w:pPr>
@@ -258,7 +258,7 @@
       <w:tr>
         <w:tc>
           <w:tcPr>
-            <w:tcW w:w="690" w:type="dxa"/>
+            <w:tcW w:w="988" w:type="dxa"/>
           </w:tcPr>
           <w:p>
             <w:pPr>
@@ -270,7 +270,7 @@
         </w:tc>
         <w:tc>
           <w:tcPr>
-            <w:tcW w:w="1914" w:type="dxa"/>
+            <w:tcW w:w="1672" w:type="dxa"/>
           </w:tcPr>
           <w:p>
             <w:pPr>
@@ -306,7 +306,7 @@
         </w:tc>
         <w:tc>
           <w:tcPr>
-            <w:tcW w:w="1127" w:type="dxa"/>
+            <w:tcW w:w="1117" w:type="dxa"/>
           </w:tcPr>
           <w:p>
             <w:pPr>
@@ -318,7 +318,7 @@
         </w:tc>
         <w:tc>
           <w:tcPr>
-            <w:tcW w:w="1604" w:type="dxa"/>
+            <w:tcW w:w="1401" w:type="dxa"/>
           </w:tcPr>
           <w:p>
             <w:pPr>
@@ -330,7 +330,7 @@
         </w:tc>
         <w:tc>
           <w:tcPr>
-            <w:tcW w:w="664" w:type="dxa"/>
+            <w:tcW w:w="842" w:type="dxa"/>
           </w:tcPr>
           <w:p>
             <w:pPr>
@@ -342,7 +342,7 @@
         </w:tc>
         <w:tc>
           <w:tcPr>
-            <w:tcW w:w="1638" w:type="dxa"/>
+            <w:tcW w:w="1617" w:type="dxa"/>
           </w:tcPr>
           <w:p>
             <w:pPr>
@@ -356,7 +356,7 @@
       <w:tr>
         <w:tc>
           <w:tcPr>
-            <w:tcW w:w="690" w:type="dxa"/>
+            <w:tcW w:w="988" w:type="dxa"/>
           </w:tcPr>
           <w:p>
             <w:pPr>
@@ -368,7 +368,7 @@
         </w:tc>
         <w:tc>
           <w:tcPr>
-            <w:tcW w:w="1914" w:type="dxa"/>
+            <w:tcW w:w="1672" w:type="dxa"/>
           </w:tcPr>
           <w:p>
             <w:pPr>
@@ -398,7 +398,7 @@
         </w:tc>
         <w:tc>
           <w:tcPr>
-            <w:tcW w:w="1127" w:type="dxa"/>
+            <w:tcW w:w="1117" w:type="dxa"/>
           </w:tcPr>
           <w:p>
             <w:pPr>
@@ -410,7 +410,7 @@
         </w:tc>
         <w:tc>
           <w:tcPr>
-            <w:tcW w:w="1604" w:type="dxa"/>
+            <w:tcW w:w="1401" w:type="dxa"/>
           </w:tcPr>
           <w:p>
             <w:pPr>
@@ -428,7 +428,7 @@
         </w:tc>
         <w:tc>
           <w:tcPr>
-            <w:tcW w:w="664" w:type="dxa"/>
+            <w:tcW w:w="842" w:type="dxa"/>
           </w:tcPr>
           <w:p>
             <w:pPr>
@@ -440,7 +440,7 @@
         </w:tc>
         <w:tc>
           <w:tcPr>
-            <w:tcW w:w="1638" w:type="dxa"/>
+            <w:tcW w:w="1617" w:type="dxa"/>
           </w:tcPr>
           <w:p>
             <w:pPr>
@@ -454,7 +454,7 @@
       <w:tr>
         <w:tc>
           <w:tcPr>
-            <w:tcW w:w="690" w:type="dxa"/>
+            <w:tcW w:w="988" w:type="dxa"/>
           </w:tcPr>
           <w:p>
             <w:pPr>
@@ -466,7 +466,7 @@
         </w:tc>
         <w:tc>
           <w:tcPr>
-            <w:tcW w:w="1914" w:type="dxa"/>
+            <w:tcW w:w="1672" w:type="dxa"/>
           </w:tcPr>
           <w:p>
             <w:pPr>
@@ -508,7 +508,7 @@
         </w:tc>
         <w:tc>
           <w:tcPr>
-            <w:tcW w:w="1127" w:type="dxa"/>
+            <w:tcW w:w="1117" w:type="dxa"/>
           </w:tcPr>
           <w:p>
             <w:pPr>
@@ -520,7 +520,7 @@
         </w:tc>
         <w:tc>
           <w:tcPr>
-            <w:tcW w:w="1604" w:type="dxa"/>
+            <w:tcW w:w="1401" w:type="dxa"/>
           </w:tcPr>
           <w:p>
             <w:pPr>
@@ -532,7 +532,7 @@
         </w:tc>
         <w:tc>
           <w:tcPr>
-            <w:tcW w:w="664" w:type="dxa"/>
+            <w:tcW w:w="842" w:type="dxa"/>
           </w:tcPr>
           <w:p>
             <w:pPr>
@@ -544,7 +544,7 @@
         </w:tc>
         <w:tc>
           <w:tcPr>
-            <w:tcW w:w="1638" w:type="dxa"/>
+            <w:tcW w:w="1617" w:type="dxa"/>
           </w:tcPr>
           <w:p>
             <w:pPr>
@@ -558,7 +558,7 @@
       <w:tr>
         <w:tc>
           <w:tcPr>
-            <w:tcW w:w="690" w:type="dxa"/>
+            <w:tcW w:w="988" w:type="dxa"/>
           </w:tcPr>
           <w:p>
             <w:pPr>
@@ -570,7 +570,7 @@
         </w:tc>
         <w:tc>
           <w:tcPr>
-            <w:tcW w:w="1914" w:type="dxa"/>
+            <w:tcW w:w="1672" w:type="dxa"/>
           </w:tcPr>
           <w:p>
             <w:pPr>
@@ -606,7 +606,7 @@
         </w:tc>
         <w:tc>
           <w:tcPr>
-            <w:tcW w:w="1127" w:type="dxa"/>
+            <w:tcW w:w="1117" w:type="dxa"/>
           </w:tcPr>
           <w:p>
             <w:pPr>
@@ -618,7 +618,7 @@
         </w:tc>
         <w:tc>
           <w:tcPr>
-            <w:tcW w:w="1604" w:type="dxa"/>
+            <w:tcW w:w="1401" w:type="dxa"/>
           </w:tcPr>
           <w:p>
             <w:pPr>
@@ -630,7 +630,7 @@
         </w:tc>
         <w:tc>
           <w:tcPr>
-            <w:tcW w:w="664" w:type="dxa"/>
+            <w:tcW w:w="842" w:type="dxa"/>
           </w:tcPr>
           <w:p>
             <w:pPr>
@@ -642,7 +642,7 @@
         </w:tc>
         <w:tc>
           <w:tcPr>
-            <w:tcW w:w="1638" w:type="dxa"/>
+            <w:tcW w:w="1617" w:type="dxa"/>
           </w:tcPr>
           <w:p>
             <w:pPr>
@@ -662,7 +662,7 @@
       <w:tr>
         <w:tc>
           <w:tcPr>
-            <w:tcW w:w="690" w:type="dxa"/>
+            <w:tcW w:w="988" w:type="dxa"/>
           </w:tcPr>
           <w:p>
             <w:pPr>
@@ -674,7 +674,7 @@
         </w:tc>
         <w:tc>
           <w:tcPr>
-            <w:tcW w:w="1914" w:type="dxa"/>
+            <w:tcW w:w="1672" w:type="dxa"/>
           </w:tcPr>
           <w:p>
             <w:pPr>
@@ -710,7 +710,7 @@
         </w:tc>
         <w:tc>
           <w:tcPr>
-            <w:tcW w:w="1127" w:type="dxa"/>
+            <w:tcW w:w="1117" w:type="dxa"/>
           </w:tcPr>
           <w:p>
             <w:pPr>
@@ -728,7 +728,7 @@
         </w:tc>
         <w:tc>
           <w:tcPr>
-            <w:tcW w:w="1604" w:type="dxa"/>
+            <w:tcW w:w="1401" w:type="dxa"/>
           </w:tcPr>
           <w:p>
             <w:pPr>
@@ -740,7 +740,7 @@
         </w:tc>
         <w:tc>
           <w:tcPr>
-            <w:tcW w:w="664" w:type="dxa"/>
+            <w:tcW w:w="842" w:type="dxa"/>
           </w:tcPr>
           <w:p>
             <w:pPr>
@@ -752,7 +752,7 @@
         </w:tc>
         <w:tc>
           <w:tcPr>
-            <w:tcW w:w="1638" w:type="dxa"/>
+            <w:tcW w:w="1617" w:type="dxa"/>
           </w:tcPr>
           <w:p>
             <w:pPr>
@@ -766,7 +766,7 @@
       <w:tr>
         <w:tc>
           <w:tcPr>
-            <w:tcW w:w="690" w:type="dxa"/>
+            <w:tcW w:w="988" w:type="dxa"/>
           </w:tcPr>
           <w:p>
             <w:pPr>
@@ -779,12 +779,18 @@
                 <w:rFonts w:hint="eastAsia"/>
               </w:rPr>
               <w:t>0119</w:t>
+            </w:r>
+            <w:r>
+              <w:rPr>
+                <w:rFonts w:hint="eastAsia"/>
+              </w:rPr>
+              <w:t>√</w:t>
             </w:r>
           </w:p>
         </w:tc>
         <w:tc>
           <w:tcPr>
-            <w:tcW w:w="1914" w:type="dxa"/>
+            <w:tcW w:w="1672" w:type="dxa"/>
           </w:tcPr>
           <w:p>
             <w:pPr>
@@ -808,7 +814,7 @@
         </w:tc>
         <w:tc>
           <w:tcPr>
-            <w:tcW w:w="1127" w:type="dxa"/>
+            <w:tcW w:w="1117" w:type="dxa"/>
           </w:tcPr>
           <w:p>
             <w:pPr>
@@ -816,11 +822,17 @@
                 <w:rFonts w:hint="eastAsia"/>
               </w:rPr>
             </w:pPr>
+            <w:r>
+              <w:rPr>
+                <w:rFonts w:hint="eastAsia"/>
+              </w:rPr>
+              <w:t>0122√</w:t>
+            </w:r>
           </w:p>
         </w:tc>
         <w:tc>
           <w:tcPr>
-            <w:tcW w:w="1604" w:type="dxa"/>
+            <w:tcW w:w="1401" w:type="dxa"/>
           </w:tcPr>
           <w:p>
             <w:pPr>
@@ -832,7 +844,7 @@
         </w:tc>
         <w:tc>
           <w:tcPr>
-            <w:tcW w:w="664" w:type="dxa"/>
+            <w:tcW w:w="842" w:type="dxa"/>
           </w:tcPr>
           <w:p>
             <w:pPr>
@@ -844,7 +856,7 @@
         </w:tc>
         <w:tc>
           <w:tcPr>
-            <w:tcW w:w="1638" w:type="dxa"/>
+            <w:tcW w:w="1617" w:type="dxa"/>
           </w:tcPr>
           <w:p>
             <w:pPr>
@@ -2155,6 +2167,7 @@
         <w:rPr>
           <w:rFonts w:hint="eastAsia"/>
         </w:rPr>
+        <w:lastRenderedPageBreak/>
         <w:t>S：项目背景</w:t>
       </w:r>
     </w:p>
@@ -2170,7 +2183,6 @@
         <w:rPr>
           <w:rFonts w:hint="eastAsia"/>
         </w:rPr>
-        <w:lastRenderedPageBreak/>
         <w:t>T:角色</w:t>
       </w:r>
     </w:p>
@@ -2803,7 +2815,6 @@
         <w:rPr>
           <w:rFonts w:hint="eastAsia"/>
         </w:rPr>
-        <w:lastRenderedPageBreak/>
         <w:t>左侧缩小，右侧放大，profile</w:t>
       </w:r>
     </w:p>
@@ -4506,7 +4517,6 @@
         <w:rPr>
           <w:rFonts w:hint="eastAsia"/>
         </w:rPr>
-        <w:lastRenderedPageBreak/>
         <w:t>一个数据在最近一段时间未被访问，将来被访问概率很小</w:t>
       </w:r>
     </w:p>
@@ -5218,7 +5228,6 @@
         <w:rPr>
           <w:rFonts w:hint="eastAsia"/>
         </w:rPr>
-        <w:lastRenderedPageBreak/>
         <w:t>12.17课时</w:t>
       </w:r>
       <w:r>
@@ -5835,7 +5844,6 @@
         <w:rPr>
           <w:rFonts w:hint="eastAsia"/>
         </w:rPr>
-        <w:lastRenderedPageBreak/>
         <w:t>12.23课时5</w:t>
       </w:r>
       <w:bookmarkEnd w:id="5"/>
@@ -6344,7 +6352,6 @@
         <w:rPr>
           <w:rFonts w:hint="eastAsia"/>
         </w:rPr>
-        <w:lastRenderedPageBreak/>
         <w:t>进度，拆阶段（、、、、）</w:t>
       </w:r>
     </w:p>
@@ -6900,14 +6907,7 @@
         <w:rPr>
           <w:rFonts w:hint="eastAsia"/>
         </w:rPr>
-        <w:t xml:space="preserve">: Cannot </w:t>
-      </w:r>
-      <w:r>
-        <w:rPr>
-          <w:rFonts w:hint="eastAsia"/>
-        </w:rPr>
-        <w:lastRenderedPageBreak/>
-        <w:t>access 'a' before initialization</w:t>
+        <w:t>: Cannot access 'a' before initialization</w:t>
       </w:r>
       <w:r>
         <w:rPr>
@@ -7615,7 +7615,6 @@
         <w:rPr>
           <w:rFonts w:hint="eastAsia"/>
         </w:rPr>
-        <w:lastRenderedPageBreak/>
         <w:t>01.11课时9——作用域</w:t>
       </w:r>
       <w:r>
@@ -8300,7 +8299,6 @@
           <w:b/>
           <w:bCs/>
         </w:rPr>
-        <w:lastRenderedPageBreak/>
         <w:t>任务执行顺序</w:t>
       </w:r>
       <w:r>
@@ -8953,7 +8951,6 @@
         <w:rPr>
           <w:rFonts w:hint="eastAsia"/>
         </w:rPr>
-        <w:lastRenderedPageBreak/>
         <w:t>01.15课时11——模块化</w:t>
       </w:r>
       <w:bookmarkEnd w:id="17"/>
@@ -9538,11 +9535,7 @@
         <w:t>tree - shaking</w:t>
       </w:r>
       <w:r>
-        <w:t>：是 webpack 等打包功能，在打包阶段删除未使用代码，减</w:t>
-      </w:r>
-      <w:r>
-        <w:lastRenderedPageBreak/>
-        <w:t>少文件体积。依赖 ES module 静态语法，解析时生成依赖图以判断模块是否被使用。</w:t>
+        <w:t>：是 webpack 等打包功能，在打包阶段删除未使用代码，减少文件体积。依赖 ES module 静态语法，解析时生成依赖图以判断模块是否被使用。</w:t>
       </w:r>
     </w:p>
     <w:p>
@@ -9697,15 +9690,7 @@
       </w:r>
       <w:proofErr w:type="spellEnd"/>
       <w:r>
-        <w:t xml:space="preserve">：是快照，后续调用返回缓存值。可通过对象属性或导出 </w:t>
-      </w:r>
-      <w:proofErr w:type="spellStart"/>
-      <w:r>
-        <w:t>getCount</w:t>
-      </w:r>
-      <w:proofErr w:type="spellEnd"/>
-      <w:r>
-        <w:t xml:space="preserve"> 函数方式实现</w:t>
+        <w:t>：是快照，后续调用返回缓存值。可通过对象属性或函数方式实现</w:t>
       </w:r>
       <w:proofErr w:type="gramStart"/>
       <w:r>
@@ -9755,34 +9740,27 @@
         <w:rPr>
           <w:rFonts w:hint="eastAsia"/>
         </w:rPr>
-        <w:t>01.</w:t>
-      </w:r>
-      <w:r>
-        <w:rPr>
-          <w:rFonts w:hint="eastAsia"/>
-        </w:rPr>
-        <w:t>22</w:t>
-      </w:r>
-      <w:r>
-        <w:rPr>
-          <w:rFonts w:hint="eastAsia"/>
-        </w:rPr>
-        <w:t>课时1</w:t>
-      </w:r>
-      <w:r>
-        <w:rPr>
-          <w:rFonts w:hint="eastAsia"/>
-        </w:rPr>
-        <w:t>2</w:t>
-      </w:r>
-      <w:r>
-        <w:rPr>
-          <w:rFonts w:hint="eastAsia"/>
-        </w:rPr>
-        <w:t>——模块化</w:t>
-      </w:r>
-    </w:p>
-    <w:p>
+        <w:t>01.22课时1</w:t>
+      </w:r>
+      <w:r>
+        <w:rPr>
+          <w:rFonts w:hint="eastAsia"/>
+        </w:rPr>
+        <w:t>3</w:t>
+      </w:r>
+      <w:r>
+        <w:rPr>
+          <w:rFonts w:hint="eastAsia"/>
+        </w:rPr>
+        <w:t>——</w:t>
+      </w:r>
+    </w:p>
+    <w:p>
+      <w:pPr>
+        <w:rPr>
+          <w:rFonts w:hint="eastAsia"/>
+        </w:rPr>
+      </w:pPr>
       <w:r>
         <w:rPr>
           <w:rFonts w:hint="eastAsia"/>
@@ -9791,6 +9769,11 @@
       </w:r>
     </w:p>
     <w:p>
+      <w:pPr>
+        <w:rPr>
+          <w:rFonts w:hint="eastAsia"/>
+        </w:rPr>
+      </w:pPr>
       <w:r>
         <w:t>'use strict'是JavaScript中用于启用</w:t>
       </w:r>
@@ -9805,10 +9788,17 @@
         <w:t>的指令，它让代码以更严谨的方式运行，消除一些不安全或不规范的“怪异行为”，帮助开发者捕获错误、提升代码质量和性能。</w:t>
       </w:r>
     </w:p>
-    <w:p/>
-    <w:p>
-      <w:pPr>
-        <w:rPr>
+    <w:p>
+      <w:pPr>
+        <w:rPr>
+          <w:rFonts w:hint="eastAsia"/>
+        </w:rPr>
+      </w:pPr>
+    </w:p>
+    <w:p>
+      <w:pPr>
+        <w:rPr>
+          <w:rFonts w:hint="eastAsia"/>
           <w:b/>
           <w:bCs/>
         </w:rPr>
@@ -10140,17 +10130,22 @@
       </w:tr>
     </w:tbl>
     <w:p>
-      <w:r>
-        <w:rPr>
-          <w:rFonts w:hint="eastAsia"/>
-        </w:rPr>
-        <w:lastRenderedPageBreak/>
+      <w:pPr>
+        <w:rPr>
+          <w:rFonts w:hint="eastAsia"/>
+        </w:rPr>
+      </w:pPr>
+      <w:r>
+        <w:rPr>
+          <w:rFonts w:hint="eastAsia"/>
+        </w:rPr>
         <w:t>严格模式 vs 非严格模式的主要区别</w:t>
       </w:r>
     </w:p>
     <w:p>
       <w:pPr>
         <w:rPr>
+          <w:rFonts w:hint="eastAsia"/>
           <w:b/>
           <w:bCs/>
         </w:rPr>
@@ -10159,8 +10154,16 @@
         <w:rPr>
           <w:b/>
           <w:bCs/>
-        </w:rPr>
-        <w:t xml:space="preserve">1. 变量声明 </w:t>
+          <w:highlight w:val="yellow"/>
+        </w:rPr>
+        <w:t>1. 变量声明</w:t>
+      </w:r>
+      <w:r>
+        <w:rPr>
+          <w:b/>
+          <w:bCs/>
+        </w:rPr>
+        <w:t xml:space="preserve"> </w:t>
       </w:r>
     </w:p>
     <w:tbl>
@@ -10200,7 +10203,14 @@
               <w:rPr>
                 <w:rFonts w:hint="eastAsia"/>
               </w:rPr>
-              <w:t>x = 10; // 可以隐式创建全局变量</w:t>
+              <w:t xml:space="preserve">x = 10; // </w:t>
+            </w:r>
+            <w:r>
+              <w:rPr>
+                <w:rFonts w:hint="eastAsia"/>
+                <w:highlight w:val="yellow"/>
+              </w:rPr>
+              <w:t>可以隐式创建全局变量</w:t>
             </w:r>
           </w:p>
           <w:p>
@@ -10315,6 +10325,19 @@
                 <w:rFonts w:hint="eastAsia"/>
               </w:rPr>
               <w:t>: x is not defined</w:t>
+            </w:r>
+            <w:r>
+              <w:rPr>
+                <w:rFonts w:hint="eastAsia"/>
+              </w:rPr>
+              <w:t>，</w:t>
+            </w:r>
+            <w:r>
+              <w:rPr>
+                <w:rFonts w:hint="eastAsia"/>
+                <w:highlight w:val="yellow"/>
+              </w:rPr>
+              <w:t>禁止创建全局变量</w:t>
             </w:r>
           </w:p>
         </w:tc>
@@ -10593,17 +10616,17 @@
       </w:tr>
     </w:tbl>
     <w:p>
-      <w:r>
-        <w:rPr>
-          <w:rFonts w:hint="eastAsia"/>
-        </w:rPr>
-        <w:t>3</w:t>
-      </w:r>
-      <w:r>
-        <w:rPr>
-          <w:rFonts w:hint="eastAsia"/>
-        </w:rPr>
-        <w:t>. 重复参数名</w:t>
+      <w:pPr>
+        <w:rPr>
+          <w:rFonts w:hint="eastAsia"/>
+        </w:rPr>
+      </w:pPr>
+      <w:r>
+        <w:rPr>
+          <w:rFonts w:hint="eastAsia"/>
+          <w:highlight w:val="yellow"/>
+        </w:rPr>
+        <w:t>3. 重复参数名</w:t>
       </w:r>
     </w:p>
     <w:tbl>
@@ -11001,6 +11024,7 @@
       <w:r>
         <w:rPr>
           <w:rFonts w:hint="eastAsia"/>
+          <w:highlight w:val="yellow"/>
         </w:rPr>
         <w:t>5. with 语句</w:t>
       </w:r>
@@ -11083,7 +11107,6 @@
               <w:rPr>
                 <w:rFonts w:hint="eastAsia"/>
               </w:rPr>
-              <w:lastRenderedPageBreak/>
               <w:t>with (obj) {</w:t>
             </w:r>
           </w:p>
@@ -11131,6 +11154,12 @@
                 <w:rFonts w:hint="eastAsia"/>
               </w:rPr>
               <w:t>// 严格模式</w:t>
+            </w:r>
+            <w:r>
+              <w:rPr>
+                <w:rFonts w:hint="eastAsia"/>
+              </w:rPr>
+              <w:t>，禁止使用</w:t>
             </w:r>
           </w:p>
           <w:p>
@@ -11280,8 +11309,8 @@
       <w:r>
         <w:rPr>
           <w:rFonts w:hint="eastAsia"/>
-        </w:rPr>
-        <w:lastRenderedPageBreak/>
+          <w:highlight w:val="yellow"/>
+        </w:rPr>
         <w:t>6. eval 行为</w:t>
       </w:r>
       <w:r>
@@ -11305,6 +11334,12 @@
           <w:rFonts w:hint="eastAsia"/>
         </w:rPr>
         <w:t>）</w:t>
+      </w:r>
+      <w:r>
+        <w:rPr>
+          <w:rFonts w:hint="eastAsia"/>
+        </w:rPr>
+        <w:t>能创建一个独立的作用域</w:t>
       </w:r>
     </w:p>
     <w:tbl>
@@ -11475,14 +11510,9 @@
       <w:r>
         <w:rPr>
           <w:rFonts w:hint="eastAsia"/>
-        </w:rPr>
-        <w:t>7</w:t>
-      </w:r>
-      <w:r>
-        <w:rPr>
-          <w:rFonts w:hint="eastAsia"/>
-        </w:rPr>
-        <w:t>. this 的值</w:t>
+          <w:highlight w:val="yellow"/>
+        </w:rPr>
+        <w:t>7. this 的值</w:t>
       </w:r>
     </w:p>
     <w:tbl>
@@ -11941,7 +11971,6 @@
         <w:rPr>
           <w:rFonts w:hint="eastAsia"/>
         </w:rPr>
-        <w:lastRenderedPageBreak/>
         <w:t>8</w:t>
       </w:r>
       <w:r>
@@ -12813,7 +12842,6 @@
               <w:rPr>
                 <w:rFonts w:hint="eastAsia"/>
               </w:rPr>
-              <w:lastRenderedPageBreak/>
               <w:t xml:space="preserve">var implements = 20; // </w:t>
             </w:r>
             <w:proofErr w:type="spellStart"/>
@@ -12834,6 +12862,1068 @@
         </w:tc>
       </w:tr>
     </w:tbl>
+    <w:p/>
+    <w:p>
+      <w:pPr>
+        <w:rPr>
+          <w:rFonts w:hint="eastAsia"/>
+        </w:rPr>
+      </w:pPr>
+      <w:r>
+        <w:rPr>
+          <w:rFonts w:hint="eastAsia"/>
+        </w:rPr>
+        <w:t>This指向</w:t>
+      </w:r>
+    </w:p>
+    <w:p>
+      <w:pPr>
+        <w:rPr>
+          <w:b/>
+          <w:bCs/>
+        </w:rPr>
+      </w:pPr>
+      <w:r>
+        <w:rPr>
+          <w:b/>
+          <w:bCs/>
+        </w:rPr>
+        <w:t>1. 全局上下文</w:t>
+      </w:r>
+    </w:p>
+    <w:p>
+      <w:r>
+        <w:t>在全局执行环境中，this 指向全局对象（在浏览器中是 window，在Node.js中是 global）。</w:t>
+      </w:r>
+    </w:p>
+    <w:p>
+      <w:proofErr w:type="spellStart"/>
+      <w:r>
+        <w:t>javascriptCopy</w:t>
+      </w:r>
+      <w:proofErr w:type="spellEnd"/>
+      <w:r>
+        <w:t xml:space="preserve"> Code</w:t>
+      </w:r>
+    </w:p>
+    <w:p>
+      <w:r>
+        <w:t>console.log(this === window); // 在浏览器中输出 true</w:t>
+      </w:r>
+    </w:p>
+    <w:p>
+      <w:r>
+        <w:t>console.log(this === global); // 在 Node.js 中输出 true</w:t>
+      </w:r>
+    </w:p>
+    <w:p>
+      <w:pPr>
+        <w:rPr>
+          <w:b/>
+          <w:bCs/>
+        </w:rPr>
+      </w:pPr>
+      <w:r>
+        <w:rPr>
+          <w:b/>
+          <w:bCs/>
+        </w:rPr>
+        <w:t>2. 函数调用</w:t>
+      </w:r>
+    </w:p>
+    <w:p>
+      <w:r>
+        <w:t>在普通函数中调用时，this 的值通常不是预期的。在非严格模式下，this 会指向全局对象。在严格模式下（使用 "use strict"），this 的值是 undefined。</w:t>
+      </w:r>
+    </w:p>
+    <w:p>
+      <w:proofErr w:type="spellStart"/>
+      <w:r>
+        <w:t>javascriptCopy</w:t>
+      </w:r>
+      <w:proofErr w:type="spellEnd"/>
+      <w:r>
+        <w:t xml:space="preserve"> Code</w:t>
+      </w:r>
+    </w:p>
+    <w:p>
+      <w:r>
+        <w:t xml:space="preserve">function </w:t>
+      </w:r>
+      <w:proofErr w:type="spellStart"/>
+      <w:proofErr w:type="gramStart"/>
+      <w:r>
+        <w:t>showThis</w:t>
+      </w:r>
+      <w:proofErr w:type="spellEnd"/>
+      <w:r>
+        <w:t>(</w:t>
+      </w:r>
+      <w:proofErr w:type="gramEnd"/>
+      <w:r>
+        <w:t>) {</w:t>
+      </w:r>
+    </w:p>
+    <w:p>
+      <w:r>
+        <w:t xml:space="preserve">    console.log(this);</w:t>
+      </w:r>
+    </w:p>
+    <w:p>
+      <w:r>
+        <w:t>}</w:t>
+      </w:r>
+    </w:p>
+    <w:p>
+      <w:proofErr w:type="spellStart"/>
+      <w:r>
+        <w:t>showThis</w:t>
+      </w:r>
+      <w:proofErr w:type="spellEnd"/>
+      <w:r>
+        <w:t>(); // 非严格模式下，输出全局对象；严格模式下，输出 undefined</w:t>
+      </w:r>
+    </w:p>
+    <w:p>
+      <w:pPr>
+        <w:rPr>
+          <w:b/>
+          <w:bCs/>
+        </w:rPr>
+      </w:pPr>
+      <w:r>
+        <w:rPr>
+          <w:b/>
+          <w:bCs/>
+        </w:rPr>
+        <w:t>3. 方法调用</w:t>
+      </w:r>
+    </w:p>
+    <w:p>
+      <w:r>
+        <w:t>当函数作为对象的方法被调用时，this 指向调用该方法的对象。</w:t>
+      </w:r>
+    </w:p>
+    <w:p>
+      <w:proofErr w:type="spellStart"/>
+      <w:r>
+        <w:t>javascriptCopy</w:t>
+      </w:r>
+      <w:proofErr w:type="spellEnd"/>
+      <w:r>
+        <w:t xml:space="preserve"> Code</w:t>
+      </w:r>
+    </w:p>
+    <w:p>
+      <w:r>
+        <w:t>const obj = {</w:t>
+      </w:r>
+    </w:p>
+    <w:p>
+      <w:r>
+        <w:t xml:space="preserve">    name: "Example",</w:t>
+      </w:r>
+    </w:p>
+    <w:p>
+      <w:r>
+        <w:t xml:space="preserve">    </w:t>
+      </w:r>
+      <w:proofErr w:type="spellStart"/>
+      <w:r>
+        <w:t>showName</w:t>
+      </w:r>
+      <w:proofErr w:type="spellEnd"/>
+      <w:r>
+        <w:t xml:space="preserve">: </w:t>
+      </w:r>
+      <w:proofErr w:type="gramStart"/>
+      <w:r>
+        <w:t>function(</w:t>
+      </w:r>
+      <w:proofErr w:type="gramEnd"/>
+      <w:r>
+        <w:t>) {</w:t>
+      </w:r>
+    </w:p>
+    <w:p>
+      <w:r>
+        <w:t xml:space="preserve">        console.log(this.name);</w:t>
+      </w:r>
+    </w:p>
+    <w:p>
+      <w:r>
+        <w:t xml:space="preserve">    }</w:t>
+      </w:r>
+    </w:p>
+    <w:p>
+      <w:r>
+        <w:t>};</w:t>
+      </w:r>
+    </w:p>
+    <w:p>
+      <w:proofErr w:type="spellStart"/>
+      <w:r>
+        <w:t>obj.showName</w:t>
+      </w:r>
+      <w:proofErr w:type="spellEnd"/>
+      <w:r>
+        <w:t>(); // 输出 "Example"</w:t>
+      </w:r>
+    </w:p>
+    <w:p>
+      <w:pPr>
+        <w:rPr>
+          <w:b/>
+          <w:bCs/>
+        </w:rPr>
+      </w:pPr>
+      <w:r>
+        <w:rPr>
+          <w:b/>
+          <w:bCs/>
+        </w:rPr>
+        <w:t>4. 构造函数调用</w:t>
+      </w:r>
+    </w:p>
+    <w:p>
+      <w:r>
+        <w:t>在构造函数中，this 指向新创建的对象实例。</w:t>
+      </w:r>
+    </w:p>
+    <w:p>
+      <w:proofErr w:type="spellStart"/>
+      <w:r>
+        <w:t>javascriptCopy</w:t>
+      </w:r>
+      <w:proofErr w:type="spellEnd"/>
+      <w:r>
+        <w:t xml:space="preserve"> Code</w:t>
+      </w:r>
+    </w:p>
+    <w:p>
+      <w:r>
+        <w:t>function Person(name) {</w:t>
+      </w:r>
+    </w:p>
+    <w:p>
+      <w:r>
+        <w:t xml:space="preserve">    this.name = name;</w:t>
+      </w:r>
+    </w:p>
+    <w:p>
+      <w:r>
+        <w:t>}</w:t>
+      </w:r>
+    </w:p>
+    <w:p>
+      <w:r>
+        <w:t>const person1 = new Person("Alice");</w:t>
+      </w:r>
+    </w:p>
+    <w:p>
+      <w:r>
+        <w:t>console.log(person1.name); // 输出 "Alice"</w:t>
+      </w:r>
+    </w:p>
+    <w:p>
+      <w:pPr>
+        <w:rPr>
+          <w:b/>
+          <w:bCs/>
+        </w:rPr>
+      </w:pPr>
+      <w:r>
+        <w:rPr>
+          <w:b/>
+          <w:bCs/>
+        </w:rPr>
+        <w:t>5. 事件处理器中的 this</w:t>
+      </w:r>
+    </w:p>
+    <w:p>
+      <w:r>
+        <w:t>在DOM事件处理器中，this 通常指向触发事件的元素。</w:t>
+      </w:r>
+    </w:p>
+    <w:p>
+      <w:proofErr w:type="spellStart"/>
+      <w:r>
+        <w:t>javascriptCopy</w:t>
+      </w:r>
+      <w:proofErr w:type="spellEnd"/>
+      <w:r>
+        <w:t xml:space="preserve"> Code</w:t>
+      </w:r>
+    </w:p>
+    <w:p>
+      <w:proofErr w:type="spellStart"/>
+      <w:proofErr w:type="gramStart"/>
+      <w:r>
+        <w:t>document.getElementById</w:t>
+      </w:r>
+      <w:proofErr w:type="spellEnd"/>
+      <w:proofErr w:type="gramEnd"/>
+      <w:r>
+        <w:t>("</w:t>
+      </w:r>
+      <w:proofErr w:type="spellStart"/>
+      <w:r>
+        <w:t>myButton</w:t>
+      </w:r>
+      <w:proofErr w:type="spellEnd"/>
+      <w:r>
+        <w:t>"</w:t>
+      </w:r>
+      <w:proofErr w:type="gramStart"/>
+      <w:r>
+        <w:t>).</w:t>
+      </w:r>
+      <w:proofErr w:type="spellStart"/>
+      <w:r>
+        <w:t>addEventListener</w:t>
+      </w:r>
+      <w:proofErr w:type="spellEnd"/>
+      <w:proofErr w:type="gramEnd"/>
+      <w:r>
+        <w:t xml:space="preserve">("click", </w:t>
+      </w:r>
+      <w:proofErr w:type="gramStart"/>
+      <w:r>
+        <w:t>function(</w:t>
+      </w:r>
+      <w:proofErr w:type="gramEnd"/>
+      <w:r>
+        <w:t>) {</w:t>
+      </w:r>
+    </w:p>
+    <w:p>
+      <w:r>
+        <w:t xml:space="preserve">    console.log(this); // 指向触发事件的按钮元素</w:t>
+      </w:r>
+    </w:p>
+    <w:p>
+      <w:r>
+        <w:t>});</w:t>
+      </w:r>
+    </w:p>
+    <w:p>
+      <w:pPr>
+        <w:rPr>
+          <w:b/>
+          <w:bCs/>
+        </w:rPr>
+      </w:pPr>
+      <w:r>
+        <w:rPr>
+          <w:b/>
+          <w:bCs/>
+        </w:rPr>
+        <w:t>6. 箭头函数中的 this</w:t>
+      </w:r>
+    </w:p>
+    <w:p>
+      <w:r>
+        <w:t>箭头函数</w:t>
+      </w:r>
+      <w:proofErr w:type="gramStart"/>
+      <w:r>
+        <w:t>不</w:t>
+      </w:r>
+      <w:proofErr w:type="gramEnd"/>
+      <w:r>
+        <w:t>绑定自己的 this，它们捕获其所在上下文的 this 值，因此 this 的值与外围作用域保持一致。</w:t>
+      </w:r>
+    </w:p>
+    <w:p>
+      <w:proofErr w:type="spellStart"/>
+      <w:r>
+        <w:t>javascriptCopy</w:t>
+      </w:r>
+      <w:proofErr w:type="spellEnd"/>
+      <w:r>
+        <w:t xml:space="preserve"> Code</w:t>
+      </w:r>
+    </w:p>
+    <w:p>
+      <w:r>
+        <w:t>const obj = {</w:t>
+      </w:r>
+    </w:p>
+    <w:p>
+      <w:r>
+        <w:t xml:space="preserve">    name: "Example",</w:t>
+      </w:r>
+    </w:p>
+    <w:p>
+      <w:r>
+        <w:t xml:space="preserve">    </w:t>
+      </w:r>
+      <w:proofErr w:type="spellStart"/>
+      <w:r>
+        <w:t>showName</w:t>
+      </w:r>
+      <w:proofErr w:type="spellEnd"/>
+      <w:r>
+        <w:t xml:space="preserve">: </w:t>
+      </w:r>
+      <w:proofErr w:type="gramStart"/>
+      <w:r>
+        <w:t>function(</w:t>
+      </w:r>
+      <w:proofErr w:type="gramEnd"/>
+      <w:r>
+        <w:t>) {</w:t>
+      </w:r>
+    </w:p>
+    <w:p>
+      <w:r>
+        <w:t xml:space="preserve">        </w:t>
+      </w:r>
+      <w:proofErr w:type="spellStart"/>
+      <w:r>
+        <w:t>setTimeout</w:t>
+      </w:r>
+      <w:proofErr w:type="spellEnd"/>
+      <w:r>
+        <w:t>(() =&gt; { // 使用箭头函数</w:t>
+      </w:r>
+    </w:p>
+    <w:p>
+      <w:r>
+        <w:t xml:space="preserve">            console.log(this.name); // 输出 "Example"</w:t>
+      </w:r>
+    </w:p>
+    <w:p>
+      <w:r>
+        <w:t xml:space="preserve">        }, 1000);</w:t>
+      </w:r>
+    </w:p>
+    <w:p>
+      <w:r>
+        <w:t xml:space="preserve">    }</w:t>
+      </w:r>
+    </w:p>
+    <w:p>
+      <w:r>
+        <w:t>};</w:t>
+      </w:r>
+    </w:p>
+    <w:p>
+      <w:proofErr w:type="spellStart"/>
+      <w:proofErr w:type="gramStart"/>
+      <w:r>
+        <w:t>obj.showName</w:t>
+      </w:r>
+      <w:proofErr w:type="spellEnd"/>
+      <w:proofErr w:type="gramEnd"/>
+      <w:r>
+        <w:t>();</w:t>
+      </w:r>
+    </w:p>
+    <w:p/>
+    <w:p/>
+    <w:p/>
+    <w:p/>
+    <w:p/>
+    <w:p>
+      <w:r>
+        <w:rPr>
+          <w:rFonts w:hint="eastAsia"/>
+        </w:rPr>
+        <w:t>ESM</w:t>
+      </w:r>
+    </w:p>
+    <w:p>
+      <w:r>
+        <w:rPr>
+          <w:rFonts w:hint="eastAsia"/>
+        </w:rPr>
+        <w:t>顶层await</w:t>
+      </w:r>
+    </w:p>
+    <w:p>
+      <w:r>
+        <w:rPr>
+          <w:rFonts w:hint="eastAsia"/>
+        </w:rPr>
+        <w:t>const res = await fetch("XXX");</w:t>
+      </w:r>
+      <w:r>
+        <w:rPr>
+          <w:rFonts w:hint="eastAsia"/>
+        </w:rPr>
+        <w:t xml:space="preserve"> 暂停，等待promise的完成</w:t>
+      </w:r>
+    </w:p>
+    <w:p>
+      <w:r>
+        <w:rPr>
+          <w:rFonts w:hint="eastAsia"/>
+        </w:rPr>
+        <w:t xml:space="preserve">export const data = await </w:t>
+      </w:r>
+      <w:proofErr w:type="spellStart"/>
+      <w:r>
+        <w:rPr>
+          <w:rFonts w:hint="eastAsia"/>
+        </w:rPr>
+        <w:t>res.json</w:t>
+      </w:r>
+      <w:proofErr w:type="spellEnd"/>
+      <w:r>
+        <w:rPr>
+          <w:rFonts w:hint="eastAsia"/>
+        </w:rPr>
+        <w:t>()</w:t>
+      </w:r>
+      <w:r>
+        <w:rPr>
+          <w:rFonts w:hint="eastAsia"/>
+        </w:rPr>
+        <w:t xml:space="preserve"> 暂停，等待解析</w:t>
+      </w:r>
+    </w:p>
+    <w:p/>
+    <w:p>
+      <w:r>
+        <w:rPr>
+          <w:rFonts w:hint="eastAsia"/>
+        </w:rPr>
+        <w:t>不会阻塞主线程</w:t>
+      </w:r>
+    </w:p>
+    <w:p/>
+    <w:p>
+      <w:proofErr w:type="spellStart"/>
+      <w:r>
+        <w:rPr>
+          <w:rFonts w:hint="eastAsia"/>
+        </w:rPr>
+        <w:t>Commonjs</w:t>
+      </w:r>
+      <w:proofErr w:type="spellEnd"/>
+      <w:r>
+        <w:rPr>
+          <w:rFonts w:hint="eastAsia"/>
+        </w:rPr>
+        <w:t>无法实现</w:t>
+      </w:r>
+    </w:p>
+    <w:p/>
+    <w:p/>
+    <w:p>
+      <w:r>
+        <w:rPr>
+          <w:rFonts w:hint="eastAsia"/>
+        </w:rPr>
+        <w:t>严格模式</w:t>
+      </w:r>
+    </w:p>
+    <w:p/>
+    <w:p/>
+    <w:p>
+      <w:r>
+        <w:rPr>
+          <w:rFonts w:hint="eastAsia"/>
+        </w:rPr>
+        <w:t>表达式的返回值</w:t>
+      </w:r>
+    </w:p>
+    <w:p>
+      <w:r>
+        <w:rPr>
+          <w:rFonts w:hint="eastAsia"/>
+        </w:rPr>
+        <w:t>声明（</w:t>
+      </w:r>
+      <w:r>
+        <w:rPr>
+          <w:rFonts w:hint="eastAsia"/>
+        </w:rPr>
+        <w:t>declaration</w:t>
+      </w:r>
+      <w:r>
+        <w:rPr>
+          <w:rFonts w:hint="eastAsia"/>
+        </w:rPr>
+        <w:t>），表达式（</w:t>
+      </w:r>
+      <w:r>
+        <w:rPr>
+          <w:rFonts w:hint="eastAsia"/>
+        </w:rPr>
+        <w:t>expression</w:t>
+      </w:r>
+      <w:r>
+        <w:rPr>
+          <w:rFonts w:hint="eastAsia"/>
+        </w:rPr>
+        <w:t>）</w:t>
+      </w:r>
+    </w:p>
+    <w:p/>
+    <w:p>
+      <w:r>
+        <w:rPr>
+          <w:rFonts w:hint="eastAsia"/>
+        </w:rPr>
+        <w:t>Export default不能接变量声明，</w:t>
+      </w:r>
+    </w:p>
+    <w:p>
+      <w:r>
+        <w:rPr>
+          <w:rFonts w:hint="eastAsia"/>
+        </w:rPr>
+        <w:t>Export能接声明，不能接表达式</w:t>
+      </w:r>
+    </w:p>
+    <w:p/>
+    <w:p>
+      <w:r>
+        <w:t>本次课回顾 JavaScript 导入方式，讲解 this 指向、顶层 await 等知识，并介绍后续网络课程内容。</w:t>
+      </w:r>
+    </w:p>
+    <w:p>
+      <w:pPr>
+        <w:numPr>
+          <w:ilvl w:val="0"/>
+          <w:numId w:val="18"/>
+        </w:numPr>
+      </w:pPr>
+      <w:r>
+        <w:rPr>
+          <w:b/>
+          <w:bCs/>
+        </w:rPr>
+        <w:t xml:space="preserve">ESM 与 </w:t>
+      </w:r>
+      <w:proofErr w:type="spellStart"/>
+      <w:r>
+        <w:rPr>
+          <w:b/>
+          <w:bCs/>
+        </w:rPr>
+        <w:t>CommonJS</w:t>
+      </w:r>
+      <w:proofErr w:type="spellEnd"/>
+      <w:r>
+        <w:rPr>
+          <w:b/>
+          <w:bCs/>
+        </w:rPr>
+        <w:t xml:space="preserve"> 导入方式回顾</w:t>
+      </w:r>
+      <w:r>
+        <w:t>：</w:t>
+      </w:r>
+    </w:p>
+    <w:p>
+      <w:pPr>
+        <w:numPr>
+          <w:ilvl w:val="1"/>
+          <w:numId w:val="18"/>
+        </w:numPr>
+      </w:pPr>
+      <w:r>
+        <w:rPr>
+          <w:b/>
+          <w:bCs/>
+        </w:rPr>
+        <w:t>导入时机</w:t>
+      </w:r>
+      <w:r>
+        <w:t>：ESM 通常静态导入放在顶部，也可动态导入返回 promise；</w:t>
+      </w:r>
+      <w:proofErr w:type="spellStart"/>
+      <w:r>
+        <w:t>CommonJS</w:t>
+      </w:r>
+      <w:proofErr w:type="spellEnd"/>
+      <w:r>
+        <w:t xml:space="preserve"> 是动态导入，使用时导入。</w:t>
+      </w:r>
+    </w:p>
+    <w:p>
+      <w:pPr>
+        <w:numPr>
+          <w:ilvl w:val="1"/>
+          <w:numId w:val="18"/>
+        </w:numPr>
+      </w:pPr>
+      <w:r>
+        <w:rPr>
+          <w:b/>
+          <w:bCs/>
+        </w:rPr>
+        <w:t>绑定特性</w:t>
+      </w:r>
+      <w:r>
+        <w:t>：ESM 导入有活绑定特性，值改变会同步；</w:t>
+      </w:r>
+      <w:proofErr w:type="spellStart"/>
+      <w:r>
+        <w:t>CommonJS</w:t>
+      </w:r>
+      <w:proofErr w:type="spellEnd"/>
+      <w:r>
+        <w:t xml:space="preserve"> 导入是快照，值改变不影响。</w:t>
+      </w:r>
+    </w:p>
+    <w:p>
+      <w:pPr>
+        <w:numPr>
+          <w:ilvl w:val="0"/>
+          <w:numId w:val="18"/>
+        </w:numPr>
+      </w:pPr>
+      <w:r>
+        <w:rPr>
+          <w:b/>
+          <w:bCs/>
+        </w:rPr>
+        <w:t>this 指向问题</w:t>
+      </w:r>
+      <w:r>
+        <w:t>：</w:t>
+      </w:r>
+    </w:p>
+    <w:p>
+      <w:pPr>
+        <w:numPr>
+          <w:ilvl w:val="1"/>
+          <w:numId w:val="18"/>
+        </w:numPr>
+      </w:pPr>
+      <w:r>
+        <w:rPr>
+          <w:b/>
+          <w:bCs/>
+        </w:rPr>
+        <w:t>模块作用域</w:t>
+      </w:r>
+      <w:r>
+        <w:t>：ESM 模块作用域中 this 指向 undefined，因默认严格模式，防止污染全局空间；</w:t>
+      </w:r>
+      <w:proofErr w:type="spellStart"/>
+      <w:r>
+        <w:t>CommonJS</w:t>
+      </w:r>
+      <w:proofErr w:type="spellEnd"/>
+      <w:r>
+        <w:t xml:space="preserve"> 中 this 指向 </w:t>
+      </w:r>
+      <w:proofErr w:type="spellStart"/>
+      <w:r>
+        <w:t>module.exports</w:t>
+      </w:r>
+      <w:proofErr w:type="spellEnd"/>
+      <w:r>
+        <w:t xml:space="preserve"> 。</w:t>
+      </w:r>
+    </w:p>
+    <w:p>
+      <w:pPr>
+        <w:numPr>
+          <w:ilvl w:val="1"/>
+          <w:numId w:val="18"/>
+        </w:numPr>
+      </w:pPr>
+      <w:r>
+        <w:rPr>
+          <w:b/>
+          <w:bCs/>
+        </w:rPr>
+        <w:t>原因剖析</w:t>
+      </w:r>
+      <w:r>
+        <w:t>：ESM 是底层引擎实现模块化，</w:t>
+      </w:r>
+      <w:proofErr w:type="spellStart"/>
+      <w:r>
+        <w:t>CommonJS</w:t>
+      </w:r>
+      <w:proofErr w:type="spellEnd"/>
+      <w:r>
+        <w:t xml:space="preserve"> 是</w:t>
+      </w:r>
+      <w:proofErr w:type="gramStart"/>
+      <w:r>
+        <w:t>用立即</w:t>
+      </w:r>
+      <w:proofErr w:type="gramEnd"/>
+      <w:r>
+        <w:t>执行函数模拟模块作用域。</w:t>
+      </w:r>
+    </w:p>
+    <w:p>
+      <w:pPr>
+        <w:numPr>
+          <w:ilvl w:val="0"/>
+          <w:numId w:val="18"/>
+        </w:numPr>
+      </w:pPr>
+      <w:r>
+        <w:rPr>
+          <w:b/>
+          <w:bCs/>
+        </w:rPr>
+        <w:t>顶层 await</w:t>
+      </w:r>
+      <w:r>
+        <w:t>：</w:t>
+      </w:r>
+    </w:p>
+    <w:p>
+      <w:pPr>
+        <w:numPr>
+          <w:ilvl w:val="1"/>
+          <w:numId w:val="18"/>
+        </w:numPr>
+      </w:pPr>
+      <w:r>
+        <w:rPr>
+          <w:b/>
+          <w:bCs/>
+        </w:rPr>
+        <w:t>概念</w:t>
+      </w:r>
+      <w:r>
+        <w:t>：模块加载异步化，等待模块加载，不阻塞主线程。</w:t>
+      </w:r>
+    </w:p>
+    <w:p>
+      <w:pPr>
+        <w:numPr>
+          <w:ilvl w:val="1"/>
+          <w:numId w:val="18"/>
+        </w:numPr>
+      </w:pPr>
+      <w:r>
+        <w:rPr>
+          <w:b/>
+          <w:bCs/>
+        </w:rPr>
+        <w:t>应用差异</w:t>
+      </w:r>
+      <w:r>
+        <w:t>：ESM 支持顶层 await，</w:t>
+      </w:r>
+      <w:proofErr w:type="spellStart"/>
+      <w:r>
+        <w:t>CommonJS</w:t>
+      </w:r>
+      <w:proofErr w:type="spellEnd"/>
+      <w:r>
+        <w:t xml:space="preserve"> 不支持。</w:t>
+      </w:r>
+    </w:p>
+    <w:p>
+      <w:pPr>
+        <w:numPr>
+          <w:ilvl w:val="0"/>
+          <w:numId w:val="18"/>
+        </w:numPr>
+      </w:pPr>
+      <w:r>
+        <w:rPr>
+          <w:b/>
+          <w:bCs/>
+        </w:rPr>
+        <w:t>tree - shaking</w:t>
+      </w:r>
+      <w:r>
+        <w:t>：</w:t>
+      </w:r>
+    </w:p>
+    <w:p>
+      <w:pPr>
+        <w:numPr>
+          <w:ilvl w:val="1"/>
+          <w:numId w:val="18"/>
+        </w:numPr>
+      </w:pPr>
+      <w:r>
+        <w:rPr>
+          <w:b/>
+          <w:bCs/>
+        </w:rPr>
+        <w:t>原理</w:t>
+      </w:r>
+      <w:r>
+        <w:t>：ES6 模块化编译解析时构建依赖图，找出未被依赖代码并剔除。</w:t>
+      </w:r>
+    </w:p>
+    <w:p>
+      <w:pPr>
+        <w:numPr>
+          <w:ilvl w:val="0"/>
+          <w:numId w:val="18"/>
+        </w:numPr>
+      </w:pPr>
+      <w:r>
+        <w:rPr>
+          <w:b/>
+          <w:bCs/>
+        </w:rPr>
+        <w:t>严格模式</w:t>
+      </w:r>
+      <w:r>
+        <w:t>：</w:t>
+      </w:r>
+    </w:p>
+    <w:p>
+      <w:pPr>
+        <w:numPr>
+          <w:ilvl w:val="1"/>
+          <w:numId w:val="18"/>
+        </w:numPr>
+      </w:pPr>
+      <w:r>
+        <w:rPr>
+          <w:b/>
+          <w:bCs/>
+        </w:rPr>
+        <w:t>特点</w:t>
+      </w:r>
+      <w:r>
+        <w:t>：禁止创建全局变量，函数参数不能重名，禁止使用 with、eval、</w:t>
+      </w:r>
+      <w:proofErr w:type="spellStart"/>
+      <w:r>
+        <w:t>arguments.callee</w:t>
+      </w:r>
+      <w:proofErr w:type="spellEnd"/>
+      <w:r>
+        <w:t xml:space="preserve"> 等。</w:t>
+      </w:r>
+    </w:p>
+    <w:p>
+      <w:pPr>
+        <w:numPr>
+          <w:ilvl w:val="1"/>
+          <w:numId w:val="18"/>
+        </w:numPr>
+      </w:pPr>
+      <w:r>
+        <w:rPr>
+          <w:b/>
+          <w:bCs/>
+        </w:rPr>
+        <w:t>优势</w:t>
+      </w:r>
+      <w:r>
+        <w:t>：以更严谨方式运行代码，提升质量和性能，避免风险。</w:t>
+      </w:r>
+    </w:p>
+    <w:p>
+      <w:pPr>
+        <w:numPr>
+          <w:ilvl w:val="0"/>
+          <w:numId w:val="18"/>
+        </w:numPr>
+      </w:pPr>
+      <w:r>
+        <w:rPr>
+          <w:b/>
+          <w:bCs/>
+        </w:rPr>
+        <w:t>表达式返回值</w:t>
+      </w:r>
+      <w:r>
+        <w:t>：</w:t>
+      </w:r>
+    </w:p>
+    <w:p>
+      <w:pPr>
+        <w:numPr>
+          <w:ilvl w:val="1"/>
+          <w:numId w:val="18"/>
+        </w:numPr>
+      </w:pPr>
+      <w:r>
+        <w:rPr>
+          <w:b/>
+          <w:bCs/>
+        </w:rPr>
+        <w:t>函数表达式</w:t>
+      </w:r>
+      <w:r>
+        <w:t>：函数无 return 返回 undefined，有 return 返回指定值。</w:t>
+      </w:r>
+    </w:p>
+    <w:p>
+      <w:pPr>
+        <w:numPr>
+          <w:ilvl w:val="1"/>
+          <w:numId w:val="18"/>
+        </w:numPr>
+      </w:pPr>
+      <w:r>
+        <w:rPr>
+          <w:b/>
+          <w:bCs/>
+        </w:rPr>
+        <w:t>赋值表达式</w:t>
+      </w:r>
+      <w:r>
+        <w:t>：返回被赋值的值。</w:t>
+      </w:r>
+    </w:p>
+    <w:p>
+      <w:pPr>
+        <w:numPr>
+          <w:ilvl w:val="1"/>
+          <w:numId w:val="18"/>
+        </w:numPr>
+      </w:pPr>
+      <w:r>
+        <w:rPr>
+          <w:b/>
+          <w:bCs/>
+        </w:rPr>
+        <w:t>比较表达式</w:t>
+      </w:r>
+      <w:r>
+        <w:t>：返回布尔值。</w:t>
+      </w:r>
+    </w:p>
+    <w:p>
+      <w:pPr>
+        <w:numPr>
+          <w:ilvl w:val="1"/>
+          <w:numId w:val="18"/>
+        </w:numPr>
+      </w:pPr>
+      <w:r>
+        <w:rPr>
+          <w:b/>
+          <w:bCs/>
+        </w:rPr>
+        <w:t>选择器表达式</w:t>
+      </w:r>
+      <w:r>
+        <w:t>：逻辑与短路返回首个假值或最后一个真值；逻辑或短路返回首个真值或最后一个假值。</w:t>
+      </w:r>
+    </w:p>
+    <w:p>
+      <w:pPr>
+        <w:numPr>
+          <w:ilvl w:val="0"/>
+          <w:numId w:val="18"/>
+        </w:numPr>
+      </w:pPr>
+      <w:r>
+        <w:rPr>
+          <w:b/>
+          <w:bCs/>
+        </w:rPr>
+        <w:t>后续课程安排</w:t>
+      </w:r>
+      <w:r>
+        <w:t>：下节课讲网络相关知识，涉及五层协议、DNS、HTTP 等，之后做 Web 应用小型项目。推荐预习《图解 HTTP》。</w:t>
+      </w:r>
+    </w:p>
     <w:p>
       <w:pPr>
         <w:rPr>
@@ -14667,6 +15757,155 @@
     </w:lvl>
   </w:abstractNum>
   <w:abstractNum w:abstractNumId="15" w15:restartNumberingAfterBreak="0">
+    <w:nsid w:val="702171F3"/>
+    <w:multiLevelType w:val="multilevel"/>
+    <w:tmpl w:val="6D64EEB6"/>
+    <w:lvl w:ilvl="0">
+      <w:start w:val="1"/>
+      <w:numFmt w:val="bullet"/>
+      <w:lvlText w:val=""/>
+      <w:lvlJc w:val="left"/>
+      <w:pPr>
+        <w:tabs>
+          <w:tab w:val="num" w:pos="720"/>
+        </w:tabs>
+        <w:ind w:left="720" w:hanging="360"/>
+      </w:pPr>
+      <w:rPr>
+        <w:rFonts w:ascii="Symbol" w:hAnsi="Symbol" w:hint="default"/>
+        <w:sz w:val="20"/>
+      </w:rPr>
+    </w:lvl>
+    <w:lvl w:ilvl="1">
+      <w:start w:val="1"/>
+      <w:numFmt w:val="bullet"/>
+      <w:lvlText w:val="o"/>
+      <w:lvlJc w:val="left"/>
+      <w:pPr>
+        <w:tabs>
+          <w:tab w:val="num" w:pos="1440"/>
+        </w:tabs>
+        <w:ind w:left="1440" w:hanging="360"/>
+      </w:pPr>
+      <w:rPr>
+        <w:rFonts w:ascii="Courier New" w:hAnsi="Courier New" w:hint="default"/>
+        <w:sz w:val="20"/>
+      </w:rPr>
+    </w:lvl>
+    <w:lvl w:ilvl="2" w:tentative="1">
+      <w:start w:val="1"/>
+      <w:numFmt w:val="bullet"/>
+      <w:lvlText w:val=""/>
+      <w:lvlJc w:val="left"/>
+      <w:pPr>
+        <w:tabs>
+          <w:tab w:val="num" w:pos="2160"/>
+        </w:tabs>
+        <w:ind w:left="2160" w:hanging="360"/>
+      </w:pPr>
+      <w:rPr>
+        <w:rFonts w:ascii="Wingdings" w:hAnsi="Wingdings" w:hint="default"/>
+        <w:sz w:val="20"/>
+      </w:rPr>
+    </w:lvl>
+    <w:lvl w:ilvl="3" w:tentative="1">
+      <w:start w:val="1"/>
+      <w:numFmt w:val="bullet"/>
+      <w:lvlText w:val=""/>
+      <w:lvlJc w:val="left"/>
+      <w:pPr>
+        <w:tabs>
+          <w:tab w:val="num" w:pos="2880"/>
+        </w:tabs>
+        <w:ind w:left="2880" w:hanging="360"/>
+      </w:pPr>
+      <w:rPr>
+        <w:rFonts w:ascii="Wingdings" w:hAnsi="Wingdings" w:hint="default"/>
+        <w:sz w:val="20"/>
+      </w:rPr>
+    </w:lvl>
+    <w:lvl w:ilvl="4" w:tentative="1">
+      <w:start w:val="1"/>
+      <w:numFmt w:val="bullet"/>
+      <w:lvlText w:val=""/>
+      <w:lvlJc w:val="left"/>
+      <w:pPr>
+        <w:tabs>
+          <w:tab w:val="num" w:pos="3600"/>
+        </w:tabs>
+        <w:ind w:left="3600" w:hanging="360"/>
+      </w:pPr>
+      <w:rPr>
+        <w:rFonts w:ascii="Wingdings" w:hAnsi="Wingdings" w:hint="default"/>
+        <w:sz w:val="20"/>
+      </w:rPr>
+    </w:lvl>
+    <w:lvl w:ilvl="5" w:tentative="1">
+      <w:start w:val="1"/>
+      <w:numFmt w:val="bullet"/>
+      <w:lvlText w:val=""/>
+      <w:lvlJc w:val="left"/>
+      <w:pPr>
+        <w:tabs>
+          <w:tab w:val="num" w:pos="4320"/>
+        </w:tabs>
+        <w:ind w:left="4320" w:hanging="360"/>
+      </w:pPr>
+      <w:rPr>
+        <w:rFonts w:ascii="Wingdings" w:hAnsi="Wingdings" w:hint="default"/>
+        <w:sz w:val="20"/>
+      </w:rPr>
+    </w:lvl>
+    <w:lvl w:ilvl="6" w:tentative="1">
+      <w:start w:val="1"/>
+      <w:numFmt w:val="bullet"/>
+      <w:lvlText w:val=""/>
+      <w:lvlJc w:val="left"/>
+      <w:pPr>
+        <w:tabs>
+          <w:tab w:val="num" w:pos="5040"/>
+        </w:tabs>
+        <w:ind w:left="5040" w:hanging="360"/>
+      </w:pPr>
+      <w:rPr>
+        <w:rFonts w:ascii="Wingdings" w:hAnsi="Wingdings" w:hint="default"/>
+        <w:sz w:val="20"/>
+      </w:rPr>
+    </w:lvl>
+    <w:lvl w:ilvl="7" w:tentative="1">
+      <w:start w:val="1"/>
+      <w:numFmt w:val="bullet"/>
+      <w:lvlText w:val=""/>
+      <w:lvlJc w:val="left"/>
+      <w:pPr>
+        <w:tabs>
+          <w:tab w:val="num" w:pos="5760"/>
+        </w:tabs>
+        <w:ind w:left="5760" w:hanging="360"/>
+      </w:pPr>
+      <w:rPr>
+        <w:rFonts w:ascii="Wingdings" w:hAnsi="Wingdings" w:hint="default"/>
+        <w:sz w:val="20"/>
+      </w:rPr>
+    </w:lvl>
+    <w:lvl w:ilvl="8" w:tentative="1">
+      <w:start w:val="1"/>
+      <w:numFmt w:val="bullet"/>
+      <w:lvlText w:val=""/>
+      <w:lvlJc w:val="left"/>
+      <w:pPr>
+        <w:tabs>
+          <w:tab w:val="num" w:pos="6480"/>
+        </w:tabs>
+        <w:ind w:left="6480" w:hanging="360"/>
+      </w:pPr>
+      <w:rPr>
+        <w:rFonts w:ascii="Wingdings" w:hAnsi="Wingdings" w:hint="default"/>
+        <w:sz w:val="20"/>
+      </w:rPr>
+    </w:lvl>
+  </w:abstractNum>
+  <w:abstractNum w:abstractNumId="16" w15:restartNumberingAfterBreak="0">
     <w:nsid w:val="72125B11"/>
     <w:multiLevelType w:val="hybridMultilevel"/>
     <w:tmpl w:val="25EC1CE2"/>
@@ -14755,7 +15994,7 @@
       </w:pPr>
     </w:lvl>
   </w:abstractNum>
-  <w:abstractNum w:abstractNumId="16" w15:restartNumberingAfterBreak="0">
+  <w:abstractNum w:abstractNumId="17" w15:restartNumberingAfterBreak="0">
     <w:nsid w:val="7E281DAD"/>
     <w:multiLevelType w:val="multilevel"/>
     <w:tmpl w:val="38B021F2"/>
@@ -14932,7 +16171,7 @@
     <w:abstractNumId w:val="3"/>
   </w:num>
   <w:num w:numId="10" w16cid:durableId="1863399971">
-    <w:abstractNumId w:val="15"/>
+    <w:abstractNumId w:val="16"/>
   </w:num>
   <w:num w:numId="11" w16cid:durableId="1309555736">
     <w:abstractNumId w:val="12"/>
@@ -14941,7 +16180,7 @@
     <w:abstractNumId w:val="13"/>
   </w:num>
   <w:num w:numId="13" w16cid:durableId="1499611504">
-    <w:abstractNumId w:val="16"/>
+    <w:abstractNumId w:val="17"/>
   </w:num>
   <w:num w:numId="14" w16cid:durableId="982320220">
     <w:abstractNumId w:val="6"/>
@@ -14954,6 +16193,9 @@
   </w:num>
   <w:num w:numId="17" w16cid:durableId="1809973658">
     <w:abstractNumId w:val="2"/>
+  </w:num>
+  <w:num w:numId="18" w16cid:durableId="562064132">
+    <w:abstractNumId w:val="15"/>
   </w:num>
 </w:numbering>
 </file>

--- a/lesson/12.9课时1.docx
+++ b/lesson/12.9课时1.docx
@@ -828,6 +828,92 @@
               </w:rPr>
               <w:t>0122√</w:t>
             </w:r>
+          </w:p>
+        </w:tc>
+        <w:tc>
+          <w:tcPr>
+            <w:tcW w:w="1401" w:type="dxa"/>
+          </w:tcPr>
+          <w:p>
+            <w:pPr>
+              <w:rPr>
+                <w:rFonts w:hint="eastAsia"/>
+              </w:rPr>
+            </w:pPr>
+          </w:p>
+        </w:tc>
+        <w:tc>
+          <w:tcPr>
+            <w:tcW w:w="842" w:type="dxa"/>
+          </w:tcPr>
+          <w:p>
+            <w:pPr>
+              <w:rPr>
+                <w:rFonts w:hint="eastAsia"/>
+              </w:rPr>
+            </w:pPr>
+          </w:p>
+        </w:tc>
+        <w:tc>
+          <w:tcPr>
+            <w:tcW w:w="1617" w:type="dxa"/>
+          </w:tcPr>
+          <w:p>
+            <w:pPr>
+              <w:rPr>
+                <w:rFonts w:hint="eastAsia"/>
+              </w:rPr>
+            </w:pPr>
+          </w:p>
+        </w:tc>
+      </w:tr>
+      <w:tr>
+        <w:tc>
+          <w:tcPr>
+            <w:tcW w:w="988" w:type="dxa"/>
+          </w:tcPr>
+          <w:p>
+            <w:pPr>
+              <w:rPr>
+                <w:rFonts w:hint="eastAsia"/>
+              </w:rPr>
+            </w:pPr>
+          </w:p>
+        </w:tc>
+        <w:tc>
+          <w:tcPr>
+            <w:tcW w:w="1672" w:type="dxa"/>
+          </w:tcPr>
+          <w:p>
+            <w:pPr>
+              <w:rPr>
+                <w:rFonts w:hint="eastAsia"/>
+              </w:rPr>
+            </w:pPr>
+          </w:p>
+        </w:tc>
+        <w:tc>
+          <w:tcPr>
+            <w:tcW w:w="659" w:type="dxa"/>
+          </w:tcPr>
+          <w:p>
+            <w:pPr>
+              <w:rPr>
+                <w:rFonts w:hint="eastAsia"/>
+              </w:rPr>
+            </w:pPr>
+          </w:p>
+        </w:tc>
+        <w:tc>
+          <w:tcPr>
+            <w:tcW w:w="1117" w:type="dxa"/>
+          </w:tcPr>
+          <w:p>
+            <w:pPr>
+              <w:rPr>
+                <w:rFonts w:hint="eastAsia"/>
+              </w:rPr>
+            </w:pPr>
           </w:p>
         </w:tc>
         <w:tc>
@@ -1995,21 +2081,7 @@
         <w:rPr>
           <w:rFonts w:hint="eastAsia"/>
         </w:rPr>
-        <w:t>12.09课时</w:t>
-      </w:r>
-      <w:proofErr w:type="gramStart"/>
-      <w:r>
-        <w:rPr>
-          <w:rFonts w:hint="eastAsia"/>
-        </w:rPr>
-        <w:t>一</w:t>
-      </w:r>
-      <w:proofErr w:type="gramEnd"/>
-      <w:r>
-        <w:rPr>
-          <w:rFonts w:hint="eastAsia"/>
-        </w:rPr>
-        <w:t>——简历修改</w:t>
+        <w:t>12.09课时一——简历修改</w:t>
       </w:r>
       <w:bookmarkEnd w:id="0"/>
     </w:p>
@@ -2152,6 +2224,7 @@
         <w:rPr>
           <w:rFonts w:hint="eastAsia"/>
         </w:rPr>
+        <w:lastRenderedPageBreak/>
         <w:t>STAR</w:t>
       </w:r>
     </w:p>
@@ -2167,7 +2240,6 @@
         <w:rPr>
           <w:rFonts w:hint="eastAsia"/>
         </w:rPr>
-        <w:lastRenderedPageBreak/>
         <w:t>S：项目背景</w:t>
       </w:r>
     </w:p>
@@ -2264,21 +2336,7 @@
         <w:rPr>
           <w:rFonts w:hint="eastAsia"/>
         </w:rPr>
-        <w:t>T：从零到</w:t>
-      </w:r>
-      <w:proofErr w:type="gramStart"/>
-      <w:r>
-        <w:rPr>
-          <w:rFonts w:hint="eastAsia"/>
-        </w:rPr>
-        <w:t>一</w:t>
-      </w:r>
-      <w:proofErr w:type="gramEnd"/>
-      <w:r>
-        <w:rPr>
-          <w:rFonts w:hint="eastAsia"/>
-        </w:rPr>
-        <w:t>实现系统烧录工具，能够可靠识别设备（），烧录能力，完整性保障</w:t>
+        <w:t>T：从零到一实现系统烧录工具，能够可靠识别设备（），烧录能力，完整性保障</w:t>
       </w:r>
     </w:p>
     <w:p>
@@ -2309,14 +2367,7 @@
         <w:rPr>
           <w:rFonts w:hint="eastAsia"/>
         </w:rPr>
-        <w:t>专业的烧录能力：</w:t>
-      </w:r>
-      <w:proofErr w:type="gramStart"/>
-      <w:r>
-        <w:rPr>
-          <w:rFonts w:hint="eastAsia"/>
-        </w:rPr>
-        <w:t>集成</w:t>
+        <w:t>专业的烧录能力：集成</w:t>
       </w:r>
       <w:r>
         <w:rPr>
@@ -2324,82 +2375,53 @@
           <w:color w:val="000000"/>
           <w:sz w:val="22"/>
         </w:rPr>
-        <w:t>集成</w:t>
-      </w:r>
-      <w:proofErr w:type="gramEnd"/>
+        <w:t>集成etcher-image-write实现专业级镜像烧录功能</w:t>
+      </w:r>
+      <w:r>
+        <w:rPr>
+          <w:rFonts w:ascii="微软雅黑" w:eastAsia="微软雅黑" w:hAnsi="微软雅黑" w:hint="eastAsia"/>
+          <w:color w:val="000000"/>
+          <w:sz w:val="22"/>
+        </w:rPr>
+        <w:t>的稳定和可控</w:t>
+      </w:r>
+    </w:p>
+    <w:p>
+      <w:pPr>
+        <w:spacing w:before="260" w:line="220" w:lineRule="exact"/>
+        <w:ind w:leftChars="400" w:left="840"/>
+        <w:jc w:val="left"/>
+        <w:rPr>
+          <w:rFonts w:ascii="微软雅黑" w:eastAsia="微软雅黑" w:hAnsi="微软雅黑" w:hint="eastAsia"/>
+          <w:color w:val="000000"/>
+          <w:sz w:val="22"/>
+        </w:rPr>
+      </w:pPr>
       <w:r>
         <w:rPr>
           <w:rFonts w:ascii="微软雅黑" w:eastAsia="微软雅黑" w:hAnsi="微软雅黑"/>
           <w:color w:val="000000"/>
           <w:sz w:val="22"/>
         </w:rPr>
-        <w:t>etcher-image-write实现专业级镜像烧</w:t>
-      </w:r>
-      <w:proofErr w:type="gramStart"/>
+        <w:t>使用</w:t>
+      </w:r>
+      <w:proofErr w:type="spellStart"/>
       <w:r>
         <w:rPr>
           <w:rFonts w:ascii="微软雅黑" w:eastAsia="微软雅黑" w:hAnsi="微软雅黑"/>
           <w:color w:val="000000"/>
           <w:sz w:val="22"/>
         </w:rPr>
-        <w:t>录功能</w:t>
-      </w:r>
-      <w:proofErr w:type="gramEnd"/>
-      <w:r>
-        <w:rPr>
-          <w:rFonts w:ascii="微软雅黑" w:eastAsia="微软雅黑" w:hAnsi="微软雅黑" w:hint="eastAsia"/>
-          <w:color w:val="000000"/>
-          <w:sz w:val="22"/>
-        </w:rPr>
-        <w:t>的稳定和可控</w:t>
-      </w:r>
-    </w:p>
-    <w:p>
-      <w:pPr>
-        <w:spacing w:before="260" w:line="220" w:lineRule="exact"/>
-        <w:ind w:leftChars="400" w:left="840"/>
-        <w:jc w:val="left"/>
-        <w:rPr>
-          <w:rFonts w:ascii="微软雅黑" w:eastAsia="微软雅黑" w:hAnsi="微软雅黑" w:hint="eastAsia"/>
-          <w:color w:val="000000"/>
-          <w:sz w:val="22"/>
-        </w:rPr>
-      </w:pPr>
+        <w:t>drivelist</w:t>
+      </w:r>
+      <w:proofErr w:type="spellEnd"/>
       <w:r>
         <w:rPr>
           <w:rFonts w:ascii="微软雅黑" w:eastAsia="微软雅黑" w:hAnsi="微软雅黑"/>
           <w:color w:val="000000"/>
           <w:sz w:val="22"/>
         </w:rPr>
-        <w:t>使用</w:t>
-      </w:r>
-      <w:proofErr w:type="spellStart"/>
-      <w:r>
-        <w:rPr>
-          <w:rFonts w:ascii="微软雅黑" w:eastAsia="微软雅黑" w:hAnsi="微软雅黑"/>
-          <w:color w:val="000000"/>
-          <w:sz w:val="22"/>
-        </w:rPr>
-        <w:t>drivelist</w:t>
-      </w:r>
-      <w:proofErr w:type="spellEnd"/>
-      <w:proofErr w:type="gramStart"/>
-      <w:r>
-        <w:rPr>
-          <w:rFonts w:ascii="微软雅黑" w:eastAsia="微软雅黑" w:hAnsi="微软雅黑"/>
-          <w:color w:val="000000"/>
-          <w:sz w:val="22"/>
-        </w:rPr>
-        <w:t>库实现</w:t>
-      </w:r>
-      <w:proofErr w:type="gramEnd"/>
-      <w:r>
-        <w:rPr>
-          <w:rFonts w:ascii="微软雅黑" w:eastAsia="微软雅黑" w:hAnsi="微软雅黑"/>
-          <w:color w:val="000000"/>
-          <w:sz w:val="22"/>
-        </w:rPr>
-        <w:t>跨平台驱动器枚举和管理</w:t>
+        <w:t>库实现跨平台驱动器枚举和管理</w:t>
       </w:r>
     </w:p>
     <w:p>
@@ -2530,28 +2552,12 @@
           <w:rFonts w:hint="eastAsia"/>
         </w:rPr>
       </w:pPr>
-      <w:proofErr w:type="gramStart"/>
-      <w:r>
-        <w:rPr>
-          <w:rFonts w:hint="eastAsia"/>
-        </w:rPr>
-        <w:t>烧录传列入</w:t>
-      </w:r>
-      <w:proofErr w:type="gramEnd"/>
-      <w:r>
-        <w:rPr>
-          <w:rFonts w:hint="eastAsia"/>
-        </w:rPr>
-        <w:t>抽象</w:t>
-      </w:r>
-      <w:proofErr w:type="gramStart"/>
-      <w:r>
-        <w:rPr>
-          <w:rFonts w:hint="eastAsia"/>
-        </w:rPr>
-        <w:t>成状态积</w:t>
-      </w:r>
-      <w:proofErr w:type="gramEnd"/>
+      <w:r>
+        <w:rPr>
+          <w:rFonts w:hint="eastAsia"/>
+        </w:rPr>
+        <w:t>烧录传列入抽象成状态积</w:t>
+      </w:r>
     </w:p>
     <w:p>
       <w:pPr>
@@ -2628,21 +2634,7 @@
         <w:rPr>
           <w:rFonts w:hint="eastAsia"/>
         </w:rPr>
-        <w:t>飞书内</w:t>
-      </w:r>
-      <w:proofErr w:type="gramStart"/>
-      <w:r>
-        <w:rPr>
-          <w:rFonts w:hint="eastAsia"/>
-        </w:rPr>
-        <w:t>嵌</w:t>
-      </w:r>
-      <w:proofErr w:type="gramEnd"/>
-      <w:r>
-        <w:rPr>
-          <w:rFonts w:hint="eastAsia"/>
-        </w:rPr>
-        <w:t>周报系统</w:t>
+        <w:t>飞书内嵌周报系统</w:t>
       </w:r>
     </w:p>
     <w:p>
@@ -2730,21 +2722,7 @@
         <w:rPr>
           <w:rFonts w:hint="eastAsia"/>
         </w:rPr>
-        <w:t>R：交付了一个周报的web和</w:t>
-      </w:r>
-      <w:proofErr w:type="gramStart"/>
-      <w:r>
-        <w:rPr>
-          <w:rFonts w:hint="eastAsia"/>
-        </w:rPr>
-        <w:t>飞书双场景</w:t>
-      </w:r>
-      <w:proofErr w:type="gramEnd"/>
-      <w:r>
-        <w:rPr>
-          <w:rFonts w:hint="eastAsia"/>
-        </w:rPr>
-        <w:t>的应用，提高内部人员组织协调能力，实时查看项目</w:t>
+        <w:t>R：交付了一个周报的web和飞书双场景的应用，提高内部人员组织协调能力，实时查看项目</w:t>
       </w:r>
     </w:p>
     <w:p>
@@ -3078,21 +3056,7 @@
         <w:rPr>
           <w:rFonts w:hint="eastAsia"/>
         </w:rPr>
-        <w:t>工作经历上方</w:t>
-      </w:r>
-      <w:proofErr w:type="gramStart"/>
-      <w:r>
-        <w:rPr>
-          <w:rFonts w:hint="eastAsia"/>
-        </w:rPr>
-        <w:t>写核心</w:t>
-      </w:r>
-      <w:proofErr w:type="gramEnd"/>
-      <w:r>
-        <w:rPr>
-          <w:rFonts w:hint="eastAsia"/>
-        </w:rPr>
-        <w:t>优势：</w:t>
+        <w:t>工作经历上方写核心优势：</w:t>
       </w:r>
     </w:p>
     <w:p>
@@ -3142,35 +3106,7 @@
         <w:rPr>
           <w:rFonts w:hint="eastAsia"/>
         </w:rPr>
-        <w:t>的平台类岗位快速落地技术方案，企业</w:t>
-      </w:r>
-      <w:proofErr w:type="gramStart"/>
-      <w:r>
-        <w:rPr>
-          <w:rFonts w:hint="eastAsia"/>
-        </w:rPr>
-        <w:t>级内部</w:t>
-      </w:r>
-      <w:proofErr w:type="gramEnd"/>
-      <w:r>
-        <w:rPr>
-          <w:rFonts w:hint="eastAsia"/>
-        </w:rPr>
-        <w:t>工具从0到1落地能力，独立完成飞书内</w:t>
-      </w:r>
-      <w:proofErr w:type="gramStart"/>
-      <w:r>
-        <w:rPr>
-          <w:rFonts w:hint="eastAsia"/>
-        </w:rPr>
-        <w:t>嵌</w:t>
-      </w:r>
-      <w:proofErr w:type="gramEnd"/>
-      <w:r>
-        <w:rPr>
-          <w:rFonts w:hint="eastAsia"/>
-        </w:rPr>
-        <w:t>周报系统，从需求的梳理到技术选型到上线，真正把系统作为团队的协作工具。</w:t>
+        <w:t>的平台类岗位快速落地技术方案，企业级内部工具从0到1落地能力，独立完成飞书内嵌周报系统，从需求的梳理到技术选型到上线，真正把系统作为团队的协作工具。</w:t>
       </w:r>
     </w:p>
     <w:p>
@@ -3202,16 +3138,8 @@
         <w:rPr>
           <w:rFonts w:hint="eastAsia"/>
         </w:rPr>
-        <w:t xml:space="preserve">三端，对底层 </w:t>
-      </w:r>
-      <w:proofErr w:type="gramStart"/>
-      <w:r>
-        <w:rPr>
-          <w:rFonts w:hint="eastAsia"/>
-        </w:rPr>
-        <w:t>和</w:t>
-      </w:r>
-      <w:proofErr w:type="gramEnd"/>
+        <w:t>三端，对底层 和</w:t>
+      </w:r>
     </w:p>
     <w:p>
       <w:pPr>
@@ -3608,21 +3536,7 @@
         <w:rPr>
           <w:rFonts w:hint="eastAsia"/>
         </w:rPr>
-        <w:t>项目再加一个技术</w:t>
-      </w:r>
-      <w:proofErr w:type="gramStart"/>
-      <w:r>
-        <w:rPr>
-          <w:rFonts w:hint="eastAsia"/>
-        </w:rPr>
-        <w:t>栈</w:t>
-      </w:r>
-      <w:proofErr w:type="gramEnd"/>
-      <w:r>
-        <w:rPr>
-          <w:rFonts w:hint="eastAsia"/>
-        </w:rPr>
-        <w:t>，只写技术名词，</w:t>
+        <w:t>项目再加一个技术栈，只写技术名词，</w:t>
       </w:r>
     </w:p>
     <w:p>
@@ -3745,35 +3659,13 @@
         </w:rPr>
       </w:pPr>
       <w:r>
-        <w:t>我是</w:t>
-      </w:r>
-      <w:proofErr w:type="gramStart"/>
-      <w:r>
-        <w:t>杨佳琳</w:t>
-      </w:r>
-      <w:proofErr w:type="gramEnd"/>
-      <w:r>
-        <w:t>，毕业于上海财经大学数据科学与大数据技术专业</w:t>
-      </w:r>
-      <w:r>
-        <w:rPr>
-          <w:rFonts w:hint="eastAsia"/>
-        </w:rPr>
-        <w:t>，求职岗位是</w:t>
-      </w:r>
-      <w:proofErr w:type="gramStart"/>
-      <w:r>
-        <w:rPr>
-          <w:rFonts w:hint="eastAsia"/>
-        </w:rPr>
-        <w:t>端开发</w:t>
-      </w:r>
-      <w:proofErr w:type="gramEnd"/>
-      <w:r>
-        <w:rPr>
-          <w:rFonts w:hint="eastAsia"/>
-        </w:rPr>
-        <w:t>工程师</w:t>
+        <w:t>我是杨佳琳，毕业于上海财经大学数据科学与大数据技术专业</w:t>
+      </w:r>
+      <w:r>
+        <w:rPr>
+          <w:rFonts w:hint="eastAsia"/>
+        </w:rPr>
+        <w:t>，求职岗位是端开发工程师</w:t>
       </w:r>
       <w:r>
         <w:t>。</w:t>
@@ -3834,15 +3726,7 @@
         </w:rPr>
       </w:pPr>
       <w:r>
-        <w:t>第一个是飞书内</w:t>
-      </w:r>
-      <w:proofErr w:type="gramStart"/>
-      <w:r>
-        <w:t>嵌</w:t>
-      </w:r>
-      <w:proofErr w:type="gramEnd"/>
-      <w:r>
-        <w:t>周报系统，</w:t>
+        <w:t>第一个是飞书内嵌周报系统，</w:t>
       </w:r>
       <w:r>
         <w:rPr>
@@ -4180,21 +4064,7 @@
         <w:rPr>
           <w:rFonts w:hint="eastAsia"/>
         </w:rPr>
-        <w:t>自</w:t>
-      </w:r>
-      <w:proofErr w:type="gramStart"/>
-      <w:r>
-        <w:rPr>
-          <w:rFonts w:hint="eastAsia"/>
-        </w:rPr>
-        <w:t>研</w:t>
-      </w:r>
-      <w:proofErr w:type="gramEnd"/>
-      <w:r>
-        <w:rPr>
-          <w:rFonts w:hint="eastAsia"/>
-        </w:rPr>
-        <w:t>一个高性能虚拟列表滚动双向加载：支持双向滚动加载、折叠、跳转</w:t>
+        <w:t>自研一个高性能虚拟列表滚动双向加载：支持双向滚动加载、折叠、跳转</w:t>
       </w:r>
     </w:p>
     <w:p>
@@ -4266,21 +4136,12 @@
         </w:rPr>
         <w:t>支持跳转折叠，</w:t>
       </w:r>
-      <w:proofErr w:type="gramStart"/>
       <w:r>
         <w:rPr>
           <w:rFonts w:hint="eastAsia"/>
           <w:strike/>
         </w:rPr>
-        <w:t>滚动锚点</w:t>
-      </w:r>
-      <w:proofErr w:type="gramEnd"/>
-      <w:r>
-        <w:rPr>
-          <w:rFonts w:hint="eastAsia"/>
-          <w:strike/>
-        </w:rPr>
-        <w:t>anchor与高度缓存，</w:t>
+        <w:t>滚动锚点anchor与高度缓存，</w:t>
       </w:r>
     </w:p>
     <w:p>
@@ -4295,21 +4156,7 @@
         <w:rPr>
           <w:rFonts w:hint="eastAsia"/>
         </w:rPr>
-        <w:t>双向加载：</w:t>
-      </w:r>
-      <w:proofErr w:type="gramStart"/>
-      <w:r>
-        <w:rPr>
-          <w:rFonts w:hint="eastAsia"/>
-        </w:rPr>
-        <w:t>懒</w:t>
-      </w:r>
-      <w:proofErr w:type="gramEnd"/>
-      <w:r>
-        <w:rPr>
-          <w:rFonts w:hint="eastAsia"/>
-        </w:rPr>
-        <w:t>加载、滚动位置修正，数据插入</w:t>
+        <w:t>双向加载：懒加载、滚动位置修正，数据插入</w:t>
       </w:r>
     </w:p>
     <w:p>
@@ -4431,16 +4278,8 @@
         <w:rPr>
           <w:rFonts w:hint="eastAsia"/>
         </w:rPr>
-        <w:t>分段存储，划分成逻辑上的数据块，（例如两三周一</w:t>
-      </w:r>
-      <w:proofErr w:type="gramStart"/>
-      <w:r>
-        <w:rPr>
-          <w:rFonts w:hint="eastAsia"/>
-        </w:rPr>
-        <w:t>个</w:t>
-      </w:r>
-      <w:proofErr w:type="gramEnd"/>
+        <w:t>分段存储，划分成逻辑上的数据块，（例如两三周一个</w:t>
+      </w:r>
       <w:r>
         <w:rPr>
           <w:rFonts w:hint="eastAsia"/>
@@ -4477,21 +4316,7 @@
         <w:rPr>
           <w:rFonts w:hint="eastAsia"/>
         </w:rPr>
-        <w:t>基于索引、时间戳，先进先出，简单淘汰旧的chunk，让数据</w:t>
-      </w:r>
-      <w:proofErr w:type="gramStart"/>
-      <w:r>
-        <w:rPr>
-          <w:rFonts w:hint="eastAsia"/>
-        </w:rPr>
-        <w:t>量回归</w:t>
-      </w:r>
-      <w:proofErr w:type="gramEnd"/>
-      <w:r>
-        <w:rPr>
-          <w:rFonts w:hint="eastAsia"/>
-        </w:rPr>
-        <w:t>到安全的阈值</w:t>
+        <w:t>基于索引、时间戳，先进先出，简单淘汰旧的chunk，让数据量回归到安全的阈值</w:t>
       </w:r>
     </w:p>
     <w:p>
@@ -4530,21 +4355,7 @@
         <w:rPr>
           <w:rFonts w:hint="eastAsia"/>
         </w:rPr>
-        <w:t>用哈希表和双向链表的结合，进行判定，头部</w:t>
-      </w:r>
-      <w:proofErr w:type="gramStart"/>
-      <w:r>
-        <w:rPr>
-          <w:rFonts w:hint="eastAsia"/>
-        </w:rPr>
-        <w:t>放最近</w:t>
-      </w:r>
-      <w:proofErr w:type="gramEnd"/>
-      <w:r>
-        <w:rPr>
-          <w:rFonts w:hint="eastAsia"/>
-        </w:rPr>
-        <w:t>使用过的，</w:t>
+        <w:t>用哈希表和双向链表的结合，进行判定，头部放最近使用过的，</w:t>
       </w:r>
     </w:p>
     <w:p>
@@ -4673,15 +4484,7 @@
         <w:t>表明身份</w:t>
       </w:r>
       <w:r>
-        <w:t>：阐述工作年限，应届生</w:t>
-      </w:r>
-      <w:proofErr w:type="gramStart"/>
-      <w:r>
-        <w:t>需表明</w:t>
-      </w:r>
-      <w:proofErr w:type="gramEnd"/>
-      <w:r>
-        <w:t>身份。</w:t>
+        <w:t>：阐述工作年限，应届生需表明身份。</w:t>
       </w:r>
     </w:p>
     <w:p>
@@ -4703,15 +4506,7 @@
         <w:t>英文能力</w:t>
       </w:r>
       <w:r>
-        <w:t>：无海外留学经历</w:t>
-      </w:r>
-      <w:proofErr w:type="gramStart"/>
-      <w:r>
-        <w:t>可不讲</w:t>
-      </w:r>
-      <w:proofErr w:type="gramEnd"/>
-      <w:r>
-        <w:t>英文能力。</w:t>
+        <w:t>：无海外留学经历可不讲英文能力。</w:t>
       </w:r>
     </w:p>
     <w:p>
@@ -4799,31 +4594,7 @@
         <w:t>后续衔接</w:t>
       </w:r>
       <w:r>
-        <w:t>：自我介绍后询问面试</w:t>
-      </w:r>
-      <w:proofErr w:type="gramStart"/>
-      <w:r>
-        <w:t>官是否</w:t>
-      </w:r>
-      <w:proofErr w:type="gramEnd"/>
-      <w:r>
-        <w:t>可扩展</w:t>
-      </w:r>
-      <w:proofErr w:type="gramStart"/>
-      <w:r>
-        <w:t>讲项目</w:t>
-      </w:r>
-      <w:proofErr w:type="gramEnd"/>
-      <w:r>
-        <w:t>亮点，依面试</w:t>
-      </w:r>
-      <w:proofErr w:type="gramStart"/>
-      <w:r>
-        <w:t>官决定</w:t>
-      </w:r>
-      <w:proofErr w:type="gramEnd"/>
-      <w:r>
-        <w:t>行事。</w:t>
+        <w:t>：自我介绍后询问面试官是否可扩展讲项目亮点，依面试官决定行事。</w:t>
       </w:r>
     </w:p>
     <w:p>
@@ -4936,34 +4707,10 @@
           <w:b/>
           <w:bCs/>
         </w:rPr>
-        <w:t>自</w:t>
-      </w:r>
-      <w:proofErr w:type="gramStart"/>
-      <w:r>
-        <w:rPr>
-          <w:b/>
-          <w:bCs/>
-        </w:rPr>
-        <w:t>研</w:t>
-      </w:r>
-      <w:proofErr w:type="gramEnd"/>
-      <w:r>
-        <w:rPr>
-          <w:b/>
-          <w:bCs/>
-        </w:rPr>
-        <w:t>组件</w:t>
-      </w:r>
-      <w:r>
-        <w:t>：自</w:t>
-      </w:r>
-      <w:proofErr w:type="gramStart"/>
-      <w:r>
-        <w:t>研</w:t>
-      </w:r>
-      <w:proofErr w:type="gramEnd"/>
-      <w:r>
-        <w:t>高性能虚拟滚动列表，支持</w:t>
+        <w:t>自研组件</w:t>
+      </w:r>
+      <w:r>
+        <w:t>：自研高性能虚拟滚动列表，支持</w:t>
       </w:r>
       <w:r>
         <w:rPr>
@@ -5039,16 +4786,8 @@
         <w:rPr>
           <w:rFonts w:hint="eastAsia"/>
         </w:rPr>
-        <w:t>从零到</w:t>
-      </w:r>
-      <w:proofErr w:type="gramStart"/>
-      <w:r>
-        <w:rPr>
-          <w:rFonts w:hint="eastAsia"/>
-        </w:rPr>
-        <w:t>一</w:t>
-      </w:r>
-      <w:proofErr w:type="gramEnd"/>
+        <w:t>从零到一</w:t>
+      </w:r>
       <w:r>
         <w:rPr>
           <w:rFonts w:hint="eastAsia"/>
@@ -5095,35 +4834,13 @@
         <w:t>渲染优化</w:t>
       </w:r>
       <w:r>
-        <w:t>：采用视口附近数据</w:t>
-      </w:r>
-      <w:proofErr w:type="gramStart"/>
-      <w:r>
-        <w:t>懒</w:t>
-      </w:r>
-      <w:proofErr w:type="gramEnd"/>
-      <w:r>
-        <w:t>加载方案，</w:t>
-      </w:r>
-      <w:r>
-        <w:rPr>
-          <w:rFonts w:hint="eastAsia"/>
-        </w:rPr>
-        <w:t>只渲染视口上下的内容，</w:t>
-      </w:r>
-      <w:proofErr w:type="gramStart"/>
-      <w:r>
-        <w:rPr>
-          <w:rFonts w:hint="eastAsia"/>
-        </w:rPr>
-        <w:t>其余用</w:t>
-      </w:r>
-      <w:proofErr w:type="gramEnd"/>
-      <w:r>
-        <w:rPr>
-          <w:rFonts w:hint="eastAsia"/>
-        </w:rPr>
-        <w:t>展位高度</w:t>
+        <w:t>：采用视口附近数据懒加载方案，</w:t>
+      </w:r>
+      <w:r>
+        <w:rPr>
+          <w:rFonts w:hint="eastAsia"/>
+        </w:rPr>
+        <w:t>只渲染视口上下的内容，其余用展位高度</w:t>
       </w:r>
       <w:r>
         <w:t>撑开滚动条，保障滚动丝滑。</w:t>
@@ -5141,7 +4858,6 @@
           <w:strike/>
         </w:rPr>
       </w:pPr>
-      <w:proofErr w:type="gramStart"/>
       <w:r>
         <w:rPr>
           <w:b/>
@@ -5150,26 +4866,11 @@
         </w:rPr>
         <w:t>锚点计算</w:t>
       </w:r>
-      <w:proofErr w:type="gramEnd"/>
       <w:r>
         <w:rPr>
           <w:strike/>
         </w:rPr>
-        <w:t>：针对折叠、跳转改变高度场景，</w:t>
-      </w:r>
-      <w:proofErr w:type="gramStart"/>
-      <w:r>
-        <w:rPr>
-          <w:strike/>
-        </w:rPr>
-        <w:t>通过锚点计算</w:t>
-      </w:r>
-      <w:proofErr w:type="gramEnd"/>
-      <w:r>
-        <w:rPr>
-          <w:strike/>
-        </w:rPr>
-        <w:t>避免滚动条位置偏移。</w:t>
+        <w:t>：针对折叠、跳转改变高度场景，通过锚点计算避免滚动条位置偏移。</w:t>
       </w:r>
     </w:p>
     <w:p>
@@ -5191,15 +4892,7 @@
         <w:t>双向加载</w:t>
       </w:r>
       <w:r>
-        <w:t>：双向加载设置触发点获取数据，可按周获取，上</w:t>
-      </w:r>
-      <w:proofErr w:type="gramStart"/>
-      <w:r>
-        <w:t>拉下拉做懒</w:t>
-      </w:r>
-      <w:proofErr w:type="gramEnd"/>
-      <w:r>
-        <w:t>加载及滚动位置修正。</w:t>
+        <w:t>：双向加载设置触发点获取数据，可按周获取，上拉下拉做懒加载及滚动位置修正。</w:t>
       </w:r>
     </w:p>
     <w:p>
@@ -5418,21 +5111,7 @@
         <w:rPr>
           <w:rFonts w:hint="eastAsia"/>
         </w:rPr>
-        <w:t>），</w:t>
-      </w:r>
-      <w:proofErr w:type="gramStart"/>
-      <w:r>
-        <w:rPr>
-          <w:rFonts w:hint="eastAsia"/>
-        </w:rPr>
-        <w:t>写一半</w:t>
-      </w:r>
-      <w:proofErr w:type="gramEnd"/>
-      <w:r>
-        <w:rPr>
-          <w:rFonts w:hint="eastAsia"/>
-        </w:rPr>
-        <w:t>会丢稿等</w:t>
+        <w:t>），写一半会丢稿等</w:t>
       </w:r>
     </w:p>
     <w:p>
@@ -5717,35 +5396,7 @@
         <w:rPr>
           <w:rFonts w:hint="eastAsia"/>
         </w:rPr>
-        <w:t>节流、防抖函数：防止</w:t>
-      </w:r>
-      <w:proofErr w:type="gramStart"/>
-      <w:r>
-        <w:rPr>
-          <w:rFonts w:hint="eastAsia"/>
-        </w:rPr>
-        <w:t>输入卡顿</w:t>
-      </w:r>
-      <w:proofErr w:type="gramEnd"/>
-      <w:r>
-        <w:rPr>
-          <w:rFonts w:hint="eastAsia"/>
-        </w:rPr>
-        <w:t>、监听防抖，JSON</w:t>
-      </w:r>
-      <w:proofErr w:type="gramStart"/>
-      <w:r>
-        <w:rPr>
-          <w:rFonts w:hint="eastAsia"/>
-        </w:rPr>
-        <w:t>序列化防</w:t>
-      </w:r>
-      <w:proofErr w:type="gramEnd"/>
-      <w:r>
-        <w:rPr>
-          <w:rFonts w:hint="eastAsia"/>
-        </w:rPr>
-        <w:t>抖优化</w:t>
+        <w:t>节流、防抖函数：防止输入卡顿、监听防抖，JSON序列化防抖优化</w:t>
       </w:r>
     </w:p>
     <w:p>
@@ -5884,21 +5535,7 @@
         <w:rPr>
           <w:rFonts w:hint="eastAsia"/>
         </w:rPr>
-        <w:t>T：从零到</w:t>
-      </w:r>
-      <w:proofErr w:type="gramStart"/>
-      <w:r>
-        <w:rPr>
-          <w:rFonts w:hint="eastAsia"/>
-        </w:rPr>
-        <w:t>一</w:t>
-      </w:r>
-      <w:proofErr w:type="gramEnd"/>
-      <w:r>
-        <w:rPr>
-          <w:rFonts w:hint="eastAsia"/>
-        </w:rPr>
-        <w:t>独自负责，具备跨平台可控可观测可校验</w:t>
+        <w:t>T：从零到一独自负责，具备跨平台可控可观测可校验</w:t>
       </w:r>
     </w:p>
     <w:p>
@@ -5999,21 +5636,7 @@
         <w:rPr>
           <w:rFonts w:hint="eastAsia"/>
         </w:rPr>
-        <w:t>双引擎烧录策略 ,windows使用，</w:t>
-      </w:r>
-      <w:proofErr w:type="gramStart"/>
-      <w:r>
-        <w:rPr>
-          <w:rFonts w:hint="eastAsia"/>
-        </w:rPr>
-        <w:t>主进程</w:t>
-      </w:r>
-      <w:proofErr w:type="gramEnd"/>
-      <w:r>
-        <w:rPr>
-          <w:rFonts w:hint="eastAsia"/>
-        </w:rPr>
-        <w:t>抽象，按照不同平台发送，渲染进程复制试图UI与可视化，</w:t>
+        <w:t>双引擎烧录策略 ,windows使用，主进程抽象，按照不同平台发送，渲染进程复制试图UI与可视化，</w:t>
       </w:r>
     </w:p>
     <w:p>
@@ -6378,21 +6001,7 @@
         <w:rPr>
           <w:rFonts w:hint="eastAsia"/>
         </w:rPr>
-        <w:t>（从</w:t>
-      </w:r>
-      <w:proofErr w:type="gramStart"/>
-      <w:r>
-        <w:rPr>
-          <w:rFonts w:hint="eastAsia"/>
-        </w:rPr>
-        <w:t>设备读</w:t>
-      </w:r>
-      <w:proofErr w:type="gramEnd"/>
-      <w:r>
-        <w:rPr>
-          <w:rFonts w:hint="eastAsia"/>
-        </w:rPr>
-        <w:t>回的字节数）</w:t>
+        <w:t>（从设备读回的字节数）</w:t>
       </w:r>
       <w:r>
         <w:rPr>
@@ -6784,21 +6393,7 @@
         <w:rPr>
           <w:rFonts w:hint="eastAsia"/>
         </w:rPr>
-        <w:t>、</w:t>
-      </w:r>
-      <w:proofErr w:type="gramStart"/>
-      <w:r>
-        <w:rPr>
-          <w:rFonts w:hint="eastAsia"/>
-        </w:rPr>
-        <w:t>块级作用域</w:t>
-      </w:r>
-      <w:proofErr w:type="gramEnd"/>
-      <w:r>
-        <w:rPr>
-          <w:rFonts w:hint="eastAsia"/>
-        </w:rPr>
-        <w:t>（{}）</w:t>
+        <w:t>、块级作用域（{}）</w:t>
       </w:r>
       <w:r>
         <w:rPr>
@@ -7098,16 +6693,8 @@
         <w:rPr>
           <w:rFonts w:hint="eastAsia"/>
         </w:rPr>
-        <w:t xml:space="preserve">Call Stack </w:t>
-      </w:r>
-      <w:proofErr w:type="gramStart"/>
-      <w:r>
-        <w:rPr>
-          <w:rFonts w:hint="eastAsia"/>
-        </w:rPr>
-        <w:t>栈</w:t>
-      </w:r>
-      <w:proofErr w:type="gramEnd"/>
+        <w:t>Call Stack 栈</w:t>
+      </w:r>
       <w:r>
         <w:rPr>
           <w:rFonts w:hint="eastAsia"/>
@@ -7267,35 +6854,7 @@
         <w:rPr>
           <w:rFonts w:hint="eastAsia"/>
         </w:rPr>
-        <w:t>在</w:t>
-      </w:r>
-      <w:proofErr w:type="gramStart"/>
-      <w:r>
-        <w:rPr>
-          <w:rFonts w:hint="eastAsia"/>
-        </w:rPr>
-        <w:t>微任务</w:t>
-      </w:r>
-      <w:proofErr w:type="gramEnd"/>
-      <w:r>
-        <w:rPr>
-          <w:rFonts w:hint="eastAsia"/>
-        </w:rPr>
-        <w:t>执行完成</w:t>
-      </w:r>
-      <w:proofErr w:type="gramStart"/>
-      <w:r>
-        <w:rPr>
-          <w:rFonts w:hint="eastAsia"/>
-        </w:rPr>
-        <w:t>宏任务</w:t>
-      </w:r>
-      <w:proofErr w:type="gramEnd"/>
-      <w:r>
-        <w:rPr>
-          <w:rFonts w:hint="eastAsia"/>
-        </w:rPr>
-        <w:t>执行前，v8引擎尝试渲染页面（渲染机会），</w:t>
+        <w:t>在微任务执行完成宏任务执行前，v8引擎尝试渲染页面（渲染机会），</w:t>
       </w:r>
       <w:proofErr w:type="spellStart"/>
       <w:r>
@@ -7309,55 +6868,13 @@
         <w:rPr>
           <w:rFonts w:hint="eastAsia"/>
         </w:rPr>
-        <w:t>（</w:t>
-      </w:r>
-      <w:proofErr w:type="gramStart"/>
-      <w:r>
-        <w:rPr>
-          <w:rFonts w:hint="eastAsia"/>
-        </w:rPr>
-        <w:t>浏览器帧与帧</w:t>
-      </w:r>
-      <w:proofErr w:type="gramEnd"/>
-      <w:r>
-        <w:rPr>
-          <w:rFonts w:hint="eastAsia"/>
-        </w:rPr>
-        <w:t>之间穿插的回调）浏览器制作高性能动画API</w:t>
-      </w:r>
-      <w:r>
-        <w:rPr>
-          <w:rFonts w:hint="eastAsia"/>
-        </w:rPr>
-        <w:t>，在</w:t>
-      </w:r>
-      <w:proofErr w:type="gramStart"/>
-      <w:r>
-        <w:rPr>
-          <w:rFonts w:hint="eastAsia"/>
-        </w:rPr>
-        <w:t>重绘前调用</w:t>
-      </w:r>
-      <w:proofErr w:type="gramEnd"/>
-      <w:r>
-        <w:rPr>
-          <w:rFonts w:hint="eastAsia"/>
-        </w:rPr>
-        <w:t>，接受回</w:t>
-      </w:r>
-      <w:proofErr w:type="gramStart"/>
-      <w:r>
-        <w:rPr>
-          <w:rFonts w:hint="eastAsia"/>
-        </w:rPr>
-        <w:t>调函数</w:t>
-      </w:r>
-      <w:proofErr w:type="gramEnd"/>
-      <w:r>
-        <w:rPr>
-          <w:rFonts w:hint="eastAsia"/>
-        </w:rPr>
-        <w:t>作为参数</w:t>
+        <w:t>（浏览器帧与帧之间穿插的回调）浏览器制作高性能动画API</w:t>
+      </w:r>
+      <w:r>
+        <w:rPr>
+          <w:rFonts w:hint="eastAsia"/>
+        </w:rPr>
+        <w:t>，在重绘前调用，接受回调函数作为参数</w:t>
       </w:r>
     </w:p>
     <w:p>
@@ -7460,15 +6977,7 @@
         <w:t>任务队列</w:t>
       </w:r>
       <w:r>
-        <w:t>：同步代码是</w:t>
-      </w:r>
-      <w:proofErr w:type="gramStart"/>
-      <w:r>
-        <w:t>宏任务</w:t>
-      </w:r>
-      <w:proofErr w:type="gramEnd"/>
-      <w:r>
-        <w:t>的</w:t>
+        <w:t>：同步代码是宏任务的</w:t>
       </w:r>
       <w:r>
         <w:rPr>
@@ -7477,15 +6986,7 @@
         <w:t>T</w:t>
       </w:r>
       <w:r>
-        <w:t xml:space="preserve"> 0 级任务，执行时</w:t>
-      </w:r>
-      <w:proofErr w:type="gramStart"/>
-      <w:r>
-        <w:t>先宏任务</w:t>
-      </w:r>
-      <w:proofErr w:type="gramEnd"/>
-      <w:r>
-        <w:t>后微任务，任务按队列顺序执行。</w:t>
+        <w:t xml:space="preserve"> 0 级任务，执行时先宏任务后微任务，任务按队列顺序执行。</w:t>
       </w:r>
     </w:p>
     <w:p>
@@ -7563,23 +7064,7 @@
         <w:t>渲染时机</w:t>
       </w:r>
       <w:r>
-        <w:t>：浏览器清空</w:t>
-      </w:r>
-      <w:proofErr w:type="gramStart"/>
-      <w:r>
-        <w:t>微任务</w:t>
-      </w:r>
-      <w:proofErr w:type="gramEnd"/>
-      <w:r>
-        <w:t>后，执行</w:t>
-      </w:r>
-      <w:proofErr w:type="gramStart"/>
-      <w:r>
-        <w:t>宏任务</w:t>
-      </w:r>
-      <w:proofErr w:type="gramEnd"/>
-      <w:r>
-        <w:t>前，会尝试渲染页面，可利用 Request Animation Frame 制作高性能动画。</w:t>
+        <w:t>：浏览器清空微任务后，执行宏任务前，会尝试渲染页面，可利用 Request Animation Frame 制作高性能动画。</w:t>
       </w:r>
     </w:p>
     <w:p>
@@ -7659,31 +7144,7 @@
       </w:r>
       <w:proofErr w:type="spellEnd"/>
       <w:r>
-        <w:t xml:space="preserve"> 是一个Web API，允许网页作者请求浏览器在主线程空闲时</w:t>
-      </w:r>
-      <w:proofErr w:type="gramStart"/>
-      <w:r>
-        <w:t>执行低</w:t>
-      </w:r>
-      <w:proofErr w:type="gramEnd"/>
-      <w:r>
-        <w:t>优先级后台任务，从而避免</w:t>
-      </w:r>
-      <w:proofErr w:type="gramStart"/>
-      <w:r>
-        <w:t>干扰高</w:t>
-      </w:r>
-      <w:proofErr w:type="gramEnd"/>
-      <w:r>
-        <w:t>优先级操作（如input处理、动画和</w:t>
-      </w:r>
-      <w:proofErr w:type="gramStart"/>
-      <w:r>
-        <w:t>帧合成</w:t>
-      </w:r>
-      <w:proofErr w:type="gramEnd"/>
-      <w:r>
-        <w:t>），提升页面响应性和整体性能。</w:t>
+        <w:t xml:space="preserve"> 是一个Web API，允许网页作者请求浏览器在主线程空闲时执行低优先级后台任务，从而避免干扰高优先级操作（如input处理、动画和帧合成），提升页面响应性和整体性能。</w:t>
       </w:r>
       <w:r>
         <w:rPr>
@@ -7702,21 +7163,7 @@
         <w:rPr>
           <w:rFonts w:hint="eastAsia"/>
         </w:rPr>
-        <w:t>既不是</w:t>
-      </w:r>
-      <w:proofErr w:type="gramStart"/>
-      <w:r>
-        <w:rPr>
-          <w:rFonts w:hint="eastAsia"/>
-        </w:rPr>
-        <w:t>微任务</w:t>
-      </w:r>
-      <w:proofErr w:type="gramEnd"/>
-      <w:r>
-        <w:rPr>
-          <w:rFonts w:hint="eastAsia"/>
-        </w:rPr>
-        <w:t>也不是宏任务</w:t>
+        <w:t>既不是微任务也不是宏任务</w:t>
       </w:r>
     </w:p>
     <w:p>
@@ -7783,7 +7230,6 @@
         </w:rPr>
       </w:pPr>
       <w:proofErr w:type="spellStart"/>
-      <w:proofErr w:type="gramStart"/>
       <w:r>
         <w:rPr>
           <w:rFonts w:hint="eastAsia"/>
@@ -7791,7 +7237,6 @@
         <w:t>mo.observe</w:t>
       </w:r>
       <w:proofErr w:type="spellEnd"/>
-      <w:proofErr w:type="gramEnd"/>
       <w:r>
         <w:rPr>
           <w:rFonts w:hint="eastAsia"/>
@@ -7799,7 +7244,6 @@
         <w:t>(</w:t>
       </w:r>
       <w:proofErr w:type="spellStart"/>
-      <w:proofErr w:type="gramStart"/>
       <w:r>
         <w:rPr>
           <w:rFonts w:hint="eastAsia"/>
@@ -7807,19 +7251,11 @@
         <w:t>document.body</w:t>
       </w:r>
       <w:proofErr w:type="spellEnd"/>
-      <w:proofErr w:type="gramEnd"/>
-      <w:r>
-        <w:rPr>
-          <w:rFonts w:hint="eastAsia"/>
-        </w:rPr>
-        <w:t xml:space="preserve">, </w:t>
-      </w:r>
-      <w:proofErr w:type="gramStart"/>
-      <w:r>
-        <w:rPr>
-          <w:rFonts w:hint="eastAsia"/>
-        </w:rPr>
-        <w:t xml:space="preserve">{ </w:t>
+      <w:r>
+        <w:rPr>
+          <w:rFonts w:hint="eastAsia"/>
+        </w:rPr>
+        <w:t xml:space="preserve">, { </w:t>
       </w:r>
       <w:proofErr w:type="spellStart"/>
       <w:r>
@@ -7829,49 +7265,32 @@
         <w:t>childList</w:t>
       </w:r>
       <w:proofErr w:type="spellEnd"/>
-      <w:proofErr w:type="gramEnd"/>
-      <w:r>
-        <w:rPr>
-          <w:rFonts w:hint="eastAsia"/>
-        </w:rPr>
-        <w:t xml:space="preserve">: </w:t>
-      </w:r>
-      <w:proofErr w:type="gramStart"/>
-      <w:r>
-        <w:rPr>
-          <w:rFonts w:hint="eastAsia"/>
-        </w:rPr>
-        <w:t>true }</w:t>
-      </w:r>
-      <w:proofErr w:type="gramEnd"/>
-      <w:r>
-        <w:rPr>
-          <w:rFonts w:hint="eastAsia"/>
-        </w:rPr>
-        <w:t>);</w:t>
-      </w:r>
-    </w:p>
-    <w:p>
-      <w:pPr>
-        <w:rPr>
-          <w:rFonts w:hint="eastAsia"/>
-        </w:rPr>
-      </w:pPr>
-    </w:p>
-    <w:p>
-      <w:pPr>
-        <w:rPr>
-          <w:rFonts w:hint="eastAsia"/>
-        </w:rPr>
-      </w:pPr>
-      <w:proofErr w:type="gramStart"/>
+      <w:r>
+        <w:rPr>
+          <w:rFonts w:hint="eastAsia"/>
+        </w:rPr>
+        <w:t>: true });</w:t>
+      </w:r>
+    </w:p>
+    <w:p>
+      <w:pPr>
+        <w:rPr>
+          <w:rFonts w:hint="eastAsia"/>
+        </w:rPr>
+      </w:pPr>
+    </w:p>
+    <w:p>
+      <w:pPr>
+        <w:rPr>
+          <w:rFonts w:hint="eastAsia"/>
+        </w:rPr>
+      </w:pPr>
       <w:r>
         <w:rPr>
           <w:rFonts w:hint="eastAsia"/>
         </w:rPr>
         <w:t>可用于埋点</w:t>
       </w:r>
-      <w:proofErr w:type="gramEnd"/>
     </w:p>
     <w:p>
       <w:pPr>
@@ -7923,14 +7342,12 @@
         </w:rPr>
         <w:t>，</w:t>
       </w:r>
-      <w:proofErr w:type="gramStart"/>
       <w:r>
         <w:rPr>
           <w:rFonts w:hint="eastAsia"/>
         </w:rPr>
         <w:t>块级作用域</w:t>
       </w:r>
-      <w:proofErr w:type="gramEnd"/>
       <w:r>
         <w:rPr>
           <w:rFonts w:hint="eastAsia"/>
@@ -7995,35 +7412,7 @@
         <w:rPr>
           <w:rFonts w:hint="eastAsia"/>
         </w:rPr>
-        <w:t>Var定义的变量能在</w:t>
-      </w:r>
-      <w:proofErr w:type="gramStart"/>
-      <w:r>
-        <w:rPr>
-          <w:rFonts w:hint="eastAsia"/>
-        </w:rPr>
-        <w:t>块级作用</w:t>
-      </w:r>
-      <w:proofErr w:type="gramEnd"/>
-      <w:r>
-        <w:rPr>
-          <w:rFonts w:hint="eastAsia"/>
-        </w:rPr>
-        <w:t>域外访问，let定义的变量不能在</w:t>
-      </w:r>
-      <w:proofErr w:type="gramStart"/>
-      <w:r>
-        <w:rPr>
-          <w:rFonts w:hint="eastAsia"/>
-        </w:rPr>
-        <w:t>块级作用</w:t>
-      </w:r>
-      <w:proofErr w:type="gramEnd"/>
-      <w:r>
-        <w:rPr>
-          <w:rFonts w:hint="eastAsia"/>
-        </w:rPr>
-        <w:t>域外访问</w:t>
+        <w:t>Var定义的变量能在块级作用域外访问，let定义的变量不能在块级作用域外访问</w:t>
       </w:r>
     </w:p>
     <w:p>
@@ -8302,31 +7691,7 @@
         <w:t>任务执行顺序</w:t>
       </w:r>
       <w:r>
-        <w:t>：</w:t>
-      </w:r>
-      <w:proofErr w:type="gramStart"/>
-      <w:r>
-        <w:t>先宏任务</w:t>
-      </w:r>
-      <w:proofErr w:type="gramEnd"/>
-      <w:r>
-        <w:t>后微任务，</w:t>
-      </w:r>
-      <w:proofErr w:type="gramStart"/>
-      <w:r>
-        <w:t>宏任务</w:t>
-      </w:r>
-      <w:proofErr w:type="gramEnd"/>
-      <w:r>
-        <w:t>执行完生成</w:t>
-      </w:r>
-      <w:proofErr w:type="gramStart"/>
-      <w:r>
-        <w:t>微任务再</w:t>
-      </w:r>
-      <w:proofErr w:type="gramEnd"/>
-      <w:r>
-        <w:t>执行，涉及 event loop 运行机制。</w:t>
+        <w:t>：先宏任务后微任务，宏任务执行完生成微任务再执行，涉及 event loop 运行机制。</w:t>
       </w:r>
     </w:p>
     <w:p>
@@ -8363,15 +7728,7 @@
       </w:r>
       <w:proofErr w:type="spellEnd"/>
       <w:r>
-        <w:t xml:space="preserve"> </w:t>
-      </w:r>
-      <w:proofErr w:type="gramStart"/>
-      <w:r>
-        <w:t>放微任务</w:t>
-      </w:r>
-      <w:proofErr w:type="gramEnd"/>
-      <w:r>
-        <w:t>，</w:t>
+        <w:t xml:space="preserve"> 放微任务，</w:t>
       </w:r>
       <w:proofErr w:type="spellStart"/>
       <w:r>
@@ -8382,11 +7739,7 @@
       </w:r>
       <w:proofErr w:type="spellEnd"/>
       <w:r>
-        <w:t xml:space="preserve"> 用于监控元素或全局 body 变化，</w:t>
-      </w:r>
-      <w:proofErr w:type="gramStart"/>
-      <w:r>
-        <w:t xml:space="preserve">request </w:t>
+        <w:t xml:space="preserve"> 用于监控元素或全局 body 变化，request </w:t>
       </w:r>
       <w:proofErr w:type="spellStart"/>
       <w:r>
@@ -8394,19 +7747,7 @@
       </w:r>
       <w:proofErr w:type="spellEnd"/>
       <w:r>
-        <w:t xml:space="preserve"> </w:t>
-      </w:r>
-      <w:proofErr w:type="gramEnd"/>
-      <w:r>
-        <w:t>either or back 是动画优化方案，既</w:t>
-      </w:r>
-      <w:proofErr w:type="gramStart"/>
-      <w:r>
-        <w:t>非宏任务也非微任务</w:t>
-      </w:r>
-      <w:proofErr w:type="gramEnd"/>
-      <w:r>
-        <w:t xml:space="preserve"> 。</w:t>
+        <w:t xml:space="preserve"> either or back 是动画优化方案，既非宏任务也非微任务 。</w:t>
       </w:r>
     </w:p>
     <w:p>
@@ -8475,15 +7816,7 @@
         <w:t>作用域类型</w:t>
       </w:r>
       <w:r>
-        <w:t>：全局作用域、模块作用域、函数作用域、</w:t>
-      </w:r>
-      <w:proofErr w:type="gramStart"/>
-      <w:r>
-        <w:t>块级作用域</w:t>
-      </w:r>
-      <w:proofErr w:type="gramEnd"/>
-      <w:r>
-        <w:t>。全局变量在浏览器环境和 Node 环境表现不同。</w:t>
+        <w:t>：全局作用域、模块作用域、函数作用域、块级作用域。全局变量在浏览器环境和 Node 环境表现不同。</w:t>
       </w:r>
     </w:p>
     <w:p>
@@ -8501,7 +7834,6 @@
           <w:rFonts w:hint="eastAsia"/>
         </w:rPr>
       </w:pPr>
-      <w:proofErr w:type="gramStart"/>
       <w:r>
         <w:rPr>
           <w:b/>
@@ -8509,25 +7841,8 @@
         </w:rPr>
         <w:t>块级作用域</w:t>
       </w:r>
-      <w:proofErr w:type="gramEnd"/>
-      <w:r>
-        <w:t>：由大括号形成，let 声明的变量</w:t>
-      </w:r>
-      <w:proofErr w:type="gramStart"/>
-      <w:r>
-        <w:t>在块级作用域</w:t>
-      </w:r>
-      <w:proofErr w:type="gramEnd"/>
-      <w:r>
-        <w:t>内有效，var 声明的变量可</w:t>
-      </w:r>
-      <w:proofErr w:type="gramStart"/>
-      <w:r>
-        <w:t>突破块级作用域</w:t>
-      </w:r>
-      <w:proofErr w:type="gramEnd"/>
-      <w:r>
-        <w:t>。</w:t>
+      <w:r>
+        <w:t>：由大括号形成，let 声明的变量在块级作用域内有效，var 声明的变量可突破块级作用域。</w:t>
       </w:r>
     </w:p>
     <w:p>
@@ -8676,15 +7991,7 @@
         <w:t>变量作用域</w:t>
       </w:r>
       <w:r>
-        <w:t>：函数作用域内定义的变量在域外不能访问；</w:t>
-      </w:r>
-      <w:proofErr w:type="gramStart"/>
-      <w:r>
-        <w:t>块级作用域</w:t>
-      </w:r>
-      <w:proofErr w:type="gramEnd"/>
-      <w:r>
-        <w:t>里，let 定义的变量域外不能访问，var 可以。</w:t>
+        <w:t>：函数作用域内定义的变量在域外不能访问；块级作用域里，let 定义的变量域外不能访问，var 可以。</w:t>
       </w:r>
     </w:p>
     <w:p>
@@ -9196,15 +8503,7 @@
         <w:t>export default</w:t>
       </w:r>
       <w:r>
-        <w:t>：一个文件只能有一个，不能接变量声明，可接函数、类声明及任意表达式。接收时不用括号，若导出</w:t>
-      </w:r>
-      <w:proofErr w:type="gramStart"/>
-      <w:r>
-        <w:t>多个值需通过</w:t>
-      </w:r>
-      <w:proofErr w:type="gramEnd"/>
-      <w:r>
-        <w:t>对象解构。</w:t>
+        <w:t>：一个文件只能有一个，不能接变量声明，可接函数、类声明及任意表达式。接收时不用括号，若导出多个值需通过对象解构。</w:t>
       </w:r>
     </w:p>
     <w:p>
@@ -9659,15 +8958,7 @@
         <w:t>ES model</w:t>
       </w:r>
       <w:r>
-        <w:t>：具有活绑定特性，永远</w:t>
-      </w:r>
-      <w:proofErr w:type="gramStart"/>
-      <w:r>
-        <w:t>引用值</w:t>
-      </w:r>
-      <w:proofErr w:type="gramEnd"/>
-      <w:r>
-        <w:t>的引用，值改变会实时反映。</w:t>
+        <w:t>：具有活绑定特性，永远引用值的引用，值改变会实时反映。</w:t>
       </w:r>
     </w:p>
     <w:p>
@@ -9690,15 +8981,7 @@
       </w:r>
       <w:proofErr w:type="spellEnd"/>
       <w:r>
-        <w:t>：是快照，后续调用返回缓存值。可通过对象属性或函数方式实现</w:t>
-      </w:r>
-      <w:proofErr w:type="gramStart"/>
-      <w:r>
-        <w:t>类似活</w:t>
-      </w:r>
-      <w:proofErr w:type="gramEnd"/>
-      <w:r>
-        <w:t>绑定效果。</w:t>
+        <w:t>：是快照，后续调用返回缓存值。可通过对象属性或函数方式实现类似活绑定效果。</w:t>
       </w:r>
     </w:p>
     <w:p>
@@ -9848,21 +9131,7 @@
               <w:rPr>
                 <w:rFonts w:hint="eastAsia"/>
               </w:rPr>
-              <w:t>"</w:t>
-            </w:r>
-            <w:proofErr w:type="gramStart"/>
-            <w:r>
-              <w:rPr>
-                <w:rFonts w:hint="eastAsia"/>
-              </w:rPr>
-              <w:t>use</w:t>
-            </w:r>
-            <w:proofErr w:type="gramEnd"/>
-            <w:r>
-              <w:rPr>
-                <w:rFonts w:hint="eastAsia"/>
-              </w:rPr>
-              <w:t xml:space="preserve"> strict";</w:t>
+              <w:t>"use strict";</w:t>
             </w:r>
           </w:p>
           <w:p>
@@ -9924,7 +9193,6 @@
               <w:t xml:space="preserve">function </w:t>
             </w:r>
             <w:proofErr w:type="spellStart"/>
-            <w:proofErr w:type="gramStart"/>
             <w:r>
               <w:rPr>
                 <w:rFonts w:hint="eastAsia"/>
@@ -9936,41 +9204,20 @@
               <w:rPr>
                 <w:rFonts w:hint="eastAsia"/>
               </w:rPr>
-              <w:t>(</w:t>
-            </w:r>
-            <w:proofErr w:type="gramEnd"/>
-            <w:r>
-              <w:rPr>
-                <w:rFonts w:hint="eastAsia"/>
-              </w:rPr>
-              <w:t>) {</w:t>
-            </w:r>
-          </w:p>
-          <w:p>
-            <w:pPr>
-              <w:rPr>
-                <w:rFonts w:hint="eastAsia"/>
-              </w:rPr>
-            </w:pPr>
-            <w:r>
-              <w:rPr>
-                <w:rFonts w:hint="eastAsia"/>
-              </w:rPr>
-              <w:t xml:space="preserve">  "</w:t>
-            </w:r>
-            <w:proofErr w:type="gramStart"/>
-            <w:r>
-              <w:rPr>
-                <w:rFonts w:hint="eastAsia"/>
-              </w:rPr>
-              <w:t>use</w:t>
-            </w:r>
-            <w:proofErr w:type="gramEnd"/>
-            <w:r>
-              <w:rPr>
-                <w:rFonts w:hint="eastAsia"/>
-              </w:rPr>
-              <w:t xml:space="preserve"> strict";</w:t>
+              <w:t>() {</w:t>
+            </w:r>
+          </w:p>
+          <w:p>
+            <w:pPr>
+              <w:rPr>
+                <w:rFonts w:hint="eastAsia"/>
+              </w:rPr>
+            </w:pPr>
+            <w:r>
+              <w:rPr>
+                <w:rFonts w:hint="eastAsia"/>
+              </w:rPr>
+              <w:t xml:space="preserve">  "use strict";</w:t>
             </w:r>
           </w:p>
           <w:p>
@@ -10032,7 +9279,6 @@
               <w:t xml:space="preserve">function </w:t>
             </w:r>
             <w:proofErr w:type="spellStart"/>
-            <w:proofErr w:type="gramStart"/>
             <w:r>
               <w:rPr>
                 <w:rFonts w:hint="eastAsia"/>
@@ -10044,14 +9290,7 @@
               <w:rPr>
                 <w:rFonts w:hint="eastAsia"/>
               </w:rPr>
-              <w:t>(</w:t>
-            </w:r>
-            <w:proofErr w:type="gramEnd"/>
-            <w:r>
-              <w:rPr>
-                <w:rFonts w:hint="eastAsia"/>
-              </w:rPr>
-              <w:t>) {</w:t>
+              <w:t>() {</w:t>
             </w:r>
           </w:p>
           <w:p>
@@ -10283,21 +9522,7 @@
               <w:rPr>
                 <w:rFonts w:hint="eastAsia"/>
               </w:rPr>
-              <w:t>"</w:t>
-            </w:r>
-            <w:proofErr w:type="gramStart"/>
-            <w:r>
-              <w:rPr>
-                <w:rFonts w:hint="eastAsia"/>
-              </w:rPr>
-              <w:t>use</w:t>
-            </w:r>
-            <w:proofErr w:type="gramEnd"/>
-            <w:r>
-              <w:rPr>
-                <w:rFonts w:hint="eastAsia"/>
-              </w:rPr>
-              <w:t xml:space="preserve"> strict";</w:t>
+              <w:t>"use strict";</w:t>
             </w:r>
           </w:p>
           <w:p>
@@ -10418,35 +9643,7 @@
               <w:rPr>
                 <w:rFonts w:hint="eastAsia"/>
               </w:rPr>
-              <w:t xml:space="preserve">var obj = </w:t>
-            </w:r>
-            <w:proofErr w:type="gramStart"/>
-            <w:r>
-              <w:rPr>
-                <w:rFonts w:hint="eastAsia"/>
-              </w:rPr>
-              <w:t>{ x</w:t>
-            </w:r>
-            <w:proofErr w:type="gramEnd"/>
-            <w:r>
-              <w:rPr>
-                <w:rFonts w:hint="eastAsia"/>
-              </w:rPr>
-              <w:t xml:space="preserve">: </w:t>
-            </w:r>
-            <w:proofErr w:type="gramStart"/>
-            <w:r>
-              <w:rPr>
-                <w:rFonts w:hint="eastAsia"/>
-              </w:rPr>
-              <w:t>1 }</w:t>
-            </w:r>
-            <w:proofErr w:type="gramEnd"/>
-            <w:r>
-              <w:rPr>
-                <w:rFonts w:hint="eastAsia"/>
-              </w:rPr>
-              <w:t>;</w:t>
+              <w:t>var obj = { x: 1 };</w:t>
             </w:r>
           </w:p>
           <w:p>
@@ -10472,30 +9669,8 @@
               <w:rPr>
                 <w:rFonts w:hint="eastAsia"/>
               </w:rPr>
-              <w:t xml:space="preserve">console.log(obj); // </w:t>
-            </w:r>
-            <w:proofErr w:type="gramStart"/>
-            <w:r>
-              <w:rPr>
-                <w:rFonts w:hint="eastAsia"/>
-              </w:rPr>
-              <w:t>{ x</w:t>
-            </w:r>
-            <w:proofErr w:type="gramEnd"/>
-            <w:r>
-              <w:rPr>
-                <w:rFonts w:hint="eastAsia"/>
-              </w:rPr>
-              <w:t xml:space="preserve">: </w:t>
-            </w:r>
-            <w:proofErr w:type="gramStart"/>
-            <w:r>
-              <w:rPr>
-                <w:rFonts w:hint="eastAsia"/>
-              </w:rPr>
-              <w:t>1 }</w:t>
-            </w:r>
-            <w:proofErr w:type="gramEnd"/>
+              <w:t>console.log(obj); // { x: 1 }</w:t>
+            </w:r>
           </w:p>
           <w:p>
             <w:pPr>
@@ -10527,62 +9702,20 @@
               <w:rPr>
                 <w:rFonts w:hint="eastAsia"/>
               </w:rPr>
-              <w:t>"</w:t>
-            </w:r>
-            <w:proofErr w:type="gramStart"/>
-            <w:r>
-              <w:rPr>
-                <w:rFonts w:hint="eastAsia"/>
-              </w:rPr>
-              <w:t>use</w:t>
-            </w:r>
-            <w:proofErr w:type="gramEnd"/>
-            <w:r>
-              <w:rPr>
-                <w:rFonts w:hint="eastAsia"/>
-              </w:rPr>
-              <w:t xml:space="preserve"> strict";</w:t>
-            </w:r>
-          </w:p>
-          <w:p>
-            <w:pPr>
-              <w:rPr>
-                <w:rFonts w:hint="eastAsia"/>
-              </w:rPr>
-            </w:pPr>
-            <w:r>
-              <w:rPr>
-                <w:rFonts w:hint="eastAsia"/>
-              </w:rPr>
-              <w:t xml:space="preserve">var obj = </w:t>
-            </w:r>
-            <w:proofErr w:type="gramStart"/>
-            <w:r>
-              <w:rPr>
-                <w:rFonts w:hint="eastAsia"/>
-              </w:rPr>
-              <w:t>{ x</w:t>
-            </w:r>
-            <w:proofErr w:type="gramEnd"/>
-            <w:r>
-              <w:rPr>
-                <w:rFonts w:hint="eastAsia"/>
-              </w:rPr>
-              <w:t xml:space="preserve">: </w:t>
-            </w:r>
-            <w:proofErr w:type="gramStart"/>
-            <w:r>
-              <w:rPr>
-                <w:rFonts w:hint="eastAsia"/>
-              </w:rPr>
-              <w:t>1 }</w:t>
-            </w:r>
-            <w:proofErr w:type="gramEnd"/>
-            <w:r>
-              <w:rPr>
-                <w:rFonts w:hint="eastAsia"/>
-              </w:rPr>
-              <w:t>;</w:t>
+              <w:t>"use strict";</w:t>
+            </w:r>
+          </w:p>
+          <w:p>
+            <w:pPr>
+              <w:rPr>
+                <w:rFonts w:hint="eastAsia"/>
+              </w:rPr>
+            </w:pPr>
+            <w:r>
+              <w:rPr>
+                <w:rFonts w:hint="eastAsia"/>
+              </w:rPr>
+              <w:t>var obj = { x: 1 };</w:t>
             </w:r>
           </w:p>
           <w:p>
@@ -10679,21 +9812,7 @@
               <w:rPr>
                 <w:rFonts w:hint="eastAsia"/>
               </w:rPr>
-              <w:t xml:space="preserve">  </w:t>
-            </w:r>
-            <w:proofErr w:type="gramStart"/>
-            <w:r>
-              <w:rPr>
-                <w:rFonts w:hint="eastAsia"/>
-              </w:rPr>
-              <w:t>console.log(</w:t>
-            </w:r>
-            <w:proofErr w:type="gramEnd"/>
-            <w:r>
-              <w:rPr>
-                <w:rFonts w:hint="eastAsia"/>
-              </w:rPr>
-              <w:t>a, c);</w:t>
+              <w:t xml:space="preserve">  console.log(a, c);</w:t>
             </w:r>
           </w:p>
           <w:p>
@@ -10752,62 +9871,20 @@
               <w:rPr>
                 <w:rFonts w:hint="eastAsia"/>
               </w:rPr>
-              <w:t>"</w:t>
-            </w:r>
-            <w:proofErr w:type="gramStart"/>
-            <w:r>
-              <w:rPr>
-                <w:rFonts w:hint="eastAsia"/>
-              </w:rPr>
-              <w:t>use</w:t>
-            </w:r>
-            <w:proofErr w:type="gramEnd"/>
-            <w:r>
-              <w:rPr>
-                <w:rFonts w:hint="eastAsia"/>
-              </w:rPr>
-              <w:t xml:space="preserve"> strict";</w:t>
-            </w:r>
-          </w:p>
-          <w:p>
-            <w:pPr>
-              <w:rPr>
-                <w:rFonts w:hint="eastAsia"/>
-              </w:rPr>
-            </w:pPr>
-            <w:r>
-              <w:rPr>
-                <w:rFonts w:hint="eastAsia"/>
-              </w:rPr>
-              <w:t xml:space="preserve">function </w:t>
-            </w:r>
-            <w:proofErr w:type="gramStart"/>
-            <w:r>
-              <w:rPr>
-                <w:rFonts w:hint="eastAsia"/>
-              </w:rPr>
-              <w:t>sum(</w:t>
-            </w:r>
-            <w:proofErr w:type="gramEnd"/>
-            <w:r>
-              <w:rPr>
-                <w:rFonts w:hint="eastAsia"/>
-              </w:rPr>
-              <w:t xml:space="preserve">a, a, c) </w:t>
-            </w:r>
-            <w:proofErr w:type="gramStart"/>
-            <w:r>
-              <w:rPr>
-                <w:rFonts w:hint="eastAsia"/>
-              </w:rPr>
-              <w:t>{ /</w:t>
-            </w:r>
-            <w:proofErr w:type="gramEnd"/>
-            <w:r>
-              <w:rPr>
-                <w:rFonts w:hint="eastAsia"/>
-              </w:rPr>
-              <w:t xml:space="preserve">/ </w:t>
+              <w:t>"use strict";</w:t>
+            </w:r>
+          </w:p>
+          <w:p>
+            <w:pPr>
+              <w:rPr>
+                <w:rFonts w:hint="eastAsia"/>
+              </w:rPr>
+            </w:pPr>
+            <w:r>
+              <w:rPr>
+                <w:rFonts w:hint="eastAsia"/>
+              </w:rPr>
+              <w:t xml:space="preserve">function sum(a, a, c) { // </w:t>
             </w:r>
             <w:proofErr w:type="spellStart"/>
             <w:r>
@@ -10955,21 +10032,7 @@
               <w:rPr>
                 <w:rFonts w:hint="eastAsia"/>
               </w:rPr>
-              <w:t>"</w:t>
-            </w:r>
-            <w:proofErr w:type="gramStart"/>
-            <w:r>
-              <w:rPr>
-                <w:rFonts w:hint="eastAsia"/>
-              </w:rPr>
-              <w:t>use</w:t>
-            </w:r>
-            <w:proofErr w:type="gramEnd"/>
-            <w:r>
-              <w:rPr>
-                <w:rFonts w:hint="eastAsia"/>
-              </w:rPr>
-              <w:t xml:space="preserve"> strict";</w:t>
+              <w:t>"use strict";</w:t>
             </w:r>
           </w:p>
           <w:p>
@@ -11066,35 +10129,7 @@
               <w:rPr>
                 <w:rFonts w:hint="eastAsia"/>
               </w:rPr>
-              <w:t xml:space="preserve">var obj = </w:t>
-            </w:r>
-            <w:proofErr w:type="gramStart"/>
-            <w:r>
-              <w:rPr>
-                <w:rFonts w:hint="eastAsia"/>
-              </w:rPr>
-              <w:t>{ x</w:t>
-            </w:r>
-            <w:proofErr w:type="gramEnd"/>
-            <w:r>
-              <w:rPr>
-                <w:rFonts w:hint="eastAsia"/>
-              </w:rPr>
-              <w:t xml:space="preserve">: </w:t>
-            </w:r>
-            <w:proofErr w:type="gramStart"/>
-            <w:r>
-              <w:rPr>
-                <w:rFonts w:hint="eastAsia"/>
-              </w:rPr>
-              <w:t>1 }</w:t>
-            </w:r>
-            <w:proofErr w:type="gramEnd"/>
-            <w:r>
-              <w:rPr>
-                <w:rFonts w:hint="eastAsia"/>
-              </w:rPr>
-              <w:t>;</w:t>
+              <w:t>var obj = { x: 1 };</w:t>
             </w:r>
           </w:p>
           <w:p>
@@ -11172,89 +10207,33 @@
               <w:rPr>
                 <w:rFonts w:hint="eastAsia"/>
               </w:rPr>
-              <w:t>"</w:t>
-            </w:r>
-            <w:proofErr w:type="gramStart"/>
-            <w:r>
-              <w:rPr>
-                <w:rFonts w:hint="eastAsia"/>
-              </w:rPr>
-              <w:t>use</w:t>
-            </w:r>
-            <w:proofErr w:type="gramEnd"/>
-            <w:r>
-              <w:rPr>
-                <w:rFonts w:hint="eastAsia"/>
-              </w:rPr>
-              <w:t xml:space="preserve"> strict";</w:t>
-            </w:r>
-          </w:p>
-          <w:p>
-            <w:pPr>
-              <w:rPr>
-                <w:rFonts w:hint="eastAsia"/>
-              </w:rPr>
-            </w:pPr>
-            <w:r>
-              <w:rPr>
-                <w:rFonts w:hint="eastAsia"/>
-              </w:rPr>
-              <w:t xml:space="preserve">var obj = </w:t>
-            </w:r>
-            <w:proofErr w:type="gramStart"/>
-            <w:r>
-              <w:rPr>
-                <w:rFonts w:hint="eastAsia"/>
-              </w:rPr>
-              <w:t>{ x</w:t>
-            </w:r>
-            <w:proofErr w:type="gramEnd"/>
-            <w:r>
-              <w:rPr>
-                <w:rFonts w:hint="eastAsia"/>
-              </w:rPr>
-              <w:t xml:space="preserve">: </w:t>
-            </w:r>
-            <w:proofErr w:type="gramStart"/>
-            <w:r>
-              <w:rPr>
-                <w:rFonts w:hint="eastAsia"/>
-              </w:rPr>
-              <w:t>1 }</w:t>
-            </w:r>
-            <w:proofErr w:type="gramEnd"/>
-            <w:r>
-              <w:rPr>
-                <w:rFonts w:hint="eastAsia"/>
-              </w:rPr>
-              <w:t>;</w:t>
-            </w:r>
-          </w:p>
-          <w:p>
-            <w:pPr>
-              <w:rPr>
-                <w:rFonts w:hint="eastAsia"/>
-              </w:rPr>
-            </w:pPr>
-            <w:r>
-              <w:rPr>
-                <w:rFonts w:hint="eastAsia"/>
-              </w:rPr>
-              <w:t xml:space="preserve">with (obj) </w:t>
-            </w:r>
-            <w:proofErr w:type="gramStart"/>
-            <w:r>
-              <w:rPr>
-                <w:rFonts w:hint="eastAsia"/>
-              </w:rPr>
-              <w:t>{ /</w:t>
-            </w:r>
-            <w:proofErr w:type="gramEnd"/>
-            <w:r>
-              <w:rPr>
-                <w:rFonts w:hint="eastAsia"/>
-              </w:rPr>
-              <w:t xml:space="preserve">/ </w:t>
+              <w:t>"use strict";</w:t>
+            </w:r>
+          </w:p>
+          <w:p>
+            <w:pPr>
+              <w:rPr>
+                <w:rFonts w:hint="eastAsia"/>
+              </w:rPr>
+            </w:pPr>
+            <w:r>
+              <w:rPr>
+                <w:rFonts w:hint="eastAsia"/>
+              </w:rPr>
+              <w:t>var obj = { x: 1 };</w:t>
+            </w:r>
+          </w:p>
+          <w:p>
+            <w:pPr>
+              <w:rPr>
+                <w:rFonts w:hint="eastAsia"/>
+              </w:rPr>
+            </w:pPr>
+            <w:r>
+              <w:rPr>
+                <w:rFonts w:hint="eastAsia"/>
+              </w:rPr>
+              <w:t xml:space="preserve">with (obj) { // </w:t>
             </w:r>
             <w:proofErr w:type="spellStart"/>
             <w:r>
@@ -11375,19 +10354,11 @@
                 <w:rFonts w:hint="eastAsia"/>
               </w:rPr>
             </w:pPr>
-            <w:proofErr w:type="gramStart"/>
-            <w:r>
-              <w:rPr>
-                <w:rFonts w:hint="eastAsia"/>
-              </w:rPr>
-              <w:t>eval(</w:t>
-            </w:r>
-            <w:proofErr w:type="gramEnd"/>
-            <w:r>
-              <w:rPr>
-                <w:rFonts w:hint="eastAsia"/>
-              </w:rPr>
-              <w:t>"var x = 10;");</w:t>
+            <w:r>
+              <w:rPr>
+                <w:rFonts w:hint="eastAsia"/>
+              </w:rPr>
+              <w:t>eval("var x = 10;");</w:t>
             </w:r>
           </w:p>
           <w:p>
@@ -11433,42 +10404,20 @@
               <w:rPr>
                 <w:rFonts w:hint="eastAsia"/>
               </w:rPr>
-              <w:t>"</w:t>
-            </w:r>
-            <w:proofErr w:type="gramStart"/>
-            <w:r>
-              <w:rPr>
-                <w:rFonts w:hint="eastAsia"/>
-              </w:rPr>
-              <w:t>use</w:t>
-            </w:r>
-            <w:proofErr w:type="gramEnd"/>
-            <w:r>
-              <w:rPr>
-                <w:rFonts w:hint="eastAsia"/>
-              </w:rPr>
-              <w:t xml:space="preserve"> strict";</w:t>
-            </w:r>
-          </w:p>
-          <w:p>
-            <w:pPr>
-              <w:rPr>
-                <w:rFonts w:hint="eastAsia"/>
-              </w:rPr>
-            </w:pPr>
-            <w:proofErr w:type="gramStart"/>
-            <w:r>
-              <w:rPr>
-                <w:rFonts w:hint="eastAsia"/>
-              </w:rPr>
-              <w:t>eval(</w:t>
-            </w:r>
-            <w:proofErr w:type="gramEnd"/>
-            <w:r>
-              <w:rPr>
-                <w:rFonts w:hint="eastAsia"/>
-              </w:rPr>
-              <w:t>"var x = 10;");</w:t>
+              <w:t>"use strict";</w:t>
+            </w:r>
+          </w:p>
+          <w:p>
+            <w:pPr>
+              <w:rPr>
+                <w:rFonts w:hint="eastAsia"/>
+              </w:rPr>
+            </w:pPr>
+            <w:r>
+              <w:rPr>
+                <w:rFonts w:hint="eastAsia"/>
+              </w:rPr>
+              <w:t>eval("var x = 10;");</w:t>
             </w:r>
           </w:p>
           <w:p>
@@ -11555,7 +10504,6 @@
               <w:t xml:space="preserve">function </w:t>
             </w:r>
             <w:proofErr w:type="spellStart"/>
-            <w:proofErr w:type="gramStart"/>
             <w:r>
               <w:rPr>
                 <w:rFonts w:hint="eastAsia"/>
@@ -11567,14 +10515,7 @@
               <w:rPr>
                 <w:rFonts w:hint="eastAsia"/>
               </w:rPr>
-              <w:t>(</w:t>
-            </w:r>
-            <w:proofErr w:type="gramEnd"/>
-            <w:r>
-              <w:rPr>
-                <w:rFonts w:hint="eastAsia"/>
-              </w:rPr>
-              <w:t>) {</w:t>
+              <w:t>() {</w:t>
             </w:r>
           </w:p>
           <w:p>
@@ -11610,7 +10551,6 @@
               </w:rPr>
             </w:pPr>
             <w:proofErr w:type="spellStart"/>
-            <w:proofErr w:type="gramStart"/>
             <w:r>
               <w:rPr>
                 <w:rFonts w:hint="eastAsia"/>
@@ -11622,14 +10562,7 @@
               <w:rPr>
                 <w:rFonts w:hint="eastAsia"/>
               </w:rPr>
-              <w:t>(</w:t>
-            </w:r>
-            <w:proofErr w:type="gramEnd"/>
-            <w:r>
-              <w:rPr>
-                <w:rFonts w:hint="eastAsia"/>
-              </w:rPr>
-              <w:t>);</w:t>
+              <w:t>();</w:t>
             </w:r>
           </w:p>
           <w:p>
@@ -11662,21 +10595,7 @@
               <w:rPr>
                 <w:rFonts w:hint="eastAsia"/>
               </w:rPr>
-              <w:t>"</w:t>
-            </w:r>
-            <w:proofErr w:type="gramStart"/>
-            <w:r>
-              <w:rPr>
-                <w:rFonts w:hint="eastAsia"/>
-              </w:rPr>
-              <w:t>use</w:t>
-            </w:r>
-            <w:proofErr w:type="gramEnd"/>
-            <w:r>
-              <w:rPr>
-                <w:rFonts w:hint="eastAsia"/>
-              </w:rPr>
-              <w:t xml:space="preserve"> strict";</w:t>
+              <w:t>"use strict";</w:t>
             </w:r>
           </w:p>
           <w:p>
@@ -11692,7 +10611,6 @@
               <w:t xml:space="preserve">function </w:t>
             </w:r>
             <w:proofErr w:type="spellStart"/>
-            <w:proofErr w:type="gramStart"/>
             <w:r>
               <w:rPr>
                 <w:rFonts w:hint="eastAsia"/>
@@ -11704,14 +10622,7 @@
               <w:rPr>
                 <w:rFonts w:hint="eastAsia"/>
               </w:rPr>
-              <w:t>(</w:t>
-            </w:r>
-            <w:proofErr w:type="gramEnd"/>
-            <w:r>
-              <w:rPr>
-                <w:rFonts w:hint="eastAsia"/>
-              </w:rPr>
-              <w:t>) {</w:t>
+              <w:t>() {</w:t>
             </w:r>
           </w:p>
           <w:p>
@@ -11747,7 +10658,6 @@
               </w:rPr>
             </w:pPr>
             <w:proofErr w:type="spellStart"/>
-            <w:proofErr w:type="gramStart"/>
             <w:r>
               <w:rPr>
                 <w:rFonts w:hint="eastAsia"/>
@@ -11759,14 +10669,7 @@
               <w:rPr>
                 <w:rFonts w:hint="eastAsia"/>
               </w:rPr>
-              <w:t>(</w:t>
-            </w:r>
-            <w:proofErr w:type="gramEnd"/>
-            <w:r>
-              <w:rPr>
-                <w:rFonts w:hint="eastAsia"/>
-              </w:rPr>
-              <w:t>);</w:t>
+              <w:t>();</w:t>
             </w:r>
           </w:p>
           <w:p>
@@ -11807,21 +10710,7 @@
               <w:rPr>
                 <w:rFonts w:hint="eastAsia"/>
               </w:rPr>
-              <w:t>(</w:t>
-            </w:r>
-            <w:proofErr w:type="gramStart"/>
-            <w:r>
-              <w:rPr>
-                <w:rFonts w:hint="eastAsia"/>
-              </w:rPr>
-              <w:t>function(</w:t>
-            </w:r>
-            <w:proofErr w:type="gramEnd"/>
-            <w:r>
-              <w:rPr>
-                <w:rFonts w:hint="eastAsia"/>
-              </w:rPr>
-              <w:t>) {</w:t>
+              <w:t>(function() {</w:t>
             </w:r>
           </w:p>
           <w:p>
@@ -11880,21 +10769,7 @@
               <w:rPr>
                 <w:rFonts w:hint="eastAsia"/>
               </w:rPr>
-              <w:t>"</w:t>
-            </w:r>
-            <w:proofErr w:type="gramStart"/>
-            <w:r>
-              <w:rPr>
-                <w:rFonts w:hint="eastAsia"/>
-              </w:rPr>
-              <w:t>use</w:t>
-            </w:r>
-            <w:proofErr w:type="gramEnd"/>
-            <w:r>
-              <w:rPr>
-                <w:rFonts w:hint="eastAsia"/>
-              </w:rPr>
-              <w:t xml:space="preserve"> strict";</w:t>
+              <w:t>"use strict";</w:t>
             </w:r>
           </w:p>
           <w:p>
@@ -11915,21 +10790,7 @@
               <w:rPr>
                 <w:rFonts w:hint="eastAsia"/>
               </w:rPr>
-              <w:t>(</w:t>
-            </w:r>
-            <w:proofErr w:type="gramStart"/>
-            <w:r>
-              <w:rPr>
-                <w:rFonts w:hint="eastAsia"/>
-              </w:rPr>
-              <w:t>function(</w:t>
-            </w:r>
-            <w:proofErr w:type="gramEnd"/>
-            <w:r>
-              <w:rPr>
-                <w:rFonts w:hint="eastAsia"/>
-              </w:rPr>
-              <w:t>) {</w:t>
+              <w:t>(function() {</w:t>
             </w:r>
           </w:p>
           <w:p>
@@ -12128,7 +10989,6 @@
               <w:t>console.log(</w:t>
             </w:r>
             <w:proofErr w:type="spellStart"/>
-            <w:proofErr w:type="gramStart"/>
             <w:r>
               <w:rPr>
                 <w:rFonts w:hint="eastAsia"/>
@@ -12136,7 +10996,6 @@
               <w:t>obj.readOnly</w:t>
             </w:r>
             <w:proofErr w:type="spellEnd"/>
-            <w:proofErr w:type="gramEnd"/>
             <w:r>
               <w:rPr>
                 <w:rFonts w:hint="eastAsia"/>
@@ -12174,21 +11033,7 @@
               <w:rPr>
                 <w:rFonts w:hint="eastAsia"/>
               </w:rPr>
-              <w:t>"</w:t>
-            </w:r>
-            <w:proofErr w:type="gramStart"/>
-            <w:r>
-              <w:rPr>
-                <w:rFonts w:hint="eastAsia"/>
-              </w:rPr>
-              <w:t>use</w:t>
-            </w:r>
-            <w:proofErr w:type="gramEnd"/>
-            <w:r>
-              <w:rPr>
-                <w:rFonts w:hint="eastAsia"/>
-              </w:rPr>
-              <w:t xml:space="preserve"> strict";</w:t>
+              <w:t>"use strict";</w:t>
             </w:r>
           </w:p>
           <w:p>
@@ -12285,7 +11130,6 @@
               </w:rPr>
             </w:pPr>
             <w:proofErr w:type="spellStart"/>
-            <w:proofErr w:type="gramStart"/>
             <w:r>
               <w:rPr>
                 <w:rFonts w:hint="eastAsia"/>
@@ -12293,7 +11137,6 @@
               <w:t>obj.readOnly</w:t>
             </w:r>
             <w:proofErr w:type="spellEnd"/>
-            <w:proofErr w:type="gramEnd"/>
             <w:r>
               <w:rPr>
                 <w:rFonts w:hint="eastAsia"/>
@@ -12374,48 +11217,20 @@
               <w:rPr>
                 <w:rFonts w:hint="eastAsia"/>
               </w:rPr>
-              <w:t xml:space="preserve">function </w:t>
-            </w:r>
-            <w:proofErr w:type="gramStart"/>
-            <w:r>
-              <w:rPr>
-                <w:rFonts w:hint="eastAsia"/>
-              </w:rPr>
-              <w:t>test(</w:t>
-            </w:r>
-            <w:proofErr w:type="gramEnd"/>
-            <w:r>
-              <w:rPr>
-                <w:rFonts w:hint="eastAsia"/>
-              </w:rPr>
-              <w:t>a, b) {</w:t>
-            </w:r>
-          </w:p>
-          <w:p>
-            <w:pPr>
-              <w:rPr>
-                <w:rFonts w:hint="eastAsia"/>
-              </w:rPr>
-            </w:pPr>
-            <w:r>
-              <w:rPr>
-                <w:rFonts w:hint="eastAsia"/>
-              </w:rPr>
-              <w:t xml:space="preserve">  </w:t>
-            </w:r>
-            <w:proofErr w:type="gramStart"/>
-            <w:r>
-              <w:rPr>
-                <w:rFonts w:hint="eastAsia"/>
-              </w:rPr>
-              <w:t>arguments[</w:t>
-            </w:r>
-            <w:proofErr w:type="gramEnd"/>
-            <w:r>
-              <w:rPr>
-                <w:rFonts w:hint="eastAsia"/>
-              </w:rPr>
-              <w:t>0] = 100;</w:t>
+              <w:t>function test(a, b) {</w:t>
+            </w:r>
+          </w:p>
+          <w:p>
+            <w:pPr>
+              <w:rPr>
+                <w:rFonts w:hint="eastAsia"/>
+              </w:rPr>
+            </w:pPr>
+            <w:r>
+              <w:rPr>
+                <w:rFonts w:hint="eastAsia"/>
+              </w:rPr>
+              <w:t xml:space="preserve">  arguments[0] = 100;</w:t>
             </w:r>
           </w:p>
           <w:p>
@@ -12477,19 +11292,11 @@
                 <w:rFonts w:hint="eastAsia"/>
               </w:rPr>
             </w:pPr>
-            <w:proofErr w:type="gramStart"/>
-            <w:r>
-              <w:rPr>
-                <w:rFonts w:hint="eastAsia"/>
-              </w:rPr>
-              <w:t>test(</w:t>
-            </w:r>
-            <w:proofErr w:type="gramEnd"/>
-            <w:r>
-              <w:rPr>
-                <w:rFonts w:hint="eastAsia"/>
-              </w:rPr>
-              <w:t>1, 2);</w:t>
+            <w:r>
+              <w:rPr>
+                <w:rFonts w:hint="eastAsia"/>
+              </w:rPr>
+              <w:t>test(1, 2);</w:t>
             </w:r>
           </w:p>
           <w:p>
@@ -12522,75 +11329,33 @@
               <w:rPr>
                 <w:rFonts w:hint="eastAsia"/>
               </w:rPr>
-              <w:t>"</w:t>
-            </w:r>
-            <w:proofErr w:type="gramStart"/>
-            <w:r>
-              <w:rPr>
-                <w:rFonts w:hint="eastAsia"/>
-              </w:rPr>
-              <w:t>use</w:t>
-            </w:r>
-            <w:proofErr w:type="gramEnd"/>
-            <w:r>
-              <w:rPr>
-                <w:rFonts w:hint="eastAsia"/>
-              </w:rPr>
-              <w:t xml:space="preserve"> strict";</w:t>
-            </w:r>
-          </w:p>
-          <w:p>
-            <w:pPr>
-              <w:rPr>
-                <w:rFonts w:hint="eastAsia"/>
-              </w:rPr>
-            </w:pPr>
-            <w:r>
-              <w:rPr>
-                <w:rFonts w:hint="eastAsia"/>
-              </w:rPr>
-              <w:t xml:space="preserve">function </w:t>
-            </w:r>
-            <w:proofErr w:type="gramStart"/>
-            <w:r>
-              <w:rPr>
-                <w:rFonts w:hint="eastAsia"/>
-              </w:rPr>
-              <w:t>test(</w:t>
-            </w:r>
-            <w:proofErr w:type="gramEnd"/>
-            <w:r>
-              <w:rPr>
-                <w:rFonts w:hint="eastAsia"/>
-              </w:rPr>
-              <w:t>a, b) {</w:t>
-            </w:r>
-          </w:p>
-          <w:p>
-            <w:pPr>
-              <w:rPr>
-                <w:rFonts w:hint="eastAsia"/>
-              </w:rPr>
-            </w:pPr>
-            <w:r>
-              <w:rPr>
-                <w:rFonts w:hint="eastAsia"/>
-              </w:rPr>
-              <w:t xml:space="preserve">  </w:t>
-            </w:r>
-            <w:proofErr w:type="gramStart"/>
-            <w:r>
-              <w:rPr>
-                <w:rFonts w:hint="eastAsia"/>
-              </w:rPr>
-              <w:t>arguments[</w:t>
-            </w:r>
-            <w:proofErr w:type="gramEnd"/>
-            <w:r>
-              <w:rPr>
-                <w:rFonts w:hint="eastAsia"/>
-              </w:rPr>
-              <w:t>0] = 100;</w:t>
+              <w:t>"use strict";</w:t>
+            </w:r>
+          </w:p>
+          <w:p>
+            <w:pPr>
+              <w:rPr>
+                <w:rFonts w:hint="eastAsia"/>
+              </w:rPr>
+            </w:pPr>
+            <w:r>
+              <w:rPr>
+                <w:rFonts w:hint="eastAsia"/>
+              </w:rPr>
+              <w:t>function test(a, b) {</w:t>
+            </w:r>
+          </w:p>
+          <w:p>
+            <w:pPr>
+              <w:rPr>
+                <w:rFonts w:hint="eastAsia"/>
+              </w:rPr>
+            </w:pPr>
+            <w:r>
+              <w:rPr>
+                <w:rFonts w:hint="eastAsia"/>
+              </w:rPr>
+              <w:t xml:space="preserve">  arguments[0] = 100;</w:t>
             </w:r>
           </w:p>
           <w:p>
@@ -12619,7 +11384,6 @@
               <w:t xml:space="preserve">  console.log(</w:t>
             </w:r>
             <w:proofErr w:type="spellStart"/>
-            <w:proofErr w:type="gramStart"/>
             <w:r>
               <w:rPr>
                 <w:rFonts w:hint="eastAsia"/>
@@ -12627,7 +11391,6 @@
               <w:t>arguments.callee</w:t>
             </w:r>
             <w:proofErr w:type="spellEnd"/>
-            <w:proofErr w:type="gramEnd"/>
             <w:r>
               <w:rPr>
                 <w:rFonts w:hint="eastAsia"/>
@@ -12668,19 +11431,11 @@
                 <w:rFonts w:hint="eastAsia"/>
               </w:rPr>
             </w:pPr>
-            <w:proofErr w:type="gramStart"/>
-            <w:r>
-              <w:rPr>
-                <w:rFonts w:hint="eastAsia"/>
-              </w:rPr>
-              <w:t>test(</w:t>
-            </w:r>
-            <w:proofErr w:type="gramEnd"/>
-            <w:r>
-              <w:rPr>
-                <w:rFonts w:hint="eastAsia"/>
-              </w:rPr>
-              <w:t>1, 2);</w:t>
+            <w:r>
+              <w:rPr>
+                <w:rFonts w:hint="eastAsia"/>
+              </w:rPr>
+              <w:t>test(1, 2);</w:t>
             </w:r>
           </w:p>
         </w:tc>
@@ -12788,21 +11543,7 @@
               <w:rPr>
                 <w:rFonts w:hint="eastAsia"/>
               </w:rPr>
-              <w:t>"</w:t>
-            </w:r>
-            <w:proofErr w:type="gramStart"/>
-            <w:r>
-              <w:rPr>
-                <w:rFonts w:hint="eastAsia"/>
-              </w:rPr>
-              <w:t>use</w:t>
-            </w:r>
-            <w:proofErr w:type="gramEnd"/>
-            <w:r>
-              <w:rPr>
-                <w:rFonts w:hint="eastAsia"/>
-              </w:rPr>
-              <w:t xml:space="preserve"> strict";</w:t>
+              <w:t>"use strict";</w:t>
             </w:r>
           </w:p>
           <w:p>
@@ -12862,7 +11603,13 @@
         </w:tc>
       </w:tr>
     </w:tbl>
-    <w:p/>
+    <w:p>
+      <w:pPr>
+        <w:rPr>
+          <w:rFonts w:hint="eastAsia"/>
+        </w:rPr>
+      </w:pPr>
+    </w:p>
     <w:p>
       <w:pPr>
         <w:rPr>
@@ -12879,6 +11626,7 @@
     <w:p>
       <w:pPr>
         <w:rPr>
+          <w:rFonts w:hint="eastAsia"/>
           <w:b/>
           <w:bCs/>
         </w:rPr>
@@ -12892,11 +11640,21 @@
       </w:r>
     </w:p>
     <w:p>
+      <w:pPr>
+        <w:rPr>
+          <w:rFonts w:hint="eastAsia"/>
+        </w:rPr>
+      </w:pPr>
       <w:r>
         <w:t>在全局执行环境中，this 指向全局对象（在浏览器中是 window，在Node.js中是 global）。</w:t>
       </w:r>
     </w:p>
     <w:p>
+      <w:pPr>
+        <w:rPr>
+          <w:rFonts w:hint="eastAsia"/>
+        </w:rPr>
+      </w:pPr>
       <w:proofErr w:type="spellStart"/>
       <w:r>
         <w:t>javascriptCopy</w:t>
@@ -12907,11 +11665,21 @@
       </w:r>
     </w:p>
     <w:p>
+      <w:pPr>
+        <w:rPr>
+          <w:rFonts w:hint="eastAsia"/>
+        </w:rPr>
+      </w:pPr>
       <w:r>
         <w:t>console.log(this === window); // 在浏览器中输出 true</w:t>
       </w:r>
     </w:p>
     <w:p>
+      <w:pPr>
+        <w:rPr>
+          <w:rFonts w:hint="eastAsia"/>
+        </w:rPr>
+      </w:pPr>
       <w:r>
         <w:t>console.log(this === global); // 在 Node.js 中输出 true</w:t>
       </w:r>
@@ -12919,6 +11687,7 @@
     <w:p>
       <w:pPr>
         <w:rPr>
+          <w:rFonts w:hint="eastAsia"/>
           <w:b/>
           <w:bCs/>
         </w:rPr>
@@ -12932,11 +11701,21 @@
       </w:r>
     </w:p>
     <w:p>
+      <w:pPr>
+        <w:rPr>
+          <w:rFonts w:hint="eastAsia"/>
+        </w:rPr>
+      </w:pPr>
       <w:r>
         <w:t>在普通函数中调用时，this 的值通常不是预期的。在非严格模式下，this 会指向全局对象。在严格模式下（使用 "use strict"），this 的值是 undefined。</w:t>
       </w:r>
     </w:p>
     <w:p>
+      <w:pPr>
+        <w:rPr>
+          <w:rFonts w:hint="eastAsia"/>
+        </w:rPr>
+      </w:pPr>
       <w:proofErr w:type="spellStart"/>
       <w:r>
         <w:t>javascriptCopy</w:t>
@@ -12947,34 +11726,49 @@
       </w:r>
     </w:p>
     <w:p>
+      <w:pPr>
+        <w:rPr>
+          <w:rFonts w:hint="eastAsia"/>
+        </w:rPr>
+      </w:pPr>
       <w:r>
         <w:t xml:space="preserve">function </w:t>
       </w:r>
       <w:proofErr w:type="spellStart"/>
-      <w:proofErr w:type="gramStart"/>
       <w:r>
         <w:t>showThis</w:t>
       </w:r>
       <w:proofErr w:type="spellEnd"/>
       <w:r>
-        <w:t>(</w:t>
-      </w:r>
-      <w:proofErr w:type="gramEnd"/>
-      <w:r>
-        <w:t>) {</w:t>
-      </w:r>
-    </w:p>
-    <w:p>
+        <w:t>() {</w:t>
+      </w:r>
+    </w:p>
+    <w:p>
+      <w:pPr>
+        <w:rPr>
+          <w:rFonts w:hint="eastAsia"/>
+        </w:rPr>
+      </w:pPr>
       <w:r>
         <w:t xml:space="preserve">    console.log(this);</w:t>
       </w:r>
     </w:p>
     <w:p>
+      <w:pPr>
+        <w:rPr>
+          <w:rFonts w:hint="eastAsia"/>
+        </w:rPr>
+      </w:pPr>
       <w:r>
         <w:t>}</w:t>
       </w:r>
     </w:p>
     <w:p>
+      <w:pPr>
+        <w:rPr>
+          <w:rFonts w:hint="eastAsia"/>
+        </w:rPr>
+      </w:pPr>
       <w:proofErr w:type="spellStart"/>
       <w:r>
         <w:t>showThis</w:t>
@@ -12987,6 +11781,7 @@
     <w:p>
       <w:pPr>
         <w:rPr>
+          <w:rFonts w:hint="eastAsia"/>
           <w:b/>
           <w:bCs/>
         </w:rPr>
@@ -13000,11 +11795,21 @@
       </w:r>
     </w:p>
     <w:p>
+      <w:pPr>
+        <w:rPr>
+          <w:rFonts w:hint="eastAsia"/>
+        </w:rPr>
+      </w:pPr>
       <w:r>
         <w:t>当函数作为对象的方法被调用时，this 指向调用该方法的对象。</w:t>
       </w:r>
     </w:p>
     <w:p>
+      <w:pPr>
+        <w:rPr>
+          <w:rFonts w:hint="eastAsia"/>
+        </w:rPr>
+      </w:pPr>
       <w:proofErr w:type="spellStart"/>
       <w:r>
         <w:t>javascriptCopy</w:t>
@@ -13015,16 +11820,31 @@
       </w:r>
     </w:p>
     <w:p>
+      <w:pPr>
+        <w:rPr>
+          <w:rFonts w:hint="eastAsia"/>
+        </w:rPr>
+      </w:pPr>
       <w:r>
         <w:t>const obj = {</w:t>
       </w:r>
     </w:p>
     <w:p>
+      <w:pPr>
+        <w:rPr>
+          <w:rFonts w:hint="eastAsia"/>
+        </w:rPr>
+      </w:pPr>
       <w:r>
         <w:t xml:space="preserve">    name: "Example",</w:t>
       </w:r>
     </w:p>
     <w:p>
+      <w:pPr>
+        <w:rPr>
+          <w:rFonts w:hint="eastAsia"/>
+        </w:rPr>
+      </w:pPr>
       <w:r>
         <w:t xml:space="preserve">    </w:t>
       </w:r>
@@ -13034,33 +11854,45 @@
       </w:r>
       <w:proofErr w:type="spellEnd"/>
       <w:r>
-        <w:t xml:space="preserve">: </w:t>
-      </w:r>
-      <w:proofErr w:type="gramStart"/>
-      <w:r>
-        <w:t>function(</w:t>
-      </w:r>
-      <w:proofErr w:type="gramEnd"/>
-      <w:r>
-        <w:t>) {</w:t>
-      </w:r>
-    </w:p>
-    <w:p>
+        <w:t>: function() {</w:t>
+      </w:r>
+    </w:p>
+    <w:p>
+      <w:pPr>
+        <w:rPr>
+          <w:rFonts w:hint="eastAsia"/>
+        </w:rPr>
+      </w:pPr>
       <w:r>
         <w:t xml:space="preserve">        console.log(this.name);</w:t>
       </w:r>
     </w:p>
     <w:p>
+      <w:pPr>
+        <w:rPr>
+          <w:rFonts w:hint="eastAsia"/>
+        </w:rPr>
+      </w:pPr>
       <w:r>
         <w:t xml:space="preserve">    }</w:t>
       </w:r>
     </w:p>
     <w:p>
+      <w:pPr>
+        <w:rPr>
+          <w:rFonts w:hint="eastAsia"/>
+        </w:rPr>
+      </w:pPr>
       <w:r>
         <w:t>};</w:t>
       </w:r>
     </w:p>
     <w:p>
+      <w:pPr>
+        <w:rPr>
+          <w:rFonts w:hint="eastAsia"/>
+        </w:rPr>
+      </w:pPr>
       <w:proofErr w:type="spellStart"/>
       <w:r>
         <w:t>obj.showName</w:t>
@@ -13073,6 +11905,7 @@
     <w:p>
       <w:pPr>
         <w:rPr>
+          <w:rFonts w:hint="eastAsia"/>
           <w:b/>
           <w:bCs/>
         </w:rPr>
@@ -13086,11 +11919,21 @@
       </w:r>
     </w:p>
     <w:p>
+      <w:pPr>
+        <w:rPr>
+          <w:rFonts w:hint="eastAsia"/>
+        </w:rPr>
+      </w:pPr>
       <w:r>
         <w:t>在构造函数中，this 指向新创建的对象实例。</w:t>
       </w:r>
     </w:p>
     <w:p>
+      <w:pPr>
+        <w:rPr>
+          <w:rFonts w:hint="eastAsia"/>
+        </w:rPr>
+      </w:pPr>
       <w:proofErr w:type="spellStart"/>
       <w:r>
         <w:t>javascriptCopy</w:t>
@@ -13101,26 +11944,51 @@
       </w:r>
     </w:p>
     <w:p>
+      <w:pPr>
+        <w:rPr>
+          <w:rFonts w:hint="eastAsia"/>
+        </w:rPr>
+      </w:pPr>
       <w:r>
         <w:t>function Person(name) {</w:t>
       </w:r>
     </w:p>
     <w:p>
+      <w:pPr>
+        <w:rPr>
+          <w:rFonts w:hint="eastAsia"/>
+        </w:rPr>
+      </w:pPr>
       <w:r>
         <w:t xml:space="preserve">    this.name = name;</w:t>
       </w:r>
     </w:p>
     <w:p>
+      <w:pPr>
+        <w:rPr>
+          <w:rFonts w:hint="eastAsia"/>
+        </w:rPr>
+      </w:pPr>
       <w:r>
         <w:t>}</w:t>
       </w:r>
     </w:p>
     <w:p>
+      <w:pPr>
+        <w:rPr>
+          <w:rFonts w:hint="eastAsia"/>
+        </w:rPr>
+      </w:pPr>
       <w:r>
         <w:t>const person1 = new Person("Alice");</w:t>
       </w:r>
     </w:p>
     <w:p>
+      <w:pPr>
+        <w:rPr>
+          <w:rFonts w:hint="eastAsia"/>
+        </w:rPr>
+      </w:pPr>
       <w:r>
         <w:t>console.log(person1.name); // 输出 "Alice"</w:t>
       </w:r>
@@ -13128,6 +11996,7 @@
     <w:p>
       <w:pPr>
         <w:rPr>
+          <w:rFonts w:hint="eastAsia"/>
           <w:b/>
           <w:bCs/>
         </w:rPr>
@@ -13141,11 +12010,21 @@
       </w:r>
     </w:p>
     <w:p>
+      <w:pPr>
+        <w:rPr>
+          <w:rFonts w:hint="eastAsia"/>
+        </w:rPr>
+      </w:pPr>
       <w:r>
         <w:t>在DOM事件处理器中，this 通常指向触发事件的元素。</w:t>
       </w:r>
     </w:p>
     <w:p>
+      <w:pPr>
+        <w:rPr>
+          <w:rFonts w:hint="eastAsia"/>
+        </w:rPr>
+      </w:pPr>
       <w:proofErr w:type="spellStart"/>
       <w:r>
         <w:t>javascriptCopy</w:t>
@@ -13156,13 +12035,16 @@
       </w:r>
     </w:p>
     <w:p>
+      <w:pPr>
+        <w:rPr>
+          <w:rFonts w:hint="eastAsia"/>
+        </w:rPr>
+      </w:pPr>
       <w:proofErr w:type="spellStart"/>
-      <w:proofErr w:type="gramStart"/>
       <w:r>
         <w:t>document.getElementById</w:t>
       </w:r>
       <w:proofErr w:type="spellEnd"/>
-      <w:proofErr w:type="gramEnd"/>
       <w:r>
         <w:t>("</w:t>
       </w:r>
@@ -13172,36 +12054,33 @@
       </w:r>
       <w:proofErr w:type="spellEnd"/>
       <w:r>
-        <w:t>"</w:t>
-      </w:r>
-      <w:proofErr w:type="gramStart"/>
-      <w:r>
-        <w:t>).</w:t>
+        <w:t>").</w:t>
       </w:r>
       <w:proofErr w:type="spellStart"/>
       <w:r>
         <w:t>addEventListener</w:t>
       </w:r>
       <w:proofErr w:type="spellEnd"/>
-      <w:proofErr w:type="gramEnd"/>
-      <w:r>
-        <w:t xml:space="preserve">("click", </w:t>
-      </w:r>
-      <w:proofErr w:type="gramStart"/>
-      <w:r>
-        <w:t>function(</w:t>
-      </w:r>
-      <w:proofErr w:type="gramEnd"/>
-      <w:r>
-        <w:t>) {</w:t>
-      </w:r>
-    </w:p>
-    <w:p>
+      <w:r>
+        <w:t>("click", function() {</w:t>
+      </w:r>
+    </w:p>
+    <w:p>
+      <w:pPr>
+        <w:rPr>
+          <w:rFonts w:hint="eastAsia"/>
+        </w:rPr>
+      </w:pPr>
       <w:r>
         <w:t xml:space="preserve">    console.log(this); // 指向触发事件的按钮元素</w:t>
       </w:r>
     </w:p>
     <w:p>
+      <w:pPr>
+        <w:rPr>
+          <w:rFonts w:hint="eastAsia"/>
+        </w:rPr>
+      </w:pPr>
       <w:r>
         <w:t>});</w:t>
       </w:r>
@@ -13209,6 +12088,7 @@
     <w:p>
       <w:pPr>
         <w:rPr>
+          <w:rFonts w:hint="eastAsia"/>
           <w:b/>
           <w:bCs/>
         </w:rPr>
@@ -13222,19 +12102,21 @@
       </w:r>
     </w:p>
     <w:p>
-      <w:r>
-        <w:t>箭头函数</w:t>
-      </w:r>
-      <w:proofErr w:type="gramStart"/>
-      <w:r>
-        <w:t>不</w:t>
-      </w:r>
-      <w:proofErr w:type="gramEnd"/>
-      <w:r>
-        <w:t>绑定自己的 this，它们捕获其所在上下文的 this 值，因此 this 的值与外围作用域保持一致。</w:t>
-      </w:r>
-    </w:p>
-    <w:p>
+      <w:pPr>
+        <w:rPr>
+          <w:rFonts w:hint="eastAsia"/>
+        </w:rPr>
+      </w:pPr>
+      <w:r>
+        <w:t>箭头函数不绑定自己的 this，它们捕获其所在上下文的 this 值，因此 this 的值与外围作用域保持一致。</w:t>
+      </w:r>
+    </w:p>
+    <w:p>
+      <w:pPr>
+        <w:rPr>
+          <w:rFonts w:hint="eastAsia"/>
+        </w:rPr>
+      </w:pPr>
       <w:proofErr w:type="spellStart"/>
       <w:r>
         <w:t>javascriptCopy</w:t>
@@ -13245,16 +12127,31 @@
       </w:r>
     </w:p>
     <w:p>
+      <w:pPr>
+        <w:rPr>
+          <w:rFonts w:hint="eastAsia"/>
+        </w:rPr>
+      </w:pPr>
       <w:r>
         <w:t>const obj = {</w:t>
       </w:r>
     </w:p>
     <w:p>
+      <w:pPr>
+        <w:rPr>
+          <w:rFonts w:hint="eastAsia"/>
+        </w:rPr>
+      </w:pPr>
       <w:r>
         <w:t xml:space="preserve">    name: "Example",</w:t>
       </w:r>
     </w:p>
     <w:p>
+      <w:pPr>
+        <w:rPr>
+          <w:rFonts w:hint="eastAsia"/>
+        </w:rPr>
+      </w:pPr>
       <w:r>
         <w:t xml:space="preserve">    </w:t>
       </w:r>
@@ -13264,18 +12161,15 @@
       </w:r>
       <w:proofErr w:type="spellEnd"/>
       <w:r>
-        <w:t xml:space="preserve">: </w:t>
-      </w:r>
-      <w:proofErr w:type="gramStart"/>
-      <w:r>
-        <w:t>function(</w:t>
-      </w:r>
-      <w:proofErr w:type="gramEnd"/>
-      <w:r>
-        <w:t>) {</w:t>
-      </w:r>
-    </w:p>
-    <w:p>
+        <w:t>: function() {</w:t>
+      </w:r>
+    </w:p>
+    <w:p>
+      <w:pPr>
+        <w:rPr>
+          <w:rFonts w:hint="eastAsia"/>
+        </w:rPr>
+      </w:pPr>
       <w:r>
         <w:t xml:space="preserve">        </w:t>
       </w:r>
@@ -13289,43 +12183,101 @@
       </w:r>
     </w:p>
     <w:p>
+      <w:pPr>
+        <w:rPr>
+          <w:rFonts w:hint="eastAsia"/>
+        </w:rPr>
+      </w:pPr>
       <w:r>
         <w:t xml:space="preserve">            console.log(this.name); // 输出 "Example"</w:t>
       </w:r>
     </w:p>
     <w:p>
+      <w:pPr>
+        <w:rPr>
+          <w:rFonts w:hint="eastAsia"/>
+        </w:rPr>
+      </w:pPr>
       <w:r>
         <w:t xml:space="preserve">        }, 1000);</w:t>
       </w:r>
     </w:p>
     <w:p>
+      <w:pPr>
+        <w:rPr>
+          <w:rFonts w:hint="eastAsia"/>
+        </w:rPr>
+      </w:pPr>
       <w:r>
         <w:t xml:space="preserve">    }</w:t>
       </w:r>
     </w:p>
     <w:p>
+      <w:pPr>
+        <w:rPr>
+          <w:rFonts w:hint="eastAsia"/>
+        </w:rPr>
+      </w:pPr>
       <w:r>
         <w:t>};</w:t>
       </w:r>
     </w:p>
     <w:p>
+      <w:pPr>
+        <w:rPr>
+          <w:rFonts w:hint="eastAsia"/>
+        </w:rPr>
+      </w:pPr>
       <w:proofErr w:type="spellStart"/>
-      <w:proofErr w:type="gramStart"/>
       <w:r>
         <w:t>obj.showName</w:t>
       </w:r>
       <w:proofErr w:type="spellEnd"/>
-      <w:proofErr w:type="gramEnd"/>
       <w:r>
         <w:t>();</w:t>
       </w:r>
     </w:p>
-    <w:p/>
-    <w:p/>
-    <w:p/>
-    <w:p/>
-    <w:p/>
-    <w:p>
+    <w:p>
+      <w:pPr>
+        <w:rPr>
+          <w:rFonts w:hint="eastAsia"/>
+        </w:rPr>
+      </w:pPr>
+    </w:p>
+    <w:p>
+      <w:pPr>
+        <w:rPr>
+          <w:rFonts w:hint="eastAsia"/>
+        </w:rPr>
+      </w:pPr>
+    </w:p>
+    <w:p>
+      <w:pPr>
+        <w:rPr>
+          <w:rFonts w:hint="eastAsia"/>
+        </w:rPr>
+      </w:pPr>
+    </w:p>
+    <w:p>
+      <w:pPr>
+        <w:rPr>
+          <w:rFonts w:hint="eastAsia"/>
+        </w:rPr>
+      </w:pPr>
+    </w:p>
+    <w:p>
+      <w:pPr>
+        <w:rPr>
+          <w:rFonts w:hint="eastAsia"/>
+        </w:rPr>
+      </w:pPr>
+    </w:p>
+    <w:p>
+      <w:pPr>
+        <w:rPr>
+          <w:rFonts w:hint="eastAsia"/>
+        </w:rPr>
+      </w:pPr>
       <w:r>
         <w:rPr>
           <w:rFonts w:hint="eastAsia"/>
@@ -13334,6 +12286,11 @@
       </w:r>
     </w:p>
     <w:p>
+      <w:pPr>
+        <w:rPr>
+          <w:rFonts w:hint="eastAsia"/>
+        </w:rPr>
+      </w:pPr>
       <w:r>
         <w:rPr>
           <w:rFonts w:hint="eastAsia"/>
@@ -13342,6 +12299,11 @@
       </w:r>
     </w:p>
     <w:p>
+      <w:pPr>
+        <w:rPr>
+          <w:rFonts w:hint="eastAsia"/>
+        </w:rPr>
+      </w:pPr>
       <w:r>
         <w:rPr>
           <w:rFonts w:hint="eastAsia"/>
@@ -13356,6 +12318,11 @@
       </w:r>
     </w:p>
     <w:p>
+      <w:pPr>
+        <w:rPr>
+          <w:rFonts w:hint="eastAsia"/>
+        </w:rPr>
+      </w:pPr>
       <w:r>
         <w:rPr>
           <w:rFonts w:hint="eastAsia"/>
@@ -13383,8 +12350,19 @@
         <w:t xml:space="preserve"> 暂停，等待解析</w:t>
       </w:r>
     </w:p>
-    <w:p/>
-    <w:p>
+    <w:p>
+      <w:pPr>
+        <w:rPr>
+          <w:rFonts w:hint="eastAsia"/>
+        </w:rPr>
+      </w:pPr>
+    </w:p>
+    <w:p>
+      <w:pPr>
+        <w:rPr>
+          <w:rFonts w:hint="eastAsia"/>
+        </w:rPr>
+      </w:pPr>
       <w:r>
         <w:rPr>
           <w:rFonts w:hint="eastAsia"/>
@@ -13392,8 +12370,19 @@
         <w:t>不会阻塞主线程</w:t>
       </w:r>
     </w:p>
-    <w:p/>
-    <w:p>
+    <w:p>
+      <w:pPr>
+        <w:rPr>
+          <w:rFonts w:hint="eastAsia"/>
+        </w:rPr>
+      </w:pPr>
+    </w:p>
+    <w:p>
+      <w:pPr>
+        <w:rPr>
+          <w:rFonts w:hint="eastAsia"/>
+        </w:rPr>
+      </w:pPr>
       <w:proofErr w:type="spellStart"/>
       <w:r>
         <w:rPr>
@@ -13409,9 +12398,26 @@
         <w:t>无法实现</w:t>
       </w:r>
     </w:p>
-    <w:p/>
-    <w:p/>
-    <w:p>
+    <w:p>
+      <w:pPr>
+        <w:rPr>
+          <w:rFonts w:hint="eastAsia"/>
+        </w:rPr>
+      </w:pPr>
+    </w:p>
+    <w:p>
+      <w:pPr>
+        <w:rPr>
+          <w:rFonts w:hint="eastAsia"/>
+        </w:rPr>
+      </w:pPr>
+    </w:p>
+    <w:p>
+      <w:pPr>
+        <w:rPr>
+          <w:rFonts w:hint="eastAsia"/>
+        </w:rPr>
+      </w:pPr>
       <w:r>
         <w:rPr>
           <w:rFonts w:hint="eastAsia"/>
@@ -13419,9 +12425,26 @@
         <w:t>严格模式</w:t>
       </w:r>
     </w:p>
-    <w:p/>
-    <w:p/>
-    <w:p>
+    <w:p>
+      <w:pPr>
+        <w:rPr>
+          <w:rFonts w:hint="eastAsia"/>
+        </w:rPr>
+      </w:pPr>
+    </w:p>
+    <w:p>
+      <w:pPr>
+        <w:rPr>
+          <w:rFonts w:hint="eastAsia"/>
+        </w:rPr>
+      </w:pPr>
+    </w:p>
+    <w:p>
+      <w:pPr>
+        <w:rPr>
+          <w:rFonts w:hint="eastAsia"/>
+        </w:rPr>
+      </w:pPr>
       <w:r>
         <w:rPr>
           <w:rFonts w:hint="eastAsia"/>
@@ -13430,6 +12453,11 @@
       </w:r>
     </w:p>
     <w:p>
+      <w:pPr>
+        <w:rPr>
+          <w:rFonts w:hint="eastAsia"/>
+        </w:rPr>
+      </w:pPr>
       <w:r>
         <w:rPr>
           <w:rFonts w:hint="eastAsia"/>
@@ -13461,8 +12489,19 @@
         <w:t>）</w:t>
       </w:r>
     </w:p>
-    <w:p/>
-    <w:p>
+    <w:p>
+      <w:pPr>
+        <w:rPr>
+          <w:rFonts w:hint="eastAsia"/>
+        </w:rPr>
+      </w:pPr>
+    </w:p>
+    <w:p>
+      <w:pPr>
+        <w:rPr>
+          <w:rFonts w:hint="eastAsia"/>
+        </w:rPr>
+      </w:pPr>
       <w:r>
         <w:rPr>
           <w:rFonts w:hint="eastAsia"/>
@@ -13471,6 +12510,11 @@
       </w:r>
     </w:p>
     <w:p>
+      <w:pPr>
+        <w:rPr>
+          <w:rFonts w:hint="eastAsia"/>
+        </w:rPr>
+      </w:pPr>
       <w:r>
         <w:rPr>
           <w:rFonts w:hint="eastAsia"/>
@@ -13478,8 +12522,19 @@
         <w:t>Export能接声明，不能接表达式</w:t>
       </w:r>
     </w:p>
-    <w:p/>
-    <w:p>
+    <w:p>
+      <w:pPr>
+        <w:rPr>
+          <w:rFonts w:hint="eastAsia"/>
+        </w:rPr>
+      </w:pPr>
+    </w:p>
+    <w:p>
+      <w:pPr>
+        <w:rPr>
+          <w:rFonts w:hint="eastAsia"/>
+        </w:rPr>
+      </w:pPr>
       <w:r>
         <w:t>本次课回顾 JavaScript 导入方式，讲解 this 指向、顶层 await 等知识，并介绍后续网络课程内容。</w:t>
       </w:r>
@@ -13490,6 +12545,9 @@
           <w:ilvl w:val="0"/>
           <w:numId w:val="18"/>
         </w:numPr>
+        <w:rPr>
+          <w:rFonts w:hint="eastAsia"/>
+        </w:rPr>
       </w:pPr>
       <w:r>
         <w:rPr>
@@ -13524,6 +12582,9 @@
           <w:ilvl w:val="1"/>
           <w:numId w:val="18"/>
         </w:numPr>
+        <w:rPr>
+          <w:rFonts w:hint="eastAsia"/>
+        </w:rPr>
       </w:pPr>
       <w:r>
         <w:rPr>
@@ -13550,6 +12611,9 @@
           <w:ilvl w:val="1"/>
           <w:numId w:val="18"/>
         </w:numPr>
+        <w:rPr>
+          <w:rFonts w:hint="eastAsia"/>
+        </w:rPr>
       </w:pPr>
       <w:r>
         <w:rPr>
@@ -13576,6 +12640,9 @@
           <w:ilvl w:val="0"/>
           <w:numId w:val="18"/>
         </w:numPr>
+        <w:rPr>
+          <w:rFonts w:hint="eastAsia"/>
+        </w:rPr>
       </w:pPr>
       <w:r>
         <w:rPr>
@@ -13594,6 +12661,9 @@
           <w:ilvl w:val="1"/>
           <w:numId w:val="18"/>
         </w:numPr>
+        <w:rPr>
+          <w:rFonts w:hint="eastAsia"/>
+        </w:rPr>
       </w:pPr>
       <w:r>
         <w:rPr>
@@ -13628,6 +12698,9 @@
           <w:ilvl w:val="1"/>
           <w:numId w:val="18"/>
         </w:numPr>
+        <w:rPr>
+          <w:rFonts w:hint="eastAsia"/>
+        </w:rPr>
       </w:pPr>
       <w:r>
         <w:rPr>
@@ -13645,15 +12718,7 @@
       </w:r>
       <w:proofErr w:type="spellEnd"/>
       <w:r>
-        <w:t xml:space="preserve"> 是</w:t>
-      </w:r>
-      <w:proofErr w:type="gramStart"/>
-      <w:r>
-        <w:t>用立即</w:t>
-      </w:r>
-      <w:proofErr w:type="gramEnd"/>
-      <w:r>
-        <w:t>执行函数模拟模块作用域。</w:t>
+        <w:t xml:space="preserve"> 是用立即执行函数模拟模块作用域。</w:t>
       </w:r>
     </w:p>
     <w:p>
@@ -13662,6 +12727,9 @@
           <w:ilvl w:val="0"/>
           <w:numId w:val="18"/>
         </w:numPr>
+        <w:rPr>
+          <w:rFonts w:hint="eastAsia"/>
+        </w:rPr>
       </w:pPr>
       <w:r>
         <w:rPr>
@@ -13680,6 +12748,9 @@
           <w:ilvl w:val="1"/>
           <w:numId w:val="18"/>
         </w:numPr>
+        <w:rPr>
+          <w:rFonts w:hint="eastAsia"/>
+        </w:rPr>
       </w:pPr>
       <w:r>
         <w:rPr>
@@ -13698,6 +12769,9 @@
           <w:ilvl w:val="1"/>
           <w:numId w:val="18"/>
         </w:numPr>
+        <w:rPr>
+          <w:rFonts w:hint="eastAsia"/>
+        </w:rPr>
       </w:pPr>
       <w:r>
         <w:rPr>
@@ -13724,6 +12798,9 @@
           <w:ilvl w:val="0"/>
           <w:numId w:val="18"/>
         </w:numPr>
+        <w:rPr>
+          <w:rFonts w:hint="eastAsia"/>
+        </w:rPr>
       </w:pPr>
       <w:r>
         <w:rPr>
@@ -13742,6 +12819,9 @@
           <w:ilvl w:val="1"/>
           <w:numId w:val="18"/>
         </w:numPr>
+        <w:rPr>
+          <w:rFonts w:hint="eastAsia"/>
+        </w:rPr>
       </w:pPr>
       <w:r>
         <w:rPr>
@@ -13760,6 +12840,9 @@
           <w:ilvl w:val="0"/>
           <w:numId w:val="18"/>
         </w:numPr>
+        <w:rPr>
+          <w:rFonts w:hint="eastAsia"/>
+        </w:rPr>
       </w:pPr>
       <w:r>
         <w:rPr>
@@ -13778,6 +12861,9 @@
           <w:ilvl w:val="1"/>
           <w:numId w:val="18"/>
         </w:numPr>
+        <w:rPr>
+          <w:rFonts w:hint="eastAsia"/>
+        </w:rPr>
       </w:pPr>
       <w:r>
         <w:rPr>
@@ -13804,6 +12890,9 @@
           <w:ilvl w:val="1"/>
           <w:numId w:val="18"/>
         </w:numPr>
+        <w:rPr>
+          <w:rFonts w:hint="eastAsia"/>
+        </w:rPr>
       </w:pPr>
       <w:r>
         <w:rPr>
@@ -13822,6 +12911,9 @@
           <w:ilvl w:val="0"/>
           <w:numId w:val="18"/>
         </w:numPr>
+        <w:rPr>
+          <w:rFonts w:hint="eastAsia"/>
+        </w:rPr>
       </w:pPr>
       <w:r>
         <w:rPr>
@@ -13840,6 +12932,9 @@
           <w:ilvl w:val="1"/>
           <w:numId w:val="18"/>
         </w:numPr>
+        <w:rPr>
+          <w:rFonts w:hint="eastAsia"/>
+        </w:rPr>
       </w:pPr>
       <w:r>
         <w:rPr>
@@ -13858,6 +12953,9 @@
           <w:ilvl w:val="1"/>
           <w:numId w:val="18"/>
         </w:numPr>
+        <w:rPr>
+          <w:rFonts w:hint="eastAsia"/>
+        </w:rPr>
       </w:pPr>
       <w:r>
         <w:rPr>
@@ -13876,6 +12974,9 @@
           <w:ilvl w:val="1"/>
           <w:numId w:val="18"/>
         </w:numPr>
+        <w:rPr>
+          <w:rFonts w:hint="eastAsia"/>
+        </w:rPr>
       </w:pPr>
       <w:r>
         <w:rPr>
@@ -13894,6 +12995,9 @@
           <w:ilvl w:val="1"/>
           <w:numId w:val="18"/>
         </w:numPr>
+        <w:rPr>
+          <w:rFonts w:hint="eastAsia"/>
+        </w:rPr>
       </w:pPr>
       <w:r>
         <w:rPr>
@@ -13912,6 +13016,9 @@
           <w:ilvl w:val="0"/>
           <w:numId w:val="18"/>
         </w:numPr>
+        <w:rPr>
+          <w:rFonts w:hint="eastAsia"/>
+        </w:rPr>
       </w:pPr>
       <w:r>
         <w:rPr>
@@ -13924,12 +13031,224 @@
         <w:t>：下节课讲网络相关知识，涉及五层协议、DNS、HTTP 等，之后做 Web 应用小型项目。推荐预习《图解 HTTP》。</w:t>
       </w:r>
     </w:p>
-    <w:p>
-      <w:pPr>
-        <w:rPr>
-          <w:rFonts w:hint="eastAsia"/>
-        </w:rPr>
-      </w:pPr>
+    <w:p/>
+    <w:p>
+      <w:pPr>
+        <w:pStyle w:val="1"/>
+        <w:rPr>
+          <w:rFonts w:hint="eastAsia"/>
+        </w:rPr>
+      </w:pPr>
+      <w:r>
+        <w:rPr>
+          <w:rFonts w:hint="eastAsia"/>
+        </w:rPr>
+        <w:t>01.2</w:t>
+      </w:r>
+      <w:r>
+        <w:rPr>
+          <w:rFonts w:hint="eastAsia"/>
+        </w:rPr>
+        <w:t>7</w:t>
+      </w:r>
+      <w:r>
+        <w:rPr>
+          <w:rFonts w:hint="eastAsia"/>
+        </w:rPr>
+        <w:t>课时1</w:t>
+      </w:r>
+      <w:r>
+        <w:rPr>
+          <w:rFonts w:hint="eastAsia"/>
+        </w:rPr>
+        <w:t>4</w:t>
+      </w:r>
+      <w:r>
+        <w:rPr>
+          <w:rFonts w:hint="eastAsia"/>
+        </w:rPr>
+        <w:t>——</w:t>
+      </w:r>
+    </w:p>
+    <w:p>
+      <w:r>
+        <w:rPr>
+          <w:rFonts w:hint="eastAsia"/>
+        </w:rPr>
+        <w:t>光猫：</w:t>
+      </w:r>
+    </w:p>
+    <w:p>
+      <w:pPr>
+        <w:rPr>
+          <w:rFonts w:hint="eastAsia"/>
+        </w:rPr>
+      </w:pPr>
+      <w:r>
+        <w:rPr>
+          <w:rFonts w:hint="eastAsia"/>
+        </w:rPr>
+        <w:t>调制解调器（光信号→电信号，电信号→光信号）</w:t>
+      </w:r>
+    </w:p>
+    <w:p>
+      <w:r>
+        <w:rPr>
+          <w:rFonts w:hint="eastAsia"/>
+        </w:rPr>
+        <w:t>路由</w:t>
+      </w:r>
+    </w:p>
+    <w:p>
+      <w:pPr>
+        <w:rPr>
+          <w:rFonts w:hint="eastAsia"/>
+        </w:rPr>
+      </w:pPr>
+      <w:proofErr w:type="spellStart"/>
+      <w:r>
+        <w:rPr>
+          <w:rFonts w:hint="eastAsia"/>
+        </w:rPr>
+        <w:t>WiFi</w:t>
+      </w:r>
+      <w:proofErr w:type="spellEnd"/>
+    </w:p>
+    <w:p>
+      <w:pPr>
+        <w:rPr>
+          <w:rFonts w:hint="eastAsia"/>
+        </w:rPr>
+      </w:pPr>
+    </w:p>
+    <w:p>
+      <w:r>
+        <w:rPr>
+          <w:rFonts w:hint="eastAsia"/>
+        </w:rPr>
+        <w:t>路由器功能：</w:t>
+      </w:r>
+    </w:p>
+    <w:p>
+      <w:proofErr w:type="spellStart"/>
+      <w:r>
+        <w:rPr>
+          <w:rFonts w:hint="eastAsia"/>
+        </w:rPr>
+        <w:t>Wifi</w:t>
+      </w:r>
+      <w:proofErr w:type="spellEnd"/>
+      <w:r>
+        <w:rPr>
+          <w:rFonts w:hint="eastAsia"/>
+        </w:rPr>
+        <w:t>信号发射</w:t>
+      </w:r>
+    </w:p>
+    <w:p>
+      <w:r>
+        <w:rPr>
+          <w:rFonts w:hint="eastAsia"/>
+        </w:rPr>
+        <w:t>局域网管理</w:t>
+      </w:r>
+    </w:p>
+    <w:p/>
+    <w:p>
+      <w:proofErr w:type="spellStart"/>
+      <w:r>
+        <w:rPr>
+          <w:rFonts w:hint="eastAsia"/>
+        </w:rPr>
+        <w:t>WiFi</w:t>
+      </w:r>
+      <w:proofErr w:type="spellEnd"/>
+      <w:r>
+        <w:rPr>
+          <w:rFonts w:hint="eastAsia"/>
+        </w:rPr>
+        <w:t>：</w:t>
+      </w:r>
+    </w:p>
+    <w:p>
+      <w:r>
+        <w:rPr>
+          <w:rFonts w:hint="eastAsia"/>
+        </w:rPr>
+        <w:t>无线网络</w:t>
+      </w:r>
+    </w:p>
+    <w:p/>
+    <w:p>
+      <w:r>
+        <w:rPr>
+          <w:rFonts w:hint="eastAsia"/>
+        </w:rPr>
+        <w:t>最新标准：</w:t>
+      </w:r>
+      <w:r>
+        <w:t>802.11ac</w:t>
+      </w:r>
+    </w:p>
+    <w:p>
+      <w:r>
+        <w:t>5GHz</w:t>
+      </w:r>
+    </w:p>
+    <w:p/>
+    <w:p>
+      <w:r>
+        <w:rPr>
+          <w:rFonts w:hint="eastAsia"/>
+        </w:rPr>
+        <w:t>三频路由器：三个独立的发射和接收硬件</w:t>
+      </w:r>
+    </w:p>
+    <w:p>
+      <w:r>
+        <w:rPr>
+          <w:rFonts w:hint="eastAsia"/>
+        </w:rPr>
+        <w:t>2.4GHz</w:t>
+      </w:r>
+    </w:p>
+    <w:p>
+      <w:r>
+        <w:t>5GHz-1</w:t>
+      </w:r>
+    </w:p>
+    <w:p>
+      <w:r>
+        <w:t>5GHz-2</w:t>
+      </w:r>
+    </w:p>
+    <w:p/>
+    <w:p>
+      <w:r>
+        <w:t>频道带宽</w:t>
+      </w:r>
+      <w:r>
+        <w:rPr>
+          <w:rFonts w:hint="eastAsia"/>
+        </w:rPr>
+        <w:t>，提速路由器</w:t>
+      </w:r>
+    </w:p>
+    <w:p>
+      <w:r>
+        <w:t>Channel 频道号</w:t>
+      </w:r>
+    </w:p>
+    <w:p/>
+    <w:p>
+      <w:pPr>
+        <w:rPr>
+          <w:rFonts w:hint="eastAsia"/>
+        </w:rPr>
+      </w:pPr>
+      <w:r>
+        <w:t>作业： 192.168.7.10 转为二进制是多少</w:t>
+      </w:r>
     </w:p>
     <w:sectPr>
       <w:pgSz w:w="11906" w:h="16838"/>
@@ -16802,6 +16121,7 @@
   <w:style w:type="character" w:default="1" w:styleId="a0">
     <w:name w:val="Default Paragraph Font"/>
     <w:uiPriority w:val="1"/>
+    <w:semiHidden/>
     <w:unhideWhenUsed/>
   </w:style>
   <w:style w:type="table" w:default="1" w:styleId="a1">

--- a/lesson/12.9课时1.docx
+++ b/lesson/12.9课时1.docx
@@ -890,6 +890,12 @@
                 <w:rFonts w:hint="eastAsia"/>
               </w:rPr>
             </w:pPr>
+            <w:r>
+              <w:rPr>
+                <w:rFonts w:hint="eastAsia"/>
+              </w:rPr>
+              <w:t>0127</w:t>
+            </w:r>
           </w:p>
         </w:tc>
         <w:tc>
@@ -2081,7 +2087,21 @@
         <w:rPr>
           <w:rFonts w:hint="eastAsia"/>
         </w:rPr>
-        <w:t>12.09课时一——简历修改</w:t>
+        <w:t>12.09课时</w:t>
+      </w:r>
+      <w:proofErr w:type="gramStart"/>
+      <w:r>
+        <w:rPr>
+          <w:rFonts w:hint="eastAsia"/>
+        </w:rPr>
+        <w:t>一</w:t>
+      </w:r>
+      <w:proofErr w:type="gramEnd"/>
+      <w:r>
+        <w:rPr>
+          <w:rFonts w:hint="eastAsia"/>
+        </w:rPr>
+        <w:t>——简历修改</w:t>
       </w:r>
       <w:bookmarkEnd w:id="0"/>
     </w:p>
@@ -2336,7 +2356,21 @@
         <w:rPr>
           <w:rFonts w:hint="eastAsia"/>
         </w:rPr>
-        <w:t>T：从零到一实现系统烧录工具，能够可靠识别设备（），烧录能力，完整性保障</w:t>
+        <w:t>T：从零到</w:t>
+      </w:r>
+      <w:proofErr w:type="gramStart"/>
+      <w:r>
+        <w:rPr>
+          <w:rFonts w:hint="eastAsia"/>
+        </w:rPr>
+        <w:t>一</w:t>
+      </w:r>
+      <w:proofErr w:type="gramEnd"/>
+      <w:r>
+        <w:rPr>
+          <w:rFonts w:hint="eastAsia"/>
+        </w:rPr>
+        <w:t>实现系统烧录工具，能够可靠识别设备（），烧录能力，完整性保障</w:t>
       </w:r>
     </w:p>
     <w:p>
@@ -2367,7 +2401,14 @@
         <w:rPr>
           <w:rFonts w:hint="eastAsia"/>
         </w:rPr>
-        <w:t>专业的烧录能力：集成</w:t>
+        <w:t>专业的烧录能力：</w:t>
+      </w:r>
+      <w:proofErr w:type="gramStart"/>
+      <w:r>
+        <w:rPr>
+          <w:rFonts w:hint="eastAsia"/>
+        </w:rPr>
+        <w:t>集成</w:t>
       </w:r>
       <w:r>
         <w:rPr>
@@ -2375,8 +2416,27 @@
           <w:color w:val="000000"/>
           <w:sz w:val="22"/>
         </w:rPr>
-        <w:t>集成etcher-image-write实现专业级镜像烧录功能</w:t>
-      </w:r>
+        <w:t>集成</w:t>
+      </w:r>
+      <w:proofErr w:type="gramEnd"/>
+      <w:r>
+        <w:rPr>
+          <w:rFonts w:ascii="微软雅黑" w:eastAsia="微软雅黑" w:hAnsi="微软雅黑"/>
+          <w:color w:val="000000"/>
+          <w:sz w:val="22"/>
+        </w:rPr>
+        <w:t>etcher-image-write实现专业级镜像烧</w:t>
+      </w:r>
+      <w:proofErr w:type="gramStart"/>
+      <w:r>
+        <w:rPr>
+          <w:rFonts w:ascii="微软雅黑" w:eastAsia="微软雅黑" w:hAnsi="微软雅黑"/>
+          <w:color w:val="000000"/>
+          <w:sz w:val="22"/>
+        </w:rPr>
+        <w:t>录功能</w:t>
+      </w:r>
+      <w:proofErr w:type="gramEnd"/>
       <w:r>
         <w:rPr>
           <w:rFonts w:ascii="微软雅黑" w:eastAsia="微软雅黑" w:hAnsi="微软雅黑" w:hint="eastAsia"/>
@@ -2415,13 +2475,23 @@
         <w:t>drivelist</w:t>
       </w:r>
       <w:proofErr w:type="spellEnd"/>
+      <w:proofErr w:type="gramStart"/>
       <w:r>
         <w:rPr>
           <w:rFonts w:ascii="微软雅黑" w:eastAsia="微软雅黑" w:hAnsi="微软雅黑"/>
           <w:color w:val="000000"/>
           <w:sz w:val="22"/>
         </w:rPr>
-        <w:t>库实现跨平台驱动器枚举和管理</w:t>
+        <w:t>库实现</w:t>
+      </w:r>
+      <w:proofErr w:type="gramEnd"/>
+      <w:r>
+        <w:rPr>
+          <w:rFonts w:ascii="微软雅黑" w:eastAsia="微软雅黑" w:hAnsi="微软雅黑"/>
+          <w:color w:val="000000"/>
+          <w:sz w:val="22"/>
+        </w:rPr>
+        <w:t>跨平台驱动器枚举和管理</w:t>
       </w:r>
     </w:p>
     <w:p>
@@ -2552,12 +2622,28 @@
           <w:rFonts w:hint="eastAsia"/>
         </w:rPr>
       </w:pPr>
-      <w:r>
-        <w:rPr>
-          <w:rFonts w:hint="eastAsia"/>
-        </w:rPr>
-        <w:t>烧录传列入抽象成状态积</w:t>
-      </w:r>
+      <w:proofErr w:type="gramStart"/>
+      <w:r>
+        <w:rPr>
+          <w:rFonts w:hint="eastAsia"/>
+        </w:rPr>
+        <w:t>烧录传列入</w:t>
+      </w:r>
+      <w:proofErr w:type="gramEnd"/>
+      <w:r>
+        <w:rPr>
+          <w:rFonts w:hint="eastAsia"/>
+        </w:rPr>
+        <w:t>抽象</w:t>
+      </w:r>
+      <w:proofErr w:type="gramStart"/>
+      <w:r>
+        <w:rPr>
+          <w:rFonts w:hint="eastAsia"/>
+        </w:rPr>
+        <w:t>成状态积</w:t>
+      </w:r>
+      <w:proofErr w:type="gramEnd"/>
     </w:p>
     <w:p>
       <w:pPr>
@@ -2634,7 +2720,21 @@
         <w:rPr>
           <w:rFonts w:hint="eastAsia"/>
         </w:rPr>
-        <w:t>飞书内嵌周报系统</w:t>
+        <w:t>飞书内</w:t>
+      </w:r>
+      <w:proofErr w:type="gramStart"/>
+      <w:r>
+        <w:rPr>
+          <w:rFonts w:hint="eastAsia"/>
+        </w:rPr>
+        <w:t>嵌</w:t>
+      </w:r>
+      <w:proofErr w:type="gramEnd"/>
+      <w:r>
+        <w:rPr>
+          <w:rFonts w:hint="eastAsia"/>
+        </w:rPr>
+        <w:t>周报系统</w:t>
       </w:r>
     </w:p>
     <w:p>
@@ -2722,7 +2822,21 @@
         <w:rPr>
           <w:rFonts w:hint="eastAsia"/>
         </w:rPr>
-        <w:t>R：交付了一个周报的web和飞书双场景的应用，提高内部人员组织协调能力，实时查看项目</w:t>
+        <w:t>R：交付了一个周报的web和</w:t>
+      </w:r>
+      <w:proofErr w:type="gramStart"/>
+      <w:r>
+        <w:rPr>
+          <w:rFonts w:hint="eastAsia"/>
+        </w:rPr>
+        <w:t>飞书双场景</w:t>
+      </w:r>
+      <w:proofErr w:type="gramEnd"/>
+      <w:r>
+        <w:rPr>
+          <w:rFonts w:hint="eastAsia"/>
+        </w:rPr>
+        <w:t>的应用，提高内部人员组织协调能力，实时查看项目</w:t>
       </w:r>
     </w:p>
     <w:p>
@@ -3056,7 +3170,21 @@
         <w:rPr>
           <w:rFonts w:hint="eastAsia"/>
         </w:rPr>
-        <w:t>工作经历上方写核心优势：</w:t>
+        <w:t>工作经历上方</w:t>
+      </w:r>
+      <w:proofErr w:type="gramStart"/>
+      <w:r>
+        <w:rPr>
+          <w:rFonts w:hint="eastAsia"/>
+        </w:rPr>
+        <w:t>写核心</w:t>
+      </w:r>
+      <w:proofErr w:type="gramEnd"/>
+      <w:r>
+        <w:rPr>
+          <w:rFonts w:hint="eastAsia"/>
+        </w:rPr>
+        <w:t>优势：</w:t>
       </w:r>
     </w:p>
     <w:p>
@@ -3106,7 +3234,35 @@
         <w:rPr>
           <w:rFonts w:hint="eastAsia"/>
         </w:rPr>
-        <w:t>的平台类岗位快速落地技术方案，企业级内部工具从0到1落地能力，独立完成飞书内嵌周报系统，从需求的梳理到技术选型到上线，真正把系统作为团队的协作工具。</w:t>
+        <w:t>的平台类岗位快速落地技术方案，企业</w:t>
+      </w:r>
+      <w:proofErr w:type="gramStart"/>
+      <w:r>
+        <w:rPr>
+          <w:rFonts w:hint="eastAsia"/>
+        </w:rPr>
+        <w:t>级内部</w:t>
+      </w:r>
+      <w:proofErr w:type="gramEnd"/>
+      <w:r>
+        <w:rPr>
+          <w:rFonts w:hint="eastAsia"/>
+        </w:rPr>
+        <w:t>工具从0到1落地能力，独立完成飞书内</w:t>
+      </w:r>
+      <w:proofErr w:type="gramStart"/>
+      <w:r>
+        <w:rPr>
+          <w:rFonts w:hint="eastAsia"/>
+        </w:rPr>
+        <w:t>嵌</w:t>
+      </w:r>
+      <w:proofErr w:type="gramEnd"/>
+      <w:r>
+        <w:rPr>
+          <w:rFonts w:hint="eastAsia"/>
+        </w:rPr>
+        <w:t>周报系统，从需求的梳理到技术选型到上线，真正把系统作为团队的协作工具。</w:t>
       </w:r>
     </w:p>
     <w:p>
@@ -3138,8 +3294,16 @@
         <w:rPr>
           <w:rFonts w:hint="eastAsia"/>
         </w:rPr>
-        <w:t>三端，对底层 和</w:t>
-      </w:r>
+        <w:t xml:space="preserve">三端，对底层 </w:t>
+      </w:r>
+      <w:proofErr w:type="gramStart"/>
+      <w:r>
+        <w:rPr>
+          <w:rFonts w:hint="eastAsia"/>
+        </w:rPr>
+        <w:t>和</w:t>
+      </w:r>
+      <w:proofErr w:type="gramEnd"/>
     </w:p>
     <w:p>
       <w:pPr>
@@ -3536,7 +3700,21 @@
         <w:rPr>
           <w:rFonts w:hint="eastAsia"/>
         </w:rPr>
-        <w:t>项目再加一个技术栈，只写技术名词，</w:t>
+        <w:t>项目再加一个技术</w:t>
+      </w:r>
+      <w:proofErr w:type="gramStart"/>
+      <w:r>
+        <w:rPr>
+          <w:rFonts w:hint="eastAsia"/>
+        </w:rPr>
+        <w:t>栈</w:t>
+      </w:r>
+      <w:proofErr w:type="gramEnd"/>
+      <w:r>
+        <w:rPr>
+          <w:rFonts w:hint="eastAsia"/>
+        </w:rPr>
+        <w:t>，只写技术名词，</w:t>
       </w:r>
     </w:p>
     <w:p>
@@ -3659,13 +3837,35 @@
         </w:rPr>
       </w:pPr>
       <w:r>
-        <w:t>我是杨佳琳，毕业于上海财经大学数据科学与大数据技术专业</w:t>
-      </w:r>
-      <w:r>
-        <w:rPr>
-          <w:rFonts w:hint="eastAsia"/>
-        </w:rPr>
-        <w:t>，求职岗位是端开发工程师</w:t>
+        <w:t>我是</w:t>
+      </w:r>
+      <w:proofErr w:type="gramStart"/>
+      <w:r>
+        <w:t>杨佳琳</w:t>
+      </w:r>
+      <w:proofErr w:type="gramEnd"/>
+      <w:r>
+        <w:t>，毕业于上海财经大学数据科学与大数据技术专业</w:t>
+      </w:r>
+      <w:r>
+        <w:rPr>
+          <w:rFonts w:hint="eastAsia"/>
+        </w:rPr>
+        <w:t>，求职岗位是</w:t>
+      </w:r>
+      <w:proofErr w:type="gramStart"/>
+      <w:r>
+        <w:rPr>
+          <w:rFonts w:hint="eastAsia"/>
+        </w:rPr>
+        <w:t>端开发</w:t>
+      </w:r>
+      <w:proofErr w:type="gramEnd"/>
+      <w:r>
+        <w:rPr>
+          <w:rFonts w:hint="eastAsia"/>
+        </w:rPr>
+        <w:t>工程师</w:t>
       </w:r>
       <w:r>
         <w:t>。</w:t>
@@ -3726,7 +3926,15 @@
         </w:rPr>
       </w:pPr>
       <w:r>
-        <w:t>第一个是飞书内嵌周报系统，</w:t>
+        <w:t>第一个是飞书内</w:t>
+      </w:r>
+      <w:proofErr w:type="gramStart"/>
+      <w:r>
+        <w:t>嵌</w:t>
+      </w:r>
+      <w:proofErr w:type="gramEnd"/>
+      <w:r>
+        <w:t>周报系统，</w:t>
       </w:r>
       <w:r>
         <w:rPr>
@@ -4064,7 +4272,21 @@
         <w:rPr>
           <w:rFonts w:hint="eastAsia"/>
         </w:rPr>
-        <w:t>自研一个高性能虚拟列表滚动双向加载：支持双向滚动加载、折叠、跳转</w:t>
+        <w:t>自</w:t>
+      </w:r>
+      <w:proofErr w:type="gramStart"/>
+      <w:r>
+        <w:rPr>
+          <w:rFonts w:hint="eastAsia"/>
+        </w:rPr>
+        <w:t>研</w:t>
+      </w:r>
+      <w:proofErr w:type="gramEnd"/>
+      <w:r>
+        <w:rPr>
+          <w:rFonts w:hint="eastAsia"/>
+        </w:rPr>
+        <w:t>一个高性能虚拟列表滚动双向加载：支持双向滚动加载、折叠、跳转</w:t>
       </w:r>
     </w:p>
     <w:p>
@@ -4136,12 +4358,21 @@
         </w:rPr>
         <w:t>支持跳转折叠，</w:t>
       </w:r>
+      <w:proofErr w:type="gramStart"/>
       <w:r>
         <w:rPr>
           <w:rFonts w:hint="eastAsia"/>
           <w:strike/>
         </w:rPr>
-        <w:t>滚动锚点anchor与高度缓存，</w:t>
+        <w:t>滚动锚点</w:t>
+      </w:r>
+      <w:proofErr w:type="gramEnd"/>
+      <w:r>
+        <w:rPr>
+          <w:rFonts w:hint="eastAsia"/>
+          <w:strike/>
+        </w:rPr>
+        <w:t>anchor与高度缓存，</w:t>
       </w:r>
     </w:p>
     <w:p>
@@ -4156,7 +4387,21 @@
         <w:rPr>
           <w:rFonts w:hint="eastAsia"/>
         </w:rPr>
-        <w:t>双向加载：懒加载、滚动位置修正，数据插入</w:t>
+        <w:t>双向加载：</w:t>
+      </w:r>
+      <w:proofErr w:type="gramStart"/>
+      <w:r>
+        <w:rPr>
+          <w:rFonts w:hint="eastAsia"/>
+        </w:rPr>
+        <w:t>懒</w:t>
+      </w:r>
+      <w:proofErr w:type="gramEnd"/>
+      <w:r>
+        <w:rPr>
+          <w:rFonts w:hint="eastAsia"/>
+        </w:rPr>
+        <w:t>加载、滚动位置修正，数据插入</w:t>
       </w:r>
     </w:p>
     <w:p>
@@ -4278,8 +4523,16 @@
         <w:rPr>
           <w:rFonts w:hint="eastAsia"/>
         </w:rPr>
-        <w:t>分段存储，划分成逻辑上的数据块，（例如两三周一个</w:t>
-      </w:r>
+        <w:t>分段存储，划分成逻辑上的数据块，（例如两三周一</w:t>
+      </w:r>
+      <w:proofErr w:type="gramStart"/>
+      <w:r>
+        <w:rPr>
+          <w:rFonts w:hint="eastAsia"/>
+        </w:rPr>
+        <w:t>个</w:t>
+      </w:r>
+      <w:proofErr w:type="gramEnd"/>
       <w:r>
         <w:rPr>
           <w:rFonts w:hint="eastAsia"/>
@@ -4316,7 +4569,21 @@
         <w:rPr>
           <w:rFonts w:hint="eastAsia"/>
         </w:rPr>
-        <w:t>基于索引、时间戳，先进先出，简单淘汰旧的chunk，让数据量回归到安全的阈值</w:t>
+        <w:t>基于索引、时间戳，先进先出，简单淘汰旧的chunk，让数据</w:t>
+      </w:r>
+      <w:proofErr w:type="gramStart"/>
+      <w:r>
+        <w:rPr>
+          <w:rFonts w:hint="eastAsia"/>
+        </w:rPr>
+        <w:t>量回归</w:t>
+      </w:r>
+      <w:proofErr w:type="gramEnd"/>
+      <w:r>
+        <w:rPr>
+          <w:rFonts w:hint="eastAsia"/>
+        </w:rPr>
+        <w:t>到安全的阈值</w:t>
       </w:r>
     </w:p>
     <w:p>
@@ -4355,7 +4622,21 @@
         <w:rPr>
           <w:rFonts w:hint="eastAsia"/>
         </w:rPr>
-        <w:t>用哈希表和双向链表的结合，进行判定，头部放最近使用过的，</w:t>
+        <w:t>用哈希表和双向链表的结合，进行判定，头部</w:t>
+      </w:r>
+      <w:proofErr w:type="gramStart"/>
+      <w:r>
+        <w:rPr>
+          <w:rFonts w:hint="eastAsia"/>
+        </w:rPr>
+        <w:t>放最近</w:t>
+      </w:r>
+      <w:proofErr w:type="gramEnd"/>
+      <w:r>
+        <w:rPr>
+          <w:rFonts w:hint="eastAsia"/>
+        </w:rPr>
+        <w:t>使用过的，</w:t>
       </w:r>
     </w:p>
     <w:p>
@@ -4484,7 +4765,15 @@
         <w:t>表明身份</w:t>
       </w:r>
       <w:r>
-        <w:t>：阐述工作年限，应届生需表明身份。</w:t>
+        <w:t>：阐述工作年限，应届生</w:t>
+      </w:r>
+      <w:proofErr w:type="gramStart"/>
+      <w:r>
+        <w:t>需表明</w:t>
+      </w:r>
+      <w:proofErr w:type="gramEnd"/>
+      <w:r>
+        <w:t>身份。</w:t>
       </w:r>
     </w:p>
     <w:p>
@@ -4506,7 +4795,15 @@
         <w:t>英文能力</w:t>
       </w:r>
       <w:r>
-        <w:t>：无海外留学经历可不讲英文能力。</w:t>
+        <w:t>：无海外留学经历</w:t>
+      </w:r>
+      <w:proofErr w:type="gramStart"/>
+      <w:r>
+        <w:t>可不讲</w:t>
+      </w:r>
+      <w:proofErr w:type="gramEnd"/>
+      <w:r>
+        <w:t>英文能力。</w:t>
       </w:r>
     </w:p>
     <w:p>
@@ -4594,7 +4891,31 @@
         <w:t>后续衔接</w:t>
       </w:r>
       <w:r>
-        <w:t>：自我介绍后询问面试官是否可扩展讲项目亮点，依面试官决定行事。</w:t>
+        <w:t>：自我介绍后询问面试</w:t>
+      </w:r>
+      <w:proofErr w:type="gramStart"/>
+      <w:r>
+        <w:t>官是否</w:t>
+      </w:r>
+      <w:proofErr w:type="gramEnd"/>
+      <w:r>
+        <w:t>可扩展</w:t>
+      </w:r>
+      <w:proofErr w:type="gramStart"/>
+      <w:r>
+        <w:t>讲项目</w:t>
+      </w:r>
+      <w:proofErr w:type="gramEnd"/>
+      <w:r>
+        <w:t>亮点，依面试</w:t>
+      </w:r>
+      <w:proofErr w:type="gramStart"/>
+      <w:r>
+        <w:t>官决定</w:t>
+      </w:r>
+      <w:proofErr w:type="gramEnd"/>
+      <w:r>
+        <w:t>行事。</w:t>
       </w:r>
     </w:p>
     <w:p>
@@ -4707,10 +5028,34 @@
           <w:b/>
           <w:bCs/>
         </w:rPr>
-        <w:t>自研组件</w:t>
-      </w:r>
-      <w:r>
-        <w:t>：自研高性能虚拟滚动列表，支持</w:t>
+        <w:t>自</w:t>
+      </w:r>
+      <w:proofErr w:type="gramStart"/>
+      <w:r>
+        <w:rPr>
+          <w:b/>
+          <w:bCs/>
+        </w:rPr>
+        <w:t>研</w:t>
+      </w:r>
+      <w:proofErr w:type="gramEnd"/>
+      <w:r>
+        <w:rPr>
+          <w:b/>
+          <w:bCs/>
+        </w:rPr>
+        <w:t>组件</w:t>
+      </w:r>
+      <w:r>
+        <w:t>：自</w:t>
+      </w:r>
+      <w:proofErr w:type="gramStart"/>
+      <w:r>
+        <w:t>研</w:t>
+      </w:r>
+      <w:proofErr w:type="gramEnd"/>
+      <w:r>
+        <w:t>高性能虚拟滚动列表，支持</w:t>
       </w:r>
       <w:r>
         <w:rPr>
@@ -4786,8 +5131,16 @@
         <w:rPr>
           <w:rFonts w:hint="eastAsia"/>
         </w:rPr>
-        <w:t>从零到一</w:t>
-      </w:r>
+        <w:t>从零到</w:t>
+      </w:r>
+      <w:proofErr w:type="gramStart"/>
+      <w:r>
+        <w:rPr>
+          <w:rFonts w:hint="eastAsia"/>
+        </w:rPr>
+        <w:t>一</w:t>
+      </w:r>
+      <w:proofErr w:type="gramEnd"/>
       <w:r>
         <w:rPr>
           <w:rFonts w:hint="eastAsia"/>
@@ -4834,13 +5187,35 @@
         <w:t>渲染优化</w:t>
       </w:r>
       <w:r>
-        <w:t>：采用视口附近数据懒加载方案，</w:t>
-      </w:r>
-      <w:r>
-        <w:rPr>
-          <w:rFonts w:hint="eastAsia"/>
-        </w:rPr>
-        <w:t>只渲染视口上下的内容，其余用展位高度</w:t>
+        <w:t>：采用视口附近数据</w:t>
+      </w:r>
+      <w:proofErr w:type="gramStart"/>
+      <w:r>
+        <w:t>懒</w:t>
+      </w:r>
+      <w:proofErr w:type="gramEnd"/>
+      <w:r>
+        <w:t>加载方案，</w:t>
+      </w:r>
+      <w:r>
+        <w:rPr>
+          <w:rFonts w:hint="eastAsia"/>
+        </w:rPr>
+        <w:t>只渲染视口上下的内容，</w:t>
+      </w:r>
+      <w:proofErr w:type="gramStart"/>
+      <w:r>
+        <w:rPr>
+          <w:rFonts w:hint="eastAsia"/>
+        </w:rPr>
+        <w:t>其余用</w:t>
+      </w:r>
+      <w:proofErr w:type="gramEnd"/>
+      <w:r>
+        <w:rPr>
+          <w:rFonts w:hint="eastAsia"/>
+        </w:rPr>
+        <w:t>展位高度</w:t>
       </w:r>
       <w:r>
         <w:t>撑开滚动条，保障滚动丝滑。</w:t>
@@ -4858,6 +5233,7 @@
           <w:strike/>
         </w:rPr>
       </w:pPr>
+      <w:proofErr w:type="gramStart"/>
       <w:r>
         <w:rPr>
           <w:b/>
@@ -4866,11 +5242,26 @@
         </w:rPr>
         <w:t>锚点计算</w:t>
       </w:r>
+      <w:proofErr w:type="gramEnd"/>
       <w:r>
         <w:rPr>
           <w:strike/>
         </w:rPr>
-        <w:t>：针对折叠、跳转改变高度场景，通过锚点计算避免滚动条位置偏移。</w:t>
+        <w:t>：针对折叠、跳转改变高度场景，</w:t>
+      </w:r>
+      <w:proofErr w:type="gramStart"/>
+      <w:r>
+        <w:rPr>
+          <w:strike/>
+        </w:rPr>
+        <w:t>通过锚点计算</w:t>
+      </w:r>
+      <w:proofErr w:type="gramEnd"/>
+      <w:r>
+        <w:rPr>
+          <w:strike/>
+        </w:rPr>
+        <w:t>避免滚动条位置偏移。</w:t>
       </w:r>
     </w:p>
     <w:p>
@@ -4892,7 +5283,15 @@
         <w:t>双向加载</w:t>
       </w:r>
       <w:r>
-        <w:t>：双向加载设置触发点获取数据，可按周获取，上拉下拉做懒加载及滚动位置修正。</w:t>
+        <w:t>：双向加载设置触发点获取数据，可按周获取，上</w:t>
+      </w:r>
+      <w:proofErr w:type="gramStart"/>
+      <w:r>
+        <w:t>拉下拉做懒</w:t>
+      </w:r>
+      <w:proofErr w:type="gramEnd"/>
+      <w:r>
+        <w:t>加载及滚动位置修正。</w:t>
       </w:r>
     </w:p>
     <w:p>
@@ -5111,7 +5510,21 @@
         <w:rPr>
           <w:rFonts w:hint="eastAsia"/>
         </w:rPr>
-        <w:t>），写一半会丢稿等</w:t>
+        <w:t>），</w:t>
+      </w:r>
+      <w:proofErr w:type="gramStart"/>
+      <w:r>
+        <w:rPr>
+          <w:rFonts w:hint="eastAsia"/>
+        </w:rPr>
+        <w:t>写一半</w:t>
+      </w:r>
+      <w:proofErr w:type="gramEnd"/>
+      <w:r>
+        <w:rPr>
+          <w:rFonts w:hint="eastAsia"/>
+        </w:rPr>
+        <w:t>会丢稿等</w:t>
       </w:r>
     </w:p>
     <w:p>
@@ -5396,7 +5809,35 @@
         <w:rPr>
           <w:rFonts w:hint="eastAsia"/>
         </w:rPr>
-        <w:t>节流、防抖函数：防止输入卡顿、监听防抖，JSON序列化防抖优化</w:t>
+        <w:t>节流、防抖函数：防止</w:t>
+      </w:r>
+      <w:proofErr w:type="gramStart"/>
+      <w:r>
+        <w:rPr>
+          <w:rFonts w:hint="eastAsia"/>
+        </w:rPr>
+        <w:t>输入卡顿</w:t>
+      </w:r>
+      <w:proofErr w:type="gramEnd"/>
+      <w:r>
+        <w:rPr>
+          <w:rFonts w:hint="eastAsia"/>
+        </w:rPr>
+        <w:t>、监听防抖，JSON</w:t>
+      </w:r>
+      <w:proofErr w:type="gramStart"/>
+      <w:r>
+        <w:rPr>
+          <w:rFonts w:hint="eastAsia"/>
+        </w:rPr>
+        <w:t>序列化防</w:t>
+      </w:r>
+      <w:proofErr w:type="gramEnd"/>
+      <w:r>
+        <w:rPr>
+          <w:rFonts w:hint="eastAsia"/>
+        </w:rPr>
+        <w:t>抖优化</w:t>
       </w:r>
     </w:p>
     <w:p>
@@ -5535,7 +5976,21 @@
         <w:rPr>
           <w:rFonts w:hint="eastAsia"/>
         </w:rPr>
-        <w:t>T：从零到一独自负责，具备跨平台可控可观测可校验</w:t>
+        <w:t>T：从零到</w:t>
+      </w:r>
+      <w:proofErr w:type="gramStart"/>
+      <w:r>
+        <w:rPr>
+          <w:rFonts w:hint="eastAsia"/>
+        </w:rPr>
+        <w:t>一</w:t>
+      </w:r>
+      <w:proofErr w:type="gramEnd"/>
+      <w:r>
+        <w:rPr>
+          <w:rFonts w:hint="eastAsia"/>
+        </w:rPr>
+        <w:t>独自负责，具备跨平台可控可观测可校验</w:t>
       </w:r>
     </w:p>
     <w:p>
@@ -5636,7 +6091,21 @@
         <w:rPr>
           <w:rFonts w:hint="eastAsia"/>
         </w:rPr>
-        <w:t>双引擎烧录策略 ,windows使用，主进程抽象，按照不同平台发送，渲染进程复制试图UI与可视化，</w:t>
+        <w:t>双引擎烧录策略 ,windows使用，</w:t>
+      </w:r>
+      <w:proofErr w:type="gramStart"/>
+      <w:r>
+        <w:rPr>
+          <w:rFonts w:hint="eastAsia"/>
+        </w:rPr>
+        <w:t>主进程</w:t>
+      </w:r>
+      <w:proofErr w:type="gramEnd"/>
+      <w:r>
+        <w:rPr>
+          <w:rFonts w:hint="eastAsia"/>
+        </w:rPr>
+        <w:t>抽象，按照不同平台发送，渲染进程复制试图UI与可视化，</w:t>
       </w:r>
     </w:p>
     <w:p>
@@ -6001,7 +6470,21 @@
         <w:rPr>
           <w:rFonts w:hint="eastAsia"/>
         </w:rPr>
-        <w:t>（从设备读回的字节数）</w:t>
+        <w:t>（从</w:t>
+      </w:r>
+      <w:proofErr w:type="gramStart"/>
+      <w:r>
+        <w:rPr>
+          <w:rFonts w:hint="eastAsia"/>
+        </w:rPr>
+        <w:t>设备读</w:t>
+      </w:r>
+      <w:proofErr w:type="gramEnd"/>
+      <w:r>
+        <w:rPr>
+          <w:rFonts w:hint="eastAsia"/>
+        </w:rPr>
+        <w:t>回的字节数）</w:t>
       </w:r>
       <w:r>
         <w:rPr>
@@ -6393,7 +6876,21 @@
         <w:rPr>
           <w:rFonts w:hint="eastAsia"/>
         </w:rPr>
-        <w:t>、块级作用域（{}）</w:t>
+        <w:t>、</w:t>
+      </w:r>
+      <w:proofErr w:type="gramStart"/>
+      <w:r>
+        <w:rPr>
+          <w:rFonts w:hint="eastAsia"/>
+        </w:rPr>
+        <w:t>块级作用域</w:t>
+      </w:r>
+      <w:proofErr w:type="gramEnd"/>
+      <w:r>
+        <w:rPr>
+          <w:rFonts w:hint="eastAsia"/>
+        </w:rPr>
+        <w:t>（{}）</w:t>
       </w:r>
       <w:r>
         <w:rPr>
@@ -6693,8 +7190,16 @@
         <w:rPr>
           <w:rFonts w:hint="eastAsia"/>
         </w:rPr>
-        <w:t>Call Stack 栈</w:t>
-      </w:r>
+        <w:t xml:space="preserve">Call Stack </w:t>
+      </w:r>
+      <w:proofErr w:type="gramStart"/>
+      <w:r>
+        <w:rPr>
+          <w:rFonts w:hint="eastAsia"/>
+        </w:rPr>
+        <w:t>栈</w:t>
+      </w:r>
+      <w:proofErr w:type="gramEnd"/>
       <w:r>
         <w:rPr>
           <w:rFonts w:hint="eastAsia"/>
@@ -6854,7 +7359,35 @@
         <w:rPr>
           <w:rFonts w:hint="eastAsia"/>
         </w:rPr>
-        <w:t>在微任务执行完成宏任务执行前，v8引擎尝试渲染页面（渲染机会），</w:t>
+        <w:t>在</w:t>
+      </w:r>
+      <w:proofErr w:type="gramStart"/>
+      <w:r>
+        <w:rPr>
+          <w:rFonts w:hint="eastAsia"/>
+        </w:rPr>
+        <w:t>微任务</w:t>
+      </w:r>
+      <w:proofErr w:type="gramEnd"/>
+      <w:r>
+        <w:rPr>
+          <w:rFonts w:hint="eastAsia"/>
+        </w:rPr>
+        <w:t>执行完成</w:t>
+      </w:r>
+      <w:proofErr w:type="gramStart"/>
+      <w:r>
+        <w:rPr>
+          <w:rFonts w:hint="eastAsia"/>
+        </w:rPr>
+        <w:t>宏任务</w:t>
+      </w:r>
+      <w:proofErr w:type="gramEnd"/>
+      <w:r>
+        <w:rPr>
+          <w:rFonts w:hint="eastAsia"/>
+        </w:rPr>
+        <w:t>执行前，v8引擎尝试渲染页面（渲染机会），</w:t>
       </w:r>
       <w:proofErr w:type="spellStart"/>
       <w:r>
@@ -6868,13 +7401,55 @@
         <w:rPr>
           <w:rFonts w:hint="eastAsia"/>
         </w:rPr>
-        <w:t>（浏览器帧与帧之间穿插的回调）浏览器制作高性能动画API</w:t>
-      </w:r>
-      <w:r>
-        <w:rPr>
-          <w:rFonts w:hint="eastAsia"/>
-        </w:rPr>
-        <w:t>，在重绘前调用，接受回调函数作为参数</w:t>
+        <w:t>（</w:t>
+      </w:r>
+      <w:proofErr w:type="gramStart"/>
+      <w:r>
+        <w:rPr>
+          <w:rFonts w:hint="eastAsia"/>
+        </w:rPr>
+        <w:t>浏览器帧与帧</w:t>
+      </w:r>
+      <w:proofErr w:type="gramEnd"/>
+      <w:r>
+        <w:rPr>
+          <w:rFonts w:hint="eastAsia"/>
+        </w:rPr>
+        <w:t>之间穿插的回调）浏览器制作高性能动画API</w:t>
+      </w:r>
+      <w:r>
+        <w:rPr>
+          <w:rFonts w:hint="eastAsia"/>
+        </w:rPr>
+        <w:t>，在</w:t>
+      </w:r>
+      <w:proofErr w:type="gramStart"/>
+      <w:r>
+        <w:rPr>
+          <w:rFonts w:hint="eastAsia"/>
+        </w:rPr>
+        <w:t>重绘前调用</w:t>
+      </w:r>
+      <w:proofErr w:type="gramEnd"/>
+      <w:r>
+        <w:rPr>
+          <w:rFonts w:hint="eastAsia"/>
+        </w:rPr>
+        <w:t>，接受回</w:t>
+      </w:r>
+      <w:proofErr w:type="gramStart"/>
+      <w:r>
+        <w:rPr>
+          <w:rFonts w:hint="eastAsia"/>
+        </w:rPr>
+        <w:t>调函数</w:t>
+      </w:r>
+      <w:proofErr w:type="gramEnd"/>
+      <w:r>
+        <w:rPr>
+          <w:rFonts w:hint="eastAsia"/>
+        </w:rPr>
+        <w:t>作为参数</w:t>
       </w:r>
     </w:p>
     <w:p>
@@ -6977,7 +7552,15 @@
         <w:t>任务队列</w:t>
       </w:r>
       <w:r>
-        <w:t>：同步代码是宏任务的</w:t>
+        <w:t>：同步代码是</w:t>
+      </w:r>
+      <w:proofErr w:type="gramStart"/>
+      <w:r>
+        <w:t>宏任务</w:t>
+      </w:r>
+      <w:proofErr w:type="gramEnd"/>
+      <w:r>
+        <w:t>的</w:t>
       </w:r>
       <w:r>
         <w:rPr>
@@ -6986,7 +7569,15 @@
         <w:t>T</w:t>
       </w:r>
       <w:r>
-        <w:t xml:space="preserve"> 0 级任务，执行时先宏任务后微任务，任务按队列顺序执行。</w:t>
+        <w:t xml:space="preserve"> 0 级任务，执行时</w:t>
+      </w:r>
+      <w:proofErr w:type="gramStart"/>
+      <w:r>
+        <w:t>先宏任务</w:t>
+      </w:r>
+      <w:proofErr w:type="gramEnd"/>
+      <w:r>
+        <w:t>后微任务，任务按队列顺序执行。</w:t>
       </w:r>
     </w:p>
     <w:p>
@@ -7064,7 +7655,23 @@
         <w:t>渲染时机</w:t>
       </w:r>
       <w:r>
-        <w:t>：浏览器清空微任务后，执行宏任务前，会尝试渲染页面，可利用 Request Animation Frame 制作高性能动画。</w:t>
+        <w:t>：浏览器清空</w:t>
+      </w:r>
+      <w:proofErr w:type="gramStart"/>
+      <w:r>
+        <w:t>微任务</w:t>
+      </w:r>
+      <w:proofErr w:type="gramEnd"/>
+      <w:r>
+        <w:t>后，执行</w:t>
+      </w:r>
+      <w:proofErr w:type="gramStart"/>
+      <w:r>
+        <w:t>宏任务</w:t>
+      </w:r>
+      <w:proofErr w:type="gramEnd"/>
+      <w:r>
+        <w:t>前，会尝试渲染页面，可利用 Request Animation Frame 制作高性能动画。</w:t>
       </w:r>
     </w:p>
     <w:p>
@@ -7144,7 +7751,31 @@
       </w:r>
       <w:proofErr w:type="spellEnd"/>
       <w:r>
-        <w:t xml:space="preserve"> 是一个Web API，允许网页作者请求浏览器在主线程空闲时执行低优先级后台任务，从而避免干扰高优先级操作（如input处理、动画和帧合成），提升页面响应性和整体性能。</w:t>
+        <w:t xml:space="preserve"> 是一个Web API，允许网页作者请求浏览器在主线程空闲时</w:t>
+      </w:r>
+      <w:proofErr w:type="gramStart"/>
+      <w:r>
+        <w:t>执行低</w:t>
+      </w:r>
+      <w:proofErr w:type="gramEnd"/>
+      <w:r>
+        <w:t>优先级后台任务，从而避免</w:t>
+      </w:r>
+      <w:proofErr w:type="gramStart"/>
+      <w:r>
+        <w:t>干扰高</w:t>
+      </w:r>
+      <w:proofErr w:type="gramEnd"/>
+      <w:r>
+        <w:t>优先级操作（如input处理、动画和</w:t>
+      </w:r>
+      <w:proofErr w:type="gramStart"/>
+      <w:r>
+        <w:t>帧合成</w:t>
+      </w:r>
+      <w:proofErr w:type="gramEnd"/>
+      <w:r>
+        <w:t>），提升页面响应性和整体性能。</w:t>
       </w:r>
       <w:r>
         <w:rPr>
@@ -7163,7 +7794,21 @@
         <w:rPr>
           <w:rFonts w:hint="eastAsia"/>
         </w:rPr>
-        <w:t>既不是微任务也不是宏任务</w:t>
+        <w:t>既不是</w:t>
+      </w:r>
+      <w:proofErr w:type="gramStart"/>
+      <w:r>
+        <w:rPr>
+          <w:rFonts w:hint="eastAsia"/>
+        </w:rPr>
+        <w:t>微任务</w:t>
+      </w:r>
+      <w:proofErr w:type="gramEnd"/>
+      <w:r>
+        <w:rPr>
+          <w:rFonts w:hint="eastAsia"/>
+        </w:rPr>
+        <w:t>也不是宏任务</w:t>
       </w:r>
     </w:p>
     <w:p>
@@ -7230,6 +7875,7 @@
         </w:rPr>
       </w:pPr>
       <w:proofErr w:type="spellStart"/>
+      <w:proofErr w:type="gramStart"/>
       <w:r>
         <w:rPr>
           <w:rFonts w:hint="eastAsia"/>
@@ -7237,6 +7883,7 @@
         <w:t>mo.observe</w:t>
       </w:r>
       <w:proofErr w:type="spellEnd"/>
+      <w:proofErr w:type="gramEnd"/>
       <w:r>
         <w:rPr>
           <w:rFonts w:hint="eastAsia"/>
@@ -7244,6 +7891,7 @@
         <w:t>(</w:t>
       </w:r>
       <w:proofErr w:type="spellStart"/>
+      <w:proofErr w:type="gramStart"/>
       <w:r>
         <w:rPr>
           <w:rFonts w:hint="eastAsia"/>
@@ -7251,11 +7899,19 @@
         <w:t>document.body</w:t>
       </w:r>
       <w:proofErr w:type="spellEnd"/>
-      <w:r>
-        <w:rPr>
-          <w:rFonts w:hint="eastAsia"/>
-        </w:rPr>
-        <w:t xml:space="preserve">, { </w:t>
+      <w:proofErr w:type="gramEnd"/>
+      <w:r>
+        <w:rPr>
+          <w:rFonts w:hint="eastAsia"/>
+        </w:rPr>
+        <w:t xml:space="preserve">, </w:t>
+      </w:r>
+      <w:proofErr w:type="gramStart"/>
+      <w:r>
+        <w:rPr>
+          <w:rFonts w:hint="eastAsia"/>
+        </w:rPr>
+        <w:t xml:space="preserve">{ </w:t>
       </w:r>
       <w:proofErr w:type="spellStart"/>
       <w:r>
@@ -7265,32 +7921,49 @@
         <w:t>childList</w:t>
       </w:r>
       <w:proofErr w:type="spellEnd"/>
-      <w:r>
-        <w:rPr>
-          <w:rFonts w:hint="eastAsia"/>
-        </w:rPr>
-        <w:t>: true });</w:t>
-      </w:r>
-    </w:p>
-    <w:p>
-      <w:pPr>
-        <w:rPr>
-          <w:rFonts w:hint="eastAsia"/>
-        </w:rPr>
-      </w:pPr>
-    </w:p>
-    <w:p>
-      <w:pPr>
-        <w:rPr>
-          <w:rFonts w:hint="eastAsia"/>
-        </w:rPr>
-      </w:pPr>
+      <w:proofErr w:type="gramEnd"/>
+      <w:r>
+        <w:rPr>
+          <w:rFonts w:hint="eastAsia"/>
+        </w:rPr>
+        <w:t xml:space="preserve">: </w:t>
+      </w:r>
+      <w:proofErr w:type="gramStart"/>
+      <w:r>
+        <w:rPr>
+          <w:rFonts w:hint="eastAsia"/>
+        </w:rPr>
+        <w:t>true }</w:t>
+      </w:r>
+      <w:proofErr w:type="gramEnd"/>
+      <w:r>
+        <w:rPr>
+          <w:rFonts w:hint="eastAsia"/>
+        </w:rPr>
+        <w:t>);</w:t>
+      </w:r>
+    </w:p>
+    <w:p>
+      <w:pPr>
+        <w:rPr>
+          <w:rFonts w:hint="eastAsia"/>
+        </w:rPr>
+      </w:pPr>
+    </w:p>
+    <w:p>
+      <w:pPr>
+        <w:rPr>
+          <w:rFonts w:hint="eastAsia"/>
+        </w:rPr>
+      </w:pPr>
+      <w:proofErr w:type="gramStart"/>
       <w:r>
         <w:rPr>
           <w:rFonts w:hint="eastAsia"/>
         </w:rPr>
         <w:t>可用于埋点</w:t>
       </w:r>
+      <w:proofErr w:type="gramEnd"/>
     </w:p>
     <w:p>
       <w:pPr>
@@ -7342,12 +8015,14 @@
         </w:rPr>
         <w:t>，</w:t>
       </w:r>
+      <w:proofErr w:type="gramStart"/>
       <w:r>
         <w:rPr>
           <w:rFonts w:hint="eastAsia"/>
         </w:rPr>
         <w:t>块级作用域</w:t>
       </w:r>
+      <w:proofErr w:type="gramEnd"/>
       <w:r>
         <w:rPr>
           <w:rFonts w:hint="eastAsia"/>
@@ -7412,7 +8087,35 @@
         <w:rPr>
           <w:rFonts w:hint="eastAsia"/>
         </w:rPr>
-        <w:t>Var定义的变量能在块级作用域外访问，let定义的变量不能在块级作用域外访问</w:t>
+        <w:t>Var定义的变量能在</w:t>
+      </w:r>
+      <w:proofErr w:type="gramStart"/>
+      <w:r>
+        <w:rPr>
+          <w:rFonts w:hint="eastAsia"/>
+        </w:rPr>
+        <w:t>块级作用</w:t>
+      </w:r>
+      <w:proofErr w:type="gramEnd"/>
+      <w:r>
+        <w:rPr>
+          <w:rFonts w:hint="eastAsia"/>
+        </w:rPr>
+        <w:t>域外访问，let定义的变量不能在</w:t>
+      </w:r>
+      <w:proofErr w:type="gramStart"/>
+      <w:r>
+        <w:rPr>
+          <w:rFonts w:hint="eastAsia"/>
+        </w:rPr>
+        <w:t>块级作用</w:t>
+      </w:r>
+      <w:proofErr w:type="gramEnd"/>
+      <w:r>
+        <w:rPr>
+          <w:rFonts w:hint="eastAsia"/>
+        </w:rPr>
+        <w:t>域外访问</w:t>
       </w:r>
     </w:p>
     <w:p>
@@ -7691,7 +8394,31 @@
         <w:t>任务执行顺序</w:t>
       </w:r>
       <w:r>
-        <w:t>：先宏任务后微任务，宏任务执行完生成微任务再执行，涉及 event loop 运行机制。</w:t>
+        <w:t>：</w:t>
+      </w:r>
+      <w:proofErr w:type="gramStart"/>
+      <w:r>
+        <w:t>先宏任务</w:t>
+      </w:r>
+      <w:proofErr w:type="gramEnd"/>
+      <w:r>
+        <w:t>后微任务，</w:t>
+      </w:r>
+      <w:proofErr w:type="gramStart"/>
+      <w:r>
+        <w:t>宏任务</w:t>
+      </w:r>
+      <w:proofErr w:type="gramEnd"/>
+      <w:r>
+        <w:t>执行完生成</w:t>
+      </w:r>
+      <w:proofErr w:type="gramStart"/>
+      <w:r>
+        <w:t>微任务再</w:t>
+      </w:r>
+      <w:proofErr w:type="gramEnd"/>
+      <w:r>
+        <w:t>执行，涉及 event loop 运行机制。</w:t>
       </w:r>
     </w:p>
     <w:p>
@@ -7728,7 +8455,15 @@
       </w:r>
       <w:proofErr w:type="spellEnd"/>
       <w:r>
-        <w:t xml:space="preserve"> 放微任务，</w:t>
+        <w:t xml:space="preserve"> </w:t>
+      </w:r>
+      <w:proofErr w:type="gramStart"/>
+      <w:r>
+        <w:t>放微任务</w:t>
+      </w:r>
+      <w:proofErr w:type="gramEnd"/>
+      <w:r>
+        <w:t>，</w:t>
       </w:r>
       <w:proofErr w:type="spellStart"/>
       <w:r>
@@ -7739,7 +8474,11 @@
       </w:r>
       <w:proofErr w:type="spellEnd"/>
       <w:r>
-        <w:t xml:space="preserve"> 用于监控元素或全局 body 变化，request </w:t>
+        <w:t xml:space="preserve"> 用于监控元素或全局 body 变化，</w:t>
+      </w:r>
+      <w:proofErr w:type="gramStart"/>
+      <w:r>
+        <w:t xml:space="preserve">request </w:t>
       </w:r>
       <w:proofErr w:type="spellStart"/>
       <w:r>
@@ -7747,7 +8486,19 @@
       </w:r>
       <w:proofErr w:type="spellEnd"/>
       <w:r>
-        <w:t xml:space="preserve"> either or back 是动画优化方案，既非宏任务也非微任务 。</w:t>
+        <w:t xml:space="preserve"> </w:t>
+      </w:r>
+      <w:proofErr w:type="gramEnd"/>
+      <w:r>
+        <w:t>either or back 是动画优化方案，既</w:t>
+      </w:r>
+      <w:proofErr w:type="gramStart"/>
+      <w:r>
+        <w:t>非宏任务也非微任务</w:t>
+      </w:r>
+      <w:proofErr w:type="gramEnd"/>
+      <w:r>
+        <w:t xml:space="preserve"> 。</w:t>
       </w:r>
     </w:p>
     <w:p>
@@ -7816,7 +8567,15 @@
         <w:t>作用域类型</w:t>
       </w:r>
       <w:r>
-        <w:t>：全局作用域、模块作用域、函数作用域、块级作用域。全局变量在浏览器环境和 Node 环境表现不同。</w:t>
+        <w:t>：全局作用域、模块作用域、函数作用域、</w:t>
+      </w:r>
+      <w:proofErr w:type="gramStart"/>
+      <w:r>
+        <w:t>块级作用域</w:t>
+      </w:r>
+      <w:proofErr w:type="gramEnd"/>
+      <w:r>
+        <w:t>。全局变量在浏览器环境和 Node 环境表现不同。</w:t>
       </w:r>
     </w:p>
     <w:p>
@@ -7834,6 +8593,7 @@
           <w:rFonts w:hint="eastAsia"/>
         </w:rPr>
       </w:pPr>
+      <w:proofErr w:type="gramStart"/>
       <w:r>
         <w:rPr>
           <w:b/>
@@ -7841,8 +8601,25 @@
         </w:rPr>
         <w:t>块级作用域</w:t>
       </w:r>
-      <w:r>
-        <w:t>：由大括号形成，let 声明的变量在块级作用域内有效，var 声明的变量可突破块级作用域。</w:t>
+      <w:proofErr w:type="gramEnd"/>
+      <w:r>
+        <w:t>：由大括号形成，let 声明的变量</w:t>
+      </w:r>
+      <w:proofErr w:type="gramStart"/>
+      <w:r>
+        <w:t>在块级作用域</w:t>
+      </w:r>
+      <w:proofErr w:type="gramEnd"/>
+      <w:r>
+        <w:t>内有效，var 声明的变量可</w:t>
+      </w:r>
+      <w:proofErr w:type="gramStart"/>
+      <w:r>
+        <w:t>突破块级作用域</w:t>
+      </w:r>
+      <w:proofErr w:type="gramEnd"/>
+      <w:r>
+        <w:t>。</w:t>
       </w:r>
     </w:p>
     <w:p>
@@ -7991,7 +8768,15 @@
         <w:t>变量作用域</w:t>
       </w:r>
       <w:r>
-        <w:t>：函数作用域内定义的变量在域外不能访问；块级作用域里，let 定义的变量域外不能访问，var 可以。</w:t>
+        <w:t>：函数作用域内定义的变量在域外不能访问；</w:t>
+      </w:r>
+      <w:proofErr w:type="gramStart"/>
+      <w:r>
+        <w:t>块级作用域</w:t>
+      </w:r>
+      <w:proofErr w:type="gramEnd"/>
+      <w:r>
+        <w:t>里，let 定义的变量域外不能访问，var 可以。</w:t>
       </w:r>
     </w:p>
     <w:p>
@@ -8503,7 +9288,15 @@
         <w:t>export default</w:t>
       </w:r>
       <w:r>
-        <w:t>：一个文件只能有一个，不能接变量声明，可接函数、类声明及任意表达式。接收时不用括号，若导出多个值需通过对象解构。</w:t>
+        <w:t>：一个文件只能有一个，不能接变量声明，可接函数、类声明及任意表达式。接收时不用括号，若导出</w:t>
+      </w:r>
+      <w:proofErr w:type="gramStart"/>
+      <w:r>
+        <w:t>多个值需通过</w:t>
+      </w:r>
+      <w:proofErr w:type="gramEnd"/>
+      <w:r>
+        <w:t>对象解构。</w:t>
       </w:r>
     </w:p>
     <w:p>
@@ -8958,7 +9751,15 @@
         <w:t>ES model</w:t>
       </w:r>
       <w:r>
-        <w:t>：具有活绑定特性，永远引用值的引用，值改变会实时反映。</w:t>
+        <w:t>：具有活绑定特性，永远</w:t>
+      </w:r>
+      <w:proofErr w:type="gramStart"/>
+      <w:r>
+        <w:t>引用值</w:t>
+      </w:r>
+      <w:proofErr w:type="gramEnd"/>
+      <w:r>
+        <w:t>的引用，值改变会实时反映。</w:t>
       </w:r>
     </w:p>
     <w:p>
@@ -8981,7 +9782,15 @@
       </w:r>
       <w:proofErr w:type="spellEnd"/>
       <w:r>
-        <w:t>：是快照，后续调用返回缓存值。可通过对象属性或函数方式实现类似活绑定效果。</w:t>
+        <w:t>：是快照，后续调用返回缓存值。可通过对象属性或函数方式实现</w:t>
+      </w:r>
+      <w:proofErr w:type="gramStart"/>
+      <w:r>
+        <w:t>类似活</w:t>
+      </w:r>
+      <w:proofErr w:type="gramEnd"/>
+      <w:r>
+        <w:t>绑定效果。</w:t>
       </w:r>
     </w:p>
     <w:p>
@@ -9131,7 +9940,21 @@
               <w:rPr>
                 <w:rFonts w:hint="eastAsia"/>
               </w:rPr>
-              <w:t>"use strict";</w:t>
+              <w:t>"</w:t>
+            </w:r>
+            <w:proofErr w:type="gramStart"/>
+            <w:r>
+              <w:rPr>
+                <w:rFonts w:hint="eastAsia"/>
+              </w:rPr>
+              <w:t>use</w:t>
+            </w:r>
+            <w:proofErr w:type="gramEnd"/>
+            <w:r>
+              <w:rPr>
+                <w:rFonts w:hint="eastAsia"/>
+              </w:rPr>
+              <w:t xml:space="preserve"> strict";</w:t>
             </w:r>
           </w:p>
           <w:p>
@@ -9193,6 +10016,7 @@
               <w:t xml:space="preserve">function </w:t>
             </w:r>
             <w:proofErr w:type="spellStart"/>
+            <w:proofErr w:type="gramStart"/>
             <w:r>
               <w:rPr>
                 <w:rFonts w:hint="eastAsia"/>
@@ -9204,20 +10028,41 @@
               <w:rPr>
                 <w:rFonts w:hint="eastAsia"/>
               </w:rPr>
-              <w:t>() {</w:t>
-            </w:r>
-          </w:p>
-          <w:p>
-            <w:pPr>
-              <w:rPr>
-                <w:rFonts w:hint="eastAsia"/>
-              </w:rPr>
-            </w:pPr>
-            <w:r>
-              <w:rPr>
-                <w:rFonts w:hint="eastAsia"/>
-              </w:rPr>
-              <w:t xml:space="preserve">  "use strict";</w:t>
+              <w:t>(</w:t>
+            </w:r>
+            <w:proofErr w:type="gramEnd"/>
+            <w:r>
+              <w:rPr>
+                <w:rFonts w:hint="eastAsia"/>
+              </w:rPr>
+              <w:t>) {</w:t>
+            </w:r>
+          </w:p>
+          <w:p>
+            <w:pPr>
+              <w:rPr>
+                <w:rFonts w:hint="eastAsia"/>
+              </w:rPr>
+            </w:pPr>
+            <w:r>
+              <w:rPr>
+                <w:rFonts w:hint="eastAsia"/>
+              </w:rPr>
+              <w:t xml:space="preserve">  "</w:t>
+            </w:r>
+            <w:proofErr w:type="gramStart"/>
+            <w:r>
+              <w:rPr>
+                <w:rFonts w:hint="eastAsia"/>
+              </w:rPr>
+              <w:t>use</w:t>
+            </w:r>
+            <w:proofErr w:type="gramEnd"/>
+            <w:r>
+              <w:rPr>
+                <w:rFonts w:hint="eastAsia"/>
+              </w:rPr>
+              <w:t xml:space="preserve"> strict";</w:t>
             </w:r>
           </w:p>
           <w:p>
@@ -9279,6 +10124,7 @@
               <w:t xml:space="preserve">function </w:t>
             </w:r>
             <w:proofErr w:type="spellStart"/>
+            <w:proofErr w:type="gramStart"/>
             <w:r>
               <w:rPr>
                 <w:rFonts w:hint="eastAsia"/>
@@ -9290,7 +10136,14 @@
               <w:rPr>
                 <w:rFonts w:hint="eastAsia"/>
               </w:rPr>
-              <w:t>() {</w:t>
+              <w:t>(</w:t>
+            </w:r>
+            <w:proofErr w:type="gramEnd"/>
+            <w:r>
+              <w:rPr>
+                <w:rFonts w:hint="eastAsia"/>
+              </w:rPr>
+              <w:t>) {</w:t>
             </w:r>
           </w:p>
           <w:p>
@@ -9522,7 +10375,21 @@
               <w:rPr>
                 <w:rFonts w:hint="eastAsia"/>
               </w:rPr>
-              <w:t>"use strict";</w:t>
+              <w:t>"</w:t>
+            </w:r>
+            <w:proofErr w:type="gramStart"/>
+            <w:r>
+              <w:rPr>
+                <w:rFonts w:hint="eastAsia"/>
+              </w:rPr>
+              <w:t>use</w:t>
+            </w:r>
+            <w:proofErr w:type="gramEnd"/>
+            <w:r>
+              <w:rPr>
+                <w:rFonts w:hint="eastAsia"/>
+              </w:rPr>
+              <w:t xml:space="preserve"> strict";</w:t>
             </w:r>
           </w:p>
           <w:p>
@@ -9643,7 +10510,35 @@
               <w:rPr>
                 <w:rFonts w:hint="eastAsia"/>
               </w:rPr>
-              <w:t>var obj = { x: 1 };</w:t>
+              <w:t xml:space="preserve">var obj = </w:t>
+            </w:r>
+            <w:proofErr w:type="gramStart"/>
+            <w:r>
+              <w:rPr>
+                <w:rFonts w:hint="eastAsia"/>
+              </w:rPr>
+              <w:t>{ x</w:t>
+            </w:r>
+            <w:proofErr w:type="gramEnd"/>
+            <w:r>
+              <w:rPr>
+                <w:rFonts w:hint="eastAsia"/>
+              </w:rPr>
+              <w:t xml:space="preserve">: </w:t>
+            </w:r>
+            <w:proofErr w:type="gramStart"/>
+            <w:r>
+              <w:rPr>
+                <w:rFonts w:hint="eastAsia"/>
+              </w:rPr>
+              <w:t>1 }</w:t>
+            </w:r>
+            <w:proofErr w:type="gramEnd"/>
+            <w:r>
+              <w:rPr>
+                <w:rFonts w:hint="eastAsia"/>
+              </w:rPr>
+              <w:t>;</w:t>
             </w:r>
           </w:p>
           <w:p>
@@ -9669,8 +10564,30 @@
               <w:rPr>
                 <w:rFonts w:hint="eastAsia"/>
               </w:rPr>
-              <w:t>console.log(obj); // { x: 1 }</w:t>
-            </w:r>
+              <w:t xml:space="preserve">console.log(obj); // </w:t>
+            </w:r>
+            <w:proofErr w:type="gramStart"/>
+            <w:r>
+              <w:rPr>
+                <w:rFonts w:hint="eastAsia"/>
+              </w:rPr>
+              <w:t>{ x</w:t>
+            </w:r>
+            <w:proofErr w:type="gramEnd"/>
+            <w:r>
+              <w:rPr>
+                <w:rFonts w:hint="eastAsia"/>
+              </w:rPr>
+              <w:t xml:space="preserve">: </w:t>
+            </w:r>
+            <w:proofErr w:type="gramStart"/>
+            <w:r>
+              <w:rPr>
+                <w:rFonts w:hint="eastAsia"/>
+              </w:rPr>
+              <w:t>1 }</w:t>
+            </w:r>
+            <w:proofErr w:type="gramEnd"/>
           </w:p>
           <w:p>
             <w:pPr>
@@ -9702,20 +10619,62 @@
               <w:rPr>
                 <w:rFonts w:hint="eastAsia"/>
               </w:rPr>
-              <w:t>"use strict";</w:t>
-            </w:r>
-          </w:p>
-          <w:p>
-            <w:pPr>
-              <w:rPr>
-                <w:rFonts w:hint="eastAsia"/>
-              </w:rPr>
-            </w:pPr>
-            <w:r>
-              <w:rPr>
-                <w:rFonts w:hint="eastAsia"/>
-              </w:rPr>
-              <w:t>var obj = { x: 1 };</w:t>
+              <w:t>"</w:t>
+            </w:r>
+            <w:proofErr w:type="gramStart"/>
+            <w:r>
+              <w:rPr>
+                <w:rFonts w:hint="eastAsia"/>
+              </w:rPr>
+              <w:t>use</w:t>
+            </w:r>
+            <w:proofErr w:type="gramEnd"/>
+            <w:r>
+              <w:rPr>
+                <w:rFonts w:hint="eastAsia"/>
+              </w:rPr>
+              <w:t xml:space="preserve"> strict";</w:t>
+            </w:r>
+          </w:p>
+          <w:p>
+            <w:pPr>
+              <w:rPr>
+                <w:rFonts w:hint="eastAsia"/>
+              </w:rPr>
+            </w:pPr>
+            <w:r>
+              <w:rPr>
+                <w:rFonts w:hint="eastAsia"/>
+              </w:rPr>
+              <w:t xml:space="preserve">var obj = </w:t>
+            </w:r>
+            <w:proofErr w:type="gramStart"/>
+            <w:r>
+              <w:rPr>
+                <w:rFonts w:hint="eastAsia"/>
+              </w:rPr>
+              <w:t>{ x</w:t>
+            </w:r>
+            <w:proofErr w:type="gramEnd"/>
+            <w:r>
+              <w:rPr>
+                <w:rFonts w:hint="eastAsia"/>
+              </w:rPr>
+              <w:t xml:space="preserve">: </w:t>
+            </w:r>
+            <w:proofErr w:type="gramStart"/>
+            <w:r>
+              <w:rPr>
+                <w:rFonts w:hint="eastAsia"/>
+              </w:rPr>
+              <w:t>1 }</w:t>
+            </w:r>
+            <w:proofErr w:type="gramEnd"/>
+            <w:r>
+              <w:rPr>
+                <w:rFonts w:hint="eastAsia"/>
+              </w:rPr>
+              <w:t>;</w:t>
             </w:r>
           </w:p>
           <w:p>
@@ -9812,7 +10771,21 @@
               <w:rPr>
                 <w:rFonts w:hint="eastAsia"/>
               </w:rPr>
-              <w:t xml:space="preserve">  console.log(a, c);</w:t>
+              <w:t xml:space="preserve">  </w:t>
+            </w:r>
+            <w:proofErr w:type="gramStart"/>
+            <w:r>
+              <w:rPr>
+                <w:rFonts w:hint="eastAsia"/>
+              </w:rPr>
+              <w:t>console.log(</w:t>
+            </w:r>
+            <w:proofErr w:type="gramEnd"/>
+            <w:r>
+              <w:rPr>
+                <w:rFonts w:hint="eastAsia"/>
+              </w:rPr>
+              <w:t>a, c);</w:t>
             </w:r>
           </w:p>
           <w:p>
@@ -9871,20 +10844,62 @@
               <w:rPr>
                 <w:rFonts w:hint="eastAsia"/>
               </w:rPr>
-              <w:t>"use strict";</w:t>
-            </w:r>
-          </w:p>
-          <w:p>
-            <w:pPr>
-              <w:rPr>
-                <w:rFonts w:hint="eastAsia"/>
-              </w:rPr>
-            </w:pPr>
-            <w:r>
-              <w:rPr>
-                <w:rFonts w:hint="eastAsia"/>
-              </w:rPr>
-              <w:t xml:space="preserve">function sum(a, a, c) { // </w:t>
+              <w:t>"</w:t>
+            </w:r>
+            <w:proofErr w:type="gramStart"/>
+            <w:r>
+              <w:rPr>
+                <w:rFonts w:hint="eastAsia"/>
+              </w:rPr>
+              <w:t>use</w:t>
+            </w:r>
+            <w:proofErr w:type="gramEnd"/>
+            <w:r>
+              <w:rPr>
+                <w:rFonts w:hint="eastAsia"/>
+              </w:rPr>
+              <w:t xml:space="preserve"> strict";</w:t>
+            </w:r>
+          </w:p>
+          <w:p>
+            <w:pPr>
+              <w:rPr>
+                <w:rFonts w:hint="eastAsia"/>
+              </w:rPr>
+            </w:pPr>
+            <w:r>
+              <w:rPr>
+                <w:rFonts w:hint="eastAsia"/>
+              </w:rPr>
+              <w:t xml:space="preserve">function </w:t>
+            </w:r>
+            <w:proofErr w:type="gramStart"/>
+            <w:r>
+              <w:rPr>
+                <w:rFonts w:hint="eastAsia"/>
+              </w:rPr>
+              <w:t>sum(</w:t>
+            </w:r>
+            <w:proofErr w:type="gramEnd"/>
+            <w:r>
+              <w:rPr>
+                <w:rFonts w:hint="eastAsia"/>
+              </w:rPr>
+              <w:t xml:space="preserve">a, a, c) </w:t>
+            </w:r>
+            <w:proofErr w:type="gramStart"/>
+            <w:r>
+              <w:rPr>
+                <w:rFonts w:hint="eastAsia"/>
+              </w:rPr>
+              <w:t>{ /</w:t>
+            </w:r>
+            <w:proofErr w:type="gramEnd"/>
+            <w:r>
+              <w:rPr>
+                <w:rFonts w:hint="eastAsia"/>
+              </w:rPr>
+              <w:t xml:space="preserve">/ </w:t>
             </w:r>
             <w:proofErr w:type="spellStart"/>
             <w:r>
@@ -10032,7 +11047,21 @@
               <w:rPr>
                 <w:rFonts w:hint="eastAsia"/>
               </w:rPr>
-              <w:t>"use strict";</w:t>
+              <w:t>"</w:t>
+            </w:r>
+            <w:proofErr w:type="gramStart"/>
+            <w:r>
+              <w:rPr>
+                <w:rFonts w:hint="eastAsia"/>
+              </w:rPr>
+              <w:t>use</w:t>
+            </w:r>
+            <w:proofErr w:type="gramEnd"/>
+            <w:r>
+              <w:rPr>
+                <w:rFonts w:hint="eastAsia"/>
+              </w:rPr>
+              <w:t xml:space="preserve"> strict";</w:t>
             </w:r>
           </w:p>
           <w:p>
@@ -10129,7 +11158,35 @@
               <w:rPr>
                 <w:rFonts w:hint="eastAsia"/>
               </w:rPr>
-              <w:t>var obj = { x: 1 };</w:t>
+              <w:t xml:space="preserve">var obj = </w:t>
+            </w:r>
+            <w:proofErr w:type="gramStart"/>
+            <w:r>
+              <w:rPr>
+                <w:rFonts w:hint="eastAsia"/>
+              </w:rPr>
+              <w:t>{ x</w:t>
+            </w:r>
+            <w:proofErr w:type="gramEnd"/>
+            <w:r>
+              <w:rPr>
+                <w:rFonts w:hint="eastAsia"/>
+              </w:rPr>
+              <w:t xml:space="preserve">: </w:t>
+            </w:r>
+            <w:proofErr w:type="gramStart"/>
+            <w:r>
+              <w:rPr>
+                <w:rFonts w:hint="eastAsia"/>
+              </w:rPr>
+              <w:t>1 }</w:t>
+            </w:r>
+            <w:proofErr w:type="gramEnd"/>
+            <w:r>
+              <w:rPr>
+                <w:rFonts w:hint="eastAsia"/>
+              </w:rPr>
+              <w:t>;</w:t>
             </w:r>
           </w:p>
           <w:p>
@@ -10207,33 +11264,89 @@
               <w:rPr>
                 <w:rFonts w:hint="eastAsia"/>
               </w:rPr>
-              <w:t>"use strict";</w:t>
-            </w:r>
-          </w:p>
-          <w:p>
-            <w:pPr>
-              <w:rPr>
-                <w:rFonts w:hint="eastAsia"/>
-              </w:rPr>
-            </w:pPr>
-            <w:r>
-              <w:rPr>
-                <w:rFonts w:hint="eastAsia"/>
-              </w:rPr>
-              <w:t>var obj = { x: 1 };</w:t>
-            </w:r>
-          </w:p>
-          <w:p>
-            <w:pPr>
-              <w:rPr>
-                <w:rFonts w:hint="eastAsia"/>
-              </w:rPr>
-            </w:pPr>
-            <w:r>
-              <w:rPr>
-                <w:rFonts w:hint="eastAsia"/>
-              </w:rPr>
-              <w:t xml:space="preserve">with (obj) { // </w:t>
+              <w:t>"</w:t>
+            </w:r>
+            <w:proofErr w:type="gramStart"/>
+            <w:r>
+              <w:rPr>
+                <w:rFonts w:hint="eastAsia"/>
+              </w:rPr>
+              <w:t>use</w:t>
+            </w:r>
+            <w:proofErr w:type="gramEnd"/>
+            <w:r>
+              <w:rPr>
+                <w:rFonts w:hint="eastAsia"/>
+              </w:rPr>
+              <w:t xml:space="preserve"> strict";</w:t>
+            </w:r>
+          </w:p>
+          <w:p>
+            <w:pPr>
+              <w:rPr>
+                <w:rFonts w:hint="eastAsia"/>
+              </w:rPr>
+            </w:pPr>
+            <w:r>
+              <w:rPr>
+                <w:rFonts w:hint="eastAsia"/>
+              </w:rPr>
+              <w:t xml:space="preserve">var obj = </w:t>
+            </w:r>
+            <w:proofErr w:type="gramStart"/>
+            <w:r>
+              <w:rPr>
+                <w:rFonts w:hint="eastAsia"/>
+              </w:rPr>
+              <w:t>{ x</w:t>
+            </w:r>
+            <w:proofErr w:type="gramEnd"/>
+            <w:r>
+              <w:rPr>
+                <w:rFonts w:hint="eastAsia"/>
+              </w:rPr>
+              <w:t xml:space="preserve">: </w:t>
+            </w:r>
+            <w:proofErr w:type="gramStart"/>
+            <w:r>
+              <w:rPr>
+                <w:rFonts w:hint="eastAsia"/>
+              </w:rPr>
+              <w:t>1 }</w:t>
+            </w:r>
+            <w:proofErr w:type="gramEnd"/>
+            <w:r>
+              <w:rPr>
+                <w:rFonts w:hint="eastAsia"/>
+              </w:rPr>
+              <w:t>;</w:t>
+            </w:r>
+          </w:p>
+          <w:p>
+            <w:pPr>
+              <w:rPr>
+                <w:rFonts w:hint="eastAsia"/>
+              </w:rPr>
+            </w:pPr>
+            <w:r>
+              <w:rPr>
+                <w:rFonts w:hint="eastAsia"/>
+              </w:rPr>
+              <w:t xml:space="preserve">with (obj) </w:t>
+            </w:r>
+            <w:proofErr w:type="gramStart"/>
+            <w:r>
+              <w:rPr>
+                <w:rFonts w:hint="eastAsia"/>
+              </w:rPr>
+              <w:t>{ /</w:t>
+            </w:r>
+            <w:proofErr w:type="gramEnd"/>
+            <w:r>
+              <w:rPr>
+                <w:rFonts w:hint="eastAsia"/>
+              </w:rPr>
+              <w:t xml:space="preserve">/ </w:t>
             </w:r>
             <w:proofErr w:type="spellStart"/>
             <w:r>
@@ -10354,11 +11467,19 @@
                 <w:rFonts w:hint="eastAsia"/>
               </w:rPr>
             </w:pPr>
-            <w:r>
-              <w:rPr>
-                <w:rFonts w:hint="eastAsia"/>
-              </w:rPr>
-              <w:t>eval("var x = 10;");</w:t>
+            <w:proofErr w:type="gramStart"/>
+            <w:r>
+              <w:rPr>
+                <w:rFonts w:hint="eastAsia"/>
+              </w:rPr>
+              <w:t>eval(</w:t>
+            </w:r>
+            <w:proofErr w:type="gramEnd"/>
+            <w:r>
+              <w:rPr>
+                <w:rFonts w:hint="eastAsia"/>
+              </w:rPr>
+              <w:t>"var x = 10;");</w:t>
             </w:r>
           </w:p>
           <w:p>
@@ -10404,20 +11525,42 @@
               <w:rPr>
                 <w:rFonts w:hint="eastAsia"/>
               </w:rPr>
-              <w:t>"use strict";</w:t>
-            </w:r>
-          </w:p>
-          <w:p>
-            <w:pPr>
-              <w:rPr>
-                <w:rFonts w:hint="eastAsia"/>
-              </w:rPr>
-            </w:pPr>
-            <w:r>
-              <w:rPr>
-                <w:rFonts w:hint="eastAsia"/>
-              </w:rPr>
-              <w:t>eval("var x = 10;");</w:t>
+              <w:t>"</w:t>
+            </w:r>
+            <w:proofErr w:type="gramStart"/>
+            <w:r>
+              <w:rPr>
+                <w:rFonts w:hint="eastAsia"/>
+              </w:rPr>
+              <w:t>use</w:t>
+            </w:r>
+            <w:proofErr w:type="gramEnd"/>
+            <w:r>
+              <w:rPr>
+                <w:rFonts w:hint="eastAsia"/>
+              </w:rPr>
+              <w:t xml:space="preserve"> strict";</w:t>
+            </w:r>
+          </w:p>
+          <w:p>
+            <w:pPr>
+              <w:rPr>
+                <w:rFonts w:hint="eastAsia"/>
+              </w:rPr>
+            </w:pPr>
+            <w:proofErr w:type="gramStart"/>
+            <w:r>
+              <w:rPr>
+                <w:rFonts w:hint="eastAsia"/>
+              </w:rPr>
+              <w:t>eval(</w:t>
+            </w:r>
+            <w:proofErr w:type="gramEnd"/>
+            <w:r>
+              <w:rPr>
+                <w:rFonts w:hint="eastAsia"/>
+              </w:rPr>
+              <w:t>"var x = 10;");</w:t>
             </w:r>
           </w:p>
           <w:p>
@@ -10504,6 +11647,7 @@
               <w:t xml:space="preserve">function </w:t>
             </w:r>
             <w:proofErr w:type="spellStart"/>
+            <w:proofErr w:type="gramStart"/>
             <w:r>
               <w:rPr>
                 <w:rFonts w:hint="eastAsia"/>
@@ -10515,7 +11659,14 @@
               <w:rPr>
                 <w:rFonts w:hint="eastAsia"/>
               </w:rPr>
-              <w:t>() {</w:t>
+              <w:t>(</w:t>
+            </w:r>
+            <w:proofErr w:type="gramEnd"/>
+            <w:r>
+              <w:rPr>
+                <w:rFonts w:hint="eastAsia"/>
+              </w:rPr>
+              <w:t>) {</w:t>
             </w:r>
           </w:p>
           <w:p>
@@ -10551,6 +11702,7 @@
               </w:rPr>
             </w:pPr>
             <w:proofErr w:type="spellStart"/>
+            <w:proofErr w:type="gramStart"/>
             <w:r>
               <w:rPr>
                 <w:rFonts w:hint="eastAsia"/>
@@ -10562,7 +11714,14 @@
               <w:rPr>
                 <w:rFonts w:hint="eastAsia"/>
               </w:rPr>
-              <w:t>();</w:t>
+              <w:t>(</w:t>
+            </w:r>
+            <w:proofErr w:type="gramEnd"/>
+            <w:r>
+              <w:rPr>
+                <w:rFonts w:hint="eastAsia"/>
+              </w:rPr>
+              <w:t>);</w:t>
             </w:r>
           </w:p>
           <w:p>
@@ -10595,7 +11754,21 @@
               <w:rPr>
                 <w:rFonts w:hint="eastAsia"/>
               </w:rPr>
-              <w:t>"use strict";</w:t>
+              <w:t>"</w:t>
+            </w:r>
+            <w:proofErr w:type="gramStart"/>
+            <w:r>
+              <w:rPr>
+                <w:rFonts w:hint="eastAsia"/>
+              </w:rPr>
+              <w:t>use</w:t>
+            </w:r>
+            <w:proofErr w:type="gramEnd"/>
+            <w:r>
+              <w:rPr>
+                <w:rFonts w:hint="eastAsia"/>
+              </w:rPr>
+              <w:t xml:space="preserve"> strict";</w:t>
             </w:r>
           </w:p>
           <w:p>
@@ -10611,6 +11784,7 @@
               <w:t xml:space="preserve">function </w:t>
             </w:r>
             <w:proofErr w:type="spellStart"/>
+            <w:proofErr w:type="gramStart"/>
             <w:r>
               <w:rPr>
                 <w:rFonts w:hint="eastAsia"/>
@@ -10622,7 +11796,14 @@
               <w:rPr>
                 <w:rFonts w:hint="eastAsia"/>
               </w:rPr>
-              <w:t>() {</w:t>
+              <w:t>(</w:t>
+            </w:r>
+            <w:proofErr w:type="gramEnd"/>
+            <w:r>
+              <w:rPr>
+                <w:rFonts w:hint="eastAsia"/>
+              </w:rPr>
+              <w:t>) {</w:t>
             </w:r>
           </w:p>
           <w:p>
@@ -10658,6 +11839,7 @@
               </w:rPr>
             </w:pPr>
             <w:proofErr w:type="spellStart"/>
+            <w:proofErr w:type="gramStart"/>
             <w:r>
               <w:rPr>
                 <w:rFonts w:hint="eastAsia"/>
@@ -10669,7 +11851,14 @@
               <w:rPr>
                 <w:rFonts w:hint="eastAsia"/>
               </w:rPr>
-              <w:t>();</w:t>
+              <w:t>(</w:t>
+            </w:r>
+            <w:proofErr w:type="gramEnd"/>
+            <w:r>
+              <w:rPr>
+                <w:rFonts w:hint="eastAsia"/>
+              </w:rPr>
+              <w:t>);</w:t>
             </w:r>
           </w:p>
           <w:p>
@@ -10710,7 +11899,21 @@
               <w:rPr>
                 <w:rFonts w:hint="eastAsia"/>
               </w:rPr>
-              <w:t>(function() {</w:t>
+              <w:t>(</w:t>
+            </w:r>
+            <w:proofErr w:type="gramStart"/>
+            <w:r>
+              <w:rPr>
+                <w:rFonts w:hint="eastAsia"/>
+              </w:rPr>
+              <w:t>function(</w:t>
+            </w:r>
+            <w:proofErr w:type="gramEnd"/>
+            <w:r>
+              <w:rPr>
+                <w:rFonts w:hint="eastAsia"/>
+              </w:rPr>
+              <w:t>) {</w:t>
             </w:r>
           </w:p>
           <w:p>
@@ -10769,7 +11972,21 @@
               <w:rPr>
                 <w:rFonts w:hint="eastAsia"/>
               </w:rPr>
-              <w:t>"use strict";</w:t>
+              <w:t>"</w:t>
+            </w:r>
+            <w:proofErr w:type="gramStart"/>
+            <w:r>
+              <w:rPr>
+                <w:rFonts w:hint="eastAsia"/>
+              </w:rPr>
+              <w:t>use</w:t>
+            </w:r>
+            <w:proofErr w:type="gramEnd"/>
+            <w:r>
+              <w:rPr>
+                <w:rFonts w:hint="eastAsia"/>
+              </w:rPr>
+              <w:t xml:space="preserve"> strict";</w:t>
             </w:r>
           </w:p>
           <w:p>
@@ -10790,7 +12007,21 @@
               <w:rPr>
                 <w:rFonts w:hint="eastAsia"/>
               </w:rPr>
-              <w:t>(function() {</w:t>
+              <w:t>(</w:t>
+            </w:r>
+            <w:proofErr w:type="gramStart"/>
+            <w:r>
+              <w:rPr>
+                <w:rFonts w:hint="eastAsia"/>
+              </w:rPr>
+              <w:t>function(</w:t>
+            </w:r>
+            <w:proofErr w:type="gramEnd"/>
+            <w:r>
+              <w:rPr>
+                <w:rFonts w:hint="eastAsia"/>
+              </w:rPr>
+              <w:t>) {</w:t>
             </w:r>
           </w:p>
           <w:p>
@@ -10989,6 +12220,7 @@
               <w:t>console.log(</w:t>
             </w:r>
             <w:proofErr w:type="spellStart"/>
+            <w:proofErr w:type="gramStart"/>
             <w:r>
               <w:rPr>
                 <w:rFonts w:hint="eastAsia"/>
@@ -10996,6 +12228,7 @@
               <w:t>obj.readOnly</w:t>
             </w:r>
             <w:proofErr w:type="spellEnd"/>
+            <w:proofErr w:type="gramEnd"/>
             <w:r>
               <w:rPr>
                 <w:rFonts w:hint="eastAsia"/>
@@ -11033,7 +12266,21 @@
               <w:rPr>
                 <w:rFonts w:hint="eastAsia"/>
               </w:rPr>
-              <w:t>"use strict";</w:t>
+              <w:t>"</w:t>
+            </w:r>
+            <w:proofErr w:type="gramStart"/>
+            <w:r>
+              <w:rPr>
+                <w:rFonts w:hint="eastAsia"/>
+              </w:rPr>
+              <w:t>use</w:t>
+            </w:r>
+            <w:proofErr w:type="gramEnd"/>
+            <w:r>
+              <w:rPr>
+                <w:rFonts w:hint="eastAsia"/>
+              </w:rPr>
+              <w:t xml:space="preserve"> strict";</w:t>
             </w:r>
           </w:p>
           <w:p>
@@ -11130,6 +12377,7 @@
               </w:rPr>
             </w:pPr>
             <w:proofErr w:type="spellStart"/>
+            <w:proofErr w:type="gramStart"/>
             <w:r>
               <w:rPr>
                 <w:rFonts w:hint="eastAsia"/>
@@ -11137,6 +12385,7 @@
               <w:t>obj.readOnly</w:t>
             </w:r>
             <w:proofErr w:type="spellEnd"/>
+            <w:proofErr w:type="gramEnd"/>
             <w:r>
               <w:rPr>
                 <w:rFonts w:hint="eastAsia"/>
@@ -11217,20 +12466,48 @@
               <w:rPr>
                 <w:rFonts w:hint="eastAsia"/>
               </w:rPr>
-              <w:t>function test(a, b) {</w:t>
-            </w:r>
-          </w:p>
-          <w:p>
-            <w:pPr>
-              <w:rPr>
-                <w:rFonts w:hint="eastAsia"/>
-              </w:rPr>
-            </w:pPr>
-            <w:r>
-              <w:rPr>
-                <w:rFonts w:hint="eastAsia"/>
-              </w:rPr>
-              <w:t xml:space="preserve">  arguments[0] = 100;</w:t>
+              <w:t xml:space="preserve">function </w:t>
+            </w:r>
+            <w:proofErr w:type="gramStart"/>
+            <w:r>
+              <w:rPr>
+                <w:rFonts w:hint="eastAsia"/>
+              </w:rPr>
+              <w:t>test(</w:t>
+            </w:r>
+            <w:proofErr w:type="gramEnd"/>
+            <w:r>
+              <w:rPr>
+                <w:rFonts w:hint="eastAsia"/>
+              </w:rPr>
+              <w:t>a, b) {</w:t>
+            </w:r>
+          </w:p>
+          <w:p>
+            <w:pPr>
+              <w:rPr>
+                <w:rFonts w:hint="eastAsia"/>
+              </w:rPr>
+            </w:pPr>
+            <w:r>
+              <w:rPr>
+                <w:rFonts w:hint="eastAsia"/>
+              </w:rPr>
+              <w:t xml:space="preserve">  </w:t>
+            </w:r>
+            <w:proofErr w:type="gramStart"/>
+            <w:r>
+              <w:rPr>
+                <w:rFonts w:hint="eastAsia"/>
+              </w:rPr>
+              <w:t>arguments[</w:t>
+            </w:r>
+            <w:proofErr w:type="gramEnd"/>
+            <w:r>
+              <w:rPr>
+                <w:rFonts w:hint="eastAsia"/>
+              </w:rPr>
+              <w:t>0] = 100;</w:t>
             </w:r>
           </w:p>
           <w:p>
@@ -11292,11 +12569,19 @@
                 <w:rFonts w:hint="eastAsia"/>
               </w:rPr>
             </w:pPr>
-            <w:r>
-              <w:rPr>
-                <w:rFonts w:hint="eastAsia"/>
-              </w:rPr>
-              <w:t>test(1, 2);</w:t>
+            <w:proofErr w:type="gramStart"/>
+            <w:r>
+              <w:rPr>
+                <w:rFonts w:hint="eastAsia"/>
+              </w:rPr>
+              <w:t>test(</w:t>
+            </w:r>
+            <w:proofErr w:type="gramEnd"/>
+            <w:r>
+              <w:rPr>
+                <w:rFonts w:hint="eastAsia"/>
+              </w:rPr>
+              <w:t>1, 2);</w:t>
             </w:r>
           </w:p>
           <w:p>
@@ -11329,33 +12614,75 @@
               <w:rPr>
                 <w:rFonts w:hint="eastAsia"/>
               </w:rPr>
-              <w:t>"use strict";</w:t>
-            </w:r>
-          </w:p>
-          <w:p>
-            <w:pPr>
-              <w:rPr>
-                <w:rFonts w:hint="eastAsia"/>
-              </w:rPr>
-            </w:pPr>
-            <w:r>
-              <w:rPr>
-                <w:rFonts w:hint="eastAsia"/>
-              </w:rPr>
-              <w:t>function test(a, b) {</w:t>
-            </w:r>
-          </w:p>
-          <w:p>
-            <w:pPr>
-              <w:rPr>
-                <w:rFonts w:hint="eastAsia"/>
-              </w:rPr>
-            </w:pPr>
-            <w:r>
-              <w:rPr>
-                <w:rFonts w:hint="eastAsia"/>
-              </w:rPr>
-              <w:t xml:space="preserve">  arguments[0] = 100;</w:t>
+              <w:t>"</w:t>
+            </w:r>
+            <w:proofErr w:type="gramStart"/>
+            <w:r>
+              <w:rPr>
+                <w:rFonts w:hint="eastAsia"/>
+              </w:rPr>
+              <w:t>use</w:t>
+            </w:r>
+            <w:proofErr w:type="gramEnd"/>
+            <w:r>
+              <w:rPr>
+                <w:rFonts w:hint="eastAsia"/>
+              </w:rPr>
+              <w:t xml:space="preserve"> strict";</w:t>
+            </w:r>
+          </w:p>
+          <w:p>
+            <w:pPr>
+              <w:rPr>
+                <w:rFonts w:hint="eastAsia"/>
+              </w:rPr>
+            </w:pPr>
+            <w:r>
+              <w:rPr>
+                <w:rFonts w:hint="eastAsia"/>
+              </w:rPr>
+              <w:t xml:space="preserve">function </w:t>
+            </w:r>
+            <w:proofErr w:type="gramStart"/>
+            <w:r>
+              <w:rPr>
+                <w:rFonts w:hint="eastAsia"/>
+              </w:rPr>
+              <w:t>test(</w:t>
+            </w:r>
+            <w:proofErr w:type="gramEnd"/>
+            <w:r>
+              <w:rPr>
+                <w:rFonts w:hint="eastAsia"/>
+              </w:rPr>
+              <w:t>a, b) {</w:t>
+            </w:r>
+          </w:p>
+          <w:p>
+            <w:pPr>
+              <w:rPr>
+                <w:rFonts w:hint="eastAsia"/>
+              </w:rPr>
+            </w:pPr>
+            <w:r>
+              <w:rPr>
+                <w:rFonts w:hint="eastAsia"/>
+              </w:rPr>
+              <w:t xml:space="preserve">  </w:t>
+            </w:r>
+            <w:proofErr w:type="gramStart"/>
+            <w:r>
+              <w:rPr>
+                <w:rFonts w:hint="eastAsia"/>
+              </w:rPr>
+              <w:t>arguments[</w:t>
+            </w:r>
+            <w:proofErr w:type="gramEnd"/>
+            <w:r>
+              <w:rPr>
+                <w:rFonts w:hint="eastAsia"/>
+              </w:rPr>
+              <w:t>0] = 100;</w:t>
             </w:r>
           </w:p>
           <w:p>
@@ -11384,6 +12711,7 @@
               <w:t xml:space="preserve">  console.log(</w:t>
             </w:r>
             <w:proofErr w:type="spellStart"/>
+            <w:proofErr w:type="gramStart"/>
             <w:r>
               <w:rPr>
                 <w:rFonts w:hint="eastAsia"/>
@@ -11391,6 +12719,7 @@
               <w:t>arguments.callee</w:t>
             </w:r>
             <w:proofErr w:type="spellEnd"/>
+            <w:proofErr w:type="gramEnd"/>
             <w:r>
               <w:rPr>
                 <w:rFonts w:hint="eastAsia"/>
@@ -11431,11 +12760,19 @@
                 <w:rFonts w:hint="eastAsia"/>
               </w:rPr>
             </w:pPr>
-            <w:r>
-              <w:rPr>
-                <w:rFonts w:hint="eastAsia"/>
-              </w:rPr>
-              <w:t>test(1, 2);</w:t>
+            <w:proofErr w:type="gramStart"/>
+            <w:r>
+              <w:rPr>
+                <w:rFonts w:hint="eastAsia"/>
+              </w:rPr>
+              <w:t>test(</w:t>
+            </w:r>
+            <w:proofErr w:type="gramEnd"/>
+            <w:r>
+              <w:rPr>
+                <w:rFonts w:hint="eastAsia"/>
+              </w:rPr>
+              <w:t>1, 2);</w:t>
             </w:r>
           </w:p>
         </w:tc>
@@ -11543,7 +12880,21 @@
               <w:rPr>
                 <w:rFonts w:hint="eastAsia"/>
               </w:rPr>
-              <w:t>"use strict";</w:t>
+              <w:t>"</w:t>
+            </w:r>
+            <w:proofErr w:type="gramStart"/>
+            <w:r>
+              <w:rPr>
+                <w:rFonts w:hint="eastAsia"/>
+              </w:rPr>
+              <w:t>use</w:t>
+            </w:r>
+            <w:proofErr w:type="gramEnd"/>
+            <w:r>
+              <w:rPr>
+                <w:rFonts w:hint="eastAsia"/>
+              </w:rPr>
+              <w:t xml:space="preserve"> strict";</w:t>
             </w:r>
           </w:p>
           <w:p>
@@ -11735,12 +13086,17 @@
         <w:t xml:space="preserve">function </w:t>
       </w:r>
       <w:proofErr w:type="spellStart"/>
+      <w:proofErr w:type="gramStart"/>
       <w:r>
         <w:t>showThis</w:t>
       </w:r>
       <w:proofErr w:type="spellEnd"/>
       <w:r>
-        <w:t>() {</w:t>
+        <w:t>(</w:t>
+      </w:r>
+      <w:proofErr w:type="gramEnd"/>
+      <w:r>
+        <w:t>) {</w:t>
       </w:r>
     </w:p>
     <w:p>
@@ -11854,7 +13210,15 @@
       </w:r>
       <w:proofErr w:type="spellEnd"/>
       <w:r>
-        <w:t>: function() {</w:t>
+        <w:t xml:space="preserve">: </w:t>
+      </w:r>
+      <w:proofErr w:type="gramStart"/>
+      <w:r>
+        <w:t>function(</w:t>
+      </w:r>
+      <w:proofErr w:type="gramEnd"/>
+      <w:r>
+        <w:t>) {</w:t>
       </w:r>
     </w:p>
     <w:p>
@@ -12041,10 +13405,12 @@
         </w:rPr>
       </w:pPr>
       <w:proofErr w:type="spellStart"/>
+      <w:proofErr w:type="gramStart"/>
       <w:r>
         <w:t>document.getElementById</w:t>
       </w:r>
       <w:proofErr w:type="spellEnd"/>
+      <w:proofErr w:type="gramEnd"/>
       <w:r>
         <w:t>("</w:t>
       </w:r>
@@ -12054,15 +13420,28 @@
       </w:r>
       <w:proofErr w:type="spellEnd"/>
       <w:r>
-        <w:t>").</w:t>
+        <w:t>"</w:t>
+      </w:r>
+      <w:proofErr w:type="gramStart"/>
+      <w:r>
+        <w:t>).</w:t>
       </w:r>
       <w:proofErr w:type="spellStart"/>
       <w:r>
         <w:t>addEventListener</w:t>
       </w:r>
       <w:proofErr w:type="spellEnd"/>
-      <w:r>
-        <w:t>("click", function() {</w:t>
+      <w:proofErr w:type="gramEnd"/>
+      <w:r>
+        <w:t xml:space="preserve">("click", </w:t>
+      </w:r>
+      <w:proofErr w:type="gramStart"/>
+      <w:r>
+        <w:t>function(</w:t>
+      </w:r>
+      <w:proofErr w:type="gramEnd"/>
+      <w:r>
+        <w:t>) {</w:t>
       </w:r>
     </w:p>
     <w:p>
@@ -12108,7 +13487,15 @@
         </w:rPr>
       </w:pPr>
       <w:r>
-        <w:t>箭头函数不绑定自己的 this，它们捕获其所在上下文的 this 值，因此 this 的值与外围作用域保持一致。</w:t>
+        <w:t>箭头函数</w:t>
+      </w:r>
+      <w:proofErr w:type="gramStart"/>
+      <w:r>
+        <w:t>不</w:t>
+      </w:r>
+      <w:proofErr w:type="gramEnd"/>
+      <w:r>
+        <w:t>绑定自己的 this，它们捕获其所在上下文的 this 值，因此 this 的值与外围作用域保持一致。</w:t>
       </w:r>
     </w:p>
     <w:p>
@@ -12161,7 +13548,15 @@
       </w:r>
       <w:proofErr w:type="spellEnd"/>
       <w:r>
-        <w:t>: function() {</w:t>
+        <w:t xml:space="preserve">: </w:t>
+      </w:r>
+      <w:proofErr w:type="gramStart"/>
+      <w:r>
+        <w:t>function(</w:t>
+      </w:r>
+      <w:proofErr w:type="gramEnd"/>
+      <w:r>
+        <w:t>) {</w:t>
       </w:r>
     </w:p>
     <w:p>
@@ -12229,10 +13624,12 @@
         </w:rPr>
       </w:pPr>
       <w:proofErr w:type="spellStart"/>
+      <w:proofErr w:type="gramStart"/>
       <w:r>
         <w:t>obj.showName</w:t>
       </w:r>
       <w:proofErr w:type="spellEnd"/>
+      <w:proofErr w:type="gramEnd"/>
       <w:r>
         <w:t>();</w:t>
       </w:r>
@@ -12718,7 +14115,15 @@
       </w:r>
       <w:proofErr w:type="spellEnd"/>
       <w:r>
-        <w:t xml:space="preserve"> 是用立即执行函数模拟模块作用域。</w:t>
+        <w:t xml:space="preserve"> 是</w:t>
+      </w:r>
+      <w:proofErr w:type="gramStart"/>
+      <w:r>
+        <w:t>用立即</w:t>
+      </w:r>
+      <w:proofErr w:type="gramEnd"/>
+      <w:r>
+        <w:t>执行函数模拟模块作用域。</w:t>
       </w:r>
     </w:p>
     <w:p>
@@ -13031,224 +14436,750 @@
         <w:t>：下节课讲网络相关知识，涉及五层协议、DNS、HTTP 等，之后做 Web 应用小型项目。推荐预习《图解 HTTP》。</w:t>
       </w:r>
     </w:p>
+    <w:p>
+      <w:pPr>
+        <w:rPr>
+          <w:rFonts w:hint="eastAsia"/>
+        </w:rPr>
+      </w:pPr>
+    </w:p>
+    <w:p>
+      <w:pPr>
+        <w:pStyle w:val="1"/>
+        <w:rPr>
+          <w:rFonts w:hint="eastAsia"/>
+        </w:rPr>
+      </w:pPr>
+      <w:r>
+        <w:rPr>
+          <w:rFonts w:hint="eastAsia"/>
+        </w:rPr>
+        <w:t>01.27课时14——</w:t>
+      </w:r>
+      <w:r>
+        <w:rPr>
+          <w:rFonts w:hint="eastAsia"/>
+        </w:rPr>
+        <w:t>网络</w:t>
+      </w:r>
+    </w:p>
+    <w:p>
+      <w:pPr>
+        <w:rPr>
+          <w:rFonts w:hint="eastAsia"/>
+        </w:rPr>
+      </w:pPr>
+      <w:r>
+        <w:rPr>
+          <w:rFonts w:hint="eastAsia"/>
+        </w:rPr>
+        <w:t>光猫：</w:t>
+      </w:r>
+    </w:p>
+    <w:p>
+      <w:pPr>
+        <w:rPr>
+          <w:rFonts w:hint="eastAsia"/>
+        </w:rPr>
+      </w:pPr>
+      <w:r>
+        <w:rPr>
+          <w:rFonts w:hint="eastAsia"/>
+        </w:rPr>
+        <w:t>调制解调器（光信号→电信号，电信号→光信号）</w:t>
+      </w:r>
+    </w:p>
+    <w:p>
+      <w:pPr>
+        <w:rPr>
+          <w:rFonts w:hint="eastAsia"/>
+        </w:rPr>
+      </w:pPr>
+      <w:r>
+        <w:rPr>
+          <w:rFonts w:hint="eastAsia"/>
+        </w:rPr>
+        <w:t>路由</w:t>
+      </w:r>
+    </w:p>
+    <w:p>
+      <w:pPr>
+        <w:rPr>
+          <w:rFonts w:hint="eastAsia"/>
+        </w:rPr>
+      </w:pPr>
+      <w:proofErr w:type="spellStart"/>
+      <w:r>
+        <w:rPr>
+          <w:rFonts w:hint="eastAsia"/>
+        </w:rPr>
+        <w:t>WiFi</w:t>
+      </w:r>
+      <w:proofErr w:type="spellEnd"/>
+    </w:p>
+    <w:p>
+      <w:pPr>
+        <w:rPr>
+          <w:rFonts w:hint="eastAsia"/>
+        </w:rPr>
+      </w:pPr>
+    </w:p>
+    <w:p>
+      <w:pPr>
+        <w:rPr>
+          <w:rFonts w:hint="eastAsia"/>
+        </w:rPr>
+      </w:pPr>
+      <w:r>
+        <w:rPr>
+          <w:rFonts w:hint="eastAsia"/>
+        </w:rPr>
+        <w:t>路由器功能：</w:t>
+      </w:r>
+    </w:p>
+    <w:p>
+      <w:pPr>
+        <w:rPr>
+          <w:rFonts w:hint="eastAsia"/>
+        </w:rPr>
+      </w:pPr>
+      <w:proofErr w:type="spellStart"/>
+      <w:r>
+        <w:rPr>
+          <w:rFonts w:hint="eastAsia"/>
+        </w:rPr>
+        <w:t>Wifi</w:t>
+      </w:r>
+      <w:proofErr w:type="spellEnd"/>
+      <w:r>
+        <w:rPr>
+          <w:rFonts w:hint="eastAsia"/>
+        </w:rPr>
+        <w:t>信号发射</w:t>
+      </w:r>
+    </w:p>
+    <w:p>
+      <w:pPr>
+        <w:rPr>
+          <w:rFonts w:hint="eastAsia"/>
+        </w:rPr>
+      </w:pPr>
+      <w:r>
+        <w:rPr>
+          <w:rFonts w:hint="eastAsia"/>
+        </w:rPr>
+        <w:t>局域网管理</w:t>
+      </w:r>
+    </w:p>
+    <w:p>
+      <w:pPr>
+        <w:rPr>
+          <w:rFonts w:hint="eastAsia"/>
+        </w:rPr>
+      </w:pPr>
+    </w:p>
+    <w:p>
+      <w:pPr>
+        <w:rPr>
+          <w:rFonts w:hint="eastAsia"/>
+        </w:rPr>
+      </w:pPr>
+      <w:proofErr w:type="spellStart"/>
+      <w:r>
+        <w:rPr>
+          <w:rFonts w:hint="eastAsia"/>
+        </w:rPr>
+        <w:t>WiFi</w:t>
+      </w:r>
+      <w:proofErr w:type="spellEnd"/>
+      <w:r>
+        <w:rPr>
+          <w:rFonts w:hint="eastAsia"/>
+        </w:rPr>
+        <w:t>：</w:t>
+      </w:r>
+    </w:p>
+    <w:p>
+      <w:pPr>
+        <w:rPr>
+          <w:rFonts w:hint="eastAsia"/>
+        </w:rPr>
+      </w:pPr>
+      <w:r>
+        <w:rPr>
+          <w:rFonts w:hint="eastAsia"/>
+        </w:rPr>
+        <w:t>无线网络</w:t>
+      </w:r>
+    </w:p>
+    <w:p>
+      <w:pPr>
+        <w:rPr>
+          <w:rFonts w:hint="eastAsia"/>
+        </w:rPr>
+      </w:pPr>
+    </w:p>
+    <w:p>
+      <w:pPr>
+        <w:rPr>
+          <w:rFonts w:hint="eastAsia"/>
+        </w:rPr>
+      </w:pPr>
+      <w:r>
+        <w:rPr>
+          <w:rFonts w:hint="eastAsia"/>
+        </w:rPr>
+        <w:t>最新标准：</w:t>
+      </w:r>
+      <w:r>
+        <w:t>802.11ac</w:t>
+      </w:r>
+    </w:p>
+    <w:p>
+      <w:pPr>
+        <w:rPr>
+          <w:rFonts w:hint="eastAsia"/>
+        </w:rPr>
+      </w:pPr>
+      <w:r>
+        <w:t>5GHz</w:t>
+      </w:r>
+    </w:p>
+    <w:p>
+      <w:pPr>
+        <w:rPr>
+          <w:rFonts w:hint="eastAsia"/>
+        </w:rPr>
+      </w:pPr>
+    </w:p>
+    <w:p>
+      <w:pPr>
+        <w:rPr>
+          <w:rFonts w:hint="eastAsia"/>
+        </w:rPr>
+      </w:pPr>
+      <w:proofErr w:type="gramStart"/>
+      <w:r>
+        <w:rPr>
+          <w:rFonts w:hint="eastAsia"/>
+        </w:rPr>
+        <w:t>三频路由器</w:t>
+      </w:r>
+      <w:proofErr w:type="gramEnd"/>
+      <w:r>
+        <w:rPr>
+          <w:rFonts w:hint="eastAsia"/>
+        </w:rPr>
+        <w:t>：三个独立的发射和接收硬件</w:t>
+      </w:r>
+    </w:p>
+    <w:p>
+      <w:pPr>
+        <w:rPr>
+          <w:rFonts w:hint="eastAsia"/>
+        </w:rPr>
+      </w:pPr>
+      <w:r>
+        <w:rPr>
+          <w:rFonts w:hint="eastAsia"/>
+        </w:rPr>
+        <w:t>2.4GHz</w:t>
+      </w:r>
+    </w:p>
+    <w:p>
+      <w:pPr>
+        <w:rPr>
+          <w:rFonts w:hint="eastAsia"/>
+        </w:rPr>
+      </w:pPr>
+      <w:r>
+        <w:t>5GHz-1</w:t>
+      </w:r>
+    </w:p>
+    <w:p>
+      <w:pPr>
+        <w:rPr>
+          <w:rFonts w:hint="eastAsia"/>
+        </w:rPr>
+      </w:pPr>
+      <w:r>
+        <w:t>5GHz-2</w:t>
+      </w:r>
+    </w:p>
+    <w:p>
+      <w:pPr>
+        <w:rPr>
+          <w:rFonts w:hint="eastAsia"/>
+        </w:rPr>
+      </w:pPr>
+    </w:p>
+    <w:p>
+      <w:pPr>
+        <w:rPr>
+          <w:rFonts w:hint="eastAsia"/>
+        </w:rPr>
+      </w:pPr>
+      <w:r>
+        <w:t>频道带宽</w:t>
+      </w:r>
+      <w:r>
+        <w:rPr>
+          <w:rFonts w:hint="eastAsia"/>
+        </w:rPr>
+        <w:t>，提速路由器</w:t>
+      </w:r>
+    </w:p>
+    <w:p>
+      <w:pPr>
+        <w:rPr>
+          <w:rFonts w:hint="eastAsia"/>
+        </w:rPr>
+      </w:pPr>
+      <w:r>
+        <w:t>Channel 频道号</w:t>
+      </w:r>
+    </w:p>
+    <w:p>
+      <w:pPr>
+        <w:rPr>
+          <w:rFonts w:hint="eastAsia"/>
+        </w:rPr>
+      </w:pPr>
+    </w:p>
+    <w:p>
+      <w:r>
+        <w:t>作业： 192.168.7.10 转为二进制是多少</w:t>
+      </w:r>
+    </w:p>
     <w:p/>
     <w:p>
-      <w:pPr>
-        <w:pStyle w:val="1"/>
-        <w:rPr>
-          <w:rFonts w:hint="eastAsia"/>
-        </w:rPr>
-      </w:pPr>
-      <w:r>
-        <w:rPr>
-          <w:rFonts w:hint="eastAsia"/>
-        </w:rPr>
-        <w:t>01.2</w:t>
-      </w:r>
-      <w:r>
-        <w:rPr>
-          <w:rFonts w:hint="eastAsia"/>
-        </w:rPr>
-        <w:t>7</w:t>
-      </w:r>
-      <w:r>
-        <w:rPr>
-          <w:rFonts w:hint="eastAsia"/>
-        </w:rPr>
-        <w:t>课时1</w:t>
-      </w:r>
-      <w:r>
-        <w:rPr>
-          <w:rFonts w:hint="eastAsia"/>
-        </w:rPr>
-        <w:t>4</w:t>
-      </w:r>
-      <w:r>
-        <w:rPr>
-          <w:rFonts w:hint="eastAsia"/>
-        </w:rPr>
-        <w:t>——</w:t>
-      </w:r>
-    </w:p>
-    <w:p>
-      <w:r>
-        <w:rPr>
-          <w:rFonts w:hint="eastAsia"/>
-        </w:rPr>
-        <w:t>光猫：</w:t>
-      </w:r>
-    </w:p>
-    <w:p>
-      <w:pPr>
-        <w:rPr>
-          <w:rFonts w:hint="eastAsia"/>
-        </w:rPr>
-      </w:pPr>
-      <w:r>
-        <w:rPr>
-          <w:rFonts w:hint="eastAsia"/>
-        </w:rPr>
-        <w:t>调制解调器（光信号→电信号，电信号→光信号）</w:t>
-      </w:r>
-    </w:p>
-    <w:p>
-      <w:r>
-        <w:rPr>
-          <w:rFonts w:hint="eastAsia"/>
-        </w:rPr>
-        <w:t>路由</w:t>
-      </w:r>
-    </w:p>
-    <w:p>
-      <w:pPr>
-        <w:rPr>
-          <w:rFonts w:hint="eastAsia"/>
-        </w:rPr>
-      </w:pPr>
+      <w:proofErr w:type="gramStart"/>
+      <w:r>
+        <w:t>本次课先回顾</w:t>
+      </w:r>
+      <w:proofErr w:type="gramEnd"/>
+      <w:r>
+        <w:t>上节课 JS 知识，接着讲解网络基础，包括网络模型、硬件设备及网络相关概念等内容。</w:t>
+      </w:r>
+    </w:p>
+    <w:p>
+      <w:pPr>
+        <w:numPr>
+          <w:ilvl w:val="0"/>
+          <w:numId w:val="19"/>
+        </w:numPr>
+      </w:pPr>
+      <w:r>
+        <w:rPr>
+          <w:b/>
+          <w:bCs/>
+        </w:rPr>
+        <w:t>回顾上节课内容</w:t>
+      </w:r>
+      <w:r>
+        <w:t>：</w:t>
+      </w:r>
+    </w:p>
+    <w:p>
+      <w:pPr>
+        <w:numPr>
+          <w:ilvl w:val="1"/>
+          <w:numId w:val="19"/>
+        </w:numPr>
+      </w:pPr>
+      <w:r>
+        <w:rPr>
+          <w:b/>
+          <w:bCs/>
+        </w:rPr>
+        <w:t>this 指向</w:t>
+      </w:r>
+      <w:r>
+        <w:t>：ESM 快作用域默认严格模式下，this 指向 undefined；</w:t>
+      </w:r>
       <w:proofErr w:type="spellStart"/>
       <w:r>
-        <w:rPr>
-          <w:rFonts w:hint="eastAsia"/>
-        </w:rPr>
+        <w:t>CommonJS</w:t>
+      </w:r>
+      <w:proofErr w:type="spellEnd"/>
+      <w:r>
+        <w:t xml:space="preserve"> 中 this 指向 </w:t>
+      </w:r>
+      <w:proofErr w:type="spellStart"/>
+      <w:r>
+        <w:t>module.exports</w:t>
+      </w:r>
+      <w:proofErr w:type="spellEnd"/>
+      <w:r>
+        <w:t xml:space="preserve"> 。</w:t>
+      </w:r>
+    </w:p>
+    <w:p>
+      <w:pPr>
+        <w:numPr>
+          <w:ilvl w:val="1"/>
+          <w:numId w:val="19"/>
+        </w:numPr>
+      </w:pPr>
+      <w:r>
+        <w:rPr>
+          <w:b/>
+          <w:bCs/>
+        </w:rPr>
+        <w:t>顶层 Await</w:t>
+      </w:r>
+      <w:r>
+        <w:t>：ESM 支持顶层 Await ，</w:t>
+      </w:r>
+      <w:proofErr w:type="spellStart"/>
+      <w:r>
+        <w:t>CommonJS</w:t>
+      </w:r>
+      <w:proofErr w:type="spellEnd"/>
+      <w:r>
+        <w:t xml:space="preserve"> 不支持。</w:t>
+      </w:r>
+    </w:p>
+    <w:p>
+      <w:pPr>
+        <w:numPr>
+          <w:ilvl w:val="1"/>
+          <w:numId w:val="19"/>
+        </w:numPr>
+      </w:pPr>
+      <w:r>
+        <w:rPr>
+          <w:b/>
+          <w:bCs/>
+        </w:rPr>
+        <w:t>严格模式特性</w:t>
+      </w:r>
+      <w:r>
+        <w:t>：禁止创建全局变量、不能使用 with 和 eval，函数参数命名不能重复。</w:t>
+      </w:r>
+    </w:p>
+    <w:p>
+      <w:pPr>
+        <w:numPr>
+          <w:ilvl w:val="1"/>
+          <w:numId w:val="19"/>
+        </w:numPr>
+      </w:pPr>
+      <w:r>
+        <w:rPr>
+          <w:b/>
+          <w:bCs/>
+        </w:rPr>
+        <w:t>表达式返回值</w:t>
+      </w:r>
+      <w:r>
+        <w:t>：函数无 return 返回 undefined ，返回变量赋值则返回变量值；逻辑与或运算按特定规则返回值。</w:t>
+      </w:r>
+    </w:p>
+    <w:p>
+      <w:pPr>
+        <w:numPr>
+          <w:ilvl w:val="0"/>
+          <w:numId w:val="19"/>
+        </w:numPr>
+      </w:pPr>
+      <w:r>
+        <w:rPr>
+          <w:b/>
+          <w:bCs/>
+        </w:rPr>
+        <w:t>本节课安排</w:t>
+      </w:r>
+      <w:r>
+        <w:t>：讲解网络知识，后续做小型前后端项目，再</w:t>
+      </w:r>
+      <w:proofErr w:type="gramStart"/>
+      <w:r>
+        <w:t>讲解面</w:t>
+      </w:r>
+      <w:proofErr w:type="gramEnd"/>
+      <w:r>
+        <w:t>试题；推荐的书已下载，老师将投屏讲解。</w:t>
+      </w:r>
+    </w:p>
+    <w:p>
+      <w:pPr>
+        <w:numPr>
+          <w:ilvl w:val="0"/>
+          <w:numId w:val="19"/>
+        </w:numPr>
+      </w:pPr>
+      <w:r>
+        <w:rPr>
+          <w:b/>
+          <w:bCs/>
+        </w:rPr>
+        <w:t>网络模型与硬件设备</w:t>
+      </w:r>
+      <w:r>
+        <w:t>：</w:t>
+      </w:r>
+    </w:p>
+    <w:p>
+      <w:pPr>
+        <w:numPr>
+          <w:ilvl w:val="1"/>
+          <w:numId w:val="19"/>
+        </w:numPr>
+      </w:pPr>
+      <w:r>
+        <w:rPr>
+          <w:b/>
+          <w:bCs/>
+        </w:rPr>
+        <w:t>网络模型</w:t>
+      </w:r>
+      <w:r>
+        <w:t>：要讲解网络模型相关知识，学生未学过。</w:t>
+      </w:r>
+    </w:p>
+    <w:p>
+      <w:pPr>
+        <w:numPr>
+          <w:ilvl w:val="1"/>
+          <w:numId w:val="19"/>
+        </w:numPr>
+      </w:pPr>
+      <w:r>
+        <w:rPr>
+          <w:b/>
+          <w:bCs/>
+        </w:rPr>
+        <w:t>硬件设备</w:t>
+      </w:r>
+      <w:r>
+        <w:t>：</w:t>
+      </w:r>
+    </w:p>
+    <w:p>
+      <w:pPr>
+        <w:numPr>
+          <w:ilvl w:val="2"/>
+          <w:numId w:val="19"/>
+        </w:numPr>
+      </w:pPr>
+      <w:r>
+        <w:rPr>
+          <w:b/>
+          <w:bCs/>
+        </w:rPr>
+        <w:t>光猫</w:t>
+      </w:r>
+      <w:r>
+        <w:t xml:space="preserve">：运营商安装，核心功能是调制解调器，可将光信号与电信号相互转换，实现数据传输，还具备路由和 </w:t>
+      </w:r>
+      <w:proofErr w:type="spellStart"/>
+      <w:r>
         <w:t>WiFi</w:t>
       </w:r>
       <w:proofErr w:type="spellEnd"/>
-    </w:p>
-    <w:p>
-      <w:pPr>
-        <w:rPr>
-          <w:rFonts w:hint="eastAsia"/>
-        </w:rPr>
-      </w:pPr>
-    </w:p>
-    <w:p>
-      <w:r>
-        <w:rPr>
-          <w:rFonts w:hint="eastAsia"/>
-        </w:rPr>
-        <w:t>路由器功能：</w:t>
-      </w:r>
-    </w:p>
-    <w:p>
+      <w:r>
+        <w:t xml:space="preserve"> 功能。</w:t>
+      </w:r>
+    </w:p>
+    <w:p>
+      <w:pPr>
+        <w:numPr>
+          <w:ilvl w:val="2"/>
+          <w:numId w:val="19"/>
+        </w:numPr>
+      </w:pPr>
+      <w:r>
+        <w:rPr>
+          <w:b/>
+          <w:bCs/>
+        </w:rPr>
+        <w:t>路由器</w:t>
+      </w:r>
+      <w:r>
+        <w:t xml:space="preserve">：功能包括发射 </w:t>
+      </w:r>
       <w:proofErr w:type="spellStart"/>
       <w:r>
-        <w:rPr>
-          <w:rFonts w:hint="eastAsia"/>
-        </w:rPr>
-        <w:t>Wifi</w:t>
+        <w:t>WiFi</w:t>
       </w:r>
       <w:proofErr w:type="spellEnd"/>
       <w:r>
-        <w:rPr>
-          <w:rFonts w:hint="eastAsia"/>
-        </w:rPr>
-        <w:t>信号发射</w:t>
-      </w:r>
-    </w:p>
-    <w:p>
-      <w:r>
-        <w:rPr>
-          <w:rFonts w:hint="eastAsia"/>
-        </w:rPr>
-        <w:t>局域网管理</w:t>
-      </w:r>
-    </w:p>
-    <w:p/>
-    <w:p>
+        <w:t xml:space="preserve"> 信号和管理局域网设备；</w:t>
+      </w:r>
       <w:proofErr w:type="spellStart"/>
       <w:r>
-        <w:rPr>
-          <w:rFonts w:hint="eastAsia"/>
-        </w:rPr>
         <w:t>WiFi</w:t>
       </w:r>
       <w:proofErr w:type="spellEnd"/>
       <w:r>
-        <w:rPr>
-          <w:rFonts w:hint="eastAsia"/>
-        </w:rPr>
+        <w:t xml:space="preserve"> 涉及信道频率等概念，如最新标准 [802.11.AC](802.11.AC) 可称 </w:t>
+      </w:r>
+      <w:proofErr w:type="spellStart"/>
+      <w:r>
+        <w:t>WiFi</w:t>
+      </w:r>
+      <w:proofErr w:type="spellEnd"/>
+      <w:r>
+        <w:t xml:space="preserve"> 5，能发射 2.4G 和 5G 赫兹信道，5G 赫兹信道强但不适合穿墙；</w:t>
+      </w:r>
+      <w:proofErr w:type="gramStart"/>
+      <w:r>
+        <w:t>三频路由器</w:t>
+      </w:r>
+      <w:proofErr w:type="gramEnd"/>
+      <w:r>
+        <w:t>通过三个独立收发硬件实现网络分流。</w:t>
+      </w:r>
+    </w:p>
+    <w:p>
+      <w:pPr>
+        <w:numPr>
+          <w:ilvl w:val="2"/>
+          <w:numId w:val="19"/>
+        </w:numPr>
+      </w:pPr>
+      <w:r>
+        <w:rPr>
+          <w:b/>
+          <w:bCs/>
+        </w:rPr>
+        <w:t>联网设备</w:t>
+      </w:r>
+      <w:r>
+        <w:t>：需有网卡，设备接入网络会产生局域网 IP、子网掩码、网关、DNS 等信息。</w:t>
+      </w:r>
+    </w:p>
+    <w:p>
+      <w:pPr>
+        <w:numPr>
+          <w:ilvl w:val="0"/>
+          <w:numId w:val="19"/>
+        </w:numPr>
+      </w:pPr>
+      <w:r>
+        <w:rPr>
+          <w:b/>
+          <w:bCs/>
+        </w:rPr>
+        <w:t>网络相关概念</w:t>
+      </w:r>
+      <w:r>
         <w:t>：</w:t>
       </w:r>
     </w:p>
     <w:p>
-      <w:r>
-        <w:rPr>
-          <w:rFonts w:hint="eastAsia"/>
-        </w:rPr>
-        <w:t>无线网络</w:t>
-      </w:r>
-    </w:p>
-    <w:p/>
-    <w:p>
-      <w:r>
-        <w:rPr>
-          <w:rFonts w:hint="eastAsia"/>
-        </w:rPr>
-        <w:t>最新标准：</w:t>
-      </w:r>
-      <w:r>
-        <w:t>802.11ac</w:t>
-      </w:r>
-    </w:p>
-    <w:p>
-      <w:r>
-        <w:t>5GHz</w:t>
-      </w:r>
-    </w:p>
-    <w:p/>
-    <w:p>
-      <w:r>
-        <w:rPr>
-          <w:rFonts w:hint="eastAsia"/>
-        </w:rPr>
-        <w:t>三频路由器：三个独立的发射和接收硬件</w:t>
-      </w:r>
-    </w:p>
-    <w:p>
-      <w:r>
-        <w:rPr>
-          <w:rFonts w:hint="eastAsia"/>
-        </w:rPr>
-        <w:t>2.4GHz</w:t>
-      </w:r>
-    </w:p>
-    <w:p>
-      <w:r>
-        <w:t>5GHz-1</w:t>
-      </w:r>
-    </w:p>
-    <w:p>
-      <w:r>
-        <w:t>5GHz-2</w:t>
-      </w:r>
-    </w:p>
-    <w:p/>
-    <w:p>
-      <w:r>
-        <w:t>频道带宽</w:t>
-      </w:r>
-      <w:r>
-        <w:rPr>
-          <w:rFonts w:hint="eastAsia"/>
-        </w:rPr>
-        <w:t>，提速路由器</w:t>
-      </w:r>
-    </w:p>
-    <w:p>
-      <w:r>
-        <w:t>Channel 频道号</w:t>
-      </w:r>
-    </w:p>
-    <w:p/>
-    <w:p>
-      <w:pPr>
-        <w:rPr>
-          <w:rFonts w:hint="eastAsia"/>
-        </w:rPr>
-      </w:pPr>
-      <w:r>
-        <w:t>作业： 192.168.7.10 转为二进制是多少</w:t>
-      </w:r>
+      <w:pPr>
+        <w:numPr>
+          <w:ilvl w:val="1"/>
+          <w:numId w:val="19"/>
+        </w:numPr>
+      </w:pPr>
+      <w:r>
+        <w:rPr>
+          <w:b/>
+          <w:bCs/>
+        </w:rPr>
+        <w:t>局域网 IP</w:t>
+      </w:r>
+      <w:r>
+        <w:t xml:space="preserve">：一般以 192.168 开头，IPv4 是 32 位二进制，分为 4 </w:t>
+      </w:r>
+      <w:proofErr w:type="gramStart"/>
+      <w:r>
+        <w:t>个</w:t>
+      </w:r>
+      <w:proofErr w:type="gramEnd"/>
+      <w:r>
+        <w:t xml:space="preserve"> 8 位表达。</w:t>
+      </w:r>
+    </w:p>
+    <w:p>
+      <w:pPr>
+        <w:numPr>
+          <w:ilvl w:val="1"/>
+          <w:numId w:val="19"/>
+        </w:numPr>
+      </w:pPr>
+      <w:r>
+        <w:rPr>
+          <w:b/>
+          <w:bCs/>
+        </w:rPr>
+        <w:t>子网掩码</w:t>
+      </w:r>
+      <w:r>
+        <w:t>：用于判断 IP 是</w:t>
+      </w:r>
+      <w:proofErr w:type="gramStart"/>
+      <w:r>
+        <w:t>本地还是</w:t>
+      </w:r>
+      <w:proofErr w:type="gramEnd"/>
+      <w:r>
+        <w:t>外部。</w:t>
+      </w:r>
+    </w:p>
+    <w:p>
+      <w:pPr>
+        <w:numPr>
+          <w:ilvl w:val="1"/>
+          <w:numId w:val="19"/>
+        </w:numPr>
+      </w:pPr>
+      <w:r>
+        <w:rPr>
+          <w:b/>
+          <w:bCs/>
+        </w:rPr>
+        <w:t>网关</w:t>
+      </w:r>
+      <w:r>
+        <w:t>：常为 [192.168.1.1](192.168.1.1)，对应光猫，是数据外发处。</w:t>
+      </w:r>
+    </w:p>
+    <w:p>
+      <w:pPr>
+        <w:numPr>
+          <w:ilvl w:val="1"/>
+          <w:numId w:val="19"/>
+        </w:numPr>
+      </w:pPr>
+      <w:r>
+        <w:rPr>
+          <w:b/>
+          <w:bCs/>
+        </w:rPr>
+        <w:t>DNS</w:t>
+      </w:r>
+      <w:r>
+        <w:t>：即域名解析服务，将域名转化为 IP 地址方便记忆和访问。</w:t>
+      </w:r>
+    </w:p>
+    <w:p>
+      <w:pPr>
+        <w:numPr>
+          <w:ilvl w:val="1"/>
+          <w:numId w:val="19"/>
+        </w:numPr>
+      </w:pPr>
+      <w:r>
+        <w:rPr>
+          <w:b/>
+          <w:bCs/>
+        </w:rPr>
+        <w:t>域名</w:t>
+      </w:r>
+      <w:r>
+        <w:t>：需向国际组织租，在中国使用要备案，备案后绑定服务器公网 IP，服务器提供公网 IP 且 IPv4 逐渐被 IPv6 替代。</w:t>
+      </w:r>
+    </w:p>
+    <w:p>
+      <w:pPr>
+        <w:rPr>
+          <w:rFonts w:hint="eastAsia"/>
+        </w:rPr>
+      </w:pPr>
     </w:p>
     <w:sectPr>
       <w:pgSz w:w="11906" w:h="16838"/>
@@ -15314,6 +17245,155 @@
     </w:lvl>
   </w:abstractNum>
   <w:abstractNum w:abstractNumId="17" w15:restartNumberingAfterBreak="0">
+    <w:nsid w:val="7D655F25"/>
+    <w:multiLevelType w:val="multilevel"/>
+    <w:tmpl w:val="B284E6C8"/>
+    <w:lvl w:ilvl="0">
+      <w:start w:val="1"/>
+      <w:numFmt w:val="bullet"/>
+      <w:lvlText w:val=""/>
+      <w:lvlJc w:val="left"/>
+      <w:pPr>
+        <w:tabs>
+          <w:tab w:val="num" w:pos="720"/>
+        </w:tabs>
+        <w:ind w:left="720" w:hanging="360"/>
+      </w:pPr>
+      <w:rPr>
+        <w:rFonts w:ascii="Symbol" w:hAnsi="Symbol" w:hint="default"/>
+        <w:sz w:val="20"/>
+      </w:rPr>
+    </w:lvl>
+    <w:lvl w:ilvl="1">
+      <w:start w:val="1"/>
+      <w:numFmt w:val="bullet"/>
+      <w:lvlText w:val="o"/>
+      <w:lvlJc w:val="left"/>
+      <w:pPr>
+        <w:tabs>
+          <w:tab w:val="num" w:pos="1440"/>
+        </w:tabs>
+        <w:ind w:left="1440" w:hanging="360"/>
+      </w:pPr>
+      <w:rPr>
+        <w:rFonts w:ascii="Courier New" w:hAnsi="Courier New" w:hint="default"/>
+        <w:sz w:val="20"/>
+      </w:rPr>
+    </w:lvl>
+    <w:lvl w:ilvl="2">
+      <w:start w:val="1"/>
+      <w:numFmt w:val="bullet"/>
+      <w:lvlText w:val=""/>
+      <w:lvlJc w:val="left"/>
+      <w:pPr>
+        <w:tabs>
+          <w:tab w:val="num" w:pos="2160"/>
+        </w:tabs>
+        <w:ind w:left="2160" w:hanging="360"/>
+      </w:pPr>
+      <w:rPr>
+        <w:rFonts w:ascii="Wingdings" w:hAnsi="Wingdings" w:hint="default"/>
+        <w:sz w:val="20"/>
+      </w:rPr>
+    </w:lvl>
+    <w:lvl w:ilvl="3" w:tentative="1">
+      <w:start w:val="1"/>
+      <w:numFmt w:val="bullet"/>
+      <w:lvlText w:val=""/>
+      <w:lvlJc w:val="left"/>
+      <w:pPr>
+        <w:tabs>
+          <w:tab w:val="num" w:pos="2880"/>
+        </w:tabs>
+        <w:ind w:left="2880" w:hanging="360"/>
+      </w:pPr>
+      <w:rPr>
+        <w:rFonts w:ascii="Wingdings" w:hAnsi="Wingdings" w:hint="default"/>
+        <w:sz w:val="20"/>
+      </w:rPr>
+    </w:lvl>
+    <w:lvl w:ilvl="4" w:tentative="1">
+      <w:start w:val="1"/>
+      <w:numFmt w:val="bullet"/>
+      <w:lvlText w:val=""/>
+      <w:lvlJc w:val="left"/>
+      <w:pPr>
+        <w:tabs>
+          <w:tab w:val="num" w:pos="3600"/>
+        </w:tabs>
+        <w:ind w:left="3600" w:hanging="360"/>
+      </w:pPr>
+      <w:rPr>
+        <w:rFonts w:ascii="Wingdings" w:hAnsi="Wingdings" w:hint="default"/>
+        <w:sz w:val="20"/>
+      </w:rPr>
+    </w:lvl>
+    <w:lvl w:ilvl="5" w:tentative="1">
+      <w:start w:val="1"/>
+      <w:numFmt w:val="bullet"/>
+      <w:lvlText w:val=""/>
+      <w:lvlJc w:val="left"/>
+      <w:pPr>
+        <w:tabs>
+          <w:tab w:val="num" w:pos="4320"/>
+        </w:tabs>
+        <w:ind w:left="4320" w:hanging="360"/>
+      </w:pPr>
+      <w:rPr>
+        <w:rFonts w:ascii="Wingdings" w:hAnsi="Wingdings" w:hint="default"/>
+        <w:sz w:val="20"/>
+      </w:rPr>
+    </w:lvl>
+    <w:lvl w:ilvl="6" w:tentative="1">
+      <w:start w:val="1"/>
+      <w:numFmt w:val="bullet"/>
+      <w:lvlText w:val=""/>
+      <w:lvlJc w:val="left"/>
+      <w:pPr>
+        <w:tabs>
+          <w:tab w:val="num" w:pos="5040"/>
+        </w:tabs>
+        <w:ind w:left="5040" w:hanging="360"/>
+      </w:pPr>
+      <w:rPr>
+        <w:rFonts w:ascii="Wingdings" w:hAnsi="Wingdings" w:hint="default"/>
+        <w:sz w:val="20"/>
+      </w:rPr>
+    </w:lvl>
+    <w:lvl w:ilvl="7" w:tentative="1">
+      <w:start w:val="1"/>
+      <w:numFmt w:val="bullet"/>
+      <w:lvlText w:val=""/>
+      <w:lvlJc w:val="left"/>
+      <w:pPr>
+        <w:tabs>
+          <w:tab w:val="num" w:pos="5760"/>
+        </w:tabs>
+        <w:ind w:left="5760" w:hanging="360"/>
+      </w:pPr>
+      <w:rPr>
+        <w:rFonts w:ascii="Wingdings" w:hAnsi="Wingdings" w:hint="default"/>
+        <w:sz w:val="20"/>
+      </w:rPr>
+    </w:lvl>
+    <w:lvl w:ilvl="8" w:tentative="1">
+      <w:start w:val="1"/>
+      <w:numFmt w:val="bullet"/>
+      <w:lvlText w:val=""/>
+      <w:lvlJc w:val="left"/>
+      <w:pPr>
+        <w:tabs>
+          <w:tab w:val="num" w:pos="6480"/>
+        </w:tabs>
+        <w:ind w:left="6480" w:hanging="360"/>
+      </w:pPr>
+      <w:rPr>
+        <w:rFonts w:ascii="Wingdings" w:hAnsi="Wingdings" w:hint="default"/>
+        <w:sz w:val="20"/>
+      </w:rPr>
+    </w:lvl>
+  </w:abstractNum>
+  <w:abstractNum w:abstractNumId="18" w15:restartNumberingAfterBreak="0">
     <w:nsid w:val="7E281DAD"/>
     <w:multiLevelType w:val="multilevel"/>
     <w:tmpl w:val="38B021F2"/>
@@ -15499,7 +17579,7 @@
     <w:abstractNumId w:val="13"/>
   </w:num>
   <w:num w:numId="13" w16cid:durableId="1499611504">
-    <w:abstractNumId w:val="17"/>
+    <w:abstractNumId w:val="18"/>
   </w:num>
   <w:num w:numId="14" w16cid:durableId="982320220">
     <w:abstractNumId w:val="6"/>
@@ -15515,6 +17595,9 @@
   </w:num>
   <w:num w:numId="18" w16cid:durableId="562064132">
     <w:abstractNumId w:val="15"/>
+  </w:num>
+  <w:num w:numId="19" w16cid:durableId="228153480">
+    <w:abstractNumId w:val="17"/>
   </w:num>
 </w:numbering>
 </file>
@@ -16121,7 +18204,6 @@
   <w:style w:type="character" w:default="1" w:styleId="a0">
     <w:name w:val="Default Paragraph Font"/>
     <w:uiPriority w:val="1"/>
-    <w:semiHidden/>
     <w:unhideWhenUsed/>
   </w:style>
   <w:style w:type="table" w:default="1" w:styleId="a1">

--- a/lesson/12.9课时1.docx
+++ b/lesson/12.9课时1.docx
@@ -2087,21 +2087,7 @@
         <w:rPr>
           <w:rFonts w:hint="eastAsia"/>
         </w:rPr>
-        <w:t>12.09课时</w:t>
-      </w:r>
-      <w:proofErr w:type="gramStart"/>
-      <w:r>
-        <w:rPr>
-          <w:rFonts w:hint="eastAsia"/>
-        </w:rPr>
-        <w:t>一</w:t>
-      </w:r>
-      <w:proofErr w:type="gramEnd"/>
-      <w:r>
-        <w:rPr>
-          <w:rFonts w:hint="eastAsia"/>
-        </w:rPr>
-        <w:t>——简历修改</w:t>
+        <w:t>12.09课时一——简历修改</w:t>
       </w:r>
       <w:bookmarkEnd w:id="0"/>
     </w:p>
@@ -2356,21 +2342,7 @@
         <w:rPr>
           <w:rFonts w:hint="eastAsia"/>
         </w:rPr>
-        <w:t>T：从零到</w:t>
-      </w:r>
-      <w:proofErr w:type="gramStart"/>
-      <w:r>
-        <w:rPr>
-          <w:rFonts w:hint="eastAsia"/>
-        </w:rPr>
-        <w:t>一</w:t>
-      </w:r>
-      <w:proofErr w:type="gramEnd"/>
-      <w:r>
-        <w:rPr>
-          <w:rFonts w:hint="eastAsia"/>
-        </w:rPr>
-        <w:t>实现系统烧录工具，能够可靠识别设备（），烧录能力，完整性保障</w:t>
+        <w:t>T：从零到一实现系统烧录工具，能够可靠识别设备（），烧录能力，完整性保障</w:t>
       </w:r>
     </w:p>
     <w:p>
@@ -2401,14 +2373,7 @@
         <w:rPr>
           <w:rFonts w:hint="eastAsia"/>
         </w:rPr>
-        <w:t>专业的烧录能力：</w:t>
-      </w:r>
-      <w:proofErr w:type="gramStart"/>
-      <w:r>
-        <w:rPr>
-          <w:rFonts w:hint="eastAsia"/>
-        </w:rPr>
-        <w:t>集成</w:t>
+        <w:t>专业的烧录能力：集成</w:t>
       </w:r>
       <w:r>
         <w:rPr>
@@ -2416,82 +2381,53 @@
           <w:color w:val="000000"/>
           <w:sz w:val="22"/>
         </w:rPr>
-        <w:t>集成</w:t>
-      </w:r>
-      <w:proofErr w:type="gramEnd"/>
+        <w:t>集成etcher-image-write实现专业级镜像烧录功能</w:t>
+      </w:r>
+      <w:r>
+        <w:rPr>
+          <w:rFonts w:ascii="微软雅黑" w:eastAsia="微软雅黑" w:hAnsi="微软雅黑" w:hint="eastAsia"/>
+          <w:color w:val="000000"/>
+          <w:sz w:val="22"/>
+        </w:rPr>
+        <w:t>的稳定和可控</w:t>
+      </w:r>
+    </w:p>
+    <w:p>
+      <w:pPr>
+        <w:spacing w:before="260" w:line="220" w:lineRule="exact"/>
+        <w:ind w:leftChars="400" w:left="840"/>
+        <w:jc w:val="left"/>
+        <w:rPr>
+          <w:rFonts w:ascii="微软雅黑" w:eastAsia="微软雅黑" w:hAnsi="微软雅黑" w:hint="eastAsia"/>
+          <w:color w:val="000000"/>
+          <w:sz w:val="22"/>
+        </w:rPr>
+      </w:pPr>
       <w:r>
         <w:rPr>
           <w:rFonts w:ascii="微软雅黑" w:eastAsia="微软雅黑" w:hAnsi="微软雅黑"/>
           <w:color w:val="000000"/>
           <w:sz w:val="22"/>
         </w:rPr>
-        <w:t>etcher-image-write实现专业级镜像烧</w:t>
-      </w:r>
-      <w:proofErr w:type="gramStart"/>
+        <w:t>使用</w:t>
+      </w:r>
+      <w:proofErr w:type="spellStart"/>
       <w:r>
         <w:rPr>
           <w:rFonts w:ascii="微软雅黑" w:eastAsia="微软雅黑" w:hAnsi="微软雅黑"/>
           <w:color w:val="000000"/>
           <w:sz w:val="22"/>
         </w:rPr>
-        <w:t>录功能</w:t>
-      </w:r>
-      <w:proofErr w:type="gramEnd"/>
-      <w:r>
-        <w:rPr>
-          <w:rFonts w:ascii="微软雅黑" w:eastAsia="微软雅黑" w:hAnsi="微软雅黑" w:hint="eastAsia"/>
-          <w:color w:val="000000"/>
-          <w:sz w:val="22"/>
-        </w:rPr>
-        <w:t>的稳定和可控</w:t>
-      </w:r>
-    </w:p>
-    <w:p>
-      <w:pPr>
-        <w:spacing w:before="260" w:line="220" w:lineRule="exact"/>
-        <w:ind w:leftChars="400" w:left="840"/>
-        <w:jc w:val="left"/>
-        <w:rPr>
-          <w:rFonts w:ascii="微软雅黑" w:eastAsia="微软雅黑" w:hAnsi="微软雅黑" w:hint="eastAsia"/>
-          <w:color w:val="000000"/>
-          <w:sz w:val="22"/>
-        </w:rPr>
-      </w:pPr>
+        <w:t>drivelist</w:t>
+      </w:r>
+      <w:proofErr w:type="spellEnd"/>
       <w:r>
         <w:rPr>
           <w:rFonts w:ascii="微软雅黑" w:eastAsia="微软雅黑" w:hAnsi="微软雅黑"/>
           <w:color w:val="000000"/>
           <w:sz w:val="22"/>
         </w:rPr>
-        <w:t>使用</w:t>
-      </w:r>
-      <w:proofErr w:type="spellStart"/>
-      <w:r>
-        <w:rPr>
-          <w:rFonts w:ascii="微软雅黑" w:eastAsia="微软雅黑" w:hAnsi="微软雅黑"/>
-          <w:color w:val="000000"/>
-          <w:sz w:val="22"/>
-        </w:rPr>
-        <w:t>drivelist</w:t>
-      </w:r>
-      <w:proofErr w:type="spellEnd"/>
-      <w:proofErr w:type="gramStart"/>
-      <w:r>
-        <w:rPr>
-          <w:rFonts w:ascii="微软雅黑" w:eastAsia="微软雅黑" w:hAnsi="微软雅黑"/>
-          <w:color w:val="000000"/>
-          <w:sz w:val="22"/>
-        </w:rPr>
-        <w:t>库实现</w:t>
-      </w:r>
-      <w:proofErr w:type="gramEnd"/>
-      <w:r>
-        <w:rPr>
-          <w:rFonts w:ascii="微软雅黑" w:eastAsia="微软雅黑" w:hAnsi="微软雅黑"/>
-          <w:color w:val="000000"/>
-          <w:sz w:val="22"/>
-        </w:rPr>
-        <w:t>跨平台驱动器枚举和管理</w:t>
+        <w:t>库实现跨平台驱动器枚举和管理</w:t>
       </w:r>
     </w:p>
     <w:p>
@@ -2622,28 +2558,12 @@
           <w:rFonts w:hint="eastAsia"/>
         </w:rPr>
       </w:pPr>
-      <w:proofErr w:type="gramStart"/>
-      <w:r>
-        <w:rPr>
-          <w:rFonts w:hint="eastAsia"/>
-        </w:rPr>
-        <w:t>烧录传列入</w:t>
-      </w:r>
-      <w:proofErr w:type="gramEnd"/>
-      <w:r>
-        <w:rPr>
-          <w:rFonts w:hint="eastAsia"/>
-        </w:rPr>
-        <w:t>抽象</w:t>
-      </w:r>
-      <w:proofErr w:type="gramStart"/>
-      <w:r>
-        <w:rPr>
-          <w:rFonts w:hint="eastAsia"/>
-        </w:rPr>
-        <w:t>成状态积</w:t>
-      </w:r>
-      <w:proofErr w:type="gramEnd"/>
+      <w:r>
+        <w:rPr>
+          <w:rFonts w:hint="eastAsia"/>
+        </w:rPr>
+        <w:t>烧录传列入抽象成状态积</w:t>
+      </w:r>
     </w:p>
     <w:p>
       <w:pPr>
@@ -2720,21 +2640,7 @@
         <w:rPr>
           <w:rFonts w:hint="eastAsia"/>
         </w:rPr>
-        <w:t>飞书内</w:t>
-      </w:r>
-      <w:proofErr w:type="gramStart"/>
-      <w:r>
-        <w:rPr>
-          <w:rFonts w:hint="eastAsia"/>
-        </w:rPr>
-        <w:t>嵌</w:t>
-      </w:r>
-      <w:proofErr w:type="gramEnd"/>
-      <w:r>
-        <w:rPr>
-          <w:rFonts w:hint="eastAsia"/>
-        </w:rPr>
-        <w:t>周报系统</w:t>
+        <w:t>飞书内嵌周报系统</w:t>
       </w:r>
     </w:p>
     <w:p>
@@ -2822,21 +2728,7 @@
         <w:rPr>
           <w:rFonts w:hint="eastAsia"/>
         </w:rPr>
-        <w:t>R：交付了一个周报的web和</w:t>
-      </w:r>
-      <w:proofErr w:type="gramStart"/>
-      <w:r>
-        <w:rPr>
-          <w:rFonts w:hint="eastAsia"/>
-        </w:rPr>
-        <w:t>飞书双场景</w:t>
-      </w:r>
-      <w:proofErr w:type="gramEnd"/>
-      <w:r>
-        <w:rPr>
-          <w:rFonts w:hint="eastAsia"/>
-        </w:rPr>
-        <w:t>的应用，提高内部人员组织协调能力，实时查看项目</w:t>
+        <w:t>R：交付了一个周报的web和飞书双场景的应用，提高内部人员组织协调能力，实时查看项目</w:t>
       </w:r>
     </w:p>
     <w:p>
@@ -3170,21 +3062,7 @@
         <w:rPr>
           <w:rFonts w:hint="eastAsia"/>
         </w:rPr>
-        <w:t>工作经历上方</w:t>
-      </w:r>
-      <w:proofErr w:type="gramStart"/>
-      <w:r>
-        <w:rPr>
-          <w:rFonts w:hint="eastAsia"/>
-        </w:rPr>
-        <w:t>写核心</w:t>
-      </w:r>
-      <w:proofErr w:type="gramEnd"/>
-      <w:r>
-        <w:rPr>
-          <w:rFonts w:hint="eastAsia"/>
-        </w:rPr>
-        <w:t>优势：</w:t>
+        <w:t>工作经历上方写核心优势：</w:t>
       </w:r>
     </w:p>
     <w:p>
@@ -3234,35 +3112,7 @@
         <w:rPr>
           <w:rFonts w:hint="eastAsia"/>
         </w:rPr>
-        <w:t>的平台类岗位快速落地技术方案，企业</w:t>
-      </w:r>
-      <w:proofErr w:type="gramStart"/>
-      <w:r>
-        <w:rPr>
-          <w:rFonts w:hint="eastAsia"/>
-        </w:rPr>
-        <w:t>级内部</w:t>
-      </w:r>
-      <w:proofErr w:type="gramEnd"/>
-      <w:r>
-        <w:rPr>
-          <w:rFonts w:hint="eastAsia"/>
-        </w:rPr>
-        <w:t>工具从0到1落地能力，独立完成飞书内</w:t>
-      </w:r>
-      <w:proofErr w:type="gramStart"/>
-      <w:r>
-        <w:rPr>
-          <w:rFonts w:hint="eastAsia"/>
-        </w:rPr>
-        <w:t>嵌</w:t>
-      </w:r>
-      <w:proofErr w:type="gramEnd"/>
-      <w:r>
-        <w:rPr>
-          <w:rFonts w:hint="eastAsia"/>
-        </w:rPr>
-        <w:t>周报系统，从需求的梳理到技术选型到上线，真正把系统作为团队的协作工具。</w:t>
+        <w:t>的平台类岗位快速落地技术方案，企业级内部工具从0到1落地能力，独立完成飞书内嵌周报系统，从需求的梳理到技术选型到上线，真正把系统作为团队的协作工具。</w:t>
       </w:r>
     </w:p>
     <w:p>
@@ -3294,16 +3144,8 @@
         <w:rPr>
           <w:rFonts w:hint="eastAsia"/>
         </w:rPr>
-        <w:t xml:space="preserve">三端，对底层 </w:t>
-      </w:r>
-      <w:proofErr w:type="gramStart"/>
-      <w:r>
-        <w:rPr>
-          <w:rFonts w:hint="eastAsia"/>
-        </w:rPr>
-        <w:t>和</w:t>
-      </w:r>
-      <w:proofErr w:type="gramEnd"/>
+        <w:t>三端，对底层 和</w:t>
+      </w:r>
     </w:p>
     <w:p>
       <w:pPr>
@@ -3700,21 +3542,7 @@
         <w:rPr>
           <w:rFonts w:hint="eastAsia"/>
         </w:rPr>
-        <w:t>项目再加一个技术</w:t>
-      </w:r>
-      <w:proofErr w:type="gramStart"/>
-      <w:r>
-        <w:rPr>
-          <w:rFonts w:hint="eastAsia"/>
-        </w:rPr>
-        <w:t>栈</w:t>
-      </w:r>
-      <w:proofErr w:type="gramEnd"/>
-      <w:r>
-        <w:rPr>
-          <w:rFonts w:hint="eastAsia"/>
-        </w:rPr>
-        <w:t>，只写技术名词，</w:t>
+        <w:t>项目再加一个技术栈，只写技术名词，</w:t>
       </w:r>
     </w:p>
     <w:p>
@@ -3837,35 +3665,13 @@
         </w:rPr>
       </w:pPr>
       <w:r>
-        <w:t>我是</w:t>
-      </w:r>
-      <w:proofErr w:type="gramStart"/>
-      <w:r>
-        <w:t>杨佳琳</w:t>
-      </w:r>
-      <w:proofErr w:type="gramEnd"/>
-      <w:r>
-        <w:t>，毕业于上海财经大学数据科学与大数据技术专业</w:t>
-      </w:r>
-      <w:r>
-        <w:rPr>
-          <w:rFonts w:hint="eastAsia"/>
-        </w:rPr>
-        <w:t>，求职岗位是</w:t>
-      </w:r>
-      <w:proofErr w:type="gramStart"/>
-      <w:r>
-        <w:rPr>
-          <w:rFonts w:hint="eastAsia"/>
-        </w:rPr>
-        <w:t>端开发</w:t>
-      </w:r>
-      <w:proofErr w:type="gramEnd"/>
-      <w:r>
-        <w:rPr>
-          <w:rFonts w:hint="eastAsia"/>
-        </w:rPr>
-        <w:t>工程师</w:t>
+        <w:t>我是杨佳琳，毕业于上海财经大学数据科学与大数据技术专业</w:t>
+      </w:r>
+      <w:r>
+        <w:rPr>
+          <w:rFonts w:hint="eastAsia"/>
+        </w:rPr>
+        <w:t>，求职岗位是端开发工程师</w:t>
       </w:r>
       <w:r>
         <w:t>。</w:t>
@@ -3926,15 +3732,7 @@
         </w:rPr>
       </w:pPr>
       <w:r>
-        <w:t>第一个是飞书内</w:t>
-      </w:r>
-      <w:proofErr w:type="gramStart"/>
-      <w:r>
-        <w:t>嵌</w:t>
-      </w:r>
-      <w:proofErr w:type="gramEnd"/>
-      <w:r>
-        <w:t>周报系统，</w:t>
+        <w:t>第一个是飞书内嵌周报系统，</w:t>
       </w:r>
       <w:r>
         <w:rPr>
@@ -4272,21 +4070,7 @@
         <w:rPr>
           <w:rFonts w:hint="eastAsia"/>
         </w:rPr>
-        <w:t>自</w:t>
-      </w:r>
-      <w:proofErr w:type="gramStart"/>
-      <w:r>
-        <w:rPr>
-          <w:rFonts w:hint="eastAsia"/>
-        </w:rPr>
-        <w:t>研</w:t>
-      </w:r>
-      <w:proofErr w:type="gramEnd"/>
-      <w:r>
-        <w:rPr>
-          <w:rFonts w:hint="eastAsia"/>
-        </w:rPr>
-        <w:t>一个高性能虚拟列表滚动双向加载：支持双向滚动加载、折叠、跳转</w:t>
+        <w:t>自研一个高性能虚拟列表滚动双向加载：支持双向滚动加载、折叠、跳转</w:t>
       </w:r>
     </w:p>
     <w:p>
@@ -4358,21 +4142,12 @@
         </w:rPr>
         <w:t>支持跳转折叠，</w:t>
       </w:r>
-      <w:proofErr w:type="gramStart"/>
       <w:r>
         <w:rPr>
           <w:rFonts w:hint="eastAsia"/>
           <w:strike/>
         </w:rPr>
-        <w:t>滚动锚点</w:t>
-      </w:r>
-      <w:proofErr w:type="gramEnd"/>
-      <w:r>
-        <w:rPr>
-          <w:rFonts w:hint="eastAsia"/>
-          <w:strike/>
-        </w:rPr>
-        <w:t>anchor与高度缓存，</w:t>
+        <w:t>滚动锚点anchor与高度缓存，</w:t>
       </w:r>
     </w:p>
     <w:p>
@@ -4387,21 +4162,7 @@
         <w:rPr>
           <w:rFonts w:hint="eastAsia"/>
         </w:rPr>
-        <w:t>双向加载：</w:t>
-      </w:r>
-      <w:proofErr w:type="gramStart"/>
-      <w:r>
-        <w:rPr>
-          <w:rFonts w:hint="eastAsia"/>
-        </w:rPr>
-        <w:t>懒</w:t>
-      </w:r>
-      <w:proofErr w:type="gramEnd"/>
-      <w:r>
-        <w:rPr>
-          <w:rFonts w:hint="eastAsia"/>
-        </w:rPr>
-        <w:t>加载、滚动位置修正，数据插入</w:t>
+        <w:t>双向加载：懒加载、滚动位置修正，数据插入</w:t>
       </w:r>
     </w:p>
     <w:p>
@@ -4523,16 +4284,8 @@
         <w:rPr>
           <w:rFonts w:hint="eastAsia"/>
         </w:rPr>
-        <w:t>分段存储，划分成逻辑上的数据块，（例如两三周一</w:t>
-      </w:r>
-      <w:proofErr w:type="gramStart"/>
-      <w:r>
-        <w:rPr>
-          <w:rFonts w:hint="eastAsia"/>
-        </w:rPr>
-        <w:t>个</w:t>
-      </w:r>
-      <w:proofErr w:type="gramEnd"/>
+        <w:t>分段存储，划分成逻辑上的数据块，（例如两三周一个</w:t>
+      </w:r>
       <w:r>
         <w:rPr>
           <w:rFonts w:hint="eastAsia"/>
@@ -4569,21 +4322,7 @@
         <w:rPr>
           <w:rFonts w:hint="eastAsia"/>
         </w:rPr>
-        <w:t>基于索引、时间戳，先进先出，简单淘汰旧的chunk，让数据</w:t>
-      </w:r>
-      <w:proofErr w:type="gramStart"/>
-      <w:r>
-        <w:rPr>
-          <w:rFonts w:hint="eastAsia"/>
-        </w:rPr>
-        <w:t>量回归</w:t>
-      </w:r>
-      <w:proofErr w:type="gramEnd"/>
-      <w:r>
-        <w:rPr>
-          <w:rFonts w:hint="eastAsia"/>
-        </w:rPr>
-        <w:t>到安全的阈值</w:t>
+        <w:t>基于索引、时间戳，先进先出，简单淘汰旧的chunk，让数据量回归到安全的阈值</w:t>
       </w:r>
     </w:p>
     <w:p>
@@ -4622,21 +4361,7 @@
         <w:rPr>
           <w:rFonts w:hint="eastAsia"/>
         </w:rPr>
-        <w:t>用哈希表和双向链表的结合，进行判定，头部</w:t>
-      </w:r>
-      <w:proofErr w:type="gramStart"/>
-      <w:r>
-        <w:rPr>
-          <w:rFonts w:hint="eastAsia"/>
-        </w:rPr>
-        <w:t>放最近</w:t>
-      </w:r>
-      <w:proofErr w:type="gramEnd"/>
-      <w:r>
-        <w:rPr>
-          <w:rFonts w:hint="eastAsia"/>
-        </w:rPr>
-        <w:t>使用过的，</w:t>
+        <w:t>用哈希表和双向链表的结合，进行判定，头部放最近使用过的，</w:t>
       </w:r>
     </w:p>
     <w:p>
@@ -4765,15 +4490,7 @@
         <w:t>表明身份</w:t>
       </w:r>
       <w:r>
-        <w:t>：阐述工作年限，应届生</w:t>
-      </w:r>
-      <w:proofErr w:type="gramStart"/>
-      <w:r>
-        <w:t>需表明</w:t>
-      </w:r>
-      <w:proofErr w:type="gramEnd"/>
-      <w:r>
-        <w:t>身份。</w:t>
+        <w:t>：阐述工作年限，应届生需表明身份。</w:t>
       </w:r>
     </w:p>
     <w:p>
@@ -4795,15 +4512,7 @@
         <w:t>英文能力</w:t>
       </w:r>
       <w:r>
-        <w:t>：无海外留学经历</w:t>
-      </w:r>
-      <w:proofErr w:type="gramStart"/>
-      <w:r>
-        <w:t>可不讲</w:t>
-      </w:r>
-      <w:proofErr w:type="gramEnd"/>
-      <w:r>
-        <w:t>英文能力。</w:t>
+        <w:t>：无海外留学经历可不讲英文能力。</w:t>
       </w:r>
     </w:p>
     <w:p>
@@ -4891,31 +4600,7 @@
         <w:t>后续衔接</w:t>
       </w:r>
       <w:r>
-        <w:t>：自我介绍后询问面试</w:t>
-      </w:r>
-      <w:proofErr w:type="gramStart"/>
-      <w:r>
-        <w:t>官是否</w:t>
-      </w:r>
-      <w:proofErr w:type="gramEnd"/>
-      <w:r>
-        <w:t>可扩展</w:t>
-      </w:r>
-      <w:proofErr w:type="gramStart"/>
-      <w:r>
-        <w:t>讲项目</w:t>
-      </w:r>
-      <w:proofErr w:type="gramEnd"/>
-      <w:r>
-        <w:t>亮点，依面试</w:t>
-      </w:r>
-      <w:proofErr w:type="gramStart"/>
-      <w:r>
-        <w:t>官决定</w:t>
-      </w:r>
-      <w:proofErr w:type="gramEnd"/>
-      <w:r>
-        <w:t>行事。</w:t>
+        <w:t>：自我介绍后询问面试官是否可扩展讲项目亮点，依面试官决定行事。</w:t>
       </w:r>
     </w:p>
     <w:p>
@@ -5028,34 +4713,10 @@
           <w:b/>
           <w:bCs/>
         </w:rPr>
-        <w:t>自</w:t>
-      </w:r>
-      <w:proofErr w:type="gramStart"/>
-      <w:r>
-        <w:rPr>
-          <w:b/>
-          <w:bCs/>
-        </w:rPr>
-        <w:t>研</w:t>
-      </w:r>
-      <w:proofErr w:type="gramEnd"/>
-      <w:r>
-        <w:rPr>
-          <w:b/>
-          <w:bCs/>
-        </w:rPr>
-        <w:t>组件</w:t>
-      </w:r>
-      <w:r>
-        <w:t>：自</w:t>
-      </w:r>
-      <w:proofErr w:type="gramStart"/>
-      <w:r>
-        <w:t>研</w:t>
-      </w:r>
-      <w:proofErr w:type="gramEnd"/>
-      <w:r>
-        <w:t>高性能虚拟滚动列表，支持</w:t>
+        <w:t>自研组件</w:t>
+      </w:r>
+      <w:r>
+        <w:t>：自研高性能虚拟滚动列表，支持</w:t>
       </w:r>
       <w:r>
         <w:rPr>
@@ -5131,16 +4792,8 @@
         <w:rPr>
           <w:rFonts w:hint="eastAsia"/>
         </w:rPr>
-        <w:t>从零到</w:t>
-      </w:r>
-      <w:proofErr w:type="gramStart"/>
-      <w:r>
-        <w:rPr>
-          <w:rFonts w:hint="eastAsia"/>
-        </w:rPr>
-        <w:t>一</w:t>
-      </w:r>
-      <w:proofErr w:type="gramEnd"/>
+        <w:t>从零到一</w:t>
+      </w:r>
       <w:r>
         <w:rPr>
           <w:rFonts w:hint="eastAsia"/>
@@ -5187,35 +4840,13 @@
         <w:t>渲染优化</w:t>
       </w:r>
       <w:r>
-        <w:t>：采用视口附近数据</w:t>
-      </w:r>
-      <w:proofErr w:type="gramStart"/>
-      <w:r>
-        <w:t>懒</w:t>
-      </w:r>
-      <w:proofErr w:type="gramEnd"/>
-      <w:r>
-        <w:t>加载方案，</w:t>
-      </w:r>
-      <w:r>
-        <w:rPr>
-          <w:rFonts w:hint="eastAsia"/>
-        </w:rPr>
-        <w:t>只渲染视口上下的内容，</w:t>
-      </w:r>
-      <w:proofErr w:type="gramStart"/>
-      <w:r>
-        <w:rPr>
-          <w:rFonts w:hint="eastAsia"/>
-        </w:rPr>
-        <w:t>其余用</w:t>
-      </w:r>
-      <w:proofErr w:type="gramEnd"/>
-      <w:r>
-        <w:rPr>
-          <w:rFonts w:hint="eastAsia"/>
-        </w:rPr>
-        <w:t>展位高度</w:t>
+        <w:t>：采用视口附近数据懒加载方案，</w:t>
+      </w:r>
+      <w:r>
+        <w:rPr>
+          <w:rFonts w:hint="eastAsia"/>
+        </w:rPr>
+        <w:t>只渲染视口上下的内容，其余用展位高度</w:t>
       </w:r>
       <w:r>
         <w:t>撑开滚动条，保障滚动丝滑。</w:t>
@@ -5233,7 +4864,6 @@
           <w:strike/>
         </w:rPr>
       </w:pPr>
-      <w:proofErr w:type="gramStart"/>
       <w:r>
         <w:rPr>
           <w:b/>
@@ -5242,26 +4872,11 @@
         </w:rPr>
         <w:t>锚点计算</w:t>
       </w:r>
-      <w:proofErr w:type="gramEnd"/>
       <w:r>
         <w:rPr>
           <w:strike/>
         </w:rPr>
-        <w:t>：针对折叠、跳转改变高度场景，</w:t>
-      </w:r>
-      <w:proofErr w:type="gramStart"/>
-      <w:r>
-        <w:rPr>
-          <w:strike/>
-        </w:rPr>
-        <w:t>通过锚点计算</w:t>
-      </w:r>
-      <w:proofErr w:type="gramEnd"/>
-      <w:r>
-        <w:rPr>
-          <w:strike/>
-        </w:rPr>
-        <w:t>避免滚动条位置偏移。</w:t>
+        <w:t>：针对折叠、跳转改变高度场景，通过锚点计算避免滚动条位置偏移。</w:t>
       </w:r>
     </w:p>
     <w:p>
@@ -5283,15 +4898,7 @@
         <w:t>双向加载</w:t>
       </w:r>
       <w:r>
-        <w:t>：双向加载设置触发点获取数据，可按周获取，上</w:t>
-      </w:r>
-      <w:proofErr w:type="gramStart"/>
-      <w:r>
-        <w:t>拉下拉做懒</w:t>
-      </w:r>
-      <w:proofErr w:type="gramEnd"/>
-      <w:r>
-        <w:t>加载及滚动位置修正。</w:t>
+        <w:t>：双向加载设置触发点获取数据，可按周获取，上拉下拉做懒加载及滚动位置修正。</w:t>
       </w:r>
     </w:p>
     <w:p>
@@ -5510,21 +5117,7 @@
         <w:rPr>
           <w:rFonts w:hint="eastAsia"/>
         </w:rPr>
-        <w:t>），</w:t>
-      </w:r>
-      <w:proofErr w:type="gramStart"/>
-      <w:r>
-        <w:rPr>
-          <w:rFonts w:hint="eastAsia"/>
-        </w:rPr>
-        <w:t>写一半</w:t>
-      </w:r>
-      <w:proofErr w:type="gramEnd"/>
-      <w:r>
-        <w:rPr>
-          <w:rFonts w:hint="eastAsia"/>
-        </w:rPr>
-        <w:t>会丢稿等</w:t>
+        <w:t>），写一半会丢稿等</w:t>
       </w:r>
     </w:p>
     <w:p>
@@ -5809,35 +5402,7 @@
         <w:rPr>
           <w:rFonts w:hint="eastAsia"/>
         </w:rPr>
-        <w:t>节流、防抖函数：防止</w:t>
-      </w:r>
-      <w:proofErr w:type="gramStart"/>
-      <w:r>
-        <w:rPr>
-          <w:rFonts w:hint="eastAsia"/>
-        </w:rPr>
-        <w:t>输入卡顿</w:t>
-      </w:r>
-      <w:proofErr w:type="gramEnd"/>
-      <w:r>
-        <w:rPr>
-          <w:rFonts w:hint="eastAsia"/>
-        </w:rPr>
-        <w:t>、监听防抖，JSON</w:t>
-      </w:r>
-      <w:proofErr w:type="gramStart"/>
-      <w:r>
-        <w:rPr>
-          <w:rFonts w:hint="eastAsia"/>
-        </w:rPr>
-        <w:t>序列化防</w:t>
-      </w:r>
-      <w:proofErr w:type="gramEnd"/>
-      <w:r>
-        <w:rPr>
-          <w:rFonts w:hint="eastAsia"/>
-        </w:rPr>
-        <w:t>抖优化</w:t>
+        <w:t>节流、防抖函数：防止输入卡顿、监听防抖，JSON序列化防抖优化</w:t>
       </w:r>
     </w:p>
     <w:p>
@@ -5976,21 +5541,7 @@
         <w:rPr>
           <w:rFonts w:hint="eastAsia"/>
         </w:rPr>
-        <w:t>T：从零到</w:t>
-      </w:r>
-      <w:proofErr w:type="gramStart"/>
-      <w:r>
-        <w:rPr>
-          <w:rFonts w:hint="eastAsia"/>
-        </w:rPr>
-        <w:t>一</w:t>
-      </w:r>
-      <w:proofErr w:type="gramEnd"/>
-      <w:r>
-        <w:rPr>
-          <w:rFonts w:hint="eastAsia"/>
-        </w:rPr>
-        <w:t>独自负责，具备跨平台可控可观测可校验</w:t>
+        <w:t>T：从零到一独自负责，具备跨平台可控可观测可校验</w:t>
       </w:r>
     </w:p>
     <w:p>
@@ -6091,21 +5642,7 @@
         <w:rPr>
           <w:rFonts w:hint="eastAsia"/>
         </w:rPr>
-        <w:t>双引擎烧录策略 ,windows使用，</w:t>
-      </w:r>
-      <w:proofErr w:type="gramStart"/>
-      <w:r>
-        <w:rPr>
-          <w:rFonts w:hint="eastAsia"/>
-        </w:rPr>
-        <w:t>主进程</w:t>
-      </w:r>
-      <w:proofErr w:type="gramEnd"/>
-      <w:r>
-        <w:rPr>
-          <w:rFonts w:hint="eastAsia"/>
-        </w:rPr>
-        <w:t>抽象，按照不同平台发送，渲染进程复制试图UI与可视化，</w:t>
+        <w:t>双引擎烧录策略 ,windows使用，主进程抽象，按照不同平台发送，渲染进程复制试图UI与可视化，</w:t>
       </w:r>
     </w:p>
     <w:p>
@@ -6470,21 +6007,7 @@
         <w:rPr>
           <w:rFonts w:hint="eastAsia"/>
         </w:rPr>
-        <w:t>（从</w:t>
-      </w:r>
-      <w:proofErr w:type="gramStart"/>
-      <w:r>
-        <w:rPr>
-          <w:rFonts w:hint="eastAsia"/>
-        </w:rPr>
-        <w:t>设备读</w:t>
-      </w:r>
-      <w:proofErr w:type="gramEnd"/>
-      <w:r>
-        <w:rPr>
-          <w:rFonts w:hint="eastAsia"/>
-        </w:rPr>
-        <w:t>回的字节数）</w:t>
+        <w:t>（从设备读回的字节数）</w:t>
       </w:r>
       <w:r>
         <w:rPr>
@@ -6876,21 +6399,7 @@
         <w:rPr>
           <w:rFonts w:hint="eastAsia"/>
         </w:rPr>
-        <w:t>、</w:t>
-      </w:r>
-      <w:proofErr w:type="gramStart"/>
-      <w:r>
-        <w:rPr>
-          <w:rFonts w:hint="eastAsia"/>
-        </w:rPr>
-        <w:t>块级作用域</w:t>
-      </w:r>
-      <w:proofErr w:type="gramEnd"/>
-      <w:r>
-        <w:rPr>
-          <w:rFonts w:hint="eastAsia"/>
-        </w:rPr>
-        <w:t>（{}）</w:t>
+        <w:t>、块级作用域（{}）</w:t>
       </w:r>
       <w:r>
         <w:rPr>
@@ -7190,16 +6699,8 @@
         <w:rPr>
           <w:rFonts w:hint="eastAsia"/>
         </w:rPr>
-        <w:t xml:space="preserve">Call Stack </w:t>
-      </w:r>
-      <w:proofErr w:type="gramStart"/>
-      <w:r>
-        <w:rPr>
-          <w:rFonts w:hint="eastAsia"/>
-        </w:rPr>
-        <w:t>栈</w:t>
-      </w:r>
-      <w:proofErr w:type="gramEnd"/>
+        <w:t>Call Stack 栈</w:t>
+      </w:r>
       <w:r>
         <w:rPr>
           <w:rFonts w:hint="eastAsia"/>
@@ -7359,35 +6860,7 @@
         <w:rPr>
           <w:rFonts w:hint="eastAsia"/>
         </w:rPr>
-        <w:t>在</w:t>
-      </w:r>
-      <w:proofErr w:type="gramStart"/>
-      <w:r>
-        <w:rPr>
-          <w:rFonts w:hint="eastAsia"/>
-        </w:rPr>
-        <w:t>微任务</w:t>
-      </w:r>
-      <w:proofErr w:type="gramEnd"/>
-      <w:r>
-        <w:rPr>
-          <w:rFonts w:hint="eastAsia"/>
-        </w:rPr>
-        <w:t>执行完成</w:t>
-      </w:r>
-      <w:proofErr w:type="gramStart"/>
-      <w:r>
-        <w:rPr>
-          <w:rFonts w:hint="eastAsia"/>
-        </w:rPr>
-        <w:t>宏任务</w:t>
-      </w:r>
-      <w:proofErr w:type="gramEnd"/>
-      <w:r>
-        <w:rPr>
-          <w:rFonts w:hint="eastAsia"/>
-        </w:rPr>
-        <w:t>执行前，v8引擎尝试渲染页面（渲染机会），</w:t>
+        <w:t>在微任务执行完成宏任务执行前，v8引擎尝试渲染页面（渲染机会），</w:t>
       </w:r>
       <w:proofErr w:type="spellStart"/>
       <w:r>
@@ -7401,55 +6874,13 @@
         <w:rPr>
           <w:rFonts w:hint="eastAsia"/>
         </w:rPr>
-        <w:t>（</w:t>
-      </w:r>
-      <w:proofErr w:type="gramStart"/>
-      <w:r>
-        <w:rPr>
-          <w:rFonts w:hint="eastAsia"/>
-        </w:rPr>
-        <w:t>浏览器帧与帧</w:t>
-      </w:r>
-      <w:proofErr w:type="gramEnd"/>
-      <w:r>
-        <w:rPr>
-          <w:rFonts w:hint="eastAsia"/>
-        </w:rPr>
-        <w:t>之间穿插的回调）浏览器制作高性能动画API</w:t>
-      </w:r>
-      <w:r>
-        <w:rPr>
-          <w:rFonts w:hint="eastAsia"/>
-        </w:rPr>
-        <w:t>，在</w:t>
-      </w:r>
-      <w:proofErr w:type="gramStart"/>
-      <w:r>
-        <w:rPr>
-          <w:rFonts w:hint="eastAsia"/>
-        </w:rPr>
-        <w:t>重绘前调用</w:t>
-      </w:r>
-      <w:proofErr w:type="gramEnd"/>
-      <w:r>
-        <w:rPr>
-          <w:rFonts w:hint="eastAsia"/>
-        </w:rPr>
-        <w:t>，接受回</w:t>
-      </w:r>
-      <w:proofErr w:type="gramStart"/>
-      <w:r>
-        <w:rPr>
-          <w:rFonts w:hint="eastAsia"/>
-        </w:rPr>
-        <w:t>调函数</w:t>
-      </w:r>
-      <w:proofErr w:type="gramEnd"/>
-      <w:r>
-        <w:rPr>
-          <w:rFonts w:hint="eastAsia"/>
-        </w:rPr>
-        <w:t>作为参数</w:t>
+        <w:t>（浏览器帧与帧之间穿插的回调）浏览器制作高性能动画API</w:t>
+      </w:r>
+      <w:r>
+        <w:rPr>
+          <w:rFonts w:hint="eastAsia"/>
+        </w:rPr>
+        <w:t>，在重绘前调用，接受回调函数作为参数</w:t>
       </w:r>
     </w:p>
     <w:p>
@@ -7552,15 +6983,7 @@
         <w:t>任务队列</w:t>
       </w:r>
       <w:r>
-        <w:t>：同步代码是</w:t>
-      </w:r>
-      <w:proofErr w:type="gramStart"/>
-      <w:r>
-        <w:t>宏任务</w:t>
-      </w:r>
-      <w:proofErr w:type="gramEnd"/>
-      <w:r>
-        <w:t>的</w:t>
+        <w:t>：同步代码是宏任务的</w:t>
       </w:r>
       <w:r>
         <w:rPr>
@@ -7569,15 +6992,7 @@
         <w:t>T</w:t>
       </w:r>
       <w:r>
-        <w:t xml:space="preserve"> 0 级任务，执行时</w:t>
-      </w:r>
-      <w:proofErr w:type="gramStart"/>
-      <w:r>
-        <w:t>先宏任务</w:t>
-      </w:r>
-      <w:proofErr w:type="gramEnd"/>
-      <w:r>
-        <w:t>后微任务，任务按队列顺序执行。</w:t>
+        <w:t xml:space="preserve"> 0 级任务，执行时先宏任务后微任务，任务按队列顺序执行。</w:t>
       </w:r>
     </w:p>
     <w:p>
@@ -7655,23 +7070,7 @@
         <w:t>渲染时机</w:t>
       </w:r>
       <w:r>
-        <w:t>：浏览器清空</w:t>
-      </w:r>
-      <w:proofErr w:type="gramStart"/>
-      <w:r>
-        <w:t>微任务</w:t>
-      </w:r>
-      <w:proofErr w:type="gramEnd"/>
-      <w:r>
-        <w:t>后，执行</w:t>
-      </w:r>
-      <w:proofErr w:type="gramStart"/>
-      <w:r>
-        <w:t>宏任务</w:t>
-      </w:r>
-      <w:proofErr w:type="gramEnd"/>
-      <w:r>
-        <w:t>前，会尝试渲染页面，可利用 Request Animation Frame 制作高性能动画。</w:t>
+        <w:t>：浏览器清空微任务后，执行宏任务前，会尝试渲染页面，可利用 Request Animation Frame 制作高性能动画。</w:t>
       </w:r>
     </w:p>
     <w:p>
@@ -7751,31 +7150,7 @@
       </w:r>
       <w:proofErr w:type="spellEnd"/>
       <w:r>
-        <w:t xml:space="preserve"> 是一个Web API，允许网页作者请求浏览器在主线程空闲时</w:t>
-      </w:r>
-      <w:proofErr w:type="gramStart"/>
-      <w:r>
-        <w:t>执行低</w:t>
-      </w:r>
-      <w:proofErr w:type="gramEnd"/>
-      <w:r>
-        <w:t>优先级后台任务，从而避免</w:t>
-      </w:r>
-      <w:proofErr w:type="gramStart"/>
-      <w:r>
-        <w:t>干扰高</w:t>
-      </w:r>
-      <w:proofErr w:type="gramEnd"/>
-      <w:r>
-        <w:t>优先级操作（如input处理、动画和</w:t>
-      </w:r>
-      <w:proofErr w:type="gramStart"/>
-      <w:r>
-        <w:t>帧合成</w:t>
-      </w:r>
-      <w:proofErr w:type="gramEnd"/>
-      <w:r>
-        <w:t>），提升页面响应性和整体性能。</w:t>
+        <w:t xml:space="preserve"> 是一个Web API，允许网页作者请求浏览器在主线程空闲时执行低优先级后台任务，从而避免干扰高优先级操作（如input处理、动画和帧合成），提升页面响应性和整体性能。</w:t>
       </w:r>
       <w:r>
         <w:rPr>
@@ -7794,21 +7169,7 @@
         <w:rPr>
           <w:rFonts w:hint="eastAsia"/>
         </w:rPr>
-        <w:t>既不是</w:t>
-      </w:r>
-      <w:proofErr w:type="gramStart"/>
-      <w:r>
-        <w:rPr>
-          <w:rFonts w:hint="eastAsia"/>
-        </w:rPr>
-        <w:t>微任务</w:t>
-      </w:r>
-      <w:proofErr w:type="gramEnd"/>
-      <w:r>
-        <w:rPr>
-          <w:rFonts w:hint="eastAsia"/>
-        </w:rPr>
-        <w:t>也不是宏任务</w:t>
+        <w:t>既不是微任务也不是宏任务</w:t>
       </w:r>
     </w:p>
     <w:p>
@@ -7875,7 +7236,6 @@
         </w:rPr>
       </w:pPr>
       <w:proofErr w:type="spellStart"/>
-      <w:proofErr w:type="gramStart"/>
       <w:r>
         <w:rPr>
           <w:rFonts w:hint="eastAsia"/>
@@ -7883,7 +7243,6 @@
         <w:t>mo.observe</w:t>
       </w:r>
       <w:proofErr w:type="spellEnd"/>
-      <w:proofErr w:type="gramEnd"/>
       <w:r>
         <w:rPr>
           <w:rFonts w:hint="eastAsia"/>
@@ -7891,7 +7250,6 @@
         <w:t>(</w:t>
       </w:r>
       <w:proofErr w:type="spellStart"/>
-      <w:proofErr w:type="gramStart"/>
       <w:r>
         <w:rPr>
           <w:rFonts w:hint="eastAsia"/>
@@ -7899,19 +7257,11 @@
         <w:t>document.body</w:t>
       </w:r>
       <w:proofErr w:type="spellEnd"/>
-      <w:proofErr w:type="gramEnd"/>
-      <w:r>
-        <w:rPr>
-          <w:rFonts w:hint="eastAsia"/>
-        </w:rPr>
-        <w:t xml:space="preserve">, </w:t>
-      </w:r>
-      <w:proofErr w:type="gramStart"/>
-      <w:r>
-        <w:rPr>
-          <w:rFonts w:hint="eastAsia"/>
-        </w:rPr>
-        <w:t xml:space="preserve">{ </w:t>
+      <w:r>
+        <w:rPr>
+          <w:rFonts w:hint="eastAsia"/>
+        </w:rPr>
+        <w:t xml:space="preserve">, { </w:t>
       </w:r>
       <w:proofErr w:type="spellStart"/>
       <w:r>
@@ -7921,49 +7271,32 @@
         <w:t>childList</w:t>
       </w:r>
       <w:proofErr w:type="spellEnd"/>
-      <w:proofErr w:type="gramEnd"/>
-      <w:r>
-        <w:rPr>
-          <w:rFonts w:hint="eastAsia"/>
-        </w:rPr>
-        <w:t xml:space="preserve">: </w:t>
-      </w:r>
-      <w:proofErr w:type="gramStart"/>
-      <w:r>
-        <w:rPr>
-          <w:rFonts w:hint="eastAsia"/>
-        </w:rPr>
-        <w:t>true }</w:t>
-      </w:r>
-      <w:proofErr w:type="gramEnd"/>
-      <w:r>
-        <w:rPr>
-          <w:rFonts w:hint="eastAsia"/>
-        </w:rPr>
-        <w:t>);</w:t>
-      </w:r>
-    </w:p>
-    <w:p>
-      <w:pPr>
-        <w:rPr>
-          <w:rFonts w:hint="eastAsia"/>
-        </w:rPr>
-      </w:pPr>
-    </w:p>
-    <w:p>
-      <w:pPr>
-        <w:rPr>
-          <w:rFonts w:hint="eastAsia"/>
-        </w:rPr>
-      </w:pPr>
-      <w:proofErr w:type="gramStart"/>
+      <w:r>
+        <w:rPr>
+          <w:rFonts w:hint="eastAsia"/>
+        </w:rPr>
+        <w:t>: true });</w:t>
+      </w:r>
+    </w:p>
+    <w:p>
+      <w:pPr>
+        <w:rPr>
+          <w:rFonts w:hint="eastAsia"/>
+        </w:rPr>
+      </w:pPr>
+    </w:p>
+    <w:p>
+      <w:pPr>
+        <w:rPr>
+          <w:rFonts w:hint="eastAsia"/>
+        </w:rPr>
+      </w:pPr>
       <w:r>
         <w:rPr>
           <w:rFonts w:hint="eastAsia"/>
         </w:rPr>
         <w:t>可用于埋点</w:t>
       </w:r>
-      <w:proofErr w:type="gramEnd"/>
     </w:p>
     <w:p>
       <w:pPr>
@@ -8015,14 +7348,12 @@
         </w:rPr>
         <w:t>，</w:t>
       </w:r>
-      <w:proofErr w:type="gramStart"/>
       <w:r>
         <w:rPr>
           <w:rFonts w:hint="eastAsia"/>
         </w:rPr>
         <w:t>块级作用域</w:t>
       </w:r>
-      <w:proofErr w:type="gramEnd"/>
       <w:r>
         <w:rPr>
           <w:rFonts w:hint="eastAsia"/>
@@ -8087,35 +7418,7 @@
         <w:rPr>
           <w:rFonts w:hint="eastAsia"/>
         </w:rPr>
-        <w:t>Var定义的变量能在</w:t>
-      </w:r>
-      <w:proofErr w:type="gramStart"/>
-      <w:r>
-        <w:rPr>
-          <w:rFonts w:hint="eastAsia"/>
-        </w:rPr>
-        <w:t>块级作用</w:t>
-      </w:r>
-      <w:proofErr w:type="gramEnd"/>
-      <w:r>
-        <w:rPr>
-          <w:rFonts w:hint="eastAsia"/>
-        </w:rPr>
-        <w:t>域外访问，let定义的变量不能在</w:t>
-      </w:r>
-      <w:proofErr w:type="gramStart"/>
-      <w:r>
-        <w:rPr>
-          <w:rFonts w:hint="eastAsia"/>
-        </w:rPr>
-        <w:t>块级作用</w:t>
-      </w:r>
-      <w:proofErr w:type="gramEnd"/>
-      <w:r>
-        <w:rPr>
-          <w:rFonts w:hint="eastAsia"/>
-        </w:rPr>
-        <w:t>域外访问</w:t>
+        <w:t>Var定义的变量能在块级作用域外访问，let定义的变量不能在块级作用域外访问</w:t>
       </w:r>
     </w:p>
     <w:p>
@@ -8394,31 +7697,7 @@
         <w:t>任务执行顺序</w:t>
       </w:r>
       <w:r>
-        <w:t>：</w:t>
-      </w:r>
-      <w:proofErr w:type="gramStart"/>
-      <w:r>
-        <w:t>先宏任务</w:t>
-      </w:r>
-      <w:proofErr w:type="gramEnd"/>
-      <w:r>
-        <w:t>后微任务，</w:t>
-      </w:r>
-      <w:proofErr w:type="gramStart"/>
-      <w:r>
-        <w:t>宏任务</w:t>
-      </w:r>
-      <w:proofErr w:type="gramEnd"/>
-      <w:r>
-        <w:t>执行完生成</w:t>
-      </w:r>
-      <w:proofErr w:type="gramStart"/>
-      <w:r>
-        <w:t>微任务再</w:t>
-      </w:r>
-      <w:proofErr w:type="gramEnd"/>
-      <w:r>
-        <w:t>执行，涉及 event loop 运行机制。</w:t>
+        <w:t>：先宏任务后微任务，宏任务执行完生成微任务再执行，涉及 event loop 运行机制。</w:t>
       </w:r>
     </w:p>
     <w:p>
@@ -8455,15 +7734,7 @@
       </w:r>
       <w:proofErr w:type="spellEnd"/>
       <w:r>
-        <w:t xml:space="preserve"> </w:t>
-      </w:r>
-      <w:proofErr w:type="gramStart"/>
-      <w:r>
-        <w:t>放微任务</w:t>
-      </w:r>
-      <w:proofErr w:type="gramEnd"/>
-      <w:r>
-        <w:t>，</w:t>
+        <w:t xml:space="preserve"> 放微任务，</w:t>
       </w:r>
       <w:proofErr w:type="spellStart"/>
       <w:r>
@@ -8474,11 +7745,7 @@
       </w:r>
       <w:proofErr w:type="spellEnd"/>
       <w:r>
-        <w:t xml:space="preserve"> 用于监控元素或全局 body 变化，</w:t>
-      </w:r>
-      <w:proofErr w:type="gramStart"/>
-      <w:r>
-        <w:t xml:space="preserve">request </w:t>
+        <w:t xml:space="preserve"> 用于监控元素或全局 body 变化，request </w:t>
       </w:r>
       <w:proofErr w:type="spellStart"/>
       <w:r>
@@ -8486,19 +7753,7 @@
       </w:r>
       <w:proofErr w:type="spellEnd"/>
       <w:r>
-        <w:t xml:space="preserve"> </w:t>
-      </w:r>
-      <w:proofErr w:type="gramEnd"/>
-      <w:r>
-        <w:t>either or back 是动画优化方案，既</w:t>
-      </w:r>
-      <w:proofErr w:type="gramStart"/>
-      <w:r>
-        <w:t>非宏任务也非微任务</w:t>
-      </w:r>
-      <w:proofErr w:type="gramEnd"/>
-      <w:r>
-        <w:t xml:space="preserve"> 。</w:t>
+        <w:t xml:space="preserve"> either or back 是动画优化方案，既非宏任务也非微任务 。</w:t>
       </w:r>
     </w:p>
     <w:p>
@@ -8567,15 +7822,7 @@
         <w:t>作用域类型</w:t>
       </w:r>
       <w:r>
-        <w:t>：全局作用域、模块作用域、函数作用域、</w:t>
-      </w:r>
-      <w:proofErr w:type="gramStart"/>
-      <w:r>
-        <w:t>块级作用域</w:t>
-      </w:r>
-      <w:proofErr w:type="gramEnd"/>
-      <w:r>
-        <w:t>。全局变量在浏览器环境和 Node 环境表现不同。</w:t>
+        <w:t>：全局作用域、模块作用域、函数作用域、块级作用域。全局变量在浏览器环境和 Node 环境表现不同。</w:t>
       </w:r>
     </w:p>
     <w:p>
@@ -8593,7 +7840,6 @@
           <w:rFonts w:hint="eastAsia"/>
         </w:rPr>
       </w:pPr>
-      <w:proofErr w:type="gramStart"/>
       <w:r>
         <w:rPr>
           <w:b/>
@@ -8601,25 +7847,8 @@
         </w:rPr>
         <w:t>块级作用域</w:t>
       </w:r>
-      <w:proofErr w:type="gramEnd"/>
-      <w:r>
-        <w:t>：由大括号形成，let 声明的变量</w:t>
-      </w:r>
-      <w:proofErr w:type="gramStart"/>
-      <w:r>
-        <w:t>在块级作用域</w:t>
-      </w:r>
-      <w:proofErr w:type="gramEnd"/>
-      <w:r>
-        <w:t>内有效，var 声明的变量可</w:t>
-      </w:r>
-      <w:proofErr w:type="gramStart"/>
-      <w:r>
-        <w:t>突破块级作用域</w:t>
-      </w:r>
-      <w:proofErr w:type="gramEnd"/>
-      <w:r>
-        <w:t>。</w:t>
+      <w:r>
+        <w:t>：由大括号形成，let 声明的变量在块级作用域内有效，var 声明的变量可突破块级作用域。</w:t>
       </w:r>
     </w:p>
     <w:p>
@@ -8768,15 +7997,7 @@
         <w:t>变量作用域</w:t>
       </w:r>
       <w:r>
-        <w:t>：函数作用域内定义的变量在域外不能访问；</w:t>
-      </w:r>
-      <w:proofErr w:type="gramStart"/>
-      <w:r>
-        <w:t>块级作用域</w:t>
-      </w:r>
-      <w:proofErr w:type="gramEnd"/>
-      <w:r>
-        <w:t>里，let 定义的变量域外不能访问，var 可以。</w:t>
+        <w:t>：函数作用域内定义的变量在域外不能访问；块级作用域里，let 定义的变量域外不能访问，var 可以。</w:t>
       </w:r>
     </w:p>
     <w:p>
@@ -9288,15 +8509,7 @@
         <w:t>export default</w:t>
       </w:r>
       <w:r>
-        <w:t>：一个文件只能有一个，不能接变量声明，可接函数、类声明及任意表达式。接收时不用括号，若导出</w:t>
-      </w:r>
-      <w:proofErr w:type="gramStart"/>
-      <w:r>
-        <w:t>多个值需通过</w:t>
-      </w:r>
-      <w:proofErr w:type="gramEnd"/>
-      <w:r>
-        <w:t>对象解构。</w:t>
+        <w:t>：一个文件只能有一个，不能接变量声明，可接函数、类声明及任意表达式。接收时不用括号，若导出多个值需通过对象解构。</w:t>
       </w:r>
     </w:p>
     <w:p>
@@ -9751,15 +8964,7 @@
         <w:t>ES model</w:t>
       </w:r>
       <w:r>
-        <w:t>：具有活绑定特性，永远</w:t>
-      </w:r>
-      <w:proofErr w:type="gramStart"/>
-      <w:r>
-        <w:t>引用值</w:t>
-      </w:r>
-      <w:proofErr w:type="gramEnd"/>
-      <w:r>
-        <w:t>的引用，值改变会实时反映。</w:t>
+        <w:t>：具有活绑定特性，永远引用值的引用，值改变会实时反映。</w:t>
       </w:r>
     </w:p>
     <w:p>
@@ -9782,15 +8987,7 @@
       </w:r>
       <w:proofErr w:type="spellEnd"/>
       <w:r>
-        <w:t>：是快照，后续调用返回缓存值。可通过对象属性或函数方式实现</w:t>
-      </w:r>
-      <w:proofErr w:type="gramStart"/>
-      <w:r>
-        <w:t>类似活</w:t>
-      </w:r>
-      <w:proofErr w:type="gramEnd"/>
-      <w:r>
-        <w:t>绑定效果。</w:t>
+        <w:t>：是快照，后续调用返回缓存值。可通过对象属性或函数方式实现类似活绑定效果。</w:t>
       </w:r>
     </w:p>
     <w:p>
@@ -9940,21 +9137,7 @@
               <w:rPr>
                 <w:rFonts w:hint="eastAsia"/>
               </w:rPr>
-              <w:t>"</w:t>
-            </w:r>
-            <w:proofErr w:type="gramStart"/>
-            <w:r>
-              <w:rPr>
-                <w:rFonts w:hint="eastAsia"/>
-              </w:rPr>
-              <w:t>use</w:t>
-            </w:r>
-            <w:proofErr w:type="gramEnd"/>
-            <w:r>
-              <w:rPr>
-                <w:rFonts w:hint="eastAsia"/>
-              </w:rPr>
-              <w:t xml:space="preserve"> strict";</w:t>
+              <w:t>"use strict";</w:t>
             </w:r>
           </w:p>
           <w:p>
@@ -10016,7 +9199,6 @@
               <w:t xml:space="preserve">function </w:t>
             </w:r>
             <w:proofErr w:type="spellStart"/>
-            <w:proofErr w:type="gramStart"/>
             <w:r>
               <w:rPr>
                 <w:rFonts w:hint="eastAsia"/>
@@ -10028,41 +9210,20 @@
               <w:rPr>
                 <w:rFonts w:hint="eastAsia"/>
               </w:rPr>
-              <w:t>(</w:t>
-            </w:r>
-            <w:proofErr w:type="gramEnd"/>
-            <w:r>
-              <w:rPr>
-                <w:rFonts w:hint="eastAsia"/>
-              </w:rPr>
-              <w:t>) {</w:t>
-            </w:r>
-          </w:p>
-          <w:p>
-            <w:pPr>
-              <w:rPr>
-                <w:rFonts w:hint="eastAsia"/>
-              </w:rPr>
-            </w:pPr>
-            <w:r>
-              <w:rPr>
-                <w:rFonts w:hint="eastAsia"/>
-              </w:rPr>
-              <w:t xml:space="preserve">  "</w:t>
-            </w:r>
-            <w:proofErr w:type="gramStart"/>
-            <w:r>
-              <w:rPr>
-                <w:rFonts w:hint="eastAsia"/>
-              </w:rPr>
-              <w:t>use</w:t>
-            </w:r>
-            <w:proofErr w:type="gramEnd"/>
-            <w:r>
-              <w:rPr>
-                <w:rFonts w:hint="eastAsia"/>
-              </w:rPr>
-              <w:t xml:space="preserve"> strict";</w:t>
+              <w:t>() {</w:t>
+            </w:r>
+          </w:p>
+          <w:p>
+            <w:pPr>
+              <w:rPr>
+                <w:rFonts w:hint="eastAsia"/>
+              </w:rPr>
+            </w:pPr>
+            <w:r>
+              <w:rPr>
+                <w:rFonts w:hint="eastAsia"/>
+              </w:rPr>
+              <w:t xml:space="preserve">  "use strict";</w:t>
             </w:r>
           </w:p>
           <w:p>
@@ -10124,7 +9285,6 @@
               <w:t xml:space="preserve">function </w:t>
             </w:r>
             <w:proofErr w:type="spellStart"/>
-            <w:proofErr w:type="gramStart"/>
             <w:r>
               <w:rPr>
                 <w:rFonts w:hint="eastAsia"/>
@@ -10136,14 +9296,7 @@
               <w:rPr>
                 <w:rFonts w:hint="eastAsia"/>
               </w:rPr>
-              <w:t>(</w:t>
-            </w:r>
-            <w:proofErr w:type="gramEnd"/>
-            <w:r>
-              <w:rPr>
-                <w:rFonts w:hint="eastAsia"/>
-              </w:rPr>
-              <w:t>) {</w:t>
+              <w:t>() {</w:t>
             </w:r>
           </w:p>
           <w:p>
@@ -10375,21 +9528,7 @@
               <w:rPr>
                 <w:rFonts w:hint="eastAsia"/>
               </w:rPr>
-              <w:t>"</w:t>
-            </w:r>
-            <w:proofErr w:type="gramStart"/>
-            <w:r>
-              <w:rPr>
-                <w:rFonts w:hint="eastAsia"/>
-              </w:rPr>
-              <w:t>use</w:t>
-            </w:r>
-            <w:proofErr w:type="gramEnd"/>
-            <w:r>
-              <w:rPr>
-                <w:rFonts w:hint="eastAsia"/>
-              </w:rPr>
-              <w:t xml:space="preserve"> strict";</w:t>
+              <w:t>"use strict";</w:t>
             </w:r>
           </w:p>
           <w:p>
@@ -10510,35 +9649,7 @@
               <w:rPr>
                 <w:rFonts w:hint="eastAsia"/>
               </w:rPr>
-              <w:t xml:space="preserve">var obj = </w:t>
-            </w:r>
-            <w:proofErr w:type="gramStart"/>
-            <w:r>
-              <w:rPr>
-                <w:rFonts w:hint="eastAsia"/>
-              </w:rPr>
-              <w:t>{ x</w:t>
-            </w:r>
-            <w:proofErr w:type="gramEnd"/>
-            <w:r>
-              <w:rPr>
-                <w:rFonts w:hint="eastAsia"/>
-              </w:rPr>
-              <w:t xml:space="preserve">: </w:t>
-            </w:r>
-            <w:proofErr w:type="gramStart"/>
-            <w:r>
-              <w:rPr>
-                <w:rFonts w:hint="eastAsia"/>
-              </w:rPr>
-              <w:t>1 }</w:t>
-            </w:r>
-            <w:proofErr w:type="gramEnd"/>
-            <w:r>
-              <w:rPr>
-                <w:rFonts w:hint="eastAsia"/>
-              </w:rPr>
-              <w:t>;</w:t>
+              <w:t>var obj = { x: 1 };</w:t>
             </w:r>
           </w:p>
           <w:p>
@@ -10564,30 +9675,8 @@
               <w:rPr>
                 <w:rFonts w:hint="eastAsia"/>
               </w:rPr>
-              <w:t xml:space="preserve">console.log(obj); // </w:t>
-            </w:r>
-            <w:proofErr w:type="gramStart"/>
-            <w:r>
-              <w:rPr>
-                <w:rFonts w:hint="eastAsia"/>
-              </w:rPr>
-              <w:t>{ x</w:t>
-            </w:r>
-            <w:proofErr w:type="gramEnd"/>
-            <w:r>
-              <w:rPr>
-                <w:rFonts w:hint="eastAsia"/>
-              </w:rPr>
-              <w:t xml:space="preserve">: </w:t>
-            </w:r>
-            <w:proofErr w:type="gramStart"/>
-            <w:r>
-              <w:rPr>
-                <w:rFonts w:hint="eastAsia"/>
-              </w:rPr>
-              <w:t>1 }</w:t>
-            </w:r>
-            <w:proofErr w:type="gramEnd"/>
+              <w:t>console.log(obj); // { x: 1 }</w:t>
+            </w:r>
           </w:p>
           <w:p>
             <w:pPr>
@@ -10619,62 +9708,20 @@
               <w:rPr>
                 <w:rFonts w:hint="eastAsia"/>
               </w:rPr>
-              <w:t>"</w:t>
-            </w:r>
-            <w:proofErr w:type="gramStart"/>
-            <w:r>
-              <w:rPr>
-                <w:rFonts w:hint="eastAsia"/>
-              </w:rPr>
-              <w:t>use</w:t>
-            </w:r>
-            <w:proofErr w:type="gramEnd"/>
-            <w:r>
-              <w:rPr>
-                <w:rFonts w:hint="eastAsia"/>
-              </w:rPr>
-              <w:t xml:space="preserve"> strict";</w:t>
-            </w:r>
-          </w:p>
-          <w:p>
-            <w:pPr>
-              <w:rPr>
-                <w:rFonts w:hint="eastAsia"/>
-              </w:rPr>
-            </w:pPr>
-            <w:r>
-              <w:rPr>
-                <w:rFonts w:hint="eastAsia"/>
-              </w:rPr>
-              <w:t xml:space="preserve">var obj = </w:t>
-            </w:r>
-            <w:proofErr w:type="gramStart"/>
-            <w:r>
-              <w:rPr>
-                <w:rFonts w:hint="eastAsia"/>
-              </w:rPr>
-              <w:t>{ x</w:t>
-            </w:r>
-            <w:proofErr w:type="gramEnd"/>
-            <w:r>
-              <w:rPr>
-                <w:rFonts w:hint="eastAsia"/>
-              </w:rPr>
-              <w:t xml:space="preserve">: </w:t>
-            </w:r>
-            <w:proofErr w:type="gramStart"/>
-            <w:r>
-              <w:rPr>
-                <w:rFonts w:hint="eastAsia"/>
-              </w:rPr>
-              <w:t>1 }</w:t>
-            </w:r>
-            <w:proofErr w:type="gramEnd"/>
-            <w:r>
-              <w:rPr>
-                <w:rFonts w:hint="eastAsia"/>
-              </w:rPr>
-              <w:t>;</w:t>
+              <w:t>"use strict";</w:t>
+            </w:r>
+          </w:p>
+          <w:p>
+            <w:pPr>
+              <w:rPr>
+                <w:rFonts w:hint="eastAsia"/>
+              </w:rPr>
+            </w:pPr>
+            <w:r>
+              <w:rPr>
+                <w:rFonts w:hint="eastAsia"/>
+              </w:rPr>
+              <w:t>var obj = { x: 1 };</w:t>
             </w:r>
           </w:p>
           <w:p>
@@ -10771,21 +9818,7 @@
               <w:rPr>
                 <w:rFonts w:hint="eastAsia"/>
               </w:rPr>
-              <w:t xml:space="preserve">  </w:t>
-            </w:r>
-            <w:proofErr w:type="gramStart"/>
-            <w:r>
-              <w:rPr>
-                <w:rFonts w:hint="eastAsia"/>
-              </w:rPr>
-              <w:t>console.log(</w:t>
-            </w:r>
-            <w:proofErr w:type="gramEnd"/>
-            <w:r>
-              <w:rPr>
-                <w:rFonts w:hint="eastAsia"/>
-              </w:rPr>
-              <w:t>a, c);</w:t>
+              <w:t xml:space="preserve">  console.log(a, c);</w:t>
             </w:r>
           </w:p>
           <w:p>
@@ -10844,62 +9877,20 @@
               <w:rPr>
                 <w:rFonts w:hint="eastAsia"/>
               </w:rPr>
-              <w:t>"</w:t>
-            </w:r>
-            <w:proofErr w:type="gramStart"/>
-            <w:r>
-              <w:rPr>
-                <w:rFonts w:hint="eastAsia"/>
-              </w:rPr>
-              <w:t>use</w:t>
-            </w:r>
-            <w:proofErr w:type="gramEnd"/>
-            <w:r>
-              <w:rPr>
-                <w:rFonts w:hint="eastAsia"/>
-              </w:rPr>
-              <w:t xml:space="preserve"> strict";</w:t>
-            </w:r>
-          </w:p>
-          <w:p>
-            <w:pPr>
-              <w:rPr>
-                <w:rFonts w:hint="eastAsia"/>
-              </w:rPr>
-            </w:pPr>
-            <w:r>
-              <w:rPr>
-                <w:rFonts w:hint="eastAsia"/>
-              </w:rPr>
-              <w:t xml:space="preserve">function </w:t>
-            </w:r>
-            <w:proofErr w:type="gramStart"/>
-            <w:r>
-              <w:rPr>
-                <w:rFonts w:hint="eastAsia"/>
-              </w:rPr>
-              <w:t>sum(</w:t>
-            </w:r>
-            <w:proofErr w:type="gramEnd"/>
-            <w:r>
-              <w:rPr>
-                <w:rFonts w:hint="eastAsia"/>
-              </w:rPr>
-              <w:t xml:space="preserve">a, a, c) </w:t>
-            </w:r>
-            <w:proofErr w:type="gramStart"/>
-            <w:r>
-              <w:rPr>
-                <w:rFonts w:hint="eastAsia"/>
-              </w:rPr>
-              <w:t>{ /</w:t>
-            </w:r>
-            <w:proofErr w:type="gramEnd"/>
-            <w:r>
-              <w:rPr>
-                <w:rFonts w:hint="eastAsia"/>
-              </w:rPr>
-              <w:t xml:space="preserve">/ </w:t>
+              <w:t>"use strict";</w:t>
+            </w:r>
+          </w:p>
+          <w:p>
+            <w:pPr>
+              <w:rPr>
+                <w:rFonts w:hint="eastAsia"/>
+              </w:rPr>
+            </w:pPr>
+            <w:r>
+              <w:rPr>
+                <w:rFonts w:hint="eastAsia"/>
+              </w:rPr>
+              <w:t xml:space="preserve">function sum(a, a, c) { // </w:t>
             </w:r>
             <w:proofErr w:type="spellStart"/>
             <w:r>
@@ -11047,21 +10038,7 @@
               <w:rPr>
                 <w:rFonts w:hint="eastAsia"/>
               </w:rPr>
-              <w:t>"</w:t>
-            </w:r>
-            <w:proofErr w:type="gramStart"/>
-            <w:r>
-              <w:rPr>
-                <w:rFonts w:hint="eastAsia"/>
-              </w:rPr>
-              <w:t>use</w:t>
-            </w:r>
-            <w:proofErr w:type="gramEnd"/>
-            <w:r>
-              <w:rPr>
-                <w:rFonts w:hint="eastAsia"/>
-              </w:rPr>
-              <w:t xml:space="preserve"> strict";</w:t>
+              <w:t>"use strict";</w:t>
             </w:r>
           </w:p>
           <w:p>
@@ -11158,35 +10135,7 @@
               <w:rPr>
                 <w:rFonts w:hint="eastAsia"/>
               </w:rPr>
-              <w:t xml:space="preserve">var obj = </w:t>
-            </w:r>
-            <w:proofErr w:type="gramStart"/>
-            <w:r>
-              <w:rPr>
-                <w:rFonts w:hint="eastAsia"/>
-              </w:rPr>
-              <w:t>{ x</w:t>
-            </w:r>
-            <w:proofErr w:type="gramEnd"/>
-            <w:r>
-              <w:rPr>
-                <w:rFonts w:hint="eastAsia"/>
-              </w:rPr>
-              <w:t xml:space="preserve">: </w:t>
-            </w:r>
-            <w:proofErr w:type="gramStart"/>
-            <w:r>
-              <w:rPr>
-                <w:rFonts w:hint="eastAsia"/>
-              </w:rPr>
-              <w:t>1 }</w:t>
-            </w:r>
-            <w:proofErr w:type="gramEnd"/>
-            <w:r>
-              <w:rPr>
-                <w:rFonts w:hint="eastAsia"/>
-              </w:rPr>
-              <w:t>;</w:t>
+              <w:t>var obj = { x: 1 };</w:t>
             </w:r>
           </w:p>
           <w:p>
@@ -11264,89 +10213,33 @@
               <w:rPr>
                 <w:rFonts w:hint="eastAsia"/>
               </w:rPr>
-              <w:t>"</w:t>
-            </w:r>
-            <w:proofErr w:type="gramStart"/>
-            <w:r>
-              <w:rPr>
-                <w:rFonts w:hint="eastAsia"/>
-              </w:rPr>
-              <w:t>use</w:t>
-            </w:r>
-            <w:proofErr w:type="gramEnd"/>
-            <w:r>
-              <w:rPr>
-                <w:rFonts w:hint="eastAsia"/>
-              </w:rPr>
-              <w:t xml:space="preserve"> strict";</w:t>
-            </w:r>
-          </w:p>
-          <w:p>
-            <w:pPr>
-              <w:rPr>
-                <w:rFonts w:hint="eastAsia"/>
-              </w:rPr>
-            </w:pPr>
-            <w:r>
-              <w:rPr>
-                <w:rFonts w:hint="eastAsia"/>
-              </w:rPr>
-              <w:t xml:space="preserve">var obj = </w:t>
-            </w:r>
-            <w:proofErr w:type="gramStart"/>
-            <w:r>
-              <w:rPr>
-                <w:rFonts w:hint="eastAsia"/>
-              </w:rPr>
-              <w:t>{ x</w:t>
-            </w:r>
-            <w:proofErr w:type="gramEnd"/>
-            <w:r>
-              <w:rPr>
-                <w:rFonts w:hint="eastAsia"/>
-              </w:rPr>
-              <w:t xml:space="preserve">: </w:t>
-            </w:r>
-            <w:proofErr w:type="gramStart"/>
-            <w:r>
-              <w:rPr>
-                <w:rFonts w:hint="eastAsia"/>
-              </w:rPr>
-              <w:t>1 }</w:t>
-            </w:r>
-            <w:proofErr w:type="gramEnd"/>
-            <w:r>
-              <w:rPr>
-                <w:rFonts w:hint="eastAsia"/>
-              </w:rPr>
-              <w:t>;</w:t>
-            </w:r>
-          </w:p>
-          <w:p>
-            <w:pPr>
-              <w:rPr>
-                <w:rFonts w:hint="eastAsia"/>
-              </w:rPr>
-            </w:pPr>
-            <w:r>
-              <w:rPr>
-                <w:rFonts w:hint="eastAsia"/>
-              </w:rPr>
-              <w:t xml:space="preserve">with (obj) </w:t>
-            </w:r>
-            <w:proofErr w:type="gramStart"/>
-            <w:r>
-              <w:rPr>
-                <w:rFonts w:hint="eastAsia"/>
-              </w:rPr>
-              <w:t>{ /</w:t>
-            </w:r>
-            <w:proofErr w:type="gramEnd"/>
-            <w:r>
-              <w:rPr>
-                <w:rFonts w:hint="eastAsia"/>
-              </w:rPr>
-              <w:t xml:space="preserve">/ </w:t>
+              <w:t>"use strict";</w:t>
+            </w:r>
+          </w:p>
+          <w:p>
+            <w:pPr>
+              <w:rPr>
+                <w:rFonts w:hint="eastAsia"/>
+              </w:rPr>
+            </w:pPr>
+            <w:r>
+              <w:rPr>
+                <w:rFonts w:hint="eastAsia"/>
+              </w:rPr>
+              <w:t>var obj = { x: 1 };</w:t>
+            </w:r>
+          </w:p>
+          <w:p>
+            <w:pPr>
+              <w:rPr>
+                <w:rFonts w:hint="eastAsia"/>
+              </w:rPr>
+            </w:pPr>
+            <w:r>
+              <w:rPr>
+                <w:rFonts w:hint="eastAsia"/>
+              </w:rPr>
+              <w:t xml:space="preserve">with (obj) { // </w:t>
             </w:r>
             <w:proofErr w:type="spellStart"/>
             <w:r>
@@ -11467,19 +10360,11 @@
                 <w:rFonts w:hint="eastAsia"/>
               </w:rPr>
             </w:pPr>
-            <w:proofErr w:type="gramStart"/>
-            <w:r>
-              <w:rPr>
-                <w:rFonts w:hint="eastAsia"/>
-              </w:rPr>
-              <w:t>eval(</w:t>
-            </w:r>
-            <w:proofErr w:type="gramEnd"/>
-            <w:r>
-              <w:rPr>
-                <w:rFonts w:hint="eastAsia"/>
-              </w:rPr>
-              <w:t>"var x = 10;");</w:t>
+            <w:r>
+              <w:rPr>
+                <w:rFonts w:hint="eastAsia"/>
+              </w:rPr>
+              <w:t>eval("var x = 10;");</w:t>
             </w:r>
           </w:p>
           <w:p>
@@ -11525,42 +10410,20 @@
               <w:rPr>
                 <w:rFonts w:hint="eastAsia"/>
               </w:rPr>
-              <w:t>"</w:t>
-            </w:r>
-            <w:proofErr w:type="gramStart"/>
-            <w:r>
-              <w:rPr>
-                <w:rFonts w:hint="eastAsia"/>
-              </w:rPr>
-              <w:t>use</w:t>
-            </w:r>
-            <w:proofErr w:type="gramEnd"/>
-            <w:r>
-              <w:rPr>
-                <w:rFonts w:hint="eastAsia"/>
-              </w:rPr>
-              <w:t xml:space="preserve"> strict";</w:t>
-            </w:r>
-          </w:p>
-          <w:p>
-            <w:pPr>
-              <w:rPr>
-                <w:rFonts w:hint="eastAsia"/>
-              </w:rPr>
-            </w:pPr>
-            <w:proofErr w:type="gramStart"/>
-            <w:r>
-              <w:rPr>
-                <w:rFonts w:hint="eastAsia"/>
-              </w:rPr>
-              <w:t>eval(</w:t>
-            </w:r>
-            <w:proofErr w:type="gramEnd"/>
-            <w:r>
-              <w:rPr>
-                <w:rFonts w:hint="eastAsia"/>
-              </w:rPr>
-              <w:t>"var x = 10;");</w:t>
+              <w:t>"use strict";</w:t>
+            </w:r>
+          </w:p>
+          <w:p>
+            <w:pPr>
+              <w:rPr>
+                <w:rFonts w:hint="eastAsia"/>
+              </w:rPr>
+            </w:pPr>
+            <w:r>
+              <w:rPr>
+                <w:rFonts w:hint="eastAsia"/>
+              </w:rPr>
+              <w:t>eval("var x = 10;");</w:t>
             </w:r>
           </w:p>
           <w:p>
@@ -11647,7 +10510,6 @@
               <w:t xml:space="preserve">function </w:t>
             </w:r>
             <w:proofErr w:type="spellStart"/>
-            <w:proofErr w:type="gramStart"/>
             <w:r>
               <w:rPr>
                 <w:rFonts w:hint="eastAsia"/>
@@ -11659,14 +10521,7 @@
               <w:rPr>
                 <w:rFonts w:hint="eastAsia"/>
               </w:rPr>
-              <w:t>(</w:t>
-            </w:r>
-            <w:proofErr w:type="gramEnd"/>
-            <w:r>
-              <w:rPr>
-                <w:rFonts w:hint="eastAsia"/>
-              </w:rPr>
-              <w:t>) {</w:t>
+              <w:t>() {</w:t>
             </w:r>
           </w:p>
           <w:p>
@@ -11702,7 +10557,6 @@
               </w:rPr>
             </w:pPr>
             <w:proofErr w:type="spellStart"/>
-            <w:proofErr w:type="gramStart"/>
             <w:r>
               <w:rPr>
                 <w:rFonts w:hint="eastAsia"/>
@@ -11714,14 +10568,7 @@
               <w:rPr>
                 <w:rFonts w:hint="eastAsia"/>
               </w:rPr>
-              <w:t>(</w:t>
-            </w:r>
-            <w:proofErr w:type="gramEnd"/>
-            <w:r>
-              <w:rPr>
-                <w:rFonts w:hint="eastAsia"/>
-              </w:rPr>
-              <w:t>);</w:t>
+              <w:t>();</w:t>
             </w:r>
           </w:p>
           <w:p>
@@ -11754,21 +10601,7 @@
               <w:rPr>
                 <w:rFonts w:hint="eastAsia"/>
               </w:rPr>
-              <w:t>"</w:t>
-            </w:r>
-            <w:proofErr w:type="gramStart"/>
-            <w:r>
-              <w:rPr>
-                <w:rFonts w:hint="eastAsia"/>
-              </w:rPr>
-              <w:t>use</w:t>
-            </w:r>
-            <w:proofErr w:type="gramEnd"/>
-            <w:r>
-              <w:rPr>
-                <w:rFonts w:hint="eastAsia"/>
-              </w:rPr>
-              <w:t xml:space="preserve"> strict";</w:t>
+              <w:t>"use strict";</w:t>
             </w:r>
           </w:p>
           <w:p>
@@ -11784,7 +10617,6 @@
               <w:t xml:space="preserve">function </w:t>
             </w:r>
             <w:proofErr w:type="spellStart"/>
-            <w:proofErr w:type="gramStart"/>
             <w:r>
               <w:rPr>
                 <w:rFonts w:hint="eastAsia"/>
@@ -11796,14 +10628,7 @@
               <w:rPr>
                 <w:rFonts w:hint="eastAsia"/>
               </w:rPr>
-              <w:t>(</w:t>
-            </w:r>
-            <w:proofErr w:type="gramEnd"/>
-            <w:r>
-              <w:rPr>
-                <w:rFonts w:hint="eastAsia"/>
-              </w:rPr>
-              <w:t>) {</w:t>
+              <w:t>() {</w:t>
             </w:r>
           </w:p>
           <w:p>
@@ -11839,7 +10664,6 @@
               </w:rPr>
             </w:pPr>
             <w:proofErr w:type="spellStart"/>
-            <w:proofErr w:type="gramStart"/>
             <w:r>
               <w:rPr>
                 <w:rFonts w:hint="eastAsia"/>
@@ -11851,14 +10675,7 @@
               <w:rPr>
                 <w:rFonts w:hint="eastAsia"/>
               </w:rPr>
-              <w:t>(</w:t>
-            </w:r>
-            <w:proofErr w:type="gramEnd"/>
-            <w:r>
-              <w:rPr>
-                <w:rFonts w:hint="eastAsia"/>
-              </w:rPr>
-              <w:t>);</w:t>
+              <w:t>();</w:t>
             </w:r>
           </w:p>
           <w:p>
@@ -11899,21 +10716,7 @@
               <w:rPr>
                 <w:rFonts w:hint="eastAsia"/>
               </w:rPr>
-              <w:t>(</w:t>
-            </w:r>
-            <w:proofErr w:type="gramStart"/>
-            <w:r>
-              <w:rPr>
-                <w:rFonts w:hint="eastAsia"/>
-              </w:rPr>
-              <w:t>function(</w:t>
-            </w:r>
-            <w:proofErr w:type="gramEnd"/>
-            <w:r>
-              <w:rPr>
-                <w:rFonts w:hint="eastAsia"/>
-              </w:rPr>
-              <w:t>) {</w:t>
+              <w:t>(function() {</w:t>
             </w:r>
           </w:p>
           <w:p>
@@ -11972,21 +10775,7 @@
               <w:rPr>
                 <w:rFonts w:hint="eastAsia"/>
               </w:rPr>
-              <w:t>"</w:t>
-            </w:r>
-            <w:proofErr w:type="gramStart"/>
-            <w:r>
-              <w:rPr>
-                <w:rFonts w:hint="eastAsia"/>
-              </w:rPr>
-              <w:t>use</w:t>
-            </w:r>
-            <w:proofErr w:type="gramEnd"/>
-            <w:r>
-              <w:rPr>
-                <w:rFonts w:hint="eastAsia"/>
-              </w:rPr>
-              <w:t xml:space="preserve"> strict";</w:t>
+              <w:t>"use strict";</w:t>
             </w:r>
           </w:p>
           <w:p>
@@ -12007,21 +10796,7 @@
               <w:rPr>
                 <w:rFonts w:hint="eastAsia"/>
               </w:rPr>
-              <w:t>(</w:t>
-            </w:r>
-            <w:proofErr w:type="gramStart"/>
-            <w:r>
-              <w:rPr>
-                <w:rFonts w:hint="eastAsia"/>
-              </w:rPr>
-              <w:t>function(</w:t>
-            </w:r>
-            <w:proofErr w:type="gramEnd"/>
-            <w:r>
-              <w:rPr>
-                <w:rFonts w:hint="eastAsia"/>
-              </w:rPr>
-              <w:t>) {</w:t>
+              <w:t>(function() {</w:t>
             </w:r>
           </w:p>
           <w:p>
@@ -12220,7 +10995,6 @@
               <w:t>console.log(</w:t>
             </w:r>
             <w:proofErr w:type="spellStart"/>
-            <w:proofErr w:type="gramStart"/>
             <w:r>
               <w:rPr>
                 <w:rFonts w:hint="eastAsia"/>
@@ -12228,7 +11002,6 @@
               <w:t>obj.readOnly</w:t>
             </w:r>
             <w:proofErr w:type="spellEnd"/>
-            <w:proofErr w:type="gramEnd"/>
             <w:r>
               <w:rPr>
                 <w:rFonts w:hint="eastAsia"/>
@@ -12266,21 +11039,7 @@
               <w:rPr>
                 <w:rFonts w:hint="eastAsia"/>
               </w:rPr>
-              <w:t>"</w:t>
-            </w:r>
-            <w:proofErr w:type="gramStart"/>
-            <w:r>
-              <w:rPr>
-                <w:rFonts w:hint="eastAsia"/>
-              </w:rPr>
-              <w:t>use</w:t>
-            </w:r>
-            <w:proofErr w:type="gramEnd"/>
-            <w:r>
-              <w:rPr>
-                <w:rFonts w:hint="eastAsia"/>
-              </w:rPr>
-              <w:t xml:space="preserve"> strict";</w:t>
+              <w:t>"use strict";</w:t>
             </w:r>
           </w:p>
           <w:p>
@@ -12377,7 +11136,6 @@
               </w:rPr>
             </w:pPr>
             <w:proofErr w:type="spellStart"/>
-            <w:proofErr w:type="gramStart"/>
             <w:r>
               <w:rPr>
                 <w:rFonts w:hint="eastAsia"/>
@@ -12385,7 +11143,6 @@
               <w:t>obj.readOnly</w:t>
             </w:r>
             <w:proofErr w:type="spellEnd"/>
-            <w:proofErr w:type="gramEnd"/>
             <w:r>
               <w:rPr>
                 <w:rFonts w:hint="eastAsia"/>
@@ -12466,48 +11223,20 @@
               <w:rPr>
                 <w:rFonts w:hint="eastAsia"/>
               </w:rPr>
-              <w:t xml:space="preserve">function </w:t>
-            </w:r>
-            <w:proofErr w:type="gramStart"/>
-            <w:r>
-              <w:rPr>
-                <w:rFonts w:hint="eastAsia"/>
-              </w:rPr>
-              <w:t>test(</w:t>
-            </w:r>
-            <w:proofErr w:type="gramEnd"/>
-            <w:r>
-              <w:rPr>
-                <w:rFonts w:hint="eastAsia"/>
-              </w:rPr>
-              <w:t>a, b) {</w:t>
-            </w:r>
-          </w:p>
-          <w:p>
-            <w:pPr>
-              <w:rPr>
-                <w:rFonts w:hint="eastAsia"/>
-              </w:rPr>
-            </w:pPr>
-            <w:r>
-              <w:rPr>
-                <w:rFonts w:hint="eastAsia"/>
-              </w:rPr>
-              <w:t xml:space="preserve">  </w:t>
-            </w:r>
-            <w:proofErr w:type="gramStart"/>
-            <w:r>
-              <w:rPr>
-                <w:rFonts w:hint="eastAsia"/>
-              </w:rPr>
-              <w:t>arguments[</w:t>
-            </w:r>
-            <w:proofErr w:type="gramEnd"/>
-            <w:r>
-              <w:rPr>
-                <w:rFonts w:hint="eastAsia"/>
-              </w:rPr>
-              <w:t>0] = 100;</w:t>
+              <w:t>function test(a, b) {</w:t>
+            </w:r>
+          </w:p>
+          <w:p>
+            <w:pPr>
+              <w:rPr>
+                <w:rFonts w:hint="eastAsia"/>
+              </w:rPr>
+            </w:pPr>
+            <w:r>
+              <w:rPr>
+                <w:rFonts w:hint="eastAsia"/>
+              </w:rPr>
+              <w:t xml:space="preserve">  arguments[0] = 100;</w:t>
             </w:r>
           </w:p>
           <w:p>
@@ -12569,19 +11298,11 @@
                 <w:rFonts w:hint="eastAsia"/>
               </w:rPr>
             </w:pPr>
-            <w:proofErr w:type="gramStart"/>
-            <w:r>
-              <w:rPr>
-                <w:rFonts w:hint="eastAsia"/>
-              </w:rPr>
-              <w:t>test(</w:t>
-            </w:r>
-            <w:proofErr w:type="gramEnd"/>
-            <w:r>
-              <w:rPr>
-                <w:rFonts w:hint="eastAsia"/>
-              </w:rPr>
-              <w:t>1, 2);</w:t>
+            <w:r>
+              <w:rPr>
+                <w:rFonts w:hint="eastAsia"/>
+              </w:rPr>
+              <w:t>test(1, 2);</w:t>
             </w:r>
           </w:p>
           <w:p>
@@ -12614,75 +11335,33 @@
               <w:rPr>
                 <w:rFonts w:hint="eastAsia"/>
               </w:rPr>
-              <w:t>"</w:t>
-            </w:r>
-            <w:proofErr w:type="gramStart"/>
-            <w:r>
-              <w:rPr>
-                <w:rFonts w:hint="eastAsia"/>
-              </w:rPr>
-              <w:t>use</w:t>
-            </w:r>
-            <w:proofErr w:type="gramEnd"/>
-            <w:r>
-              <w:rPr>
-                <w:rFonts w:hint="eastAsia"/>
-              </w:rPr>
-              <w:t xml:space="preserve"> strict";</w:t>
-            </w:r>
-          </w:p>
-          <w:p>
-            <w:pPr>
-              <w:rPr>
-                <w:rFonts w:hint="eastAsia"/>
-              </w:rPr>
-            </w:pPr>
-            <w:r>
-              <w:rPr>
-                <w:rFonts w:hint="eastAsia"/>
-              </w:rPr>
-              <w:t xml:space="preserve">function </w:t>
-            </w:r>
-            <w:proofErr w:type="gramStart"/>
-            <w:r>
-              <w:rPr>
-                <w:rFonts w:hint="eastAsia"/>
-              </w:rPr>
-              <w:t>test(</w:t>
-            </w:r>
-            <w:proofErr w:type="gramEnd"/>
-            <w:r>
-              <w:rPr>
-                <w:rFonts w:hint="eastAsia"/>
-              </w:rPr>
-              <w:t>a, b) {</w:t>
-            </w:r>
-          </w:p>
-          <w:p>
-            <w:pPr>
-              <w:rPr>
-                <w:rFonts w:hint="eastAsia"/>
-              </w:rPr>
-            </w:pPr>
-            <w:r>
-              <w:rPr>
-                <w:rFonts w:hint="eastAsia"/>
-              </w:rPr>
-              <w:t xml:space="preserve">  </w:t>
-            </w:r>
-            <w:proofErr w:type="gramStart"/>
-            <w:r>
-              <w:rPr>
-                <w:rFonts w:hint="eastAsia"/>
-              </w:rPr>
-              <w:t>arguments[</w:t>
-            </w:r>
-            <w:proofErr w:type="gramEnd"/>
-            <w:r>
-              <w:rPr>
-                <w:rFonts w:hint="eastAsia"/>
-              </w:rPr>
-              <w:t>0] = 100;</w:t>
+              <w:t>"use strict";</w:t>
+            </w:r>
+          </w:p>
+          <w:p>
+            <w:pPr>
+              <w:rPr>
+                <w:rFonts w:hint="eastAsia"/>
+              </w:rPr>
+            </w:pPr>
+            <w:r>
+              <w:rPr>
+                <w:rFonts w:hint="eastAsia"/>
+              </w:rPr>
+              <w:t>function test(a, b) {</w:t>
+            </w:r>
+          </w:p>
+          <w:p>
+            <w:pPr>
+              <w:rPr>
+                <w:rFonts w:hint="eastAsia"/>
+              </w:rPr>
+            </w:pPr>
+            <w:r>
+              <w:rPr>
+                <w:rFonts w:hint="eastAsia"/>
+              </w:rPr>
+              <w:t xml:space="preserve">  arguments[0] = 100;</w:t>
             </w:r>
           </w:p>
           <w:p>
@@ -12711,7 +11390,6 @@
               <w:t xml:space="preserve">  console.log(</w:t>
             </w:r>
             <w:proofErr w:type="spellStart"/>
-            <w:proofErr w:type="gramStart"/>
             <w:r>
               <w:rPr>
                 <w:rFonts w:hint="eastAsia"/>
@@ -12719,7 +11397,6 @@
               <w:t>arguments.callee</w:t>
             </w:r>
             <w:proofErr w:type="spellEnd"/>
-            <w:proofErr w:type="gramEnd"/>
             <w:r>
               <w:rPr>
                 <w:rFonts w:hint="eastAsia"/>
@@ -12760,19 +11437,11 @@
                 <w:rFonts w:hint="eastAsia"/>
               </w:rPr>
             </w:pPr>
-            <w:proofErr w:type="gramStart"/>
-            <w:r>
-              <w:rPr>
-                <w:rFonts w:hint="eastAsia"/>
-              </w:rPr>
-              <w:t>test(</w:t>
-            </w:r>
-            <w:proofErr w:type="gramEnd"/>
-            <w:r>
-              <w:rPr>
-                <w:rFonts w:hint="eastAsia"/>
-              </w:rPr>
-              <w:t>1, 2);</w:t>
+            <w:r>
+              <w:rPr>
+                <w:rFonts w:hint="eastAsia"/>
+              </w:rPr>
+              <w:t>test(1, 2);</w:t>
             </w:r>
           </w:p>
         </w:tc>
@@ -12880,21 +11549,7 @@
               <w:rPr>
                 <w:rFonts w:hint="eastAsia"/>
               </w:rPr>
-              <w:t>"</w:t>
-            </w:r>
-            <w:proofErr w:type="gramStart"/>
-            <w:r>
-              <w:rPr>
-                <w:rFonts w:hint="eastAsia"/>
-              </w:rPr>
-              <w:t>use</w:t>
-            </w:r>
-            <w:proofErr w:type="gramEnd"/>
-            <w:r>
-              <w:rPr>
-                <w:rFonts w:hint="eastAsia"/>
-              </w:rPr>
-              <w:t xml:space="preserve"> strict";</w:t>
+              <w:t>"use strict";</w:t>
             </w:r>
           </w:p>
           <w:p>
@@ -13086,17 +11741,12 @@
         <w:t xml:space="preserve">function </w:t>
       </w:r>
       <w:proofErr w:type="spellStart"/>
-      <w:proofErr w:type="gramStart"/>
       <w:r>
         <w:t>showThis</w:t>
       </w:r>
       <w:proofErr w:type="spellEnd"/>
       <w:r>
-        <w:t>(</w:t>
-      </w:r>
-      <w:proofErr w:type="gramEnd"/>
-      <w:r>
-        <w:t>) {</w:t>
+        <w:t>() {</w:t>
       </w:r>
     </w:p>
     <w:p>
@@ -13210,15 +11860,7 @@
       </w:r>
       <w:proofErr w:type="spellEnd"/>
       <w:r>
-        <w:t xml:space="preserve">: </w:t>
-      </w:r>
-      <w:proofErr w:type="gramStart"/>
-      <w:r>
-        <w:t>function(</w:t>
-      </w:r>
-      <w:proofErr w:type="gramEnd"/>
-      <w:r>
-        <w:t>) {</w:t>
+        <w:t>: function() {</w:t>
       </w:r>
     </w:p>
     <w:p>
@@ -13405,12 +12047,10 @@
         </w:rPr>
       </w:pPr>
       <w:proofErr w:type="spellStart"/>
-      <w:proofErr w:type="gramStart"/>
       <w:r>
         <w:t>document.getElementById</w:t>
       </w:r>
       <w:proofErr w:type="spellEnd"/>
-      <w:proofErr w:type="gramEnd"/>
       <w:r>
         <w:t>("</w:t>
       </w:r>
@@ -13420,28 +12060,15 @@
       </w:r>
       <w:proofErr w:type="spellEnd"/>
       <w:r>
-        <w:t>"</w:t>
-      </w:r>
-      <w:proofErr w:type="gramStart"/>
-      <w:r>
-        <w:t>).</w:t>
+        <w:t>").</w:t>
       </w:r>
       <w:proofErr w:type="spellStart"/>
       <w:r>
         <w:t>addEventListener</w:t>
       </w:r>
       <w:proofErr w:type="spellEnd"/>
-      <w:proofErr w:type="gramEnd"/>
-      <w:r>
-        <w:t xml:space="preserve">("click", </w:t>
-      </w:r>
-      <w:proofErr w:type="gramStart"/>
-      <w:r>
-        <w:t>function(</w:t>
-      </w:r>
-      <w:proofErr w:type="gramEnd"/>
-      <w:r>
-        <w:t>) {</w:t>
+      <w:r>
+        <w:t>("click", function() {</w:t>
       </w:r>
     </w:p>
     <w:p>
@@ -13487,15 +12114,7 @@
         </w:rPr>
       </w:pPr>
       <w:r>
-        <w:t>箭头函数</w:t>
-      </w:r>
-      <w:proofErr w:type="gramStart"/>
-      <w:r>
-        <w:t>不</w:t>
-      </w:r>
-      <w:proofErr w:type="gramEnd"/>
-      <w:r>
-        <w:t>绑定自己的 this，它们捕获其所在上下文的 this 值，因此 this 的值与外围作用域保持一致。</w:t>
+        <w:t>箭头函数不绑定自己的 this，它们捕获其所在上下文的 this 值，因此 this 的值与外围作用域保持一致。</w:t>
       </w:r>
     </w:p>
     <w:p>
@@ -13548,15 +12167,7 @@
       </w:r>
       <w:proofErr w:type="spellEnd"/>
       <w:r>
-        <w:t xml:space="preserve">: </w:t>
-      </w:r>
-      <w:proofErr w:type="gramStart"/>
-      <w:r>
-        <w:t>function(</w:t>
-      </w:r>
-      <w:proofErr w:type="gramEnd"/>
-      <w:r>
-        <w:t>) {</w:t>
+        <w:t>: function() {</w:t>
       </w:r>
     </w:p>
     <w:p>
@@ -13624,12 +12235,10 @@
         </w:rPr>
       </w:pPr>
       <w:proofErr w:type="spellStart"/>
-      <w:proofErr w:type="gramStart"/>
       <w:r>
         <w:t>obj.showName</w:t>
       </w:r>
       <w:proofErr w:type="spellEnd"/>
-      <w:proofErr w:type="gramEnd"/>
       <w:r>
         <w:t>();</w:t>
       </w:r>
@@ -14115,15 +12724,7 @@
       </w:r>
       <w:proofErr w:type="spellEnd"/>
       <w:r>
-        <w:t xml:space="preserve"> 是</w:t>
-      </w:r>
-      <w:proofErr w:type="gramStart"/>
-      <w:r>
-        <w:t>用立即</w:t>
-      </w:r>
-      <w:proofErr w:type="gramEnd"/>
-      <w:r>
-        <w:t>执行函数模拟模块作用域。</w:t>
+        <w:t xml:space="preserve"> 是用立即执行函数模拟模块作用域。</w:t>
       </w:r>
     </w:p>
     <w:p>
@@ -14658,19 +13259,11 @@
           <w:rFonts w:hint="eastAsia"/>
         </w:rPr>
       </w:pPr>
-      <w:proofErr w:type="gramStart"/>
-      <w:r>
-        <w:rPr>
-          <w:rFonts w:hint="eastAsia"/>
-        </w:rPr>
-        <w:t>三频路由器</w:t>
-      </w:r>
-      <w:proofErr w:type="gramEnd"/>
-      <w:r>
-        <w:rPr>
-          <w:rFonts w:hint="eastAsia"/>
-        </w:rPr>
-        <w:t>：三个独立的发射和接收硬件</w:t>
+      <w:r>
+        <w:rPr>
+          <w:rFonts w:hint="eastAsia"/>
+        </w:rPr>
+        <w:t>三频路由器：三个独立的发射和接收硬件</w:t>
       </w:r>
     </w:p>
     <w:p>
@@ -14753,13 +13346,33 @@
     </w:p>
     <w:p/>
     <w:p>
-      <w:proofErr w:type="gramStart"/>
-      <w:r>
-        <w:t>本次课先回顾</w:t>
-      </w:r>
-      <w:proofErr w:type="gramEnd"/>
-      <w:r>
-        <w:t>上节课 JS 知识，接着讲解网络基础，包括网络模型、硬件设备及网络相关概念等内容。</w:t>
+      <w:pPr>
+        <w:rPr>
+          <w:rFonts w:hint="eastAsia"/>
+        </w:rPr>
+      </w:pPr>
+      <w:r>
+        <w:rPr>
+          <w:rFonts w:hint="eastAsia"/>
+        </w:rPr>
+        <w:t>1GHz：每秒震动10^9（10亿）次</w:t>
+      </w:r>
+    </w:p>
+    <w:p>
+      <w:pPr>
+        <w:rPr>
+          <w:rFonts w:hint="eastAsia"/>
+        </w:rPr>
+      </w:pPr>
+    </w:p>
+    <w:p>
+      <w:pPr>
+        <w:rPr>
+          <w:rFonts w:hint="eastAsia"/>
+        </w:rPr>
+      </w:pPr>
+      <w:r>
+        <w:t>本次课先回顾上节课 JS 知识，接着讲解网络基础，包括网络模型、硬件设备及网络相关概念等内容。</w:t>
       </w:r>
     </w:p>
     <w:p>
@@ -14768,6 +13381,9 @@
           <w:ilvl w:val="0"/>
           <w:numId w:val="19"/>
         </w:numPr>
+        <w:rPr>
+          <w:rFonts w:hint="eastAsia"/>
+        </w:rPr>
       </w:pPr>
       <w:r>
         <w:rPr>
@@ -14786,6 +13402,9 @@
           <w:ilvl w:val="1"/>
           <w:numId w:val="19"/>
         </w:numPr>
+        <w:rPr>
+          <w:rFonts w:hint="eastAsia"/>
+        </w:rPr>
       </w:pPr>
       <w:r>
         <w:rPr>
@@ -14820,6 +13439,9 @@
           <w:ilvl w:val="1"/>
           <w:numId w:val="19"/>
         </w:numPr>
+        <w:rPr>
+          <w:rFonts w:hint="eastAsia"/>
+        </w:rPr>
       </w:pPr>
       <w:r>
         <w:rPr>
@@ -14846,6 +13468,9 @@
           <w:ilvl w:val="1"/>
           <w:numId w:val="19"/>
         </w:numPr>
+        <w:rPr>
+          <w:rFonts w:hint="eastAsia"/>
+        </w:rPr>
       </w:pPr>
       <w:r>
         <w:rPr>
@@ -14864,6 +13489,9 @@
           <w:ilvl w:val="1"/>
           <w:numId w:val="19"/>
         </w:numPr>
+        <w:rPr>
+          <w:rFonts w:hint="eastAsia"/>
+        </w:rPr>
       </w:pPr>
       <w:r>
         <w:rPr>
@@ -14882,6 +13510,9 @@
           <w:ilvl w:val="0"/>
           <w:numId w:val="19"/>
         </w:numPr>
+        <w:rPr>
+          <w:rFonts w:hint="eastAsia"/>
+        </w:rPr>
       </w:pPr>
       <w:r>
         <w:rPr>
@@ -14891,15 +13522,7 @@
         <w:t>本节课安排</w:t>
       </w:r>
       <w:r>
-        <w:t>：讲解网络知识，后续做小型前后端项目，再</w:t>
-      </w:r>
-      <w:proofErr w:type="gramStart"/>
-      <w:r>
-        <w:t>讲解面</w:t>
-      </w:r>
-      <w:proofErr w:type="gramEnd"/>
-      <w:r>
-        <w:t>试题；推荐的书已下载，老师将投屏讲解。</w:t>
+        <w:t>：讲解网络知识，后续做小型前后端项目，再讲解面试题；推荐的书已下载，老师将投屏讲解。</w:t>
       </w:r>
     </w:p>
     <w:p>
@@ -14908,6 +13531,9 @@
           <w:ilvl w:val="0"/>
           <w:numId w:val="19"/>
         </w:numPr>
+        <w:rPr>
+          <w:rFonts w:hint="eastAsia"/>
+        </w:rPr>
       </w:pPr>
       <w:r>
         <w:rPr>
@@ -14926,6 +13552,9 @@
           <w:ilvl w:val="1"/>
           <w:numId w:val="19"/>
         </w:numPr>
+        <w:rPr>
+          <w:rFonts w:hint="eastAsia"/>
+        </w:rPr>
       </w:pPr>
       <w:r>
         <w:rPr>
@@ -14944,6 +13573,9 @@
           <w:ilvl w:val="1"/>
           <w:numId w:val="19"/>
         </w:numPr>
+        <w:rPr>
+          <w:rFonts w:hint="eastAsia"/>
+        </w:rPr>
       </w:pPr>
       <w:r>
         <w:rPr>
@@ -14962,6 +13594,9 @@
           <w:ilvl w:val="2"/>
           <w:numId w:val="19"/>
         </w:numPr>
+        <w:rPr>
+          <w:rFonts w:hint="eastAsia"/>
+        </w:rPr>
       </w:pPr>
       <w:r>
         <w:rPr>
@@ -14988,6 +13623,9 @@
           <w:ilvl w:val="2"/>
           <w:numId w:val="19"/>
         </w:numPr>
+        <w:rPr>
+          <w:rFonts w:hint="eastAsia"/>
+        </w:rPr>
       </w:pPr>
       <w:r>
         <w:rPr>
@@ -15021,15 +13659,7 @@
       </w:r>
       <w:proofErr w:type="spellEnd"/>
       <w:r>
-        <w:t xml:space="preserve"> 5，能发射 2.4G 和 5G 赫兹信道，5G 赫兹信道强但不适合穿墙；</w:t>
-      </w:r>
-      <w:proofErr w:type="gramStart"/>
-      <w:r>
-        <w:t>三频路由器</w:t>
-      </w:r>
-      <w:proofErr w:type="gramEnd"/>
-      <w:r>
-        <w:t>通过三个独立收发硬件实现网络分流。</w:t>
+        <w:t xml:space="preserve"> 5，能发射 2.4G 和 5G 赫兹信道，5G 赫兹信道强但不适合穿墙；三频路由器通过三个独立收发硬件实现网络分流。</w:t>
       </w:r>
     </w:p>
     <w:p>
@@ -15038,6 +13668,9 @@
           <w:ilvl w:val="2"/>
           <w:numId w:val="19"/>
         </w:numPr>
+        <w:rPr>
+          <w:rFonts w:hint="eastAsia"/>
+        </w:rPr>
       </w:pPr>
       <w:r>
         <w:rPr>
@@ -15056,6 +13689,9 @@
           <w:ilvl w:val="0"/>
           <w:numId w:val="19"/>
         </w:numPr>
+        <w:rPr>
+          <w:rFonts w:hint="eastAsia"/>
+        </w:rPr>
       </w:pPr>
       <w:r>
         <w:rPr>
@@ -15074,6 +13710,9 @@
           <w:ilvl w:val="1"/>
           <w:numId w:val="19"/>
         </w:numPr>
+        <w:rPr>
+          <w:rFonts w:hint="eastAsia"/>
+        </w:rPr>
       </w:pPr>
       <w:r>
         <w:rPr>
@@ -15083,15 +13722,7 @@
         <w:t>局域网 IP</w:t>
       </w:r>
       <w:r>
-        <w:t xml:space="preserve">：一般以 192.168 开头，IPv4 是 32 位二进制，分为 4 </w:t>
-      </w:r>
-      <w:proofErr w:type="gramStart"/>
-      <w:r>
-        <w:t>个</w:t>
-      </w:r>
-      <w:proofErr w:type="gramEnd"/>
-      <w:r>
-        <w:t xml:space="preserve"> 8 位表达。</w:t>
+        <w:t>：一般以 192.168 开头，IPv4 是 32 位二进制，分为 4 个 8 位表达。</w:t>
       </w:r>
     </w:p>
     <w:p>
@@ -15100,6 +13731,9 @@
           <w:ilvl w:val="1"/>
           <w:numId w:val="19"/>
         </w:numPr>
+        <w:rPr>
+          <w:rFonts w:hint="eastAsia"/>
+        </w:rPr>
       </w:pPr>
       <w:r>
         <w:rPr>
@@ -15109,15 +13743,7 @@
         <w:t>子网掩码</w:t>
       </w:r>
       <w:r>
-        <w:t>：用于判断 IP 是</w:t>
-      </w:r>
-      <w:proofErr w:type="gramStart"/>
-      <w:r>
-        <w:t>本地还是</w:t>
-      </w:r>
-      <w:proofErr w:type="gramEnd"/>
-      <w:r>
-        <w:t>外部。</w:t>
+        <w:t>：用于判断 IP 是本地还是外部。</w:t>
       </w:r>
     </w:p>
     <w:p>
@@ -15126,6 +13752,9 @@
           <w:ilvl w:val="1"/>
           <w:numId w:val="19"/>
         </w:numPr>
+        <w:rPr>
+          <w:rFonts w:hint="eastAsia"/>
+        </w:rPr>
       </w:pPr>
       <w:r>
         <w:rPr>
@@ -15144,6 +13773,9 @@
           <w:ilvl w:val="1"/>
           <w:numId w:val="19"/>
         </w:numPr>
+        <w:rPr>
+          <w:rFonts w:hint="eastAsia"/>
+        </w:rPr>
       </w:pPr>
       <w:r>
         <w:rPr>
@@ -15162,6 +13794,9 @@
           <w:ilvl w:val="1"/>
           <w:numId w:val="19"/>
         </w:numPr>
+        <w:rPr>
+          <w:rFonts w:hint="eastAsia"/>
+        </w:rPr>
       </w:pPr>
       <w:r>
         <w:rPr>
@@ -15174,12 +13809,256 @@
         <w:t>：需向国际组织租，在中国使用要备案，备案后绑定服务器公网 IP，服务器提供公网 IP 且 IPv4 逐渐被 IPv6 替代。</w:t>
       </w:r>
     </w:p>
-    <w:p>
-      <w:pPr>
-        <w:rPr>
-          <w:rFonts w:hint="eastAsia"/>
-        </w:rPr>
-      </w:pPr>
+    <w:p/>
+    <w:p>
+      <w:pPr>
+        <w:pStyle w:val="1"/>
+        <w:rPr>
+          <w:rFonts w:hint="eastAsia"/>
+        </w:rPr>
+      </w:pPr>
+      <w:r>
+        <w:rPr>
+          <w:rFonts w:hint="eastAsia"/>
+        </w:rPr>
+        <w:t>01.2</w:t>
+      </w:r>
+      <w:r>
+        <w:rPr>
+          <w:rFonts w:hint="eastAsia"/>
+        </w:rPr>
+        <w:t>9</w:t>
+      </w:r>
+      <w:r>
+        <w:rPr>
+          <w:rFonts w:hint="eastAsia"/>
+        </w:rPr>
+        <w:t>课时1</w:t>
+      </w:r>
+      <w:r>
+        <w:rPr>
+          <w:rFonts w:hint="eastAsia"/>
+        </w:rPr>
+        <w:t>5</w:t>
+      </w:r>
+      <w:r>
+        <w:rPr>
+          <w:rFonts w:hint="eastAsia"/>
+        </w:rPr>
+        <w:t>——网络</w:t>
+      </w:r>
+    </w:p>
+    <w:p/>
+    <w:p>
+      <w:r>
+        <w:rPr>
+          <w:rFonts w:hint="eastAsia"/>
+        </w:rPr>
+        <w:t>192：</w:t>
+      </w:r>
+      <w:r>
+        <w:t>11000000</w:t>
+      </w:r>
+    </w:p>
+    <w:p>
+      <w:r>
+        <w:rPr>
+          <w:rFonts w:hint="eastAsia"/>
+        </w:rPr>
+        <w:t>168：</w:t>
+      </w:r>
+      <w:r>
+        <w:t>10101000</w:t>
+      </w:r>
+    </w:p>
+    <w:p>
+      <w:r>
+        <w:rPr>
+          <w:rFonts w:hint="eastAsia"/>
+        </w:rPr>
+        <w:t>7：</w:t>
+      </w:r>
+      <w:r>
+        <w:t>111</w:t>
+      </w:r>
+    </w:p>
+    <w:p>
+      <w:r>
+        <w:rPr>
+          <w:rFonts w:hint="eastAsia"/>
+        </w:rPr>
+        <w:t>10：</w:t>
+      </w:r>
+      <w:r>
+        <w:t>1010</w:t>
+      </w:r>
+    </w:p>
+    <w:p/>
+    <w:p/>
+    <w:p>
+      <w:r>
+        <w:rPr>
+          <w:rFonts w:hint="eastAsia"/>
+        </w:rPr>
+        <w:t>线传输有网卡</w:t>
+      </w:r>
+    </w:p>
+    <w:p/>
+    <w:p>
+      <w:r>
+        <w:rPr>
+          <w:rFonts w:hint="eastAsia"/>
+        </w:rPr>
+        <w:t>Mac地址：网络接口控制器，保证在局域网里区分设备</w:t>
+      </w:r>
+    </w:p>
+    <w:p>
+      <w:r>
+        <w:rPr>
+          <w:rFonts w:hint="eastAsia"/>
+        </w:rPr>
+        <w:t>虚拟机可以配</w:t>
+      </w:r>
+    </w:p>
+    <w:p/>
+    <w:p>
+      <w:r>
+        <w:rPr>
+          <w:rFonts w:hint="eastAsia"/>
+        </w:rPr>
+        <w:t>特殊</w:t>
+      </w:r>
+      <w:proofErr w:type="spellStart"/>
+      <w:r>
+        <w:rPr>
+          <w:rFonts w:hint="eastAsia"/>
+        </w:rPr>
+        <w:t>ip</w:t>
+      </w:r>
+      <w:proofErr w:type="spellEnd"/>
+      <w:r>
+        <w:rPr>
+          <w:rFonts w:hint="eastAsia"/>
+        </w:rPr>
+        <w:t>：192.168.0.0~192.168.255.255</w:t>
+      </w:r>
+    </w:p>
+    <w:p>
+      <w:r>
+        <w:rPr>
+          <w:rFonts w:hint="eastAsia"/>
+        </w:rPr>
+        <w:t>分配随机，可以人为修改</w:t>
+      </w:r>
+    </w:p>
+    <w:p/>
+    <w:p>
+      <w:pPr>
+        <w:rPr>
+          <w:rFonts w:hint="eastAsia"/>
+        </w:rPr>
+      </w:pPr>
+      <w:r>
+        <w:rPr>
+          <w:rFonts w:hint="eastAsia"/>
+        </w:rPr>
+        <w:t>子网掩码</w:t>
+      </w:r>
+      <w:r>
+        <w:rPr>
+          <w:rFonts w:hint="eastAsia"/>
+        </w:rPr>
+        <w:t>（Subnet mask）</w:t>
+      </w:r>
+      <w:r>
+        <w:rPr>
+          <w:rFonts w:hint="eastAsia"/>
+        </w:rPr>
+        <w:t>：/24 = 255.255.255.0</w:t>
+      </w:r>
+    </w:p>
+    <w:p>
+      <w:r>
+        <w:rPr>
+          <w:rFonts w:hint="eastAsia"/>
+        </w:rPr>
+        <w:t>/8 = 255.0.0.0</w:t>
+      </w:r>
+    </w:p>
+    <w:p>
+      <w:r>
+        <w:rPr>
+          <w:rFonts w:hint="eastAsia"/>
+        </w:rPr>
+        <w:t>用于区分</w:t>
+      </w:r>
+      <w:proofErr w:type="spellStart"/>
+      <w:r>
+        <w:rPr>
+          <w:rFonts w:hint="eastAsia"/>
+        </w:rPr>
+        <w:t>ip</w:t>
+      </w:r>
+      <w:proofErr w:type="spellEnd"/>
+      <w:r>
+        <w:rPr>
+          <w:rFonts w:hint="eastAsia"/>
+        </w:rPr>
+        <w:t>地址在不在局域网里</w:t>
+      </w:r>
+      <w:r>
+        <w:rPr>
+          <w:rFonts w:hint="eastAsia"/>
+        </w:rPr>
+        <w:t>，界定了网络地址和主机地址的边界0</w:t>
+      </w:r>
+    </w:p>
+    <w:p>
+      <w:pPr>
+        <w:rPr>
+          <w:rFonts w:hint="eastAsia"/>
+        </w:rPr>
+      </w:pPr>
+      <w:r>
+        <w:rPr>
+          <w:rFonts w:hint="eastAsia"/>
+        </w:rPr>
+        <w:t>因为子网掩码相同，所以判断在一个局域网里</w:t>
+      </w:r>
+    </w:p>
+    <w:p>
+      <w:r>
+        <w:rPr>
+          <w:rFonts w:hint="eastAsia"/>
+        </w:rPr>
+        <w:t>网关（gateway）：</w:t>
+      </w:r>
+      <w:r>
+        <w:rPr>
+          <w:rFonts w:hint="eastAsia"/>
+        </w:rPr>
+        <w:t>唯一固定值</w:t>
+      </w:r>
+      <w:r>
+        <w:rPr>
+          <w:rFonts w:hint="eastAsia"/>
+        </w:rPr>
+        <w:t>192.168.1.1，光猫地址</w:t>
+      </w:r>
+    </w:p>
+    <w:p/>
+    <w:p>
+      <w:pPr>
+        <w:rPr>
+          <w:rFonts w:hint="eastAsia"/>
+        </w:rPr>
+      </w:pPr>
+      <w:r>
+        <w:rPr>
+          <w:rFonts w:hint="eastAsia"/>
+        </w:rPr>
+        <w:t>DNS（域名解析地址）用来解析各种域名的地址，服务器地址8.8.8.8（公网地址，存放域名和IP地址的对应表）最初DNS由运营商给</w:t>
+      </w:r>
     </w:p>
     <w:sectPr>
       <w:pgSz w:w="11906" w:h="16838"/>
@@ -18204,6 +17083,7 @@
   <w:style w:type="character" w:default="1" w:styleId="a0">
     <w:name w:val="Default Paragraph Font"/>
     <w:uiPriority w:val="1"/>
+    <w:semiHidden/>
     <w:unhideWhenUsed/>
   </w:style>
   <w:style w:type="table" w:default="1" w:styleId="a1">

--- a/lesson/12.9课时1.docx
+++ b/lesson/12.9课时1.docx
@@ -896,6 +896,12 @@
               </w:rPr>
               <w:t>0127</w:t>
             </w:r>
+            <w:r>
+              <w:rPr>
+                <w:rFonts w:hint="eastAsia"/>
+              </w:rPr>
+              <w:t>√</w:t>
+            </w:r>
           </w:p>
         </w:tc>
         <w:tc>
@@ -908,6 +914,104 @@
                 <w:rFonts w:hint="eastAsia"/>
               </w:rPr>
             </w:pPr>
+          </w:p>
+        </w:tc>
+        <w:tc>
+          <w:tcPr>
+            <w:tcW w:w="1117" w:type="dxa"/>
+          </w:tcPr>
+          <w:p>
+            <w:pPr>
+              <w:rPr>
+                <w:rFonts w:hint="eastAsia"/>
+              </w:rPr>
+            </w:pPr>
+            <w:r>
+              <w:rPr>
+                <w:rFonts w:hint="eastAsia"/>
+              </w:rPr>
+              <w:t>0129√</w:t>
+            </w:r>
+          </w:p>
+        </w:tc>
+        <w:tc>
+          <w:tcPr>
+            <w:tcW w:w="1401" w:type="dxa"/>
+          </w:tcPr>
+          <w:p>
+            <w:pPr>
+              <w:rPr>
+                <w:rFonts w:hint="eastAsia"/>
+              </w:rPr>
+            </w:pPr>
+          </w:p>
+        </w:tc>
+        <w:tc>
+          <w:tcPr>
+            <w:tcW w:w="842" w:type="dxa"/>
+          </w:tcPr>
+          <w:p>
+            <w:pPr>
+              <w:rPr>
+                <w:rFonts w:hint="eastAsia"/>
+              </w:rPr>
+            </w:pPr>
+          </w:p>
+        </w:tc>
+        <w:tc>
+          <w:tcPr>
+            <w:tcW w:w="1617" w:type="dxa"/>
+          </w:tcPr>
+          <w:p>
+            <w:pPr>
+              <w:rPr>
+                <w:rFonts w:hint="eastAsia"/>
+              </w:rPr>
+            </w:pPr>
+          </w:p>
+        </w:tc>
+      </w:tr>
+      <w:tr>
+        <w:tc>
+          <w:tcPr>
+            <w:tcW w:w="988" w:type="dxa"/>
+          </w:tcPr>
+          <w:p>
+            <w:pPr>
+              <w:rPr>
+                <w:rFonts w:hint="eastAsia"/>
+              </w:rPr>
+            </w:pPr>
+          </w:p>
+        </w:tc>
+        <w:tc>
+          <w:tcPr>
+            <w:tcW w:w="1672" w:type="dxa"/>
+          </w:tcPr>
+          <w:p>
+            <w:pPr>
+              <w:rPr>
+                <w:rFonts w:hint="eastAsia"/>
+              </w:rPr>
+            </w:pPr>
+          </w:p>
+        </w:tc>
+        <w:tc>
+          <w:tcPr>
+            <w:tcW w:w="659" w:type="dxa"/>
+          </w:tcPr>
+          <w:p>
+            <w:pPr>
+              <w:rPr>
+                <w:rFonts w:hint="eastAsia"/>
+              </w:rPr>
+            </w:pPr>
+            <w:r>
+              <w:rPr>
+                <w:rFonts w:hint="eastAsia"/>
+              </w:rPr>
+              <w:t>0204</w:t>
+            </w:r>
           </w:p>
         </w:tc>
         <w:tc>
@@ -2230,7 +2334,6 @@
         <w:rPr>
           <w:rFonts w:hint="eastAsia"/>
         </w:rPr>
-        <w:lastRenderedPageBreak/>
         <w:t>STAR</w:t>
       </w:r>
     </w:p>
@@ -2409,25 +2512,7 @@
           <w:color w:val="000000"/>
           <w:sz w:val="22"/>
         </w:rPr>
-        <w:t>使用</w:t>
-      </w:r>
-      <w:proofErr w:type="spellStart"/>
-      <w:r>
-        <w:rPr>
-          <w:rFonts w:ascii="微软雅黑" w:eastAsia="微软雅黑" w:hAnsi="微软雅黑"/>
-          <w:color w:val="000000"/>
-          <w:sz w:val="22"/>
-        </w:rPr>
-        <w:t>drivelist</w:t>
-      </w:r>
-      <w:proofErr w:type="spellEnd"/>
-      <w:r>
-        <w:rPr>
-          <w:rFonts w:ascii="微软雅黑" w:eastAsia="微软雅黑" w:hAnsi="微软雅黑"/>
-          <w:color w:val="000000"/>
-          <w:sz w:val="22"/>
-        </w:rPr>
-        <w:t>库实现跨平台驱动器枚举和管理</w:t>
+        <w:t>使用drivelist库实现跨平台驱动器枚举和管理</w:t>
       </w:r>
     </w:p>
     <w:p>
@@ -2447,44 +2532,26 @@
           <w:color w:val="000000"/>
           <w:sz w:val="22"/>
         </w:rPr>
-        <w:t>安全下载，进度可视化：开发固件下载模板，结合</w:t>
-      </w:r>
-      <w:proofErr w:type="spellStart"/>
-      <w:r>
+        <w:t>安全下载，进度可视化：开发固件下载模板，结合ipc进程通信进行完整新校验，降低与实际不一致的风险</w:t>
+      </w:r>
+    </w:p>
+    <w:p>
+      <w:pPr>
+        <w:spacing w:before="260" w:line="220" w:lineRule="exact"/>
+        <w:ind w:firstLine="420"/>
+        <w:jc w:val="left"/>
         <w:rPr>
           <w:rFonts w:ascii="微软雅黑" w:eastAsia="微软雅黑" w:hAnsi="微软雅黑" w:hint="eastAsia"/>
           <w:color w:val="000000"/>
           <w:sz w:val="22"/>
         </w:rPr>
-        <w:t>ipc</w:t>
-      </w:r>
-      <w:proofErr w:type="spellEnd"/>
+      </w:pPr>
       <w:r>
         <w:rPr>
           <w:rFonts w:ascii="微软雅黑" w:eastAsia="微软雅黑" w:hAnsi="微软雅黑" w:hint="eastAsia"/>
           <w:color w:val="000000"/>
           <w:sz w:val="22"/>
         </w:rPr>
-        <w:t>进程通信进行完整新校验，降低与实际不一致的风险</w:t>
-      </w:r>
-    </w:p>
-    <w:p>
-      <w:pPr>
-        <w:spacing w:before="260" w:line="220" w:lineRule="exact"/>
-        <w:ind w:firstLine="420"/>
-        <w:jc w:val="left"/>
-        <w:rPr>
-          <w:rFonts w:ascii="微软雅黑" w:eastAsia="微软雅黑" w:hAnsi="微软雅黑" w:hint="eastAsia"/>
-          <w:color w:val="000000"/>
-          <w:sz w:val="22"/>
-        </w:rPr>
-      </w:pPr>
-      <w:r>
-        <w:rPr>
-          <w:rFonts w:ascii="微软雅黑" w:eastAsia="微软雅黑" w:hAnsi="微软雅黑" w:hint="eastAsia"/>
-          <w:color w:val="000000"/>
-          <w:sz w:val="22"/>
-        </w:rPr>
         <w:t>R：涵盖核心烧录功能，</w:t>
       </w:r>
     </w:p>
@@ -2514,19 +2581,11 @@
           <w:rFonts w:hint="eastAsia"/>
         </w:rPr>
       </w:pPr>
-      <w:proofErr w:type="spellStart"/>
-      <w:r>
-        <w:rPr>
-          <w:rFonts w:hint="eastAsia"/>
-        </w:rPr>
-        <w:t>Ipc</w:t>
-      </w:r>
-      <w:proofErr w:type="spellEnd"/>
-      <w:r>
-        <w:rPr>
-          <w:rFonts w:hint="eastAsia"/>
-        </w:rPr>
-        <w:t>通信保证进度可信不阻塞UI：利用electron+vue3，进行解耦，</w:t>
+      <w:r>
+        <w:rPr>
+          <w:rFonts w:hint="eastAsia"/>
+        </w:rPr>
+        <w:t>Ipc通信保证进度可信不阻塞UI：利用electron+vue3，进行解耦，</w:t>
       </w:r>
     </w:p>
     <w:p>
@@ -2576,19 +2635,11 @@
           <w:rFonts w:hint="eastAsia"/>
         </w:rPr>
       </w:pPr>
-      <w:proofErr w:type="spellStart"/>
-      <w:r>
-        <w:rPr>
-          <w:rFonts w:hint="eastAsia"/>
-        </w:rPr>
-        <w:t>Ipc</w:t>
-      </w:r>
-      <w:proofErr w:type="spellEnd"/>
-      <w:r>
-        <w:rPr>
-          <w:rFonts w:hint="eastAsia"/>
-        </w:rPr>
-        <w:t>消息包含：downloading，validate, writing，checking，error，done</w:t>
+      <w:r>
+        <w:rPr>
+          <w:rFonts w:hint="eastAsia"/>
+        </w:rPr>
+        <w:t>Ipc消息包含：downloading，validate, writing，checking，error，done</w:t>
       </w:r>
     </w:p>
     <w:p>
@@ -2694,21 +2745,7 @@
         <w:rPr>
           <w:rFonts w:hint="eastAsia"/>
         </w:rPr>
-        <w:t>折叠的数据加载模式，</w:t>
-      </w:r>
-      <w:proofErr w:type="spellStart"/>
-      <w:r>
-        <w:rPr>
-          <w:rFonts w:hint="eastAsia"/>
-        </w:rPr>
-        <w:t>tiptap</w:t>
-      </w:r>
-      <w:proofErr w:type="spellEnd"/>
-      <w:r>
-        <w:rPr>
-          <w:rFonts w:hint="eastAsia"/>
-        </w:rPr>
-        <w:t>库</w:t>
+        <w:t>折叠的数据加载模式，tiptap库</w:t>
       </w:r>
     </w:p>
     <w:p>
@@ -2989,21 +3026,7 @@
         <w:rPr>
           <w:rFonts w:hint="eastAsia"/>
         </w:rPr>
-        <w:t>（</w:t>
-      </w:r>
-      <w:proofErr w:type="spellStart"/>
-      <w:r>
-        <w:rPr>
-          <w:rFonts w:hint="eastAsia"/>
-        </w:rPr>
-        <w:t>Github</w:t>
-      </w:r>
-      <w:proofErr w:type="spellEnd"/>
-      <w:r>
-        <w:rPr>
-          <w:rFonts w:hint="eastAsia"/>
-        </w:rPr>
-        <w:t>首页：readme介绍、commit绿点、头像、stars</w:t>
+        <w:t>（Github首页：readme介绍、commit绿点、头像、stars</w:t>
       </w:r>
     </w:p>
     <w:p>
@@ -3098,21 +3121,7 @@
         <w:rPr>
           <w:rFonts w:hint="eastAsia"/>
         </w:rPr>
-        <w:t>有利于在</w:t>
-      </w:r>
-      <w:proofErr w:type="spellStart"/>
-      <w:r>
-        <w:rPr>
-          <w:rFonts w:hint="eastAsia"/>
-        </w:rPr>
-        <w:t>toB</w:t>
-      </w:r>
-      <w:proofErr w:type="spellEnd"/>
-      <w:r>
-        <w:rPr>
-          <w:rFonts w:hint="eastAsia"/>
-        </w:rPr>
-        <w:t>的平台类岗位快速落地技术方案，企业级内部工具从0到1落地能力，独立完成飞书内嵌周报系统，从需求的梳理到技术选型到上线，真正把系统作为团队的协作工具。</w:t>
+        <w:t>有利于在toB的平台类岗位快速落地技术方案，企业级内部工具从0到1落地能力，独立完成飞书内嵌周报系统，从需求的梳理到技术选型到上线，真正把系统作为团队的协作工具。</w:t>
       </w:r>
     </w:p>
     <w:p>
@@ -3130,21 +3139,7 @@
         <w:rPr>
           <w:rFonts w:hint="eastAsia"/>
         </w:rPr>
-        <w:t>跨平台桌面的系统能力，独立设计硬件钱包固件烧录工具，覆盖Windows、Linux、</w:t>
-      </w:r>
-      <w:proofErr w:type="spellStart"/>
-      <w:r>
-        <w:rPr>
-          <w:rFonts w:hint="eastAsia"/>
-        </w:rPr>
-        <w:t>macos</w:t>
-      </w:r>
-      <w:proofErr w:type="spellEnd"/>
-      <w:r>
-        <w:rPr>
-          <w:rFonts w:hint="eastAsia"/>
-        </w:rPr>
-        <w:t>三端，对底层 和</w:t>
+        <w:t>跨平台桌面的系统能力，独立设计硬件钱包固件烧录工具，覆盖Windows、Linux、macos三端，对底层 和</w:t>
       </w:r>
     </w:p>
     <w:p>
@@ -3162,21 +3157,7 @@
         <w:rPr>
           <w:rFonts w:hint="eastAsia"/>
         </w:rPr>
-        <w:t>自动化与AI工具链的实践，有基于</w:t>
-      </w:r>
-      <w:proofErr w:type="spellStart"/>
-      <w:r>
-        <w:rPr>
-          <w:rFonts w:hint="eastAsia"/>
-        </w:rPr>
-        <w:t>Langchain</w:t>
-      </w:r>
-      <w:proofErr w:type="spellEnd"/>
-      <w:r>
-        <w:rPr>
-          <w:rFonts w:hint="eastAsia"/>
-        </w:rPr>
-        <w:t>的企业知识库的，编写自动化脚本，降低人工错误率，对接多家交易所API，实现监控预警和自动交易</w:t>
+        <w:t>自动化与AI工具链的实践，有基于Langchain的企业知识库的，编写自动化脚本，降低人工错误率，对接多家交易所API，实现监控预警和自动交易</w:t>
       </w:r>
     </w:p>
     <w:p>
@@ -3349,28 +3330,24 @@
           <w:rFonts w:hint="eastAsia"/>
         </w:rPr>
       </w:pPr>
-      <w:proofErr w:type="spellStart"/>
       <w:r>
         <w:rPr>
           <w:rFonts w:hint="eastAsia"/>
         </w:rPr>
         <w:t>AntD</w:t>
       </w:r>
-      <w:proofErr w:type="spellEnd"/>
       <w:r>
         <w:rPr>
           <w:rFonts w:hint="eastAsia"/>
         </w:rPr>
         <w:t>、</w:t>
       </w:r>
-      <w:proofErr w:type="spellStart"/>
       <w:r>
         <w:rPr>
           <w:rFonts w:hint="eastAsia"/>
         </w:rPr>
         <w:t>ECharts</w:t>
       </w:r>
-      <w:proofErr w:type="spellEnd"/>
       <w:r>
         <w:rPr>
           <w:rFonts w:hint="eastAsia"/>
@@ -3424,28 +3401,24 @@
         </w:rPr>
         <w:t xml:space="preserve">git, </w:t>
       </w:r>
-      <w:proofErr w:type="spellStart"/>
       <w:r>
         <w:rPr>
           <w:rFonts w:hint="eastAsia"/>
         </w:rPr>
         <w:t>vite</w:t>
       </w:r>
-      <w:proofErr w:type="spellEnd"/>
       <w:r>
         <w:rPr>
           <w:rFonts w:hint="eastAsia"/>
         </w:rPr>
         <w:t xml:space="preserve">, </w:t>
       </w:r>
-      <w:proofErr w:type="spellStart"/>
       <w:r>
         <w:rPr>
           <w:rFonts w:hint="eastAsia"/>
         </w:rPr>
         <w:t>ESLint</w:t>
       </w:r>
-      <w:proofErr w:type="spellEnd"/>
       <w:r>
         <w:rPr>
           <w:rFonts w:hint="eastAsia"/>
@@ -3738,52 +3711,38 @@
         <w:rPr>
           <w:strike/>
         </w:rPr>
-        <w:t>我从零开始负责整个系统的设计、开发和上线。针对海量历史周报数据的展示需求，我封装了高性能的虚拟滚动列表，支持数据筛选和视角切换；为提升编辑体验，基于</w:t>
-      </w:r>
-      <w:proofErr w:type="spellStart"/>
-      <w:r>
-        <w:rPr>
+        <w:t xml:space="preserve">我从零开始负责整个系统的设计、开发和上线。针对海量历史周报数据的展示需求，我封装了高性能的虚拟滚动列表，支持数据筛选和视角切换；为提升编辑体验，基于TipTap深度定制了富文本编辑器；同时通过Redux持久化和多端键盘适配等优化，确保系统稳定运行。该项目已成为团队标准协作工具，显著提升了信息同步效率。 </w:t>
+      </w:r>
+    </w:p>
+    <w:p>
+      <w:pPr>
+        <w:rPr>
+          <w:rFonts w:hint="eastAsia"/>
           <w:strike/>
         </w:rPr>
-        <w:t>TipTap</w:t>
-      </w:r>
-      <w:proofErr w:type="spellEnd"/>
-      <w:r>
-        <w:rPr>
+      </w:pPr>
+    </w:p>
+    <w:p>
+      <w:pPr>
+        <w:rPr>
+          <w:rFonts w:hint="eastAsia"/>
           <w:strike/>
         </w:rPr>
-        <w:t xml:space="preserve">深度定制了富文本编辑器；同时通过Redux持久化和多端键盘适配等优化，确保系统稳定运行。该项目已成为团队标准协作工具，显著提升了信息同步效率。 </w:t>
-      </w:r>
-    </w:p>
-    <w:p>
-      <w:pPr>
-        <w:rPr>
-          <w:rFonts w:hint="eastAsia"/>
+      </w:pPr>
+      <w:r>
+        <w:t>第二个项目是硬件钱包固件烧录工具，</w:t>
+      </w:r>
+      <w:r>
+        <w:rPr>
           <w:strike/>
         </w:rPr>
-      </w:pPr>
-    </w:p>
-    <w:p>
-      <w:pPr>
+        <w:t>我独立开发了跨Windows、Linux、macOS三端的Electron桌面应用。重点解决了系统级权限提升与烧录引擎集成问题，在Windows平台集成专业烧录库，在macOS/Linux系统使用原生dd命令；通过精细的进程通信和校验机制，确保烧录过程的可靠性</w:t>
+      </w:r>
+      <w:r>
         <w:rPr>
           <w:rFonts w:hint="eastAsia"/>
           <w:strike/>
         </w:rPr>
-      </w:pPr>
-      <w:r>
-        <w:t>第二个项目是硬件钱包固件烧录工具，</w:t>
-      </w:r>
-      <w:r>
-        <w:rPr>
-          <w:strike/>
-        </w:rPr>
-        <w:t>我独立开发了跨Windows、Linux、macOS三端的Electron桌面应用。重点解决了系统级权限提升与烧录引擎集成问题，在Windows平台集成专业烧录库，在macOS/Linux系统使用原生dd命令；通过精细的进程通信和校验机制，确保烧录过程的可靠性</w:t>
-      </w:r>
-      <w:r>
-        <w:rPr>
-          <w:rFonts w:hint="eastAsia"/>
-          <w:strike/>
-        </w:rPr>
         <w:t>。</w:t>
       </w:r>
     </w:p>
@@ -3808,15 +3767,7 @@
         </w:rPr>
       </w:pPr>
       <w:r>
-        <w:t>此外，我的数据科学背景和AI工程实践经历，使我在技术方案设计时能更好地结合业务需求。曾基于</w:t>
-      </w:r>
-      <w:proofErr w:type="spellStart"/>
-      <w:r>
-        <w:t>LangChain</w:t>
-      </w:r>
-      <w:proofErr w:type="spellEnd"/>
-      <w:r>
-        <w:t xml:space="preserve">开发RAG知识库系统，并编写自动化脚本优化业务流程，这种复合背景让我不仅能完成前端开发，更能从系统层面思考技术实现，真正赋能业务发展。 </w:t>
+        <w:t xml:space="preserve">此外，我的数据科学背景和AI工程实践经历，使我在技术方案设计时能更好地结合业务需求。曾基于LangChain开发RAG知识库系统，并编写自动化脚本优化业务流程，这种复合背景让我不仅能完成前端开发，更能从系统层面思考技术实现，真正赋能业务发展。 </w:t>
       </w:r>
     </w:p>
     <w:p>
@@ -4973,30 +4924,8 @@
         <w:rPr>
           <w:rFonts w:hint="eastAsia"/>
         </w:rPr>
-        <w:t xml:space="preserve">2. </w:t>
-      </w:r>
-      <w:proofErr w:type="spellStart"/>
-      <w:r>
-        <w:rPr>
-          <w:rFonts w:hint="eastAsia"/>
-        </w:rPr>
-        <w:t>vif</w:t>
-      </w:r>
-      <w:proofErr w:type="spellEnd"/>
-      <w:r>
-        <w:rPr>
-          <w:rFonts w:hint="eastAsia"/>
-        </w:rPr>
-        <w:t xml:space="preserve"> </w:t>
-      </w:r>
-      <w:proofErr w:type="spellStart"/>
-      <w:r>
-        <w:rPr>
-          <w:rFonts w:hint="eastAsia"/>
-        </w:rPr>
-        <w:t>vshow</w:t>
-      </w:r>
-      <w:proofErr w:type="spellEnd"/>
+        <w:t>2. vif vshow</w:t>
+      </w:r>
     </w:p>
     <w:p>
       <w:pPr>
@@ -5059,44 +4988,28 @@
         <w:rPr>
           <w:rFonts w:hint="eastAsia"/>
         </w:rPr>
-        <w:t>6. 服务端返回尺寸，</w:t>
-      </w:r>
-      <w:proofErr w:type="spellStart"/>
-      <w:r>
-        <w:rPr>
-          <w:rFonts w:hint="eastAsia"/>
-        </w:rPr>
-        <w:t>api</w:t>
-      </w:r>
-      <w:proofErr w:type="spellEnd"/>
-      <w:r>
-        <w:rPr>
-          <w:rFonts w:hint="eastAsia"/>
-        </w:rPr>
-        <w:t>返回尺寸</w:t>
-      </w:r>
-    </w:p>
-    <w:p>
-      <w:pPr>
-        <w:rPr>
-          <w:rFonts w:hint="eastAsia"/>
-        </w:rPr>
-      </w:pPr>
-    </w:p>
-    <w:p>
-      <w:pPr>
-        <w:rPr>
-          <w:rFonts w:hint="eastAsia"/>
-        </w:rPr>
-      </w:pPr>
-      <w:proofErr w:type="spellStart"/>
+        <w:t>6. 服务端返回尺寸，api返回尺寸</w:t>
+      </w:r>
+    </w:p>
+    <w:p>
+      <w:pPr>
+        <w:rPr>
+          <w:rFonts w:hint="eastAsia"/>
+        </w:rPr>
+      </w:pPr>
+    </w:p>
+    <w:p>
+      <w:pPr>
+        <w:rPr>
+          <w:rFonts w:hint="eastAsia"/>
+        </w:rPr>
+      </w:pPr>
       <w:r>
         <w:rPr>
           <w:rFonts w:hint="eastAsia"/>
         </w:rPr>
         <w:t>Tiptap</w:t>
       </w:r>
-      <w:proofErr w:type="spellEnd"/>
     </w:p>
     <w:p>
       <w:pPr>
@@ -5156,35 +5069,7 @@
         <w:rPr>
           <w:rFonts w:hint="eastAsia"/>
         </w:rPr>
-        <w:t>一、</w:t>
-      </w:r>
-      <w:proofErr w:type="spellStart"/>
-      <w:r>
-        <w:rPr>
-          <w:rFonts w:hint="eastAsia"/>
-        </w:rPr>
-        <w:t>tiptap</w:t>
-      </w:r>
-      <w:proofErr w:type="spellEnd"/>
-      <w:r>
-        <w:rPr>
-          <w:rFonts w:hint="eastAsia"/>
-        </w:rPr>
-        <w:t>二次开发：对</w:t>
-      </w:r>
-      <w:proofErr w:type="spellStart"/>
-      <w:r>
-        <w:rPr>
-          <w:rFonts w:hint="eastAsia"/>
-        </w:rPr>
-        <w:t>tiptap</w:t>
-      </w:r>
-      <w:proofErr w:type="spellEnd"/>
-      <w:r>
-        <w:rPr>
-          <w:rFonts w:hint="eastAsia"/>
-        </w:rPr>
-        <w:t>暴露的API接口进行配置，做了#、@等功能</w:t>
+        <w:t>一、tiptap二次开发：对tiptap暴露的API接口进行配置，做了#、@等功能</w:t>
       </w:r>
     </w:p>
     <w:p>
@@ -5288,35 +5173,7 @@
         <w:rPr>
           <w:rFonts w:hint="eastAsia"/>
         </w:rPr>
-        <w:t>iOS的100vh不等于视口高度，用</w:t>
-      </w:r>
-      <w:proofErr w:type="spellStart"/>
-      <w:r>
-        <w:rPr>
-          <w:rFonts w:hint="eastAsia"/>
-        </w:rPr>
-        <w:t>dvh</w:t>
-      </w:r>
-      <w:proofErr w:type="spellEnd"/>
-      <w:r>
-        <w:rPr>
-          <w:rFonts w:hint="eastAsia"/>
-        </w:rPr>
-        <w:t>解决移动端浏览器</w:t>
-      </w:r>
-      <w:proofErr w:type="spellStart"/>
-      <w:r>
-        <w:rPr>
-          <w:rFonts w:hint="eastAsia"/>
-        </w:rPr>
-        <w:t>ui</w:t>
-      </w:r>
-      <w:proofErr w:type="spellEnd"/>
-      <w:r>
-        <w:rPr>
-          <w:rFonts w:hint="eastAsia"/>
-        </w:rPr>
-        <w:t>动态变化推出的新标准（</w:t>
+        <w:t>iOS的100vh不等于视口高度，用dvh解决移动端浏览器ui动态变化推出的新标准（</w:t>
       </w:r>
       <w:r>
         <w:rPr>
@@ -5660,14 +5517,7 @@
         <w:rPr>
           <w:rFonts w:hint="eastAsia"/>
         </w:rPr>
-        <w:t>权限提升：</w:t>
-      </w:r>
-      <w:proofErr w:type="spellStart"/>
-      <w:r>
-        <w:rPr>
-          <w:rFonts w:hint="eastAsia"/>
-        </w:rPr>
-        <w:t>os</w:t>
+        <w:t>权限提升：os</w:t>
       </w:r>
       <w:r>
         <w:rPr>
@@ -5685,14 +5535,7 @@
         <w:rPr>
           <w:rFonts w:hint="eastAsia"/>
         </w:rPr>
-        <w:t>cript</w:t>
-      </w:r>
-      <w:proofErr w:type="spellEnd"/>
-      <w:r>
-        <w:rPr>
-          <w:rFonts w:hint="eastAsia"/>
-        </w:rPr>
-        <w:t>（line1306）弹出原生密码输入框，来获取管理员权限，增加用户信任感，Windows配置electron-builder打包规则只能以管理员权限打开，</w:t>
+        <w:t>cript（line1306）弹出原生密码输入框，来获取管理员权限，增加用户信任感，Windows配置electron-builder打包规则只能以管理员权限打开，</w:t>
       </w:r>
     </w:p>
     <w:p>
@@ -5727,19 +5570,11 @@
         </w:rPr>
         <w:t>可靠性：</w:t>
       </w:r>
-      <w:proofErr w:type="spellStart"/>
-      <w:r>
-        <w:rPr>
-          <w:rFonts w:hint="eastAsia"/>
-        </w:rPr>
-        <w:t>ipc</w:t>
-      </w:r>
-      <w:proofErr w:type="spellEnd"/>
-      <w:r>
-        <w:rPr>
-          <w:rFonts w:hint="eastAsia"/>
-        </w:rPr>
-        <w:t>双向通信</w:t>
+      <w:r>
+        <w:rPr>
+          <w:rFonts w:hint="eastAsia"/>
+        </w:rPr>
+        <w:t>ipc双向通信</w:t>
       </w:r>
     </w:p>
     <w:p>
@@ -6097,21 +5932,7 @@
         <w:rPr>
           <w:rFonts w:hint="eastAsia"/>
         </w:rPr>
-        <w:t>烧录语句，</w:t>
-      </w:r>
-      <w:proofErr w:type="spellStart"/>
-      <w:r>
-        <w:rPr>
-          <w:rFonts w:hint="eastAsia"/>
-        </w:rPr>
-        <w:t>ipc</w:t>
-      </w:r>
-      <w:proofErr w:type="spellEnd"/>
-      <w:r>
-        <w:rPr>
-          <w:rFonts w:hint="eastAsia"/>
-        </w:rPr>
-        <w:t>通信，crc32</w:t>
+        <w:t>烧录语句，ipc通信，crc32</w:t>
       </w:r>
     </w:p>
     <w:p>
@@ -6257,21 +6078,7 @@
         <w:rPr>
           <w:rFonts w:hint="eastAsia"/>
         </w:rPr>
-        <w:t>——var\let\const、</w:t>
-      </w:r>
-      <w:proofErr w:type="spellStart"/>
-      <w:r>
-        <w:rPr>
-          <w:rFonts w:hint="eastAsia"/>
-        </w:rPr>
-        <w:t>js</w:t>
-      </w:r>
-      <w:proofErr w:type="spellEnd"/>
-      <w:r>
-        <w:rPr>
-          <w:rFonts w:hint="eastAsia"/>
-        </w:rPr>
-        <w:t>执行机制</w:t>
+        <w:t>——var\let\const、js执行机制</w:t>
       </w:r>
       <w:bookmarkEnd w:id="8"/>
     </w:p>
@@ -6354,16 +6161,8 @@
         <w:rPr>
           <w:rFonts w:hint="eastAsia"/>
         </w:rPr>
-        <w:t>，</w:t>
-      </w:r>
-      <w:proofErr w:type="spellStart"/>
-      <w:r>
-        <w:rPr>
-          <w:rFonts w:hint="eastAsia"/>
-        </w:rPr>
-        <w:t>node:global</w:t>
-      </w:r>
-      <w:proofErr w:type="spellEnd"/>
+        <w:t>，node:global</w:t>
+      </w:r>
       <w:r>
         <w:rPr>
           <w:rFonts w:hint="eastAsia"/>
@@ -6496,19 +6295,11 @@
         </w:rPr>
         <w:t>赋值前访问会报错：</w:t>
       </w:r>
-      <w:proofErr w:type="spellStart"/>
-      <w:r>
-        <w:rPr>
-          <w:rFonts w:hint="eastAsia"/>
-        </w:rPr>
-        <w:t>ReferenceError</w:t>
-      </w:r>
-      <w:proofErr w:type="spellEnd"/>
-      <w:r>
-        <w:rPr>
-          <w:rFonts w:hint="eastAsia"/>
-        </w:rPr>
-        <w:t>: Cannot access 'a' before initialization</w:t>
+      <w:r>
+        <w:rPr>
+          <w:rFonts w:hint="eastAsia"/>
+        </w:rPr>
+        <w:t>ReferenceError: Cannot access 'a' before initialization</w:t>
       </w:r>
       <w:r>
         <w:rPr>
@@ -6608,14 +6399,12 @@
           <w:rFonts w:hint="eastAsia"/>
         </w:rPr>
       </w:pPr>
-      <w:proofErr w:type="spellStart"/>
       <w:r>
         <w:rPr>
           <w:rFonts w:hint="eastAsia"/>
         </w:rPr>
         <w:t>Js</w:t>
       </w:r>
-      <w:proofErr w:type="spellEnd"/>
       <w:r>
         <w:rPr>
           <w:rFonts w:hint="eastAsia"/>
@@ -6747,21 +6536,7 @@
         <w:rPr>
           <w:rFonts w:hint="eastAsia"/>
         </w:rPr>
-        <w:t>——</w:t>
-      </w:r>
-      <w:proofErr w:type="spellStart"/>
-      <w:r>
-        <w:rPr>
-          <w:rFonts w:hint="eastAsia"/>
-        </w:rPr>
-        <w:t>js</w:t>
-      </w:r>
-      <w:proofErr w:type="spellEnd"/>
-      <w:r>
-        <w:rPr>
-          <w:rFonts w:hint="eastAsia"/>
-        </w:rPr>
-        <w:t>执行机制</w:t>
+        <w:t>——js执行机制</w:t>
       </w:r>
       <w:bookmarkEnd w:id="9"/>
     </w:p>
@@ -6862,14 +6637,12 @@
         </w:rPr>
         <w:t>在微任务执行完成宏任务执行前，v8引擎尝试渲染页面（渲染机会），</w:t>
       </w:r>
-      <w:proofErr w:type="spellStart"/>
       <w:r>
         <w:rPr>
           <w:rFonts w:hint="eastAsia"/>
         </w:rPr>
         <w:t>requestAnimationFrame</w:t>
       </w:r>
-      <w:proofErr w:type="spellEnd"/>
       <w:r>
         <w:rPr>
           <w:rFonts w:hint="eastAsia"/>
@@ -7129,28 +6902,21 @@
           <w:rFonts w:hint="eastAsia"/>
         </w:rPr>
       </w:pPr>
-      <w:proofErr w:type="spellStart"/>
       <w:r>
         <w:rPr>
           <w:rFonts w:hint="eastAsia"/>
         </w:rPr>
         <w:t>requestIdleCallback</w:t>
       </w:r>
-      <w:proofErr w:type="spellEnd"/>
-    </w:p>
-    <w:p>
-      <w:pPr>
-        <w:rPr>
-          <w:rFonts w:hint="eastAsia"/>
-        </w:rPr>
-      </w:pPr>
-      <w:proofErr w:type="spellStart"/>
-      <w:r>
-        <w:t>requestIdleCallback</w:t>
-      </w:r>
-      <w:proofErr w:type="spellEnd"/>
-      <w:r>
-        <w:t xml:space="preserve"> 是一个Web API，允许网页作者请求浏览器在主线程空闲时执行低优先级后台任务，从而避免干扰高优先级操作（如input处理、动画和帧合成），提升页面响应性和整体性能。</w:t>
+    </w:p>
+    <w:p>
+      <w:pPr>
+        <w:rPr>
+          <w:rFonts w:hint="eastAsia"/>
+        </w:rPr>
+      </w:pPr>
+      <w:r>
+        <w:t>requestIdleCallback 是一个Web API，允许网页作者请求浏览器在主线程空闲时执行低优先级后台任务，从而避免干扰高优先级操作（如input处理、动画和帧合成），提升页面响应性和整体性能。</w:t>
       </w:r>
       <w:r>
         <w:rPr>
@@ -7195,18 +6961,15 @@
       <w:r>
         <w:t xml:space="preserve">const </w:t>
       </w:r>
-      <w:proofErr w:type="spellStart"/>
       <w:r>
         <w:rPr>
           <w:rFonts w:hint="eastAsia"/>
         </w:rPr>
         <w:t>mo</w:t>
       </w:r>
-      <w:proofErr w:type="spellEnd"/>
       <w:r>
         <w:t xml:space="preserve">= new </w:t>
       </w:r>
-      <w:proofErr w:type="spellStart"/>
       <w:r>
         <w:rPr>
           <w:b/>
@@ -7214,7 +6977,6 @@
         </w:rPr>
         <w:t>MutationObserver</w:t>
       </w:r>
-      <w:proofErr w:type="spellEnd"/>
       <w:r>
         <w:t>(</w:t>
       </w:r>
@@ -7235,47 +6997,11 @@
           <w:rFonts w:hint="eastAsia"/>
         </w:rPr>
       </w:pPr>
-      <w:proofErr w:type="spellStart"/>
-      <w:r>
-        <w:rPr>
-          <w:rFonts w:hint="eastAsia"/>
-        </w:rPr>
-        <w:t>mo.observe</w:t>
-      </w:r>
-      <w:proofErr w:type="spellEnd"/>
-      <w:r>
-        <w:rPr>
-          <w:rFonts w:hint="eastAsia"/>
-        </w:rPr>
-        <w:t>(</w:t>
-      </w:r>
-      <w:proofErr w:type="spellStart"/>
-      <w:r>
-        <w:rPr>
-          <w:rFonts w:hint="eastAsia"/>
-        </w:rPr>
-        <w:t>document.body</w:t>
-      </w:r>
-      <w:proofErr w:type="spellEnd"/>
-      <w:r>
-        <w:rPr>
-          <w:rFonts w:hint="eastAsia"/>
-        </w:rPr>
-        <w:t xml:space="preserve">, { </w:t>
-      </w:r>
-      <w:proofErr w:type="spellStart"/>
-      <w:r>
-        <w:rPr>
-          <w:rFonts w:hint="eastAsia"/>
-        </w:rPr>
-        <w:t>childList</w:t>
-      </w:r>
-      <w:proofErr w:type="spellEnd"/>
-      <w:r>
-        <w:rPr>
-          <w:rFonts w:hint="eastAsia"/>
-        </w:rPr>
-        <w:t>: true });</w:t>
+      <w:r>
+        <w:rPr>
+          <w:rFonts w:hint="eastAsia"/>
+        </w:rPr>
+        <w:t>mo.observe(document.body, { childList: true });</w:t>
       </w:r>
     </w:p>
     <w:p>
@@ -7493,19 +7219,11 @@
         </w:rPr>
         <w:t>错误：</w:t>
       </w:r>
-      <w:proofErr w:type="spellStart"/>
-      <w:r>
-        <w:rPr>
-          <w:rFonts w:hint="eastAsia"/>
-        </w:rPr>
-        <w:t>ReferenceError</w:t>
-      </w:r>
-      <w:proofErr w:type="spellEnd"/>
-      <w:r>
-        <w:rPr>
-          <w:rFonts w:hint="eastAsia"/>
-        </w:rPr>
-        <w:t>: a is not defined</w:t>
+      <w:r>
+        <w:rPr>
+          <w:rFonts w:hint="eastAsia"/>
+        </w:rPr>
+        <w:t>ReferenceError: a is not defined</w:t>
       </w:r>
     </w:p>
     <w:p>
@@ -7725,35 +7443,23 @@
       <w:r>
         <w:t>：</w:t>
       </w:r>
-      <w:proofErr w:type="spellStart"/>
       <w:r>
         <w:rPr>
           <w:rFonts w:hint="eastAsia"/>
         </w:rPr>
         <w:t>queueMicrotask</w:t>
       </w:r>
-      <w:proofErr w:type="spellEnd"/>
       <w:r>
         <w:t xml:space="preserve"> 放微任务，</w:t>
       </w:r>
-      <w:proofErr w:type="spellStart"/>
       <w:r>
         <w:rPr>
           <w:rFonts w:hint="eastAsia"/>
         </w:rPr>
         <w:t>MutationObserver</w:t>
       </w:r>
-      <w:proofErr w:type="spellEnd"/>
-      <w:r>
-        <w:t xml:space="preserve"> 用于监控元素或全局 body 变化，request </w:t>
-      </w:r>
-      <w:proofErr w:type="spellStart"/>
-      <w:r>
-        <w:t>request</w:t>
-      </w:r>
-      <w:proofErr w:type="spellEnd"/>
-      <w:r>
-        <w:t xml:space="preserve"> either or back 是动画优化方案，既非宏任务也非微任务 。</w:t>
+      <w:r>
+        <w:t xml:space="preserve"> 用于监控元素或全局 body 变化，request request either or back 是动画优化方案，既非宏任务也非微任务 。</w:t>
       </w:r>
     </w:p>
     <w:p>
@@ -8314,15 +8020,7 @@
         <w:t>模块化方式</w:t>
       </w:r>
       <w:r>
-        <w:t xml:space="preserve">：有 ES6 模块（ESM）和 </w:t>
-      </w:r>
-      <w:proofErr w:type="spellStart"/>
-      <w:r>
-        <w:t>CommonJS</w:t>
-      </w:r>
-      <w:proofErr w:type="spellEnd"/>
-      <w:r>
-        <w:t xml:space="preserve"> 两种，均对单一文件模块化，模块内变量非全局变量。</w:t>
+        <w:t>：有 ES6 模块（ESM）和 CommonJS 两种，均对单一文件模块化，模块内变量非全局变量。</w:t>
       </w:r>
     </w:p>
     <w:p>
@@ -8364,23 +8062,7 @@
         <w:t>识别方式</w:t>
       </w:r>
       <w:r>
-        <w:t>：script 标签中 type="module"，文件后缀为.</w:t>
-      </w:r>
-      <w:proofErr w:type="spellStart"/>
-      <w:r>
-        <w:t>mjs</w:t>
-      </w:r>
-      <w:proofErr w:type="spellEnd"/>
-      <w:r>
-        <w:t>，</w:t>
-      </w:r>
-      <w:proofErr w:type="spellStart"/>
-      <w:r>
-        <w:t>package.json</w:t>
-      </w:r>
-      <w:proofErr w:type="spellEnd"/>
-      <w:r>
-        <w:t xml:space="preserve"> 里 type 为 module，均可让 JS 以 ESM 机制解析。</w:t>
+        <w:t>：script 标签中 type="module"，文件后缀为.mjs，package.json 里 type 为 module，均可让 JS 以 ESM 机制解析。</w:t>
       </w:r>
     </w:p>
     <w:p>
@@ -8398,34 +8080,73 @@
           <w:b/>
           <w:bCs/>
         </w:rPr>
-        <w:t xml:space="preserve">与 </w:t>
-      </w:r>
-      <w:proofErr w:type="spellStart"/>
+        <w:t>与 CommonJS 对比</w:t>
+      </w:r>
+      <w:r>
+        <w:t>：CommonJS 是 Node 社区规范，先出现；ESM 是官方规范，后出现，更面向未来，开发新库优先用 ESM。</w:t>
+      </w:r>
+    </w:p>
+    <w:p>
+      <w:pPr>
+        <w:numPr>
+          <w:ilvl w:val="2"/>
+          <w:numId w:val="16"/>
+        </w:numPr>
+        <w:rPr>
+          <w:rFonts w:hint="eastAsia"/>
+        </w:rPr>
+      </w:pPr>
       <w:r>
         <w:rPr>
           <w:b/>
           <w:bCs/>
         </w:rPr>
-        <w:t>CommonJS</w:t>
-      </w:r>
-      <w:proofErr w:type="spellEnd"/>
+        <w:t>严格模式</w:t>
+      </w:r>
+      <w:r>
+        <w:t>：ESM 默认严格模式，代码执行更苛刻，可避免松散代码导致的 bug。</w:t>
+      </w:r>
+    </w:p>
+    <w:p>
+      <w:pPr>
+        <w:numPr>
+          <w:ilvl w:val="2"/>
+          <w:numId w:val="16"/>
+        </w:numPr>
+        <w:rPr>
+          <w:rFonts w:hint="eastAsia"/>
+        </w:rPr>
+      </w:pPr>
       <w:r>
         <w:rPr>
           <w:b/>
           <w:bCs/>
         </w:rPr>
-        <w:t xml:space="preserve"> 对比</w:t>
+        <w:t>加载时机</w:t>
+      </w:r>
+      <w:r>
+        <w:t>：编译和解析时加载，是静态的。</w:t>
+      </w:r>
+    </w:p>
+    <w:p>
+      <w:pPr>
+        <w:numPr>
+          <w:ilvl w:val="1"/>
+          <w:numId w:val="16"/>
+        </w:numPr>
+        <w:rPr>
+          <w:rFonts w:hint="eastAsia"/>
+        </w:rPr>
+      </w:pPr>
+      <w:r>
+        <w:rPr>
+          <w:b/>
+          <w:bCs/>
+        </w:rPr>
+        <w:t>ESM 导出方式</w:t>
       </w:r>
       <w:r>
         <w:t>：</w:t>
-      </w:r>
-      <w:proofErr w:type="spellStart"/>
-      <w:r>
-        <w:t>CommonJS</w:t>
-      </w:r>
-      <w:proofErr w:type="spellEnd"/>
-      <w:r>
-        <w:t xml:space="preserve"> 是 Node 社区规范，先出现；ESM 是官方规范，后出现，更面向未来，开发新库优先用 ESM。</w:t>
       </w:r>
     </w:p>
     <w:p>
@@ -8443,10 +8164,10 @@
           <w:b/>
           <w:bCs/>
         </w:rPr>
-        <w:t>严格模式</w:t>
-      </w:r>
-      <w:r>
-        <w:t>：ESM 默认严格模式，代码执行更苛刻，可避免松散代码导致的 bug。</w:t>
+        <w:t>export default</w:t>
+      </w:r>
+      <w:r>
+        <w:t>：一个文件只能有一个，不能接变量声明，可接函数、类声明及任意表达式。接收时不用括号，若导出多个值需通过对象解构。</w:t>
       </w:r>
     </w:p>
     <w:p>
@@ -8464,10 +8185,10 @@
           <w:b/>
           <w:bCs/>
         </w:rPr>
-        <w:t>加载时机</w:t>
-      </w:r>
-      <w:r>
-        <w:t>：编译和解析时加载，是静态的。</w:t>
+        <w:t>export</w:t>
+      </w:r>
+      <w:r>
+        <w:t>：一个文件可有多个，不能接表达式，可接变量、函数、类声明。导出函数分开写时，不能直接导函数名，要加括号。</w:t>
       </w:r>
     </w:p>
     <w:p>
@@ -8485,7 +8206,7 @@
           <w:b/>
           <w:bCs/>
         </w:rPr>
-        <w:t>ESM 导出方式</w:t>
+        <w:t>CommonJS</w:t>
       </w:r>
       <w:r>
         <w:t>：</w:t>
@@ -8506,10 +8227,10 @@
           <w:b/>
           <w:bCs/>
         </w:rPr>
-        <w:t>export default</w:t>
-      </w:r>
-      <w:r>
-        <w:t>：一个文件只能有一个，不能接变量声明，可接函数、类声明及任意表达式。接收时不用括号，若导出多个值需通过对象解构。</w:t>
+        <w:t>特点</w:t>
+      </w:r>
+      <w:r>
+        <w:t>：古老的社区规范，非自动严格模式，模块变量不能作为 global 或 globalThis 属性。</w:t>
       </w:r>
     </w:p>
     <w:p>
@@ -8527,31 +8248,50 @@
           <w:b/>
           <w:bCs/>
         </w:rPr>
-        <w:t>export</w:t>
-      </w:r>
-      <w:r>
-        <w:t>：一个文件可有多个，不能接表达式，可接变量、函数、类声明。导出函数分开写时，不能直接导函数名，要加括号。</w:t>
-      </w:r>
-    </w:p>
-    <w:p>
-      <w:pPr>
-        <w:numPr>
-          <w:ilvl w:val="1"/>
-          <w:numId w:val="16"/>
-        </w:numPr>
-        <w:rPr>
-          <w:rFonts w:hint="eastAsia"/>
-        </w:rPr>
-      </w:pPr>
-      <w:proofErr w:type="spellStart"/>
+        <w:t>导出导入</w:t>
+      </w:r>
+      <w:r>
+        <w:t>：用 module.exports 导出，可导出任意内容，用 require 导入，通过路径引入模块值，可通过对象解构接收多个值。</w:t>
+      </w:r>
+    </w:p>
+    <w:p>
+      <w:pPr>
+        <w:rPr>
+          <w:rFonts w:hint="eastAsia"/>
+        </w:rPr>
+      </w:pPr>
+    </w:p>
+    <w:p>
+      <w:pPr>
+        <w:pStyle w:val="1"/>
+        <w:rPr>
+          <w:rFonts w:hint="eastAsia"/>
+        </w:rPr>
+      </w:pPr>
+      <w:r>
+        <w:rPr>
+          <w:rFonts w:hint="eastAsia"/>
+        </w:rPr>
+        <w:t>01.15课时11——模块化</w:t>
+      </w:r>
+    </w:p>
+    <w:p>
+      <w:pPr>
+        <w:numPr>
+          <w:ilvl w:val="0"/>
+          <w:numId w:val="17"/>
+        </w:numPr>
+        <w:rPr>
+          <w:rFonts w:hint="eastAsia"/>
+        </w:rPr>
+      </w:pPr>
       <w:r>
         <w:rPr>
           <w:b/>
           <w:bCs/>
         </w:rPr>
-        <w:t>CommonJS</w:t>
-      </w:r>
-      <w:proofErr w:type="spellEnd"/>
+        <w:t>回顾上节课内容</w:t>
+      </w:r>
       <w:r>
         <w:t>：</w:t>
       </w:r>
@@ -8559,8 +8299,8 @@
     <w:p>
       <w:pPr>
         <w:numPr>
-          <w:ilvl w:val="2"/>
-          <w:numId w:val="16"/>
+          <w:ilvl w:val="1"/>
+          <w:numId w:val="17"/>
         </w:numPr>
         <w:rPr>
           <w:rFonts w:hint="eastAsia"/>
@@ -8571,25 +8311,17 @@
           <w:b/>
           <w:bCs/>
         </w:rPr>
-        <w:t>特点</w:t>
-      </w:r>
-      <w:r>
-        <w:t xml:space="preserve">：古老的社区规范，非自动严格模式，模块变量不能作为 global 或 </w:t>
-      </w:r>
-      <w:proofErr w:type="spellStart"/>
-      <w:r>
-        <w:t>globalThis</w:t>
-      </w:r>
-      <w:proofErr w:type="spellEnd"/>
-      <w:r>
-        <w:t xml:space="preserve"> 属性。</w:t>
-      </w:r>
-    </w:p>
-    <w:p>
-      <w:pPr>
-        <w:numPr>
-          <w:ilvl w:val="2"/>
-          <w:numId w:val="16"/>
+        <w:t>模块化方式</w:t>
+      </w:r>
+      <w:r>
+        <w:t>：有 ESM 和 CommonJS 两种，可将文件代码模块化，且模块外定义变量不能作为全局变量属性。</w:t>
+      </w:r>
+    </w:p>
+    <w:p>
+      <w:pPr>
+        <w:numPr>
+          <w:ilvl w:val="1"/>
+          <w:numId w:val="17"/>
         </w:numPr>
         <w:rPr>
           <w:rFonts w:hint="eastAsia"/>
@@ -8600,39 +8332,52 @@
           <w:b/>
           <w:bCs/>
         </w:rPr>
-        <w:t>导出导入</w:t>
-      </w:r>
-      <w:r>
-        <w:t xml:space="preserve">：用 </w:t>
-      </w:r>
-      <w:proofErr w:type="spellStart"/>
-      <w:r>
-        <w:t>module.exports</w:t>
-      </w:r>
-      <w:proofErr w:type="spellEnd"/>
-      <w:r>
-        <w:t xml:space="preserve"> 导出，可导出任意内容，用 require 导入，通过路径引入模块值，可通过对象解构接收多个值。</w:t>
-      </w:r>
-    </w:p>
-    <w:p>
-      <w:pPr>
-        <w:rPr>
-          <w:rFonts w:hint="eastAsia"/>
-        </w:rPr>
-      </w:pPr>
-    </w:p>
-    <w:p>
-      <w:pPr>
-        <w:pStyle w:val="1"/>
-        <w:rPr>
-          <w:rFonts w:hint="eastAsia"/>
-        </w:rPr>
-      </w:pPr>
-      <w:r>
-        <w:rPr>
-          <w:rFonts w:hint="eastAsia"/>
-        </w:rPr>
-        <w:t>01.15课时11——模块化</w:t>
+        <w:t>ESM 识别方式</w:t>
+      </w:r>
+      <w:r>
+        <w:t>：script 标签加 type="module"、文件后缀为.mjs、package.json 里 type 属性设为 module。</w:t>
+      </w:r>
+    </w:p>
+    <w:p>
+      <w:pPr>
+        <w:numPr>
+          <w:ilvl w:val="1"/>
+          <w:numId w:val="17"/>
+        </w:numPr>
+        <w:rPr>
+          <w:rFonts w:hint="eastAsia"/>
+        </w:rPr>
+      </w:pPr>
+      <w:r>
+        <w:rPr>
+          <w:b/>
+          <w:bCs/>
+        </w:rPr>
+        <w:t>ESM 特性</w:t>
+      </w:r>
+      <w:r>
+        <w:t>：默认严格模式，加载、编译和解析同步。</w:t>
+      </w:r>
+    </w:p>
+    <w:p>
+      <w:pPr>
+        <w:numPr>
+          <w:ilvl w:val="1"/>
+          <w:numId w:val="17"/>
+        </w:numPr>
+        <w:rPr>
+          <w:rFonts w:hint="eastAsia"/>
+        </w:rPr>
+      </w:pPr>
+      <w:r>
+        <w:rPr>
+          <w:b/>
+          <w:bCs/>
+        </w:rPr>
+        <w:t>导出引入方式</w:t>
+      </w:r>
+      <w:r>
+        <w:t>：ESM 有 export default 和 export 两种导出方式，import 引入；CommonJS 通过 module.exports 导出，require 引入。</w:t>
       </w:r>
     </w:p>
     <w:p>
@@ -8650,7 +8395,7 @@
           <w:b/>
           <w:bCs/>
         </w:rPr>
-        <w:t>回顾上节课内容</w:t>
+        <w:t>ESM 静态性与 tree - shaking</w:t>
       </w:r>
       <w:r>
         <w:t>：</w:t>
@@ -8671,18 +8416,10 @@
           <w:b/>
           <w:bCs/>
         </w:rPr>
-        <w:t>模块化方式</w:t>
-      </w:r>
-      <w:r>
-        <w:t xml:space="preserve">：有 ESM 和 </w:t>
-      </w:r>
-      <w:proofErr w:type="spellStart"/>
-      <w:r>
-        <w:t>CommonJS</w:t>
-      </w:r>
-      <w:proofErr w:type="spellEnd"/>
-      <w:r>
-        <w:t xml:space="preserve"> 两种，可将文件代码模块化，且模块外定义变量不能作为全局变量属性。</w:t>
+        <w:t>静态性</w:t>
+      </w:r>
+      <w:r>
+        <w:t>：import 具有静态属性，只能放顶部，是 tree - shaking 必须用 ES module 的原因。</w:t>
       </w:r>
     </w:p>
     <w:p>
@@ -8700,26 +8437,31 @@
           <w:b/>
           <w:bCs/>
         </w:rPr>
-        <w:t>ESM 识别方式</w:t>
-      </w:r>
-      <w:r>
-        <w:t>：script 标签加 type="module"、文件后缀为.</w:t>
-      </w:r>
-      <w:proofErr w:type="spellStart"/>
-      <w:r>
-        <w:t>mjs</w:t>
-      </w:r>
-      <w:proofErr w:type="spellEnd"/>
-      <w:r>
-        <w:t>、</w:t>
-      </w:r>
-      <w:proofErr w:type="spellStart"/>
-      <w:r>
-        <w:t>package.json</w:t>
-      </w:r>
-      <w:proofErr w:type="spellEnd"/>
-      <w:r>
-        <w:t xml:space="preserve"> 里 type 属性设为 module。</w:t>
+        <w:t>tree - shaking</w:t>
+      </w:r>
+      <w:r>
+        <w:t>：是 webpack 等打包功能，在打包阶段删除未使用代码，减少文件体积。依赖 ES module 静态语法，解析时生成依赖图以判断模块是否被使用。</w:t>
+      </w:r>
+    </w:p>
+    <w:p>
+      <w:pPr>
+        <w:numPr>
+          <w:ilvl w:val="0"/>
+          <w:numId w:val="17"/>
+        </w:numPr>
+        <w:rPr>
+          <w:rFonts w:hint="eastAsia"/>
+        </w:rPr>
+      </w:pPr>
+      <w:r>
+        <w:rPr>
+          <w:b/>
+          <w:bCs/>
+        </w:rPr>
+        <w:t>动态 import</w:t>
+      </w:r>
+      <w:r>
+        <w:t>：</w:t>
       </w:r>
     </w:p>
     <w:p>
@@ -8732,15 +8474,16 @@
           <w:rFonts w:hint="eastAsia"/>
         </w:rPr>
       </w:pPr>
+      <w:bookmarkStart w:id="18" w:name="OLE_LINK8"/>
       <w:r>
         <w:rPr>
           <w:b/>
           <w:bCs/>
         </w:rPr>
-        <w:t>ESM 特性</w:t>
-      </w:r>
-      <w:r>
-        <w:t>：默认严格模式，加载、编译和解析同步。</w:t>
+        <w:t>CommonJS 动态性</w:t>
+      </w:r>
+      <w:r>
+        <w:t>：CommonJS 是动态的，require 在运行时执行，类似函数调用。</w:t>
       </w:r>
     </w:p>
     <w:p>
@@ -8758,28 +8501,13 @@
           <w:b/>
           <w:bCs/>
         </w:rPr>
-        <w:t>导出引入方式</w:t>
-      </w:r>
-      <w:r>
-        <w:t>：ESM 有 export default 和 export 两种导出方式，import 引入；</w:t>
-      </w:r>
-      <w:proofErr w:type="spellStart"/>
-      <w:r>
-        <w:t>CommonJS</w:t>
-      </w:r>
-      <w:proofErr w:type="spellEnd"/>
-      <w:r>
-        <w:t xml:space="preserve"> 通过 </w:t>
-      </w:r>
-      <w:proofErr w:type="spellStart"/>
-      <w:r>
-        <w:t>module.exports</w:t>
-      </w:r>
-      <w:proofErr w:type="spellEnd"/>
-      <w:r>
-        <w:t xml:space="preserve"> 导出，require 引入。</w:t>
-      </w:r>
-    </w:p>
+        <w:t>ESM 动态 import</w:t>
+      </w:r>
+      <w:r>
+        <w:t>：写法类似 require，返回 Promise。Promise 是 ES6 数据结构，有 resolve（成功）、reject（失败）、pending（初始）三种状态。可通过 try...catch 处理，也可用.then 方式获取值。</w:t>
+      </w:r>
+    </w:p>
+    <w:bookmarkEnd w:id="18"/>
     <w:p>
       <w:pPr>
         <w:numPr>
@@ -8795,7 +8523,7 @@
           <w:b/>
           <w:bCs/>
         </w:rPr>
-        <w:t>ESM 静态性与 tree - shaking</w:t>
+        <w:t>活绑定（Live Binding）</w:t>
       </w:r>
       <w:r>
         <w:t>：</w:t>
@@ -8816,10 +8544,10 @@
           <w:b/>
           <w:bCs/>
         </w:rPr>
-        <w:t>静态性</w:t>
-      </w:r>
-      <w:r>
-        <w:t>：import 具有静态属性，只能放顶部，是 tree - shaking 必须用 ES module 的原因。</w:t>
+        <w:t>ES model</w:t>
+      </w:r>
+      <w:r>
+        <w:t>：具有活绑定特性，永远引用值的引用，值改变会实时反映。</w:t>
       </w:r>
     </w:p>
     <w:p>
@@ -8837,155 +8565,8 @@
           <w:b/>
           <w:bCs/>
         </w:rPr>
-        <w:t>tree - shaking</w:t>
-      </w:r>
-      <w:r>
-        <w:t>：是 webpack 等打包功能，在打包阶段删除未使用代码，减少文件体积。依赖 ES module 静态语法，解析时生成依赖图以判断模块是否被使用。</w:t>
-      </w:r>
-    </w:p>
-    <w:p>
-      <w:pPr>
-        <w:numPr>
-          <w:ilvl w:val="0"/>
-          <w:numId w:val="17"/>
-        </w:numPr>
-        <w:rPr>
-          <w:rFonts w:hint="eastAsia"/>
-        </w:rPr>
-      </w:pPr>
-      <w:r>
-        <w:rPr>
-          <w:b/>
-          <w:bCs/>
-        </w:rPr>
-        <w:t>动态 import</w:t>
-      </w:r>
-      <w:r>
-        <w:t>：</w:t>
-      </w:r>
-    </w:p>
-    <w:p>
-      <w:pPr>
-        <w:numPr>
-          <w:ilvl w:val="1"/>
-          <w:numId w:val="17"/>
-        </w:numPr>
-        <w:rPr>
-          <w:rFonts w:hint="eastAsia"/>
-        </w:rPr>
-      </w:pPr>
-      <w:bookmarkStart w:id="18" w:name="OLE_LINK8"/>
-      <w:proofErr w:type="spellStart"/>
-      <w:r>
-        <w:rPr>
-          <w:b/>
-          <w:bCs/>
-        </w:rPr>
         <w:t>CommonJS</w:t>
       </w:r>
-      <w:proofErr w:type="spellEnd"/>
-      <w:r>
-        <w:rPr>
-          <w:b/>
-          <w:bCs/>
-        </w:rPr>
-        <w:t xml:space="preserve"> 动态性</w:t>
-      </w:r>
-      <w:r>
-        <w:t>：</w:t>
-      </w:r>
-      <w:proofErr w:type="spellStart"/>
-      <w:r>
-        <w:t>CommonJS</w:t>
-      </w:r>
-      <w:proofErr w:type="spellEnd"/>
-      <w:r>
-        <w:t xml:space="preserve"> 是动态的，require 在运行时执行，类似函数调用。</w:t>
-      </w:r>
-    </w:p>
-    <w:p>
-      <w:pPr>
-        <w:numPr>
-          <w:ilvl w:val="1"/>
-          <w:numId w:val="17"/>
-        </w:numPr>
-        <w:rPr>
-          <w:rFonts w:hint="eastAsia"/>
-        </w:rPr>
-      </w:pPr>
-      <w:r>
-        <w:rPr>
-          <w:b/>
-          <w:bCs/>
-        </w:rPr>
-        <w:t>ESM 动态 import</w:t>
-      </w:r>
-      <w:r>
-        <w:t>：写法类似 require，返回 Promise。Promise 是 ES6 数据结构，有 resolve（成功）、reject（失败）、pending（初始）三种状态。可通过 try...catch 处理，也可用.then 方式获取值。</w:t>
-      </w:r>
-    </w:p>
-    <w:bookmarkEnd w:id="18"/>
-    <w:p>
-      <w:pPr>
-        <w:numPr>
-          <w:ilvl w:val="0"/>
-          <w:numId w:val="17"/>
-        </w:numPr>
-        <w:rPr>
-          <w:rFonts w:hint="eastAsia"/>
-        </w:rPr>
-      </w:pPr>
-      <w:r>
-        <w:rPr>
-          <w:b/>
-          <w:bCs/>
-        </w:rPr>
-        <w:t>活绑定（Live Binding）</w:t>
-      </w:r>
-      <w:r>
-        <w:t>：</w:t>
-      </w:r>
-    </w:p>
-    <w:p>
-      <w:pPr>
-        <w:numPr>
-          <w:ilvl w:val="1"/>
-          <w:numId w:val="17"/>
-        </w:numPr>
-        <w:rPr>
-          <w:rFonts w:hint="eastAsia"/>
-        </w:rPr>
-      </w:pPr>
-      <w:r>
-        <w:rPr>
-          <w:b/>
-          <w:bCs/>
-        </w:rPr>
-        <w:t>ES model</w:t>
-      </w:r>
-      <w:r>
-        <w:t>：具有活绑定特性，永远引用值的引用，值改变会实时反映。</w:t>
-      </w:r>
-    </w:p>
-    <w:p>
-      <w:pPr>
-        <w:numPr>
-          <w:ilvl w:val="1"/>
-          <w:numId w:val="17"/>
-        </w:numPr>
-        <w:rPr>
-          <w:rFonts w:hint="eastAsia"/>
-        </w:rPr>
-      </w:pPr>
-      <w:proofErr w:type="spellStart"/>
-      <w:r>
-        <w:rPr>
-          <w:b/>
-          <w:bCs/>
-        </w:rPr>
-        <w:t>CommonJS</w:t>
-      </w:r>
-      <w:proofErr w:type="spellEnd"/>
       <w:r>
         <w:t>：是快照，后续调用返回缓存值。可通过对象属性或函数方式实现类似活绑定效果。</w:t>
       </w:r>
@@ -9196,21 +8777,7 @@
               <w:rPr>
                 <w:rFonts w:hint="eastAsia"/>
               </w:rPr>
-              <w:t xml:space="preserve">function </w:t>
-            </w:r>
-            <w:proofErr w:type="spellStart"/>
-            <w:r>
-              <w:rPr>
-                <w:rFonts w:hint="eastAsia"/>
-              </w:rPr>
-              <w:t>strictFunction</w:t>
-            </w:r>
-            <w:proofErr w:type="spellEnd"/>
-            <w:r>
-              <w:rPr>
-                <w:rFonts w:hint="eastAsia"/>
-              </w:rPr>
-              <w:t>() {</w:t>
+              <w:t>function strictFunction() {</w:t>
             </w:r>
           </w:p>
           <w:p>
@@ -9282,21 +8849,7 @@
               <w:rPr>
                 <w:rFonts w:hint="eastAsia"/>
               </w:rPr>
-              <w:t xml:space="preserve">function </w:t>
-            </w:r>
-            <w:proofErr w:type="spellStart"/>
-            <w:r>
-              <w:rPr>
-                <w:rFonts w:hint="eastAsia"/>
-              </w:rPr>
-              <w:t>nonStrictFunction</w:t>
-            </w:r>
-            <w:proofErr w:type="spellEnd"/>
-            <w:r>
-              <w:rPr>
-                <w:rFonts w:hint="eastAsia"/>
-              </w:rPr>
-              <w:t>() {</w:t>
+              <w:t>function nonStrictFunction() {</w:t>
             </w:r>
           </w:p>
           <w:p>
@@ -9481,21 +9034,7 @@
               <w:rPr>
                 <w:rFonts w:hint="eastAsia"/>
               </w:rPr>
-              <w:t>console.log(</w:t>
-            </w:r>
-            <w:proofErr w:type="spellStart"/>
-            <w:r>
-              <w:rPr>
-                <w:rFonts w:hint="eastAsia"/>
-              </w:rPr>
-              <w:t>window.x</w:t>
-            </w:r>
-            <w:proofErr w:type="spellEnd"/>
-            <w:r>
-              <w:rPr>
-                <w:rFonts w:hint="eastAsia"/>
-              </w:rPr>
-              <w:t>); // 10</w:t>
+              <w:t>console.log(window.x); // 10</w:t>
             </w:r>
           </w:p>
           <w:p>
@@ -9541,21 +9080,7 @@
               <w:rPr>
                 <w:rFonts w:hint="eastAsia"/>
               </w:rPr>
-              <w:t xml:space="preserve">x = 10; // </w:t>
-            </w:r>
-            <w:proofErr w:type="spellStart"/>
-            <w:r>
-              <w:rPr>
-                <w:rFonts w:hint="eastAsia"/>
-              </w:rPr>
-              <w:t>ReferenceError</w:t>
-            </w:r>
-            <w:proofErr w:type="spellEnd"/>
-            <w:r>
-              <w:rPr>
-                <w:rFonts w:hint="eastAsia"/>
-              </w:rPr>
-              <w:t>: x is not defined</w:t>
+              <w:t>x = 10; // ReferenceError: x is not defined</w:t>
             </w:r>
             <w:r>
               <w:rPr>
@@ -9734,21 +9259,7 @@
               <w:rPr>
                 <w:rFonts w:hint="eastAsia"/>
               </w:rPr>
-              <w:t xml:space="preserve">delete obj; // </w:t>
-            </w:r>
-            <w:proofErr w:type="spellStart"/>
-            <w:r>
-              <w:rPr>
-                <w:rFonts w:hint="eastAsia"/>
-              </w:rPr>
-              <w:t>SyntaxError</w:t>
-            </w:r>
-            <w:proofErr w:type="spellEnd"/>
-            <w:r>
-              <w:rPr>
-                <w:rFonts w:hint="eastAsia"/>
-              </w:rPr>
-              <w:t>: Delete of an unqualified identifier in strict mode</w:t>
+              <w:t>delete obj; // SyntaxError: Delete of an unqualified identifier in strict mode</w:t>
             </w:r>
           </w:p>
         </w:tc>
@@ -9890,21 +9401,7 @@
               <w:rPr>
                 <w:rFonts w:hint="eastAsia"/>
               </w:rPr>
-              <w:t xml:space="preserve">function sum(a, a, c) { // </w:t>
-            </w:r>
-            <w:proofErr w:type="spellStart"/>
-            <w:r>
-              <w:rPr>
-                <w:rFonts w:hint="eastAsia"/>
-              </w:rPr>
-              <w:t>SyntaxError</w:t>
-            </w:r>
-            <w:proofErr w:type="spellEnd"/>
-            <w:r>
-              <w:rPr>
-                <w:rFonts w:hint="eastAsia"/>
-              </w:rPr>
-              <w:t>: Duplicate parameter name not allowed</w:t>
+              <w:t>function sum(a, a, c) { // SyntaxError: Duplicate parameter name not allowed</w:t>
             </w:r>
           </w:p>
           <w:p>
@@ -10051,21 +9548,7 @@
               <w:rPr>
                 <w:rFonts w:hint="eastAsia"/>
               </w:rPr>
-              <w:t xml:space="preserve">var num = 010; // </w:t>
-            </w:r>
-            <w:proofErr w:type="spellStart"/>
-            <w:r>
-              <w:rPr>
-                <w:rFonts w:hint="eastAsia"/>
-              </w:rPr>
-              <w:t>SyntaxError</w:t>
-            </w:r>
-            <w:proofErr w:type="spellEnd"/>
-            <w:r>
-              <w:rPr>
-                <w:rFonts w:hint="eastAsia"/>
-              </w:rPr>
-              <w:t>: Octal literals are not allowed</w:t>
+              <w:t>var num = 010; // SyntaxError: Octal literals are not allowed</w:t>
             </w:r>
           </w:p>
           <w:p>
@@ -10239,21 +9722,7 @@
               <w:rPr>
                 <w:rFonts w:hint="eastAsia"/>
               </w:rPr>
-              <w:t xml:space="preserve">with (obj) { // </w:t>
-            </w:r>
-            <w:proofErr w:type="spellStart"/>
-            <w:r>
-              <w:rPr>
-                <w:rFonts w:hint="eastAsia"/>
-              </w:rPr>
-              <w:t>SyntaxError</w:t>
-            </w:r>
-            <w:proofErr w:type="spellEnd"/>
-            <w:r>
-              <w:rPr>
-                <w:rFonts w:hint="eastAsia"/>
-              </w:rPr>
-              <w:t>: Strict mode code may not include a with statement</w:t>
+              <w:t>with (obj) { // SyntaxError: Strict mode code may not include a with statement</w:t>
             </w:r>
           </w:p>
           <w:p>
@@ -10436,21 +9905,7 @@
               <w:rPr>
                 <w:rFonts w:hint="eastAsia"/>
               </w:rPr>
-              <w:t xml:space="preserve">console.log(x); // </w:t>
-            </w:r>
-            <w:proofErr w:type="spellStart"/>
-            <w:r>
-              <w:rPr>
-                <w:rFonts w:hint="eastAsia"/>
-              </w:rPr>
-              <w:t>ReferenceError</w:t>
-            </w:r>
-            <w:proofErr w:type="spellEnd"/>
-            <w:r>
-              <w:rPr>
-                <w:rFonts w:hint="eastAsia"/>
-              </w:rPr>
-              <w:t>: x is not defined</w:t>
+              <w:t>console.log(x); // ReferenceError: x is not defined</w:t>
             </w:r>
           </w:p>
         </w:tc>
@@ -10507,21 +9962,7 @@
               <w:rPr>
                 <w:rFonts w:hint="eastAsia"/>
               </w:rPr>
-              <w:t xml:space="preserve">function </w:t>
-            </w:r>
-            <w:proofErr w:type="spellStart"/>
-            <w:r>
-              <w:rPr>
-                <w:rFonts w:hint="eastAsia"/>
-              </w:rPr>
-              <w:t>showThis</w:t>
-            </w:r>
-            <w:proofErr w:type="spellEnd"/>
-            <w:r>
-              <w:rPr>
-                <w:rFonts w:hint="eastAsia"/>
-              </w:rPr>
-              <w:t>() {</w:t>
+              <w:t>function showThis() {</w:t>
             </w:r>
           </w:p>
           <w:p>
@@ -10556,19 +9997,11 @@
                 <w:rFonts w:hint="eastAsia"/>
               </w:rPr>
             </w:pPr>
-            <w:proofErr w:type="spellStart"/>
-            <w:r>
-              <w:rPr>
-                <w:rFonts w:hint="eastAsia"/>
-              </w:rPr>
-              <w:t>showThis</w:t>
-            </w:r>
-            <w:proofErr w:type="spellEnd"/>
-            <w:r>
-              <w:rPr>
-                <w:rFonts w:hint="eastAsia"/>
-              </w:rPr>
-              <w:t>();</w:t>
+            <w:r>
+              <w:rPr>
+                <w:rFonts w:hint="eastAsia"/>
+              </w:rPr>
+              <w:t>showThis();</w:t>
             </w:r>
           </w:p>
           <w:p>
@@ -10614,21 +10047,7 @@
               <w:rPr>
                 <w:rFonts w:hint="eastAsia"/>
               </w:rPr>
-              <w:t xml:space="preserve">function </w:t>
-            </w:r>
-            <w:proofErr w:type="spellStart"/>
-            <w:r>
-              <w:rPr>
-                <w:rFonts w:hint="eastAsia"/>
-              </w:rPr>
-              <w:t>showThis</w:t>
-            </w:r>
-            <w:proofErr w:type="spellEnd"/>
-            <w:r>
-              <w:rPr>
-                <w:rFonts w:hint="eastAsia"/>
-              </w:rPr>
-              <w:t>() {</w:t>
+              <w:t>function showThis() {</w:t>
             </w:r>
           </w:p>
           <w:p>
@@ -10663,19 +10082,11 @@
                 <w:rFonts w:hint="eastAsia"/>
               </w:rPr>
             </w:pPr>
-            <w:proofErr w:type="spellStart"/>
-            <w:r>
-              <w:rPr>
-                <w:rFonts w:hint="eastAsia"/>
-              </w:rPr>
-              <w:t>showThis</w:t>
-            </w:r>
-            <w:proofErr w:type="spellEnd"/>
-            <w:r>
-              <w:rPr>
-                <w:rFonts w:hint="eastAsia"/>
-              </w:rPr>
-              <w:t>();</w:t>
+            <w:r>
+              <w:rPr>
+                <w:rFonts w:hint="eastAsia"/>
+              </w:rPr>
+              <w:t>showThis();</w:t>
             </w:r>
           </w:p>
           <w:p>
@@ -10704,19 +10115,11 @@
                 <w:rFonts w:hint="eastAsia"/>
               </w:rPr>
             </w:pPr>
-            <w:proofErr w:type="spellStart"/>
-            <w:r>
-              <w:rPr>
-                <w:rFonts w:hint="eastAsia"/>
-              </w:rPr>
-              <w:t>setTimeout</w:t>
-            </w:r>
-            <w:proofErr w:type="spellEnd"/>
-            <w:r>
-              <w:rPr>
-                <w:rFonts w:hint="eastAsia"/>
-              </w:rPr>
-              <w:t>(function() {</w:t>
+            <w:r>
+              <w:rPr>
+                <w:rFonts w:hint="eastAsia"/>
+              </w:rPr>
+              <w:t>setTimeout(function() {</w:t>
             </w:r>
           </w:p>
           <w:p>
@@ -10784,19 +10187,11 @@
                 <w:rFonts w:hint="eastAsia"/>
               </w:rPr>
             </w:pPr>
-            <w:proofErr w:type="spellStart"/>
-            <w:r>
-              <w:rPr>
-                <w:rFonts w:hint="eastAsia"/>
-              </w:rPr>
-              <w:t>setTimeout</w:t>
-            </w:r>
-            <w:proofErr w:type="spellEnd"/>
-            <w:r>
-              <w:rPr>
-                <w:rFonts w:hint="eastAsia"/>
-              </w:rPr>
-              <w:t>(function() {</w:t>
+            <w:r>
+              <w:rPr>
+                <w:rFonts w:hint="eastAsia"/>
+              </w:rPr>
+              <w:t>setTimeout(function() {</w:t>
             </w:r>
           </w:p>
           <w:p>
@@ -10893,33 +10288,11 @@
                 <w:rFonts w:hint="eastAsia"/>
               </w:rPr>
             </w:pPr>
-            <w:proofErr w:type="spellStart"/>
-            <w:r>
-              <w:rPr>
-                <w:rFonts w:hint="eastAsia"/>
-              </w:rPr>
-              <w:t>Object.defineProperty</w:t>
-            </w:r>
-            <w:proofErr w:type="spellEnd"/>
-            <w:r>
-              <w:rPr>
-                <w:rFonts w:hint="eastAsia"/>
-              </w:rPr>
-              <w:t>(obj, "</w:t>
-            </w:r>
-            <w:proofErr w:type="spellStart"/>
-            <w:r>
-              <w:rPr>
-                <w:rFonts w:hint="eastAsia"/>
-              </w:rPr>
-              <w:t>readOnly</w:t>
-            </w:r>
-            <w:proofErr w:type="spellEnd"/>
-            <w:r>
-              <w:rPr>
-                <w:rFonts w:hint="eastAsia"/>
-              </w:rPr>
-              <w:t>", {</w:t>
+            <w:r>
+              <w:rPr>
+                <w:rFonts w:hint="eastAsia"/>
+              </w:rPr>
+              <w:t>Object.defineProperty(obj, "readOnly", {</w:t>
             </w:r>
           </w:p>
           <w:p>
@@ -10967,46 +10340,24 @@
                 <w:rFonts w:hint="eastAsia"/>
               </w:rPr>
             </w:pPr>
-            <w:proofErr w:type="spellStart"/>
-            <w:r>
-              <w:rPr>
-                <w:rFonts w:hint="eastAsia"/>
-              </w:rPr>
-              <w:t>obj.readOnly</w:t>
-            </w:r>
-            <w:proofErr w:type="spellEnd"/>
-            <w:r>
-              <w:rPr>
-                <w:rFonts w:hint="eastAsia"/>
-              </w:rPr>
-              <w:t xml:space="preserve"> = 100; // 静默失败</w:t>
-            </w:r>
-          </w:p>
-          <w:p>
-            <w:pPr>
-              <w:rPr>
-                <w:rFonts w:hint="eastAsia"/>
-              </w:rPr>
-            </w:pPr>
-            <w:r>
-              <w:rPr>
-                <w:rFonts w:hint="eastAsia"/>
-              </w:rPr>
-              <w:t>console.log(</w:t>
-            </w:r>
-            <w:proofErr w:type="spellStart"/>
-            <w:r>
-              <w:rPr>
-                <w:rFonts w:hint="eastAsia"/>
-              </w:rPr>
-              <w:t>obj.readOnly</w:t>
-            </w:r>
-            <w:proofErr w:type="spellEnd"/>
-            <w:r>
-              <w:rPr>
-                <w:rFonts w:hint="eastAsia"/>
-              </w:rPr>
-              <w:t>); // 42</w:t>
+            <w:r>
+              <w:rPr>
+                <w:rFonts w:hint="eastAsia"/>
+              </w:rPr>
+              <w:t>obj.readOnly = 100; // 静默失败</w:t>
+            </w:r>
+          </w:p>
+          <w:p>
+            <w:pPr>
+              <w:rPr>
+                <w:rFonts w:hint="eastAsia"/>
+              </w:rPr>
+            </w:pPr>
+            <w:r>
+              <w:rPr>
+                <w:rFonts w:hint="eastAsia"/>
+              </w:rPr>
+              <w:t>console.log(obj.readOnly); // 42</w:t>
             </w:r>
           </w:p>
           <w:p>
@@ -11061,33 +10412,11 @@
                 <w:rFonts w:hint="eastAsia"/>
               </w:rPr>
             </w:pPr>
-            <w:proofErr w:type="spellStart"/>
-            <w:r>
-              <w:rPr>
-                <w:rFonts w:hint="eastAsia"/>
-              </w:rPr>
-              <w:t>Object.defineProperty</w:t>
-            </w:r>
-            <w:proofErr w:type="spellEnd"/>
-            <w:r>
-              <w:rPr>
-                <w:rFonts w:hint="eastAsia"/>
-              </w:rPr>
-              <w:t>(obj, "</w:t>
-            </w:r>
-            <w:proofErr w:type="spellStart"/>
-            <w:r>
-              <w:rPr>
-                <w:rFonts w:hint="eastAsia"/>
-              </w:rPr>
-              <w:t>readOnly</w:t>
-            </w:r>
-            <w:proofErr w:type="spellEnd"/>
-            <w:r>
-              <w:rPr>
-                <w:rFonts w:hint="eastAsia"/>
-              </w:rPr>
-              <w:t>", {</w:t>
+            <w:r>
+              <w:rPr>
+                <w:rFonts w:hint="eastAsia"/>
+              </w:rPr>
+              <w:t>Object.defineProperty(obj, "readOnly", {</w:t>
             </w:r>
           </w:p>
           <w:p>
@@ -11135,33 +10464,11 @@
                 <w:rFonts w:hint="eastAsia"/>
               </w:rPr>
             </w:pPr>
-            <w:proofErr w:type="spellStart"/>
-            <w:r>
-              <w:rPr>
-                <w:rFonts w:hint="eastAsia"/>
-              </w:rPr>
-              <w:t>obj.readOnly</w:t>
-            </w:r>
-            <w:proofErr w:type="spellEnd"/>
-            <w:r>
-              <w:rPr>
-                <w:rFonts w:hint="eastAsia"/>
-              </w:rPr>
-              <w:t xml:space="preserve"> = 100; // </w:t>
-            </w:r>
-            <w:proofErr w:type="spellStart"/>
-            <w:r>
-              <w:rPr>
-                <w:rFonts w:hint="eastAsia"/>
-              </w:rPr>
-              <w:t>TypeError</w:t>
-            </w:r>
-            <w:proofErr w:type="spellEnd"/>
-            <w:r>
-              <w:rPr>
-                <w:rFonts w:hint="eastAsia"/>
-              </w:rPr>
-              <w:t>: Cannot assign to read only property</w:t>
+            <w:r>
+              <w:rPr>
+                <w:rFonts w:hint="eastAsia"/>
+              </w:rPr>
+              <w:t>obj.readOnly = 100; // TypeError: Cannot assign to read only property</w:t>
             </w:r>
           </w:p>
         </w:tc>
@@ -11262,21 +10569,7 @@
               <w:rPr>
                 <w:rFonts w:hint="eastAsia"/>
               </w:rPr>
-              <w:t xml:space="preserve">  console.log(</w:t>
-            </w:r>
-            <w:proofErr w:type="spellStart"/>
-            <w:r>
-              <w:rPr>
-                <w:rFonts w:hint="eastAsia"/>
-              </w:rPr>
-              <w:t>arguments.callee</w:t>
-            </w:r>
-            <w:proofErr w:type="spellEnd"/>
-            <w:r>
-              <w:rPr>
-                <w:rFonts w:hint="eastAsia"/>
-              </w:rPr>
-              <w:t>); // 函数自身</w:t>
+              <w:t xml:space="preserve">  console.log(arguments.callee); // 函数自身</w:t>
             </w:r>
           </w:p>
           <w:p>
@@ -11387,35 +10680,7 @@
               <w:rPr>
                 <w:rFonts w:hint="eastAsia"/>
               </w:rPr>
-              <w:t xml:space="preserve">  console.log(</w:t>
-            </w:r>
-            <w:proofErr w:type="spellStart"/>
-            <w:r>
-              <w:rPr>
-                <w:rFonts w:hint="eastAsia"/>
-              </w:rPr>
-              <w:t>arguments.callee</w:t>
-            </w:r>
-            <w:proofErr w:type="spellEnd"/>
-            <w:r>
-              <w:rPr>
-                <w:rFonts w:hint="eastAsia"/>
-              </w:rPr>
-              <w:t xml:space="preserve">); // </w:t>
-            </w:r>
-            <w:proofErr w:type="spellStart"/>
-            <w:r>
-              <w:rPr>
-                <w:rFonts w:hint="eastAsia"/>
-              </w:rPr>
-              <w:t>TypeError</w:t>
-            </w:r>
-            <w:proofErr w:type="spellEnd"/>
-            <w:r>
-              <w:rPr>
-                <w:rFonts w:hint="eastAsia"/>
-              </w:rPr>
-              <w:t>: 'caller', 'callee', and 'arguments' properties may not be accessed</w:t>
+              <w:t xml:space="preserve">  console.log(arguments.callee); // TypeError: 'caller', 'callee', and 'arguments' properties may not be accessed</w:t>
             </w:r>
           </w:p>
           <w:p>
@@ -11562,48 +10827,20 @@
               <w:rPr>
                 <w:rFonts w:hint="eastAsia"/>
               </w:rPr>
-              <w:t xml:space="preserve">var let = 10; // </w:t>
-            </w:r>
-            <w:proofErr w:type="spellStart"/>
-            <w:r>
-              <w:rPr>
-                <w:rFonts w:hint="eastAsia"/>
-              </w:rPr>
-              <w:t>SyntaxError</w:t>
-            </w:r>
-            <w:proofErr w:type="spellEnd"/>
-            <w:r>
-              <w:rPr>
-                <w:rFonts w:hint="eastAsia"/>
-              </w:rPr>
-              <w:t>: Unexpected strict mode reserved word</w:t>
-            </w:r>
-          </w:p>
-          <w:p>
-            <w:pPr>
-              <w:rPr>
-                <w:rFonts w:hint="eastAsia"/>
-              </w:rPr>
-            </w:pPr>
-            <w:r>
-              <w:rPr>
-                <w:rFonts w:hint="eastAsia"/>
-              </w:rPr>
-              <w:t xml:space="preserve">var implements = 20; // </w:t>
-            </w:r>
-            <w:proofErr w:type="spellStart"/>
-            <w:r>
-              <w:rPr>
-                <w:rFonts w:hint="eastAsia"/>
-              </w:rPr>
-              <w:t>SyntaxError</w:t>
-            </w:r>
-            <w:proofErr w:type="spellEnd"/>
-            <w:r>
-              <w:rPr>
-                <w:rFonts w:hint="eastAsia"/>
-              </w:rPr>
-              <w:t>: Unexpected strict mode reserved word</w:t>
+              <w:t>var let = 10; // SyntaxError: Unexpected strict mode reserved word</w:t>
+            </w:r>
+          </w:p>
+          <w:p>
+            <w:pPr>
+              <w:rPr>
+                <w:rFonts w:hint="eastAsia"/>
+              </w:rPr>
+            </w:pPr>
+            <w:r>
+              <w:rPr>
+                <w:rFonts w:hint="eastAsia"/>
+              </w:rPr>
+              <w:t>var implements = 20; // SyntaxError: Unexpected strict mode reserved word</w:t>
             </w:r>
           </w:p>
         </w:tc>
@@ -11661,13 +10898,8 @@
           <w:rFonts w:hint="eastAsia"/>
         </w:rPr>
       </w:pPr>
-      <w:proofErr w:type="spellStart"/>
-      <w:r>
-        <w:t>javascriptCopy</w:t>
-      </w:r>
-      <w:proofErr w:type="spellEnd"/>
-      <w:r>
-        <w:t xml:space="preserve"> Code</w:t>
+      <w:r>
+        <w:t>javascriptCopy Code</w:t>
       </w:r>
     </w:p>
     <w:p>
@@ -11722,31 +10954,18 @@
           <w:rFonts w:hint="eastAsia"/>
         </w:rPr>
       </w:pPr>
-      <w:proofErr w:type="spellStart"/>
-      <w:r>
-        <w:t>javascriptCopy</w:t>
-      </w:r>
-      <w:proofErr w:type="spellEnd"/>
-      <w:r>
-        <w:t xml:space="preserve"> Code</w:t>
-      </w:r>
-    </w:p>
-    <w:p>
-      <w:pPr>
-        <w:rPr>
-          <w:rFonts w:hint="eastAsia"/>
-        </w:rPr>
-      </w:pPr>
-      <w:r>
-        <w:t xml:space="preserve">function </w:t>
-      </w:r>
-      <w:proofErr w:type="spellStart"/>
-      <w:r>
-        <w:t>showThis</w:t>
-      </w:r>
-      <w:proofErr w:type="spellEnd"/>
-      <w:r>
-        <w:t>() {</w:t>
+      <w:r>
+        <w:t>javascriptCopy Code</w:t>
+      </w:r>
+    </w:p>
+    <w:p>
+      <w:pPr>
+        <w:rPr>
+          <w:rFonts w:hint="eastAsia"/>
+        </w:rPr>
+      </w:pPr>
+      <w:r>
+        <w:t>function showThis() {</w:t>
       </w:r>
     </w:p>
     <w:p>
@@ -11775,13 +10994,8 @@
           <w:rFonts w:hint="eastAsia"/>
         </w:rPr>
       </w:pPr>
-      <w:proofErr w:type="spellStart"/>
-      <w:r>
-        <w:t>showThis</w:t>
-      </w:r>
-      <w:proofErr w:type="spellEnd"/>
-      <w:r>
-        <w:t>(); // 非严格模式下，输出全局对象；严格模式下，输出 undefined</w:t>
+      <w:r>
+        <w:t>showThis(); // 非严格模式下，输出全局对象；严格模式下，输出 undefined</w:t>
       </w:r>
     </w:p>
     <w:p>
@@ -11816,13 +11030,8 @@
           <w:rFonts w:hint="eastAsia"/>
         </w:rPr>
       </w:pPr>
-      <w:proofErr w:type="spellStart"/>
-      <w:r>
-        <w:t>javascriptCopy</w:t>
-      </w:r>
-      <w:proofErr w:type="spellEnd"/>
-      <w:r>
-        <w:t xml:space="preserve"> Code</w:t>
+      <w:r>
+        <w:t>javascriptCopy Code</w:t>
       </w:r>
     </w:p>
     <w:p>
@@ -11852,15 +11061,7 @@
         </w:rPr>
       </w:pPr>
       <w:r>
-        <w:t xml:space="preserve">    </w:t>
-      </w:r>
-      <w:proofErr w:type="spellStart"/>
-      <w:r>
-        <w:t>showName</w:t>
-      </w:r>
-      <w:proofErr w:type="spellEnd"/>
-      <w:r>
-        <w:t>: function() {</w:t>
+        <w:t xml:space="preserve">    showName: function() {</w:t>
       </w:r>
     </w:p>
     <w:p>
@@ -11899,13 +11100,8 @@
           <w:rFonts w:hint="eastAsia"/>
         </w:rPr>
       </w:pPr>
-      <w:proofErr w:type="spellStart"/>
-      <w:r>
-        <w:t>obj.showName</w:t>
-      </w:r>
-      <w:proofErr w:type="spellEnd"/>
-      <w:r>
-        <w:t>(); // 输出 "Example"</w:t>
+      <w:r>
+        <w:t>obj.showName(); // 输出 "Example"</w:t>
       </w:r>
     </w:p>
     <w:p>
@@ -11940,13 +11136,8 @@
           <w:rFonts w:hint="eastAsia"/>
         </w:rPr>
       </w:pPr>
-      <w:proofErr w:type="spellStart"/>
-      <w:r>
-        <w:t>javascriptCopy</w:t>
-      </w:r>
-      <w:proofErr w:type="spellEnd"/>
-      <w:r>
-        <w:t xml:space="preserve"> Code</w:t>
+      <w:r>
+        <w:t>javascriptCopy Code</w:t>
       </w:r>
     </w:p>
     <w:p>
@@ -12031,44 +11222,18 @@
           <w:rFonts w:hint="eastAsia"/>
         </w:rPr>
       </w:pPr>
-      <w:proofErr w:type="spellStart"/>
-      <w:r>
-        <w:t>javascriptCopy</w:t>
-      </w:r>
-      <w:proofErr w:type="spellEnd"/>
-      <w:r>
-        <w:t xml:space="preserve"> Code</w:t>
-      </w:r>
-    </w:p>
-    <w:p>
-      <w:pPr>
-        <w:rPr>
-          <w:rFonts w:hint="eastAsia"/>
-        </w:rPr>
-      </w:pPr>
-      <w:proofErr w:type="spellStart"/>
-      <w:r>
-        <w:t>document.getElementById</w:t>
-      </w:r>
-      <w:proofErr w:type="spellEnd"/>
-      <w:r>
-        <w:t>("</w:t>
-      </w:r>
-      <w:proofErr w:type="spellStart"/>
-      <w:r>
-        <w:t>myButton</w:t>
-      </w:r>
-      <w:proofErr w:type="spellEnd"/>
-      <w:r>
-        <w:t>").</w:t>
-      </w:r>
-      <w:proofErr w:type="spellStart"/>
-      <w:r>
-        <w:t>addEventListener</w:t>
-      </w:r>
-      <w:proofErr w:type="spellEnd"/>
-      <w:r>
-        <w:t>("click", function() {</w:t>
+      <w:r>
+        <w:t>javascriptCopy Code</w:t>
+      </w:r>
+    </w:p>
+    <w:p>
+      <w:pPr>
+        <w:rPr>
+          <w:rFonts w:hint="eastAsia"/>
+        </w:rPr>
+      </w:pPr>
+      <w:r>
+        <w:t>document.getElementById("myButton").addEventListener("click", function() {</w:t>
       </w:r>
     </w:p>
     <w:p>
@@ -12123,13 +11288,8 @@
           <w:rFonts w:hint="eastAsia"/>
         </w:rPr>
       </w:pPr>
-      <w:proofErr w:type="spellStart"/>
-      <w:r>
-        <w:t>javascriptCopy</w:t>
-      </w:r>
-      <w:proofErr w:type="spellEnd"/>
-      <w:r>
-        <w:t xml:space="preserve"> Code</w:t>
+      <w:r>
+        <w:t>javascriptCopy Code</w:t>
       </w:r>
     </w:p>
     <w:p>
@@ -12159,33 +11319,17 @@
         </w:rPr>
       </w:pPr>
       <w:r>
-        <w:t xml:space="preserve">    </w:t>
-      </w:r>
-      <w:proofErr w:type="spellStart"/>
-      <w:r>
-        <w:t>showName</w:t>
-      </w:r>
-      <w:proofErr w:type="spellEnd"/>
-      <w:r>
-        <w:t>: function() {</w:t>
-      </w:r>
-    </w:p>
-    <w:p>
-      <w:pPr>
-        <w:rPr>
-          <w:rFonts w:hint="eastAsia"/>
-        </w:rPr>
-      </w:pPr>
-      <w:r>
-        <w:t xml:space="preserve">        </w:t>
-      </w:r>
-      <w:proofErr w:type="spellStart"/>
-      <w:r>
-        <w:t>setTimeout</w:t>
-      </w:r>
-      <w:proofErr w:type="spellEnd"/>
-      <w:r>
-        <w:t>(() =&gt; { // 使用箭头函数</w:t>
+        <w:t xml:space="preserve">    showName: function() {</w:t>
+      </w:r>
+    </w:p>
+    <w:p>
+      <w:pPr>
+        <w:rPr>
+          <w:rFonts w:hint="eastAsia"/>
+        </w:rPr>
+      </w:pPr>
+      <w:r>
+        <w:t xml:space="preserve">        setTimeout(() =&gt; { // 使用箭头函数</w:t>
       </w:r>
     </w:p>
     <w:p>
@@ -12234,13 +11378,8 @@
           <w:rFonts w:hint="eastAsia"/>
         </w:rPr>
       </w:pPr>
-      <w:proofErr w:type="spellStart"/>
-      <w:r>
-        <w:t>obj.showName</w:t>
-      </w:r>
-      <w:proofErr w:type="spellEnd"/>
-      <w:r>
-        <w:t>();</w:t>
+      <w:r>
+        <w:t>obj.showName();</w:t>
       </w:r>
     </w:p>
     <w:p>
@@ -12333,21 +11472,7 @@
         <w:rPr>
           <w:rFonts w:hint="eastAsia"/>
         </w:rPr>
-        <w:t xml:space="preserve">export const data = await </w:t>
-      </w:r>
-      <w:proofErr w:type="spellStart"/>
-      <w:r>
-        <w:rPr>
-          <w:rFonts w:hint="eastAsia"/>
-        </w:rPr>
-        <w:t>res.json</w:t>
-      </w:r>
-      <w:proofErr w:type="spellEnd"/>
-      <w:r>
-        <w:rPr>
-          <w:rFonts w:hint="eastAsia"/>
-        </w:rPr>
-        <w:t>()</w:t>
+        <w:t>export const data = await res.json()</w:t>
       </w:r>
       <w:r>
         <w:rPr>
@@ -12389,19 +11514,11 @@
           <w:rFonts w:hint="eastAsia"/>
         </w:rPr>
       </w:pPr>
-      <w:proofErr w:type="spellStart"/>
-      <w:r>
-        <w:rPr>
-          <w:rFonts w:hint="eastAsia"/>
-        </w:rPr>
-        <w:t>Commonjs</w:t>
-      </w:r>
-      <w:proofErr w:type="spellEnd"/>
-      <w:r>
-        <w:rPr>
-          <w:rFonts w:hint="eastAsia"/>
-        </w:rPr>
-        <w:t>无法实现</w:t>
+      <w:r>
+        <w:rPr>
+          <w:rFonts w:hint="eastAsia"/>
+        </w:rPr>
+        <w:t>Commonjs无法实现</w:t>
       </w:r>
     </w:p>
     <w:p>
@@ -12560,23 +11677,70 @@
           <w:b/>
           <w:bCs/>
         </w:rPr>
-        <w:t xml:space="preserve">ESM 与 </w:t>
-      </w:r>
-      <w:proofErr w:type="spellStart"/>
+        <w:t>ESM 与 CommonJS 导入方式回顾</w:t>
+      </w:r>
+      <w:r>
+        <w:t>：</w:t>
+      </w:r>
+    </w:p>
+    <w:p>
+      <w:pPr>
+        <w:numPr>
+          <w:ilvl w:val="1"/>
+          <w:numId w:val="18"/>
+        </w:numPr>
+        <w:rPr>
+          <w:rFonts w:hint="eastAsia"/>
+        </w:rPr>
+      </w:pPr>
       <w:r>
         <w:rPr>
           <w:b/>
           <w:bCs/>
         </w:rPr>
-        <w:t>CommonJS</w:t>
-      </w:r>
-      <w:proofErr w:type="spellEnd"/>
+        <w:t>导入时机</w:t>
+      </w:r>
+      <w:r>
+        <w:t>：ESM 通常静态导入放在顶部，也可动态导入返回 promise；CommonJS 是动态导入，使用时导入。</w:t>
+      </w:r>
+    </w:p>
+    <w:p>
+      <w:pPr>
+        <w:numPr>
+          <w:ilvl w:val="1"/>
+          <w:numId w:val="18"/>
+        </w:numPr>
+        <w:rPr>
+          <w:rFonts w:hint="eastAsia"/>
+        </w:rPr>
+      </w:pPr>
       <w:r>
         <w:rPr>
           <w:b/>
           <w:bCs/>
         </w:rPr>
-        <w:t xml:space="preserve"> 导入方式回顾</w:t>
+        <w:t>绑定特性</w:t>
+      </w:r>
+      <w:r>
+        <w:t>：ESM 导入有活绑定特性，值改变会同步；CommonJS 导入是快照，值改变不影响。</w:t>
+      </w:r>
+    </w:p>
+    <w:p>
+      <w:pPr>
+        <w:numPr>
+          <w:ilvl w:val="0"/>
+          <w:numId w:val="18"/>
+        </w:numPr>
+        <w:rPr>
+          <w:rFonts w:hint="eastAsia"/>
+        </w:rPr>
+      </w:pPr>
+      <w:r>
+        <w:rPr>
+          <w:b/>
+          <w:bCs/>
+        </w:rPr>
+        <w:t>this 指向问题</w:t>
       </w:r>
       <w:r>
         <w:t>：</w:t>
@@ -12597,18 +11761,10 @@
           <w:b/>
           <w:bCs/>
         </w:rPr>
-        <w:t>导入时机</w:t>
-      </w:r>
-      <w:r>
-        <w:t>：ESM 通常静态导入放在顶部，也可动态导入返回 promise；</w:t>
-      </w:r>
-      <w:proofErr w:type="spellStart"/>
-      <w:r>
-        <w:t>CommonJS</w:t>
-      </w:r>
-      <w:proofErr w:type="spellEnd"/>
-      <w:r>
-        <w:t xml:space="preserve"> 是动态导入，使用时导入。</w:t>
+        <w:t>模块作用域</w:t>
+      </w:r>
+      <w:r>
+        <w:t>：ESM 模块作用域中 this 指向 undefined，因默认严格模式，防止污染全局空间；CommonJS 中 this 指向 module.exports 。</w:t>
       </w:r>
     </w:p>
     <w:p>
@@ -12626,18 +11782,10 @@
           <w:b/>
           <w:bCs/>
         </w:rPr>
-        <w:t>绑定特性</w:t>
-      </w:r>
-      <w:r>
-        <w:t>：ESM 导入有活绑定特性，值改变会同步；</w:t>
-      </w:r>
-      <w:proofErr w:type="spellStart"/>
-      <w:r>
-        <w:t>CommonJS</w:t>
-      </w:r>
-      <w:proofErr w:type="spellEnd"/>
-      <w:r>
-        <w:t xml:space="preserve"> 导入是快照，值改变不影响。</w:t>
+        <w:t>原因剖析</w:t>
+      </w:r>
+      <w:r>
+        <w:t>：ESM 是底层引擎实现模块化，CommonJS 是用立即执行函数模拟模块作用域。</w:t>
       </w:r>
     </w:p>
     <w:p>
@@ -12655,7 +11803,7 @@
           <w:b/>
           <w:bCs/>
         </w:rPr>
-        <w:t>this 指向问题</w:t>
+        <w:t>顶层 await</w:t>
       </w:r>
       <w:r>
         <w:t>：</w:t>
@@ -12676,26 +11824,10 @@
           <w:b/>
           <w:bCs/>
         </w:rPr>
-        <w:t>模块作用域</w:t>
-      </w:r>
-      <w:r>
-        <w:t>：ESM 模块作用域中 this 指向 undefined，因默认严格模式，防止污染全局空间；</w:t>
-      </w:r>
-      <w:proofErr w:type="spellStart"/>
-      <w:r>
-        <w:t>CommonJS</w:t>
-      </w:r>
-      <w:proofErr w:type="spellEnd"/>
-      <w:r>
-        <w:t xml:space="preserve"> 中 this 指向 </w:t>
-      </w:r>
-      <w:proofErr w:type="spellStart"/>
-      <w:r>
-        <w:t>module.exports</w:t>
-      </w:r>
-      <w:proofErr w:type="spellEnd"/>
-      <w:r>
-        <w:t xml:space="preserve"> 。</w:t>
+        <w:t>概念</w:t>
+      </w:r>
+      <w:r>
+        <w:t>：模块加载异步化，等待模块加载，不阻塞主线程。</w:t>
       </w:r>
     </w:p>
     <w:p>
@@ -12713,18 +11845,10 @@
           <w:b/>
           <w:bCs/>
         </w:rPr>
-        <w:t>原因剖析</w:t>
-      </w:r>
-      <w:r>
-        <w:t>：ESM 是底层引擎实现模块化，</w:t>
-      </w:r>
-      <w:proofErr w:type="spellStart"/>
-      <w:r>
-        <w:t>CommonJS</w:t>
-      </w:r>
-      <w:proofErr w:type="spellEnd"/>
-      <w:r>
-        <w:t xml:space="preserve"> 是用立即执行函数模拟模块作用域。</w:t>
+        <w:t>应用差异</w:t>
+      </w:r>
+      <w:r>
+        <w:t>：ESM 支持顶层 await，CommonJS 不支持。</w:t>
       </w:r>
     </w:p>
     <w:p>
@@ -12742,7 +11866,7 @@
           <w:b/>
           <w:bCs/>
         </w:rPr>
-        <w:t>顶层 await</w:t>
+        <w:t>tree - shaking</w:t>
       </w:r>
       <w:r>
         <w:t>：</w:t>
@@ -12763,10 +11887,31 @@
           <w:b/>
           <w:bCs/>
         </w:rPr>
-        <w:t>概念</w:t>
-      </w:r>
-      <w:r>
-        <w:t>：模块加载异步化，等待模块加载，不阻塞主线程。</w:t>
+        <w:t>原理</w:t>
+      </w:r>
+      <w:r>
+        <w:t>：ES6 模块化编译解析时构建依赖图，找出未被依赖代码并剔除。</w:t>
+      </w:r>
+    </w:p>
+    <w:p>
+      <w:pPr>
+        <w:numPr>
+          <w:ilvl w:val="0"/>
+          <w:numId w:val="18"/>
+        </w:numPr>
+        <w:rPr>
+          <w:rFonts w:hint="eastAsia"/>
+        </w:rPr>
+      </w:pPr>
+      <w:r>
+        <w:rPr>
+          <w:b/>
+          <w:bCs/>
+        </w:rPr>
+        <w:t>严格模式</w:t>
+      </w:r>
+      <w:r>
+        <w:t>：</w:t>
       </w:r>
     </w:p>
     <w:p>
@@ -12784,18 +11929,31 @@
           <w:b/>
           <w:bCs/>
         </w:rPr>
-        <w:t>应用差异</w:t>
-      </w:r>
-      <w:r>
-        <w:t>：ESM 支持顶层 await，</w:t>
-      </w:r>
-      <w:proofErr w:type="spellStart"/>
-      <w:r>
-        <w:t>CommonJS</w:t>
-      </w:r>
-      <w:proofErr w:type="spellEnd"/>
-      <w:r>
-        <w:t xml:space="preserve"> 不支持。</w:t>
+        <w:t>特点</w:t>
+      </w:r>
+      <w:r>
+        <w:t>：禁止创建全局变量，函数参数不能重名，禁止使用 with、eval、arguments.callee 等。</w:t>
+      </w:r>
+    </w:p>
+    <w:p>
+      <w:pPr>
+        <w:numPr>
+          <w:ilvl w:val="1"/>
+          <w:numId w:val="18"/>
+        </w:numPr>
+        <w:rPr>
+          <w:rFonts w:hint="eastAsia"/>
+        </w:rPr>
+      </w:pPr>
+      <w:r>
+        <w:rPr>
+          <w:b/>
+          <w:bCs/>
+        </w:rPr>
+        <w:t>优势</w:t>
+      </w:r>
+      <w:r>
+        <w:t>：以更严谨方式运行代码，提升质量和性能，避免风险。</w:t>
       </w:r>
     </w:p>
     <w:p>
@@ -12813,7 +11971,7 @@
           <w:b/>
           <w:bCs/>
         </w:rPr>
-        <w:t>tree - shaking</w:t>
+        <w:t>表达式返回值</w:t>
       </w:r>
       <w:r>
         <w:t>：</w:t>
@@ -12834,10 +11992,73 @@
           <w:b/>
           <w:bCs/>
         </w:rPr>
-        <w:t>原理</w:t>
-      </w:r>
-      <w:r>
-        <w:t>：ES6 模块化编译解析时构建依赖图，找出未被依赖代码并剔除。</w:t>
+        <w:t>函数表达式</w:t>
+      </w:r>
+      <w:r>
+        <w:t>：函数无 return 返回 undefined，有 return 返回指定值。</w:t>
+      </w:r>
+    </w:p>
+    <w:p>
+      <w:pPr>
+        <w:numPr>
+          <w:ilvl w:val="1"/>
+          <w:numId w:val="18"/>
+        </w:numPr>
+        <w:rPr>
+          <w:rFonts w:hint="eastAsia"/>
+        </w:rPr>
+      </w:pPr>
+      <w:r>
+        <w:rPr>
+          <w:b/>
+          <w:bCs/>
+        </w:rPr>
+        <w:t>赋值表达式</w:t>
+      </w:r>
+      <w:r>
+        <w:t>：返回被赋值的值。</w:t>
+      </w:r>
+    </w:p>
+    <w:p>
+      <w:pPr>
+        <w:numPr>
+          <w:ilvl w:val="1"/>
+          <w:numId w:val="18"/>
+        </w:numPr>
+        <w:rPr>
+          <w:rFonts w:hint="eastAsia"/>
+        </w:rPr>
+      </w:pPr>
+      <w:r>
+        <w:rPr>
+          <w:b/>
+          <w:bCs/>
+        </w:rPr>
+        <w:t>比较表达式</w:t>
+      </w:r>
+      <w:r>
+        <w:t>：返回布尔值。</w:t>
+      </w:r>
+    </w:p>
+    <w:p>
+      <w:pPr>
+        <w:numPr>
+          <w:ilvl w:val="1"/>
+          <w:numId w:val="18"/>
+        </w:numPr>
+        <w:rPr>
+          <w:rFonts w:hint="eastAsia"/>
+        </w:rPr>
+      </w:pPr>
+      <w:r>
+        <w:rPr>
+          <w:b/>
+          <w:bCs/>
+        </w:rPr>
+        <w:t>选择器表达式</w:t>
+      </w:r>
+      <w:r>
+        <w:t>：逻辑与短路返回首个假值或最后一个真值；逻辑或短路返回首个真值或最后一个假值。</w:t>
       </w:r>
     </w:p>
     <w:p>
@@ -12855,17 +12076,348 @@
           <w:b/>
           <w:bCs/>
         </w:rPr>
-        <w:t>严格模式</w:t>
-      </w:r>
-      <w:r>
-        <w:t>：</w:t>
-      </w:r>
-    </w:p>
-    <w:p>
-      <w:pPr>
-        <w:numPr>
-          <w:ilvl w:val="1"/>
-          <w:numId w:val="18"/>
+        <w:t>后续课程安排</w:t>
+      </w:r>
+      <w:r>
+        <w:t>：下节课讲网络相关知识，涉及五层协议、DNS、HTTP 等，之后做 Web 应用小型项目。推荐预习《图解 HTTP》。</w:t>
+      </w:r>
+    </w:p>
+    <w:p>
+      <w:pPr>
+        <w:rPr>
+          <w:rFonts w:hint="eastAsia"/>
+        </w:rPr>
+      </w:pPr>
+    </w:p>
+    <w:p>
+      <w:pPr>
+        <w:pStyle w:val="1"/>
+        <w:rPr>
+          <w:rFonts w:hint="eastAsia"/>
+        </w:rPr>
+      </w:pPr>
+      <w:r>
+        <w:rPr>
+          <w:rFonts w:hint="eastAsia"/>
+        </w:rPr>
+        <w:t>01.27课时14——</w:t>
+      </w:r>
+      <w:r>
+        <w:rPr>
+          <w:rFonts w:hint="eastAsia"/>
+        </w:rPr>
+        <w:t>网络</w:t>
+      </w:r>
+    </w:p>
+    <w:p>
+      <w:pPr>
+        <w:rPr>
+          <w:rFonts w:hint="eastAsia"/>
+        </w:rPr>
+      </w:pPr>
+      <w:r>
+        <w:rPr>
+          <w:rFonts w:hint="eastAsia"/>
+        </w:rPr>
+        <w:t>光猫：</w:t>
+      </w:r>
+    </w:p>
+    <w:p>
+      <w:pPr>
+        <w:rPr>
+          <w:rFonts w:hint="eastAsia"/>
+        </w:rPr>
+      </w:pPr>
+      <w:r>
+        <w:rPr>
+          <w:rFonts w:hint="eastAsia"/>
+        </w:rPr>
+        <w:t>调制解调器（光信号→电信号，电信号→光信号）</w:t>
+      </w:r>
+    </w:p>
+    <w:p>
+      <w:pPr>
+        <w:rPr>
+          <w:rFonts w:hint="eastAsia"/>
+        </w:rPr>
+      </w:pPr>
+      <w:r>
+        <w:rPr>
+          <w:rFonts w:hint="eastAsia"/>
+        </w:rPr>
+        <w:t>路由</w:t>
+      </w:r>
+    </w:p>
+    <w:p>
+      <w:pPr>
+        <w:rPr>
+          <w:rFonts w:hint="eastAsia"/>
+        </w:rPr>
+      </w:pPr>
+      <w:r>
+        <w:rPr>
+          <w:rFonts w:hint="eastAsia"/>
+        </w:rPr>
+        <w:t>WiFi</w:t>
+      </w:r>
+    </w:p>
+    <w:p>
+      <w:pPr>
+        <w:rPr>
+          <w:rFonts w:hint="eastAsia"/>
+        </w:rPr>
+      </w:pPr>
+    </w:p>
+    <w:p>
+      <w:pPr>
+        <w:rPr>
+          <w:rFonts w:hint="eastAsia"/>
+        </w:rPr>
+      </w:pPr>
+      <w:r>
+        <w:rPr>
+          <w:rFonts w:hint="eastAsia"/>
+        </w:rPr>
+        <w:t>路由器功能：</w:t>
+      </w:r>
+    </w:p>
+    <w:p>
+      <w:pPr>
+        <w:rPr>
+          <w:rFonts w:hint="eastAsia"/>
+        </w:rPr>
+      </w:pPr>
+      <w:r>
+        <w:rPr>
+          <w:rFonts w:hint="eastAsia"/>
+        </w:rPr>
+        <w:t>Wifi信号发射</w:t>
+      </w:r>
+    </w:p>
+    <w:p>
+      <w:pPr>
+        <w:rPr>
+          <w:rFonts w:hint="eastAsia"/>
+        </w:rPr>
+      </w:pPr>
+      <w:r>
+        <w:rPr>
+          <w:rFonts w:hint="eastAsia"/>
+        </w:rPr>
+        <w:t>局域网管理</w:t>
+      </w:r>
+    </w:p>
+    <w:p>
+      <w:pPr>
+        <w:rPr>
+          <w:rFonts w:hint="eastAsia"/>
+        </w:rPr>
+      </w:pPr>
+    </w:p>
+    <w:p>
+      <w:pPr>
+        <w:rPr>
+          <w:rFonts w:hint="eastAsia"/>
+        </w:rPr>
+      </w:pPr>
+      <w:r>
+        <w:rPr>
+          <w:rFonts w:hint="eastAsia"/>
+        </w:rPr>
+        <w:t>WiFi：</w:t>
+      </w:r>
+    </w:p>
+    <w:p>
+      <w:pPr>
+        <w:rPr>
+          <w:rFonts w:hint="eastAsia"/>
+        </w:rPr>
+      </w:pPr>
+      <w:r>
+        <w:rPr>
+          <w:rFonts w:hint="eastAsia"/>
+        </w:rPr>
+        <w:t>无线网络</w:t>
+      </w:r>
+    </w:p>
+    <w:p>
+      <w:pPr>
+        <w:rPr>
+          <w:rFonts w:hint="eastAsia"/>
+        </w:rPr>
+      </w:pPr>
+    </w:p>
+    <w:p>
+      <w:pPr>
+        <w:rPr>
+          <w:rFonts w:hint="eastAsia"/>
+        </w:rPr>
+      </w:pPr>
+      <w:r>
+        <w:rPr>
+          <w:rFonts w:hint="eastAsia"/>
+        </w:rPr>
+        <w:t>最新标准：</w:t>
+      </w:r>
+      <w:r>
+        <w:t>802.11ac</w:t>
+      </w:r>
+    </w:p>
+    <w:p>
+      <w:pPr>
+        <w:rPr>
+          <w:rFonts w:hint="eastAsia"/>
+        </w:rPr>
+      </w:pPr>
+      <w:r>
+        <w:t>5GHz</w:t>
+      </w:r>
+    </w:p>
+    <w:p>
+      <w:pPr>
+        <w:rPr>
+          <w:rFonts w:hint="eastAsia"/>
+        </w:rPr>
+      </w:pPr>
+    </w:p>
+    <w:p>
+      <w:pPr>
+        <w:rPr>
+          <w:rFonts w:hint="eastAsia"/>
+        </w:rPr>
+      </w:pPr>
+      <w:r>
+        <w:rPr>
+          <w:rFonts w:hint="eastAsia"/>
+        </w:rPr>
+        <w:t>三频路由器：三个独立的发射和接收硬件</w:t>
+      </w:r>
+    </w:p>
+    <w:p>
+      <w:pPr>
+        <w:rPr>
+          <w:rFonts w:hint="eastAsia"/>
+        </w:rPr>
+      </w:pPr>
+      <w:r>
+        <w:rPr>
+          <w:rFonts w:hint="eastAsia"/>
+        </w:rPr>
+        <w:t>2.4GHz</w:t>
+      </w:r>
+    </w:p>
+    <w:p>
+      <w:pPr>
+        <w:rPr>
+          <w:rFonts w:hint="eastAsia"/>
+        </w:rPr>
+      </w:pPr>
+      <w:r>
+        <w:t>5GHz-1</w:t>
+      </w:r>
+    </w:p>
+    <w:p>
+      <w:pPr>
+        <w:rPr>
+          <w:rFonts w:hint="eastAsia"/>
+        </w:rPr>
+      </w:pPr>
+      <w:r>
+        <w:t>5GHz-2</w:t>
+      </w:r>
+    </w:p>
+    <w:p>
+      <w:pPr>
+        <w:rPr>
+          <w:rFonts w:hint="eastAsia"/>
+        </w:rPr>
+      </w:pPr>
+    </w:p>
+    <w:p>
+      <w:pPr>
+        <w:rPr>
+          <w:rFonts w:hint="eastAsia"/>
+        </w:rPr>
+      </w:pPr>
+      <w:r>
+        <w:t>频道带宽</w:t>
+      </w:r>
+      <w:r>
+        <w:rPr>
+          <w:rFonts w:hint="eastAsia"/>
+        </w:rPr>
+        <w:t>，提速路由器</w:t>
+      </w:r>
+    </w:p>
+    <w:p>
+      <w:pPr>
+        <w:rPr>
+          <w:rFonts w:hint="eastAsia"/>
+        </w:rPr>
+      </w:pPr>
+      <w:r>
+        <w:t>Channel 频道号</w:t>
+      </w:r>
+    </w:p>
+    <w:p>
+      <w:pPr>
+        <w:rPr>
+          <w:rFonts w:hint="eastAsia"/>
+        </w:rPr>
+      </w:pPr>
+    </w:p>
+    <w:p>
+      <w:pPr>
+        <w:rPr>
+          <w:rFonts w:hint="eastAsia"/>
+        </w:rPr>
+      </w:pPr>
+      <w:r>
+        <w:t>作业： 192.168.7.10 转为二进制是多少</w:t>
+      </w:r>
+    </w:p>
+    <w:p>
+      <w:pPr>
+        <w:rPr>
+          <w:rFonts w:hint="eastAsia"/>
+        </w:rPr>
+      </w:pPr>
+    </w:p>
+    <w:p>
+      <w:pPr>
+        <w:rPr>
+          <w:rFonts w:hint="eastAsia"/>
+        </w:rPr>
+      </w:pPr>
+      <w:r>
+        <w:rPr>
+          <w:rFonts w:hint="eastAsia"/>
+        </w:rPr>
+        <w:t>1GHz：每秒震动10^9（10亿）次</w:t>
+      </w:r>
+    </w:p>
+    <w:p>
+      <w:pPr>
+        <w:rPr>
+          <w:rFonts w:hint="eastAsia"/>
+        </w:rPr>
+      </w:pPr>
+    </w:p>
+    <w:p>
+      <w:pPr>
+        <w:rPr>
+          <w:rFonts w:hint="eastAsia"/>
+        </w:rPr>
+      </w:pPr>
+      <w:r>
+        <w:t>本次课先回顾上节课 JS 知识，接着讲解网络基础，包括网络模型、硬件设备及网络相关概念等内容。</w:t>
+      </w:r>
+    </w:p>
+    <w:p>
+      <w:pPr>
+        <w:numPr>
+          <w:ilvl w:val="0"/>
+          <w:numId w:val="19"/>
         </w:numPr>
         <w:rPr>
           <w:rFonts w:hint="eastAsia"/>
@@ -12876,25 +12428,17 @@
           <w:b/>
           <w:bCs/>
         </w:rPr>
-        <w:t>特点</w:t>
-      </w:r>
-      <w:r>
-        <w:t>：禁止创建全局变量，函数参数不能重名，禁止使用 with、eval、</w:t>
-      </w:r>
-      <w:proofErr w:type="spellStart"/>
-      <w:r>
-        <w:t>arguments.callee</w:t>
-      </w:r>
-      <w:proofErr w:type="spellEnd"/>
-      <w:r>
-        <w:t xml:space="preserve"> 等。</w:t>
+        <w:t>回顾上节课内容</w:t>
+      </w:r>
+      <w:r>
+        <w:t>：</w:t>
       </w:r>
     </w:p>
     <w:p>
       <w:pPr>
         <w:numPr>
           <w:ilvl w:val="1"/>
-          <w:numId w:val="18"/>
+          <w:numId w:val="19"/>
         </w:numPr>
         <w:rPr>
           <w:rFonts w:hint="eastAsia"/>
@@ -12905,17 +12449,17 @@
           <w:b/>
           <w:bCs/>
         </w:rPr>
-        <w:t>优势</w:t>
-      </w:r>
-      <w:r>
-        <w:t>：以更严谨方式运行代码，提升质量和性能，避免风险。</w:t>
-      </w:r>
-    </w:p>
-    <w:p>
-      <w:pPr>
-        <w:numPr>
-          <w:ilvl w:val="0"/>
-          <w:numId w:val="18"/>
+        <w:t>this 指向</w:t>
+      </w:r>
+      <w:r>
+        <w:t>：ESM 快作用域默认严格模式下，this 指向 undefined；CommonJS 中 this 指向 module.exports 。</w:t>
+      </w:r>
+    </w:p>
+    <w:p>
+      <w:pPr>
+        <w:numPr>
+          <w:ilvl w:val="1"/>
+          <w:numId w:val="19"/>
         </w:numPr>
         <w:rPr>
           <w:rFonts w:hint="eastAsia"/>
@@ -12926,17 +12470,17 @@
           <w:b/>
           <w:bCs/>
         </w:rPr>
-        <w:t>表达式返回值</w:t>
-      </w:r>
-      <w:r>
-        <w:t>：</w:t>
+        <w:t>顶层 Await</w:t>
+      </w:r>
+      <w:r>
+        <w:t>：ESM 支持顶层 Await ，CommonJS 不支持。</w:t>
       </w:r>
     </w:p>
     <w:p>
       <w:pPr>
         <w:numPr>
           <w:ilvl w:val="1"/>
-          <w:numId w:val="18"/>
+          <w:numId w:val="19"/>
         </w:numPr>
         <w:rPr>
           <w:rFonts w:hint="eastAsia"/>
@@ -12947,17 +12491,17 @@
           <w:b/>
           <w:bCs/>
         </w:rPr>
-        <w:t>函数表达式</w:t>
-      </w:r>
-      <w:r>
-        <w:t>：函数无 return 返回 undefined，有 return 返回指定值。</w:t>
+        <w:t>严格模式特性</w:t>
+      </w:r>
+      <w:r>
+        <w:t>：禁止创建全局变量、不能使用 with 和 eval，函数参数命名不能重复。</w:t>
       </w:r>
     </w:p>
     <w:p>
       <w:pPr>
         <w:numPr>
           <w:ilvl w:val="1"/>
-          <w:numId w:val="18"/>
+          <w:numId w:val="19"/>
         </w:numPr>
         <w:rPr>
           <w:rFonts w:hint="eastAsia"/>
@@ -12968,17 +12512,17 @@
           <w:b/>
           <w:bCs/>
         </w:rPr>
-        <w:t>赋值表达式</w:t>
-      </w:r>
-      <w:r>
-        <w:t>：返回被赋值的值。</w:t>
-      </w:r>
-    </w:p>
-    <w:p>
-      <w:pPr>
-        <w:numPr>
-          <w:ilvl w:val="1"/>
-          <w:numId w:val="18"/>
+        <w:t>表达式返回值</w:t>
+      </w:r>
+      <w:r>
+        <w:t>：函数无 return 返回 undefined ，返回变量赋值则返回变量值；逻辑与或运算按特定规则返回值。</w:t>
+      </w:r>
+    </w:p>
+    <w:p>
+      <w:pPr>
+        <w:numPr>
+          <w:ilvl w:val="0"/>
+          <w:numId w:val="19"/>
         </w:numPr>
         <w:rPr>
           <w:rFonts w:hint="eastAsia"/>
@@ -12989,17 +12533,17 @@
           <w:b/>
           <w:bCs/>
         </w:rPr>
-        <w:t>比较表达式</w:t>
-      </w:r>
-      <w:r>
-        <w:t>：返回布尔值。</w:t>
-      </w:r>
-    </w:p>
-    <w:p>
-      <w:pPr>
-        <w:numPr>
-          <w:ilvl w:val="1"/>
-          <w:numId w:val="18"/>
+        <w:t>本节课安排</w:t>
+      </w:r>
+      <w:r>
+        <w:t>：讲解网络知识，后续做小型前后端项目，再讲解面试题；推荐的书已下载，老师将投屏讲解。</w:t>
+      </w:r>
+    </w:p>
+    <w:p>
+      <w:pPr>
+        <w:numPr>
+          <w:ilvl w:val="0"/>
+          <w:numId w:val="19"/>
         </w:numPr>
         <w:rPr>
           <w:rFonts w:hint="eastAsia"/>
@@ -13010,17 +12554,17 @@
           <w:b/>
           <w:bCs/>
         </w:rPr>
-        <w:t>选择器表达式</w:t>
-      </w:r>
-      <w:r>
-        <w:t>：逻辑与短路返回首个假值或最后一个真值；逻辑或短路返回首个真值或最后一个假值。</w:t>
-      </w:r>
-    </w:p>
-    <w:p>
-      <w:pPr>
-        <w:numPr>
-          <w:ilvl w:val="0"/>
-          <w:numId w:val="18"/>
+        <w:t>网络模型与硬件设备</w:t>
+      </w:r>
+      <w:r>
+        <w:t>：</w:t>
+      </w:r>
+    </w:p>
+    <w:p>
+      <w:pPr>
+        <w:numPr>
+          <w:ilvl w:val="1"/>
+          <w:numId w:val="19"/>
         </w:numPr>
         <w:rPr>
           <w:rFonts w:hint="eastAsia"/>
@@ -13031,348 +12575,94 @@
           <w:b/>
           <w:bCs/>
         </w:rPr>
-        <w:t>后续课程安排</w:t>
-      </w:r>
-      <w:r>
-        <w:t>：下节课讲网络相关知识，涉及五层协议、DNS、HTTP 等，之后做 Web 应用小型项目。推荐预习《图解 HTTP》。</w:t>
-      </w:r>
-    </w:p>
-    <w:p>
-      <w:pPr>
-        <w:rPr>
-          <w:rFonts w:hint="eastAsia"/>
-        </w:rPr>
-      </w:pPr>
-    </w:p>
-    <w:p>
-      <w:pPr>
-        <w:pStyle w:val="1"/>
-        <w:rPr>
-          <w:rFonts w:hint="eastAsia"/>
-        </w:rPr>
-      </w:pPr>
-      <w:r>
-        <w:rPr>
-          <w:rFonts w:hint="eastAsia"/>
-        </w:rPr>
-        <w:t>01.27课时14——</w:t>
-      </w:r>
-      <w:r>
-        <w:rPr>
-          <w:rFonts w:hint="eastAsia"/>
-        </w:rPr>
-        <w:t>网络</w:t>
-      </w:r>
-    </w:p>
-    <w:p>
-      <w:pPr>
-        <w:rPr>
-          <w:rFonts w:hint="eastAsia"/>
-        </w:rPr>
-      </w:pPr>
-      <w:r>
-        <w:rPr>
-          <w:rFonts w:hint="eastAsia"/>
-        </w:rPr>
-        <w:t>光猫：</w:t>
-      </w:r>
-    </w:p>
-    <w:p>
-      <w:pPr>
-        <w:rPr>
-          <w:rFonts w:hint="eastAsia"/>
-        </w:rPr>
-      </w:pPr>
-      <w:r>
-        <w:rPr>
-          <w:rFonts w:hint="eastAsia"/>
-        </w:rPr>
-        <w:t>调制解调器（光信号→电信号，电信号→光信号）</w:t>
-      </w:r>
-    </w:p>
-    <w:p>
-      <w:pPr>
-        <w:rPr>
-          <w:rFonts w:hint="eastAsia"/>
-        </w:rPr>
-      </w:pPr>
-      <w:r>
-        <w:rPr>
-          <w:rFonts w:hint="eastAsia"/>
-        </w:rPr>
-        <w:t>路由</w:t>
-      </w:r>
-    </w:p>
-    <w:p>
-      <w:pPr>
-        <w:rPr>
-          <w:rFonts w:hint="eastAsia"/>
-        </w:rPr>
-      </w:pPr>
-      <w:proofErr w:type="spellStart"/>
-      <w:r>
-        <w:rPr>
-          <w:rFonts w:hint="eastAsia"/>
-        </w:rPr>
-        <w:t>WiFi</w:t>
-      </w:r>
-      <w:proofErr w:type="spellEnd"/>
-    </w:p>
-    <w:p>
-      <w:pPr>
-        <w:rPr>
-          <w:rFonts w:hint="eastAsia"/>
-        </w:rPr>
-      </w:pPr>
-    </w:p>
-    <w:p>
-      <w:pPr>
-        <w:rPr>
-          <w:rFonts w:hint="eastAsia"/>
-        </w:rPr>
-      </w:pPr>
-      <w:r>
-        <w:rPr>
-          <w:rFonts w:hint="eastAsia"/>
-        </w:rPr>
-        <w:t>路由器功能：</w:t>
-      </w:r>
-    </w:p>
-    <w:p>
-      <w:pPr>
-        <w:rPr>
-          <w:rFonts w:hint="eastAsia"/>
-        </w:rPr>
-      </w:pPr>
-      <w:proofErr w:type="spellStart"/>
-      <w:r>
-        <w:rPr>
-          <w:rFonts w:hint="eastAsia"/>
-        </w:rPr>
-        <w:t>Wifi</w:t>
-      </w:r>
-      <w:proofErr w:type="spellEnd"/>
-      <w:r>
-        <w:rPr>
-          <w:rFonts w:hint="eastAsia"/>
-        </w:rPr>
-        <w:t>信号发射</w:t>
-      </w:r>
-    </w:p>
-    <w:p>
-      <w:pPr>
-        <w:rPr>
-          <w:rFonts w:hint="eastAsia"/>
-        </w:rPr>
-      </w:pPr>
-      <w:r>
-        <w:rPr>
-          <w:rFonts w:hint="eastAsia"/>
-        </w:rPr>
-        <w:t>局域网管理</w:t>
-      </w:r>
-    </w:p>
-    <w:p>
-      <w:pPr>
-        <w:rPr>
-          <w:rFonts w:hint="eastAsia"/>
-        </w:rPr>
-      </w:pPr>
-    </w:p>
-    <w:p>
-      <w:pPr>
-        <w:rPr>
-          <w:rFonts w:hint="eastAsia"/>
-        </w:rPr>
-      </w:pPr>
-      <w:proofErr w:type="spellStart"/>
-      <w:r>
-        <w:rPr>
-          <w:rFonts w:hint="eastAsia"/>
-        </w:rPr>
-        <w:t>WiFi</w:t>
-      </w:r>
-      <w:proofErr w:type="spellEnd"/>
-      <w:r>
-        <w:rPr>
-          <w:rFonts w:hint="eastAsia"/>
-        </w:rPr>
+        <w:t>网络模型</w:t>
+      </w:r>
+      <w:r>
+        <w:t>：要讲解网络模型相关知识，学生未学过。</w:t>
+      </w:r>
+    </w:p>
+    <w:p>
+      <w:pPr>
+        <w:numPr>
+          <w:ilvl w:val="1"/>
+          <w:numId w:val="19"/>
+        </w:numPr>
+        <w:rPr>
+          <w:rFonts w:hint="eastAsia"/>
+        </w:rPr>
+      </w:pPr>
+      <w:r>
+        <w:rPr>
+          <w:b/>
+          <w:bCs/>
+        </w:rPr>
+        <w:t>硬件设备</w:t>
+      </w:r>
+      <w:r>
         <w:t>：</w:t>
       </w:r>
     </w:p>
     <w:p>
       <w:pPr>
-        <w:rPr>
-          <w:rFonts w:hint="eastAsia"/>
-        </w:rPr>
-      </w:pPr>
-      <w:r>
-        <w:rPr>
-          <w:rFonts w:hint="eastAsia"/>
-        </w:rPr>
-        <w:t>无线网络</w:t>
-      </w:r>
-    </w:p>
-    <w:p>
-      <w:pPr>
-        <w:rPr>
-          <w:rFonts w:hint="eastAsia"/>
-        </w:rPr>
-      </w:pPr>
-    </w:p>
-    <w:p>
-      <w:pPr>
-        <w:rPr>
-          <w:rFonts w:hint="eastAsia"/>
-        </w:rPr>
-      </w:pPr>
-      <w:r>
-        <w:rPr>
-          <w:rFonts w:hint="eastAsia"/>
-        </w:rPr>
-        <w:t>最新标准：</w:t>
-      </w:r>
-      <w:r>
-        <w:t>802.11ac</w:t>
-      </w:r>
-    </w:p>
-    <w:p>
-      <w:pPr>
-        <w:rPr>
-          <w:rFonts w:hint="eastAsia"/>
-        </w:rPr>
-      </w:pPr>
-      <w:r>
-        <w:t>5GHz</w:t>
-      </w:r>
-    </w:p>
-    <w:p>
-      <w:pPr>
-        <w:rPr>
-          <w:rFonts w:hint="eastAsia"/>
-        </w:rPr>
-      </w:pPr>
-    </w:p>
-    <w:p>
-      <w:pPr>
-        <w:rPr>
-          <w:rFonts w:hint="eastAsia"/>
-        </w:rPr>
-      </w:pPr>
-      <w:r>
-        <w:rPr>
-          <w:rFonts w:hint="eastAsia"/>
-        </w:rPr>
-        <w:t>三频路由器：三个独立的发射和接收硬件</w:t>
-      </w:r>
-    </w:p>
-    <w:p>
-      <w:pPr>
-        <w:rPr>
-          <w:rFonts w:hint="eastAsia"/>
-        </w:rPr>
-      </w:pPr>
-      <w:r>
-        <w:rPr>
-          <w:rFonts w:hint="eastAsia"/>
-        </w:rPr>
-        <w:t>2.4GHz</w:t>
-      </w:r>
-    </w:p>
-    <w:p>
-      <w:pPr>
-        <w:rPr>
-          <w:rFonts w:hint="eastAsia"/>
-        </w:rPr>
-      </w:pPr>
-      <w:r>
-        <w:t>5GHz-1</w:t>
-      </w:r>
-    </w:p>
-    <w:p>
-      <w:pPr>
-        <w:rPr>
-          <w:rFonts w:hint="eastAsia"/>
-        </w:rPr>
-      </w:pPr>
-      <w:r>
-        <w:t>5GHz-2</w:t>
-      </w:r>
-    </w:p>
-    <w:p>
-      <w:pPr>
-        <w:rPr>
-          <w:rFonts w:hint="eastAsia"/>
-        </w:rPr>
-      </w:pPr>
-    </w:p>
-    <w:p>
-      <w:pPr>
-        <w:rPr>
-          <w:rFonts w:hint="eastAsia"/>
-        </w:rPr>
-      </w:pPr>
-      <w:r>
-        <w:t>频道带宽</w:t>
-      </w:r>
-      <w:r>
-        <w:rPr>
-          <w:rFonts w:hint="eastAsia"/>
-        </w:rPr>
-        <w:t>，提速路由器</w:t>
-      </w:r>
-    </w:p>
-    <w:p>
-      <w:pPr>
-        <w:rPr>
-          <w:rFonts w:hint="eastAsia"/>
-        </w:rPr>
-      </w:pPr>
-      <w:r>
-        <w:t>Channel 频道号</w:t>
-      </w:r>
-    </w:p>
-    <w:p>
-      <w:pPr>
-        <w:rPr>
-          <w:rFonts w:hint="eastAsia"/>
-        </w:rPr>
-      </w:pPr>
-    </w:p>
-    <w:p>
-      <w:r>
-        <w:t>作业： 192.168.7.10 转为二进制是多少</w:t>
-      </w:r>
-    </w:p>
-    <w:p/>
-    <w:p>
-      <w:pPr>
-        <w:rPr>
-          <w:rFonts w:hint="eastAsia"/>
-        </w:rPr>
-      </w:pPr>
-      <w:r>
-        <w:rPr>
-          <w:rFonts w:hint="eastAsia"/>
-        </w:rPr>
-        <w:t>1GHz：每秒震动10^9（10亿）次</w:t>
-      </w:r>
-    </w:p>
-    <w:p>
-      <w:pPr>
-        <w:rPr>
-          <w:rFonts w:hint="eastAsia"/>
-        </w:rPr>
-      </w:pPr>
-    </w:p>
-    <w:p>
-      <w:pPr>
-        <w:rPr>
-          <w:rFonts w:hint="eastAsia"/>
-        </w:rPr>
-      </w:pPr>
-      <w:r>
-        <w:t>本次课先回顾上节课 JS 知识，接着讲解网络基础，包括网络模型、硬件设备及网络相关概念等内容。</w:t>
+        <w:numPr>
+          <w:ilvl w:val="2"/>
+          <w:numId w:val="19"/>
+        </w:numPr>
+        <w:rPr>
+          <w:rFonts w:hint="eastAsia"/>
+        </w:rPr>
+      </w:pPr>
+      <w:r>
+        <w:rPr>
+          <w:b/>
+          <w:bCs/>
+        </w:rPr>
+        <w:t>光猫</w:t>
+      </w:r>
+      <w:r>
+        <w:t>：运营商安装，核心功能是调制解调器，可将光信号与电信号相互转换，实现数据传输，还具备路由和 WiFi 功能。</w:t>
+      </w:r>
+    </w:p>
+    <w:p>
+      <w:pPr>
+        <w:numPr>
+          <w:ilvl w:val="2"/>
+          <w:numId w:val="19"/>
+        </w:numPr>
+        <w:rPr>
+          <w:rFonts w:hint="eastAsia"/>
+        </w:rPr>
+      </w:pPr>
+      <w:r>
+        <w:rPr>
+          <w:b/>
+          <w:bCs/>
+        </w:rPr>
+        <w:t>路由器</w:t>
+      </w:r>
+      <w:r>
+        <w:t>：功能包括发射 WiFi 信号和管理局域网设备；WiFi 涉及信道频率等概念，如最新标准 [802.11.AC](802.11.AC) 可称 WiFi 5，能发射 2.4G 和 5G 赫兹信道，5G 赫兹信道强但不适合穿墙；三频路由器通过三个独立收发硬件实现网络分流。</w:t>
+      </w:r>
+    </w:p>
+    <w:p>
+      <w:pPr>
+        <w:numPr>
+          <w:ilvl w:val="2"/>
+          <w:numId w:val="19"/>
+        </w:numPr>
+        <w:rPr>
+          <w:rFonts w:hint="eastAsia"/>
+        </w:rPr>
+      </w:pPr>
+      <w:r>
+        <w:rPr>
+          <w:b/>
+          <w:bCs/>
+        </w:rPr>
+        <w:t>联网设备</w:t>
+      </w:r>
+      <w:r>
+        <w:t>：需有网卡，设备接入网络会产生局域网 IP、子网掩码、网关、DNS 等信息。</w:t>
       </w:r>
     </w:p>
     <w:p>
@@ -13390,7 +12680,7 @@
           <w:b/>
           <w:bCs/>
         </w:rPr>
-        <w:t>回顾上节课内容</w:t>
+        <w:t>网络相关概念</w:t>
       </w:r>
       <w:r>
         <w:t>：</w:t>
@@ -13411,26 +12701,10 @@
           <w:b/>
           <w:bCs/>
         </w:rPr>
-        <w:t>this 指向</w:t>
-      </w:r>
-      <w:r>
-        <w:t>：ESM 快作用域默认严格模式下，this 指向 undefined；</w:t>
-      </w:r>
-      <w:proofErr w:type="spellStart"/>
-      <w:r>
-        <w:t>CommonJS</w:t>
-      </w:r>
-      <w:proofErr w:type="spellEnd"/>
-      <w:r>
-        <w:t xml:space="preserve"> 中 this 指向 </w:t>
-      </w:r>
-      <w:proofErr w:type="spellStart"/>
-      <w:r>
-        <w:t>module.exports</w:t>
-      </w:r>
-      <w:proofErr w:type="spellEnd"/>
-      <w:r>
-        <w:t xml:space="preserve"> 。</w:t>
+        <w:t>局域网 IP</w:t>
+      </w:r>
+      <w:r>
+        <w:t>：一般以 192.168 开头，IPv4 是 32 位二进制，分为 4 个 8 位表达。</w:t>
       </w:r>
     </w:p>
     <w:p>
@@ -13448,18 +12722,10 @@
           <w:b/>
           <w:bCs/>
         </w:rPr>
-        <w:t>顶层 Await</w:t>
-      </w:r>
-      <w:r>
-        <w:t>：ESM 支持顶层 Await ，</w:t>
-      </w:r>
-      <w:proofErr w:type="spellStart"/>
-      <w:r>
-        <w:t>CommonJS</w:t>
-      </w:r>
-      <w:proofErr w:type="spellEnd"/>
-      <w:r>
-        <w:t xml:space="preserve"> 不支持。</w:t>
+        <w:t>子网掩码</w:t>
+      </w:r>
+      <w:r>
+        <w:t>：用于判断 IP 是本地还是外部。</w:t>
       </w:r>
     </w:p>
     <w:p>
@@ -13477,10 +12743,10 @@
           <w:b/>
           <w:bCs/>
         </w:rPr>
-        <w:t>严格模式特性</w:t>
-      </w:r>
-      <w:r>
-        <w:t>：禁止创建全局变量、不能使用 with 和 eval，函数参数命名不能重复。</w:t>
+        <w:t>网关</w:t>
+      </w:r>
+      <w:r>
+        <w:t>：常为 [192.168.1.1](192.168.1.1)，对应光猫，是数据外发处。</w:t>
       </w:r>
     </w:p>
     <w:p>
@@ -13498,16 +12764,16 @@
           <w:b/>
           <w:bCs/>
         </w:rPr>
-        <w:t>表达式返回值</w:t>
-      </w:r>
-      <w:r>
-        <w:t>：函数无 return 返回 undefined ，返回变量赋值则返回变量值；逻辑与或运算按特定规则返回值。</w:t>
-      </w:r>
-    </w:p>
-    <w:p>
-      <w:pPr>
-        <w:numPr>
-          <w:ilvl w:val="0"/>
+        <w:t>DNS</w:t>
+      </w:r>
+      <w:r>
+        <w:t>：即域名解析服务，将域名转化为 IP 地址方便记忆和访问。</w:t>
+      </w:r>
+    </w:p>
+    <w:p>
+      <w:pPr>
+        <w:numPr>
+          <w:ilvl w:val="1"/>
           <w:numId w:val="19"/>
         </w:numPr>
         <w:rPr>
@@ -13519,28 +12785,340 @@
           <w:b/>
           <w:bCs/>
         </w:rPr>
-        <w:t>本节课安排</w:t>
-      </w:r>
-      <w:r>
-        <w:t>：讲解网络知识，后续做小型前后端项目，再讲解面试题；推荐的书已下载，老师将投屏讲解。</w:t>
+        <w:t>域名</w:t>
+      </w:r>
+      <w:r>
+        <w:t>：需向国际组织租，在中国使用要备案，备案后绑定服务器公网 IP，服务器提供公网 IP 且 IPv4 逐渐被 IPv6 替代。</w:t>
+      </w:r>
+    </w:p>
+    <w:p>
+      <w:pPr>
+        <w:rPr>
+          <w:rFonts w:hint="eastAsia"/>
+        </w:rPr>
+      </w:pPr>
+    </w:p>
+    <w:p>
+      <w:pPr>
+        <w:pStyle w:val="1"/>
+        <w:rPr>
+          <w:rFonts w:hint="eastAsia"/>
+        </w:rPr>
+      </w:pPr>
+      <w:r>
+        <w:rPr>
+          <w:rFonts w:hint="eastAsia"/>
+        </w:rPr>
+        <w:t>01.29课时15——网络</w:t>
+      </w:r>
+    </w:p>
+    <w:p>
+      <w:pPr>
+        <w:rPr>
+          <w:rFonts w:hint="eastAsia"/>
+        </w:rPr>
+      </w:pPr>
+    </w:p>
+    <w:p>
+      <w:pPr>
+        <w:rPr>
+          <w:rFonts w:hint="eastAsia"/>
+        </w:rPr>
+      </w:pPr>
+      <w:r>
+        <w:rPr>
+          <w:rFonts w:hint="eastAsia"/>
+        </w:rPr>
+        <w:t>192：</w:t>
+      </w:r>
+      <w:r>
+        <w:t>11000000</w:t>
+      </w:r>
+    </w:p>
+    <w:p>
+      <w:pPr>
+        <w:rPr>
+          <w:rFonts w:hint="eastAsia"/>
+        </w:rPr>
+      </w:pPr>
+      <w:r>
+        <w:rPr>
+          <w:rFonts w:hint="eastAsia"/>
+        </w:rPr>
+        <w:t>168：</w:t>
+      </w:r>
+      <w:r>
+        <w:t>10101000</w:t>
+      </w:r>
+    </w:p>
+    <w:p>
+      <w:pPr>
+        <w:rPr>
+          <w:rFonts w:hint="eastAsia"/>
+        </w:rPr>
+      </w:pPr>
+      <w:r>
+        <w:rPr>
+          <w:rFonts w:hint="eastAsia"/>
+        </w:rPr>
+        <w:t>7：</w:t>
+      </w:r>
+      <w:r>
+        <w:t>111</w:t>
+      </w:r>
+    </w:p>
+    <w:p>
+      <w:pPr>
+        <w:rPr>
+          <w:rFonts w:hint="eastAsia"/>
+        </w:rPr>
+      </w:pPr>
+      <w:r>
+        <w:rPr>
+          <w:rFonts w:hint="eastAsia"/>
+        </w:rPr>
+        <w:t>10：</w:t>
+      </w:r>
+      <w:r>
+        <w:t>1010</w:t>
+      </w:r>
+    </w:p>
+    <w:p>
+      <w:pPr>
+        <w:rPr>
+          <w:rFonts w:hint="eastAsia"/>
+        </w:rPr>
+      </w:pPr>
+    </w:p>
+    <w:p>
+      <w:pPr>
+        <w:rPr>
+          <w:rFonts w:hint="eastAsia"/>
+        </w:rPr>
+      </w:pPr>
+    </w:p>
+    <w:p>
+      <w:pPr>
+        <w:rPr>
+          <w:rFonts w:hint="eastAsia"/>
+        </w:rPr>
+      </w:pPr>
+      <w:r>
+        <w:rPr>
+          <w:rFonts w:hint="eastAsia"/>
+        </w:rPr>
+        <w:t>线传输有网卡</w:t>
+      </w:r>
+    </w:p>
+    <w:p>
+      <w:pPr>
+        <w:rPr>
+          <w:rFonts w:hint="eastAsia"/>
+        </w:rPr>
+      </w:pPr>
+    </w:p>
+    <w:p>
+      <w:pPr>
+        <w:rPr>
+          <w:rFonts w:hint="eastAsia"/>
+        </w:rPr>
+      </w:pPr>
+      <w:r>
+        <w:rPr>
+          <w:rFonts w:hint="eastAsia"/>
+        </w:rPr>
+        <w:t>Mac地址：网络接口控制器，保证在局域网里区分设备</w:t>
+      </w:r>
+    </w:p>
+    <w:p>
+      <w:pPr>
+        <w:rPr>
+          <w:rFonts w:hint="eastAsia"/>
+        </w:rPr>
+      </w:pPr>
+      <w:r>
+        <w:rPr>
+          <w:rFonts w:hint="eastAsia"/>
+        </w:rPr>
+        <w:t>虚拟机可以配</w:t>
+      </w:r>
+    </w:p>
+    <w:p>
+      <w:pPr>
+        <w:rPr>
+          <w:rFonts w:hint="eastAsia"/>
+        </w:rPr>
+      </w:pPr>
+    </w:p>
+    <w:p>
+      <w:pPr>
+        <w:rPr>
+          <w:rFonts w:hint="eastAsia"/>
+        </w:rPr>
+      </w:pPr>
+      <w:r>
+        <w:rPr>
+          <w:rFonts w:hint="eastAsia"/>
+        </w:rPr>
+        <w:t>特殊ip：192.168.0.0~192.168.255.255</w:t>
+      </w:r>
+    </w:p>
+    <w:p>
+      <w:pPr>
+        <w:rPr>
+          <w:rFonts w:hint="eastAsia"/>
+        </w:rPr>
+      </w:pPr>
+      <w:r>
+        <w:rPr>
+          <w:rFonts w:hint="eastAsia"/>
+        </w:rPr>
+        <w:t>分配随机，可以人为修改</w:t>
+      </w:r>
+    </w:p>
+    <w:p>
+      <w:pPr>
+        <w:rPr>
+          <w:rFonts w:hint="eastAsia"/>
+        </w:rPr>
+      </w:pPr>
+    </w:p>
+    <w:p>
+      <w:pPr>
+        <w:rPr>
+          <w:rFonts w:hint="eastAsia"/>
+        </w:rPr>
+      </w:pPr>
+      <w:r>
+        <w:rPr>
+          <w:rFonts w:hint="eastAsia"/>
+        </w:rPr>
+        <w:t>子网掩码</w:t>
+      </w:r>
+      <w:r>
+        <w:rPr>
+          <w:rFonts w:hint="eastAsia"/>
+        </w:rPr>
+        <w:t>（Subnet mask）</w:t>
+      </w:r>
+      <w:r>
+        <w:rPr>
+          <w:rFonts w:hint="eastAsia"/>
+        </w:rPr>
+        <w:t>：/24 = 255.255.255.0</w:t>
+      </w:r>
+    </w:p>
+    <w:p>
+      <w:pPr>
+        <w:rPr>
+          <w:rFonts w:hint="eastAsia"/>
+        </w:rPr>
+      </w:pPr>
+      <w:r>
+        <w:rPr>
+          <w:rFonts w:hint="eastAsia"/>
+        </w:rPr>
+        <w:t>/8 = 255.0.0.0</w:t>
+      </w:r>
+    </w:p>
+    <w:p>
+      <w:pPr>
+        <w:rPr>
+          <w:rFonts w:hint="eastAsia"/>
+        </w:rPr>
+      </w:pPr>
+      <w:r>
+        <w:rPr>
+          <w:rFonts w:hint="eastAsia"/>
+        </w:rPr>
+        <w:t>用于区分ip地址在不在局域网里</w:t>
+      </w:r>
+      <w:r>
+        <w:rPr>
+          <w:rFonts w:hint="eastAsia"/>
+        </w:rPr>
+        <w:t>，界定了网络地址和主机地址的边界0</w:t>
+      </w:r>
+    </w:p>
+    <w:p>
+      <w:pPr>
+        <w:rPr>
+          <w:rFonts w:hint="eastAsia"/>
+        </w:rPr>
+      </w:pPr>
+      <w:r>
+        <w:rPr>
+          <w:rFonts w:hint="eastAsia"/>
+        </w:rPr>
+        <w:t>因为子网掩码相同，所以判断在一个局域网里</w:t>
+      </w:r>
+    </w:p>
+    <w:p>
+      <w:pPr>
+        <w:rPr>
+          <w:rFonts w:hint="eastAsia"/>
+        </w:rPr>
+      </w:pPr>
+      <w:r>
+        <w:rPr>
+          <w:rFonts w:hint="eastAsia"/>
+        </w:rPr>
+        <w:t>网关（gateway）：</w:t>
+      </w:r>
+      <w:r>
+        <w:rPr>
+          <w:rFonts w:hint="eastAsia"/>
+        </w:rPr>
+        <w:t>唯一固定值</w:t>
+      </w:r>
+      <w:r>
+        <w:rPr>
+          <w:rFonts w:hint="eastAsia"/>
+        </w:rPr>
+        <w:t>192.168.1.1，光猫地址</w:t>
+      </w:r>
+    </w:p>
+    <w:p>
+      <w:pPr>
+        <w:rPr>
+          <w:rFonts w:hint="eastAsia"/>
+        </w:rPr>
+      </w:pPr>
+    </w:p>
+    <w:p>
+      <w:r>
+        <w:rPr>
+          <w:rFonts w:hint="eastAsia"/>
+        </w:rPr>
+        <w:t>DNS（域名解析地址）用来解析各种域名的地址，服务器地址8.8.8.8（公网地址，存放域名和IP地址的对应表）最初DNS由运营商给</w:t>
+      </w:r>
+    </w:p>
+    <w:p/>
+    <w:p>
+      <w:pPr>
+        <w:rPr>
+          <w:rFonts w:hint="eastAsia"/>
+        </w:rPr>
+      </w:pPr>
+    </w:p>
+    <w:p>
+      <w:r>
+        <w:t>本次课程围绕网络硬件及相关知识展开，讲解了光猫、路由器等设备功能，以及 IP、Mac 地址、网络拓扑结构等内容。</w:t>
       </w:r>
     </w:p>
     <w:p>
       <w:pPr>
         <w:numPr>
           <w:ilvl w:val="0"/>
-          <w:numId w:val="19"/>
-        </w:numPr>
-        <w:rPr>
-          <w:rFonts w:hint="eastAsia"/>
-        </w:rPr>
+          <w:numId w:val="20"/>
+        </w:numPr>
       </w:pPr>
       <w:r>
         <w:rPr>
           <w:b/>
           <w:bCs/>
         </w:rPr>
-        <w:t>网络模型与硬件设备</w:t>
+        <w:t>回顾上节课内容</w:t>
       </w:r>
       <w:r>
         <w:t>：</w:t>
@@ -13550,127 +13128,80 @@
       <w:pPr>
         <w:numPr>
           <w:ilvl w:val="1"/>
-          <w:numId w:val="19"/>
-        </w:numPr>
-        <w:rPr>
-          <w:rFonts w:hint="eastAsia"/>
-        </w:rPr>
+          <w:numId w:val="20"/>
+        </w:numPr>
       </w:pPr>
       <w:r>
         <w:rPr>
           <w:b/>
           <w:bCs/>
         </w:rPr>
-        <w:t>网络模型</w:t>
-      </w:r>
-      <w:r>
-        <w:t>：要讲解网络模型相关知识，学生未学过。</w:t>
+        <w:t>光猫</w:t>
+      </w:r>
+      <w:r>
+        <w:t>：有调制解调器、路由和 WiFi 功能，能将光纤光信号转换为电信号。</w:t>
       </w:r>
     </w:p>
     <w:p>
       <w:pPr>
         <w:numPr>
           <w:ilvl w:val="1"/>
-          <w:numId w:val="19"/>
-        </w:numPr>
-        <w:rPr>
-          <w:rFonts w:hint="eastAsia"/>
-        </w:rPr>
+          <w:numId w:val="20"/>
+        </w:numPr>
       </w:pPr>
       <w:r>
         <w:rPr>
           <w:b/>
           <w:bCs/>
         </w:rPr>
-        <w:t>硬件设备</w:t>
-      </w:r>
-      <w:r>
-        <w:t>：</w:t>
-      </w:r>
-    </w:p>
-    <w:p>
-      <w:pPr>
-        <w:numPr>
-          <w:ilvl w:val="2"/>
-          <w:numId w:val="19"/>
-        </w:numPr>
-        <w:rPr>
-          <w:rFonts w:hint="eastAsia"/>
-        </w:rPr>
+        <w:t>路由器</w:t>
+      </w:r>
+      <w:r>
+        <w:t>：发射 WiFi 信号、管理局域网设备，有 2.4G 和 5G 两个频率信道。</w:t>
+      </w:r>
+    </w:p>
+    <w:p>
+      <w:pPr>
+        <w:numPr>
+          <w:ilvl w:val="1"/>
+          <w:numId w:val="20"/>
+        </w:numPr>
       </w:pPr>
       <w:r>
         <w:rPr>
           <w:b/>
           <w:bCs/>
         </w:rPr>
-        <w:t>光猫</w:t>
-      </w:r>
-      <w:r>
-        <w:t xml:space="preserve">：运营商安装，核心功能是调制解调器，可将光信号与电信号相互转换，实现数据传输，还具备路由和 </w:t>
-      </w:r>
-      <w:proofErr w:type="spellStart"/>
-      <w:r>
-        <w:t>WiFi</w:t>
-      </w:r>
-      <w:proofErr w:type="spellEnd"/>
-      <w:r>
-        <w:t xml:space="preserve"> 功能。</w:t>
-      </w:r>
-    </w:p>
-    <w:p>
-      <w:pPr>
-        <w:numPr>
-          <w:ilvl w:val="2"/>
-          <w:numId w:val="19"/>
-        </w:numPr>
-        <w:rPr>
-          <w:rFonts w:hint="eastAsia"/>
-        </w:rPr>
+        <w:t>网络基础</w:t>
+      </w:r>
+      <w:r>
+        <w:t>：建立网站需购买域名并暴露在公网地址，局域网 IP 有 IPv4 和 IPv6；DNS 是域名解析服务，将域名转化为 IP 地址；想提高网速可选择人少用的信道，穿墙远可选 2.4G 频段。</w:t>
+      </w:r>
+    </w:p>
+    <w:p>
+      <w:pPr>
+        <w:numPr>
+          <w:ilvl w:val="0"/>
+          <w:numId w:val="20"/>
+        </w:numPr>
       </w:pPr>
       <w:r>
         <w:rPr>
           <w:b/>
           <w:bCs/>
         </w:rPr>
-        <w:t>路由器</w:t>
-      </w:r>
-      <w:r>
-        <w:t xml:space="preserve">：功能包括发射 </w:t>
-      </w:r>
-      <w:proofErr w:type="spellStart"/>
-      <w:r>
-        <w:t>WiFi</w:t>
-      </w:r>
-      <w:proofErr w:type="spellEnd"/>
-      <w:r>
-        <w:t xml:space="preserve"> 信号和管理局域网设备；</w:t>
-      </w:r>
-      <w:proofErr w:type="spellStart"/>
-      <w:r>
-        <w:t>WiFi</w:t>
-      </w:r>
-      <w:proofErr w:type="spellEnd"/>
-      <w:r>
-        <w:t xml:space="preserve"> 涉及信道频率等概念，如最新标准 [802.11.AC](802.11.AC) 可称 </w:t>
-      </w:r>
-      <w:proofErr w:type="spellStart"/>
-      <w:r>
-        <w:t>WiFi</w:t>
-      </w:r>
-      <w:proofErr w:type="spellEnd"/>
-      <w:r>
-        <w:t xml:space="preserve"> 5，能发射 2.4G 和 5G 赫兹信道，5G 赫兹信道强但不适合穿墙；三频路由器通过三个独立收发硬件实现网络分流。</w:t>
-      </w:r>
-    </w:p>
-    <w:p>
-      <w:pPr>
-        <w:numPr>
-          <w:ilvl w:val="2"/>
-          <w:numId w:val="19"/>
-        </w:numPr>
-        <w:rPr>
-          <w:rFonts w:hint="eastAsia"/>
-        </w:rPr>
+        <w:t>联网设备与 Mac 地址</w:t>
+      </w:r>
+      <w:r>
+        <w:t>：</w:t>
+      </w:r>
+    </w:p>
+    <w:p>
+      <w:pPr>
+        <w:numPr>
+          <w:ilvl w:val="1"/>
+          <w:numId w:val="20"/>
+        </w:numPr>
       </w:pPr>
       <w:r>
         <w:rPr>
@@ -13680,133 +13211,250 @@
         <w:t>联网设备</w:t>
       </w:r>
       <w:r>
-        <w:t>：需有网卡，设备接入网络会产生局域网 IP、子网掩码、网关、DNS 等信息。</w:t>
-      </w:r>
-    </w:p>
-    <w:p>
-      <w:pPr>
-        <w:numPr>
-          <w:ilvl w:val="0"/>
-          <w:numId w:val="19"/>
-        </w:numPr>
-        <w:rPr>
-          <w:rFonts w:hint="eastAsia"/>
-        </w:rPr>
+        <w:t>：手机、电脑等能联网是因有网卡，台式机可通过无线网卡实现 WiFi 联网。</w:t>
+      </w:r>
+    </w:p>
+    <w:p>
+      <w:pPr>
+        <w:numPr>
+          <w:ilvl w:val="1"/>
+          <w:numId w:val="20"/>
+        </w:numPr>
       </w:pPr>
       <w:r>
         <w:rPr>
           <w:b/>
           <w:bCs/>
         </w:rPr>
-        <w:t>网络相关概念</w:t>
-      </w:r>
-      <w:r>
-        <w:t>：</w:t>
+        <w:t>Mac 地址</w:t>
+      </w:r>
+      <w:r>
+        <w:t>：是局域网中查找设备的物理地址，与设备绑定，独一无二，一台设备可拥有多个且能修改；可通过终端指令查看。</w:t>
       </w:r>
     </w:p>
     <w:p>
       <w:pPr>
         <w:numPr>
           <w:ilvl w:val="1"/>
-          <w:numId w:val="19"/>
-        </w:numPr>
-        <w:rPr>
-          <w:rFonts w:hint="eastAsia"/>
-        </w:rPr>
+          <w:numId w:val="20"/>
+        </w:numPr>
       </w:pPr>
       <w:r>
         <w:rPr>
           <w:b/>
           <w:bCs/>
         </w:rPr>
-        <w:t>局域网 IP</w:t>
-      </w:r>
-      <w:r>
-        <w:t>：一般以 192.168 开头，IPv4 是 32 位二进制，分为 4 个 8 位表达。</w:t>
-      </w:r>
-    </w:p>
-    <w:p>
-      <w:pPr>
-        <w:numPr>
-          <w:ilvl w:val="1"/>
-          <w:numId w:val="19"/>
-        </w:numPr>
-        <w:rPr>
-          <w:rFonts w:hint="eastAsia"/>
-        </w:rPr>
+        <w:t>以太网</w:t>
+      </w:r>
+      <w:r>
+        <w:t>：管理局域网通信，设备在同一局域网且网段相同时可直接通信，网段不同则需路由器中转。</w:t>
+      </w:r>
+    </w:p>
+    <w:p>
+      <w:pPr>
+        <w:numPr>
+          <w:ilvl w:val="0"/>
+          <w:numId w:val="20"/>
+        </w:numPr>
       </w:pPr>
       <w:r>
         <w:rPr>
           <w:b/>
           <w:bCs/>
         </w:rPr>
-        <w:t>子网掩码</w:t>
-      </w:r>
-      <w:r>
-        <w:t>：用于判断 IP 是本地还是外部。</w:t>
+        <w:t>路由器分配内容</w:t>
+      </w:r>
+      <w:r>
+        <w:t>：</w:t>
       </w:r>
     </w:p>
     <w:p>
       <w:pPr>
         <w:numPr>
           <w:ilvl w:val="1"/>
-          <w:numId w:val="19"/>
-        </w:numPr>
-        <w:rPr>
-          <w:rFonts w:hint="eastAsia"/>
-        </w:rPr>
+          <w:numId w:val="20"/>
+        </w:numPr>
       </w:pPr>
       <w:r>
         <w:rPr>
           <w:b/>
           <w:bCs/>
         </w:rPr>
-        <w:t>网关</w:t>
-      </w:r>
-      <w:r>
-        <w:t>：常为 [192.168.1.1](192.168.1.1)，对应光猫，是数据外发处。</w:t>
+        <w:t>IP 地址</w:t>
+      </w:r>
+      <w:r>
+        <w:t>：路由器给接入设备分配局域网 IP，特殊 IP 范围为 [192.168.0.0](192.168.0.0) - [192.168.255.255](192.168.255.255) ，</w:t>
+      </w:r>
+      <w:r>
+        <w:rPr>
+          <w:rFonts w:hint="eastAsia"/>
+        </w:rPr>
+        <w:t>主要组建家庭局域网，</w:t>
+      </w:r>
+      <w:r>
+        <w:t>由 DHCP server 服务随机分配，也可手动设置。</w:t>
       </w:r>
     </w:p>
     <w:p>
       <w:pPr>
         <w:numPr>
           <w:ilvl w:val="1"/>
-          <w:numId w:val="19"/>
-        </w:numPr>
-        <w:rPr>
-          <w:rFonts w:hint="eastAsia"/>
-        </w:rPr>
+          <w:numId w:val="20"/>
+        </w:numPr>
       </w:pPr>
       <w:r>
         <w:rPr>
           <w:b/>
           <w:bCs/>
         </w:rPr>
-        <w:t>DNS</w:t>
-      </w:r>
-      <w:r>
-        <w:t>：即域名解析服务，将域名转化为 IP 地址方便记忆和访问。</w:t>
+        <w:t>子网掩码</w:t>
+      </w:r>
+      <w:r>
+        <w:t>：如杠 24 表示 [255.255.255.0](255.255.255.0) ，作用是区分 IP 地址是否在局域网，同一路由器下子网掩码大概率相同。</w:t>
       </w:r>
     </w:p>
     <w:p>
       <w:pPr>
         <w:numPr>
           <w:ilvl w:val="1"/>
-          <w:numId w:val="19"/>
-        </w:numPr>
-        <w:rPr>
-          <w:rFonts w:hint="eastAsia"/>
-        </w:rPr>
+          <w:numId w:val="20"/>
+        </w:numPr>
       </w:pPr>
       <w:r>
         <w:rPr>
           <w:b/>
           <w:bCs/>
         </w:rPr>
-        <w:t>域名</w:t>
-      </w:r>
-      <w:r>
-        <w:t>：需向国际组织租，在中国使用要备案，备案后绑定服务器公网 IP，服务器提供公网 IP 且 IPv4 逐渐被 IPv6 替代。</w:t>
+        <w:t>网关</w:t>
+      </w:r>
+      <w:r>
+        <w:t>：即 Getaway，局域网地址一般为 [192.168.1.1](192.168.1.1) ，是光猫地址，作用是将局域网内部数据转到外部。</w:t>
+      </w:r>
+    </w:p>
+    <w:p>
+      <w:pPr>
+        <w:numPr>
+          <w:ilvl w:val="1"/>
+          <w:numId w:val="20"/>
+        </w:numPr>
+      </w:pPr>
+      <w:r>
+        <w:rPr>
+          <w:b/>
+          <w:bCs/>
+        </w:rPr>
+        <w:t>DNS</w:t>
+      </w:r>
+      <w:r>
+        <w:t>：域名解析地址，如 [8.8.8.8](8.8.8.8) 是谷歌公共 DNS 服务器地址，存有域名和 IP 地址对应关系，设备初始 DNS 由运营商提供，可手动更换；通过 DNS 解析域名后才能进行 HTTP 请求访问网页。</w:t>
+      </w:r>
+    </w:p>
+    <w:p>
+      <w:pPr>
+        <w:numPr>
+          <w:ilvl w:val="0"/>
+          <w:numId w:val="20"/>
+        </w:numPr>
+      </w:pPr>
+      <w:r>
+        <w:rPr>
+          <w:b/>
+          <w:bCs/>
+        </w:rPr>
+        <w:t>网络拓扑结构</w:t>
+      </w:r>
+      <w:r>
+        <w:t>：</w:t>
+      </w:r>
+    </w:p>
+    <w:p>
+      <w:pPr>
+        <w:numPr>
+          <w:ilvl w:val="1"/>
+          <w:numId w:val="20"/>
+        </w:numPr>
+      </w:pPr>
+      <w:r>
+        <w:rPr>
+          <w:b/>
+          <w:bCs/>
+        </w:rPr>
+        <w:t>概念</w:t>
+      </w:r>
+      <w:r>
+        <w:t>：是物理结构连接方式，不同拓扑结构影响网络效率。</w:t>
+      </w:r>
+    </w:p>
+    <w:p>
+      <w:pPr>
+        <w:numPr>
+          <w:ilvl w:val="1"/>
+          <w:numId w:val="20"/>
+        </w:numPr>
+      </w:pPr>
+      <w:r>
+        <w:rPr>
+          <w:b/>
+          <w:bCs/>
+        </w:rPr>
+        <w:t>常见类型</w:t>
+      </w:r>
+      <w:r>
+        <w:t>：包括星状、环形、树状等。</w:t>
+      </w:r>
+    </w:p>
+    <w:p>
+      <w:pPr>
+        <w:numPr>
+          <w:ilvl w:val="1"/>
+          <w:numId w:val="20"/>
+        </w:numPr>
+      </w:pPr>
+      <w:r>
+        <w:rPr>
+          <w:b/>
+          <w:bCs/>
+        </w:rPr>
+        <w:t>家庭网络拓扑</w:t>
+      </w:r>
+      <w:r>
+        <w:t>：</w:t>
+      </w:r>
+    </w:p>
+    <w:p>
+      <w:pPr>
+        <w:numPr>
+          <w:ilvl w:val="2"/>
+          <w:numId w:val="20"/>
+        </w:numPr>
+      </w:pPr>
+      <w:r>
+        <w:rPr>
+          <w:b/>
+          <w:bCs/>
+        </w:rPr>
+        <w:t>路由模式</w:t>
+      </w:r>
+      <w:r>
+        <w:t>：光猫为第一层，路由器为第二层，设备为第三层，访问外网需两次 NAT 转换，即双层 NAT。</w:t>
+      </w:r>
+    </w:p>
+    <w:p>
+      <w:pPr>
+        <w:numPr>
+          <w:ilvl w:val="2"/>
+          <w:numId w:val="20"/>
+        </w:numPr>
+      </w:pPr>
+      <w:r>
+        <w:rPr>
+          <w:b/>
+          <w:bCs/>
+        </w:rPr>
+        <w:t>桥接模式</w:t>
+      </w:r>
+      <w:r>
+        <w:t>：路由器接管光猫公网 IP，光猫仅作调制解调器，减少 NAT 转换，提升性能；可打电话给运营商修改，路由器需配置 PPPOE 拨号机制。</w:t>
       </w:r>
     </w:p>
     <w:p/>
@@ -13821,13 +13469,13 @@
         <w:rPr>
           <w:rFonts w:hint="eastAsia"/>
         </w:rPr>
-        <w:t>01.2</w:t>
-      </w:r>
-      <w:r>
-        <w:rPr>
-          <w:rFonts w:hint="eastAsia"/>
-        </w:rPr>
-        <w:t>9</w:t>
+        <w:t>0</w:t>
+      </w:r>
+      <w:r>
+        <w:rPr>
+          <w:rFonts w:hint="eastAsia"/>
+        </w:rPr>
+        <w:t>2.04</w:t>
       </w:r>
       <w:r>
         <w:rPr>
@@ -13839,7 +13487,7 @@
         <w:rPr>
           <w:rFonts w:hint="eastAsia"/>
         </w:rPr>
-        <w:t>5</w:t>
+        <w:t>6</w:t>
       </w:r>
       <w:r>
         <w:rPr>
@@ -13848,76 +13496,323 @@
         <w:t>——网络</w:t>
       </w:r>
     </w:p>
-    <w:p/>
-    <w:p>
-      <w:r>
-        <w:rPr>
-          <w:rFonts w:hint="eastAsia"/>
-        </w:rPr>
-        <w:t>192：</w:t>
-      </w:r>
-      <w:r>
-        <w:t>11000000</w:t>
-      </w:r>
-    </w:p>
-    <w:p>
-      <w:r>
-        <w:rPr>
-          <w:rFonts w:hint="eastAsia"/>
-        </w:rPr>
-        <w:t>168：</w:t>
-      </w:r>
-      <w:r>
-        <w:t>10101000</w:t>
-      </w:r>
-    </w:p>
-    <w:p>
-      <w:r>
-        <w:rPr>
-          <w:rFonts w:hint="eastAsia"/>
-        </w:rPr>
-        <w:t>7：</w:t>
-      </w:r>
-      <w:r>
-        <w:t>111</w:t>
-      </w:r>
-    </w:p>
-    <w:p>
-      <w:r>
-        <w:rPr>
-          <w:rFonts w:hint="eastAsia"/>
-        </w:rPr>
-        <w:t>10：</w:t>
-      </w:r>
-      <w:r>
-        <w:t>1010</w:t>
+    <w:p>
+      <w:r>
+        <w:t>网络拓扑描述了网络中各个节点（如计算机、服务器、网络设备等）之间的连接方式和物理或逻辑布局。以下是主要的网络拓扑类型：</w:t>
+      </w:r>
+    </w:p>
+    <w:p>
+      <w:pPr>
+        <w:numPr>
+          <w:ilvl w:val="0"/>
+          <w:numId w:val="21"/>
+        </w:numPr>
+      </w:pPr>
+      <w:r>
+        <w:rPr>
+          <w:b/>
+          <w:bCs/>
+        </w:rPr>
+        <w:t>总线拓扑</w:t>
+      </w:r>
+      <w:r>
+        <w:t>：所有设备连接到一个中央电缆（总线）。优点是简单、成本低，但缺点是一旦总线出现故障，整个网络就会瘫痪。</w:t>
+      </w:r>
+    </w:p>
+    <w:p>
+      <w:pPr>
+        <w:numPr>
+          <w:ilvl w:val="0"/>
+          <w:numId w:val="21"/>
+        </w:numPr>
+      </w:pPr>
+      <w:r>
+        <w:rPr>
+          <w:b/>
+          <w:bCs/>
+        </w:rPr>
+        <w:t>星型拓扑</w:t>
+      </w:r>
+      <w:r>
+        <w:t>：所有设备都连接到一个中心节点（如交换机或集线器）。优点是易于管理和扩展，单个节点故障不影响其他节点，但中心节点故障会导致整个网络瘫痪。</w:t>
+      </w:r>
+    </w:p>
+    <w:p>
+      <w:pPr>
+        <w:numPr>
+          <w:ilvl w:val="0"/>
+          <w:numId w:val="21"/>
+        </w:numPr>
+      </w:pPr>
+      <w:r>
+        <w:rPr>
+          <w:b/>
+          <w:bCs/>
+        </w:rPr>
+        <w:t>环型拓扑</w:t>
+      </w:r>
+      <w:r>
+        <w:t>：每个节点连接两个相邻节点，形成一个闭环。数据沿环单向或双向传输。优点是电缆长度短，但任意节点故障都会影响整个网络。</w:t>
+      </w:r>
+    </w:p>
+    <w:p>
+      <w:pPr>
+        <w:numPr>
+          <w:ilvl w:val="0"/>
+          <w:numId w:val="21"/>
+        </w:numPr>
+      </w:pPr>
+      <w:r>
+        <w:rPr>
+          <w:b/>
+          <w:bCs/>
+        </w:rPr>
+        <w:t>树型拓扑</w:t>
+      </w:r>
+      <w:r>
+        <w:t>：层次结构，像一棵树。结合了总线拓扑和星型拓扑的特点，易于扩展，但根节点故障会影响整个网络。</w:t>
+      </w:r>
+    </w:p>
+    <w:p>
+      <w:pPr>
+        <w:numPr>
+          <w:ilvl w:val="0"/>
+          <w:numId w:val="21"/>
+        </w:numPr>
+      </w:pPr>
+      <w:r>
+        <w:rPr>
+          <w:b/>
+          <w:bCs/>
+        </w:rPr>
+        <w:t>网状拓扑</w:t>
+      </w:r>
+      <w:r>
+        <w:t>：每个节点都与其他节点直接连接。优点是可靠性高，但成本高，布线复杂。</w:t>
+      </w:r>
+    </w:p>
+    <w:p>
+      <w:pPr>
+        <w:numPr>
+          <w:ilvl w:val="0"/>
+          <w:numId w:val="21"/>
+        </w:numPr>
+      </w:pPr>
+      <w:r>
+        <w:rPr>
+          <w:b/>
+          <w:bCs/>
+        </w:rPr>
+        <w:t>混合拓扑</w:t>
+      </w:r>
+      <w:r>
+        <w:t>：结合两种或以上拓扑结构，如星型-总线拓扑、星型-环型拓扑等，以利用不同拓扑的优点。</w:t>
+      </w:r>
+    </w:p>
+    <w:p>
+      <w:pPr>
+        <w:numPr>
+          <w:ilvl w:val="0"/>
+          <w:numId w:val="21"/>
+        </w:numPr>
+      </w:pPr>
+      <w:r>
+        <w:rPr>
+          <w:b/>
+          <w:bCs/>
+        </w:rPr>
+        <w:t>点对点拓扑</w:t>
+      </w:r>
+      <w:r>
+        <w:t>：最简单的拓扑，两个节点直接连接。</w:t>
+      </w:r>
+    </w:p>
+    <w:p>
+      <w:pPr>
+        <w:numPr>
+          <w:ilvl w:val="0"/>
+          <w:numId w:val="21"/>
+        </w:numPr>
+      </w:pPr>
+      <w:r>
+        <w:rPr>
+          <w:b/>
+          <w:bCs/>
+        </w:rPr>
+        <w:t>完全连接拓扑</w:t>
+      </w:r>
+      <w:r>
+        <w:t>：每个节点都与其他所有节点直接连接，是网状拓扑的一种极端形式。</w:t>
+      </w:r>
+    </w:p>
+    <w:p>
+      <w:pPr>
+        <w:numPr>
+          <w:ilvl w:val="0"/>
+          <w:numId w:val="21"/>
+        </w:numPr>
+      </w:pPr>
+      <w:r>
+        <w:rPr>
+          <w:b/>
+          <w:bCs/>
+        </w:rPr>
+        <w:t>蜂窝拓扑</w:t>
+      </w:r>
+      <w:r>
+        <w:t>：主要用于无线网络，覆盖区域分为多个蜂窝状小区，每个小区有一个基站。</w:t>
+      </w:r>
+    </w:p>
+    <w:p>
+      <w:pPr>
+        <w:numPr>
+          <w:ilvl w:val="0"/>
+          <w:numId w:val="21"/>
+        </w:numPr>
+      </w:pPr>
+      <w:r>
+        <w:rPr>
+          <w:b/>
+          <w:bCs/>
+        </w:rPr>
+        <w:t>多接入拓扑</w:t>
+      </w:r>
+      <w:r>
+        <w:t>：多个设备共享同一传输介质，如以太网。</w:t>
+      </w:r>
+    </w:p>
+    <w:p>
+      <w:pPr>
+        <w:pStyle w:val="2"/>
+      </w:pPr>
+      <w:r>
+        <w:t xml:space="preserve">一、网络桥接模式（网络拓扑中的桥接） </w:t>
+      </w:r>
+    </w:p>
+    <w:p>
+      <w:r>
+        <w:t>在网络中，桥接模式通常指的是将两个或多个网络段连接在一起，使它们像一个网络一样工作。桥接器（Bridge）是一种网络设备，它在OSI模型的数据链路层（第二层）工作，用于连接不同的网络段，并根据MAC地址转发数据帧。</w:t>
+      </w:r>
+    </w:p>
+    <w:p>
+      <w:pPr>
+        <w:rPr>
+          <w:b/>
+          <w:bCs/>
+        </w:rPr>
+      </w:pPr>
+      <w:r>
+        <w:rPr>
+          <w:b/>
+          <w:bCs/>
+        </w:rPr>
+        <w:t xml:space="preserve">桥接模式的核心价值 </w:t>
+      </w:r>
+    </w:p>
+    <w:p>
+      <w:pPr>
+        <w:numPr>
+          <w:ilvl w:val="0"/>
+          <w:numId w:val="22"/>
+        </w:numPr>
+      </w:pPr>
+      <w:r>
+        <w:rPr>
+          <w:b/>
+          <w:bCs/>
+        </w:rPr>
+        <w:t>扩展网络范围</w:t>
+      </w:r>
+      <w:r>
+        <w:t>：突破物理距离限制，将多个局域网连接成一个更大的逻辑网络</w:t>
+      </w:r>
+    </w:p>
+    <w:p>
+      <w:r>
+        <w:t>。</w:t>
+      </w:r>
+    </w:p>
+    <w:p>
+      <w:pPr>
+        <w:numPr>
+          <w:ilvl w:val="0"/>
+          <w:numId w:val="22"/>
+        </w:numPr>
+      </w:pPr>
+      <w:r>
+        <w:rPr>
+          <w:b/>
+          <w:bCs/>
+        </w:rPr>
+        <w:t>隔离通信流量（冲突域）</w:t>
+      </w:r>
+      <w:r>
+        <w:t>：有效隔离网络段内的本地流量，提升整体网络性能和可靠性</w:t>
+      </w:r>
+    </w:p>
+    <w:p>
+      <w:r>
+        <w:t>。</w:t>
+      </w:r>
+    </w:p>
+    <w:p>
+      <w:pPr>
+        <w:numPr>
+          <w:ilvl w:val="0"/>
+          <w:numId w:val="22"/>
+        </w:numPr>
+      </w:pPr>
+      <w:r>
+        <w:rPr>
+          <w:b/>
+          <w:bCs/>
+        </w:rPr>
+        <w:t>连接异构网络</w:t>
+      </w:r>
+      <w:r>
+        <w:t>：在一定条件下互联使用不同物理层协议（如电缆类型、传输速率）的网络</w:t>
+      </w:r>
+    </w:p>
+    <w:p>
+      <w:r>
+        <w:t>。</w:t>
+      </w:r>
+    </w:p>
+    <w:p>
+      <w:pPr>
+        <w:numPr>
+          <w:ilvl w:val="0"/>
+          <w:numId w:val="22"/>
+        </w:numPr>
+      </w:pPr>
+      <w:r>
+        <w:rPr>
+          <w:b/>
+          <w:bCs/>
+        </w:rPr>
+        <w:t>提升安全性</w:t>
+      </w:r>
+      <w:r>
+        <w:t>：通过隔离网络段，有助于限制数据流向，增强网络安全性</w:t>
       </w:r>
     </w:p>
     <w:p/>
     <w:p/>
-    <w:p>
-      <w:r>
-        <w:rPr>
-          <w:rFonts w:hint="eastAsia"/>
-        </w:rPr>
-        <w:t>线传输有网卡</w:t>
-      </w:r>
-    </w:p>
     <w:p/>
     <w:p>
       <w:r>
         <w:rPr>
           <w:rFonts w:hint="eastAsia"/>
         </w:rPr>
-        <w:t>Mac地址：网络接口控制器，保证在局域网里区分设备</w:t>
-      </w:r>
-    </w:p>
-    <w:p>
-      <w:r>
-        <w:rPr>
-          <w:rFonts w:hint="eastAsia"/>
-        </w:rPr>
-        <w:t>虚拟机可以配</w:t>
+        <w:t>WAN只有一个ip</w:t>
+      </w:r>
+    </w:p>
+    <w:p>
+      <w:r>
+        <w:rPr>
+          <w:rFonts w:hint="eastAsia"/>
+        </w:rPr>
+        <w:t>NAT：网络机制转换</w:t>
       </w:r>
     </w:p>
     <w:p/>
@@ -13926,139 +13821,533 @@
         <w:rPr>
           <w:rFonts w:hint="eastAsia"/>
         </w:rPr>
-        <w:t>特殊</w:t>
-      </w:r>
-      <w:proofErr w:type="spellStart"/>
-      <w:r>
-        <w:rPr>
-          <w:rFonts w:hint="eastAsia"/>
-        </w:rPr>
-        <w:t>ip</w:t>
-      </w:r>
-      <w:proofErr w:type="spellEnd"/>
-      <w:r>
-        <w:rPr>
-          <w:rFonts w:hint="eastAsia"/>
-        </w:rPr>
-        <w:t>：192.168.0.0~192.168.255.255</w:t>
-      </w:r>
-    </w:p>
-    <w:p>
-      <w:r>
-        <w:rPr>
-          <w:rFonts w:hint="eastAsia"/>
-        </w:rPr>
-        <w:t>分配随机，可以人为修改</w:t>
+        <w:t>本地回环地址</w:t>
+      </w:r>
+    </w:p>
+    <w:p>
+      <w:r>
+        <w:rPr>
+          <w:rFonts w:hint="eastAsia"/>
+        </w:rPr>
+        <w:t>127.0.0.1和local host对浏览器来说不同源</w:t>
       </w:r>
     </w:p>
     <w:p/>
     <w:p>
-      <w:pPr>
-        <w:rPr>
-          <w:rFonts w:hint="eastAsia"/>
-        </w:rPr>
-      </w:pPr>
-      <w:r>
-        <w:rPr>
-          <w:rFonts w:hint="eastAsia"/>
-        </w:rPr>
-        <w:t>子网掩码</w:t>
-      </w:r>
-      <w:r>
-        <w:rPr>
-          <w:rFonts w:hint="eastAsia"/>
-        </w:rPr>
-        <w:t>（Subnet mask）</w:t>
-      </w:r>
-      <w:r>
-        <w:rPr>
-          <w:rFonts w:hint="eastAsia"/>
-        </w:rPr>
-        <w:t>：/24 = 255.255.255.0</w:t>
-      </w:r>
-    </w:p>
-    <w:p>
-      <w:r>
-        <w:rPr>
-          <w:rFonts w:hint="eastAsia"/>
-        </w:rPr>
-        <w:t>/8 = 255.0.0.0</w:t>
-      </w:r>
-    </w:p>
-    <w:p>
-      <w:r>
-        <w:rPr>
-          <w:rFonts w:hint="eastAsia"/>
-        </w:rPr>
-        <w:t>用于区分</w:t>
-      </w:r>
-      <w:proofErr w:type="spellStart"/>
-      <w:r>
-        <w:rPr>
-          <w:rFonts w:hint="eastAsia"/>
-        </w:rPr>
-        <w:t>ip</w:t>
-      </w:r>
-      <w:proofErr w:type="spellEnd"/>
-      <w:r>
-        <w:rPr>
-          <w:rFonts w:hint="eastAsia"/>
-        </w:rPr>
-        <w:t>地址在不在局域网里</w:t>
-      </w:r>
-      <w:r>
-        <w:rPr>
-          <w:rFonts w:hint="eastAsia"/>
-        </w:rPr>
-        <w:t>，界定了网络地址和主机地址的边界0</w:t>
-      </w:r>
-    </w:p>
-    <w:p>
-      <w:pPr>
-        <w:rPr>
-          <w:rFonts w:hint="eastAsia"/>
-        </w:rPr>
-      </w:pPr>
-      <w:r>
-        <w:rPr>
-          <w:rFonts w:hint="eastAsia"/>
-        </w:rPr>
-        <w:t>因为子网掩码相同，所以判断在一个局域网里</w:t>
-      </w:r>
-    </w:p>
-    <w:p>
-      <w:r>
-        <w:rPr>
-          <w:rFonts w:hint="eastAsia"/>
-        </w:rPr>
-        <w:t>网关（gateway）：</w:t>
-      </w:r>
-      <w:r>
-        <w:rPr>
-          <w:rFonts w:hint="eastAsia"/>
-        </w:rPr>
-        <w:t>唯一固定值</w:t>
-      </w:r>
-      <w:r>
-        <w:rPr>
-          <w:rFonts w:hint="eastAsia"/>
-        </w:rPr>
-        <w:t>192.168.1.1，光猫地址</w:t>
+      <w:r>
+        <w:rPr>
+          <w:rFonts w:hint="eastAsia"/>
+        </w:rPr>
+        <w:t>Host文件用来放DNS域名解析地址的</w:t>
       </w:r>
     </w:p>
     <w:p/>
     <w:p>
-      <w:pPr>
-        <w:rPr>
-          <w:rFonts w:hint="eastAsia"/>
-        </w:rPr>
-      </w:pPr>
-      <w:r>
-        <w:rPr>
-          <w:rFonts w:hint="eastAsia"/>
-        </w:rPr>
-        <w:t>DNS（域名解析地址）用来解析各种域名的地址，服务器地址8.8.8.8（公网地址，存放域名和IP地址的对应表）最初DNS由运营商给</w:t>
-      </w:r>
+      <w:r>
+        <w:rPr>
+          <w:rFonts w:hint="eastAsia"/>
+        </w:rPr>
+        <w:t>第一个Ip地址局域网里</w:t>
+      </w:r>
+    </w:p>
+    <w:p>
+      <w:r>
+        <w:rPr>
+          <w:rFonts w:hint="eastAsia"/>
+        </w:rPr>
+        <w:t>第二个127.0.0.1</w:t>
+      </w:r>
+    </w:p>
+    <w:p>
+      <w:r>
+        <w:rPr>
+          <w:rFonts w:hint="eastAsia"/>
+        </w:rPr>
+        <w:t>第三个local host</w:t>
+      </w:r>
+    </w:p>
+    <w:p/>
+    <w:p/>
+    <w:p>
+      <w:r>
+        <w:rPr>
+          <w:rFonts w:hint="eastAsia"/>
+        </w:rPr>
+        <w:t>在手机上访问电脑打开的网页的方法：访问电脑的ip</w:t>
+      </w:r>
+    </w:p>
+    <w:p/>
+    <w:p>
+      <w:r>
+        <w:rPr>
+          <w:rFonts w:hint="eastAsia"/>
+        </w:rPr>
+        <w:t>访问</w:t>
+      </w:r>
+      <w:r>
+        <w:t>ifconfig.me</w:t>
+      </w:r>
+      <w:r>
+        <w:rPr>
+          <w:rFonts w:hint="eastAsia"/>
+        </w:rPr>
+        <w:t>能看到自己的公网IP</w:t>
+      </w:r>
+    </w:p>
+    <w:p/>
+    <w:p/>
+    <w:p>
+      <w:r>
+        <w:rPr>
+          <w:rFonts w:hint="eastAsia"/>
+        </w:rPr>
+        <w:t>L5第五层：应用层（Application Layer）</w:t>
+      </w:r>
+    </w:p>
+    <w:p>
+      <w:r>
+        <w:rPr>
+          <w:rFonts w:hint="eastAsia"/>
+          <w:highlight w:val="yellow"/>
+        </w:rPr>
+        <w:t>介质：</w:t>
+      </w:r>
+    </w:p>
+    <w:p>
+      <w:r>
+        <w:rPr>
+          <w:rFonts w:hint="eastAsia"/>
+        </w:rPr>
+        <w:t>客户端（浏览器/微信……），服务端</w:t>
+      </w:r>
+    </w:p>
+    <w:p>
+      <w:r>
+        <w:rPr>
+          <w:rFonts w:hint="eastAsia"/>
+        </w:rPr>
+        <w:t>本质是运行的代码，本质是实现了一些</w:t>
+      </w:r>
+    </w:p>
+    <w:p>
+      <w:pPr>
+        <w:rPr>
+          <w:rFonts w:hint="eastAsia"/>
+        </w:rPr>
+      </w:pPr>
+      <w:r>
+        <w:rPr>
+          <w:rFonts w:hint="eastAsia"/>
+          <w:highlight w:val="yellow"/>
+        </w:rPr>
+        <w:t>协议：</w:t>
+      </w:r>
+      <w:r>
+        <w:rPr>
+          <w:rFonts w:hint="eastAsia"/>
+        </w:rPr>
+        <w:t>DNS(默认端口53)、http(默认端口80)、https()、FTP(客户端服务端文件传输20)、……</w:t>
+      </w:r>
+    </w:p>
+    <w:p>
+      <w:r>
+        <w:rPr>
+          <w:rFonts w:hint="eastAsia"/>
+          <w:highlight w:val="yellow"/>
+        </w:rPr>
+        <w:t>作用：</w:t>
+      </w:r>
+      <w:r>
+        <w:rPr>
+          <w:rFonts w:hint="eastAsia"/>
+        </w:rPr>
+        <w:t>创建data</w:t>
+      </w:r>
+      <w:r>
+        <w:rPr>
+          <w:rFonts w:hint="eastAsia"/>
+        </w:rPr>
+        <w:t>产生数据</w:t>
+      </w:r>
+    </w:p>
+    <w:p/>
+    <w:p>
+      <w:r>
+        <w:rPr>
+          <w:rFonts w:hint="eastAsia"/>
+        </w:rPr>
+        <w:t>L4</w:t>
+      </w:r>
+      <w:r>
+        <w:rPr>
+          <w:rFonts w:hint="eastAsia"/>
+        </w:rPr>
+        <w:t xml:space="preserve">第四层：传输层（Transport </w:t>
+      </w:r>
+      <w:r>
+        <w:rPr>
+          <w:rFonts w:hint="eastAsia"/>
+        </w:rPr>
+        <w:t>Layer</w:t>
+      </w:r>
+      <w:r>
+        <w:rPr>
+          <w:rFonts w:hint="eastAsia"/>
+        </w:rPr>
+        <w:t>）</w:t>
+      </w:r>
+    </w:p>
+    <w:p>
+      <w:r>
+        <w:rPr>
+          <w:rFonts w:hint="eastAsia"/>
+          <w:highlight w:val="yellow"/>
+        </w:rPr>
+        <w:t>介质：</w:t>
+      </w:r>
+      <w:r>
+        <w:rPr>
+          <w:rFonts w:hint="eastAsia"/>
+        </w:rPr>
+        <w:t>操作系统（OS端口）</w:t>
+      </w:r>
+    </w:p>
+    <w:p>
+      <w:r>
+        <w:rPr>
+          <w:rFonts w:hint="eastAsia"/>
+          <w:highlight w:val="yellow"/>
+        </w:rPr>
+        <w:t>协议：</w:t>
+      </w:r>
+      <w:r>
+        <w:rPr>
+          <w:rFonts w:hint="eastAsia"/>
+        </w:rPr>
+        <w:t>TCP/UDP</w:t>
+      </w:r>
+      <w:r>
+        <w:rPr>
+          <w:rFonts w:hint="eastAsia"/>
+        </w:rPr>
+        <w:t>：</w:t>
+      </w:r>
+      <w:r>
+        <w:rPr>
+          <w:rFonts w:hint="eastAsia"/>
+        </w:rPr>
+        <w:t>写在操作系统里</w:t>
+      </w:r>
+      <w:r>
+        <w:rPr>
+          <w:rFonts w:hint="eastAsia"/>
+        </w:rPr>
+        <w:t>，本质上是一种内核，</w:t>
+      </w:r>
+    </w:p>
+    <w:p>
+      <w:r>
+        <w:rPr>
+          <w:rFonts w:hint="eastAsia"/>
+        </w:rPr>
+        <w:t>TCP有三次握手，</w:t>
+      </w:r>
+    </w:p>
+    <w:p>
+      <w:r>
+        <w:rPr>
+          <w:rFonts w:hint="eastAsia"/>
+        </w:rPr>
+        <w:t>UDP不需要三次握手，保证迅速和质量</w:t>
+      </w:r>
+    </w:p>
+    <w:p/>
+    <w:p/>
+    <w:p/>
+    <w:p>
+      <w:r>
+        <w:t>本次课程延续网络知识讲解，包括 IP 相关知识及作用、特殊网段与 IP，着重介绍 TCP/IP 五层模型中的应用层与传输层。</w:t>
+      </w:r>
+    </w:p>
+    <w:p>
+      <w:pPr>
+        <w:numPr>
+          <w:ilvl w:val="0"/>
+          <w:numId w:val="23"/>
+        </w:numPr>
+      </w:pPr>
+      <w:r>
+        <w:rPr>
+          <w:b/>
+          <w:bCs/>
+        </w:rPr>
+        <w:t>回顾上节课内容</w:t>
+      </w:r>
+      <w:r>
+        <w:t>：联网设备因网卡实现联网，Mac 地址与设备绑定，一台设备可拥有多个 Mac 地址；介绍了局域网 IP 范围、子网掩码、网关、域名解析地址，以及家庭网络的路由模式和桥接模式。</w:t>
+      </w:r>
+    </w:p>
+    <w:p>
+      <w:pPr>
+        <w:numPr>
+          <w:ilvl w:val="0"/>
+          <w:numId w:val="23"/>
+        </w:numPr>
+      </w:pPr>
+      <w:r>
+        <w:rPr>
+          <w:b/>
+          <w:bCs/>
+        </w:rPr>
+        <w:t>IP 的作用</w:t>
+      </w:r>
+      <w:r>
+        <w:t>：</w:t>
+      </w:r>
+    </w:p>
+    <w:p>
+      <w:pPr>
+        <w:numPr>
+          <w:ilvl w:val="1"/>
+          <w:numId w:val="23"/>
+        </w:numPr>
+      </w:pPr>
+      <w:r>
+        <w:rPr>
+          <w:b/>
+          <w:bCs/>
+        </w:rPr>
+        <w:t>数据封装</w:t>
+      </w:r>
+      <w:r>
+        <w:t>：给传输层 TCP、UDP 传下来的数据段加上目标 IP 和源 IP。</w:t>
+      </w:r>
+    </w:p>
+    <w:p>
+      <w:pPr>
+        <w:numPr>
+          <w:ilvl w:val="1"/>
+          <w:numId w:val="23"/>
+        </w:numPr>
+      </w:pPr>
+      <w:r>
+        <w:rPr>
+          <w:b/>
+          <w:bCs/>
+        </w:rPr>
+        <w:t>选址</w:t>
+      </w:r>
+      <w:r>
+        <w:t>：通过路由协议寻找源 IP 到目标 IP 的最短路径。</w:t>
+      </w:r>
+    </w:p>
+    <w:p>
+      <w:pPr>
+        <w:numPr>
+          <w:ilvl w:val="0"/>
+          <w:numId w:val="23"/>
+        </w:numPr>
+      </w:pPr>
+      <w:r>
+        <w:rPr>
+          <w:b/>
+          <w:bCs/>
+        </w:rPr>
+        <w:t>特殊网段及 IP</w:t>
+      </w:r>
+      <w:r>
+        <w:t>：</w:t>
+      </w:r>
+    </w:p>
+    <w:p>
+      <w:pPr>
+        <w:numPr>
+          <w:ilvl w:val="1"/>
+          <w:numId w:val="23"/>
+        </w:numPr>
+      </w:pPr>
+      <w:r>
+        <w:rPr>
+          <w:b/>
+          <w:bCs/>
+        </w:rPr>
+        <w:t>[192.168.0.0](192.168.0.0) - 255.255</w:t>
+      </w:r>
+      <w:r>
+        <w:t>：用于组建家庭局域网，理论含 256×256 个 IP ，通过 NAT 实现内外网 IP 转换。</w:t>
+      </w:r>
+    </w:p>
+    <w:p>
+      <w:pPr>
+        <w:numPr>
+          <w:ilvl w:val="1"/>
+          <w:numId w:val="23"/>
+        </w:numPr>
+      </w:pPr>
+      <w:r>
+        <w:rPr>
+          <w:b/>
+          <w:bCs/>
+        </w:rPr>
+        <w:t>[127.0.0.1](127.0.0.1)</w:t>
+      </w:r>
+      <w:r>
+        <w:t>：本地回环地址，请求至此不再向下发送而返回本机。</w:t>
+      </w:r>
+    </w:p>
+    <w:p>
+      <w:pPr>
+        <w:numPr>
+          <w:ilvl w:val="1"/>
+          <w:numId w:val="23"/>
+        </w:numPr>
+      </w:pPr>
+      <w:hyperlink r:id="rId9" w:history="1">
+        <w:r>
+          <w:rPr>
+            <w:rStyle w:val="af3"/>
+            <w:b/>
+            <w:bCs/>
+          </w:rPr>
+          <w:t>localhost</w:t>
+        </w:r>
+      </w:hyperlink>
+      <w:r>
+        <w:t>：[127.0.0.1](127.0.0.1) 的域名，与 [127.0.0.1](127.0.0.1) 不同源。</w:t>
+      </w:r>
+    </w:p>
+    <w:p>
+      <w:pPr>
+        <w:numPr>
+          <w:ilvl w:val="0"/>
+          <w:numId w:val="23"/>
+        </w:numPr>
+      </w:pPr>
+      <w:r>
+        <w:rPr>
+          <w:b/>
+          <w:bCs/>
+        </w:rPr>
+        <w:t>IP 与 Mac 地址比较</w:t>
+      </w:r>
+      <w:r>
+        <w:t>：IP 地址是互联网中较粗糙的定位，类似小区大门地址；Mac 地址是设备独一无二的地址，类似门牌号。</w:t>
+      </w:r>
+    </w:p>
+    <w:p>
+      <w:pPr>
+        <w:numPr>
+          <w:ilvl w:val="0"/>
+          <w:numId w:val="23"/>
+        </w:numPr>
+      </w:pPr>
+      <w:r>
+        <w:rPr>
+          <w:b/>
+          <w:bCs/>
+        </w:rPr>
+        <w:t>TCP/IP 五层模型 - 应用层</w:t>
+      </w:r>
+      <w:r>
+        <w:t>：</w:t>
+      </w:r>
+    </w:p>
+    <w:p>
+      <w:pPr>
+        <w:numPr>
+          <w:ilvl w:val="1"/>
+          <w:numId w:val="23"/>
+        </w:numPr>
+      </w:pPr>
+      <w:r>
+        <w:rPr>
+          <w:b/>
+          <w:bCs/>
+        </w:rPr>
+        <w:t>参与介质</w:t>
+      </w:r>
+      <w:r>
+        <w:t>：包括浏览器、各类客户端（如微信、王者荣耀等 APP）、服务器（如 NodeJS、Nginx 等软件）。</w:t>
+      </w:r>
+    </w:p>
+    <w:p>
+      <w:pPr>
+        <w:numPr>
+          <w:ilvl w:val="1"/>
+          <w:numId w:val="23"/>
+        </w:numPr>
+      </w:pPr>
+      <w:r>
+        <w:rPr>
+          <w:b/>
+          <w:bCs/>
+        </w:rPr>
+        <w:t>实现协议</w:t>
+      </w:r>
+      <w:r>
+        <w:t>：如 HTTP（默认端口 80 ）、HTTPS（默认端口 443）、DNS（默认端口 53 ）、FTP（默认端口 20）等，每种协议有特定用处。</w:t>
+      </w:r>
+    </w:p>
+    <w:p>
+      <w:pPr>
+        <w:numPr>
+          <w:ilvl w:val="0"/>
+          <w:numId w:val="23"/>
+        </w:numPr>
+      </w:pPr>
+      <w:r>
+        <w:rPr>
+          <w:b/>
+          <w:bCs/>
+        </w:rPr>
+        <w:t>TCP/IP 五层模型 - 传输层</w:t>
+      </w:r>
+      <w:r>
+        <w:t>：</w:t>
+      </w:r>
+    </w:p>
+    <w:p>
+      <w:pPr>
+        <w:numPr>
+          <w:ilvl w:val="1"/>
+          <w:numId w:val="23"/>
+        </w:numPr>
+      </w:pPr>
+      <w:r>
+        <w:rPr>
+          <w:b/>
+          <w:bCs/>
+        </w:rPr>
+        <w:t>作用媒介</w:t>
+      </w:r>
+      <w:r>
+        <w:t>：操作系统，为上层应用分配端口号。</w:t>
+      </w:r>
+    </w:p>
+    <w:p>
+      <w:pPr>
+        <w:numPr>
+          <w:ilvl w:val="1"/>
+          <w:numId w:val="23"/>
+        </w:numPr>
+      </w:pPr>
+      <w:r>
+        <w:rPr>
+          <w:b/>
+          <w:bCs/>
+        </w:rPr>
+        <w:t>重要协议</w:t>
+      </w:r>
+      <w:r>
+        <w:t>：TCP 和 UDP，集成在操作系统内核，TCP 有三次握手，保证顺序和质量；UDP 无三次握手，适合语音通话、游戏等。</w:t>
+      </w:r>
+    </w:p>
+    <w:p>
+      <w:pPr>
+        <w:rPr>
+          <w:rFonts w:hint="eastAsia"/>
+        </w:rPr>
+      </w:pPr>
     </w:p>
     <w:sectPr>
       <w:pgSz w:w="11906" w:h="16838"/>
@@ -15172,6 +15461,304 @@
     </w:lvl>
   </w:abstractNum>
   <w:abstractNum w:abstractNumId="9" w15:restartNumberingAfterBreak="0">
+    <w:nsid w:val="58E21DD8"/>
+    <w:multiLevelType w:val="multilevel"/>
+    <w:tmpl w:val="392832BE"/>
+    <w:lvl w:ilvl="0">
+      <w:start w:val="1"/>
+      <w:numFmt w:val="bullet"/>
+      <w:lvlText w:val=""/>
+      <w:lvlJc w:val="left"/>
+      <w:pPr>
+        <w:tabs>
+          <w:tab w:val="num" w:pos="720"/>
+        </w:tabs>
+        <w:ind w:left="720" w:hanging="360"/>
+      </w:pPr>
+      <w:rPr>
+        <w:rFonts w:ascii="Symbol" w:hAnsi="Symbol" w:hint="default"/>
+        <w:sz w:val="20"/>
+      </w:rPr>
+    </w:lvl>
+    <w:lvl w:ilvl="1">
+      <w:start w:val="1"/>
+      <w:numFmt w:val="bullet"/>
+      <w:lvlText w:val="o"/>
+      <w:lvlJc w:val="left"/>
+      <w:pPr>
+        <w:tabs>
+          <w:tab w:val="num" w:pos="1440"/>
+        </w:tabs>
+        <w:ind w:left="1440" w:hanging="360"/>
+      </w:pPr>
+      <w:rPr>
+        <w:rFonts w:ascii="Courier New" w:hAnsi="Courier New" w:hint="default"/>
+        <w:sz w:val="20"/>
+      </w:rPr>
+    </w:lvl>
+    <w:lvl w:ilvl="2">
+      <w:start w:val="1"/>
+      <w:numFmt w:val="bullet"/>
+      <w:lvlText w:val=""/>
+      <w:lvlJc w:val="left"/>
+      <w:pPr>
+        <w:tabs>
+          <w:tab w:val="num" w:pos="2160"/>
+        </w:tabs>
+        <w:ind w:left="2160" w:hanging="360"/>
+      </w:pPr>
+      <w:rPr>
+        <w:rFonts w:ascii="Wingdings" w:hAnsi="Wingdings" w:hint="default"/>
+        <w:sz w:val="20"/>
+      </w:rPr>
+    </w:lvl>
+    <w:lvl w:ilvl="3" w:tentative="1">
+      <w:start w:val="1"/>
+      <w:numFmt w:val="bullet"/>
+      <w:lvlText w:val=""/>
+      <w:lvlJc w:val="left"/>
+      <w:pPr>
+        <w:tabs>
+          <w:tab w:val="num" w:pos="2880"/>
+        </w:tabs>
+        <w:ind w:left="2880" w:hanging="360"/>
+      </w:pPr>
+      <w:rPr>
+        <w:rFonts w:ascii="Wingdings" w:hAnsi="Wingdings" w:hint="default"/>
+        <w:sz w:val="20"/>
+      </w:rPr>
+    </w:lvl>
+    <w:lvl w:ilvl="4" w:tentative="1">
+      <w:start w:val="1"/>
+      <w:numFmt w:val="bullet"/>
+      <w:lvlText w:val=""/>
+      <w:lvlJc w:val="left"/>
+      <w:pPr>
+        <w:tabs>
+          <w:tab w:val="num" w:pos="3600"/>
+        </w:tabs>
+        <w:ind w:left="3600" w:hanging="360"/>
+      </w:pPr>
+      <w:rPr>
+        <w:rFonts w:ascii="Wingdings" w:hAnsi="Wingdings" w:hint="default"/>
+        <w:sz w:val="20"/>
+      </w:rPr>
+    </w:lvl>
+    <w:lvl w:ilvl="5" w:tentative="1">
+      <w:start w:val="1"/>
+      <w:numFmt w:val="bullet"/>
+      <w:lvlText w:val=""/>
+      <w:lvlJc w:val="left"/>
+      <w:pPr>
+        <w:tabs>
+          <w:tab w:val="num" w:pos="4320"/>
+        </w:tabs>
+        <w:ind w:left="4320" w:hanging="360"/>
+      </w:pPr>
+      <w:rPr>
+        <w:rFonts w:ascii="Wingdings" w:hAnsi="Wingdings" w:hint="default"/>
+        <w:sz w:val="20"/>
+      </w:rPr>
+    </w:lvl>
+    <w:lvl w:ilvl="6" w:tentative="1">
+      <w:start w:val="1"/>
+      <w:numFmt w:val="bullet"/>
+      <w:lvlText w:val=""/>
+      <w:lvlJc w:val="left"/>
+      <w:pPr>
+        <w:tabs>
+          <w:tab w:val="num" w:pos="5040"/>
+        </w:tabs>
+        <w:ind w:left="5040" w:hanging="360"/>
+      </w:pPr>
+      <w:rPr>
+        <w:rFonts w:ascii="Wingdings" w:hAnsi="Wingdings" w:hint="default"/>
+        <w:sz w:val="20"/>
+      </w:rPr>
+    </w:lvl>
+    <w:lvl w:ilvl="7" w:tentative="1">
+      <w:start w:val="1"/>
+      <w:numFmt w:val="bullet"/>
+      <w:lvlText w:val=""/>
+      <w:lvlJc w:val="left"/>
+      <w:pPr>
+        <w:tabs>
+          <w:tab w:val="num" w:pos="5760"/>
+        </w:tabs>
+        <w:ind w:left="5760" w:hanging="360"/>
+      </w:pPr>
+      <w:rPr>
+        <w:rFonts w:ascii="Wingdings" w:hAnsi="Wingdings" w:hint="default"/>
+        <w:sz w:val="20"/>
+      </w:rPr>
+    </w:lvl>
+    <w:lvl w:ilvl="8" w:tentative="1">
+      <w:start w:val="1"/>
+      <w:numFmt w:val="bullet"/>
+      <w:lvlText w:val=""/>
+      <w:lvlJc w:val="left"/>
+      <w:pPr>
+        <w:tabs>
+          <w:tab w:val="num" w:pos="6480"/>
+        </w:tabs>
+        <w:ind w:left="6480" w:hanging="360"/>
+      </w:pPr>
+      <w:rPr>
+        <w:rFonts w:ascii="Wingdings" w:hAnsi="Wingdings" w:hint="default"/>
+        <w:sz w:val="20"/>
+      </w:rPr>
+    </w:lvl>
+  </w:abstractNum>
+  <w:abstractNum w:abstractNumId="10" w15:restartNumberingAfterBreak="0">
+    <w:nsid w:val="5C086FF3"/>
+    <w:multiLevelType w:val="multilevel"/>
+    <w:tmpl w:val="32C2B414"/>
+    <w:lvl w:ilvl="0">
+      <w:start w:val="1"/>
+      <w:numFmt w:val="bullet"/>
+      <w:lvlText w:val=""/>
+      <w:lvlJc w:val="left"/>
+      <w:pPr>
+        <w:tabs>
+          <w:tab w:val="num" w:pos="720"/>
+        </w:tabs>
+        <w:ind w:left="720" w:hanging="360"/>
+      </w:pPr>
+      <w:rPr>
+        <w:rFonts w:ascii="Symbol" w:hAnsi="Symbol" w:hint="default"/>
+        <w:sz w:val="20"/>
+      </w:rPr>
+    </w:lvl>
+    <w:lvl w:ilvl="1" w:tentative="1">
+      <w:start w:val="1"/>
+      <w:numFmt w:val="bullet"/>
+      <w:lvlText w:val="o"/>
+      <w:lvlJc w:val="left"/>
+      <w:pPr>
+        <w:tabs>
+          <w:tab w:val="num" w:pos="1440"/>
+        </w:tabs>
+        <w:ind w:left="1440" w:hanging="360"/>
+      </w:pPr>
+      <w:rPr>
+        <w:rFonts w:ascii="Courier New" w:hAnsi="Courier New" w:hint="default"/>
+        <w:sz w:val="20"/>
+      </w:rPr>
+    </w:lvl>
+    <w:lvl w:ilvl="2" w:tentative="1">
+      <w:start w:val="1"/>
+      <w:numFmt w:val="bullet"/>
+      <w:lvlText w:val=""/>
+      <w:lvlJc w:val="left"/>
+      <w:pPr>
+        <w:tabs>
+          <w:tab w:val="num" w:pos="2160"/>
+        </w:tabs>
+        <w:ind w:left="2160" w:hanging="360"/>
+      </w:pPr>
+      <w:rPr>
+        <w:rFonts w:ascii="Wingdings" w:hAnsi="Wingdings" w:hint="default"/>
+        <w:sz w:val="20"/>
+      </w:rPr>
+    </w:lvl>
+    <w:lvl w:ilvl="3" w:tentative="1">
+      <w:start w:val="1"/>
+      <w:numFmt w:val="bullet"/>
+      <w:lvlText w:val=""/>
+      <w:lvlJc w:val="left"/>
+      <w:pPr>
+        <w:tabs>
+          <w:tab w:val="num" w:pos="2880"/>
+        </w:tabs>
+        <w:ind w:left="2880" w:hanging="360"/>
+      </w:pPr>
+      <w:rPr>
+        <w:rFonts w:ascii="Wingdings" w:hAnsi="Wingdings" w:hint="default"/>
+        <w:sz w:val="20"/>
+      </w:rPr>
+    </w:lvl>
+    <w:lvl w:ilvl="4" w:tentative="1">
+      <w:start w:val="1"/>
+      <w:numFmt w:val="bullet"/>
+      <w:lvlText w:val=""/>
+      <w:lvlJc w:val="left"/>
+      <w:pPr>
+        <w:tabs>
+          <w:tab w:val="num" w:pos="3600"/>
+        </w:tabs>
+        <w:ind w:left="3600" w:hanging="360"/>
+      </w:pPr>
+      <w:rPr>
+        <w:rFonts w:ascii="Wingdings" w:hAnsi="Wingdings" w:hint="default"/>
+        <w:sz w:val="20"/>
+      </w:rPr>
+    </w:lvl>
+    <w:lvl w:ilvl="5" w:tentative="1">
+      <w:start w:val="1"/>
+      <w:numFmt w:val="bullet"/>
+      <w:lvlText w:val=""/>
+      <w:lvlJc w:val="left"/>
+      <w:pPr>
+        <w:tabs>
+          <w:tab w:val="num" w:pos="4320"/>
+        </w:tabs>
+        <w:ind w:left="4320" w:hanging="360"/>
+      </w:pPr>
+      <w:rPr>
+        <w:rFonts w:ascii="Wingdings" w:hAnsi="Wingdings" w:hint="default"/>
+        <w:sz w:val="20"/>
+      </w:rPr>
+    </w:lvl>
+    <w:lvl w:ilvl="6" w:tentative="1">
+      <w:start w:val="1"/>
+      <w:numFmt w:val="bullet"/>
+      <w:lvlText w:val=""/>
+      <w:lvlJc w:val="left"/>
+      <w:pPr>
+        <w:tabs>
+          <w:tab w:val="num" w:pos="5040"/>
+        </w:tabs>
+        <w:ind w:left="5040" w:hanging="360"/>
+      </w:pPr>
+      <w:rPr>
+        <w:rFonts w:ascii="Wingdings" w:hAnsi="Wingdings" w:hint="default"/>
+        <w:sz w:val="20"/>
+      </w:rPr>
+    </w:lvl>
+    <w:lvl w:ilvl="7" w:tentative="1">
+      <w:start w:val="1"/>
+      <w:numFmt w:val="bullet"/>
+      <w:lvlText w:val=""/>
+      <w:lvlJc w:val="left"/>
+      <w:pPr>
+        <w:tabs>
+          <w:tab w:val="num" w:pos="5760"/>
+        </w:tabs>
+        <w:ind w:left="5760" w:hanging="360"/>
+      </w:pPr>
+      <w:rPr>
+        <w:rFonts w:ascii="Wingdings" w:hAnsi="Wingdings" w:hint="default"/>
+        <w:sz w:val="20"/>
+      </w:rPr>
+    </w:lvl>
+    <w:lvl w:ilvl="8" w:tentative="1">
+      <w:start w:val="1"/>
+      <w:numFmt w:val="bullet"/>
+      <w:lvlText w:val=""/>
+      <w:lvlJc w:val="left"/>
+      <w:pPr>
+        <w:tabs>
+          <w:tab w:val="num" w:pos="6480"/>
+        </w:tabs>
+        <w:ind w:left="6480" w:hanging="360"/>
+      </w:pPr>
+      <w:rPr>
+        <w:rFonts w:ascii="Wingdings" w:hAnsi="Wingdings" w:hint="default"/>
+        <w:sz w:val="20"/>
+      </w:rPr>
+    </w:lvl>
+  </w:abstractNum>
+  <w:abstractNum w:abstractNumId="11" w15:restartNumberingAfterBreak="0">
     <w:nsid w:val="5D0B4A5F"/>
     <w:multiLevelType w:val="hybridMultilevel"/>
     <w:tmpl w:val="F0D6EFDE"/>
@@ -15260,7 +15847,7 @@
       </w:pPr>
     </w:lvl>
   </w:abstractNum>
-  <w:abstractNum w:abstractNumId="10" w15:restartNumberingAfterBreak="0">
+  <w:abstractNum w:abstractNumId="12" w15:restartNumberingAfterBreak="0">
     <w:nsid w:val="5D9A36C5"/>
     <w:multiLevelType w:val="multilevel"/>
     <w:tmpl w:val="CDC21C3A"/>
@@ -15409,7 +15996,7 @@
       </w:rPr>
     </w:lvl>
   </w:abstractNum>
-  <w:abstractNum w:abstractNumId="11" w15:restartNumberingAfterBreak="0">
+  <w:abstractNum w:abstractNumId="13" w15:restartNumberingAfterBreak="0">
     <w:nsid w:val="69CE6475"/>
     <w:multiLevelType w:val="hybridMultilevel"/>
     <w:tmpl w:val="EA763DFE"/>
@@ -15498,7 +16085,7 @@
       </w:pPr>
     </w:lvl>
   </w:abstractNum>
-  <w:abstractNum w:abstractNumId="12" w15:restartNumberingAfterBreak="0">
+  <w:abstractNum w:abstractNumId="14" w15:restartNumberingAfterBreak="0">
     <w:nsid w:val="6CE85BD5"/>
     <w:multiLevelType w:val="multilevel"/>
     <w:tmpl w:val="A6CED16C"/>
@@ -15647,7 +16234,7 @@
       </w:rPr>
     </w:lvl>
   </w:abstractNum>
-  <w:abstractNum w:abstractNumId="13" w15:restartNumberingAfterBreak="0">
+  <w:abstractNum w:abstractNumId="15" w15:restartNumberingAfterBreak="0">
     <w:nsid w:val="6D936673"/>
     <w:multiLevelType w:val="multilevel"/>
     <w:tmpl w:val="0728CEE8"/>
@@ -15796,7 +16383,7 @@
       </w:rPr>
     </w:lvl>
   </w:abstractNum>
-  <w:abstractNum w:abstractNumId="14" w15:restartNumberingAfterBreak="0">
+  <w:abstractNum w:abstractNumId="16" w15:restartNumberingAfterBreak="0">
     <w:nsid w:val="6EB03716"/>
     <w:multiLevelType w:val="hybridMultilevel"/>
     <w:tmpl w:val="1B82C136"/>
@@ -15885,7 +16472,7 @@
       </w:pPr>
     </w:lvl>
   </w:abstractNum>
-  <w:abstractNum w:abstractNumId="15" w15:restartNumberingAfterBreak="0">
+  <w:abstractNum w:abstractNumId="17" w15:restartNumberingAfterBreak="0">
     <w:nsid w:val="702171F3"/>
     <w:multiLevelType w:val="multilevel"/>
     <w:tmpl w:val="6D64EEB6"/>
@@ -16034,7 +16621,7 @@
       </w:rPr>
     </w:lvl>
   </w:abstractNum>
-  <w:abstractNum w:abstractNumId="16" w15:restartNumberingAfterBreak="0">
+  <w:abstractNum w:abstractNumId="18" w15:restartNumberingAfterBreak="0">
     <w:nsid w:val="72125B11"/>
     <w:multiLevelType w:val="hybridMultilevel"/>
     <w:tmpl w:val="25EC1CE2"/>
@@ -16123,7 +16710,269 @@
       </w:pPr>
     </w:lvl>
   </w:abstractNum>
-  <w:abstractNum w:abstractNumId="17" w15:restartNumberingAfterBreak="0">
+  <w:abstractNum w:abstractNumId="19" w15:restartNumberingAfterBreak="0">
+    <w:nsid w:val="7A751C22"/>
+    <w:multiLevelType w:val="multilevel"/>
+    <w:tmpl w:val="F40298DC"/>
+    <w:lvl w:ilvl="0">
+      <w:start w:val="1"/>
+      <w:numFmt w:val="decimal"/>
+      <w:lvlText w:val="%1."/>
+      <w:lvlJc w:val="left"/>
+      <w:pPr>
+        <w:tabs>
+          <w:tab w:val="num" w:pos="720"/>
+        </w:tabs>
+        <w:ind w:left="720" w:hanging="360"/>
+      </w:pPr>
+    </w:lvl>
+    <w:lvl w:ilvl="1" w:tentative="1">
+      <w:start w:val="1"/>
+      <w:numFmt w:val="decimal"/>
+      <w:lvlText w:val="%2."/>
+      <w:lvlJc w:val="left"/>
+      <w:pPr>
+        <w:tabs>
+          <w:tab w:val="num" w:pos="1440"/>
+        </w:tabs>
+        <w:ind w:left="1440" w:hanging="360"/>
+      </w:pPr>
+    </w:lvl>
+    <w:lvl w:ilvl="2" w:tentative="1">
+      <w:start w:val="1"/>
+      <w:numFmt w:val="decimal"/>
+      <w:lvlText w:val="%3."/>
+      <w:lvlJc w:val="left"/>
+      <w:pPr>
+        <w:tabs>
+          <w:tab w:val="num" w:pos="2160"/>
+        </w:tabs>
+        <w:ind w:left="2160" w:hanging="360"/>
+      </w:pPr>
+    </w:lvl>
+    <w:lvl w:ilvl="3" w:tentative="1">
+      <w:start w:val="1"/>
+      <w:numFmt w:val="decimal"/>
+      <w:lvlText w:val="%4."/>
+      <w:lvlJc w:val="left"/>
+      <w:pPr>
+        <w:tabs>
+          <w:tab w:val="num" w:pos="2880"/>
+        </w:tabs>
+        <w:ind w:left="2880" w:hanging="360"/>
+      </w:pPr>
+    </w:lvl>
+    <w:lvl w:ilvl="4" w:tentative="1">
+      <w:start w:val="1"/>
+      <w:numFmt w:val="decimal"/>
+      <w:lvlText w:val="%5."/>
+      <w:lvlJc w:val="left"/>
+      <w:pPr>
+        <w:tabs>
+          <w:tab w:val="num" w:pos="3600"/>
+        </w:tabs>
+        <w:ind w:left="3600" w:hanging="360"/>
+      </w:pPr>
+    </w:lvl>
+    <w:lvl w:ilvl="5" w:tentative="1">
+      <w:start w:val="1"/>
+      <w:numFmt w:val="decimal"/>
+      <w:lvlText w:val="%6."/>
+      <w:lvlJc w:val="left"/>
+      <w:pPr>
+        <w:tabs>
+          <w:tab w:val="num" w:pos="4320"/>
+        </w:tabs>
+        <w:ind w:left="4320" w:hanging="360"/>
+      </w:pPr>
+    </w:lvl>
+    <w:lvl w:ilvl="6" w:tentative="1">
+      <w:start w:val="1"/>
+      <w:numFmt w:val="decimal"/>
+      <w:lvlText w:val="%7."/>
+      <w:lvlJc w:val="left"/>
+      <w:pPr>
+        <w:tabs>
+          <w:tab w:val="num" w:pos="5040"/>
+        </w:tabs>
+        <w:ind w:left="5040" w:hanging="360"/>
+      </w:pPr>
+    </w:lvl>
+    <w:lvl w:ilvl="7" w:tentative="1">
+      <w:start w:val="1"/>
+      <w:numFmt w:val="decimal"/>
+      <w:lvlText w:val="%8."/>
+      <w:lvlJc w:val="left"/>
+      <w:pPr>
+        <w:tabs>
+          <w:tab w:val="num" w:pos="5760"/>
+        </w:tabs>
+        <w:ind w:left="5760" w:hanging="360"/>
+      </w:pPr>
+    </w:lvl>
+    <w:lvl w:ilvl="8" w:tentative="1">
+      <w:start w:val="1"/>
+      <w:numFmt w:val="decimal"/>
+      <w:lvlText w:val="%9."/>
+      <w:lvlJc w:val="left"/>
+      <w:pPr>
+        <w:tabs>
+          <w:tab w:val="num" w:pos="6480"/>
+        </w:tabs>
+        <w:ind w:left="6480" w:hanging="360"/>
+      </w:pPr>
+    </w:lvl>
+  </w:abstractNum>
+  <w:abstractNum w:abstractNumId="20" w15:restartNumberingAfterBreak="0">
+    <w:nsid w:val="7BA704AD"/>
+    <w:multiLevelType w:val="multilevel"/>
+    <w:tmpl w:val="02A602AE"/>
+    <w:lvl w:ilvl="0">
+      <w:start w:val="1"/>
+      <w:numFmt w:val="bullet"/>
+      <w:lvlText w:val=""/>
+      <w:lvlJc w:val="left"/>
+      <w:pPr>
+        <w:tabs>
+          <w:tab w:val="num" w:pos="720"/>
+        </w:tabs>
+        <w:ind w:left="720" w:hanging="360"/>
+      </w:pPr>
+      <w:rPr>
+        <w:rFonts w:ascii="Symbol" w:hAnsi="Symbol" w:hint="default"/>
+        <w:sz w:val="20"/>
+      </w:rPr>
+    </w:lvl>
+    <w:lvl w:ilvl="1">
+      <w:start w:val="1"/>
+      <w:numFmt w:val="bullet"/>
+      <w:lvlText w:val="o"/>
+      <w:lvlJc w:val="left"/>
+      <w:pPr>
+        <w:tabs>
+          <w:tab w:val="num" w:pos="1440"/>
+        </w:tabs>
+        <w:ind w:left="1440" w:hanging="360"/>
+      </w:pPr>
+      <w:rPr>
+        <w:rFonts w:ascii="Courier New" w:hAnsi="Courier New" w:hint="default"/>
+        <w:sz w:val="20"/>
+      </w:rPr>
+    </w:lvl>
+    <w:lvl w:ilvl="2" w:tentative="1">
+      <w:start w:val="1"/>
+      <w:numFmt w:val="bullet"/>
+      <w:lvlText w:val=""/>
+      <w:lvlJc w:val="left"/>
+      <w:pPr>
+        <w:tabs>
+          <w:tab w:val="num" w:pos="2160"/>
+        </w:tabs>
+        <w:ind w:left="2160" w:hanging="360"/>
+      </w:pPr>
+      <w:rPr>
+        <w:rFonts w:ascii="Wingdings" w:hAnsi="Wingdings" w:hint="default"/>
+        <w:sz w:val="20"/>
+      </w:rPr>
+    </w:lvl>
+    <w:lvl w:ilvl="3" w:tentative="1">
+      <w:start w:val="1"/>
+      <w:numFmt w:val="bullet"/>
+      <w:lvlText w:val=""/>
+      <w:lvlJc w:val="left"/>
+      <w:pPr>
+        <w:tabs>
+          <w:tab w:val="num" w:pos="2880"/>
+        </w:tabs>
+        <w:ind w:left="2880" w:hanging="360"/>
+      </w:pPr>
+      <w:rPr>
+        <w:rFonts w:ascii="Wingdings" w:hAnsi="Wingdings" w:hint="default"/>
+        <w:sz w:val="20"/>
+      </w:rPr>
+    </w:lvl>
+    <w:lvl w:ilvl="4" w:tentative="1">
+      <w:start w:val="1"/>
+      <w:numFmt w:val="bullet"/>
+      <w:lvlText w:val=""/>
+      <w:lvlJc w:val="left"/>
+      <w:pPr>
+        <w:tabs>
+          <w:tab w:val="num" w:pos="3600"/>
+        </w:tabs>
+        <w:ind w:left="3600" w:hanging="360"/>
+      </w:pPr>
+      <w:rPr>
+        <w:rFonts w:ascii="Wingdings" w:hAnsi="Wingdings" w:hint="default"/>
+        <w:sz w:val="20"/>
+      </w:rPr>
+    </w:lvl>
+    <w:lvl w:ilvl="5" w:tentative="1">
+      <w:start w:val="1"/>
+      <w:numFmt w:val="bullet"/>
+      <w:lvlText w:val=""/>
+      <w:lvlJc w:val="left"/>
+      <w:pPr>
+        <w:tabs>
+          <w:tab w:val="num" w:pos="4320"/>
+        </w:tabs>
+        <w:ind w:left="4320" w:hanging="360"/>
+      </w:pPr>
+      <w:rPr>
+        <w:rFonts w:ascii="Wingdings" w:hAnsi="Wingdings" w:hint="default"/>
+        <w:sz w:val="20"/>
+      </w:rPr>
+    </w:lvl>
+    <w:lvl w:ilvl="6" w:tentative="1">
+      <w:start w:val="1"/>
+      <w:numFmt w:val="bullet"/>
+      <w:lvlText w:val=""/>
+      <w:lvlJc w:val="left"/>
+      <w:pPr>
+        <w:tabs>
+          <w:tab w:val="num" w:pos="5040"/>
+        </w:tabs>
+        <w:ind w:left="5040" w:hanging="360"/>
+      </w:pPr>
+      <w:rPr>
+        <w:rFonts w:ascii="Wingdings" w:hAnsi="Wingdings" w:hint="default"/>
+        <w:sz w:val="20"/>
+      </w:rPr>
+    </w:lvl>
+    <w:lvl w:ilvl="7" w:tentative="1">
+      <w:start w:val="1"/>
+      <w:numFmt w:val="bullet"/>
+      <w:lvlText w:val=""/>
+      <w:lvlJc w:val="left"/>
+      <w:pPr>
+        <w:tabs>
+          <w:tab w:val="num" w:pos="5760"/>
+        </w:tabs>
+        <w:ind w:left="5760" w:hanging="360"/>
+      </w:pPr>
+      <w:rPr>
+        <w:rFonts w:ascii="Wingdings" w:hAnsi="Wingdings" w:hint="default"/>
+        <w:sz w:val="20"/>
+      </w:rPr>
+    </w:lvl>
+    <w:lvl w:ilvl="8" w:tentative="1">
+      <w:start w:val="1"/>
+      <w:numFmt w:val="bullet"/>
+      <w:lvlText w:val=""/>
+      <w:lvlJc w:val="left"/>
+      <w:pPr>
+        <w:tabs>
+          <w:tab w:val="num" w:pos="6480"/>
+        </w:tabs>
+        <w:ind w:left="6480" w:hanging="360"/>
+      </w:pPr>
+      <w:rPr>
+        <w:rFonts w:ascii="Wingdings" w:hAnsi="Wingdings" w:hint="default"/>
+        <w:sz w:val="20"/>
+      </w:rPr>
+    </w:lvl>
+  </w:abstractNum>
+  <w:abstractNum w:abstractNumId="21" w15:restartNumberingAfterBreak="0">
     <w:nsid w:val="7D655F25"/>
     <w:multiLevelType w:val="multilevel"/>
     <w:tmpl w:val="B284E6C8"/>
@@ -16272,7 +17121,7 @@
       </w:rPr>
     </w:lvl>
   </w:abstractNum>
-  <w:abstractNum w:abstractNumId="18" w15:restartNumberingAfterBreak="0">
+  <w:abstractNum w:abstractNumId="22" w15:restartNumberingAfterBreak="0">
     <w:nsid w:val="7E281DAD"/>
     <w:multiLevelType w:val="multilevel"/>
     <w:tmpl w:val="38B021F2"/>
@@ -16428,16 +17277,16 @@
     <w:abstractNumId w:val="8"/>
   </w:num>
   <w:num w:numId="3" w16cid:durableId="1011028068">
-    <w:abstractNumId w:val="11"/>
+    <w:abstractNumId w:val="13"/>
   </w:num>
   <w:num w:numId="4" w16cid:durableId="461576885">
-    <w:abstractNumId w:val="14"/>
+    <w:abstractNumId w:val="16"/>
   </w:num>
   <w:num w:numId="5" w16cid:durableId="290791763">
     <w:abstractNumId w:val="1"/>
   </w:num>
   <w:num w:numId="6" w16cid:durableId="1477797014">
-    <w:abstractNumId w:val="9"/>
+    <w:abstractNumId w:val="11"/>
   </w:num>
   <w:num w:numId="7" w16cid:durableId="1656254804">
     <w:abstractNumId w:val="0"/>
@@ -16449,22 +17298,22 @@
     <w:abstractNumId w:val="3"/>
   </w:num>
   <w:num w:numId="10" w16cid:durableId="1863399971">
-    <w:abstractNumId w:val="16"/>
+    <w:abstractNumId w:val="18"/>
   </w:num>
   <w:num w:numId="11" w16cid:durableId="1309555736">
-    <w:abstractNumId w:val="12"/>
+    <w:abstractNumId w:val="14"/>
   </w:num>
   <w:num w:numId="12" w16cid:durableId="716508437">
-    <w:abstractNumId w:val="13"/>
+    <w:abstractNumId w:val="15"/>
   </w:num>
   <w:num w:numId="13" w16cid:durableId="1499611504">
-    <w:abstractNumId w:val="18"/>
+    <w:abstractNumId w:val="22"/>
   </w:num>
   <w:num w:numId="14" w16cid:durableId="982320220">
     <w:abstractNumId w:val="6"/>
   </w:num>
   <w:num w:numId="15" w16cid:durableId="797842979">
-    <w:abstractNumId w:val="10"/>
+    <w:abstractNumId w:val="12"/>
   </w:num>
   <w:num w:numId="16" w16cid:durableId="1250308526">
     <w:abstractNumId w:val="4"/>
@@ -16473,10 +17322,22 @@
     <w:abstractNumId w:val="2"/>
   </w:num>
   <w:num w:numId="18" w16cid:durableId="562064132">
-    <w:abstractNumId w:val="15"/>
+    <w:abstractNumId w:val="17"/>
   </w:num>
   <w:num w:numId="19" w16cid:durableId="228153480">
-    <w:abstractNumId w:val="17"/>
+    <w:abstractNumId w:val="21"/>
+  </w:num>
+  <w:num w:numId="20" w16cid:durableId="62290769">
+    <w:abstractNumId w:val="9"/>
+  </w:num>
+  <w:num w:numId="21" w16cid:durableId="1833642597">
+    <w:abstractNumId w:val="19"/>
+  </w:num>
+  <w:num w:numId="22" w16cid:durableId="2019888000">
+    <w:abstractNumId w:val="10"/>
+  </w:num>
+  <w:num w:numId="23" w16cid:durableId="236592173">
+    <w:abstractNumId w:val="20"/>
   </w:num>
 </w:numbering>
 </file>
@@ -16876,6 +17737,7 @@
   <w:style w:type="paragraph" w:default="1" w:styleId="a">
     <w:name w:val="Normal"/>
     <w:qFormat/>
+    <w:rsid w:val="00FD1BA1"/>
     <w:pPr>
       <w:widowControl w:val="0"/>
       <w:jc w:val="both"/>
@@ -17083,7 +17945,6 @@
   <w:style w:type="character" w:default="1" w:styleId="a0">
     <w:name w:val="Default Paragraph Font"/>
     <w:uiPriority w:val="1"/>
-    <w:semiHidden/>
     <w:unhideWhenUsed/>
   </w:style>
   <w:style w:type="table" w:default="1" w:styleId="a1">
@@ -17520,6 +18381,18 @@
       <w:u w:val="single"/>
     </w:rPr>
   </w:style>
+  <w:style w:type="character" w:styleId="af4">
+    <w:name w:val="Unresolved Mention"/>
+    <w:basedOn w:val="a0"/>
+    <w:uiPriority w:val="99"/>
+    <w:semiHidden/>
+    <w:unhideWhenUsed/>
+    <w:rsid w:val="00877BEF"/>
+    <w:rPr>
+      <w:color w:val="605E5C"/>
+      <w:shd w:val="clear" w:color="auto" w:fill="E1DFDD"/>
+    </w:rPr>
+  </w:style>
 </w:styles>
 </file>
 

--- a/lesson/12.9课时1.docx
+++ b/lesson/12.9课时1.docx
@@ -1024,6 +1024,12 @@
                 <w:rFonts w:hint="eastAsia"/>
               </w:rPr>
             </w:pPr>
+            <w:r>
+              <w:rPr>
+                <w:rFonts w:hint="eastAsia"/>
+              </w:rPr>
+              <w:t>0205</w:t>
+            </w:r>
           </w:p>
         </w:tc>
         <w:tc>
@@ -13086,6 +13092,11 @@
       </w:pPr>
     </w:p>
     <w:p>
+      <w:pPr>
+        <w:rPr>
+          <w:rFonts w:hint="eastAsia"/>
+        </w:rPr>
+      </w:pPr>
       <w:r>
         <w:rPr>
           <w:rFonts w:hint="eastAsia"/>
@@ -13093,15 +13104,26 @@
         <w:t>DNS（域名解析地址）用来解析各种域名的地址，服务器地址8.8.8.8（公网地址，存放域名和IP地址的对应表）最初DNS由运营商给</w:t>
       </w:r>
     </w:p>
-    <w:p/>
-    <w:p>
-      <w:pPr>
-        <w:rPr>
-          <w:rFonts w:hint="eastAsia"/>
-        </w:rPr>
-      </w:pPr>
-    </w:p>
-    <w:p>
+    <w:p>
+      <w:pPr>
+        <w:rPr>
+          <w:rFonts w:hint="eastAsia"/>
+        </w:rPr>
+      </w:pPr>
+    </w:p>
+    <w:p>
+      <w:pPr>
+        <w:rPr>
+          <w:rFonts w:hint="eastAsia"/>
+        </w:rPr>
+      </w:pPr>
+    </w:p>
+    <w:p>
+      <w:pPr>
+        <w:rPr>
+          <w:rFonts w:hint="eastAsia"/>
+        </w:rPr>
+      </w:pPr>
       <w:r>
         <w:t>本次课程围绕网络硬件及相关知识展开，讲解了光猫、路由器等设备功能，以及 IP、Mac 地址、网络拓扑结构等内容。</w:t>
       </w:r>
@@ -13112,6 +13134,9 @@
           <w:ilvl w:val="0"/>
           <w:numId w:val="20"/>
         </w:numPr>
+        <w:rPr>
+          <w:rFonts w:hint="eastAsia"/>
+        </w:rPr>
       </w:pPr>
       <w:r>
         <w:rPr>
@@ -13130,6 +13155,9 @@
           <w:ilvl w:val="1"/>
           <w:numId w:val="20"/>
         </w:numPr>
+        <w:rPr>
+          <w:rFonts w:hint="eastAsia"/>
+        </w:rPr>
       </w:pPr>
       <w:r>
         <w:rPr>
@@ -13148,6 +13176,9 @@
           <w:ilvl w:val="1"/>
           <w:numId w:val="20"/>
         </w:numPr>
+        <w:rPr>
+          <w:rFonts w:hint="eastAsia"/>
+        </w:rPr>
       </w:pPr>
       <w:r>
         <w:rPr>
@@ -13166,6 +13197,9 @@
           <w:ilvl w:val="1"/>
           <w:numId w:val="20"/>
         </w:numPr>
+        <w:rPr>
+          <w:rFonts w:hint="eastAsia"/>
+        </w:rPr>
       </w:pPr>
       <w:r>
         <w:rPr>
@@ -13184,6 +13218,9 @@
           <w:ilvl w:val="0"/>
           <w:numId w:val="20"/>
         </w:numPr>
+        <w:rPr>
+          <w:rFonts w:hint="eastAsia"/>
+        </w:rPr>
       </w:pPr>
       <w:r>
         <w:rPr>
@@ -13202,6 +13239,9 @@
           <w:ilvl w:val="1"/>
           <w:numId w:val="20"/>
         </w:numPr>
+        <w:rPr>
+          <w:rFonts w:hint="eastAsia"/>
+        </w:rPr>
       </w:pPr>
       <w:r>
         <w:rPr>
@@ -13220,6 +13260,9 @@
           <w:ilvl w:val="1"/>
           <w:numId w:val="20"/>
         </w:numPr>
+        <w:rPr>
+          <w:rFonts w:hint="eastAsia"/>
+        </w:rPr>
       </w:pPr>
       <w:r>
         <w:rPr>
@@ -13238,6 +13281,9 @@
           <w:ilvl w:val="1"/>
           <w:numId w:val="20"/>
         </w:numPr>
+        <w:rPr>
+          <w:rFonts w:hint="eastAsia"/>
+        </w:rPr>
       </w:pPr>
       <w:r>
         <w:rPr>
@@ -13256,6 +13302,9 @@
           <w:ilvl w:val="0"/>
           <w:numId w:val="20"/>
         </w:numPr>
+        <w:rPr>
+          <w:rFonts w:hint="eastAsia"/>
+        </w:rPr>
       </w:pPr>
       <w:r>
         <w:rPr>
@@ -13274,6 +13323,9 @@
           <w:ilvl w:val="1"/>
           <w:numId w:val="20"/>
         </w:numPr>
+        <w:rPr>
+          <w:rFonts w:hint="eastAsia"/>
+        </w:rPr>
       </w:pPr>
       <w:r>
         <w:rPr>
@@ -13301,6 +13353,9 @@
           <w:ilvl w:val="1"/>
           <w:numId w:val="20"/>
         </w:numPr>
+        <w:rPr>
+          <w:rFonts w:hint="eastAsia"/>
+        </w:rPr>
       </w:pPr>
       <w:r>
         <w:rPr>
@@ -13319,6 +13374,9 @@
           <w:ilvl w:val="1"/>
           <w:numId w:val="20"/>
         </w:numPr>
+        <w:rPr>
+          <w:rFonts w:hint="eastAsia"/>
+        </w:rPr>
       </w:pPr>
       <w:r>
         <w:rPr>
@@ -13337,6 +13395,9 @@
           <w:ilvl w:val="1"/>
           <w:numId w:val="20"/>
         </w:numPr>
+        <w:rPr>
+          <w:rFonts w:hint="eastAsia"/>
+        </w:rPr>
       </w:pPr>
       <w:r>
         <w:rPr>
@@ -13355,6 +13416,9 @@
           <w:ilvl w:val="0"/>
           <w:numId w:val="20"/>
         </w:numPr>
+        <w:rPr>
+          <w:rFonts w:hint="eastAsia"/>
+        </w:rPr>
       </w:pPr>
       <w:r>
         <w:rPr>
@@ -13373,6 +13437,9 @@
           <w:ilvl w:val="1"/>
           <w:numId w:val="20"/>
         </w:numPr>
+        <w:rPr>
+          <w:rFonts w:hint="eastAsia"/>
+        </w:rPr>
       </w:pPr>
       <w:r>
         <w:rPr>
@@ -13391,6 +13458,9 @@
           <w:ilvl w:val="1"/>
           <w:numId w:val="20"/>
         </w:numPr>
+        <w:rPr>
+          <w:rFonts w:hint="eastAsia"/>
+        </w:rPr>
       </w:pPr>
       <w:r>
         <w:rPr>
@@ -13409,6 +13479,9 @@
           <w:ilvl w:val="1"/>
           <w:numId w:val="20"/>
         </w:numPr>
+        <w:rPr>
+          <w:rFonts w:hint="eastAsia"/>
+        </w:rPr>
       </w:pPr>
       <w:r>
         <w:rPr>
@@ -13427,6 +13500,9 @@
           <w:ilvl w:val="2"/>
           <w:numId w:val="20"/>
         </w:numPr>
+        <w:rPr>
+          <w:rFonts w:hint="eastAsia"/>
+        </w:rPr>
       </w:pPr>
       <w:r>
         <w:rPr>
@@ -13445,6 +13521,9 @@
           <w:ilvl w:val="2"/>
           <w:numId w:val="20"/>
         </w:numPr>
+        <w:rPr>
+          <w:rFonts w:hint="eastAsia"/>
+        </w:rPr>
       </w:pPr>
       <w:r>
         <w:rPr>
@@ -13457,7 +13536,13 @@
         <w:t>：路由器接管光猫公网 IP，光猫仅作调制解调器，减少 NAT 转换，提升性能；可打电话给运营商修改，路由器需配置 PPPOE 拨号机制。</w:t>
       </w:r>
     </w:p>
-    <w:p/>
+    <w:p>
+      <w:pPr>
+        <w:rPr>
+          <w:rFonts w:hint="eastAsia"/>
+        </w:rPr>
+      </w:pPr>
+    </w:p>
     <w:p>
       <w:pPr>
         <w:pStyle w:val="1"/>
@@ -13469,34 +13554,15 @@
         <w:rPr>
           <w:rFonts w:hint="eastAsia"/>
         </w:rPr>
-        <w:t>0</w:t>
-      </w:r>
-      <w:r>
-        <w:rPr>
-          <w:rFonts w:hint="eastAsia"/>
-        </w:rPr>
-        <w:t>2.04</w:t>
-      </w:r>
-      <w:r>
-        <w:rPr>
-          <w:rFonts w:hint="eastAsia"/>
-        </w:rPr>
-        <w:t>课时1</w:t>
-      </w:r>
-      <w:r>
-        <w:rPr>
-          <w:rFonts w:hint="eastAsia"/>
-        </w:rPr>
-        <w:t>6</w:t>
-      </w:r>
-      <w:r>
-        <w:rPr>
-          <w:rFonts w:hint="eastAsia"/>
-        </w:rPr>
-        <w:t>——网络</w:t>
-      </w:r>
-    </w:p>
-    <w:p>
+        <w:t>02.04课时16——网络</w:t>
+      </w:r>
+    </w:p>
+    <w:p>
+      <w:pPr>
+        <w:rPr>
+          <w:rFonts w:hint="eastAsia"/>
+        </w:rPr>
+      </w:pPr>
       <w:r>
         <w:t>网络拓扑描述了网络中各个节点（如计算机、服务器、网络设备等）之间的连接方式和物理或逻辑布局。以下是主要的网络拓扑类型：</w:t>
       </w:r>
@@ -13507,6 +13573,9 @@
           <w:ilvl w:val="0"/>
           <w:numId w:val="21"/>
         </w:numPr>
+        <w:rPr>
+          <w:rFonts w:hint="eastAsia"/>
+        </w:rPr>
       </w:pPr>
       <w:r>
         <w:rPr>
@@ -13525,6 +13594,9 @@
           <w:ilvl w:val="0"/>
           <w:numId w:val="21"/>
         </w:numPr>
+        <w:rPr>
+          <w:rFonts w:hint="eastAsia"/>
+        </w:rPr>
       </w:pPr>
       <w:r>
         <w:rPr>
@@ -13543,6 +13615,9 @@
           <w:ilvl w:val="0"/>
           <w:numId w:val="21"/>
         </w:numPr>
+        <w:rPr>
+          <w:rFonts w:hint="eastAsia"/>
+        </w:rPr>
       </w:pPr>
       <w:r>
         <w:rPr>
@@ -13561,6 +13636,9 @@
           <w:ilvl w:val="0"/>
           <w:numId w:val="21"/>
         </w:numPr>
+        <w:rPr>
+          <w:rFonts w:hint="eastAsia"/>
+        </w:rPr>
       </w:pPr>
       <w:r>
         <w:rPr>
@@ -13579,6 +13657,9 @@
           <w:ilvl w:val="0"/>
           <w:numId w:val="21"/>
         </w:numPr>
+        <w:rPr>
+          <w:rFonts w:hint="eastAsia"/>
+        </w:rPr>
       </w:pPr>
       <w:r>
         <w:rPr>
@@ -13597,6 +13678,9 @@
           <w:ilvl w:val="0"/>
           <w:numId w:val="21"/>
         </w:numPr>
+        <w:rPr>
+          <w:rFonts w:hint="eastAsia"/>
+        </w:rPr>
       </w:pPr>
       <w:r>
         <w:rPr>
@@ -13615,6 +13699,9 @@
           <w:ilvl w:val="0"/>
           <w:numId w:val="21"/>
         </w:numPr>
+        <w:rPr>
+          <w:rFonts w:hint="eastAsia"/>
+        </w:rPr>
       </w:pPr>
       <w:r>
         <w:rPr>
@@ -13633,6 +13720,9 @@
           <w:ilvl w:val="0"/>
           <w:numId w:val="21"/>
         </w:numPr>
+        <w:rPr>
+          <w:rFonts w:hint="eastAsia"/>
+        </w:rPr>
       </w:pPr>
       <w:r>
         <w:rPr>
@@ -13651,6 +13741,9 @@
           <w:ilvl w:val="0"/>
           <w:numId w:val="21"/>
         </w:numPr>
+        <w:rPr>
+          <w:rFonts w:hint="eastAsia"/>
+        </w:rPr>
       </w:pPr>
       <w:r>
         <w:rPr>
@@ -13669,6 +13762,9 @@
           <w:ilvl w:val="0"/>
           <w:numId w:val="21"/>
         </w:numPr>
+        <w:rPr>
+          <w:rFonts w:hint="eastAsia"/>
+        </w:rPr>
       </w:pPr>
       <w:r>
         <w:rPr>
@@ -13684,12 +13780,20 @@
     <w:p>
       <w:pPr>
         <w:pStyle w:val="2"/>
+        <w:rPr>
+          <w:rFonts w:hint="eastAsia"/>
+        </w:rPr>
       </w:pPr>
       <w:r>
         <w:t xml:space="preserve">一、网络桥接模式（网络拓扑中的桥接） </w:t>
       </w:r>
     </w:p>
     <w:p>
+      <w:pPr>
+        <w:rPr>
+          <w:rFonts w:hint="eastAsia"/>
+        </w:rPr>
+      </w:pPr>
       <w:r>
         <w:t>在网络中，桥接模式通常指的是将两个或多个网络段连接在一起，使它们像一个网络一样工作。桥接器（Bridge）是一种网络设备，它在OSI模型的数据链路层（第二层）工作，用于连接不同的网络段，并根据MAC地址转发数据帧。</w:t>
       </w:r>
@@ -13697,6 +13801,7 @@
     <w:p>
       <w:pPr>
         <w:rPr>
+          <w:rFonts w:hint="eastAsia"/>
           <w:b/>
           <w:bCs/>
         </w:rPr>
@@ -13715,6 +13820,9 @@
           <w:ilvl w:val="0"/>
           <w:numId w:val="22"/>
         </w:numPr>
+        <w:rPr>
+          <w:rFonts w:hint="eastAsia"/>
+        </w:rPr>
       </w:pPr>
       <w:r>
         <w:rPr>
@@ -13728,6 +13836,11 @@
       </w:r>
     </w:p>
     <w:p>
+      <w:pPr>
+        <w:rPr>
+          <w:rFonts w:hint="eastAsia"/>
+        </w:rPr>
+      </w:pPr>
       <w:r>
         <w:t>。</w:t>
       </w:r>
@@ -13738,6 +13851,9 @@
           <w:ilvl w:val="0"/>
           <w:numId w:val="22"/>
         </w:numPr>
+        <w:rPr>
+          <w:rFonts w:hint="eastAsia"/>
+        </w:rPr>
       </w:pPr>
       <w:r>
         <w:rPr>
@@ -13751,6 +13867,11 @@
       </w:r>
     </w:p>
     <w:p>
+      <w:pPr>
+        <w:rPr>
+          <w:rFonts w:hint="eastAsia"/>
+        </w:rPr>
+      </w:pPr>
       <w:r>
         <w:t>。</w:t>
       </w:r>
@@ -13761,6 +13882,9 @@
           <w:ilvl w:val="0"/>
           <w:numId w:val="22"/>
         </w:numPr>
+        <w:rPr>
+          <w:rFonts w:hint="eastAsia"/>
+        </w:rPr>
       </w:pPr>
       <w:r>
         <w:rPr>
@@ -13774,6 +13898,11 @@
       </w:r>
     </w:p>
     <w:p>
+      <w:pPr>
+        <w:rPr>
+          <w:rFonts w:hint="eastAsia"/>
+        </w:rPr>
+      </w:pPr>
       <w:r>
         <w:t>。</w:t>
       </w:r>
@@ -13784,6 +13913,9 @@
           <w:ilvl w:val="0"/>
           <w:numId w:val="22"/>
         </w:numPr>
+        <w:rPr>
+          <w:rFonts w:hint="eastAsia"/>
+        </w:rPr>
       </w:pPr>
       <w:r>
         <w:rPr>
@@ -13796,115 +13928,380 @@
         <w:t>：通过隔离网络段，有助于限制数据流向，增强网络安全性</w:t>
       </w:r>
     </w:p>
+    <w:p>
+      <w:pPr>
+        <w:rPr>
+          <w:rFonts w:hint="eastAsia"/>
+        </w:rPr>
+      </w:pPr>
+    </w:p>
+    <w:p>
+      <w:pPr>
+        <w:rPr>
+          <w:rFonts w:hint="eastAsia"/>
+        </w:rPr>
+      </w:pPr>
+    </w:p>
+    <w:p>
+      <w:pPr>
+        <w:rPr>
+          <w:rFonts w:hint="eastAsia"/>
+        </w:rPr>
+      </w:pPr>
+    </w:p>
+    <w:p>
+      <w:pPr>
+        <w:rPr>
+          <w:rFonts w:hint="eastAsia"/>
+        </w:rPr>
+      </w:pPr>
+      <w:r>
+        <w:rPr>
+          <w:rFonts w:hint="eastAsia"/>
+        </w:rPr>
+        <w:t>WAN只有一个ip</w:t>
+      </w:r>
+    </w:p>
+    <w:p>
+      <w:pPr>
+        <w:rPr>
+          <w:rFonts w:hint="eastAsia"/>
+        </w:rPr>
+      </w:pPr>
+      <w:r>
+        <w:rPr>
+          <w:rFonts w:hint="eastAsia"/>
+        </w:rPr>
+        <w:t>NAT：网络机制转换</w:t>
+      </w:r>
+    </w:p>
+    <w:p>
+      <w:pPr>
+        <w:rPr>
+          <w:rFonts w:hint="eastAsia"/>
+        </w:rPr>
+      </w:pPr>
+    </w:p>
+    <w:p>
+      <w:pPr>
+        <w:rPr>
+          <w:rFonts w:hint="eastAsia"/>
+        </w:rPr>
+      </w:pPr>
+      <w:r>
+        <w:rPr>
+          <w:rFonts w:hint="eastAsia"/>
+        </w:rPr>
+        <w:t>本地回环地址</w:t>
+      </w:r>
+    </w:p>
+    <w:p>
+      <w:pPr>
+        <w:rPr>
+          <w:rFonts w:hint="eastAsia"/>
+        </w:rPr>
+      </w:pPr>
+      <w:r>
+        <w:rPr>
+          <w:rFonts w:hint="eastAsia"/>
+        </w:rPr>
+        <w:t>127.0.0.1和local host对浏览器来说不同源</w:t>
+      </w:r>
+    </w:p>
+    <w:p>
+      <w:pPr>
+        <w:rPr>
+          <w:rFonts w:hint="eastAsia"/>
+        </w:rPr>
+      </w:pPr>
+    </w:p>
+    <w:p>
+      <w:pPr>
+        <w:rPr>
+          <w:rFonts w:hint="eastAsia"/>
+        </w:rPr>
+      </w:pPr>
+      <w:r>
+        <w:rPr>
+          <w:rFonts w:hint="eastAsia"/>
+        </w:rPr>
+        <w:t>Host文件用来放DNS域名解析地址的</w:t>
+      </w:r>
+    </w:p>
+    <w:p>
+      <w:pPr>
+        <w:rPr>
+          <w:rFonts w:hint="eastAsia"/>
+        </w:rPr>
+      </w:pPr>
+    </w:p>
+    <w:p>
+      <w:pPr>
+        <w:rPr>
+          <w:rFonts w:hint="eastAsia"/>
+        </w:rPr>
+      </w:pPr>
+      <w:r>
+        <w:rPr>
+          <w:rFonts w:hint="eastAsia"/>
+        </w:rPr>
+        <w:t>第一个Ip地址局域网里</w:t>
+      </w:r>
+    </w:p>
+    <w:p>
+      <w:pPr>
+        <w:rPr>
+          <w:rFonts w:hint="eastAsia"/>
+        </w:rPr>
+      </w:pPr>
+      <w:r>
+        <w:rPr>
+          <w:rFonts w:hint="eastAsia"/>
+        </w:rPr>
+        <w:t>第二个127.0.0.1</w:t>
+      </w:r>
+    </w:p>
+    <w:p>
+      <w:pPr>
+        <w:rPr>
+          <w:rFonts w:hint="eastAsia"/>
+        </w:rPr>
+      </w:pPr>
+      <w:r>
+        <w:rPr>
+          <w:rFonts w:hint="eastAsia"/>
+        </w:rPr>
+        <w:t>第三个local host</w:t>
+      </w:r>
+    </w:p>
+    <w:p>
+      <w:pPr>
+        <w:rPr>
+          <w:rFonts w:hint="eastAsia"/>
+        </w:rPr>
+      </w:pPr>
+    </w:p>
+    <w:p>
+      <w:pPr>
+        <w:rPr>
+          <w:rFonts w:hint="eastAsia"/>
+        </w:rPr>
+      </w:pPr>
+    </w:p>
+    <w:p>
+      <w:pPr>
+        <w:rPr>
+          <w:rFonts w:hint="eastAsia"/>
+        </w:rPr>
+      </w:pPr>
+      <w:r>
+        <w:rPr>
+          <w:rFonts w:hint="eastAsia"/>
+        </w:rPr>
+        <w:t>在手机上访问电脑打开的网页的方法：访问电脑的ip</w:t>
+      </w:r>
+    </w:p>
+    <w:p>
+      <w:pPr>
+        <w:rPr>
+          <w:rFonts w:hint="eastAsia"/>
+        </w:rPr>
+      </w:pPr>
+    </w:p>
+    <w:p>
+      <w:pPr>
+        <w:rPr>
+          <w:rFonts w:hint="eastAsia"/>
+        </w:rPr>
+      </w:pPr>
+      <w:r>
+        <w:rPr>
+          <w:rFonts w:hint="eastAsia"/>
+        </w:rPr>
+        <w:t>访问</w:t>
+      </w:r>
+      <w:r>
+        <w:t>ifconfig.me</w:t>
+      </w:r>
+      <w:r>
+        <w:rPr>
+          <w:rFonts w:hint="eastAsia"/>
+        </w:rPr>
+        <w:t>能看到自己的公网IP</w:t>
+      </w:r>
+    </w:p>
+    <w:p>
+      <w:pPr>
+        <w:rPr>
+          <w:rFonts w:hint="eastAsia"/>
+        </w:rPr>
+      </w:pPr>
+    </w:p>
+    <w:p>
+      <w:pPr>
+        <w:rPr>
+          <w:rFonts w:hint="eastAsia"/>
+        </w:rPr>
+      </w:pPr>
+    </w:p>
+    <w:p>
+      <w:pPr>
+        <w:rPr>
+          <w:rFonts w:hint="eastAsia"/>
+        </w:rPr>
+      </w:pPr>
+      <w:r>
+        <w:rPr>
+          <w:rFonts w:hint="eastAsia"/>
+        </w:rPr>
+        <w:t>L5第五层：应用层（Application Layer）</w:t>
+      </w:r>
+    </w:p>
+    <w:p>
+      <w:pPr>
+        <w:rPr>
+          <w:rFonts w:hint="eastAsia"/>
+        </w:rPr>
+      </w:pPr>
+      <w:r>
+        <w:rPr>
+          <w:rFonts w:hint="eastAsia"/>
+          <w:highlight w:val="yellow"/>
+        </w:rPr>
+        <w:t>介质：</w:t>
+      </w:r>
+    </w:p>
+    <w:p>
+      <w:pPr>
+        <w:rPr>
+          <w:rFonts w:hint="eastAsia"/>
+        </w:rPr>
+      </w:pPr>
+      <w:r>
+        <w:rPr>
+          <w:rFonts w:hint="eastAsia"/>
+        </w:rPr>
+        <w:t>客户端（浏览器/微信……），服务端</w:t>
+      </w:r>
+    </w:p>
+    <w:p>
+      <w:pPr>
+        <w:rPr>
+          <w:rFonts w:hint="eastAsia"/>
+        </w:rPr>
+      </w:pPr>
+      <w:r>
+        <w:rPr>
+          <w:rFonts w:hint="eastAsia"/>
+        </w:rPr>
+        <w:t>本质是运行的代码，本质是实现了一些</w:t>
+      </w:r>
+    </w:p>
+    <w:p>
+      <w:pPr>
+        <w:rPr>
+          <w:rFonts w:hint="eastAsia"/>
+        </w:rPr>
+      </w:pPr>
+      <w:r>
+        <w:rPr>
+          <w:rFonts w:hint="eastAsia"/>
+          <w:highlight w:val="yellow"/>
+        </w:rPr>
+        <w:t>协议：</w:t>
+      </w:r>
+      <w:r>
+        <w:rPr>
+          <w:rFonts w:hint="eastAsia"/>
+        </w:rPr>
+        <w:t>DNS(默认端口53)、http(默认端口80)、https(</w:t>
+      </w:r>
+      <w:r>
+        <w:rPr>
+          <w:rFonts w:hint="eastAsia"/>
+        </w:rPr>
+        <w:t>443</w:t>
+      </w:r>
+      <w:r>
+        <w:rPr>
+          <w:rFonts w:hint="eastAsia"/>
+        </w:rPr>
+        <w:t>)、FTP(客户端服务端文件传输20)、……</w:t>
+      </w:r>
+      <w:r>
+        <w:rPr>
+          <w:rFonts w:hint="eastAsia"/>
+        </w:rPr>
+        <w:t>本质是代码，放在应用里</w:t>
+      </w:r>
+    </w:p>
+    <w:p>
+      <w:pPr>
+        <w:rPr>
+          <w:rFonts w:hint="eastAsia"/>
+        </w:rPr>
+      </w:pPr>
+      <w:r>
+        <w:rPr>
+          <w:rFonts w:hint="eastAsia"/>
+          <w:highlight w:val="yellow"/>
+        </w:rPr>
+        <w:t>作用：</w:t>
+      </w:r>
+      <w:r>
+        <w:rPr>
+          <w:rFonts w:hint="eastAsia"/>
+        </w:rPr>
+        <w:t>创建data</w:t>
+      </w:r>
+      <w:r>
+        <w:rPr>
+          <w:rFonts w:hint="eastAsia"/>
+        </w:rPr>
+        <w:t>产生数据</w:t>
+      </w:r>
+    </w:p>
     <w:p/>
-    <w:p/>
-    <w:p/>
-    <w:p>
-      <w:r>
-        <w:rPr>
-          <w:rFonts w:hint="eastAsia"/>
-        </w:rPr>
-        <w:t>WAN只有一个ip</w:t>
-      </w:r>
-    </w:p>
-    <w:p>
-      <w:r>
-        <w:rPr>
-          <w:rFonts w:hint="eastAsia"/>
-        </w:rPr>
-        <w:t>NAT：网络机制转换</w:t>
-      </w:r>
-    </w:p>
-    <w:p/>
-    <w:p>
-      <w:r>
-        <w:rPr>
-          <w:rFonts w:hint="eastAsia"/>
-        </w:rPr>
-        <w:t>本地回环地址</w:t>
-      </w:r>
-    </w:p>
-    <w:p>
-      <w:r>
-        <w:rPr>
-          <w:rFonts w:hint="eastAsia"/>
-        </w:rPr>
-        <w:t>127.0.0.1和local host对浏览器来说不同源</w:t>
-      </w:r>
-    </w:p>
-    <w:p/>
-    <w:p>
-      <w:r>
-        <w:rPr>
-          <w:rFonts w:hint="eastAsia"/>
-        </w:rPr>
-        <w:t>Host文件用来放DNS域名解析地址的</w:t>
-      </w:r>
-    </w:p>
-    <w:p/>
-    <w:p>
-      <w:r>
-        <w:rPr>
-          <w:rFonts w:hint="eastAsia"/>
-        </w:rPr>
-        <w:t>第一个Ip地址局域网里</w:t>
-      </w:r>
-    </w:p>
-    <w:p>
-      <w:r>
-        <w:rPr>
-          <w:rFonts w:hint="eastAsia"/>
-        </w:rPr>
-        <w:t>第二个127.0.0.1</w:t>
-      </w:r>
-    </w:p>
-    <w:p>
-      <w:r>
-        <w:rPr>
-          <w:rFonts w:hint="eastAsia"/>
-        </w:rPr>
-        <w:t>第三个local host</w:t>
-      </w:r>
-    </w:p>
-    <w:p/>
-    <w:p/>
-    <w:p>
-      <w:r>
-        <w:rPr>
-          <w:rFonts w:hint="eastAsia"/>
-        </w:rPr>
-        <w:t>在手机上访问电脑打开的网页的方法：访问电脑的ip</w:t>
-      </w:r>
-    </w:p>
-    <w:p/>
-    <w:p>
-      <w:r>
-        <w:rPr>
-          <w:rFonts w:hint="eastAsia"/>
-        </w:rPr>
-        <w:t>访问</w:t>
-      </w:r>
-      <w:r>
-        <w:t>ifconfig.me</w:t>
-      </w:r>
-      <w:r>
-        <w:rPr>
-          <w:rFonts w:hint="eastAsia"/>
-        </w:rPr>
-        <w:t>能看到自己的公网IP</w:t>
-      </w:r>
-    </w:p>
-    <w:p/>
-    <w:p/>
-    <w:p>
-      <w:r>
-        <w:rPr>
-          <w:rFonts w:hint="eastAsia"/>
-        </w:rPr>
-        <w:t>L5第五层：应用层（Application Layer）</w:t>
-      </w:r>
-    </w:p>
-    <w:p>
+    <w:p>
+      <w:r>
+        <w:rPr>
+          <w:rFonts w:hint="eastAsia"/>
+        </w:rPr>
+        <w:t>端口</w:t>
+      </w:r>
+    </w:p>
+    <w:p>
+      <w:pPr>
+        <w:rPr>
+          <w:rFonts w:hint="eastAsia"/>
+        </w:rPr>
+      </w:pPr>
+    </w:p>
+    <w:p>
+      <w:pPr>
+        <w:rPr>
+          <w:rFonts w:hint="eastAsia"/>
+        </w:rPr>
+      </w:pPr>
+      <w:r>
+        <w:rPr>
+          <w:rFonts w:hint="eastAsia"/>
+        </w:rPr>
+        <w:t>L4</w:t>
+      </w:r>
+      <w:r>
+        <w:rPr>
+          <w:rFonts w:hint="eastAsia"/>
+        </w:rPr>
+        <w:t>第四层：传输层（Transport Layer）</w:t>
+      </w:r>
+    </w:p>
+    <w:p>
+      <w:pPr>
+        <w:rPr>
+          <w:rFonts w:hint="eastAsia"/>
+        </w:rPr>
+      </w:pPr>
       <w:r>
         <w:rPr>
           <w:rFonts w:hint="eastAsia"/>
@@ -13912,21 +14309,11 @@
         </w:rPr>
         <w:t>介质：</w:t>
       </w:r>
-    </w:p>
-    <w:p>
-      <w:r>
-        <w:rPr>
-          <w:rFonts w:hint="eastAsia"/>
-        </w:rPr>
-        <w:t>客户端（浏览器/微信……），服务端</w:t>
-      </w:r>
-    </w:p>
-    <w:p>
-      <w:r>
-        <w:rPr>
-          <w:rFonts w:hint="eastAsia"/>
-        </w:rPr>
-        <w:t>本质是运行的代码，本质是实现了一些</w:t>
+      <w:r>
+        <w:rPr>
+          <w:rFonts w:hint="eastAsia"/>
+        </w:rPr>
+        <w:t>操作系统（OS端口）</w:t>
       </w:r>
     </w:p>
     <w:p>
@@ -13946,84 +14333,6 @@
         <w:rPr>
           <w:rFonts w:hint="eastAsia"/>
         </w:rPr>
-        <w:t>DNS(默认端口53)、http(默认端口80)、https()、FTP(客户端服务端文件传输20)、……</w:t>
-      </w:r>
-    </w:p>
-    <w:p>
-      <w:r>
-        <w:rPr>
-          <w:rFonts w:hint="eastAsia"/>
-          <w:highlight w:val="yellow"/>
-        </w:rPr>
-        <w:t>作用：</w:t>
-      </w:r>
-      <w:r>
-        <w:rPr>
-          <w:rFonts w:hint="eastAsia"/>
-        </w:rPr>
-        <w:t>创建data</w:t>
-      </w:r>
-      <w:r>
-        <w:rPr>
-          <w:rFonts w:hint="eastAsia"/>
-        </w:rPr>
-        <w:t>产生数据</w:t>
-      </w:r>
-    </w:p>
-    <w:p/>
-    <w:p>
-      <w:r>
-        <w:rPr>
-          <w:rFonts w:hint="eastAsia"/>
-        </w:rPr>
-        <w:t>L4</w:t>
-      </w:r>
-      <w:r>
-        <w:rPr>
-          <w:rFonts w:hint="eastAsia"/>
-        </w:rPr>
-        <w:t xml:space="preserve">第四层：传输层（Transport </w:t>
-      </w:r>
-      <w:r>
-        <w:rPr>
-          <w:rFonts w:hint="eastAsia"/>
-        </w:rPr>
-        <w:t>Layer</w:t>
-      </w:r>
-      <w:r>
-        <w:rPr>
-          <w:rFonts w:hint="eastAsia"/>
-        </w:rPr>
-        <w:t>）</w:t>
-      </w:r>
-    </w:p>
-    <w:p>
-      <w:r>
-        <w:rPr>
-          <w:rFonts w:hint="eastAsia"/>
-          <w:highlight w:val="yellow"/>
-        </w:rPr>
-        <w:t>介质：</w:t>
-      </w:r>
-      <w:r>
-        <w:rPr>
-          <w:rFonts w:hint="eastAsia"/>
-        </w:rPr>
-        <w:t>操作系统（OS端口）</w:t>
-      </w:r>
-    </w:p>
-    <w:p>
-      <w:r>
-        <w:rPr>
-          <w:rFonts w:hint="eastAsia"/>
-          <w:highlight w:val="yellow"/>
-        </w:rPr>
-        <w:t>协议：</w:t>
-      </w:r>
-      <w:r>
-        <w:rPr>
-          <w:rFonts w:hint="eastAsia"/>
-        </w:rPr>
         <w:t>TCP/UDP</w:t>
       </w:r>
       <w:r>
@@ -14046,6 +14355,11 @@
       </w:r>
     </w:p>
     <w:p>
+      <w:pPr>
+        <w:rPr>
+          <w:rFonts w:hint="eastAsia"/>
+        </w:rPr>
+      </w:pPr>
       <w:r>
         <w:rPr>
           <w:rFonts w:hint="eastAsia"/>
@@ -14054,6 +14368,11 @@
       </w:r>
     </w:p>
     <w:p>
+      <w:pPr>
+        <w:rPr>
+          <w:rFonts w:hint="eastAsia"/>
+        </w:rPr>
+      </w:pPr>
       <w:r>
         <w:rPr>
           <w:rFonts w:hint="eastAsia"/>
@@ -14061,10 +14380,33 @@
         <w:t>UDP不需要三次握手，保证迅速和质量</w:t>
       </w:r>
     </w:p>
-    <w:p/>
-    <w:p/>
-    <w:p/>
-    <w:p>
+    <w:p>
+      <w:pPr>
+        <w:rPr>
+          <w:rFonts w:hint="eastAsia"/>
+        </w:rPr>
+      </w:pPr>
+    </w:p>
+    <w:p>
+      <w:pPr>
+        <w:rPr>
+          <w:rFonts w:hint="eastAsia"/>
+        </w:rPr>
+      </w:pPr>
+    </w:p>
+    <w:p>
+      <w:pPr>
+        <w:rPr>
+          <w:rFonts w:hint="eastAsia"/>
+        </w:rPr>
+      </w:pPr>
+    </w:p>
+    <w:p>
+      <w:pPr>
+        <w:rPr>
+          <w:rFonts w:hint="eastAsia"/>
+        </w:rPr>
+      </w:pPr>
       <w:r>
         <w:t>本次课程延续网络知识讲解，包括 IP 相关知识及作用、特殊网段与 IP，着重介绍 TCP/IP 五层模型中的应用层与传输层。</w:t>
       </w:r>
@@ -14075,6 +14417,9 @@
           <w:ilvl w:val="0"/>
           <w:numId w:val="23"/>
         </w:numPr>
+        <w:rPr>
+          <w:rFonts w:hint="eastAsia"/>
+        </w:rPr>
       </w:pPr>
       <w:r>
         <w:rPr>
@@ -14093,6 +14438,9 @@
           <w:ilvl w:val="0"/>
           <w:numId w:val="23"/>
         </w:numPr>
+        <w:rPr>
+          <w:rFonts w:hint="eastAsia"/>
+        </w:rPr>
       </w:pPr>
       <w:r>
         <w:rPr>
@@ -14111,6 +14459,9 @@
           <w:ilvl w:val="1"/>
           <w:numId w:val="23"/>
         </w:numPr>
+        <w:rPr>
+          <w:rFonts w:hint="eastAsia"/>
+        </w:rPr>
       </w:pPr>
       <w:r>
         <w:rPr>
@@ -14129,6 +14480,9 @@
           <w:ilvl w:val="1"/>
           <w:numId w:val="23"/>
         </w:numPr>
+        <w:rPr>
+          <w:rFonts w:hint="eastAsia"/>
+        </w:rPr>
       </w:pPr>
       <w:r>
         <w:rPr>
@@ -14147,6 +14501,9 @@
           <w:ilvl w:val="0"/>
           <w:numId w:val="23"/>
         </w:numPr>
+        <w:rPr>
+          <w:rFonts w:hint="eastAsia"/>
+        </w:rPr>
       </w:pPr>
       <w:r>
         <w:rPr>
@@ -14165,6 +14522,9 @@
           <w:ilvl w:val="1"/>
           <w:numId w:val="23"/>
         </w:numPr>
+        <w:rPr>
+          <w:rFonts w:hint="eastAsia"/>
+        </w:rPr>
       </w:pPr>
       <w:r>
         <w:rPr>
@@ -14183,6 +14543,9 @@
           <w:ilvl w:val="1"/>
           <w:numId w:val="23"/>
         </w:numPr>
+        <w:rPr>
+          <w:rFonts w:hint="eastAsia"/>
+        </w:rPr>
       </w:pPr>
       <w:r>
         <w:rPr>
@@ -14201,6 +14564,9 @@
           <w:ilvl w:val="1"/>
           <w:numId w:val="23"/>
         </w:numPr>
+        <w:rPr>
+          <w:rFonts w:hint="eastAsia"/>
+        </w:rPr>
       </w:pPr>
       <w:hyperlink r:id="rId9" w:history="1">
         <w:r>
@@ -14222,6 +14588,9 @@
           <w:ilvl w:val="0"/>
           <w:numId w:val="23"/>
         </w:numPr>
+        <w:rPr>
+          <w:rFonts w:hint="eastAsia"/>
+        </w:rPr>
       </w:pPr>
       <w:r>
         <w:rPr>
@@ -14240,6 +14609,9 @@
           <w:ilvl w:val="0"/>
           <w:numId w:val="23"/>
         </w:numPr>
+        <w:rPr>
+          <w:rFonts w:hint="eastAsia"/>
+        </w:rPr>
       </w:pPr>
       <w:r>
         <w:rPr>
@@ -14258,6 +14630,9 @@
           <w:ilvl w:val="1"/>
           <w:numId w:val="23"/>
         </w:numPr>
+        <w:rPr>
+          <w:rFonts w:hint="eastAsia"/>
+        </w:rPr>
       </w:pPr>
       <w:r>
         <w:rPr>
@@ -14276,6 +14651,9 @@
           <w:ilvl w:val="1"/>
           <w:numId w:val="23"/>
         </w:numPr>
+        <w:rPr>
+          <w:rFonts w:hint="eastAsia"/>
+        </w:rPr>
       </w:pPr>
       <w:r>
         <w:rPr>
@@ -14294,6 +14672,9 @@
           <w:ilvl w:val="0"/>
           <w:numId w:val="23"/>
         </w:numPr>
+        <w:rPr>
+          <w:rFonts w:hint="eastAsia"/>
+        </w:rPr>
       </w:pPr>
       <w:r>
         <w:rPr>
@@ -14312,6 +14693,9 @@
           <w:ilvl w:val="1"/>
           <w:numId w:val="23"/>
         </w:numPr>
+        <w:rPr>
+          <w:rFonts w:hint="eastAsia"/>
+        </w:rPr>
       </w:pPr>
       <w:r>
         <w:rPr>
@@ -14330,6 +14714,9 @@
           <w:ilvl w:val="1"/>
           <w:numId w:val="23"/>
         </w:numPr>
+        <w:rPr>
+          <w:rFonts w:hint="eastAsia"/>
+        </w:rPr>
       </w:pPr>
       <w:r>
         <w:rPr>
@@ -14340,6 +14727,3028 @@
       </w:r>
       <w:r>
         <w:t>：TCP 和 UDP，集成在操作系统内核，TCP 有三次握手，保证顺序和质量；UDP 无三次握手，适合语音通话、游戏等。</w:t>
+      </w:r>
+    </w:p>
+    <w:p/>
+    <w:p>
+      <w:pPr>
+        <w:pStyle w:val="1"/>
+        <w:rPr>
+          <w:rFonts w:hint="eastAsia"/>
+        </w:rPr>
+      </w:pPr>
+      <w:r>
+        <w:rPr>
+          <w:rFonts w:hint="eastAsia"/>
+        </w:rPr>
+        <w:t>02.0</w:t>
+      </w:r>
+      <w:r>
+        <w:rPr>
+          <w:rFonts w:hint="eastAsia"/>
+        </w:rPr>
+        <w:t>5</w:t>
+      </w:r>
+      <w:r>
+        <w:rPr>
+          <w:rFonts w:hint="eastAsia"/>
+        </w:rPr>
+        <w:t>课时1</w:t>
+      </w:r>
+      <w:r>
+        <w:rPr>
+          <w:rFonts w:hint="eastAsia"/>
+        </w:rPr>
+        <w:t>7</w:t>
+      </w:r>
+      <w:r>
+        <w:rPr>
+          <w:rFonts w:hint="eastAsia"/>
+        </w:rPr>
+        <w:t>——网络</w:t>
+      </w:r>
+    </w:p>
+    <w:p/>
+    <w:p>
+      <w:pPr>
+        <w:rPr>
+          <w:b/>
+          <w:bCs/>
+        </w:rPr>
+      </w:pPr>
+      <w:r>
+        <w:rPr>
+          <w:b/>
+          <w:bCs/>
+        </w:rPr>
+        <w:t xml:space="preserve">核心区别速览 </w:t>
+      </w:r>
+    </w:p>
+    <w:tbl>
+      <w:tblPr>
+        <w:tblW w:w="0" w:type="auto"/>
+        <w:tblCellSpacing w:w="15" w:type="dxa"/>
+        <w:tblBorders>
+          <w:top w:val="single" w:sz="4" w:space="0" w:color="auto"/>
+          <w:left w:val="single" w:sz="4" w:space="0" w:color="auto"/>
+          <w:bottom w:val="single" w:sz="4" w:space="0" w:color="auto"/>
+          <w:right w:val="single" w:sz="4" w:space="0" w:color="auto"/>
+          <w:insideH w:val="single" w:sz="4" w:space="0" w:color="auto"/>
+          <w:insideV w:val="single" w:sz="4" w:space="0" w:color="auto"/>
+        </w:tblBorders>
+        <w:tblCellMar>
+          <w:top w:w="15" w:type="dxa"/>
+          <w:left w:w="15" w:type="dxa"/>
+          <w:bottom w:w="15" w:type="dxa"/>
+          <w:right w:w="15" w:type="dxa"/>
+        </w:tblCellMar>
+        <w:tblLook w:val="04A0" w:firstRow="1" w:lastRow="0" w:firstColumn="1" w:lastColumn="0" w:noHBand="0" w:noVBand="1"/>
+      </w:tblPr>
+      <w:tblGrid>
+        <w:gridCol w:w="1355"/>
+        <w:gridCol w:w="1550"/>
+        <w:gridCol w:w="1402"/>
+        <w:gridCol w:w="2696"/>
+      </w:tblGrid>
+      <w:tr>
+        <w:trPr>
+          <w:tblHeader/>
+          <w:tblCellSpacing w:w="15" w:type="dxa"/>
+        </w:trPr>
+        <w:tc>
+          <w:tcPr>
+            <w:tcW w:w="0" w:type="auto"/>
+            <w:vAlign w:val="center"/>
+            <w:hideMark/>
+          </w:tcPr>
+          <w:p>
+            <w:pPr>
+              <w:rPr>
+                <w:b/>
+                <w:bCs/>
+              </w:rPr>
+            </w:pPr>
+            <w:r>
+              <w:rPr>
+                <w:b/>
+                <w:bCs/>
+              </w:rPr>
+              <w:t>对比维度</w:t>
+            </w:r>
+          </w:p>
+        </w:tc>
+        <w:tc>
+          <w:tcPr>
+            <w:tcW w:w="0" w:type="auto"/>
+            <w:vAlign w:val="center"/>
+            <w:hideMark/>
+          </w:tcPr>
+          <w:p>
+            <w:pPr>
+              <w:rPr>
+                <w:b/>
+                <w:bCs/>
+              </w:rPr>
+            </w:pPr>
+            <w:r>
+              <w:rPr>
+                <w:b/>
+                <w:bCs/>
+              </w:rPr>
+              <w:t>localhost</w:t>
+            </w:r>
+          </w:p>
+        </w:tc>
+        <w:tc>
+          <w:tcPr>
+            <w:tcW w:w="0" w:type="auto"/>
+            <w:vAlign w:val="center"/>
+            <w:hideMark/>
+          </w:tcPr>
+          <w:p>
+            <w:pPr>
+              <w:rPr>
+                <w:b/>
+                <w:bCs/>
+              </w:rPr>
+            </w:pPr>
+            <w:r>
+              <w:rPr>
+                <w:b/>
+                <w:bCs/>
+              </w:rPr>
+              <w:t>127.0.0.1</w:t>
+            </w:r>
+          </w:p>
+        </w:tc>
+        <w:tc>
+          <w:tcPr>
+            <w:tcW w:w="0" w:type="auto"/>
+            <w:vAlign w:val="center"/>
+            <w:hideMark/>
+          </w:tcPr>
+          <w:p>
+            <w:pPr>
+              <w:rPr>
+                <w:b/>
+                <w:bCs/>
+              </w:rPr>
+            </w:pPr>
+            <w:r>
+              <w:rPr>
+                <w:b/>
+                <w:bCs/>
+              </w:rPr>
+              <w:t>局域网IP地址</w:t>
+            </w:r>
+          </w:p>
+        </w:tc>
+      </w:tr>
+      <w:tr>
+        <w:trPr>
+          <w:tblCellSpacing w:w="15" w:type="dxa"/>
+        </w:trPr>
+        <w:tc>
+          <w:tcPr>
+            <w:tcW w:w="0" w:type="auto"/>
+            <w:vAlign w:val="center"/>
+            <w:hideMark/>
+          </w:tcPr>
+          <w:p>
+            <w:r>
+              <w:rPr>
+                <w:b/>
+                <w:bCs/>
+              </w:rPr>
+              <w:t>本质</w:t>
+            </w:r>
+            <w:r>
+              <w:rPr>
+                <w:rFonts w:ascii="Times New Roman" w:hAnsi="Times New Roman" w:cs="Times New Roman"/>
+              </w:rPr>
+              <w:t>​</w:t>
+            </w:r>
+          </w:p>
+        </w:tc>
+        <w:tc>
+          <w:tcPr>
+            <w:tcW w:w="0" w:type="auto"/>
+            <w:vAlign w:val="center"/>
+            <w:hideMark/>
+          </w:tcPr>
+          <w:p>
+            <w:r>
+              <w:t>主机名（域名）</w:t>
+            </w:r>
+          </w:p>
+        </w:tc>
+        <w:tc>
+          <w:tcPr>
+            <w:tcW w:w="0" w:type="auto"/>
+            <w:vAlign w:val="center"/>
+            <w:hideMark/>
+          </w:tcPr>
+          <w:p>
+            <w:r>
+              <w:t>IPv4 环回地址</w:t>
+            </w:r>
+          </w:p>
+        </w:tc>
+        <w:tc>
+          <w:tcPr>
+            <w:tcW w:w="0" w:type="auto"/>
+            <w:vAlign w:val="center"/>
+            <w:hideMark/>
+          </w:tcPr>
+          <w:p>
+            <w:r>
+              <w:t>私有IP地址</w:t>
+            </w:r>
+          </w:p>
+        </w:tc>
+      </w:tr>
+      <w:tr>
+        <w:trPr>
+          <w:tblCellSpacing w:w="15" w:type="dxa"/>
+        </w:trPr>
+        <w:tc>
+          <w:tcPr>
+            <w:tcW w:w="0" w:type="auto"/>
+            <w:vAlign w:val="center"/>
+            <w:hideMark/>
+          </w:tcPr>
+          <w:p>
+            <w:r>
+              <w:rPr>
+                <w:b/>
+                <w:bCs/>
+              </w:rPr>
+              <w:t>作用</w:t>
+            </w:r>
+            <w:r>
+              <w:rPr>
+                <w:rFonts w:ascii="Times New Roman" w:hAnsi="Times New Roman" w:cs="Times New Roman"/>
+              </w:rPr>
+              <w:t>​</w:t>
+            </w:r>
+          </w:p>
+        </w:tc>
+        <w:tc>
+          <w:tcPr>
+            <w:tcW w:w="0" w:type="auto"/>
+            <w:vAlign w:val="center"/>
+            <w:hideMark/>
+          </w:tcPr>
+          <w:p>
+            <w:r>
+              <w:t>本机自身</w:t>
+            </w:r>
+          </w:p>
+        </w:tc>
+        <w:tc>
+          <w:tcPr>
+            <w:tcW w:w="0" w:type="auto"/>
+            <w:vAlign w:val="center"/>
+            <w:hideMark/>
+          </w:tcPr>
+          <w:p>
+            <w:r>
+              <w:t>本机自身</w:t>
+            </w:r>
+          </w:p>
+        </w:tc>
+        <w:tc>
+          <w:tcPr>
+            <w:tcW w:w="0" w:type="auto"/>
+            <w:vAlign w:val="center"/>
+            <w:hideMark/>
+          </w:tcPr>
+          <w:p>
+            <w:r>
+              <w:t>局域网内设备间通信</w:t>
+            </w:r>
+          </w:p>
+        </w:tc>
+      </w:tr>
+      <w:tr>
+        <w:trPr>
+          <w:tblCellSpacing w:w="15" w:type="dxa"/>
+        </w:trPr>
+        <w:tc>
+          <w:tcPr>
+            <w:tcW w:w="0" w:type="auto"/>
+            <w:vAlign w:val="center"/>
+            <w:hideMark/>
+          </w:tcPr>
+          <w:p>
+            <w:r>
+              <w:rPr>
+                <w:b/>
+                <w:bCs/>
+              </w:rPr>
+              <w:t>访问范围</w:t>
+            </w:r>
+            <w:r>
+              <w:rPr>
+                <w:rFonts w:ascii="Times New Roman" w:hAnsi="Times New Roman" w:cs="Times New Roman"/>
+              </w:rPr>
+              <w:t>​</w:t>
+            </w:r>
+          </w:p>
+        </w:tc>
+        <w:tc>
+          <w:tcPr>
+            <w:tcW w:w="0" w:type="auto"/>
+            <w:vAlign w:val="center"/>
+            <w:hideMark/>
+          </w:tcPr>
+          <w:p>
+            <w:r>
+              <w:t>仅本机</w:t>
+            </w:r>
+          </w:p>
+        </w:tc>
+        <w:tc>
+          <w:tcPr>
+            <w:tcW w:w="0" w:type="auto"/>
+            <w:vAlign w:val="center"/>
+            <w:hideMark/>
+          </w:tcPr>
+          <w:p>
+            <w:r>
+              <w:t>仅本机</w:t>
+            </w:r>
+          </w:p>
+        </w:tc>
+        <w:tc>
+          <w:tcPr>
+            <w:tcW w:w="0" w:type="auto"/>
+            <w:vAlign w:val="center"/>
+            <w:hideMark/>
+          </w:tcPr>
+          <w:p>
+            <w:r>
+              <w:t>整个局域网</w:t>
+            </w:r>
+          </w:p>
+        </w:tc>
+      </w:tr>
+      <w:tr>
+        <w:trPr>
+          <w:tblCellSpacing w:w="15" w:type="dxa"/>
+        </w:trPr>
+        <w:tc>
+          <w:tcPr>
+            <w:tcW w:w="0" w:type="auto"/>
+            <w:vAlign w:val="center"/>
+            <w:hideMark/>
+          </w:tcPr>
+          <w:p>
+            <w:r>
+              <w:rPr>
+                <w:b/>
+                <w:bCs/>
+              </w:rPr>
+              <w:t>可被外网访问</w:t>
+            </w:r>
+            <w:r>
+              <w:rPr>
+                <w:rFonts w:ascii="Times New Roman" w:hAnsi="Times New Roman" w:cs="Times New Roman"/>
+              </w:rPr>
+              <w:t>​</w:t>
+            </w:r>
+          </w:p>
+        </w:tc>
+        <w:tc>
+          <w:tcPr>
+            <w:tcW w:w="0" w:type="auto"/>
+            <w:vAlign w:val="center"/>
+            <w:hideMark/>
+          </w:tcPr>
+          <w:p>
+            <w:r>
+              <w:rPr>
+                <w:rFonts w:ascii="Segoe UI Emoji" w:hAnsi="Segoe UI Emoji" w:cs="Segoe UI Emoji"/>
+              </w:rPr>
+              <w:t>❌</w:t>
+            </w:r>
+            <w:r>
+              <w:t xml:space="preserve"> 否</w:t>
+            </w:r>
+          </w:p>
+        </w:tc>
+        <w:tc>
+          <w:tcPr>
+            <w:tcW w:w="0" w:type="auto"/>
+            <w:vAlign w:val="center"/>
+            <w:hideMark/>
+          </w:tcPr>
+          <w:p>
+            <w:r>
+              <w:rPr>
+                <w:rFonts w:ascii="Segoe UI Emoji" w:hAnsi="Segoe UI Emoji" w:cs="Segoe UI Emoji"/>
+              </w:rPr>
+              <w:t>❌</w:t>
+            </w:r>
+            <w:r>
+              <w:t xml:space="preserve"> 否</w:t>
+            </w:r>
+          </w:p>
+        </w:tc>
+        <w:tc>
+          <w:tcPr>
+            <w:tcW w:w="0" w:type="auto"/>
+            <w:vAlign w:val="center"/>
+            <w:hideMark/>
+          </w:tcPr>
+          <w:p>
+            <w:r>
+              <w:rPr>
+                <w:rFonts w:ascii="Segoe UI Emoji" w:hAnsi="Segoe UI Emoji" w:cs="Segoe UI Emoji"/>
+              </w:rPr>
+              <w:t>✅</w:t>
+            </w:r>
+            <w:r>
+              <w:t xml:space="preserve"> 是（需NAT/端口映射）</w:t>
+            </w:r>
+          </w:p>
+        </w:tc>
+      </w:tr>
+      <w:tr>
+        <w:trPr>
+          <w:tblCellSpacing w:w="15" w:type="dxa"/>
+        </w:trPr>
+        <w:tc>
+          <w:tcPr>
+            <w:tcW w:w="0" w:type="auto"/>
+            <w:vAlign w:val="center"/>
+            <w:hideMark/>
+          </w:tcPr>
+          <w:p>
+            <w:r>
+              <w:rPr>
+                <w:b/>
+                <w:bCs/>
+              </w:rPr>
+              <w:t>典型值</w:t>
+            </w:r>
+            <w:r>
+              <w:rPr>
+                <w:rFonts w:ascii="Times New Roman" w:hAnsi="Times New Roman" w:cs="Times New Roman"/>
+              </w:rPr>
+              <w:t>​</w:t>
+            </w:r>
+          </w:p>
+        </w:tc>
+        <w:tc>
+          <w:tcPr>
+            <w:tcW w:w="0" w:type="auto"/>
+            <w:vAlign w:val="center"/>
+            <w:hideMark/>
+          </w:tcPr>
+          <w:p>
+            <w:r>
+              <w:t>localhost</w:t>
+            </w:r>
+          </w:p>
+        </w:tc>
+        <w:tc>
+          <w:tcPr>
+            <w:tcW w:w="0" w:type="auto"/>
+            <w:vAlign w:val="center"/>
+            <w:hideMark/>
+          </w:tcPr>
+          <w:p>
+            <w:r>
+              <w:t>127.0.0.1</w:t>
+            </w:r>
+          </w:p>
+        </w:tc>
+        <w:tc>
+          <w:tcPr>
+            <w:tcW w:w="0" w:type="auto"/>
+            <w:vAlign w:val="center"/>
+            <w:hideMark/>
+          </w:tcPr>
+          <w:p>
+            <w:r>
+              <w:t>192.168.1.100, 10.0.0.5</w:t>
+            </w:r>
+          </w:p>
+        </w:tc>
+      </w:tr>
+    </w:tbl>
+    <w:p/>
+    <w:p/>
+    <w:p>
+      <w:pPr>
+        <w:rPr>
+          <w:b/>
+          <w:bCs/>
+        </w:rPr>
+      </w:pPr>
+      <w:r>
+        <w:rPr>
+          <w:b/>
+          <w:bCs/>
+        </w:rPr>
+        <w:t xml:space="preserve">选择 TCP 的情况： </w:t>
+      </w:r>
+    </w:p>
+    <w:p>
+      <w:pPr>
+        <w:numPr>
+          <w:ilvl w:val="0"/>
+          <w:numId w:val="24"/>
+        </w:numPr>
+      </w:pPr>
+      <w:r>
+        <w:rPr>
+          <w:b/>
+          <w:bCs/>
+        </w:rPr>
+        <w:t>需要可靠传输</w:t>
+      </w:r>
+      <w:r>
+        <w:t>：文件传输、电子邮件、网页浏览</w:t>
+      </w:r>
+    </w:p>
+    <w:p>
+      <w:pPr>
+        <w:numPr>
+          <w:ilvl w:val="0"/>
+          <w:numId w:val="24"/>
+        </w:numPr>
+      </w:pPr>
+      <w:r>
+        <w:rPr>
+          <w:b/>
+          <w:bCs/>
+        </w:rPr>
+        <w:t>需要数据顺序</w:t>
+      </w:r>
+      <w:r>
+        <w:t>：数据库同步、远程登录</w:t>
+      </w:r>
+    </w:p>
+    <w:p>
+      <w:pPr>
+        <w:numPr>
+          <w:ilvl w:val="0"/>
+          <w:numId w:val="24"/>
+        </w:numPr>
+      </w:pPr>
+      <w:r>
+        <w:rPr>
+          <w:b/>
+          <w:bCs/>
+        </w:rPr>
+        <w:t>传输大量数据</w:t>
+      </w:r>
+      <w:r>
+        <w:t>：大文件下载、备份</w:t>
+      </w:r>
+    </w:p>
+    <w:p>
+      <w:pPr>
+        <w:numPr>
+          <w:ilvl w:val="0"/>
+          <w:numId w:val="24"/>
+        </w:numPr>
+      </w:pPr>
+      <w:r>
+        <w:rPr>
+          <w:b/>
+          <w:bCs/>
+        </w:rPr>
+        <w:t>连接稳定性重要</w:t>
+      </w:r>
+      <w:r>
+        <w:t>：金融交易、API调用</w:t>
+      </w:r>
+    </w:p>
+    <w:p>
+      <w:pPr>
+        <w:rPr>
+          <w:b/>
+          <w:bCs/>
+        </w:rPr>
+      </w:pPr>
+      <w:r>
+        <w:rPr>
+          <w:b/>
+          <w:bCs/>
+        </w:rPr>
+        <w:t xml:space="preserve">选择 UDP 的情况： </w:t>
+      </w:r>
+    </w:p>
+    <w:p>
+      <w:pPr>
+        <w:numPr>
+          <w:ilvl w:val="0"/>
+          <w:numId w:val="25"/>
+        </w:numPr>
+      </w:pPr>
+      <w:r>
+        <w:rPr>
+          <w:b/>
+          <w:bCs/>
+        </w:rPr>
+        <w:t>实时性要求高</w:t>
+      </w:r>
+      <w:r>
+        <w:t>：视频会议、在线游戏、直播</w:t>
+      </w:r>
+    </w:p>
+    <w:p>
+      <w:pPr>
+        <w:numPr>
+          <w:ilvl w:val="0"/>
+          <w:numId w:val="25"/>
+        </w:numPr>
+      </w:pPr>
+      <w:r>
+        <w:rPr>
+          <w:b/>
+          <w:bCs/>
+        </w:rPr>
+        <w:t>广播/组播</w:t>
+      </w:r>
+      <w:r>
+        <w:t>：DNS查询、服务发现、视频流</w:t>
+      </w:r>
+    </w:p>
+    <w:p>
+      <w:pPr>
+        <w:numPr>
+          <w:ilvl w:val="0"/>
+          <w:numId w:val="25"/>
+        </w:numPr>
+      </w:pPr>
+      <w:r>
+        <w:rPr>
+          <w:b/>
+          <w:bCs/>
+        </w:rPr>
+        <w:t>简单请求/响应</w:t>
+      </w:r>
+      <w:r>
+        <w:t>：DNS、DHCP、SNMP</w:t>
+      </w:r>
+    </w:p>
+    <w:p>
+      <w:pPr>
+        <w:numPr>
+          <w:ilvl w:val="0"/>
+          <w:numId w:val="25"/>
+        </w:numPr>
+      </w:pPr>
+      <w:r>
+        <w:rPr>
+          <w:b/>
+          <w:bCs/>
+        </w:rPr>
+        <w:t>容忍数据丢失</w:t>
+      </w:r>
+      <w:r>
+        <w:t>：音视频流、实时监控</w:t>
+      </w:r>
+    </w:p>
+    <w:p/>
+    <w:p/>
+    <w:p>
+      <w:pPr>
+        <w:rPr>
+          <w:b/>
+          <w:bCs/>
+        </w:rPr>
+      </w:pPr>
+      <w:r>
+        <w:rPr>
+          <w:b/>
+          <w:bCs/>
+        </w:rPr>
+        <w:t xml:space="preserve">总结 </w:t>
+      </w:r>
+    </w:p>
+    <w:tbl>
+      <w:tblPr>
+        <w:tblW w:w="0" w:type="auto"/>
+        <w:tblCellSpacing w:w="15" w:type="dxa"/>
+        <w:tblBorders>
+          <w:top w:val="single" w:sz="4" w:space="0" w:color="auto"/>
+          <w:left w:val="single" w:sz="4" w:space="0" w:color="auto"/>
+          <w:bottom w:val="single" w:sz="4" w:space="0" w:color="auto"/>
+          <w:right w:val="single" w:sz="4" w:space="0" w:color="auto"/>
+          <w:insideH w:val="single" w:sz="4" w:space="0" w:color="auto"/>
+          <w:insideV w:val="single" w:sz="4" w:space="0" w:color="auto"/>
+        </w:tblBorders>
+        <w:tblCellMar>
+          <w:top w:w="15" w:type="dxa"/>
+          <w:left w:w="15" w:type="dxa"/>
+          <w:bottom w:w="15" w:type="dxa"/>
+          <w:right w:w="15" w:type="dxa"/>
+        </w:tblCellMar>
+        <w:tblLook w:val="04A0" w:firstRow="1" w:lastRow="0" w:firstColumn="1" w:lastColumn="0" w:noHBand="0" w:noVBand="1"/>
+      </w:tblPr>
+      <w:tblGrid>
+        <w:gridCol w:w="725"/>
+        <w:gridCol w:w="2390"/>
+        <w:gridCol w:w="1104"/>
+        <w:gridCol w:w="3266"/>
+      </w:tblGrid>
+      <w:tr>
+        <w:trPr>
+          <w:tblHeader/>
+          <w:tblCellSpacing w:w="15" w:type="dxa"/>
+        </w:trPr>
+        <w:tc>
+          <w:tcPr>
+            <w:tcW w:w="0" w:type="auto"/>
+            <w:vAlign w:val="center"/>
+            <w:hideMark/>
+          </w:tcPr>
+          <w:p>
+            <w:pPr>
+              <w:rPr>
+                <w:b/>
+                <w:bCs/>
+              </w:rPr>
+            </w:pPr>
+            <w:r>
+              <w:rPr>
+                <w:b/>
+                <w:bCs/>
+              </w:rPr>
+              <w:t>特性</w:t>
+            </w:r>
+          </w:p>
+        </w:tc>
+        <w:tc>
+          <w:tcPr>
+            <w:tcW w:w="0" w:type="auto"/>
+            <w:vAlign w:val="center"/>
+            <w:hideMark/>
+          </w:tcPr>
+          <w:p>
+            <w:pPr>
+              <w:rPr>
+                <w:b/>
+                <w:bCs/>
+              </w:rPr>
+            </w:pPr>
+            <w:r>
+              <w:rPr>
+                <w:b/>
+                <w:bCs/>
+              </w:rPr>
+              <w:t>TCP</w:t>
+            </w:r>
+          </w:p>
+        </w:tc>
+        <w:tc>
+          <w:tcPr>
+            <w:tcW w:w="0" w:type="auto"/>
+            <w:vAlign w:val="center"/>
+            <w:hideMark/>
+          </w:tcPr>
+          <w:p>
+            <w:pPr>
+              <w:rPr>
+                <w:b/>
+                <w:bCs/>
+              </w:rPr>
+            </w:pPr>
+            <w:r>
+              <w:rPr>
+                <w:b/>
+                <w:bCs/>
+              </w:rPr>
+              <w:t>UDP</w:t>
+            </w:r>
+          </w:p>
+        </w:tc>
+        <w:tc>
+          <w:tcPr>
+            <w:tcW w:w="0" w:type="auto"/>
+            <w:vAlign w:val="center"/>
+            <w:hideMark/>
+          </w:tcPr>
+          <w:p>
+            <w:pPr>
+              <w:rPr>
+                <w:b/>
+                <w:bCs/>
+              </w:rPr>
+            </w:pPr>
+            <w:r>
+              <w:rPr>
+                <w:b/>
+                <w:bCs/>
+              </w:rPr>
+              <w:t>选择建议</w:t>
+            </w:r>
+          </w:p>
+        </w:tc>
+      </w:tr>
+      <w:tr>
+        <w:trPr>
+          <w:tblCellSpacing w:w="15" w:type="dxa"/>
+        </w:trPr>
+        <w:tc>
+          <w:tcPr>
+            <w:tcW w:w="0" w:type="auto"/>
+            <w:vAlign w:val="center"/>
+            <w:hideMark/>
+          </w:tcPr>
+          <w:p>
+            <w:r>
+              <w:rPr>
+                <w:b/>
+                <w:bCs/>
+              </w:rPr>
+              <w:t>可靠性</w:t>
+            </w:r>
+            <w:r>
+              <w:rPr>
+                <w:rFonts w:ascii="Times New Roman" w:hAnsi="Times New Roman" w:cs="Times New Roman"/>
+              </w:rPr>
+              <w:t>​</w:t>
+            </w:r>
+          </w:p>
+        </w:tc>
+        <w:tc>
+          <w:tcPr>
+            <w:tcW w:w="0" w:type="auto"/>
+            <w:vAlign w:val="center"/>
+            <w:hideMark/>
+          </w:tcPr>
+          <w:p>
+            <w:r>
+              <w:rPr>
+                <w:rFonts w:ascii="Segoe UI Emoji" w:hAnsi="Segoe UI Emoji" w:cs="Segoe UI Emoji"/>
+              </w:rPr>
+              <w:t>✅</w:t>
+            </w:r>
+            <w:r>
+              <w:t xml:space="preserve"> 可靠</w:t>
+            </w:r>
+          </w:p>
+        </w:tc>
+        <w:tc>
+          <w:tcPr>
+            <w:tcW w:w="0" w:type="auto"/>
+            <w:vAlign w:val="center"/>
+            <w:hideMark/>
+          </w:tcPr>
+          <w:p>
+            <w:r>
+              <w:rPr>
+                <w:rFonts w:ascii="Segoe UI Emoji" w:hAnsi="Segoe UI Emoji" w:cs="Segoe UI Emoji"/>
+              </w:rPr>
+              <w:t>❌</w:t>
+            </w:r>
+            <w:r>
+              <w:t xml:space="preserve"> 不可靠</w:t>
+            </w:r>
+          </w:p>
+        </w:tc>
+        <w:tc>
+          <w:tcPr>
+            <w:tcW w:w="0" w:type="auto"/>
+            <w:vAlign w:val="center"/>
+            <w:hideMark/>
+          </w:tcPr>
+          <w:p>
+            <w:r>
+              <w:t>关键数据用TCP，实时数据用UDP</w:t>
+            </w:r>
+          </w:p>
+        </w:tc>
+      </w:tr>
+      <w:tr>
+        <w:trPr>
+          <w:tblCellSpacing w:w="15" w:type="dxa"/>
+        </w:trPr>
+        <w:tc>
+          <w:tcPr>
+            <w:tcW w:w="0" w:type="auto"/>
+            <w:vAlign w:val="center"/>
+            <w:hideMark/>
+          </w:tcPr>
+          <w:p>
+            <w:r>
+              <w:rPr>
+                <w:b/>
+                <w:bCs/>
+              </w:rPr>
+              <w:t>速度</w:t>
+            </w:r>
+            <w:r>
+              <w:rPr>
+                <w:rFonts w:ascii="Times New Roman" w:hAnsi="Times New Roman" w:cs="Times New Roman"/>
+              </w:rPr>
+              <w:t>​</w:t>
+            </w:r>
+          </w:p>
+        </w:tc>
+        <w:tc>
+          <w:tcPr>
+            <w:tcW w:w="0" w:type="auto"/>
+            <w:vAlign w:val="center"/>
+            <w:hideMark/>
+          </w:tcPr>
+          <w:p>
+            <w:r>
+              <w:t>较慢</w:t>
+            </w:r>
+            <w:r>
+              <w:rPr>
+                <w:rFonts w:hint="eastAsia"/>
+              </w:rPr>
+              <w:t>（因为有三次握手）</w:t>
+            </w:r>
+          </w:p>
+        </w:tc>
+        <w:tc>
+          <w:tcPr>
+            <w:tcW w:w="0" w:type="auto"/>
+            <w:vAlign w:val="center"/>
+            <w:hideMark/>
+          </w:tcPr>
+          <w:p>
+            <w:r>
+              <w:t>很快</w:t>
+            </w:r>
+          </w:p>
+        </w:tc>
+        <w:tc>
+          <w:tcPr>
+            <w:tcW w:w="0" w:type="auto"/>
+            <w:vAlign w:val="center"/>
+            <w:hideMark/>
+          </w:tcPr>
+          <w:p>
+            <w:r>
+              <w:t>实时应用选UDP</w:t>
+            </w:r>
+          </w:p>
+        </w:tc>
+      </w:tr>
+      <w:tr>
+        <w:trPr>
+          <w:tblCellSpacing w:w="15" w:type="dxa"/>
+        </w:trPr>
+        <w:tc>
+          <w:tcPr>
+            <w:tcW w:w="0" w:type="auto"/>
+            <w:vAlign w:val="center"/>
+            <w:hideMark/>
+          </w:tcPr>
+          <w:p>
+            <w:r>
+              <w:rPr>
+                <w:b/>
+                <w:bCs/>
+              </w:rPr>
+              <w:t>顺序</w:t>
+            </w:r>
+            <w:r>
+              <w:rPr>
+                <w:rFonts w:ascii="Times New Roman" w:hAnsi="Times New Roman" w:cs="Times New Roman"/>
+              </w:rPr>
+              <w:t>​</w:t>
+            </w:r>
+          </w:p>
+        </w:tc>
+        <w:tc>
+          <w:tcPr>
+            <w:tcW w:w="0" w:type="auto"/>
+            <w:vAlign w:val="center"/>
+            <w:hideMark/>
+          </w:tcPr>
+          <w:p>
+            <w:r>
+              <w:rPr>
+                <w:rFonts w:ascii="Segoe UI Emoji" w:hAnsi="Segoe UI Emoji" w:cs="Segoe UI Emoji"/>
+              </w:rPr>
+              <w:t>✅</w:t>
+            </w:r>
+            <w:r>
+              <w:t xml:space="preserve"> 有序</w:t>
+            </w:r>
+          </w:p>
+        </w:tc>
+        <w:tc>
+          <w:tcPr>
+            <w:tcW w:w="0" w:type="auto"/>
+            <w:vAlign w:val="center"/>
+            <w:hideMark/>
+          </w:tcPr>
+          <w:p>
+            <w:r>
+              <w:rPr>
+                <w:rFonts w:ascii="Segoe UI Emoji" w:hAnsi="Segoe UI Emoji" w:cs="Segoe UI Emoji"/>
+              </w:rPr>
+              <w:t>❌</w:t>
+            </w:r>
+            <w:r>
+              <w:t xml:space="preserve"> 无序</w:t>
+            </w:r>
+          </w:p>
+        </w:tc>
+        <w:tc>
+          <w:tcPr>
+            <w:tcW w:w="0" w:type="auto"/>
+            <w:vAlign w:val="center"/>
+            <w:hideMark/>
+          </w:tcPr>
+          <w:p>
+            <w:r>
+              <w:t>需要顺序的用TCP</w:t>
+            </w:r>
+          </w:p>
+        </w:tc>
+      </w:tr>
+      <w:tr>
+        <w:trPr>
+          <w:tblCellSpacing w:w="15" w:type="dxa"/>
+        </w:trPr>
+        <w:tc>
+          <w:tcPr>
+            <w:tcW w:w="0" w:type="auto"/>
+            <w:vAlign w:val="center"/>
+            <w:hideMark/>
+          </w:tcPr>
+          <w:p>
+            <w:r>
+              <w:rPr>
+                <w:b/>
+                <w:bCs/>
+              </w:rPr>
+              <w:t>连接</w:t>
+            </w:r>
+            <w:r>
+              <w:rPr>
+                <w:rFonts w:ascii="Times New Roman" w:hAnsi="Times New Roman" w:cs="Times New Roman"/>
+              </w:rPr>
+              <w:t>​</w:t>
+            </w:r>
+          </w:p>
+        </w:tc>
+        <w:tc>
+          <w:tcPr>
+            <w:tcW w:w="0" w:type="auto"/>
+            <w:vAlign w:val="center"/>
+            <w:hideMark/>
+          </w:tcPr>
+          <w:p>
+            <w:r>
+              <w:t>需要连接</w:t>
+            </w:r>
+          </w:p>
+        </w:tc>
+        <w:tc>
+          <w:tcPr>
+            <w:tcW w:w="0" w:type="auto"/>
+            <w:vAlign w:val="center"/>
+            <w:hideMark/>
+          </w:tcPr>
+          <w:p>
+            <w:r>
+              <w:t>无连接</w:t>
+            </w:r>
+          </w:p>
+        </w:tc>
+        <w:tc>
+          <w:tcPr>
+            <w:tcW w:w="0" w:type="auto"/>
+            <w:vAlign w:val="center"/>
+            <w:hideMark/>
+          </w:tcPr>
+          <w:p>
+            <w:r>
+              <w:t>频繁小数据用UDP</w:t>
+            </w:r>
+          </w:p>
+        </w:tc>
+      </w:tr>
+      <w:tr>
+        <w:trPr>
+          <w:tblCellSpacing w:w="15" w:type="dxa"/>
+        </w:trPr>
+        <w:tc>
+          <w:tcPr>
+            <w:tcW w:w="0" w:type="auto"/>
+            <w:vAlign w:val="center"/>
+            <w:hideMark/>
+          </w:tcPr>
+          <w:p>
+            <w:r>
+              <w:rPr>
+                <w:b/>
+                <w:bCs/>
+              </w:rPr>
+              <w:t>头部</w:t>
+            </w:r>
+            <w:r>
+              <w:rPr>
+                <w:rFonts w:ascii="Times New Roman" w:hAnsi="Times New Roman" w:cs="Times New Roman"/>
+              </w:rPr>
+              <w:t>​</w:t>
+            </w:r>
+          </w:p>
+        </w:tc>
+        <w:tc>
+          <w:tcPr>
+            <w:tcW w:w="0" w:type="auto"/>
+            <w:vAlign w:val="center"/>
+            <w:hideMark/>
+          </w:tcPr>
+          <w:p>
+            <w:r>
+              <w:t>20-60字节</w:t>
+            </w:r>
+          </w:p>
+        </w:tc>
+        <w:tc>
+          <w:tcPr>
+            <w:tcW w:w="0" w:type="auto"/>
+            <w:vAlign w:val="center"/>
+            <w:hideMark/>
+          </w:tcPr>
+          <w:p>
+            <w:r>
+              <w:t>8字节</w:t>
+            </w:r>
+          </w:p>
+        </w:tc>
+        <w:tc>
+          <w:tcPr>
+            <w:tcW w:w="0" w:type="auto"/>
+            <w:vAlign w:val="center"/>
+            <w:hideMark/>
+          </w:tcPr>
+          <w:p>
+            <w:r>
+              <w:t>带宽敏感用UDP</w:t>
+            </w:r>
+          </w:p>
+        </w:tc>
+      </w:tr>
+      <w:tr>
+        <w:trPr>
+          <w:tblCellSpacing w:w="15" w:type="dxa"/>
+        </w:trPr>
+        <w:tc>
+          <w:tcPr>
+            <w:tcW w:w="0" w:type="auto"/>
+            <w:vAlign w:val="center"/>
+            <w:hideMark/>
+          </w:tcPr>
+          <w:p>
+            <w:r>
+              <w:rPr>
+                <w:b/>
+                <w:bCs/>
+              </w:rPr>
+              <w:t>控制</w:t>
+            </w:r>
+            <w:r>
+              <w:rPr>
+                <w:rFonts w:ascii="Times New Roman" w:hAnsi="Times New Roman" w:cs="Times New Roman"/>
+              </w:rPr>
+              <w:t>​</w:t>
+            </w:r>
+          </w:p>
+        </w:tc>
+        <w:tc>
+          <w:tcPr>
+            <w:tcW w:w="0" w:type="auto"/>
+            <w:vAlign w:val="center"/>
+            <w:hideMark/>
+          </w:tcPr>
+          <w:p>
+            <w:r>
+              <w:t>复杂控制</w:t>
+            </w:r>
+          </w:p>
+        </w:tc>
+        <w:tc>
+          <w:tcPr>
+            <w:tcW w:w="0" w:type="auto"/>
+            <w:vAlign w:val="center"/>
+            <w:hideMark/>
+          </w:tcPr>
+          <w:p>
+            <w:r>
+              <w:t>简单</w:t>
+            </w:r>
+          </w:p>
+        </w:tc>
+        <w:tc>
+          <w:tcPr>
+            <w:tcW w:w="0" w:type="auto"/>
+            <w:vAlign w:val="center"/>
+            <w:hideMark/>
+          </w:tcPr>
+          <w:p>
+            <w:r>
+              <w:t>简单应用用UDP</w:t>
+            </w:r>
+          </w:p>
+        </w:tc>
+      </w:tr>
+    </w:tbl>
+    <w:p/>
+    <w:tbl>
+      <w:tblPr>
+        <w:tblW w:w="0" w:type="auto"/>
+        <w:tblCellSpacing w:w="15" w:type="dxa"/>
+        <w:tblCellMar>
+          <w:top w:w="15" w:type="dxa"/>
+          <w:left w:w="15" w:type="dxa"/>
+          <w:bottom w:w="15" w:type="dxa"/>
+          <w:right w:w="15" w:type="dxa"/>
+        </w:tblCellMar>
+        <w:tblLook w:val="04A0" w:firstRow="1" w:lastRow="0" w:firstColumn="1" w:lastColumn="0" w:noHBand="0" w:noVBand="1"/>
+      </w:tblPr>
+      <w:tblGrid>
+        <w:gridCol w:w="1125"/>
+        <w:gridCol w:w="2046"/>
+        <w:gridCol w:w="2527"/>
+        <w:gridCol w:w="1869"/>
+      </w:tblGrid>
+      <w:tr>
+        <w:trPr>
+          <w:tblHeader/>
+          <w:tblCellSpacing w:w="15" w:type="dxa"/>
+        </w:trPr>
+        <w:tc>
+          <w:tcPr>
+            <w:tcW w:w="0" w:type="auto"/>
+            <w:vAlign w:val="center"/>
+            <w:hideMark/>
+          </w:tcPr>
+          <w:p>
+            <w:pPr>
+              <w:rPr>
+                <w:b/>
+                <w:bCs/>
+              </w:rPr>
+            </w:pPr>
+            <w:r>
+              <w:rPr>
+                <w:b/>
+                <w:bCs/>
+              </w:rPr>
+              <w:t>特性</w:t>
+            </w:r>
+          </w:p>
+        </w:tc>
+        <w:tc>
+          <w:tcPr>
+            <w:tcW w:w="0" w:type="auto"/>
+            <w:vAlign w:val="center"/>
+            <w:hideMark/>
+          </w:tcPr>
+          <w:p>
+            <w:pPr>
+              <w:rPr>
+                <w:b/>
+                <w:bCs/>
+              </w:rPr>
+            </w:pPr>
+            <w:r>
+              <w:rPr>
+                <w:b/>
+                <w:bCs/>
+              </w:rPr>
+              <w:t>HTTP/1.1</w:t>
+            </w:r>
+          </w:p>
+        </w:tc>
+        <w:tc>
+          <w:tcPr>
+            <w:tcW w:w="0" w:type="auto"/>
+            <w:vAlign w:val="center"/>
+            <w:hideMark/>
+          </w:tcPr>
+          <w:p>
+            <w:pPr>
+              <w:rPr>
+                <w:b/>
+                <w:bCs/>
+              </w:rPr>
+            </w:pPr>
+            <w:r>
+              <w:rPr>
+                <w:b/>
+                <w:bCs/>
+              </w:rPr>
+              <w:t>HTTP/2</w:t>
+            </w:r>
+          </w:p>
+        </w:tc>
+        <w:tc>
+          <w:tcPr>
+            <w:tcW w:w="0" w:type="auto"/>
+            <w:vAlign w:val="center"/>
+            <w:hideMark/>
+          </w:tcPr>
+          <w:p>
+            <w:pPr>
+              <w:rPr>
+                <w:b/>
+                <w:bCs/>
+              </w:rPr>
+            </w:pPr>
+            <w:r>
+              <w:rPr>
+                <w:b/>
+                <w:bCs/>
+              </w:rPr>
+              <w:t>HTTP/3</w:t>
+            </w:r>
+          </w:p>
+        </w:tc>
+      </w:tr>
+      <w:tr>
+        <w:trPr>
+          <w:tblCellSpacing w:w="15" w:type="dxa"/>
+        </w:trPr>
+        <w:tc>
+          <w:tcPr>
+            <w:tcW w:w="0" w:type="auto"/>
+            <w:vAlign w:val="center"/>
+            <w:hideMark/>
+          </w:tcPr>
+          <w:p>
+            <w:r>
+              <w:rPr>
+                <w:b/>
+                <w:bCs/>
+              </w:rPr>
+              <w:t>发布时间</w:t>
+            </w:r>
+            <w:r>
+              <w:rPr>
+                <w:rFonts w:ascii="Times New Roman" w:hAnsi="Times New Roman" w:cs="Times New Roman"/>
+              </w:rPr>
+              <w:t>​</w:t>
+            </w:r>
+          </w:p>
+        </w:tc>
+        <w:tc>
+          <w:tcPr>
+            <w:tcW w:w="0" w:type="auto"/>
+            <w:vAlign w:val="center"/>
+            <w:hideMark/>
+          </w:tcPr>
+          <w:p>
+            <w:r>
+              <w:t>1997年</w:t>
+            </w:r>
+          </w:p>
+        </w:tc>
+        <w:tc>
+          <w:tcPr>
+            <w:tcW w:w="0" w:type="auto"/>
+            <w:vAlign w:val="center"/>
+            <w:hideMark/>
+          </w:tcPr>
+          <w:p>
+            <w:r>
+              <w:t>2015年</w:t>
+            </w:r>
+          </w:p>
+        </w:tc>
+        <w:tc>
+          <w:tcPr>
+            <w:tcW w:w="0" w:type="auto"/>
+            <w:vAlign w:val="center"/>
+            <w:hideMark/>
+          </w:tcPr>
+          <w:p>
+            <w:r>
+              <w:t>2020年</w:t>
+            </w:r>
+          </w:p>
+        </w:tc>
+      </w:tr>
+      <w:tr>
+        <w:trPr>
+          <w:tblCellSpacing w:w="15" w:type="dxa"/>
+        </w:trPr>
+        <w:tc>
+          <w:tcPr>
+            <w:tcW w:w="0" w:type="auto"/>
+            <w:vAlign w:val="center"/>
+            <w:hideMark/>
+          </w:tcPr>
+          <w:p>
+            <w:r>
+              <w:rPr>
+                <w:b/>
+                <w:bCs/>
+              </w:rPr>
+              <w:t>底层协议</w:t>
+            </w:r>
+            <w:r>
+              <w:rPr>
+                <w:rFonts w:ascii="Times New Roman" w:hAnsi="Times New Roman" w:cs="Times New Roman"/>
+              </w:rPr>
+              <w:t>​</w:t>
+            </w:r>
+          </w:p>
+        </w:tc>
+        <w:tc>
+          <w:tcPr>
+            <w:tcW w:w="0" w:type="auto"/>
+            <w:vAlign w:val="center"/>
+            <w:hideMark/>
+          </w:tcPr>
+          <w:p>
+            <w:r>
+              <w:t>TCP</w:t>
+            </w:r>
+          </w:p>
+        </w:tc>
+        <w:tc>
+          <w:tcPr>
+            <w:tcW w:w="0" w:type="auto"/>
+            <w:vAlign w:val="center"/>
+            <w:hideMark/>
+          </w:tcPr>
+          <w:p>
+            <w:r>
+              <w:t>TCP</w:t>
+            </w:r>
+          </w:p>
+        </w:tc>
+        <w:tc>
+          <w:tcPr>
+            <w:tcW w:w="0" w:type="auto"/>
+            <w:vAlign w:val="center"/>
+            <w:hideMark/>
+          </w:tcPr>
+          <w:p>
+            <w:r>
+              <w:t>QUIC (基于UDP)</w:t>
+            </w:r>
+          </w:p>
+        </w:tc>
+      </w:tr>
+      <w:tr>
+        <w:trPr>
+          <w:tblCellSpacing w:w="15" w:type="dxa"/>
+        </w:trPr>
+        <w:tc>
+          <w:tcPr>
+            <w:tcW w:w="0" w:type="auto"/>
+            <w:vAlign w:val="center"/>
+            <w:hideMark/>
+          </w:tcPr>
+          <w:p>
+            <w:r>
+              <w:rPr>
+                <w:b/>
+                <w:bCs/>
+              </w:rPr>
+              <w:t>连接复用</w:t>
+            </w:r>
+            <w:r>
+              <w:rPr>
+                <w:rFonts w:ascii="Times New Roman" w:hAnsi="Times New Roman" w:cs="Times New Roman"/>
+              </w:rPr>
+              <w:t>​</w:t>
+            </w:r>
+          </w:p>
+        </w:tc>
+        <w:tc>
+          <w:tcPr>
+            <w:tcW w:w="0" w:type="auto"/>
+            <w:vAlign w:val="center"/>
+            <w:hideMark/>
+          </w:tcPr>
+          <w:p>
+            <w:r>
+              <w:t>有限（管道化）</w:t>
+            </w:r>
+          </w:p>
+        </w:tc>
+        <w:tc>
+          <w:tcPr>
+            <w:tcW w:w="0" w:type="auto"/>
+            <w:vAlign w:val="center"/>
+            <w:hideMark/>
+          </w:tcPr>
+          <w:p>
+            <w:r>
+              <w:t>多路复用（Streams）</w:t>
+            </w:r>
+          </w:p>
+        </w:tc>
+        <w:tc>
+          <w:tcPr>
+            <w:tcW w:w="0" w:type="auto"/>
+            <w:vAlign w:val="center"/>
+            <w:hideMark/>
+          </w:tcPr>
+          <w:p>
+            <w:r>
+              <w:t>改进的多路复用</w:t>
+            </w:r>
+          </w:p>
+        </w:tc>
+      </w:tr>
+      <w:tr>
+        <w:trPr>
+          <w:tblCellSpacing w:w="15" w:type="dxa"/>
+        </w:trPr>
+        <w:tc>
+          <w:tcPr>
+            <w:tcW w:w="0" w:type="auto"/>
+            <w:vAlign w:val="center"/>
+            <w:hideMark/>
+          </w:tcPr>
+          <w:p>
+            <w:r>
+              <w:rPr>
+                <w:b/>
+                <w:bCs/>
+              </w:rPr>
+              <w:t>队头阻塞</w:t>
+            </w:r>
+            <w:r>
+              <w:rPr>
+                <w:rFonts w:ascii="Times New Roman" w:hAnsi="Times New Roman" w:cs="Times New Roman"/>
+              </w:rPr>
+              <w:t>​</w:t>
+            </w:r>
+          </w:p>
+        </w:tc>
+        <w:tc>
+          <w:tcPr>
+            <w:tcW w:w="0" w:type="auto"/>
+            <w:vAlign w:val="center"/>
+            <w:hideMark/>
+          </w:tcPr>
+          <w:p>
+            <w:r>
+              <w:t>有（请求级别）</w:t>
+            </w:r>
+          </w:p>
+        </w:tc>
+        <w:tc>
+          <w:tcPr>
+            <w:tcW w:w="0" w:type="auto"/>
+            <w:vAlign w:val="center"/>
+            <w:hideMark/>
+          </w:tcPr>
+          <w:p>
+            <w:r>
+              <w:t>有（TCP级别）</w:t>
+            </w:r>
+          </w:p>
+        </w:tc>
+        <w:tc>
+          <w:tcPr>
+            <w:tcW w:w="0" w:type="auto"/>
+            <w:vAlign w:val="center"/>
+            <w:hideMark/>
+          </w:tcPr>
+          <w:p>
+            <w:r>
+              <w:t>无（QUIC流独立）</w:t>
+            </w:r>
+          </w:p>
+        </w:tc>
+      </w:tr>
+      <w:tr>
+        <w:trPr>
+          <w:tblCellSpacing w:w="15" w:type="dxa"/>
+        </w:trPr>
+        <w:tc>
+          <w:tcPr>
+            <w:tcW w:w="0" w:type="auto"/>
+            <w:vAlign w:val="center"/>
+            <w:hideMark/>
+          </w:tcPr>
+          <w:p>
+            <w:r>
+              <w:rPr>
+                <w:b/>
+                <w:bCs/>
+              </w:rPr>
+              <w:t>头部压缩</w:t>
+            </w:r>
+            <w:r>
+              <w:rPr>
+                <w:rFonts w:ascii="Times New Roman" w:hAnsi="Times New Roman" w:cs="Times New Roman"/>
+              </w:rPr>
+              <w:t>​</w:t>
+            </w:r>
+          </w:p>
+        </w:tc>
+        <w:tc>
+          <w:tcPr>
+            <w:tcW w:w="0" w:type="auto"/>
+            <w:vAlign w:val="center"/>
+            <w:hideMark/>
+          </w:tcPr>
+          <w:p>
+            <w:r>
+              <w:t>无（纯文本）</w:t>
+            </w:r>
+          </w:p>
+        </w:tc>
+        <w:tc>
+          <w:tcPr>
+            <w:tcW w:w="0" w:type="auto"/>
+            <w:vAlign w:val="center"/>
+            <w:hideMark/>
+          </w:tcPr>
+          <w:p>
+            <w:r>
+              <w:t>HPACK</w:t>
+            </w:r>
+          </w:p>
+        </w:tc>
+        <w:tc>
+          <w:tcPr>
+            <w:tcW w:w="0" w:type="auto"/>
+            <w:vAlign w:val="center"/>
+            <w:hideMark/>
+          </w:tcPr>
+          <w:p>
+            <w:r>
+              <w:t>QPACK</w:t>
+            </w:r>
+          </w:p>
+        </w:tc>
+      </w:tr>
+      <w:tr>
+        <w:trPr>
+          <w:tblCellSpacing w:w="15" w:type="dxa"/>
+        </w:trPr>
+        <w:tc>
+          <w:tcPr>
+            <w:tcW w:w="0" w:type="auto"/>
+            <w:vAlign w:val="center"/>
+            <w:hideMark/>
+          </w:tcPr>
+          <w:p>
+            <w:r>
+              <w:rPr>
+                <w:b/>
+                <w:bCs/>
+              </w:rPr>
+              <w:t>服务器推送</w:t>
+            </w:r>
+            <w:r>
+              <w:rPr>
+                <w:rFonts w:ascii="Times New Roman" w:hAnsi="Times New Roman" w:cs="Times New Roman"/>
+              </w:rPr>
+              <w:t>​</w:t>
+            </w:r>
+          </w:p>
+        </w:tc>
+        <w:tc>
+          <w:tcPr>
+            <w:tcW w:w="0" w:type="auto"/>
+            <w:vAlign w:val="center"/>
+            <w:hideMark/>
+          </w:tcPr>
+          <w:p>
+            <w:r>
+              <w:t>不支持</w:t>
+            </w:r>
+          </w:p>
+        </w:tc>
+        <w:tc>
+          <w:tcPr>
+            <w:tcW w:w="0" w:type="auto"/>
+            <w:vAlign w:val="center"/>
+            <w:hideMark/>
+          </w:tcPr>
+          <w:p>
+            <w:r>
+              <w:t>支持</w:t>
+            </w:r>
+          </w:p>
+        </w:tc>
+        <w:tc>
+          <w:tcPr>
+            <w:tcW w:w="0" w:type="auto"/>
+            <w:vAlign w:val="center"/>
+            <w:hideMark/>
+          </w:tcPr>
+          <w:p>
+            <w:r>
+              <w:t>支持（有变化）</w:t>
+            </w:r>
+          </w:p>
+        </w:tc>
+      </w:tr>
+      <w:tr>
+        <w:trPr>
+          <w:tblCellSpacing w:w="15" w:type="dxa"/>
+        </w:trPr>
+        <w:tc>
+          <w:tcPr>
+            <w:tcW w:w="0" w:type="auto"/>
+            <w:vAlign w:val="center"/>
+            <w:hideMark/>
+          </w:tcPr>
+          <w:p>
+            <w:r>
+              <w:rPr>
+                <w:b/>
+                <w:bCs/>
+              </w:rPr>
+              <w:t>连接建立</w:t>
+            </w:r>
+            <w:r>
+              <w:rPr>
+                <w:rFonts w:ascii="Times New Roman" w:hAnsi="Times New Roman" w:cs="Times New Roman"/>
+              </w:rPr>
+              <w:t>​</w:t>
+            </w:r>
+          </w:p>
+        </w:tc>
+        <w:tc>
+          <w:tcPr>
+            <w:tcW w:w="0" w:type="auto"/>
+            <w:vAlign w:val="center"/>
+            <w:hideMark/>
+          </w:tcPr>
+          <w:p>
+            <w:r>
+              <w:t>3次握手+TLS握手</w:t>
+            </w:r>
+          </w:p>
+        </w:tc>
+        <w:tc>
+          <w:tcPr>
+            <w:tcW w:w="0" w:type="auto"/>
+            <w:vAlign w:val="center"/>
+            <w:hideMark/>
+          </w:tcPr>
+          <w:p>
+            <w:r>
+              <w:t>3次握手+TLS握手</w:t>
+            </w:r>
+          </w:p>
+        </w:tc>
+        <w:tc>
+          <w:tcPr>
+            <w:tcW w:w="0" w:type="auto"/>
+            <w:vAlign w:val="center"/>
+            <w:hideMark/>
+          </w:tcPr>
+          <w:p>
+            <w:r>
+              <w:t>0-RTT/1-RTT</w:t>
+            </w:r>
+          </w:p>
+        </w:tc>
+      </w:tr>
+      <w:tr>
+        <w:trPr>
+          <w:tblCellSpacing w:w="15" w:type="dxa"/>
+        </w:trPr>
+        <w:tc>
+          <w:tcPr>
+            <w:tcW w:w="0" w:type="auto"/>
+            <w:vAlign w:val="center"/>
+            <w:hideMark/>
+          </w:tcPr>
+          <w:p>
+            <w:r>
+              <w:rPr>
+                <w:b/>
+                <w:bCs/>
+              </w:rPr>
+              <w:t>安全要求</w:t>
+            </w:r>
+            <w:r>
+              <w:rPr>
+                <w:rFonts w:ascii="Times New Roman" w:hAnsi="Times New Roman" w:cs="Times New Roman"/>
+              </w:rPr>
+              <w:t>​</w:t>
+            </w:r>
+          </w:p>
+        </w:tc>
+        <w:tc>
+          <w:tcPr>
+            <w:tcW w:w="0" w:type="auto"/>
+            <w:vAlign w:val="center"/>
+            <w:hideMark/>
+          </w:tcPr>
+          <w:p>
+            <w:r>
+              <w:t>可选（HTTP/HTTPS）</w:t>
+            </w:r>
+          </w:p>
+        </w:tc>
+        <w:tc>
+          <w:tcPr>
+            <w:tcW w:w="0" w:type="auto"/>
+            <w:vAlign w:val="center"/>
+            <w:hideMark/>
+          </w:tcPr>
+          <w:p>
+            <w:r>
+              <w:t>非强制但主流实现需要TLS</w:t>
+            </w:r>
+          </w:p>
+        </w:tc>
+        <w:tc>
+          <w:tcPr>
+            <w:tcW w:w="0" w:type="auto"/>
+            <w:vAlign w:val="center"/>
+            <w:hideMark/>
+          </w:tcPr>
+          <w:p>
+            <w:r>
+              <w:t>强制TLS 1.3+</w:t>
+            </w:r>
+          </w:p>
+        </w:tc>
+      </w:tr>
+      <w:tr>
+        <w:trPr>
+          <w:tblCellSpacing w:w="15" w:type="dxa"/>
+        </w:trPr>
+        <w:tc>
+          <w:tcPr>
+            <w:tcW w:w="0" w:type="auto"/>
+            <w:vAlign w:val="center"/>
+            <w:hideMark/>
+          </w:tcPr>
+          <w:p>
+            <w:r>
+              <w:rPr>
+                <w:b/>
+                <w:bCs/>
+              </w:rPr>
+              <w:t>二进制传输</w:t>
+            </w:r>
+            <w:r>
+              <w:rPr>
+                <w:rFonts w:ascii="Times New Roman" w:hAnsi="Times New Roman" w:cs="Times New Roman"/>
+              </w:rPr>
+              <w:t>​</w:t>
+            </w:r>
+          </w:p>
+        </w:tc>
+        <w:tc>
+          <w:tcPr>
+            <w:tcW w:w="0" w:type="auto"/>
+            <w:vAlign w:val="center"/>
+            <w:hideMark/>
+          </w:tcPr>
+          <w:p>
+            <w:r>
+              <w:t>否（文本协议）</w:t>
+            </w:r>
+          </w:p>
+        </w:tc>
+        <w:tc>
+          <w:tcPr>
+            <w:tcW w:w="0" w:type="auto"/>
+            <w:vAlign w:val="center"/>
+            <w:hideMark/>
+          </w:tcPr>
+          <w:p>
+            <w:r>
+              <w:t>是（二进制分帧）</w:t>
+            </w:r>
+          </w:p>
+        </w:tc>
+        <w:tc>
+          <w:tcPr>
+            <w:tcW w:w="0" w:type="auto"/>
+            <w:vAlign w:val="center"/>
+            <w:hideMark/>
+          </w:tcPr>
+          <w:p>
+            <w:r>
+              <w:t>是（QUIC帧）</w:t>
+            </w:r>
+          </w:p>
+        </w:tc>
+      </w:tr>
+      <w:tr>
+        <w:trPr>
+          <w:tblCellSpacing w:w="15" w:type="dxa"/>
+        </w:trPr>
+        <w:tc>
+          <w:tcPr>
+            <w:tcW w:w="0" w:type="auto"/>
+            <w:vAlign w:val="center"/>
+          </w:tcPr>
+          <w:p>
+            <w:pPr>
+              <w:rPr>
+                <w:rFonts w:hint="eastAsia"/>
+              </w:rPr>
+            </w:pPr>
+          </w:p>
+        </w:tc>
+        <w:tc>
+          <w:tcPr>
+            <w:tcW w:w="0" w:type="auto"/>
+            <w:vAlign w:val="center"/>
+          </w:tcPr>
+          <w:p/>
+        </w:tc>
+        <w:tc>
+          <w:tcPr>
+            <w:tcW w:w="0" w:type="auto"/>
+            <w:vAlign w:val="center"/>
+          </w:tcPr>
+          <w:p/>
+        </w:tc>
+        <w:tc>
+          <w:tcPr>
+            <w:tcW w:w="0" w:type="auto"/>
+            <w:vAlign w:val="center"/>
+          </w:tcPr>
+          <w:p/>
+        </w:tc>
+      </w:tr>
+    </w:tbl>
+    <w:p>
+      <w:r>
+        <w:rPr>
+          <w:rFonts w:hint="eastAsia"/>
+        </w:rPr>
+        <w:t>const app = express();</w:t>
+      </w:r>
+    </w:p>
+    <w:p>
+      <w:r>
+        <w:rPr>
+          <w:rFonts w:hint="eastAsia"/>
+        </w:rPr>
+        <w:t>app.listen(PORT,()=&gt;{})</w:t>
+      </w:r>
+    </w:p>
+    <w:p>
+      <w:r>
+        <w:rPr>
+          <w:rFonts w:hint="eastAsia"/>
+        </w:rPr>
+        <w:t>创建服务器</w:t>
+      </w:r>
+    </w:p>
+    <w:p/>
+    <w:p/>
+    <w:p>
+      <w:r>
+        <w:rPr>
+          <w:rFonts w:hint="eastAsia"/>
+        </w:rPr>
+        <w:t>http1.1、http2使用TCP，http3使用QUIC＋UDP</w:t>
+      </w:r>
+    </w:p>
+    <w:p>
+      <w:r>
+        <w:rPr>
+          <w:rFonts w:hint="eastAsia"/>
+        </w:rPr>
+        <w:t>版本由浏览器和服务端决定</w:t>
+      </w:r>
+    </w:p>
+    <w:p/>
+    <w:tbl>
+      <w:tblPr>
+        <w:tblStyle w:val="af2"/>
+        <w:tblW w:w="0" w:type="auto"/>
+        <w:tblLook w:val="04A0" w:firstRow="1" w:lastRow="0" w:firstColumn="1" w:lastColumn="0" w:noHBand="0" w:noVBand="1"/>
+      </w:tblPr>
+      <w:tblGrid>
+        <w:gridCol w:w="8296"/>
+      </w:tblGrid>
+      <w:tr>
+        <w:tc>
+          <w:tcPr>
+            <w:tcW w:w="8296" w:type="dxa"/>
+          </w:tcPr>
+          <w:p>
+            <w:pPr>
+              <w:rPr>
+                <w:rFonts w:hint="eastAsia"/>
+              </w:rPr>
+            </w:pPr>
+            <w:r>
+              <w:rPr>
+                <w:rFonts w:hint="eastAsia"/>
+              </w:rPr>
+              <w:t>import http from "http"</w:t>
+            </w:r>
+          </w:p>
+          <w:p>
+            <w:pPr>
+              <w:rPr>
+                <w:rFonts w:hint="eastAsia"/>
+              </w:rPr>
+            </w:pPr>
+            <w:r>
+              <w:rPr>
+                <w:rFonts w:hint="eastAsia"/>
+              </w:rPr>
+              <w:t>const server = http.createServer((req, res) =&gt; {</w:t>
+            </w:r>
+          </w:p>
+          <w:p>
+            <w:pPr>
+              <w:rPr>
+                <w:rFonts w:hint="eastAsia"/>
+              </w:rPr>
+            </w:pPr>
+            <w:r>
+              <w:rPr>
+                <w:rFonts w:hint="eastAsia"/>
+              </w:rPr>
+              <w:t xml:space="preserve">  res.writeHead(200, { "Content-Type": "text/plain" })</w:t>
+            </w:r>
+          </w:p>
+          <w:p>
+            <w:pPr>
+              <w:rPr>
+                <w:rFonts w:hint="eastAsia"/>
+              </w:rPr>
+            </w:pPr>
+            <w:r>
+              <w:rPr>
+                <w:rFonts w:hint="eastAsia"/>
+              </w:rPr>
+              <w:t xml:space="preserve">  res.end("Hello HTTP/1.1\n")</w:t>
+            </w:r>
+          </w:p>
+          <w:p>
+            <w:pPr>
+              <w:rPr>
+                <w:rFonts w:hint="eastAsia"/>
+              </w:rPr>
+            </w:pPr>
+            <w:r>
+              <w:rPr>
+                <w:rFonts w:hint="eastAsia"/>
+              </w:rPr>
+              <w:t>})</w:t>
+            </w:r>
+          </w:p>
+          <w:p>
+            <w:pPr>
+              <w:rPr>
+                <w:rFonts w:hint="eastAsia"/>
+              </w:rPr>
+            </w:pPr>
+            <w:r>
+              <w:rPr>
+                <w:rFonts w:hint="eastAsia"/>
+              </w:rPr>
+              <w:t>server.listen(3000)</w:t>
+            </w:r>
+          </w:p>
+        </w:tc>
+      </w:tr>
+      <w:tr>
+        <w:tc>
+          <w:tcPr>
+            <w:tcW w:w="8296" w:type="dxa"/>
+          </w:tcPr>
+          <w:p>
+            <w:pPr>
+              <w:rPr>
+                <w:rFonts w:hint="eastAsia"/>
+              </w:rPr>
+            </w:pPr>
+            <w:r>
+              <w:rPr>
+                <w:rFonts w:hint="eastAsia"/>
+              </w:rPr>
+              <w:t>import http2 from "http2"</w:t>
+            </w:r>
+          </w:p>
+          <w:p>
+            <w:pPr>
+              <w:rPr>
+                <w:rFonts w:hint="eastAsia"/>
+              </w:rPr>
+            </w:pPr>
+            <w:r>
+              <w:rPr>
+                <w:rFonts w:hint="eastAsia"/>
+              </w:rPr>
+              <w:t>const server = http2.createServer((req, res) =&gt; {</w:t>
+            </w:r>
+          </w:p>
+          <w:p>
+            <w:pPr>
+              <w:rPr>
+                <w:rFonts w:hint="eastAsia"/>
+              </w:rPr>
+            </w:pPr>
+            <w:r>
+              <w:rPr>
+                <w:rFonts w:hint="eastAsia"/>
+              </w:rPr>
+              <w:t xml:space="preserve">  res.stream.respond({ ":status": 200, "content-type": "text/plain" })</w:t>
+            </w:r>
+          </w:p>
+          <w:p>
+            <w:pPr>
+              <w:rPr>
+                <w:rFonts w:hint="eastAsia"/>
+              </w:rPr>
+            </w:pPr>
+            <w:r>
+              <w:rPr>
+                <w:rFonts w:hint="eastAsia"/>
+              </w:rPr>
+              <w:t xml:space="preserve">  res.stream.end("Hello HTTP/2")</w:t>
+            </w:r>
+          </w:p>
+          <w:p>
+            <w:pPr>
+              <w:rPr>
+                <w:rFonts w:hint="eastAsia"/>
+              </w:rPr>
+            </w:pPr>
+            <w:r>
+              <w:rPr>
+                <w:rFonts w:hint="eastAsia"/>
+              </w:rPr>
+              <w:t>})</w:t>
+            </w:r>
+          </w:p>
+          <w:p>
+            <w:pPr>
+              <w:rPr>
+                <w:rFonts w:hint="eastAsia"/>
+              </w:rPr>
+            </w:pPr>
+            <w:r>
+              <w:rPr>
+                <w:rFonts w:hint="eastAsia"/>
+              </w:rPr>
+              <w:t>server.listen(3000)</w:t>
+            </w:r>
+          </w:p>
+        </w:tc>
+      </w:tr>
+    </w:tbl>
+    <w:p>
+      <w:pPr>
+        <w:rPr>
+          <w:rFonts w:hint="eastAsia"/>
+        </w:rPr>
+      </w:pPr>
+      <w:r>
+        <w:rPr>
+          <w:rFonts w:hint="eastAsia"/>
+        </w:rPr>
+        <w:t>现在node不支持3</w:t>
+      </w:r>
+    </w:p>
+    <w:p>
+      <w:pPr>
+        <w:rPr>
+          <w:rFonts w:hint="eastAsia"/>
+        </w:rPr>
+      </w:pPr>
+    </w:p>
+    <w:p>
+      <w:r>
+        <w:rPr>
+          <w:rFonts w:hint="eastAsia"/>
+        </w:rPr>
+        <w:t>各自功能，</w:t>
+      </w:r>
+    </w:p>
+    <w:p/>
+    <w:p>
+      <w:r>
+        <w:rPr>
+          <w:noProof/>
+        </w:rPr>
+        <w:drawing>
+          <wp:inline distT="0" distB="0" distL="0" distR="0" wp14:anchorId="4E806D36" wp14:editId="56D08D16">
+            <wp:extent cx="5274310" cy="1643380"/>
+            <wp:effectExtent l="0" t="0" r="2540" b="0"/>
+            <wp:docPr id="971680402" name="图片 1"/>
+            <wp:cNvGraphicFramePr>
+              <a:graphicFrameLocks xmlns:a="http://schemas.openxmlformats.org/drawingml/2006/main" noChangeAspect="1"/>
+            </wp:cNvGraphicFramePr>
+            <a:graphic xmlns:a="http://schemas.openxmlformats.org/drawingml/2006/main">
+              <a:graphicData uri="http://schemas.openxmlformats.org/drawingml/2006/picture">
+                <pic:pic xmlns:pic="http://schemas.openxmlformats.org/drawingml/2006/picture">
+                  <pic:nvPicPr>
+                    <pic:cNvPr id="0" name="Picture 1"/>
+                    <pic:cNvPicPr>
+                      <a:picLocks noChangeAspect="1" noChangeArrowheads="1"/>
+                    </pic:cNvPicPr>
+                  </pic:nvPicPr>
+                  <pic:blipFill>
+                    <a:blip r:embed="rId10">
+                      <a:extLst>
+                        <a:ext uri="{28A0092B-C50C-407E-A947-70E740481C1C}">
+                          <a14:useLocalDpi xmlns:a14="http://schemas.microsoft.com/office/drawing/2010/main" val="0"/>
+                        </a:ext>
+                      </a:extLst>
+                    </a:blip>
+                    <a:srcRect/>
+                    <a:stretch>
+                      <a:fillRect/>
+                    </a:stretch>
+                  </pic:blipFill>
+                  <pic:spPr bwMode="auto">
+                    <a:xfrm>
+                      <a:off x="0" y="0"/>
+                      <a:ext cx="5274310" cy="1643380"/>
+                    </a:xfrm>
+                    <a:prstGeom prst="rect">
+                      <a:avLst/>
+                    </a:prstGeom>
+                    <a:noFill/>
+                    <a:ln>
+                      <a:noFill/>
+                    </a:ln>
+                  </pic:spPr>
+                </pic:pic>
+              </a:graphicData>
+            </a:graphic>
+          </wp:inline>
+        </w:drawing>
+      </w:r>
+    </w:p>
+    <w:p/>
+    <w:p>
+      <w:r>
+        <w:rPr>
+          <w:rFonts w:hint="eastAsia"/>
+        </w:rPr>
+        <w:t>IP两个功能：封装，寻址</w:t>
+      </w:r>
+    </w:p>
+    <w:p>
+      <w:pPr>
+        <w:rPr>
+          <w:rFonts w:hint="eastAsia"/>
+        </w:rPr>
+      </w:pPr>
+      <w:r>
+        <w:rPr>
+          <w:rFonts w:hint="eastAsia"/>
+        </w:rPr>
+        <w:t>L</w:t>
+      </w:r>
+      <w:r>
+        <w:rPr>
+          <w:rFonts w:hint="eastAsia"/>
+        </w:rPr>
+        <w:t>3</w:t>
+      </w:r>
+      <w:r>
+        <w:rPr>
+          <w:rFonts w:hint="eastAsia"/>
+        </w:rPr>
+        <w:t>第</w:t>
+      </w:r>
+      <w:r>
+        <w:rPr>
+          <w:rFonts w:hint="eastAsia"/>
+        </w:rPr>
+        <w:t>三</w:t>
+      </w:r>
+      <w:r>
+        <w:rPr>
+          <w:rFonts w:hint="eastAsia"/>
+        </w:rPr>
+        <w:t>层：</w:t>
+      </w:r>
+      <w:r>
+        <w:rPr>
+          <w:rFonts w:hint="eastAsia"/>
+        </w:rPr>
+        <w:t>网络</w:t>
+      </w:r>
+      <w:r>
+        <w:rPr>
+          <w:rFonts w:hint="eastAsia"/>
+        </w:rPr>
+        <w:t>层（</w:t>
+      </w:r>
+      <w:r>
+        <w:rPr>
+          <w:rFonts w:hint="eastAsia"/>
+        </w:rPr>
+        <w:t>Network</w:t>
+      </w:r>
+      <w:r>
+        <w:rPr>
+          <w:rFonts w:hint="eastAsia"/>
+        </w:rPr>
+        <w:t xml:space="preserve"> Layer）</w:t>
+      </w:r>
+    </w:p>
+    <w:p>
+      <w:pPr>
+        <w:rPr>
+          <w:rFonts w:hint="eastAsia"/>
+        </w:rPr>
+      </w:pPr>
+      <w:r>
+        <w:rPr>
+          <w:rFonts w:hint="eastAsia"/>
+          <w:highlight w:val="yellow"/>
+        </w:rPr>
+        <w:t>介质：</w:t>
+      </w:r>
+      <w:r>
+        <w:rPr>
+          <w:rFonts w:hint="eastAsia"/>
+        </w:rPr>
+        <w:t>各层路由器</w:t>
+      </w:r>
+    </w:p>
+    <w:p>
+      <w:r>
+        <w:rPr>
+          <w:rFonts w:hint="eastAsia"/>
+          <w:highlight w:val="yellow"/>
+        </w:rPr>
+        <w:t>协议：</w:t>
+      </w:r>
+      <w:r>
+        <w:rPr>
+          <w:rFonts w:hint="eastAsia"/>
+        </w:rPr>
+        <w:t>IP协议</w:t>
+      </w:r>
+    </w:p>
+    <w:p>
+      <w:r>
+        <w:rPr>
+          <w:rFonts w:hint="eastAsia"/>
+        </w:rPr>
+        <w:t>子网掩码判断两个ip是否在同一个局域网</w:t>
+      </w:r>
+    </w:p>
+    <w:p>
+      <w:pPr>
+        <w:rPr>
+          <w:rFonts w:hint="eastAsia"/>
+        </w:rPr>
+      </w:pPr>
+      <w:r>
+        <w:rPr>
+          <w:rFonts w:hint="eastAsia"/>
+        </w:rPr>
+        <w:t>若是不在统一局域网内，就会去光猫，</w:t>
+      </w:r>
+    </w:p>
+    <w:p/>
+    <w:p>
+      <w:pPr>
+        <w:rPr>
+          <w:rFonts w:hint="eastAsia"/>
+        </w:rPr>
+      </w:pPr>
+      <w:r>
+        <w:rPr>
+          <w:rFonts w:hint="eastAsia"/>
+        </w:rPr>
+        <w:t>第二层和第一层统称为以太网，定义了</w:t>
+      </w:r>
+    </w:p>
+    <w:p>
+      <w:pPr>
+        <w:rPr>
+          <w:rFonts w:hint="eastAsia"/>
+        </w:rPr>
+      </w:pPr>
+      <w:r>
+        <w:rPr>
+          <w:rFonts w:hint="eastAsia"/>
+        </w:rPr>
+        <w:t>L</w:t>
+      </w:r>
+      <w:r>
+        <w:rPr>
+          <w:rFonts w:hint="eastAsia"/>
+        </w:rPr>
+        <w:t>2</w:t>
+      </w:r>
+      <w:r>
+        <w:rPr>
+          <w:rFonts w:hint="eastAsia"/>
+        </w:rPr>
+        <w:t>第</w:t>
+      </w:r>
+      <w:r>
+        <w:rPr>
+          <w:rFonts w:hint="eastAsia"/>
+        </w:rPr>
+        <w:t>二</w:t>
+      </w:r>
+      <w:r>
+        <w:rPr>
+          <w:rFonts w:hint="eastAsia"/>
+        </w:rPr>
+        <w:t>层：</w:t>
+      </w:r>
+      <w:r>
+        <w:rPr>
+          <w:rFonts w:hint="eastAsia"/>
+        </w:rPr>
+        <w:t>数据链路</w:t>
+      </w:r>
+      <w:r>
+        <w:rPr>
+          <w:rFonts w:hint="eastAsia"/>
+        </w:rPr>
+        <w:t>层（Network Layer）</w:t>
+      </w:r>
+    </w:p>
+    <w:p>
+      <w:r>
+        <w:rPr>
+          <w:rFonts w:hint="eastAsia"/>
+        </w:rPr>
+        <w:t>ARP广播操作</w:t>
+      </w:r>
+    </w:p>
+    <w:p>
+      <w:r>
+        <w:rPr>
+          <w:rFonts w:hint="eastAsia"/>
+          <w:highlight w:val="yellow"/>
+        </w:rPr>
+        <w:t>介质：</w:t>
+      </w:r>
+      <w:r>
+        <w:rPr>
+          <w:rFonts w:hint="eastAsia"/>
+        </w:rPr>
+        <w:t>WiFi</w:t>
+      </w:r>
+      <w:r>
+        <w:rPr>
+          <w:rFonts w:hint="eastAsia"/>
+        </w:rPr>
+        <w:t xml:space="preserve"> </w:t>
+      </w:r>
+      <w:r>
+        <w:rPr>
+          <w:rFonts w:hint="eastAsia"/>
+        </w:rPr>
+        <w:t>AP</w:t>
+      </w:r>
+      <w:r>
+        <w:rPr>
+          <w:rFonts w:hint="eastAsia"/>
+        </w:rPr>
+        <w:t>/交换机/网卡，</w:t>
+      </w:r>
+    </w:p>
+    <w:p>
+      <w:r>
+        <w:rPr>
+          <w:rFonts w:hint="eastAsia"/>
+        </w:rPr>
+        <w:t>没有协议</w:t>
+      </w:r>
+    </w:p>
+    <w:p>
+      <w:pPr>
+        <w:rPr>
+          <w:rFonts w:hint="eastAsia"/>
+        </w:rPr>
+      </w:pPr>
+      <w:r>
+        <w:rPr>
+          <w:rFonts w:hint="eastAsia"/>
+        </w:rPr>
+        <w:t>通讯单位是数据帧（Frame）</w:t>
+      </w:r>
+    </w:p>
+    <w:p>
+      <w:r>
+        <w:rPr>
+          <w:rFonts w:hint="eastAsia"/>
+        </w:rPr>
+        <w:t>缓存表记录在路由器，局域网ip和mac地址对应关系</w:t>
+      </w:r>
+    </w:p>
+    <w:p/>
+    <w:p>
+      <w:pPr>
+        <w:numPr>
+          <w:ilvl w:val="0"/>
+          <w:numId w:val="26"/>
+        </w:numPr>
+      </w:pPr>
+      <w:r>
+        <w:rPr>
+          <w:b/>
+          <w:bCs/>
+        </w:rPr>
+        <w:t>回顾上节课内容</w:t>
+      </w:r>
+      <w:r>
+        <w:t>：</w:t>
+      </w:r>
+    </w:p>
+    <w:p>
+      <w:pPr>
+        <w:numPr>
+          <w:ilvl w:val="1"/>
+          <w:numId w:val="26"/>
+        </w:numPr>
+      </w:pPr>
+      <w:r>
+        <w:rPr>
+          <w:b/>
+          <w:bCs/>
+        </w:rPr>
+        <w:t>IP 作用</w:t>
+      </w:r>
+      <w:r>
+        <w:t>：给数据段加目标与源 IP，并寻找两者间最短路径，有特殊 IP 用于组建家庭局域网，[127.0.0.1](127.0.0.1) 是本地地址。</w:t>
+      </w:r>
+    </w:p>
+    <w:p>
+      <w:pPr>
+        <w:numPr>
+          <w:ilvl w:val="1"/>
+          <w:numId w:val="26"/>
+        </w:numPr>
+      </w:pPr>
+      <w:r>
+        <w:rPr>
+          <w:b/>
+          <w:bCs/>
+        </w:rPr>
+        <w:t>五层模型</w:t>
+      </w:r>
+      <w:r>
+        <w:t>：应用层介质含浏览器等，实现 HTTP 等协议；传输层媒介为操作系统，协议有 TCP 和 UDP。</w:t>
+      </w:r>
+    </w:p>
+    <w:p>
+      <w:pPr>
+        <w:numPr>
+          <w:ilvl w:val="0"/>
+          <w:numId w:val="26"/>
+        </w:numPr>
+      </w:pPr>
+      <w:r>
+        <w:rPr>
+          <w:b/>
+          <w:bCs/>
+        </w:rPr>
+        <w:t>五层模型第五层（应用层）</w:t>
+      </w:r>
+      <w:r>
+        <w:t>：</w:t>
+      </w:r>
+    </w:p>
+    <w:p>
+      <w:pPr>
+        <w:numPr>
+          <w:ilvl w:val="1"/>
+          <w:numId w:val="26"/>
+        </w:numPr>
+      </w:pPr>
+      <w:r>
+        <w:rPr>
+          <w:b/>
+          <w:bCs/>
+        </w:rPr>
+        <w:t>架构</w:t>
+      </w:r>
+      <w:r>
+        <w:t>：多数应用采用 CS 架构（客户端 - 服务端），也存在服务器间请求。</w:t>
+      </w:r>
+    </w:p>
+    <w:p>
+      <w:pPr>
+        <w:numPr>
+          <w:ilvl w:val="1"/>
+          <w:numId w:val="26"/>
+        </w:numPr>
+      </w:pPr>
+      <w:r>
+        <w:rPr>
+          <w:b/>
+          <w:bCs/>
+        </w:rPr>
+        <w:t>协议</w:t>
+      </w:r>
+      <w:r>
+        <w:t>：应用层协议如 DNS、HTTP 等，代码集成在应用本身。</w:t>
+      </w:r>
+    </w:p>
+    <w:p>
+      <w:pPr>
+        <w:numPr>
+          <w:ilvl w:val="1"/>
+          <w:numId w:val="26"/>
+        </w:numPr>
+      </w:pPr>
+      <w:r>
+        <w:rPr>
+          <w:b/>
+          <w:bCs/>
+        </w:rPr>
+        <w:t>端口与 PID</w:t>
+      </w:r>
+      <w:r>
+        <w:t>：</w:t>
+      </w:r>
+    </w:p>
+    <w:p>
+      <w:pPr>
+        <w:numPr>
+          <w:ilvl w:val="2"/>
+          <w:numId w:val="26"/>
+        </w:numPr>
+      </w:pPr>
+      <w:r>
+        <w:rPr>
+          <w:b/>
+          <w:bCs/>
+        </w:rPr>
+        <w:t>端口（Port）</w:t>
+      </w:r>
+      <w:r>
+        <w:t>：为网络通信数据传输开设的收发口子，不同协议有默认端口号。</w:t>
+      </w:r>
+    </w:p>
+    <w:p>
+      <w:pPr>
+        <w:numPr>
+          <w:ilvl w:val="2"/>
+          <w:numId w:val="26"/>
+        </w:numPr>
+      </w:pPr>
+      <w:r>
+        <w:rPr>
+          <w:b/>
+          <w:bCs/>
+        </w:rPr>
+        <w:t>PID</w:t>
+      </w:r>
+      <w:r>
+        <w:t>：程序在操作系统上运行，系统分配的临时编号，可理解为进程编号。</w:t>
+      </w:r>
+    </w:p>
+    <w:p>
+      <w:pPr>
+        <w:numPr>
+          <w:ilvl w:val="0"/>
+          <w:numId w:val="26"/>
+        </w:numPr>
+      </w:pPr>
+      <w:r>
+        <w:rPr>
+          <w:b/>
+          <w:bCs/>
+        </w:rPr>
+        <w:t>五层模型第四层（传输层）</w:t>
+      </w:r>
+      <w:r>
+        <w:t>：</w:t>
+      </w:r>
+    </w:p>
+    <w:p>
+      <w:pPr>
+        <w:numPr>
+          <w:ilvl w:val="1"/>
+          <w:numId w:val="26"/>
+        </w:numPr>
+      </w:pPr>
+      <w:r>
+        <w:rPr>
+          <w:b/>
+          <w:bCs/>
+        </w:rPr>
+        <w:t>协议集成</w:t>
+      </w:r>
+      <w:r>
+        <w:t>：TCP 和 UDP 协议集成在操作系统内部。</w:t>
+      </w:r>
+    </w:p>
+    <w:p>
+      <w:pPr>
+        <w:numPr>
+          <w:ilvl w:val="1"/>
+          <w:numId w:val="26"/>
+        </w:numPr>
+      </w:pPr>
+      <w:r>
+        <w:rPr>
+          <w:b/>
+          <w:bCs/>
+        </w:rPr>
+        <w:t>协议区别</w:t>
+      </w:r>
+      <w:r>
+        <w:t>：TCP 可靠、有序、速度慢，因有三次握手；UDP 速度快、不保证到达、无三次握手，适合游戏等场景。</w:t>
+      </w:r>
+    </w:p>
+    <w:p>
+      <w:pPr>
+        <w:numPr>
+          <w:ilvl w:val="1"/>
+          <w:numId w:val="26"/>
+        </w:numPr>
+      </w:pPr>
+      <w:r>
+        <w:rPr>
+          <w:b/>
+          <w:bCs/>
+        </w:rPr>
+        <w:t>协议关联</w:t>
+      </w:r>
+      <w:r>
+        <w:t>：HTTP 1.1 和 2 用 TCP 协议，HTTP 3 用 UDP + QUIC 协议；HTTP 版本由服务端决定，Node 暂不支持 HTTP 3。</w:t>
+      </w:r>
+    </w:p>
+    <w:p>
+      <w:pPr>
+        <w:numPr>
+          <w:ilvl w:val="0"/>
+          <w:numId w:val="26"/>
+        </w:numPr>
+      </w:pPr>
+      <w:r>
+        <w:rPr>
+          <w:b/>
+          <w:bCs/>
+        </w:rPr>
+        <w:t>五层模型第三层（网络层）</w:t>
+      </w:r>
+      <w:r>
+        <w:t>：</w:t>
+      </w:r>
+    </w:p>
+    <w:p>
+      <w:pPr>
+        <w:numPr>
+          <w:ilvl w:val="1"/>
+          <w:numId w:val="26"/>
+        </w:numPr>
+      </w:pPr>
+      <w:r>
+        <w:rPr>
+          <w:b/>
+          <w:bCs/>
+        </w:rPr>
+        <w:t>介质与协议</w:t>
+      </w:r>
+      <w:r>
+        <w:t>：介质是路由器，主要协议为 IP 协议，IP 有寻址和封装功能。</w:t>
+      </w:r>
+    </w:p>
+    <w:p>
+      <w:pPr>
+        <w:numPr>
+          <w:ilvl w:val="1"/>
+          <w:numId w:val="26"/>
+        </w:numPr>
+      </w:pPr>
+      <w:r>
+        <w:rPr>
+          <w:b/>
+          <w:bCs/>
+        </w:rPr>
+        <w:t>子网掩码</w:t>
+      </w:r>
+      <w:r>
+        <w:t>：判断两个 IP 是否在同一局域网，不同网段数据可能经网关传输。</w:t>
+      </w:r>
+    </w:p>
+    <w:p>
+      <w:pPr>
+        <w:numPr>
+          <w:ilvl w:val="0"/>
+          <w:numId w:val="26"/>
+        </w:numPr>
+      </w:pPr>
+      <w:r>
+        <w:rPr>
+          <w:b/>
+          <w:bCs/>
+        </w:rPr>
+        <w:t>五层模型第二层和第一层（数据链路层和物理层，统称以太网）</w:t>
+      </w:r>
+      <w:r>
+        <w:t>：</w:t>
+      </w:r>
+    </w:p>
+    <w:p>
+      <w:pPr>
+        <w:numPr>
+          <w:ilvl w:val="1"/>
+          <w:numId w:val="26"/>
+        </w:numPr>
+      </w:pPr>
+      <w:r>
+        <w:rPr>
+          <w:b/>
+          <w:bCs/>
+        </w:rPr>
+        <w:t>数据链路层</w:t>
+      </w:r>
+      <w:r>
+        <w:t>：</w:t>
+      </w:r>
+    </w:p>
+    <w:p>
+      <w:pPr>
+        <w:numPr>
+          <w:ilvl w:val="2"/>
+          <w:numId w:val="26"/>
+        </w:numPr>
+      </w:pPr>
+      <w:r>
+        <w:rPr>
+          <w:b/>
+          <w:bCs/>
+        </w:rPr>
+        <w:t>规范</w:t>
+      </w:r>
+      <w:r>
+        <w:t>：围绕 MAC 地址构建局域网通信规则。</w:t>
+      </w:r>
+    </w:p>
+    <w:p>
+      <w:pPr>
+        <w:numPr>
+          <w:ilvl w:val="2"/>
+          <w:numId w:val="26"/>
+        </w:numPr>
+      </w:pPr>
+      <w:r>
+        <w:rPr>
+          <w:b/>
+          <w:bCs/>
+        </w:rPr>
+        <w:t>介质</w:t>
+      </w:r>
+      <w:r>
+        <w:t>：无线时是 WiFi AP 等，有线时涉及交换机、网卡。</w:t>
+      </w:r>
+    </w:p>
+    <w:p>
+      <w:pPr>
+        <w:numPr>
+          <w:ilvl w:val="2"/>
+          <w:numId w:val="26"/>
+        </w:numPr>
+      </w:pPr>
+      <w:r>
+        <w:rPr>
+          <w:b/>
+          <w:bCs/>
+        </w:rPr>
+        <w:t>ARP 广播</w:t>
+      </w:r>
+      <w:r>
+        <w:t>：判断是否在局域网，若在则通过 ARP 广播获取目标 MAC 地址，且有缓存机制。</w:t>
+      </w:r>
+    </w:p>
+    <w:p>
+      <w:pPr>
+        <w:numPr>
+          <w:ilvl w:val="2"/>
+          <w:numId w:val="26"/>
+        </w:numPr>
+      </w:pPr>
+      <w:r>
+        <w:rPr>
+          <w:b/>
+          <w:bCs/>
+        </w:rPr>
+        <w:t>通讯单位</w:t>
+      </w:r>
+      <w:r>
+        <w:t>：数据帧，由以太网帧头和帧尾组成。</w:t>
+      </w:r>
+    </w:p>
+    <w:p>
+      <w:pPr>
+        <w:numPr>
+          <w:ilvl w:val="1"/>
+          <w:numId w:val="26"/>
+        </w:numPr>
+      </w:pPr>
+      <w:r>
+        <w:rPr>
+          <w:b/>
+          <w:bCs/>
+        </w:rPr>
+        <w:t>物理层</w:t>
+      </w:r>
+      <w:r>
+        <w:t>：</w:t>
+      </w:r>
+    </w:p>
+    <w:p>
+      <w:pPr>
+        <w:numPr>
+          <w:ilvl w:val="2"/>
+          <w:numId w:val="26"/>
+        </w:numPr>
+      </w:pPr>
+      <w:r>
+        <w:rPr>
+          <w:b/>
+          <w:bCs/>
+        </w:rPr>
+        <w:t>介质与作用</w:t>
+      </w:r>
+      <w:r>
+        <w:t>：介质如光纤，将电信号转化为光信号传输。</w:t>
+      </w:r>
+    </w:p>
+    <w:p>
+      <w:pPr>
+        <w:numPr>
+          <w:ilvl w:val="2"/>
+          <w:numId w:val="26"/>
+        </w:numPr>
+      </w:pPr>
+      <w:r>
+        <w:rPr>
+          <w:b/>
+          <w:bCs/>
+        </w:rPr>
+        <w:t>通讯单位</w:t>
+      </w:r>
+      <w:r>
+        <w:t>：比特，可通过扩大振幅一次传输多位信息。</w:t>
+      </w:r>
+    </w:p>
+    <w:p>
+      <w:pPr>
+        <w:numPr>
+          <w:ilvl w:val="0"/>
+          <w:numId w:val="26"/>
+        </w:numPr>
+      </w:pPr>
+      <w:r>
+        <w:rPr>
+          <w:b/>
+          <w:bCs/>
+        </w:rPr>
+        <w:t>作业与安排</w:t>
+      </w:r>
+      <w:r>
+        <w:t>：</w:t>
+      </w:r>
+    </w:p>
+    <w:p>
+      <w:pPr>
+        <w:numPr>
+          <w:ilvl w:val="1"/>
+          <w:numId w:val="26"/>
+        </w:numPr>
+      </w:pPr>
+      <w:r>
+        <w:rPr>
+          <w:b/>
+          <w:bCs/>
+        </w:rPr>
+        <w:t>课后作业</w:t>
+      </w:r>
+      <w:r>
+        <w:t>：理解 TCP 三次握手，对比 HTTP 1.1、2、3 的功能、特色及解决的问题。</w:t>
+      </w:r>
+    </w:p>
+    <w:p>
+      <w:pPr>
+        <w:numPr>
+          <w:ilvl w:val="1"/>
+          <w:numId w:val="26"/>
+        </w:numPr>
+      </w:pPr>
+      <w:r>
+        <w:rPr>
+          <w:b/>
+          <w:bCs/>
+        </w:rPr>
+        <w:t>后续安排</w:t>
+      </w:r>
+      <w:r>
+        <w:t>：下节课按五层模型解析 HTTP 和 DNS 过程，根据课程进度决定是否加课，中间可能空两周休</w:t>
       </w:r>
     </w:p>
     <w:p>
@@ -14420,6 +17829,155 @@
 <file path=word/numbering.xml><?xml version="1.0" encoding="utf-8"?>
 <w:numbering xmlns:wpc="http://schemas.microsoft.com/office/word/2010/wordprocessingCanvas" xmlns:cx="http://schemas.microsoft.com/office/drawing/2014/chartex" xmlns:cx1="http://schemas.microsoft.com/office/drawing/2015/9/8/chartex" xmlns:cx2="http://schemas.microsoft.com/office/drawing/2015/10/21/chartex" xmlns:cx3="http://schemas.microsoft.com/office/drawing/2016/5/9/chartex" xmlns:cx4="http://schemas.microsoft.com/office/drawing/2016/5/10/chartex" xmlns:cx5="http://schemas.microsoft.com/office/drawing/2016/5/11/chartex" xmlns:cx6="http://schemas.microsoft.com/office/drawing/2016/5/12/chartex" xmlns:cx7="http://schemas.microsoft.com/office/drawing/2016/5/13/chartex" xmlns:cx8="http://schemas.microsoft.com/office/drawing/2016/5/14/chartex" xmlns:mc="http://schemas.openxmlformats.org/markup-compatibility/2006" xmlns:aink="http://schemas.microsoft.com/office/drawing/2016/ink" xmlns:am3d="http://schemas.microsoft.com/office/drawing/2017/model3d" xmlns:o="urn:schemas-microsoft-com:office:office" xmlns:oel="http://schemas.microsoft.com/office/2019/extlst" xmlns:r="http://schemas.openxmlformats.org/officeDocument/2006/relationships" xmlns:m="http://schemas.openxmlformats.org/officeDocument/2006/math" xmlns:v="urn:schemas-microsoft-com:vml" xmlns:wp14="http://schemas.microsoft.com/office/word/2010/wordprocessingDrawing" xmlns:wp="http://schemas.openxmlformats.org/drawingml/2006/wordprocessingDrawing" xmlns:w10="urn:schemas-microsoft-com:office:word" xmlns:w="http://schemas.openxmlformats.org/wordprocessingml/2006/main" xmlns:w14="http://schemas.microsoft.com/office/word/2010/wordml" xmlns:w15="http://schemas.microsoft.com/office/word/2012/wordml" xmlns:w16cex="http://schemas.microsoft.com/office/word/2018/wordml/cex" xmlns:w16cid="http://schemas.microsoft.com/office/word/2016/wordml/cid" xmlns:w16="http://schemas.microsoft.com/office/word/2018/wordml" xmlns:w16du="http://schemas.microsoft.com/office/word/2023/wordml/word16du" xmlns:w16sdtdh="http://schemas.microsoft.com/office/word/2020/wordml/sdtdatahash" xmlns:w16sdtfl="http://schemas.microsoft.com/office/word/2024/wordml/sdtformatlock" xmlns:w16se="http://schemas.microsoft.com/office/word/2015/wordml/symex" xmlns:wpg="http://schemas.microsoft.com/office/word/2010/wordprocessingGroup" xmlns:wpi="http://schemas.microsoft.com/office/word/2010/wordprocessingInk" xmlns:wne="http://schemas.microsoft.com/office/word/2006/wordml" xmlns:wps="http://schemas.microsoft.com/office/word/2010/wordprocessingShape" mc:Ignorable="w14 w15 w16se w16cid w16 w16cex w16sdtdh w16sdtfl w16du wp14">
   <w:abstractNum w:abstractNumId="0" w15:restartNumberingAfterBreak="0">
+    <w:nsid w:val="028A19AA"/>
+    <w:multiLevelType w:val="multilevel"/>
+    <w:tmpl w:val="965E0E02"/>
+    <w:lvl w:ilvl="0">
+      <w:start w:val="1"/>
+      <w:numFmt w:val="bullet"/>
+      <w:lvlText w:val=""/>
+      <w:lvlJc w:val="left"/>
+      <w:pPr>
+        <w:tabs>
+          <w:tab w:val="num" w:pos="720"/>
+        </w:tabs>
+        <w:ind w:left="720" w:hanging="360"/>
+      </w:pPr>
+      <w:rPr>
+        <w:rFonts w:ascii="Symbol" w:hAnsi="Symbol" w:hint="default"/>
+        <w:sz w:val="20"/>
+      </w:rPr>
+    </w:lvl>
+    <w:lvl w:ilvl="1">
+      <w:start w:val="1"/>
+      <w:numFmt w:val="bullet"/>
+      <w:lvlText w:val="o"/>
+      <w:lvlJc w:val="left"/>
+      <w:pPr>
+        <w:tabs>
+          <w:tab w:val="num" w:pos="1440"/>
+        </w:tabs>
+        <w:ind w:left="1440" w:hanging="360"/>
+      </w:pPr>
+      <w:rPr>
+        <w:rFonts w:ascii="Courier New" w:hAnsi="Courier New" w:hint="default"/>
+        <w:sz w:val="20"/>
+      </w:rPr>
+    </w:lvl>
+    <w:lvl w:ilvl="2">
+      <w:start w:val="1"/>
+      <w:numFmt w:val="bullet"/>
+      <w:lvlText w:val=""/>
+      <w:lvlJc w:val="left"/>
+      <w:pPr>
+        <w:tabs>
+          <w:tab w:val="num" w:pos="2160"/>
+        </w:tabs>
+        <w:ind w:left="2160" w:hanging="360"/>
+      </w:pPr>
+      <w:rPr>
+        <w:rFonts w:ascii="Wingdings" w:hAnsi="Wingdings" w:hint="default"/>
+        <w:sz w:val="20"/>
+      </w:rPr>
+    </w:lvl>
+    <w:lvl w:ilvl="3" w:tentative="1">
+      <w:start w:val="1"/>
+      <w:numFmt w:val="bullet"/>
+      <w:lvlText w:val=""/>
+      <w:lvlJc w:val="left"/>
+      <w:pPr>
+        <w:tabs>
+          <w:tab w:val="num" w:pos="2880"/>
+        </w:tabs>
+        <w:ind w:left="2880" w:hanging="360"/>
+      </w:pPr>
+      <w:rPr>
+        <w:rFonts w:ascii="Wingdings" w:hAnsi="Wingdings" w:hint="default"/>
+        <w:sz w:val="20"/>
+      </w:rPr>
+    </w:lvl>
+    <w:lvl w:ilvl="4" w:tentative="1">
+      <w:start w:val="1"/>
+      <w:numFmt w:val="bullet"/>
+      <w:lvlText w:val=""/>
+      <w:lvlJc w:val="left"/>
+      <w:pPr>
+        <w:tabs>
+          <w:tab w:val="num" w:pos="3600"/>
+        </w:tabs>
+        <w:ind w:left="3600" w:hanging="360"/>
+      </w:pPr>
+      <w:rPr>
+        <w:rFonts w:ascii="Wingdings" w:hAnsi="Wingdings" w:hint="default"/>
+        <w:sz w:val="20"/>
+      </w:rPr>
+    </w:lvl>
+    <w:lvl w:ilvl="5" w:tentative="1">
+      <w:start w:val="1"/>
+      <w:numFmt w:val="bullet"/>
+      <w:lvlText w:val=""/>
+      <w:lvlJc w:val="left"/>
+      <w:pPr>
+        <w:tabs>
+          <w:tab w:val="num" w:pos="4320"/>
+        </w:tabs>
+        <w:ind w:left="4320" w:hanging="360"/>
+      </w:pPr>
+      <w:rPr>
+        <w:rFonts w:ascii="Wingdings" w:hAnsi="Wingdings" w:hint="default"/>
+        <w:sz w:val="20"/>
+      </w:rPr>
+    </w:lvl>
+    <w:lvl w:ilvl="6" w:tentative="1">
+      <w:start w:val="1"/>
+      <w:numFmt w:val="bullet"/>
+      <w:lvlText w:val=""/>
+      <w:lvlJc w:val="left"/>
+      <w:pPr>
+        <w:tabs>
+          <w:tab w:val="num" w:pos="5040"/>
+        </w:tabs>
+        <w:ind w:left="5040" w:hanging="360"/>
+      </w:pPr>
+      <w:rPr>
+        <w:rFonts w:ascii="Wingdings" w:hAnsi="Wingdings" w:hint="default"/>
+        <w:sz w:val="20"/>
+      </w:rPr>
+    </w:lvl>
+    <w:lvl w:ilvl="7" w:tentative="1">
+      <w:start w:val="1"/>
+      <w:numFmt w:val="bullet"/>
+      <w:lvlText w:val=""/>
+      <w:lvlJc w:val="left"/>
+      <w:pPr>
+        <w:tabs>
+          <w:tab w:val="num" w:pos="5760"/>
+        </w:tabs>
+        <w:ind w:left="5760" w:hanging="360"/>
+      </w:pPr>
+      <w:rPr>
+        <w:rFonts w:ascii="Wingdings" w:hAnsi="Wingdings" w:hint="default"/>
+        <w:sz w:val="20"/>
+      </w:rPr>
+    </w:lvl>
+    <w:lvl w:ilvl="8" w:tentative="1">
+      <w:start w:val="1"/>
+      <w:numFmt w:val="bullet"/>
+      <w:lvlText w:val=""/>
+      <w:lvlJc w:val="left"/>
+      <w:pPr>
+        <w:tabs>
+          <w:tab w:val="num" w:pos="6480"/>
+        </w:tabs>
+        <w:ind w:left="6480" w:hanging="360"/>
+      </w:pPr>
+      <w:rPr>
+        <w:rFonts w:ascii="Wingdings" w:hAnsi="Wingdings" w:hint="default"/>
+        <w:sz w:val="20"/>
+      </w:rPr>
+    </w:lvl>
+  </w:abstractNum>
+  <w:abstractNum w:abstractNumId="1" w15:restartNumberingAfterBreak="0">
     <w:nsid w:val="1DBE4AA1"/>
     <w:multiLevelType w:val="hybridMultilevel"/>
     <w:tmpl w:val="574EAF66"/>
@@ -14508,7 +18066,7 @@
       </w:pPr>
     </w:lvl>
   </w:abstractNum>
-  <w:abstractNum w:abstractNumId="1" w15:restartNumberingAfterBreak="0">
+  <w:abstractNum w:abstractNumId="2" w15:restartNumberingAfterBreak="0">
     <w:nsid w:val="1F79247A"/>
     <w:multiLevelType w:val="hybridMultilevel"/>
     <w:tmpl w:val="14A67D1C"/>
@@ -14597,7 +18155,7 @@
       </w:pPr>
     </w:lvl>
   </w:abstractNum>
-  <w:abstractNum w:abstractNumId="2" w15:restartNumberingAfterBreak="0">
+  <w:abstractNum w:abstractNumId="3" w15:restartNumberingAfterBreak="0">
     <w:nsid w:val="1FDB5C25"/>
     <w:multiLevelType w:val="multilevel"/>
     <w:tmpl w:val="5E3E06B0"/>
@@ -14746,7 +18304,7 @@
       </w:rPr>
     </w:lvl>
   </w:abstractNum>
-  <w:abstractNum w:abstractNumId="3" w15:restartNumberingAfterBreak="0">
+  <w:abstractNum w:abstractNumId="4" w15:restartNumberingAfterBreak="0">
     <w:nsid w:val="263B5069"/>
     <w:multiLevelType w:val="hybridMultilevel"/>
     <w:tmpl w:val="E670EE58"/>
@@ -14835,7 +18393,7 @@
       </w:pPr>
     </w:lvl>
   </w:abstractNum>
-  <w:abstractNum w:abstractNumId="4" w15:restartNumberingAfterBreak="0">
+  <w:abstractNum w:abstractNumId="5" w15:restartNumberingAfterBreak="0">
     <w:nsid w:val="29833209"/>
     <w:multiLevelType w:val="multilevel"/>
     <w:tmpl w:val="A4F25BD0"/>
@@ -14984,7 +18542,120 @@
       </w:rPr>
     </w:lvl>
   </w:abstractNum>
-  <w:abstractNum w:abstractNumId="5" w15:restartNumberingAfterBreak="0">
+  <w:abstractNum w:abstractNumId="6" w15:restartNumberingAfterBreak="0">
+    <w:nsid w:val="3DDA13CE"/>
+    <w:multiLevelType w:val="multilevel"/>
+    <w:tmpl w:val="007860AA"/>
+    <w:lvl w:ilvl="0">
+      <w:start w:val="1"/>
+      <w:numFmt w:val="decimal"/>
+      <w:lvlText w:val="%1."/>
+      <w:lvlJc w:val="left"/>
+      <w:pPr>
+        <w:tabs>
+          <w:tab w:val="num" w:pos="720"/>
+        </w:tabs>
+        <w:ind w:left="720" w:hanging="360"/>
+      </w:pPr>
+    </w:lvl>
+    <w:lvl w:ilvl="1" w:tentative="1">
+      <w:start w:val="1"/>
+      <w:numFmt w:val="decimal"/>
+      <w:lvlText w:val="%2."/>
+      <w:lvlJc w:val="left"/>
+      <w:pPr>
+        <w:tabs>
+          <w:tab w:val="num" w:pos="1440"/>
+        </w:tabs>
+        <w:ind w:left="1440" w:hanging="360"/>
+      </w:pPr>
+    </w:lvl>
+    <w:lvl w:ilvl="2" w:tentative="1">
+      <w:start w:val="1"/>
+      <w:numFmt w:val="decimal"/>
+      <w:lvlText w:val="%3."/>
+      <w:lvlJc w:val="left"/>
+      <w:pPr>
+        <w:tabs>
+          <w:tab w:val="num" w:pos="2160"/>
+        </w:tabs>
+        <w:ind w:left="2160" w:hanging="360"/>
+      </w:pPr>
+    </w:lvl>
+    <w:lvl w:ilvl="3" w:tentative="1">
+      <w:start w:val="1"/>
+      <w:numFmt w:val="decimal"/>
+      <w:lvlText w:val="%4."/>
+      <w:lvlJc w:val="left"/>
+      <w:pPr>
+        <w:tabs>
+          <w:tab w:val="num" w:pos="2880"/>
+        </w:tabs>
+        <w:ind w:left="2880" w:hanging="360"/>
+      </w:pPr>
+    </w:lvl>
+    <w:lvl w:ilvl="4" w:tentative="1">
+      <w:start w:val="1"/>
+      <w:numFmt w:val="decimal"/>
+      <w:lvlText w:val="%5."/>
+      <w:lvlJc w:val="left"/>
+      <w:pPr>
+        <w:tabs>
+          <w:tab w:val="num" w:pos="3600"/>
+        </w:tabs>
+        <w:ind w:left="3600" w:hanging="360"/>
+      </w:pPr>
+    </w:lvl>
+    <w:lvl w:ilvl="5" w:tentative="1">
+      <w:start w:val="1"/>
+      <w:numFmt w:val="decimal"/>
+      <w:lvlText w:val="%6."/>
+      <w:lvlJc w:val="left"/>
+      <w:pPr>
+        <w:tabs>
+          <w:tab w:val="num" w:pos="4320"/>
+        </w:tabs>
+        <w:ind w:left="4320" w:hanging="360"/>
+      </w:pPr>
+    </w:lvl>
+    <w:lvl w:ilvl="6" w:tentative="1">
+      <w:start w:val="1"/>
+      <w:numFmt w:val="decimal"/>
+      <w:lvlText w:val="%7."/>
+      <w:lvlJc w:val="left"/>
+      <w:pPr>
+        <w:tabs>
+          <w:tab w:val="num" w:pos="5040"/>
+        </w:tabs>
+        <w:ind w:left="5040" w:hanging="360"/>
+      </w:pPr>
+    </w:lvl>
+    <w:lvl w:ilvl="7" w:tentative="1">
+      <w:start w:val="1"/>
+      <w:numFmt w:val="decimal"/>
+      <w:lvlText w:val="%8."/>
+      <w:lvlJc w:val="left"/>
+      <w:pPr>
+        <w:tabs>
+          <w:tab w:val="num" w:pos="5760"/>
+        </w:tabs>
+        <w:ind w:left="5760" w:hanging="360"/>
+      </w:pPr>
+    </w:lvl>
+    <w:lvl w:ilvl="8" w:tentative="1">
+      <w:start w:val="1"/>
+      <w:numFmt w:val="decimal"/>
+      <w:lvlText w:val="%9."/>
+      <w:lvlJc w:val="left"/>
+      <w:pPr>
+        <w:tabs>
+          <w:tab w:val="num" w:pos="6480"/>
+        </w:tabs>
+        <w:ind w:left="6480" w:hanging="360"/>
+      </w:pPr>
+    </w:lvl>
+  </w:abstractNum>
+  <w:abstractNum w:abstractNumId="7" w15:restartNumberingAfterBreak="0">
     <w:nsid w:val="45481C2A"/>
     <w:multiLevelType w:val="hybridMultilevel"/>
     <w:tmpl w:val="157A38A0"/>
@@ -15073,7 +18744,7 @@
       </w:pPr>
     </w:lvl>
   </w:abstractNum>
-  <w:abstractNum w:abstractNumId="6" w15:restartNumberingAfterBreak="0">
+  <w:abstractNum w:abstractNumId="8" w15:restartNumberingAfterBreak="0">
     <w:nsid w:val="46C667B0"/>
     <w:multiLevelType w:val="multilevel"/>
     <w:tmpl w:val="38B865B6"/>
@@ -15222,7 +18893,7 @@
       </w:rPr>
     </w:lvl>
   </w:abstractNum>
-  <w:abstractNum w:abstractNumId="7" w15:restartNumberingAfterBreak="0">
+  <w:abstractNum w:abstractNumId="9" w15:restartNumberingAfterBreak="0">
     <w:nsid w:val="55915F6B"/>
     <w:multiLevelType w:val="hybridMultilevel"/>
     <w:tmpl w:val="AAC4B436"/>
@@ -15311,7 +18982,7 @@
       </w:pPr>
     </w:lvl>
   </w:abstractNum>
-  <w:abstractNum w:abstractNumId="8" w15:restartNumberingAfterBreak="0">
+  <w:abstractNum w:abstractNumId="10" w15:restartNumberingAfterBreak="0">
     <w:nsid w:val="55FD0228"/>
     <w:multiLevelType w:val="multilevel"/>
     <w:tmpl w:val="C0F280DE"/>
@@ -15460,7 +19131,7 @@
       </w:rPr>
     </w:lvl>
   </w:abstractNum>
-  <w:abstractNum w:abstractNumId="9" w15:restartNumberingAfterBreak="0">
+  <w:abstractNum w:abstractNumId="11" w15:restartNumberingAfterBreak="0">
     <w:nsid w:val="58E21DD8"/>
     <w:multiLevelType w:val="multilevel"/>
     <w:tmpl w:val="392832BE"/>
@@ -15609,7 +19280,7 @@
       </w:rPr>
     </w:lvl>
   </w:abstractNum>
-  <w:abstractNum w:abstractNumId="10" w15:restartNumberingAfterBreak="0">
+  <w:abstractNum w:abstractNumId="12" w15:restartNumberingAfterBreak="0">
     <w:nsid w:val="5C086FF3"/>
     <w:multiLevelType w:val="multilevel"/>
     <w:tmpl w:val="32C2B414"/>
@@ -15758,7 +19429,7 @@
       </w:rPr>
     </w:lvl>
   </w:abstractNum>
-  <w:abstractNum w:abstractNumId="11" w15:restartNumberingAfterBreak="0">
+  <w:abstractNum w:abstractNumId="13" w15:restartNumberingAfterBreak="0">
     <w:nsid w:val="5D0B4A5F"/>
     <w:multiLevelType w:val="hybridMultilevel"/>
     <w:tmpl w:val="F0D6EFDE"/>
@@ -15847,7 +19518,7 @@
       </w:pPr>
     </w:lvl>
   </w:abstractNum>
-  <w:abstractNum w:abstractNumId="12" w15:restartNumberingAfterBreak="0">
+  <w:abstractNum w:abstractNumId="14" w15:restartNumberingAfterBreak="0">
     <w:nsid w:val="5D9A36C5"/>
     <w:multiLevelType w:val="multilevel"/>
     <w:tmpl w:val="CDC21C3A"/>
@@ -15996,7 +19667,7 @@
       </w:rPr>
     </w:lvl>
   </w:abstractNum>
-  <w:abstractNum w:abstractNumId="13" w15:restartNumberingAfterBreak="0">
+  <w:abstractNum w:abstractNumId="15" w15:restartNumberingAfterBreak="0">
     <w:nsid w:val="69CE6475"/>
     <w:multiLevelType w:val="hybridMultilevel"/>
     <w:tmpl w:val="EA763DFE"/>
@@ -16085,7 +19756,120 @@
       </w:pPr>
     </w:lvl>
   </w:abstractNum>
-  <w:abstractNum w:abstractNumId="14" w15:restartNumberingAfterBreak="0">
+  <w:abstractNum w:abstractNumId="16" w15:restartNumberingAfterBreak="0">
+    <w:nsid w:val="6B200C1C"/>
+    <w:multiLevelType w:val="multilevel"/>
+    <w:tmpl w:val="93C8F37C"/>
+    <w:lvl w:ilvl="0">
+      <w:start w:val="1"/>
+      <w:numFmt w:val="decimal"/>
+      <w:lvlText w:val="%1."/>
+      <w:lvlJc w:val="left"/>
+      <w:pPr>
+        <w:tabs>
+          <w:tab w:val="num" w:pos="720"/>
+        </w:tabs>
+        <w:ind w:left="720" w:hanging="360"/>
+      </w:pPr>
+    </w:lvl>
+    <w:lvl w:ilvl="1" w:tentative="1">
+      <w:start w:val="1"/>
+      <w:numFmt w:val="decimal"/>
+      <w:lvlText w:val="%2."/>
+      <w:lvlJc w:val="left"/>
+      <w:pPr>
+        <w:tabs>
+          <w:tab w:val="num" w:pos="1440"/>
+        </w:tabs>
+        <w:ind w:left="1440" w:hanging="360"/>
+      </w:pPr>
+    </w:lvl>
+    <w:lvl w:ilvl="2" w:tentative="1">
+      <w:start w:val="1"/>
+      <w:numFmt w:val="decimal"/>
+      <w:lvlText w:val="%3."/>
+      <w:lvlJc w:val="left"/>
+      <w:pPr>
+        <w:tabs>
+          <w:tab w:val="num" w:pos="2160"/>
+        </w:tabs>
+        <w:ind w:left="2160" w:hanging="360"/>
+      </w:pPr>
+    </w:lvl>
+    <w:lvl w:ilvl="3" w:tentative="1">
+      <w:start w:val="1"/>
+      <w:numFmt w:val="decimal"/>
+      <w:lvlText w:val="%4."/>
+      <w:lvlJc w:val="left"/>
+      <w:pPr>
+        <w:tabs>
+          <w:tab w:val="num" w:pos="2880"/>
+        </w:tabs>
+        <w:ind w:left="2880" w:hanging="360"/>
+      </w:pPr>
+    </w:lvl>
+    <w:lvl w:ilvl="4" w:tentative="1">
+      <w:start w:val="1"/>
+      <w:numFmt w:val="decimal"/>
+      <w:lvlText w:val="%5."/>
+      <w:lvlJc w:val="left"/>
+      <w:pPr>
+        <w:tabs>
+          <w:tab w:val="num" w:pos="3600"/>
+        </w:tabs>
+        <w:ind w:left="3600" w:hanging="360"/>
+      </w:pPr>
+    </w:lvl>
+    <w:lvl w:ilvl="5" w:tentative="1">
+      <w:start w:val="1"/>
+      <w:numFmt w:val="decimal"/>
+      <w:lvlText w:val="%6."/>
+      <w:lvlJc w:val="left"/>
+      <w:pPr>
+        <w:tabs>
+          <w:tab w:val="num" w:pos="4320"/>
+        </w:tabs>
+        <w:ind w:left="4320" w:hanging="360"/>
+      </w:pPr>
+    </w:lvl>
+    <w:lvl w:ilvl="6" w:tentative="1">
+      <w:start w:val="1"/>
+      <w:numFmt w:val="decimal"/>
+      <w:lvlText w:val="%7."/>
+      <w:lvlJc w:val="left"/>
+      <w:pPr>
+        <w:tabs>
+          <w:tab w:val="num" w:pos="5040"/>
+        </w:tabs>
+        <w:ind w:left="5040" w:hanging="360"/>
+      </w:pPr>
+    </w:lvl>
+    <w:lvl w:ilvl="7" w:tentative="1">
+      <w:start w:val="1"/>
+      <w:numFmt w:val="decimal"/>
+      <w:lvlText w:val="%8."/>
+      <w:lvlJc w:val="left"/>
+      <w:pPr>
+        <w:tabs>
+          <w:tab w:val="num" w:pos="5760"/>
+        </w:tabs>
+        <w:ind w:left="5760" w:hanging="360"/>
+      </w:pPr>
+    </w:lvl>
+    <w:lvl w:ilvl="8" w:tentative="1">
+      <w:start w:val="1"/>
+      <w:numFmt w:val="decimal"/>
+      <w:lvlText w:val="%9."/>
+      <w:lvlJc w:val="left"/>
+      <w:pPr>
+        <w:tabs>
+          <w:tab w:val="num" w:pos="6480"/>
+        </w:tabs>
+        <w:ind w:left="6480" w:hanging="360"/>
+      </w:pPr>
+    </w:lvl>
+  </w:abstractNum>
+  <w:abstractNum w:abstractNumId="17" w15:restartNumberingAfterBreak="0">
     <w:nsid w:val="6CE85BD5"/>
     <w:multiLevelType w:val="multilevel"/>
     <w:tmpl w:val="A6CED16C"/>
@@ -16234,7 +20018,7 @@
       </w:rPr>
     </w:lvl>
   </w:abstractNum>
-  <w:abstractNum w:abstractNumId="15" w15:restartNumberingAfterBreak="0">
+  <w:abstractNum w:abstractNumId="18" w15:restartNumberingAfterBreak="0">
     <w:nsid w:val="6D936673"/>
     <w:multiLevelType w:val="multilevel"/>
     <w:tmpl w:val="0728CEE8"/>
@@ -16383,7 +20167,7 @@
       </w:rPr>
     </w:lvl>
   </w:abstractNum>
-  <w:abstractNum w:abstractNumId="16" w15:restartNumberingAfterBreak="0">
+  <w:abstractNum w:abstractNumId="19" w15:restartNumberingAfterBreak="0">
     <w:nsid w:val="6EB03716"/>
     <w:multiLevelType w:val="hybridMultilevel"/>
     <w:tmpl w:val="1B82C136"/>
@@ -16472,7 +20256,7 @@
       </w:pPr>
     </w:lvl>
   </w:abstractNum>
-  <w:abstractNum w:abstractNumId="17" w15:restartNumberingAfterBreak="0">
+  <w:abstractNum w:abstractNumId="20" w15:restartNumberingAfterBreak="0">
     <w:nsid w:val="702171F3"/>
     <w:multiLevelType w:val="multilevel"/>
     <w:tmpl w:val="6D64EEB6"/>
@@ -16621,7 +20405,7 @@
       </w:rPr>
     </w:lvl>
   </w:abstractNum>
-  <w:abstractNum w:abstractNumId="18" w15:restartNumberingAfterBreak="0">
+  <w:abstractNum w:abstractNumId="21" w15:restartNumberingAfterBreak="0">
     <w:nsid w:val="72125B11"/>
     <w:multiLevelType w:val="hybridMultilevel"/>
     <w:tmpl w:val="25EC1CE2"/>
@@ -16710,7 +20494,7 @@
       </w:pPr>
     </w:lvl>
   </w:abstractNum>
-  <w:abstractNum w:abstractNumId="19" w15:restartNumberingAfterBreak="0">
+  <w:abstractNum w:abstractNumId="22" w15:restartNumberingAfterBreak="0">
     <w:nsid w:val="7A751C22"/>
     <w:multiLevelType w:val="multilevel"/>
     <w:tmpl w:val="F40298DC"/>
@@ -16823,7 +20607,7 @@
       </w:pPr>
     </w:lvl>
   </w:abstractNum>
-  <w:abstractNum w:abstractNumId="20" w15:restartNumberingAfterBreak="0">
+  <w:abstractNum w:abstractNumId="23" w15:restartNumberingAfterBreak="0">
     <w:nsid w:val="7BA704AD"/>
     <w:multiLevelType w:val="multilevel"/>
     <w:tmpl w:val="02A602AE"/>
@@ -16972,7 +20756,7 @@
       </w:rPr>
     </w:lvl>
   </w:abstractNum>
-  <w:abstractNum w:abstractNumId="21" w15:restartNumberingAfterBreak="0">
+  <w:abstractNum w:abstractNumId="24" w15:restartNumberingAfterBreak="0">
     <w:nsid w:val="7D655F25"/>
     <w:multiLevelType w:val="multilevel"/>
     <w:tmpl w:val="B284E6C8"/>
@@ -17121,7 +20905,7 @@
       </w:rPr>
     </w:lvl>
   </w:abstractNum>
-  <w:abstractNum w:abstractNumId="22" w15:restartNumberingAfterBreak="0">
+  <w:abstractNum w:abstractNumId="25" w15:restartNumberingAfterBreak="0">
     <w:nsid w:val="7E281DAD"/>
     <w:multiLevelType w:val="multilevel"/>
     <w:tmpl w:val="38B021F2"/>
@@ -17271,73 +21055,82 @@
     </w:lvl>
   </w:abstractNum>
   <w:num w:numId="1" w16cid:durableId="1255437523">
+    <w:abstractNumId w:val="7"/>
+  </w:num>
+  <w:num w:numId="2" w16cid:durableId="911235867">
+    <w:abstractNumId w:val="10"/>
+  </w:num>
+  <w:num w:numId="3" w16cid:durableId="1011028068">
+    <w:abstractNumId w:val="15"/>
+  </w:num>
+  <w:num w:numId="4" w16cid:durableId="461576885">
+    <w:abstractNumId w:val="19"/>
+  </w:num>
+  <w:num w:numId="5" w16cid:durableId="290791763">
+    <w:abstractNumId w:val="2"/>
+  </w:num>
+  <w:num w:numId="6" w16cid:durableId="1477797014">
+    <w:abstractNumId w:val="13"/>
+  </w:num>
+  <w:num w:numId="7" w16cid:durableId="1656254804">
+    <w:abstractNumId w:val="1"/>
+  </w:num>
+  <w:num w:numId="8" w16cid:durableId="1614440395">
+    <w:abstractNumId w:val="9"/>
+  </w:num>
+  <w:num w:numId="9" w16cid:durableId="1737127590">
+    <w:abstractNumId w:val="4"/>
+  </w:num>
+  <w:num w:numId="10" w16cid:durableId="1863399971">
+    <w:abstractNumId w:val="21"/>
+  </w:num>
+  <w:num w:numId="11" w16cid:durableId="1309555736">
+    <w:abstractNumId w:val="17"/>
+  </w:num>
+  <w:num w:numId="12" w16cid:durableId="716508437">
+    <w:abstractNumId w:val="18"/>
+  </w:num>
+  <w:num w:numId="13" w16cid:durableId="1499611504">
+    <w:abstractNumId w:val="25"/>
+  </w:num>
+  <w:num w:numId="14" w16cid:durableId="982320220">
+    <w:abstractNumId w:val="8"/>
+  </w:num>
+  <w:num w:numId="15" w16cid:durableId="797842979">
+    <w:abstractNumId w:val="14"/>
+  </w:num>
+  <w:num w:numId="16" w16cid:durableId="1250308526">
     <w:abstractNumId w:val="5"/>
   </w:num>
-  <w:num w:numId="2" w16cid:durableId="911235867">
-    <w:abstractNumId w:val="8"/>
+  <w:num w:numId="17" w16cid:durableId="1809973658">
+    <w:abstractNumId w:val="3"/>
   </w:num>
-  <w:num w:numId="3" w16cid:durableId="1011028068">
-    <w:abstractNumId w:val="13"/>
+  <w:num w:numId="18" w16cid:durableId="562064132">
+    <w:abstractNumId w:val="20"/>
   </w:num>
-  <w:num w:numId="4" w16cid:durableId="461576885">
+  <w:num w:numId="19" w16cid:durableId="228153480">
+    <w:abstractNumId w:val="24"/>
+  </w:num>
+  <w:num w:numId="20" w16cid:durableId="62290769">
+    <w:abstractNumId w:val="11"/>
+  </w:num>
+  <w:num w:numId="21" w16cid:durableId="1833642597">
+    <w:abstractNumId w:val="22"/>
+  </w:num>
+  <w:num w:numId="22" w16cid:durableId="2019888000">
+    <w:abstractNumId w:val="12"/>
+  </w:num>
+  <w:num w:numId="23" w16cid:durableId="236592173">
+    <w:abstractNumId w:val="23"/>
+  </w:num>
+  <w:num w:numId="24" w16cid:durableId="799343680">
     <w:abstractNumId w:val="16"/>
   </w:num>
-  <w:num w:numId="5" w16cid:durableId="290791763">
-    <w:abstractNumId w:val="1"/>
-  </w:num>
-  <w:num w:numId="6" w16cid:durableId="1477797014">
-    <w:abstractNumId w:val="11"/>
-  </w:num>
-  <w:num w:numId="7" w16cid:durableId="1656254804">
-    <w:abstractNumId w:val="0"/>
-  </w:num>
-  <w:num w:numId="8" w16cid:durableId="1614440395">
-    <w:abstractNumId w:val="7"/>
-  </w:num>
-  <w:num w:numId="9" w16cid:durableId="1737127590">
-    <w:abstractNumId w:val="3"/>
-  </w:num>
-  <w:num w:numId="10" w16cid:durableId="1863399971">
-    <w:abstractNumId w:val="18"/>
-  </w:num>
-  <w:num w:numId="11" w16cid:durableId="1309555736">
-    <w:abstractNumId w:val="14"/>
-  </w:num>
-  <w:num w:numId="12" w16cid:durableId="716508437">
-    <w:abstractNumId w:val="15"/>
-  </w:num>
-  <w:num w:numId="13" w16cid:durableId="1499611504">
-    <w:abstractNumId w:val="22"/>
-  </w:num>
-  <w:num w:numId="14" w16cid:durableId="982320220">
+  <w:num w:numId="25" w16cid:durableId="1894543144">
     <w:abstractNumId w:val="6"/>
   </w:num>
-  <w:num w:numId="15" w16cid:durableId="797842979">
-    <w:abstractNumId w:val="12"/>
-  </w:num>
-  <w:num w:numId="16" w16cid:durableId="1250308526">
-    <w:abstractNumId w:val="4"/>
-  </w:num>
-  <w:num w:numId="17" w16cid:durableId="1809973658">
-    <w:abstractNumId w:val="2"/>
-  </w:num>
-  <w:num w:numId="18" w16cid:durableId="562064132">
-    <w:abstractNumId w:val="17"/>
-  </w:num>
-  <w:num w:numId="19" w16cid:durableId="228153480">
-    <w:abstractNumId w:val="21"/>
-  </w:num>
-  <w:num w:numId="20" w16cid:durableId="62290769">
-    <w:abstractNumId w:val="9"/>
-  </w:num>
-  <w:num w:numId="21" w16cid:durableId="1833642597">
-    <w:abstractNumId w:val="19"/>
-  </w:num>
-  <w:num w:numId="22" w16cid:durableId="2019888000">
-    <w:abstractNumId w:val="10"/>
-  </w:num>
-  <w:num w:numId="23" w16cid:durableId="236592173">
-    <w:abstractNumId w:val="20"/>
+  <w:num w:numId="26" w16cid:durableId="1458640514">
+    <w:abstractNumId w:val="0"/>
   </w:num>
 </w:numbering>
 </file>
@@ -17737,7 +21530,7 @@
   <w:style w:type="paragraph" w:default="1" w:styleId="a">
     <w:name w:val="Normal"/>
     <w:qFormat/>
-    <w:rsid w:val="00FD1BA1"/>
+    <w:rsid w:val="00CF6D83"/>
     <w:pPr>
       <w:widowControl w:val="0"/>
       <w:jc w:val="both"/>

--- a/lesson/12.9课时1.docx
+++ b/lesson/12.9课时1.docx
@@ -1110,6 +1110,12 @@
                 <w:rFonts w:hint="eastAsia"/>
               </w:rPr>
             </w:pPr>
+            <w:r>
+              <w:rPr>
+                <w:rFonts w:hint="eastAsia"/>
+              </w:rPr>
+              <w:t>0211</w:t>
+            </w:r>
           </w:p>
         </w:tc>
         <w:tc>
@@ -1222,7 +1228,7 @@
           <w:r>
             <w:fldChar w:fldCharType="separate"/>
           </w:r>
-          <w:hyperlink w:anchor="_Toc219405919" w:history="1">
+          <w:hyperlink w:anchor="_Toc221729779" w:history="1">
             <w:r>
               <w:rPr>
                 <w:rStyle w:val="af3"/>
@@ -1260,7 +1266,7 @@
                 <w:noProof/>
                 <w:webHidden/>
               </w:rPr>
-              <w:instrText>PAGEREF _Toc219405919 \h</w:instrText>
+              <w:instrText>PAGEREF _Toc221729779 \h</w:instrText>
             </w:r>
             <w:r>
               <w:rPr>
@@ -1317,7 +1323,7 @@
               <w14:ligatures w14:val="standardContextual"/>
             </w:rPr>
           </w:pPr>
-          <w:hyperlink w:anchor="_Toc219405920" w:history="1">
+          <w:hyperlink w:anchor="_Toc221729780" w:history="1">
             <w:r>
               <w:rPr>
                 <w:rStyle w:val="af3"/>
@@ -1355,7 +1361,7 @@
                 <w:noProof/>
                 <w:webHidden/>
               </w:rPr>
-              <w:instrText>PAGEREF _Toc219405920 \h</w:instrText>
+              <w:instrText>PAGEREF _Toc221729780 \h</w:instrText>
             </w:r>
             <w:r>
               <w:rPr>
@@ -1386,7 +1392,7 @@
                 <w:noProof/>
                 <w:webHidden/>
               </w:rPr>
-              <w:t>2</w:t>
+              <w:t>3</w:t>
             </w:r>
             <w:r>
               <w:rPr>
@@ -1412,7 +1418,7 @@
               <w14:ligatures w14:val="standardContextual"/>
             </w:rPr>
           </w:pPr>
-          <w:hyperlink w:anchor="_Toc219405921" w:history="1">
+          <w:hyperlink w:anchor="_Toc221729781" w:history="1">
             <w:r>
               <w:rPr>
                 <w:rStyle w:val="af3"/>
@@ -1450,7 +1456,7 @@
                 <w:noProof/>
                 <w:webHidden/>
               </w:rPr>
-              <w:instrText>PAGEREF _Toc219405921 \h</w:instrText>
+              <w:instrText>PAGEREF _Toc221729781 \h</w:instrText>
             </w:r>
             <w:r>
               <w:rPr>
@@ -1507,7 +1513,7 @@
               <w14:ligatures w14:val="standardContextual"/>
             </w:rPr>
           </w:pPr>
-          <w:hyperlink w:anchor="_Toc219405922" w:history="1">
+          <w:hyperlink w:anchor="_Toc221729782" w:history="1">
             <w:r>
               <w:rPr>
                 <w:rStyle w:val="af3"/>
@@ -1545,7 +1551,7 @@
                 <w:noProof/>
                 <w:webHidden/>
               </w:rPr>
-              <w:instrText>PAGEREF _Toc219405922 \h</w:instrText>
+              <w:instrText>PAGEREF _Toc221729782 \h</w:instrText>
             </w:r>
             <w:r>
               <w:rPr>
@@ -1602,7 +1608,7 @@
               <w14:ligatures w14:val="standardContextual"/>
             </w:rPr>
           </w:pPr>
-          <w:hyperlink w:anchor="_Toc219405923" w:history="1">
+          <w:hyperlink w:anchor="_Toc221729783" w:history="1">
             <w:r>
               <w:rPr>
                 <w:rStyle w:val="af3"/>
@@ -1640,7 +1646,7 @@
                 <w:noProof/>
                 <w:webHidden/>
               </w:rPr>
-              <w:instrText>PAGEREF _Toc219405923 \h</w:instrText>
+              <w:instrText>PAGEREF _Toc221729783 \h</w:instrText>
             </w:r>
             <w:r>
               <w:rPr>
@@ -1697,7 +1703,7 @@
               <w14:ligatures w14:val="standardContextual"/>
             </w:rPr>
           </w:pPr>
-          <w:hyperlink w:anchor="_Toc219405924" w:history="1">
+          <w:hyperlink w:anchor="_Toc221729784" w:history="1">
             <w:r>
               <w:rPr>
                 <w:rStyle w:val="af3"/>
@@ -1735,7 +1741,7 @@
                 <w:noProof/>
                 <w:webHidden/>
               </w:rPr>
-              <w:instrText>PAGEREF _Toc219405924 \h</w:instrText>
+              <w:instrText>PAGEREF _Toc221729784 \h</w:instrText>
             </w:r>
             <w:r>
               <w:rPr>
@@ -1792,7 +1798,7 @@
               <w14:ligatures w14:val="standardContextual"/>
             </w:rPr>
           </w:pPr>
-          <w:hyperlink w:anchor="_Toc219405925" w:history="1">
+          <w:hyperlink w:anchor="_Toc221729785" w:history="1">
             <w:r>
               <w:rPr>
                 <w:rStyle w:val="af3"/>
@@ -1830,7 +1836,7 @@
                 <w:noProof/>
                 <w:webHidden/>
               </w:rPr>
-              <w:instrText>PAGEREF _Toc219405925 \h</w:instrText>
+              <w:instrText>PAGEREF _Toc221729785 \h</w:instrText>
             </w:r>
             <w:r>
               <w:rPr>
@@ -1887,7 +1893,7 @@
               <w14:ligatures w14:val="standardContextual"/>
             </w:rPr>
           </w:pPr>
-          <w:hyperlink w:anchor="_Toc219405926" w:history="1">
+          <w:hyperlink w:anchor="_Toc221729786" w:history="1">
             <w:r>
               <w:rPr>
                 <w:rStyle w:val="af3"/>
@@ -1925,7 +1931,7 @@
                 <w:noProof/>
                 <w:webHidden/>
               </w:rPr>
-              <w:instrText>PAGEREF _Toc219405926 \h</w:instrText>
+              <w:instrText>PAGEREF _Toc221729786 \h</w:instrText>
             </w:r>
             <w:r>
               <w:rPr>
@@ -1982,7 +1988,7 @@
               <w14:ligatures w14:val="standardContextual"/>
             </w:rPr>
           </w:pPr>
-          <w:hyperlink w:anchor="_Toc219405927" w:history="1">
+          <w:hyperlink w:anchor="_Toc221729787" w:history="1">
             <w:r>
               <w:rPr>
                 <w:rStyle w:val="af3"/>
@@ -2020,7 +2026,7 @@
                 <w:noProof/>
                 <w:webHidden/>
               </w:rPr>
-              <w:instrText>PAGEREF _Toc219405927 \h</w:instrText>
+              <w:instrText>PAGEREF _Toc221729787 \h</w:instrText>
             </w:r>
             <w:r>
               <w:rPr>
@@ -2077,7 +2083,7 @@
               <w14:ligatures w14:val="standardContextual"/>
             </w:rPr>
           </w:pPr>
-          <w:hyperlink w:anchor="_Toc219405928" w:history="1">
+          <w:hyperlink w:anchor="_Toc221729788" w:history="1">
             <w:r>
               <w:rPr>
                 <w:rStyle w:val="af3"/>
@@ -2115,7 +2121,7 @@
                 <w:noProof/>
                 <w:webHidden/>
               </w:rPr>
-              <w:instrText>PAGEREF _Toc219405928 \h</w:instrText>
+              <w:instrText>PAGEREF _Toc221729788 \h</w:instrText>
             </w:r>
             <w:r>
               <w:rPr>
@@ -2172,7 +2178,7 @@
               <w14:ligatures w14:val="standardContextual"/>
             </w:rPr>
           </w:pPr>
-          <w:hyperlink w:anchor="_Toc219405929" w:history="1">
+          <w:hyperlink w:anchor="_Toc221729789" w:history="1">
             <w:r>
               <w:rPr>
                 <w:rStyle w:val="af3"/>
@@ -2210,7 +2216,7 @@
                 <w:noProof/>
                 <w:webHidden/>
               </w:rPr>
-              <w:instrText>PAGEREF _Toc219405929 \h</w:instrText>
+              <w:instrText>PAGEREF _Toc221729789 \h</w:instrText>
             </w:r>
             <w:r>
               <w:rPr>
@@ -2242,6 +2248,763 @@
                 <w:webHidden/>
               </w:rPr>
               <w:t>13</w:t>
+            </w:r>
+            <w:r>
+              <w:rPr>
+                <w:rFonts w:hint="eastAsia"/>
+                <w:noProof/>
+                <w:webHidden/>
+              </w:rPr>
+              <w:fldChar w:fldCharType="end"/>
+            </w:r>
+          </w:hyperlink>
+        </w:p>
+        <w:p>
+          <w:pPr>
+            <w:pStyle w:val="TOC1"/>
+            <w:tabs>
+              <w:tab w:val="right" w:leader="dot" w:pos="8296"/>
+            </w:tabs>
+            <w:rPr>
+              <w:rFonts w:hint="eastAsia"/>
+              <w:noProof/>
+              <w:sz w:val="22"/>
+              <w:szCs w:val="24"/>
+              <w14:ligatures w14:val="standardContextual"/>
+            </w:rPr>
+          </w:pPr>
+          <w:hyperlink w:anchor="_Toc221729790" w:history="1">
+            <w:r>
+              <w:rPr>
+                <w:rStyle w:val="af3"/>
+                <w:rFonts w:hint="eastAsia"/>
+                <w:noProof/>
+              </w:rPr>
+              <w:t>01.15课时11——模块化</w:t>
+            </w:r>
+            <w:r>
+              <w:rPr>
+                <w:rFonts w:hint="eastAsia"/>
+                <w:noProof/>
+                <w:webHidden/>
+              </w:rPr>
+              <w:tab/>
+            </w:r>
+            <w:r>
+              <w:rPr>
+                <w:rFonts w:hint="eastAsia"/>
+                <w:noProof/>
+                <w:webHidden/>
+              </w:rPr>
+              <w:fldChar w:fldCharType="begin"/>
+            </w:r>
+            <w:r>
+              <w:rPr>
+                <w:rFonts w:hint="eastAsia"/>
+                <w:noProof/>
+                <w:webHidden/>
+              </w:rPr>
+              <w:instrText xml:space="preserve"> </w:instrText>
+            </w:r>
+            <w:r>
+              <w:rPr>
+                <w:noProof/>
+                <w:webHidden/>
+              </w:rPr>
+              <w:instrText>PAGEREF _Toc221729790 \h</w:instrText>
+            </w:r>
+            <w:r>
+              <w:rPr>
+                <w:rFonts w:hint="eastAsia"/>
+                <w:noProof/>
+                <w:webHidden/>
+              </w:rPr>
+              <w:instrText xml:space="preserve"> </w:instrText>
+            </w:r>
+            <w:r>
+              <w:rPr>
+                <w:rFonts w:hint="eastAsia"/>
+                <w:noProof/>
+                <w:webHidden/>
+              </w:rPr>
+            </w:r>
+            <w:r>
+              <w:rPr>
+                <w:rFonts w:hint="eastAsia"/>
+                <w:noProof/>
+                <w:webHidden/>
+              </w:rPr>
+              <w:fldChar w:fldCharType="separate"/>
+            </w:r>
+            <w:r>
+              <w:rPr>
+                <w:rFonts w:hint="eastAsia"/>
+                <w:noProof/>
+                <w:webHidden/>
+              </w:rPr>
+              <w:t>13</w:t>
+            </w:r>
+            <w:r>
+              <w:rPr>
+                <w:rFonts w:hint="eastAsia"/>
+                <w:noProof/>
+                <w:webHidden/>
+              </w:rPr>
+              <w:fldChar w:fldCharType="end"/>
+            </w:r>
+          </w:hyperlink>
+        </w:p>
+        <w:p>
+          <w:pPr>
+            <w:pStyle w:val="TOC1"/>
+            <w:tabs>
+              <w:tab w:val="right" w:leader="dot" w:pos="8296"/>
+            </w:tabs>
+            <w:rPr>
+              <w:rFonts w:hint="eastAsia"/>
+              <w:noProof/>
+              <w:sz w:val="22"/>
+              <w:szCs w:val="24"/>
+              <w14:ligatures w14:val="standardContextual"/>
+            </w:rPr>
+          </w:pPr>
+          <w:hyperlink w:anchor="_Toc221729791" w:history="1">
+            <w:r>
+              <w:rPr>
+                <w:rStyle w:val="af3"/>
+                <w:rFonts w:hint="eastAsia"/>
+                <w:noProof/>
+              </w:rPr>
+              <w:t>01.22课时13——</w:t>
+            </w:r>
+            <w:r>
+              <w:rPr>
+                <w:rFonts w:hint="eastAsia"/>
+                <w:noProof/>
+                <w:webHidden/>
+              </w:rPr>
+              <w:tab/>
+            </w:r>
+            <w:r>
+              <w:rPr>
+                <w:rFonts w:hint="eastAsia"/>
+                <w:noProof/>
+                <w:webHidden/>
+              </w:rPr>
+              <w:fldChar w:fldCharType="begin"/>
+            </w:r>
+            <w:r>
+              <w:rPr>
+                <w:rFonts w:hint="eastAsia"/>
+                <w:noProof/>
+                <w:webHidden/>
+              </w:rPr>
+              <w:instrText xml:space="preserve"> </w:instrText>
+            </w:r>
+            <w:r>
+              <w:rPr>
+                <w:noProof/>
+                <w:webHidden/>
+              </w:rPr>
+              <w:instrText>PAGEREF _Toc221729791 \h</w:instrText>
+            </w:r>
+            <w:r>
+              <w:rPr>
+                <w:rFonts w:hint="eastAsia"/>
+                <w:noProof/>
+                <w:webHidden/>
+              </w:rPr>
+              <w:instrText xml:space="preserve"> </w:instrText>
+            </w:r>
+            <w:r>
+              <w:rPr>
+                <w:rFonts w:hint="eastAsia"/>
+                <w:noProof/>
+                <w:webHidden/>
+              </w:rPr>
+            </w:r>
+            <w:r>
+              <w:rPr>
+                <w:rFonts w:hint="eastAsia"/>
+                <w:noProof/>
+                <w:webHidden/>
+              </w:rPr>
+              <w:fldChar w:fldCharType="separate"/>
+            </w:r>
+            <w:r>
+              <w:rPr>
+                <w:rFonts w:hint="eastAsia"/>
+                <w:noProof/>
+                <w:webHidden/>
+              </w:rPr>
+              <w:t>14</w:t>
+            </w:r>
+            <w:r>
+              <w:rPr>
+                <w:rFonts w:hint="eastAsia"/>
+                <w:noProof/>
+                <w:webHidden/>
+              </w:rPr>
+              <w:fldChar w:fldCharType="end"/>
+            </w:r>
+          </w:hyperlink>
+        </w:p>
+        <w:p>
+          <w:pPr>
+            <w:pStyle w:val="TOC1"/>
+            <w:tabs>
+              <w:tab w:val="right" w:leader="dot" w:pos="8296"/>
+            </w:tabs>
+            <w:rPr>
+              <w:rFonts w:hint="eastAsia"/>
+              <w:noProof/>
+              <w:sz w:val="22"/>
+              <w:szCs w:val="24"/>
+              <w14:ligatures w14:val="standardContextual"/>
+            </w:rPr>
+          </w:pPr>
+          <w:hyperlink w:anchor="_Toc221729792" w:history="1">
+            <w:r>
+              <w:rPr>
+                <w:rStyle w:val="af3"/>
+                <w:rFonts w:hint="eastAsia"/>
+                <w:noProof/>
+              </w:rPr>
+              <w:t>01.27课时14——网络</w:t>
+            </w:r>
+            <w:r>
+              <w:rPr>
+                <w:rFonts w:hint="eastAsia"/>
+                <w:noProof/>
+                <w:webHidden/>
+              </w:rPr>
+              <w:tab/>
+            </w:r>
+            <w:r>
+              <w:rPr>
+                <w:rFonts w:hint="eastAsia"/>
+                <w:noProof/>
+                <w:webHidden/>
+              </w:rPr>
+              <w:fldChar w:fldCharType="begin"/>
+            </w:r>
+            <w:r>
+              <w:rPr>
+                <w:rFonts w:hint="eastAsia"/>
+                <w:noProof/>
+                <w:webHidden/>
+              </w:rPr>
+              <w:instrText xml:space="preserve"> </w:instrText>
+            </w:r>
+            <w:r>
+              <w:rPr>
+                <w:noProof/>
+                <w:webHidden/>
+              </w:rPr>
+              <w:instrText>PAGEREF _Toc221729792 \h</w:instrText>
+            </w:r>
+            <w:r>
+              <w:rPr>
+                <w:rFonts w:hint="eastAsia"/>
+                <w:noProof/>
+                <w:webHidden/>
+              </w:rPr>
+              <w:instrText xml:space="preserve"> </w:instrText>
+            </w:r>
+            <w:r>
+              <w:rPr>
+                <w:rFonts w:hint="eastAsia"/>
+                <w:noProof/>
+                <w:webHidden/>
+              </w:rPr>
+            </w:r>
+            <w:r>
+              <w:rPr>
+                <w:rFonts w:hint="eastAsia"/>
+                <w:noProof/>
+                <w:webHidden/>
+              </w:rPr>
+              <w:fldChar w:fldCharType="separate"/>
+            </w:r>
+            <w:r>
+              <w:rPr>
+                <w:rFonts w:hint="eastAsia"/>
+                <w:noProof/>
+                <w:webHidden/>
+              </w:rPr>
+              <w:t>20</w:t>
+            </w:r>
+            <w:r>
+              <w:rPr>
+                <w:rFonts w:hint="eastAsia"/>
+                <w:noProof/>
+                <w:webHidden/>
+              </w:rPr>
+              <w:fldChar w:fldCharType="end"/>
+            </w:r>
+          </w:hyperlink>
+        </w:p>
+        <w:p>
+          <w:pPr>
+            <w:pStyle w:val="TOC1"/>
+            <w:tabs>
+              <w:tab w:val="right" w:leader="dot" w:pos="8296"/>
+            </w:tabs>
+            <w:rPr>
+              <w:rFonts w:hint="eastAsia"/>
+              <w:noProof/>
+              <w:sz w:val="22"/>
+              <w:szCs w:val="24"/>
+              <w14:ligatures w14:val="standardContextual"/>
+            </w:rPr>
+          </w:pPr>
+          <w:hyperlink w:anchor="_Toc221729793" w:history="1">
+            <w:r>
+              <w:rPr>
+                <w:rStyle w:val="af3"/>
+                <w:rFonts w:hint="eastAsia"/>
+                <w:noProof/>
+              </w:rPr>
+              <w:t>01.29课时15——网络</w:t>
+            </w:r>
+            <w:r>
+              <w:rPr>
+                <w:rFonts w:hint="eastAsia"/>
+                <w:noProof/>
+                <w:webHidden/>
+              </w:rPr>
+              <w:tab/>
+            </w:r>
+            <w:r>
+              <w:rPr>
+                <w:rFonts w:hint="eastAsia"/>
+                <w:noProof/>
+                <w:webHidden/>
+              </w:rPr>
+              <w:fldChar w:fldCharType="begin"/>
+            </w:r>
+            <w:r>
+              <w:rPr>
+                <w:rFonts w:hint="eastAsia"/>
+                <w:noProof/>
+                <w:webHidden/>
+              </w:rPr>
+              <w:instrText xml:space="preserve"> </w:instrText>
+            </w:r>
+            <w:r>
+              <w:rPr>
+                <w:noProof/>
+                <w:webHidden/>
+              </w:rPr>
+              <w:instrText>PAGEREF _Toc221729793 \h</w:instrText>
+            </w:r>
+            <w:r>
+              <w:rPr>
+                <w:rFonts w:hint="eastAsia"/>
+                <w:noProof/>
+                <w:webHidden/>
+              </w:rPr>
+              <w:instrText xml:space="preserve"> </w:instrText>
+            </w:r>
+            <w:r>
+              <w:rPr>
+                <w:rFonts w:hint="eastAsia"/>
+                <w:noProof/>
+                <w:webHidden/>
+              </w:rPr>
+            </w:r>
+            <w:r>
+              <w:rPr>
+                <w:rFonts w:hint="eastAsia"/>
+                <w:noProof/>
+                <w:webHidden/>
+              </w:rPr>
+              <w:fldChar w:fldCharType="separate"/>
+            </w:r>
+            <w:r>
+              <w:rPr>
+                <w:rFonts w:hint="eastAsia"/>
+                <w:noProof/>
+                <w:webHidden/>
+              </w:rPr>
+              <w:t>22</w:t>
+            </w:r>
+            <w:r>
+              <w:rPr>
+                <w:rFonts w:hint="eastAsia"/>
+                <w:noProof/>
+                <w:webHidden/>
+              </w:rPr>
+              <w:fldChar w:fldCharType="end"/>
+            </w:r>
+          </w:hyperlink>
+        </w:p>
+        <w:p>
+          <w:pPr>
+            <w:pStyle w:val="TOC1"/>
+            <w:tabs>
+              <w:tab w:val="right" w:leader="dot" w:pos="8296"/>
+            </w:tabs>
+            <w:rPr>
+              <w:rFonts w:hint="eastAsia"/>
+              <w:noProof/>
+              <w:sz w:val="22"/>
+              <w:szCs w:val="24"/>
+              <w14:ligatures w14:val="standardContextual"/>
+            </w:rPr>
+          </w:pPr>
+          <w:hyperlink w:anchor="_Toc221729794" w:history="1">
+            <w:r>
+              <w:rPr>
+                <w:rStyle w:val="af3"/>
+                <w:rFonts w:hint="eastAsia"/>
+                <w:noProof/>
+              </w:rPr>
+              <w:t>02.04课时16——网络</w:t>
+            </w:r>
+            <w:r>
+              <w:rPr>
+                <w:rFonts w:hint="eastAsia"/>
+                <w:noProof/>
+                <w:webHidden/>
+              </w:rPr>
+              <w:tab/>
+            </w:r>
+            <w:r>
+              <w:rPr>
+                <w:rFonts w:hint="eastAsia"/>
+                <w:noProof/>
+                <w:webHidden/>
+              </w:rPr>
+              <w:fldChar w:fldCharType="begin"/>
+            </w:r>
+            <w:r>
+              <w:rPr>
+                <w:rFonts w:hint="eastAsia"/>
+                <w:noProof/>
+                <w:webHidden/>
+              </w:rPr>
+              <w:instrText xml:space="preserve"> </w:instrText>
+            </w:r>
+            <w:r>
+              <w:rPr>
+                <w:noProof/>
+                <w:webHidden/>
+              </w:rPr>
+              <w:instrText>PAGEREF _Toc221729794 \h</w:instrText>
+            </w:r>
+            <w:r>
+              <w:rPr>
+                <w:rFonts w:hint="eastAsia"/>
+                <w:noProof/>
+                <w:webHidden/>
+              </w:rPr>
+              <w:instrText xml:space="preserve"> </w:instrText>
+            </w:r>
+            <w:r>
+              <w:rPr>
+                <w:rFonts w:hint="eastAsia"/>
+                <w:noProof/>
+                <w:webHidden/>
+              </w:rPr>
+            </w:r>
+            <w:r>
+              <w:rPr>
+                <w:rFonts w:hint="eastAsia"/>
+                <w:noProof/>
+                <w:webHidden/>
+              </w:rPr>
+              <w:fldChar w:fldCharType="separate"/>
+            </w:r>
+            <w:r>
+              <w:rPr>
+                <w:rFonts w:hint="eastAsia"/>
+                <w:noProof/>
+                <w:webHidden/>
+              </w:rPr>
+              <w:t>23</w:t>
+            </w:r>
+            <w:r>
+              <w:rPr>
+                <w:rFonts w:hint="eastAsia"/>
+                <w:noProof/>
+                <w:webHidden/>
+              </w:rPr>
+              <w:fldChar w:fldCharType="end"/>
+            </w:r>
+          </w:hyperlink>
+        </w:p>
+        <w:p>
+          <w:pPr>
+            <w:pStyle w:val="TOC2"/>
+            <w:tabs>
+              <w:tab w:val="right" w:leader="dot" w:pos="8296"/>
+            </w:tabs>
+            <w:rPr>
+              <w:rFonts w:hint="eastAsia"/>
+              <w:noProof/>
+            </w:rPr>
+          </w:pPr>
+          <w:hyperlink w:anchor="_Toc221729795" w:history="1">
+            <w:r>
+              <w:rPr>
+                <w:rStyle w:val="af3"/>
+                <w:rFonts w:hint="eastAsia"/>
+                <w:noProof/>
+              </w:rPr>
+              <w:t>一、网络桥接模式（网络拓扑中的桥接）</w:t>
+            </w:r>
+            <w:r>
+              <w:rPr>
+                <w:rFonts w:hint="eastAsia"/>
+                <w:noProof/>
+                <w:webHidden/>
+              </w:rPr>
+              <w:tab/>
+            </w:r>
+            <w:r>
+              <w:rPr>
+                <w:rFonts w:hint="eastAsia"/>
+                <w:noProof/>
+                <w:webHidden/>
+              </w:rPr>
+              <w:fldChar w:fldCharType="begin"/>
+            </w:r>
+            <w:r>
+              <w:rPr>
+                <w:rFonts w:hint="eastAsia"/>
+                <w:noProof/>
+                <w:webHidden/>
+              </w:rPr>
+              <w:instrText xml:space="preserve"> </w:instrText>
+            </w:r>
+            <w:r>
+              <w:rPr>
+                <w:noProof/>
+                <w:webHidden/>
+              </w:rPr>
+              <w:instrText>PAGEREF _Toc221729795 \h</w:instrText>
+            </w:r>
+            <w:r>
+              <w:rPr>
+                <w:rFonts w:hint="eastAsia"/>
+                <w:noProof/>
+                <w:webHidden/>
+              </w:rPr>
+              <w:instrText xml:space="preserve"> </w:instrText>
+            </w:r>
+            <w:r>
+              <w:rPr>
+                <w:rFonts w:hint="eastAsia"/>
+                <w:noProof/>
+                <w:webHidden/>
+              </w:rPr>
+            </w:r>
+            <w:r>
+              <w:rPr>
+                <w:rFonts w:hint="eastAsia"/>
+                <w:noProof/>
+                <w:webHidden/>
+              </w:rPr>
+              <w:fldChar w:fldCharType="separate"/>
+            </w:r>
+            <w:r>
+              <w:rPr>
+                <w:rFonts w:hint="eastAsia"/>
+                <w:noProof/>
+                <w:webHidden/>
+              </w:rPr>
+              <w:t>24</w:t>
+            </w:r>
+            <w:r>
+              <w:rPr>
+                <w:rFonts w:hint="eastAsia"/>
+                <w:noProof/>
+                <w:webHidden/>
+              </w:rPr>
+              <w:fldChar w:fldCharType="end"/>
+            </w:r>
+          </w:hyperlink>
+        </w:p>
+        <w:p>
+          <w:pPr>
+            <w:pStyle w:val="TOC1"/>
+            <w:tabs>
+              <w:tab w:val="right" w:leader="dot" w:pos="8296"/>
+            </w:tabs>
+            <w:rPr>
+              <w:rFonts w:hint="eastAsia"/>
+              <w:noProof/>
+              <w:sz w:val="22"/>
+              <w:szCs w:val="24"/>
+              <w14:ligatures w14:val="standardContextual"/>
+            </w:rPr>
+          </w:pPr>
+          <w:hyperlink w:anchor="_Toc221729796" w:history="1">
+            <w:r>
+              <w:rPr>
+                <w:rStyle w:val="af3"/>
+                <w:rFonts w:hint="eastAsia"/>
+                <w:noProof/>
+              </w:rPr>
+              <w:t>02.05课时17——网络</w:t>
+            </w:r>
+            <w:r>
+              <w:rPr>
+                <w:rFonts w:hint="eastAsia"/>
+                <w:noProof/>
+                <w:webHidden/>
+              </w:rPr>
+              <w:tab/>
+            </w:r>
+            <w:r>
+              <w:rPr>
+                <w:rFonts w:hint="eastAsia"/>
+                <w:noProof/>
+                <w:webHidden/>
+              </w:rPr>
+              <w:fldChar w:fldCharType="begin"/>
+            </w:r>
+            <w:r>
+              <w:rPr>
+                <w:rFonts w:hint="eastAsia"/>
+                <w:noProof/>
+                <w:webHidden/>
+              </w:rPr>
+              <w:instrText xml:space="preserve"> </w:instrText>
+            </w:r>
+            <w:r>
+              <w:rPr>
+                <w:noProof/>
+                <w:webHidden/>
+              </w:rPr>
+              <w:instrText>PAGEREF _Toc221729796 \h</w:instrText>
+            </w:r>
+            <w:r>
+              <w:rPr>
+                <w:rFonts w:hint="eastAsia"/>
+                <w:noProof/>
+                <w:webHidden/>
+              </w:rPr>
+              <w:instrText xml:space="preserve"> </w:instrText>
+            </w:r>
+            <w:r>
+              <w:rPr>
+                <w:rFonts w:hint="eastAsia"/>
+                <w:noProof/>
+                <w:webHidden/>
+              </w:rPr>
+            </w:r>
+            <w:r>
+              <w:rPr>
+                <w:rFonts w:hint="eastAsia"/>
+                <w:noProof/>
+                <w:webHidden/>
+              </w:rPr>
+              <w:fldChar w:fldCharType="separate"/>
+            </w:r>
+            <w:r>
+              <w:rPr>
+                <w:rFonts w:hint="eastAsia"/>
+                <w:noProof/>
+                <w:webHidden/>
+              </w:rPr>
+              <w:t>26</w:t>
+            </w:r>
+            <w:r>
+              <w:rPr>
+                <w:rFonts w:hint="eastAsia"/>
+                <w:noProof/>
+                <w:webHidden/>
+              </w:rPr>
+              <w:fldChar w:fldCharType="end"/>
+            </w:r>
+          </w:hyperlink>
+        </w:p>
+        <w:p>
+          <w:pPr>
+            <w:pStyle w:val="TOC1"/>
+            <w:tabs>
+              <w:tab w:val="right" w:leader="dot" w:pos="8296"/>
+            </w:tabs>
+            <w:rPr>
+              <w:rFonts w:hint="eastAsia"/>
+              <w:noProof/>
+              <w:sz w:val="22"/>
+              <w:szCs w:val="24"/>
+              <w14:ligatures w14:val="standardContextual"/>
+            </w:rPr>
+          </w:pPr>
+          <w:hyperlink w:anchor="_Toc221729797" w:history="1">
+            <w:r>
+              <w:rPr>
+                <w:rStyle w:val="af3"/>
+                <w:rFonts w:hint="eastAsia"/>
+                <w:noProof/>
+              </w:rPr>
+              <w:t>02.10课时18——网络</w:t>
+            </w:r>
+            <w:r>
+              <w:rPr>
+                <w:rFonts w:hint="eastAsia"/>
+                <w:noProof/>
+                <w:webHidden/>
+              </w:rPr>
+              <w:tab/>
+            </w:r>
+            <w:r>
+              <w:rPr>
+                <w:rFonts w:hint="eastAsia"/>
+                <w:noProof/>
+                <w:webHidden/>
+              </w:rPr>
+              <w:fldChar w:fldCharType="begin"/>
+            </w:r>
+            <w:r>
+              <w:rPr>
+                <w:rFonts w:hint="eastAsia"/>
+                <w:noProof/>
+                <w:webHidden/>
+              </w:rPr>
+              <w:instrText xml:space="preserve"> </w:instrText>
+            </w:r>
+            <w:r>
+              <w:rPr>
+                <w:noProof/>
+                <w:webHidden/>
+              </w:rPr>
+              <w:instrText>PAGEREF _Toc221729797 \h</w:instrText>
+            </w:r>
+            <w:r>
+              <w:rPr>
+                <w:rFonts w:hint="eastAsia"/>
+                <w:noProof/>
+                <w:webHidden/>
+              </w:rPr>
+              <w:instrText xml:space="preserve"> </w:instrText>
+            </w:r>
+            <w:r>
+              <w:rPr>
+                <w:rFonts w:hint="eastAsia"/>
+                <w:noProof/>
+                <w:webHidden/>
+              </w:rPr>
+            </w:r>
+            <w:r>
+              <w:rPr>
+                <w:rFonts w:hint="eastAsia"/>
+                <w:noProof/>
+                <w:webHidden/>
+              </w:rPr>
+              <w:fldChar w:fldCharType="separate"/>
+            </w:r>
+            <w:r>
+              <w:rPr>
+                <w:rFonts w:hint="eastAsia"/>
+                <w:noProof/>
+                <w:webHidden/>
+              </w:rPr>
+              <w:t>29</w:t>
             </w:r>
             <w:r>
               <w:rPr>
@@ -2284,7 +3047,7 @@
           <w:rFonts w:hint="eastAsia"/>
         </w:rPr>
       </w:pPr>
-      <w:bookmarkStart w:id="0" w:name="_Toc219405919"/>
+      <w:bookmarkStart w:id="0" w:name="_Toc221729779"/>
       <w:r>
         <w:rPr>
           <w:rFonts w:hint="eastAsia"/>
@@ -2422,7 +3185,6 @@
         <w:rPr>
           <w:rFonts w:hint="eastAsia"/>
         </w:rPr>
-        <w:lastRenderedPageBreak/>
         <w:t>项目亮点/挖掘</w:t>
       </w:r>
     </w:p>
@@ -3069,8 +3831,8 @@
           <w:rFonts w:hint="eastAsia"/>
         </w:rPr>
       </w:pPr>
-      <w:bookmarkStart w:id="1" w:name="_Toc219405920"/>
-      <w:bookmarkStart w:id="2" w:name="OLE_LINK1"/>
+      <w:bookmarkStart w:id="1" w:name="OLE_LINK1"/>
+      <w:bookmarkStart w:id="2" w:name="_Toc221729780"/>
       <w:r>
         <w:rPr>
           <w:rFonts w:hint="eastAsia"/>
@@ -3083,9 +3845,9 @@
         </w:rPr>
         <w:t>——简历修改</w:t>
       </w:r>
-      <w:bookmarkEnd w:id="1"/>
-    </w:p>
-    <w:bookmarkEnd w:id="2"/>
+      <w:bookmarkEnd w:id="2"/>
+    </w:p>
+    <w:bookmarkEnd w:id="1"/>
     <w:p>
       <w:pPr>
         <w:rPr>
@@ -3987,7 +4749,7 @@
           <w:rFonts w:hint="eastAsia"/>
         </w:rPr>
       </w:pPr>
-      <w:bookmarkStart w:id="3" w:name="_Toc219405921"/>
+      <w:bookmarkStart w:id="3" w:name="_Toc221729781"/>
       <w:r>
         <w:rPr>
           <w:rFonts w:hint="eastAsia"/>
@@ -5517,7 +6279,7 @@
           <w:rFonts w:hint="eastAsia"/>
         </w:rPr>
       </w:pPr>
-      <w:bookmarkStart w:id="4" w:name="_Toc219405922"/>
+      <w:bookmarkStart w:id="4" w:name="_Toc221729782"/>
       <w:r>
         <w:rPr>
           <w:rFonts w:hint="eastAsia"/>
@@ -6133,7 +6895,7 @@
           <w:rFonts w:hint="eastAsia"/>
         </w:rPr>
       </w:pPr>
-      <w:bookmarkStart w:id="5" w:name="_Toc219405923"/>
+      <w:bookmarkStart w:id="5" w:name="_Toc221729783"/>
       <w:r>
         <w:rPr>
           <w:rFonts w:hint="eastAsia"/>
@@ -6735,8 +7497,8 @@
           <w:rFonts w:hint="eastAsia"/>
         </w:rPr>
       </w:pPr>
-      <w:bookmarkStart w:id="6" w:name="_Toc219405924"/>
-      <w:bookmarkStart w:id="7" w:name="OLE_LINK2"/>
+      <w:bookmarkStart w:id="6" w:name="OLE_LINK2"/>
+      <w:bookmarkStart w:id="7" w:name="_Toc221729784"/>
       <w:r>
         <w:rPr>
           <w:rFonts w:hint="eastAsia"/>
@@ -6749,9 +7511,9 @@
         </w:rPr>
         <w:t>——event loop</w:t>
       </w:r>
-      <w:bookmarkEnd w:id="6"/>
-    </w:p>
-    <w:bookmarkEnd w:id="7"/>
+      <w:bookmarkEnd w:id="7"/>
+    </w:p>
+    <w:bookmarkEnd w:id="6"/>
     <w:p>
       <w:pPr>
         <w:rPr>
@@ -6919,7 +7681,7 @@
           <w:rFonts w:hint="eastAsia"/>
         </w:rPr>
       </w:pPr>
-      <w:bookmarkStart w:id="8" w:name="_Toc219405925"/>
+      <w:bookmarkStart w:id="8" w:name="_Toc221729785"/>
       <w:r>
         <w:rPr>
           <w:rFonts w:hint="eastAsia"/>
@@ -7436,8 +8198,8 @@
           <w:rFonts w:hint="eastAsia"/>
         </w:rPr>
       </w:pPr>
-      <w:bookmarkStart w:id="9" w:name="_Toc219405926"/>
-      <w:bookmarkStart w:id="10" w:name="OLE_LINK3"/>
+      <w:bookmarkStart w:id="9" w:name="OLE_LINK3"/>
+      <w:bookmarkStart w:id="10" w:name="_Toc221729786"/>
       <w:r>
         <w:rPr>
           <w:rFonts w:hint="eastAsia"/>
@@ -7464,9 +8226,9 @@
         </w:rPr>
         <w:t>执行机制</w:t>
       </w:r>
-      <w:bookmarkEnd w:id="9"/>
-    </w:p>
-    <w:bookmarkEnd w:id="10"/>
+      <w:bookmarkEnd w:id="10"/>
+    </w:p>
+    <w:bookmarkEnd w:id="9"/>
     <w:p>
       <w:pPr>
         <w:rPr>
@@ -7904,7 +8666,7 @@
           <w:rFonts w:hint="eastAsia"/>
         </w:rPr>
       </w:pPr>
-      <w:bookmarkStart w:id="11" w:name="_Toc219405927"/>
+      <w:bookmarkStart w:id="11" w:name="_Toc221729787"/>
       <w:r>
         <w:rPr>
           <w:rFonts w:hint="eastAsia"/>
@@ -8898,8 +9660,8 @@
           <w:rFonts w:hint="eastAsia"/>
         </w:rPr>
       </w:pPr>
-      <w:bookmarkStart w:id="15" w:name="_Toc219405928"/>
-      <w:bookmarkStart w:id="16" w:name="OLE_LINK7"/>
+      <w:bookmarkStart w:id="15" w:name="OLE_LINK7"/>
+      <w:bookmarkStart w:id="16" w:name="_Toc221729788"/>
       <w:r>
         <w:rPr>
           <w:rFonts w:hint="eastAsia"/>
@@ -8918,9 +9680,9 @@
         </w:rPr>
         <w:t>作用</w:t>
       </w:r>
-      <w:bookmarkEnd w:id="15"/>
-    </w:p>
-    <w:bookmarkEnd w:id="16"/>
+      <w:bookmarkEnd w:id="16"/>
+    </w:p>
+    <w:bookmarkEnd w:id="15"/>
     <w:p>
       <w:pPr>
         <w:rPr>
@@ -9240,7 +10002,7 @@
           <w:rFonts w:hint="eastAsia"/>
         </w:rPr>
       </w:pPr>
-      <w:bookmarkStart w:id="17" w:name="_Toc219405929"/>
+      <w:bookmarkStart w:id="17" w:name="_Toc221729789"/>
       <w:r>
         <w:rPr>
           <w:rFonts w:hint="eastAsia"/>
@@ -9617,12 +10379,14 @@
           <w:rFonts w:hint="eastAsia"/>
         </w:rPr>
       </w:pPr>
+      <w:bookmarkStart w:id="18" w:name="_Toc221729790"/>
       <w:r>
         <w:rPr>
           <w:rFonts w:hint="eastAsia"/>
         </w:rPr>
         <w:t>01.15课时11——模块化</w:t>
       </w:r>
+      <w:bookmarkEnd w:id="18"/>
     </w:p>
     <w:p>
       <w:pPr>
@@ -9863,7 +10627,7 @@
           <w:rFonts w:hint="eastAsia"/>
         </w:rPr>
       </w:pPr>
-      <w:bookmarkStart w:id="18" w:name="OLE_LINK8"/>
+      <w:bookmarkStart w:id="19" w:name="OLE_LINK8"/>
       <w:proofErr w:type="spellStart"/>
       <w:r>
         <w:rPr>
@@ -9913,7 +10677,7 @@
         <w:t>：写法类似 require，返回 Promise。Promise 是 ES6 数据结构，有 resolve（成功）、reject（失败）、pending（初始）三种状态。可通过 try...catch 处理，也可用.then 方式获取值。</w:t>
       </w:r>
     </w:p>
-    <w:bookmarkEnd w:id="18"/>
+    <w:bookmarkEnd w:id="19"/>
     <w:p>
       <w:pPr>
         <w:numPr>
@@ -10030,6 +10794,7 @@
           <w:rFonts w:hint="eastAsia"/>
         </w:rPr>
       </w:pPr>
+      <w:bookmarkStart w:id="20" w:name="_Toc221729791"/>
       <w:r>
         <w:rPr>
           <w:rFonts w:hint="eastAsia"/>
@@ -10048,6 +10813,7 @@
         </w:rPr>
         <w:t>——</w:t>
       </w:r>
+      <w:bookmarkEnd w:id="20"/>
     </w:p>
     <w:p>
       <w:pPr>
@@ -14652,6 +15418,7 @@
           <w:rFonts w:hint="eastAsia"/>
         </w:rPr>
       </w:pPr>
+      <w:bookmarkStart w:id="21" w:name="_Toc221729792"/>
       <w:r>
         <w:rPr>
           <w:rFonts w:hint="eastAsia"/>
@@ -14664,6 +15431,7 @@
         </w:rPr>
         <w:t>网络</w:t>
       </w:r>
+      <w:bookmarkEnd w:id="21"/>
     </w:p>
     <w:p>
       <w:pPr>
@@ -15480,12 +16248,14 @@
           <w:rFonts w:hint="eastAsia"/>
         </w:rPr>
       </w:pPr>
+      <w:bookmarkStart w:id="22" w:name="_Toc221729793"/>
       <w:r>
         <w:rPr>
           <w:rFonts w:hint="eastAsia"/>
         </w:rPr>
         <w:t>01.29课时15——网络</w:t>
       </w:r>
+      <w:bookmarkEnd w:id="22"/>
     </w:p>
     <w:p>
       <w:pPr>
@@ -16351,12 +17121,14 @@
           <w:rFonts w:hint="eastAsia"/>
         </w:rPr>
       </w:pPr>
+      <w:bookmarkStart w:id="23" w:name="_Toc221729794"/>
       <w:r>
         <w:rPr>
           <w:rFonts w:hint="eastAsia"/>
         </w:rPr>
         <w:t>02.04课时16——网络</w:t>
       </w:r>
+      <w:bookmarkEnd w:id="23"/>
     </w:p>
     <w:p>
       <w:pPr>
@@ -16593,8 +17365,13 @@
           <w:rFonts w:hint="eastAsia"/>
         </w:rPr>
       </w:pPr>
-      <w:r>
-        <w:t xml:space="preserve">一、网络桥接模式（网络拓扑中的桥接） </w:t>
+      <w:bookmarkStart w:id="24" w:name="_Toc221729795"/>
+      <w:r>
+        <w:t>一、网络桥接模式（网络拓扑中的桥接）</w:t>
+      </w:r>
+      <w:bookmarkEnd w:id="24"/>
+      <w:r>
+        <w:t xml:space="preserve"> </w:t>
       </w:r>
     </w:p>
     <w:p>
@@ -17645,12 +18422,14 @@
           <w:rFonts w:hint="eastAsia"/>
         </w:rPr>
       </w:pPr>
+      <w:bookmarkStart w:id="25" w:name="_Toc221729796"/>
       <w:r>
         <w:rPr>
           <w:rFonts w:hint="eastAsia"/>
         </w:rPr>
         <w:t>02.05课时17——网络</w:t>
       </w:r>
+      <w:bookmarkEnd w:id="25"/>
     </w:p>
     <w:p>
       <w:pPr>
@@ -21595,7 +22374,13 @@
         <w:t>：下节课按五层模型解析 HTTP 和 DNS 过程，根据课程进度决定是否加课，中间可能空两周休</w:t>
       </w:r>
     </w:p>
-    <w:p/>
+    <w:p>
+      <w:pPr>
+        <w:rPr>
+          <w:rFonts w:hint="eastAsia"/>
+        </w:rPr>
+      </w:pPr>
+    </w:p>
     <w:p>
       <w:pPr>
         <w:pStyle w:val="1"/>
@@ -21603,38 +22388,21 @@
           <w:rFonts w:hint="eastAsia"/>
         </w:rPr>
       </w:pPr>
-      <w:r>
-        <w:rPr>
-          <w:rFonts w:hint="eastAsia"/>
-        </w:rPr>
-        <w:t>02.</w:t>
-      </w:r>
-      <w:r>
-        <w:rPr>
-          <w:rFonts w:hint="eastAsia"/>
-        </w:rPr>
-        <w:t>10</w:t>
-      </w:r>
-      <w:r>
-        <w:rPr>
-          <w:rFonts w:hint="eastAsia"/>
-        </w:rPr>
-        <w:t>课时1</w:t>
-      </w:r>
-      <w:r>
-        <w:rPr>
-          <w:rFonts w:hint="eastAsia"/>
-        </w:rPr>
-        <w:t>8</w:t>
-      </w:r>
-      <w:r>
-        <w:rPr>
-          <w:rFonts w:hint="eastAsia"/>
-        </w:rPr>
-        <w:t>——网络</w:t>
-      </w:r>
-    </w:p>
-    <w:p>
+      <w:bookmarkStart w:id="26" w:name="_Toc221729797"/>
+      <w:r>
+        <w:rPr>
+          <w:rFonts w:hint="eastAsia"/>
+        </w:rPr>
+        <w:t>02.10课时18——网络</w:t>
+      </w:r>
+      <w:bookmarkEnd w:id="26"/>
+    </w:p>
+    <w:p>
+      <w:pPr>
+        <w:rPr>
+          <w:rFonts w:hint="eastAsia"/>
+        </w:rPr>
+      </w:pPr>
       <w:r>
         <w:rPr>
           <w:rFonts w:hint="eastAsia"/>
@@ -21645,6 +22413,7 @@
     <w:p>
       <w:pPr>
         <w:rPr>
+          <w:rFonts w:hint="eastAsia"/>
           <w:b/>
           <w:bCs/>
         </w:rPr>
@@ -21660,6 +22429,7 @@
     <w:p>
       <w:pPr>
         <w:rPr>
+          <w:rFonts w:hint="eastAsia"/>
           <w:b/>
           <w:bCs/>
         </w:rPr>
@@ -21691,6 +22461,7 @@
     <w:p>
       <w:pPr>
         <w:rPr>
+          <w:rFonts w:hint="eastAsia"/>
           <w:b/>
           <w:bCs/>
         </w:rPr>
@@ -21703,8 +22474,19 @@
         <w:t>3. 避免资源浪费</w:t>
       </w:r>
     </w:p>
-    <w:p/>
-    <w:p>
+    <w:p>
+      <w:pPr>
+        <w:rPr>
+          <w:rFonts w:hint="eastAsia"/>
+        </w:rPr>
+      </w:pPr>
+    </w:p>
+    <w:p>
+      <w:pPr>
+        <w:rPr>
+          <w:rFonts w:hint="eastAsia"/>
+        </w:rPr>
+      </w:pPr>
       <w:r>
         <w:rPr>
           <w:b/>
@@ -21722,6 +22504,9 @@
           <w:ilvl w:val="0"/>
           <w:numId w:val="27"/>
         </w:numPr>
+        <w:rPr>
+          <w:rFonts w:hint="eastAsia"/>
+        </w:rPr>
       </w:pPr>
       <w:r>
         <w:rPr>
@@ -21739,6 +22524,9 @@
           <w:ilvl w:val="0"/>
           <w:numId w:val="27"/>
         </w:numPr>
+        <w:rPr>
+          <w:rFonts w:hint="eastAsia"/>
+        </w:rPr>
       </w:pPr>
       <w:r>
         <w:rPr>
@@ -21756,6 +22544,9 @@
           <w:ilvl w:val="0"/>
           <w:numId w:val="27"/>
         </w:numPr>
+        <w:rPr>
+          <w:rFonts w:hint="eastAsia"/>
+        </w:rPr>
       </w:pPr>
       <w:r>
         <w:rPr>
@@ -21773,6 +22564,9 @@
           <w:ilvl w:val="0"/>
           <w:numId w:val="27"/>
         </w:numPr>
+        <w:rPr>
+          <w:rFonts w:hint="eastAsia"/>
+        </w:rPr>
       </w:pPr>
       <w:r>
         <w:rPr>
@@ -21784,8 +22578,20 @@
         <w:t xml:space="preserve"> 防止历史连接建立</w:t>
       </w:r>
     </w:p>
-    <w:p/>
-    <w:p/>
+    <w:p>
+      <w:pPr>
+        <w:rPr>
+          <w:rFonts w:hint="eastAsia"/>
+        </w:rPr>
+      </w:pPr>
+    </w:p>
+    <w:p>
+      <w:pPr>
+        <w:rPr>
+          <w:rFonts w:hint="eastAsia"/>
+        </w:rPr>
+      </w:pPr>
+    </w:p>
     <w:tbl>
       <w:tblPr>
         <w:tblW w:w="0" w:type="auto"/>
@@ -21819,6 +22625,7 @@
           <w:p>
             <w:pPr>
               <w:rPr>
+                <w:rFonts w:hint="eastAsia"/>
                 <w:b/>
                 <w:bCs/>
               </w:rPr>
@@ -21841,6 +22648,7 @@
           <w:p>
             <w:pPr>
               <w:rPr>
+                <w:rFonts w:hint="eastAsia"/>
                 <w:b/>
                 <w:bCs/>
               </w:rPr>
@@ -21863,6 +22671,7 @@
           <w:p>
             <w:pPr>
               <w:rPr>
+                <w:rFonts w:hint="eastAsia"/>
                 <w:b/>
                 <w:bCs/>
               </w:rPr>
@@ -21885,6 +22694,7 @@
           <w:p>
             <w:pPr>
               <w:rPr>
+                <w:rFonts w:hint="eastAsia"/>
                 <w:b/>
                 <w:bCs/>
               </w:rPr>
@@ -21907,6 +22717,7 @@
           <w:p>
             <w:pPr>
               <w:rPr>
+                <w:rFonts w:hint="eastAsia"/>
                 <w:b/>
                 <w:bCs/>
               </w:rPr>
@@ -21932,6 +22743,11 @@
             <w:hideMark/>
           </w:tcPr>
           <w:p>
+            <w:pPr>
+              <w:rPr>
+                <w:rFonts w:hint="eastAsia"/>
+              </w:rPr>
+            </w:pPr>
             <w:r>
               <w:t>应用层</w:t>
             </w:r>
@@ -21944,6 +22760,11 @@
             <w:hideMark/>
           </w:tcPr>
           <w:p>
+            <w:pPr>
+              <w:rPr>
+                <w:rFonts w:hint="eastAsia"/>
+              </w:rPr>
+            </w:pPr>
             <w:r>
               <w:t>HTTP、FTP、SMTP、DNS</w:t>
             </w:r>
@@ -21956,6 +22777,11 @@
             <w:hideMark/>
           </w:tcPr>
           <w:p>
+            <w:pPr>
+              <w:rPr>
+                <w:rFonts w:hint="eastAsia"/>
+              </w:rPr>
+            </w:pPr>
             <w:r>
               <w:t>网关、代理服务器</w:t>
             </w:r>
@@ -21968,6 +22794,11 @@
             <w:hideMark/>
           </w:tcPr>
           <w:p>
+            <w:pPr>
+              <w:rPr>
+                <w:rFonts w:hint="eastAsia"/>
+              </w:rPr>
+            </w:pPr>
             <w:r>
               <w:t>URL、邮箱地址</w:t>
             </w:r>
@@ -21980,6 +22811,11 @@
             <w:hideMark/>
           </w:tcPr>
           <w:p>
+            <w:pPr>
+              <w:rPr>
+                <w:rFonts w:hint="eastAsia"/>
+              </w:rPr>
+            </w:pPr>
             <w:r>
               <w:t>消息</w:t>
             </w:r>
@@ -21997,6 +22833,11 @@
             <w:hideMark/>
           </w:tcPr>
           <w:p>
+            <w:pPr>
+              <w:rPr>
+                <w:rFonts w:hint="eastAsia"/>
+              </w:rPr>
+            </w:pPr>
             <w:r>
               <w:t>传输层</w:t>
             </w:r>
@@ -22009,6 +22850,11 @@
             <w:hideMark/>
           </w:tcPr>
           <w:p>
+            <w:pPr>
+              <w:rPr>
+                <w:rFonts w:hint="eastAsia"/>
+              </w:rPr>
+            </w:pPr>
             <w:r>
               <w:t>TCP、UDP</w:t>
             </w:r>
@@ -22021,6 +22867,11 @@
             <w:hideMark/>
           </w:tcPr>
           <w:p>
+            <w:pPr>
+              <w:rPr>
+                <w:rFonts w:hint="eastAsia"/>
+              </w:rPr>
+            </w:pPr>
             <w:r>
               <w:t>防火墙、负载均衡器</w:t>
             </w:r>
@@ -22033,6 +22884,11 @@
             <w:hideMark/>
           </w:tcPr>
           <w:p>
+            <w:pPr>
+              <w:rPr>
+                <w:rFonts w:hint="eastAsia"/>
+              </w:rPr>
+            </w:pPr>
             <w:r>
               <w:t>端口号</w:t>
             </w:r>
@@ -22045,6 +22901,11 @@
             <w:hideMark/>
           </w:tcPr>
           <w:p>
+            <w:pPr>
+              <w:rPr>
+                <w:rFonts w:hint="eastAsia"/>
+              </w:rPr>
+            </w:pPr>
             <w:r>
               <w:t>段/数据报</w:t>
             </w:r>
@@ -22062,6 +22923,11 @@
             <w:hideMark/>
           </w:tcPr>
           <w:p>
+            <w:pPr>
+              <w:rPr>
+                <w:rFonts w:hint="eastAsia"/>
+              </w:rPr>
+            </w:pPr>
             <w:r>
               <w:t>网络层</w:t>
             </w:r>
@@ -22074,6 +22940,11 @@
             <w:hideMark/>
           </w:tcPr>
           <w:p>
+            <w:pPr>
+              <w:rPr>
+                <w:rFonts w:hint="eastAsia"/>
+              </w:rPr>
+            </w:pPr>
             <w:r>
               <w:t>IP、ICMP、ARP</w:t>
             </w:r>
@@ -22086,6 +22957,11 @@
             <w:hideMark/>
           </w:tcPr>
           <w:p>
+            <w:pPr>
+              <w:rPr>
+                <w:rFonts w:hint="eastAsia"/>
+              </w:rPr>
+            </w:pPr>
             <w:r>
               <w:t>路由器、三层交换机</w:t>
             </w:r>
@@ -22098,6 +22974,11 @@
             <w:hideMark/>
           </w:tcPr>
           <w:p>
+            <w:pPr>
+              <w:rPr>
+                <w:rFonts w:hint="eastAsia"/>
+              </w:rPr>
+            </w:pPr>
             <w:r>
               <w:t>IP地址</w:t>
             </w:r>
@@ -22110,6 +22991,11 @@
             <w:hideMark/>
           </w:tcPr>
           <w:p>
+            <w:pPr>
+              <w:rPr>
+                <w:rFonts w:hint="eastAsia"/>
+              </w:rPr>
+            </w:pPr>
             <w:r>
               <w:t>数据包</w:t>
             </w:r>
@@ -22127,6 +23013,11 @@
             <w:hideMark/>
           </w:tcPr>
           <w:p>
+            <w:pPr>
+              <w:rPr>
+                <w:rFonts w:hint="eastAsia"/>
+              </w:rPr>
+            </w:pPr>
             <w:r>
               <w:t>数据链路层</w:t>
             </w:r>
@@ -22139,6 +23030,11 @@
             <w:hideMark/>
           </w:tcPr>
           <w:p>
+            <w:pPr>
+              <w:rPr>
+                <w:rFonts w:hint="eastAsia"/>
+              </w:rPr>
+            </w:pPr>
             <w:r>
               <w:t>以太网、PPP、Wi-Fi</w:t>
             </w:r>
@@ -22151,6 +23047,11 @@
             <w:hideMark/>
           </w:tcPr>
           <w:p>
+            <w:pPr>
+              <w:rPr>
+                <w:rFonts w:hint="eastAsia"/>
+              </w:rPr>
+            </w:pPr>
             <w:r>
               <w:t>交换机、网桥、网卡</w:t>
             </w:r>
@@ -22163,6 +23064,11 @@
             <w:hideMark/>
           </w:tcPr>
           <w:p>
+            <w:pPr>
+              <w:rPr>
+                <w:rFonts w:hint="eastAsia"/>
+              </w:rPr>
+            </w:pPr>
             <w:r>
               <w:t>MAC地址</w:t>
             </w:r>
@@ -22175,6 +23081,11 @@
             <w:hideMark/>
           </w:tcPr>
           <w:p>
+            <w:pPr>
+              <w:rPr>
+                <w:rFonts w:hint="eastAsia"/>
+              </w:rPr>
+            </w:pPr>
             <w:r>
               <w:t>帧</w:t>
             </w:r>
@@ -22192,6 +23103,11 @@
             <w:hideMark/>
           </w:tcPr>
           <w:p>
+            <w:pPr>
+              <w:rPr>
+                <w:rFonts w:hint="eastAsia"/>
+              </w:rPr>
+            </w:pPr>
             <w:r>
               <w:t>物理层</w:t>
             </w:r>
@@ -22204,6 +23120,11 @@
             <w:hideMark/>
           </w:tcPr>
           <w:p>
+            <w:pPr>
+              <w:rPr>
+                <w:rFonts w:hint="eastAsia"/>
+              </w:rPr>
+            </w:pPr>
             <w:r>
               <w:t>RS-232、V.35、802.11</w:t>
             </w:r>
@@ -22216,6 +23137,11 @@
             <w:hideMark/>
           </w:tcPr>
           <w:p>
+            <w:pPr>
+              <w:rPr>
+                <w:rFonts w:hint="eastAsia"/>
+              </w:rPr>
+            </w:pPr>
             <w:r>
               <w:t>集线器、中继器、调制解调器</w:t>
             </w:r>
@@ -22228,6 +23154,11 @@
             <w:hideMark/>
           </w:tcPr>
           <w:p>
+            <w:pPr>
+              <w:rPr>
+                <w:rFonts w:hint="eastAsia"/>
+              </w:rPr>
+            </w:pPr>
             <w:r>
               <w:t>无</w:t>
             </w:r>
@@ -22240,6 +23171,11 @@
             <w:hideMark/>
           </w:tcPr>
           <w:p>
+            <w:pPr>
+              <w:rPr>
+                <w:rFonts w:hint="eastAsia"/>
+              </w:rPr>
+            </w:pPr>
             <w:r>
               <w:t>比特</w:t>
             </w:r>
@@ -22247,7 +23183,13 @@
         </w:tc>
       </w:tr>
     </w:tbl>
-    <w:p/>
+    <w:p>
+      <w:pPr>
+        <w:rPr>
+          <w:rFonts w:hint="eastAsia"/>
+        </w:rPr>
+      </w:pPr>
+    </w:p>
     <w:tbl>
       <w:tblPr>
         <w:tblW w:w="0" w:type="auto"/>
@@ -22281,6 +23223,7 @@
           <w:p>
             <w:pPr>
               <w:rPr>
+                <w:rFonts w:hint="eastAsia"/>
                 <w:b/>
                 <w:bCs/>
               </w:rPr>
@@ -22303,6 +23246,7 @@
           <w:p>
             <w:pPr>
               <w:rPr>
+                <w:rFonts w:hint="eastAsia"/>
                 <w:b/>
                 <w:bCs/>
               </w:rPr>
@@ -22325,6 +23269,7 @@
           <w:p>
             <w:pPr>
               <w:rPr>
+                <w:rFonts w:hint="eastAsia"/>
                 <w:b/>
                 <w:bCs/>
               </w:rPr>
@@ -22347,6 +23292,7 @@
           <w:p>
             <w:pPr>
               <w:rPr>
+                <w:rFonts w:hint="eastAsia"/>
                 <w:b/>
                 <w:bCs/>
               </w:rPr>
@@ -22369,6 +23315,7 @@
           <w:p>
             <w:pPr>
               <w:rPr>
+                <w:rFonts w:hint="eastAsia"/>
                 <w:b/>
                 <w:bCs/>
               </w:rPr>
@@ -22394,6 +23341,11 @@
             <w:hideMark/>
           </w:tcPr>
           <w:p>
+            <w:pPr>
+              <w:rPr>
+                <w:rFonts w:hint="eastAsia"/>
+              </w:rPr>
+            </w:pPr>
             <w:r>
               <w:rPr>
                 <w:b/>
@@ -22416,6 +23368,11 @@
             <w:hideMark/>
           </w:tcPr>
           <w:p>
+            <w:pPr>
+              <w:rPr>
+                <w:rFonts w:hint="eastAsia"/>
+              </w:rPr>
+            </w:pPr>
             <w:r>
               <w:t>低</w:t>
             </w:r>
@@ -22428,6 +23385,11 @@
             <w:hideMark/>
           </w:tcPr>
           <w:p>
+            <w:pPr>
+              <w:rPr>
+                <w:rFonts w:hint="eastAsia"/>
+              </w:rPr>
+            </w:pPr>
             <w:r>
               <w:t>中高</w:t>
             </w:r>
@@ -22440,6 +23402,11 @@
             <w:hideMark/>
           </w:tcPr>
           <w:p>
+            <w:pPr>
+              <w:rPr>
+                <w:rFonts w:hint="eastAsia"/>
+              </w:rPr>
+            </w:pPr>
             <w:r>
               <w:t>高</w:t>
             </w:r>
@@ -22452,6 +23419,11 @@
             <w:hideMark/>
           </w:tcPr>
           <w:p>
+            <w:pPr>
+              <w:rPr>
+                <w:rFonts w:hint="eastAsia"/>
+              </w:rPr>
+            </w:pPr>
             <w:r>
               <w:t>HTTP/3 &gt; HTTP/2 &gt; HTTP/1.1</w:t>
             </w:r>
@@ -22469,6 +23441,11 @@
             <w:hideMark/>
           </w:tcPr>
           <w:p>
+            <w:pPr>
+              <w:rPr>
+                <w:rFonts w:hint="eastAsia"/>
+              </w:rPr>
+            </w:pPr>
             <w:r>
               <w:rPr>
                 <w:b/>
@@ -22491,6 +23468,11 @@
             <w:hideMark/>
           </w:tcPr>
           <w:p>
+            <w:pPr>
+              <w:rPr>
+                <w:rFonts w:hint="eastAsia"/>
+              </w:rPr>
+            </w:pPr>
             <w:r>
               <w:t>可选</w:t>
             </w:r>
@@ -22503,6 +23485,11 @@
             <w:hideMark/>
           </w:tcPr>
           <w:p>
+            <w:pPr>
+              <w:rPr>
+                <w:rFonts w:hint="eastAsia"/>
+              </w:rPr>
+            </w:pPr>
             <w:r>
               <w:t>推荐</w:t>
             </w:r>
@@ -22515,6 +23502,11 @@
             <w:hideMark/>
           </w:tcPr>
           <w:p>
+            <w:pPr>
+              <w:rPr>
+                <w:rFonts w:hint="eastAsia"/>
+              </w:rPr>
+            </w:pPr>
             <w:r>
               <w:t>强制</w:t>
             </w:r>
@@ -22527,6 +23519,11 @@
             <w:hideMark/>
           </w:tcPr>
           <w:p>
+            <w:pPr>
+              <w:rPr>
+                <w:rFonts w:hint="eastAsia"/>
+              </w:rPr>
+            </w:pPr>
             <w:r>
               <w:t>HTTP/3 &gt; HTTP/2 &gt; HTTP/1.1</w:t>
             </w:r>
@@ -22544,6 +23541,11 @@
             <w:hideMark/>
           </w:tcPr>
           <w:p>
+            <w:pPr>
+              <w:rPr>
+                <w:rFonts w:hint="eastAsia"/>
+              </w:rPr>
+            </w:pPr>
             <w:r>
               <w:rPr>
                 <w:b/>
@@ -22566,6 +23568,11 @@
             <w:hideMark/>
           </w:tcPr>
           <w:p>
+            <w:pPr>
+              <w:rPr>
+                <w:rFonts w:hint="eastAsia"/>
+              </w:rPr>
+            </w:pPr>
             <w:r>
               <w:t>100%</w:t>
             </w:r>
@@ -22578,6 +23585,11 @@
             <w:hideMark/>
           </w:tcPr>
           <w:p>
+            <w:pPr>
+              <w:rPr>
+                <w:rFonts w:hint="eastAsia"/>
+              </w:rPr>
+            </w:pPr>
             <w:r>
               <w:t>99%</w:t>
             </w:r>
@@ -22590,6 +23602,11 @@
             <w:hideMark/>
           </w:tcPr>
           <w:p>
+            <w:pPr>
+              <w:rPr>
+                <w:rFonts w:hint="eastAsia"/>
+              </w:rPr>
+            </w:pPr>
             <w:r>
               <w:t>90%+</w:t>
             </w:r>
@@ -22602,6 +23619,11 @@
             <w:hideMark/>
           </w:tcPr>
           <w:p>
+            <w:pPr>
+              <w:rPr>
+                <w:rFonts w:hint="eastAsia"/>
+              </w:rPr>
+            </w:pPr>
             <w:r>
               <w:t>HTTP/1.1 &gt; HTTP/2 &gt; HTTP/3</w:t>
             </w:r>
@@ -22619,6 +23641,11 @@
             <w:hideMark/>
           </w:tcPr>
           <w:p>
+            <w:pPr>
+              <w:rPr>
+                <w:rFonts w:hint="eastAsia"/>
+              </w:rPr>
+            </w:pPr>
             <w:r>
               <w:rPr>
                 <w:b/>
@@ -22641,6 +23668,11 @@
             <w:hideMark/>
           </w:tcPr>
           <w:p>
+            <w:pPr>
+              <w:rPr>
+                <w:rFonts w:hint="eastAsia"/>
+              </w:rPr>
+            </w:pPr>
             <w:r>
               <w:t>简单</w:t>
             </w:r>
@@ -22653,6 +23685,11 @@
             <w:hideMark/>
           </w:tcPr>
           <w:p>
+            <w:pPr>
+              <w:rPr>
+                <w:rFonts w:hint="eastAsia"/>
+              </w:rPr>
+            </w:pPr>
             <w:r>
               <w:t>中等</w:t>
             </w:r>
@@ -22665,6 +23702,11 @@
             <w:hideMark/>
           </w:tcPr>
           <w:p>
+            <w:pPr>
+              <w:rPr>
+                <w:rFonts w:hint="eastAsia"/>
+              </w:rPr>
+            </w:pPr>
             <w:r>
               <w:t>复杂</w:t>
             </w:r>
@@ -22677,6 +23719,11 @@
             <w:hideMark/>
           </w:tcPr>
           <w:p>
+            <w:pPr>
+              <w:rPr>
+                <w:rFonts w:hint="eastAsia"/>
+              </w:rPr>
+            </w:pPr>
             <w:r>
               <w:t>HTTP/1.1 &lt; HTTP/2 &lt; HTTP/3</w:t>
             </w:r>
@@ -22694,6 +23741,11 @@
             <w:hideMark/>
           </w:tcPr>
           <w:p>
+            <w:pPr>
+              <w:rPr>
+                <w:rFonts w:hint="eastAsia"/>
+              </w:rPr>
+            </w:pPr>
             <w:r>
               <w:rPr>
                 <w:b/>
@@ -22716,6 +23768,11 @@
             <w:hideMark/>
           </w:tcPr>
           <w:p>
+            <w:pPr>
+              <w:rPr>
+                <w:rFonts w:hint="eastAsia"/>
+              </w:rPr>
+            </w:pPr>
             <w:r>
               <w:t>差</w:t>
             </w:r>
@@ -22728,6 +23785,11 @@
             <w:hideMark/>
           </w:tcPr>
           <w:p>
+            <w:pPr>
+              <w:rPr>
+                <w:rFonts w:hint="eastAsia"/>
+              </w:rPr>
+            </w:pPr>
             <w:r>
               <w:t>中等</w:t>
             </w:r>
@@ -22740,6 +23802,11 @@
             <w:hideMark/>
           </w:tcPr>
           <w:p>
+            <w:pPr>
+              <w:rPr>
+                <w:rFonts w:hint="eastAsia"/>
+              </w:rPr>
+            </w:pPr>
             <w:r>
               <w:t>优秀</w:t>
             </w:r>
@@ -22752,6 +23819,11 @@
             <w:hideMark/>
           </w:tcPr>
           <w:p>
+            <w:pPr>
+              <w:rPr>
+                <w:rFonts w:hint="eastAsia"/>
+              </w:rPr>
+            </w:pPr>
             <w:r>
               <w:t>HTTP/3 &gt; HTTP/2 &gt; HTTP/1.1</w:t>
             </w:r>
@@ -22769,6 +23841,11 @@
             <w:hideMark/>
           </w:tcPr>
           <w:p>
+            <w:pPr>
+              <w:rPr>
+                <w:rFonts w:hint="eastAsia"/>
+              </w:rPr>
+            </w:pPr>
             <w:r>
               <w:rPr>
                 <w:b/>
@@ -22791,6 +23868,11 @@
             <w:hideMark/>
           </w:tcPr>
           <w:p>
+            <w:pPr>
+              <w:rPr>
+                <w:rFonts w:hint="eastAsia"/>
+              </w:rPr>
+            </w:pPr>
             <w:r>
               <w:t>淘汰中</w:t>
             </w:r>
@@ -22803,6 +23885,11 @@
             <w:hideMark/>
           </w:tcPr>
           <w:p>
+            <w:pPr>
+              <w:rPr>
+                <w:rFonts w:hint="eastAsia"/>
+              </w:rPr>
+            </w:pPr>
             <w:r>
               <w:t>主流</w:t>
             </w:r>
@@ -22815,6 +23902,11 @@
             <w:hideMark/>
           </w:tcPr>
           <w:p>
+            <w:pPr>
+              <w:rPr>
+                <w:rFonts w:hint="eastAsia"/>
+              </w:rPr>
+            </w:pPr>
             <w:r>
               <w:t>未来方向</w:t>
             </w:r>
@@ -22827,6 +23919,11 @@
             <w:hideMark/>
           </w:tcPr>
           <w:p>
+            <w:pPr>
+              <w:rPr>
+                <w:rFonts w:hint="eastAsia"/>
+              </w:rPr>
+            </w:pPr>
             <w:r>
               <w:t>HTTP/3 &gt; HTTP/2 &gt; HTTP/1.1</w:t>
             </w:r>
@@ -22834,18 +23931,31 @@
         </w:tc>
       </w:tr>
     </w:tbl>
-    <w:p/>
-    <w:p>
-      <w:pPr>
-        <w:rPr>
-          <w:rFonts w:hint="eastAsia"/>
-        </w:rPr>
-      </w:pPr>
-    </w:p>
-    <w:p/>
-    <w:p>
-      <w:pPr>
-        <w:rPr>
+    <w:p>
+      <w:pPr>
+        <w:rPr>
+          <w:rFonts w:hint="eastAsia"/>
+        </w:rPr>
+      </w:pPr>
+    </w:p>
+    <w:p>
+      <w:pPr>
+        <w:rPr>
+          <w:rFonts w:hint="eastAsia"/>
+        </w:rPr>
+      </w:pPr>
+    </w:p>
+    <w:p>
+      <w:pPr>
+        <w:rPr>
+          <w:rFonts w:hint="eastAsia"/>
+        </w:rPr>
+      </w:pPr>
+    </w:p>
+    <w:p>
+      <w:pPr>
+        <w:rPr>
+          <w:rFonts w:hint="eastAsia"/>
           <w:b/>
           <w:bCs/>
         </w:rPr>
@@ -22861,6 +23971,7 @@
     <w:p>
       <w:pPr>
         <w:rPr>
+          <w:rFonts w:hint="eastAsia"/>
           <w:b/>
           <w:bCs/>
         </w:rPr>
@@ -22905,6 +24016,7 @@
           <w:p>
             <w:pPr>
               <w:rPr>
+                <w:rFonts w:hint="eastAsia"/>
                 <w:b/>
                 <w:bCs/>
               </w:rPr>
@@ -22927,6 +24039,7 @@
           <w:p>
             <w:pPr>
               <w:rPr>
+                <w:rFonts w:hint="eastAsia"/>
                 <w:b/>
                 <w:bCs/>
               </w:rPr>
@@ -22949,6 +24062,7 @@
           <w:p>
             <w:pPr>
               <w:rPr>
+                <w:rFonts w:hint="eastAsia"/>
                 <w:b/>
                 <w:bCs/>
               </w:rPr>
@@ -22971,6 +24085,7 @@
           <w:p>
             <w:pPr>
               <w:rPr>
+                <w:rFonts w:hint="eastAsia"/>
                 <w:b/>
                 <w:bCs/>
               </w:rPr>
@@ -22996,6 +24111,11 @@
             <w:hideMark/>
           </w:tcPr>
           <w:p>
+            <w:pPr>
+              <w:rPr>
+                <w:rFonts w:hint="eastAsia"/>
+              </w:rPr>
+            </w:pPr>
             <w:r>
               <w:rPr>
                 <w:b/>
@@ -23018,6 +24138,11 @@
             <w:hideMark/>
           </w:tcPr>
           <w:p>
+            <w:pPr>
+              <w:rPr>
+                <w:rFonts w:hint="eastAsia"/>
+              </w:rPr>
+            </w:pPr>
             <w:r>
               <w:t>浏览器限制6-8个连接/域名</w:t>
             </w:r>
@@ -23030,6 +24155,11 @@
             <w:hideMark/>
           </w:tcPr>
           <w:p>
+            <w:pPr>
+              <w:rPr>
+                <w:rFonts w:hint="eastAsia"/>
+              </w:rPr>
+            </w:pPr>
             <w:r>
               <w:t>多路复用，单一连接处理所有请求</w:t>
             </w:r>
@@ -23042,6 +24172,11 @@
             <w:hideMark/>
           </w:tcPr>
           <w:p>
+            <w:pPr>
+              <w:rPr>
+                <w:rFonts w:hint="eastAsia"/>
+              </w:rPr>
+            </w:pPr>
             <w:r>
               <w:t>突破并发限制</w:t>
             </w:r>
@@ -23059,6 +24194,11 @@
             <w:hideMark/>
           </w:tcPr>
           <w:p>
+            <w:pPr>
+              <w:rPr>
+                <w:rFonts w:hint="eastAsia"/>
+              </w:rPr>
+            </w:pPr>
             <w:r>
               <w:rPr>
                 <w:b/>
@@ -23081,6 +24221,11 @@
             <w:hideMark/>
           </w:tcPr>
           <w:p>
+            <w:pPr>
+              <w:rPr>
+                <w:rFonts w:hint="eastAsia"/>
+              </w:rPr>
+            </w:pPr>
             <w:r>
               <w:t>每次请求重复发送相同头部</w:t>
             </w:r>
@@ -23093,6 +24238,11 @@
             <w:hideMark/>
           </w:tcPr>
           <w:p>
+            <w:pPr>
+              <w:rPr>
+                <w:rFonts w:hint="eastAsia"/>
+              </w:rPr>
+            </w:pPr>
             <w:r>
               <w:t>HPACK压缩，建立头部表</w:t>
             </w:r>
@@ -23105,6 +24255,11 @@
             <w:hideMark/>
           </w:tcPr>
           <w:p>
+            <w:pPr>
+              <w:rPr>
+                <w:rFonts w:hint="eastAsia"/>
+              </w:rPr>
+            </w:pPr>
             <w:r>
               <w:t>减少30-50%头部开销</w:t>
             </w:r>
@@ -23122,6 +24277,11 @@
             <w:hideMark/>
           </w:tcPr>
           <w:p>
+            <w:pPr>
+              <w:rPr>
+                <w:rFonts w:hint="eastAsia"/>
+              </w:rPr>
+            </w:pPr>
             <w:r>
               <w:rPr>
                 <w:b/>
@@ -23144,6 +24304,11 @@
             <w:hideMark/>
           </w:tcPr>
           <w:p>
+            <w:pPr>
+              <w:rPr>
+                <w:rFonts w:hint="eastAsia"/>
+              </w:rPr>
+            </w:pPr>
             <w:r>
               <w:t>请求必须按顺序处理</w:t>
             </w:r>
@@ -23156,6 +24321,11 @@
             <w:hideMark/>
           </w:tcPr>
           <w:p>
+            <w:pPr>
+              <w:rPr>
+                <w:rFonts w:hint="eastAsia"/>
+              </w:rPr>
+            </w:pPr>
             <w:r>
               <w:t>流优先级和依赖管理</w:t>
             </w:r>
@@ -23168,6 +24338,11 @@
             <w:hideMark/>
           </w:tcPr>
           <w:p>
+            <w:pPr>
+              <w:rPr>
+                <w:rFonts w:hint="eastAsia"/>
+              </w:rPr>
+            </w:pPr>
             <w:r>
               <w:t>并行处理请求</w:t>
             </w:r>
@@ -23185,6 +24360,11 @@
             <w:hideMark/>
           </w:tcPr>
           <w:p>
+            <w:pPr>
+              <w:rPr>
+                <w:rFonts w:hint="eastAsia"/>
+              </w:rPr>
+            </w:pPr>
             <w:r>
               <w:rPr>
                 <w:b/>
@@ -23207,6 +24387,11 @@
             <w:hideMark/>
           </w:tcPr>
           <w:p>
+            <w:pPr>
+              <w:rPr>
+                <w:rFonts w:hint="eastAsia"/>
+              </w:rPr>
+            </w:pPr>
             <w:r>
               <w:t>只能客户端发起请求</w:t>
             </w:r>
@@ -23219,6 +24404,11 @@
             <w:hideMark/>
           </w:tcPr>
           <w:p>
+            <w:pPr>
+              <w:rPr>
+                <w:rFonts w:hint="eastAsia"/>
+              </w:rPr>
+            </w:pPr>
             <w:r>
               <w:t>服务器推送资源</w:t>
             </w:r>
@@ -23231,6 +24421,11 @@
             <w:hideMark/>
           </w:tcPr>
           <w:p>
+            <w:pPr>
+              <w:rPr>
+                <w:rFonts w:hint="eastAsia"/>
+              </w:rPr>
+            </w:pPr>
             <w:r>
               <w:t>减少往返延迟</w:t>
             </w:r>
@@ -23248,6 +24443,11 @@
             <w:hideMark/>
           </w:tcPr>
           <w:p>
+            <w:pPr>
+              <w:rPr>
+                <w:rFonts w:hint="eastAsia"/>
+              </w:rPr>
+            </w:pPr>
             <w:r>
               <w:rPr>
                 <w:b/>
@@ -23270,6 +24470,11 @@
             <w:hideMark/>
           </w:tcPr>
           <w:p>
+            <w:pPr>
+              <w:rPr>
+                <w:rFonts w:hint="eastAsia"/>
+              </w:rPr>
+            </w:pPr>
             <w:r>
               <w:t>前一个请求卡住后面所有</w:t>
             </w:r>
@@ -23282,6 +24487,11 @@
             <w:hideMark/>
           </w:tcPr>
           <w:p>
+            <w:pPr>
+              <w:rPr>
+                <w:rFonts w:hint="eastAsia"/>
+              </w:rPr>
+            </w:pPr>
             <w:r>
               <w:t>流级别独立处理</w:t>
             </w:r>
@@ -23294,6 +24504,11 @@
             <w:hideMark/>
           </w:tcPr>
           <w:p>
+            <w:pPr>
+              <w:rPr>
+                <w:rFonts w:hint="eastAsia"/>
+              </w:rPr>
+            </w:pPr>
             <w:r>
               <w:t>提高整体效率</w:t>
             </w:r>
@@ -23304,6 +24519,7 @@
     <w:p>
       <w:pPr>
         <w:rPr>
+          <w:rFonts w:hint="eastAsia"/>
           <w:b/>
           <w:bCs/>
         </w:rPr>
@@ -23348,6 +24564,7 @@
           <w:p>
             <w:pPr>
               <w:rPr>
+                <w:rFonts w:hint="eastAsia"/>
                 <w:b/>
                 <w:bCs/>
               </w:rPr>
@@ -23370,6 +24587,7 @@
           <w:p>
             <w:pPr>
               <w:rPr>
+                <w:rFonts w:hint="eastAsia"/>
                 <w:b/>
                 <w:bCs/>
               </w:rPr>
@@ -23392,6 +24610,7 @@
           <w:p>
             <w:pPr>
               <w:rPr>
+                <w:rFonts w:hint="eastAsia"/>
                 <w:b/>
                 <w:bCs/>
               </w:rPr>
@@ -23414,6 +24633,7 @@
           <w:p>
             <w:pPr>
               <w:rPr>
+                <w:rFonts w:hint="eastAsia"/>
                 <w:b/>
                 <w:bCs/>
               </w:rPr>
@@ -23439,6 +24659,11 @@
             <w:hideMark/>
           </w:tcPr>
           <w:p>
+            <w:pPr>
+              <w:rPr>
+                <w:rFonts w:hint="eastAsia"/>
+              </w:rPr>
+            </w:pPr>
             <w:r>
               <w:rPr>
                 <w:b/>
@@ -23461,6 +24686,11 @@
             <w:hideMark/>
           </w:tcPr>
           <w:p>
+            <w:pPr>
+              <w:rPr>
+                <w:rFonts w:hint="eastAsia"/>
+              </w:rPr>
+            </w:pPr>
             <w:r>
               <w:t>TCP丢包影响所有流</w:t>
             </w:r>
@@ -23473,6 +24703,11 @@
             <w:hideMark/>
           </w:tcPr>
           <w:p>
+            <w:pPr>
+              <w:rPr>
+                <w:rFonts w:hint="eastAsia"/>
+              </w:rPr>
+            </w:pPr>
             <w:r>
               <w:t>QUIC流独立，丢包只影响单个流</w:t>
             </w:r>
@@ -23485,6 +24720,11 @@
             <w:hideMark/>
           </w:tcPr>
           <w:p>
+            <w:pPr>
+              <w:rPr>
+                <w:rFonts w:hint="eastAsia"/>
+              </w:rPr>
+            </w:pPr>
             <w:r>
               <w:t>提高不稳定网络性能</w:t>
             </w:r>
@@ -23502,6 +24742,11 @@
             <w:hideMark/>
           </w:tcPr>
           <w:p>
+            <w:pPr>
+              <w:rPr>
+                <w:rFonts w:hint="eastAsia"/>
+              </w:rPr>
+            </w:pPr>
             <w:r>
               <w:rPr>
                 <w:b/>
@@ -23524,6 +24769,11 @@
             <w:hideMark/>
           </w:tcPr>
           <w:p>
+            <w:pPr>
+              <w:rPr>
+                <w:rFonts w:hint="eastAsia"/>
+              </w:rPr>
+            </w:pPr>
             <w:r>
               <w:t>3次握手+1-2 RTT TLS</w:t>
             </w:r>
@@ -23536,6 +24786,11 @@
             <w:hideMark/>
           </w:tcPr>
           <w:p>
+            <w:pPr>
+              <w:rPr>
+                <w:rFonts w:hint="eastAsia"/>
+              </w:rPr>
+            </w:pPr>
             <w:r>
               <w:t>0-RTT/1-RTT连接建立</w:t>
             </w:r>
@@ -23548,6 +24803,11 @@
             <w:hideMark/>
           </w:tcPr>
           <w:p>
+            <w:pPr>
+              <w:rPr>
+                <w:rFonts w:hint="eastAsia"/>
+              </w:rPr>
+            </w:pPr>
             <w:r>
               <w:t>减少首次加载时间</w:t>
             </w:r>
@@ -23565,6 +24825,11 @@
             <w:hideMark/>
           </w:tcPr>
           <w:p>
+            <w:pPr>
+              <w:rPr>
+                <w:rFonts w:hint="eastAsia"/>
+              </w:rPr>
+            </w:pPr>
             <w:r>
               <w:rPr>
                 <w:b/>
@@ -23587,6 +24852,11 @@
             <w:hideMark/>
           </w:tcPr>
           <w:p>
+            <w:pPr>
+              <w:rPr>
+                <w:rFonts w:hint="eastAsia"/>
+              </w:rPr>
+            </w:pPr>
             <w:r>
               <w:t>IP变更导致连接中断</w:t>
             </w:r>
@@ -23599,6 +24869,11 @@
             <w:hideMark/>
           </w:tcPr>
           <w:p>
+            <w:pPr>
+              <w:rPr>
+                <w:rFonts w:hint="eastAsia"/>
+              </w:rPr>
+            </w:pPr>
             <w:r>
               <w:t>连接ID不变，IP变更无影响</w:t>
             </w:r>
@@ -23611,6 +24886,11 @@
             <w:hideMark/>
           </w:tcPr>
           <w:p>
+            <w:pPr>
+              <w:rPr>
+                <w:rFonts w:hint="eastAsia"/>
+              </w:rPr>
+            </w:pPr>
             <w:r>
               <w:t>移动网络优化</w:t>
             </w:r>
@@ -23628,6 +24908,11 @@
             <w:hideMark/>
           </w:tcPr>
           <w:p>
+            <w:pPr>
+              <w:rPr>
+                <w:rFonts w:hint="eastAsia"/>
+              </w:rPr>
+            </w:pPr>
             <w:r>
               <w:rPr>
                 <w:b/>
@@ -23650,6 +24935,11 @@
             <w:hideMark/>
           </w:tcPr>
           <w:p>
+            <w:pPr>
+              <w:rPr>
+                <w:rFonts w:hint="eastAsia"/>
+              </w:rPr>
+            </w:pPr>
             <w:r>
               <w:t>防火墙/NAT可能干扰TCP</w:t>
             </w:r>
@@ -23662,6 +24952,11 @@
             <w:hideMark/>
           </w:tcPr>
           <w:p>
+            <w:pPr>
+              <w:rPr>
+                <w:rFonts w:hint="eastAsia"/>
+              </w:rPr>
+            </w:pPr>
             <w:r>
               <w:t>UDP穿透性更好</w:t>
             </w:r>
@@ -23674,6 +24969,11 @@
             <w:hideMark/>
           </w:tcPr>
           <w:p>
+            <w:pPr>
+              <w:rPr>
+                <w:rFonts w:hint="eastAsia"/>
+              </w:rPr>
+            </w:pPr>
             <w:r>
               <w:t>提高连接成功率</w:t>
             </w:r>
@@ -23691,6 +24991,11 @@
             <w:hideMark/>
           </w:tcPr>
           <w:p>
+            <w:pPr>
+              <w:rPr>
+                <w:rFonts w:hint="eastAsia"/>
+              </w:rPr>
+            </w:pPr>
             <w:r>
               <w:rPr>
                 <w:b/>
@@ -23713,6 +25018,11 @@
             <w:hideMark/>
           </w:tcPr>
           <w:p>
+            <w:pPr>
+              <w:rPr>
+                <w:rFonts w:hint="eastAsia"/>
+              </w:rPr>
+            </w:pPr>
             <w:r>
               <w:t>内核TCP实现影响性能</w:t>
             </w:r>
@@ -23725,6 +25035,11 @@
             <w:hideMark/>
           </w:tcPr>
           <w:p>
+            <w:pPr>
+              <w:rPr>
+                <w:rFonts w:hint="eastAsia"/>
+              </w:rPr>
+            </w:pPr>
             <w:r>
               <w:t>用户态QUIC实现</w:t>
             </w:r>
@@ -23737,6 +25052,11 @@
             <w:hideMark/>
           </w:tcPr>
           <w:p>
+            <w:pPr>
+              <w:rPr>
+                <w:rFonts w:hint="eastAsia"/>
+              </w:rPr>
+            </w:pPr>
             <w:r>
               <w:t>更可控的性能</w:t>
             </w:r>
@@ -23744,9 +25064,26 @@
         </w:tc>
       </w:tr>
     </w:tbl>
-    <w:p/>
-    <w:p/>
-    <w:p>
+    <w:p>
+      <w:pPr>
+        <w:rPr>
+          <w:rFonts w:hint="eastAsia"/>
+        </w:rPr>
+      </w:pPr>
+    </w:p>
+    <w:p>
+      <w:pPr>
+        <w:rPr>
+          <w:rFonts w:hint="eastAsia"/>
+        </w:rPr>
+      </w:pPr>
+    </w:p>
+    <w:p>
+      <w:pPr>
+        <w:rPr>
+          <w:rFonts w:hint="eastAsia"/>
+        </w:rPr>
+      </w:pPr>
       <w:r>
         <w:t>本次课程讲解网络五层模型、DNS解析、网络传输、HTTP协议等知识，并布置课后作业与提出学习要求。</w:t>
       </w:r>
@@ -23757,6 +25094,9 @@
           <w:ilvl w:val="0"/>
           <w:numId w:val="28"/>
         </w:numPr>
+        <w:rPr>
+          <w:rFonts w:hint="eastAsia"/>
+        </w:rPr>
       </w:pPr>
       <w:r>
         <w:rPr>
@@ -23775,6 +25115,9 @@
           <w:ilvl w:val="1"/>
           <w:numId w:val="28"/>
         </w:numPr>
+        <w:rPr>
+          <w:rFonts w:hint="eastAsia"/>
+        </w:rPr>
       </w:pPr>
       <w:r>
         <w:rPr>
@@ -23793,6 +25136,9 @@
           <w:ilvl w:val="1"/>
           <w:numId w:val="28"/>
         </w:numPr>
+        <w:rPr>
+          <w:rFonts w:hint="eastAsia"/>
+        </w:rPr>
       </w:pPr>
       <w:r>
         <w:rPr>
@@ -23811,6 +25157,9 @@
           <w:ilvl w:val="1"/>
           <w:numId w:val="28"/>
         </w:numPr>
+        <w:rPr>
+          <w:rFonts w:hint="eastAsia"/>
+        </w:rPr>
       </w:pPr>
       <w:r>
         <w:rPr>
@@ -23829,6 +25178,9 @@
           <w:ilvl w:val="1"/>
           <w:numId w:val="28"/>
         </w:numPr>
+        <w:rPr>
+          <w:rFonts w:hint="eastAsia"/>
+        </w:rPr>
       </w:pPr>
       <w:r>
         <w:rPr>
@@ -23855,6 +25207,9 @@
           <w:ilvl w:val="1"/>
           <w:numId w:val="28"/>
         </w:numPr>
+        <w:rPr>
+          <w:rFonts w:hint="eastAsia"/>
+        </w:rPr>
       </w:pPr>
       <w:r>
         <w:rPr>
@@ -23873,6 +25228,9 @@
           <w:ilvl w:val="0"/>
           <w:numId w:val="28"/>
         </w:numPr>
+        <w:rPr>
+          <w:rFonts w:hint="eastAsia"/>
+        </w:rPr>
       </w:pPr>
       <w:r>
         <w:rPr>
@@ -23891,6 +25249,9 @@
           <w:ilvl w:val="1"/>
           <w:numId w:val="28"/>
         </w:numPr>
+        <w:rPr>
+          <w:rFonts w:hint="eastAsia"/>
+        </w:rPr>
       </w:pPr>
       <w:r>
         <w:rPr>
@@ -23909,6 +25270,9 @@
           <w:ilvl w:val="1"/>
           <w:numId w:val="28"/>
         </w:numPr>
+        <w:rPr>
+          <w:rFonts w:hint="eastAsia"/>
+        </w:rPr>
       </w:pPr>
       <w:r>
         <w:rPr>
@@ -23927,6 +25291,9 @@
           <w:ilvl w:val="1"/>
           <w:numId w:val="28"/>
         </w:numPr>
+        <w:rPr>
+          <w:rFonts w:hint="eastAsia"/>
+        </w:rPr>
       </w:pPr>
       <w:r>
         <w:rPr>
@@ -23945,6 +25312,9 @@
           <w:ilvl w:val="0"/>
           <w:numId w:val="28"/>
         </w:numPr>
+        <w:rPr>
+          <w:rFonts w:hint="eastAsia"/>
+        </w:rPr>
       </w:pPr>
       <w:r>
         <w:rPr>
@@ -23963,6 +25333,9 @@
           <w:ilvl w:val="1"/>
           <w:numId w:val="28"/>
         </w:numPr>
+        <w:rPr>
+          <w:rFonts w:hint="eastAsia"/>
+        </w:rPr>
       </w:pPr>
       <w:r>
         <w:rPr>
@@ -23981,6 +25354,9 @@
           <w:ilvl w:val="1"/>
           <w:numId w:val="28"/>
         </w:numPr>
+        <w:rPr>
+          <w:rFonts w:hint="eastAsia"/>
+        </w:rPr>
       </w:pPr>
       <w:r>
         <w:rPr>
@@ -24007,6 +25383,9 @@
           <w:ilvl w:val="1"/>
           <w:numId w:val="28"/>
         </w:numPr>
+        <w:rPr>
+          <w:rFonts w:hint="eastAsia"/>
+        </w:rPr>
       </w:pPr>
       <w:r>
         <w:rPr>
@@ -24033,6 +25412,9 @@
           <w:ilvl w:val="0"/>
           <w:numId w:val="28"/>
         </w:numPr>
+        <w:rPr>
+          <w:rFonts w:hint="eastAsia"/>
+        </w:rPr>
       </w:pPr>
       <w:r>
         <w:rPr>
@@ -24051,6 +25433,9 @@
           <w:ilvl w:val="1"/>
           <w:numId w:val="28"/>
         </w:numPr>
+        <w:rPr>
+          <w:rFonts w:hint="eastAsia"/>
+        </w:rPr>
       </w:pPr>
       <w:r>
         <w:rPr>
@@ -24069,6 +25454,9 @@
           <w:ilvl w:val="1"/>
           <w:numId w:val="28"/>
         </w:numPr>
+        <w:rPr>
+          <w:rFonts w:hint="eastAsia"/>
+        </w:rPr>
       </w:pPr>
       <w:r>
         <w:rPr>
@@ -24078,7 +25466,16 @@
         <w:t>TCP三次握手</w:t>
       </w:r>
       <w:r>
-        <w:t>：客户端发SYN=1、ACK=0及序号X发起连接，服务器回SYN=1、ACK=1及序号Y，确认序号X+1，客户端再发ACK=1，确认序号Y+1完成连接。</w:t>
+        <w:t>：客户端发</w:t>
+      </w:r>
+      <w:r>
+        <w:rPr>
+          <w:highlight w:val="yellow"/>
+        </w:rPr>
+        <w:t>SYN=1、ACK=0</w:t>
+      </w:r>
+      <w:r>
+        <w:t>及序号X发起连接，服务器回SYN=1、ACK=1及序号Y，确认序号X+1，客户端再发ACK=1，确认序号Y+1完成连接。</w:t>
       </w:r>
     </w:p>
     <w:p>
@@ -24087,6 +25484,9 @@
           <w:ilvl w:val="1"/>
           <w:numId w:val="28"/>
         </w:numPr>
+        <w:rPr>
+          <w:rFonts w:hint="eastAsia"/>
+        </w:rPr>
       </w:pPr>
       <w:r>
         <w:rPr>
@@ -24096,7 +25496,25 @@
         <w:t>TLS握手</w:t>
       </w:r>
       <w:r>
-        <w:t>：HTTPS在TCP三次握手后多一次TLS握手，客户端告知支持的加密套件，服务器发CA签名证书，客户端验证通过后加密传输。</w:t>
+        <w:t>：HTTPS在TCP三次握手后多一次</w:t>
+      </w:r>
+      <w:r>
+        <w:rPr>
+          <w:highlight w:val="yellow"/>
+        </w:rPr>
+        <w:t>TLS</w:t>
+      </w:r>
+      <w:r>
+        <w:t>握手</w:t>
+      </w:r>
+      <w:r>
+        <w:rPr>
+          <w:highlight w:val="yellow"/>
+        </w:rPr>
+        <w:t>，客户端告知支持的加密套件，服务器发CA签名证书，客户端验证通过后加密传输</w:t>
+      </w:r>
+      <w:r>
+        <w:t>。</w:t>
       </w:r>
     </w:p>
     <w:p>
@@ -24105,6 +25523,9 @@
           <w:ilvl w:val="0"/>
           <w:numId w:val="28"/>
         </w:numPr>
+        <w:rPr>
+          <w:rFonts w:hint="eastAsia"/>
+        </w:rPr>
       </w:pPr>
       <w:r>
         <w:rPr>
@@ -24139,6 +25560,388 @@
       <w:proofErr w:type="spellEnd"/>
       <w:r>
         <w:t>个人项目放GitHub，继续刷八股和力扣题目。</w:t>
+      </w:r>
+    </w:p>
+    <w:p>
+      <w:pPr>
+        <w:pStyle w:val="1"/>
+        <w:rPr>
+          <w:rFonts w:hint="eastAsia"/>
+        </w:rPr>
+      </w:pPr>
+      <w:r>
+        <w:rPr>
+          <w:rFonts w:hint="eastAsia"/>
+        </w:rPr>
+        <w:t>02.</w:t>
+      </w:r>
+      <w:r>
+        <w:rPr>
+          <w:rFonts w:hint="eastAsia"/>
+        </w:rPr>
+        <w:t>11</w:t>
+      </w:r>
+      <w:r>
+        <w:rPr>
+          <w:rFonts w:hint="eastAsia"/>
+        </w:rPr>
+        <w:t>课时1</w:t>
+      </w:r>
+      <w:r>
+        <w:rPr>
+          <w:rFonts w:hint="eastAsia"/>
+        </w:rPr>
+        <w:t>9</w:t>
+      </w:r>
+      <w:r>
+        <w:rPr>
+          <w:rFonts w:hint="eastAsia"/>
+        </w:rPr>
+        <w:t>——网络</w:t>
+      </w:r>
+    </w:p>
+    <w:p>
+      <w:proofErr w:type="spellStart"/>
+      <w:r>
+        <w:rPr>
+          <w:rFonts w:hint="eastAsia"/>
+        </w:rPr>
+        <w:t>Leetcode</w:t>
+      </w:r>
+      <w:proofErr w:type="spellEnd"/>
+      <w:r>
+        <w:rPr>
+          <w:rFonts w:hint="eastAsia"/>
+        </w:rPr>
+        <w:t>: 20-30min</w:t>
+      </w:r>
+    </w:p>
+    <w:p/>
+    <w:p/>
+    <w:p>
+      <w:r>
+        <w:t>本次课回顾网络基础，介绍Web部署方案，并为学员制定春节期间的求职备战计划。</w:t>
+      </w:r>
+    </w:p>
+    <w:p>
+      <w:pPr>
+        <w:numPr>
+          <w:ilvl w:val="0"/>
+          <w:numId w:val="29"/>
+        </w:numPr>
+      </w:pPr>
+      <w:r>
+        <w:rPr>
+          <w:b/>
+          <w:bCs/>
+        </w:rPr>
+        <w:t>网络知识回顾</w:t>
+      </w:r>
+      <w:r>
+        <w:t>：</w:t>
+      </w:r>
+    </w:p>
+    <w:p>
+      <w:pPr>
+        <w:numPr>
+          <w:ilvl w:val="1"/>
+          <w:numId w:val="29"/>
+        </w:numPr>
+      </w:pPr>
+      <w:r>
+        <w:rPr>
+          <w:b/>
+          <w:bCs/>
+        </w:rPr>
+        <w:t>URL解析</w:t>
+      </w:r>
+      <w:r>
+        <w:t>：输入URL后，会按层级在各模型缓存中查找域名IP地址，无果则通过5层模型去运营商DNS服务器及根服务器查找。</w:t>
+      </w:r>
+    </w:p>
+    <w:p>
+      <w:pPr>
+        <w:numPr>
+          <w:ilvl w:val="1"/>
+          <w:numId w:val="29"/>
+        </w:numPr>
+      </w:pPr>
+      <w:r>
+        <w:rPr>
+          <w:b/>
+          <w:bCs/>
+        </w:rPr>
+        <w:t>TCP与HTTPS握手</w:t>
+      </w:r>
+      <w:r>
+        <w:t>：TCP三次握手为客户端发SYN，服务器回SYN + ACK，客户端再发ACK；HTTPS因TLS多一次握手，用于客户端与服务器校验加密手段。</w:t>
+      </w:r>
+    </w:p>
+    <w:p>
+      <w:pPr>
+        <w:numPr>
+          <w:ilvl w:val="1"/>
+          <w:numId w:val="29"/>
+        </w:numPr>
+      </w:pPr>
+      <w:r>
+        <w:rPr>
+          <w:b/>
+          <w:bCs/>
+        </w:rPr>
+        <w:t>网络命令工具</w:t>
+      </w:r>
+      <w:r>
+        <w:t>：NS lookup查询域名和IP对应关系，</w:t>
+      </w:r>
+      <w:proofErr w:type="spellStart"/>
+      <w:r>
+        <w:t>whois</w:t>
+      </w:r>
+      <w:proofErr w:type="spellEnd"/>
+      <w:r>
+        <w:t>查询域名或地址注册用户信息，host文件是本地维护的IP与域名对应关系。</w:t>
+      </w:r>
+    </w:p>
+    <w:p>
+      <w:pPr>
+        <w:numPr>
+          <w:ilvl w:val="0"/>
+          <w:numId w:val="29"/>
+        </w:numPr>
+      </w:pPr>
+      <w:r>
+        <w:rPr>
+          <w:b/>
+          <w:bCs/>
+        </w:rPr>
+        <w:t>客户端类型</w:t>
+      </w:r>
+      <w:r>
+        <w:t>：除浏览器外，手机APP、桌面应用、终端脚本（如Postman、curl ）、node express搭建的服务器等遵循HTTP协议发送请求的都属客户端。</w:t>
+      </w:r>
+    </w:p>
+    <w:p>
+      <w:pPr>
+        <w:numPr>
+          <w:ilvl w:val="0"/>
+          <w:numId w:val="29"/>
+        </w:numPr>
+      </w:pPr>
+      <w:r>
+        <w:rPr>
+          <w:b/>
+          <w:bCs/>
+        </w:rPr>
+        <w:t>微前端与跨域</w:t>
+      </w:r>
+      <w:r>
+        <w:t>：</w:t>
+      </w:r>
+    </w:p>
+    <w:p>
+      <w:pPr>
+        <w:numPr>
+          <w:ilvl w:val="1"/>
+          <w:numId w:val="29"/>
+        </w:numPr>
+      </w:pPr>
+      <w:r>
+        <w:rPr>
+          <w:b/>
+          <w:bCs/>
+        </w:rPr>
+        <w:t>微前端架构</w:t>
+      </w:r>
+      <w:r>
+        <w:t>：服务器间访问涉及微前端架构，如乾坤，可减少包体积。</w:t>
+      </w:r>
+    </w:p>
+    <w:p>
+      <w:pPr>
+        <w:numPr>
+          <w:ilvl w:val="1"/>
+          <w:numId w:val="29"/>
+        </w:numPr>
+      </w:pPr>
+      <w:r>
+        <w:rPr>
+          <w:b/>
+          <w:bCs/>
+        </w:rPr>
+        <w:t>跨域问题</w:t>
+      </w:r>
+      <w:r>
+        <w:t>：浏览器的CORS安全策略限制不同</w:t>
+      </w:r>
+      <w:proofErr w:type="gramStart"/>
+      <w:r>
+        <w:t>域访问</w:t>
+      </w:r>
+      <w:proofErr w:type="gramEnd"/>
+      <w:r>
+        <w:t>与资源请求，可利用服务器通信及显示token解决。</w:t>
+      </w:r>
+    </w:p>
+    <w:p>
+      <w:pPr>
+        <w:numPr>
+          <w:ilvl w:val="0"/>
+          <w:numId w:val="29"/>
+        </w:numPr>
+      </w:pPr>
+      <w:r>
+        <w:rPr>
+          <w:b/>
+          <w:bCs/>
+        </w:rPr>
+        <w:t>Web部署方案</w:t>
+      </w:r>
+      <w:r>
+        <w:t>：</w:t>
+      </w:r>
+    </w:p>
+    <w:p>
+      <w:pPr>
+        <w:numPr>
+          <w:ilvl w:val="1"/>
+          <w:numId w:val="29"/>
+        </w:numPr>
+      </w:pPr>
+      <w:r>
+        <w:rPr>
+          <w:b/>
+          <w:bCs/>
+        </w:rPr>
+        <w:t>前后端分离</w:t>
+      </w:r>
+      <w:r>
+        <w:t>：前端代码打包进</w:t>
+      </w:r>
+      <w:proofErr w:type="spellStart"/>
+      <w:r>
+        <w:t>dist</w:t>
+      </w:r>
+      <w:proofErr w:type="spellEnd"/>
+      <w:r>
+        <w:t>文件放前端服务器或CDN，CDN可就近提供资源，但可能缓存过重；后端API服务器可纵向扩展实现负载均衡，还可由软件集成管理。</w:t>
+      </w:r>
+    </w:p>
+    <w:p>
+      <w:pPr>
+        <w:numPr>
+          <w:ilvl w:val="1"/>
+          <w:numId w:val="29"/>
+        </w:numPr>
+      </w:pPr>
+      <w:r>
+        <w:rPr>
+          <w:b/>
+          <w:bCs/>
+        </w:rPr>
+        <w:t>Next JS方案</w:t>
+      </w:r>
+      <w:r>
+        <w:t>：适合中小型项目或快速部署应用，Nginx做反向代理，Next JS的BFF可作轻量后端直接请求数据库，也可作代理处理数据。</w:t>
+      </w:r>
+    </w:p>
+    <w:p>
+      <w:pPr>
+        <w:numPr>
+          <w:ilvl w:val="1"/>
+          <w:numId w:val="29"/>
+        </w:numPr>
+      </w:pPr>
+      <w:r>
+        <w:rPr>
+          <w:b/>
+          <w:bCs/>
+        </w:rPr>
+        <w:t>Express方案</w:t>
+      </w:r>
+      <w:r>
+        <w:t>：前端资源放后端服务器，前端修改发布需改动整块代码，高并发时易挤占Node进程，静态站点处理不如Nginx 。</w:t>
+      </w:r>
+    </w:p>
+    <w:p>
+      <w:pPr>
+        <w:numPr>
+          <w:ilvl w:val="0"/>
+          <w:numId w:val="29"/>
+        </w:numPr>
+      </w:pPr>
+      <w:r>
+        <w:rPr>
+          <w:b/>
+          <w:bCs/>
+        </w:rPr>
+        <w:t>求职备战计划</w:t>
+      </w:r>
+      <w:r>
+        <w:t>：</w:t>
+      </w:r>
+    </w:p>
+    <w:p>
+      <w:pPr>
+        <w:numPr>
+          <w:ilvl w:val="1"/>
+          <w:numId w:val="29"/>
+        </w:numPr>
+      </w:pPr>
+      <w:r>
+        <w:rPr>
+          <w:b/>
+          <w:bCs/>
+        </w:rPr>
+        <w:t>八股背诵</w:t>
+      </w:r>
+      <w:r>
+        <w:t>：9点开始，每天花一两个小时背八股，按HTML、CSS、JavaScript顺序背到浏览器原理。</w:t>
+      </w:r>
+    </w:p>
+    <w:p>
+      <w:pPr>
+        <w:numPr>
+          <w:ilvl w:val="1"/>
+          <w:numId w:val="29"/>
+        </w:numPr>
+      </w:pPr>
+      <w:proofErr w:type="spellStart"/>
+      <w:r>
+        <w:rPr>
+          <w:b/>
+          <w:bCs/>
+        </w:rPr>
+        <w:t>LeetCode</w:t>
+      </w:r>
+      <w:proofErr w:type="spellEnd"/>
+      <w:r>
+        <w:rPr>
+          <w:b/>
+          <w:bCs/>
+        </w:rPr>
+        <w:t>刷题</w:t>
+      </w:r>
+      <w:r>
+        <w:t>：定20 - 30分钟闹钟，用白板刷题，可边做边讲，超时看答案，选通用型解题方法。</w:t>
+      </w:r>
+    </w:p>
+    <w:p>
+      <w:pPr>
+        <w:numPr>
+          <w:ilvl w:val="1"/>
+          <w:numId w:val="29"/>
+        </w:numPr>
+      </w:pPr>
+      <w:r>
+        <w:rPr>
+          <w:b/>
+          <w:bCs/>
+        </w:rPr>
+        <w:t>项目实践</w:t>
+      </w:r>
+      <w:r>
+        <w:t>：用React做前后端项目，先完成前端，可基于Next JS框架，完成后提交到GitLab 。</w:t>
       </w:r>
     </w:p>
     <w:p>
@@ -27147,122 +28950,9 @@
     </w:lvl>
   </w:abstractNum>
   <w:abstractNum w:abstractNumId="24" w15:restartNumberingAfterBreak="0">
-    <w:nsid w:val="7A751C22"/>
+    <w:nsid w:val="744F4D49"/>
     <w:multiLevelType w:val="multilevel"/>
-    <w:tmpl w:val="F40298DC"/>
-    <w:lvl w:ilvl="0">
-      <w:start w:val="1"/>
-      <w:numFmt w:val="decimal"/>
-      <w:lvlText w:val="%1."/>
-      <w:lvlJc w:val="left"/>
-      <w:pPr>
-        <w:tabs>
-          <w:tab w:val="num" w:pos="720"/>
-        </w:tabs>
-        <w:ind w:left="720" w:hanging="360"/>
-      </w:pPr>
-    </w:lvl>
-    <w:lvl w:ilvl="1" w:tentative="1">
-      <w:start w:val="1"/>
-      <w:numFmt w:val="decimal"/>
-      <w:lvlText w:val="%2."/>
-      <w:lvlJc w:val="left"/>
-      <w:pPr>
-        <w:tabs>
-          <w:tab w:val="num" w:pos="1440"/>
-        </w:tabs>
-        <w:ind w:left="1440" w:hanging="360"/>
-      </w:pPr>
-    </w:lvl>
-    <w:lvl w:ilvl="2" w:tentative="1">
-      <w:start w:val="1"/>
-      <w:numFmt w:val="decimal"/>
-      <w:lvlText w:val="%3."/>
-      <w:lvlJc w:val="left"/>
-      <w:pPr>
-        <w:tabs>
-          <w:tab w:val="num" w:pos="2160"/>
-        </w:tabs>
-        <w:ind w:left="2160" w:hanging="360"/>
-      </w:pPr>
-    </w:lvl>
-    <w:lvl w:ilvl="3" w:tentative="1">
-      <w:start w:val="1"/>
-      <w:numFmt w:val="decimal"/>
-      <w:lvlText w:val="%4."/>
-      <w:lvlJc w:val="left"/>
-      <w:pPr>
-        <w:tabs>
-          <w:tab w:val="num" w:pos="2880"/>
-        </w:tabs>
-        <w:ind w:left="2880" w:hanging="360"/>
-      </w:pPr>
-    </w:lvl>
-    <w:lvl w:ilvl="4" w:tentative="1">
-      <w:start w:val="1"/>
-      <w:numFmt w:val="decimal"/>
-      <w:lvlText w:val="%5."/>
-      <w:lvlJc w:val="left"/>
-      <w:pPr>
-        <w:tabs>
-          <w:tab w:val="num" w:pos="3600"/>
-        </w:tabs>
-        <w:ind w:left="3600" w:hanging="360"/>
-      </w:pPr>
-    </w:lvl>
-    <w:lvl w:ilvl="5" w:tentative="1">
-      <w:start w:val="1"/>
-      <w:numFmt w:val="decimal"/>
-      <w:lvlText w:val="%6."/>
-      <w:lvlJc w:val="left"/>
-      <w:pPr>
-        <w:tabs>
-          <w:tab w:val="num" w:pos="4320"/>
-        </w:tabs>
-        <w:ind w:left="4320" w:hanging="360"/>
-      </w:pPr>
-    </w:lvl>
-    <w:lvl w:ilvl="6" w:tentative="1">
-      <w:start w:val="1"/>
-      <w:numFmt w:val="decimal"/>
-      <w:lvlText w:val="%7."/>
-      <w:lvlJc w:val="left"/>
-      <w:pPr>
-        <w:tabs>
-          <w:tab w:val="num" w:pos="5040"/>
-        </w:tabs>
-        <w:ind w:left="5040" w:hanging="360"/>
-      </w:pPr>
-    </w:lvl>
-    <w:lvl w:ilvl="7" w:tentative="1">
-      <w:start w:val="1"/>
-      <w:numFmt w:val="decimal"/>
-      <w:lvlText w:val="%8."/>
-      <w:lvlJc w:val="left"/>
-      <w:pPr>
-        <w:tabs>
-          <w:tab w:val="num" w:pos="5760"/>
-        </w:tabs>
-        <w:ind w:left="5760" w:hanging="360"/>
-      </w:pPr>
-    </w:lvl>
-    <w:lvl w:ilvl="8" w:tentative="1">
-      <w:start w:val="1"/>
-      <w:numFmt w:val="decimal"/>
-      <w:lvlText w:val="%9."/>
-      <w:lvlJc w:val="left"/>
-      <w:pPr>
-        <w:tabs>
-          <w:tab w:val="num" w:pos="6480"/>
-        </w:tabs>
-        <w:ind w:left="6480" w:hanging="360"/>
-      </w:pPr>
-    </w:lvl>
-  </w:abstractNum>
-  <w:abstractNum w:abstractNumId="25" w15:restartNumberingAfterBreak="0">
-    <w:nsid w:val="7BA704AD"/>
-    <w:multiLevelType w:val="multilevel"/>
-    <w:tmpl w:val="02A602AE"/>
+    <w:tmpl w:val="79345546"/>
     <w:lvl w:ilvl="0">
       <w:start w:val="1"/>
       <w:numFmt w:val="bullet"/>
@@ -27408,10 +29098,123 @@
       </w:rPr>
     </w:lvl>
   </w:abstractNum>
+  <w:abstractNum w:abstractNumId="25" w15:restartNumberingAfterBreak="0">
+    <w:nsid w:val="7A751C22"/>
+    <w:multiLevelType w:val="multilevel"/>
+    <w:tmpl w:val="F40298DC"/>
+    <w:lvl w:ilvl="0">
+      <w:start w:val="1"/>
+      <w:numFmt w:val="decimal"/>
+      <w:lvlText w:val="%1."/>
+      <w:lvlJc w:val="left"/>
+      <w:pPr>
+        <w:tabs>
+          <w:tab w:val="num" w:pos="720"/>
+        </w:tabs>
+        <w:ind w:left="720" w:hanging="360"/>
+      </w:pPr>
+    </w:lvl>
+    <w:lvl w:ilvl="1" w:tentative="1">
+      <w:start w:val="1"/>
+      <w:numFmt w:val="decimal"/>
+      <w:lvlText w:val="%2."/>
+      <w:lvlJc w:val="left"/>
+      <w:pPr>
+        <w:tabs>
+          <w:tab w:val="num" w:pos="1440"/>
+        </w:tabs>
+        <w:ind w:left="1440" w:hanging="360"/>
+      </w:pPr>
+    </w:lvl>
+    <w:lvl w:ilvl="2" w:tentative="1">
+      <w:start w:val="1"/>
+      <w:numFmt w:val="decimal"/>
+      <w:lvlText w:val="%3."/>
+      <w:lvlJc w:val="left"/>
+      <w:pPr>
+        <w:tabs>
+          <w:tab w:val="num" w:pos="2160"/>
+        </w:tabs>
+        <w:ind w:left="2160" w:hanging="360"/>
+      </w:pPr>
+    </w:lvl>
+    <w:lvl w:ilvl="3" w:tentative="1">
+      <w:start w:val="1"/>
+      <w:numFmt w:val="decimal"/>
+      <w:lvlText w:val="%4."/>
+      <w:lvlJc w:val="left"/>
+      <w:pPr>
+        <w:tabs>
+          <w:tab w:val="num" w:pos="2880"/>
+        </w:tabs>
+        <w:ind w:left="2880" w:hanging="360"/>
+      </w:pPr>
+    </w:lvl>
+    <w:lvl w:ilvl="4" w:tentative="1">
+      <w:start w:val="1"/>
+      <w:numFmt w:val="decimal"/>
+      <w:lvlText w:val="%5."/>
+      <w:lvlJc w:val="left"/>
+      <w:pPr>
+        <w:tabs>
+          <w:tab w:val="num" w:pos="3600"/>
+        </w:tabs>
+        <w:ind w:left="3600" w:hanging="360"/>
+      </w:pPr>
+    </w:lvl>
+    <w:lvl w:ilvl="5" w:tentative="1">
+      <w:start w:val="1"/>
+      <w:numFmt w:val="decimal"/>
+      <w:lvlText w:val="%6."/>
+      <w:lvlJc w:val="left"/>
+      <w:pPr>
+        <w:tabs>
+          <w:tab w:val="num" w:pos="4320"/>
+        </w:tabs>
+        <w:ind w:left="4320" w:hanging="360"/>
+      </w:pPr>
+    </w:lvl>
+    <w:lvl w:ilvl="6" w:tentative="1">
+      <w:start w:val="1"/>
+      <w:numFmt w:val="decimal"/>
+      <w:lvlText w:val="%7."/>
+      <w:lvlJc w:val="left"/>
+      <w:pPr>
+        <w:tabs>
+          <w:tab w:val="num" w:pos="5040"/>
+        </w:tabs>
+        <w:ind w:left="5040" w:hanging="360"/>
+      </w:pPr>
+    </w:lvl>
+    <w:lvl w:ilvl="7" w:tentative="1">
+      <w:start w:val="1"/>
+      <w:numFmt w:val="decimal"/>
+      <w:lvlText w:val="%8."/>
+      <w:lvlJc w:val="left"/>
+      <w:pPr>
+        <w:tabs>
+          <w:tab w:val="num" w:pos="5760"/>
+        </w:tabs>
+        <w:ind w:left="5760" w:hanging="360"/>
+      </w:pPr>
+    </w:lvl>
+    <w:lvl w:ilvl="8" w:tentative="1">
+      <w:start w:val="1"/>
+      <w:numFmt w:val="decimal"/>
+      <w:lvlText w:val="%9."/>
+      <w:lvlJc w:val="left"/>
+      <w:pPr>
+        <w:tabs>
+          <w:tab w:val="num" w:pos="6480"/>
+        </w:tabs>
+        <w:ind w:left="6480" w:hanging="360"/>
+      </w:pPr>
+    </w:lvl>
+  </w:abstractNum>
   <w:abstractNum w:abstractNumId="26" w15:restartNumberingAfterBreak="0">
-    <w:nsid w:val="7D655F25"/>
+    <w:nsid w:val="7BA704AD"/>
     <w:multiLevelType w:val="multilevel"/>
-    <w:tmpl w:val="B284E6C8"/>
+    <w:tmpl w:val="02A602AE"/>
     <w:lvl w:ilvl="0">
       <w:start w:val="1"/>
       <w:numFmt w:val="bullet"/>
@@ -27444,7 +29247,7 @@
         <w:sz w:val="20"/>
       </w:rPr>
     </w:lvl>
-    <w:lvl w:ilvl="2">
+    <w:lvl w:ilvl="2" w:tentative="1">
       <w:start w:val="1"/>
       <w:numFmt w:val="bullet"/>
       <w:lvlText w:val=""/>
@@ -27558,6 +29361,155 @@
     </w:lvl>
   </w:abstractNum>
   <w:abstractNum w:abstractNumId="27" w15:restartNumberingAfterBreak="0">
+    <w:nsid w:val="7D655F25"/>
+    <w:multiLevelType w:val="multilevel"/>
+    <w:tmpl w:val="B284E6C8"/>
+    <w:lvl w:ilvl="0">
+      <w:start w:val="1"/>
+      <w:numFmt w:val="bullet"/>
+      <w:lvlText w:val=""/>
+      <w:lvlJc w:val="left"/>
+      <w:pPr>
+        <w:tabs>
+          <w:tab w:val="num" w:pos="720"/>
+        </w:tabs>
+        <w:ind w:left="720" w:hanging="360"/>
+      </w:pPr>
+      <w:rPr>
+        <w:rFonts w:ascii="Symbol" w:hAnsi="Symbol" w:hint="default"/>
+        <w:sz w:val="20"/>
+      </w:rPr>
+    </w:lvl>
+    <w:lvl w:ilvl="1">
+      <w:start w:val="1"/>
+      <w:numFmt w:val="bullet"/>
+      <w:lvlText w:val="o"/>
+      <w:lvlJc w:val="left"/>
+      <w:pPr>
+        <w:tabs>
+          <w:tab w:val="num" w:pos="1440"/>
+        </w:tabs>
+        <w:ind w:left="1440" w:hanging="360"/>
+      </w:pPr>
+      <w:rPr>
+        <w:rFonts w:ascii="Courier New" w:hAnsi="Courier New" w:hint="default"/>
+        <w:sz w:val="20"/>
+      </w:rPr>
+    </w:lvl>
+    <w:lvl w:ilvl="2">
+      <w:start w:val="1"/>
+      <w:numFmt w:val="bullet"/>
+      <w:lvlText w:val=""/>
+      <w:lvlJc w:val="left"/>
+      <w:pPr>
+        <w:tabs>
+          <w:tab w:val="num" w:pos="2160"/>
+        </w:tabs>
+        <w:ind w:left="2160" w:hanging="360"/>
+      </w:pPr>
+      <w:rPr>
+        <w:rFonts w:ascii="Wingdings" w:hAnsi="Wingdings" w:hint="default"/>
+        <w:sz w:val="20"/>
+      </w:rPr>
+    </w:lvl>
+    <w:lvl w:ilvl="3" w:tentative="1">
+      <w:start w:val="1"/>
+      <w:numFmt w:val="bullet"/>
+      <w:lvlText w:val=""/>
+      <w:lvlJc w:val="left"/>
+      <w:pPr>
+        <w:tabs>
+          <w:tab w:val="num" w:pos="2880"/>
+        </w:tabs>
+        <w:ind w:left="2880" w:hanging="360"/>
+      </w:pPr>
+      <w:rPr>
+        <w:rFonts w:ascii="Wingdings" w:hAnsi="Wingdings" w:hint="default"/>
+        <w:sz w:val="20"/>
+      </w:rPr>
+    </w:lvl>
+    <w:lvl w:ilvl="4" w:tentative="1">
+      <w:start w:val="1"/>
+      <w:numFmt w:val="bullet"/>
+      <w:lvlText w:val=""/>
+      <w:lvlJc w:val="left"/>
+      <w:pPr>
+        <w:tabs>
+          <w:tab w:val="num" w:pos="3600"/>
+        </w:tabs>
+        <w:ind w:left="3600" w:hanging="360"/>
+      </w:pPr>
+      <w:rPr>
+        <w:rFonts w:ascii="Wingdings" w:hAnsi="Wingdings" w:hint="default"/>
+        <w:sz w:val="20"/>
+      </w:rPr>
+    </w:lvl>
+    <w:lvl w:ilvl="5" w:tentative="1">
+      <w:start w:val="1"/>
+      <w:numFmt w:val="bullet"/>
+      <w:lvlText w:val=""/>
+      <w:lvlJc w:val="left"/>
+      <w:pPr>
+        <w:tabs>
+          <w:tab w:val="num" w:pos="4320"/>
+        </w:tabs>
+        <w:ind w:left="4320" w:hanging="360"/>
+      </w:pPr>
+      <w:rPr>
+        <w:rFonts w:ascii="Wingdings" w:hAnsi="Wingdings" w:hint="default"/>
+        <w:sz w:val="20"/>
+      </w:rPr>
+    </w:lvl>
+    <w:lvl w:ilvl="6" w:tentative="1">
+      <w:start w:val="1"/>
+      <w:numFmt w:val="bullet"/>
+      <w:lvlText w:val=""/>
+      <w:lvlJc w:val="left"/>
+      <w:pPr>
+        <w:tabs>
+          <w:tab w:val="num" w:pos="5040"/>
+        </w:tabs>
+        <w:ind w:left="5040" w:hanging="360"/>
+      </w:pPr>
+      <w:rPr>
+        <w:rFonts w:ascii="Wingdings" w:hAnsi="Wingdings" w:hint="default"/>
+        <w:sz w:val="20"/>
+      </w:rPr>
+    </w:lvl>
+    <w:lvl w:ilvl="7" w:tentative="1">
+      <w:start w:val="1"/>
+      <w:numFmt w:val="bullet"/>
+      <w:lvlText w:val=""/>
+      <w:lvlJc w:val="left"/>
+      <w:pPr>
+        <w:tabs>
+          <w:tab w:val="num" w:pos="5760"/>
+        </w:tabs>
+        <w:ind w:left="5760" w:hanging="360"/>
+      </w:pPr>
+      <w:rPr>
+        <w:rFonts w:ascii="Wingdings" w:hAnsi="Wingdings" w:hint="default"/>
+        <w:sz w:val="20"/>
+      </w:rPr>
+    </w:lvl>
+    <w:lvl w:ilvl="8" w:tentative="1">
+      <w:start w:val="1"/>
+      <w:numFmt w:val="bullet"/>
+      <w:lvlText w:val=""/>
+      <w:lvlJc w:val="left"/>
+      <w:pPr>
+        <w:tabs>
+          <w:tab w:val="num" w:pos="6480"/>
+        </w:tabs>
+        <w:ind w:left="6480" w:hanging="360"/>
+      </w:pPr>
+      <w:rPr>
+        <w:rFonts w:ascii="Wingdings" w:hAnsi="Wingdings" w:hint="default"/>
+        <w:sz w:val="20"/>
+      </w:rPr>
+    </w:lvl>
+  </w:abstractNum>
+  <w:abstractNum w:abstractNumId="28" w15:restartNumberingAfterBreak="0">
     <w:nsid w:val="7E281DAD"/>
     <w:multiLevelType w:val="multilevel"/>
     <w:tmpl w:val="38B021F2"/>
@@ -27743,7 +29695,7 @@
     <w:abstractNumId w:val="20"/>
   </w:num>
   <w:num w:numId="13" w16cid:durableId="1499611504">
-    <w:abstractNumId w:val="27"/>
+    <w:abstractNumId w:val="28"/>
   </w:num>
   <w:num w:numId="14" w16cid:durableId="982320220">
     <w:abstractNumId w:val="8"/>
@@ -27761,19 +29713,19 @@
     <w:abstractNumId w:val="22"/>
   </w:num>
   <w:num w:numId="19" w16cid:durableId="228153480">
-    <w:abstractNumId w:val="26"/>
+    <w:abstractNumId w:val="27"/>
   </w:num>
   <w:num w:numId="20" w16cid:durableId="62290769">
     <w:abstractNumId w:val="13"/>
   </w:num>
   <w:num w:numId="21" w16cid:durableId="1833642597">
-    <w:abstractNumId w:val="24"/>
+    <w:abstractNumId w:val="25"/>
   </w:num>
   <w:num w:numId="22" w16cid:durableId="2019888000">
     <w:abstractNumId w:val="14"/>
   </w:num>
   <w:num w:numId="23" w16cid:durableId="236592173">
-    <w:abstractNumId w:val="25"/>
+    <w:abstractNumId w:val="26"/>
   </w:num>
   <w:num w:numId="24" w16cid:durableId="799343680">
     <w:abstractNumId w:val="18"/>
@@ -27789,6 +29741,9 @@
   </w:num>
   <w:num w:numId="28" w16cid:durableId="1258758617">
     <w:abstractNumId w:val="9"/>
+  </w:num>
+  <w:num w:numId="29" w16cid:durableId="2077776171">
+    <w:abstractNumId w:val="24"/>
   </w:num>
 </w:numbering>
 </file>
@@ -28844,6 +30799,18 @@
       <w:shd w:val="clear" w:color="auto" w:fill="E1DFDD"/>
     </w:rPr>
   </w:style>
+  <w:style w:type="paragraph" w:styleId="TOC2">
+    <w:name w:val="toc 2"/>
+    <w:basedOn w:val="a"/>
+    <w:next w:val="a"/>
+    <w:autoRedefine/>
+    <w:uiPriority w:val="39"/>
+    <w:unhideWhenUsed/>
+    <w:rsid w:val="006101D5"/>
+    <w:pPr>
+      <w:ind w:leftChars="200" w:left="420"/>
+    </w:pPr>
+  </w:style>
 </w:styles>
 </file>
 

--- a/lesson/12.9课时1.docx
+++ b/lesson/12.9课时1.docx
@@ -1116,6 +1116,92 @@
               </w:rPr>
               <w:t>0211</w:t>
             </w:r>
+          </w:p>
+        </w:tc>
+        <w:tc>
+          <w:tcPr>
+            <w:tcW w:w="1117" w:type="dxa"/>
+          </w:tcPr>
+          <w:p>
+            <w:pPr>
+              <w:rPr>
+                <w:rFonts w:hint="eastAsia"/>
+              </w:rPr>
+            </w:pPr>
+          </w:p>
+        </w:tc>
+        <w:tc>
+          <w:tcPr>
+            <w:tcW w:w="1401" w:type="dxa"/>
+          </w:tcPr>
+          <w:p>
+            <w:pPr>
+              <w:rPr>
+                <w:rFonts w:hint="eastAsia"/>
+              </w:rPr>
+            </w:pPr>
+          </w:p>
+        </w:tc>
+        <w:tc>
+          <w:tcPr>
+            <w:tcW w:w="842" w:type="dxa"/>
+          </w:tcPr>
+          <w:p>
+            <w:pPr>
+              <w:rPr>
+                <w:rFonts w:hint="eastAsia"/>
+              </w:rPr>
+            </w:pPr>
+          </w:p>
+        </w:tc>
+        <w:tc>
+          <w:tcPr>
+            <w:tcW w:w="1617" w:type="dxa"/>
+          </w:tcPr>
+          <w:p>
+            <w:pPr>
+              <w:rPr>
+                <w:rFonts w:hint="eastAsia"/>
+              </w:rPr>
+            </w:pPr>
+          </w:p>
+        </w:tc>
+      </w:tr>
+      <w:tr>
+        <w:tc>
+          <w:tcPr>
+            <w:tcW w:w="988" w:type="dxa"/>
+          </w:tcPr>
+          <w:p>
+            <w:pPr>
+              <w:rPr>
+                <w:rFonts w:hint="eastAsia"/>
+              </w:rPr>
+            </w:pPr>
+          </w:p>
+        </w:tc>
+        <w:tc>
+          <w:tcPr>
+            <w:tcW w:w="1672" w:type="dxa"/>
+          </w:tcPr>
+          <w:p>
+            <w:pPr>
+              <w:rPr>
+                <w:rFonts w:hint="eastAsia"/>
+              </w:rPr>
+            </w:pPr>
+          </w:p>
+        </w:tc>
+        <w:tc>
+          <w:tcPr>
+            <w:tcW w:w="659" w:type="dxa"/>
+          </w:tcPr>
+          <w:p>
+            <w:pPr>
+              <w:rPr>
+                <w:rFonts w:hint="eastAsia"/>
+              </w:rPr>
+            </w:pPr>
           </w:p>
         </w:tc>
         <w:tc>
@@ -3052,21 +3138,7 @@
         <w:rPr>
           <w:rFonts w:hint="eastAsia"/>
         </w:rPr>
-        <w:t>12.09课时</w:t>
-      </w:r>
-      <w:proofErr w:type="gramStart"/>
-      <w:r>
-        <w:rPr>
-          <w:rFonts w:hint="eastAsia"/>
-        </w:rPr>
-        <w:t>一</w:t>
-      </w:r>
-      <w:proofErr w:type="gramEnd"/>
-      <w:r>
-        <w:rPr>
-          <w:rFonts w:hint="eastAsia"/>
-        </w:rPr>
-        <w:t>——简历修改</w:t>
+        <w:t>12.09课时一——简历修改</w:t>
       </w:r>
       <w:bookmarkEnd w:id="0"/>
     </w:p>
@@ -3087,6 +3159,7 @@
         <w:rPr>
           <w:rFonts w:hint="eastAsia"/>
         </w:rPr>
+        <w:lastRenderedPageBreak/>
         <w:t>Canvas改简历</w:t>
       </w:r>
     </w:p>
@@ -3320,21 +3393,7 @@
         <w:rPr>
           <w:rFonts w:hint="eastAsia"/>
         </w:rPr>
-        <w:t>T：从零到</w:t>
-      </w:r>
-      <w:proofErr w:type="gramStart"/>
-      <w:r>
-        <w:rPr>
-          <w:rFonts w:hint="eastAsia"/>
-        </w:rPr>
-        <w:t>一</w:t>
-      </w:r>
-      <w:proofErr w:type="gramEnd"/>
-      <w:r>
-        <w:rPr>
-          <w:rFonts w:hint="eastAsia"/>
-        </w:rPr>
-        <w:t>实现系统烧录工具，能够可靠识别设备（），烧录能力，完整性保障</w:t>
+        <w:t>T：从零到一实现系统烧录工具，能够可靠识别设备（），烧录能力，完整性保障</w:t>
       </w:r>
     </w:p>
     <w:p>
@@ -3365,14 +3424,7 @@
         <w:rPr>
           <w:rFonts w:hint="eastAsia"/>
         </w:rPr>
-        <w:t>专业的烧录能力：</w:t>
-      </w:r>
-      <w:proofErr w:type="gramStart"/>
-      <w:r>
-        <w:rPr>
-          <w:rFonts w:hint="eastAsia"/>
-        </w:rPr>
-        <w:t>集成</w:t>
+        <w:t>专业的烧录能力：集成</w:t>
       </w:r>
       <w:r>
         <w:rPr>
@@ -3380,88 +3432,61 @@
           <w:color w:val="000000"/>
           <w:sz w:val="22"/>
         </w:rPr>
-        <w:t>集成</w:t>
-      </w:r>
-      <w:proofErr w:type="gramEnd"/>
+        <w:t>集成etcher-image-write实现专业级镜像烧录功能</w:t>
+      </w:r>
+      <w:r>
+        <w:rPr>
+          <w:rFonts w:ascii="微软雅黑" w:eastAsia="微软雅黑" w:hAnsi="微软雅黑" w:hint="eastAsia"/>
+          <w:color w:val="000000"/>
+          <w:sz w:val="22"/>
+        </w:rPr>
+        <w:t>的稳定和可控</w:t>
+      </w:r>
+    </w:p>
+    <w:p>
+      <w:pPr>
+        <w:spacing w:before="260" w:line="220" w:lineRule="exact"/>
+        <w:ind w:leftChars="400" w:left="840"/>
+        <w:jc w:val="left"/>
+        <w:rPr>
+          <w:rFonts w:ascii="微软雅黑" w:eastAsia="微软雅黑" w:hAnsi="微软雅黑" w:hint="eastAsia"/>
+          <w:color w:val="000000"/>
+          <w:sz w:val="22"/>
+        </w:rPr>
+      </w:pPr>
       <w:r>
         <w:rPr>
           <w:rFonts w:ascii="微软雅黑" w:eastAsia="微软雅黑" w:hAnsi="微软雅黑"/>
           <w:color w:val="000000"/>
           <w:sz w:val="22"/>
         </w:rPr>
-        <w:t>etcher-image-write实现专业级镜像烧</w:t>
-      </w:r>
-      <w:proofErr w:type="gramStart"/>
-      <w:r>
-        <w:rPr>
-          <w:rFonts w:ascii="微软雅黑" w:eastAsia="微软雅黑" w:hAnsi="微软雅黑"/>
-          <w:color w:val="000000"/>
-          <w:sz w:val="22"/>
-        </w:rPr>
-        <w:t>录功能</w:t>
-      </w:r>
-      <w:proofErr w:type="gramEnd"/>
-      <w:r>
+        <w:t>使用drivelist库实现跨平台驱动器枚举和管理</w:t>
+      </w:r>
+    </w:p>
+    <w:p>
+      <w:pPr>
+        <w:spacing w:before="260" w:line="220" w:lineRule="exact"/>
+        <w:ind w:leftChars="400" w:left="840"/>
+        <w:jc w:val="left"/>
         <w:rPr>
           <w:rFonts w:ascii="微软雅黑" w:eastAsia="微软雅黑" w:hAnsi="微软雅黑" w:hint="eastAsia"/>
           <w:color w:val="000000"/>
           <w:sz w:val="22"/>
         </w:rPr>
-        <w:t>的稳定和可控</w:t>
-      </w:r>
-    </w:p>
-    <w:p>
-      <w:pPr>
-        <w:spacing w:before="260" w:line="220" w:lineRule="exact"/>
-        <w:ind w:leftChars="400" w:left="840"/>
-        <w:jc w:val="left"/>
+      </w:pPr>
+      <w:r>
         <w:rPr>
           <w:rFonts w:ascii="微软雅黑" w:eastAsia="微软雅黑" w:hAnsi="微软雅黑" w:hint="eastAsia"/>
           <w:color w:val="000000"/>
           <w:sz w:val="22"/>
         </w:rPr>
-      </w:pPr>
-      <w:r>
-        <w:rPr>
-          <w:rFonts w:ascii="微软雅黑" w:eastAsia="微软雅黑" w:hAnsi="微软雅黑"/>
-          <w:color w:val="000000"/>
-          <w:sz w:val="22"/>
-        </w:rPr>
-        <w:t>使用</w:t>
-      </w:r>
-      <w:proofErr w:type="spellStart"/>
-      <w:r>
-        <w:rPr>
-          <w:rFonts w:ascii="微软雅黑" w:eastAsia="微软雅黑" w:hAnsi="微软雅黑"/>
-          <w:color w:val="000000"/>
-          <w:sz w:val="22"/>
-        </w:rPr>
-        <w:t>drivelist</w:t>
-      </w:r>
-      <w:proofErr w:type="spellEnd"/>
-      <w:proofErr w:type="gramStart"/>
-      <w:r>
-        <w:rPr>
-          <w:rFonts w:ascii="微软雅黑" w:eastAsia="微软雅黑" w:hAnsi="微软雅黑"/>
-          <w:color w:val="000000"/>
-          <w:sz w:val="22"/>
-        </w:rPr>
-        <w:t>库实现</w:t>
-      </w:r>
-      <w:proofErr w:type="gramEnd"/>
-      <w:r>
-        <w:rPr>
-          <w:rFonts w:ascii="微软雅黑" w:eastAsia="微软雅黑" w:hAnsi="微软雅黑"/>
-          <w:color w:val="000000"/>
-          <w:sz w:val="22"/>
-        </w:rPr>
-        <w:t>跨平台驱动器枚举和管理</w:t>
+        <w:t>安全下载，进度可视化：开发固件下载模板，结合ipc进程通信进行完整新校验，降低与实际不一致的风险</w:t>
       </w:r>
     </w:p>
     <w:p>
       <w:pPr>
         <w:spacing w:before="260" w:line="220" w:lineRule="exact"/>
-        <w:ind w:leftChars="400" w:left="840"/>
+        <w:ind w:firstLine="420"/>
         <w:jc w:val="left"/>
         <w:rPr>
           <w:rFonts w:ascii="微软雅黑" w:eastAsia="微软雅黑" w:hAnsi="微软雅黑" w:hint="eastAsia"/>
@@ -3475,44 +3500,6 @@
           <w:color w:val="000000"/>
           <w:sz w:val="22"/>
         </w:rPr>
-        <w:t>安全下载，进度可视化：开发固件下载模板，结合</w:t>
-      </w:r>
-      <w:proofErr w:type="spellStart"/>
-      <w:r>
-        <w:rPr>
-          <w:rFonts w:ascii="微软雅黑" w:eastAsia="微软雅黑" w:hAnsi="微软雅黑" w:hint="eastAsia"/>
-          <w:color w:val="000000"/>
-          <w:sz w:val="22"/>
-        </w:rPr>
-        <w:t>ipc</w:t>
-      </w:r>
-      <w:proofErr w:type="spellEnd"/>
-      <w:r>
-        <w:rPr>
-          <w:rFonts w:ascii="微软雅黑" w:eastAsia="微软雅黑" w:hAnsi="微软雅黑" w:hint="eastAsia"/>
-          <w:color w:val="000000"/>
-          <w:sz w:val="22"/>
-        </w:rPr>
-        <w:t>进程通信进行完整新校验，降低与实际不一致的风险</w:t>
-      </w:r>
-    </w:p>
-    <w:p>
-      <w:pPr>
-        <w:spacing w:before="260" w:line="220" w:lineRule="exact"/>
-        <w:ind w:firstLine="420"/>
-        <w:jc w:val="left"/>
-        <w:rPr>
-          <w:rFonts w:ascii="微软雅黑" w:eastAsia="微软雅黑" w:hAnsi="微软雅黑" w:hint="eastAsia"/>
-          <w:color w:val="000000"/>
-          <w:sz w:val="22"/>
-        </w:rPr>
-      </w:pPr>
-      <w:r>
-        <w:rPr>
-          <w:rFonts w:ascii="微软雅黑" w:eastAsia="微软雅黑" w:hAnsi="微软雅黑" w:hint="eastAsia"/>
-          <w:color w:val="000000"/>
-          <w:sz w:val="22"/>
-        </w:rPr>
         <w:t>R：涵盖核心烧录功能，</w:t>
       </w:r>
     </w:p>
@@ -3542,19 +3529,11 @@
           <w:rFonts w:hint="eastAsia"/>
         </w:rPr>
       </w:pPr>
-      <w:proofErr w:type="spellStart"/>
-      <w:r>
-        <w:rPr>
-          <w:rFonts w:hint="eastAsia"/>
-        </w:rPr>
-        <w:t>Ipc</w:t>
-      </w:r>
-      <w:proofErr w:type="spellEnd"/>
-      <w:r>
-        <w:rPr>
-          <w:rFonts w:hint="eastAsia"/>
-        </w:rPr>
-        <w:t>通信保证进度可信不阻塞UI：利用electron+vue3，进行解耦，</w:t>
+      <w:r>
+        <w:rPr>
+          <w:rFonts w:hint="eastAsia"/>
+        </w:rPr>
+        <w:t>Ipc通信保证进度可信不阻塞UI：利用electron+vue3，进行解耦，</w:t>
       </w:r>
     </w:p>
     <w:p>
@@ -3586,28 +3565,12 @@
           <w:rFonts w:hint="eastAsia"/>
         </w:rPr>
       </w:pPr>
-      <w:proofErr w:type="gramStart"/>
-      <w:r>
-        <w:rPr>
-          <w:rFonts w:hint="eastAsia"/>
-        </w:rPr>
-        <w:t>烧录传列入</w:t>
-      </w:r>
-      <w:proofErr w:type="gramEnd"/>
-      <w:r>
-        <w:rPr>
-          <w:rFonts w:hint="eastAsia"/>
-        </w:rPr>
-        <w:t>抽象</w:t>
-      </w:r>
-      <w:proofErr w:type="gramStart"/>
-      <w:r>
-        <w:rPr>
-          <w:rFonts w:hint="eastAsia"/>
-        </w:rPr>
-        <w:t>成状态积</w:t>
-      </w:r>
-      <w:proofErr w:type="gramEnd"/>
+      <w:r>
+        <w:rPr>
+          <w:rFonts w:hint="eastAsia"/>
+        </w:rPr>
+        <w:t>烧录传列入抽象成状态积</w:t>
+      </w:r>
     </w:p>
     <w:p>
       <w:pPr>
@@ -3620,19 +3583,11 @@
           <w:rFonts w:hint="eastAsia"/>
         </w:rPr>
       </w:pPr>
-      <w:proofErr w:type="spellStart"/>
-      <w:r>
-        <w:rPr>
-          <w:rFonts w:hint="eastAsia"/>
-        </w:rPr>
-        <w:t>Ipc</w:t>
-      </w:r>
-      <w:proofErr w:type="spellEnd"/>
-      <w:r>
-        <w:rPr>
-          <w:rFonts w:hint="eastAsia"/>
-        </w:rPr>
-        <w:t>消息包含：downloading，validate, writing，checking，error，done</w:t>
+      <w:r>
+        <w:rPr>
+          <w:rFonts w:hint="eastAsia"/>
+        </w:rPr>
+        <w:t>Ipc消息包含：downloading，validate, writing，checking，error，done</w:t>
       </w:r>
     </w:p>
     <w:p>
@@ -3684,21 +3639,7 @@
         <w:rPr>
           <w:rFonts w:hint="eastAsia"/>
         </w:rPr>
-        <w:t>飞书内</w:t>
-      </w:r>
-      <w:proofErr w:type="gramStart"/>
-      <w:r>
-        <w:rPr>
-          <w:rFonts w:hint="eastAsia"/>
-        </w:rPr>
-        <w:t>嵌</w:t>
-      </w:r>
-      <w:proofErr w:type="gramEnd"/>
-      <w:r>
-        <w:rPr>
-          <w:rFonts w:hint="eastAsia"/>
-        </w:rPr>
-        <w:t>周报系统</w:t>
+        <w:t>飞书内嵌周报系统</w:t>
       </w:r>
     </w:p>
     <w:p>
@@ -3752,55 +3693,27 @@
         <w:rPr>
           <w:rFonts w:hint="eastAsia"/>
         </w:rPr>
-        <w:t>折叠的数据加载模式，</w:t>
-      </w:r>
-      <w:proofErr w:type="spellStart"/>
-      <w:r>
-        <w:rPr>
-          <w:rFonts w:hint="eastAsia"/>
-        </w:rPr>
-        <w:t>tiptap</w:t>
-      </w:r>
-      <w:proofErr w:type="spellEnd"/>
-      <w:r>
-        <w:rPr>
-          <w:rFonts w:hint="eastAsia"/>
-        </w:rPr>
-        <w:t>库</w:t>
-      </w:r>
-    </w:p>
-    <w:p>
-      <w:pPr>
-        <w:rPr>
-          <w:rFonts w:hint="eastAsia"/>
-        </w:rPr>
-      </w:pPr>
-    </w:p>
-    <w:p>
-      <w:pPr>
-        <w:rPr>
-          <w:rFonts w:hint="eastAsia"/>
-        </w:rPr>
-      </w:pPr>
-      <w:r>
-        <w:rPr>
-          <w:rFonts w:hint="eastAsia"/>
-        </w:rPr>
-        <w:t>R：交付了一个周报的web和</w:t>
-      </w:r>
-      <w:proofErr w:type="gramStart"/>
-      <w:r>
-        <w:rPr>
-          <w:rFonts w:hint="eastAsia"/>
-        </w:rPr>
-        <w:t>飞书双场景</w:t>
-      </w:r>
-      <w:proofErr w:type="gramEnd"/>
-      <w:r>
-        <w:rPr>
-          <w:rFonts w:hint="eastAsia"/>
-        </w:rPr>
-        <w:t>的应用，提高内部人员组织协调能力，实时查看项目</w:t>
+        <w:t>折叠的数据加载模式，tiptap库</w:t>
+      </w:r>
+    </w:p>
+    <w:p>
+      <w:pPr>
+        <w:rPr>
+          <w:rFonts w:hint="eastAsia"/>
+        </w:rPr>
+      </w:pPr>
+    </w:p>
+    <w:p>
+      <w:pPr>
+        <w:rPr>
+          <w:rFonts w:hint="eastAsia"/>
+        </w:rPr>
+      </w:pPr>
+      <w:r>
+        <w:rPr>
+          <w:rFonts w:hint="eastAsia"/>
+        </w:rPr>
+        <w:t>R：交付了一个周报的web和飞书双场景的应用，提高内部人员组织协调能力，实时查看项目</w:t>
       </w:r>
     </w:p>
     <w:p>
@@ -3831,8 +3744,8 @@
           <w:rFonts w:hint="eastAsia"/>
         </w:rPr>
       </w:pPr>
-      <w:bookmarkStart w:id="1" w:name="OLE_LINK1"/>
-      <w:bookmarkStart w:id="2" w:name="_Toc221729780"/>
+      <w:bookmarkStart w:id="1" w:name="_Toc221729780"/>
+      <w:bookmarkStart w:id="2" w:name="OLE_LINK1"/>
       <w:r>
         <w:rPr>
           <w:rFonts w:hint="eastAsia"/>
@@ -3845,9 +3758,9 @@
         </w:rPr>
         <w:t>——简历修改</w:t>
       </w:r>
-      <w:bookmarkEnd w:id="2"/>
-    </w:p>
-    <w:bookmarkEnd w:id="1"/>
+      <w:bookmarkEnd w:id="1"/>
+    </w:p>
+    <w:bookmarkEnd w:id="2"/>
     <w:p>
       <w:pPr>
         <w:rPr>
@@ -4061,21 +3974,7 @@
         <w:rPr>
           <w:rFonts w:hint="eastAsia"/>
         </w:rPr>
-        <w:t>（</w:t>
-      </w:r>
-      <w:proofErr w:type="spellStart"/>
-      <w:r>
-        <w:rPr>
-          <w:rFonts w:hint="eastAsia"/>
-        </w:rPr>
-        <w:t>Github</w:t>
-      </w:r>
-      <w:proofErr w:type="spellEnd"/>
-      <w:r>
-        <w:rPr>
-          <w:rFonts w:hint="eastAsia"/>
-        </w:rPr>
-        <w:t>首页：readme介绍、commit绿点、头像、stars</w:t>
+        <w:t>（Github首页：readme介绍、commit绿点、头像、stars</w:t>
       </w:r>
     </w:p>
     <w:p>
@@ -4134,21 +4033,7 @@
         <w:rPr>
           <w:rFonts w:hint="eastAsia"/>
         </w:rPr>
-        <w:t>工作经历上方</w:t>
-      </w:r>
-      <w:proofErr w:type="gramStart"/>
-      <w:r>
-        <w:rPr>
-          <w:rFonts w:hint="eastAsia"/>
-        </w:rPr>
-        <w:t>写核心</w:t>
-      </w:r>
-      <w:proofErr w:type="gramEnd"/>
-      <w:r>
-        <w:rPr>
-          <w:rFonts w:hint="eastAsia"/>
-        </w:rPr>
-        <w:t>优势：</w:t>
+        <w:t>工作经历上方写核心优势：</w:t>
       </w:r>
     </w:p>
     <w:p>
@@ -4184,49 +4069,7 @@
         <w:rPr>
           <w:rFonts w:hint="eastAsia"/>
         </w:rPr>
-        <w:t>有利于在</w:t>
-      </w:r>
-      <w:proofErr w:type="spellStart"/>
-      <w:r>
-        <w:rPr>
-          <w:rFonts w:hint="eastAsia"/>
-        </w:rPr>
-        <w:t>toB</w:t>
-      </w:r>
-      <w:proofErr w:type="spellEnd"/>
-      <w:r>
-        <w:rPr>
-          <w:rFonts w:hint="eastAsia"/>
-        </w:rPr>
-        <w:t>的平台类岗位快速落地技术方案，企业</w:t>
-      </w:r>
-      <w:proofErr w:type="gramStart"/>
-      <w:r>
-        <w:rPr>
-          <w:rFonts w:hint="eastAsia"/>
-        </w:rPr>
-        <w:t>级内部</w:t>
-      </w:r>
-      <w:proofErr w:type="gramEnd"/>
-      <w:r>
-        <w:rPr>
-          <w:rFonts w:hint="eastAsia"/>
-        </w:rPr>
-        <w:t>工具从0到1落地能力，独立完成飞书内</w:t>
-      </w:r>
-      <w:proofErr w:type="gramStart"/>
-      <w:r>
-        <w:rPr>
-          <w:rFonts w:hint="eastAsia"/>
-        </w:rPr>
-        <w:t>嵌</w:t>
-      </w:r>
-      <w:proofErr w:type="gramEnd"/>
-      <w:r>
-        <w:rPr>
-          <w:rFonts w:hint="eastAsia"/>
-        </w:rPr>
-        <w:t>周报系统，从需求的梳理到技术选型到上线，真正把系统作为团队的协作工具。</w:t>
+        <w:t>有利于在toB的平台类岗位快速落地技术方案，企业级内部工具从0到1落地能力，独立完成飞书内嵌周报系统，从需求的梳理到技术选型到上线，真正把系统作为团队的协作工具。</w:t>
       </w:r>
     </w:p>
     <w:p>
@@ -4244,30 +4087,8 @@
         <w:rPr>
           <w:rFonts w:hint="eastAsia"/>
         </w:rPr>
-        <w:t>跨平台桌面的系统能力，独立设计硬件钱包固件烧录工具，覆盖Windows、Linux、</w:t>
-      </w:r>
-      <w:proofErr w:type="spellStart"/>
-      <w:r>
-        <w:rPr>
-          <w:rFonts w:hint="eastAsia"/>
-        </w:rPr>
-        <w:t>macos</w:t>
-      </w:r>
-      <w:proofErr w:type="spellEnd"/>
-      <w:r>
-        <w:rPr>
-          <w:rFonts w:hint="eastAsia"/>
-        </w:rPr>
-        <w:t xml:space="preserve">三端，对底层 </w:t>
-      </w:r>
-      <w:proofErr w:type="gramStart"/>
-      <w:r>
-        <w:rPr>
-          <w:rFonts w:hint="eastAsia"/>
-        </w:rPr>
-        <w:t>和</w:t>
-      </w:r>
-      <w:proofErr w:type="gramEnd"/>
+        <w:t>跨平台桌面的系统能力，独立设计硬件钱包固件烧录工具，覆盖Windows、Linux、macos三端，对底层 和</w:t>
+      </w:r>
     </w:p>
     <w:p>
       <w:pPr>
@@ -4284,21 +4105,7 @@
         <w:rPr>
           <w:rFonts w:hint="eastAsia"/>
         </w:rPr>
-        <w:t>自动化与AI工具链的实践，有基于</w:t>
-      </w:r>
-      <w:proofErr w:type="spellStart"/>
-      <w:r>
-        <w:rPr>
-          <w:rFonts w:hint="eastAsia"/>
-        </w:rPr>
-        <w:t>Langchain</w:t>
-      </w:r>
-      <w:proofErr w:type="spellEnd"/>
-      <w:r>
-        <w:rPr>
-          <w:rFonts w:hint="eastAsia"/>
-        </w:rPr>
-        <w:t>的企业知识库的，编写自动化脚本，降低人工错误率，对接多家交易所API，实现监控预警和自动交易</w:t>
+        <w:t>自动化与AI工具链的实践，有基于Langchain的企业知识库的，编写自动化脚本，降低人工错误率，对接多家交易所API，实现监控预警和自动交易</w:t>
       </w:r>
     </w:p>
     <w:p>
@@ -4471,28 +4278,24 @@
           <w:rFonts w:hint="eastAsia"/>
         </w:rPr>
       </w:pPr>
-      <w:proofErr w:type="spellStart"/>
       <w:r>
         <w:rPr>
           <w:rFonts w:hint="eastAsia"/>
         </w:rPr>
         <w:t>AntD</w:t>
       </w:r>
-      <w:proofErr w:type="spellEnd"/>
       <w:r>
         <w:rPr>
           <w:rFonts w:hint="eastAsia"/>
         </w:rPr>
         <w:t>、</w:t>
       </w:r>
-      <w:proofErr w:type="spellStart"/>
       <w:r>
         <w:rPr>
           <w:rFonts w:hint="eastAsia"/>
         </w:rPr>
         <w:t>ECharts</w:t>
       </w:r>
-      <w:proofErr w:type="spellEnd"/>
       <w:r>
         <w:rPr>
           <w:rFonts w:hint="eastAsia"/>
@@ -4546,28 +4349,24 @@
         </w:rPr>
         <w:t xml:space="preserve">git, </w:t>
       </w:r>
-      <w:proofErr w:type="spellStart"/>
       <w:r>
         <w:rPr>
           <w:rFonts w:hint="eastAsia"/>
         </w:rPr>
         <w:t>vite</w:t>
       </w:r>
-      <w:proofErr w:type="spellEnd"/>
       <w:r>
         <w:rPr>
           <w:rFonts w:hint="eastAsia"/>
         </w:rPr>
         <w:t xml:space="preserve">, </w:t>
       </w:r>
-      <w:proofErr w:type="spellStart"/>
       <w:r>
         <w:rPr>
           <w:rFonts w:hint="eastAsia"/>
         </w:rPr>
         <w:t>ESLint</w:t>
       </w:r>
-      <w:proofErr w:type="spellEnd"/>
       <w:r>
         <w:rPr>
           <w:rFonts w:hint="eastAsia"/>
@@ -4664,21 +4463,7 @@
         <w:rPr>
           <w:rFonts w:hint="eastAsia"/>
         </w:rPr>
-        <w:t>项目再加一个技术</w:t>
-      </w:r>
-      <w:proofErr w:type="gramStart"/>
-      <w:r>
-        <w:rPr>
-          <w:rFonts w:hint="eastAsia"/>
-        </w:rPr>
-        <w:t>栈</w:t>
-      </w:r>
-      <w:proofErr w:type="gramEnd"/>
-      <w:r>
-        <w:rPr>
-          <w:rFonts w:hint="eastAsia"/>
-        </w:rPr>
-        <w:t>，只写技术名词，</w:t>
+        <w:t>项目再加一个技术栈，只写技术名词，</w:t>
       </w:r>
     </w:p>
     <w:p>
@@ -4801,35 +4586,13 @@
         </w:rPr>
       </w:pPr>
       <w:r>
-        <w:t>我是</w:t>
-      </w:r>
-      <w:proofErr w:type="gramStart"/>
-      <w:r>
-        <w:t>杨佳琳</w:t>
-      </w:r>
-      <w:proofErr w:type="gramEnd"/>
-      <w:r>
-        <w:t>，毕业于上海财经大学数据科学与大数据技术专业</w:t>
-      </w:r>
-      <w:r>
-        <w:rPr>
-          <w:rFonts w:hint="eastAsia"/>
-        </w:rPr>
-        <w:t>，求职岗位是</w:t>
-      </w:r>
-      <w:proofErr w:type="gramStart"/>
-      <w:r>
-        <w:rPr>
-          <w:rFonts w:hint="eastAsia"/>
-        </w:rPr>
-        <w:t>端开发</w:t>
-      </w:r>
-      <w:proofErr w:type="gramEnd"/>
-      <w:r>
-        <w:rPr>
-          <w:rFonts w:hint="eastAsia"/>
-        </w:rPr>
-        <w:t>工程师</w:t>
+        <w:t>我是杨佳琳，毕业于上海财经大学数据科学与大数据技术专业</w:t>
+      </w:r>
+      <w:r>
+        <w:rPr>
+          <w:rFonts w:hint="eastAsia"/>
+        </w:rPr>
+        <w:t>，求职岗位是端开发工程师</w:t>
       </w:r>
       <w:r>
         <w:t>。</w:t>
@@ -4890,66 +4653,44 @@
         </w:rPr>
       </w:pPr>
       <w:r>
-        <w:t>第一个是飞书内</w:t>
-      </w:r>
-      <w:proofErr w:type="gramStart"/>
-      <w:r>
-        <w:t>嵌</w:t>
-      </w:r>
-      <w:proofErr w:type="gramEnd"/>
-      <w:r>
-        <w:t>周报系统，</w:t>
+        <w:t>第一个是飞书内嵌周报系统，</w:t>
       </w:r>
       <w:r>
         <w:rPr>
           <w:strike/>
         </w:rPr>
-        <w:t>我从零开始负责整个系统的设计、开发和上线。针对海量历史周报数据的展示需求，我封装了高性能的虚拟滚动列表，支持数据筛选和视角切换；为提升编辑体验，基于</w:t>
-      </w:r>
-      <w:proofErr w:type="spellStart"/>
-      <w:r>
-        <w:rPr>
+        <w:t xml:space="preserve">我从零开始负责整个系统的设计、开发和上线。针对海量历史周报数据的展示需求，我封装了高性能的虚拟滚动列表，支持数据筛选和视角切换；为提升编辑体验，基于TipTap深度定制了富文本编辑器；同时通过Redux持久化和多端键盘适配等优化，确保系统稳定运行。该项目已成为团队标准协作工具，显著提升了信息同步效率。 </w:t>
+      </w:r>
+    </w:p>
+    <w:p>
+      <w:pPr>
+        <w:rPr>
+          <w:rFonts w:hint="eastAsia"/>
           <w:strike/>
         </w:rPr>
-        <w:t>TipTap</w:t>
-      </w:r>
-      <w:proofErr w:type="spellEnd"/>
-      <w:r>
-        <w:rPr>
+      </w:pPr>
+    </w:p>
+    <w:p>
+      <w:pPr>
+        <w:rPr>
+          <w:rFonts w:hint="eastAsia"/>
           <w:strike/>
         </w:rPr>
-        <w:t xml:space="preserve">深度定制了富文本编辑器；同时通过Redux持久化和多端键盘适配等优化，确保系统稳定运行。该项目已成为团队标准协作工具，显著提升了信息同步效率。 </w:t>
-      </w:r>
-    </w:p>
-    <w:p>
-      <w:pPr>
-        <w:rPr>
-          <w:rFonts w:hint="eastAsia"/>
+      </w:pPr>
+      <w:r>
+        <w:t>第二个项目是硬件钱包固件烧录工具，</w:t>
+      </w:r>
+      <w:r>
+        <w:rPr>
           <w:strike/>
         </w:rPr>
-      </w:pPr>
-    </w:p>
-    <w:p>
-      <w:pPr>
+        <w:t>我独立开发了跨Windows、Linux、macOS三端的Electron桌面应用。重点解决了系统级权限提升与烧录引擎集成问题，在Windows平台集成专业烧录库，在macOS/Linux系统使用原生dd命令；通过精细的进程通信和校验机制，确保烧录过程的可靠性</w:t>
+      </w:r>
+      <w:r>
         <w:rPr>
           <w:rFonts w:hint="eastAsia"/>
           <w:strike/>
         </w:rPr>
-      </w:pPr>
-      <w:r>
-        <w:t>第二个项目是硬件钱包固件烧录工具，</w:t>
-      </w:r>
-      <w:r>
-        <w:rPr>
-          <w:strike/>
-        </w:rPr>
-        <w:t>我独立开发了跨Windows、Linux、macOS三端的Electron桌面应用。重点解决了系统级权限提升与烧录引擎集成问题，在Windows平台集成专业烧录库，在macOS/Linux系统使用原生dd命令；通过精细的进程通信和校验机制，确保烧录过程的可靠性</w:t>
-      </w:r>
-      <w:r>
-        <w:rPr>
-          <w:rFonts w:hint="eastAsia"/>
-          <w:strike/>
-        </w:rPr>
         <w:t>。</w:t>
       </w:r>
     </w:p>
@@ -4974,15 +4715,7 @@
         </w:rPr>
       </w:pPr>
       <w:r>
-        <w:t>此外，我的数据科学背景和AI工程实践经历，使我在技术方案设计时能更好地结合业务需求。曾基于</w:t>
-      </w:r>
-      <w:proofErr w:type="spellStart"/>
-      <w:r>
-        <w:t>LangChain</w:t>
-      </w:r>
-      <w:proofErr w:type="spellEnd"/>
-      <w:r>
-        <w:t xml:space="preserve">开发RAG知识库系统，并编写自动化脚本优化业务流程，这种复合背景让我不仅能完成前端开发，更能从系统层面思考技术实现，真正赋能业务发展。 </w:t>
+        <w:t xml:space="preserve">此外，我的数据科学背景和AI工程实践经历，使我在技术方案设计时能更好地结合业务需求。曾基于LangChain开发RAG知识库系统，并编写自动化脚本优化业务流程，这种复合背景让我不仅能完成前端开发，更能从系统层面思考技术实现，真正赋能业务发展。 </w:t>
       </w:r>
     </w:p>
     <w:p>
@@ -5236,21 +4969,7 @@
         <w:rPr>
           <w:rFonts w:hint="eastAsia"/>
         </w:rPr>
-        <w:t>自</w:t>
-      </w:r>
-      <w:proofErr w:type="gramStart"/>
-      <w:r>
-        <w:rPr>
-          <w:rFonts w:hint="eastAsia"/>
-        </w:rPr>
-        <w:t>研</w:t>
-      </w:r>
-      <w:proofErr w:type="gramEnd"/>
-      <w:r>
-        <w:rPr>
-          <w:rFonts w:hint="eastAsia"/>
-        </w:rPr>
-        <w:t>一个高性能虚拟列表滚动双向加载：支持双向滚动加载、折叠、跳转</w:t>
+        <w:t>自研一个高性能虚拟列表滚动双向加载：支持双向滚动加载、折叠、跳转</w:t>
       </w:r>
     </w:p>
     <w:p>
@@ -5322,21 +5041,12 @@
         </w:rPr>
         <w:t>支持跳转折叠，</w:t>
       </w:r>
-      <w:proofErr w:type="gramStart"/>
       <w:r>
         <w:rPr>
           <w:rFonts w:hint="eastAsia"/>
           <w:strike/>
         </w:rPr>
-        <w:t>滚动锚点</w:t>
-      </w:r>
-      <w:proofErr w:type="gramEnd"/>
-      <w:r>
-        <w:rPr>
-          <w:rFonts w:hint="eastAsia"/>
-          <w:strike/>
-        </w:rPr>
-        <w:t>anchor与高度缓存，</w:t>
+        <w:t>滚动锚点anchor与高度缓存，</w:t>
       </w:r>
     </w:p>
     <w:p>
@@ -5351,21 +5061,7 @@
         <w:rPr>
           <w:rFonts w:hint="eastAsia"/>
         </w:rPr>
-        <w:t>双向加载：</w:t>
-      </w:r>
-      <w:proofErr w:type="gramStart"/>
-      <w:r>
-        <w:rPr>
-          <w:rFonts w:hint="eastAsia"/>
-        </w:rPr>
-        <w:t>懒</w:t>
-      </w:r>
-      <w:proofErr w:type="gramEnd"/>
-      <w:r>
-        <w:rPr>
-          <w:rFonts w:hint="eastAsia"/>
-        </w:rPr>
-        <w:t>加载、滚动位置修正，数据插入</w:t>
+        <w:t>双向加载：懒加载、滚动位置修正，数据插入</w:t>
       </w:r>
     </w:p>
     <w:p>
@@ -5487,16 +5183,8 @@
         <w:rPr>
           <w:rFonts w:hint="eastAsia"/>
         </w:rPr>
-        <w:t>分段存储，划分成逻辑上的数据块，（例如两三周一</w:t>
-      </w:r>
-      <w:proofErr w:type="gramStart"/>
-      <w:r>
-        <w:rPr>
-          <w:rFonts w:hint="eastAsia"/>
-        </w:rPr>
-        <w:t>个</w:t>
-      </w:r>
-      <w:proofErr w:type="gramEnd"/>
+        <w:t>分段存储，划分成逻辑上的数据块，（例如两三周一个</w:t>
+      </w:r>
       <w:r>
         <w:rPr>
           <w:rFonts w:hint="eastAsia"/>
@@ -5533,21 +5221,7 @@
         <w:rPr>
           <w:rFonts w:hint="eastAsia"/>
         </w:rPr>
-        <w:t>基于索引、时间戳，先进先出，简单淘汰旧的chunk，让数据</w:t>
-      </w:r>
-      <w:proofErr w:type="gramStart"/>
-      <w:r>
-        <w:rPr>
-          <w:rFonts w:hint="eastAsia"/>
-        </w:rPr>
-        <w:t>量回归</w:t>
-      </w:r>
-      <w:proofErr w:type="gramEnd"/>
-      <w:r>
-        <w:rPr>
-          <w:rFonts w:hint="eastAsia"/>
-        </w:rPr>
-        <w:t>到安全的阈值</w:t>
+        <w:t>基于索引、时间戳，先进先出，简单淘汰旧的chunk，让数据量回归到安全的阈值</w:t>
       </w:r>
     </w:p>
     <w:p>
@@ -5586,21 +5260,7 @@
         <w:rPr>
           <w:rFonts w:hint="eastAsia"/>
         </w:rPr>
-        <w:t>用哈希表和双向链表的结合，进行判定，头部</w:t>
-      </w:r>
-      <w:proofErr w:type="gramStart"/>
-      <w:r>
-        <w:rPr>
-          <w:rFonts w:hint="eastAsia"/>
-        </w:rPr>
-        <w:t>放最近</w:t>
-      </w:r>
-      <w:proofErr w:type="gramEnd"/>
-      <w:r>
-        <w:rPr>
-          <w:rFonts w:hint="eastAsia"/>
-        </w:rPr>
-        <w:t>使用过的，</w:t>
+        <w:t>用哈希表和双向链表的结合，进行判定，头部放最近使用过的，</w:t>
       </w:r>
     </w:p>
     <w:p>
@@ -5729,15 +5389,7 @@
         <w:t>表明身份</w:t>
       </w:r>
       <w:r>
-        <w:t>：阐述工作年限，应届生</w:t>
-      </w:r>
-      <w:proofErr w:type="gramStart"/>
-      <w:r>
-        <w:t>需表明</w:t>
-      </w:r>
-      <w:proofErr w:type="gramEnd"/>
-      <w:r>
-        <w:t>身份。</w:t>
+        <w:t>：阐述工作年限，应届生需表明身份。</w:t>
       </w:r>
     </w:p>
     <w:p>
@@ -5759,15 +5411,7 @@
         <w:t>英文能力</w:t>
       </w:r>
       <w:r>
-        <w:t>：无海外留学经历</w:t>
-      </w:r>
-      <w:proofErr w:type="gramStart"/>
-      <w:r>
-        <w:t>可不讲</w:t>
-      </w:r>
-      <w:proofErr w:type="gramEnd"/>
-      <w:r>
-        <w:t>英文能力。</w:t>
+        <w:t>：无海外留学经历可不讲英文能力。</w:t>
       </w:r>
     </w:p>
     <w:p>
@@ -5855,31 +5499,7 @@
         <w:t>后续衔接</w:t>
       </w:r>
       <w:r>
-        <w:t>：自我介绍后询问面试</w:t>
-      </w:r>
-      <w:proofErr w:type="gramStart"/>
-      <w:r>
-        <w:t>官是否</w:t>
-      </w:r>
-      <w:proofErr w:type="gramEnd"/>
-      <w:r>
-        <w:t>可扩展</w:t>
-      </w:r>
-      <w:proofErr w:type="gramStart"/>
-      <w:r>
-        <w:t>讲项目</w:t>
-      </w:r>
-      <w:proofErr w:type="gramEnd"/>
-      <w:r>
-        <w:t>亮点，依面试</w:t>
-      </w:r>
-      <w:proofErr w:type="gramStart"/>
-      <w:r>
-        <w:t>官决定</w:t>
-      </w:r>
-      <w:proofErr w:type="gramEnd"/>
-      <w:r>
-        <w:t>行事。</w:t>
+        <w:t>：自我介绍后询问面试官是否可扩展讲项目亮点，依面试官决定行事。</w:t>
       </w:r>
     </w:p>
     <w:p>
@@ -5992,34 +5612,10 @@
           <w:b/>
           <w:bCs/>
         </w:rPr>
-        <w:t>自</w:t>
-      </w:r>
-      <w:proofErr w:type="gramStart"/>
-      <w:r>
-        <w:rPr>
-          <w:b/>
-          <w:bCs/>
-        </w:rPr>
-        <w:t>研</w:t>
-      </w:r>
-      <w:proofErr w:type="gramEnd"/>
-      <w:r>
-        <w:rPr>
-          <w:b/>
-          <w:bCs/>
-        </w:rPr>
-        <w:t>组件</w:t>
-      </w:r>
-      <w:r>
-        <w:t>：自</w:t>
-      </w:r>
-      <w:proofErr w:type="gramStart"/>
-      <w:r>
-        <w:t>研</w:t>
-      </w:r>
-      <w:proofErr w:type="gramEnd"/>
-      <w:r>
-        <w:t>高性能虚拟滚动列表，支持</w:t>
+        <w:t>自研组件</w:t>
+      </w:r>
+      <w:r>
+        <w:t>：自研高性能虚拟滚动列表，支持</w:t>
       </w:r>
       <w:r>
         <w:rPr>
@@ -6095,16 +5691,8 @@
         <w:rPr>
           <w:rFonts w:hint="eastAsia"/>
         </w:rPr>
-        <w:t>从零到</w:t>
-      </w:r>
-      <w:proofErr w:type="gramStart"/>
-      <w:r>
-        <w:rPr>
-          <w:rFonts w:hint="eastAsia"/>
-        </w:rPr>
-        <w:t>一</w:t>
-      </w:r>
-      <w:proofErr w:type="gramEnd"/>
+        <w:t>从零到一</w:t>
+      </w:r>
       <w:r>
         <w:rPr>
           <w:rFonts w:hint="eastAsia"/>
@@ -6151,35 +5739,13 @@
         <w:t>渲染优化</w:t>
       </w:r>
       <w:r>
-        <w:t>：采用视口附近数据</w:t>
-      </w:r>
-      <w:proofErr w:type="gramStart"/>
-      <w:r>
-        <w:t>懒</w:t>
-      </w:r>
-      <w:proofErr w:type="gramEnd"/>
-      <w:r>
-        <w:t>加载方案，</w:t>
-      </w:r>
-      <w:r>
-        <w:rPr>
-          <w:rFonts w:hint="eastAsia"/>
-        </w:rPr>
-        <w:t>只渲染视口上下的内容，</w:t>
-      </w:r>
-      <w:proofErr w:type="gramStart"/>
-      <w:r>
-        <w:rPr>
-          <w:rFonts w:hint="eastAsia"/>
-        </w:rPr>
-        <w:t>其余用</w:t>
-      </w:r>
-      <w:proofErr w:type="gramEnd"/>
-      <w:r>
-        <w:rPr>
-          <w:rFonts w:hint="eastAsia"/>
-        </w:rPr>
-        <w:t>展位高度</w:t>
+        <w:t>：采用视口附近数据懒加载方案，</w:t>
+      </w:r>
+      <w:r>
+        <w:rPr>
+          <w:rFonts w:hint="eastAsia"/>
+        </w:rPr>
+        <w:t>只渲染视口上下的内容，其余用展位高度</w:t>
       </w:r>
       <w:r>
         <w:t>撑开滚动条，保障滚动丝滑。</w:t>
@@ -6197,7 +5763,6 @@
           <w:strike/>
         </w:rPr>
       </w:pPr>
-      <w:proofErr w:type="gramStart"/>
       <w:r>
         <w:rPr>
           <w:b/>
@@ -6206,26 +5771,11 @@
         </w:rPr>
         <w:t>锚点计算</w:t>
       </w:r>
-      <w:proofErr w:type="gramEnd"/>
       <w:r>
         <w:rPr>
           <w:strike/>
         </w:rPr>
-        <w:t>：针对折叠、跳转改变高度场景，</w:t>
-      </w:r>
-      <w:proofErr w:type="gramStart"/>
-      <w:r>
-        <w:rPr>
-          <w:strike/>
-        </w:rPr>
-        <w:t>通过锚点计算</w:t>
-      </w:r>
-      <w:proofErr w:type="gramEnd"/>
-      <w:r>
-        <w:rPr>
-          <w:strike/>
-        </w:rPr>
-        <w:t>避免滚动条位置偏移。</w:t>
+        <w:t>：针对折叠、跳转改变高度场景，通过锚点计算避免滚动条位置偏移。</w:t>
       </w:r>
     </w:p>
     <w:p>
@@ -6247,15 +5797,7 @@
         <w:t>双向加载</w:t>
       </w:r>
       <w:r>
-        <w:t>：双向加载设置触发点获取数据，可按周获取，上</w:t>
-      </w:r>
-      <w:proofErr w:type="gramStart"/>
-      <w:r>
-        <w:t>拉下拉做懒</w:t>
-      </w:r>
-      <w:proofErr w:type="gramEnd"/>
-      <w:r>
-        <w:t>加载及滚动位置修正。</w:t>
+        <w:t>：双向加载设置触发点获取数据，可按周获取，上拉下拉做懒加载及滚动位置修正。</w:t>
       </w:r>
     </w:p>
     <w:p>
@@ -6330,30 +5872,8 @@
         <w:rPr>
           <w:rFonts w:hint="eastAsia"/>
         </w:rPr>
-        <w:t xml:space="preserve">2. </w:t>
-      </w:r>
-      <w:proofErr w:type="spellStart"/>
-      <w:r>
-        <w:rPr>
-          <w:rFonts w:hint="eastAsia"/>
-        </w:rPr>
-        <w:t>vif</w:t>
-      </w:r>
-      <w:proofErr w:type="spellEnd"/>
-      <w:r>
-        <w:rPr>
-          <w:rFonts w:hint="eastAsia"/>
-        </w:rPr>
-        <w:t xml:space="preserve"> </w:t>
-      </w:r>
-      <w:proofErr w:type="spellStart"/>
-      <w:r>
-        <w:rPr>
-          <w:rFonts w:hint="eastAsia"/>
-        </w:rPr>
-        <w:t>vshow</w:t>
-      </w:r>
-      <w:proofErr w:type="spellEnd"/>
+        <w:t>2. vif vshow</w:t>
+      </w:r>
     </w:p>
     <w:p>
       <w:pPr>
@@ -6416,44 +5936,28 @@
         <w:rPr>
           <w:rFonts w:hint="eastAsia"/>
         </w:rPr>
-        <w:t>6. 服务端返回尺寸，</w:t>
-      </w:r>
-      <w:proofErr w:type="spellStart"/>
-      <w:r>
-        <w:rPr>
-          <w:rFonts w:hint="eastAsia"/>
-        </w:rPr>
-        <w:t>api</w:t>
-      </w:r>
-      <w:proofErr w:type="spellEnd"/>
-      <w:r>
-        <w:rPr>
-          <w:rFonts w:hint="eastAsia"/>
-        </w:rPr>
-        <w:t>返回尺寸</w:t>
-      </w:r>
-    </w:p>
-    <w:p>
-      <w:pPr>
-        <w:rPr>
-          <w:rFonts w:hint="eastAsia"/>
-        </w:rPr>
-      </w:pPr>
-    </w:p>
-    <w:p>
-      <w:pPr>
-        <w:rPr>
-          <w:rFonts w:hint="eastAsia"/>
-        </w:rPr>
-      </w:pPr>
-      <w:proofErr w:type="spellStart"/>
+        <w:t>6. 服务端返回尺寸，api返回尺寸</w:t>
+      </w:r>
+    </w:p>
+    <w:p>
+      <w:pPr>
+        <w:rPr>
+          <w:rFonts w:hint="eastAsia"/>
+        </w:rPr>
+      </w:pPr>
+    </w:p>
+    <w:p>
+      <w:pPr>
+        <w:rPr>
+          <w:rFonts w:hint="eastAsia"/>
+        </w:rPr>
+      </w:pPr>
       <w:r>
         <w:rPr>
           <w:rFonts w:hint="eastAsia"/>
         </w:rPr>
         <w:t>Tiptap</w:t>
       </w:r>
-      <w:proofErr w:type="spellEnd"/>
     </w:p>
     <w:p>
       <w:pPr>
@@ -6474,21 +5978,7 @@
         <w:rPr>
           <w:rFonts w:hint="eastAsia"/>
         </w:rPr>
-        <w:t>），</w:t>
-      </w:r>
-      <w:proofErr w:type="gramStart"/>
-      <w:r>
-        <w:rPr>
-          <w:rFonts w:hint="eastAsia"/>
-        </w:rPr>
-        <w:t>写一半</w:t>
-      </w:r>
-      <w:proofErr w:type="gramEnd"/>
-      <w:r>
-        <w:rPr>
-          <w:rFonts w:hint="eastAsia"/>
-        </w:rPr>
-        <w:t>会丢稿等</w:t>
+        <w:t>），写一半会丢稿等</w:t>
       </w:r>
     </w:p>
     <w:p>
@@ -6527,35 +6017,7 @@
         <w:rPr>
           <w:rFonts w:hint="eastAsia"/>
         </w:rPr>
-        <w:t>一、</w:t>
-      </w:r>
-      <w:proofErr w:type="spellStart"/>
-      <w:r>
-        <w:rPr>
-          <w:rFonts w:hint="eastAsia"/>
-        </w:rPr>
-        <w:t>tiptap</w:t>
-      </w:r>
-      <w:proofErr w:type="spellEnd"/>
-      <w:r>
-        <w:rPr>
-          <w:rFonts w:hint="eastAsia"/>
-        </w:rPr>
-        <w:t>二次开发：对</w:t>
-      </w:r>
-      <w:proofErr w:type="spellStart"/>
-      <w:r>
-        <w:rPr>
-          <w:rFonts w:hint="eastAsia"/>
-        </w:rPr>
-        <w:t>tiptap</w:t>
-      </w:r>
-      <w:proofErr w:type="spellEnd"/>
-      <w:r>
-        <w:rPr>
-          <w:rFonts w:hint="eastAsia"/>
-        </w:rPr>
-        <w:t>暴露的API接口进行配置，做了#、@等功能</w:t>
+        <w:t>一、tiptap二次开发：对tiptap暴露的API接口进行配置，做了#、@等功能</w:t>
       </w:r>
     </w:p>
     <w:p>
@@ -6659,35 +6121,7 @@
         <w:rPr>
           <w:rFonts w:hint="eastAsia"/>
         </w:rPr>
-        <w:t>iOS的100vh不等于视口高度，用</w:t>
-      </w:r>
-      <w:proofErr w:type="spellStart"/>
-      <w:r>
-        <w:rPr>
-          <w:rFonts w:hint="eastAsia"/>
-        </w:rPr>
-        <w:t>dvh</w:t>
-      </w:r>
-      <w:proofErr w:type="spellEnd"/>
-      <w:r>
-        <w:rPr>
-          <w:rFonts w:hint="eastAsia"/>
-        </w:rPr>
-        <w:t>解决移动端浏览器</w:t>
-      </w:r>
-      <w:proofErr w:type="spellStart"/>
-      <w:r>
-        <w:rPr>
-          <w:rFonts w:hint="eastAsia"/>
-        </w:rPr>
-        <w:t>ui</w:t>
-      </w:r>
-      <w:proofErr w:type="spellEnd"/>
-      <w:r>
-        <w:rPr>
-          <w:rFonts w:hint="eastAsia"/>
-        </w:rPr>
-        <w:t>动态变化推出的新标准（</w:t>
+        <w:t>iOS的100vh不等于视口高度，用dvh解决移动端浏览器ui动态变化推出的新标准（</w:t>
       </w:r>
       <w:r>
         <w:rPr>
@@ -6773,35 +6207,7 @@
         <w:rPr>
           <w:rFonts w:hint="eastAsia"/>
         </w:rPr>
-        <w:t>节流、防抖函数：防止</w:t>
-      </w:r>
-      <w:proofErr w:type="gramStart"/>
-      <w:r>
-        <w:rPr>
-          <w:rFonts w:hint="eastAsia"/>
-        </w:rPr>
-        <w:t>输入卡顿</w:t>
-      </w:r>
-      <w:proofErr w:type="gramEnd"/>
-      <w:r>
-        <w:rPr>
-          <w:rFonts w:hint="eastAsia"/>
-        </w:rPr>
-        <w:t>、监听防抖，JSON</w:t>
-      </w:r>
-      <w:proofErr w:type="gramStart"/>
-      <w:r>
-        <w:rPr>
-          <w:rFonts w:hint="eastAsia"/>
-        </w:rPr>
-        <w:t>序列化防</w:t>
-      </w:r>
-      <w:proofErr w:type="gramEnd"/>
-      <w:r>
-        <w:rPr>
-          <w:rFonts w:hint="eastAsia"/>
-        </w:rPr>
-        <w:t>抖优化</w:t>
+        <w:t>节流、防抖函数：防止输入卡顿、监听防抖，JSON序列化防抖优化</w:t>
       </w:r>
     </w:p>
     <w:p>
@@ -6940,21 +6346,7 @@
         <w:rPr>
           <w:rFonts w:hint="eastAsia"/>
         </w:rPr>
-        <w:t>T：从零到</w:t>
-      </w:r>
-      <w:proofErr w:type="gramStart"/>
-      <w:r>
-        <w:rPr>
-          <w:rFonts w:hint="eastAsia"/>
-        </w:rPr>
-        <w:t>一</w:t>
-      </w:r>
-      <w:proofErr w:type="gramEnd"/>
-      <w:r>
-        <w:rPr>
-          <w:rFonts w:hint="eastAsia"/>
-        </w:rPr>
-        <w:t>独自负责，具备跨平台可控可观测可校验</w:t>
+        <w:t>T：从零到一独自负责，具备跨平台可控可观测可校验</w:t>
       </w:r>
     </w:p>
     <w:p>
@@ -7055,21 +6447,7 @@
         <w:rPr>
           <w:rFonts w:hint="eastAsia"/>
         </w:rPr>
-        <w:t>双引擎烧录策略 ,windows使用，</w:t>
-      </w:r>
-      <w:proofErr w:type="gramStart"/>
-      <w:r>
-        <w:rPr>
-          <w:rFonts w:hint="eastAsia"/>
-        </w:rPr>
-        <w:t>主进程</w:t>
-      </w:r>
-      <w:proofErr w:type="gramEnd"/>
-      <w:r>
-        <w:rPr>
-          <w:rFonts w:hint="eastAsia"/>
-        </w:rPr>
-        <w:t>抽象，按照不同平台发送，渲染进程复制试图UI与可视化，</w:t>
+        <w:t>双引擎烧录策略 ,windows使用，主进程抽象，按照不同平台发送，渲染进程复制试图UI与可视化，</w:t>
       </w:r>
     </w:p>
     <w:p>
@@ -7087,14 +6465,7 @@
         <w:rPr>
           <w:rFonts w:hint="eastAsia"/>
         </w:rPr>
-        <w:t>权限提升：</w:t>
-      </w:r>
-      <w:proofErr w:type="spellStart"/>
-      <w:r>
-        <w:rPr>
-          <w:rFonts w:hint="eastAsia"/>
-        </w:rPr>
-        <w:t>os</w:t>
+        <w:t>权限提升：os</w:t>
       </w:r>
       <w:r>
         <w:rPr>
@@ -7112,14 +6483,7 @@
         <w:rPr>
           <w:rFonts w:hint="eastAsia"/>
         </w:rPr>
-        <w:t>cript</w:t>
-      </w:r>
-      <w:proofErr w:type="spellEnd"/>
-      <w:r>
-        <w:rPr>
-          <w:rFonts w:hint="eastAsia"/>
-        </w:rPr>
-        <w:t>（line1306）弹出原生密码输入框，来获取管理员权限，增加用户信任感，Windows配置electron-builder打包规则只能以管理员权限打开，</w:t>
+        <w:t>cript（line1306）弹出原生密码输入框，来获取管理员权限，增加用户信任感，Windows配置electron-builder打包规则只能以管理员权限打开，</w:t>
       </w:r>
     </w:p>
     <w:p>
@@ -7154,19 +6518,11 @@
         </w:rPr>
         <w:t>可靠性：</w:t>
       </w:r>
-      <w:proofErr w:type="spellStart"/>
-      <w:r>
-        <w:rPr>
-          <w:rFonts w:hint="eastAsia"/>
-        </w:rPr>
-        <w:t>ipc</w:t>
-      </w:r>
-      <w:proofErr w:type="spellEnd"/>
-      <w:r>
-        <w:rPr>
-          <w:rFonts w:hint="eastAsia"/>
-        </w:rPr>
-        <w:t>双向通信</w:t>
+      <w:r>
+        <w:rPr>
+          <w:rFonts w:hint="eastAsia"/>
+        </w:rPr>
+        <w:t>ipc双向通信</w:t>
       </w:r>
     </w:p>
     <w:p>
@@ -7434,21 +6790,7 @@
         <w:rPr>
           <w:rFonts w:hint="eastAsia"/>
         </w:rPr>
-        <w:t>（从</w:t>
-      </w:r>
-      <w:proofErr w:type="gramStart"/>
-      <w:r>
-        <w:rPr>
-          <w:rFonts w:hint="eastAsia"/>
-        </w:rPr>
-        <w:t>设备读</w:t>
-      </w:r>
-      <w:proofErr w:type="gramEnd"/>
-      <w:r>
-        <w:rPr>
-          <w:rFonts w:hint="eastAsia"/>
-        </w:rPr>
-        <w:t>回的字节数）</w:t>
+        <w:t>（从设备读回的字节数）</w:t>
       </w:r>
       <w:r>
         <w:rPr>
@@ -7497,8 +6839,8 @@
           <w:rFonts w:hint="eastAsia"/>
         </w:rPr>
       </w:pPr>
-      <w:bookmarkStart w:id="6" w:name="OLE_LINK2"/>
-      <w:bookmarkStart w:id="7" w:name="_Toc221729784"/>
+      <w:bookmarkStart w:id="6" w:name="_Toc221729784"/>
+      <w:bookmarkStart w:id="7" w:name="OLE_LINK2"/>
       <w:r>
         <w:rPr>
           <w:rFonts w:hint="eastAsia"/>
@@ -7511,48 +6853,34 @@
         </w:rPr>
         <w:t>——event loop</w:t>
       </w:r>
-      <w:bookmarkEnd w:id="7"/>
-    </w:p>
-    <w:bookmarkEnd w:id="6"/>
-    <w:p>
-      <w:pPr>
-        <w:rPr>
-          <w:rFonts w:hint="eastAsia"/>
-        </w:rPr>
-      </w:pPr>
-    </w:p>
-    <w:p>
-      <w:pPr>
-        <w:rPr>
-          <w:rFonts w:hint="eastAsia"/>
-        </w:rPr>
-      </w:pPr>
-    </w:p>
-    <w:p>
-      <w:pPr>
-        <w:rPr>
-          <w:rFonts w:hint="eastAsia"/>
-        </w:rPr>
-      </w:pPr>
-      <w:r>
-        <w:rPr>
-          <w:rFonts w:hint="eastAsia"/>
-        </w:rPr>
-        <w:t>烧录语句，</w:t>
-      </w:r>
-      <w:proofErr w:type="spellStart"/>
-      <w:r>
-        <w:rPr>
-          <w:rFonts w:hint="eastAsia"/>
-        </w:rPr>
-        <w:t>ipc</w:t>
-      </w:r>
-      <w:proofErr w:type="spellEnd"/>
-      <w:r>
-        <w:rPr>
-          <w:rFonts w:hint="eastAsia"/>
-        </w:rPr>
-        <w:t>通信，crc32</w:t>
+      <w:bookmarkEnd w:id="6"/>
+    </w:p>
+    <w:bookmarkEnd w:id="7"/>
+    <w:p>
+      <w:pPr>
+        <w:rPr>
+          <w:rFonts w:hint="eastAsia"/>
+        </w:rPr>
+      </w:pPr>
+    </w:p>
+    <w:p>
+      <w:pPr>
+        <w:rPr>
+          <w:rFonts w:hint="eastAsia"/>
+        </w:rPr>
+      </w:pPr>
+    </w:p>
+    <w:p>
+      <w:pPr>
+        <w:rPr>
+          <w:rFonts w:hint="eastAsia"/>
+        </w:rPr>
+      </w:pPr>
+      <w:r>
+        <w:rPr>
+          <w:rFonts w:hint="eastAsia"/>
+        </w:rPr>
+        <w:t>烧录语句，ipc通信，crc32</w:t>
       </w:r>
     </w:p>
     <w:p>
@@ -7698,21 +7026,7 @@
         <w:rPr>
           <w:rFonts w:hint="eastAsia"/>
         </w:rPr>
-        <w:t>——var\let\const、</w:t>
-      </w:r>
-      <w:proofErr w:type="spellStart"/>
-      <w:r>
-        <w:rPr>
-          <w:rFonts w:hint="eastAsia"/>
-        </w:rPr>
-        <w:t>js</w:t>
-      </w:r>
-      <w:proofErr w:type="spellEnd"/>
-      <w:r>
-        <w:rPr>
-          <w:rFonts w:hint="eastAsia"/>
-        </w:rPr>
-        <w:t>执行机制</w:t>
+        <w:t>——var\let\const、js执行机制</w:t>
       </w:r>
       <w:bookmarkEnd w:id="8"/>
     </w:p>
@@ -7795,484 +7109,442 @@
         <w:rPr>
           <w:rFonts w:hint="eastAsia"/>
         </w:rPr>
+        <w:t>，node:global</w:t>
+      </w:r>
+      <w:r>
+        <w:rPr>
+          <w:rFonts w:hint="eastAsia"/>
+        </w:rPr>
+        <w:t>，只能有</w:t>
+      </w:r>
+      <w:r>
+        <w:rPr>
+          <w:rFonts w:hint="eastAsia"/>
+        </w:rPr>
+        <w:t>一个引用</w:t>
+      </w:r>
+    </w:p>
+    <w:p>
+      <w:pPr>
+        <w:rPr>
+          <w:rFonts w:hint="eastAsia"/>
+        </w:rPr>
+      </w:pPr>
+      <w:r>
+        <w:rPr>
+          <w:rFonts w:hint="eastAsia"/>
+        </w:rPr>
+        <w:t>Let: 模块作用域、函数</w:t>
+      </w:r>
+      <w:r>
+        <w:rPr>
+          <w:rFonts w:hint="eastAsia"/>
+        </w:rPr>
+        <w:t>作用域</w:t>
+      </w:r>
+      <w:r>
+        <w:rPr>
+          <w:rFonts w:hint="eastAsia"/>
+        </w:rPr>
+        <w:t>、块级作用域（{}）</w:t>
+      </w:r>
+      <w:r>
+        <w:rPr>
+          <w:rFonts w:hint="eastAsia"/>
+        </w:rPr>
+        <w:t>，每次循环会形成</w:t>
+      </w:r>
+      <w:r>
+        <w:rPr>
+          <w:rFonts w:hint="eastAsia"/>
+        </w:rPr>
+        <w:t>内存空间里面一个新的值</w:t>
+      </w:r>
+    </w:p>
+    <w:p>
+      <w:pPr>
+        <w:rPr>
+          <w:rFonts w:hint="eastAsia"/>
+        </w:rPr>
+      </w:pPr>
+    </w:p>
+    <w:p>
+      <w:pPr>
+        <w:rPr>
+          <w:rFonts w:hint="eastAsia"/>
+        </w:rPr>
+      </w:pPr>
+      <w:r>
+        <w:rPr>
+          <w:rFonts w:hint="eastAsia"/>
+        </w:rPr>
+        <w:t>Let 不能重复声明</w:t>
+      </w:r>
+    </w:p>
+    <w:p>
+      <w:pPr>
+        <w:rPr>
+          <w:rFonts w:hint="eastAsia"/>
+        </w:rPr>
+      </w:pPr>
+    </w:p>
+    <w:p>
+      <w:pPr>
+        <w:rPr>
+          <w:rFonts w:hint="eastAsia"/>
+        </w:rPr>
+      </w:pPr>
+      <w:r>
+        <w:rPr>
+          <w:rFonts w:hint="eastAsia"/>
+        </w:rPr>
+        <w:t>提升（</w:t>
+      </w:r>
+      <w:r>
+        <w:rPr>
+          <w:rFonts w:hint="eastAsia"/>
+        </w:rPr>
+        <w:t>Hoisting</w:t>
+      </w:r>
+      <w:r>
+        <w:rPr>
+          <w:rFonts w:hint="eastAsia"/>
+        </w:rPr>
+        <w:t>）和初始化（赋值）（</w:t>
+      </w:r>
+      <w:r>
+        <w:rPr>
+          <w:rFonts w:hint="eastAsia"/>
+        </w:rPr>
+        <w:t>initialization</w:t>
+      </w:r>
+      <w:r>
+        <w:rPr>
+          <w:rFonts w:hint="eastAsia"/>
+        </w:rPr>
+        <w:t>）区别：</w:t>
+      </w:r>
+    </w:p>
+    <w:p>
+      <w:pPr>
+        <w:rPr>
+          <w:rFonts w:hint="eastAsia"/>
+        </w:rPr>
+      </w:pPr>
+      <w:r>
+        <w:rPr>
+          <w:rFonts w:hint="eastAsia"/>
+        </w:rPr>
+        <w:t>三者都能提升，var赋值前为undefined，let</w:t>
+      </w:r>
+      <w:r>
+        <w:rPr>
+          <w:rFonts w:hint="eastAsia"/>
+        </w:rPr>
+        <w:t>赋值前访问会报错：</w:t>
+      </w:r>
+      <w:r>
+        <w:rPr>
+          <w:rFonts w:hint="eastAsia"/>
+        </w:rPr>
+        <w:t>ReferenceError: Cannot access 'a' before initialization</w:t>
+      </w:r>
+      <w:r>
+        <w:rPr>
+          <w:rFonts w:hint="eastAsia"/>
+        </w:rPr>
+        <w:t>，被放进</w:t>
+      </w:r>
+      <w:r>
+        <w:rPr>
+          <w:rFonts w:hint="eastAsia"/>
+        </w:rPr>
+        <w:t>TDZ</w:t>
+      </w:r>
+      <w:r>
+        <w:rPr>
+          <w:rFonts w:hint="eastAsia"/>
+        </w:rPr>
+        <w:t>（</w:t>
+      </w:r>
+      <w:r>
+        <w:rPr>
+          <w:rFonts w:hint="eastAsia"/>
+        </w:rPr>
+        <w:t>暂时性死区</w:t>
+      </w:r>
+      <w:r>
+        <w:rPr>
+          <w:rFonts w:hint="eastAsia"/>
+        </w:rPr>
+        <w:t>）</w:t>
+      </w:r>
+    </w:p>
+    <w:p>
+      <w:pPr>
+        <w:rPr>
+          <w:rFonts w:hint="eastAsia"/>
+        </w:rPr>
+      </w:pPr>
+    </w:p>
+    <w:p>
+      <w:pPr>
+        <w:rPr>
+          <w:rFonts w:hint="eastAsia"/>
+        </w:rPr>
+      </w:pPr>
+      <w:r>
+        <w:rPr>
+          <w:rFonts w:hint="eastAsia"/>
+        </w:rPr>
+        <w:t>Let, var 可以重新赋值，const不可以重新赋值，但是可以修改对象的属性值</w:t>
+      </w:r>
+    </w:p>
+    <w:p>
+      <w:pPr>
+        <w:rPr>
+          <w:rFonts w:hint="eastAsia"/>
+        </w:rPr>
+      </w:pPr>
+    </w:p>
+    <w:p>
+      <w:pPr>
+        <w:rPr>
+          <w:rFonts w:hint="eastAsia"/>
+        </w:rPr>
+      </w:pPr>
+    </w:p>
+    <w:p>
+      <w:pPr>
+        <w:rPr>
+          <w:rFonts w:hint="eastAsia"/>
+        </w:rPr>
+      </w:pPr>
+    </w:p>
+    <w:p>
+      <w:pPr>
+        <w:rPr>
+          <w:rFonts w:hint="eastAsia"/>
+        </w:rPr>
+      </w:pPr>
+      <w:r>
+        <w:rPr>
+          <w:rFonts w:hint="eastAsia"/>
+        </w:rPr>
+        <w:t>如何让object属性不能修改</w:t>
+      </w:r>
+    </w:p>
+    <w:p>
+      <w:pPr>
+        <w:rPr>
+          <w:rFonts w:hint="eastAsia"/>
+        </w:rPr>
+      </w:pPr>
+    </w:p>
+    <w:p>
+      <w:pPr>
+        <w:rPr>
+          <w:rFonts w:hint="eastAsia"/>
+        </w:rPr>
+      </w:pPr>
+      <w:r>
+        <w:rPr>
+          <w:rFonts w:hint="eastAsia"/>
+        </w:rPr>
+        <w:t>Js</w:t>
+      </w:r>
+      <w:r>
+        <w:rPr>
+          <w:rFonts w:hint="eastAsia"/>
+        </w:rPr>
+        <w:t xml:space="preserve"> v8底层</w:t>
+      </w:r>
+      <w:r>
+        <w:rPr>
+          <w:rFonts w:hint="eastAsia"/>
+        </w:rPr>
+        <w:t>执行</w:t>
+      </w:r>
+      <w:r>
+        <w:rPr>
+          <w:rFonts w:hint="eastAsia"/>
+        </w:rPr>
+        <w:t>逻辑</w:t>
+      </w:r>
+      <w:r>
+        <w:rPr>
+          <w:rFonts w:hint="eastAsia"/>
+        </w:rPr>
+        <w:t>，创建</w:t>
+      </w:r>
+      <w:r>
+        <w:rPr>
+          <w:rFonts w:hint="eastAsia"/>
+        </w:rPr>
+        <w:t>[Global]</w:t>
+      </w:r>
+      <w:r>
+        <w:rPr>
+          <w:rFonts w:hint="eastAsia"/>
+        </w:rPr>
+        <w:t>全局上下文</w:t>
+      </w:r>
+      <w:r>
+        <w:rPr>
+          <w:rFonts w:hint="eastAsia"/>
+        </w:rPr>
+        <w:t>作用域、然后执行</w:t>
+      </w:r>
+    </w:p>
+    <w:p>
+      <w:pPr>
+        <w:rPr>
+          <w:rFonts w:hint="eastAsia"/>
+        </w:rPr>
+      </w:pPr>
+      <w:r>
+        <w:rPr>
+          <w:rFonts w:hint="eastAsia"/>
+        </w:rPr>
+        <w:t>创建阶段：处理所有声明，变量提升，创建作用域，code区（定义、）、</w:t>
+      </w:r>
+      <w:r>
+        <w:rPr>
+          <w:rFonts w:hint="eastAsia"/>
+        </w:rPr>
+        <w:t>Heap</w:t>
+      </w:r>
+      <w:r>
+        <w:rPr>
+          <w:rFonts w:hint="eastAsia"/>
+        </w:rPr>
+        <w:t>（</w:t>
+      </w:r>
+      <w:r>
+        <w:rPr>
+          <w:rFonts w:hint="eastAsia"/>
+        </w:rPr>
+        <w:t>指针指向堆</w:t>
+      </w:r>
+      <w:r>
+        <w:rPr>
+          <w:rFonts w:hint="eastAsia"/>
+        </w:rPr>
+        <w:t>、）、</w:t>
+      </w:r>
+      <w:r>
+        <w:rPr>
+          <w:rFonts w:hint="eastAsia"/>
+        </w:rPr>
+        <w:t>Call Stack 栈</w:t>
+      </w:r>
+      <w:r>
+        <w:rPr>
+          <w:rFonts w:hint="eastAsia"/>
+        </w:rPr>
+        <w:t>（函数调用、）</w:t>
+      </w:r>
+    </w:p>
+    <w:p>
+      <w:pPr>
+        <w:rPr>
+          <w:rFonts w:hint="eastAsia"/>
+        </w:rPr>
+      </w:pPr>
+      <w:r>
+        <w:rPr>
+          <w:rFonts w:hint="eastAsia"/>
+        </w:rPr>
+        <w:t>执行阶段：</w:t>
+      </w:r>
+    </w:p>
+    <w:p>
+      <w:pPr>
+        <w:rPr>
+          <w:rFonts w:hint="eastAsia"/>
+        </w:rPr>
+      </w:pPr>
+    </w:p>
+    <w:p>
+      <w:pPr>
+        <w:pStyle w:val="1"/>
+        <w:rPr>
+          <w:rFonts w:hint="eastAsia"/>
+        </w:rPr>
+      </w:pPr>
+      <w:bookmarkStart w:id="9" w:name="_Toc221729786"/>
+      <w:bookmarkStart w:id="10" w:name="OLE_LINK3"/>
+      <w:r>
+        <w:rPr>
+          <w:rFonts w:hint="eastAsia"/>
+        </w:rPr>
+        <w:t>01.06课时8</w:t>
+      </w:r>
+      <w:r>
+        <w:rPr>
+          <w:rFonts w:hint="eastAsia"/>
+        </w:rPr>
+        <w:t>——js执行机制</w:t>
+      </w:r>
+      <w:bookmarkEnd w:id="9"/>
+    </w:p>
+    <w:bookmarkEnd w:id="10"/>
+    <w:p>
+      <w:pPr>
+        <w:rPr>
+          <w:rFonts w:hint="eastAsia"/>
+        </w:rPr>
+      </w:pPr>
+      <w:r>
+        <w:rPr>
+          <w:rFonts w:hint="eastAsia"/>
+        </w:rPr>
+        <w:t>首先创建全局执行的上下文，然后进入环境的记录阶段、</w:t>
+      </w:r>
+    </w:p>
+    <w:p>
+      <w:pPr>
+        <w:rPr>
+          <w:rFonts w:hint="eastAsia"/>
+        </w:rPr>
+      </w:pPr>
+    </w:p>
+    <w:p>
+      <w:pPr>
+        <w:rPr>
+          <w:rFonts w:hint="eastAsia"/>
+        </w:rPr>
+      </w:pPr>
+    </w:p>
+    <w:p>
+      <w:pPr>
+        <w:rPr>
+          <w:rFonts w:hint="eastAsia"/>
+        </w:rPr>
+      </w:pPr>
+      <w:r>
+        <w:rPr>
+          <w:rFonts w:hint="eastAsia"/>
+        </w:rPr>
+        <w:t>Promise状态：</w:t>
+      </w:r>
+      <w:r>
+        <w:rPr>
+          <w:rFonts w:hint="eastAsia"/>
+        </w:rPr>
+        <w:t>pending</w:t>
+      </w:r>
+      <w:r>
+        <w:rPr>
+          <w:rFonts w:hint="eastAsia"/>
+        </w:rPr>
         <w:t>，</w:t>
       </w:r>
-      <w:proofErr w:type="spellStart"/>
-      <w:r>
-        <w:rPr>
-          <w:rFonts w:hint="eastAsia"/>
-        </w:rPr>
-        <w:t>node:global</w:t>
-      </w:r>
-      <w:proofErr w:type="spellEnd"/>
-      <w:r>
-        <w:rPr>
-          <w:rFonts w:hint="eastAsia"/>
-        </w:rPr>
-        <w:t>，只能有</w:t>
-      </w:r>
-      <w:r>
-        <w:rPr>
-          <w:rFonts w:hint="eastAsia"/>
-        </w:rPr>
-        <w:t>一个引用</w:t>
-      </w:r>
-    </w:p>
-    <w:p>
-      <w:pPr>
-        <w:rPr>
-          <w:rFonts w:hint="eastAsia"/>
-        </w:rPr>
-      </w:pPr>
-      <w:r>
-        <w:rPr>
-          <w:rFonts w:hint="eastAsia"/>
-        </w:rPr>
-        <w:t>Let: 模块作用域、函数</w:t>
-      </w:r>
-      <w:r>
-        <w:rPr>
-          <w:rFonts w:hint="eastAsia"/>
-        </w:rPr>
-        <w:t>作用域</w:t>
-      </w:r>
-      <w:r>
-        <w:rPr>
-          <w:rFonts w:hint="eastAsia"/>
-        </w:rPr>
-        <w:t>、</w:t>
-      </w:r>
-      <w:proofErr w:type="gramStart"/>
-      <w:r>
-        <w:rPr>
-          <w:rFonts w:hint="eastAsia"/>
-        </w:rPr>
-        <w:t>块级作用域</w:t>
-      </w:r>
-      <w:proofErr w:type="gramEnd"/>
-      <w:r>
-        <w:rPr>
-          <w:rFonts w:hint="eastAsia"/>
-        </w:rPr>
-        <w:t>（{}）</w:t>
-      </w:r>
-      <w:r>
-        <w:rPr>
-          <w:rFonts w:hint="eastAsia"/>
-        </w:rPr>
-        <w:t>，每次循环会形成</w:t>
-      </w:r>
-      <w:r>
-        <w:rPr>
-          <w:rFonts w:hint="eastAsia"/>
-        </w:rPr>
-        <w:t>内存空间里面一个新的值</w:t>
-      </w:r>
-    </w:p>
-    <w:p>
-      <w:pPr>
-        <w:rPr>
-          <w:rFonts w:hint="eastAsia"/>
-        </w:rPr>
-      </w:pPr>
-    </w:p>
-    <w:p>
-      <w:pPr>
-        <w:rPr>
-          <w:rFonts w:hint="eastAsia"/>
-        </w:rPr>
-      </w:pPr>
-      <w:r>
-        <w:rPr>
-          <w:rFonts w:hint="eastAsia"/>
-        </w:rPr>
-        <w:t>Let 不能重复声明</w:t>
-      </w:r>
-    </w:p>
-    <w:p>
-      <w:pPr>
-        <w:rPr>
-          <w:rFonts w:hint="eastAsia"/>
-        </w:rPr>
-      </w:pPr>
-    </w:p>
-    <w:p>
-      <w:pPr>
-        <w:rPr>
-          <w:rFonts w:hint="eastAsia"/>
-        </w:rPr>
-      </w:pPr>
-      <w:r>
-        <w:rPr>
-          <w:rFonts w:hint="eastAsia"/>
-        </w:rPr>
-        <w:t>提升（</w:t>
-      </w:r>
-      <w:r>
-        <w:rPr>
-          <w:rFonts w:hint="eastAsia"/>
-        </w:rPr>
-        <w:t>Hoisting</w:t>
-      </w:r>
-      <w:r>
-        <w:rPr>
-          <w:rFonts w:hint="eastAsia"/>
-        </w:rPr>
-        <w:t>）和初始化（赋值）（</w:t>
-      </w:r>
-      <w:r>
-        <w:rPr>
-          <w:rFonts w:hint="eastAsia"/>
-        </w:rPr>
-        <w:t>initialization</w:t>
-      </w:r>
-      <w:r>
-        <w:rPr>
-          <w:rFonts w:hint="eastAsia"/>
-        </w:rPr>
-        <w:t>）区别：</w:t>
-      </w:r>
-    </w:p>
-    <w:p>
-      <w:pPr>
-        <w:rPr>
-          <w:rFonts w:hint="eastAsia"/>
-        </w:rPr>
-      </w:pPr>
-      <w:r>
-        <w:rPr>
-          <w:rFonts w:hint="eastAsia"/>
-        </w:rPr>
-        <w:t>三者都能提升，var赋值前为undefined，let</w:t>
-      </w:r>
-      <w:r>
-        <w:rPr>
-          <w:rFonts w:hint="eastAsia"/>
-        </w:rPr>
-        <w:t>赋值前访问会报错：</w:t>
-      </w:r>
-      <w:proofErr w:type="spellStart"/>
-      <w:r>
-        <w:rPr>
-          <w:rFonts w:hint="eastAsia"/>
-        </w:rPr>
-        <w:t>ReferenceError</w:t>
-      </w:r>
-      <w:proofErr w:type="spellEnd"/>
-      <w:r>
-        <w:rPr>
-          <w:rFonts w:hint="eastAsia"/>
-        </w:rPr>
-        <w:t>: Cannot access 'a' before initialization</w:t>
-      </w:r>
-      <w:r>
-        <w:rPr>
-          <w:rFonts w:hint="eastAsia"/>
-        </w:rPr>
-        <w:t>，被放进</w:t>
-      </w:r>
-      <w:r>
-        <w:rPr>
-          <w:rFonts w:hint="eastAsia"/>
-        </w:rPr>
-        <w:t>TDZ</w:t>
-      </w:r>
-      <w:r>
-        <w:rPr>
-          <w:rFonts w:hint="eastAsia"/>
-        </w:rPr>
-        <w:t>（</w:t>
-      </w:r>
-      <w:r>
-        <w:rPr>
-          <w:rFonts w:hint="eastAsia"/>
-        </w:rPr>
-        <w:t>暂时性死区</w:t>
-      </w:r>
-      <w:r>
-        <w:rPr>
-          <w:rFonts w:hint="eastAsia"/>
-        </w:rPr>
-        <w:t>）</w:t>
-      </w:r>
-    </w:p>
-    <w:p>
-      <w:pPr>
-        <w:rPr>
-          <w:rFonts w:hint="eastAsia"/>
-        </w:rPr>
-      </w:pPr>
-    </w:p>
-    <w:p>
-      <w:pPr>
-        <w:rPr>
-          <w:rFonts w:hint="eastAsia"/>
-        </w:rPr>
-      </w:pPr>
-      <w:r>
-        <w:rPr>
-          <w:rFonts w:hint="eastAsia"/>
-        </w:rPr>
-        <w:t>Let, var 可以重新赋值，const不可以重新赋值，但是可以修改对象的属性值</w:t>
-      </w:r>
-    </w:p>
-    <w:p>
-      <w:pPr>
-        <w:rPr>
-          <w:rFonts w:hint="eastAsia"/>
-        </w:rPr>
-      </w:pPr>
-    </w:p>
-    <w:p>
-      <w:pPr>
-        <w:rPr>
-          <w:rFonts w:hint="eastAsia"/>
-        </w:rPr>
-      </w:pPr>
-    </w:p>
-    <w:p>
-      <w:pPr>
-        <w:rPr>
-          <w:rFonts w:hint="eastAsia"/>
-        </w:rPr>
-      </w:pPr>
-    </w:p>
-    <w:p>
-      <w:pPr>
-        <w:rPr>
-          <w:rFonts w:hint="eastAsia"/>
-        </w:rPr>
-      </w:pPr>
-      <w:r>
-        <w:rPr>
-          <w:rFonts w:hint="eastAsia"/>
-        </w:rPr>
-        <w:t>如何让object属性不能修改</w:t>
-      </w:r>
-    </w:p>
-    <w:p>
-      <w:pPr>
-        <w:rPr>
-          <w:rFonts w:hint="eastAsia"/>
-        </w:rPr>
-      </w:pPr>
-    </w:p>
-    <w:p>
-      <w:pPr>
-        <w:rPr>
-          <w:rFonts w:hint="eastAsia"/>
-        </w:rPr>
-      </w:pPr>
-      <w:proofErr w:type="spellStart"/>
-      <w:r>
-        <w:rPr>
-          <w:rFonts w:hint="eastAsia"/>
-        </w:rPr>
-        <w:t>Js</w:t>
-      </w:r>
-      <w:proofErr w:type="spellEnd"/>
-      <w:r>
-        <w:rPr>
-          <w:rFonts w:hint="eastAsia"/>
-        </w:rPr>
-        <w:t xml:space="preserve"> v8底层</w:t>
-      </w:r>
-      <w:r>
-        <w:rPr>
-          <w:rFonts w:hint="eastAsia"/>
-        </w:rPr>
-        <w:t>执行</w:t>
-      </w:r>
-      <w:r>
-        <w:rPr>
-          <w:rFonts w:hint="eastAsia"/>
-        </w:rPr>
-        <w:t>逻辑</w:t>
-      </w:r>
-      <w:r>
-        <w:rPr>
-          <w:rFonts w:hint="eastAsia"/>
-        </w:rPr>
-        <w:t>，创建</w:t>
-      </w:r>
-      <w:r>
-        <w:rPr>
-          <w:rFonts w:hint="eastAsia"/>
-        </w:rPr>
-        <w:t>[Global]</w:t>
-      </w:r>
-      <w:r>
-        <w:rPr>
-          <w:rFonts w:hint="eastAsia"/>
-        </w:rPr>
-        <w:t>全局上下文</w:t>
-      </w:r>
-      <w:r>
-        <w:rPr>
-          <w:rFonts w:hint="eastAsia"/>
-        </w:rPr>
-        <w:t>作用域、然后执行</w:t>
-      </w:r>
-    </w:p>
-    <w:p>
-      <w:pPr>
-        <w:rPr>
-          <w:rFonts w:hint="eastAsia"/>
-        </w:rPr>
-      </w:pPr>
-      <w:r>
-        <w:rPr>
-          <w:rFonts w:hint="eastAsia"/>
-        </w:rPr>
-        <w:t>创建阶段：处理所有声明，变量提升，创建作用域，code区（定义、）、</w:t>
-      </w:r>
-      <w:r>
-        <w:rPr>
-          <w:rFonts w:hint="eastAsia"/>
-        </w:rPr>
-        <w:t>Heap</w:t>
-      </w:r>
-      <w:r>
-        <w:rPr>
-          <w:rFonts w:hint="eastAsia"/>
-        </w:rPr>
-        <w:t>（</w:t>
-      </w:r>
-      <w:r>
-        <w:rPr>
-          <w:rFonts w:hint="eastAsia"/>
-        </w:rPr>
-        <w:t>指针指向堆</w:t>
-      </w:r>
-      <w:r>
-        <w:rPr>
-          <w:rFonts w:hint="eastAsia"/>
-        </w:rPr>
-        <w:t>、）、</w:t>
-      </w:r>
-      <w:r>
-        <w:rPr>
-          <w:rFonts w:hint="eastAsia"/>
-        </w:rPr>
-        <w:t xml:space="preserve">Call Stack </w:t>
-      </w:r>
-      <w:proofErr w:type="gramStart"/>
-      <w:r>
-        <w:rPr>
-          <w:rFonts w:hint="eastAsia"/>
-        </w:rPr>
-        <w:t>栈</w:t>
-      </w:r>
-      <w:proofErr w:type="gramEnd"/>
-      <w:r>
-        <w:rPr>
-          <w:rFonts w:hint="eastAsia"/>
-        </w:rPr>
-        <w:t>（函数调用、）</w:t>
-      </w:r>
-    </w:p>
-    <w:p>
-      <w:pPr>
-        <w:rPr>
-          <w:rFonts w:hint="eastAsia"/>
-        </w:rPr>
-      </w:pPr>
-      <w:r>
-        <w:rPr>
-          <w:rFonts w:hint="eastAsia"/>
-        </w:rPr>
-        <w:t>执行阶段：</w:t>
-      </w:r>
-    </w:p>
-    <w:p>
-      <w:pPr>
-        <w:rPr>
-          <w:rFonts w:hint="eastAsia"/>
-        </w:rPr>
-      </w:pPr>
-    </w:p>
-    <w:p>
-      <w:pPr>
-        <w:pStyle w:val="1"/>
-        <w:rPr>
-          <w:rFonts w:hint="eastAsia"/>
-        </w:rPr>
-      </w:pPr>
-      <w:bookmarkStart w:id="9" w:name="OLE_LINK3"/>
-      <w:bookmarkStart w:id="10" w:name="_Toc221729786"/>
-      <w:r>
-        <w:rPr>
-          <w:rFonts w:hint="eastAsia"/>
-        </w:rPr>
-        <w:t>01.06课时8</w:t>
-      </w:r>
-      <w:r>
-        <w:rPr>
-          <w:rFonts w:hint="eastAsia"/>
-        </w:rPr>
-        <w:t>——</w:t>
-      </w:r>
-      <w:proofErr w:type="spellStart"/>
-      <w:r>
-        <w:rPr>
-          <w:rFonts w:hint="eastAsia"/>
-        </w:rPr>
-        <w:t>js</w:t>
-      </w:r>
-      <w:proofErr w:type="spellEnd"/>
-      <w:r>
-        <w:rPr>
-          <w:rFonts w:hint="eastAsia"/>
-        </w:rPr>
-        <w:t>执行机制</w:t>
-      </w:r>
-      <w:bookmarkEnd w:id="10"/>
-    </w:p>
-    <w:bookmarkEnd w:id="9"/>
-    <w:p>
-      <w:pPr>
-        <w:rPr>
-          <w:rFonts w:hint="eastAsia"/>
-        </w:rPr>
-      </w:pPr>
-      <w:r>
-        <w:rPr>
-          <w:rFonts w:hint="eastAsia"/>
-        </w:rPr>
-        <w:t>首先创建全局执行的上下文，然后进入环境的记录阶段、</w:t>
-      </w:r>
-    </w:p>
-    <w:p>
-      <w:pPr>
-        <w:rPr>
-          <w:rFonts w:hint="eastAsia"/>
-        </w:rPr>
-      </w:pPr>
-    </w:p>
-    <w:p>
-      <w:pPr>
-        <w:rPr>
-          <w:rFonts w:hint="eastAsia"/>
-        </w:rPr>
-      </w:pPr>
-    </w:p>
-    <w:p>
-      <w:pPr>
-        <w:rPr>
-          <w:rFonts w:hint="eastAsia"/>
-        </w:rPr>
-      </w:pPr>
-      <w:r>
-        <w:rPr>
-          <w:rFonts w:hint="eastAsia"/>
-        </w:rPr>
-        <w:t>Promise状态：</w:t>
-      </w:r>
-      <w:r>
-        <w:rPr>
-          <w:rFonts w:hint="eastAsia"/>
-        </w:rPr>
-        <w:t>pending</w:t>
+      <w:r>
+        <w:rPr>
+          <w:rFonts w:hint="eastAsia"/>
+        </w:rPr>
+        <w:t>fulfilled</w:t>
       </w:r>
       <w:r>
         <w:rPr>
@@ -8284,18 +7556,6 @@
         <w:rPr>
           <w:rFonts w:hint="eastAsia"/>
         </w:rPr>
-        <w:t>fulfilled</w:t>
-      </w:r>
-      <w:r>
-        <w:rPr>
-          <w:rFonts w:hint="eastAsia"/>
-        </w:rPr>
-        <w:t>，</w:t>
-      </w:r>
-      <w:r>
-        <w:rPr>
-          <w:rFonts w:hint="eastAsia"/>
-        </w:rPr>
         <w:t>rejected</w:t>
       </w:r>
     </w:p>
@@ -8323,97 +7583,25 @@
         <w:rPr>
           <w:rFonts w:hint="eastAsia"/>
         </w:rPr>
-        <w:t>在</w:t>
-      </w:r>
-      <w:proofErr w:type="gramStart"/>
-      <w:r>
-        <w:rPr>
-          <w:rFonts w:hint="eastAsia"/>
-        </w:rPr>
-        <w:t>微任务</w:t>
-      </w:r>
-      <w:proofErr w:type="gramEnd"/>
-      <w:r>
-        <w:rPr>
-          <w:rFonts w:hint="eastAsia"/>
-        </w:rPr>
-        <w:t>执行完成</w:t>
-      </w:r>
-      <w:proofErr w:type="gramStart"/>
-      <w:r>
-        <w:rPr>
-          <w:rFonts w:hint="eastAsia"/>
-        </w:rPr>
-        <w:t>宏任务</w:t>
-      </w:r>
-      <w:proofErr w:type="gramEnd"/>
-      <w:r>
-        <w:rPr>
-          <w:rFonts w:hint="eastAsia"/>
-        </w:rPr>
-        <w:t>执行前，v8引擎尝试渲染页面（渲染机会），</w:t>
-      </w:r>
-      <w:proofErr w:type="spellStart"/>
+        <w:t>在微任务执行完成宏任务执行前，v8引擎尝试渲染页面（渲染机会），</w:t>
+      </w:r>
       <w:r>
         <w:rPr>
           <w:rFonts w:hint="eastAsia"/>
         </w:rPr>
         <w:t>requestAnimationFrame</w:t>
       </w:r>
-      <w:proofErr w:type="spellEnd"/>
-      <w:r>
-        <w:rPr>
-          <w:rFonts w:hint="eastAsia"/>
-        </w:rPr>
-        <w:t>（</w:t>
-      </w:r>
-      <w:proofErr w:type="gramStart"/>
-      <w:r>
-        <w:rPr>
-          <w:rFonts w:hint="eastAsia"/>
-        </w:rPr>
-        <w:t>浏览器帧与帧</w:t>
-      </w:r>
-      <w:proofErr w:type="gramEnd"/>
-      <w:r>
-        <w:rPr>
-          <w:rFonts w:hint="eastAsia"/>
-        </w:rPr>
-        <w:t>之间穿插的回调）浏览器制作高性能动画API</w:t>
-      </w:r>
-      <w:r>
-        <w:rPr>
-          <w:rFonts w:hint="eastAsia"/>
-        </w:rPr>
-        <w:t>，在</w:t>
-      </w:r>
-      <w:proofErr w:type="gramStart"/>
-      <w:r>
-        <w:rPr>
-          <w:rFonts w:hint="eastAsia"/>
-        </w:rPr>
-        <w:t>重绘前调用</w:t>
-      </w:r>
-      <w:proofErr w:type="gramEnd"/>
-      <w:r>
-        <w:rPr>
-          <w:rFonts w:hint="eastAsia"/>
-        </w:rPr>
-        <w:t>，接受回</w:t>
-      </w:r>
-      <w:proofErr w:type="gramStart"/>
-      <w:r>
-        <w:rPr>
-          <w:rFonts w:hint="eastAsia"/>
-        </w:rPr>
-        <w:t>调函数</w:t>
-      </w:r>
-      <w:proofErr w:type="gramEnd"/>
-      <w:r>
-        <w:rPr>
-          <w:rFonts w:hint="eastAsia"/>
-        </w:rPr>
-        <w:t>作为参数</w:t>
+      <w:r>
+        <w:rPr>
+          <w:rFonts w:hint="eastAsia"/>
+        </w:rPr>
+        <w:t>（浏览器帧与帧之间穿插的回调）浏览器制作高性能动画API</w:t>
+      </w:r>
+      <w:r>
+        <w:rPr>
+          <w:rFonts w:hint="eastAsia"/>
+        </w:rPr>
+        <w:t>，在重绘前调用，接受回调函数作为参数</w:t>
       </w:r>
     </w:p>
     <w:p>
@@ -8516,15 +7704,7 @@
         <w:t>任务队列</w:t>
       </w:r>
       <w:r>
-        <w:t>：同步代码是</w:t>
-      </w:r>
-      <w:proofErr w:type="gramStart"/>
-      <w:r>
-        <w:t>宏任务</w:t>
-      </w:r>
-      <w:proofErr w:type="gramEnd"/>
-      <w:r>
-        <w:t>的</w:t>
+        <w:t>：同步代码是宏任务的</w:t>
       </w:r>
       <w:r>
         <w:rPr>
@@ -8533,15 +7713,7 @@
         <w:t>T</w:t>
       </w:r>
       <w:r>
-        <w:t xml:space="preserve"> 0 级任务，执行时</w:t>
-      </w:r>
-      <w:proofErr w:type="gramStart"/>
-      <w:r>
-        <w:t>先宏任务</w:t>
-      </w:r>
-      <w:proofErr w:type="gramEnd"/>
-      <w:r>
-        <w:t>后微任务，任务按队列顺序执行。</w:t>
+        <w:t xml:space="preserve"> 0 级任务，执行时先宏任务后微任务，任务按队列顺序执行。</w:t>
       </w:r>
     </w:p>
     <w:p>
@@ -8619,23 +7791,7 @@
         <w:t>渲染时机</w:t>
       </w:r>
       <w:r>
-        <w:t>：浏览器清空</w:t>
-      </w:r>
-      <w:proofErr w:type="gramStart"/>
-      <w:r>
-        <w:t>微任务</w:t>
-      </w:r>
-      <w:proofErr w:type="gramEnd"/>
-      <w:r>
-        <w:t>后，执行</w:t>
-      </w:r>
-      <w:proofErr w:type="gramStart"/>
-      <w:r>
-        <w:t>宏任务</w:t>
-      </w:r>
-      <w:proofErr w:type="gramEnd"/>
-      <w:r>
-        <w:t>前，会尝试渲染页面，可利用 Request Animation Frame 制作高性能动画。</w:t>
+        <w:t>：浏览器清空微任务后，执行宏任务前，会尝试渲染页面，可利用 Request Animation Frame 制作高性能动画。</w:t>
       </w:r>
     </w:p>
     <w:p>
@@ -8694,52 +7850,21 @@
           <w:rFonts w:hint="eastAsia"/>
         </w:rPr>
       </w:pPr>
-      <w:proofErr w:type="spellStart"/>
       <w:r>
         <w:rPr>
           <w:rFonts w:hint="eastAsia"/>
         </w:rPr>
         <w:t>requestIdleCallback</w:t>
       </w:r>
-      <w:proofErr w:type="spellEnd"/>
-    </w:p>
-    <w:p>
-      <w:pPr>
-        <w:rPr>
-          <w:rFonts w:hint="eastAsia"/>
-        </w:rPr>
-      </w:pPr>
-      <w:proofErr w:type="spellStart"/>
-      <w:r>
-        <w:t>requestIdleCallback</w:t>
-      </w:r>
-      <w:proofErr w:type="spellEnd"/>
-      <w:r>
-        <w:t xml:space="preserve"> 是一个Web API，允许网页作者请求浏览器在主线程空闲时</w:t>
-      </w:r>
-      <w:proofErr w:type="gramStart"/>
-      <w:r>
-        <w:t>执行低</w:t>
-      </w:r>
-      <w:proofErr w:type="gramEnd"/>
-      <w:r>
-        <w:t>优先级后台任务，从而避免</w:t>
-      </w:r>
-      <w:proofErr w:type="gramStart"/>
-      <w:r>
-        <w:t>干扰高</w:t>
-      </w:r>
-      <w:proofErr w:type="gramEnd"/>
-      <w:r>
-        <w:t>优先级操作（如input处理、动画和</w:t>
-      </w:r>
-      <w:proofErr w:type="gramStart"/>
-      <w:r>
-        <w:t>帧合成</w:t>
-      </w:r>
-      <w:proofErr w:type="gramEnd"/>
-      <w:r>
-        <w:t>），提升页面响应性和整体性能。</w:t>
+    </w:p>
+    <w:p>
+      <w:pPr>
+        <w:rPr>
+          <w:rFonts w:hint="eastAsia"/>
+        </w:rPr>
+      </w:pPr>
+      <w:r>
+        <w:t>requestIdleCallback 是一个Web API，允许网页作者请求浏览器在主线程空闲时执行低优先级后台任务，从而避免干扰高优先级操作（如input处理、动画和帧合成），提升页面响应性和整体性能。</w:t>
       </w:r>
       <w:r>
         <w:rPr>
@@ -8758,21 +7883,7 @@
         <w:rPr>
           <w:rFonts w:hint="eastAsia"/>
         </w:rPr>
-        <w:t>既不是</w:t>
-      </w:r>
-      <w:proofErr w:type="gramStart"/>
-      <w:r>
-        <w:rPr>
-          <w:rFonts w:hint="eastAsia"/>
-        </w:rPr>
-        <w:t>微任务</w:t>
-      </w:r>
-      <w:proofErr w:type="gramEnd"/>
-      <w:r>
-        <w:rPr>
-          <w:rFonts w:hint="eastAsia"/>
-        </w:rPr>
-        <w:t>也不是宏任务</w:t>
+        <w:t>既不是微任务也不是宏任务</w:t>
       </w:r>
     </w:p>
     <w:p>
@@ -8798,18 +7909,15 @@
       <w:r>
         <w:t xml:space="preserve">const </w:t>
       </w:r>
-      <w:proofErr w:type="spellStart"/>
       <w:r>
         <w:rPr>
           <w:rFonts w:hint="eastAsia"/>
         </w:rPr>
         <w:t>mo</w:t>
       </w:r>
-      <w:proofErr w:type="spellEnd"/>
       <w:r>
         <w:t xml:space="preserve">= new </w:t>
       </w:r>
-      <w:proofErr w:type="spellStart"/>
       <w:r>
         <w:rPr>
           <w:b/>
@@ -8817,7 +7925,6 @@
         </w:rPr>
         <w:t>MutationObserver</w:t>
       </w:r>
-      <w:proofErr w:type="spellEnd"/>
       <w:r>
         <w:t>(</w:t>
       </w:r>
@@ -8838,289 +7945,195 @@
           <w:rFonts w:hint="eastAsia"/>
         </w:rPr>
       </w:pPr>
-      <w:proofErr w:type="spellStart"/>
-      <w:proofErr w:type="gramStart"/>
-      <w:r>
-        <w:rPr>
-          <w:rFonts w:hint="eastAsia"/>
-        </w:rPr>
-        <w:t>mo.observe</w:t>
-      </w:r>
-      <w:proofErr w:type="spellEnd"/>
-      <w:proofErr w:type="gramEnd"/>
-      <w:r>
-        <w:rPr>
-          <w:rFonts w:hint="eastAsia"/>
-        </w:rPr>
-        <w:t>(</w:t>
-      </w:r>
-      <w:proofErr w:type="spellStart"/>
-      <w:proofErr w:type="gramStart"/>
-      <w:r>
-        <w:rPr>
-          <w:rFonts w:hint="eastAsia"/>
-        </w:rPr>
-        <w:t>document.body</w:t>
-      </w:r>
-      <w:proofErr w:type="spellEnd"/>
-      <w:proofErr w:type="gramEnd"/>
-      <w:r>
-        <w:rPr>
-          <w:rFonts w:hint="eastAsia"/>
-        </w:rPr>
-        <w:t xml:space="preserve">, </w:t>
-      </w:r>
-      <w:proofErr w:type="gramStart"/>
-      <w:r>
-        <w:rPr>
-          <w:rFonts w:hint="eastAsia"/>
-        </w:rPr>
-        <w:t xml:space="preserve">{ </w:t>
-      </w:r>
-      <w:proofErr w:type="spellStart"/>
-      <w:r>
-        <w:rPr>
-          <w:rFonts w:hint="eastAsia"/>
-        </w:rPr>
-        <w:t>childList</w:t>
-      </w:r>
-      <w:proofErr w:type="spellEnd"/>
-      <w:proofErr w:type="gramEnd"/>
+      <w:r>
+        <w:rPr>
+          <w:rFonts w:hint="eastAsia"/>
+        </w:rPr>
+        <w:t>mo.observe(document.body, { childList: true });</w:t>
+      </w:r>
+    </w:p>
+    <w:p>
+      <w:pPr>
+        <w:rPr>
+          <w:rFonts w:hint="eastAsia"/>
+        </w:rPr>
+      </w:pPr>
+    </w:p>
+    <w:p>
+      <w:pPr>
+        <w:rPr>
+          <w:rFonts w:hint="eastAsia"/>
+        </w:rPr>
+      </w:pPr>
+      <w:r>
+        <w:rPr>
+          <w:rFonts w:hint="eastAsia"/>
+        </w:rPr>
+        <w:t>可用于埋点</w:t>
+      </w:r>
+    </w:p>
+    <w:p>
+      <w:pPr>
+        <w:rPr>
+          <w:rFonts w:hint="eastAsia"/>
+        </w:rPr>
+      </w:pPr>
+    </w:p>
+    <w:p>
+      <w:pPr>
+        <w:rPr>
+          <w:rFonts w:hint="eastAsia"/>
+        </w:rPr>
+      </w:pPr>
+    </w:p>
+    <w:p>
+      <w:pPr>
+        <w:rPr>
+          <w:rFonts w:hint="eastAsia"/>
+        </w:rPr>
+      </w:pPr>
+      <w:r>
+        <w:rPr>
+          <w:rFonts w:hint="eastAsia"/>
+        </w:rPr>
+        <w:t>作用域：全局作用域</w:t>
+      </w:r>
+      <w:r>
+        <w:rPr>
+          <w:rFonts w:hint="eastAsia"/>
+        </w:rPr>
+        <w:t>（global），模块作用域(module)</w:t>
+      </w:r>
+      <w:r>
+        <w:rPr>
+          <w:rFonts w:hint="eastAsia"/>
+        </w:rPr>
+        <w:t>，函数作用域</w:t>
+      </w:r>
+      <w:r>
+        <w:rPr>
+          <w:rFonts w:hint="eastAsia"/>
+        </w:rPr>
+        <w:t>(function)</w:t>
+      </w:r>
+      <w:r>
+        <w:rPr>
+          <w:rFonts w:hint="eastAsia"/>
+        </w:rPr>
+        <w:t>，</w:t>
+      </w:r>
+      <w:r>
+        <w:rPr>
+          <w:rFonts w:hint="eastAsia"/>
+        </w:rPr>
+        <w:t>块级作用域</w:t>
+      </w:r>
+      <w:r>
+        <w:rPr>
+          <w:rFonts w:hint="eastAsia"/>
+        </w:rPr>
+        <w:t>(block)</w:t>
+      </w:r>
+    </w:p>
+    <w:p>
+      <w:pPr>
+        <w:rPr>
+          <w:rFonts w:hint="eastAsia"/>
+        </w:rPr>
+      </w:pPr>
+    </w:p>
+    <w:p>
+      <w:pPr>
+        <w:rPr>
+          <w:rFonts w:hint="eastAsia"/>
+        </w:rPr>
+      </w:pPr>
+    </w:p>
+    <w:p>
+      <w:pPr>
+        <w:rPr>
+          <w:rFonts w:hint="eastAsia"/>
+        </w:rPr>
+      </w:pPr>
+      <w:r>
+        <w:rPr>
+          <w:rFonts w:hint="eastAsia"/>
+        </w:rPr>
+        <w:t>最顶层 模块作用域</w:t>
+      </w:r>
+    </w:p>
+    <w:p>
+      <w:pPr>
+        <w:rPr>
+          <w:rFonts w:hint="eastAsia"/>
+        </w:rPr>
+      </w:pPr>
+    </w:p>
+    <w:p>
+      <w:pPr>
+        <w:rPr>
+          <w:rFonts w:hint="eastAsia"/>
+        </w:rPr>
+      </w:pPr>
+      <w:r>
+        <w:rPr>
+          <w:rFonts w:hint="eastAsia"/>
+        </w:rPr>
+        <w:t>Var, let定义的变量 都不能在函数作用域外访问</w:t>
+      </w:r>
+    </w:p>
+    <w:p>
+      <w:pPr>
+        <w:rPr>
+          <w:rFonts w:hint="eastAsia"/>
+        </w:rPr>
+      </w:pPr>
+      <w:r>
+        <w:rPr>
+          <w:rFonts w:hint="eastAsia"/>
+        </w:rPr>
+        <w:t>Var定义的变量能在块级作用域外访问，let定义的变量不能在块级作用域外访问</w:t>
+      </w:r>
+    </w:p>
+    <w:p>
+      <w:pPr>
+        <w:rPr>
+          <w:rFonts w:hint="eastAsia"/>
+        </w:rPr>
+      </w:pPr>
+    </w:p>
+    <w:p>
+      <w:pPr>
+        <w:rPr>
+          <w:rFonts w:hint="eastAsia"/>
+        </w:rPr>
+      </w:pPr>
+    </w:p>
+    <w:p>
+      <w:pPr>
+        <w:rPr>
+          <w:rFonts w:hint="eastAsia"/>
+        </w:rPr>
+      </w:pPr>
+    </w:p>
+    <w:p>
+      <w:pPr>
+        <w:rPr>
+          <w:rFonts w:hint="eastAsia"/>
+        </w:rPr>
+      </w:pPr>
+      <w:r>
+        <w:rPr>
+          <w:rFonts w:hint="eastAsia"/>
+        </w:rPr>
+        <w:t>lexical scope</w:t>
+      </w:r>
       <w:r>
         <w:rPr>
           <w:rFonts w:hint="eastAsia"/>
         </w:rPr>
         <w:t xml:space="preserve">: </w:t>
       </w:r>
-      <w:proofErr w:type="gramStart"/>
-      <w:r>
-        <w:rPr>
-          <w:rFonts w:hint="eastAsia"/>
-        </w:rPr>
-        <w:t>true }</w:t>
-      </w:r>
-      <w:proofErr w:type="gramEnd"/>
-      <w:r>
-        <w:rPr>
-          <w:rFonts w:hint="eastAsia"/>
-        </w:rPr>
-        <w:t>);</w:t>
-      </w:r>
-    </w:p>
-    <w:p>
-      <w:pPr>
-        <w:rPr>
-          <w:rFonts w:hint="eastAsia"/>
-        </w:rPr>
-      </w:pPr>
-    </w:p>
-    <w:p>
-      <w:pPr>
-        <w:rPr>
-          <w:rFonts w:hint="eastAsia"/>
-        </w:rPr>
-      </w:pPr>
-      <w:proofErr w:type="gramStart"/>
-      <w:r>
-        <w:rPr>
-          <w:rFonts w:hint="eastAsia"/>
-        </w:rPr>
-        <w:t>可用于埋点</w:t>
-      </w:r>
-      <w:proofErr w:type="gramEnd"/>
-    </w:p>
-    <w:p>
-      <w:pPr>
-        <w:rPr>
-          <w:rFonts w:hint="eastAsia"/>
-        </w:rPr>
-      </w:pPr>
-    </w:p>
-    <w:p>
-      <w:pPr>
-        <w:rPr>
-          <w:rFonts w:hint="eastAsia"/>
-        </w:rPr>
-      </w:pPr>
-    </w:p>
-    <w:p>
-      <w:pPr>
-        <w:rPr>
-          <w:rFonts w:hint="eastAsia"/>
-        </w:rPr>
-      </w:pPr>
-      <w:r>
-        <w:rPr>
-          <w:rFonts w:hint="eastAsia"/>
-        </w:rPr>
-        <w:t>作用域：全局作用域</w:t>
-      </w:r>
-      <w:r>
-        <w:rPr>
-          <w:rFonts w:hint="eastAsia"/>
-        </w:rPr>
-        <w:t>（global），模块作用域(module)</w:t>
-      </w:r>
-      <w:r>
-        <w:rPr>
-          <w:rFonts w:hint="eastAsia"/>
-        </w:rPr>
-        <w:t>，函数作用域</w:t>
-      </w:r>
-      <w:r>
-        <w:rPr>
-          <w:rFonts w:hint="eastAsia"/>
-        </w:rPr>
-        <w:t>(function)</w:t>
-      </w:r>
-      <w:r>
-        <w:rPr>
-          <w:rFonts w:hint="eastAsia"/>
-        </w:rPr>
-        <w:t>，</w:t>
-      </w:r>
-      <w:proofErr w:type="gramStart"/>
-      <w:r>
-        <w:rPr>
-          <w:rFonts w:hint="eastAsia"/>
-        </w:rPr>
-        <w:t>块级作用域</w:t>
-      </w:r>
-      <w:proofErr w:type="gramEnd"/>
-      <w:r>
-        <w:rPr>
-          <w:rFonts w:hint="eastAsia"/>
-        </w:rPr>
-        <w:t>(block)</w:t>
-      </w:r>
-    </w:p>
-    <w:p>
-      <w:pPr>
-        <w:rPr>
-          <w:rFonts w:hint="eastAsia"/>
-        </w:rPr>
-      </w:pPr>
-    </w:p>
-    <w:p>
-      <w:pPr>
-        <w:rPr>
-          <w:rFonts w:hint="eastAsia"/>
-        </w:rPr>
-      </w:pPr>
-    </w:p>
-    <w:p>
-      <w:pPr>
-        <w:rPr>
-          <w:rFonts w:hint="eastAsia"/>
-        </w:rPr>
-      </w:pPr>
-      <w:r>
-        <w:rPr>
-          <w:rFonts w:hint="eastAsia"/>
-        </w:rPr>
-        <w:t>最顶层 模块作用域</w:t>
-      </w:r>
-    </w:p>
-    <w:p>
-      <w:pPr>
-        <w:rPr>
-          <w:rFonts w:hint="eastAsia"/>
-        </w:rPr>
-      </w:pPr>
-    </w:p>
-    <w:p>
-      <w:pPr>
-        <w:rPr>
-          <w:rFonts w:hint="eastAsia"/>
-        </w:rPr>
-      </w:pPr>
-      <w:r>
-        <w:rPr>
-          <w:rFonts w:hint="eastAsia"/>
-        </w:rPr>
-        <w:t>Var, let定义的变量 都不能在函数作用域外访问</w:t>
-      </w:r>
-    </w:p>
-    <w:p>
-      <w:pPr>
-        <w:rPr>
-          <w:rFonts w:hint="eastAsia"/>
-        </w:rPr>
-      </w:pPr>
-      <w:r>
-        <w:rPr>
-          <w:rFonts w:hint="eastAsia"/>
-        </w:rPr>
-        <w:t>Var定义的变量能在</w:t>
-      </w:r>
-      <w:proofErr w:type="gramStart"/>
-      <w:r>
-        <w:rPr>
-          <w:rFonts w:hint="eastAsia"/>
-        </w:rPr>
-        <w:t>块级作用</w:t>
-      </w:r>
-      <w:proofErr w:type="gramEnd"/>
-      <w:r>
-        <w:rPr>
-          <w:rFonts w:hint="eastAsia"/>
-        </w:rPr>
-        <w:t>域外访问，let定义的变量不能在</w:t>
-      </w:r>
-      <w:proofErr w:type="gramStart"/>
-      <w:r>
-        <w:rPr>
-          <w:rFonts w:hint="eastAsia"/>
-        </w:rPr>
-        <w:t>块级作用</w:t>
-      </w:r>
-      <w:proofErr w:type="gramEnd"/>
-      <w:r>
-        <w:rPr>
-          <w:rFonts w:hint="eastAsia"/>
-        </w:rPr>
-        <w:t>域外访问</w:t>
-      </w:r>
-    </w:p>
-    <w:p>
-      <w:pPr>
-        <w:rPr>
-          <w:rFonts w:hint="eastAsia"/>
-        </w:rPr>
-      </w:pPr>
-    </w:p>
-    <w:p>
-      <w:pPr>
-        <w:rPr>
-          <w:rFonts w:hint="eastAsia"/>
-        </w:rPr>
-      </w:pPr>
-    </w:p>
-    <w:p>
-      <w:pPr>
-        <w:rPr>
-          <w:rFonts w:hint="eastAsia"/>
-        </w:rPr>
-      </w:pPr>
-    </w:p>
-    <w:p>
-      <w:pPr>
-        <w:rPr>
-          <w:rFonts w:hint="eastAsia"/>
-        </w:rPr>
-      </w:pPr>
-      <w:r>
-        <w:rPr>
-          <w:rFonts w:hint="eastAsia"/>
-        </w:rPr>
-        <w:t>lexical scope</w:t>
-      </w:r>
-      <w:r>
-        <w:rPr>
-          <w:rFonts w:hint="eastAsia"/>
-        </w:rPr>
-        <w:t xml:space="preserve">: </w:t>
-      </w:r>
       <w:bookmarkStart w:id="12" w:name="OLE_LINK4"/>
       <w:r>
         <w:rPr>
@@ -9154,19 +8167,11 @@
         </w:rPr>
         <w:t>错误：</w:t>
       </w:r>
-      <w:proofErr w:type="spellStart"/>
-      <w:r>
-        <w:rPr>
-          <w:rFonts w:hint="eastAsia"/>
-        </w:rPr>
-        <w:t>ReferenceError</w:t>
-      </w:r>
-      <w:proofErr w:type="spellEnd"/>
-      <w:r>
-        <w:rPr>
-          <w:rFonts w:hint="eastAsia"/>
-        </w:rPr>
-        <w:t>: a is not defined</w:t>
+      <w:r>
+        <w:rPr>
+          <w:rFonts w:hint="eastAsia"/>
+        </w:rPr>
+        <w:t>ReferenceError: a is not defined</w:t>
       </w:r>
     </w:p>
     <w:p>
@@ -9358,31 +8363,7 @@
         <w:t>任务执行顺序</w:t>
       </w:r>
       <w:r>
-        <w:t>：</w:t>
-      </w:r>
-      <w:proofErr w:type="gramStart"/>
-      <w:r>
-        <w:t>先宏任务</w:t>
-      </w:r>
-      <w:proofErr w:type="gramEnd"/>
-      <w:r>
-        <w:t>后微任务，</w:t>
-      </w:r>
-      <w:proofErr w:type="gramStart"/>
-      <w:r>
-        <w:t>宏任务</w:t>
-      </w:r>
-      <w:proofErr w:type="gramEnd"/>
-      <w:r>
-        <w:t>执行完生成</w:t>
-      </w:r>
-      <w:proofErr w:type="gramStart"/>
-      <w:r>
-        <w:t>微任务再</w:t>
-      </w:r>
-      <w:proofErr w:type="gramEnd"/>
-      <w:r>
-        <w:t>执行，涉及 event loop 运行机制。</w:t>
+        <w:t>：先宏任务后微任务，宏任务执行完生成微任务再执行，涉及 event loop 运行机制。</w:t>
       </w:r>
     </w:p>
     <w:p>
@@ -9410,59 +8391,23 @@
       <w:r>
         <w:t>：</w:t>
       </w:r>
-      <w:proofErr w:type="spellStart"/>
       <w:r>
         <w:rPr>
           <w:rFonts w:hint="eastAsia"/>
         </w:rPr>
         <w:t>queueMicrotask</w:t>
       </w:r>
-      <w:proofErr w:type="spellEnd"/>
-      <w:r>
-        <w:t xml:space="preserve"> </w:t>
-      </w:r>
-      <w:proofErr w:type="gramStart"/>
-      <w:r>
-        <w:t>放微任务</w:t>
-      </w:r>
-      <w:proofErr w:type="gramEnd"/>
-      <w:r>
-        <w:t>，</w:t>
-      </w:r>
-      <w:proofErr w:type="spellStart"/>
+      <w:r>
+        <w:t xml:space="preserve"> 放微任务，</w:t>
+      </w:r>
       <w:r>
         <w:rPr>
           <w:rFonts w:hint="eastAsia"/>
         </w:rPr>
         <w:t>MutationObserver</w:t>
       </w:r>
-      <w:proofErr w:type="spellEnd"/>
-      <w:r>
-        <w:t xml:space="preserve"> 用于监控元素或全局 body 变化，</w:t>
-      </w:r>
-      <w:proofErr w:type="gramStart"/>
-      <w:r>
-        <w:t xml:space="preserve">request </w:t>
-      </w:r>
-      <w:proofErr w:type="spellStart"/>
-      <w:r>
-        <w:t>request</w:t>
-      </w:r>
-      <w:proofErr w:type="spellEnd"/>
-      <w:r>
-        <w:t xml:space="preserve"> </w:t>
-      </w:r>
-      <w:proofErr w:type="gramEnd"/>
-      <w:r>
-        <w:t>either or back 是动画优化方案，既</w:t>
-      </w:r>
-      <w:proofErr w:type="gramStart"/>
-      <w:r>
-        <w:t>非宏任务也非微任务</w:t>
-      </w:r>
-      <w:proofErr w:type="gramEnd"/>
-      <w:r>
-        <w:t xml:space="preserve"> 。</w:t>
+      <w:r>
+        <w:t xml:space="preserve"> 用于监控元素或全局 body 变化，request request either or back 是动画优化方案，既非宏任务也非微任务 。</w:t>
       </w:r>
     </w:p>
     <w:p>
@@ -9531,15 +8476,7 @@
         <w:t>作用域类型</w:t>
       </w:r>
       <w:r>
-        <w:t>：全局作用域、模块作用域、函数作用域、</w:t>
-      </w:r>
-      <w:proofErr w:type="gramStart"/>
-      <w:r>
-        <w:t>块级作用域</w:t>
-      </w:r>
-      <w:proofErr w:type="gramEnd"/>
-      <w:r>
-        <w:t>。全局变量在浏览器环境和 Node 环境表现不同。</w:t>
+        <w:t>：全局作用域、模块作用域、函数作用域、块级作用域。全局变量在浏览器环境和 Node 环境表现不同。</w:t>
       </w:r>
     </w:p>
     <w:p>
@@ -9557,7 +8494,6 @@
           <w:rFonts w:hint="eastAsia"/>
         </w:rPr>
       </w:pPr>
-      <w:proofErr w:type="gramStart"/>
       <w:r>
         <w:rPr>
           <w:b/>
@@ -9565,25 +8501,8 @@
         </w:rPr>
         <w:t>块级作用域</w:t>
       </w:r>
-      <w:proofErr w:type="gramEnd"/>
-      <w:r>
-        <w:t>：由大括号形成，let 声明的变量</w:t>
-      </w:r>
-      <w:proofErr w:type="gramStart"/>
-      <w:r>
-        <w:t>在块级作用域</w:t>
-      </w:r>
-      <w:proofErr w:type="gramEnd"/>
-      <w:r>
-        <w:t>内有效，var 声明的变量可</w:t>
-      </w:r>
-      <w:proofErr w:type="gramStart"/>
-      <w:r>
-        <w:t>突破块级作用域</w:t>
-      </w:r>
-      <w:proofErr w:type="gramEnd"/>
-      <w:r>
-        <w:t>。</w:t>
+      <w:r>
+        <w:t>：由大括号形成，let 声明的变量在块级作用域内有效，var 声明的变量可突破块级作用域。</w:t>
       </w:r>
     </w:p>
     <w:p>
@@ -9660,8 +8579,8 @@
           <w:rFonts w:hint="eastAsia"/>
         </w:rPr>
       </w:pPr>
-      <w:bookmarkStart w:id="15" w:name="OLE_LINK7"/>
-      <w:bookmarkStart w:id="16" w:name="_Toc221729788"/>
+      <w:bookmarkStart w:id="15" w:name="_Toc221729788"/>
+      <w:bookmarkStart w:id="16" w:name="OLE_LINK7"/>
       <w:r>
         <w:rPr>
           <w:rFonts w:hint="eastAsia"/>
@@ -9680,9 +8599,9 @@
         </w:rPr>
         <w:t>作用</w:t>
       </w:r>
-      <w:bookmarkEnd w:id="16"/>
-    </w:p>
-    <w:bookmarkEnd w:id="15"/>
+      <w:bookmarkEnd w:id="15"/>
+    </w:p>
+    <w:bookmarkEnd w:id="16"/>
     <w:p>
       <w:pPr>
         <w:rPr>
@@ -9732,15 +8651,7 @@
         <w:t>变量作用域</w:t>
       </w:r>
       <w:r>
-        <w:t>：函数作用域内定义的变量在域外不能访问；</w:t>
-      </w:r>
-      <w:proofErr w:type="gramStart"/>
-      <w:r>
-        <w:t>块级作用域</w:t>
-      </w:r>
-      <w:proofErr w:type="gramEnd"/>
-      <w:r>
-        <w:t>里，let 定义的变量域外不能访问，var 可以。</w:t>
+        <w:t>：函数作用域内定义的变量在域外不能访问；块级作用域里，let 定义的变量域外不能访问，var 可以。</w:t>
       </w:r>
     </w:p>
     <w:p>
@@ -10057,15 +8968,7 @@
         <w:t>模块化方式</w:t>
       </w:r>
       <w:r>
-        <w:t xml:space="preserve">：有 ES6 模块（ESM）和 </w:t>
-      </w:r>
-      <w:proofErr w:type="spellStart"/>
-      <w:r>
-        <w:t>CommonJS</w:t>
-      </w:r>
-      <w:proofErr w:type="spellEnd"/>
-      <w:r>
-        <w:t xml:space="preserve"> 两种，均对单一文件模块化，模块内变量非全局变量。</w:t>
+        <w:t>：有 ES6 模块（ESM）和 CommonJS 两种，均对单一文件模块化，模块内变量非全局变量。</w:t>
       </w:r>
     </w:p>
     <w:p>
@@ -10107,23 +9010,7 @@
         <w:t>识别方式</w:t>
       </w:r>
       <w:r>
-        <w:t>：script 标签中 type="module"，文件后缀为.</w:t>
-      </w:r>
-      <w:proofErr w:type="spellStart"/>
-      <w:r>
-        <w:t>mjs</w:t>
-      </w:r>
-      <w:proofErr w:type="spellEnd"/>
-      <w:r>
-        <w:t>，</w:t>
-      </w:r>
-      <w:proofErr w:type="spellStart"/>
-      <w:r>
-        <w:t>package.json</w:t>
-      </w:r>
-      <w:proofErr w:type="spellEnd"/>
-      <w:r>
-        <w:t xml:space="preserve"> 里 type 为 module，均可让 JS 以 ESM 机制解析。</w:t>
+        <w:t>：script 标签中 type="module"，文件后缀为.mjs，package.json 里 type 为 module，均可让 JS 以 ESM 机制解析。</w:t>
       </w:r>
     </w:p>
     <w:p>
@@ -10141,34 +9028,10 @@
           <w:b/>
           <w:bCs/>
         </w:rPr>
-        <w:t xml:space="preserve">与 </w:t>
-      </w:r>
-      <w:proofErr w:type="spellStart"/>
-      <w:r>
-        <w:rPr>
-          <w:b/>
-          <w:bCs/>
-        </w:rPr>
-        <w:t>CommonJS</w:t>
-      </w:r>
-      <w:proofErr w:type="spellEnd"/>
-      <w:r>
-        <w:rPr>
-          <w:b/>
-          <w:bCs/>
-        </w:rPr>
-        <w:t xml:space="preserve"> 对比</w:t>
-      </w:r>
-      <w:r>
-        <w:t>：</w:t>
-      </w:r>
-      <w:proofErr w:type="spellStart"/>
-      <w:r>
-        <w:t>CommonJS</w:t>
-      </w:r>
-      <w:proofErr w:type="spellEnd"/>
-      <w:r>
-        <w:t xml:space="preserve"> 是 Node 社区规范，先出现；ESM 是官方规范，后出现，更面向未来，开发新库优先用 ESM。</w:t>
+        <w:t>与 CommonJS 对比</w:t>
+      </w:r>
+      <w:r>
+        <w:t>：CommonJS 是 Node 社区规范，先出现；ESM 是官方规范，后出现，更面向未来，开发新库优先用 ESM。</w:t>
       </w:r>
     </w:p>
     <w:p>
@@ -10252,15 +9115,7 @@
         <w:t>export default</w:t>
       </w:r>
       <w:r>
-        <w:t>：一个文件只能有一个，不能接变量声明，可接函数、类声明及任意表达式。接收时不用括号，若导出</w:t>
-      </w:r>
-      <w:proofErr w:type="gramStart"/>
-      <w:r>
-        <w:t>多个值需通过</w:t>
-      </w:r>
-      <w:proofErr w:type="gramEnd"/>
-      <w:r>
-        <w:t>对象解构。</w:t>
+        <w:t>：一个文件只能有一个，不能接变量声明，可接函数、类声明及任意表达式。接收时不用括号，若导出多个值需通过对象解构。</w:t>
       </w:r>
     </w:p>
     <w:p>
@@ -10294,7 +9149,6 @@
           <w:rFonts w:hint="eastAsia"/>
         </w:rPr>
       </w:pPr>
-      <w:proofErr w:type="spellStart"/>
       <w:r>
         <w:rPr>
           <w:b/>
@@ -10302,7 +9156,6 @@
         </w:rPr>
         <w:t>CommonJS</w:t>
       </w:r>
-      <w:proofErr w:type="spellEnd"/>
       <w:r>
         <w:t>：</w:t>
       </w:r>
@@ -10325,15 +9178,7 @@
         <w:t>特点</w:t>
       </w:r>
       <w:r>
-        <w:t xml:space="preserve">：古老的社区规范，非自动严格模式，模块变量不能作为 global 或 </w:t>
-      </w:r>
-      <w:proofErr w:type="spellStart"/>
-      <w:r>
-        <w:t>globalThis</w:t>
-      </w:r>
-      <w:proofErr w:type="spellEnd"/>
-      <w:r>
-        <w:t xml:space="preserve"> 属性。</w:t>
+        <w:t>：古老的社区规范，非自动严格模式，模块变量不能作为 global 或 globalThis 属性。</w:t>
       </w:r>
     </w:p>
     <w:p>
@@ -10354,15 +9199,7 @@
         <w:t>导出导入</w:t>
       </w:r>
       <w:r>
-        <w:t xml:space="preserve">：用 </w:t>
-      </w:r>
-      <w:proofErr w:type="spellStart"/>
-      <w:r>
-        <w:t>module.exports</w:t>
-      </w:r>
-      <w:proofErr w:type="spellEnd"/>
-      <w:r>
-        <w:t xml:space="preserve"> 导出，可导出任意内容，用 require 导入，通过路径引入模块值，可通过对象解构接收多个值。</w:t>
+        <w:t>：用 module.exports 导出，可导出任意内容，用 require 导入，通过路径引入模块值，可通过对象解构接收多个值。</w:t>
       </w:r>
     </w:p>
     <w:p>
@@ -10427,15 +9264,7 @@
         <w:t>模块化方式</w:t>
       </w:r>
       <w:r>
-        <w:t xml:space="preserve">：有 ESM 和 </w:t>
-      </w:r>
-      <w:proofErr w:type="spellStart"/>
-      <w:r>
-        <w:t>CommonJS</w:t>
-      </w:r>
-      <w:proofErr w:type="spellEnd"/>
-      <w:r>
-        <w:t xml:space="preserve"> 两种，可将文件代码模块化，且模块外定义变量不能作为全局变量属性。</w:t>
+        <w:t>：有 ESM 和 CommonJS 两种，可将文件代码模块化，且模块外定义变量不能作为全局变量属性。</w:t>
       </w:r>
     </w:p>
     <w:p>
@@ -10456,23 +9285,7 @@
         <w:t>ESM 识别方式</w:t>
       </w:r>
       <w:r>
-        <w:t>：script 标签加 type="module"、文件后缀为.</w:t>
-      </w:r>
-      <w:proofErr w:type="spellStart"/>
-      <w:r>
-        <w:t>mjs</w:t>
-      </w:r>
-      <w:proofErr w:type="spellEnd"/>
-      <w:r>
-        <w:t>、</w:t>
-      </w:r>
-      <w:proofErr w:type="spellStart"/>
-      <w:r>
-        <w:t>package.json</w:t>
-      </w:r>
-      <w:proofErr w:type="spellEnd"/>
-      <w:r>
-        <w:t xml:space="preserve"> 里 type 属性设为 module。</w:t>
+        <w:t>：script 标签加 type="module"、文件后缀为.mjs、package.json 里 type 属性设为 module。</w:t>
       </w:r>
     </w:p>
     <w:p>
@@ -10514,23 +9327,7 @@
         <w:t>导出引入方式</w:t>
       </w:r>
       <w:r>
-        <w:t>：ESM 有 export default 和 export 两种导出方式，import 引入；</w:t>
-      </w:r>
-      <w:proofErr w:type="spellStart"/>
-      <w:r>
-        <w:t>CommonJS</w:t>
-      </w:r>
-      <w:proofErr w:type="spellEnd"/>
-      <w:r>
-        <w:t xml:space="preserve"> 通过 </w:t>
-      </w:r>
-      <w:proofErr w:type="spellStart"/>
-      <w:r>
-        <w:t>module.exports</w:t>
-      </w:r>
-      <w:proofErr w:type="spellEnd"/>
-      <w:r>
-        <w:t xml:space="preserve"> 导出，require 引入。</w:t>
+        <w:t>：ESM 有 export default 和 export 两种导出方式，import 引入；CommonJS 通过 module.exports 导出，require 引入。</w:t>
       </w:r>
     </w:p>
     <w:p>
@@ -10628,32 +9425,15 @@
         </w:rPr>
       </w:pPr>
       <w:bookmarkStart w:id="19" w:name="OLE_LINK8"/>
-      <w:proofErr w:type="spellStart"/>
-      <w:r>
-        <w:rPr>
-          <w:b/>
-          <w:bCs/>
-        </w:rPr>
-        <w:t>CommonJS</w:t>
-      </w:r>
-      <w:proofErr w:type="spellEnd"/>
-      <w:r>
-        <w:rPr>
-          <w:b/>
-          <w:bCs/>
-        </w:rPr>
-        <w:t xml:space="preserve"> 动态性</w:t>
-      </w:r>
-      <w:r>
-        <w:t>：</w:t>
-      </w:r>
-      <w:proofErr w:type="spellStart"/>
-      <w:r>
-        <w:t>CommonJS</w:t>
-      </w:r>
-      <w:proofErr w:type="spellEnd"/>
-      <w:r>
-        <w:t xml:space="preserve"> 是动态的，require 在运行时执行，类似函数调用。</w:t>
+      <w:r>
+        <w:rPr>
+          <w:b/>
+          <w:bCs/>
+        </w:rPr>
+        <w:t>CommonJS 动态性</w:t>
+      </w:r>
+      <w:r>
+        <w:t>：CommonJS 是动态的，require 在运行时执行，类似函数调用。</w:t>
       </w:r>
     </w:p>
     <w:p>
@@ -10717,15 +9497,7 @@
         <w:t>ES model</w:t>
       </w:r>
       <w:r>
-        <w:t>：具有活绑定特性，永远</w:t>
-      </w:r>
-      <w:proofErr w:type="gramStart"/>
-      <w:r>
-        <w:t>引用值</w:t>
-      </w:r>
-      <w:proofErr w:type="gramEnd"/>
-      <w:r>
-        <w:t>的引用，值改变会实时反映。</w:t>
+        <w:t>：具有活绑定特性，永远引用值的引用，值改变会实时反映。</w:t>
       </w:r>
     </w:p>
     <w:p>
@@ -10738,7 +9510,6 @@
           <w:rFonts w:hint="eastAsia"/>
         </w:rPr>
       </w:pPr>
-      <w:proofErr w:type="spellStart"/>
       <w:r>
         <w:rPr>
           <w:b/>
@@ -10746,17 +9517,8 @@
         </w:rPr>
         <w:t>CommonJS</w:t>
       </w:r>
-      <w:proofErr w:type="spellEnd"/>
-      <w:r>
-        <w:t>：是快照，后续调用返回缓存值。可通过对象属性或函数方式实现</w:t>
-      </w:r>
-      <w:proofErr w:type="gramStart"/>
-      <w:r>
-        <w:t>类似活</w:t>
-      </w:r>
-      <w:proofErr w:type="gramEnd"/>
-      <w:r>
-        <w:t>绑定效果。</w:t>
+      <w:r>
+        <w:t>：是快照，后续调用返回缓存值。可通过对象属性或函数方式实现类似活绑定效果。</w:t>
       </w:r>
     </w:p>
     <w:p>
@@ -10908,21 +9670,7 @@
               <w:rPr>
                 <w:rFonts w:hint="eastAsia"/>
               </w:rPr>
-              <w:t>"</w:t>
-            </w:r>
-            <w:proofErr w:type="gramStart"/>
-            <w:r>
-              <w:rPr>
-                <w:rFonts w:hint="eastAsia"/>
-              </w:rPr>
-              <w:t>use</w:t>
-            </w:r>
-            <w:proofErr w:type="gramEnd"/>
-            <w:r>
-              <w:rPr>
-                <w:rFonts w:hint="eastAsia"/>
-              </w:rPr>
-              <w:t xml:space="preserve"> strict";</w:t>
+              <w:t>"use strict";</w:t>
             </w:r>
           </w:p>
           <w:p>
@@ -10981,56 +9729,20 @@
               <w:rPr>
                 <w:rFonts w:hint="eastAsia"/>
               </w:rPr>
-              <w:t xml:space="preserve">function </w:t>
-            </w:r>
-            <w:proofErr w:type="spellStart"/>
-            <w:proofErr w:type="gramStart"/>
-            <w:r>
-              <w:rPr>
-                <w:rFonts w:hint="eastAsia"/>
-              </w:rPr>
-              <w:t>strictFunction</w:t>
-            </w:r>
-            <w:proofErr w:type="spellEnd"/>
-            <w:r>
-              <w:rPr>
-                <w:rFonts w:hint="eastAsia"/>
-              </w:rPr>
-              <w:t>(</w:t>
-            </w:r>
-            <w:proofErr w:type="gramEnd"/>
-            <w:r>
-              <w:rPr>
-                <w:rFonts w:hint="eastAsia"/>
-              </w:rPr>
-              <w:t>) {</w:t>
-            </w:r>
-          </w:p>
-          <w:p>
-            <w:pPr>
-              <w:rPr>
-                <w:rFonts w:hint="eastAsia"/>
-              </w:rPr>
-            </w:pPr>
-            <w:r>
-              <w:rPr>
-                <w:rFonts w:hint="eastAsia"/>
-              </w:rPr>
-              <w:t xml:space="preserve">  "</w:t>
-            </w:r>
-            <w:proofErr w:type="gramStart"/>
-            <w:r>
-              <w:rPr>
-                <w:rFonts w:hint="eastAsia"/>
-              </w:rPr>
-              <w:t>use</w:t>
-            </w:r>
-            <w:proofErr w:type="gramEnd"/>
-            <w:r>
-              <w:rPr>
-                <w:rFonts w:hint="eastAsia"/>
-              </w:rPr>
-              <w:t xml:space="preserve"> strict";</w:t>
+              <w:t>function strictFunction() {</w:t>
+            </w:r>
+          </w:p>
+          <w:p>
+            <w:pPr>
+              <w:rPr>
+                <w:rFonts w:hint="eastAsia"/>
+              </w:rPr>
+            </w:pPr>
+            <w:r>
+              <w:rPr>
+                <w:rFonts w:hint="eastAsia"/>
+              </w:rPr>
+              <w:t xml:space="preserve">  "use strict";</w:t>
             </w:r>
           </w:p>
           <w:p>
@@ -11089,29 +9801,7 @@
               <w:rPr>
                 <w:rFonts w:hint="eastAsia"/>
               </w:rPr>
-              <w:t xml:space="preserve">function </w:t>
-            </w:r>
-            <w:proofErr w:type="spellStart"/>
-            <w:proofErr w:type="gramStart"/>
-            <w:r>
-              <w:rPr>
-                <w:rFonts w:hint="eastAsia"/>
-              </w:rPr>
-              <w:t>nonStrictFunction</w:t>
-            </w:r>
-            <w:proofErr w:type="spellEnd"/>
-            <w:r>
-              <w:rPr>
-                <w:rFonts w:hint="eastAsia"/>
-              </w:rPr>
-              <w:t>(</w:t>
-            </w:r>
-            <w:proofErr w:type="gramEnd"/>
-            <w:r>
-              <w:rPr>
-                <w:rFonts w:hint="eastAsia"/>
-              </w:rPr>
-              <w:t>) {</w:t>
+              <w:t>function nonStrictFunction() {</w:t>
             </w:r>
           </w:p>
           <w:p>
@@ -11296,21 +9986,7 @@
               <w:rPr>
                 <w:rFonts w:hint="eastAsia"/>
               </w:rPr>
-              <w:t>console.log(</w:t>
-            </w:r>
-            <w:proofErr w:type="spellStart"/>
-            <w:r>
-              <w:rPr>
-                <w:rFonts w:hint="eastAsia"/>
-              </w:rPr>
-              <w:t>window.x</w:t>
-            </w:r>
-            <w:proofErr w:type="spellEnd"/>
-            <w:r>
-              <w:rPr>
-                <w:rFonts w:hint="eastAsia"/>
-              </w:rPr>
-              <w:t>); // 10</w:t>
+              <w:t>console.log(window.x); // 10</w:t>
             </w:r>
           </w:p>
           <w:p>
@@ -11343,48 +10019,20 @@
               <w:rPr>
                 <w:rFonts w:hint="eastAsia"/>
               </w:rPr>
-              <w:t>"</w:t>
-            </w:r>
-            <w:proofErr w:type="gramStart"/>
-            <w:r>
-              <w:rPr>
-                <w:rFonts w:hint="eastAsia"/>
-              </w:rPr>
-              <w:t>use</w:t>
-            </w:r>
-            <w:proofErr w:type="gramEnd"/>
-            <w:r>
-              <w:rPr>
-                <w:rFonts w:hint="eastAsia"/>
-              </w:rPr>
-              <w:t xml:space="preserve"> strict";</w:t>
-            </w:r>
-          </w:p>
-          <w:p>
-            <w:pPr>
-              <w:rPr>
-                <w:rFonts w:hint="eastAsia"/>
-              </w:rPr>
-            </w:pPr>
-            <w:r>
-              <w:rPr>
-                <w:rFonts w:hint="eastAsia"/>
-              </w:rPr>
-              <w:t xml:space="preserve">x = 10; // </w:t>
-            </w:r>
-            <w:proofErr w:type="spellStart"/>
-            <w:r>
-              <w:rPr>
-                <w:rFonts w:hint="eastAsia"/>
-              </w:rPr>
-              <w:t>ReferenceError</w:t>
-            </w:r>
-            <w:proofErr w:type="spellEnd"/>
-            <w:r>
-              <w:rPr>
-                <w:rFonts w:hint="eastAsia"/>
-              </w:rPr>
-              <w:t>: x is not defined</w:t>
+              <w:t>"use strict";</w:t>
+            </w:r>
+          </w:p>
+          <w:p>
+            <w:pPr>
+              <w:rPr>
+                <w:rFonts w:hint="eastAsia"/>
+              </w:rPr>
+            </w:pPr>
+            <w:r>
+              <w:rPr>
+                <w:rFonts w:hint="eastAsia"/>
+              </w:rPr>
+              <w:t>x = 10; // ReferenceError: x is not defined</w:t>
             </w:r>
             <w:r>
               <w:rPr>
@@ -11478,35 +10126,7 @@
               <w:rPr>
                 <w:rFonts w:hint="eastAsia"/>
               </w:rPr>
-              <w:t xml:space="preserve">var obj = </w:t>
-            </w:r>
-            <w:proofErr w:type="gramStart"/>
-            <w:r>
-              <w:rPr>
-                <w:rFonts w:hint="eastAsia"/>
-              </w:rPr>
-              <w:t>{ x</w:t>
-            </w:r>
-            <w:proofErr w:type="gramEnd"/>
-            <w:r>
-              <w:rPr>
-                <w:rFonts w:hint="eastAsia"/>
-              </w:rPr>
-              <w:t xml:space="preserve">: </w:t>
-            </w:r>
-            <w:proofErr w:type="gramStart"/>
-            <w:r>
-              <w:rPr>
-                <w:rFonts w:hint="eastAsia"/>
-              </w:rPr>
-              <w:t>1 }</w:t>
-            </w:r>
-            <w:proofErr w:type="gramEnd"/>
-            <w:r>
-              <w:rPr>
-                <w:rFonts w:hint="eastAsia"/>
-              </w:rPr>
-              <w:t>;</w:t>
+              <w:t>var obj = { x: 1 };</w:t>
             </w:r>
           </w:p>
           <w:p>
@@ -11532,30 +10152,8 @@
               <w:rPr>
                 <w:rFonts w:hint="eastAsia"/>
               </w:rPr>
-              <w:t xml:space="preserve">console.log(obj); // </w:t>
-            </w:r>
-            <w:proofErr w:type="gramStart"/>
-            <w:r>
-              <w:rPr>
-                <w:rFonts w:hint="eastAsia"/>
-              </w:rPr>
-              <w:t>{ x</w:t>
-            </w:r>
-            <w:proofErr w:type="gramEnd"/>
-            <w:r>
-              <w:rPr>
-                <w:rFonts w:hint="eastAsia"/>
-              </w:rPr>
-              <w:t xml:space="preserve">: </w:t>
-            </w:r>
-            <w:proofErr w:type="gramStart"/>
-            <w:r>
-              <w:rPr>
-                <w:rFonts w:hint="eastAsia"/>
-              </w:rPr>
-              <w:t>1 }</w:t>
-            </w:r>
-            <w:proofErr w:type="gramEnd"/>
+              <w:t>console.log(obj); // { x: 1 }</w:t>
+            </w:r>
           </w:p>
           <w:p>
             <w:pPr>
@@ -11587,89 +10185,33 @@
               <w:rPr>
                 <w:rFonts w:hint="eastAsia"/>
               </w:rPr>
-              <w:t>"</w:t>
-            </w:r>
-            <w:proofErr w:type="gramStart"/>
-            <w:r>
-              <w:rPr>
-                <w:rFonts w:hint="eastAsia"/>
-              </w:rPr>
-              <w:t>use</w:t>
-            </w:r>
-            <w:proofErr w:type="gramEnd"/>
-            <w:r>
-              <w:rPr>
-                <w:rFonts w:hint="eastAsia"/>
-              </w:rPr>
-              <w:t xml:space="preserve"> strict";</w:t>
-            </w:r>
-          </w:p>
-          <w:p>
-            <w:pPr>
-              <w:rPr>
-                <w:rFonts w:hint="eastAsia"/>
-              </w:rPr>
-            </w:pPr>
-            <w:r>
-              <w:rPr>
-                <w:rFonts w:hint="eastAsia"/>
-              </w:rPr>
-              <w:t xml:space="preserve">var obj = </w:t>
-            </w:r>
-            <w:proofErr w:type="gramStart"/>
-            <w:r>
-              <w:rPr>
-                <w:rFonts w:hint="eastAsia"/>
-              </w:rPr>
-              <w:t>{ x</w:t>
-            </w:r>
-            <w:proofErr w:type="gramEnd"/>
-            <w:r>
-              <w:rPr>
-                <w:rFonts w:hint="eastAsia"/>
-              </w:rPr>
-              <w:t xml:space="preserve">: </w:t>
-            </w:r>
-            <w:proofErr w:type="gramStart"/>
-            <w:r>
-              <w:rPr>
-                <w:rFonts w:hint="eastAsia"/>
-              </w:rPr>
-              <w:t>1 }</w:t>
-            </w:r>
-            <w:proofErr w:type="gramEnd"/>
-            <w:r>
-              <w:rPr>
-                <w:rFonts w:hint="eastAsia"/>
-              </w:rPr>
-              <w:t>;</w:t>
-            </w:r>
-          </w:p>
-          <w:p>
-            <w:pPr>
-              <w:rPr>
-                <w:rFonts w:hint="eastAsia"/>
-              </w:rPr>
-            </w:pPr>
-            <w:r>
-              <w:rPr>
-                <w:rFonts w:hint="eastAsia"/>
-              </w:rPr>
-              <w:t xml:space="preserve">delete obj; // </w:t>
-            </w:r>
-            <w:proofErr w:type="spellStart"/>
-            <w:r>
-              <w:rPr>
-                <w:rFonts w:hint="eastAsia"/>
-              </w:rPr>
-              <w:t>SyntaxError</w:t>
-            </w:r>
-            <w:proofErr w:type="spellEnd"/>
-            <w:r>
-              <w:rPr>
-                <w:rFonts w:hint="eastAsia"/>
-              </w:rPr>
-              <w:t>: Delete of an unqualified identifier in strict mode</w:t>
+              <w:t>"use strict";</w:t>
+            </w:r>
+          </w:p>
+          <w:p>
+            <w:pPr>
+              <w:rPr>
+                <w:rFonts w:hint="eastAsia"/>
+              </w:rPr>
+            </w:pPr>
+            <w:r>
+              <w:rPr>
+                <w:rFonts w:hint="eastAsia"/>
+              </w:rPr>
+              <w:t>var obj = { x: 1 };</w:t>
+            </w:r>
+          </w:p>
+          <w:p>
+            <w:pPr>
+              <w:rPr>
+                <w:rFonts w:hint="eastAsia"/>
+              </w:rPr>
+            </w:pPr>
+            <w:r>
+              <w:rPr>
+                <w:rFonts w:hint="eastAsia"/>
+              </w:rPr>
+              <w:t>delete obj; // SyntaxError: Delete of an unqualified identifier in strict mode</w:t>
             </w:r>
           </w:p>
         </w:tc>
@@ -11739,21 +10281,7 @@
               <w:rPr>
                 <w:rFonts w:hint="eastAsia"/>
               </w:rPr>
-              <w:t xml:space="preserve">  </w:t>
-            </w:r>
-            <w:proofErr w:type="gramStart"/>
-            <w:r>
-              <w:rPr>
-                <w:rFonts w:hint="eastAsia"/>
-              </w:rPr>
-              <w:t>console.log(</w:t>
-            </w:r>
-            <w:proofErr w:type="gramEnd"/>
-            <w:r>
-              <w:rPr>
-                <w:rFonts w:hint="eastAsia"/>
-              </w:rPr>
-              <w:t>a, c);</w:t>
+              <w:t xml:space="preserve">  console.log(a, c);</w:t>
             </w:r>
           </w:p>
           <w:p>
@@ -11812,76 +10340,20 @@
               <w:rPr>
                 <w:rFonts w:hint="eastAsia"/>
               </w:rPr>
-              <w:t>"</w:t>
-            </w:r>
-            <w:proofErr w:type="gramStart"/>
-            <w:r>
-              <w:rPr>
-                <w:rFonts w:hint="eastAsia"/>
-              </w:rPr>
-              <w:t>use</w:t>
-            </w:r>
-            <w:proofErr w:type="gramEnd"/>
-            <w:r>
-              <w:rPr>
-                <w:rFonts w:hint="eastAsia"/>
-              </w:rPr>
-              <w:t xml:space="preserve"> strict";</w:t>
-            </w:r>
-          </w:p>
-          <w:p>
-            <w:pPr>
-              <w:rPr>
-                <w:rFonts w:hint="eastAsia"/>
-              </w:rPr>
-            </w:pPr>
-            <w:r>
-              <w:rPr>
-                <w:rFonts w:hint="eastAsia"/>
-              </w:rPr>
-              <w:t xml:space="preserve">function </w:t>
-            </w:r>
-            <w:proofErr w:type="gramStart"/>
-            <w:r>
-              <w:rPr>
-                <w:rFonts w:hint="eastAsia"/>
-              </w:rPr>
-              <w:t>sum(</w:t>
-            </w:r>
-            <w:proofErr w:type="gramEnd"/>
-            <w:r>
-              <w:rPr>
-                <w:rFonts w:hint="eastAsia"/>
-              </w:rPr>
-              <w:t xml:space="preserve">a, a, c) </w:t>
-            </w:r>
-            <w:proofErr w:type="gramStart"/>
-            <w:r>
-              <w:rPr>
-                <w:rFonts w:hint="eastAsia"/>
-              </w:rPr>
-              <w:t>{ /</w:t>
-            </w:r>
-            <w:proofErr w:type="gramEnd"/>
-            <w:r>
-              <w:rPr>
-                <w:rFonts w:hint="eastAsia"/>
-              </w:rPr>
-              <w:t xml:space="preserve">/ </w:t>
-            </w:r>
-            <w:proofErr w:type="spellStart"/>
-            <w:r>
-              <w:rPr>
-                <w:rFonts w:hint="eastAsia"/>
-              </w:rPr>
-              <w:t>SyntaxError</w:t>
-            </w:r>
-            <w:proofErr w:type="spellEnd"/>
-            <w:r>
-              <w:rPr>
-                <w:rFonts w:hint="eastAsia"/>
-              </w:rPr>
-              <w:t>: Duplicate parameter name not allowed</w:t>
+              <w:t>"use strict";</w:t>
+            </w:r>
+          </w:p>
+          <w:p>
+            <w:pPr>
+              <w:rPr>
+                <w:rFonts w:hint="eastAsia"/>
+              </w:rPr>
+            </w:pPr>
+            <w:r>
+              <w:rPr>
+                <w:rFonts w:hint="eastAsia"/>
+              </w:rPr>
+              <w:t>function sum(a, a, c) { // SyntaxError: Duplicate parameter name not allowed</w:t>
             </w:r>
           </w:p>
           <w:p>
@@ -12015,48 +10487,20 @@
               <w:rPr>
                 <w:rFonts w:hint="eastAsia"/>
               </w:rPr>
-              <w:t>"</w:t>
-            </w:r>
-            <w:proofErr w:type="gramStart"/>
-            <w:r>
-              <w:rPr>
-                <w:rFonts w:hint="eastAsia"/>
-              </w:rPr>
-              <w:t>use</w:t>
-            </w:r>
-            <w:proofErr w:type="gramEnd"/>
-            <w:r>
-              <w:rPr>
-                <w:rFonts w:hint="eastAsia"/>
-              </w:rPr>
-              <w:t xml:space="preserve"> strict";</w:t>
-            </w:r>
-          </w:p>
-          <w:p>
-            <w:pPr>
-              <w:rPr>
-                <w:rFonts w:hint="eastAsia"/>
-              </w:rPr>
-            </w:pPr>
-            <w:r>
-              <w:rPr>
-                <w:rFonts w:hint="eastAsia"/>
-              </w:rPr>
-              <w:t xml:space="preserve">var num = 010; // </w:t>
-            </w:r>
-            <w:proofErr w:type="spellStart"/>
-            <w:r>
-              <w:rPr>
-                <w:rFonts w:hint="eastAsia"/>
-              </w:rPr>
-              <w:t>SyntaxError</w:t>
-            </w:r>
-            <w:proofErr w:type="spellEnd"/>
-            <w:r>
-              <w:rPr>
-                <w:rFonts w:hint="eastAsia"/>
-              </w:rPr>
-              <w:t>: Octal literals are not allowed</w:t>
+              <w:t>"use strict";</w:t>
+            </w:r>
+          </w:p>
+          <w:p>
+            <w:pPr>
+              <w:rPr>
+                <w:rFonts w:hint="eastAsia"/>
+              </w:rPr>
+            </w:pPr>
+            <w:r>
+              <w:rPr>
+                <w:rFonts w:hint="eastAsia"/>
+              </w:rPr>
+              <w:t>var num = 010; // SyntaxError: Octal literals are not allowed</w:t>
             </w:r>
           </w:p>
           <w:p>
@@ -12126,35 +10570,7 @@
               <w:rPr>
                 <w:rFonts w:hint="eastAsia"/>
               </w:rPr>
-              <w:t xml:space="preserve">var obj = </w:t>
-            </w:r>
-            <w:proofErr w:type="gramStart"/>
-            <w:r>
-              <w:rPr>
-                <w:rFonts w:hint="eastAsia"/>
-              </w:rPr>
-              <w:t>{ x</w:t>
-            </w:r>
-            <w:proofErr w:type="gramEnd"/>
-            <w:r>
-              <w:rPr>
-                <w:rFonts w:hint="eastAsia"/>
-              </w:rPr>
-              <w:t xml:space="preserve">: </w:t>
-            </w:r>
-            <w:proofErr w:type="gramStart"/>
-            <w:r>
-              <w:rPr>
-                <w:rFonts w:hint="eastAsia"/>
-              </w:rPr>
-              <w:t>1 }</w:t>
-            </w:r>
-            <w:proofErr w:type="gramEnd"/>
-            <w:r>
-              <w:rPr>
-                <w:rFonts w:hint="eastAsia"/>
-              </w:rPr>
-              <w:t>;</w:t>
+              <w:t>var obj = { x: 1 };</w:t>
             </w:r>
           </w:p>
           <w:p>
@@ -12232,103 +10648,33 @@
               <w:rPr>
                 <w:rFonts w:hint="eastAsia"/>
               </w:rPr>
-              <w:t>"</w:t>
-            </w:r>
-            <w:proofErr w:type="gramStart"/>
-            <w:r>
-              <w:rPr>
-                <w:rFonts w:hint="eastAsia"/>
-              </w:rPr>
-              <w:t>use</w:t>
-            </w:r>
-            <w:proofErr w:type="gramEnd"/>
-            <w:r>
-              <w:rPr>
-                <w:rFonts w:hint="eastAsia"/>
-              </w:rPr>
-              <w:t xml:space="preserve"> strict";</w:t>
-            </w:r>
-          </w:p>
-          <w:p>
-            <w:pPr>
-              <w:rPr>
-                <w:rFonts w:hint="eastAsia"/>
-              </w:rPr>
-            </w:pPr>
-            <w:r>
-              <w:rPr>
-                <w:rFonts w:hint="eastAsia"/>
-              </w:rPr>
-              <w:t xml:space="preserve">var obj = </w:t>
-            </w:r>
-            <w:proofErr w:type="gramStart"/>
-            <w:r>
-              <w:rPr>
-                <w:rFonts w:hint="eastAsia"/>
-              </w:rPr>
-              <w:t>{ x</w:t>
-            </w:r>
-            <w:proofErr w:type="gramEnd"/>
-            <w:r>
-              <w:rPr>
-                <w:rFonts w:hint="eastAsia"/>
-              </w:rPr>
-              <w:t xml:space="preserve">: </w:t>
-            </w:r>
-            <w:proofErr w:type="gramStart"/>
-            <w:r>
-              <w:rPr>
-                <w:rFonts w:hint="eastAsia"/>
-              </w:rPr>
-              <w:t>1 }</w:t>
-            </w:r>
-            <w:proofErr w:type="gramEnd"/>
-            <w:r>
-              <w:rPr>
-                <w:rFonts w:hint="eastAsia"/>
-              </w:rPr>
-              <w:t>;</w:t>
-            </w:r>
-          </w:p>
-          <w:p>
-            <w:pPr>
-              <w:rPr>
-                <w:rFonts w:hint="eastAsia"/>
-              </w:rPr>
-            </w:pPr>
-            <w:r>
-              <w:rPr>
-                <w:rFonts w:hint="eastAsia"/>
-              </w:rPr>
-              <w:t xml:space="preserve">with (obj) </w:t>
-            </w:r>
-            <w:proofErr w:type="gramStart"/>
-            <w:r>
-              <w:rPr>
-                <w:rFonts w:hint="eastAsia"/>
-              </w:rPr>
-              <w:t>{ /</w:t>
-            </w:r>
-            <w:proofErr w:type="gramEnd"/>
-            <w:r>
-              <w:rPr>
-                <w:rFonts w:hint="eastAsia"/>
-              </w:rPr>
-              <w:t xml:space="preserve">/ </w:t>
-            </w:r>
-            <w:proofErr w:type="spellStart"/>
-            <w:r>
-              <w:rPr>
-                <w:rFonts w:hint="eastAsia"/>
-              </w:rPr>
-              <w:t>SyntaxError</w:t>
-            </w:r>
-            <w:proofErr w:type="spellEnd"/>
-            <w:r>
-              <w:rPr>
-                <w:rFonts w:hint="eastAsia"/>
-              </w:rPr>
-              <w:t>: Strict mode code may not include a with statement</w:t>
+              <w:t>"use strict";</w:t>
+            </w:r>
+          </w:p>
+          <w:p>
+            <w:pPr>
+              <w:rPr>
+                <w:rFonts w:hint="eastAsia"/>
+              </w:rPr>
+            </w:pPr>
+            <w:r>
+              <w:rPr>
+                <w:rFonts w:hint="eastAsia"/>
+              </w:rPr>
+              <w:t>var obj = { x: 1 };</w:t>
+            </w:r>
+          </w:p>
+          <w:p>
+            <w:pPr>
+              <w:rPr>
+                <w:rFonts w:hint="eastAsia"/>
+              </w:rPr>
+            </w:pPr>
+            <w:r>
+              <w:rPr>
+                <w:rFonts w:hint="eastAsia"/>
+              </w:rPr>
+              <w:t>with (obj) { // SyntaxError: Strict mode code may not include a with statement</w:t>
             </w:r>
           </w:p>
           <w:p>
@@ -12435,19 +10781,11 @@
                 <w:rFonts w:hint="eastAsia"/>
               </w:rPr>
             </w:pPr>
-            <w:proofErr w:type="gramStart"/>
-            <w:r>
-              <w:rPr>
-                <w:rFonts w:hint="eastAsia"/>
-              </w:rPr>
-              <w:t>eval(</w:t>
-            </w:r>
-            <w:proofErr w:type="gramEnd"/>
-            <w:r>
-              <w:rPr>
-                <w:rFonts w:hint="eastAsia"/>
-              </w:rPr>
-              <w:t>"var x = 10;");</w:t>
+            <w:r>
+              <w:rPr>
+                <w:rFonts w:hint="eastAsia"/>
+              </w:rPr>
+              <w:t>eval("var x = 10;");</w:t>
             </w:r>
           </w:p>
           <w:p>
@@ -12493,69 +10831,33 @@
               <w:rPr>
                 <w:rFonts w:hint="eastAsia"/>
               </w:rPr>
-              <w:t>"</w:t>
-            </w:r>
-            <w:proofErr w:type="gramStart"/>
-            <w:r>
-              <w:rPr>
-                <w:rFonts w:hint="eastAsia"/>
-              </w:rPr>
-              <w:t>use</w:t>
-            </w:r>
-            <w:proofErr w:type="gramEnd"/>
-            <w:r>
-              <w:rPr>
-                <w:rFonts w:hint="eastAsia"/>
-              </w:rPr>
-              <w:t xml:space="preserve"> strict";</w:t>
-            </w:r>
-          </w:p>
-          <w:p>
-            <w:pPr>
-              <w:rPr>
-                <w:rFonts w:hint="eastAsia"/>
-              </w:rPr>
-            </w:pPr>
-            <w:proofErr w:type="gramStart"/>
-            <w:r>
-              <w:rPr>
-                <w:rFonts w:hint="eastAsia"/>
-              </w:rPr>
-              <w:t>eval(</w:t>
-            </w:r>
-            <w:proofErr w:type="gramEnd"/>
-            <w:r>
-              <w:rPr>
-                <w:rFonts w:hint="eastAsia"/>
-              </w:rPr>
-              <w:t>"var x = 10;");</w:t>
-            </w:r>
-          </w:p>
-          <w:p>
-            <w:pPr>
-              <w:rPr>
-                <w:rFonts w:hint="eastAsia"/>
-              </w:rPr>
-            </w:pPr>
-            <w:r>
-              <w:rPr>
-                <w:rFonts w:hint="eastAsia"/>
-              </w:rPr>
-              <w:t xml:space="preserve">console.log(x); // </w:t>
-            </w:r>
-            <w:proofErr w:type="spellStart"/>
-            <w:r>
-              <w:rPr>
-                <w:rFonts w:hint="eastAsia"/>
-              </w:rPr>
-              <w:t>ReferenceError</w:t>
-            </w:r>
-            <w:proofErr w:type="spellEnd"/>
-            <w:r>
-              <w:rPr>
-                <w:rFonts w:hint="eastAsia"/>
-              </w:rPr>
-              <w:t>: x is not defined</w:t>
+              <w:t>"use strict";</w:t>
+            </w:r>
+          </w:p>
+          <w:p>
+            <w:pPr>
+              <w:rPr>
+                <w:rFonts w:hint="eastAsia"/>
+              </w:rPr>
+            </w:pPr>
+            <w:r>
+              <w:rPr>
+                <w:rFonts w:hint="eastAsia"/>
+              </w:rPr>
+              <w:t>eval("var x = 10;");</w:t>
+            </w:r>
+          </w:p>
+          <w:p>
+            <w:pPr>
+              <w:rPr>
+                <w:rFonts w:hint="eastAsia"/>
+              </w:rPr>
+            </w:pPr>
+            <w:r>
+              <w:rPr>
+                <w:rFonts w:hint="eastAsia"/>
+              </w:rPr>
+              <w:t>console.log(x); // ReferenceError: x is not defined</w:t>
             </w:r>
           </w:p>
         </w:tc>
@@ -12612,29 +10914,7 @@
               <w:rPr>
                 <w:rFonts w:hint="eastAsia"/>
               </w:rPr>
-              <w:t xml:space="preserve">function </w:t>
-            </w:r>
-            <w:proofErr w:type="spellStart"/>
-            <w:proofErr w:type="gramStart"/>
-            <w:r>
-              <w:rPr>
-                <w:rFonts w:hint="eastAsia"/>
-              </w:rPr>
-              <w:t>showThis</w:t>
-            </w:r>
-            <w:proofErr w:type="spellEnd"/>
-            <w:r>
-              <w:rPr>
-                <w:rFonts w:hint="eastAsia"/>
-              </w:rPr>
-              <w:t>(</w:t>
-            </w:r>
-            <w:proofErr w:type="gramEnd"/>
-            <w:r>
-              <w:rPr>
-                <w:rFonts w:hint="eastAsia"/>
-              </w:rPr>
-              <w:t>) {</w:t>
+              <w:t>function showThis() {</w:t>
             </w:r>
           </w:p>
           <w:p>
@@ -12669,27 +10949,11 @@
                 <w:rFonts w:hint="eastAsia"/>
               </w:rPr>
             </w:pPr>
-            <w:proofErr w:type="spellStart"/>
-            <w:proofErr w:type="gramStart"/>
-            <w:r>
-              <w:rPr>
-                <w:rFonts w:hint="eastAsia"/>
-              </w:rPr>
-              <w:t>showThis</w:t>
-            </w:r>
-            <w:proofErr w:type="spellEnd"/>
-            <w:r>
-              <w:rPr>
-                <w:rFonts w:hint="eastAsia"/>
-              </w:rPr>
-              <w:t>(</w:t>
-            </w:r>
-            <w:proofErr w:type="gramEnd"/>
-            <w:r>
-              <w:rPr>
-                <w:rFonts w:hint="eastAsia"/>
-              </w:rPr>
-              <w:t>);</w:t>
+            <w:r>
+              <w:rPr>
+                <w:rFonts w:hint="eastAsia"/>
+              </w:rPr>
+              <w:t>showThis();</w:t>
             </w:r>
           </w:p>
           <w:p>
@@ -12722,56 +10986,20 @@
               <w:rPr>
                 <w:rFonts w:hint="eastAsia"/>
               </w:rPr>
-              <w:t>"</w:t>
-            </w:r>
-            <w:proofErr w:type="gramStart"/>
-            <w:r>
-              <w:rPr>
-                <w:rFonts w:hint="eastAsia"/>
-              </w:rPr>
-              <w:t>use</w:t>
-            </w:r>
-            <w:proofErr w:type="gramEnd"/>
-            <w:r>
-              <w:rPr>
-                <w:rFonts w:hint="eastAsia"/>
-              </w:rPr>
-              <w:t xml:space="preserve"> strict";</w:t>
-            </w:r>
-          </w:p>
-          <w:p>
-            <w:pPr>
-              <w:rPr>
-                <w:rFonts w:hint="eastAsia"/>
-              </w:rPr>
-            </w:pPr>
-            <w:r>
-              <w:rPr>
-                <w:rFonts w:hint="eastAsia"/>
-              </w:rPr>
-              <w:t xml:space="preserve">function </w:t>
-            </w:r>
-            <w:proofErr w:type="spellStart"/>
-            <w:proofErr w:type="gramStart"/>
-            <w:r>
-              <w:rPr>
-                <w:rFonts w:hint="eastAsia"/>
-              </w:rPr>
-              <w:t>showThis</w:t>
-            </w:r>
-            <w:proofErr w:type="spellEnd"/>
-            <w:r>
-              <w:rPr>
-                <w:rFonts w:hint="eastAsia"/>
-              </w:rPr>
-              <w:t>(</w:t>
-            </w:r>
-            <w:proofErr w:type="gramEnd"/>
-            <w:r>
-              <w:rPr>
-                <w:rFonts w:hint="eastAsia"/>
-              </w:rPr>
-              <w:t>) {</w:t>
+              <w:t>"use strict";</w:t>
+            </w:r>
+          </w:p>
+          <w:p>
+            <w:pPr>
+              <w:rPr>
+                <w:rFonts w:hint="eastAsia"/>
+              </w:rPr>
+            </w:pPr>
+            <w:r>
+              <w:rPr>
+                <w:rFonts w:hint="eastAsia"/>
+              </w:rPr>
+              <w:t>function showThis() {</w:t>
             </w:r>
           </w:p>
           <w:p>
@@ -12806,27 +11034,11 @@
                 <w:rFonts w:hint="eastAsia"/>
               </w:rPr>
             </w:pPr>
-            <w:proofErr w:type="spellStart"/>
-            <w:proofErr w:type="gramStart"/>
-            <w:r>
-              <w:rPr>
-                <w:rFonts w:hint="eastAsia"/>
-              </w:rPr>
-              <w:t>showThis</w:t>
-            </w:r>
-            <w:proofErr w:type="spellEnd"/>
-            <w:r>
-              <w:rPr>
-                <w:rFonts w:hint="eastAsia"/>
-              </w:rPr>
-              <w:t>(</w:t>
-            </w:r>
-            <w:proofErr w:type="gramEnd"/>
-            <w:r>
-              <w:rPr>
-                <w:rFonts w:hint="eastAsia"/>
-              </w:rPr>
-              <w:t>);</w:t>
+            <w:r>
+              <w:rPr>
+                <w:rFonts w:hint="eastAsia"/>
+              </w:rPr>
+              <w:t>showThis();</w:t>
             </w:r>
           </w:p>
           <w:p>
@@ -12855,33 +11067,11 @@
                 <w:rFonts w:hint="eastAsia"/>
               </w:rPr>
             </w:pPr>
-            <w:proofErr w:type="spellStart"/>
-            <w:r>
-              <w:rPr>
-                <w:rFonts w:hint="eastAsia"/>
-              </w:rPr>
-              <w:t>setTimeout</w:t>
-            </w:r>
-            <w:proofErr w:type="spellEnd"/>
-            <w:r>
-              <w:rPr>
-                <w:rFonts w:hint="eastAsia"/>
-              </w:rPr>
-              <w:t>(</w:t>
-            </w:r>
-            <w:proofErr w:type="gramStart"/>
-            <w:r>
-              <w:rPr>
-                <w:rFonts w:hint="eastAsia"/>
-              </w:rPr>
-              <w:t>function(</w:t>
-            </w:r>
-            <w:proofErr w:type="gramEnd"/>
-            <w:r>
-              <w:rPr>
-                <w:rFonts w:hint="eastAsia"/>
-              </w:rPr>
-              <w:t>) {</w:t>
+            <w:r>
+              <w:rPr>
+                <w:rFonts w:hint="eastAsia"/>
+              </w:rPr>
+              <w:t>setTimeout(function() {</w:t>
             </w:r>
           </w:p>
           <w:p>
@@ -12940,56 +11130,20 @@
               <w:rPr>
                 <w:rFonts w:hint="eastAsia"/>
               </w:rPr>
-              <w:t>"</w:t>
-            </w:r>
-            <w:proofErr w:type="gramStart"/>
-            <w:r>
-              <w:rPr>
-                <w:rFonts w:hint="eastAsia"/>
-              </w:rPr>
-              <w:t>use</w:t>
-            </w:r>
-            <w:proofErr w:type="gramEnd"/>
-            <w:r>
-              <w:rPr>
-                <w:rFonts w:hint="eastAsia"/>
-              </w:rPr>
-              <w:t xml:space="preserve"> strict";</w:t>
-            </w:r>
-          </w:p>
-          <w:p>
-            <w:pPr>
-              <w:rPr>
-                <w:rFonts w:hint="eastAsia"/>
-              </w:rPr>
-            </w:pPr>
-            <w:proofErr w:type="spellStart"/>
-            <w:r>
-              <w:rPr>
-                <w:rFonts w:hint="eastAsia"/>
-              </w:rPr>
-              <w:t>setTimeout</w:t>
-            </w:r>
-            <w:proofErr w:type="spellEnd"/>
-            <w:r>
-              <w:rPr>
-                <w:rFonts w:hint="eastAsia"/>
-              </w:rPr>
-              <w:t>(</w:t>
-            </w:r>
-            <w:proofErr w:type="gramStart"/>
-            <w:r>
-              <w:rPr>
-                <w:rFonts w:hint="eastAsia"/>
-              </w:rPr>
-              <w:t>function(</w:t>
-            </w:r>
-            <w:proofErr w:type="gramEnd"/>
-            <w:r>
-              <w:rPr>
-                <w:rFonts w:hint="eastAsia"/>
-              </w:rPr>
-              <w:t>) {</w:t>
+              <w:t>"use strict";</w:t>
+            </w:r>
+          </w:p>
+          <w:p>
+            <w:pPr>
+              <w:rPr>
+                <w:rFonts w:hint="eastAsia"/>
+              </w:rPr>
+            </w:pPr>
+            <w:r>
+              <w:rPr>
+                <w:rFonts w:hint="eastAsia"/>
+              </w:rPr>
+              <w:t>setTimeout(function() {</w:t>
             </w:r>
           </w:p>
           <w:p>
@@ -13086,33 +11240,11 @@
                 <w:rFonts w:hint="eastAsia"/>
               </w:rPr>
             </w:pPr>
-            <w:proofErr w:type="spellStart"/>
-            <w:r>
-              <w:rPr>
-                <w:rFonts w:hint="eastAsia"/>
-              </w:rPr>
-              <w:t>Object.defineProperty</w:t>
-            </w:r>
-            <w:proofErr w:type="spellEnd"/>
-            <w:r>
-              <w:rPr>
-                <w:rFonts w:hint="eastAsia"/>
-              </w:rPr>
-              <w:t>(obj, "</w:t>
-            </w:r>
-            <w:proofErr w:type="spellStart"/>
-            <w:r>
-              <w:rPr>
-                <w:rFonts w:hint="eastAsia"/>
-              </w:rPr>
-              <w:t>readOnly</w:t>
-            </w:r>
-            <w:proofErr w:type="spellEnd"/>
-            <w:r>
-              <w:rPr>
-                <w:rFonts w:hint="eastAsia"/>
-              </w:rPr>
-              <w:t>", {</w:t>
+            <w:r>
+              <w:rPr>
+                <w:rFonts w:hint="eastAsia"/>
+              </w:rPr>
+              <w:t>Object.defineProperty(obj, "readOnly", {</w:t>
             </w:r>
           </w:p>
           <w:p>
@@ -13160,48 +11292,24 @@
                 <w:rFonts w:hint="eastAsia"/>
               </w:rPr>
             </w:pPr>
-            <w:proofErr w:type="spellStart"/>
-            <w:r>
-              <w:rPr>
-                <w:rFonts w:hint="eastAsia"/>
-              </w:rPr>
-              <w:t>obj.readOnly</w:t>
-            </w:r>
-            <w:proofErr w:type="spellEnd"/>
-            <w:r>
-              <w:rPr>
-                <w:rFonts w:hint="eastAsia"/>
-              </w:rPr>
-              <w:t xml:space="preserve"> = 100; // 静默失败</w:t>
-            </w:r>
-          </w:p>
-          <w:p>
-            <w:pPr>
-              <w:rPr>
-                <w:rFonts w:hint="eastAsia"/>
-              </w:rPr>
-            </w:pPr>
-            <w:r>
-              <w:rPr>
-                <w:rFonts w:hint="eastAsia"/>
-              </w:rPr>
-              <w:t>console.log(</w:t>
-            </w:r>
-            <w:proofErr w:type="spellStart"/>
-            <w:proofErr w:type="gramStart"/>
-            <w:r>
-              <w:rPr>
-                <w:rFonts w:hint="eastAsia"/>
-              </w:rPr>
-              <w:t>obj.readOnly</w:t>
-            </w:r>
-            <w:proofErr w:type="spellEnd"/>
-            <w:proofErr w:type="gramEnd"/>
-            <w:r>
-              <w:rPr>
-                <w:rFonts w:hint="eastAsia"/>
-              </w:rPr>
-              <w:t>); // 42</w:t>
+            <w:r>
+              <w:rPr>
+                <w:rFonts w:hint="eastAsia"/>
+              </w:rPr>
+              <w:t>obj.readOnly = 100; // 静默失败</w:t>
+            </w:r>
+          </w:p>
+          <w:p>
+            <w:pPr>
+              <w:rPr>
+                <w:rFonts w:hint="eastAsia"/>
+              </w:rPr>
+            </w:pPr>
+            <w:r>
+              <w:rPr>
+                <w:rFonts w:hint="eastAsia"/>
+              </w:rPr>
+              <w:t>console.log(obj.readOnly); // 42</w:t>
             </w:r>
           </w:p>
           <w:p>
@@ -13234,21 +11342,7 @@
               <w:rPr>
                 <w:rFonts w:hint="eastAsia"/>
               </w:rPr>
-              <w:t>"</w:t>
-            </w:r>
-            <w:proofErr w:type="gramStart"/>
-            <w:r>
-              <w:rPr>
-                <w:rFonts w:hint="eastAsia"/>
-              </w:rPr>
-              <w:t>use</w:t>
-            </w:r>
-            <w:proofErr w:type="gramEnd"/>
-            <w:r>
-              <w:rPr>
-                <w:rFonts w:hint="eastAsia"/>
-              </w:rPr>
-              <w:t xml:space="preserve"> strict";</w:t>
+              <w:t>"use strict";</w:t>
             </w:r>
           </w:p>
           <w:p>
@@ -13270,33 +11364,11 @@
                 <w:rFonts w:hint="eastAsia"/>
               </w:rPr>
             </w:pPr>
-            <w:proofErr w:type="spellStart"/>
-            <w:r>
-              <w:rPr>
-                <w:rFonts w:hint="eastAsia"/>
-              </w:rPr>
-              <w:t>Object.defineProperty</w:t>
-            </w:r>
-            <w:proofErr w:type="spellEnd"/>
-            <w:r>
-              <w:rPr>
-                <w:rFonts w:hint="eastAsia"/>
-              </w:rPr>
-              <w:t>(obj, "</w:t>
-            </w:r>
-            <w:proofErr w:type="spellStart"/>
-            <w:r>
-              <w:rPr>
-                <w:rFonts w:hint="eastAsia"/>
-              </w:rPr>
-              <w:t>readOnly</w:t>
-            </w:r>
-            <w:proofErr w:type="spellEnd"/>
-            <w:r>
-              <w:rPr>
-                <w:rFonts w:hint="eastAsia"/>
-              </w:rPr>
-              <w:t>", {</w:t>
+            <w:r>
+              <w:rPr>
+                <w:rFonts w:hint="eastAsia"/>
+              </w:rPr>
+              <w:t>Object.defineProperty(obj, "readOnly", {</w:t>
             </w:r>
           </w:p>
           <w:p>
@@ -13344,35 +11416,11 @@
                 <w:rFonts w:hint="eastAsia"/>
               </w:rPr>
             </w:pPr>
-            <w:proofErr w:type="spellStart"/>
-            <w:proofErr w:type="gramStart"/>
-            <w:r>
-              <w:rPr>
-                <w:rFonts w:hint="eastAsia"/>
-              </w:rPr>
-              <w:t>obj.readOnly</w:t>
-            </w:r>
-            <w:proofErr w:type="spellEnd"/>
-            <w:proofErr w:type="gramEnd"/>
-            <w:r>
-              <w:rPr>
-                <w:rFonts w:hint="eastAsia"/>
-              </w:rPr>
-              <w:t xml:space="preserve"> = 100; // </w:t>
-            </w:r>
-            <w:proofErr w:type="spellStart"/>
-            <w:r>
-              <w:rPr>
-                <w:rFonts w:hint="eastAsia"/>
-              </w:rPr>
-              <w:t>TypeError</w:t>
-            </w:r>
-            <w:proofErr w:type="spellEnd"/>
-            <w:r>
-              <w:rPr>
-                <w:rFonts w:hint="eastAsia"/>
-              </w:rPr>
-              <w:t>: Cannot assign to read only property</w:t>
+            <w:r>
+              <w:rPr>
+                <w:rFonts w:hint="eastAsia"/>
+              </w:rPr>
+              <w:t>obj.readOnly = 100; // TypeError: Cannot assign to read only property</w:t>
             </w:r>
           </w:p>
         </w:tc>
@@ -13434,48 +11482,20 @@
               <w:rPr>
                 <w:rFonts w:hint="eastAsia"/>
               </w:rPr>
-              <w:t xml:space="preserve">function </w:t>
-            </w:r>
-            <w:proofErr w:type="gramStart"/>
-            <w:r>
-              <w:rPr>
-                <w:rFonts w:hint="eastAsia"/>
-              </w:rPr>
-              <w:t>test(</w:t>
-            </w:r>
-            <w:proofErr w:type="gramEnd"/>
-            <w:r>
-              <w:rPr>
-                <w:rFonts w:hint="eastAsia"/>
-              </w:rPr>
-              <w:t>a, b) {</w:t>
-            </w:r>
-          </w:p>
-          <w:p>
-            <w:pPr>
-              <w:rPr>
-                <w:rFonts w:hint="eastAsia"/>
-              </w:rPr>
-            </w:pPr>
-            <w:r>
-              <w:rPr>
-                <w:rFonts w:hint="eastAsia"/>
-              </w:rPr>
-              <w:t xml:space="preserve">  </w:t>
-            </w:r>
-            <w:proofErr w:type="gramStart"/>
-            <w:r>
-              <w:rPr>
-                <w:rFonts w:hint="eastAsia"/>
-              </w:rPr>
-              <w:t>arguments[</w:t>
-            </w:r>
-            <w:proofErr w:type="gramEnd"/>
-            <w:r>
-              <w:rPr>
-                <w:rFonts w:hint="eastAsia"/>
-              </w:rPr>
-              <w:t>0] = 100;</w:t>
+              <w:t>function test(a, b) {</w:t>
+            </w:r>
+          </w:p>
+          <w:p>
+            <w:pPr>
+              <w:rPr>
+                <w:rFonts w:hint="eastAsia"/>
+              </w:rPr>
+            </w:pPr>
+            <w:r>
+              <w:rPr>
+                <w:rFonts w:hint="eastAsia"/>
+              </w:rPr>
+              <w:t xml:space="preserve">  arguments[0] = 100;</w:t>
             </w:r>
           </w:p>
           <w:p>
@@ -13501,21 +11521,7 @@
               <w:rPr>
                 <w:rFonts w:hint="eastAsia"/>
               </w:rPr>
-              <w:t xml:space="preserve">  console.log(</w:t>
-            </w:r>
-            <w:proofErr w:type="spellStart"/>
-            <w:r>
-              <w:rPr>
-                <w:rFonts w:hint="eastAsia"/>
-              </w:rPr>
-              <w:t>arguments.callee</w:t>
-            </w:r>
-            <w:proofErr w:type="spellEnd"/>
-            <w:r>
-              <w:rPr>
-                <w:rFonts w:hint="eastAsia"/>
-              </w:rPr>
-              <w:t>); // 函数自身</w:t>
+              <w:t xml:space="preserve">  console.log(arguments.callee); // 函数自身</w:t>
             </w:r>
           </w:p>
           <w:p>
@@ -13537,19 +11543,11 @@
                 <w:rFonts w:hint="eastAsia"/>
               </w:rPr>
             </w:pPr>
-            <w:proofErr w:type="gramStart"/>
-            <w:r>
-              <w:rPr>
-                <w:rFonts w:hint="eastAsia"/>
-              </w:rPr>
-              <w:t>test(</w:t>
-            </w:r>
-            <w:proofErr w:type="gramEnd"/>
-            <w:r>
-              <w:rPr>
-                <w:rFonts w:hint="eastAsia"/>
-              </w:rPr>
-              <w:t>1, 2);</w:t>
+            <w:r>
+              <w:rPr>
+                <w:rFonts w:hint="eastAsia"/>
+              </w:rPr>
+              <w:t>test(1, 2);</w:t>
             </w:r>
           </w:p>
           <w:p>
@@ -13582,75 +11580,33 @@
               <w:rPr>
                 <w:rFonts w:hint="eastAsia"/>
               </w:rPr>
-              <w:t>"</w:t>
-            </w:r>
-            <w:proofErr w:type="gramStart"/>
-            <w:r>
-              <w:rPr>
-                <w:rFonts w:hint="eastAsia"/>
-              </w:rPr>
-              <w:t>use</w:t>
-            </w:r>
-            <w:proofErr w:type="gramEnd"/>
-            <w:r>
-              <w:rPr>
-                <w:rFonts w:hint="eastAsia"/>
-              </w:rPr>
-              <w:t xml:space="preserve"> strict";</w:t>
-            </w:r>
-          </w:p>
-          <w:p>
-            <w:pPr>
-              <w:rPr>
-                <w:rFonts w:hint="eastAsia"/>
-              </w:rPr>
-            </w:pPr>
-            <w:r>
-              <w:rPr>
-                <w:rFonts w:hint="eastAsia"/>
-              </w:rPr>
-              <w:t xml:space="preserve">function </w:t>
-            </w:r>
-            <w:proofErr w:type="gramStart"/>
-            <w:r>
-              <w:rPr>
-                <w:rFonts w:hint="eastAsia"/>
-              </w:rPr>
-              <w:t>test(</w:t>
-            </w:r>
-            <w:proofErr w:type="gramEnd"/>
-            <w:r>
-              <w:rPr>
-                <w:rFonts w:hint="eastAsia"/>
-              </w:rPr>
-              <w:t>a, b) {</w:t>
-            </w:r>
-          </w:p>
-          <w:p>
-            <w:pPr>
-              <w:rPr>
-                <w:rFonts w:hint="eastAsia"/>
-              </w:rPr>
-            </w:pPr>
-            <w:r>
-              <w:rPr>
-                <w:rFonts w:hint="eastAsia"/>
-              </w:rPr>
-              <w:t xml:space="preserve">  </w:t>
-            </w:r>
-            <w:proofErr w:type="gramStart"/>
-            <w:r>
-              <w:rPr>
-                <w:rFonts w:hint="eastAsia"/>
-              </w:rPr>
-              <w:t>arguments[</w:t>
-            </w:r>
-            <w:proofErr w:type="gramEnd"/>
-            <w:r>
-              <w:rPr>
-                <w:rFonts w:hint="eastAsia"/>
-              </w:rPr>
-              <w:t>0] = 100;</w:t>
+              <w:t>"use strict";</w:t>
+            </w:r>
+          </w:p>
+          <w:p>
+            <w:pPr>
+              <w:rPr>
+                <w:rFonts w:hint="eastAsia"/>
+              </w:rPr>
+            </w:pPr>
+            <w:r>
+              <w:rPr>
+                <w:rFonts w:hint="eastAsia"/>
+              </w:rPr>
+              <w:t>function test(a, b) {</w:t>
+            </w:r>
+          </w:p>
+          <w:p>
+            <w:pPr>
+              <w:rPr>
+                <w:rFonts w:hint="eastAsia"/>
+              </w:rPr>
+            </w:pPr>
+            <w:r>
+              <w:rPr>
+                <w:rFonts w:hint="eastAsia"/>
+              </w:rPr>
+              <w:t xml:space="preserve">  arguments[0] = 100;</w:t>
             </w:r>
           </w:p>
           <w:p>
@@ -13676,37 +11632,7 @@
               <w:rPr>
                 <w:rFonts w:hint="eastAsia"/>
               </w:rPr>
-              <w:t xml:space="preserve">  console.log(</w:t>
-            </w:r>
-            <w:proofErr w:type="spellStart"/>
-            <w:proofErr w:type="gramStart"/>
-            <w:r>
-              <w:rPr>
-                <w:rFonts w:hint="eastAsia"/>
-              </w:rPr>
-              <w:t>arguments.callee</w:t>
-            </w:r>
-            <w:proofErr w:type="spellEnd"/>
-            <w:proofErr w:type="gramEnd"/>
-            <w:r>
-              <w:rPr>
-                <w:rFonts w:hint="eastAsia"/>
-              </w:rPr>
-              <w:t xml:space="preserve">); // </w:t>
-            </w:r>
-            <w:proofErr w:type="spellStart"/>
-            <w:r>
-              <w:rPr>
-                <w:rFonts w:hint="eastAsia"/>
-              </w:rPr>
-              <w:t>TypeError</w:t>
-            </w:r>
-            <w:proofErr w:type="spellEnd"/>
-            <w:r>
-              <w:rPr>
-                <w:rFonts w:hint="eastAsia"/>
-              </w:rPr>
-              <w:t>: 'caller', 'callee', and 'arguments' properties may not be accessed</w:t>
+              <w:t xml:space="preserve">  console.log(arguments.callee); // TypeError: 'caller', 'callee', and 'arguments' properties may not be accessed</w:t>
             </w:r>
           </w:p>
           <w:p>
@@ -13728,19 +11654,11 @@
                 <w:rFonts w:hint="eastAsia"/>
               </w:rPr>
             </w:pPr>
-            <w:proofErr w:type="gramStart"/>
-            <w:r>
-              <w:rPr>
-                <w:rFonts w:hint="eastAsia"/>
-              </w:rPr>
-              <w:t>test(</w:t>
-            </w:r>
-            <w:proofErr w:type="gramEnd"/>
-            <w:r>
-              <w:rPr>
-                <w:rFonts w:hint="eastAsia"/>
-              </w:rPr>
-              <w:t>1, 2);</w:t>
+            <w:r>
+              <w:rPr>
+                <w:rFonts w:hint="eastAsia"/>
+              </w:rPr>
+              <w:t>test(1, 2);</w:t>
             </w:r>
           </w:p>
         </w:tc>
@@ -13848,75 +11766,33 @@
               <w:rPr>
                 <w:rFonts w:hint="eastAsia"/>
               </w:rPr>
-              <w:t>"</w:t>
-            </w:r>
-            <w:proofErr w:type="gramStart"/>
-            <w:r>
-              <w:rPr>
-                <w:rFonts w:hint="eastAsia"/>
-              </w:rPr>
-              <w:t>use</w:t>
-            </w:r>
-            <w:proofErr w:type="gramEnd"/>
-            <w:r>
-              <w:rPr>
-                <w:rFonts w:hint="eastAsia"/>
-              </w:rPr>
-              <w:t xml:space="preserve"> strict";</w:t>
-            </w:r>
-          </w:p>
-          <w:p>
-            <w:pPr>
-              <w:rPr>
-                <w:rFonts w:hint="eastAsia"/>
-              </w:rPr>
-            </w:pPr>
-            <w:r>
-              <w:rPr>
-                <w:rFonts w:hint="eastAsia"/>
-              </w:rPr>
-              <w:t xml:space="preserve">var let = 10; // </w:t>
-            </w:r>
-            <w:proofErr w:type="spellStart"/>
-            <w:r>
-              <w:rPr>
-                <w:rFonts w:hint="eastAsia"/>
-              </w:rPr>
-              <w:t>SyntaxError</w:t>
-            </w:r>
-            <w:proofErr w:type="spellEnd"/>
-            <w:r>
-              <w:rPr>
-                <w:rFonts w:hint="eastAsia"/>
-              </w:rPr>
-              <w:t>: Unexpected strict mode reserved word</w:t>
-            </w:r>
-          </w:p>
-          <w:p>
-            <w:pPr>
-              <w:rPr>
-                <w:rFonts w:hint="eastAsia"/>
-              </w:rPr>
-            </w:pPr>
-            <w:r>
-              <w:rPr>
-                <w:rFonts w:hint="eastAsia"/>
-              </w:rPr>
-              <w:t xml:space="preserve">var implements = 20; // </w:t>
-            </w:r>
-            <w:proofErr w:type="spellStart"/>
-            <w:r>
-              <w:rPr>
-                <w:rFonts w:hint="eastAsia"/>
-              </w:rPr>
-              <w:t>SyntaxError</w:t>
-            </w:r>
-            <w:proofErr w:type="spellEnd"/>
-            <w:r>
-              <w:rPr>
-                <w:rFonts w:hint="eastAsia"/>
-              </w:rPr>
-              <w:t>: Unexpected strict mode reserved word</w:t>
+              <w:t>"use strict";</w:t>
+            </w:r>
+          </w:p>
+          <w:p>
+            <w:pPr>
+              <w:rPr>
+                <w:rFonts w:hint="eastAsia"/>
+              </w:rPr>
+            </w:pPr>
+            <w:r>
+              <w:rPr>
+                <w:rFonts w:hint="eastAsia"/>
+              </w:rPr>
+              <w:t>var let = 10; // SyntaxError: Unexpected strict mode reserved word</w:t>
+            </w:r>
+          </w:p>
+          <w:p>
+            <w:pPr>
+              <w:rPr>
+                <w:rFonts w:hint="eastAsia"/>
+              </w:rPr>
+            </w:pPr>
+            <w:r>
+              <w:rPr>
+                <w:rFonts w:hint="eastAsia"/>
+              </w:rPr>
+              <w:t>var implements = 20; // SyntaxError: Unexpected strict mode reserved word</w:t>
             </w:r>
           </w:p>
         </w:tc>
@@ -13974,13 +11850,8 @@
           <w:rFonts w:hint="eastAsia"/>
         </w:rPr>
       </w:pPr>
-      <w:proofErr w:type="spellStart"/>
-      <w:r>
-        <w:t>javascriptCopy</w:t>
-      </w:r>
-      <w:proofErr w:type="spellEnd"/>
-      <w:r>
-        <w:t xml:space="preserve"> Code</w:t>
+      <w:r>
+        <w:t>javascriptCopy Code</w:t>
       </w:r>
     </w:p>
     <w:p>
@@ -14035,36 +11906,18 @@
           <w:rFonts w:hint="eastAsia"/>
         </w:rPr>
       </w:pPr>
-      <w:proofErr w:type="spellStart"/>
-      <w:r>
-        <w:t>javascriptCopy</w:t>
-      </w:r>
-      <w:proofErr w:type="spellEnd"/>
-      <w:r>
-        <w:t xml:space="preserve"> Code</w:t>
-      </w:r>
-    </w:p>
-    <w:p>
-      <w:pPr>
-        <w:rPr>
-          <w:rFonts w:hint="eastAsia"/>
-        </w:rPr>
-      </w:pPr>
-      <w:r>
-        <w:t xml:space="preserve">function </w:t>
-      </w:r>
-      <w:proofErr w:type="spellStart"/>
-      <w:proofErr w:type="gramStart"/>
-      <w:r>
-        <w:t>showThis</w:t>
-      </w:r>
-      <w:proofErr w:type="spellEnd"/>
-      <w:r>
-        <w:t>(</w:t>
-      </w:r>
-      <w:proofErr w:type="gramEnd"/>
-      <w:r>
-        <w:t>) {</w:t>
+      <w:r>
+        <w:t>javascriptCopy Code</w:t>
+      </w:r>
+    </w:p>
+    <w:p>
+      <w:pPr>
+        <w:rPr>
+          <w:rFonts w:hint="eastAsia"/>
+        </w:rPr>
+      </w:pPr>
+      <w:r>
+        <w:t>function showThis() {</w:t>
       </w:r>
     </w:p>
     <w:p>
@@ -14093,13 +11946,8 @@
           <w:rFonts w:hint="eastAsia"/>
         </w:rPr>
       </w:pPr>
-      <w:proofErr w:type="spellStart"/>
-      <w:r>
-        <w:t>showThis</w:t>
-      </w:r>
-      <w:proofErr w:type="spellEnd"/>
-      <w:r>
-        <w:t>(); // 非严格模式下，输出全局对象；严格模式下，输出 undefined</w:t>
+      <w:r>
+        <w:t>showThis(); // 非严格模式下，输出全局对象；严格模式下，输出 undefined</w:t>
       </w:r>
     </w:p>
     <w:p>
@@ -14134,13 +11982,8 @@
           <w:rFonts w:hint="eastAsia"/>
         </w:rPr>
       </w:pPr>
-      <w:proofErr w:type="spellStart"/>
-      <w:r>
-        <w:t>javascriptCopy</w:t>
-      </w:r>
-      <w:proofErr w:type="spellEnd"/>
-      <w:r>
-        <w:t xml:space="preserve"> Code</w:t>
+      <w:r>
+        <w:t>javascriptCopy Code</w:t>
       </w:r>
     </w:p>
     <w:p>
@@ -14170,23 +12013,7 @@
         </w:rPr>
       </w:pPr>
       <w:r>
-        <w:t xml:space="preserve">    </w:t>
-      </w:r>
-      <w:proofErr w:type="spellStart"/>
-      <w:r>
-        <w:t>showName</w:t>
-      </w:r>
-      <w:proofErr w:type="spellEnd"/>
-      <w:r>
-        <w:t xml:space="preserve">: </w:t>
-      </w:r>
-      <w:proofErr w:type="gramStart"/>
-      <w:r>
-        <w:t>function(</w:t>
-      </w:r>
-      <w:proofErr w:type="gramEnd"/>
-      <w:r>
-        <w:t>) {</w:t>
+        <w:t xml:space="preserve">    showName: function() {</w:t>
       </w:r>
     </w:p>
     <w:p>
@@ -14225,13 +12052,8 @@
           <w:rFonts w:hint="eastAsia"/>
         </w:rPr>
       </w:pPr>
-      <w:proofErr w:type="spellStart"/>
-      <w:r>
-        <w:t>obj.showName</w:t>
-      </w:r>
-      <w:proofErr w:type="spellEnd"/>
-      <w:r>
-        <w:t>(); // 输出 "Example"</w:t>
+      <w:r>
+        <w:t>obj.showName(); // 输出 "Example"</w:t>
       </w:r>
     </w:p>
     <w:p>
@@ -14266,13 +12088,8 @@
           <w:rFonts w:hint="eastAsia"/>
         </w:rPr>
       </w:pPr>
-      <w:proofErr w:type="spellStart"/>
-      <w:r>
-        <w:t>javascriptCopy</w:t>
-      </w:r>
-      <w:proofErr w:type="spellEnd"/>
-      <w:r>
-        <w:t xml:space="preserve"> Code</w:t>
+      <w:r>
+        <w:t>javascriptCopy Code</w:t>
       </w:r>
     </w:p>
     <w:p>
@@ -14357,59 +12174,18 @@
           <w:rFonts w:hint="eastAsia"/>
         </w:rPr>
       </w:pPr>
-      <w:proofErr w:type="spellStart"/>
-      <w:r>
-        <w:t>javascriptCopy</w:t>
-      </w:r>
-      <w:proofErr w:type="spellEnd"/>
-      <w:r>
-        <w:t xml:space="preserve"> Code</w:t>
-      </w:r>
-    </w:p>
-    <w:p>
-      <w:pPr>
-        <w:rPr>
-          <w:rFonts w:hint="eastAsia"/>
-        </w:rPr>
-      </w:pPr>
-      <w:proofErr w:type="spellStart"/>
-      <w:proofErr w:type="gramStart"/>
-      <w:r>
-        <w:t>document.getElementById</w:t>
-      </w:r>
-      <w:proofErr w:type="spellEnd"/>
-      <w:proofErr w:type="gramEnd"/>
-      <w:r>
-        <w:t>("</w:t>
-      </w:r>
-      <w:proofErr w:type="spellStart"/>
-      <w:r>
-        <w:t>myButton</w:t>
-      </w:r>
-      <w:proofErr w:type="spellEnd"/>
-      <w:r>
-        <w:t>"</w:t>
-      </w:r>
-      <w:proofErr w:type="gramStart"/>
-      <w:r>
-        <w:t>).</w:t>
-      </w:r>
-      <w:proofErr w:type="spellStart"/>
-      <w:r>
-        <w:t>addEventListener</w:t>
-      </w:r>
-      <w:proofErr w:type="spellEnd"/>
-      <w:proofErr w:type="gramEnd"/>
-      <w:r>
-        <w:t xml:space="preserve">("click", </w:t>
-      </w:r>
-      <w:proofErr w:type="gramStart"/>
-      <w:r>
-        <w:t>function(</w:t>
-      </w:r>
-      <w:proofErr w:type="gramEnd"/>
-      <w:r>
-        <w:t>) {</w:t>
+      <w:r>
+        <w:t>javascriptCopy Code</w:t>
+      </w:r>
+    </w:p>
+    <w:p>
+      <w:pPr>
+        <w:rPr>
+          <w:rFonts w:hint="eastAsia"/>
+        </w:rPr>
+      </w:pPr>
+      <w:r>
+        <w:t>document.getElementById("myButton").addEventListener("click", function() {</w:t>
       </w:r>
     </w:p>
     <w:p>
@@ -14455,30 +12231,17 @@
         </w:rPr>
       </w:pPr>
       <w:r>
-        <w:t>箭头函数</w:t>
-      </w:r>
-      <w:proofErr w:type="gramStart"/>
-      <w:r>
-        <w:t>不</w:t>
-      </w:r>
-      <w:proofErr w:type="gramEnd"/>
-      <w:r>
-        <w:t>绑定自己的 this，它们捕获其所在上下文的 this 值，因此 this 的值与外围作用域保持一致。</w:t>
-      </w:r>
-    </w:p>
-    <w:p>
-      <w:pPr>
-        <w:rPr>
-          <w:rFonts w:hint="eastAsia"/>
-        </w:rPr>
-      </w:pPr>
-      <w:proofErr w:type="spellStart"/>
-      <w:r>
-        <w:t>javascriptCopy</w:t>
-      </w:r>
-      <w:proofErr w:type="spellEnd"/>
-      <w:r>
-        <w:t xml:space="preserve"> Code</w:t>
+        <w:t>箭头函数不绑定自己的 this，它们捕获其所在上下文的 this 值，因此 this 的值与外围作用域保持一致。</w:t>
+      </w:r>
+    </w:p>
+    <w:p>
+      <w:pPr>
+        <w:rPr>
+          <w:rFonts w:hint="eastAsia"/>
+        </w:rPr>
+      </w:pPr>
+      <w:r>
+        <w:t>javascriptCopy Code</w:t>
       </w:r>
     </w:p>
     <w:p>
@@ -14508,41 +12271,17 @@
         </w:rPr>
       </w:pPr>
       <w:r>
-        <w:t xml:space="preserve">    </w:t>
-      </w:r>
-      <w:proofErr w:type="spellStart"/>
-      <w:r>
-        <w:t>showName</w:t>
-      </w:r>
-      <w:proofErr w:type="spellEnd"/>
-      <w:r>
-        <w:t xml:space="preserve">: </w:t>
-      </w:r>
-      <w:proofErr w:type="gramStart"/>
-      <w:r>
-        <w:t>function(</w:t>
-      </w:r>
-      <w:proofErr w:type="gramEnd"/>
-      <w:r>
-        <w:t>) {</w:t>
-      </w:r>
-    </w:p>
-    <w:p>
-      <w:pPr>
-        <w:rPr>
-          <w:rFonts w:hint="eastAsia"/>
-        </w:rPr>
-      </w:pPr>
-      <w:r>
-        <w:t xml:space="preserve">        </w:t>
-      </w:r>
-      <w:proofErr w:type="spellStart"/>
-      <w:r>
-        <w:t>setTimeout</w:t>
-      </w:r>
-      <w:proofErr w:type="spellEnd"/>
-      <w:r>
-        <w:t>(() =&gt; { // 使用箭头函数</w:t>
+        <w:t xml:space="preserve">    showName: function() {</w:t>
+      </w:r>
+    </w:p>
+    <w:p>
+      <w:pPr>
+        <w:rPr>
+          <w:rFonts w:hint="eastAsia"/>
+        </w:rPr>
+      </w:pPr>
+      <w:r>
+        <w:t xml:space="preserve">        setTimeout(() =&gt; { // 使用箭头函数</w:t>
       </w:r>
     </w:p>
     <w:p>
@@ -14591,15 +12330,8 @@
           <w:rFonts w:hint="eastAsia"/>
         </w:rPr>
       </w:pPr>
-      <w:proofErr w:type="spellStart"/>
-      <w:proofErr w:type="gramStart"/>
-      <w:r>
-        <w:t>obj.showName</w:t>
-      </w:r>
-      <w:proofErr w:type="spellEnd"/>
-      <w:proofErr w:type="gramEnd"/>
-      <w:r>
-        <w:t>();</w:t>
+      <w:r>
+        <w:t>obj.showName();</w:t>
       </w:r>
     </w:p>
     <w:p>
@@ -14692,21 +12424,7 @@
         <w:rPr>
           <w:rFonts w:hint="eastAsia"/>
         </w:rPr>
-        <w:t xml:space="preserve">export const data = await </w:t>
-      </w:r>
-      <w:proofErr w:type="spellStart"/>
-      <w:r>
-        <w:rPr>
-          <w:rFonts w:hint="eastAsia"/>
-        </w:rPr>
-        <w:t>res.json</w:t>
-      </w:r>
-      <w:proofErr w:type="spellEnd"/>
-      <w:r>
-        <w:rPr>
-          <w:rFonts w:hint="eastAsia"/>
-        </w:rPr>
-        <w:t>()</w:t>
+        <w:t>export const data = await res.json()</w:t>
       </w:r>
       <w:r>
         <w:rPr>
@@ -14748,19 +12466,11 @@
           <w:rFonts w:hint="eastAsia"/>
         </w:rPr>
       </w:pPr>
-      <w:proofErr w:type="spellStart"/>
-      <w:r>
-        <w:rPr>
-          <w:rFonts w:hint="eastAsia"/>
-        </w:rPr>
-        <w:t>Commonjs</w:t>
-      </w:r>
-      <w:proofErr w:type="spellEnd"/>
-      <w:r>
-        <w:rPr>
-          <w:rFonts w:hint="eastAsia"/>
-        </w:rPr>
-        <w:t>无法实现</w:t>
+      <w:r>
+        <w:rPr>
+          <w:rFonts w:hint="eastAsia"/>
+        </w:rPr>
+        <w:t>Commonjs无法实现</w:t>
       </w:r>
     </w:p>
     <w:p>
@@ -14919,23 +12629,7 @@
           <w:b/>
           <w:bCs/>
         </w:rPr>
-        <w:t xml:space="preserve">ESM 与 </w:t>
-      </w:r>
-      <w:proofErr w:type="spellStart"/>
-      <w:r>
-        <w:rPr>
-          <w:b/>
-          <w:bCs/>
-        </w:rPr>
-        <w:t>CommonJS</w:t>
-      </w:r>
-      <w:proofErr w:type="spellEnd"/>
-      <w:r>
-        <w:rPr>
-          <w:b/>
-          <w:bCs/>
-        </w:rPr>
-        <w:t xml:space="preserve"> 导入方式回顾</w:t>
+        <w:t>ESM 与 CommonJS 导入方式回顾</w:t>
       </w:r>
       <w:r>
         <w:t>：</w:t>
@@ -14959,15 +12653,7 @@
         <w:t>导入时机</w:t>
       </w:r>
       <w:r>
-        <w:t>：ESM 通常静态导入放在顶部，也可动态导入返回 promise；</w:t>
-      </w:r>
-      <w:proofErr w:type="spellStart"/>
-      <w:r>
-        <w:t>CommonJS</w:t>
-      </w:r>
-      <w:proofErr w:type="spellEnd"/>
-      <w:r>
-        <w:t xml:space="preserve"> 是动态导入，使用时导入。</w:t>
+        <w:t>：ESM 通常静态导入放在顶部，也可动态导入返回 promise；CommonJS 是动态导入，使用时导入。</w:t>
       </w:r>
     </w:p>
     <w:p>
@@ -14988,15 +12674,7 @@
         <w:t>绑定特性</w:t>
       </w:r>
       <w:r>
-        <w:t>：ESM 导入有活绑定特性，值改变会同步；</w:t>
-      </w:r>
-      <w:proofErr w:type="spellStart"/>
-      <w:r>
-        <w:t>CommonJS</w:t>
-      </w:r>
-      <w:proofErr w:type="spellEnd"/>
-      <w:r>
-        <w:t xml:space="preserve"> 导入是快照，值改变不影响。</w:t>
+        <w:t>：ESM 导入有活绑定特性，值改变会同步；CommonJS 导入是快照，值改变不影响。</w:t>
       </w:r>
     </w:p>
     <w:p>
@@ -15038,23 +12716,7 @@
         <w:t>模块作用域</w:t>
       </w:r>
       <w:r>
-        <w:t>：ESM 模块作用域中 this 指向 undefined，因默认严格模式，防止污染全局空间；</w:t>
-      </w:r>
-      <w:proofErr w:type="spellStart"/>
-      <w:r>
-        <w:t>CommonJS</w:t>
-      </w:r>
-      <w:proofErr w:type="spellEnd"/>
-      <w:r>
-        <w:t xml:space="preserve"> 中 this 指向 </w:t>
-      </w:r>
-      <w:proofErr w:type="spellStart"/>
-      <w:r>
-        <w:t>module.exports</w:t>
-      </w:r>
-      <w:proofErr w:type="spellEnd"/>
-      <w:r>
-        <w:t xml:space="preserve"> 。</w:t>
+        <w:t>：ESM 模块作用域中 this 指向 undefined，因默认严格模式，防止污染全局空间；CommonJS 中 this 指向 module.exports 。</w:t>
       </w:r>
     </w:p>
     <w:p>
@@ -15075,23 +12737,7 @@
         <w:t>原因剖析</w:t>
       </w:r>
       <w:r>
-        <w:t>：ESM 是底层引擎实现模块化，</w:t>
-      </w:r>
-      <w:proofErr w:type="spellStart"/>
-      <w:r>
-        <w:t>CommonJS</w:t>
-      </w:r>
-      <w:proofErr w:type="spellEnd"/>
-      <w:r>
-        <w:t xml:space="preserve"> 是</w:t>
-      </w:r>
-      <w:proofErr w:type="gramStart"/>
-      <w:r>
-        <w:t>用立即</w:t>
-      </w:r>
-      <w:proofErr w:type="gramEnd"/>
-      <w:r>
-        <w:t>执行函数模拟模块作用域。</w:t>
+        <w:t>：ESM 是底层引擎实现模块化，CommonJS 是用立即执行函数模拟模块作用域。</w:t>
       </w:r>
     </w:p>
     <w:p>
@@ -15154,15 +12800,7 @@
         <w:t>应用差异</w:t>
       </w:r>
       <w:r>
-        <w:t>：ESM 支持顶层 await，</w:t>
-      </w:r>
-      <w:proofErr w:type="spellStart"/>
-      <w:r>
-        <w:t>CommonJS</w:t>
-      </w:r>
-      <w:proofErr w:type="spellEnd"/>
-      <w:r>
-        <w:t xml:space="preserve"> 不支持。</w:t>
+        <w:t>：ESM 支持顶层 await，CommonJS 不支持。</w:t>
       </w:r>
     </w:p>
     <w:p>
@@ -15246,15 +12884,7 @@
         <w:t>特点</w:t>
       </w:r>
       <w:r>
-        <w:t>：禁止创建全局变量，函数参数不能重名，禁止使用 with、eval、</w:t>
-      </w:r>
-      <w:proofErr w:type="spellStart"/>
-      <w:r>
-        <w:t>arguments.callee</w:t>
-      </w:r>
-      <w:proofErr w:type="spellEnd"/>
-      <w:r>
-        <w:t xml:space="preserve"> 等。</w:t>
+        <w:t>：禁止创建全局变量，函数参数不能重名，禁止使用 with、eval、arguments.callee 等。</w:t>
       </w:r>
     </w:p>
     <w:p>
@@ -15478,14 +13108,12 @@
           <w:rFonts w:hint="eastAsia"/>
         </w:rPr>
       </w:pPr>
-      <w:proofErr w:type="spellStart"/>
       <w:r>
         <w:rPr>
           <w:rFonts w:hint="eastAsia"/>
         </w:rPr>
         <w:t>WiFi</w:t>
       </w:r>
-      <w:proofErr w:type="spellEnd"/>
     </w:p>
     <w:p>
       <w:pPr>
@@ -15513,19 +13141,11 @@
           <w:rFonts w:hint="eastAsia"/>
         </w:rPr>
       </w:pPr>
-      <w:proofErr w:type="spellStart"/>
-      <w:r>
-        <w:rPr>
-          <w:rFonts w:hint="eastAsia"/>
-        </w:rPr>
-        <w:t>Wifi</w:t>
-      </w:r>
-      <w:proofErr w:type="spellEnd"/>
-      <w:r>
-        <w:rPr>
-          <w:rFonts w:hint="eastAsia"/>
-        </w:rPr>
-        <w:t>信号发射</w:t>
+      <w:r>
+        <w:rPr>
+          <w:rFonts w:hint="eastAsia"/>
+        </w:rPr>
+        <w:t>Wifi信号发射</w:t>
       </w:r>
     </w:p>
     <w:p>
@@ -15554,19 +13174,11 @@
           <w:rFonts w:hint="eastAsia"/>
         </w:rPr>
       </w:pPr>
-      <w:proofErr w:type="spellStart"/>
-      <w:r>
-        <w:rPr>
-          <w:rFonts w:hint="eastAsia"/>
-        </w:rPr>
-        <w:t>WiFi</w:t>
-      </w:r>
-      <w:proofErr w:type="spellEnd"/>
-      <w:r>
-        <w:rPr>
-          <w:rFonts w:hint="eastAsia"/>
-        </w:rPr>
-        <w:t>：</w:t>
+      <w:r>
+        <w:rPr>
+          <w:rFonts w:hint="eastAsia"/>
+        </w:rPr>
+        <w:t>WiFi：</w:t>
       </w:r>
     </w:p>
     <w:p>
@@ -15628,19 +13240,11 @@
           <w:rFonts w:hint="eastAsia"/>
         </w:rPr>
       </w:pPr>
-      <w:proofErr w:type="gramStart"/>
-      <w:r>
-        <w:rPr>
-          <w:rFonts w:hint="eastAsia"/>
-        </w:rPr>
-        <w:t>三频路由器</w:t>
-      </w:r>
-      <w:proofErr w:type="gramEnd"/>
-      <w:r>
-        <w:rPr>
-          <w:rFonts w:hint="eastAsia"/>
-        </w:rPr>
-        <w:t>：三个独立的发射和接收硬件</w:t>
+      <w:r>
+        <w:rPr>
+          <w:rFonts w:hint="eastAsia"/>
+        </w:rPr>
+        <w:t>三频路由器：三个独立的发射和接收硬件</w:t>
       </w:r>
     </w:p>
     <w:p>
@@ -15759,13 +13363,8 @@
           <w:rFonts w:hint="eastAsia"/>
         </w:rPr>
       </w:pPr>
-      <w:proofErr w:type="gramStart"/>
-      <w:r>
-        <w:t>本次课先回顾</w:t>
-      </w:r>
-      <w:proofErr w:type="gramEnd"/>
-      <w:r>
-        <w:t>上节课 JS 知识，接着讲解网络基础，包括网络模型、硬件设备及网络相关概念等内容。</w:t>
+      <w:r>
+        <w:t>本次课先回顾上节课 JS 知识，接着讲解网络基础，包括网络模型、硬件设备及网络相关概念等内容。</w:t>
       </w:r>
     </w:p>
     <w:p>
@@ -15807,23 +13406,7 @@
         <w:t>this 指向</w:t>
       </w:r>
       <w:r>
-        <w:t>：ESM 快作用域默认严格模式下，this 指向 undefined；</w:t>
-      </w:r>
-      <w:proofErr w:type="spellStart"/>
-      <w:r>
-        <w:t>CommonJS</w:t>
-      </w:r>
-      <w:proofErr w:type="spellEnd"/>
-      <w:r>
-        <w:t xml:space="preserve"> 中 this 指向 </w:t>
-      </w:r>
-      <w:proofErr w:type="spellStart"/>
-      <w:r>
-        <w:t>module.exports</w:t>
-      </w:r>
-      <w:proofErr w:type="spellEnd"/>
-      <w:r>
-        <w:t xml:space="preserve"> 。</w:t>
+        <w:t>：ESM 快作用域默认严格模式下，this 指向 undefined；CommonJS 中 this 指向 module.exports 。</w:t>
       </w:r>
     </w:p>
     <w:p>
@@ -15844,15 +13427,7 @@
         <w:t>顶层 Await</w:t>
       </w:r>
       <w:r>
-        <w:t>：ESM 支持顶层 Await ，</w:t>
-      </w:r>
-      <w:proofErr w:type="spellStart"/>
-      <w:r>
-        <w:t>CommonJS</w:t>
-      </w:r>
-      <w:proofErr w:type="spellEnd"/>
-      <w:r>
-        <w:t xml:space="preserve"> 不支持。</w:t>
+        <w:t>：ESM 支持顶层 Await ，CommonJS 不支持。</w:t>
       </w:r>
     </w:p>
     <w:p>
@@ -15915,15 +13490,7 @@
         <w:t>本节课安排</w:t>
       </w:r>
       <w:r>
-        <w:t>：讲解网络知识，后续做小型前后端项目，再</w:t>
-      </w:r>
-      <w:proofErr w:type="gramStart"/>
-      <w:r>
-        <w:t>讲解面</w:t>
-      </w:r>
-      <w:proofErr w:type="gramEnd"/>
-      <w:r>
-        <w:t>试题；推荐的书已下载，老师将投屏讲解。</w:t>
+        <w:t>：讲解网络知识，后续做小型前后端项目，再讲解面试题；推荐的书已下载，老师将投屏讲解。</w:t>
       </w:r>
     </w:p>
     <w:p>
@@ -16007,15 +13574,7 @@
         <w:t>光猫</w:t>
       </w:r>
       <w:r>
-        <w:t xml:space="preserve">：运营商安装，核心功能是调制解调器，可将光信号与电信号相互转换，实现数据传输，还具备路由和 </w:t>
-      </w:r>
-      <w:proofErr w:type="spellStart"/>
-      <w:r>
-        <w:t>WiFi</w:t>
-      </w:r>
-      <w:proofErr w:type="spellEnd"/>
-      <w:r>
-        <w:t xml:space="preserve"> 功能。</w:t>
+        <w:t>：运营商安装，核心功能是调制解调器，可将光信号与电信号相互转换，实现数据传输，还具备路由和 WiFi 功能。</w:t>
       </w:r>
     </w:p>
     <w:p>
@@ -16036,39 +13595,7 @@
         <w:t>路由器</w:t>
       </w:r>
       <w:r>
-        <w:t xml:space="preserve">：功能包括发射 </w:t>
-      </w:r>
-      <w:proofErr w:type="spellStart"/>
-      <w:r>
-        <w:t>WiFi</w:t>
-      </w:r>
-      <w:proofErr w:type="spellEnd"/>
-      <w:r>
-        <w:t xml:space="preserve"> 信号和管理局域网设备；</w:t>
-      </w:r>
-      <w:proofErr w:type="spellStart"/>
-      <w:r>
-        <w:t>WiFi</w:t>
-      </w:r>
-      <w:proofErr w:type="spellEnd"/>
-      <w:r>
-        <w:t xml:space="preserve"> 涉及信道频率等概念，如最新标准 [802.11.AC](802.11.AC) 可称 </w:t>
-      </w:r>
-      <w:proofErr w:type="spellStart"/>
-      <w:r>
-        <w:t>WiFi</w:t>
-      </w:r>
-      <w:proofErr w:type="spellEnd"/>
-      <w:r>
-        <w:t xml:space="preserve"> 5，能发射 2.4G 和 5G 赫兹信道，5G 赫兹信道强但不适合穿墙；</w:t>
-      </w:r>
-      <w:proofErr w:type="gramStart"/>
-      <w:r>
-        <w:t>三频路由器</w:t>
-      </w:r>
-      <w:proofErr w:type="gramEnd"/>
-      <w:r>
-        <w:t>通过三个独立收发硬件实现网络分流。</w:t>
+        <w:t>：功能包括发射 WiFi 信号和管理局域网设备；WiFi 涉及信道频率等概念，如最新标准 [802.11.AC](802.11.AC) 可称 WiFi 5，能发射 2.4G 和 5G 赫兹信道，5G 赫兹信道强但不适合穿墙；三频路由器通过三个独立收发硬件实现网络分流。</w:t>
       </w:r>
     </w:p>
     <w:p>
@@ -16131,15 +13658,7 @@
         <w:t>局域网 IP</w:t>
       </w:r>
       <w:r>
-        <w:t xml:space="preserve">：一般以 192.168 开头，IPv4 是 32 位二进制，分为 4 </w:t>
-      </w:r>
-      <w:proofErr w:type="gramStart"/>
-      <w:r>
-        <w:t>个</w:t>
-      </w:r>
-      <w:proofErr w:type="gramEnd"/>
-      <w:r>
-        <w:t xml:space="preserve"> 8 位表达。</w:t>
+        <w:t>：一般以 192.168 开头，IPv4 是 32 位二进制，分为 4 个 8 位表达。</w:t>
       </w:r>
     </w:p>
     <w:p>
@@ -16160,15 +13679,7 @@
         <w:t>子网掩码</w:t>
       </w:r>
       <w:r>
-        <w:t>：用于判断 IP 是</w:t>
-      </w:r>
-      <w:proofErr w:type="gramStart"/>
-      <w:r>
-        <w:t>本地还是</w:t>
-      </w:r>
-      <w:proofErr w:type="gramEnd"/>
-      <w:r>
-        <w:t>外部。</w:t>
+        <w:t>：用于判断 IP 是本地还是外部。</w:t>
       </w:r>
     </w:p>
     <w:p>
@@ -16405,21 +13916,7 @@
         <w:rPr>
           <w:rFonts w:hint="eastAsia"/>
         </w:rPr>
-        <w:t>特殊</w:t>
-      </w:r>
-      <w:proofErr w:type="spellStart"/>
-      <w:r>
-        <w:rPr>
-          <w:rFonts w:hint="eastAsia"/>
-        </w:rPr>
-        <w:t>ip</w:t>
-      </w:r>
-      <w:proofErr w:type="spellEnd"/>
-      <w:r>
-        <w:rPr>
-          <w:rFonts w:hint="eastAsia"/>
-        </w:rPr>
-        <w:t>：192.168.0.0~192.168.255.255</w:t>
+        <w:t>特殊ip：192.168.0.0~192.168.255.255</w:t>
       </w:r>
     </w:p>
     <w:p>
@@ -16490,21 +13987,7 @@
         <w:rPr>
           <w:rFonts w:hint="eastAsia"/>
         </w:rPr>
-        <w:t>用于区分</w:t>
-      </w:r>
-      <w:proofErr w:type="spellStart"/>
-      <w:r>
-        <w:rPr>
-          <w:rFonts w:hint="eastAsia"/>
-        </w:rPr>
-        <w:t>ip</w:t>
-      </w:r>
-      <w:proofErr w:type="spellEnd"/>
-      <w:r>
-        <w:rPr>
-          <w:rFonts w:hint="eastAsia"/>
-        </w:rPr>
-        <w:t>地址在不在局域网里</w:t>
+        <w:t>用于区分ip地址在不在局域网里</w:t>
       </w:r>
       <w:r>
         <w:rPr>
@@ -16548,16 +14031,8 @@
         <w:rPr>
           <w:rFonts w:hint="eastAsia"/>
         </w:rPr>
-        <w:t>192.168.1.1，</w:t>
-      </w:r>
-      <w:proofErr w:type="gramStart"/>
-      <w:r>
-        <w:rPr>
-          <w:rFonts w:hint="eastAsia"/>
-        </w:rPr>
-        <w:t>光猫地址</w:t>
-      </w:r>
-      <w:proofErr w:type="gramEnd"/>
+        <w:t>192.168.1.1，光猫地址</w:t>
+      </w:r>
     </w:p>
     <w:p>
       <w:pPr>
@@ -16642,15 +14117,7 @@
         <w:t>光猫</w:t>
       </w:r>
       <w:r>
-        <w:t xml:space="preserve">：有调制解调器、路由和 </w:t>
-      </w:r>
-      <w:proofErr w:type="spellStart"/>
-      <w:r>
-        <w:t>WiFi</w:t>
-      </w:r>
-      <w:proofErr w:type="spellEnd"/>
-      <w:r>
-        <w:t xml:space="preserve"> 功能，能将光纤光信号转换为电信号。</w:t>
+        <w:t>：有调制解调器、路由和 WiFi 功能，能将光纤光信号转换为电信号。</w:t>
       </w:r>
     </w:p>
     <w:p>
@@ -16671,15 +14138,7 @@
         <w:t>路由器</w:t>
       </w:r>
       <w:r>
-        <w:t xml:space="preserve">：发射 </w:t>
-      </w:r>
-      <w:proofErr w:type="spellStart"/>
-      <w:r>
-        <w:t>WiFi</w:t>
-      </w:r>
-      <w:proofErr w:type="spellEnd"/>
-      <w:r>
-        <w:t xml:space="preserve"> 信号、管理局域网设备，有 2.4G 和 5G 两个频率信道。</w:t>
+        <w:t>：发射 WiFi 信号、管理局域网设备，有 2.4G 和 5G 两个频率信道。</w:t>
       </w:r>
     </w:p>
     <w:p>
@@ -16700,15 +14159,7 @@
         <w:t>网络基础</w:t>
       </w:r>
       <w:r>
-        <w:t>：建立</w:t>
-      </w:r>
-      <w:proofErr w:type="gramStart"/>
-      <w:r>
-        <w:t>网站需</w:t>
-      </w:r>
-      <w:proofErr w:type="gramEnd"/>
-      <w:r>
-        <w:t>购买域名并暴露在公网地址，局域网 IP 有 IPv4 和 IPv6；DNS 是域名解析服务，将域名转化为 IP 地址；想提高网速可选择人少用的信道，穿墙远可选 2.4G 频段。</w:t>
+        <w:t>：建立网站需购买域名并暴露在公网地址，局域网 IP 有 IPv4 和 IPv6；DNS 是域名解析服务，将域名转化为 IP 地址；想提高网速可选择人少用的信道，穿墙远可选 2.4G 频段。</w:t>
       </w:r>
     </w:p>
     <w:p>
@@ -16750,15 +14201,7 @@
         <w:t>联网设备</w:t>
       </w:r>
       <w:r>
-        <w:t xml:space="preserve">：手机、电脑等能联网是因有网卡，台式机可通过无线网卡实现 </w:t>
-      </w:r>
-      <w:proofErr w:type="spellStart"/>
-      <w:r>
-        <w:t>WiFi</w:t>
-      </w:r>
-      <w:proofErr w:type="spellEnd"/>
-      <w:r>
-        <w:t xml:space="preserve"> 联网。</w:t>
+        <w:t>：手机、电脑等能联网是因有网卡，台式机可通过无线网卡实现 WiFi 联网。</w:t>
       </w:r>
     </w:p>
     <w:p>
@@ -16800,23 +14243,7 @@
         <w:t>以太网</w:t>
       </w:r>
       <w:r>
-        <w:t>：管理局域网通信，设备在同一局域网</w:t>
-      </w:r>
-      <w:proofErr w:type="gramStart"/>
-      <w:r>
-        <w:t>且网段相同</w:t>
-      </w:r>
-      <w:proofErr w:type="gramEnd"/>
-      <w:r>
-        <w:t>时可直接通信，网</w:t>
-      </w:r>
-      <w:proofErr w:type="gramStart"/>
-      <w:r>
-        <w:t>段不同</w:t>
-      </w:r>
-      <w:proofErr w:type="gramEnd"/>
-      <w:r>
-        <w:t>则需路由器中转。</w:t>
+        <w:t>：管理局域网通信，设备在同一局域网且网段相同时可直接通信，网段不同则需路由器中转。</w:t>
       </w:r>
     </w:p>
     <w:p>
@@ -16888,15 +14315,7 @@
         <w:t>子网掩码</w:t>
       </w:r>
       <w:r>
-        <w:t>：</w:t>
-      </w:r>
-      <w:proofErr w:type="gramStart"/>
-      <w:r>
-        <w:t>如杠</w:t>
-      </w:r>
-      <w:proofErr w:type="gramEnd"/>
-      <w:r>
-        <w:t xml:space="preserve"> 24 表示 [255.255.255.0](255.255.255.0) ，作用是区分 IP 地址是否在局域网，同一路由器下子网掩码大概率相同。</w:t>
+        <w:t>：如杠 24 表示 [255.255.255.0](255.255.255.0) ，作用是区分 IP 地址是否在局域网，同一路由器下子网掩码大概率相同。</w:t>
       </w:r>
     </w:p>
     <w:p>
@@ -16917,15 +14336,7 @@
         <w:t>网关</w:t>
       </w:r>
       <w:r>
-        <w:t>：即 Getaway，局域网地址一般为 [192.168.1.1](192.168.1.1) ，</w:t>
-      </w:r>
-      <w:proofErr w:type="gramStart"/>
-      <w:r>
-        <w:t>是光猫地址</w:t>
-      </w:r>
-      <w:proofErr w:type="gramEnd"/>
-      <w:r>
-        <w:t>，作用是将局域网内部数据转到外部。</w:t>
+        <w:t>：即 Getaway，局域网地址一般为 [192.168.1.1](192.168.1.1) ，是光猫地址，作用是将局域网内部数据转到外部。</w:t>
       </w:r>
     </w:p>
     <w:p>
@@ -16946,15 +14357,7 @@
         <w:t>DNS</w:t>
       </w:r>
       <w:r>
-        <w:t xml:space="preserve">：域名解析地址，如 [8.8.8.8](8.8.8.8) </w:t>
-      </w:r>
-      <w:proofErr w:type="gramStart"/>
-      <w:r>
-        <w:t>是谷歌公共</w:t>
-      </w:r>
-      <w:proofErr w:type="gramEnd"/>
-      <w:r>
-        <w:t xml:space="preserve"> DNS 服务器地址，存有域名和 IP 地址对应关系，设备初始 DNS 由运营商提供，可手动更换；通过 DNS 解析域名后才能进行 HTTP 请求访问网页。</w:t>
+        <w:t>：域名解析地址，如 [8.8.8.8](8.8.8.8) 是谷歌公共 DNS 服务器地址，存有域名和 IP 地址对应关系，设备初始 DNS 由运营商提供，可手动更换；通过 DNS 解析域名后才能进行 HTTP 请求访问网页。</w:t>
       </w:r>
     </w:p>
     <w:p>
@@ -17059,15 +14462,7 @@
         <w:t>路由模式</w:t>
       </w:r>
       <w:r>
-        <w:t>：</w:t>
-      </w:r>
-      <w:proofErr w:type="gramStart"/>
-      <w:r>
-        <w:t>光猫为</w:t>
-      </w:r>
-      <w:proofErr w:type="gramEnd"/>
-      <w:r>
-        <w:t>第一层，路由器为第二层，设备为第三层，访问外网需两次 NAT 转换，即双层 NAT。</w:t>
+        <w:t>：光猫为第一层，路由器为第二层，设备为第三层，访问外网需两次 NAT 转换，即双层 NAT。</w:t>
       </w:r>
     </w:p>
     <w:p>
@@ -17088,23 +14483,7 @@
         <w:t>桥接模式</w:t>
       </w:r>
       <w:r>
-        <w:t>：路由器</w:t>
-      </w:r>
-      <w:proofErr w:type="gramStart"/>
-      <w:r>
-        <w:t>接管光猫公网</w:t>
-      </w:r>
-      <w:proofErr w:type="gramEnd"/>
-      <w:r>
-        <w:t xml:space="preserve"> IP，</w:t>
-      </w:r>
-      <w:proofErr w:type="gramStart"/>
-      <w:r>
-        <w:t>光猫仅</w:t>
-      </w:r>
-      <w:proofErr w:type="gramEnd"/>
-      <w:r>
-        <w:t>作调制解调器，减少 NAT 转换，提升性能；可打电话给运营商修改，路由器需配置 PPPOE 拨号机制。</w:t>
+        <w:t>：路由器接管光猫公网 IP，光猫仅作调制解调器，减少 NAT 转换，提升性能；可打电话给运营商修改，路由器需配置 PPPOE 拨号机制。</w:t>
       </w:r>
     </w:p>
     <w:p>
@@ -17221,15 +14600,7 @@
         <w:t>树型拓扑</w:t>
       </w:r>
       <w:r>
-        <w:t>：层次结构，像一棵树。结合了总线拓扑和星型拓扑的特点，易于扩展，</w:t>
-      </w:r>
-      <w:proofErr w:type="gramStart"/>
-      <w:r>
-        <w:t>但根节点</w:t>
-      </w:r>
-      <w:proofErr w:type="gramEnd"/>
-      <w:r>
-        <w:t>故障会影响整个网络。</w:t>
+        <w:t>：层次结构，像一棵树。结合了总线拓扑和星型拓扑的特点，易于扩展，但根节点故障会影响整个网络。</w:t>
       </w:r>
     </w:p>
     <w:p>
@@ -17545,16 +14916,8 @@
         <w:rPr>
           <w:rFonts w:hint="eastAsia"/>
         </w:rPr>
-        <w:t>WAN只有一个</w:t>
-      </w:r>
-      <w:proofErr w:type="spellStart"/>
-      <w:r>
-        <w:rPr>
-          <w:rFonts w:hint="eastAsia"/>
-        </w:rPr>
-        <w:t>ip</w:t>
-      </w:r>
-      <w:proofErr w:type="spellEnd"/>
+        <w:t>WAN只有一个ip</w:t>
+      </w:r>
     </w:p>
     <w:p>
       <w:pPr>
@@ -17599,21 +14962,7 @@
         <w:rPr>
           <w:rFonts w:hint="eastAsia"/>
         </w:rPr>
-        <w:t>127.0.0.1和local host对浏览器来说</w:t>
-      </w:r>
-      <w:proofErr w:type="gramStart"/>
-      <w:r>
-        <w:rPr>
-          <w:rFonts w:hint="eastAsia"/>
-        </w:rPr>
-        <w:t>不</w:t>
-      </w:r>
-      <w:proofErr w:type="gramEnd"/>
-      <w:r>
-        <w:rPr>
-          <w:rFonts w:hint="eastAsia"/>
-        </w:rPr>
-        <w:t>同源</w:t>
+        <w:t>127.0.0.1和local host对浏览器来说不同源</w:t>
       </w:r>
     </w:p>
     <w:p>
@@ -17706,16 +15055,8 @@
         <w:rPr>
           <w:rFonts w:hint="eastAsia"/>
         </w:rPr>
-        <w:t>在手机上访问电脑打开的网页的方法：访问电脑的</w:t>
-      </w:r>
-      <w:proofErr w:type="spellStart"/>
-      <w:r>
-        <w:rPr>
-          <w:rFonts w:hint="eastAsia"/>
-        </w:rPr>
-        <w:t>ip</w:t>
-      </w:r>
-      <w:proofErr w:type="spellEnd"/>
+        <w:t>在手机上访问电脑打开的网页的方法：访问电脑的ip</w:t>
+      </w:r>
     </w:p>
     <w:p>
       <w:pPr>
@@ -17797,21 +15138,7 @@
         <w:rPr>
           <w:rFonts w:hint="eastAsia"/>
         </w:rPr>
-        <w:t>客户端（浏览器/</w:t>
-      </w:r>
-      <w:proofErr w:type="gramStart"/>
-      <w:r>
-        <w:rPr>
-          <w:rFonts w:hint="eastAsia"/>
-        </w:rPr>
-        <w:t>微信</w:t>
-      </w:r>
-      <w:proofErr w:type="gramEnd"/>
-      <w:r>
-        <w:rPr>
-          <w:rFonts w:hint="eastAsia"/>
-        </w:rPr>
-        <w:t>……），服务端</w:t>
+        <w:t>客户端（浏览器/微信……），服务端</w:t>
       </w:r>
     </w:p>
     <w:p>
@@ -17856,21 +15183,7 @@
         <w:rPr>
           <w:rFonts w:hint="eastAsia"/>
         </w:rPr>
-        <w:t>)、FTP(客户端服务</w:t>
-      </w:r>
-      <w:proofErr w:type="gramStart"/>
-      <w:r>
-        <w:rPr>
-          <w:rFonts w:hint="eastAsia"/>
-        </w:rPr>
-        <w:t>端文件</w:t>
-      </w:r>
-      <w:proofErr w:type="gramEnd"/>
-      <w:r>
-        <w:rPr>
-          <w:rFonts w:hint="eastAsia"/>
-        </w:rPr>
-        <w:t>传输20)、……</w:t>
+        <w:t>)、FTP(客户端服务端文件传输20)、……</w:t>
       </w:r>
       <w:r>
         <w:rPr>
@@ -18126,15 +15439,7 @@
         <w:t>数据封装</w:t>
       </w:r>
       <w:r>
-        <w:t>：给传输层 TCP、UDP 传下来的数据段加上目标 IP 和</w:t>
-      </w:r>
-      <w:proofErr w:type="gramStart"/>
-      <w:r>
-        <w:t xml:space="preserve">源 </w:t>
-      </w:r>
-      <w:proofErr w:type="gramEnd"/>
-      <w:r>
-        <w:t>IP。</w:t>
+        <w:t>：给传输层 TCP、UDP 传下来的数据段加上目标 IP 和源 IP。</w:t>
       </w:r>
     </w:p>
     <w:p>
@@ -18197,15 +15502,7 @@
         <w:t>[192.168.0.0](192.168.0.0) - 255.255</w:t>
       </w:r>
       <w:r>
-        <w:t xml:space="preserve">：用于组建家庭局域网，理论含 256×256 </w:t>
-      </w:r>
-      <w:proofErr w:type="gramStart"/>
-      <w:r>
-        <w:t>个</w:t>
-      </w:r>
-      <w:proofErr w:type="gramEnd"/>
-      <w:r>
-        <w:t xml:space="preserve"> IP ，通过 NAT 实现内外网 IP 转换。</w:t>
+        <w:t>：用于组建家庭局域网，理论含 256×256 个 IP ，通过 NAT 实现内外网 IP 转换。</w:t>
       </w:r>
     </w:p>
     <w:p>
@@ -18250,15 +15547,7 @@
         </w:r>
       </w:hyperlink>
       <w:r>
-        <w:t xml:space="preserve">：[127.0.0.1](127.0.0.1) 的域名，与 [127.0.0.1](127.0.0.1) </w:t>
-      </w:r>
-      <w:proofErr w:type="gramStart"/>
-      <w:r>
-        <w:t>不</w:t>
-      </w:r>
-      <w:proofErr w:type="gramEnd"/>
-      <w:r>
-        <w:t>同源。</w:t>
+        <w:t>：[127.0.0.1](127.0.0.1) 的域名，与 [127.0.0.1](127.0.0.1) 不同源。</w:t>
       </w:r>
     </w:p>
     <w:p>
@@ -18451,23 +15740,7 @@
           <w:b/>
           <w:bCs/>
         </w:rPr>
-        <w:t>核心区别速</w:t>
-      </w:r>
-      <w:proofErr w:type="gramStart"/>
-      <w:r>
-        <w:rPr>
-          <w:b/>
-          <w:bCs/>
-        </w:rPr>
-        <w:t>览</w:t>
-      </w:r>
-      <w:proofErr w:type="gramEnd"/>
-      <w:r>
-        <w:rPr>
-          <w:b/>
-          <w:bCs/>
-        </w:rPr>
-        <w:t xml:space="preserve"> </w:t>
+        <w:t xml:space="preserve">核心区别速览 </w:t>
       </w:r>
     </w:p>
     <w:tbl>
@@ -19836,15 +17109,7 @@
               </w:rPr>
             </w:pPr>
             <w:r>
-              <w:t>带宽</w:t>
-            </w:r>
-            <w:proofErr w:type="gramStart"/>
-            <w:r>
-              <w:t>敏感用</w:t>
-            </w:r>
-            <w:proofErr w:type="gramEnd"/>
-            <w:r>
-              <w:t>UDP</w:t>
+              <w:t>带宽敏感用UDP</w:t>
             </w:r>
           </w:p>
         </w:tc>
@@ -19927,15 +17192,7 @@
               </w:rPr>
             </w:pPr>
             <w:r>
-              <w:t>简单应用</w:t>
-            </w:r>
-            <w:proofErr w:type="gramStart"/>
-            <w:r>
-              <w:t>用</w:t>
-            </w:r>
-            <w:proofErr w:type="gramEnd"/>
-            <w:r>
-              <w:t>UDP</w:t>
+              <w:t>简单应用用UDP</w:t>
             </w:r>
           </w:p>
         </w:tc>
@@ -20879,72 +18136,20 @@
         <w:rPr>
           <w:rFonts w:hint="eastAsia"/>
         </w:rPr>
-        <w:t xml:space="preserve">const app = </w:t>
-      </w:r>
-      <w:proofErr w:type="gramStart"/>
-      <w:r>
-        <w:rPr>
-          <w:rFonts w:hint="eastAsia"/>
-        </w:rPr>
-        <w:t>express(</w:t>
-      </w:r>
-      <w:proofErr w:type="gramEnd"/>
-      <w:r>
-        <w:rPr>
-          <w:rFonts w:hint="eastAsia"/>
-        </w:rPr>
-        <w:t>);</w:t>
-      </w:r>
-    </w:p>
-    <w:p>
-      <w:pPr>
-        <w:rPr>
-          <w:rFonts w:hint="eastAsia"/>
-        </w:rPr>
-      </w:pPr>
-      <w:proofErr w:type="spellStart"/>
-      <w:proofErr w:type="gramStart"/>
-      <w:r>
-        <w:rPr>
-          <w:rFonts w:hint="eastAsia"/>
-        </w:rPr>
-        <w:t>app.listen</w:t>
-      </w:r>
-      <w:proofErr w:type="spellEnd"/>
-      <w:proofErr w:type="gramEnd"/>
-      <w:r>
-        <w:rPr>
-          <w:rFonts w:hint="eastAsia"/>
-        </w:rPr>
-        <w:t>(</w:t>
-      </w:r>
-      <w:proofErr w:type="gramStart"/>
-      <w:r>
-        <w:rPr>
-          <w:rFonts w:hint="eastAsia"/>
-        </w:rPr>
-        <w:t>PORT,(</w:t>
-      </w:r>
-      <w:proofErr w:type="gramEnd"/>
-      <w:r>
-        <w:rPr>
-          <w:rFonts w:hint="eastAsia"/>
-        </w:rPr>
-        <w:t>)=</w:t>
-      </w:r>
-      <w:proofErr w:type="gramStart"/>
-      <w:r>
-        <w:rPr>
-          <w:rFonts w:hint="eastAsia"/>
-        </w:rPr>
-        <w:t>&gt;{</w:t>
-      </w:r>
-      <w:proofErr w:type="gramEnd"/>
-      <w:r>
-        <w:rPr>
-          <w:rFonts w:hint="eastAsia"/>
-        </w:rPr>
-        <w:t>})</w:t>
+        <w:t>const app = express();</w:t>
+      </w:r>
+    </w:p>
+    <w:p>
+      <w:pPr>
+        <w:rPr>
+          <w:rFonts w:hint="eastAsia"/>
+        </w:rPr>
+      </w:pPr>
+      <w:r>
+        <w:rPr>
+          <w:rFonts w:hint="eastAsia"/>
+        </w:rPr>
+        <w:t>app.listen(PORT,()=&gt;{})</w:t>
       </w:r>
     </w:p>
     <w:p>
@@ -21044,115 +18249,33 @@
               <w:rPr>
                 <w:rFonts w:hint="eastAsia"/>
               </w:rPr>
-              <w:t xml:space="preserve">const server = </w:t>
-            </w:r>
-            <w:proofErr w:type="spellStart"/>
-            <w:proofErr w:type="gramStart"/>
-            <w:r>
-              <w:rPr>
-                <w:rFonts w:hint="eastAsia"/>
-              </w:rPr>
-              <w:t>http.createServer</w:t>
-            </w:r>
-            <w:proofErr w:type="spellEnd"/>
-            <w:proofErr w:type="gramEnd"/>
-            <w:r>
-              <w:rPr>
-                <w:rFonts w:hint="eastAsia"/>
-              </w:rPr>
-              <w:t>((req, res) =&gt; {</w:t>
-            </w:r>
-          </w:p>
-          <w:p>
-            <w:pPr>
-              <w:rPr>
-                <w:rFonts w:hint="eastAsia"/>
-              </w:rPr>
-            </w:pPr>
-            <w:r>
-              <w:rPr>
-                <w:rFonts w:hint="eastAsia"/>
-              </w:rPr>
-              <w:t xml:space="preserve">  </w:t>
-            </w:r>
-            <w:proofErr w:type="spellStart"/>
-            <w:proofErr w:type="gramStart"/>
-            <w:r>
-              <w:rPr>
-                <w:rFonts w:hint="eastAsia"/>
-              </w:rPr>
-              <w:t>res.writeHead</w:t>
-            </w:r>
-            <w:proofErr w:type="spellEnd"/>
-            <w:proofErr w:type="gramEnd"/>
-            <w:r>
-              <w:rPr>
-                <w:rFonts w:hint="eastAsia"/>
-              </w:rPr>
-              <w:t xml:space="preserve">(200, </w:t>
-            </w:r>
-            <w:proofErr w:type="gramStart"/>
-            <w:r>
-              <w:rPr>
-                <w:rFonts w:hint="eastAsia"/>
-              </w:rPr>
-              <w:t>{ "</w:t>
-            </w:r>
-            <w:proofErr w:type="gramEnd"/>
-            <w:r>
-              <w:rPr>
-                <w:rFonts w:hint="eastAsia"/>
-              </w:rPr>
-              <w:t>Content-Type": "text/plain</w:t>
-            </w:r>
-            <w:proofErr w:type="gramStart"/>
-            <w:r>
-              <w:rPr>
-                <w:rFonts w:hint="eastAsia"/>
-              </w:rPr>
-              <w:t>" }</w:t>
-            </w:r>
-            <w:proofErr w:type="gramEnd"/>
-            <w:r>
-              <w:rPr>
-                <w:rFonts w:hint="eastAsia"/>
-              </w:rPr>
-              <w:t>)</w:t>
-            </w:r>
-          </w:p>
-          <w:p>
-            <w:pPr>
-              <w:rPr>
-                <w:rFonts w:hint="eastAsia"/>
-              </w:rPr>
-            </w:pPr>
-            <w:r>
-              <w:rPr>
-                <w:rFonts w:hint="eastAsia"/>
-              </w:rPr>
-              <w:t xml:space="preserve">  </w:t>
-            </w:r>
-            <w:proofErr w:type="spellStart"/>
-            <w:proofErr w:type="gramStart"/>
-            <w:r>
-              <w:rPr>
-                <w:rFonts w:hint="eastAsia"/>
-              </w:rPr>
-              <w:t>res.end</w:t>
-            </w:r>
-            <w:proofErr w:type="spellEnd"/>
-            <w:r>
-              <w:rPr>
-                <w:rFonts w:hint="eastAsia"/>
-              </w:rPr>
-              <w:t>(</w:t>
-            </w:r>
-            <w:proofErr w:type="gramEnd"/>
-            <w:r>
-              <w:rPr>
-                <w:rFonts w:hint="eastAsia"/>
-              </w:rPr>
-              <w:t>"Hello HTTP/1.1\n")</w:t>
+              <w:t>const server = http.createServer((req, res) =&gt; {</w:t>
+            </w:r>
+          </w:p>
+          <w:p>
+            <w:pPr>
+              <w:rPr>
+                <w:rFonts w:hint="eastAsia"/>
+              </w:rPr>
+            </w:pPr>
+            <w:r>
+              <w:rPr>
+                <w:rFonts w:hint="eastAsia"/>
+              </w:rPr>
+              <w:t xml:space="preserve">  res.writeHead(200, { "Content-Type": "text/plain" })</w:t>
+            </w:r>
+          </w:p>
+          <w:p>
+            <w:pPr>
+              <w:rPr>
+                <w:rFonts w:hint="eastAsia"/>
+              </w:rPr>
+            </w:pPr>
+            <w:r>
+              <w:rPr>
+                <w:rFonts w:hint="eastAsia"/>
+              </w:rPr>
+              <w:t xml:space="preserve">  res.end("Hello HTTP/1.1\n")</w:t>
             </w:r>
           </w:p>
           <w:p>
@@ -21174,21 +18297,11 @@
                 <w:rFonts w:hint="eastAsia"/>
               </w:rPr>
             </w:pPr>
-            <w:proofErr w:type="spellStart"/>
-            <w:proofErr w:type="gramStart"/>
-            <w:r>
-              <w:rPr>
-                <w:rFonts w:hint="eastAsia"/>
-              </w:rPr>
-              <w:t>server.listen</w:t>
-            </w:r>
-            <w:proofErr w:type="spellEnd"/>
-            <w:proofErr w:type="gramEnd"/>
-            <w:r>
-              <w:rPr>
-                <w:rFonts w:hint="eastAsia"/>
-              </w:rPr>
-              <w:t>(3000)</w:t>
+            <w:r>
+              <w:rPr>
+                <w:rFonts w:hint="eastAsia"/>
+              </w:rPr>
+              <w:t>server.listen(3000)</w:t>
             </w:r>
           </w:p>
         </w:tc>
@@ -21234,92 +18347,20 @@
               <w:rPr>
                 <w:rFonts w:hint="eastAsia"/>
               </w:rPr>
-              <w:t xml:space="preserve">  </w:t>
-            </w:r>
-            <w:proofErr w:type="spellStart"/>
-            <w:proofErr w:type="gramStart"/>
-            <w:r>
-              <w:rPr>
-                <w:rFonts w:hint="eastAsia"/>
-              </w:rPr>
-              <w:t>res.stream</w:t>
-            </w:r>
-            <w:proofErr w:type="gramEnd"/>
-            <w:r>
-              <w:rPr>
-                <w:rFonts w:hint="eastAsia"/>
-              </w:rPr>
-              <w:t>.</w:t>
-            </w:r>
-            <w:proofErr w:type="gramStart"/>
-            <w:r>
-              <w:rPr>
-                <w:rFonts w:hint="eastAsia"/>
-              </w:rPr>
-              <w:t>respond</w:t>
-            </w:r>
-            <w:proofErr w:type="spellEnd"/>
-            <w:r>
-              <w:rPr>
-                <w:rFonts w:hint="eastAsia"/>
-              </w:rPr>
-              <w:t>({ "</w:t>
-            </w:r>
-            <w:proofErr w:type="gramEnd"/>
-            <w:r>
-              <w:rPr>
-                <w:rFonts w:hint="eastAsia"/>
-              </w:rPr>
-              <w:t>:status": 200, "content-type": "text/plain</w:t>
-            </w:r>
-            <w:proofErr w:type="gramStart"/>
-            <w:r>
-              <w:rPr>
-                <w:rFonts w:hint="eastAsia"/>
-              </w:rPr>
-              <w:t>" }</w:t>
-            </w:r>
-            <w:proofErr w:type="gramEnd"/>
-            <w:r>
-              <w:rPr>
-                <w:rFonts w:hint="eastAsia"/>
-              </w:rPr>
-              <w:t>)</w:t>
-            </w:r>
-          </w:p>
-          <w:p>
-            <w:pPr>
-              <w:rPr>
-                <w:rFonts w:hint="eastAsia"/>
-              </w:rPr>
-            </w:pPr>
-            <w:r>
-              <w:rPr>
-                <w:rFonts w:hint="eastAsia"/>
-              </w:rPr>
-              <w:t xml:space="preserve">  </w:t>
-            </w:r>
-            <w:proofErr w:type="spellStart"/>
-            <w:proofErr w:type="gramStart"/>
-            <w:r>
-              <w:rPr>
-                <w:rFonts w:hint="eastAsia"/>
-              </w:rPr>
-              <w:t>res.stream.end</w:t>
-            </w:r>
-            <w:proofErr w:type="spellEnd"/>
-            <w:r>
-              <w:rPr>
-                <w:rFonts w:hint="eastAsia"/>
-              </w:rPr>
-              <w:t>(</w:t>
-            </w:r>
-            <w:proofErr w:type="gramEnd"/>
-            <w:r>
-              <w:rPr>
-                <w:rFonts w:hint="eastAsia"/>
-              </w:rPr>
-              <w:t>"Hello HTTP/2")</w:t>
+              <w:t xml:space="preserve">  res.stream.respond({ ":status": 200, "content-type": "text/plain" })</w:t>
+            </w:r>
+          </w:p>
+          <w:p>
+            <w:pPr>
+              <w:rPr>
+                <w:rFonts w:hint="eastAsia"/>
+              </w:rPr>
+            </w:pPr>
+            <w:r>
+              <w:rPr>
+                <w:rFonts w:hint="eastAsia"/>
+              </w:rPr>
+              <w:t xml:space="preserve">  res.stream.end("Hello HTTP/2")</w:t>
             </w:r>
           </w:p>
           <w:p>
@@ -21341,21 +18382,11 @@
                 <w:rFonts w:hint="eastAsia"/>
               </w:rPr>
             </w:pPr>
-            <w:proofErr w:type="spellStart"/>
-            <w:proofErr w:type="gramStart"/>
-            <w:r>
-              <w:rPr>
-                <w:rFonts w:hint="eastAsia"/>
-              </w:rPr>
-              <w:t>server.listen</w:t>
-            </w:r>
-            <w:proofErr w:type="spellEnd"/>
-            <w:proofErr w:type="gramEnd"/>
-            <w:r>
-              <w:rPr>
-                <w:rFonts w:hint="eastAsia"/>
-              </w:rPr>
-              <w:t>(3000)</w:t>
+            <w:r>
+              <w:rPr>
+                <w:rFonts w:hint="eastAsia"/>
+              </w:rPr>
+              <w:t>server.listen(3000)</w:t>
             </w:r>
           </w:p>
         </w:tc>
@@ -21544,21 +18575,7 @@
         <w:rPr>
           <w:rFonts w:hint="eastAsia"/>
         </w:rPr>
-        <w:t>子网掩码判断两个</w:t>
-      </w:r>
-      <w:proofErr w:type="spellStart"/>
-      <w:r>
-        <w:rPr>
-          <w:rFonts w:hint="eastAsia"/>
-        </w:rPr>
-        <w:t>ip</w:t>
-      </w:r>
-      <w:proofErr w:type="spellEnd"/>
-      <w:r>
-        <w:rPr>
-          <w:rFonts w:hint="eastAsia"/>
-        </w:rPr>
-        <w:t>是否在同一个局域网</w:t>
+        <w:t>子网掩码判断两个ip是否在同一个局域网</w:t>
       </w:r>
     </w:p>
     <w:p>
@@ -21645,14 +18662,12 @@
         </w:rPr>
         <w:t>介质：</w:t>
       </w:r>
-      <w:proofErr w:type="spellStart"/>
       <w:r>
         <w:rPr>
           <w:rFonts w:hint="eastAsia"/>
         </w:rPr>
         <w:t>WiFi</w:t>
       </w:r>
-      <w:proofErr w:type="spellEnd"/>
       <w:r>
         <w:rPr>
           <w:rFonts w:hint="eastAsia"/>
@@ -21708,35 +18723,7 @@
         <w:rPr>
           <w:rFonts w:hint="eastAsia"/>
         </w:rPr>
-        <w:t>缓存</w:t>
-      </w:r>
-      <w:proofErr w:type="gramStart"/>
-      <w:r>
-        <w:rPr>
-          <w:rFonts w:hint="eastAsia"/>
-        </w:rPr>
-        <w:t>表记录</w:t>
-      </w:r>
-      <w:proofErr w:type="gramEnd"/>
-      <w:r>
-        <w:rPr>
-          <w:rFonts w:hint="eastAsia"/>
-        </w:rPr>
-        <w:t>在路由器，局域网</w:t>
-      </w:r>
-      <w:proofErr w:type="spellStart"/>
-      <w:r>
-        <w:rPr>
-          <w:rFonts w:hint="eastAsia"/>
-        </w:rPr>
-        <w:t>ip</w:t>
-      </w:r>
-      <w:proofErr w:type="spellEnd"/>
-      <w:r>
-        <w:rPr>
-          <w:rFonts w:hint="eastAsia"/>
-        </w:rPr>
-        <w:t>和mac地址对应关系</w:t>
+        <w:t>缓存表记录在路由器，局域网ip和mac地址对应关系</w:t>
       </w:r>
     </w:p>
     <w:p>
@@ -21785,15 +18772,7 @@
         <w:t>IP 作用</w:t>
       </w:r>
       <w:r>
-        <w:t>：给数据段</w:t>
-      </w:r>
-      <w:proofErr w:type="gramStart"/>
-      <w:r>
-        <w:t>加目标</w:t>
-      </w:r>
-      <w:proofErr w:type="gramEnd"/>
-      <w:r>
-        <w:t>与源 IP，并寻找两者间最短路径，有特殊 IP 用于组建家庭局域网，[127.0.0.1](127.0.0.1) 是本地地址。</w:t>
+        <w:t>：给数据段加目标与源 IP，并寻找两者间最短路径，有特殊 IP 用于组建家庭局域网，[127.0.0.1](127.0.0.1) 是本地地址。</w:t>
       </w:r>
     </w:p>
     <w:p>
@@ -21940,15 +18919,7 @@
         <w:t>PID</w:t>
       </w:r>
       <w:r>
-        <w:t>：程序在操作系统上运行，系统分配的临时编号，可理解</w:t>
-      </w:r>
-      <w:proofErr w:type="gramStart"/>
-      <w:r>
-        <w:t>为进程</w:t>
-      </w:r>
-      <w:proofErr w:type="gramEnd"/>
-      <w:r>
-        <w:t>编号。</w:t>
+        <w:t>：程序在操作系统上运行，系统分配的临时编号，可理解为进程编号。</w:t>
       </w:r>
     </w:p>
     <w:p>
@@ -22095,15 +19066,7 @@
         <w:t>子网掩码</w:t>
       </w:r>
       <w:r>
-        <w:t>：判断两个 IP 是否在同一局域网，不同网</w:t>
-      </w:r>
-      <w:proofErr w:type="gramStart"/>
-      <w:r>
-        <w:t>段数据</w:t>
-      </w:r>
-      <w:proofErr w:type="gramEnd"/>
-      <w:r>
-        <w:t>可能经网关传输。</w:t>
+        <w:t>：判断两个 IP 是否在同一局域网，不同网段数据可能经网关传输。</w:t>
       </w:r>
     </w:p>
     <w:p>
@@ -22187,15 +19150,7 @@
         <w:t>介质</w:t>
       </w:r>
       <w:r>
-        <w:t xml:space="preserve">：无线时是 </w:t>
-      </w:r>
-      <w:proofErr w:type="spellStart"/>
-      <w:r>
-        <w:t>WiFi</w:t>
-      </w:r>
-      <w:proofErr w:type="spellEnd"/>
-      <w:r>
-        <w:t xml:space="preserve"> AP 等，有线时涉及交换机、网卡。</w:t>
+        <w:t>：无线时是 WiFi AP 等，有线时涉及交换机、网卡。</w:t>
       </w:r>
     </w:p>
     <w:p>
@@ -22237,15 +19192,7 @@
         <w:t>通讯单位</w:t>
       </w:r>
       <w:r>
-        <w:t>：数据帧，由</w:t>
-      </w:r>
-      <w:proofErr w:type="gramStart"/>
-      <w:r>
-        <w:t>以太网帧头和帧尾</w:t>
-      </w:r>
-      <w:proofErr w:type="gramEnd"/>
-      <w:r>
-        <w:t>组成。</w:t>
+        <w:t>：数据帧，由以太网帧头和帧尾组成。</w:t>
       </w:r>
     </w:p>
     <w:p>
@@ -25190,15 +22137,7 @@
         <w:t>数据链路层</w:t>
       </w:r>
       <w:r>
-        <w:t>：与物理层统称以太网，介质为</w:t>
-      </w:r>
-      <w:proofErr w:type="spellStart"/>
-      <w:r>
-        <w:t>WiFi</w:t>
-      </w:r>
-      <w:proofErr w:type="spellEnd"/>
-      <w:r>
-        <w:t>，给数据添加MAC地址。</w:t>
+        <w:t>：与物理层统称以太网，介质为WiFi，给数据添加MAC地址。</w:t>
       </w:r>
     </w:p>
     <w:p>
@@ -25366,15 +22305,7 @@
         <w:t>路由表</w:t>
       </w:r>
       <w:r>
-        <w:t>：路由器维护路由表，</w:t>
-      </w:r>
-      <w:proofErr w:type="gramStart"/>
-      <w:r>
-        <w:t>含目标</w:t>
-      </w:r>
-      <w:proofErr w:type="gramEnd"/>
-      <w:r>
-        <w:t>地址网络前缀，决定传输方向，结合最长前缀匹配算法及拥堵判断，找到目标IP。</w:t>
+        <w:t>：路由器维护路由表，含目标地址网络前缀，决定传输方向，结合最长前缀匹配算法及拥堵判断，找到目标IP。</w:t>
       </w:r>
     </w:p>
     <w:p>
@@ -25395,15 +22326,7 @@
         <w:t>传输介质</w:t>
       </w:r>
       <w:r>
-        <w:t>：靠光纤通讯，跨国用海底电缆，</w:t>
-      </w:r>
-      <w:proofErr w:type="gramStart"/>
-      <w:r>
-        <w:t>星链可</w:t>
-      </w:r>
-      <w:proofErr w:type="gramEnd"/>
-      <w:r>
-        <w:t>提供新的连接方式。</w:t>
+        <w:t>：靠光纤通讯，跨国用海底电缆，星链可提供新的连接方式。</w:t>
       </w:r>
     </w:p>
     <w:p>
@@ -25535,31 +22458,7 @@
         <w:t>课后作业与要求</w:t>
       </w:r>
       <w:r>
-        <w:t>：研究</w:t>
-      </w:r>
-      <w:proofErr w:type="spellStart"/>
-      <w:r>
-        <w:t>nslookup</w:t>
-      </w:r>
-      <w:proofErr w:type="spellEnd"/>
-      <w:r>
-        <w:t>和</w:t>
-      </w:r>
-      <w:proofErr w:type="spellStart"/>
-      <w:r>
-        <w:t>whois</w:t>
-      </w:r>
-      <w:proofErr w:type="spellEnd"/>
-      <w:r>
-        <w:t>，做</w:t>
-      </w:r>
-      <w:proofErr w:type="spellStart"/>
-      <w:r>
-        <w:t>NextJS+Tailwind</w:t>
-      </w:r>
-      <w:proofErr w:type="spellEnd"/>
-      <w:r>
-        <w:t>个人项目放GitHub，继续刷八股和力扣题目。</w:t>
+        <w:t>：研究nslookup和whois，做NextJS+Tailwind个人项目放GitHub，继续刷八股和力扣题目。</w:t>
       </w:r>
     </w:p>
     <w:p>
@@ -25573,52 +22472,42 @@
         <w:rPr>
           <w:rFonts w:hint="eastAsia"/>
         </w:rPr>
-        <w:t>02.</w:t>
-      </w:r>
-      <w:r>
-        <w:rPr>
-          <w:rFonts w:hint="eastAsia"/>
-        </w:rPr>
-        <w:t>11</w:t>
-      </w:r>
-      <w:r>
-        <w:rPr>
-          <w:rFonts w:hint="eastAsia"/>
-        </w:rPr>
-        <w:t>课时1</w:t>
-      </w:r>
-      <w:r>
-        <w:rPr>
-          <w:rFonts w:hint="eastAsia"/>
-        </w:rPr>
-        <w:t>9</w:t>
-      </w:r>
-      <w:r>
-        <w:rPr>
-          <w:rFonts w:hint="eastAsia"/>
-        </w:rPr>
-        <w:t>——网络</w:t>
-      </w:r>
-    </w:p>
-    <w:p>
-      <w:proofErr w:type="spellStart"/>
-      <w:r>
-        <w:rPr>
-          <w:rFonts w:hint="eastAsia"/>
-        </w:rPr>
-        <w:t>Leetcode</w:t>
-      </w:r>
-      <w:proofErr w:type="spellEnd"/>
-      <w:r>
-        <w:rPr>
-          <w:rFonts w:hint="eastAsia"/>
-        </w:rPr>
-        <w:t>: 20-30min</w:t>
-      </w:r>
-    </w:p>
-    <w:p/>
-    <w:p/>
-    <w:p>
+        <w:t>02.11课时19——网络</w:t>
+      </w:r>
+    </w:p>
+    <w:p>
+      <w:pPr>
+        <w:rPr>
+          <w:rFonts w:hint="eastAsia"/>
+        </w:rPr>
+      </w:pPr>
+      <w:r>
+        <w:rPr>
+          <w:rFonts w:hint="eastAsia"/>
+        </w:rPr>
+        <w:t>Leetcode: 20-30min</w:t>
+      </w:r>
+    </w:p>
+    <w:p>
+      <w:pPr>
+        <w:rPr>
+          <w:rFonts w:hint="eastAsia"/>
+        </w:rPr>
+      </w:pPr>
+    </w:p>
+    <w:p>
+      <w:pPr>
+        <w:rPr>
+          <w:rFonts w:hint="eastAsia"/>
+        </w:rPr>
+      </w:pPr>
+    </w:p>
+    <w:p>
+      <w:pPr>
+        <w:rPr>
+          <w:rFonts w:hint="eastAsia"/>
+        </w:rPr>
+      </w:pPr>
       <w:r>
         <w:t>本次课回顾网络基础，介绍Web部署方案，并为学员制定春节期间的求职备战计划。</w:t>
       </w:r>
@@ -25629,6 +22518,9 @@
           <w:ilvl w:val="0"/>
           <w:numId w:val="29"/>
         </w:numPr>
+        <w:rPr>
+          <w:rFonts w:hint="eastAsia"/>
+        </w:rPr>
       </w:pPr>
       <w:r>
         <w:rPr>
@@ -25647,6 +22539,9 @@
           <w:ilvl w:val="1"/>
           <w:numId w:val="29"/>
         </w:numPr>
+        <w:rPr>
+          <w:rFonts w:hint="eastAsia"/>
+        </w:rPr>
       </w:pPr>
       <w:r>
         <w:rPr>
@@ -25665,6 +22560,9 @@
           <w:ilvl w:val="1"/>
           <w:numId w:val="29"/>
         </w:numPr>
+        <w:rPr>
+          <w:rFonts w:hint="eastAsia"/>
+        </w:rPr>
       </w:pPr>
       <w:r>
         <w:rPr>
@@ -25683,6 +22581,9 @@
           <w:ilvl w:val="1"/>
           <w:numId w:val="29"/>
         </w:numPr>
+        <w:rPr>
+          <w:rFonts w:hint="eastAsia"/>
+        </w:rPr>
       </w:pPr>
       <w:r>
         <w:rPr>
@@ -25692,15 +22593,7 @@
         <w:t>网络命令工具</w:t>
       </w:r>
       <w:r>
-        <w:t>：NS lookup查询域名和IP对应关系，</w:t>
-      </w:r>
-      <w:proofErr w:type="spellStart"/>
-      <w:r>
-        <w:t>whois</w:t>
-      </w:r>
-      <w:proofErr w:type="spellEnd"/>
-      <w:r>
-        <w:t>查询域名或地址注册用户信息，host文件是本地维护的IP与域名对应关系。</w:t>
+        <w:t>：NS lookup查询域名和IP对应关系，whois查询域名或地址注册用户信息，host文件是本地维护的IP与域名对应关系。</w:t>
       </w:r>
     </w:p>
     <w:p>
@@ -25709,6 +22602,9 @@
           <w:ilvl w:val="0"/>
           <w:numId w:val="29"/>
         </w:numPr>
+        <w:rPr>
+          <w:rFonts w:hint="eastAsia"/>
+        </w:rPr>
       </w:pPr>
       <w:r>
         <w:rPr>
@@ -25727,6 +22623,9 @@
           <w:ilvl w:val="0"/>
           <w:numId w:val="29"/>
         </w:numPr>
+        <w:rPr>
+          <w:rFonts w:hint="eastAsia"/>
+        </w:rPr>
       </w:pPr>
       <w:r>
         <w:rPr>
@@ -25745,6 +22644,9 @@
           <w:ilvl w:val="1"/>
           <w:numId w:val="29"/>
         </w:numPr>
+        <w:rPr>
+          <w:rFonts w:hint="eastAsia"/>
+        </w:rPr>
       </w:pPr>
       <w:r>
         <w:rPr>
@@ -25763,6 +22665,9 @@
           <w:ilvl w:val="1"/>
           <w:numId w:val="29"/>
         </w:numPr>
+        <w:rPr>
+          <w:rFonts w:hint="eastAsia"/>
+        </w:rPr>
       </w:pPr>
       <w:r>
         <w:rPr>
@@ -25772,15 +22677,7 @@
         <w:t>跨域问题</w:t>
       </w:r>
       <w:r>
-        <w:t>：浏览器的CORS安全策略限制不同</w:t>
-      </w:r>
-      <w:proofErr w:type="gramStart"/>
-      <w:r>
-        <w:t>域访问</w:t>
-      </w:r>
-      <w:proofErr w:type="gramEnd"/>
-      <w:r>
-        <w:t>与资源请求，可利用服务器通信及显示token解决。</w:t>
+        <w:t>：浏览器的CORS安全策略限制不同域访问与资源请求，可利用服务器通信及显示token解决。</w:t>
       </w:r>
     </w:p>
     <w:p>
@@ -25789,6 +22686,9 @@
           <w:ilvl w:val="0"/>
           <w:numId w:val="29"/>
         </w:numPr>
+        <w:rPr>
+          <w:rFonts w:hint="eastAsia"/>
+        </w:rPr>
       </w:pPr>
       <w:r>
         <w:rPr>
@@ -25807,6 +22707,9 @@
           <w:ilvl w:val="1"/>
           <w:numId w:val="29"/>
         </w:numPr>
+        <w:rPr>
+          <w:rFonts w:hint="eastAsia"/>
+        </w:rPr>
       </w:pPr>
       <w:r>
         <w:rPr>
@@ -25816,15 +22719,7 @@
         <w:t>前后端分离</w:t>
       </w:r>
       <w:r>
-        <w:t>：前端代码打包进</w:t>
-      </w:r>
-      <w:proofErr w:type="spellStart"/>
-      <w:r>
-        <w:t>dist</w:t>
-      </w:r>
-      <w:proofErr w:type="spellEnd"/>
-      <w:r>
-        <w:t>文件放前端服务器或CDN，CDN可就近提供资源，但可能缓存过重；后端API服务器可纵向扩展实现负载均衡，还可由软件集成管理。</w:t>
+        <w:t>：前端代码打包进dist文件放前端服务器或CDN，CDN可就近提供资源，但可能缓存过重；后端API服务器可纵向扩展实现负载均衡，还可由软件集成管理。</w:t>
       </w:r>
     </w:p>
     <w:p>
@@ -25833,6 +22728,9 @@
           <w:ilvl w:val="1"/>
           <w:numId w:val="29"/>
         </w:numPr>
+        <w:rPr>
+          <w:rFonts w:hint="eastAsia"/>
+        </w:rPr>
       </w:pPr>
       <w:r>
         <w:rPr>
@@ -25851,6 +22749,9 @@
           <w:ilvl w:val="1"/>
           <w:numId w:val="29"/>
         </w:numPr>
+        <w:rPr>
+          <w:rFonts w:hint="eastAsia"/>
+        </w:rPr>
       </w:pPr>
       <w:r>
         <w:rPr>
@@ -25869,6 +22770,9 @@
           <w:ilvl w:val="0"/>
           <w:numId w:val="29"/>
         </w:numPr>
+        <w:rPr>
+          <w:rFonts w:hint="eastAsia"/>
+        </w:rPr>
       </w:pPr>
       <w:r>
         <w:rPr>
@@ -25887,6 +22791,9 @@
           <w:ilvl w:val="1"/>
           <w:numId w:val="29"/>
         </w:numPr>
+        <w:rPr>
+          <w:rFonts w:hint="eastAsia"/>
+        </w:rPr>
       </w:pPr>
       <w:r>
         <w:rPr>
@@ -25905,22 +22812,16 @@
           <w:ilvl w:val="1"/>
           <w:numId w:val="29"/>
         </w:numPr>
-      </w:pPr>
-      <w:proofErr w:type="spellStart"/>
-      <w:r>
-        <w:rPr>
-          <w:b/>
-          <w:bCs/>
-        </w:rPr>
-        <w:t>LeetCode</w:t>
-      </w:r>
-      <w:proofErr w:type="spellEnd"/>
-      <w:r>
-        <w:rPr>
-          <w:b/>
-          <w:bCs/>
-        </w:rPr>
-        <w:t>刷题</w:t>
+        <w:rPr>
+          <w:rFonts w:hint="eastAsia"/>
+        </w:rPr>
+      </w:pPr>
+      <w:r>
+        <w:rPr>
+          <w:b/>
+          <w:bCs/>
+        </w:rPr>
+        <w:t>LeetCode刷题</w:t>
       </w:r>
       <w:r>
         <w:t>：定20 - 30分钟闹钟，用白板刷题，可边做边讲，超时看答案，选通用型解题方法。</w:t>
@@ -25932,6 +22833,9 @@
           <w:ilvl w:val="1"/>
           <w:numId w:val="29"/>
         </w:numPr>
+        <w:rPr>
+          <w:rFonts w:hint="eastAsia"/>
+        </w:rPr>
       </w:pPr>
       <w:r>
         <w:rPr>
@@ -30351,6 +27255,7 @@
   <w:style w:type="character" w:default="1" w:styleId="a0">
     <w:name w:val="Default Paragraph Font"/>
     <w:uiPriority w:val="1"/>
+    <w:semiHidden/>
     <w:unhideWhenUsed/>
   </w:style>
   <w:style w:type="table" w:default="1" w:styleId="a1">

--- a/lesson/12.9课时1.docx
+++ b/lesson/12.9课时1.docx
@@ -1128,6 +1128,98 @@
                 <w:rFonts w:hint="eastAsia"/>
               </w:rPr>
             </w:pPr>
+          </w:p>
+        </w:tc>
+        <w:tc>
+          <w:tcPr>
+            <w:tcW w:w="1401" w:type="dxa"/>
+          </w:tcPr>
+          <w:p>
+            <w:pPr>
+              <w:rPr>
+                <w:rFonts w:hint="eastAsia"/>
+              </w:rPr>
+            </w:pPr>
+          </w:p>
+        </w:tc>
+        <w:tc>
+          <w:tcPr>
+            <w:tcW w:w="842" w:type="dxa"/>
+          </w:tcPr>
+          <w:p>
+            <w:pPr>
+              <w:rPr>
+                <w:rFonts w:hint="eastAsia"/>
+              </w:rPr>
+            </w:pPr>
+          </w:p>
+        </w:tc>
+        <w:tc>
+          <w:tcPr>
+            <w:tcW w:w="1617" w:type="dxa"/>
+          </w:tcPr>
+          <w:p>
+            <w:pPr>
+              <w:rPr>
+                <w:rFonts w:hint="eastAsia"/>
+              </w:rPr>
+            </w:pPr>
+          </w:p>
+        </w:tc>
+      </w:tr>
+      <w:tr>
+        <w:tc>
+          <w:tcPr>
+            <w:tcW w:w="988" w:type="dxa"/>
+          </w:tcPr>
+          <w:p>
+            <w:pPr>
+              <w:rPr>
+                <w:rFonts w:hint="eastAsia"/>
+              </w:rPr>
+            </w:pPr>
+          </w:p>
+        </w:tc>
+        <w:tc>
+          <w:tcPr>
+            <w:tcW w:w="1672" w:type="dxa"/>
+          </w:tcPr>
+          <w:p>
+            <w:pPr>
+              <w:rPr>
+                <w:rFonts w:hint="eastAsia"/>
+              </w:rPr>
+            </w:pPr>
+          </w:p>
+        </w:tc>
+        <w:tc>
+          <w:tcPr>
+            <w:tcW w:w="659" w:type="dxa"/>
+          </w:tcPr>
+          <w:p>
+            <w:pPr>
+              <w:rPr>
+                <w:rFonts w:hint="eastAsia"/>
+              </w:rPr>
+            </w:pPr>
+          </w:p>
+        </w:tc>
+        <w:tc>
+          <w:tcPr>
+            <w:tcW w:w="1117" w:type="dxa"/>
+          </w:tcPr>
+          <w:p>
+            <w:pPr>
+              <w:rPr>
+                <w:rFonts w:hint="eastAsia"/>
+              </w:rPr>
+            </w:pPr>
+            <w:r>
+              <w:rPr>
+                <w:rFonts w:hint="eastAsia"/>
+              </w:rPr>
+              <w:t>0305√</w:t>
+            </w:r>
           </w:p>
         </w:tc>
         <w:tc>
@@ -3138,6 +3230,7 @@
         <w:rPr>
           <w:rFonts w:hint="eastAsia"/>
         </w:rPr>
+        <w:lastRenderedPageBreak/>
         <w:t>12.09课时一——简历修改</w:t>
       </w:r>
       <w:bookmarkEnd w:id="0"/>
@@ -3159,7 +3252,6 @@
         <w:rPr>
           <w:rFonts w:hint="eastAsia"/>
         </w:rPr>
-        <w:lastRenderedPageBreak/>
         <w:t>Canvas改简历</w:t>
       </w:r>
     </w:p>
@@ -22848,6 +22940,568 @@
         <w:t>：用React做前后端项目，先完成前端，可基于Next JS框架，完成后提交到GitLab 。</w:t>
       </w:r>
     </w:p>
+    <w:p/>
+    <w:p>
+      <w:pPr>
+        <w:pStyle w:val="1"/>
+        <w:rPr>
+          <w:rFonts w:hint="eastAsia"/>
+        </w:rPr>
+      </w:pPr>
+      <w:r>
+        <w:rPr>
+          <w:rFonts w:hint="eastAsia"/>
+        </w:rPr>
+        <w:t>0</w:t>
+      </w:r>
+      <w:r>
+        <w:rPr>
+          <w:rFonts w:hint="eastAsia"/>
+        </w:rPr>
+        <w:t>3</w:t>
+      </w:r>
+      <w:r>
+        <w:rPr>
+          <w:rFonts w:hint="eastAsia"/>
+        </w:rPr>
+        <w:t>.</w:t>
+      </w:r>
+      <w:r>
+        <w:rPr>
+          <w:rFonts w:hint="eastAsia"/>
+        </w:rPr>
+        <w:t>05</w:t>
+      </w:r>
+      <w:r>
+        <w:rPr>
+          <w:rFonts w:hint="eastAsia"/>
+        </w:rPr>
+        <w:t>课时</w:t>
+      </w:r>
+      <w:r>
+        <w:rPr>
+          <w:rFonts w:hint="eastAsia"/>
+        </w:rPr>
+        <w:t>20</w:t>
+      </w:r>
+      <w:r>
+        <w:rPr>
+          <w:rFonts w:hint="eastAsia"/>
+        </w:rPr>
+        <w:t>——</w:t>
+      </w:r>
+      <w:r>
+        <w:rPr>
+          <w:rFonts w:hint="eastAsia"/>
+        </w:rPr>
+        <w:t>面试题：行为场景题</w:t>
+      </w:r>
+    </w:p>
+    <w:p/>
+    <w:p>
+      <w:r>
+        <w:rPr>
+          <w:rFonts w:hint="eastAsia"/>
+        </w:rPr>
+        <w:t>照片，github的100star\40fork\关注，</w:t>
+      </w:r>
+    </w:p>
+    <w:p/>
+    <w:p>
+      <w:pPr>
+        <w:pStyle w:val="a9"/>
+        <w:numPr>
+          <w:ilvl w:val="0"/>
+          <w:numId w:val="30"/>
+        </w:numPr>
+      </w:pPr>
+      <w:r>
+        <w:rPr>
+          <w:rFonts w:hint="eastAsia"/>
+        </w:rPr>
+        <w:t>讲一个你与团队成员发生冲突并解决的经历</w:t>
+      </w:r>
+    </w:p>
+    <w:p>
+      <w:pPr>
+        <w:pStyle w:val="a9"/>
+        <w:numPr>
+          <w:ilvl w:val="1"/>
+          <w:numId w:val="24"/>
+        </w:numPr>
+      </w:pPr>
+      <w:r>
+        <w:rPr>
+          <w:rFonts w:hint="eastAsia"/>
+        </w:rPr>
+        <w:t>避开个人恩怨，选择技术或业务作为切入点，要对齐一个共同的目标，从用户角度考虑，</w:t>
+      </w:r>
+    </w:p>
+    <w:p>
+      <w:pPr>
+        <w:pStyle w:val="a9"/>
+        <w:numPr>
+          <w:ilvl w:val="1"/>
+          <w:numId w:val="24"/>
+        </w:numPr>
+      </w:pPr>
+      <w:r>
+        <w:rPr>
+          <w:rFonts w:hint="eastAsia"/>
+        </w:rPr>
+        <w:t>用数据说话，埋点、抓日志、重现瓶颈</w:t>
+      </w:r>
+    </w:p>
+    <w:p>
+      <w:pPr>
+        <w:pStyle w:val="a9"/>
+        <w:numPr>
+          <w:ilvl w:val="1"/>
+          <w:numId w:val="24"/>
+        </w:numPr>
+      </w:pPr>
+      <w:r>
+        <w:rPr>
+          <w:rFonts w:hint="eastAsia"/>
+        </w:rPr>
+        <w:t>拉一个领导者进行决策</w:t>
+      </w:r>
+    </w:p>
+    <w:p>
+      <w:pPr>
+        <w:pStyle w:val="a9"/>
+        <w:numPr>
+          <w:ilvl w:val="1"/>
+          <w:numId w:val="24"/>
+        </w:numPr>
+        <w:rPr>
+          <w:rFonts w:hint="eastAsia"/>
+        </w:rPr>
+      </w:pPr>
+      <w:r>
+        <w:rPr>
+          <w:rFonts w:hint="eastAsia"/>
+        </w:rPr>
+        <w:t>反思，总结经验</w:t>
+      </w:r>
+    </w:p>
+    <w:p>
+      <w:pPr>
+        <w:pStyle w:val="a9"/>
+        <w:numPr>
+          <w:ilvl w:val="0"/>
+          <w:numId w:val="30"/>
+        </w:numPr>
+      </w:pPr>
+      <w:r>
+        <w:rPr>
+          <w:rFonts w:hint="eastAsia"/>
+        </w:rPr>
+        <w:t>描述为了完成某个项目不得不快速学习新的技术的经历</w:t>
+      </w:r>
+    </w:p>
+    <w:p>
+      <w:pPr>
+        <w:pStyle w:val="a9"/>
+        <w:numPr>
+          <w:ilvl w:val="1"/>
+          <w:numId w:val="31"/>
+        </w:numPr>
+      </w:pPr>
+      <w:r>
+        <w:rPr>
+          <w:rFonts w:hint="eastAsia"/>
+        </w:rPr>
+        <w:t>技术选型的原因，为什么选这个技术，对项目的帮助度</w:t>
+      </w:r>
+    </w:p>
+    <w:p>
+      <w:pPr>
+        <w:pStyle w:val="a9"/>
+        <w:numPr>
+          <w:ilvl w:val="1"/>
+          <w:numId w:val="31"/>
+        </w:numPr>
+      </w:pPr>
+      <w:r>
+        <w:rPr>
+          <w:rFonts w:hint="eastAsia"/>
+        </w:rPr>
+        <w:t>学习方法，看官方文档、源码、示例、问ai如何（费曼学习法，请你用10岁小孩能听懂的语言</w:t>
+      </w:r>
+      <w:r>
+        <w:rPr>
+          <w:rFonts w:hint="eastAsia"/>
+        </w:rPr>
+        <w:t>，ai学习路线</w:t>
+      </w:r>
+      <w:r>
+        <w:rPr>
+          <w:rFonts w:hint="eastAsia"/>
+        </w:rPr>
+        <w:t>）</w:t>
+      </w:r>
+    </w:p>
+    <w:p>
+      <w:pPr>
+        <w:pStyle w:val="a9"/>
+        <w:numPr>
+          <w:ilvl w:val="1"/>
+          <w:numId w:val="31"/>
+        </w:numPr>
+      </w:pPr>
+      <w:r>
+        <w:rPr>
+          <w:rFonts w:hint="eastAsia"/>
+        </w:rPr>
+        <w:t>建立好一个安全网，</w:t>
+      </w:r>
+      <w:r>
+        <w:rPr>
+          <w:rFonts w:hint="eastAsia"/>
+        </w:rPr>
+        <w:t>检测、回滚、灰度</w:t>
+      </w:r>
+    </w:p>
+    <w:p>
+      <w:pPr>
+        <w:pStyle w:val="a9"/>
+        <w:numPr>
+          <w:ilvl w:val="1"/>
+          <w:numId w:val="31"/>
+        </w:numPr>
+      </w:pPr>
+      <w:r>
+        <w:rPr>
+          <w:rFonts w:hint="eastAsia"/>
+        </w:rPr>
+        <w:t>反思，内部分享，沉淀成文档</w:t>
+      </w:r>
+    </w:p>
+    <w:p>
+      <w:pPr>
+        <w:pStyle w:val="a9"/>
+        <w:numPr>
+          <w:ilvl w:val="0"/>
+          <w:numId w:val="30"/>
+        </w:numPr>
+      </w:pPr>
+      <w:r>
+        <w:rPr>
+          <w:rFonts w:hint="eastAsia"/>
+        </w:rPr>
+        <w:t>抗压表现，在一个非常紧张的时间去交付任务</w:t>
+      </w:r>
+    </w:p>
+    <w:p>
+      <w:pPr>
+        <w:pStyle w:val="a9"/>
+        <w:numPr>
+          <w:ilvl w:val="1"/>
+          <w:numId w:val="31"/>
+        </w:numPr>
+      </w:pPr>
+      <w:r>
+        <w:rPr>
+          <w:rFonts w:hint="eastAsia"/>
+        </w:rPr>
+        <w:t>项目整体情况、为什么压缩时间、增加功能</w:t>
+      </w:r>
+    </w:p>
+    <w:p>
+      <w:pPr>
+        <w:pStyle w:val="a9"/>
+        <w:numPr>
+          <w:ilvl w:val="1"/>
+          <w:numId w:val="31"/>
+        </w:numPr>
+      </w:pPr>
+      <w:r>
+        <w:rPr>
+          <w:rFonts w:hint="eastAsia"/>
+        </w:rPr>
+        <w:t>科学推进的策略，做可视化看板，代码review防止返工</w:t>
+      </w:r>
+    </w:p>
+    <w:p>
+      <w:pPr>
+        <w:pStyle w:val="a9"/>
+        <w:numPr>
+          <w:ilvl w:val="1"/>
+          <w:numId w:val="31"/>
+        </w:numPr>
+      </w:pPr>
+      <w:r>
+        <w:rPr>
+          <w:rFonts w:hint="eastAsia"/>
+        </w:rPr>
+        <w:t>解压，睡眠散步看书倾诉、</w:t>
+      </w:r>
+    </w:p>
+    <w:p>
+      <w:pPr>
+        <w:pStyle w:val="a9"/>
+        <w:numPr>
+          <w:ilvl w:val="1"/>
+          <w:numId w:val="31"/>
+        </w:numPr>
+      </w:pPr>
+      <w:r>
+        <w:rPr>
+          <w:rFonts w:hint="eastAsia"/>
+        </w:rPr>
+        <w:t>安全网、反思</w:t>
+      </w:r>
+    </w:p>
+    <w:p>
+      <w:pPr>
+        <w:pStyle w:val="a9"/>
+        <w:numPr>
+          <w:ilvl w:val="0"/>
+          <w:numId w:val="30"/>
+        </w:numPr>
+      </w:pPr>
+      <w:r>
+        <w:rPr>
+          <w:rFonts w:hint="eastAsia"/>
+        </w:rPr>
+        <w:t>代理、推动新项目的经验</w:t>
+      </w:r>
+    </w:p>
+    <w:p>
+      <w:pPr>
+        <w:pStyle w:val="a9"/>
+        <w:numPr>
+          <w:ilvl w:val="1"/>
+          <w:numId w:val="32"/>
+        </w:numPr>
+      </w:pPr>
+      <w:r>
+        <w:rPr>
+          <w:rFonts w:hint="eastAsia"/>
+        </w:rPr>
+        <w:t>对</w:t>
+      </w:r>
+      <w:r>
+        <w:rPr>
+          <w:rFonts w:hint="eastAsia"/>
+        </w:rPr>
+        <w:t>齐</w:t>
+      </w:r>
+      <w:r>
+        <w:rPr>
+          <w:rFonts w:hint="eastAsia"/>
+        </w:rPr>
+        <w:t>所有人员，</w:t>
+      </w:r>
+    </w:p>
+    <w:p>
+      <w:pPr>
+        <w:pStyle w:val="a9"/>
+        <w:numPr>
+          <w:ilvl w:val="1"/>
+          <w:numId w:val="32"/>
+        </w:numPr>
+      </w:pPr>
+      <w:r>
+        <w:rPr>
+          <w:rFonts w:hint="eastAsia"/>
+        </w:rPr>
+        <w:t>制定方案和策略、时间安排、人力安排、</w:t>
+      </w:r>
+      <w:r>
+        <w:rPr>
+          <w:rFonts w:hint="eastAsia"/>
+        </w:rPr>
+        <w:t>站会</w:t>
+      </w:r>
+    </w:p>
+    <w:p>
+      <w:pPr>
+        <w:pStyle w:val="a9"/>
+        <w:numPr>
+          <w:ilvl w:val="1"/>
+          <w:numId w:val="32"/>
+        </w:numPr>
+        <w:rPr>
+          <w:rFonts w:hint="eastAsia"/>
+        </w:rPr>
+      </w:pPr>
+      <w:r>
+        <w:rPr>
+          <w:rFonts w:hint="eastAsia"/>
+        </w:rPr>
+        <w:t>技术选型、基建脚手架、</w:t>
+      </w:r>
+    </w:p>
+    <w:p/>
+    <w:p>
+      <w:r>
+        <w:t>本次课老师与学员沟通新年学习计划并讲解面试行为场景题，包括团队冲突、学习能力等题型的答题思路。</w:t>
+      </w:r>
+    </w:p>
+    <w:p>
+      <w:pPr>
+        <w:numPr>
+          <w:ilvl w:val="0"/>
+          <w:numId w:val="33"/>
+        </w:numPr>
+      </w:pPr>
+      <w:r>
+        <w:rPr>
+          <w:b/>
+          <w:bCs/>
+        </w:rPr>
+        <w:t>课程沟通</w:t>
+      </w:r>
+      <w:r>
+        <w:t>：</w:t>
+      </w:r>
+    </w:p>
+    <w:p>
+      <w:pPr>
+        <w:numPr>
+          <w:ilvl w:val="1"/>
+          <w:numId w:val="33"/>
+        </w:numPr>
+      </w:pPr>
+      <w:r>
+        <w:rPr>
+          <w:b/>
+          <w:bCs/>
+        </w:rPr>
+        <w:t>回顾与计划</w:t>
+      </w:r>
+      <w:r>
+        <w:t>：上节课讲完网络，学员计划先完成Hot 100再投简历，老师规划先补基础、做React项目，再学后端数据库等。</w:t>
+      </w:r>
+    </w:p>
+    <w:p>
+      <w:pPr>
+        <w:numPr>
+          <w:ilvl w:val="1"/>
+          <w:numId w:val="33"/>
+        </w:numPr>
+      </w:pPr>
+      <w:r>
+        <w:rPr>
+          <w:b/>
+          <w:bCs/>
+        </w:rPr>
+        <w:t>学习资源</w:t>
+      </w:r>
+      <w:r>
+        <w:t>：学员未看完B站 React课程，老师推荐用AI辅助学习并分享相关英文文档。</w:t>
+      </w:r>
+    </w:p>
+    <w:p>
+      <w:pPr>
+        <w:numPr>
+          <w:ilvl w:val="0"/>
+          <w:numId w:val="33"/>
+        </w:numPr>
+      </w:pPr>
+      <w:r>
+        <w:rPr>
+          <w:b/>
+          <w:bCs/>
+        </w:rPr>
+        <w:t>面试准备</w:t>
+      </w:r>
+      <w:r>
+        <w:t>：</w:t>
+      </w:r>
+    </w:p>
+    <w:p>
+      <w:pPr>
+        <w:numPr>
+          <w:ilvl w:val="1"/>
+          <w:numId w:val="33"/>
+        </w:numPr>
+      </w:pPr>
+      <w:r>
+        <w:rPr>
+          <w:b/>
+          <w:bCs/>
+        </w:rPr>
+        <w:t>简历细节</w:t>
+      </w:r>
+      <w:r>
+        <w:t>：学员需尽快上传照片，完善简历，将Star和Fork达到一定数量并关注大佬。</w:t>
+      </w:r>
+    </w:p>
+    <w:p>
+      <w:pPr>
+        <w:numPr>
+          <w:ilvl w:val="1"/>
+          <w:numId w:val="33"/>
+        </w:numPr>
+      </w:pPr>
+      <w:r>
+        <w:rPr>
+          <w:b/>
+          <w:bCs/>
+        </w:rPr>
+        <w:t>行为场景题-团队冲突</w:t>
+      </w:r>
+      <w:r>
+        <w:t>：回答时避开个人恩怨，选择业务或技术方案冲突，思路包括对齐目标、用数据说话、拉领导决策、反思总结，要给出具体案例。</w:t>
+      </w:r>
+    </w:p>
+    <w:p>
+      <w:pPr>
+        <w:numPr>
+          <w:ilvl w:val="1"/>
+          <w:numId w:val="33"/>
+        </w:numPr>
+      </w:pPr>
+      <w:r>
+        <w:rPr>
+          <w:b/>
+          <w:bCs/>
+        </w:rPr>
+        <w:t>行为场景题-学习能力</w:t>
+      </w:r>
+      <w:r>
+        <w:t>：解释学习新技术的原因，阐述学习方法并结合AI工具，如利用费曼学习法，还可建立安全网、内部分享沉淀文档。</w:t>
+      </w:r>
+    </w:p>
+    <w:p>
+      <w:pPr>
+        <w:numPr>
+          <w:ilvl w:val="1"/>
+          <w:numId w:val="33"/>
+        </w:numPr>
+      </w:pPr>
+      <w:r>
+        <w:rPr>
+          <w:b/>
+          <w:bCs/>
+        </w:rPr>
+        <w:t>行为场景题-抗压表现</w:t>
+      </w:r>
+      <w:r>
+        <w:t>：交代项目背景，说明科学推进策略，如可视化日更版、代码review，解释解压方式，注意安全网与反思。</w:t>
+      </w:r>
+    </w:p>
+    <w:p>
+      <w:pPr>
+        <w:numPr>
+          <w:ilvl w:val="1"/>
+          <w:numId w:val="33"/>
+        </w:numPr>
+      </w:pPr>
+      <w:r>
+        <w:rPr>
+          <w:b/>
+          <w:bCs/>
+        </w:rPr>
+        <w:t>行为场景题-领导力</w:t>
+      </w:r>
+      <w:r>
+        <w:t>：若被问推动新项目经验，即便没做过，也要展示组织会议、制定方案策略（时间、人力、技术选型安排）的思路。</w:t>
+      </w:r>
+    </w:p>
     <w:p>
       <w:pPr>
         <w:rPr>
@@ -23075,6 +23729,144 @@
     </w:lvl>
   </w:abstractNum>
   <w:abstractNum w:abstractNumId="1" w15:restartNumberingAfterBreak="0">
+    <w:nsid w:val="1D1576E6"/>
+    <w:multiLevelType w:val="multilevel"/>
+    <w:tmpl w:val="87A6749C"/>
+    <w:lvl w:ilvl="0">
+      <w:start w:val="1"/>
+      <w:numFmt w:val="bullet"/>
+      <w:lvlText w:val=""/>
+      <w:lvlJc w:val="left"/>
+      <w:pPr>
+        <w:tabs>
+          <w:tab w:val="num" w:pos="720"/>
+        </w:tabs>
+        <w:ind w:left="720" w:hanging="360"/>
+      </w:pPr>
+      <w:rPr>
+        <w:rFonts w:ascii="Symbol" w:hAnsi="Symbol" w:hint="default"/>
+        <w:sz w:val="20"/>
+      </w:rPr>
+    </w:lvl>
+    <w:lvl w:ilvl="1">
+      <w:start w:val="1"/>
+      <w:numFmt w:val="decimal"/>
+      <w:lvlText w:val="%2."/>
+      <w:lvlJc w:val="left"/>
+      <w:pPr>
+        <w:ind w:left="1520" w:hanging="440"/>
+      </w:pPr>
+    </w:lvl>
+    <w:lvl w:ilvl="2">
+      <w:start w:val="1"/>
+      <w:numFmt w:val="bullet"/>
+      <w:lvlText w:val=""/>
+      <w:lvlJc w:val="left"/>
+      <w:pPr>
+        <w:tabs>
+          <w:tab w:val="num" w:pos="2160"/>
+        </w:tabs>
+        <w:ind w:left="2160" w:hanging="360"/>
+      </w:pPr>
+      <w:rPr>
+        <w:rFonts w:ascii="Wingdings" w:hAnsi="Wingdings" w:hint="default"/>
+        <w:sz w:val="20"/>
+      </w:rPr>
+    </w:lvl>
+    <w:lvl w:ilvl="3">
+      <w:start w:val="1"/>
+      <w:numFmt w:val="decimal"/>
+      <w:lvlText w:val="%4、"/>
+      <w:lvlJc w:val="left"/>
+      <w:pPr>
+        <w:ind w:left="2880" w:hanging="360"/>
+      </w:pPr>
+      <w:rPr>
+        <w:rFonts w:hint="default"/>
+      </w:rPr>
+    </w:lvl>
+    <w:lvl w:ilvl="4" w:tentative="1">
+      <w:start w:val="1"/>
+      <w:numFmt w:val="bullet"/>
+      <w:lvlText w:val=""/>
+      <w:lvlJc w:val="left"/>
+      <w:pPr>
+        <w:tabs>
+          <w:tab w:val="num" w:pos="3600"/>
+        </w:tabs>
+        <w:ind w:left="3600" w:hanging="360"/>
+      </w:pPr>
+      <w:rPr>
+        <w:rFonts w:ascii="Wingdings" w:hAnsi="Wingdings" w:hint="default"/>
+        <w:sz w:val="20"/>
+      </w:rPr>
+    </w:lvl>
+    <w:lvl w:ilvl="5" w:tentative="1">
+      <w:start w:val="1"/>
+      <w:numFmt w:val="bullet"/>
+      <w:lvlText w:val=""/>
+      <w:lvlJc w:val="left"/>
+      <w:pPr>
+        <w:tabs>
+          <w:tab w:val="num" w:pos="4320"/>
+        </w:tabs>
+        <w:ind w:left="4320" w:hanging="360"/>
+      </w:pPr>
+      <w:rPr>
+        <w:rFonts w:ascii="Wingdings" w:hAnsi="Wingdings" w:hint="default"/>
+        <w:sz w:val="20"/>
+      </w:rPr>
+    </w:lvl>
+    <w:lvl w:ilvl="6" w:tentative="1">
+      <w:start w:val="1"/>
+      <w:numFmt w:val="bullet"/>
+      <w:lvlText w:val=""/>
+      <w:lvlJc w:val="left"/>
+      <w:pPr>
+        <w:tabs>
+          <w:tab w:val="num" w:pos="5040"/>
+        </w:tabs>
+        <w:ind w:left="5040" w:hanging="360"/>
+      </w:pPr>
+      <w:rPr>
+        <w:rFonts w:ascii="Wingdings" w:hAnsi="Wingdings" w:hint="default"/>
+        <w:sz w:val="20"/>
+      </w:rPr>
+    </w:lvl>
+    <w:lvl w:ilvl="7" w:tentative="1">
+      <w:start w:val="1"/>
+      <w:numFmt w:val="bullet"/>
+      <w:lvlText w:val=""/>
+      <w:lvlJc w:val="left"/>
+      <w:pPr>
+        <w:tabs>
+          <w:tab w:val="num" w:pos="5760"/>
+        </w:tabs>
+        <w:ind w:left="5760" w:hanging="360"/>
+      </w:pPr>
+      <w:rPr>
+        <w:rFonts w:ascii="Wingdings" w:hAnsi="Wingdings" w:hint="default"/>
+        <w:sz w:val="20"/>
+      </w:rPr>
+    </w:lvl>
+    <w:lvl w:ilvl="8" w:tentative="1">
+      <w:start w:val="1"/>
+      <w:numFmt w:val="bullet"/>
+      <w:lvlText w:val=""/>
+      <w:lvlJc w:val="left"/>
+      <w:pPr>
+        <w:tabs>
+          <w:tab w:val="num" w:pos="6480"/>
+        </w:tabs>
+        <w:ind w:left="6480" w:hanging="360"/>
+      </w:pPr>
+      <w:rPr>
+        <w:rFonts w:ascii="Wingdings" w:hAnsi="Wingdings" w:hint="default"/>
+        <w:sz w:val="20"/>
+      </w:rPr>
+    </w:lvl>
+  </w:abstractNum>
+  <w:abstractNum w:abstractNumId="2" w15:restartNumberingAfterBreak="0">
     <w:nsid w:val="1DBE4AA1"/>
     <w:multiLevelType w:val="hybridMultilevel"/>
     <w:tmpl w:val="574EAF66"/>
@@ -23163,7 +23955,7 @@
       </w:pPr>
     </w:lvl>
   </w:abstractNum>
-  <w:abstractNum w:abstractNumId="2" w15:restartNumberingAfterBreak="0">
+  <w:abstractNum w:abstractNumId="3" w15:restartNumberingAfterBreak="0">
     <w:nsid w:val="1F79247A"/>
     <w:multiLevelType w:val="hybridMultilevel"/>
     <w:tmpl w:val="14A67D1C"/>
@@ -23252,7 +24044,7 @@
       </w:pPr>
     </w:lvl>
   </w:abstractNum>
-  <w:abstractNum w:abstractNumId="3" w15:restartNumberingAfterBreak="0">
+  <w:abstractNum w:abstractNumId="4" w15:restartNumberingAfterBreak="0">
     <w:nsid w:val="1FDB5C25"/>
     <w:multiLevelType w:val="multilevel"/>
     <w:tmpl w:val="5E3E06B0"/>
@@ -23401,7 +24193,7 @@
       </w:rPr>
     </w:lvl>
   </w:abstractNum>
-  <w:abstractNum w:abstractNumId="4" w15:restartNumberingAfterBreak="0">
+  <w:abstractNum w:abstractNumId="5" w15:restartNumberingAfterBreak="0">
     <w:nsid w:val="263B5069"/>
     <w:multiLevelType w:val="hybridMultilevel"/>
     <w:tmpl w:val="E670EE58"/>
@@ -23490,10 +24282,99 @@
       </w:pPr>
     </w:lvl>
   </w:abstractNum>
-  <w:abstractNum w:abstractNumId="5" w15:restartNumberingAfterBreak="0">
+  <w:abstractNum w:abstractNumId="6" w15:restartNumberingAfterBreak="0">
+    <w:nsid w:val="269602C5"/>
+    <w:multiLevelType w:val="hybridMultilevel"/>
+    <w:tmpl w:val="A208A3B2"/>
+    <w:lvl w:ilvl="0" w:tplc="9A1EE4B6">
+      <w:start w:val="1"/>
+      <w:numFmt w:val="japaneseCounting"/>
+      <w:lvlText w:val="%1、"/>
+      <w:lvlJc w:val="left"/>
+      <w:pPr>
+        <w:ind w:left="432" w:hanging="432"/>
+      </w:pPr>
+      <w:rPr>
+        <w:rFonts w:hint="default"/>
+      </w:rPr>
+    </w:lvl>
+    <w:lvl w:ilvl="1" w:tplc="04090019" w:tentative="1">
+      <w:start w:val="1"/>
+      <w:numFmt w:val="lowerLetter"/>
+      <w:lvlText w:val="%2)"/>
+      <w:lvlJc w:val="left"/>
+      <w:pPr>
+        <w:ind w:left="880" w:hanging="440"/>
+      </w:pPr>
+    </w:lvl>
+    <w:lvl w:ilvl="2" w:tplc="0409001B" w:tentative="1">
+      <w:start w:val="1"/>
+      <w:numFmt w:val="lowerRoman"/>
+      <w:lvlText w:val="%3."/>
+      <w:lvlJc w:val="right"/>
+      <w:pPr>
+        <w:ind w:left="1320" w:hanging="440"/>
+      </w:pPr>
+    </w:lvl>
+    <w:lvl w:ilvl="3" w:tplc="0409000F" w:tentative="1">
+      <w:start w:val="1"/>
+      <w:numFmt w:val="decimal"/>
+      <w:lvlText w:val="%4."/>
+      <w:lvlJc w:val="left"/>
+      <w:pPr>
+        <w:ind w:left="1760" w:hanging="440"/>
+      </w:pPr>
+    </w:lvl>
+    <w:lvl w:ilvl="4" w:tplc="04090019" w:tentative="1">
+      <w:start w:val="1"/>
+      <w:numFmt w:val="lowerLetter"/>
+      <w:lvlText w:val="%5)"/>
+      <w:lvlJc w:val="left"/>
+      <w:pPr>
+        <w:ind w:left="2200" w:hanging="440"/>
+      </w:pPr>
+    </w:lvl>
+    <w:lvl w:ilvl="5" w:tplc="0409001B" w:tentative="1">
+      <w:start w:val="1"/>
+      <w:numFmt w:val="lowerRoman"/>
+      <w:lvlText w:val="%6."/>
+      <w:lvlJc w:val="right"/>
+      <w:pPr>
+        <w:ind w:left="2640" w:hanging="440"/>
+      </w:pPr>
+    </w:lvl>
+    <w:lvl w:ilvl="6" w:tplc="0409000F" w:tentative="1">
+      <w:start w:val="1"/>
+      <w:numFmt w:val="decimal"/>
+      <w:lvlText w:val="%7."/>
+      <w:lvlJc w:val="left"/>
+      <w:pPr>
+        <w:ind w:left="3080" w:hanging="440"/>
+      </w:pPr>
+    </w:lvl>
+    <w:lvl w:ilvl="7" w:tplc="04090019" w:tentative="1">
+      <w:start w:val="1"/>
+      <w:numFmt w:val="lowerLetter"/>
+      <w:lvlText w:val="%8)"/>
+      <w:lvlJc w:val="left"/>
+      <w:pPr>
+        <w:ind w:left="3520" w:hanging="440"/>
+      </w:pPr>
+    </w:lvl>
+    <w:lvl w:ilvl="8" w:tplc="0409001B" w:tentative="1">
+      <w:start w:val="1"/>
+      <w:numFmt w:val="lowerRoman"/>
+      <w:lvlText w:val="%9."/>
+      <w:lvlJc w:val="right"/>
+      <w:pPr>
+        <w:ind w:left="3960" w:hanging="440"/>
+      </w:pPr>
+    </w:lvl>
+  </w:abstractNum>
+  <w:abstractNum w:abstractNumId="7" w15:restartNumberingAfterBreak="0">
     <w:nsid w:val="29833209"/>
     <w:multiLevelType w:val="multilevel"/>
-    <w:tmpl w:val="A4F25BD0"/>
+    <w:tmpl w:val="36629CFA"/>
     <w:lvl w:ilvl="0">
       <w:start w:val="1"/>
       <w:numFmt w:val="bullet"/>
@@ -23542,10 +24423,143 @@
         <w:sz w:val="20"/>
       </w:rPr>
     </w:lvl>
-    <w:lvl w:ilvl="3" w:tentative="1">
+    <w:lvl w:ilvl="3">
+      <w:start w:val="1"/>
+      <w:numFmt w:val="decimal"/>
+      <w:lvlText w:val="%4、"/>
+      <w:lvlJc w:val="left"/>
+      <w:pPr>
+        <w:ind w:left="2880" w:hanging="360"/>
+      </w:pPr>
+      <w:rPr>
+        <w:rFonts w:hint="default"/>
+      </w:rPr>
+    </w:lvl>
+    <w:lvl w:ilvl="4" w:tentative="1">
       <w:start w:val="1"/>
       <w:numFmt w:val="bullet"/>
       <w:lvlText w:val=""/>
+      <w:lvlJc w:val="left"/>
+      <w:pPr>
+        <w:tabs>
+          <w:tab w:val="num" w:pos="3600"/>
+        </w:tabs>
+        <w:ind w:left="3600" w:hanging="360"/>
+      </w:pPr>
+      <w:rPr>
+        <w:rFonts w:ascii="Wingdings" w:hAnsi="Wingdings" w:hint="default"/>
+        <w:sz w:val="20"/>
+      </w:rPr>
+    </w:lvl>
+    <w:lvl w:ilvl="5" w:tentative="1">
+      <w:start w:val="1"/>
+      <w:numFmt w:val="bullet"/>
+      <w:lvlText w:val=""/>
+      <w:lvlJc w:val="left"/>
+      <w:pPr>
+        <w:tabs>
+          <w:tab w:val="num" w:pos="4320"/>
+        </w:tabs>
+        <w:ind w:left="4320" w:hanging="360"/>
+      </w:pPr>
+      <w:rPr>
+        <w:rFonts w:ascii="Wingdings" w:hAnsi="Wingdings" w:hint="default"/>
+        <w:sz w:val="20"/>
+      </w:rPr>
+    </w:lvl>
+    <w:lvl w:ilvl="6" w:tentative="1">
+      <w:start w:val="1"/>
+      <w:numFmt w:val="bullet"/>
+      <w:lvlText w:val=""/>
+      <w:lvlJc w:val="left"/>
+      <w:pPr>
+        <w:tabs>
+          <w:tab w:val="num" w:pos="5040"/>
+        </w:tabs>
+        <w:ind w:left="5040" w:hanging="360"/>
+      </w:pPr>
+      <w:rPr>
+        <w:rFonts w:ascii="Wingdings" w:hAnsi="Wingdings" w:hint="default"/>
+        <w:sz w:val="20"/>
+      </w:rPr>
+    </w:lvl>
+    <w:lvl w:ilvl="7" w:tentative="1">
+      <w:start w:val="1"/>
+      <w:numFmt w:val="bullet"/>
+      <w:lvlText w:val=""/>
+      <w:lvlJc w:val="left"/>
+      <w:pPr>
+        <w:tabs>
+          <w:tab w:val="num" w:pos="5760"/>
+        </w:tabs>
+        <w:ind w:left="5760" w:hanging="360"/>
+      </w:pPr>
+      <w:rPr>
+        <w:rFonts w:ascii="Wingdings" w:hAnsi="Wingdings" w:hint="default"/>
+        <w:sz w:val="20"/>
+      </w:rPr>
+    </w:lvl>
+    <w:lvl w:ilvl="8" w:tentative="1">
+      <w:start w:val="1"/>
+      <w:numFmt w:val="bullet"/>
+      <w:lvlText w:val=""/>
+      <w:lvlJc w:val="left"/>
+      <w:pPr>
+        <w:tabs>
+          <w:tab w:val="num" w:pos="6480"/>
+        </w:tabs>
+        <w:ind w:left="6480" w:hanging="360"/>
+      </w:pPr>
+      <w:rPr>
+        <w:rFonts w:ascii="Wingdings" w:hAnsi="Wingdings" w:hint="default"/>
+        <w:sz w:val="20"/>
+      </w:rPr>
+    </w:lvl>
+  </w:abstractNum>
+  <w:abstractNum w:abstractNumId="8" w15:restartNumberingAfterBreak="0">
+    <w:nsid w:val="3DDA13CE"/>
+    <w:multiLevelType w:val="multilevel"/>
+    <w:tmpl w:val="007860AA"/>
+    <w:lvl w:ilvl="0">
+      <w:start w:val="1"/>
+      <w:numFmt w:val="decimal"/>
+      <w:lvlText w:val="%1."/>
+      <w:lvlJc w:val="left"/>
+      <w:pPr>
+        <w:tabs>
+          <w:tab w:val="num" w:pos="720"/>
+        </w:tabs>
+        <w:ind w:left="720" w:hanging="360"/>
+      </w:pPr>
+    </w:lvl>
+    <w:lvl w:ilvl="1" w:tentative="1">
+      <w:start w:val="1"/>
+      <w:numFmt w:val="decimal"/>
+      <w:lvlText w:val="%2."/>
+      <w:lvlJc w:val="left"/>
+      <w:pPr>
+        <w:tabs>
+          <w:tab w:val="num" w:pos="1440"/>
+        </w:tabs>
+        <w:ind w:left="1440" w:hanging="360"/>
+      </w:pPr>
+    </w:lvl>
+    <w:lvl w:ilvl="2" w:tentative="1">
+      <w:start w:val="1"/>
+      <w:numFmt w:val="decimal"/>
+      <w:lvlText w:val="%3."/>
+      <w:lvlJc w:val="left"/>
+      <w:pPr>
+        <w:tabs>
+          <w:tab w:val="num" w:pos="2160"/>
+        </w:tabs>
+        <w:ind w:left="2160" w:hanging="360"/>
+      </w:pPr>
+    </w:lvl>
+    <w:lvl w:ilvl="3" w:tentative="1">
+      <w:start w:val="1"/>
+      <w:numFmt w:val="decimal"/>
+      <w:lvlText w:val="%4."/>
       <w:lvlJc w:val="left"/>
       <w:pPr>
         <w:tabs>
@@ -23553,11 +24567,225 @@
         </w:tabs>
         <w:ind w:left="2880" w:hanging="360"/>
       </w:pPr>
+    </w:lvl>
+    <w:lvl w:ilvl="4" w:tentative="1">
+      <w:start w:val="1"/>
+      <w:numFmt w:val="decimal"/>
+      <w:lvlText w:val="%5."/>
+      <w:lvlJc w:val="left"/>
+      <w:pPr>
+        <w:tabs>
+          <w:tab w:val="num" w:pos="3600"/>
+        </w:tabs>
+        <w:ind w:left="3600" w:hanging="360"/>
+      </w:pPr>
+    </w:lvl>
+    <w:lvl w:ilvl="5" w:tentative="1">
+      <w:start w:val="1"/>
+      <w:numFmt w:val="decimal"/>
+      <w:lvlText w:val="%6."/>
+      <w:lvlJc w:val="left"/>
+      <w:pPr>
+        <w:tabs>
+          <w:tab w:val="num" w:pos="4320"/>
+        </w:tabs>
+        <w:ind w:left="4320" w:hanging="360"/>
+      </w:pPr>
+    </w:lvl>
+    <w:lvl w:ilvl="6" w:tentative="1">
+      <w:start w:val="1"/>
+      <w:numFmt w:val="decimal"/>
+      <w:lvlText w:val="%7."/>
+      <w:lvlJc w:val="left"/>
+      <w:pPr>
+        <w:tabs>
+          <w:tab w:val="num" w:pos="5040"/>
+        </w:tabs>
+        <w:ind w:left="5040" w:hanging="360"/>
+      </w:pPr>
+    </w:lvl>
+    <w:lvl w:ilvl="7" w:tentative="1">
+      <w:start w:val="1"/>
+      <w:numFmt w:val="decimal"/>
+      <w:lvlText w:val="%8."/>
+      <w:lvlJc w:val="left"/>
+      <w:pPr>
+        <w:tabs>
+          <w:tab w:val="num" w:pos="5760"/>
+        </w:tabs>
+        <w:ind w:left="5760" w:hanging="360"/>
+      </w:pPr>
+    </w:lvl>
+    <w:lvl w:ilvl="8" w:tentative="1">
+      <w:start w:val="1"/>
+      <w:numFmt w:val="decimal"/>
+      <w:lvlText w:val="%9."/>
+      <w:lvlJc w:val="left"/>
+      <w:pPr>
+        <w:tabs>
+          <w:tab w:val="num" w:pos="6480"/>
+        </w:tabs>
+        <w:ind w:left="6480" w:hanging="360"/>
+      </w:pPr>
+    </w:lvl>
+  </w:abstractNum>
+  <w:abstractNum w:abstractNumId="9" w15:restartNumberingAfterBreak="0">
+    <w:nsid w:val="45481C2A"/>
+    <w:multiLevelType w:val="hybridMultilevel"/>
+    <w:tmpl w:val="157A38A0"/>
+    <w:lvl w:ilvl="0" w:tplc="145EDF24">
+      <w:start w:val="1"/>
+      <w:numFmt w:val="decimal"/>
+      <w:lvlText w:val="%1."/>
+      <w:lvlJc w:val="left"/>
+      <w:pPr>
+        <w:ind w:left="360" w:hanging="360"/>
+      </w:pPr>
+      <w:rPr>
+        <w:rFonts w:hint="default"/>
+      </w:rPr>
+    </w:lvl>
+    <w:lvl w:ilvl="1" w:tplc="04090019">
+      <w:start w:val="1"/>
+      <w:numFmt w:val="lowerLetter"/>
+      <w:lvlText w:val="%2)"/>
+      <w:lvlJc w:val="left"/>
+      <w:pPr>
+        <w:ind w:left="880" w:hanging="440"/>
+      </w:pPr>
+    </w:lvl>
+    <w:lvl w:ilvl="2" w:tplc="0409001B" w:tentative="1">
+      <w:start w:val="1"/>
+      <w:numFmt w:val="lowerRoman"/>
+      <w:lvlText w:val="%3."/>
+      <w:lvlJc w:val="right"/>
+      <w:pPr>
+        <w:ind w:left="1320" w:hanging="440"/>
+      </w:pPr>
+    </w:lvl>
+    <w:lvl w:ilvl="3" w:tplc="0409000F" w:tentative="1">
+      <w:start w:val="1"/>
+      <w:numFmt w:val="decimal"/>
+      <w:lvlText w:val="%4."/>
+      <w:lvlJc w:val="left"/>
+      <w:pPr>
+        <w:ind w:left="1760" w:hanging="440"/>
+      </w:pPr>
+    </w:lvl>
+    <w:lvl w:ilvl="4" w:tplc="04090019" w:tentative="1">
+      <w:start w:val="1"/>
+      <w:numFmt w:val="lowerLetter"/>
+      <w:lvlText w:val="%5)"/>
+      <w:lvlJc w:val="left"/>
+      <w:pPr>
+        <w:ind w:left="2200" w:hanging="440"/>
+      </w:pPr>
+    </w:lvl>
+    <w:lvl w:ilvl="5" w:tplc="0409001B" w:tentative="1">
+      <w:start w:val="1"/>
+      <w:numFmt w:val="lowerRoman"/>
+      <w:lvlText w:val="%6."/>
+      <w:lvlJc w:val="right"/>
+      <w:pPr>
+        <w:ind w:left="2640" w:hanging="440"/>
+      </w:pPr>
+    </w:lvl>
+    <w:lvl w:ilvl="6" w:tplc="0409000F" w:tentative="1">
+      <w:start w:val="1"/>
+      <w:numFmt w:val="decimal"/>
+      <w:lvlText w:val="%7."/>
+      <w:lvlJc w:val="left"/>
+      <w:pPr>
+        <w:ind w:left="3080" w:hanging="440"/>
+      </w:pPr>
+    </w:lvl>
+    <w:lvl w:ilvl="7" w:tplc="04090019" w:tentative="1">
+      <w:start w:val="1"/>
+      <w:numFmt w:val="lowerLetter"/>
+      <w:lvlText w:val="%8)"/>
+      <w:lvlJc w:val="left"/>
+      <w:pPr>
+        <w:ind w:left="3520" w:hanging="440"/>
+      </w:pPr>
+    </w:lvl>
+    <w:lvl w:ilvl="8" w:tplc="0409001B" w:tentative="1">
+      <w:start w:val="1"/>
+      <w:numFmt w:val="lowerRoman"/>
+      <w:lvlText w:val="%9."/>
+      <w:lvlJc w:val="right"/>
+      <w:pPr>
+        <w:ind w:left="3960" w:hanging="440"/>
+      </w:pPr>
+    </w:lvl>
+  </w:abstractNum>
+  <w:abstractNum w:abstractNumId="10" w15:restartNumberingAfterBreak="0">
+    <w:nsid w:val="46C667B0"/>
+    <w:multiLevelType w:val="multilevel"/>
+    <w:tmpl w:val="38B865B6"/>
+    <w:lvl w:ilvl="0">
+      <w:start w:val="1"/>
+      <w:numFmt w:val="bullet"/>
+      <w:lvlText w:val=""/>
+      <w:lvlJc w:val="left"/>
+      <w:pPr>
+        <w:tabs>
+          <w:tab w:val="num" w:pos="720"/>
+        </w:tabs>
+        <w:ind w:left="720" w:hanging="360"/>
+      </w:pPr>
+      <w:rPr>
+        <w:rFonts w:ascii="Symbol" w:hAnsi="Symbol" w:hint="default"/>
+        <w:sz w:val="20"/>
+      </w:rPr>
+    </w:lvl>
+    <w:lvl w:ilvl="1">
+      <w:start w:val="1"/>
+      <w:numFmt w:val="bullet"/>
+      <w:lvlText w:val="o"/>
+      <w:lvlJc w:val="left"/>
+      <w:pPr>
+        <w:tabs>
+          <w:tab w:val="num" w:pos="1440"/>
+        </w:tabs>
+        <w:ind w:left="1440" w:hanging="360"/>
+      </w:pPr>
+      <w:rPr>
+        <w:rFonts w:ascii="Courier New" w:hAnsi="Courier New" w:hint="default"/>
+        <w:sz w:val="20"/>
+      </w:rPr>
+    </w:lvl>
+    <w:lvl w:ilvl="2" w:tentative="1">
+      <w:start w:val="1"/>
+      <w:numFmt w:val="bullet"/>
+      <w:lvlText w:val=""/>
+      <w:lvlJc w:val="left"/>
+      <w:pPr>
+        <w:tabs>
+          <w:tab w:val="num" w:pos="2160"/>
+        </w:tabs>
+        <w:ind w:left="2160" w:hanging="360"/>
+      </w:pPr>
       <w:rPr>
         <w:rFonts w:ascii="Wingdings" w:hAnsi="Wingdings" w:hint="default"/>
         <w:sz w:val="20"/>
       </w:rPr>
     </w:lvl>
+    <w:lvl w:ilvl="3" w:tentative="1">
+      <w:start w:val="1"/>
+      <w:numFmt w:val="bullet"/>
+      <w:lvlText w:val=""/>
+      <w:lvlJc w:val="left"/>
+      <w:pPr>
+        <w:tabs>
+          <w:tab w:val="num" w:pos="2880"/>
+        </w:tabs>
+        <w:ind w:left="2880" w:hanging="360"/>
+      </w:pPr>
+      <w:rPr>
+        <w:rFonts w:ascii="Wingdings" w:hAnsi="Wingdings" w:hint="default"/>
+        <w:sz w:val="20"/>
+      </w:rPr>
+    </w:lvl>
     <w:lvl w:ilvl="4" w:tentative="1">
       <w:start w:val="1"/>
       <w:numFmt w:val="bullet"/>
@@ -23639,14 +24867,14 @@
       </w:rPr>
     </w:lvl>
   </w:abstractNum>
-  <w:abstractNum w:abstractNumId="6" w15:restartNumberingAfterBreak="0">
-    <w:nsid w:val="3DDA13CE"/>
+  <w:abstractNum w:abstractNumId="11" w15:restartNumberingAfterBreak="0">
+    <w:nsid w:val="4E056381"/>
     <w:multiLevelType w:val="multilevel"/>
-    <w:tmpl w:val="007860AA"/>
+    <w:tmpl w:val="0D6E9974"/>
     <w:lvl w:ilvl="0">
       <w:start w:val="1"/>
-      <w:numFmt w:val="decimal"/>
-      <w:lvlText w:val="%1."/>
+      <w:numFmt w:val="bullet"/>
+      <w:lvlText w:val=""/>
       <w:lvlJc w:val="left"/>
       <w:pPr>
         <w:tabs>
@@ -23654,11 +24882,15 @@
         </w:tabs>
         <w:ind w:left="720" w:hanging="360"/>
       </w:pPr>
-    </w:lvl>
-    <w:lvl w:ilvl="1" w:tentative="1">
-      <w:start w:val="1"/>
-      <w:numFmt w:val="decimal"/>
-      <w:lvlText w:val="%2."/>
+      <w:rPr>
+        <w:rFonts w:ascii="Symbol" w:hAnsi="Symbol" w:hint="default"/>
+        <w:sz w:val="20"/>
+      </w:rPr>
+    </w:lvl>
+    <w:lvl w:ilvl="1">
+      <w:start w:val="1"/>
+      <w:numFmt w:val="bullet"/>
+      <w:lvlText w:val="o"/>
       <w:lvlJc w:val="left"/>
       <w:pPr>
         <w:tabs>
@@ -23666,11 +24898,15 @@
         </w:tabs>
         <w:ind w:left="1440" w:hanging="360"/>
       </w:pPr>
+      <w:rPr>
+        <w:rFonts w:ascii="Courier New" w:hAnsi="Courier New" w:hint="default"/>
+        <w:sz w:val="20"/>
+      </w:rPr>
     </w:lvl>
     <w:lvl w:ilvl="2" w:tentative="1">
       <w:start w:val="1"/>
-      <w:numFmt w:val="decimal"/>
-      <w:lvlText w:val="%3."/>
+      <w:numFmt w:val="bullet"/>
+      <w:lvlText w:val=""/>
       <w:lvlJc w:val="left"/>
       <w:pPr>
         <w:tabs>
@@ -23678,11 +24914,15 @@
         </w:tabs>
         <w:ind w:left="2160" w:hanging="360"/>
       </w:pPr>
+      <w:rPr>
+        <w:rFonts w:ascii="Wingdings" w:hAnsi="Wingdings" w:hint="default"/>
+        <w:sz w:val="20"/>
+      </w:rPr>
     </w:lvl>
     <w:lvl w:ilvl="3" w:tentative="1">
       <w:start w:val="1"/>
-      <w:numFmt w:val="decimal"/>
-      <w:lvlText w:val="%4."/>
+      <w:numFmt w:val="bullet"/>
+      <w:lvlText w:val=""/>
       <w:lvlJc w:val="left"/>
       <w:pPr>
         <w:tabs>
@@ -23690,11 +24930,15 @@
         </w:tabs>
         <w:ind w:left="2880" w:hanging="360"/>
       </w:pPr>
+      <w:rPr>
+        <w:rFonts w:ascii="Wingdings" w:hAnsi="Wingdings" w:hint="default"/>
+        <w:sz w:val="20"/>
+      </w:rPr>
     </w:lvl>
     <w:lvl w:ilvl="4" w:tentative="1">
       <w:start w:val="1"/>
-      <w:numFmt w:val="decimal"/>
-      <w:lvlText w:val="%5."/>
+      <w:numFmt w:val="bullet"/>
+      <w:lvlText w:val=""/>
       <w:lvlJc w:val="left"/>
       <w:pPr>
         <w:tabs>
@@ -23702,11 +24946,15 @@
         </w:tabs>
         <w:ind w:left="3600" w:hanging="360"/>
       </w:pPr>
+      <w:rPr>
+        <w:rFonts w:ascii="Wingdings" w:hAnsi="Wingdings" w:hint="default"/>
+        <w:sz w:val="20"/>
+      </w:rPr>
     </w:lvl>
     <w:lvl w:ilvl="5" w:tentative="1">
       <w:start w:val="1"/>
-      <w:numFmt w:val="decimal"/>
-      <w:lvlText w:val="%6."/>
+      <w:numFmt w:val="bullet"/>
+      <w:lvlText w:val=""/>
       <w:lvlJc w:val="left"/>
       <w:pPr>
         <w:tabs>
@@ -23714,11 +24962,15 @@
         </w:tabs>
         <w:ind w:left="4320" w:hanging="360"/>
       </w:pPr>
+      <w:rPr>
+        <w:rFonts w:ascii="Wingdings" w:hAnsi="Wingdings" w:hint="default"/>
+        <w:sz w:val="20"/>
+      </w:rPr>
     </w:lvl>
     <w:lvl w:ilvl="6" w:tentative="1">
       <w:start w:val="1"/>
-      <w:numFmt w:val="decimal"/>
-      <w:lvlText w:val="%7."/>
+      <w:numFmt w:val="bullet"/>
+      <w:lvlText w:val=""/>
       <w:lvlJc w:val="left"/>
       <w:pPr>
         <w:tabs>
@@ -23726,11 +24978,15 @@
         </w:tabs>
         <w:ind w:left="5040" w:hanging="360"/>
       </w:pPr>
+      <w:rPr>
+        <w:rFonts w:ascii="Wingdings" w:hAnsi="Wingdings" w:hint="default"/>
+        <w:sz w:val="20"/>
+      </w:rPr>
     </w:lvl>
     <w:lvl w:ilvl="7" w:tentative="1">
       <w:start w:val="1"/>
-      <w:numFmt w:val="decimal"/>
-      <w:lvlText w:val="%8."/>
+      <w:numFmt w:val="bullet"/>
+      <w:lvlText w:val=""/>
       <w:lvlJc w:val="left"/>
       <w:pPr>
         <w:tabs>
@@ -23738,11 +24994,15 @@
         </w:tabs>
         <w:ind w:left="5760" w:hanging="360"/>
       </w:pPr>
+      <w:rPr>
+        <w:rFonts w:ascii="Wingdings" w:hAnsi="Wingdings" w:hint="default"/>
+        <w:sz w:val="20"/>
+      </w:rPr>
     </w:lvl>
     <w:lvl w:ilvl="8" w:tentative="1">
       <w:start w:val="1"/>
-      <w:numFmt w:val="decimal"/>
-      <w:lvlText w:val="%9."/>
+      <w:numFmt w:val="bullet"/>
+      <w:lvlText w:val=""/>
       <w:lvlJc w:val="left"/>
       <w:pPr>
         <w:tabs>
@@ -23750,25 +25010,29 @@
         </w:tabs>
         <w:ind w:left="6480" w:hanging="360"/>
       </w:pPr>
+      <w:rPr>
+        <w:rFonts w:ascii="Wingdings" w:hAnsi="Wingdings" w:hint="default"/>
+        <w:sz w:val="20"/>
+      </w:rPr>
     </w:lvl>
   </w:abstractNum>
-  <w:abstractNum w:abstractNumId="7" w15:restartNumberingAfterBreak="0">
-    <w:nsid w:val="45481C2A"/>
+  <w:abstractNum w:abstractNumId="12" w15:restartNumberingAfterBreak="0">
+    <w:nsid w:val="55915F6B"/>
     <w:multiLevelType w:val="hybridMultilevel"/>
-    <w:tmpl w:val="157A38A0"/>
-    <w:lvl w:ilvl="0" w:tplc="145EDF24">
-      <w:start w:val="1"/>
-      <w:numFmt w:val="decimal"/>
-      <w:lvlText w:val="%1."/>
+    <w:tmpl w:val="AAC4B436"/>
+    <w:lvl w:ilvl="0" w:tplc="42CC1BB8">
+      <w:start w:val="1"/>
+      <w:numFmt w:val="japaneseCounting"/>
+      <w:lvlText w:val="%1、"/>
       <w:lvlJc w:val="left"/>
       <w:pPr>
-        <w:ind w:left="360" w:hanging="360"/>
+        <w:ind w:left="432" w:hanging="432"/>
       </w:pPr>
       <w:rPr>
         <w:rFonts w:hint="default"/>
       </w:rPr>
     </w:lvl>
-    <w:lvl w:ilvl="1" w:tplc="04090019">
+    <w:lvl w:ilvl="1" w:tplc="04090019" w:tentative="1">
       <w:start w:val="1"/>
       <w:numFmt w:val="lowerLetter"/>
       <w:lvlText w:val="%2)"/>
@@ -23841,10 +25105,10 @@
       </w:pPr>
     </w:lvl>
   </w:abstractNum>
-  <w:abstractNum w:abstractNumId="8" w15:restartNumberingAfterBreak="0">
-    <w:nsid w:val="46C667B0"/>
+  <w:abstractNum w:abstractNumId="13" w15:restartNumberingAfterBreak="0">
+    <w:nsid w:val="55FD0228"/>
     <w:multiLevelType w:val="multilevel"/>
-    <w:tmpl w:val="38B865B6"/>
+    <w:tmpl w:val="C0F280DE"/>
     <w:lvl w:ilvl="0">
       <w:start w:val="1"/>
       <w:numFmt w:val="bullet"/>
@@ -23990,14 +25254,14 @@
       </w:rPr>
     </w:lvl>
   </w:abstractNum>
-  <w:abstractNum w:abstractNumId="9" w15:restartNumberingAfterBreak="0">
-    <w:nsid w:val="4E056381"/>
+  <w:abstractNum w:abstractNumId="14" w15:restartNumberingAfterBreak="0">
+    <w:nsid w:val="56431417"/>
     <w:multiLevelType w:val="multilevel"/>
-    <w:tmpl w:val="0D6E9974"/>
+    <w:tmpl w:val="EF6EDDB6"/>
     <w:lvl w:ilvl="0">
       <w:start w:val="1"/>
-      <w:numFmt w:val="bullet"/>
-      <w:lvlText w:val=""/>
+      <w:numFmt w:val="decimal"/>
+      <w:lvlText w:val="%1."/>
       <w:lvlJc w:val="left"/>
       <w:pPr>
         <w:tabs>
@@ -24005,6 +25269,119 @@
         </w:tabs>
         <w:ind w:left="720" w:hanging="360"/>
       </w:pPr>
+    </w:lvl>
+    <w:lvl w:ilvl="1" w:tentative="1">
+      <w:start w:val="1"/>
+      <w:numFmt w:val="decimal"/>
+      <w:lvlText w:val="%2."/>
+      <w:lvlJc w:val="left"/>
+      <w:pPr>
+        <w:tabs>
+          <w:tab w:val="num" w:pos="1440"/>
+        </w:tabs>
+        <w:ind w:left="1440" w:hanging="360"/>
+      </w:pPr>
+    </w:lvl>
+    <w:lvl w:ilvl="2" w:tentative="1">
+      <w:start w:val="1"/>
+      <w:numFmt w:val="decimal"/>
+      <w:lvlText w:val="%3."/>
+      <w:lvlJc w:val="left"/>
+      <w:pPr>
+        <w:tabs>
+          <w:tab w:val="num" w:pos="2160"/>
+        </w:tabs>
+        <w:ind w:left="2160" w:hanging="360"/>
+      </w:pPr>
+    </w:lvl>
+    <w:lvl w:ilvl="3" w:tentative="1">
+      <w:start w:val="1"/>
+      <w:numFmt w:val="decimal"/>
+      <w:lvlText w:val="%4."/>
+      <w:lvlJc w:val="left"/>
+      <w:pPr>
+        <w:tabs>
+          <w:tab w:val="num" w:pos="2880"/>
+        </w:tabs>
+        <w:ind w:left="2880" w:hanging="360"/>
+      </w:pPr>
+    </w:lvl>
+    <w:lvl w:ilvl="4" w:tentative="1">
+      <w:start w:val="1"/>
+      <w:numFmt w:val="decimal"/>
+      <w:lvlText w:val="%5."/>
+      <w:lvlJc w:val="left"/>
+      <w:pPr>
+        <w:tabs>
+          <w:tab w:val="num" w:pos="3600"/>
+        </w:tabs>
+        <w:ind w:left="3600" w:hanging="360"/>
+      </w:pPr>
+    </w:lvl>
+    <w:lvl w:ilvl="5" w:tentative="1">
+      <w:start w:val="1"/>
+      <w:numFmt w:val="decimal"/>
+      <w:lvlText w:val="%6."/>
+      <w:lvlJc w:val="left"/>
+      <w:pPr>
+        <w:tabs>
+          <w:tab w:val="num" w:pos="4320"/>
+        </w:tabs>
+        <w:ind w:left="4320" w:hanging="360"/>
+      </w:pPr>
+    </w:lvl>
+    <w:lvl w:ilvl="6" w:tentative="1">
+      <w:start w:val="1"/>
+      <w:numFmt w:val="decimal"/>
+      <w:lvlText w:val="%7."/>
+      <w:lvlJc w:val="left"/>
+      <w:pPr>
+        <w:tabs>
+          <w:tab w:val="num" w:pos="5040"/>
+        </w:tabs>
+        <w:ind w:left="5040" w:hanging="360"/>
+      </w:pPr>
+    </w:lvl>
+    <w:lvl w:ilvl="7" w:tentative="1">
+      <w:start w:val="1"/>
+      <w:numFmt w:val="decimal"/>
+      <w:lvlText w:val="%8."/>
+      <w:lvlJc w:val="left"/>
+      <w:pPr>
+        <w:tabs>
+          <w:tab w:val="num" w:pos="5760"/>
+        </w:tabs>
+        <w:ind w:left="5760" w:hanging="360"/>
+      </w:pPr>
+    </w:lvl>
+    <w:lvl w:ilvl="8" w:tentative="1">
+      <w:start w:val="1"/>
+      <w:numFmt w:val="decimal"/>
+      <w:lvlText w:val="%9."/>
+      <w:lvlJc w:val="left"/>
+      <w:pPr>
+        <w:tabs>
+          <w:tab w:val="num" w:pos="6480"/>
+        </w:tabs>
+        <w:ind w:left="6480" w:hanging="360"/>
+      </w:pPr>
+    </w:lvl>
+  </w:abstractNum>
+  <w:abstractNum w:abstractNumId="15" w15:restartNumberingAfterBreak="0">
+    <w:nsid w:val="58E21DD8"/>
+    <w:multiLevelType w:val="multilevel"/>
+    <w:tmpl w:val="392832BE"/>
+    <w:lvl w:ilvl="0">
+      <w:start w:val="1"/>
+      <w:numFmt w:val="bullet"/>
+      <w:lvlText w:val=""/>
+      <w:lvlJc w:val="left"/>
+      <w:pPr>
+        <w:tabs>
+          <w:tab w:val="num" w:pos="720"/>
+        </w:tabs>
+        <w:ind w:left="720" w:hanging="360"/>
+      </w:pPr>
       <w:rPr>
         <w:rFonts w:ascii="Symbol" w:hAnsi="Symbol" w:hint="default"/>
         <w:sz w:val="20"/>
@@ -24026,7 +25403,7 @@
         <w:sz w:val="20"/>
       </w:rPr>
     </w:lvl>
-    <w:lvl w:ilvl="2" w:tentative="1">
+    <w:lvl w:ilvl="2">
       <w:start w:val="1"/>
       <w:numFmt w:val="bullet"/>
       <w:lvlText w:val=""/>
@@ -24139,99 +25516,10 @@
       </w:rPr>
     </w:lvl>
   </w:abstractNum>
-  <w:abstractNum w:abstractNumId="10" w15:restartNumberingAfterBreak="0">
-    <w:nsid w:val="55915F6B"/>
-    <w:multiLevelType w:val="hybridMultilevel"/>
-    <w:tmpl w:val="AAC4B436"/>
-    <w:lvl w:ilvl="0" w:tplc="42CC1BB8">
-      <w:start w:val="1"/>
-      <w:numFmt w:val="japaneseCounting"/>
-      <w:lvlText w:val="%1、"/>
-      <w:lvlJc w:val="left"/>
-      <w:pPr>
-        <w:ind w:left="432" w:hanging="432"/>
-      </w:pPr>
-      <w:rPr>
-        <w:rFonts w:hint="default"/>
-      </w:rPr>
-    </w:lvl>
-    <w:lvl w:ilvl="1" w:tplc="04090019" w:tentative="1">
-      <w:start w:val="1"/>
-      <w:numFmt w:val="lowerLetter"/>
-      <w:lvlText w:val="%2)"/>
-      <w:lvlJc w:val="left"/>
-      <w:pPr>
-        <w:ind w:left="880" w:hanging="440"/>
-      </w:pPr>
-    </w:lvl>
-    <w:lvl w:ilvl="2" w:tplc="0409001B" w:tentative="1">
-      <w:start w:val="1"/>
-      <w:numFmt w:val="lowerRoman"/>
-      <w:lvlText w:val="%3."/>
-      <w:lvlJc w:val="right"/>
-      <w:pPr>
-        <w:ind w:left="1320" w:hanging="440"/>
-      </w:pPr>
-    </w:lvl>
-    <w:lvl w:ilvl="3" w:tplc="0409000F" w:tentative="1">
-      <w:start w:val="1"/>
-      <w:numFmt w:val="decimal"/>
-      <w:lvlText w:val="%4."/>
-      <w:lvlJc w:val="left"/>
-      <w:pPr>
-        <w:ind w:left="1760" w:hanging="440"/>
-      </w:pPr>
-    </w:lvl>
-    <w:lvl w:ilvl="4" w:tplc="04090019" w:tentative="1">
-      <w:start w:val="1"/>
-      <w:numFmt w:val="lowerLetter"/>
-      <w:lvlText w:val="%5)"/>
-      <w:lvlJc w:val="left"/>
-      <w:pPr>
-        <w:ind w:left="2200" w:hanging="440"/>
-      </w:pPr>
-    </w:lvl>
-    <w:lvl w:ilvl="5" w:tplc="0409001B" w:tentative="1">
-      <w:start w:val="1"/>
-      <w:numFmt w:val="lowerRoman"/>
-      <w:lvlText w:val="%6."/>
-      <w:lvlJc w:val="right"/>
-      <w:pPr>
-        <w:ind w:left="2640" w:hanging="440"/>
-      </w:pPr>
-    </w:lvl>
-    <w:lvl w:ilvl="6" w:tplc="0409000F" w:tentative="1">
-      <w:start w:val="1"/>
-      <w:numFmt w:val="decimal"/>
-      <w:lvlText w:val="%7."/>
-      <w:lvlJc w:val="left"/>
-      <w:pPr>
-        <w:ind w:left="3080" w:hanging="440"/>
-      </w:pPr>
-    </w:lvl>
-    <w:lvl w:ilvl="7" w:tplc="04090019" w:tentative="1">
-      <w:start w:val="1"/>
-      <w:numFmt w:val="lowerLetter"/>
-      <w:lvlText w:val="%8)"/>
-      <w:lvlJc w:val="left"/>
-      <w:pPr>
-        <w:ind w:left="3520" w:hanging="440"/>
-      </w:pPr>
-    </w:lvl>
-    <w:lvl w:ilvl="8" w:tplc="0409001B" w:tentative="1">
-      <w:start w:val="1"/>
-      <w:numFmt w:val="lowerRoman"/>
-      <w:lvlText w:val="%9."/>
-      <w:lvlJc w:val="right"/>
-      <w:pPr>
-        <w:ind w:left="3960" w:hanging="440"/>
-      </w:pPr>
-    </w:lvl>
-  </w:abstractNum>
-  <w:abstractNum w:abstractNumId="11" w15:restartNumberingAfterBreak="0">
-    <w:nsid w:val="55FD0228"/>
+  <w:abstractNum w:abstractNumId="16" w15:restartNumberingAfterBreak="0">
+    <w:nsid w:val="5C086FF3"/>
     <w:multiLevelType w:val="multilevel"/>
-    <w:tmpl w:val="C0F280DE"/>
+    <w:tmpl w:val="32C2B414"/>
     <w:lvl w:ilvl="0">
       <w:start w:val="1"/>
       <w:numFmt w:val="bullet"/>
@@ -24248,7 +25536,7 @@
         <w:sz w:val="20"/>
       </w:rPr>
     </w:lvl>
-    <w:lvl w:ilvl="1">
+    <w:lvl w:ilvl="1" w:tentative="1">
       <w:start w:val="1"/>
       <w:numFmt w:val="bullet"/>
       <w:lvlText w:val="o"/>
@@ -24377,14 +25665,103 @@
       </w:rPr>
     </w:lvl>
   </w:abstractNum>
-  <w:abstractNum w:abstractNumId="12" w15:restartNumberingAfterBreak="0">
-    <w:nsid w:val="56431417"/>
+  <w:abstractNum w:abstractNumId="17" w15:restartNumberingAfterBreak="0">
+    <w:nsid w:val="5D0B4A5F"/>
+    <w:multiLevelType w:val="hybridMultilevel"/>
+    <w:tmpl w:val="F0D6EFDE"/>
+    <w:lvl w:ilvl="0" w:tplc="26808312">
+      <w:start w:val="1"/>
+      <w:numFmt w:val="decimal"/>
+      <w:lvlText w:val="%1、"/>
+      <w:lvlJc w:val="left"/>
+      <w:pPr>
+        <w:ind w:left="360" w:hanging="360"/>
+      </w:pPr>
+      <w:rPr>
+        <w:rFonts w:hint="default"/>
+      </w:rPr>
+    </w:lvl>
+    <w:lvl w:ilvl="1" w:tplc="04090019" w:tentative="1">
+      <w:start w:val="1"/>
+      <w:numFmt w:val="lowerLetter"/>
+      <w:lvlText w:val="%2)"/>
+      <w:lvlJc w:val="left"/>
+      <w:pPr>
+        <w:ind w:left="880" w:hanging="440"/>
+      </w:pPr>
+    </w:lvl>
+    <w:lvl w:ilvl="2" w:tplc="0409001B" w:tentative="1">
+      <w:start w:val="1"/>
+      <w:numFmt w:val="lowerRoman"/>
+      <w:lvlText w:val="%3."/>
+      <w:lvlJc w:val="right"/>
+      <w:pPr>
+        <w:ind w:left="1320" w:hanging="440"/>
+      </w:pPr>
+    </w:lvl>
+    <w:lvl w:ilvl="3" w:tplc="0409000F" w:tentative="1">
+      <w:start w:val="1"/>
+      <w:numFmt w:val="decimal"/>
+      <w:lvlText w:val="%4."/>
+      <w:lvlJc w:val="left"/>
+      <w:pPr>
+        <w:ind w:left="1760" w:hanging="440"/>
+      </w:pPr>
+    </w:lvl>
+    <w:lvl w:ilvl="4" w:tplc="04090019" w:tentative="1">
+      <w:start w:val="1"/>
+      <w:numFmt w:val="lowerLetter"/>
+      <w:lvlText w:val="%5)"/>
+      <w:lvlJc w:val="left"/>
+      <w:pPr>
+        <w:ind w:left="2200" w:hanging="440"/>
+      </w:pPr>
+    </w:lvl>
+    <w:lvl w:ilvl="5" w:tplc="0409001B" w:tentative="1">
+      <w:start w:val="1"/>
+      <w:numFmt w:val="lowerRoman"/>
+      <w:lvlText w:val="%6."/>
+      <w:lvlJc w:val="right"/>
+      <w:pPr>
+        <w:ind w:left="2640" w:hanging="440"/>
+      </w:pPr>
+    </w:lvl>
+    <w:lvl w:ilvl="6" w:tplc="0409000F" w:tentative="1">
+      <w:start w:val="1"/>
+      <w:numFmt w:val="decimal"/>
+      <w:lvlText w:val="%7."/>
+      <w:lvlJc w:val="left"/>
+      <w:pPr>
+        <w:ind w:left="3080" w:hanging="440"/>
+      </w:pPr>
+    </w:lvl>
+    <w:lvl w:ilvl="7" w:tplc="04090019" w:tentative="1">
+      <w:start w:val="1"/>
+      <w:numFmt w:val="lowerLetter"/>
+      <w:lvlText w:val="%8)"/>
+      <w:lvlJc w:val="left"/>
+      <w:pPr>
+        <w:ind w:left="3520" w:hanging="440"/>
+      </w:pPr>
+    </w:lvl>
+    <w:lvl w:ilvl="8" w:tplc="0409001B" w:tentative="1">
+      <w:start w:val="1"/>
+      <w:numFmt w:val="lowerRoman"/>
+      <w:lvlText w:val="%9."/>
+      <w:lvlJc w:val="right"/>
+      <w:pPr>
+        <w:ind w:left="3960" w:hanging="440"/>
+      </w:pPr>
+    </w:lvl>
+  </w:abstractNum>
+  <w:abstractNum w:abstractNumId="18" w15:restartNumberingAfterBreak="0">
+    <w:nsid w:val="5D9A36C5"/>
     <w:multiLevelType w:val="multilevel"/>
-    <w:tmpl w:val="EF6EDDB6"/>
+    <w:tmpl w:val="CDC21C3A"/>
     <w:lvl w:ilvl="0">
       <w:start w:val="1"/>
-      <w:numFmt w:val="decimal"/>
-      <w:lvlText w:val="%1."/>
+      <w:numFmt w:val="bullet"/>
+      <w:lvlText w:val=""/>
       <w:lvlJc w:val="left"/>
       <w:pPr>
         <w:tabs>
@@ -24392,11 +25769,15 @@
         </w:tabs>
         <w:ind w:left="720" w:hanging="360"/>
       </w:pPr>
-    </w:lvl>
-    <w:lvl w:ilvl="1" w:tentative="1">
-      <w:start w:val="1"/>
-      <w:numFmt w:val="decimal"/>
-      <w:lvlText w:val="%2."/>
+      <w:rPr>
+        <w:rFonts w:ascii="Symbol" w:hAnsi="Symbol" w:hint="default"/>
+        <w:sz w:val="20"/>
+      </w:rPr>
+    </w:lvl>
+    <w:lvl w:ilvl="1">
+      <w:start w:val="1"/>
+      <w:numFmt w:val="bullet"/>
+      <w:lvlText w:val="o"/>
       <w:lvlJc w:val="left"/>
       <w:pPr>
         <w:tabs>
@@ -24404,11 +25785,15 @@
         </w:tabs>
         <w:ind w:left="1440" w:hanging="360"/>
       </w:pPr>
+      <w:rPr>
+        <w:rFonts w:ascii="Courier New" w:hAnsi="Courier New" w:hint="default"/>
+        <w:sz w:val="20"/>
+      </w:rPr>
     </w:lvl>
     <w:lvl w:ilvl="2" w:tentative="1">
       <w:start w:val="1"/>
-      <w:numFmt w:val="decimal"/>
-      <w:lvlText w:val="%3."/>
+      <w:numFmt w:val="bullet"/>
+      <w:lvlText w:val=""/>
       <w:lvlJc w:val="left"/>
       <w:pPr>
         <w:tabs>
@@ -24416,11 +25801,15 @@
         </w:tabs>
         <w:ind w:left="2160" w:hanging="360"/>
       </w:pPr>
+      <w:rPr>
+        <w:rFonts w:ascii="Wingdings" w:hAnsi="Wingdings" w:hint="default"/>
+        <w:sz w:val="20"/>
+      </w:rPr>
     </w:lvl>
     <w:lvl w:ilvl="3" w:tentative="1">
       <w:start w:val="1"/>
-      <w:numFmt w:val="decimal"/>
-      <w:lvlText w:val="%4."/>
+      <w:numFmt w:val="bullet"/>
+      <w:lvlText w:val=""/>
       <w:lvlJc w:val="left"/>
       <w:pPr>
         <w:tabs>
@@ -24428,11 +25817,15 @@
         </w:tabs>
         <w:ind w:left="2880" w:hanging="360"/>
       </w:pPr>
+      <w:rPr>
+        <w:rFonts w:ascii="Wingdings" w:hAnsi="Wingdings" w:hint="default"/>
+        <w:sz w:val="20"/>
+      </w:rPr>
     </w:lvl>
     <w:lvl w:ilvl="4" w:tentative="1">
       <w:start w:val="1"/>
-      <w:numFmt w:val="decimal"/>
-      <w:lvlText w:val="%5."/>
+      <w:numFmt w:val="bullet"/>
+      <w:lvlText w:val=""/>
       <w:lvlJc w:val="left"/>
       <w:pPr>
         <w:tabs>
@@ -24440,11 +25833,15 @@
         </w:tabs>
         <w:ind w:left="3600" w:hanging="360"/>
       </w:pPr>
+      <w:rPr>
+        <w:rFonts w:ascii="Wingdings" w:hAnsi="Wingdings" w:hint="default"/>
+        <w:sz w:val="20"/>
+      </w:rPr>
     </w:lvl>
     <w:lvl w:ilvl="5" w:tentative="1">
       <w:start w:val="1"/>
-      <w:numFmt w:val="decimal"/>
-      <w:lvlText w:val="%6."/>
+      <w:numFmt w:val="bullet"/>
+      <w:lvlText w:val=""/>
       <w:lvlJc w:val="left"/>
       <w:pPr>
         <w:tabs>
@@ -24452,11 +25849,15 @@
         </w:tabs>
         <w:ind w:left="4320" w:hanging="360"/>
       </w:pPr>
+      <w:rPr>
+        <w:rFonts w:ascii="Wingdings" w:hAnsi="Wingdings" w:hint="default"/>
+        <w:sz w:val="20"/>
+      </w:rPr>
     </w:lvl>
     <w:lvl w:ilvl="6" w:tentative="1">
       <w:start w:val="1"/>
-      <w:numFmt w:val="decimal"/>
-      <w:lvlText w:val="%7."/>
+      <w:numFmt w:val="bullet"/>
+      <w:lvlText w:val=""/>
       <w:lvlJc w:val="left"/>
       <w:pPr>
         <w:tabs>
@@ -24464,11 +25865,15 @@
         </w:tabs>
         <w:ind w:left="5040" w:hanging="360"/>
       </w:pPr>
+      <w:rPr>
+        <w:rFonts w:ascii="Wingdings" w:hAnsi="Wingdings" w:hint="default"/>
+        <w:sz w:val="20"/>
+      </w:rPr>
     </w:lvl>
     <w:lvl w:ilvl="7" w:tentative="1">
       <w:start w:val="1"/>
-      <w:numFmt w:val="decimal"/>
-      <w:lvlText w:val="%8."/>
+      <w:numFmt w:val="bullet"/>
+      <w:lvlText w:val=""/>
       <w:lvlJc w:val="left"/>
       <w:pPr>
         <w:tabs>
@@ -24476,11 +25881,15 @@
         </w:tabs>
         <w:ind w:left="5760" w:hanging="360"/>
       </w:pPr>
+      <w:rPr>
+        <w:rFonts w:ascii="Wingdings" w:hAnsi="Wingdings" w:hint="default"/>
+        <w:sz w:val="20"/>
+      </w:rPr>
     </w:lvl>
     <w:lvl w:ilvl="8" w:tentative="1">
       <w:start w:val="1"/>
-      <w:numFmt w:val="decimal"/>
-      <w:lvlText w:val="%9."/>
+      <w:numFmt w:val="bullet"/>
+      <w:lvlText w:val=""/>
       <w:lvlJc w:val="left"/>
       <w:pPr>
         <w:tabs>
@@ -24488,16 +25897,109 @@
         </w:tabs>
         <w:ind w:left="6480" w:hanging="360"/>
       </w:pPr>
+      <w:rPr>
+        <w:rFonts w:ascii="Wingdings" w:hAnsi="Wingdings" w:hint="default"/>
+        <w:sz w:val="20"/>
+      </w:rPr>
     </w:lvl>
   </w:abstractNum>
-  <w:abstractNum w:abstractNumId="13" w15:restartNumberingAfterBreak="0">
-    <w:nsid w:val="58E21DD8"/>
+  <w:abstractNum w:abstractNumId="19" w15:restartNumberingAfterBreak="0">
+    <w:nsid w:val="69CE6475"/>
+    <w:multiLevelType w:val="hybridMultilevel"/>
+    <w:tmpl w:val="EA763DFE"/>
+    <w:lvl w:ilvl="0" w:tplc="EDE0734E">
+      <w:start w:val="1"/>
+      <w:numFmt w:val="decimal"/>
+      <w:lvlText w:val="%1."/>
+      <w:lvlJc w:val="left"/>
+      <w:pPr>
+        <w:ind w:left="720" w:hanging="360"/>
+      </w:pPr>
+      <w:rPr>
+        <w:rFonts w:hint="default"/>
+      </w:rPr>
+    </w:lvl>
+    <w:lvl w:ilvl="1" w:tplc="04090019" w:tentative="1">
+      <w:start w:val="1"/>
+      <w:numFmt w:val="lowerLetter"/>
+      <w:lvlText w:val="%2)"/>
+      <w:lvlJc w:val="left"/>
+      <w:pPr>
+        <w:ind w:left="1240" w:hanging="440"/>
+      </w:pPr>
+    </w:lvl>
+    <w:lvl w:ilvl="2" w:tplc="0409001B" w:tentative="1">
+      <w:start w:val="1"/>
+      <w:numFmt w:val="lowerRoman"/>
+      <w:lvlText w:val="%3."/>
+      <w:lvlJc w:val="right"/>
+      <w:pPr>
+        <w:ind w:left="1680" w:hanging="440"/>
+      </w:pPr>
+    </w:lvl>
+    <w:lvl w:ilvl="3" w:tplc="0409000F" w:tentative="1">
+      <w:start w:val="1"/>
+      <w:numFmt w:val="decimal"/>
+      <w:lvlText w:val="%4."/>
+      <w:lvlJc w:val="left"/>
+      <w:pPr>
+        <w:ind w:left="2120" w:hanging="440"/>
+      </w:pPr>
+    </w:lvl>
+    <w:lvl w:ilvl="4" w:tplc="04090019" w:tentative="1">
+      <w:start w:val="1"/>
+      <w:numFmt w:val="lowerLetter"/>
+      <w:lvlText w:val="%5)"/>
+      <w:lvlJc w:val="left"/>
+      <w:pPr>
+        <w:ind w:left="2560" w:hanging="440"/>
+      </w:pPr>
+    </w:lvl>
+    <w:lvl w:ilvl="5" w:tplc="0409001B" w:tentative="1">
+      <w:start w:val="1"/>
+      <w:numFmt w:val="lowerRoman"/>
+      <w:lvlText w:val="%6."/>
+      <w:lvlJc w:val="right"/>
+      <w:pPr>
+        <w:ind w:left="3000" w:hanging="440"/>
+      </w:pPr>
+    </w:lvl>
+    <w:lvl w:ilvl="6" w:tplc="0409000F" w:tentative="1">
+      <w:start w:val="1"/>
+      <w:numFmt w:val="decimal"/>
+      <w:lvlText w:val="%7."/>
+      <w:lvlJc w:val="left"/>
+      <w:pPr>
+        <w:ind w:left="3440" w:hanging="440"/>
+      </w:pPr>
+    </w:lvl>
+    <w:lvl w:ilvl="7" w:tplc="04090019" w:tentative="1">
+      <w:start w:val="1"/>
+      <w:numFmt w:val="lowerLetter"/>
+      <w:lvlText w:val="%8)"/>
+      <w:lvlJc w:val="left"/>
+      <w:pPr>
+        <w:ind w:left="3880" w:hanging="440"/>
+      </w:pPr>
+    </w:lvl>
+    <w:lvl w:ilvl="8" w:tplc="0409001B" w:tentative="1">
+      <w:start w:val="1"/>
+      <w:numFmt w:val="lowerRoman"/>
+      <w:lvlText w:val="%9."/>
+      <w:lvlJc w:val="right"/>
+      <w:pPr>
+        <w:ind w:left="4320" w:hanging="440"/>
+      </w:pPr>
+    </w:lvl>
+  </w:abstractNum>
+  <w:abstractNum w:abstractNumId="20" w15:restartNumberingAfterBreak="0">
+    <w:nsid w:val="6B200C1C"/>
     <w:multiLevelType w:val="multilevel"/>
-    <w:tmpl w:val="392832BE"/>
+    <w:tmpl w:val="9B34C158"/>
     <w:lvl w:ilvl="0">
       <w:start w:val="1"/>
-      <w:numFmt w:val="bullet"/>
-      <w:lvlText w:val=""/>
+      <w:numFmt w:val="decimal"/>
+      <w:lvlText w:val="%1."/>
       <w:lvlJc w:val="left"/>
       <w:pPr>
         <w:tabs>
@@ -24505,6 +26007,119 @@
         </w:tabs>
         <w:ind w:left="720" w:hanging="360"/>
       </w:pPr>
+    </w:lvl>
+    <w:lvl w:ilvl="1">
+      <w:start w:val="1"/>
+      <w:numFmt w:val="decimal"/>
+      <w:lvlText w:val="%2、"/>
+      <w:lvlJc w:val="left"/>
+      <w:pPr>
+        <w:ind w:left="1440" w:hanging="360"/>
+      </w:pPr>
+      <w:rPr>
+        <w:rFonts w:hint="default"/>
+      </w:rPr>
+    </w:lvl>
+    <w:lvl w:ilvl="2" w:tentative="1">
+      <w:start w:val="1"/>
+      <w:numFmt w:val="decimal"/>
+      <w:lvlText w:val="%3."/>
+      <w:lvlJc w:val="left"/>
+      <w:pPr>
+        <w:tabs>
+          <w:tab w:val="num" w:pos="2160"/>
+        </w:tabs>
+        <w:ind w:left="2160" w:hanging="360"/>
+      </w:pPr>
+    </w:lvl>
+    <w:lvl w:ilvl="3" w:tentative="1">
+      <w:start w:val="1"/>
+      <w:numFmt w:val="decimal"/>
+      <w:lvlText w:val="%4."/>
+      <w:lvlJc w:val="left"/>
+      <w:pPr>
+        <w:tabs>
+          <w:tab w:val="num" w:pos="2880"/>
+        </w:tabs>
+        <w:ind w:left="2880" w:hanging="360"/>
+      </w:pPr>
+    </w:lvl>
+    <w:lvl w:ilvl="4" w:tentative="1">
+      <w:start w:val="1"/>
+      <w:numFmt w:val="decimal"/>
+      <w:lvlText w:val="%5."/>
+      <w:lvlJc w:val="left"/>
+      <w:pPr>
+        <w:tabs>
+          <w:tab w:val="num" w:pos="3600"/>
+        </w:tabs>
+        <w:ind w:left="3600" w:hanging="360"/>
+      </w:pPr>
+    </w:lvl>
+    <w:lvl w:ilvl="5" w:tentative="1">
+      <w:start w:val="1"/>
+      <w:numFmt w:val="decimal"/>
+      <w:lvlText w:val="%6."/>
+      <w:lvlJc w:val="left"/>
+      <w:pPr>
+        <w:tabs>
+          <w:tab w:val="num" w:pos="4320"/>
+        </w:tabs>
+        <w:ind w:left="4320" w:hanging="360"/>
+      </w:pPr>
+    </w:lvl>
+    <w:lvl w:ilvl="6" w:tentative="1">
+      <w:start w:val="1"/>
+      <w:numFmt w:val="decimal"/>
+      <w:lvlText w:val="%7."/>
+      <w:lvlJc w:val="left"/>
+      <w:pPr>
+        <w:tabs>
+          <w:tab w:val="num" w:pos="5040"/>
+        </w:tabs>
+        <w:ind w:left="5040" w:hanging="360"/>
+      </w:pPr>
+    </w:lvl>
+    <w:lvl w:ilvl="7" w:tentative="1">
+      <w:start w:val="1"/>
+      <w:numFmt w:val="decimal"/>
+      <w:lvlText w:val="%8."/>
+      <w:lvlJc w:val="left"/>
+      <w:pPr>
+        <w:tabs>
+          <w:tab w:val="num" w:pos="5760"/>
+        </w:tabs>
+        <w:ind w:left="5760" w:hanging="360"/>
+      </w:pPr>
+    </w:lvl>
+    <w:lvl w:ilvl="8" w:tentative="1">
+      <w:start w:val="1"/>
+      <w:numFmt w:val="decimal"/>
+      <w:lvlText w:val="%9."/>
+      <w:lvlJc w:val="left"/>
+      <w:pPr>
+        <w:tabs>
+          <w:tab w:val="num" w:pos="6480"/>
+        </w:tabs>
+        <w:ind w:left="6480" w:hanging="360"/>
+      </w:pPr>
+    </w:lvl>
+  </w:abstractNum>
+  <w:abstractNum w:abstractNumId="21" w15:restartNumberingAfterBreak="0">
+    <w:nsid w:val="6CE85BD5"/>
+    <w:multiLevelType w:val="multilevel"/>
+    <w:tmpl w:val="A6CED16C"/>
+    <w:lvl w:ilvl="0">
+      <w:start w:val="1"/>
+      <w:numFmt w:val="bullet"/>
+      <w:lvlText w:val=""/>
+      <w:lvlJc w:val="left"/>
+      <w:pPr>
+        <w:tabs>
+          <w:tab w:val="num" w:pos="360"/>
+        </w:tabs>
+        <w:ind w:left="360" w:hanging="360"/>
+      </w:pPr>
       <w:rPr>
         <w:rFonts w:ascii="Symbol" w:hAnsi="Symbol" w:hint="default"/>
         <w:sz w:val="20"/>
@@ -24517,16 +26132,403 @@
       <w:lvlJc w:val="left"/>
       <w:pPr>
         <w:tabs>
-          <w:tab w:val="num" w:pos="1440"/>
+          <w:tab w:val="num" w:pos="1080"/>
         </w:tabs>
-        <w:ind w:left="1440" w:hanging="360"/>
+        <w:ind w:left="1080" w:hanging="360"/>
       </w:pPr>
       <w:rPr>
         <w:rFonts w:ascii="Courier New" w:hAnsi="Courier New" w:hint="default"/>
         <w:sz w:val="20"/>
       </w:rPr>
     </w:lvl>
+    <w:lvl w:ilvl="2" w:tentative="1">
+      <w:start w:val="1"/>
+      <w:numFmt w:val="bullet"/>
+      <w:lvlText w:val=""/>
+      <w:lvlJc w:val="left"/>
+      <w:pPr>
+        <w:tabs>
+          <w:tab w:val="num" w:pos="1800"/>
+        </w:tabs>
+        <w:ind w:left="1800" w:hanging="360"/>
+      </w:pPr>
+      <w:rPr>
+        <w:rFonts w:ascii="Wingdings" w:hAnsi="Wingdings" w:hint="default"/>
+        <w:sz w:val="20"/>
+      </w:rPr>
+    </w:lvl>
+    <w:lvl w:ilvl="3" w:tentative="1">
+      <w:start w:val="1"/>
+      <w:numFmt w:val="bullet"/>
+      <w:lvlText w:val=""/>
+      <w:lvlJc w:val="left"/>
+      <w:pPr>
+        <w:tabs>
+          <w:tab w:val="num" w:pos="2520"/>
+        </w:tabs>
+        <w:ind w:left="2520" w:hanging="360"/>
+      </w:pPr>
+      <w:rPr>
+        <w:rFonts w:ascii="Wingdings" w:hAnsi="Wingdings" w:hint="default"/>
+        <w:sz w:val="20"/>
+      </w:rPr>
+    </w:lvl>
+    <w:lvl w:ilvl="4" w:tentative="1">
+      <w:start w:val="1"/>
+      <w:numFmt w:val="bullet"/>
+      <w:lvlText w:val=""/>
+      <w:lvlJc w:val="left"/>
+      <w:pPr>
+        <w:tabs>
+          <w:tab w:val="num" w:pos="3240"/>
+        </w:tabs>
+        <w:ind w:left="3240" w:hanging="360"/>
+      </w:pPr>
+      <w:rPr>
+        <w:rFonts w:ascii="Wingdings" w:hAnsi="Wingdings" w:hint="default"/>
+        <w:sz w:val="20"/>
+      </w:rPr>
+    </w:lvl>
+    <w:lvl w:ilvl="5" w:tentative="1">
+      <w:start w:val="1"/>
+      <w:numFmt w:val="bullet"/>
+      <w:lvlText w:val=""/>
+      <w:lvlJc w:val="left"/>
+      <w:pPr>
+        <w:tabs>
+          <w:tab w:val="num" w:pos="3960"/>
+        </w:tabs>
+        <w:ind w:left="3960" w:hanging="360"/>
+      </w:pPr>
+      <w:rPr>
+        <w:rFonts w:ascii="Wingdings" w:hAnsi="Wingdings" w:hint="default"/>
+        <w:sz w:val="20"/>
+      </w:rPr>
+    </w:lvl>
+    <w:lvl w:ilvl="6" w:tentative="1">
+      <w:start w:val="1"/>
+      <w:numFmt w:val="bullet"/>
+      <w:lvlText w:val=""/>
+      <w:lvlJc w:val="left"/>
+      <w:pPr>
+        <w:tabs>
+          <w:tab w:val="num" w:pos="4680"/>
+        </w:tabs>
+        <w:ind w:left="4680" w:hanging="360"/>
+      </w:pPr>
+      <w:rPr>
+        <w:rFonts w:ascii="Wingdings" w:hAnsi="Wingdings" w:hint="default"/>
+        <w:sz w:val="20"/>
+      </w:rPr>
+    </w:lvl>
+    <w:lvl w:ilvl="7" w:tentative="1">
+      <w:start w:val="1"/>
+      <w:numFmt w:val="bullet"/>
+      <w:lvlText w:val=""/>
+      <w:lvlJc w:val="left"/>
+      <w:pPr>
+        <w:tabs>
+          <w:tab w:val="num" w:pos="5400"/>
+        </w:tabs>
+        <w:ind w:left="5400" w:hanging="360"/>
+      </w:pPr>
+      <w:rPr>
+        <w:rFonts w:ascii="Wingdings" w:hAnsi="Wingdings" w:hint="default"/>
+        <w:sz w:val="20"/>
+      </w:rPr>
+    </w:lvl>
+    <w:lvl w:ilvl="8" w:tentative="1">
+      <w:start w:val="1"/>
+      <w:numFmt w:val="bullet"/>
+      <w:lvlText w:val=""/>
+      <w:lvlJc w:val="left"/>
+      <w:pPr>
+        <w:tabs>
+          <w:tab w:val="num" w:pos="6120"/>
+        </w:tabs>
+        <w:ind w:left="6120" w:hanging="360"/>
+      </w:pPr>
+      <w:rPr>
+        <w:rFonts w:ascii="Wingdings" w:hAnsi="Wingdings" w:hint="default"/>
+        <w:sz w:val="20"/>
+      </w:rPr>
+    </w:lvl>
+  </w:abstractNum>
+  <w:abstractNum w:abstractNumId="22" w15:restartNumberingAfterBreak="0">
+    <w:nsid w:val="6D936673"/>
+    <w:multiLevelType w:val="multilevel"/>
+    <w:tmpl w:val="0728CEE8"/>
+    <w:lvl w:ilvl="0">
+      <w:start w:val="1"/>
+      <w:numFmt w:val="bullet"/>
+      <w:lvlText w:val=""/>
+      <w:lvlJc w:val="left"/>
+      <w:pPr>
+        <w:tabs>
+          <w:tab w:val="num" w:pos="360"/>
+        </w:tabs>
+        <w:ind w:left="360" w:hanging="360"/>
+      </w:pPr>
+      <w:rPr>
+        <w:rFonts w:ascii="Symbol" w:hAnsi="Symbol" w:hint="default"/>
+        <w:sz w:val="20"/>
+      </w:rPr>
+    </w:lvl>
+    <w:lvl w:ilvl="1">
+      <w:start w:val="1"/>
+      <w:numFmt w:val="bullet"/>
+      <w:lvlText w:val="o"/>
+      <w:lvlJc w:val="left"/>
+      <w:pPr>
+        <w:tabs>
+          <w:tab w:val="num" w:pos="1080"/>
+        </w:tabs>
+        <w:ind w:left="1080" w:hanging="360"/>
+      </w:pPr>
+      <w:rPr>
+        <w:rFonts w:ascii="Courier New" w:hAnsi="Courier New" w:hint="default"/>
+        <w:sz w:val="20"/>
+      </w:rPr>
+    </w:lvl>
     <w:lvl w:ilvl="2">
+      <w:start w:val="1"/>
+      <w:numFmt w:val="bullet"/>
+      <w:lvlText w:val=""/>
+      <w:lvlJc w:val="left"/>
+      <w:pPr>
+        <w:tabs>
+          <w:tab w:val="num" w:pos="1800"/>
+        </w:tabs>
+        <w:ind w:left="1800" w:hanging="360"/>
+      </w:pPr>
+      <w:rPr>
+        <w:rFonts w:ascii="Wingdings" w:hAnsi="Wingdings" w:hint="default"/>
+        <w:sz w:val="20"/>
+      </w:rPr>
+    </w:lvl>
+    <w:lvl w:ilvl="3" w:tentative="1">
+      <w:start w:val="1"/>
+      <w:numFmt w:val="bullet"/>
+      <w:lvlText w:val=""/>
+      <w:lvlJc w:val="left"/>
+      <w:pPr>
+        <w:tabs>
+          <w:tab w:val="num" w:pos="2520"/>
+        </w:tabs>
+        <w:ind w:left="2520" w:hanging="360"/>
+      </w:pPr>
+      <w:rPr>
+        <w:rFonts w:ascii="Wingdings" w:hAnsi="Wingdings" w:hint="default"/>
+        <w:sz w:val="20"/>
+      </w:rPr>
+    </w:lvl>
+    <w:lvl w:ilvl="4" w:tentative="1">
+      <w:start w:val="1"/>
+      <w:numFmt w:val="bullet"/>
+      <w:lvlText w:val=""/>
+      <w:lvlJc w:val="left"/>
+      <w:pPr>
+        <w:tabs>
+          <w:tab w:val="num" w:pos="3240"/>
+        </w:tabs>
+        <w:ind w:left="3240" w:hanging="360"/>
+      </w:pPr>
+      <w:rPr>
+        <w:rFonts w:ascii="Wingdings" w:hAnsi="Wingdings" w:hint="default"/>
+        <w:sz w:val="20"/>
+      </w:rPr>
+    </w:lvl>
+    <w:lvl w:ilvl="5" w:tentative="1">
+      <w:start w:val="1"/>
+      <w:numFmt w:val="bullet"/>
+      <w:lvlText w:val=""/>
+      <w:lvlJc w:val="left"/>
+      <w:pPr>
+        <w:tabs>
+          <w:tab w:val="num" w:pos="3960"/>
+        </w:tabs>
+        <w:ind w:left="3960" w:hanging="360"/>
+      </w:pPr>
+      <w:rPr>
+        <w:rFonts w:ascii="Wingdings" w:hAnsi="Wingdings" w:hint="default"/>
+        <w:sz w:val="20"/>
+      </w:rPr>
+    </w:lvl>
+    <w:lvl w:ilvl="6" w:tentative="1">
+      <w:start w:val="1"/>
+      <w:numFmt w:val="bullet"/>
+      <w:lvlText w:val=""/>
+      <w:lvlJc w:val="left"/>
+      <w:pPr>
+        <w:tabs>
+          <w:tab w:val="num" w:pos="4680"/>
+        </w:tabs>
+        <w:ind w:left="4680" w:hanging="360"/>
+      </w:pPr>
+      <w:rPr>
+        <w:rFonts w:ascii="Wingdings" w:hAnsi="Wingdings" w:hint="default"/>
+        <w:sz w:val="20"/>
+      </w:rPr>
+    </w:lvl>
+    <w:lvl w:ilvl="7" w:tentative="1">
+      <w:start w:val="1"/>
+      <w:numFmt w:val="bullet"/>
+      <w:lvlText w:val=""/>
+      <w:lvlJc w:val="left"/>
+      <w:pPr>
+        <w:tabs>
+          <w:tab w:val="num" w:pos="5400"/>
+        </w:tabs>
+        <w:ind w:left="5400" w:hanging="360"/>
+      </w:pPr>
+      <w:rPr>
+        <w:rFonts w:ascii="Wingdings" w:hAnsi="Wingdings" w:hint="default"/>
+        <w:sz w:val="20"/>
+      </w:rPr>
+    </w:lvl>
+    <w:lvl w:ilvl="8" w:tentative="1">
+      <w:start w:val="1"/>
+      <w:numFmt w:val="bullet"/>
+      <w:lvlText w:val=""/>
+      <w:lvlJc w:val="left"/>
+      <w:pPr>
+        <w:tabs>
+          <w:tab w:val="num" w:pos="6120"/>
+        </w:tabs>
+        <w:ind w:left="6120" w:hanging="360"/>
+      </w:pPr>
+      <w:rPr>
+        <w:rFonts w:ascii="Wingdings" w:hAnsi="Wingdings" w:hint="default"/>
+        <w:sz w:val="20"/>
+      </w:rPr>
+    </w:lvl>
+  </w:abstractNum>
+  <w:abstractNum w:abstractNumId="23" w15:restartNumberingAfterBreak="0">
+    <w:nsid w:val="6EB03716"/>
+    <w:multiLevelType w:val="hybridMultilevel"/>
+    <w:tmpl w:val="1B82C136"/>
+    <w:lvl w:ilvl="0" w:tplc="AA2E2A68">
+      <w:start w:val="1"/>
+      <w:numFmt w:val="decimal"/>
+      <w:lvlText w:val="%1."/>
+      <w:lvlJc w:val="left"/>
+      <w:pPr>
+        <w:ind w:left="360" w:hanging="360"/>
+      </w:pPr>
+      <w:rPr>
+        <w:rFonts w:hint="default"/>
+      </w:rPr>
+    </w:lvl>
+    <w:lvl w:ilvl="1" w:tplc="04090019" w:tentative="1">
+      <w:start w:val="1"/>
+      <w:numFmt w:val="lowerLetter"/>
+      <w:lvlText w:val="%2)"/>
+      <w:lvlJc w:val="left"/>
+      <w:pPr>
+        <w:ind w:left="880" w:hanging="440"/>
+      </w:pPr>
+    </w:lvl>
+    <w:lvl w:ilvl="2" w:tplc="0409001B" w:tentative="1">
+      <w:start w:val="1"/>
+      <w:numFmt w:val="lowerRoman"/>
+      <w:lvlText w:val="%3."/>
+      <w:lvlJc w:val="right"/>
+      <w:pPr>
+        <w:ind w:left="1320" w:hanging="440"/>
+      </w:pPr>
+    </w:lvl>
+    <w:lvl w:ilvl="3" w:tplc="0409000F" w:tentative="1">
+      <w:start w:val="1"/>
+      <w:numFmt w:val="decimal"/>
+      <w:lvlText w:val="%4."/>
+      <w:lvlJc w:val="left"/>
+      <w:pPr>
+        <w:ind w:left="1760" w:hanging="440"/>
+      </w:pPr>
+    </w:lvl>
+    <w:lvl w:ilvl="4" w:tplc="04090019" w:tentative="1">
+      <w:start w:val="1"/>
+      <w:numFmt w:val="lowerLetter"/>
+      <w:lvlText w:val="%5)"/>
+      <w:lvlJc w:val="left"/>
+      <w:pPr>
+        <w:ind w:left="2200" w:hanging="440"/>
+      </w:pPr>
+    </w:lvl>
+    <w:lvl w:ilvl="5" w:tplc="0409001B" w:tentative="1">
+      <w:start w:val="1"/>
+      <w:numFmt w:val="lowerRoman"/>
+      <w:lvlText w:val="%6."/>
+      <w:lvlJc w:val="right"/>
+      <w:pPr>
+        <w:ind w:left="2640" w:hanging="440"/>
+      </w:pPr>
+    </w:lvl>
+    <w:lvl w:ilvl="6" w:tplc="0409000F" w:tentative="1">
+      <w:start w:val="1"/>
+      <w:numFmt w:val="decimal"/>
+      <w:lvlText w:val="%7."/>
+      <w:lvlJc w:val="left"/>
+      <w:pPr>
+        <w:ind w:left="3080" w:hanging="440"/>
+      </w:pPr>
+    </w:lvl>
+    <w:lvl w:ilvl="7" w:tplc="04090019" w:tentative="1">
+      <w:start w:val="1"/>
+      <w:numFmt w:val="lowerLetter"/>
+      <w:lvlText w:val="%8)"/>
+      <w:lvlJc w:val="left"/>
+      <w:pPr>
+        <w:ind w:left="3520" w:hanging="440"/>
+      </w:pPr>
+    </w:lvl>
+    <w:lvl w:ilvl="8" w:tplc="0409001B" w:tentative="1">
+      <w:start w:val="1"/>
+      <w:numFmt w:val="lowerRoman"/>
+      <w:lvlText w:val="%9."/>
+      <w:lvlJc w:val="right"/>
+      <w:pPr>
+        <w:ind w:left="3960" w:hanging="440"/>
+      </w:pPr>
+    </w:lvl>
+  </w:abstractNum>
+  <w:abstractNum w:abstractNumId="24" w15:restartNumberingAfterBreak="0">
+    <w:nsid w:val="702171F3"/>
+    <w:multiLevelType w:val="multilevel"/>
+    <w:tmpl w:val="6D64EEB6"/>
+    <w:lvl w:ilvl="0">
+      <w:start w:val="1"/>
+      <w:numFmt w:val="bullet"/>
+      <w:lvlText w:val=""/>
+      <w:lvlJc w:val="left"/>
+      <w:pPr>
+        <w:tabs>
+          <w:tab w:val="num" w:pos="720"/>
+        </w:tabs>
+        <w:ind w:left="720" w:hanging="360"/>
+      </w:pPr>
+      <w:rPr>
+        <w:rFonts w:ascii="Symbol" w:hAnsi="Symbol" w:hint="default"/>
+        <w:sz w:val="20"/>
+      </w:rPr>
+    </w:lvl>
+    <w:lvl w:ilvl="1">
+      <w:start w:val="1"/>
+      <w:numFmt w:val="bullet"/>
+      <w:lvlText w:val="o"/>
+      <w:lvlJc w:val="left"/>
+      <w:pPr>
+        <w:tabs>
+          <w:tab w:val="num" w:pos="1440"/>
+        </w:tabs>
+        <w:ind w:left="1440" w:hanging="360"/>
+      </w:pPr>
+      <w:rPr>
+        <w:rFonts w:ascii="Courier New" w:hAnsi="Courier New" w:hint="default"/>
+        <w:sz w:val="20"/>
+      </w:rPr>
+    </w:lvl>
+    <w:lvl w:ilvl="2" w:tentative="1">
       <w:start w:val="1"/>
       <w:numFmt w:val="bullet"/>
       <w:lvlText w:val=""/>
@@ -24639,10 +26641,99 @@
       </w:rPr>
     </w:lvl>
   </w:abstractNum>
-  <w:abstractNum w:abstractNumId="14" w15:restartNumberingAfterBreak="0">
-    <w:nsid w:val="5C086FF3"/>
+  <w:abstractNum w:abstractNumId="25" w15:restartNumberingAfterBreak="0">
+    <w:nsid w:val="72125B11"/>
+    <w:multiLevelType w:val="hybridMultilevel"/>
+    <w:tmpl w:val="25EC1CE2"/>
+    <w:lvl w:ilvl="0" w:tplc="1F600AFE">
+      <w:start w:val="1"/>
+      <w:numFmt w:val="decimal"/>
+      <w:lvlText w:val="%1."/>
+      <w:lvlJc w:val="left"/>
+      <w:pPr>
+        <w:ind w:left="360" w:hanging="360"/>
+      </w:pPr>
+      <w:rPr>
+        <w:rFonts w:hint="default"/>
+      </w:rPr>
+    </w:lvl>
+    <w:lvl w:ilvl="1" w:tplc="04090019" w:tentative="1">
+      <w:start w:val="1"/>
+      <w:numFmt w:val="lowerLetter"/>
+      <w:lvlText w:val="%2)"/>
+      <w:lvlJc w:val="left"/>
+      <w:pPr>
+        <w:ind w:left="880" w:hanging="440"/>
+      </w:pPr>
+    </w:lvl>
+    <w:lvl w:ilvl="2" w:tplc="0409001B" w:tentative="1">
+      <w:start w:val="1"/>
+      <w:numFmt w:val="lowerRoman"/>
+      <w:lvlText w:val="%3."/>
+      <w:lvlJc w:val="right"/>
+      <w:pPr>
+        <w:ind w:left="1320" w:hanging="440"/>
+      </w:pPr>
+    </w:lvl>
+    <w:lvl w:ilvl="3" w:tplc="0409000F" w:tentative="1">
+      <w:start w:val="1"/>
+      <w:numFmt w:val="decimal"/>
+      <w:lvlText w:val="%4."/>
+      <w:lvlJc w:val="left"/>
+      <w:pPr>
+        <w:ind w:left="1760" w:hanging="440"/>
+      </w:pPr>
+    </w:lvl>
+    <w:lvl w:ilvl="4" w:tplc="04090019" w:tentative="1">
+      <w:start w:val="1"/>
+      <w:numFmt w:val="lowerLetter"/>
+      <w:lvlText w:val="%5)"/>
+      <w:lvlJc w:val="left"/>
+      <w:pPr>
+        <w:ind w:left="2200" w:hanging="440"/>
+      </w:pPr>
+    </w:lvl>
+    <w:lvl w:ilvl="5" w:tplc="0409001B" w:tentative="1">
+      <w:start w:val="1"/>
+      <w:numFmt w:val="lowerRoman"/>
+      <w:lvlText w:val="%6."/>
+      <w:lvlJc w:val="right"/>
+      <w:pPr>
+        <w:ind w:left="2640" w:hanging="440"/>
+      </w:pPr>
+    </w:lvl>
+    <w:lvl w:ilvl="6" w:tplc="0409000F" w:tentative="1">
+      <w:start w:val="1"/>
+      <w:numFmt w:val="decimal"/>
+      <w:lvlText w:val="%7."/>
+      <w:lvlJc w:val="left"/>
+      <w:pPr>
+        <w:ind w:left="3080" w:hanging="440"/>
+      </w:pPr>
+    </w:lvl>
+    <w:lvl w:ilvl="7" w:tplc="04090019" w:tentative="1">
+      <w:start w:val="1"/>
+      <w:numFmt w:val="lowerLetter"/>
+      <w:lvlText w:val="%8)"/>
+      <w:lvlJc w:val="left"/>
+      <w:pPr>
+        <w:ind w:left="3520" w:hanging="440"/>
+      </w:pPr>
+    </w:lvl>
+    <w:lvl w:ilvl="8" w:tplc="0409001B" w:tentative="1">
+      <w:start w:val="1"/>
+      <w:numFmt w:val="lowerRoman"/>
+      <w:lvlText w:val="%9."/>
+      <w:lvlJc w:val="right"/>
+      <w:pPr>
+        <w:ind w:left="3960" w:hanging="440"/>
+      </w:pPr>
+    </w:lvl>
+  </w:abstractNum>
+  <w:abstractNum w:abstractNumId="26" w15:restartNumberingAfterBreak="0">
+    <w:nsid w:val="744F4D49"/>
     <w:multiLevelType w:val="multilevel"/>
-    <w:tmpl w:val="32C2B414"/>
+    <w:tmpl w:val="79345546"/>
     <w:lvl w:ilvl="0">
       <w:start w:val="1"/>
       <w:numFmt w:val="bullet"/>
@@ -24659,7 +26750,7 @@
         <w:sz w:val="20"/>
       </w:rPr>
     </w:lvl>
-    <w:lvl w:ilvl="1" w:tentative="1">
+    <w:lvl w:ilvl="1">
       <w:start w:val="1"/>
       <w:numFmt w:val="bullet"/>
       <w:lvlText w:val="o"/>
@@ -24788,103 +26879,14 @@
       </w:rPr>
     </w:lvl>
   </w:abstractNum>
-  <w:abstractNum w:abstractNumId="15" w15:restartNumberingAfterBreak="0">
-    <w:nsid w:val="5D0B4A5F"/>
-    <w:multiLevelType w:val="hybridMultilevel"/>
-    <w:tmpl w:val="F0D6EFDE"/>
-    <w:lvl w:ilvl="0" w:tplc="26808312">
+  <w:abstractNum w:abstractNumId="27" w15:restartNumberingAfterBreak="0">
+    <w:nsid w:val="7A751C22"/>
+    <w:multiLevelType w:val="multilevel"/>
+    <w:tmpl w:val="F40298DC"/>
+    <w:lvl w:ilvl="0">
       <w:start w:val="1"/>
       <w:numFmt w:val="decimal"/>
-      <w:lvlText w:val="%1、"/>
-      <w:lvlJc w:val="left"/>
-      <w:pPr>
-        <w:ind w:left="360" w:hanging="360"/>
-      </w:pPr>
-      <w:rPr>
-        <w:rFonts w:hint="default"/>
-      </w:rPr>
-    </w:lvl>
-    <w:lvl w:ilvl="1" w:tplc="04090019" w:tentative="1">
-      <w:start w:val="1"/>
-      <w:numFmt w:val="lowerLetter"/>
-      <w:lvlText w:val="%2)"/>
-      <w:lvlJc w:val="left"/>
-      <w:pPr>
-        <w:ind w:left="880" w:hanging="440"/>
-      </w:pPr>
-    </w:lvl>
-    <w:lvl w:ilvl="2" w:tplc="0409001B" w:tentative="1">
-      <w:start w:val="1"/>
-      <w:numFmt w:val="lowerRoman"/>
-      <w:lvlText w:val="%3."/>
-      <w:lvlJc w:val="right"/>
-      <w:pPr>
-        <w:ind w:left="1320" w:hanging="440"/>
-      </w:pPr>
-    </w:lvl>
-    <w:lvl w:ilvl="3" w:tplc="0409000F" w:tentative="1">
-      <w:start w:val="1"/>
-      <w:numFmt w:val="decimal"/>
-      <w:lvlText w:val="%4."/>
-      <w:lvlJc w:val="left"/>
-      <w:pPr>
-        <w:ind w:left="1760" w:hanging="440"/>
-      </w:pPr>
-    </w:lvl>
-    <w:lvl w:ilvl="4" w:tplc="04090019" w:tentative="1">
-      <w:start w:val="1"/>
-      <w:numFmt w:val="lowerLetter"/>
-      <w:lvlText w:val="%5)"/>
-      <w:lvlJc w:val="left"/>
-      <w:pPr>
-        <w:ind w:left="2200" w:hanging="440"/>
-      </w:pPr>
-    </w:lvl>
-    <w:lvl w:ilvl="5" w:tplc="0409001B" w:tentative="1">
-      <w:start w:val="1"/>
-      <w:numFmt w:val="lowerRoman"/>
-      <w:lvlText w:val="%6."/>
-      <w:lvlJc w:val="right"/>
-      <w:pPr>
-        <w:ind w:left="2640" w:hanging="440"/>
-      </w:pPr>
-    </w:lvl>
-    <w:lvl w:ilvl="6" w:tplc="0409000F" w:tentative="1">
-      <w:start w:val="1"/>
-      <w:numFmt w:val="decimal"/>
-      <w:lvlText w:val="%7."/>
-      <w:lvlJc w:val="left"/>
-      <w:pPr>
-        <w:ind w:left="3080" w:hanging="440"/>
-      </w:pPr>
-    </w:lvl>
-    <w:lvl w:ilvl="7" w:tplc="04090019" w:tentative="1">
-      <w:start w:val="1"/>
-      <w:numFmt w:val="lowerLetter"/>
-      <w:lvlText w:val="%8)"/>
-      <w:lvlJc w:val="left"/>
-      <w:pPr>
-        <w:ind w:left="3520" w:hanging="440"/>
-      </w:pPr>
-    </w:lvl>
-    <w:lvl w:ilvl="8" w:tplc="0409001B" w:tentative="1">
-      <w:start w:val="1"/>
-      <w:numFmt w:val="lowerRoman"/>
-      <w:lvlText w:val="%9."/>
-      <w:lvlJc w:val="right"/>
-      <w:pPr>
-        <w:ind w:left="3960" w:hanging="440"/>
-      </w:pPr>
-    </w:lvl>
-  </w:abstractNum>
-  <w:abstractNum w:abstractNumId="16" w15:restartNumberingAfterBreak="0">
-    <w:nsid w:val="5D9A36C5"/>
-    <w:multiLevelType w:val="multilevel"/>
-    <w:tmpl w:val="CDC21C3A"/>
-    <w:lvl w:ilvl="0">
-      <w:start w:val="1"/>
-      <w:numFmt w:val="bullet"/>
-      <w:lvlText w:val=""/>
+      <w:lvlText w:val="%1."/>
       <w:lvlJc w:val="left"/>
       <w:pPr>
         <w:tabs>
@@ -24892,6 +26894,119 @@
         </w:tabs>
         <w:ind w:left="720" w:hanging="360"/>
       </w:pPr>
+    </w:lvl>
+    <w:lvl w:ilvl="1" w:tentative="1">
+      <w:start w:val="1"/>
+      <w:numFmt w:val="decimal"/>
+      <w:lvlText w:val="%2."/>
+      <w:lvlJc w:val="left"/>
+      <w:pPr>
+        <w:tabs>
+          <w:tab w:val="num" w:pos="1440"/>
+        </w:tabs>
+        <w:ind w:left="1440" w:hanging="360"/>
+      </w:pPr>
+    </w:lvl>
+    <w:lvl w:ilvl="2" w:tentative="1">
+      <w:start w:val="1"/>
+      <w:numFmt w:val="decimal"/>
+      <w:lvlText w:val="%3."/>
+      <w:lvlJc w:val="left"/>
+      <w:pPr>
+        <w:tabs>
+          <w:tab w:val="num" w:pos="2160"/>
+        </w:tabs>
+        <w:ind w:left="2160" w:hanging="360"/>
+      </w:pPr>
+    </w:lvl>
+    <w:lvl w:ilvl="3" w:tentative="1">
+      <w:start w:val="1"/>
+      <w:numFmt w:val="decimal"/>
+      <w:lvlText w:val="%4."/>
+      <w:lvlJc w:val="left"/>
+      <w:pPr>
+        <w:tabs>
+          <w:tab w:val="num" w:pos="2880"/>
+        </w:tabs>
+        <w:ind w:left="2880" w:hanging="360"/>
+      </w:pPr>
+    </w:lvl>
+    <w:lvl w:ilvl="4" w:tentative="1">
+      <w:start w:val="1"/>
+      <w:numFmt w:val="decimal"/>
+      <w:lvlText w:val="%5."/>
+      <w:lvlJc w:val="left"/>
+      <w:pPr>
+        <w:tabs>
+          <w:tab w:val="num" w:pos="3600"/>
+        </w:tabs>
+        <w:ind w:left="3600" w:hanging="360"/>
+      </w:pPr>
+    </w:lvl>
+    <w:lvl w:ilvl="5" w:tentative="1">
+      <w:start w:val="1"/>
+      <w:numFmt w:val="decimal"/>
+      <w:lvlText w:val="%6."/>
+      <w:lvlJc w:val="left"/>
+      <w:pPr>
+        <w:tabs>
+          <w:tab w:val="num" w:pos="4320"/>
+        </w:tabs>
+        <w:ind w:left="4320" w:hanging="360"/>
+      </w:pPr>
+    </w:lvl>
+    <w:lvl w:ilvl="6" w:tentative="1">
+      <w:start w:val="1"/>
+      <w:numFmt w:val="decimal"/>
+      <w:lvlText w:val="%7."/>
+      <w:lvlJc w:val="left"/>
+      <w:pPr>
+        <w:tabs>
+          <w:tab w:val="num" w:pos="5040"/>
+        </w:tabs>
+        <w:ind w:left="5040" w:hanging="360"/>
+      </w:pPr>
+    </w:lvl>
+    <w:lvl w:ilvl="7" w:tentative="1">
+      <w:start w:val="1"/>
+      <w:numFmt w:val="decimal"/>
+      <w:lvlText w:val="%8."/>
+      <w:lvlJc w:val="left"/>
+      <w:pPr>
+        <w:tabs>
+          <w:tab w:val="num" w:pos="5760"/>
+        </w:tabs>
+        <w:ind w:left="5760" w:hanging="360"/>
+      </w:pPr>
+    </w:lvl>
+    <w:lvl w:ilvl="8" w:tentative="1">
+      <w:start w:val="1"/>
+      <w:numFmt w:val="decimal"/>
+      <w:lvlText w:val="%9."/>
+      <w:lvlJc w:val="left"/>
+      <w:pPr>
+        <w:tabs>
+          <w:tab w:val="num" w:pos="6480"/>
+        </w:tabs>
+        <w:ind w:left="6480" w:hanging="360"/>
+      </w:pPr>
+    </w:lvl>
+  </w:abstractNum>
+  <w:abstractNum w:abstractNumId="28" w15:restartNumberingAfterBreak="0">
+    <w:nsid w:val="7BA704AD"/>
+    <w:multiLevelType w:val="multilevel"/>
+    <w:tmpl w:val="02A602AE"/>
+    <w:lvl w:ilvl="0">
+      <w:start w:val="1"/>
+      <w:numFmt w:val="bullet"/>
+      <w:lvlText w:val=""/>
+      <w:lvlJc w:val="left"/>
+      <w:pPr>
+        <w:tabs>
+          <w:tab w:val="num" w:pos="720"/>
+        </w:tabs>
+        <w:ind w:left="720" w:hanging="360"/>
+      </w:pPr>
       <w:rPr>
         <w:rFonts w:ascii="Symbol" w:hAnsi="Symbol" w:hint="default"/>
         <w:sz w:val="20"/>
@@ -25026,103 +27141,14 @@
       </w:rPr>
     </w:lvl>
   </w:abstractNum>
-  <w:abstractNum w:abstractNumId="17" w15:restartNumberingAfterBreak="0">
-    <w:nsid w:val="69CE6475"/>
-    <w:multiLevelType w:val="hybridMultilevel"/>
-    <w:tmpl w:val="EA763DFE"/>
-    <w:lvl w:ilvl="0" w:tplc="EDE0734E">
-      <w:start w:val="1"/>
-      <w:numFmt w:val="decimal"/>
-      <w:lvlText w:val="%1."/>
-      <w:lvlJc w:val="left"/>
-      <w:pPr>
-        <w:ind w:left="720" w:hanging="360"/>
-      </w:pPr>
-      <w:rPr>
-        <w:rFonts w:hint="default"/>
-      </w:rPr>
-    </w:lvl>
-    <w:lvl w:ilvl="1" w:tplc="04090019" w:tentative="1">
-      <w:start w:val="1"/>
-      <w:numFmt w:val="lowerLetter"/>
-      <w:lvlText w:val="%2)"/>
-      <w:lvlJc w:val="left"/>
-      <w:pPr>
-        <w:ind w:left="1240" w:hanging="440"/>
-      </w:pPr>
-    </w:lvl>
-    <w:lvl w:ilvl="2" w:tplc="0409001B" w:tentative="1">
-      <w:start w:val="1"/>
-      <w:numFmt w:val="lowerRoman"/>
-      <w:lvlText w:val="%3."/>
-      <w:lvlJc w:val="right"/>
-      <w:pPr>
-        <w:ind w:left="1680" w:hanging="440"/>
-      </w:pPr>
-    </w:lvl>
-    <w:lvl w:ilvl="3" w:tplc="0409000F" w:tentative="1">
-      <w:start w:val="1"/>
-      <w:numFmt w:val="decimal"/>
-      <w:lvlText w:val="%4."/>
-      <w:lvlJc w:val="left"/>
-      <w:pPr>
-        <w:ind w:left="2120" w:hanging="440"/>
-      </w:pPr>
-    </w:lvl>
-    <w:lvl w:ilvl="4" w:tplc="04090019" w:tentative="1">
-      <w:start w:val="1"/>
-      <w:numFmt w:val="lowerLetter"/>
-      <w:lvlText w:val="%5)"/>
-      <w:lvlJc w:val="left"/>
-      <w:pPr>
-        <w:ind w:left="2560" w:hanging="440"/>
-      </w:pPr>
-    </w:lvl>
-    <w:lvl w:ilvl="5" w:tplc="0409001B" w:tentative="1">
-      <w:start w:val="1"/>
-      <w:numFmt w:val="lowerRoman"/>
-      <w:lvlText w:val="%6."/>
-      <w:lvlJc w:val="right"/>
-      <w:pPr>
-        <w:ind w:left="3000" w:hanging="440"/>
-      </w:pPr>
-    </w:lvl>
-    <w:lvl w:ilvl="6" w:tplc="0409000F" w:tentative="1">
-      <w:start w:val="1"/>
-      <w:numFmt w:val="decimal"/>
-      <w:lvlText w:val="%7."/>
-      <w:lvlJc w:val="left"/>
-      <w:pPr>
-        <w:ind w:left="3440" w:hanging="440"/>
-      </w:pPr>
-    </w:lvl>
-    <w:lvl w:ilvl="7" w:tplc="04090019" w:tentative="1">
-      <w:start w:val="1"/>
-      <w:numFmt w:val="lowerLetter"/>
-      <w:lvlText w:val="%8)"/>
-      <w:lvlJc w:val="left"/>
-      <w:pPr>
-        <w:ind w:left="3880" w:hanging="440"/>
-      </w:pPr>
-    </w:lvl>
-    <w:lvl w:ilvl="8" w:tplc="0409001B" w:tentative="1">
-      <w:start w:val="1"/>
-      <w:numFmt w:val="lowerRoman"/>
-      <w:lvlText w:val="%9."/>
-      <w:lvlJc w:val="right"/>
-      <w:pPr>
-        <w:ind w:left="4320" w:hanging="440"/>
-      </w:pPr>
-    </w:lvl>
-  </w:abstractNum>
-  <w:abstractNum w:abstractNumId="18" w15:restartNumberingAfterBreak="0">
-    <w:nsid w:val="6B200C1C"/>
+  <w:abstractNum w:abstractNumId="29" w15:restartNumberingAfterBreak="0">
+    <w:nsid w:val="7D463E9C"/>
     <w:multiLevelType w:val="multilevel"/>
-    <w:tmpl w:val="93C8F37C"/>
+    <w:tmpl w:val="347CCE8A"/>
     <w:lvl w:ilvl="0">
       <w:start w:val="1"/>
-      <w:numFmt w:val="decimal"/>
-      <w:lvlText w:val="%1."/>
+      <w:numFmt w:val="bullet"/>
+      <w:lvlText w:val=""/>
       <w:lvlJc w:val="left"/>
       <w:pPr>
         <w:tabs>
@@ -25130,11 +27156,15 @@
         </w:tabs>
         <w:ind w:left="720" w:hanging="360"/>
       </w:pPr>
-    </w:lvl>
-    <w:lvl w:ilvl="1" w:tentative="1">
-      <w:start w:val="1"/>
-      <w:numFmt w:val="decimal"/>
-      <w:lvlText w:val="%2."/>
+      <w:rPr>
+        <w:rFonts w:ascii="Symbol" w:hAnsi="Symbol" w:hint="default"/>
+        <w:sz w:val="20"/>
+      </w:rPr>
+    </w:lvl>
+    <w:lvl w:ilvl="1">
+      <w:start w:val="1"/>
+      <w:numFmt w:val="bullet"/>
+      <w:lvlText w:val="o"/>
       <w:lvlJc w:val="left"/>
       <w:pPr>
         <w:tabs>
@@ -25142,11 +27172,15 @@
         </w:tabs>
         <w:ind w:left="1440" w:hanging="360"/>
       </w:pPr>
+      <w:rPr>
+        <w:rFonts w:ascii="Courier New" w:hAnsi="Courier New" w:hint="default"/>
+        <w:sz w:val="20"/>
+      </w:rPr>
     </w:lvl>
     <w:lvl w:ilvl="2" w:tentative="1">
       <w:start w:val="1"/>
-      <w:numFmt w:val="decimal"/>
-      <w:lvlText w:val="%3."/>
+      <w:numFmt w:val="bullet"/>
+      <w:lvlText w:val=""/>
       <w:lvlJc w:val="left"/>
       <w:pPr>
         <w:tabs>
@@ -25154,11 +27188,15 @@
         </w:tabs>
         <w:ind w:left="2160" w:hanging="360"/>
       </w:pPr>
+      <w:rPr>
+        <w:rFonts w:ascii="Wingdings" w:hAnsi="Wingdings" w:hint="default"/>
+        <w:sz w:val="20"/>
+      </w:rPr>
     </w:lvl>
     <w:lvl w:ilvl="3" w:tentative="1">
       <w:start w:val="1"/>
-      <w:numFmt w:val="decimal"/>
-      <w:lvlText w:val="%4."/>
+      <w:numFmt w:val="bullet"/>
+      <w:lvlText w:val=""/>
       <w:lvlJc w:val="left"/>
       <w:pPr>
         <w:tabs>
@@ -25166,11 +27204,15 @@
         </w:tabs>
         <w:ind w:left="2880" w:hanging="360"/>
       </w:pPr>
+      <w:rPr>
+        <w:rFonts w:ascii="Wingdings" w:hAnsi="Wingdings" w:hint="default"/>
+        <w:sz w:val="20"/>
+      </w:rPr>
     </w:lvl>
     <w:lvl w:ilvl="4" w:tentative="1">
       <w:start w:val="1"/>
-      <w:numFmt w:val="decimal"/>
-      <w:lvlText w:val="%5."/>
+      <w:numFmt w:val="bullet"/>
+      <w:lvlText w:val=""/>
       <w:lvlJc w:val="left"/>
       <w:pPr>
         <w:tabs>
@@ -25178,11 +27220,15 @@
         </w:tabs>
         <w:ind w:left="3600" w:hanging="360"/>
       </w:pPr>
+      <w:rPr>
+        <w:rFonts w:ascii="Wingdings" w:hAnsi="Wingdings" w:hint="default"/>
+        <w:sz w:val="20"/>
+      </w:rPr>
     </w:lvl>
     <w:lvl w:ilvl="5" w:tentative="1">
       <w:start w:val="1"/>
-      <w:numFmt w:val="decimal"/>
-      <w:lvlText w:val="%6."/>
+      <w:numFmt w:val="bullet"/>
+      <w:lvlText w:val=""/>
       <w:lvlJc w:val="left"/>
       <w:pPr>
         <w:tabs>
@@ -25190,11 +27236,15 @@
         </w:tabs>
         <w:ind w:left="4320" w:hanging="360"/>
       </w:pPr>
+      <w:rPr>
+        <w:rFonts w:ascii="Wingdings" w:hAnsi="Wingdings" w:hint="default"/>
+        <w:sz w:val="20"/>
+      </w:rPr>
     </w:lvl>
     <w:lvl w:ilvl="6" w:tentative="1">
       <w:start w:val="1"/>
-      <w:numFmt w:val="decimal"/>
-      <w:lvlText w:val="%7."/>
+      <w:numFmt w:val="bullet"/>
+      <w:lvlText w:val=""/>
       <w:lvlJc w:val="left"/>
       <w:pPr>
         <w:tabs>
@@ -25202,11 +27252,15 @@
         </w:tabs>
         <w:ind w:left="5040" w:hanging="360"/>
       </w:pPr>
+      <w:rPr>
+        <w:rFonts w:ascii="Wingdings" w:hAnsi="Wingdings" w:hint="default"/>
+        <w:sz w:val="20"/>
+      </w:rPr>
     </w:lvl>
     <w:lvl w:ilvl="7" w:tentative="1">
       <w:start w:val="1"/>
-      <w:numFmt w:val="decimal"/>
-      <w:lvlText w:val="%8."/>
+      <w:numFmt w:val="bullet"/>
+      <w:lvlText w:val=""/>
       <w:lvlJc w:val="left"/>
       <w:pPr>
         <w:tabs>
@@ -25214,11 +27268,15 @@
         </w:tabs>
         <w:ind w:left="5760" w:hanging="360"/>
       </w:pPr>
+      <w:rPr>
+        <w:rFonts w:ascii="Wingdings" w:hAnsi="Wingdings" w:hint="default"/>
+        <w:sz w:val="20"/>
+      </w:rPr>
     </w:lvl>
     <w:lvl w:ilvl="8" w:tentative="1">
       <w:start w:val="1"/>
-      <w:numFmt w:val="decimal"/>
-      <w:lvlText w:val="%9."/>
+      <w:numFmt w:val="bullet"/>
+      <w:lvlText w:val=""/>
       <w:lvlJc w:val="left"/>
       <w:pPr>
         <w:tabs>
@@ -25226,12 +27284,16 @@
         </w:tabs>
         <w:ind w:left="6480" w:hanging="360"/>
       </w:pPr>
+      <w:rPr>
+        <w:rFonts w:ascii="Wingdings" w:hAnsi="Wingdings" w:hint="default"/>
+        <w:sz w:val="20"/>
+      </w:rPr>
     </w:lvl>
   </w:abstractNum>
-  <w:abstractNum w:abstractNumId="19" w15:restartNumberingAfterBreak="0">
-    <w:nsid w:val="6CE85BD5"/>
+  <w:abstractNum w:abstractNumId="30" w15:restartNumberingAfterBreak="0">
+    <w:nsid w:val="7D655F25"/>
     <w:multiLevelType w:val="multilevel"/>
-    <w:tmpl w:val="A6CED16C"/>
+    <w:tmpl w:val="B284E6C8"/>
     <w:lvl w:ilvl="0">
       <w:start w:val="1"/>
       <w:numFmt w:val="bullet"/>
@@ -25239,9 +27301,9 @@
       <w:lvlJc w:val="left"/>
       <w:pPr>
         <w:tabs>
-          <w:tab w:val="num" w:pos="360"/>
+          <w:tab w:val="num" w:pos="720"/>
         </w:tabs>
-        <w:ind w:left="360" w:hanging="360"/>
+        <w:ind w:left="720" w:hanging="360"/>
       </w:pPr>
       <w:rPr>
         <w:rFonts w:ascii="Symbol" w:hAnsi="Symbol" w:hint="default"/>
@@ -25255,25 +27317,25 @@
       <w:lvlJc w:val="left"/>
       <w:pPr>
         <w:tabs>
-          <w:tab w:val="num" w:pos="1080"/>
+          <w:tab w:val="num" w:pos="1440"/>
         </w:tabs>
-        <w:ind w:left="1080" w:hanging="360"/>
+        <w:ind w:left="1440" w:hanging="360"/>
       </w:pPr>
       <w:rPr>
         <w:rFonts w:ascii="Courier New" w:hAnsi="Courier New" w:hint="default"/>
         <w:sz w:val="20"/>
       </w:rPr>
     </w:lvl>
-    <w:lvl w:ilvl="2" w:tentative="1">
+    <w:lvl w:ilvl="2">
       <w:start w:val="1"/>
       <w:numFmt w:val="bullet"/>
       <w:lvlText w:val=""/>
       <w:lvlJc w:val="left"/>
       <w:pPr>
         <w:tabs>
-          <w:tab w:val="num" w:pos="1800"/>
+          <w:tab w:val="num" w:pos="2160"/>
         </w:tabs>
-        <w:ind w:left="1800" w:hanging="360"/>
+        <w:ind w:left="2160" w:hanging="360"/>
       </w:pPr>
       <w:rPr>
         <w:rFonts w:ascii="Wingdings" w:hAnsi="Wingdings" w:hint="default"/>
@@ -25287,9 +27349,9 @@
       <w:lvlJc w:val="left"/>
       <w:pPr>
         <w:tabs>
-          <w:tab w:val="num" w:pos="2520"/>
+          <w:tab w:val="num" w:pos="2880"/>
         </w:tabs>
-        <w:ind w:left="2520" w:hanging="360"/>
+        <w:ind w:left="2880" w:hanging="360"/>
       </w:pPr>
       <w:rPr>
         <w:rFonts w:ascii="Wingdings" w:hAnsi="Wingdings" w:hint="default"/>
@@ -25303,9 +27365,9 @@
       <w:lvlJc w:val="left"/>
       <w:pPr>
         <w:tabs>
-          <w:tab w:val="num" w:pos="3240"/>
+          <w:tab w:val="num" w:pos="3600"/>
         </w:tabs>
-        <w:ind w:left="3240" w:hanging="360"/>
+        <w:ind w:left="3600" w:hanging="360"/>
       </w:pPr>
       <w:rPr>
         <w:rFonts w:ascii="Wingdings" w:hAnsi="Wingdings" w:hint="default"/>
@@ -25319,9 +27381,9 @@
       <w:lvlJc w:val="left"/>
       <w:pPr>
         <w:tabs>
-          <w:tab w:val="num" w:pos="3960"/>
+          <w:tab w:val="num" w:pos="4320"/>
         </w:tabs>
-        <w:ind w:left="3960" w:hanging="360"/>
+        <w:ind w:left="4320" w:hanging="360"/>
       </w:pPr>
       <w:rPr>
         <w:rFonts w:ascii="Wingdings" w:hAnsi="Wingdings" w:hint="default"/>
@@ -25335,9 +27397,9 @@
       <w:lvlJc w:val="left"/>
       <w:pPr>
         <w:tabs>
-          <w:tab w:val="num" w:pos="4680"/>
+          <w:tab w:val="num" w:pos="5040"/>
         </w:tabs>
-        <w:ind w:left="4680" w:hanging="360"/>
+        <w:ind w:left="5040" w:hanging="360"/>
       </w:pPr>
       <w:rPr>
         <w:rFonts w:ascii="Wingdings" w:hAnsi="Wingdings" w:hint="default"/>
@@ -25351,9 +27413,9 @@
       <w:lvlJc w:val="left"/>
       <w:pPr>
         <w:tabs>
-          <w:tab w:val="num" w:pos="5400"/>
+          <w:tab w:val="num" w:pos="5760"/>
         </w:tabs>
-        <w:ind w:left="5400" w:hanging="360"/>
+        <w:ind w:left="5760" w:hanging="360"/>
       </w:pPr>
       <w:rPr>
         <w:rFonts w:ascii="Wingdings" w:hAnsi="Wingdings" w:hint="default"/>
@@ -25367,9 +27429,9 @@
       <w:lvlJc w:val="left"/>
       <w:pPr>
         <w:tabs>
-          <w:tab w:val="num" w:pos="6120"/>
+          <w:tab w:val="num" w:pos="6480"/>
         </w:tabs>
-        <w:ind w:left="6120" w:hanging="360"/>
+        <w:ind w:left="6480" w:hanging="360"/>
       </w:pPr>
       <w:rPr>
         <w:rFonts w:ascii="Wingdings" w:hAnsi="Wingdings" w:hint="default"/>
@@ -25377,10 +27439,10 @@
       </w:rPr>
     </w:lvl>
   </w:abstractNum>
-  <w:abstractNum w:abstractNumId="20" w15:restartNumberingAfterBreak="0">
-    <w:nsid w:val="6D936673"/>
+  <w:abstractNum w:abstractNumId="31" w15:restartNumberingAfterBreak="0">
+    <w:nsid w:val="7E281DAD"/>
     <w:multiLevelType w:val="multilevel"/>
-    <w:tmpl w:val="0728CEE8"/>
+    <w:tmpl w:val="38B021F2"/>
     <w:lvl w:ilvl="0">
       <w:start w:val="1"/>
       <w:numFmt w:val="bullet"/>
@@ -25388,9 +27450,9 @@
       <w:lvlJc w:val="left"/>
       <w:pPr>
         <w:tabs>
-          <w:tab w:val="num" w:pos="360"/>
+          <w:tab w:val="num" w:pos="720"/>
         </w:tabs>
-        <w:ind w:left="360" w:hanging="360"/>
+        <w:ind w:left="720" w:hanging="360"/>
       </w:pPr>
       <w:rPr>
         <w:rFonts w:ascii="Symbol" w:hAnsi="Symbol" w:hint="default"/>
@@ -25404,25 +27466,25 @@
       <w:lvlJc w:val="left"/>
       <w:pPr>
         <w:tabs>
-          <w:tab w:val="num" w:pos="1080"/>
+          <w:tab w:val="num" w:pos="1440"/>
         </w:tabs>
-        <w:ind w:left="1080" w:hanging="360"/>
+        <w:ind w:left="1440" w:hanging="360"/>
       </w:pPr>
       <w:rPr>
         <w:rFonts w:ascii="Courier New" w:hAnsi="Courier New" w:hint="default"/>
         <w:sz w:val="20"/>
       </w:rPr>
     </w:lvl>
-    <w:lvl w:ilvl="2">
+    <w:lvl w:ilvl="2" w:tentative="1">
       <w:start w:val="1"/>
       <w:numFmt w:val="bullet"/>
       <w:lvlText w:val=""/>
       <w:lvlJc w:val="left"/>
       <w:pPr>
         <w:tabs>
-          <w:tab w:val="num" w:pos="1800"/>
+          <w:tab w:val="num" w:pos="2160"/>
         </w:tabs>
-        <w:ind w:left="1800" w:hanging="360"/>
+        <w:ind w:left="2160" w:hanging="360"/>
       </w:pPr>
       <w:rPr>
         <w:rFonts w:ascii="Wingdings" w:hAnsi="Wingdings" w:hint="default"/>
@@ -25436,9 +27498,9 @@
       <w:lvlJc w:val="left"/>
       <w:pPr>
         <w:tabs>
-          <w:tab w:val="num" w:pos="2520"/>
+          <w:tab w:val="num" w:pos="2880"/>
         </w:tabs>
-        <w:ind w:left="2520" w:hanging="360"/>
+        <w:ind w:left="2880" w:hanging="360"/>
       </w:pPr>
       <w:rPr>
         <w:rFonts w:ascii="Wingdings" w:hAnsi="Wingdings" w:hint="default"/>
@@ -25452,9 +27514,9 @@
       <w:lvlJc w:val="left"/>
       <w:pPr>
         <w:tabs>
-          <w:tab w:val="num" w:pos="3240"/>
+          <w:tab w:val="num" w:pos="3600"/>
         </w:tabs>
-        <w:ind w:left="3240" w:hanging="360"/>
+        <w:ind w:left="3600" w:hanging="360"/>
       </w:pPr>
       <w:rPr>
         <w:rFonts w:ascii="Wingdings" w:hAnsi="Wingdings" w:hint="default"/>
@@ -25468,9 +27530,9 @@
       <w:lvlJc w:val="left"/>
       <w:pPr>
         <w:tabs>
-          <w:tab w:val="num" w:pos="3960"/>
+          <w:tab w:val="num" w:pos="4320"/>
         </w:tabs>
-        <w:ind w:left="3960" w:hanging="360"/>
+        <w:ind w:left="4320" w:hanging="360"/>
       </w:pPr>
       <w:rPr>
         <w:rFonts w:ascii="Wingdings" w:hAnsi="Wingdings" w:hint="default"/>
@@ -25484,9 +27546,9 @@
       <w:lvlJc w:val="left"/>
       <w:pPr>
         <w:tabs>
-          <w:tab w:val="num" w:pos="4680"/>
+          <w:tab w:val="num" w:pos="5040"/>
         </w:tabs>
-        <w:ind w:left="4680" w:hanging="360"/>
+        <w:ind w:left="5040" w:hanging="360"/>
       </w:pPr>
       <w:rPr>
         <w:rFonts w:ascii="Wingdings" w:hAnsi="Wingdings" w:hint="default"/>
@@ -25500,9 +27562,9 @@
       <w:lvlJc w:val="left"/>
       <w:pPr>
         <w:tabs>
-          <w:tab w:val="num" w:pos="5400"/>
+          <w:tab w:val="num" w:pos="5760"/>
         </w:tabs>
-        <w:ind w:left="5400" w:hanging="360"/>
+        <w:ind w:left="5760" w:hanging="360"/>
       </w:pPr>
       <w:rPr>
         <w:rFonts w:ascii="Wingdings" w:hAnsi="Wingdings" w:hint="default"/>
@@ -25516,9 +27578,9 @@
       <w:lvlJc w:val="left"/>
       <w:pPr>
         <w:tabs>
-          <w:tab w:val="num" w:pos="6120"/>
+          <w:tab w:val="num" w:pos="6480"/>
         </w:tabs>
-        <w:ind w:left="6120" w:hanging="360"/>
+        <w:ind w:left="6480" w:hanging="360"/>
       </w:pPr>
       <w:rPr>
         <w:rFonts w:ascii="Wingdings" w:hAnsi="Wingdings" w:hint="default"/>
@@ -25526,99 +27588,10 @@
       </w:rPr>
     </w:lvl>
   </w:abstractNum>
-  <w:abstractNum w:abstractNumId="21" w15:restartNumberingAfterBreak="0">
-    <w:nsid w:val="6EB03716"/>
-    <w:multiLevelType w:val="hybridMultilevel"/>
-    <w:tmpl w:val="1B82C136"/>
-    <w:lvl w:ilvl="0" w:tplc="AA2E2A68">
-      <w:start w:val="1"/>
-      <w:numFmt w:val="decimal"/>
-      <w:lvlText w:val="%1."/>
-      <w:lvlJc w:val="left"/>
-      <w:pPr>
-        <w:ind w:left="360" w:hanging="360"/>
-      </w:pPr>
-      <w:rPr>
-        <w:rFonts w:hint="default"/>
-      </w:rPr>
-    </w:lvl>
-    <w:lvl w:ilvl="1" w:tplc="04090019" w:tentative="1">
-      <w:start w:val="1"/>
-      <w:numFmt w:val="lowerLetter"/>
-      <w:lvlText w:val="%2)"/>
-      <w:lvlJc w:val="left"/>
-      <w:pPr>
-        <w:ind w:left="880" w:hanging="440"/>
-      </w:pPr>
-    </w:lvl>
-    <w:lvl w:ilvl="2" w:tplc="0409001B" w:tentative="1">
-      <w:start w:val="1"/>
-      <w:numFmt w:val="lowerRoman"/>
-      <w:lvlText w:val="%3."/>
-      <w:lvlJc w:val="right"/>
-      <w:pPr>
-        <w:ind w:left="1320" w:hanging="440"/>
-      </w:pPr>
-    </w:lvl>
-    <w:lvl w:ilvl="3" w:tplc="0409000F" w:tentative="1">
-      <w:start w:val="1"/>
-      <w:numFmt w:val="decimal"/>
-      <w:lvlText w:val="%4."/>
-      <w:lvlJc w:val="left"/>
-      <w:pPr>
-        <w:ind w:left="1760" w:hanging="440"/>
-      </w:pPr>
-    </w:lvl>
-    <w:lvl w:ilvl="4" w:tplc="04090019" w:tentative="1">
-      <w:start w:val="1"/>
-      <w:numFmt w:val="lowerLetter"/>
-      <w:lvlText w:val="%5)"/>
-      <w:lvlJc w:val="left"/>
-      <w:pPr>
-        <w:ind w:left="2200" w:hanging="440"/>
-      </w:pPr>
-    </w:lvl>
-    <w:lvl w:ilvl="5" w:tplc="0409001B" w:tentative="1">
-      <w:start w:val="1"/>
-      <w:numFmt w:val="lowerRoman"/>
-      <w:lvlText w:val="%6."/>
-      <w:lvlJc w:val="right"/>
-      <w:pPr>
-        <w:ind w:left="2640" w:hanging="440"/>
-      </w:pPr>
-    </w:lvl>
-    <w:lvl w:ilvl="6" w:tplc="0409000F" w:tentative="1">
-      <w:start w:val="1"/>
-      <w:numFmt w:val="decimal"/>
-      <w:lvlText w:val="%7."/>
-      <w:lvlJc w:val="left"/>
-      <w:pPr>
-        <w:ind w:left="3080" w:hanging="440"/>
-      </w:pPr>
-    </w:lvl>
-    <w:lvl w:ilvl="7" w:tplc="04090019" w:tentative="1">
-      <w:start w:val="1"/>
-      <w:numFmt w:val="lowerLetter"/>
-      <w:lvlText w:val="%8)"/>
-      <w:lvlJc w:val="left"/>
-      <w:pPr>
-        <w:ind w:left="3520" w:hanging="440"/>
-      </w:pPr>
-    </w:lvl>
-    <w:lvl w:ilvl="8" w:tplc="0409001B" w:tentative="1">
-      <w:start w:val="1"/>
-      <w:numFmt w:val="lowerRoman"/>
-      <w:lvlText w:val="%9."/>
-      <w:lvlJc w:val="right"/>
-      <w:pPr>
-        <w:ind w:left="3960" w:hanging="440"/>
-      </w:pPr>
-    </w:lvl>
-  </w:abstractNum>
-  <w:abstractNum w:abstractNumId="22" w15:restartNumberingAfterBreak="0">
-    <w:nsid w:val="702171F3"/>
+  <w:abstractNum w:abstractNumId="32" w15:restartNumberingAfterBreak="0">
+    <w:nsid w:val="7F1E7B45"/>
     <w:multiLevelType w:val="multilevel"/>
-    <w:tmpl w:val="6D64EEB6"/>
+    <w:tmpl w:val="9E28FE00"/>
     <w:lvl w:ilvl="0">
       <w:start w:val="1"/>
       <w:numFmt w:val="bullet"/>
@@ -25637,21 +27610,14 @@
     </w:lvl>
     <w:lvl w:ilvl="1">
       <w:start w:val="1"/>
-      <w:numFmt w:val="bullet"/>
-      <w:lvlText w:val="o"/>
+      <w:numFmt w:val="decimal"/>
+      <w:lvlText w:val="%2."/>
       <w:lvlJc w:val="left"/>
       <w:pPr>
-        <w:tabs>
-          <w:tab w:val="num" w:pos="1440"/>
-        </w:tabs>
-        <w:ind w:left="1440" w:hanging="360"/>
-      </w:pPr>
-      <w:rPr>
-        <w:rFonts w:ascii="Courier New" w:hAnsi="Courier New" w:hint="default"/>
-        <w:sz w:val="20"/>
-      </w:rPr>
-    </w:lvl>
-    <w:lvl w:ilvl="2" w:tentative="1">
+        <w:ind w:left="1520" w:hanging="440"/>
+      </w:pPr>
+    </w:lvl>
+    <w:lvl w:ilvl="2">
       <w:start w:val="1"/>
       <w:numFmt w:val="bullet"/>
       <w:lvlText w:val=""/>
@@ -25667,987 +27633,197 @@
         <w:sz w:val="20"/>
       </w:rPr>
     </w:lvl>
-    <w:lvl w:ilvl="3" w:tentative="1">
+    <w:lvl w:ilvl="3">
+      <w:start w:val="1"/>
+      <w:numFmt w:val="decimal"/>
+      <w:lvlText w:val="%4、"/>
+      <w:lvlJc w:val="left"/>
+      <w:pPr>
+        <w:ind w:left="2880" w:hanging="360"/>
+      </w:pPr>
+      <w:rPr>
+        <w:rFonts w:hint="default"/>
+      </w:rPr>
+    </w:lvl>
+    <w:lvl w:ilvl="4" w:tentative="1">
       <w:start w:val="1"/>
       <w:numFmt w:val="bullet"/>
       <w:lvlText w:val=""/>
       <w:lvlJc w:val="left"/>
       <w:pPr>
         <w:tabs>
-          <w:tab w:val="num" w:pos="2880"/>
+          <w:tab w:val="num" w:pos="3600"/>
         </w:tabs>
-        <w:ind w:left="2880" w:hanging="360"/>
+        <w:ind w:left="3600" w:hanging="360"/>
       </w:pPr>
       <w:rPr>
         <w:rFonts w:ascii="Wingdings" w:hAnsi="Wingdings" w:hint="default"/>
         <w:sz w:val="20"/>
       </w:rPr>
     </w:lvl>
-    <w:lvl w:ilvl="4" w:tentative="1">
+    <w:lvl w:ilvl="5" w:tentative="1">
       <w:start w:val="1"/>
       <w:numFmt w:val="bullet"/>
       <w:lvlText w:val=""/>
       <w:lvlJc w:val="left"/>
       <w:pPr>
         <w:tabs>
-          <w:tab w:val="num" w:pos="3600"/>
+          <w:tab w:val="num" w:pos="4320"/>
         </w:tabs>
-        <w:ind w:left="3600" w:hanging="360"/>
+        <w:ind w:left="4320" w:hanging="360"/>
       </w:pPr>
       <w:rPr>
         <w:rFonts w:ascii="Wingdings" w:hAnsi="Wingdings" w:hint="default"/>
         <w:sz w:val="20"/>
       </w:rPr>
     </w:lvl>
-    <w:lvl w:ilvl="5" w:tentative="1">
+    <w:lvl w:ilvl="6" w:tentative="1">
       <w:start w:val="1"/>
       <w:numFmt w:val="bullet"/>
       <w:lvlText w:val=""/>
       <w:lvlJc w:val="left"/>
       <w:pPr>
         <w:tabs>
-          <w:tab w:val="num" w:pos="4320"/>
+          <w:tab w:val="num" w:pos="5040"/>
         </w:tabs>
-        <w:ind w:left="4320" w:hanging="360"/>
+        <w:ind w:left="5040" w:hanging="360"/>
       </w:pPr>
       <w:rPr>
         <w:rFonts w:ascii="Wingdings" w:hAnsi="Wingdings" w:hint="default"/>
         <w:sz w:val="20"/>
       </w:rPr>
     </w:lvl>
-    <w:lvl w:ilvl="6" w:tentative="1">
+    <w:lvl w:ilvl="7" w:tentative="1">
       <w:start w:val="1"/>
       <w:numFmt w:val="bullet"/>
       <w:lvlText w:val=""/>
       <w:lvlJc w:val="left"/>
       <w:pPr>
         <w:tabs>
-          <w:tab w:val="num" w:pos="5040"/>
+          <w:tab w:val="num" w:pos="5760"/>
         </w:tabs>
-        <w:ind w:left="5040" w:hanging="360"/>
+        <w:ind w:left="5760" w:hanging="360"/>
       </w:pPr>
       <w:rPr>
         <w:rFonts w:ascii="Wingdings" w:hAnsi="Wingdings" w:hint="default"/>
         <w:sz w:val="20"/>
       </w:rPr>
     </w:lvl>
-    <w:lvl w:ilvl="7" w:tentative="1">
+    <w:lvl w:ilvl="8" w:tentative="1">
       <w:start w:val="1"/>
       <w:numFmt w:val="bullet"/>
       <w:lvlText w:val=""/>
       <w:lvlJc w:val="left"/>
       <w:pPr>
         <w:tabs>
-          <w:tab w:val="num" w:pos="5760"/>
+          <w:tab w:val="num" w:pos="6480"/>
         </w:tabs>
-        <w:ind w:left="5760" w:hanging="360"/>
+        <w:ind w:left="6480" w:hanging="360"/>
       </w:pPr>
       <w:rPr>
         <w:rFonts w:ascii="Wingdings" w:hAnsi="Wingdings" w:hint="default"/>
         <w:sz w:val="20"/>
       </w:rPr>
     </w:lvl>
-    <w:lvl w:ilvl="8" w:tentative="1">
-      <w:start w:val="1"/>
-      <w:numFmt w:val="bullet"/>
-      <w:lvlText w:val=""/>
-      <w:lvlJc w:val="left"/>
-      <w:pPr>
-        <w:tabs>
-          <w:tab w:val="num" w:pos="6480"/>
-        </w:tabs>
-        <w:ind w:left="6480" w:hanging="360"/>
-      </w:pPr>
-      <w:rPr>
-        <w:rFonts w:ascii="Wingdings" w:hAnsi="Wingdings" w:hint="default"/>
-        <w:sz w:val="20"/>
-      </w:rPr>
-    </w:lvl>
-  </w:abstractNum>
-  <w:abstractNum w:abstractNumId="23" w15:restartNumberingAfterBreak="0">
-    <w:nsid w:val="72125B11"/>
-    <w:multiLevelType w:val="hybridMultilevel"/>
-    <w:tmpl w:val="25EC1CE2"/>
-    <w:lvl w:ilvl="0" w:tplc="1F600AFE">
-      <w:start w:val="1"/>
-      <w:numFmt w:val="decimal"/>
-      <w:lvlText w:val="%1."/>
-      <w:lvlJc w:val="left"/>
-      <w:pPr>
-        <w:ind w:left="360" w:hanging="360"/>
-      </w:pPr>
-      <w:rPr>
-        <w:rFonts w:hint="default"/>
-      </w:rPr>
-    </w:lvl>
-    <w:lvl w:ilvl="1" w:tplc="04090019" w:tentative="1">
-      <w:start w:val="1"/>
-      <w:numFmt w:val="lowerLetter"/>
-      <w:lvlText w:val="%2)"/>
-      <w:lvlJc w:val="left"/>
-      <w:pPr>
-        <w:ind w:left="880" w:hanging="440"/>
-      </w:pPr>
-    </w:lvl>
-    <w:lvl w:ilvl="2" w:tplc="0409001B" w:tentative="1">
-      <w:start w:val="1"/>
-      <w:numFmt w:val="lowerRoman"/>
-      <w:lvlText w:val="%3."/>
-      <w:lvlJc w:val="right"/>
-      <w:pPr>
-        <w:ind w:left="1320" w:hanging="440"/>
-      </w:pPr>
-    </w:lvl>
-    <w:lvl w:ilvl="3" w:tplc="0409000F" w:tentative="1">
-      <w:start w:val="1"/>
-      <w:numFmt w:val="decimal"/>
-      <w:lvlText w:val="%4."/>
-      <w:lvlJc w:val="left"/>
-      <w:pPr>
-        <w:ind w:left="1760" w:hanging="440"/>
-      </w:pPr>
-    </w:lvl>
-    <w:lvl w:ilvl="4" w:tplc="04090019" w:tentative="1">
-      <w:start w:val="1"/>
-      <w:numFmt w:val="lowerLetter"/>
-      <w:lvlText w:val="%5)"/>
-      <w:lvlJc w:val="left"/>
-      <w:pPr>
-        <w:ind w:left="2200" w:hanging="440"/>
-      </w:pPr>
-    </w:lvl>
-    <w:lvl w:ilvl="5" w:tplc="0409001B" w:tentative="1">
-      <w:start w:val="1"/>
-      <w:numFmt w:val="lowerRoman"/>
-      <w:lvlText w:val="%6."/>
-      <w:lvlJc w:val="right"/>
-      <w:pPr>
-        <w:ind w:left="2640" w:hanging="440"/>
-      </w:pPr>
-    </w:lvl>
-    <w:lvl w:ilvl="6" w:tplc="0409000F" w:tentative="1">
-      <w:start w:val="1"/>
-      <w:numFmt w:val="decimal"/>
-      <w:lvlText w:val="%7."/>
-      <w:lvlJc w:val="left"/>
-      <w:pPr>
-        <w:ind w:left="3080" w:hanging="440"/>
-      </w:pPr>
-    </w:lvl>
-    <w:lvl w:ilvl="7" w:tplc="04090019" w:tentative="1">
-      <w:start w:val="1"/>
-      <w:numFmt w:val="lowerLetter"/>
-      <w:lvlText w:val="%8)"/>
-      <w:lvlJc w:val="left"/>
-      <w:pPr>
-        <w:ind w:left="3520" w:hanging="440"/>
-      </w:pPr>
-    </w:lvl>
-    <w:lvl w:ilvl="8" w:tplc="0409001B" w:tentative="1">
-      <w:start w:val="1"/>
-      <w:numFmt w:val="lowerRoman"/>
-      <w:lvlText w:val="%9."/>
-      <w:lvlJc w:val="right"/>
-      <w:pPr>
-        <w:ind w:left="3960" w:hanging="440"/>
-      </w:pPr>
-    </w:lvl>
-  </w:abstractNum>
-  <w:abstractNum w:abstractNumId="24" w15:restartNumberingAfterBreak="0">
-    <w:nsid w:val="744F4D49"/>
-    <w:multiLevelType w:val="multilevel"/>
-    <w:tmpl w:val="79345546"/>
-    <w:lvl w:ilvl="0">
-      <w:start w:val="1"/>
-      <w:numFmt w:val="bullet"/>
-      <w:lvlText w:val=""/>
-      <w:lvlJc w:val="left"/>
-      <w:pPr>
-        <w:tabs>
-          <w:tab w:val="num" w:pos="720"/>
-        </w:tabs>
-        <w:ind w:left="720" w:hanging="360"/>
-      </w:pPr>
-      <w:rPr>
-        <w:rFonts w:ascii="Symbol" w:hAnsi="Symbol" w:hint="default"/>
-        <w:sz w:val="20"/>
-      </w:rPr>
-    </w:lvl>
-    <w:lvl w:ilvl="1">
-      <w:start w:val="1"/>
-      <w:numFmt w:val="bullet"/>
-      <w:lvlText w:val="o"/>
-      <w:lvlJc w:val="left"/>
-      <w:pPr>
-        <w:tabs>
-          <w:tab w:val="num" w:pos="1440"/>
-        </w:tabs>
-        <w:ind w:left="1440" w:hanging="360"/>
-      </w:pPr>
-      <w:rPr>
-        <w:rFonts w:ascii="Courier New" w:hAnsi="Courier New" w:hint="default"/>
-        <w:sz w:val="20"/>
-      </w:rPr>
-    </w:lvl>
-    <w:lvl w:ilvl="2" w:tentative="1">
-      <w:start w:val="1"/>
-      <w:numFmt w:val="bullet"/>
-      <w:lvlText w:val=""/>
-      <w:lvlJc w:val="left"/>
-      <w:pPr>
-        <w:tabs>
-          <w:tab w:val="num" w:pos="2160"/>
-        </w:tabs>
-        <w:ind w:left="2160" w:hanging="360"/>
-      </w:pPr>
-      <w:rPr>
-        <w:rFonts w:ascii="Wingdings" w:hAnsi="Wingdings" w:hint="default"/>
-        <w:sz w:val="20"/>
-      </w:rPr>
-    </w:lvl>
-    <w:lvl w:ilvl="3" w:tentative="1">
-      <w:start w:val="1"/>
-      <w:numFmt w:val="bullet"/>
-      <w:lvlText w:val=""/>
-      <w:lvlJc w:val="left"/>
-      <w:pPr>
-        <w:tabs>
-          <w:tab w:val="num" w:pos="2880"/>
-        </w:tabs>
-        <w:ind w:left="2880" w:hanging="360"/>
-      </w:pPr>
-      <w:rPr>
-        <w:rFonts w:ascii="Wingdings" w:hAnsi="Wingdings" w:hint="default"/>
-        <w:sz w:val="20"/>
-      </w:rPr>
-    </w:lvl>
-    <w:lvl w:ilvl="4" w:tentative="1">
-      <w:start w:val="1"/>
-      <w:numFmt w:val="bullet"/>
-      <w:lvlText w:val=""/>
-      <w:lvlJc w:val="left"/>
-      <w:pPr>
-        <w:tabs>
-          <w:tab w:val="num" w:pos="3600"/>
-        </w:tabs>
-        <w:ind w:left="3600" w:hanging="360"/>
-      </w:pPr>
-      <w:rPr>
-        <w:rFonts w:ascii="Wingdings" w:hAnsi="Wingdings" w:hint="default"/>
-        <w:sz w:val="20"/>
-      </w:rPr>
-    </w:lvl>
-    <w:lvl w:ilvl="5" w:tentative="1">
-      <w:start w:val="1"/>
-      <w:numFmt w:val="bullet"/>
-      <w:lvlText w:val=""/>
-      <w:lvlJc w:val="left"/>
-      <w:pPr>
-        <w:tabs>
-          <w:tab w:val="num" w:pos="4320"/>
-        </w:tabs>
-        <w:ind w:left="4320" w:hanging="360"/>
-      </w:pPr>
-      <w:rPr>
-        <w:rFonts w:ascii="Wingdings" w:hAnsi="Wingdings" w:hint="default"/>
-        <w:sz w:val="20"/>
-      </w:rPr>
-    </w:lvl>
-    <w:lvl w:ilvl="6" w:tentative="1">
-      <w:start w:val="1"/>
-      <w:numFmt w:val="bullet"/>
-      <w:lvlText w:val=""/>
-      <w:lvlJc w:val="left"/>
-      <w:pPr>
-        <w:tabs>
-          <w:tab w:val="num" w:pos="5040"/>
-        </w:tabs>
-        <w:ind w:left="5040" w:hanging="360"/>
-      </w:pPr>
-      <w:rPr>
-        <w:rFonts w:ascii="Wingdings" w:hAnsi="Wingdings" w:hint="default"/>
-        <w:sz w:val="20"/>
-      </w:rPr>
-    </w:lvl>
-    <w:lvl w:ilvl="7" w:tentative="1">
-      <w:start w:val="1"/>
-      <w:numFmt w:val="bullet"/>
-      <w:lvlText w:val=""/>
-      <w:lvlJc w:val="left"/>
-      <w:pPr>
-        <w:tabs>
-          <w:tab w:val="num" w:pos="5760"/>
-        </w:tabs>
-        <w:ind w:left="5760" w:hanging="360"/>
-      </w:pPr>
-      <w:rPr>
-        <w:rFonts w:ascii="Wingdings" w:hAnsi="Wingdings" w:hint="default"/>
-        <w:sz w:val="20"/>
-      </w:rPr>
-    </w:lvl>
-    <w:lvl w:ilvl="8" w:tentative="1">
-      <w:start w:val="1"/>
-      <w:numFmt w:val="bullet"/>
-      <w:lvlText w:val=""/>
-      <w:lvlJc w:val="left"/>
-      <w:pPr>
-        <w:tabs>
-          <w:tab w:val="num" w:pos="6480"/>
-        </w:tabs>
-        <w:ind w:left="6480" w:hanging="360"/>
-      </w:pPr>
-      <w:rPr>
-        <w:rFonts w:ascii="Wingdings" w:hAnsi="Wingdings" w:hint="default"/>
-        <w:sz w:val="20"/>
-      </w:rPr>
-    </w:lvl>
-  </w:abstractNum>
-  <w:abstractNum w:abstractNumId="25" w15:restartNumberingAfterBreak="0">
-    <w:nsid w:val="7A751C22"/>
-    <w:multiLevelType w:val="multilevel"/>
-    <w:tmpl w:val="F40298DC"/>
-    <w:lvl w:ilvl="0">
-      <w:start w:val="1"/>
-      <w:numFmt w:val="decimal"/>
-      <w:lvlText w:val="%1."/>
-      <w:lvlJc w:val="left"/>
-      <w:pPr>
-        <w:tabs>
-          <w:tab w:val="num" w:pos="720"/>
-        </w:tabs>
-        <w:ind w:left="720" w:hanging="360"/>
-      </w:pPr>
-    </w:lvl>
-    <w:lvl w:ilvl="1" w:tentative="1">
-      <w:start w:val="1"/>
-      <w:numFmt w:val="decimal"/>
-      <w:lvlText w:val="%2."/>
-      <w:lvlJc w:val="left"/>
-      <w:pPr>
-        <w:tabs>
-          <w:tab w:val="num" w:pos="1440"/>
-        </w:tabs>
-        <w:ind w:left="1440" w:hanging="360"/>
-      </w:pPr>
-    </w:lvl>
-    <w:lvl w:ilvl="2" w:tentative="1">
-      <w:start w:val="1"/>
-      <w:numFmt w:val="decimal"/>
-      <w:lvlText w:val="%3."/>
-      <w:lvlJc w:val="left"/>
-      <w:pPr>
-        <w:tabs>
-          <w:tab w:val="num" w:pos="2160"/>
-        </w:tabs>
-        <w:ind w:left="2160" w:hanging="360"/>
-      </w:pPr>
-    </w:lvl>
-    <w:lvl w:ilvl="3" w:tentative="1">
-      <w:start w:val="1"/>
-      <w:numFmt w:val="decimal"/>
-      <w:lvlText w:val="%4."/>
-      <w:lvlJc w:val="left"/>
-      <w:pPr>
-        <w:tabs>
-          <w:tab w:val="num" w:pos="2880"/>
-        </w:tabs>
-        <w:ind w:left="2880" w:hanging="360"/>
-      </w:pPr>
-    </w:lvl>
-    <w:lvl w:ilvl="4" w:tentative="1">
-      <w:start w:val="1"/>
-      <w:numFmt w:val="decimal"/>
-      <w:lvlText w:val="%5."/>
-      <w:lvlJc w:val="left"/>
-      <w:pPr>
-        <w:tabs>
-          <w:tab w:val="num" w:pos="3600"/>
-        </w:tabs>
-        <w:ind w:left="3600" w:hanging="360"/>
-      </w:pPr>
-    </w:lvl>
-    <w:lvl w:ilvl="5" w:tentative="1">
-      <w:start w:val="1"/>
-      <w:numFmt w:val="decimal"/>
-      <w:lvlText w:val="%6."/>
-      <w:lvlJc w:val="left"/>
-      <w:pPr>
-        <w:tabs>
-          <w:tab w:val="num" w:pos="4320"/>
-        </w:tabs>
-        <w:ind w:left="4320" w:hanging="360"/>
-      </w:pPr>
-    </w:lvl>
-    <w:lvl w:ilvl="6" w:tentative="1">
-      <w:start w:val="1"/>
-      <w:numFmt w:val="decimal"/>
-      <w:lvlText w:val="%7."/>
-      <w:lvlJc w:val="left"/>
-      <w:pPr>
-        <w:tabs>
-          <w:tab w:val="num" w:pos="5040"/>
-        </w:tabs>
-        <w:ind w:left="5040" w:hanging="360"/>
-      </w:pPr>
-    </w:lvl>
-    <w:lvl w:ilvl="7" w:tentative="1">
-      <w:start w:val="1"/>
-      <w:numFmt w:val="decimal"/>
-      <w:lvlText w:val="%8."/>
-      <w:lvlJc w:val="left"/>
-      <w:pPr>
-        <w:tabs>
-          <w:tab w:val="num" w:pos="5760"/>
-        </w:tabs>
-        <w:ind w:left="5760" w:hanging="360"/>
-      </w:pPr>
-    </w:lvl>
-    <w:lvl w:ilvl="8" w:tentative="1">
-      <w:start w:val="1"/>
-      <w:numFmt w:val="decimal"/>
-      <w:lvlText w:val="%9."/>
-      <w:lvlJc w:val="left"/>
-      <w:pPr>
-        <w:tabs>
-          <w:tab w:val="num" w:pos="6480"/>
-        </w:tabs>
-        <w:ind w:left="6480" w:hanging="360"/>
-      </w:pPr>
-    </w:lvl>
-  </w:abstractNum>
-  <w:abstractNum w:abstractNumId="26" w15:restartNumberingAfterBreak="0">
-    <w:nsid w:val="7BA704AD"/>
-    <w:multiLevelType w:val="multilevel"/>
-    <w:tmpl w:val="02A602AE"/>
-    <w:lvl w:ilvl="0">
-      <w:start w:val="1"/>
-      <w:numFmt w:val="bullet"/>
-      <w:lvlText w:val=""/>
-      <w:lvlJc w:val="left"/>
-      <w:pPr>
-        <w:tabs>
-          <w:tab w:val="num" w:pos="720"/>
-        </w:tabs>
-        <w:ind w:left="720" w:hanging="360"/>
-      </w:pPr>
-      <w:rPr>
-        <w:rFonts w:ascii="Symbol" w:hAnsi="Symbol" w:hint="default"/>
-        <w:sz w:val="20"/>
-      </w:rPr>
-    </w:lvl>
-    <w:lvl w:ilvl="1">
-      <w:start w:val="1"/>
-      <w:numFmt w:val="bullet"/>
-      <w:lvlText w:val="o"/>
-      <w:lvlJc w:val="left"/>
-      <w:pPr>
-        <w:tabs>
-          <w:tab w:val="num" w:pos="1440"/>
-        </w:tabs>
-        <w:ind w:left="1440" w:hanging="360"/>
-      </w:pPr>
-      <w:rPr>
-        <w:rFonts w:ascii="Courier New" w:hAnsi="Courier New" w:hint="default"/>
-        <w:sz w:val="20"/>
-      </w:rPr>
-    </w:lvl>
-    <w:lvl w:ilvl="2" w:tentative="1">
-      <w:start w:val="1"/>
-      <w:numFmt w:val="bullet"/>
-      <w:lvlText w:val=""/>
-      <w:lvlJc w:val="left"/>
-      <w:pPr>
-        <w:tabs>
-          <w:tab w:val="num" w:pos="2160"/>
-        </w:tabs>
-        <w:ind w:left="2160" w:hanging="360"/>
-      </w:pPr>
-      <w:rPr>
-        <w:rFonts w:ascii="Wingdings" w:hAnsi="Wingdings" w:hint="default"/>
-        <w:sz w:val="20"/>
-      </w:rPr>
-    </w:lvl>
-    <w:lvl w:ilvl="3" w:tentative="1">
-      <w:start w:val="1"/>
-      <w:numFmt w:val="bullet"/>
-      <w:lvlText w:val=""/>
-      <w:lvlJc w:val="left"/>
-      <w:pPr>
-        <w:tabs>
-          <w:tab w:val="num" w:pos="2880"/>
-        </w:tabs>
-        <w:ind w:left="2880" w:hanging="360"/>
-      </w:pPr>
-      <w:rPr>
-        <w:rFonts w:ascii="Wingdings" w:hAnsi="Wingdings" w:hint="default"/>
-        <w:sz w:val="20"/>
-      </w:rPr>
-    </w:lvl>
-    <w:lvl w:ilvl="4" w:tentative="1">
-      <w:start w:val="1"/>
-      <w:numFmt w:val="bullet"/>
-      <w:lvlText w:val=""/>
-      <w:lvlJc w:val="left"/>
-      <w:pPr>
-        <w:tabs>
-          <w:tab w:val="num" w:pos="3600"/>
-        </w:tabs>
-        <w:ind w:left="3600" w:hanging="360"/>
-      </w:pPr>
-      <w:rPr>
-        <w:rFonts w:ascii="Wingdings" w:hAnsi="Wingdings" w:hint="default"/>
-        <w:sz w:val="20"/>
-      </w:rPr>
-    </w:lvl>
-    <w:lvl w:ilvl="5" w:tentative="1">
-      <w:start w:val="1"/>
-      <w:numFmt w:val="bullet"/>
-      <w:lvlText w:val=""/>
-      <w:lvlJc w:val="left"/>
-      <w:pPr>
-        <w:tabs>
-          <w:tab w:val="num" w:pos="4320"/>
-        </w:tabs>
-        <w:ind w:left="4320" w:hanging="360"/>
-      </w:pPr>
-      <w:rPr>
-        <w:rFonts w:ascii="Wingdings" w:hAnsi="Wingdings" w:hint="default"/>
-        <w:sz w:val="20"/>
-      </w:rPr>
-    </w:lvl>
-    <w:lvl w:ilvl="6" w:tentative="1">
-      <w:start w:val="1"/>
-      <w:numFmt w:val="bullet"/>
-      <w:lvlText w:val=""/>
-      <w:lvlJc w:val="left"/>
-      <w:pPr>
-        <w:tabs>
-          <w:tab w:val="num" w:pos="5040"/>
-        </w:tabs>
-        <w:ind w:left="5040" w:hanging="360"/>
-      </w:pPr>
-      <w:rPr>
-        <w:rFonts w:ascii="Wingdings" w:hAnsi="Wingdings" w:hint="default"/>
-        <w:sz w:val="20"/>
-      </w:rPr>
-    </w:lvl>
-    <w:lvl w:ilvl="7" w:tentative="1">
-      <w:start w:val="1"/>
-      <w:numFmt w:val="bullet"/>
-      <w:lvlText w:val=""/>
-      <w:lvlJc w:val="left"/>
-      <w:pPr>
-        <w:tabs>
-          <w:tab w:val="num" w:pos="5760"/>
-        </w:tabs>
-        <w:ind w:left="5760" w:hanging="360"/>
-      </w:pPr>
-      <w:rPr>
-        <w:rFonts w:ascii="Wingdings" w:hAnsi="Wingdings" w:hint="default"/>
-        <w:sz w:val="20"/>
-      </w:rPr>
-    </w:lvl>
-    <w:lvl w:ilvl="8" w:tentative="1">
-      <w:start w:val="1"/>
-      <w:numFmt w:val="bullet"/>
-      <w:lvlText w:val=""/>
-      <w:lvlJc w:val="left"/>
-      <w:pPr>
-        <w:tabs>
-          <w:tab w:val="num" w:pos="6480"/>
-        </w:tabs>
-        <w:ind w:left="6480" w:hanging="360"/>
-      </w:pPr>
-      <w:rPr>
-        <w:rFonts w:ascii="Wingdings" w:hAnsi="Wingdings" w:hint="default"/>
-        <w:sz w:val="20"/>
-      </w:rPr>
-    </w:lvl>
-  </w:abstractNum>
-  <w:abstractNum w:abstractNumId="27" w15:restartNumberingAfterBreak="0">
-    <w:nsid w:val="7D655F25"/>
-    <w:multiLevelType w:val="multilevel"/>
-    <w:tmpl w:val="B284E6C8"/>
-    <w:lvl w:ilvl="0">
-      <w:start w:val="1"/>
-      <w:numFmt w:val="bullet"/>
-      <w:lvlText w:val=""/>
-      <w:lvlJc w:val="left"/>
-      <w:pPr>
-        <w:tabs>
-          <w:tab w:val="num" w:pos="720"/>
-        </w:tabs>
-        <w:ind w:left="720" w:hanging="360"/>
-      </w:pPr>
-      <w:rPr>
-        <w:rFonts w:ascii="Symbol" w:hAnsi="Symbol" w:hint="default"/>
-        <w:sz w:val="20"/>
-      </w:rPr>
-    </w:lvl>
-    <w:lvl w:ilvl="1">
-      <w:start w:val="1"/>
-      <w:numFmt w:val="bullet"/>
-      <w:lvlText w:val="o"/>
-      <w:lvlJc w:val="left"/>
-      <w:pPr>
-        <w:tabs>
-          <w:tab w:val="num" w:pos="1440"/>
-        </w:tabs>
-        <w:ind w:left="1440" w:hanging="360"/>
-      </w:pPr>
-      <w:rPr>
-        <w:rFonts w:ascii="Courier New" w:hAnsi="Courier New" w:hint="default"/>
-        <w:sz w:val="20"/>
-      </w:rPr>
-    </w:lvl>
-    <w:lvl w:ilvl="2">
-      <w:start w:val="1"/>
-      <w:numFmt w:val="bullet"/>
-      <w:lvlText w:val=""/>
-      <w:lvlJc w:val="left"/>
-      <w:pPr>
-        <w:tabs>
-          <w:tab w:val="num" w:pos="2160"/>
-        </w:tabs>
-        <w:ind w:left="2160" w:hanging="360"/>
-      </w:pPr>
-      <w:rPr>
-        <w:rFonts w:ascii="Wingdings" w:hAnsi="Wingdings" w:hint="default"/>
-        <w:sz w:val="20"/>
-      </w:rPr>
-    </w:lvl>
-    <w:lvl w:ilvl="3" w:tentative="1">
-      <w:start w:val="1"/>
-      <w:numFmt w:val="bullet"/>
-      <w:lvlText w:val=""/>
-      <w:lvlJc w:val="left"/>
-      <w:pPr>
-        <w:tabs>
-          <w:tab w:val="num" w:pos="2880"/>
-        </w:tabs>
-        <w:ind w:left="2880" w:hanging="360"/>
-      </w:pPr>
-      <w:rPr>
-        <w:rFonts w:ascii="Wingdings" w:hAnsi="Wingdings" w:hint="default"/>
-        <w:sz w:val="20"/>
-      </w:rPr>
-    </w:lvl>
-    <w:lvl w:ilvl="4" w:tentative="1">
-      <w:start w:val="1"/>
-      <w:numFmt w:val="bullet"/>
-      <w:lvlText w:val=""/>
-      <w:lvlJc w:val="left"/>
-      <w:pPr>
-        <w:tabs>
-          <w:tab w:val="num" w:pos="3600"/>
-        </w:tabs>
-        <w:ind w:left="3600" w:hanging="360"/>
-      </w:pPr>
-      <w:rPr>
-        <w:rFonts w:ascii="Wingdings" w:hAnsi="Wingdings" w:hint="default"/>
-        <w:sz w:val="20"/>
-      </w:rPr>
-    </w:lvl>
-    <w:lvl w:ilvl="5" w:tentative="1">
-      <w:start w:val="1"/>
-      <w:numFmt w:val="bullet"/>
-      <w:lvlText w:val=""/>
-      <w:lvlJc w:val="left"/>
-      <w:pPr>
-        <w:tabs>
-          <w:tab w:val="num" w:pos="4320"/>
-        </w:tabs>
-        <w:ind w:left="4320" w:hanging="360"/>
-      </w:pPr>
-      <w:rPr>
-        <w:rFonts w:ascii="Wingdings" w:hAnsi="Wingdings" w:hint="default"/>
-        <w:sz w:val="20"/>
-      </w:rPr>
-    </w:lvl>
-    <w:lvl w:ilvl="6" w:tentative="1">
-      <w:start w:val="1"/>
-      <w:numFmt w:val="bullet"/>
-      <w:lvlText w:val=""/>
-      <w:lvlJc w:val="left"/>
-      <w:pPr>
-        <w:tabs>
-          <w:tab w:val="num" w:pos="5040"/>
-        </w:tabs>
-        <w:ind w:left="5040" w:hanging="360"/>
-      </w:pPr>
-      <w:rPr>
-        <w:rFonts w:ascii="Wingdings" w:hAnsi="Wingdings" w:hint="default"/>
-        <w:sz w:val="20"/>
-      </w:rPr>
-    </w:lvl>
-    <w:lvl w:ilvl="7" w:tentative="1">
-      <w:start w:val="1"/>
-      <w:numFmt w:val="bullet"/>
-      <w:lvlText w:val=""/>
-      <w:lvlJc w:val="left"/>
-      <w:pPr>
-        <w:tabs>
-          <w:tab w:val="num" w:pos="5760"/>
-        </w:tabs>
-        <w:ind w:left="5760" w:hanging="360"/>
-      </w:pPr>
-      <w:rPr>
-        <w:rFonts w:ascii="Wingdings" w:hAnsi="Wingdings" w:hint="default"/>
-        <w:sz w:val="20"/>
-      </w:rPr>
-    </w:lvl>
-    <w:lvl w:ilvl="8" w:tentative="1">
-      <w:start w:val="1"/>
-      <w:numFmt w:val="bullet"/>
-      <w:lvlText w:val=""/>
-      <w:lvlJc w:val="left"/>
-      <w:pPr>
-        <w:tabs>
-          <w:tab w:val="num" w:pos="6480"/>
-        </w:tabs>
-        <w:ind w:left="6480" w:hanging="360"/>
-      </w:pPr>
-      <w:rPr>
-        <w:rFonts w:ascii="Wingdings" w:hAnsi="Wingdings" w:hint="default"/>
-        <w:sz w:val="20"/>
-      </w:rPr>
-    </w:lvl>
-  </w:abstractNum>
-  <w:abstractNum w:abstractNumId="28" w15:restartNumberingAfterBreak="0">
-    <w:nsid w:val="7E281DAD"/>
-    <w:multiLevelType w:val="multilevel"/>
-    <w:tmpl w:val="38B021F2"/>
-    <w:lvl w:ilvl="0">
-      <w:start w:val="1"/>
-      <w:numFmt w:val="bullet"/>
-      <w:lvlText w:val=""/>
-      <w:lvlJc w:val="left"/>
-      <w:pPr>
-        <w:tabs>
-          <w:tab w:val="num" w:pos="720"/>
-        </w:tabs>
-        <w:ind w:left="720" w:hanging="360"/>
-      </w:pPr>
-      <w:rPr>
-        <w:rFonts w:ascii="Symbol" w:hAnsi="Symbol" w:hint="default"/>
-        <w:sz w:val="20"/>
-      </w:rPr>
-    </w:lvl>
-    <w:lvl w:ilvl="1">
-      <w:start w:val="1"/>
-      <w:numFmt w:val="bullet"/>
-      <w:lvlText w:val="o"/>
-      <w:lvlJc w:val="left"/>
-      <w:pPr>
-        <w:tabs>
-          <w:tab w:val="num" w:pos="1440"/>
-        </w:tabs>
-        <w:ind w:left="1440" w:hanging="360"/>
-      </w:pPr>
-      <w:rPr>
-        <w:rFonts w:ascii="Courier New" w:hAnsi="Courier New" w:hint="default"/>
-        <w:sz w:val="20"/>
-      </w:rPr>
-    </w:lvl>
-    <w:lvl w:ilvl="2" w:tentative="1">
-      <w:start w:val="1"/>
-      <w:numFmt w:val="bullet"/>
-      <w:lvlText w:val=""/>
-      <w:lvlJc w:val="left"/>
-      <w:pPr>
-        <w:tabs>
-          <w:tab w:val="num" w:pos="2160"/>
-        </w:tabs>
-        <w:ind w:left="2160" w:hanging="360"/>
-      </w:pPr>
-      <w:rPr>
-        <w:rFonts w:ascii="Wingdings" w:hAnsi="Wingdings" w:hint="default"/>
-        <w:sz w:val="20"/>
-      </w:rPr>
-    </w:lvl>
-    <w:lvl w:ilvl="3" w:tentative="1">
-      <w:start w:val="1"/>
-      <w:numFmt w:val="bullet"/>
-      <w:lvlText w:val=""/>
-      <w:lvlJc w:val="left"/>
-      <w:pPr>
-        <w:tabs>
-          <w:tab w:val="num" w:pos="2880"/>
-        </w:tabs>
-        <w:ind w:left="2880" w:hanging="360"/>
-      </w:pPr>
-      <w:rPr>
-        <w:rFonts w:ascii="Wingdings" w:hAnsi="Wingdings" w:hint="default"/>
-        <w:sz w:val="20"/>
-      </w:rPr>
-    </w:lvl>
-    <w:lvl w:ilvl="4" w:tentative="1">
-      <w:start w:val="1"/>
-      <w:numFmt w:val="bullet"/>
-      <w:lvlText w:val=""/>
-      <w:lvlJc w:val="left"/>
-      <w:pPr>
-        <w:tabs>
-          <w:tab w:val="num" w:pos="3600"/>
-        </w:tabs>
-        <w:ind w:left="3600" w:hanging="360"/>
-      </w:pPr>
-      <w:rPr>
-        <w:rFonts w:ascii="Wingdings" w:hAnsi="Wingdings" w:hint="default"/>
-        <w:sz w:val="20"/>
-      </w:rPr>
-    </w:lvl>
-    <w:lvl w:ilvl="5" w:tentative="1">
-      <w:start w:val="1"/>
-      <w:numFmt w:val="bullet"/>
-      <w:lvlText w:val=""/>
-      <w:lvlJc w:val="left"/>
-      <w:pPr>
-        <w:tabs>
-          <w:tab w:val="num" w:pos="4320"/>
-        </w:tabs>
-        <w:ind w:left="4320" w:hanging="360"/>
-      </w:pPr>
-      <w:rPr>
-        <w:rFonts w:ascii="Wingdings" w:hAnsi="Wingdings" w:hint="default"/>
-        <w:sz w:val="20"/>
-      </w:rPr>
-    </w:lvl>
-    <w:lvl w:ilvl="6" w:tentative="1">
-      <w:start w:val="1"/>
-      <w:numFmt w:val="bullet"/>
-      <w:lvlText w:val=""/>
-      <w:lvlJc w:val="left"/>
-      <w:pPr>
-        <w:tabs>
-          <w:tab w:val="num" w:pos="5040"/>
-        </w:tabs>
-        <w:ind w:left="5040" w:hanging="360"/>
-      </w:pPr>
-      <w:rPr>
-        <w:rFonts w:ascii="Wingdings" w:hAnsi="Wingdings" w:hint="default"/>
-        <w:sz w:val="20"/>
-      </w:rPr>
-    </w:lvl>
-    <w:lvl w:ilvl="7" w:tentative="1">
-      <w:start w:val="1"/>
-      <w:numFmt w:val="bullet"/>
-      <w:lvlText w:val=""/>
-      <w:lvlJc w:val="left"/>
-      <w:pPr>
-        <w:tabs>
-          <w:tab w:val="num" w:pos="5760"/>
-        </w:tabs>
-        <w:ind w:left="5760" w:hanging="360"/>
-      </w:pPr>
-      <w:rPr>
-        <w:rFonts w:ascii="Wingdings" w:hAnsi="Wingdings" w:hint="default"/>
-        <w:sz w:val="20"/>
-      </w:rPr>
-    </w:lvl>
-    <w:lvl w:ilvl="8" w:tentative="1">
-      <w:start w:val="1"/>
-      <w:numFmt w:val="bullet"/>
-      <w:lvlText w:val=""/>
-      <w:lvlJc w:val="left"/>
-      <w:pPr>
-        <w:tabs>
-          <w:tab w:val="num" w:pos="6480"/>
-        </w:tabs>
-        <w:ind w:left="6480" w:hanging="360"/>
-      </w:pPr>
-      <w:rPr>
-        <w:rFonts w:ascii="Wingdings" w:hAnsi="Wingdings" w:hint="default"/>
-        <w:sz w:val="20"/>
-      </w:rPr>
-    </w:lvl>
   </w:abstractNum>
   <w:num w:numId="1" w16cid:durableId="1255437523">
+    <w:abstractNumId w:val="9"/>
+  </w:num>
+  <w:num w:numId="2" w16cid:durableId="911235867">
+    <w:abstractNumId w:val="13"/>
+  </w:num>
+  <w:num w:numId="3" w16cid:durableId="1011028068">
+    <w:abstractNumId w:val="19"/>
+  </w:num>
+  <w:num w:numId="4" w16cid:durableId="461576885">
+    <w:abstractNumId w:val="23"/>
+  </w:num>
+  <w:num w:numId="5" w16cid:durableId="290791763">
+    <w:abstractNumId w:val="3"/>
+  </w:num>
+  <w:num w:numId="6" w16cid:durableId="1477797014">
+    <w:abstractNumId w:val="17"/>
+  </w:num>
+  <w:num w:numId="7" w16cid:durableId="1656254804">
+    <w:abstractNumId w:val="2"/>
+  </w:num>
+  <w:num w:numId="8" w16cid:durableId="1614440395">
+    <w:abstractNumId w:val="12"/>
+  </w:num>
+  <w:num w:numId="9" w16cid:durableId="1737127590">
+    <w:abstractNumId w:val="5"/>
+  </w:num>
+  <w:num w:numId="10" w16cid:durableId="1863399971">
+    <w:abstractNumId w:val="25"/>
+  </w:num>
+  <w:num w:numId="11" w16cid:durableId="1309555736">
+    <w:abstractNumId w:val="21"/>
+  </w:num>
+  <w:num w:numId="12" w16cid:durableId="716508437">
+    <w:abstractNumId w:val="22"/>
+  </w:num>
+  <w:num w:numId="13" w16cid:durableId="1499611504">
+    <w:abstractNumId w:val="31"/>
+  </w:num>
+  <w:num w:numId="14" w16cid:durableId="982320220">
+    <w:abstractNumId w:val="10"/>
+  </w:num>
+  <w:num w:numId="15" w16cid:durableId="797842979">
+    <w:abstractNumId w:val="18"/>
+  </w:num>
+  <w:num w:numId="16" w16cid:durableId="1250308526">
     <w:abstractNumId w:val="7"/>
   </w:num>
-  <w:num w:numId="2" w16cid:durableId="911235867">
-    <w:abstractNumId w:val="11"/>
+  <w:num w:numId="17" w16cid:durableId="1809973658">
+    <w:abstractNumId w:val="4"/>
   </w:num>
-  <w:num w:numId="3" w16cid:durableId="1011028068">
-    <w:abstractNumId w:val="17"/>
+  <w:num w:numId="18" w16cid:durableId="562064132">
+    <w:abstractNumId w:val="24"/>
   </w:num>
-  <w:num w:numId="4" w16cid:durableId="461576885">
-    <w:abstractNumId w:val="21"/>
+  <w:num w:numId="19" w16cid:durableId="228153480">
+    <w:abstractNumId w:val="30"/>
   </w:num>
-  <w:num w:numId="5" w16cid:durableId="290791763">
-    <w:abstractNumId w:val="2"/>
-  </w:num>
-  <w:num w:numId="6" w16cid:durableId="1477797014">
+  <w:num w:numId="20" w16cid:durableId="62290769">
     <w:abstractNumId w:val="15"/>
   </w:num>
-  <w:num w:numId="7" w16cid:durableId="1656254804">
-    <w:abstractNumId w:val="1"/>
+  <w:num w:numId="21" w16cid:durableId="1833642597">
+    <w:abstractNumId w:val="27"/>
   </w:num>
-  <w:num w:numId="8" w16cid:durableId="1614440395">
-    <w:abstractNumId w:val="10"/>
+  <w:num w:numId="22" w16cid:durableId="2019888000">
+    <w:abstractNumId w:val="16"/>
   </w:num>
-  <w:num w:numId="9" w16cid:durableId="1737127590">
-    <w:abstractNumId w:val="4"/>
+  <w:num w:numId="23" w16cid:durableId="236592173">
+    <w:abstractNumId w:val="28"/>
   </w:num>
-  <w:num w:numId="10" w16cid:durableId="1863399971">
-    <w:abstractNumId w:val="23"/>
-  </w:num>
-  <w:num w:numId="11" w16cid:durableId="1309555736">
-    <w:abstractNumId w:val="19"/>
-  </w:num>
-  <w:num w:numId="12" w16cid:durableId="716508437">
+  <w:num w:numId="24" w16cid:durableId="799343680">
     <w:abstractNumId w:val="20"/>
   </w:num>
-  <w:num w:numId="13" w16cid:durableId="1499611504">
-    <w:abstractNumId w:val="28"/>
-  </w:num>
-  <w:num w:numId="14" w16cid:durableId="982320220">
+  <w:num w:numId="25" w16cid:durableId="1894543144">
     <w:abstractNumId w:val="8"/>
-  </w:num>
-  <w:num w:numId="15" w16cid:durableId="797842979">
-    <w:abstractNumId w:val="16"/>
-  </w:num>
-  <w:num w:numId="16" w16cid:durableId="1250308526">
-    <w:abstractNumId w:val="5"/>
-  </w:num>
-  <w:num w:numId="17" w16cid:durableId="1809973658">
-    <w:abstractNumId w:val="3"/>
-  </w:num>
-  <w:num w:numId="18" w16cid:durableId="562064132">
-    <w:abstractNumId w:val="22"/>
-  </w:num>
-  <w:num w:numId="19" w16cid:durableId="228153480">
-    <w:abstractNumId w:val="27"/>
-  </w:num>
-  <w:num w:numId="20" w16cid:durableId="62290769">
-    <w:abstractNumId w:val="13"/>
-  </w:num>
-  <w:num w:numId="21" w16cid:durableId="1833642597">
-    <w:abstractNumId w:val="25"/>
-  </w:num>
-  <w:num w:numId="22" w16cid:durableId="2019888000">
-    <w:abstractNumId w:val="14"/>
-  </w:num>
-  <w:num w:numId="23" w16cid:durableId="236592173">
-    <w:abstractNumId w:val="26"/>
-  </w:num>
-  <w:num w:numId="24" w16cid:durableId="799343680">
-    <w:abstractNumId w:val="18"/>
-  </w:num>
-  <w:num w:numId="25" w16cid:durableId="1894543144">
-    <w:abstractNumId w:val="6"/>
   </w:num>
   <w:num w:numId="26" w16cid:durableId="1458640514">
     <w:abstractNumId w:val="0"/>
   </w:num>
   <w:num w:numId="27" w16cid:durableId="573589603">
-    <w:abstractNumId w:val="12"/>
+    <w:abstractNumId w:val="14"/>
   </w:num>
   <w:num w:numId="28" w16cid:durableId="1258758617">
-    <w:abstractNumId w:val="9"/>
+    <w:abstractNumId w:val="11"/>
   </w:num>
   <w:num w:numId="29" w16cid:durableId="2077776171">
-    <w:abstractNumId w:val="24"/>
+    <w:abstractNumId w:val="26"/>
+  </w:num>
+  <w:num w:numId="30" w16cid:durableId="4792383">
+    <w:abstractNumId w:val="6"/>
+  </w:num>
+  <w:num w:numId="31" w16cid:durableId="1540582619">
+    <w:abstractNumId w:val="32"/>
+  </w:num>
+  <w:num w:numId="32" w16cid:durableId="636495952">
+    <w:abstractNumId w:val="1"/>
+  </w:num>
+  <w:num w:numId="33" w16cid:durableId="273289409">
+    <w:abstractNumId w:val="29"/>
   </w:num>
 </w:numbering>
 </file>
@@ -27255,7 +28431,6 @@
   <w:style w:type="character" w:default="1" w:styleId="a0">
     <w:name w:val="Default Paragraph Font"/>
     <w:uiPriority w:val="1"/>
-    <w:semiHidden/>
     <w:unhideWhenUsed/>
   </w:style>
   <w:style w:type="table" w:default="1" w:styleId="a1">

--- a/lesson/12.9课时1.docx
+++ b/lesson/12.9课时1.docx
@@ -3552,7 +3552,25 @@
           <w:color w:val="000000"/>
           <w:sz w:val="22"/>
         </w:rPr>
-        <w:t>使用drivelist库实现跨平台驱动器枚举和管理</w:t>
+        <w:t>使用</w:t>
+      </w:r>
+      <w:proofErr w:type="spellStart"/>
+      <w:r>
+        <w:rPr>
+          <w:rFonts w:ascii="微软雅黑" w:eastAsia="微软雅黑" w:hAnsi="微软雅黑"/>
+          <w:color w:val="000000"/>
+          <w:sz w:val="22"/>
+        </w:rPr>
+        <w:t>drivelist</w:t>
+      </w:r>
+      <w:proofErr w:type="spellEnd"/>
+      <w:r>
+        <w:rPr>
+          <w:rFonts w:ascii="微软雅黑" w:eastAsia="微软雅黑" w:hAnsi="微软雅黑"/>
+          <w:color w:val="000000"/>
+          <w:sz w:val="22"/>
+        </w:rPr>
+        <w:t>库实现跨平台驱动器枚举和管理</w:t>
       </w:r>
     </w:p>
     <w:p>
@@ -3572,7 +3590,25 @@
           <w:color w:val="000000"/>
           <w:sz w:val="22"/>
         </w:rPr>
-        <w:t>安全下载，进度可视化：开发固件下载模板，结合ipc进程通信进行完整新校验，降低与实际不一致的风险</w:t>
+        <w:t>安全下载，进度可视化：开发固件下载模板，结合</w:t>
+      </w:r>
+      <w:proofErr w:type="spellStart"/>
+      <w:r>
+        <w:rPr>
+          <w:rFonts w:ascii="微软雅黑" w:eastAsia="微软雅黑" w:hAnsi="微软雅黑" w:hint="eastAsia"/>
+          <w:color w:val="000000"/>
+          <w:sz w:val="22"/>
+        </w:rPr>
+        <w:t>ipc</w:t>
+      </w:r>
+      <w:proofErr w:type="spellEnd"/>
+      <w:r>
+        <w:rPr>
+          <w:rFonts w:ascii="微软雅黑" w:eastAsia="微软雅黑" w:hAnsi="微软雅黑" w:hint="eastAsia"/>
+          <w:color w:val="000000"/>
+          <w:sz w:val="22"/>
+        </w:rPr>
+        <w:t>进程通信进行完整新校验，降低与实际不一致的风险</w:t>
       </w:r>
     </w:p>
     <w:p>
@@ -3621,11 +3657,19 @@
           <w:rFonts w:hint="eastAsia"/>
         </w:rPr>
       </w:pPr>
-      <w:r>
-        <w:rPr>
-          <w:rFonts w:hint="eastAsia"/>
-        </w:rPr>
-        <w:t>Ipc通信保证进度可信不阻塞UI：利用electron+vue3，进行解耦，</w:t>
+      <w:proofErr w:type="spellStart"/>
+      <w:r>
+        <w:rPr>
+          <w:rFonts w:hint="eastAsia"/>
+        </w:rPr>
+        <w:t>Ipc</w:t>
+      </w:r>
+      <w:proofErr w:type="spellEnd"/>
+      <w:r>
+        <w:rPr>
+          <w:rFonts w:hint="eastAsia"/>
+        </w:rPr>
+        <w:t>通信保证进度可信不阻塞UI：利用electron+vue3，进行解耦，</w:t>
       </w:r>
     </w:p>
     <w:p>
@@ -3675,11 +3719,19 @@
           <w:rFonts w:hint="eastAsia"/>
         </w:rPr>
       </w:pPr>
-      <w:r>
-        <w:rPr>
-          <w:rFonts w:hint="eastAsia"/>
-        </w:rPr>
-        <w:t>Ipc消息包含：downloading，validate, writing，checking，error，done</w:t>
+      <w:proofErr w:type="spellStart"/>
+      <w:r>
+        <w:rPr>
+          <w:rFonts w:hint="eastAsia"/>
+        </w:rPr>
+        <w:t>Ipc</w:t>
+      </w:r>
+      <w:proofErr w:type="spellEnd"/>
+      <w:r>
+        <w:rPr>
+          <w:rFonts w:hint="eastAsia"/>
+        </w:rPr>
+        <w:t>消息包含：downloading，validate, writing，checking，error，done</w:t>
       </w:r>
     </w:p>
     <w:p>
@@ -3785,7 +3837,21 @@
         <w:rPr>
           <w:rFonts w:hint="eastAsia"/>
         </w:rPr>
-        <w:t>折叠的数据加载模式，tiptap库</w:t>
+        <w:t>折叠的数据加载模式，</w:t>
+      </w:r>
+      <w:proofErr w:type="spellStart"/>
+      <w:r>
+        <w:rPr>
+          <w:rFonts w:hint="eastAsia"/>
+        </w:rPr>
+        <w:t>tiptap</w:t>
+      </w:r>
+      <w:proofErr w:type="spellEnd"/>
+      <w:r>
+        <w:rPr>
+          <w:rFonts w:hint="eastAsia"/>
+        </w:rPr>
+        <w:t>库</w:t>
       </w:r>
     </w:p>
     <w:p>
@@ -4066,7 +4132,21 @@
         <w:rPr>
           <w:rFonts w:hint="eastAsia"/>
         </w:rPr>
-        <w:t>（Github首页：readme介绍、commit绿点、头像、stars</w:t>
+        <w:t>（</w:t>
+      </w:r>
+      <w:proofErr w:type="spellStart"/>
+      <w:r>
+        <w:rPr>
+          <w:rFonts w:hint="eastAsia"/>
+        </w:rPr>
+        <w:t>Github</w:t>
+      </w:r>
+      <w:proofErr w:type="spellEnd"/>
+      <w:r>
+        <w:rPr>
+          <w:rFonts w:hint="eastAsia"/>
+        </w:rPr>
+        <w:t>首页：readme介绍、commit绿点、头像、stars</w:t>
       </w:r>
     </w:p>
     <w:p>
@@ -4161,7 +4241,21 @@
         <w:rPr>
           <w:rFonts w:hint="eastAsia"/>
         </w:rPr>
-        <w:t>有利于在toB的平台类岗位快速落地技术方案，企业级内部工具从0到1落地能力，独立完成飞书内嵌周报系统，从需求的梳理到技术选型到上线，真正把系统作为团队的协作工具。</w:t>
+        <w:t>有利于在</w:t>
+      </w:r>
+      <w:proofErr w:type="spellStart"/>
+      <w:r>
+        <w:rPr>
+          <w:rFonts w:hint="eastAsia"/>
+        </w:rPr>
+        <w:t>toB</w:t>
+      </w:r>
+      <w:proofErr w:type="spellEnd"/>
+      <w:r>
+        <w:rPr>
+          <w:rFonts w:hint="eastAsia"/>
+        </w:rPr>
+        <w:t>的平台类岗位快速落地技术方案，企业级内部工具从0到1落地能力，独立完成飞书内嵌周报系统，从需求的梳理到技术选型到上线，真正把系统作为团队的协作工具。</w:t>
       </w:r>
     </w:p>
     <w:p>
@@ -4179,7 +4273,21 @@
         <w:rPr>
           <w:rFonts w:hint="eastAsia"/>
         </w:rPr>
-        <w:t>跨平台桌面的系统能力，独立设计硬件钱包固件烧录工具，覆盖Windows、Linux、macos三端，对底层 和</w:t>
+        <w:t>跨平台桌面的系统能力，独立设计硬件钱包固件烧录工具，覆盖Windows、Linux、</w:t>
+      </w:r>
+      <w:proofErr w:type="spellStart"/>
+      <w:r>
+        <w:rPr>
+          <w:rFonts w:hint="eastAsia"/>
+        </w:rPr>
+        <w:t>macos</w:t>
+      </w:r>
+      <w:proofErr w:type="spellEnd"/>
+      <w:r>
+        <w:rPr>
+          <w:rFonts w:hint="eastAsia"/>
+        </w:rPr>
+        <w:t>三端，对底层 和</w:t>
       </w:r>
     </w:p>
     <w:p>
@@ -4197,7 +4305,21 @@
         <w:rPr>
           <w:rFonts w:hint="eastAsia"/>
         </w:rPr>
-        <w:t>自动化与AI工具链的实践，有基于Langchain的企业知识库的，编写自动化脚本，降低人工错误率，对接多家交易所API，实现监控预警和自动交易</w:t>
+        <w:t>自动化与AI工具链的实践，有基于</w:t>
+      </w:r>
+      <w:proofErr w:type="spellStart"/>
+      <w:r>
+        <w:rPr>
+          <w:rFonts w:hint="eastAsia"/>
+        </w:rPr>
+        <w:t>Langchain</w:t>
+      </w:r>
+      <w:proofErr w:type="spellEnd"/>
+      <w:r>
+        <w:rPr>
+          <w:rFonts w:hint="eastAsia"/>
+        </w:rPr>
+        <w:t>的企业知识库的，编写自动化脚本，降低人工错误率，对接多家交易所API，实现监控预警和自动交易</w:t>
       </w:r>
     </w:p>
     <w:p>
@@ -4370,24 +4492,28 @@
           <w:rFonts w:hint="eastAsia"/>
         </w:rPr>
       </w:pPr>
+      <w:proofErr w:type="spellStart"/>
       <w:r>
         <w:rPr>
           <w:rFonts w:hint="eastAsia"/>
         </w:rPr>
         <w:t>AntD</w:t>
       </w:r>
+      <w:proofErr w:type="spellEnd"/>
       <w:r>
         <w:rPr>
           <w:rFonts w:hint="eastAsia"/>
         </w:rPr>
         <w:t>、</w:t>
       </w:r>
+      <w:proofErr w:type="spellStart"/>
       <w:r>
         <w:rPr>
           <w:rFonts w:hint="eastAsia"/>
         </w:rPr>
         <w:t>ECharts</w:t>
       </w:r>
+      <w:proofErr w:type="spellEnd"/>
       <w:r>
         <w:rPr>
           <w:rFonts w:hint="eastAsia"/>
@@ -4441,24 +4567,28 @@
         </w:rPr>
         <w:t xml:space="preserve">git, </w:t>
       </w:r>
+      <w:proofErr w:type="spellStart"/>
       <w:r>
         <w:rPr>
           <w:rFonts w:hint="eastAsia"/>
         </w:rPr>
         <w:t>vite</w:t>
       </w:r>
+      <w:proofErr w:type="spellEnd"/>
       <w:r>
         <w:rPr>
           <w:rFonts w:hint="eastAsia"/>
         </w:rPr>
         <w:t xml:space="preserve">, </w:t>
       </w:r>
+      <w:proofErr w:type="spellStart"/>
       <w:r>
         <w:rPr>
           <w:rFonts w:hint="eastAsia"/>
         </w:rPr>
         <w:t>ESLint</w:t>
       </w:r>
+      <w:proofErr w:type="spellEnd"/>
       <w:r>
         <w:rPr>
           <w:rFonts w:hint="eastAsia"/>
@@ -4751,23 +4881,37 @@
         <w:rPr>
           <w:strike/>
         </w:rPr>
-        <w:t xml:space="preserve">我从零开始负责整个系统的设计、开发和上线。针对海量历史周报数据的展示需求，我封装了高性能的虚拟滚动列表，支持数据筛选和视角切换；为提升编辑体验，基于TipTap深度定制了富文本编辑器；同时通过Redux持久化和多端键盘适配等优化，确保系统稳定运行。该项目已成为团队标准协作工具，显著提升了信息同步效率。 </w:t>
-      </w:r>
-    </w:p>
-    <w:p>
-      <w:pPr>
-        <w:rPr>
-          <w:rFonts w:hint="eastAsia"/>
+        <w:t>我从零开始负责整个系统的设计、开发和上线。针对海量历史周报数据的展示需求，我封装了高性能的虚拟滚动列表，支持数据筛选和视角切换；为提升编辑体验，基于</w:t>
+      </w:r>
+      <w:proofErr w:type="spellStart"/>
+      <w:r>
+        <w:rPr>
           <w:strike/>
         </w:rPr>
-      </w:pPr>
-    </w:p>
-    <w:p>
-      <w:pPr>
-        <w:rPr>
-          <w:rFonts w:hint="eastAsia"/>
+        <w:t>TipTap</w:t>
+      </w:r>
+      <w:proofErr w:type="spellEnd"/>
+      <w:r>
+        <w:rPr>
           <w:strike/>
         </w:rPr>
+        <w:t xml:space="preserve">深度定制了富文本编辑器；同时通过Redux持久化和多端键盘适配等优化，确保系统稳定运行。该项目已成为团队标准协作工具，显著提升了信息同步效率。 </w:t>
+      </w:r>
+    </w:p>
+    <w:p>
+      <w:pPr>
+        <w:rPr>
+          <w:rFonts w:hint="eastAsia"/>
+          <w:strike/>
+        </w:rPr>
+      </w:pPr>
+    </w:p>
+    <w:p>
+      <w:pPr>
+        <w:rPr>
+          <w:rFonts w:hint="eastAsia"/>
+          <w:strike/>
+        </w:rPr>
       </w:pPr>
       <w:r>
         <w:t>第二个项目是硬件钱包固件烧录工具，</w:t>
@@ -4807,7 +4951,15 @@
         </w:rPr>
       </w:pPr>
       <w:r>
-        <w:t xml:space="preserve">此外，我的数据科学背景和AI工程实践经历，使我在技术方案设计时能更好地结合业务需求。曾基于LangChain开发RAG知识库系统，并编写自动化脚本优化业务流程，这种复合背景让我不仅能完成前端开发，更能从系统层面思考技术实现，真正赋能业务发展。 </w:t>
+        <w:t>此外，我的数据科学背景和AI工程实践经历，使我在技术方案设计时能更好地结合业务需求。曾基于</w:t>
+      </w:r>
+      <w:proofErr w:type="spellStart"/>
+      <w:r>
+        <w:t>LangChain</w:t>
+      </w:r>
+      <w:proofErr w:type="spellEnd"/>
+      <w:r>
+        <w:t xml:space="preserve">开发RAG知识库系统，并编写自动化脚本优化业务流程，这种复合背景让我不仅能完成前端开发，更能从系统层面思考技术实现，真正赋能业务发展。 </w:t>
       </w:r>
     </w:p>
     <w:p>
@@ -5964,8 +6116,30 @@
         <w:rPr>
           <w:rFonts w:hint="eastAsia"/>
         </w:rPr>
-        <w:t>2. vif vshow</w:t>
-      </w:r>
+        <w:t xml:space="preserve">2. </w:t>
+      </w:r>
+      <w:proofErr w:type="spellStart"/>
+      <w:r>
+        <w:rPr>
+          <w:rFonts w:hint="eastAsia"/>
+        </w:rPr>
+        <w:t>vif</w:t>
+      </w:r>
+      <w:proofErr w:type="spellEnd"/>
+      <w:r>
+        <w:rPr>
+          <w:rFonts w:hint="eastAsia"/>
+        </w:rPr>
+        <w:t xml:space="preserve"> </w:t>
+      </w:r>
+      <w:proofErr w:type="spellStart"/>
+      <w:r>
+        <w:rPr>
+          <w:rFonts w:hint="eastAsia"/>
+        </w:rPr>
+        <w:t>vshow</w:t>
+      </w:r>
+      <w:proofErr w:type="spellEnd"/>
     </w:p>
     <w:p>
       <w:pPr>
@@ -6028,28 +6202,44 @@
         <w:rPr>
           <w:rFonts w:hint="eastAsia"/>
         </w:rPr>
-        <w:t>6. 服务端返回尺寸，api返回尺寸</w:t>
-      </w:r>
-    </w:p>
-    <w:p>
-      <w:pPr>
-        <w:rPr>
-          <w:rFonts w:hint="eastAsia"/>
-        </w:rPr>
-      </w:pPr>
-    </w:p>
-    <w:p>
-      <w:pPr>
-        <w:rPr>
-          <w:rFonts w:hint="eastAsia"/>
-        </w:rPr>
-      </w:pPr>
+        <w:t>6. 服务端返回尺寸，</w:t>
+      </w:r>
+      <w:proofErr w:type="spellStart"/>
+      <w:r>
+        <w:rPr>
+          <w:rFonts w:hint="eastAsia"/>
+        </w:rPr>
+        <w:t>api</w:t>
+      </w:r>
+      <w:proofErr w:type="spellEnd"/>
+      <w:r>
+        <w:rPr>
+          <w:rFonts w:hint="eastAsia"/>
+        </w:rPr>
+        <w:t>返回尺寸</w:t>
+      </w:r>
+    </w:p>
+    <w:p>
+      <w:pPr>
+        <w:rPr>
+          <w:rFonts w:hint="eastAsia"/>
+        </w:rPr>
+      </w:pPr>
+    </w:p>
+    <w:p>
+      <w:pPr>
+        <w:rPr>
+          <w:rFonts w:hint="eastAsia"/>
+        </w:rPr>
+      </w:pPr>
+      <w:proofErr w:type="spellStart"/>
       <w:r>
         <w:rPr>
           <w:rFonts w:hint="eastAsia"/>
         </w:rPr>
         <w:t>Tiptap</w:t>
       </w:r>
+      <w:proofErr w:type="spellEnd"/>
     </w:p>
     <w:p>
       <w:pPr>
@@ -6109,7 +6299,35 @@
         <w:rPr>
           <w:rFonts w:hint="eastAsia"/>
         </w:rPr>
-        <w:t>一、tiptap二次开发：对tiptap暴露的API接口进行配置，做了#、@等功能</w:t>
+        <w:t>一、</w:t>
+      </w:r>
+      <w:proofErr w:type="spellStart"/>
+      <w:r>
+        <w:rPr>
+          <w:rFonts w:hint="eastAsia"/>
+        </w:rPr>
+        <w:t>tiptap</w:t>
+      </w:r>
+      <w:proofErr w:type="spellEnd"/>
+      <w:r>
+        <w:rPr>
+          <w:rFonts w:hint="eastAsia"/>
+        </w:rPr>
+        <w:t>二次开发：对</w:t>
+      </w:r>
+      <w:proofErr w:type="spellStart"/>
+      <w:r>
+        <w:rPr>
+          <w:rFonts w:hint="eastAsia"/>
+        </w:rPr>
+        <w:t>tiptap</w:t>
+      </w:r>
+      <w:proofErr w:type="spellEnd"/>
+      <w:r>
+        <w:rPr>
+          <w:rFonts w:hint="eastAsia"/>
+        </w:rPr>
+        <w:t>暴露的API接口进行配置，做了#、@等功能</w:t>
       </w:r>
     </w:p>
     <w:p>
@@ -6213,7 +6431,35 @@
         <w:rPr>
           <w:rFonts w:hint="eastAsia"/>
         </w:rPr>
-        <w:t>iOS的100vh不等于视口高度，用dvh解决移动端浏览器ui动态变化推出的新标准（</w:t>
+        <w:t>iOS的100vh不等于视口高度，用</w:t>
+      </w:r>
+      <w:proofErr w:type="spellStart"/>
+      <w:r>
+        <w:rPr>
+          <w:rFonts w:hint="eastAsia"/>
+        </w:rPr>
+        <w:t>dvh</w:t>
+      </w:r>
+      <w:proofErr w:type="spellEnd"/>
+      <w:r>
+        <w:rPr>
+          <w:rFonts w:hint="eastAsia"/>
+        </w:rPr>
+        <w:t>解决移动端浏览器</w:t>
+      </w:r>
+      <w:proofErr w:type="spellStart"/>
+      <w:r>
+        <w:rPr>
+          <w:rFonts w:hint="eastAsia"/>
+        </w:rPr>
+        <w:t>ui</w:t>
+      </w:r>
+      <w:proofErr w:type="spellEnd"/>
+      <w:r>
+        <w:rPr>
+          <w:rFonts w:hint="eastAsia"/>
+        </w:rPr>
+        <w:t>动态变化推出的新标准（</w:t>
       </w:r>
       <w:r>
         <w:rPr>
@@ -6557,7 +6803,14 @@
         <w:rPr>
           <w:rFonts w:hint="eastAsia"/>
         </w:rPr>
-        <w:t>权限提升：os</w:t>
+        <w:t>权限提升：</w:t>
+      </w:r>
+      <w:proofErr w:type="spellStart"/>
+      <w:r>
+        <w:rPr>
+          <w:rFonts w:hint="eastAsia"/>
+        </w:rPr>
+        <w:t>os</w:t>
       </w:r>
       <w:r>
         <w:rPr>
@@ -6575,7 +6828,14 @@
         <w:rPr>
           <w:rFonts w:hint="eastAsia"/>
         </w:rPr>
-        <w:t>cript（line1306）弹出原生密码输入框，来获取管理员权限，增加用户信任感，Windows配置electron-builder打包规则只能以管理员权限打开，</w:t>
+        <w:t>cript</w:t>
+      </w:r>
+      <w:proofErr w:type="spellEnd"/>
+      <w:r>
+        <w:rPr>
+          <w:rFonts w:hint="eastAsia"/>
+        </w:rPr>
+        <w:t>（line1306）弹出原生密码输入框，来获取管理员权限，增加用户信任感，Windows配置electron-builder打包规则只能以管理员权限打开，</w:t>
       </w:r>
     </w:p>
     <w:p>
@@ -6610,11 +6870,19 @@
         </w:rPr>
         <w:t>可靠性：</w:t>
       </w:r>
-      <w:r>
-        <w:rPr>
-          <w:rFonts w:hint="eastAsia"/>
-        </w:rPr>
-        <w:t>ipc双向通信</w:t>
+      <w:proofErr w:type="spellStart"/>
+      <w:r>
+        <w:rPr>
+          <w:rFonts w:hint="eastAsia"/>
+        </w:rPr>
+        <w:t>ipc</w:t>
+      </w:r>
+      <w:proofErr w:type="spellEnd"/>
+      <w:r>
+        <w:rPr>
+          <w:rFonts w:hint="eastAsia"/>
+        </w:rPr>
+        <w:t>双向通信</w:t>
       </w:r>
     </w:p>
     <w:p>
@@ -6972,7 +7240,21 @@
         <w:rPr>
           <w:rFonts w:hint="eastAsia"/>
         </w:rPr>
-        <w:t>烧录语句，ipc通信，crc32</w:t>
+        <w:t>烧录语句，</w:t>
+      </w:r>
+      <w:proofErr w:type="spellStart"/>
+      <w:r>
+        <w:rPr>
+          <w:rFonts w:hint="eastAsia"/>
+        </w:rPr>
+        <w:t>ipc</w:t>
+      </w:r>
+      <w:proofErr w:type="spellEnd"/>
+      <w:r>
+        <w:rPr>
+          <w:rFonts w:hint="eastAsia"/>
+        </w:rPr>
+        <w:t>通信，crc32</w:t>
       </w:r>
     </w:p>
     <w:p>
@@ -7118,7 +7400,21 @@
         <w:rPr>
           <w:rFonts w:hint="eastAsia"/>
         </w:rPr>
-        <w:t>——var\let\const、js执行机制</w:t>
+        <w:t>——var\let\const、</w:t>
+      </w:r>
+      <w:proofErr w:type="spellStart"/>
+      <w:r>
+        <w:rPr>
+          <w:rFonts w:hint="eastAsia"/>
+        </w:rPr>
+        <w:t>js</w:t>
+      </w:r>
+      <w:proofErr w:type="spellEnd"/>
+      <w:r>
+        <w:rPr>
+          <w:rFonts w:hint="eastAsia"/>
+        </w:rPr>
+        <w:t>执行机制</w:t>
       </w:r>
       <w:bookmarkEnd w:id="8"/>
     </w:p>
@@ -7201,8 +7497,16 @@
         <w:rPr>
           <w:rFonts w:hint="eastAsia"/>
         </w:rPr>
-        <w:t>，node:global</w:t>
-      </w:r>
+        <w:t>，</w:t>
+      </w:r>
+      <w:proofErr w:type="spellStart"/>
+      <w:r>
+        <w:rPr>
+          <w:rFonts w:hint="eastAsia"/>
+        </w:rPr>
+        <w:t>node:global</w:t>
+      </w:r>
+      <w:proofErr w:type="spellEnd"/>
       <w:r>
         <w:rPr>
           <w:rFonts w:hint="eastAsia"/>
@@ -7335,11 +7639,19 @@
         </w:rPr>
         <w:t>赋值前访问会报错：</w:t>
       </w:r>
-      <w:r>
-        <w:rPr>
-          <w:rFonts w:hint="eastAsia"/>
-        </w:rPr>
-        <w:t>ReferenceError: Cannot access 'a' before initialization</w:t>
+      <w:proofErr w:type="spellStart"/>
+      <w:r>
+        <w:rPr>
+          <w:rFonts w:hint="eastAsia"/>
+        </w:rPr>
+        <w:t>ReferenceError</w:t>
+      </w:r>
+      <w:proofErr w:type="spellEnd"/>
+      <w:r>
+        <w:rPr>
+          <w:rFonts w:hint="eastAsia"/>
+        </w:rPr>
+        <w:t>: Cannot access 'a' before initialization</w:t>
       </w:r>
       <w:r>
         <w:rPr>
@@ -7439,12 +7751,14 @@
           <w:rFonts w:hint="eastAsia"/>
         </w:rPr>
       </w:pPr>
+      <w:proofErr w:type="spellStart"/>
       <w:r>
         <w:rPr>
           <w:rFonts w:hint="eastAsia"/>
         </w:rPr>
         <w:t>Js</w:t>
       </w:r>
+      <w:proofErr w:type="spellEnd"/>
       <w:r>
         <w:rPr>
           <w:rFonts w:hint="eastAsia"/>
@@ -7576,7 +7890,21 @@
         <w:rPr>
           <w:rFonts w:hint="eastAsia"/>
         </w:rPr>
-        <w:t>——js执行机制</w:t>
+        <w:t>——</w:t>
+      </w:r>
+      <w:proofErr w:type="spellStart"/>
+      <w:r>
+        <w:rPr>
+          <w:rFonts w:hint="eastAsia"/>
+        </w:rPr>
+        <w:t>js</w:t>
+      </w:r>
+      <w:proofErr w:type="spellEnd"/>
+      <w:r>
+        <w:rPr>
+          <w:rFonts w:hint="eastAsia"/>
+        </w:rPr>
+        <w:t>执行机制</w:t>
       </w:r>
       <w:bookmarkEnd w:id="9"/>
     </w:p>
@@ -7677,12 +8005,14 @@
         </w:rPr>
         <w:t>在微任务执行完成宏任务执行前，v8引擎尝试渲染页面（渲染机会），</w:t>
       </w:r>
+      <w:proofErr w:type="spellStart"/>
       <w:r>
         <w:rPr>
           <w:rFonts w:hint="eastAsia"/>
         </w:rPr>
         <w:t>requestAnimationFrame</w:t>
       </w:r>
+      <w:proofErr w:type="spellEnd"/>
       <w:r>
         <w:rPr>
           <w:rFonts w:hint="eastAsia"/>
@@ -7942,21 +8272,28 @@
           <w:rFonts w:hint="eastAsia"/>
         </w:rPr>
       </w:pPr>
+      <w:proofErr w:type="spellStart"/>
       <w:r>
         <w:rPr>
           <w:rFonts w:hint="eastAsia"/>
         </w:rPr>
         <w:t>requestIdleCallback</w:t>
       </w:r>
-    </w:p>
-    <w:p>
-      <w:pPr>
-        <w:rPr>
-          <w:rFonts w:hint="eastAsia"/>
-        </w:rPr>
-      </w:pPr>
-      <w:r>
-        <w:t>requestIdleCallback 是一个Web API，允许网页作者请求浏览器在主线程空闲时执行低优先级后台任务，从而避免干扰高优先级操作（如input处理、动画和帧合成），提升页面响应性和整体性能。</w:t>
+      <w:proofErr w:type="spellEnd"/>
+    </w:p>
+    <w:p>
+      <w:pPr>
+        <w:rPr>
+          <w:rFonts w:hint="eastAsia"/>
+        </w:rPr>
+      </w:pPr>
+      <w:proofErr w:type="spellStart"/>
+      <w:r>
+        <w:t>requestIdleCallback</w:t>
+      </w:r>
+      <w:proofErr w:type="spellEnd"/>
+      <w:r>
+        <w:t xml:space="preserve"> 是一个Web API，允许网页作者请求浏览器在主线程空闲时执行低优先级后台任务，从而避免干扰高优先级操作（如input处理、动画和帧合成），提升页面响应性和整体性能。</w:t>
       </w:r>
       <w:r>
         <w:rPr>
@@ -8001,15 +8338,18 @@
       <w:r>
         <w:t xml:space="preserve">const </w:t>
       </w:r>
+      <w:proofErr w:type="spellStart"/>
       <w:r>
         <w:rPr>
           <w:rFonts w:hint="eastAsia"/>
         </w:rPr>
         <w:t>mo</w:t>
       </w:r>
+      <w:proofErr w:type="spellEnd"/>
       <w:r>
         <w:t xml:space="preserve">= new </w:t>
       </w:r>
+      <w:proofErr w:type="spellStart"/>
       <w:r>
         <w:rPr>
           <w:b/>
@@ -8017,6 +8357,7 @@
         </w:rPr>
         <w:t>MutationObserver</w:t>
       </w:r>
+      <w:proofErr w:type="spellEnd"/>
       <w:r>
         <w:t>(</w:t>
       </w:r>
@@ -8037,11 +8378,47 @@
           <w:rFonts w:hint="eastAsia"/>
         </w:rPr>
       </w:pPr>
-      <w:r>
-        <w:rPr>
-          <w:rFonts w:hint="eastAsia"/>
-        </w:rPr>
-        <w:t>mo.observe(document.body, { childList: true });</w:t>
+      <w:proofErr w:type="spellStart"/>
+      <w:r>
+        <w:rPr>
+          <w:rFonts w:hint="eastAsia"/>
+        </w:rPr>
+        <w:t>mo.observe</w:t>
+      </w:r>
+      <w:proofErr w:type="spellEnd"/>
+      <w:r>
+        <w:rPr>
+          <w:rFonts w:hint="eastAsia"/>
+        </w:rPr>
+        <w:t>(</w:t>
+      </w:r>
+      <w:proofErr w:type="spellStart"/>
+      <w:r>
+        <w:rPr>
+          <w:rFonts w:hint="eastAsia"/>
+        </w:rPr>
+        <w:t>document.body</w:t>
+      </w:r>
+      <w:proofErr w:type="spellEnd"/>
+      <w:r>
+        <w:rPr>
+          <w:rFonts w:hint="eastAsia"/>
+        </w:rPr>
+        <w:t xml:space="preserve">, { </w:t>
+      </w:r>
+      <w:proofErr w:type="spellStart"/>
+      <w:r>
+        <w:rPr>
+          <w:rFonts w:hint="eastAsia"/>
+        </w:rPr>
+        <w:t>childList</w:t>
+      </w:r>
+      <w:proofErr w:type="spellEnd"/>
+      <w:r>
+        <w:rPr>
+          <w:rFonts w:hint="eastAsia"/>
+        </w:rPr>
+        <w:t>: true });</w:t>
       </w:r>
     </w:p>
     <w:p>
@@ -8259,11 +8636,19 @@
         </w:rPr>
         <w:t>错误：</w:t>
       </w:r>
-      <w:r>
-        <w:rPr>
-          <w:rFonts w:hint="eastAsia"/>
-        </w:rPr>
-        <w:t>ReferenceError: a is not defined</w:t>
+      <w:proofErr w:type="spellStart"/>
+      <w:r>
+        <w:rPr>
+          <w:rFonts w:hint="eastAsia"/>
+        </w:rPr>
+        <w:t>ReferenceError</w:t>
+      </w:r>
+      <w:proofErr w:type="spellEnd"/>
+      <w:r>
+        <w:rPr>
+          <w:rFonts w:hint="eastAsia"/>
+        </w:rPr>
+        <w:t>: a is not defined</w:t>
       </w:r>
     </w:p>
     <w:p>
@@ -8483,23 +8868,35 @@
       <w:r>
         <w:t>：</w:t>
       </w:r>
+      <w:proofErr w:type="spellStart"/>
       <w:r>
         <w:rPr>
           <w:rFonts w:hint="eastAsia"/>
         </w:rPr>
         <w:t>queueMicrotask</w:t>
       </w:r>
+      <w:proofErr w:type="spellEnd"/>
       <w:r>
         <w:t xml:space="preserve"> 放微任务，</w:t>
       </w:r>
+      <w:proofErr w:type="spellStart"/>
       <w:r>
         <w:rPr>
           <w:rFonts w:hint="eastAsia"/>
         </w:rPr>
         <w:t>MutationObserver</w:t>
       </w:r>
-      <w:r>
-        <w:t xml:space="preserve"> 用于监控元素或全局 body 变化，request request either or back 是动画优化方案，既非宏任务也非微任务 。</w:t>
+      <w:proofErr w:type="spellEnd"/>
+      <w:r>
+        <w:t xml:space="preserve"> 用于监控元素或全局 body 变化，request </w:t>
+      </w:r>
+      <w:proofErr w:type="spellStart"/>
+      <w:r>
+        <w:t>request</w:t>
+      </w:r>
+      <w:proofErr w:type="spellEnd"/>
+      <w:r>
+        <w:t xml:space="preserve"> either or back 是动画优化方案，既非宏任务也非微任务 。</w:t>
       </w:r>
     </w:p>
     <w:p>
@@ -9060,7 +9457,15 @@
         <w:t>模块化方式</w:t>
       </w:r>
       <w:r>
-        <w:t>：有 ES6 模块（ESM）和 CommonJS 两种，均对单一文件模块化，模块内变量非全局变量。</w:t>
+        <w:t xml:space="preserve">：有 ES6 模块（ESM）和 </w:t>
+      </w:r>
+      <w:proofErr w:type="spellStart"/>
+      <w:r>
+        <w:t>CommonJS</w:t>
+      </w:r>
+      <w:proofErr w:type="spellEnd"/>
+      <w:r>
+        <w:t xml:space="preserve"> 两种，均对单一文件模块化，模块内变量非全局变量。</w:t>
       </w:r>
     </w:p>
     <w:p>
@@ -9102,7 +9507,23 @@
         <w:t>识别方式</w:t>
       </w:r>
       <w:r>
-        <w:t>：script 标签中 type="module"，文件后缀为.mjs，package.json 里 type 为 module，均可让 JS 以 ESM 机制解析。</w:t>
+        <w:t>：script 标签中 type="module"，文件后缀为.</w:t>
+      </w:r>
+      <w:proofErr w:type="spellStart"/>
+      <w:r>
+        <w:t>mjs</w:t>
+      </w:r>
+      <w:proofErr w:type="spellEnd"/>
+      <w:r>
+        <w:t>，</w:t>
+      </w:r>
+      <w:proofErr w:type="spellStart"/>
+      <w:r>
+        <w:t>package.json</w:t>
+      </w:r>
+      <w:proofErr w:type="spellEnd"/>
+      <w:r>
+        <w:t xml:space="preserve"> 里 type 为 module，均可让 JS 以 ESM 机制解析。</w:t>
       </w:r>
     </w:p>
     <w:p>
@@ -9120,10 +9541,34 @@
           <w:b/>
           <w:bCs/>
         </w:rPr>
-        <w:t>与 CommonJS 对比</w:t>
-      </w:r>
-      <w:r>
-        <w:t>：CommonJS 是 Node 社区规范，先出现；ESM 是官方规范，后出现，更面向未来，开发新库优先用 ESM。</w:t>
+        <w:t xml:space="preserve">与 </w:t>
+      </w:r>
+      <w:proofErr w:type="spellStart"/>
+      <w:r>
+        <w:rPr>
+          <w:b/>
+          <w:bCs/>
+        </w:rPr>
+        <w:t>CommonJS</w:t>
+      </w:r>
+      <w:proofErr w:type="spellEnd"/>
+      <w:r>
+        <w:rPr>
+          <w:b/>
+          <w:bCs/>
+        </w:rPr>
+        <w:t xml:space="preserve"> 对比</w:t>
+      </w:r>
+      <w:r>
+        <w:t>：</w:t>
+      </w:r>
+      <w:proofErr w:type="spellStart"/>
+      <w:r>
+        <w:t>CommonJS</w:t>
+      </w:r>
+      <w:proofErr w:type="spellEnd"/>
+      <w:r>
+        <w:t xml:space="preserve"> 是 Node 社区规范，先出现；ESM 是官方规范，后出现，更面向未来，开发新库优先用 ESM。</w:t>
       </w:r>
     </w:p>
     <w:p>
@@ -9241,6 +9686,7 @@
           <w:rFonts w:hint="eastAsia"/>
         </w:rPr>
       </w:pPr>
+      <w:proofErr w:type="spellStart"/>
       <w:r>
         <w:rPr>
           <w:b/>
@@ -9248,6 +9694,7 @@
         </w:rPr>
         <w:t>CommonJS</w:t>
       </w:r>
+      <w:proofErr w:type="spellEnd"/>
       <w:r>
         <w:t>：</w:t>
       </w:r>
@@ -9270,7 +9717,15 @@
         <w:t>特点</w:t>
       </w:r>
       <w:r>
-        <w:t>：古老的社区规范，非自动严格模式，模块变量不能作为 global 或 globalThis 属性。</w:t>
+        <w:t xml:space="preserve">：古老的社区规范，非自动严格模式，模块变量不能作为 global 或 </w:t>
+      </w:r>
+      <w:proofErr w:type="spellStart"/>
+      <w:r>
+        <w:t>globalThis</w:t>
+      </w:r>
+      <w:proofErr w:type="spellEnd"/>
+      <w:r>
+        <w:t xml:space="preserve"> 属性。</w:t>
       </w:r>
     </w:p>
     <w:p>
@@ -9291,7 +9746,15 @@
         <w:t>导出导入</w:t>
       </w:r>
       <w:r>
-        <w:t>：用 module.exports 导出，可导出任意内容，用 require 导入，通过路径引入模块值，可通过对象解构接收多个值。</w:t>
+        <w:t xml:space="preserve">：用 </w:t>
+      </w:r>
+      <w:proofErr w:type="spellStart"/>
+      <w:r>
+        <w:t>module.exports</w:t>
+      </w:r>
+      <w:proofErr w:type="spellEnd"/>
+      <w:r>
+        <w:t xml:space="preserve"> 导出，可导出任意内容，用 require 导入，通过路径引入模块值，可通过对象解构接收多个值。</w:t>
       </w:r>
     </w:p>
     <w:p>
@@ -9356,7 +9819,15 @@
         <w:t>模块化方式</w:t>
       </w:r>
       <w:r>
-        <w:t>：有 ESM 和 CommonJS 两种，可将文件代码模块化，且模块外定义变量不能作为全局变量属性。</w:t>
+        <w:t xml:space="preserve">：有 ESM 和 </w:t>
+      </w:r>
+      <w:proofErr w:type="spellStart"/>
+      <w:r>
+        <w:t>CommonJS</w:t>
+      </w:r>
+      <w:proofErr w:type="spellEnd"/>
+      <w:r>
+        <w:t xml:space="preserve"> 两种，可将文件代码模块化，且模块外定义变量不能作为全局变量属性。</w:t>
       </w:r>
     </w:p>
     <w:p>
@@ -9377,7 +9848,23 @@
         <w:t>ESM 识别方式</w:t>
       </w:r>
       <w:r>
-        <w:t>：script 标签加 type="module"、文件后缀为.mjs、package.json 里 type 属性设为 module。</w:t>
+        <w:t>：script 标签加 type="module"、文件后缀为.</w:t>
+      </w:r>
+      <w:proofErr w:type="spellStart"/>
+      <w:r>
+        <w:t>mjs</w:t>
+      </w:r>
+      <w:proofErr w:type="spellEnd"/>
+      <w:r>
+        <w:t>、</w:t>
+      </w:r>
+      <w:proofErr w:type="spellStart"/>
+      <w:r>
+        <w:t>package.json</w:t>
+      </w:r>
+      <w:proofErr w:type="spellEnd"/>
+      <w:r>
+        <w:t xml:space="preserve"> 里 type 属性设为 module。</w:t>
       </w:r>
     </w:p>
     <w:p>
@@ -9419,7 +9906,23 @@
         <w:t>导出引入方式</w:t>
       </w:r>
       <w:r>
-        <w:t>：ESM 有 export default 和 export 两种导出方式，import 引入；CommonJS 通过 module.exports 导出，require 引入。</w:t>
+        <w:t>：ESM 有 export default 和 export 两种导出方式，import 引入；</w:t>
+      </w:r>
+      <w:proofErr w:type="spellStart"/>
+      <w:r>
+        <w:t>CommonJS</w:t>
+      </w:r>
+      <w:proofErr w:type="spellEnd"/>
+      <w:r>
+        <w:t xml:space="preserve"> 通过 </w:t>
+      </w:r>
+      <w:proofErr w:type="spellStart"/>
+      <w:r>
+        <w:t>module.exports</w:t>
+      </w:r>
+      <w:proofErr w:type="spellEnd"/>
+      <w:r>
+        <w:t xml:space="preserve"> 导出，require 引入。</w:t>
       </w:r>
     </w:p>
     <w:p>
@@ -9517,15 +10020,32 @@
         </w:rPr>
       </w:pPr>
       <w:bookmarkStart w:id="19" w:name="OLE_LINK8"/>
+      <w:proofErr w:type="spellStart"/>
       <w:r>
         <w:rPr>
           <w:b/>
           <w:bCs/>
         </w:rPr>
-        <w:t>CommonJS 动态性</w:t>
-      </w:r>
-      <w:r>
-        <w:t>：CommonJS 是动态的，require 在运行时执行，类似函数调用。</w:t>
+        <w:t>CommonJS</w:t>
+      </w:r>
+      <w:proofErr w:type="spellEnd"/>
+      <w:r>
+        <w:rPr>
+          <w:b/>
+          <w:bCs/>
+        </w:rPr>
+        <w:t xml:space="preserve"> 动态性</w:t>
+      </w:r>
+      <w:r>
+        <w:t>：</w:t>
+      </w:r>
+      <w:proofErr w:type="spellStart"/>
+      <w:r>
+        <w:t>CommonJS</w:t>
+      </w:r>
+      <w:proofErr w:type="spellEnd"/>
+      <w:r>
+        <w:t xml:space="preserve"> 是动态的，require 在运行时执行，类似函数调用。</w:t>
       </w:r>
     </w:p>
     <w:p>
@@ -9602,6 +10122,7 @@
           <w:rFonts w:hint="eastAsia"/>
         </w:rPr>
       </w:pPr>
+      <w:proofErr w:type="spellStart"/>
       <w:r>
         <w:rPr>
           <w:b/>
@@ -9609,6 +10130,7 @@
         </w:rPr>
         <w:t>CommonJS</w:t>
       </w:r>
+      <w:proofErr w:type="spellEnd"/>
       <w:r>
         <w:t>：是快照，后续调用返回缓存值。可通过对象属性或函数方式实现类似活绑定效果。</w:t>
       </w:r>
@@ -9821,7 +10343,21 @@
               <w:rPr>
                 <w:rFonts w:hint="eastAsia"/>
               </w:rPr>
-              <w:t>function strictFunction() {</w:t>
+              <w:t xml:space="preserve">function </w:t>
+            </w:r>
+            <w:proofErr w:type="spellStart"/>
+            <w:r>
+              <w:rPr>
+                <w:rFonts w:hint="eastAsia"/>
+              </w:rPr>
+              <w:t>strictFunction</w:t>
+            </w:r>
+            <w:proofErr w:type="spellEnd"/>
+            <w:r>
+              <w:rPr>
+                <w:rFonts w:hint="eastAsia"/>
+              </w:rPr>
+              <w:t>() {</w:t>
             </w:r>
           </w:p>
           <w:p>
@@ -9893,7 +10429,21 @@
               <w:rPr>
                 <w:rFonts w:hint="eastAsia"/>
               </w:rPr>
-              <w:t>function nonStrictFunction() {</w:t>
+              <w:t xml:space="preserve">function </w:t>
+            </w:r>
+            <w:proofErr w:type="spellStart"/>
+            <w:r>
+              <w:rPr>
+                <w:rFonts w:hint="eastAsia"/>
+              </w:rPr>
+              <w:t>nonStrictFunction</w:t>
+            </w:r>
+            <w:proofErr w:type="spellEnd"/>
+            <w:r>
+              <w:rPr>
+                <w:rFonts w:hint="eastAsia"/>
+              </w:rPr>
+              <w:t>() {</w:t>
             </w:r>
           </w:p>
           <w:p>
@@ -10078,7 +10628,21 @@
               <w:rPr>
                 <w:rFonts w:hint="eastAsia"/>
               </w:rPr>
-              <w:t>console.log(window.x); // 10</w:t>
+              <w:t>console.log(</w:t>
+            </w:r>
+            <w:proofErr w:type="spellStart"/>
+            <w:r>
+              <w:rPr>
+                <w:rFonts w:hint="eastAsia"/>
+              </w:rPr>
+              <w:t>window.x</w:t>
+            </w:r>
+            <w:proofErr w:type="spellEnd"/>
+            <w:r>
+              <w:rPr>
+                <w:rFonts w:hint="eastAsia"/>
+              </w:rPr>
+              <w:t>); // 10</w:t>
             </w:r>
           </w:p>
           <w:p>
@@ -10124,7 +10688,21 @@
               <w:rPr>
                 <w:rFonts w:hint="eastAsia"/>
               </w:rPr>
-              <w:t>x = 10; // ReferenceError: x is not defined</w:t>
+              <w:t xml:space="preserve">x = 10; // </w:t>
+            </w:r>
+            <w:proofErr w:type="spellStart"/>
+            <w:r>
+              <w:rPr>
+                <w:rFonts w:hint="eastAsia"/>
+              </w:rPr>
+              <w:t>ReferenceError</w:t>
+            </w:r>
+            <w:proofErr w:type="spellEnd"/>
+            <w:r>
+              <w:rPr>
+                <w:rFonts w:hint="eastAsia"/>
+              </w:rPr>
+              <w:t>: x is not defined</w:t>
             </w:r>
             <w:r>
               <w:rPr>
@@ -10303,7 +10881,21 @@
               <w:rPr>
                 <w:rFonts w:hint="eastAsia"/>
               </w:rPr>
-              <w:t>delete obj; // SyntaxError: Delete of an unqualified identifier in strict mode</w:t>
+              <w:t xml:space="preserve">delete obj; // </w:t>
+            </w:r>
+            <w:proofErr w:type="spellStart"/>
+            <w:r>
+              <w:rPr>
+                <w:rFonts w:hint="eastAsia"/>
+              </w:rPr>
+              <w:t>SyntaxError</w:t>
+            </w:r>
+            <w:proofErr w:type="spellEnd"/>
+            <w:r>
+              <w:rPr>
+                <w:rFonts w:hint="eastAsia"/>
+              </w:rPr>
+              <w:t>: Delete of an unqualified identifier in strict mode</w:t>
             </w:r>
           </w:p>
         </w:tc>
@@ -10445,7 +11037,21 @@
               <w:rPr>
                 <w:rFonts w:hint="eastAsia"/>
               </w:rPr>
-              <w:t>function sum(a, a, c) { // SyntaxError: Duplicate parameter name not allowed</w:t>
+              <w:t xml:space="preserve">function sum(a, a, c) { // </w:t>
+            </w:r>
+            <w:proofErr w:type="spellStart"/>
+            <w:r>
+              <w:rPr>
+                <w:rFonts w:hint="eastAsia"/>
+              </w:rPr>
+              <w:t>SyntaxError</w:t>
+            </w:r>
+            <w:proofErr w:type="spellEnd"/>
+            <w:r>
+              <w:rPr>
+                <w:rFonts w:hint="eastAsia"/>
+              </w:rPr>
+              <w:t>: Duplicate parameter name not allowed</w:t>
             </w:r>
           </w:p>
           <w:p>
@@ -10592,7 +11198,21 @@
               <w:rPr>
                 <w:rFonts w:hint="eastAsia"/>
               </w:rPr>
-              <w:t>var num = 010; // SyntaxError: Octal literals are not allowed</w:t>
+              <w:t xml:space="preserve">var num = 010; // </w:t>
+            </w:r>
+            <w:proofErr w:type="spellStart"/>
+            <w:r>
+              <w:rPr>
+                <w:rFonts w:hint="eastAsia"/>
+              </w:rPr>
+              <w:t>SyntaxError</w:t>
+            </w:r>
+            <w:proofErr w:type="spellEnd"/>
+            <w:r>
+              <w:rPr>
+                <w:rFonts w:hint="eastAsia"/>
+              </w:rPr>
+              <w:t>: Octal literals are not allowed</w:t>
             </w:r>
           </w:p>
           <w:p>
@@ -10766,7 +11386,21 @@
               <w:rPr>
                 <w:rFonts w:hint="eastAsia"/>
               </w:rPr>
-              <w:t>with (obj) { // SyntaxError: Strict mode code may not include a with statement</w:t>
+              <w:t xml:space="preserve">with (obj) { // </w:t>
+            </w:r>
+            <w:proofErr w:type="spellStart"/>
+            <w:r>
+              <w:rPr>
+                <w:rFonts w:hint="eastAsia"/>
+              </w:rPr>
+              <w:t>SyntaxError</w:t>
+            </w:r>
+            <w:proofErr w:type="spellEnd"/>
+            <w:r>
+              <w:rPr>
+                <w:rFonts w:hint="eastAsia"/>
+              </w:rPr>
+              <w:t>: Strict mode code may not include a with statement</w:t>
             </w:r>
           </w:p>
           <w:p>
@@ -10949,7 +11583,21 @@
               <w:rPr>
                 <w:rFonts w:hint="eastAsia"/>
               </w:rPr>
-              <w:t>console.log(x); // ReferenceError: x is not defined</w:t>
+              <w:t xml:space="preserve">console.log(x); // </w:t>
+            </w:r>
+            <w:proofErr w:type="spellStart"/>
+            <w:r>
+              <w:rPr>
+                <w:rFonts w:hint="eastAsia"/>
+              </w:rPr>
+              <w:t>ReferenceError</w:t>
+            </w:r>
+            <w:proofErr w:type="spellEnd"/>
+            <w:r>
+              <w:rPr>
+                <w:rFonts w:hint="eastAsia"/>
+              </w:rPr>
+              <w:t>: x is not defined</w:t>
             </w:r>
           </w:p>
         </w:tc>
@@ -11006,7 +11654,21 @@
               <w:rPr>
                 <w:rFonts w:hint="eastAsia"/>
               </w:rPr>
-              <w:t>function showThis() {</w:t>
+              <w:t xml:space="preserve">function </w:t>
+            </w:r>
+            <w:proofErr w:type="spellStart"/>
+            <w:r>
+              <w:rPr>
+                <w:rFonts w:hint="eastAsia"/>
+              </w:rPr>
+              <w:t>showThis</w:t>
+            </w:r>
+            <w:proofErr w:type="spellEnd"/>
+            <w:r>
+              <w:rPr>
+                <w:rFonts w:hint="eastAsia"/>
+              </w:rPr>
+              <w:t>() {</w:t>
             </w:r>
           </w:p>
           <w:p>
@@ -11041,11 +11703,19 @@
                 <w:rFonts w:hint="eastAsia"/>
               </w:rPr>
             </w:pPr>
-            <w:r>
-              <w:rPr>
-                <w:rFonts w:hint="eastAsia"/>
-              </w:rPr>
-              <w:t>showThis();</w:t>
+            <w:proofErr w:type="spellStart"/>
+            <w:r>
+              <w:rPr>
+                <w:rFonts w:hint="eastAsia"/>
+              </w:rPr>
+              <w:t>showThis</w:t>
+            </w:r>
+            <w:proofErr w:type="spellEnd"/>
+            <w:r>
+              <w:rPr>
+                <w:rFonts w:hint="eastAsia"/>
+              </w:rPr>
+              <w:t>();</w:t>
             </w:r>
           </w:p>
           <w:p>
@@ -11091,7 +11761,21 @@
               <w:rPr>
                 <w:rFonts w:hint="eastAsia"/>
               </w:rPr>
-              <w:t>function showThis() {</w:t>
+              <w:t xml:space="preserve">function </w:t>
+            </w:r>
+            <w:proofErr w:type="spellStart"/>
+            <w:r>
+              <w:rPr>
+                <w:rFonts w:hint="eastAsia"/>
+              </w:rPr>
+              <w:t>showThis</w:t>
+            </w:r>
+            <w:proofErr w:type="spellEnd"/>
+            <w:r>
+              <w:rPr>
+                <w:rFonts w:hint="eastAsia"/>
+              </w:rPr>
+              <w:t>() {</w:t>
             </w:r>
           </w:p>
           <w:p>
@@ -11126,11 +11810,19 @@
                 <w:rFonts w:hint="eastAsia"/>
               </w:rPr>
             </w:pPr>
-            <w:r>
-              <w:rPr>
-                <w:rFonts w:hint="eastAsia"/>
-              </w:rPr>
-              <w:t>showThis();</w:t>
+            <w:proofErr w:type="spellStart"/>
+            <w:r>
+              <w:rPr>
+                <w:rFonts w:hint="eastAsia"/>
+              </w:rPr>
+              <w:t>showThis</w:t>
+            </w:r>
+            <w:proofErr w:type="spellEnd"/>
+            <w:r>
+              <w:rPr>
+                <w:rFonts w:hint="eastAsia"/>
+              </w:rPr>
+              <w:t>();</w:t>
             </w:r>
           </w:p>
           <w:p>
@@ -11159,11 +11851,19 @@
                 <w:rFonts w:hint="eastAsia"/>
               </w:rPr>
             </w:pPr>
-            <w:r>
-              <w:rPr>
-                <w:rFonts w:hint="eastAsia"/>
-              </w:rPr>
-              <w:t>setTimeout(function() {</w:t>
+            <w:proofErr w:type="spellStart"/>
+            <w:r>
+              <w:rPr>
+                <w:rFonts w:hint="eastAsia"/>
+              </w:rPr>
+              <w:t>setTimeout</w:t>
+            </w:r>
+            <w:proofErr w:type="spellEnd"/>
+            <w:r>
+              <w:rPr>
+                <w:rFonts w:hint="eastAsia"/>
+              </w:rPr>
+              <w:t>(function() {</w:t>
             </w:r>
           </w:p>
           <w:p>
@@ -11231,11 +11931,19 @@
                 <w:rFonts w:hint="eastAsia"/>
               </w:rPr>
             </w:pPr>
-            <w:r>
-              <w:rPr>
-                <w:rFonts w:hint="eastAsia"/>
-              </w:rPr>
-              <w:t>setTimeout(function() {</w:t>
+            <w:proofErr w:type="spellStart"/>
+            <w:r>
+              <w:rPr>
+                <w:rFonts w:hint="eastAsia"/>
+              </w:rPr>
+              <w:t>setTimeout</w:t>
+            </w:r>
+            <w:proofErr w:type="spellEnd"/>
+            <w:r>
+              <w:rPr>
+                <w:rFonts w:hint="eastAsia"/>
+              </w:rPr>
+              <w:t>(function() {</w:t>
             </w:r>
           </w:p>
           <w:p>
@@ -11332,11 +12040,33 @@
                 <w:rFonts w:hint="eastAsia"/>
               </w:rPr>
             </w:pPr>
-            <w:r>
-              <w:rPr>
-                <w:rFonts w:hint="eastAsia"/>
-              </w:rPr>
-              <w:t>Object.defineProperty(obj, "readOnly", {</w:t>
+            <w:proofErr w:type="spellStart"/>
+            <w:r>
+              <w:rPr>
+                <w:rFonts w:hint="eastAsia"/>
+              </w:rPr>
+              <w:t>Object.defineProperty</w:t>
+            </w:r>
+            <w:proofErr w:type="spellEnd"/>
+            <w:r>
+              <w:rPr>
+                <w:rFonts w:hint="eastAsia"/>
+              </w:rPr>
+              <w:t>(obj, "</w:t>
+            </w:r>
+            <w:proofErr w:type="spellStart"/>
+            <w:r>
+              <w:rPr>
+                <w:rFonts w:hint="eastAsia"/>
+              </w:rPr>
+              <w:t>readOnly</w:t>
+            </w:r>
+            <w:proofErr w:type="spellEnd"/>
+            <w:r>
+              <w:rPr>
+                <w:rFonts w:hint="eastAsia"/>
+              </w:rPr>
+              <w:t>", {</w:t>
             </w:r>
           </w:p>
           <w:p>
@@ -11384,24 +12114,46 @@
                 <w:rFonts w:hint="eastAsia"/>
               </w:rPr>
             </w:pPr>
-            <w:r>
-              <w:rPr>
-                <w:rFonts w:hint="eastAsia"/>
-              </w:rPr>
-              <w:t>obj.readOnly = 100; // 静默失败</w:t>
-            </w:r>
-          </w:p>
-          <w:p>
-            <w:pPr>
-              <w:rPr>
-                <w:rFonts w:hint="eastAsia"/>
-              </w:rPr>
-            </w:pPr>
-            <w:r>
-              <w:rPr>
-                <w:rFonts w:hint="eastAsia"/>
-              </w:rPr>
-              <w:t>console.log(obj.readOnly); // 42</w:t>
+            <w:proofErr w:type="spellStart"/>
+            <w:r>
+              <w:rPr>
+                <w:rFonts w:hint="eastAsia"/>
+              </w:rPr>
+              <w:t>obj.readOnly</w:t>
+            </w:r>
+            <w:proofErr w:type="spellEnd"/>
+            <w:r>
+              <w:rPr>
+                <w:rFonts w:hint="eastAsia"/>
+              </w:rPr>
+              <w:t xml:space="preserve"> = 100; // 静默失败</w:t>
+            </w:r>
+          </w:p>
+          <w:p>
+            <w:pPr>
+              <w:rPr>
+                <w:rFonts w:hint="eastAsia"/>
+              </w:rPr>
+            </w:pPr>
+            <w:r>
+              <w:rPr>
+                <w:rFonts w:hint="eastAsia"/>
+              </w:rPr>
+              <w:t>console.log(</w:t>
+            </w:r>
+            <w:proofErr w:type="spellStart"/>
+            <w:r>
+              <w:rPr>
+                <w:rFonts w:hint="eastAsia"/>
+              </w:rPr>
+              <w:t>obj.readOnly</w:t>
+            </w:r>
+            <w:proofErr w:type="spellEnd"/>
+            <w:r>
+              <w:rPr>
+                <w:rFonts w:hint="eastAsia"/>
+              </w:rPr>
+              <w:t>); // 42</w:t>
             </w:r>
           </w:p>
           <w:p>
@@ -11456,11 +12208,33 @@
                 <w:rFonts w:hint="eastAsia"/>
               </w:rPr>
             </w:pPr>
-            <w:r>
-              <w:rPr>
-                <w:rFonts w:hint="eastAsia"/>
-              </w:rPr>
-              <w:t>Object.defineProperty(obj, "readOnly", {</w:t>
+            <w:proofErr w:type="spellStart"/>
+            <w:r>
+              <w:rPr>
+                <w:rFonts w:hint="eastAsia"/>
+              </w:rPr>
+              <w:t>Object.defineProperty</w:t>
+            </w:r>
+            <w:proofErr w:type="spellEnd"/>
+            <w:r>
+              <w:rPr>
+                <w:rFonts w:hint="eastAsia"/>
+              </w:rPr>
+              <w:t>(obj, "</w:t>
+            </w:r>
+            <w:proofErr w:type="spellStart"/>
+            <w:r>
+              <w:rPr>
+                <w:rFonts w:hint="eastAsia"/>
+              </w:rPr>
+              <w:t>readOnly</w:t>
+            </w:r>
+            <w:proofErr w:type="spellEnd"/>
+            <w:r>
+              <w:rPr>
+                <w:rFonts w:hint="eastAsia"/>
+              </w:rPr>
+              <w:t>", {</w:t>
             </w:r>
           </w:p>
           <w:p>
@@ -11508,11 +12282,33 @@
                 <w:rFonts w:hint="eastAsia"/>
               </w:rPr>
             </w:pPr>
-            <w:r>
-              <w:rPr>
-                <w:rFonts w:hint="eastAsia"/>
-              </w:rPr>
-              <w:t>obj.readOnly = 100; // TypeError: Cannot assign to read only property</w:t>
+            <w:proofErr w:type="spellStart"/>
+            <w:r>
+              <w:rPr>
+                <w:rFonts w:hint="eastAsia"/>
+              </w:rPr>
+              <w:t>obj.readOnly</w:t>
+            </w:r>
+            <w:proofErr w:type="spellEnd"/>
+            <w:r>
+              <w:rPr>
+                <w:rFonts w:hint="eastAsia"/>
+              </w:rPr>
+              <w:t xml:space="preserve"> = 100; // </w:t>
+            </w:r>
+            <w:proofErr w:type="spellStart"/>
+            <w:r>
+              <w:rPr>
+                <w:rFonts w:hint="eastAsia"/>
+              </w:rPr>
+              <w:t>TypeError</w:t>
+            </w:r>
+            <w:proofErr w:type="spellEnd"/>
+            <w:r>
+              <w:rPr>
+                <w:rFonts w:hint="eastAsia"/>
+              </w:rPr>
+              <w:t>: Cannot assign to read only property</w:t>
             </w:r>
           </w:p>
         </w:tc>
@@ -11613,7 +12409,21 @@
               <w:rPr>
                 <w:rFonts w:hint="eastAsia"/>
               </w:rPr>
-              <w:t xml:space="preserve">  console.log(arguments.callee); // 函数自身</w:t>
+              <w:t xml:space="preserve">  console.log(</w:t>
+            </w:r>
+            <w:proofErr w:type="spellStart"/>
+            <w:r>
+              <w:rPr>
+                <w:rFonts w:hint="eastAsia"/>
+              </w:rPr>
+              <w:t>arguments.callee</w:t>
+            </w:r>
+            <w:proofErr w:type="spellEnd"/>
+            <w:r>
+              <w:rPr>
+                <w:rFonts w:hint="eastAsia"/>
+              </w:rPr>
+              <w:t>); // 函数自身</w:t>
             </w:r>
           </w:p>
           <w:p>
@@ -11724,7 +12534,35 @@
               <w:rPr>
                 <w:rFonts w:hint="eastAsia"/>
               </w:rPr>
-              <w:t xml:space="preserve">  console.log(arguments.callee); // TypeError: 'caller', 'callee', and 'arguments' properties may not be accessed</w:t>
+              <w:t xml:space="preserve">  console.log(</w:t>
+            </w:r>
+            <w:proofErr w:type="spellStart"/>
+            <w:r>
+              <w:rPr>
+                <w:rFonts w:hint="eastAsia"/>
+              </w:rPr>
+              <w:t>arguments.callee</w:t>
+            </w:r>
+            <w:proofErr w:type="spellEnd"/>
+            <w:r>
+              <w:rPr>
+                <w:rFonts w:hint="eastAsia"/>
+              </w:rPr>
+              <w:t xml:space="preserve">); // </w:t>
+            </w:r>
+            <w:proofErr w:type="spellStart"/>
+            <w:r>
+              <w:rPr>
+                <w:rFonts w:hint="eastAsia"/>
+              </w:rPr>
+              <w:t>TypeError</w:t>
+            </w:r>
+            <w:proofErr w:type="spellEnd"/>
+            <w:r>
+              <w:rPr>
+                <w:rFonts w:hint="eastAsia"/>
+              </w:rPr>
+              <w:t>: 'caller', 'callee', and 'arguments' properties may not be accessed</w:t>
             </w:r>
           </w:p>
           <w:p>
@@ -11871,20 +12709,48 @@
               <w:rPr>
                 <w:rFonts w:hint="eastAsia"/>
               </w:rPr>
-              <w:t>var let = 10; // SyntaxError: Unexpected strict mode reserved word</w:t>
-            </w:r>
-          </w:p>
-          <w:p>
-            <w:pPr>
-              <w:rPr>
-                <w:rFonts w:hint="eastAsia"/>
-              </w:rPr>
-            </w:pPr>
-            <w:r>
-              <w:rPr>
-                <w:rFonts w:hint="eastAsia"/>
-              </w:rPr>
-              <w:t>var implements = 20; // SyntaxError: Unexpected strict mode reserved word</w:t>
+              <w:t xml:space="preserve">var let = 10; // </w:t>
+            </w:r>
+            <w:proofErr w:type="spellStart"/>
+            <w:r>
+              <w:rPr>
+                <w:rFonts w:hint="eastAsia"/>
+              </w:rPr>
+              <w:t>SyntaxError</w:t>
+            </w:r>
+            <w:proofErr w:type="spellEnd"/>
+            <w:r>
+              <w:rPr>
+                <w:rFonts w:hint="eastAsia"/>
+              </w:rPr>
+              <w:t>: Unexpected strict mode reserved word</w:t>
+            </w:r>
+          </w:p>
+          <w:p>
+            <w:pPr>
+              <w:rPr>
+                <w:rFonts w:hint="eastAsia"/>
+              </w:rPr>
+            </w:pPr>
+            <w:r>
+              <w:rPr>
+                <w:rFonts w:hint="eastAsia"/>
+              </w:rPr>
+              <w:t xml:space="preserve">var implements = 20; // </w:t>
+            </w:r>
+            <w:proofErr w:type="spellStart"/>
+            <w:r>
+              <w:rPr>
+                <w:rFonts w:hint="eastAsia"/>
+              </w:rPr>
+              <w:t>SyntaxError</w:t>
+            </w:r>
+            <w:proofErr w:type="spellEnd"/>
+            <w:r>
+              <w:rPr>
+                <w:rFonts w:hint="eastAsia"/>
+              </w:rPr>
+              <w:t>: Unexpected strict mode reserved word</w:t>
             </w:r>
           </w:p>
         </w:tc>
@@ -11942,8 +12808,13 @@
           <w:rFonts w:hint="eastAsia"/>
         </w:rPr>
       </w:pPr>
-      <w:r>
-        <w:t>javascriptCopy Code</w:t>
+      <w:proofErr w:type="spellStart"/>
+      <w:r>
+        <w:t>javascriptCopy</w:t>
+      </w:r>
+      <w:proofErr w:type="spellEnd"/>
+      <w:r>
+        <w:t xml:space="preserve"> Code</w:t>
       </w:r>
     </w:p>
     <w:p>
@@ -11998,18 +12869,31 @@
           <w:rFonts w:hint="eastAsia"/>
         </w:rPr>
       </w:pPr>
-      <w:r>
-        <w:t>javascriptCopy Code</w:t>
-      </w:r>
-    </w:p>
-    <w:p>
-      <w:pPr>
-        <w:rPr>
-          <w:rFonts w:hint="eastAsia"/>
-        </w:rPr>
-      </w:pPr>
-      <w:r>
-        <w:t>function showThis() {</w:t>
+      <w:proofErr w:type="spellStart"/>
+      <w:r>
+        <w:t>javascriptCopy</w:t>
+      </w:r>
+      <w:proofErr w:type="spellEnd"/>
+      <w:r>
+        <w:t xml:space="preserve"> Code</w:t>
+      </w:r>
+    </w:p>
+    <w:p>
+      <w:pPr>
+        <w:rPr>
+          <w:rFonts w:hint="eastAsia"/>
+        </w:rPr>
+      </w:pPr>
+      <w:r>
+        <w:t xml:space="preserve">function </w:t>
+      </w:r>
+      <w:proofErr w:type="spellStart"/>
+      <w:r>
+        <w:t>showThis</w:t>
+      </w:r>
+      <w:proofErr w:type="spellEnd"/>
+      <w:r>
+        <w:t>() {</w:t>
       </w:r>
     </w:p>
     <w:p>
@@ -12038,8 +12922,13 @@
           <w:rFonts w:hint="eastAsia"/>
         </w:rPr>
       </w:pPr>
-      <w:r>
-        <w:t>showThis(); // 非严格模式下，输出全局对象；严格模式下，输出 undefined</w:t>
+      <w:proofErr w:type="spellStart"/>
+      <w:r>
+        <w:t>showThis</w:t>
+      </w:r>
+      <w:proofErr w:type="spellEnd"/>
+      <w:r>
+        <w:t>(); // 非严格模式下，输出全局对象；严格模式下，输出 undefined</w:t>
       </w:r>
     </w:p>
     <w:p>
@@ -12074,8 +12963,13 @@
           <w:rFonts w:hint="eastAsia"/>
         </w:rPr>
       </w:pPr>
-      <w:r>
-        <w:t>javascriptCopy Code</w:t>
+      <w:proofErr w:type="spellStart"/>
+      <w:r>
+        <w:t>javascriptCopy</w:t>
+      </w:r>
+      <w:proofErr w:type="spellEnd"/>
+      <w:r>
+        <w:t xml:space="preserve"> Code</w:t>
       </w:r>
     </w:p>
     <w:p>
@@ -12105,7 +12999,15 @@
         </w:rPr>
       </w:pPr>
       <w:r>
-        <w:t xml:space="preserve">    showName: function() {</w:t>
+        <w:t xml:space="preserve">    </w:t>
+      </w:r>
+      <w:proofErr w:type="spellStart"/>
+      <w:r>
+        <w:t>showName</w:t>
+      </w:r>
+      <w:proofErr w:type="spellEnd"/>
+      <w:r>
+        <w:t>: function() {</w:t>
       </w:r>
     </w:p>
     <w:p>
@@ -12144,8 +13046,13 @@
           <w:rFonts w:hint="eastAsia"/>
         </w:rPr>
       </w:pPr>
-      <w:r>
-        <w:t>obj.showName(); // 输出 "Example"</w:t>
+      <w:proofErr w:type="spellStart"/>
+      <w:r>
+        <w:t>obj.showName</w:t>
+      </w:r>
+      <w:proofErr w:type="spellEnd"/>
+      <w:r>
+        <w:t>(); // 输出 "Example"</w:t>
       </w:r>
     </w:p>
     <w:p>
@@ -12180,8 +13087,13 @@
           <w:rFonts w:hint="eastAsia"/>
         </w:rPr>
       </w:pPr>
-      <w:r>
-        <w:t>javascriptCopy Code</w:t>
+      <w:proofErr w:type="spellStart"/>
+      <w:r>
+        <w:t>javascriptCopy</w:t>
+      </w:r>
+      <w:proofErr w:type="spellEnd"/>
+      <w:r>
+        <w:t xml:space="preserve"> Code</w:t>
       </w:r>
     </w:p>
     <w:p>
@@ -12266,18 +13178,44 @@
           <w:rFonts w:hint="eastAsia"/>
         </w:rPr>
       </w:pPr>
-      <w:r>
-        <w:t>javascriptCopy Code</w:t>
-      </w:r>
-    </w:p>
-    <w:p>
-      <w:pPr>
-        <w:rPr>
-          <w:rFonts w:hint="eastAsia"/>
-        </w:rPr>
-      </w:pPr>
-      <w:r>
-        <w:t>document.getElementById("myButton").addEventListener("click", function() {</w:t>
+      <w:proofErr w:type="spellStart"/>
+      <w:r>
+        <w:t>javascriptCopy</w:t>
+      </w:r>
+      <w:proofErr w:type="spellEnd"/>
+      <w:r>
+        <w:t xml:space="preserve"> Code</w:t>
+      </w:r>
+    </w:p>
+    <w:p>
+      <w:pPr>
+        <w:rPr>
+          <w:rFonts w:hint="eastAsia"/>
+        </w:rPr>
+      </w:pPr>
+      <w:proofErr w:type="spellStart"/>
+      <w:r>
+        <w:t>document.getElementById</w:t>
+      </w:r>
+      <w:proofErr w:type="spellEnd"/>
+      <w:r>
+        <w:t>("</w:t>
+      </w:r>
+      <w:proofErr w:type="spellStart"/>
+      <w:r>
+        <w:t>myButton</w:t>
+      </w:r>
+      <w:proofErr w:type="spellEnd"/>
+      <w:r>
+        <w:t>").</w:t>
+      </w:r>
+      <w:proofErr w:type="spellStart"/>
+      <w:r>
+        <w:t>addEventListener</w:t>
+      </w:r>
+      <w:proofErr w:type="spellEnd"/>
+      <w:r>
+        <w:t>("click", function() {</w:t>
       </w:r>
     </w:p>
     <w:p>
@@ -12332,8 +13270,13 @@
           <w:rFonts w:hint="eastAsia"/>
         </w:rPr>
       </w:pPr>
-      <w:r>
-        <w:t>javascriptCopy Code</w:t>
+      <w:proofErr w:type="spellStart"/>
+      <w:r>
+        <w:t>javascriptCopy</w:t>
+      </w:r>
+      <w:proofErr w:type="spellEnd"/>
+      <w:r>
+        <w:t xml:space="preserve"> Code</w:t>
       </w:r>
     </w:p>
     <w:p>
@@ -12363,17 +13306,33 @@
         </w:rPr>
       </w:pPr>
       <w:r>
-        <w:t xml:space="preserve">    showName: function() {</w:t>
-      </w:r>
-    </w:p>
-    <w:p>
-      <w:pPr>
-        <w:rPr>
-          <w:rFonts w:hint="eastAsia"/>
-        </w:rPr>
-      </w:pPr>
-      <w:r>
-        <w:t xml:space="preserve">        setTimeout(() =&gt; { // 使用箭头函数</w:t>
+        <w:t xml:space="preserve">    </w:t>
+      </w:r>
+      <w:proofErr w:type="spellStart"/>
+      <w:r>
+        <w:t>showName</w:t>
+      </w:r>
+      <w:proofErr w:type="spellEnd"/>
+      <w:r>
+        <w:t>: function() {</w:t>
+      </w:r>
+    </w:p>
+    <w:p>
+      <w:pPr>
+        <w:rPr>
+          <w:rFonts w:hint="eastAsia"/>
+        </w:rPr>
+      </w:pPr>
+      <w:r>
+        <w:t xml:space="preserve">        </w:t>
+      </w:r>
+      <w:proofErr w:type="spellStart"/>
+      <w:r>
+        <w:t>setTimeout</w:t>
+      </w:r>
+      <w:proofErr w:type="spellEnd"/>
+      <w:r>
+        <w:t>(() =&gt; { // 使用箭头函数</w:t>
       </w:r>
     </w:p>
     <w:p>
@@ -12422,8 +13381,13 @@
           <w:rFonts w:hint="eastAsia"/>
         </w:rPr>
       </w:pPr>
-      <w:r>
-        <w:t>obj.showName();</w:t>
+      <w:proofErr w:type="spellStart"/>
+      <w:r>
+        <w:t>obj.showName</w:t>
+      </w:r>
+      <w:proofErr w:type="spellEnd"/>
+      <w:r>
+        <w:t>();</w:t>
       </w:r>
     </w:p>
     <w:p>
@@ -12516,7 +13480,21 @@
         <w:rPr>
           <w:rFonts w:hint="eastAsia"/>
         </w:rPr>
-        <w:t>export const data = await res.json()</w:t>
+        <w:t xml:space="preserve">export const data = await </w:t>
+      </w:r>
+      <w:proofErr w:type="spellStart"/>
+      <w:r>
+        <w:rPr>
+          <w:rFonts w:hint="eastAsia"/>
+        </w:rPr>
+        <w:t>res.json</w:t>
+      </w:r>
+      <w:proofErr w:type="spellEnd"/>
+      <w:r>
+        <w:rPr>
+          <w:rFonts w:hint="eastAsia"/>
+        </w:rPr>
+        <w:t>()</w:t>
       </w:r>
       <w:r>
         <w:rPr>
@@ -12558,11 +13536,19 @@
           <w:rFonts w:hint="eastAsia"/>
         </w:rPr>
       </w:pPr>
-      <w:r>
-        <w:rPr>
-          <w:rFonts w:hint="eastAsia"/>
-        </w:rPr>
-        <w:t>Commonjs无法实现</w:t>
+      <w:proofErr w:type="spellStart"/>
+      <w:r>
+        <w:rPr>
+          <w:rFonts w:hint="eastAsia"/>
+        </w:rPr>
+        <w:t>Commonjs</w:t>
+      </w:r>
+      <w:proofErr w:type="spellEnd"/>
+      <w:r>
+        <w:rPr>
+          <w:rFonts w:hint="eastAsia"/>
+        </w:rPr>
+        <w:t>无法实现</w:t>
       </w:r>
     </w:p>
     <w:p>
@@ -12721,7 +13707,23 @@
           <w:b/>
           <w:bCs/>
         </w:rPr>
-        <w:t>ESM 与 CommonJS 导入方式回顾</w:t>
+        <w:t xml:space="preserve">ESM 与 </w:t>
+      </w:r>
+      <w:proofErr w:type="spellStart"/>
+      <w:r>
+        <w:rPr>
+          <w:b/>
+          <w:bCs/>
+        </w:rPr>
+        <w:t>CommonJS</w:t>
+      </w:r>
+      <w:proofErr w:type="spellEnd"/>
+      <w:r>
+        <w:rPr>
+          <w:b/>
+          <w:bCs/>
+        </w:rPr>
+        <w:t xml:space="preserve"> 导入方式回顾</w:t>
       </w:r>
       <w:r>
         <w:t>：</w:t>
@@ -12745,7 +13747,15 @@
         <w:t>导入时机</w:t>
       </w:r>
       <w:r>
-        <w:t>：ESM 通常静态导入放在顶部，也可动态导入返回 promise；CommonJS 是动态导入，使用时导入。</w:t>
+        <w:t>：ESM 通常静态导入放在顶部，也可动态导入返回 promise；</w:t>
+      </w:r>
+      <w:proofErr w:type="spellStart"/>
+      <w:r>
+        <w:t>CommonJS</w:t>
+      </w:r>
+      <w:proofErr w:type="spellEnd"/>
+      <w:r>
+        <w:t xml:space="preserve"> 是动态导入，使用时导入。</w:t>
       </w:r>
     </w:p>
     <w:p>
@@ -12766,7 +13776,15 @@
         <w:t>绑定特性</w:t>
       </w:r>
       <w:r>
-        <w:t>：ESM 导入有活绑定特性，值改变会同步；CommonJS 导入是快照，值改变不影响。</w:t>
+        <w:t>：ESM 导入有活绑定特性，值改变会同步；</w:t>
+      </w:r>
+      <w:proofErr w:type="spellStart"/>
+      <w:r>
+        <w:t>CommonJS</w:t>
+      </w:r>
+      <w:proofErr w:type="spellEnd"/>
+      <w:r>
+        <w:t xml:space="preserve"> 导入是快照，值改变不影响。</w:t>
       </w:r>
     </w:p>
     <w:p>
@@ -12808,7 +13826,23 @@
         <w:t>模块作用域</w:t>
       </w:r>
       <w:r>
-        <w:t>：ESM 模块作用域中 this 指向 undefined，因默认严格模式，防止污染全局空间；CommonJS 中 this 指向 module.exports 。</w:t>
+        <w:t>：ESM 模块作用域中 this 指向 undefined，因默认严格模式，防止污染全局空间；</w:t>
+      </w:r>
+      <w:proofErr w:type="spellStart"/>
+      <w:r>
+        <w:t>CommonJS</w:t>
+      </w:r>
+      <w:proofErr w:type="spellEnd"/>
+      <w:r>
+        <w:t xml:space="preserve"> 中 this 指向 </w:t>
+      </w:r>
+      <w:proofErr w:type="spellStart"/>
+      <w:r>
+        <w:t>module.exports</w:t>
+      </w:r>
+      <w:proofErr w:type="spellEnd"/>
+      <w:r>
+        <w:t xml:space="preserve"> 。</w:t>
       </w:r>
     </w:p>
     <w:p>
@@ -12829,7 +13863,15 @@
         <w:t>原因剖析</w:t>
       </w:r>
       <w:r>
-        <w:t>：ESM 是底层引擎实现模块化，CommonJS 是用立即执行函数模拟模块作用域。</w:t>
+        <w:t>：ESM 是底层引擎实现模块化，</w:t>
+      </w:r>
+      <w:proofErr w:type="spellStart"/>
+      <w:r>
+        <w:t>CommonJS</w:t>
+      </w:r>
+      <w:proofErr w:type="spellEnd"/>
+      <w:r>
+        <w:t xml:space="preserve"> 是用立即执行函数模拟模块作用域。</w:t>
       </w:r>
     </w:p>
     <w:p>
@@ -12892,7 +13934,15 @@
         <w:t>应用差异</w:t>
       </w:r>
       <w:r>
-        <w:t>：ESM 支持顶层 await，CommonJS 不支持。</w:t>
+        <w:t>：ESM 支持顶层 await，</w:t>
+      </w:r>
+      <w:proofErr w:type="spellStart"/>
+      <w:r>
+        <w:t>CommonJS</w:t>
+      </w:r>
+      <w:proofErr w:type="spellEnd"/>
+      <w:r>
+        <w:t xml:space="preserve"> 不支持。</w:t>
       </w:r>
     </w:p>
     <w:p>
@@ -12976,7 +14026,15 @@
         <w:t>特点</w:t>
       </w:r>
       <w:r>
-        <w:t>：禁止创建全局变量，函数参数不能重名，禁止使用 with、eval、arguments.callee 等。</w:t>
+        <w:t>：禁止创建全局变量，函数参数不能重名，禁止使用 with、eval、</w:t>
+      </w:r>
+      <w:proofErr w:type="spellStart"/>
+      <w:r>
+        <w:t>arguments.callee</w:t>
+      </w:r>
+      <w:proofErr w:type="spellEnd"/>
+      <w:r>
+        <w:t xml:space="preserve"> 等。</w:t>
       </w:r>
     </w:p>
     <w:p>
@@ -13200,12 +14258,14 @@
           <w:rFonts w:hint="eastAsia"/>
         </w:rPr>
       </w:pPr>
+      <w:proofErr w:type="spellStart"/>
       <w:r>
         <w:rPr>
           <w:rFonts w:hint="eastAsia"/>
         </w:rPr>
         <w:t>WiFi</w:t>
       </w:r>
+      <w:proofErr w:type="spellEnd"/>
     </w:p>
     <w:p>
       <w:pPr>
@@ -13233,11 +14293,19 @@
           <w:rFonts w:hint="eastAsia"/>
         </w:rPr>
       </w:pPr>
-      <w:r>
-        <w:rPr>
-          <w:rFonts w:hint="eastAsia"/>
-        </w:rPr>
-        <w:t>Wifi信号发射</w:t>
+      <w:proofErr w:type="spellStart"/>
+      <w:r>
+        <w:rPr>
+          <w:rFonts w:hint="eastAsia"/>
+        </w:rPr>
+        <w:t>Wifi</w:t>
+      </w:r>
+      <w:proofErr w:type="spellEnd"/>
+      <w:r>
+        <w:rPr>
+          <w:rFonts w:hint="eastAsia"/>
+        </w:rPr>
+        <w:t>信号发射</w:t>
       </w:r>
     </w:p>
     <w:p>
@@ -13266,11 +14334,19 @@
           <w:rFonts w:hint="eastAsia"/>
         </w:rPr>
       </w:pPr>
-      <w:r>
-        <w:rPr>
-          <w:rFonts w:hint="eastAsia"/>
-        </w:rPr>
-        <w:t>WiFi：</w:t>
+      <w:proofErr w:type="spellStart"/>
+      <w:r>
+        <w:rPr>
+          <w:rFonts w:hint="eastAsia"/>
+        </w:rPr>
+        <w:t>WiFi</w:t>
+      </w:r>
+      <w:proofErr w:type="spellEnd"/>
+      <w:r>
+        <w:rPr>
+          <w:rFonts w:hint="eastAsia"/>
+        </w:rPr>
+        <w:t>：</w:t>
       </w:r>
     </w:p>
     <w:p>
@@ -13498,7 +14574,23 @@
         <w:t>this 指向</w:t>
       </w:r>
       <w:r>
-        <w:t>：ESM 快作用域默认严格模式下，this 指向 undefined；CommonJS 中 this 指向 module.exports 。</w:t>
+        <w:t>：ESM 快作用域默认严格模式下，this 指向 undefined；</w:t>
+      </w:r>
+      <w:proofErr w:type="spellStart"/>
+      <w:r>
+        <w:t>CommonJS</w:t>
+      </w:r>
+      <w:proofErr w:type="spellEnd"/>
+      <w:r>
+        <w:t xml:space="preserve"> 中 this 指向 </w:t>
+      </w:r>
+      <w:proofErr w:type="spellStart"/>
+      <w:r>
+        <w:t>module.exports</w:t>
+      </w:r>
+      <w:proofErr w:type="spellEnd"/>
+      <w:r>
+        <w:t xml:space="preserve"> 。</w:t>
       </w:r>
     </w:p>
     <w:p>
@@ -13519,7 +14611,15 @@
         <w:t>顶层 Await</w:t>
       </w:r>
       <w:r>
-        <w:t>：ESM 支持顶层 Await ，CommonJS 不支持。</w:t>
+        <w:t>：ESM 支持顶层 Await ，</w:t>
+      </w:r>
+      <w:proofErr w:type="spellStart"/>
+      <w:r>
+        <w:t>CommonJS</w:t>
+      </w:r>
+      <w:proofErr w:type="spellEnd"/>
+      <w:r>
+        <w:t xml:space="preserve"> 不支持。</w:t>
       </w:r>
     </w:p>
     <w:p>
@@ -13666,7 +14766,15 @@
         <w:t>光猫</w:t>
       </w:r>
       <w:r>
-        <w:t>：运营商安装，核心功能是调制解调器，可将光信号与电信号相互转换，实现数据传输，还具备路由和 WiFi 功能。</w:t>
+        <w:t xml:space="preserve">：运营商安装，核心功能是调制解调器，可将光信号与电信号相互转换，实现数据传输，还具备路由和 </w:t>
+      </w:r>
+      <w:proofErr w:type="spellStart"/>
+      <w:r>
+        <w:t>WiFi</w:t>
+      </w:r>
+      <w:proofErr w:type="spellEnd"/>
+      <w:r>
+        <w:t xml:space="preserve"> 功能。</w:t>
       </w:r>
     </w:p>
     <w:p>
@@ -13687,7 +14795,31 @@
         <w:t>路由器</w:t>
       </w:r>
       <w:r>
-        <w:t>：功能包括发射 WiFi 信号和管理局域网设备；WiFi 涉及信道频率等概念，如最新标准 [802.11.AC](802.11.AC) 可称 WiFi 5，能发射 2.4G 和 5G 赫兹信道，5G 赫兹信道强但不适合穿墙；三频路由器通过三个独立收发硬件实现网络分流。</w:t>
+        <w:t xml:space="preserve">：功能包括发射 </w:t>
+      </w:r>
+      <w:proofErr w:type="spellStart"/>
+      <w:r>
+        <w:t>WiFi</w:t>
+      </w:r>
+      <w:proofErr w:type="spellEnd"/>
+      <w:r>
+        <w:t xml:space="preserve"> 信号和管理局域网设备；</w:t>
+      </w:r>
+      <w:proofErr w:type="spellStart"/>
+      <w:r>
+        <w:t>WiFi</w:t>
+      </w:r>
+      <w:proofErr w:type="spellEnd"/>
+      <w:r>
+        <w:t xml:space="preserve"> 涉及信道频率等概念，如最新标准 [802.11.AC](802.11.AC) 可称 </w:t>
+      </w:r>
+      <w:proofErr w:type="spellStart"/>
+      <w:r>
+        <w:t>WiFi</w:t>
+      </w:r>
+      <w:proofErr w:type="spellEnd"/>
+      <w:r>
+        <w:t xml:space="preserve"> 5，能发射 2.4G 和 5G 赫兹信道，5G 赫兹信道强但不适合穿墙；三频路由器通过三个独立收发硬件实现网络分流。</w:t>
       </w:r>
     </w:p>
     <w:p>
@@ -14008,7 +15140,21 @@
         <w:rPr>
           <w:rFonts w:hint="eastAsia"/>
         </w:rPr>
-        <w:t>特殊ip：192.168.0.0~192.168.255.255</w:t>
+        <w:t>特殊</w:t>
+      </w:r>
+      <w:proofErr w:type="spellStart"/>
+      <w:r>
+        <w:rPr>
+          <w:rFonts w:hint="eastAsia"/>
+        </w:rPr>
+        <w:t>ip</w:t>
+      </w:r>
+      <w:proofErr w:type="spellEnd"/>
+      <w:r>
+        <w:rPr>
+          <w:rFonts w:hint="eastAsia"/>
+        </w:rPr>
+        <w:t>：192.168.0.0~192.168.255.255</w:t>
       </w:r>
     </w:p>
     <w:p>
@@ -14079,7 +15225,21 @@
         <w:rPr>
           <w:rFonts w:hint="eastAsia"/>
         </w:rPr>
-        <w:t>用于区分ip地址在不在局域网里</w:t>
+        <w:t>用于区分</w:t>
+      </w:r>
+      <w:proofErr w:type="spellStart"/>
+      <w:r>
+        <w:rPr>
+          <w:rFonts w:hint="eastAsia"/>
+        </w:rPr>
+        <w:t>ip</w:t>
+      </w:r>
+      <w:proofErr w:type="spellEnd"/>
+      <w:r>
+        <w:rPr>
+          <w:rFonts w:hint="eastAsia"/>
+        </w:rPr>
+        <w:t>地址在不在局域网里</w:t>
       </w:r>
       <w:r>
         <w:rPr>
@@ -14209,7 +15369,15 @@
         <w:t>光猫</w:t>
       </w:r>
       <w:r>
-        <w:t>：有调制解调器、路由和 WiFi 功能，能将光纤光信号转换为电信号。</w:t>
+        <w:t xml:space="preserve">：有调制解调器、路由和 </w:t>
+      </w:r>
+      <w:proofErr w:type="spellStart"/>
+      <w:r>
+        <w:t>WiFi</w:t>
+      </w:r>
+      <w:proofErr w:type="spellEnd"/>
+      <w:r>
+        <w:t xml:space="preserve"> 功能，能将光纤光信号转换为电信号。</w:t>
       </w:r>
     </w:p>
     <w:p>
@@ -14230,7 +15398,15 @@
         <w:t>路由器</w:t>
       </w:r>
       <w:r>
-        <w:t>：发射 WiFi 信号、管理局域网设备，有 2.4G 和 5G 两个频率信道。</w:t>
+        <w:t xml:space="preserve">：发射 </w:t>
+      </w:r>
+      <w:proofErr w:type="spellStart"/>
+      <w:r>
+        <w:t>WiFi</w:t>
+      </w:r>
+      <w:proofErr w:type="spellEnd"/>
+      <w:r>
+        <w:t xml:space="preserve"> 信号、管理局域网设备，有 2.4G 和 5G 两个频率信道。</w:t>
       </w:r>
     </w:p>
     <w:p>
@@ -14293,7 +15469,15 @@
         <w:t>联网设备</w:t>
       </w:r>
       <w:r>
-        <w:t>：手机、电脑等能联网是因有网卡，台式机可通过无线网卡实现 WiFi 联网。</w:t>
+        <w:t xml:space="preserve">：手机、电脑等能联网是因有网卡，台式机可通过无线网卡实现 </w:t>
+      </w:r>
+      <w:proofErr w:type="spellStart"/>
+      <w:r>
+        <w:t>WiFi</w:t>
+      </w:r>
+      <w:proofErr w:type="spellEnd"/>
+      <w:r>
+        <w:t xml:space="preserve"> 联网。</w:t>
       </w:r>
     </w:p>
     <w:p>
@@ -15008,8 +16192,16 @@
         <w:rPr>
           <w:rFonts w:hint="eastAsia"/>
         </w:rPr>
-        <w:t>WAN只有一个ip</w:t>
-      </w:r>
+        <w:t>WAN只有一个</w:t>
+      </w:r>
+      <w:proofErr w:type="spellStart"/>
+      <w:r>
+        <w:rPr>
+          <w:rFonts w:hint="eastAsia"/>
+        </w:rPr>
+        <w:t>ip</w:t>
+      </w:r>
+      <w:proofErr w:type="spellEnd"/>
     </w:p>
     <w:p>
       <w:pPr>
@@ -15147,8 +16339,16 @@
         <w:rPr>
           <w:rFonts w:hint="eastAsia"/>
         </w:rPr>
-        <w:t>在手机上访问电脑打开的网页的方法：访问电脑的ip</w:t>
-      </w:r>
+        <w:t>在手机上访问电脑打开的网页的方法：访问电脑的</w:t>
+      </w:r>
+      <w:proofErr w:type="spellStart"/>
+      <w:r>
+        <w:rPr>
+          <w:rFonts w:hint="eastAsia"/>
+        </w:rPr>
+        <w:t>ip</w:t>
+      </w:r>
+      <w:proofErr w:type="spellEnd"/>
     </w:p>
     <w:p>
       <w:pPr>
@@ -18237,11 +19437,19 @@
           <w:rFonts w:hint="eastAsia"/>
         </w:rPr>
       </w:pPr>
-      <w:r>
-        <w:rPr>
-          <w:rFonts w:hint="eastAsia"/>
-        </w:rPr>
-        <w:t>app.listen(PORT,()=&gt;{})</w:t>
+      <w:proofErr w:type="spellStart"/>
+      <w:r>
+        <w:rPr>
+          <w:rFonts w:hint="eastAsia"/>
+        </w:rPr>
+        <w:t>app.listen</w:t>
+      </w:r>
+      <w:proofErr w:type="spellEnd"/>
+      <w:r>
+        <w:rPr>
+          <w:rFonts w:hint="eastAsia"/>
+        </w:rPr>
+        <w:t>(PORT,()=&gt;{})</w:t>
       </w:r>
     </w:p>
     <w:p>
@@ -18341,33 +19549,75 @@
               <w:rPr>
                 <w:rFonts w:hint="eastAsia"/>
               </w:rPr>
-              <w:t>const server = http.createServer((req, res) =&gt; {</w:t>
-            </w:r>
-          </w:p>
-          <w:p>
-            <w:pPr>
-              <w:rPr>
-                <w:rFonts w:hint="eastAsia"/>
-              </w:rPr>
-            </w:pPr>
-            <w:r>
-              <w:rPr>
-                <w:rFonts w:hint="eastAsia"/>
-              </w:rPr>
-              <w:t xml:space="preserve">  res.writeHead(200, { "Content-Type": "text/plain" })</w:t>
-            </w:r>
-          </w:p>
-          <w:p>
-            <w:pPr>
-              <w:rPr>
-                <w:rFonts w:hint="eastAsia"/>
-              </w:rPr>
-            </w:pPr>
-            <w:r>
-              <w:rPr>
-                <w:rFonts w:hint="eastAsia"/>
-              </w:rPr>
-              <w:t xml:space="preserve">  res.end("Hello HTTP/1.1\n")</w:t>
+              <w:t xml:space="preserve">const server = </w:t>
+            </w:r>
+            <w:proofErr w:type="spellStart"/>
+            <w:r>
+              <w:rPr>
+                <w:rFonts w:hint="eastAsia"/>
+              </w:rPr>
+              <w:t>http.createServer</w:t>
+            </w:r>
+            <w:proofErr w:type="spellEnd"/>
+            <w:r>
+              <w:rPr>
+                <w:rFonts w:hint="eastAsia"/>
+              </w:rPr>
+              <w:t>((req, res) =&gt; {</w:t>
+            </w:r>
+          </w:p>
+          <w:p>
+            <w:pPr>
+              <w:rPr>
+                <w:rFonts w:hint="eastAsia"/>
+              </w:rPr>
+            </w:pPr>
+            <w:r>
+              <w:rPr>
+                <w:rFonts w:hint="eastAsia"/>
+              </w:rPr>
+              <w:t xml:space="preserve">  </w:t>
+            </w:r>
+            <w:proofErr w:type="spellStart"/>
+            <w:r>
+              <w:rPr>
+                <w:rFonts w:hint="eastAsia"/>
+              </w:rPr>
+              <w:t>res.writeHead</w:t>
+            </w:r>
+            <w:proofErr w:type="spellEnd"/>
+            <w:r>
+              <w:rPr>
+                <w:rFonts w:hint="eastAsia"/>
+              </w:rPr>
+              <w:t>(200, { "Content-Type": "text/plain" })</w:t>
+            </w:r>
+          </w:p>
+          <w:p>
+            <w:pPr>
+              <w:rPr>
+                <w:rFonts w:hint="eastAsia"/>
+              </w:rPr>
+            </w:pPr>
+            <w:r>
+              <w:rPr>
+                <w:rFonts w:hint="eastAsia"/>
+              </w:rPr>
+              <w:t xml:space="preserve">  </w:t>
+            </w:r>
+            <w:proofErr w:type="spellStart"/>
+            <w:r>
+              <w:rPr>
+                <w:rFonts w:hint="eastAsia"/>
+              </w:rPr>
+              <w:t>res.end</w:t>
+            </w:r>
+            <w:proofErr w:type="spellEnd"/>
+            <w:r>
+              <w:rPr>
+                <w:rFonts w:hint="eastAsia"/>
+              </w:rPr>
+              <w:t>("Hello HTTP/1.1\n")</w:t>
             </w:r>
           </w:p>
           <w:p>
@@ -18389,11 +19639,19 @@
                 <w:rFonts w:hint="eastAsia"/>
               </w:rPr>
             </w:pPr>
-            <w:r>
-              <w:rPr>
-                <w:rFonts w:hint="eastAsia"/>
-              </w:rPr>
-              <w:t>server.listen(3000)</w:t>
+            <w:proofErr w:type="spellStart"/>
+            <w:r>
+              <w:rPr>
+                <w:rFonts w:hint="eastAsia"/>
+              </w:rPr>
+              <w:t>server.listen</w:t>
+            </w:r>
+            <w:proofErr w:type="spellEnd"/>
+            <w:r>
+              <w:rPr>
+                <w:rFonts w:hint="eastAsia"/>
+              </w:rPr>
+              <w:t>(3000)</w:t>
             </w:r>
           </w:p>
         </w:tc>
@@ -18439,20 +19697,48 @@
               <w:rPr>
                 <w:rFonts w:hint="eastAsia"/>
               </w:rPr>
-              <w:t xml:space="preserve">  res.stream.respond({ ":status": 200, "content-type": "text/plain" })</w:t>
-            </w:r>
-          </w:p>
-          <w:p>
-            <w:pPr>
-              <w:rPr>
-                <w:rFonts w:hint="eastAsia"/>
-              </w:rPr>
-            </w:pPr>
-            <w:r>
-              <w:rPr>
-                <w:rFonts w:hint="eastAsia"/>
-              </w:rPr>
-              <w:t xml:space="preserve">  res.stream.end("Hello HTTP/2")</w:t>
+              <w:t xml:space="preserve">  </w:t>
+            </w:r>
+            <w:proofErr w:type="spellStart"/>
+            <w:r>
+              <w:rPr>
+                <w:rFonts w:hint="eastAsia"/>
+              </w:rPr>
+              <w:t>res.stream.respond</w:t>
+            </w:r>
+            <w:proofErr w:type="spellEnd"/>
+            <w:r>
+              <w:rPr>
+                <w:rFonts w:hint="eastAsia"/>
+              </w:rPr>
+              <w:t>({ ":status": 200, "content-type": "text/plain" })</w:t>
+            </w:r>
+          </w:p>
+          <w:p>
+            <w:pPr>
+              <w:rPr>
+                <w:rFonts w:hint="eastAsia"/>
+              </w:rPr>
+            </w:pPr>
+            <w:r>
+              <w:rPr>
+                <w:rFonts w:hint="eastAsia"/>
+              </w:rPr>
+              <w:t xml:space="preserve">  </w:t>
+            </w:r>
+            <w:proofErr w:type="spellStart"/>
+            <w:r>
+              <w:rPr>
+                <w:rFonts w:hint="eastAsia"/>
+              </w:rPr>
+              <w:t>res.stream.end</w:t>
+            </w:r>
+            <w:proofErr w:type="spellEnd"/>
+            <w:r>
+              <w:rPr>
+                <w:rFonts w:hint="eastAsia"/>
+              </w:rPr>
+              <w:t>("Hello HTTP/2")</w:t>
             </w:r>
           </w:p>
           <w:p>
@@ -18474,11 +19760,19 @@
                 <w:rFonts w:hint="eastAsia"/>
               </w:rPr>
             </w:pPr>
-            <w:r>
-              <w:rPr>
-                <w:rFonts w:hint="eastAsia"/>
-              </w:rPr>
-              <w:t>server.listen(3000)</w:t>
+            <w:proofErr w:type="spellStart"/>
+            <w:r>
+              <w:rPr>
+                <w:rFonts w:hint="eastAsia"/>
+              </w:rPr>
+              <w:t>server.listen</w:t>
+            </w:r>
+            <w:proofErr w:type="spellEnd"/>
+            <w:r>
+              <w:rPr>
+                <w:rFonts w:hint="eastAsia"/>
+              </w:rPr>
+              <w:t>(3000)</w:t>
             </w:r>
           </w:p>
         </w:tc>
@@ -18667,7 +19961,21 @@
         <w:rPr>
           <w:rFonts w:hint="eastAsia"/>
         </w:rPr>
-        <w:t>子网掩码判断两个ip是否在同一个局域网</w:t>
+        <w:t>子网掩码判断两个</w:t>
+      </w:r>
+      <w:proofErr w:type="spellStart"/>
+      <w:r>
+        <w:rPr>
+          <w:rFonts w:hint="eastAsia"/>
+        </w:rPr>
+        <w:t>ip</w:t>
+      </w:r>
+      <w:proofErr w:type="spellEnd"/>
+      <w:r>
+        <w:rPr>
+          <w:rFonts w:hint="eastAsia"/>
+        </w:rPr>
+        <w:t>是否在同一个局域网</w:t>
       </w:r>
     </w:p>
     <w:p>
@@ -18754,12 +20062,14 @@
         </w:rPr>
         <w:t>介质：</w:t>
       </w:r>
+      <w:proofErr w:type="spellStart"/>
       <w:r>
         <w:rPr>
           <w:rFonts w:hint="eastAsia"/>
         </w:rPr>
         <w:t>WiFi</w:t>
       </w:r>
+      <w:proofErr w:type="spellEnd"/>
       <w:r>
         <w:rPr>
           <w:rFonts w:hint="eastAsia"/>
@@ -18815,7 +20125,21 @@
         <w:rPr>
           <w:rFonts w:hint="eastAsia"/>
         </w:rPr>
-        <w:t>缓存表记录在路由器，局域网ip和mac地址对应关系</w:t>
+        <w:t>缓存表记录在路由器，局域网</w:t>
+      </w:r>
+      <w:proofErr w:type="spellStart"/>
+      <w:r>
+        <w:rPr>
+          <w:rFonts w:hint="eastAsia"/>
+        </w:rPr>
+        <w:t>ip</w:t>
+      </w:r>
+      <w:proofErr w:type="spellEnd"/>
+      <w:r>
+        <w:rPr>
+          <w:rFonts w:hint="eastAsia"/>
+        </w:rPr>
+        <w:t>和mac地址对应关系</w:t>
       </w:r>
     </w:p>
     <w:p>
@@ -19242,7 +20566,15 @@
         <w:t>介质</w:t>
       </w:r>
       <w:r>
-        <w:t>：无线时是 WiFi AP 等，有线时涉及交换机、网卡。</w:t>
+        <w:t xml:space="preserve">：无线时是 </w:t>
+      </w:r>
+      <w:proofErr w:type="spellStart"/>
+      <w:r>
+        <w:t>WiFi</w:t>
+      </w:r>
+      <w:proofErr w:type="spellEnd"/>
+      <w:r>
+        <w:t xml:space="preserve"> AP 等，有线时涉及交换机、网卡。</w:t>
       </w:r>
     </w:p>
     <w:p>
@@ -22229,7 +23561,15 @@
         <w:t>数据链路层</w:t>
       </w:r>
       <w:r>
-        <w:t>：与物理层统称以太网，介质为WiFi，给数据添加MAC地址。</w:t>
+        <w:t>：与物理层统称以太网，介质为</w:t>
+      </w:r>
+      <w:proofErr w:type="spellStart"/>
+      <w:r>
+        <w:t>WiFi</w:t>
+      </w:r>
+      <w:proofErr w:type="spellEnd"/>
+      <w:r>
+        <w:t>，给数据添加MAC地址。</w:t>
       </w:r>
     </w:p>
     <w:p>
@@ -22550,7 +23890,31 @@
         <w:t>课后作业与要求</w:t>
       </w:r>
       <w:r>
-        <w:t>：研究nslookup和whois，做NextJS+Tailwind个人项目放GitHub，继续刷八股和力扣题目。</w:t>
+        <w:t>：研究</w:t>
+      </w:r>
+      <w:proofErr w:type="spellStart"/>
+      <w:r>
+        <w:t>nslookup</w:t>
+      </w:r>
+      <w:proofErr w:type="spellEnd"/>
+      <w:r>
+        <w:t>和</w:t>
+      </w:r>
+      <w:proofErr w:type="spellStart"/>
+      <w:r>
+        <w:t>whois</w:t>
+      </w:r>
+      <w:proofErr w:type="spellEnd"/>
+      <w:r>
+        <w:t>，做</w:t>
+      </w:r>
+      <w:proofErr w:type="spellStart"/>
+      <w:r>
+        <w:t>NextJS+Tailwind</w:t>
+      </w:r>
+      <w:proofErr w:type="spellEnd"/>
+      <w:r>
+        <w:t>个人项目放GitHub，继续刷八股和力扣题目。</w:t>
       </w:r>
     </w:p>
     <w:p>
@@ -22573,11 +23937,19 @@
           <w:rFonts w:hint="eastAsia"/>
         </w:rPr>
       </w:pPr>
-      <w:r>
-        <w:rPr>
-          <w:rFonts w:hint="eastAsia"/>
-        </w:rPr>
-        <w:t>Leetcode: 20-30min</w:t>
+      <w:proofErr w:type="spellStart"/>
+      <w:r>
+        <w:rPr>
+          <w:rFonts w:hint="eastAsia"/>
+        </w:rPr>
+        <w:t>Leetcode</w:t>
+      </w:r>
+      <w:proofErr w:type="spellEnd"/>
+      <w:r>
+        <w:rPr>
+          <w:rFonts w:hint="eastAsia"/>
+        </w:rPr>
+        <w:t>: 20-30min</w:t>
       </w:r>
     </w:p>
     <w:p>
@@ -22685,7 +24057,15 @@
         <w:t>网络命令工具</w:t>
       </w:r>
       <w:r>
-        <w:t>：NS lookup查询域名和IP对应关系，whois查询域名或地址注册用户信息，host文件是本地维护的IP与域名对应关系。</w:t>
+        <w:t>：NS lookup查询域名和IP对应关系，</w:t>
+      </w:r>
+      <w:proofErr w:type="spellStart"/>
+      <w:r>
+        <w:t>whois</w:t>
+      </w:r>
+      <w:proofErr w:type="spellEnd"/>
+      <w:r>
+        <w:t>查询域名或地址注册用户信息，host文件是本地维护的IP与域名对应关系。</w:t>
       </w:r>
     </w:p>
     <w:p>
@@ -22811,7 +24191,15 @@
         <w:t>前后端分离</w:t>
       </w:r>
       <w:r>
-        <w:t>：前端代码打包进dist文件放前端服务器或CDN，CDN可就近提供资源，但可能缓存过重；后端API服务器可纵向扩展实现负载均衡，还可由软件集成管理。</w:t>
+        <w:t>：前端代码打包进</w:t>
+      </w:r>
+      <w:proofErr w:type="spellStart"/>
+      <w:r>
+        <w:t>dist</w:t>
+      </w:r>
+      <w:proofErr w:type="spellEnd"/>
+      <w:r>
+        <w:t>文件放前端服务器或CDN，CDN可就近提供资源，但可能缓存过重；后端API服务器可纵向扩展实现负载均衡，还可由软件集成管理。</w:t>
       </w:r>
     </w:p>
     <w:p>
@@ -22908,12 +24296,21 @@
           <w:rFonts w:hint="eastAsia"/>
         </w:rPr>
       </w:pPr>
+      <w:proofErr w:type="spellStart"/>
       <w:r>
         <w:rPr>
           <w:b/>
           <w:bCs/>
         </w:rPr>
-        <w:t>LeetCode刷题</w:t>
+        <w:t>LeetCode</w:t>
+      </w:r>
+      <w:proofErr w:type="spellEnd"/>
+      <w:r>
+        <w:rPr>
+          <w:b/>
+          <w:bCs/>
+        </w:rPr>
+        <w:t>刷题</w:t>
       </w:r>
       <w:r>
         <w:t>：定20 - 30分钟闹钟，用白板刷题，可边做边讲，超时看答案，选通用型解题方法。</w:t>
@@ -22940,7 +24337,13 @@
         <w:t>：用React做前后端项目，先完成前端，可基于Next JS框架，完成后提交到GitLab 。</w:t>
       </w:r>
     </w:p>
-    <w:p/>
+    <w:p>
+      <w:pPr>
+        <w:rPr>
+          <w:rFonts w:hint="eastAsia"/>
+        </w:rPr>
+      </w:pPr>
+    </w:p>
     <w:p>
       <w:pPr>
         <w:pStyle w:val="1"/>
@@ -22952,61 +24355,50 @@
         <w:rPr>
           <w:rFonts w:hint="eastAsia"/>
         </w:rPr>
-        <w:t>0</w:t>
-      </w:r>
-      <w:r>
-        <w:rPr>
-          <w:rFonts w:hint="eastAsia"/>
-        </w:rPr>
-        <w:t>3</w:t>
-      </w:r>
-      <w:r>
-        <w:rPr>
-          <w:rFonts w:hint="eastAsia"/>
-        </w:rPr>
-        <w:t>.</w:t>
-      </w:r>
-      <w:r>
-        <w:rPr>
-          <w:rFonts w:hint="eastAsia"/>
-        </w:rPr>
-        <w:t>05</w:t>
-      </w:r>
-      <w:r>
-        <w:rPr>
-          <w:rFonts w:hint="eastAsia"/>
-        </w:rPr>
-        <w:t>课时</w:t>
-      </w:r>
-      <w:r>
-        <w:rPr>
-          <w:rFonts w:hint="eastAsia"/>
-        </w:rPr>
-        <w:t>20</w:t>
-      </w:r>
-      <w:r>
-        <w:rPr>
-          <w:rFonts w:hint="eastAsia"/>
-        </w:rPr>
-        <w:t>——</w:t>
-      </w:r>
-      <w:r>
-        <w:rPr>
-          <w:rFonts w:hint="eastAsia"/>
-        </w:rPr>
-        <w:t>面试题：行为场景题</w:t>
-      </w:r>
-    </w:p>
-    <w:p/>
-    <w:p>
-      <w:r>
-        <w:rPr>
-          <w:rFonts w:hint="eastAsia"/>
-        </w:rPr>
-        <w:t>照片，github的100star\40fork\关注，</w:t>
-      </w:r>
-    </w:p>
-    <w:p/>
+        <w:t>03.05课时20——面试题：行为场景题</w:t>
+      </w:r>
+    </w:p>
+    <w:p>
+      <w:pPr>
+        <w:rPr>
+          <w:rFonts w:hint="eastAsia"/>
+        </w:rPr>
+      </w:pPr>
+    </w:p>
+    <w:p>
+      <w:pPr>
+        <w:rPr>
+          <w:rFonts w:hint="eastAsia"/>
+        </w:rPr>
+      </w:pPr>
+      <w:r>
+        <w:rPr>
+          <w:rFonts w:hint="eastAsia"/>
+        </w:rPr>
+        <w:t>照片，</w:t>
+      </w:r>
+      <w:proofErr w:type="spellStart"/>
+      <w:r>
+        <w:rPr>
+          <w:rFonts w:hint="eastAsia"/>
+        </w:rPr>
+        <w:t>github</w:t>
+      </w:r>
+      <w:proofErr w:type="spellEnd"/>
+      <w:r>
+        <w:rPr>
+          <w:rFonts w:hint="eastAsia"/>
+        </w:rPr>
+        <w:t>的100star\40fork\关注，</w:t>
+      </w:r>
+    </w:p>
+    <w:p>
+      <w:pPr>
+        <w:rPr>
+          <w:rFonts w:hint="eastAsia"/>
+        </w:rPr>
+      </w:pPr>
+    </w:p>
     <w:p>
       <w:pPr>
         <w:pStyle w:val="a9"/>
@@ -23014,6 +24406,9 @@
           <w:ilvl w:val="0"/>
           <w:numId w:val="30"/>
         </w:numPr>
+        <w:rPr>
+          <w:rFonts w:hint="eastAsia"/>
+        </w:rPr>
       </w:pPr>
       <w:r>
         <w:rPr>
@@ -23029,6 +24424,9 @@
           <w:ilvl w:val="1"/>
           <w:numId w:val="24"/>
         </w:numPr>
+        <w:rPr>
+          <w:rFonts w:hint="eastAsia"/>
+        </w:rPr>
       </w:pPr>
       <w:r>
         <w:rPr>
@@ -23044,6 +24442,9 @@
           <w:ilvl w:val="1"/>
           <w:numId w:val="24"/>
         </w:numPr>
+        <w:rPr>
+          <w:rFonts w:hint="eastAsia"/>
+        </w:rPr>
       </w:pPr>
       <w:r>
         <w:rPr>
@@ -23059,6 +24460,9 @@
           <w:ilvl w:val="1"/>
           <w:numId w:val="24"/>
         </w:numPr>
+        <w:rPr>
+          <w:rFonts w:hint="eastAsia"/>
+        </w:rPr>
       </w:pPr>
       <w:r>
         <w:rPr>
@@ -23092,6 +24496,9 @@
           <w:ilvl w:val="0"/>
           <w:numId w:val="30"/>
         </w:numPr>
+        <w:rPr>
+          <w:rFonts w:hint="eastAsia"/>
+        </w:rPr>
       </w:pPr>
       <w:r>
         <w:rPr>
@@ -23107,6 +24514,9 @@
           <w:ilvl w:val="1"/>
           <w:numId w:val="31"/>
         </w:numPr>
+        <w:rPr>
+          <w:rFonts w:hint="eastAsia"/>
+        </w:rPr>
       </w:pPr>
       <w:r>
         <w:rPr>
@@ -23122,6 +24532,9 @@
           <w:ilvl w:val="1"/>
           <w:numId w:val="31"/>
         </w:numPr>
+        <w:rPr>
+          <w:rFonts w:hint="eastAsia"/>
+        </w:rPr>
       </w:pPr>
       <w:r>
         <w:rPr>
@@ -23149,6 +24562,9 @@
           <w:ilvl w:val="1"/>
           <w:numId w:val="31"/>
         </w:numPr>
+        <w:rPr>
+          <w:rFonts w:hint="eastAsia"/>
+        </w:rPr>
       </w:pPr>
       <w:r>
         <w:rPr>
@@ -23170,6 +24586,9 @@
           <w:ilvl w:val="1"/>
           <w:numId w:val="31"/>
         </w:numPr>
+        <w:rPr>
+          <w:rFonts w:hint="eastAsia"/>
+        </w:rPr>
       </w:pPr>
       <w:r>
         <w:rPr>
@@ -23185,6 +24604,9 @@
           <w:ilvl w:val="0"/>
           <w:numId w:val="30"/>
         </w:numPr>
+        <w:rPr>
+          <w:rFonts w:hint="eastAsia"/>
+        </w:rPr>
       </w:pPr>
       <w:r>
         <w:rPr>
@@ -23200,6 +24622,9 @@
           <w:ilvl w:val="1"/>
           <w:numId w:val="31"/>
         </w:numPr>
+        <w:rPr>
+          <w:rFonts w:hint="eastAsia"/>
+        </w:rPr>
       </w:pPr>
       <w:r>
         <w:rPr>
@@ -23215,6 +24640,9 @@
           <w:ilvl w:val="1"/>
           <w:numId w:val="31"/>
         </w:numPr>
+        <w:rPr>
+          <w:rFonts w:hint="eastAsia"/>
+        </w:rPr>
       </w:pPr>
       <w:r>
         <w:rPr>
@@ -23230,6 +24658,9 @@
           <w:ilvl w:val="1"/>
           <w:numId w:val="31"/>
         </w:numPr>
+        <w:rPr>
+          <w:rFonts w:hint="eastAsia"/>
+        </w:rPr>
       </w:pPr>
       <w:r>
         <w:rPr>
@@ -23245,6 +24676,9 @@
           <w:ilvl w:val="1"/>
           <w:numId w:val="31"/>
         </w:numPr>
+        <w:rPr>
+          <w:rFonts w:hint="eastAsia"/>
+        </w:rPr>
       </w:pPr>
       <w:r>
         <w:rPr>
@@ -23260,6 +24694,9 @@
           <w:ilvl w:val="0"/>
           <w:numId w:val="30"/>
         </w:numPr>
+        <w:rPr>
+          <w:rFonts w:hint="eastAsia"/>
+        </w:rPr>
       </w:pPr>
       <w:r>
         <w:rPr>
@@ -23275,6 +24712,9 @@
           <w:ilvl w:val="1"/>
           <w:numId w:val="32"/>
         </w:numPr>
+        <w:rPr>
+          <w:rFonts w:hint="eastAsia"/>
+        </w:rPr>
       </w:pPr>
       <w:r>
         <w:rPr>
@@ -23302,6 +24742,9 @@
           <w:ilvl w:val="1"/>
           <w:numId w:val="32"/>
         </w:numPr>
+        <w:rPr>
+          <w:rFonts w:hint="eastAsia"/>
+        </w:rPr>
       </w:pPr>
       <w:r>
         <w:rPr>
@@ -23334,8 +24777,19 @@
         <w:t>技术选型、基建脚手架、</w:t>
       </w:r>
     </w:p>
-    <w:p/>
-    <w:p>
+    <w:p>
+      <w:pPr>
+        <w:rPr>
+          <w:rFonts w:hint="eastAsia"/>
+        </w:rPr>
+      </w:pPr>
+    </w:p>
+    <w:p>
+      <w:pPr>
+        <w:rPr>
+          <w:rFonts w:hint="eastAsia"/>
+        </w:rPr>
+      </w:pPr>
       <w:r>
         <w:t>本次课老师与学员沟通新年学习计划并讲解面试行为场景题，包括团队冲突、学习能力等题型的答题思路。</w:t>
       </w:r>
@@ -23346,6 +24800,9 @@
           <w:ilvl w:val="0"/>
           <w:numId w:val="33"/>
         </w:numPr>
+        <w:rPr>
+          <w:rFonts w:hint="eastAsia"/>
+        </w:rPr>
       </w:pPr>
       <w:r>
         <w:rPr>
@@ -23364,6 +24821,9 @@
           <w:ilvl w:val="1"/>
           <w:numId w:val="33"/>
         </w:numPr>
+        <w:rPr>
+          <w:rFonts w:hint="eastAsia"/>
+        </w:rPr>
       </w:pPr>
       <w:r>
         <w:rPr>
@@ -23382,6 +24842,9 @@
           <w:ilvl w:val="1"/>
           <w:numId w:val="33"/>
         </w:numPr>
+        <w:rPr>
+          <w:rFonts w:hint="eastAsia"/>
+        </w:rPr>
       </w:pPr>
       <w:r>
         <w:rPr>
@@ -23400,6 +24863,9 @@
           <w:ilvl w:val="0"/>
           <w:numId w:val="33"/>
         </w:numPr>
+        <w:rPr>
+          <w:rFonts w:hint="eastAsia"/>
+        </w:rPr>
       </w:pPr>
       <w:r>
         <w:rPr>
@@ -23418,6 +24884,9 @@
           <w:ilvl w:val="1"/>
           <w:numId w:val="33"/>
         </w:numPr>
+        <w:rPr>
+          <w:rFonts w:hint="eastAsia"/>
+        </w:rPr>
       </w:pPr>
       <w:r>
         <w:rPr>
@@ -23436,6 +24905,9 @@
           <w:ilvl w:val="1"/>
           <w:numId w:val="33"/>
         </w:numPr>
+        <w:rPr>
+          <w:rFonts w:hint="eastAsia"/>
+        </w:rPr>
       </w:pPr>
       <w:r>
         <w:rPr>
@@ -23454,6 +24926,9 @@
           <w:ilvl w:val="1"/>
           <w:numId w:val="33"/>
         </w:numPr>
+        <w:rPr>
+          <w:rFonts w:hint="eastAsia"/>
+        </w:rPr>
       </w:pPr>
       <w:r>
         <w:rPr>
@@ -23472,6 +24947,9 @@
           <w:ilvl w:val="1"/>
           <w:numId w:val="33"/>
         </w:numPr>
+        <w:rPr>
+          <w:rFonts w:hint="eastAsia"/>
+        </w:rPr>
       </w:pPr>
       <w:r>
         <w:rPr>
@@ -23490,6 +24968,9 @@
           <w:ilvl w:val="1"/>
           <w:numId w:val="33"/>
         </w:numPr>
+        <w:rPr>
+          <w:rFonts w:hint="eastAsia"/>
+        </w:rPr>
       </w:pPr>
       <w:r>
         <w:rPr>
@@ -23504,10 +24985,501 @@
     </w:p>
     <w:p>
       <w:pPr>
-        <w:rPr>
-          <w:rFonts w:hint="eastAsia"/>
-        </w:rPr>
-      </w:pPr>
+        <w:pStyle w:val="1"/>
+        <w:rPr>
+          <w:rFonts w:hint="eastAsia"/>
+        </w:rPr>
+      </w:pPr>
+      <w:r>
+        <w:rPr>
+          <w:rFonts w:hint="eastAsia"/>
+        </w:rPr>
+        <w:t>03.</w:t>
+      </w:r>
+      <w:r>
+        <w:rPr>
+          <w:rFonts w:hint="eastAsia"/>
+        </w:rPr>
+        <w:t>12</w:t>
+      </w:r>
+      <w:r>
+        <w:rPr>
+          <w:rFonts w:hint="eastAsia"/>
+        </w:rPr>
+        <w:t>课时2</w:t>
+      </w:r>
+      <w:r>
+        <w:rPr>
+          <w:rFonts w:hint="eastAsia"/>
+        </w:rPr>
+        <w:t>1</w:t>
+      </w:r>
+      <w:r>
+        <w:rPr>
+          <w:rFonts w:hint="eastAsia"/>
+        </w:rPr>
+        <w:t>——面试题：行为场景题</w:t>
+      </w:r>
+    </w:p>
+    <w:p>
+      <w:r>
+        <w:rPr>
+          <w:rFonts w:hint="eastAsia"/>
+        </w:rPr>
+        <w:t>浏览器从输入</w:t>
+      </w:r>
+      <w:proofErr w:type="spellStart"/>
+      <w:r>
+        <w:rPr>
+          <w:rFonts w:hint="eastAsia"/>
+        </w:rPr>
+        <w:t>url</w:t>
+      </w:r>
+      <w:proofErr w:type="spellEnd"/>
+      <w:r>
+        <w:rPr>
+          <w:rFonts w:hint="eastAsia"/>
+        </w:rPr>
+        <w:t>后到呈现整个页面的过程，及整个过程中web性能指标如何触发</w:t>
+      </w:r>
+    </w:p>
+    <w:p/>
+    <w:p>
+      <w:r>
+        <w:rPr>
+          <w:rFonts w:hint="eastAsia"/>
+        </w:rPr>
+        <w:t>（定义，工作原理，用例）</w:t>
+      </w:r>
+    </w:p>
+    <w:p/>
+    <w:p>
+      <w:pPr>
+        <w:pStyle w:val="a9"/>
+        <w:numPr>
+          <w:ilvl w:val="0"/>
+          <w:numId w:val="35"/>
+        </w:numPr>
+      </w:pPr>
+      <w:r>
+        <w:rPr>
+          <w:rFonts w:hint="eastAsia"/>
+        </w:rPr>
+        <w:t>网络阶段，把字节拿到手，</w:t>
+      </w:r>
+    </w:p>
+    <w:p>
+      <w:pPr>
+        <w:pStyle w:val="a9"/>
+        <w:numPr>
+          <w:ilvl w:val="1"/>
+          <w:numId w:val="35"/>
+        </w:numPr>
+      </w:pPr>
+      <w:r>
+        <w:rPr>
+          <w:rFonts w:hint="eastAsia"/>
+        </w:rPr>
+        <w:t>判断搜索词还是协议，搜索词=&gt;搜索引擎，协议=&gt;DNS。</w:t>
+      </w:r>
+      <w:r>
+        <w:rPr>
+          <w:rFonts w:hint="eastAsia"/>
+        </w:rPr>
+        <w:t>HSTS</w:t>
+      </w:r>
+      <w:r>
+        <w:rPr>
+          <w:rFonts w:hint="eastAsia"/>
+        </w:rPr>
+        <w:t>，协议缓存的选择</w:t>
+      </w:r>
+    </w:p>
+    <w:p>
+      <w:pPr>
+        <w:pStyle w:val="a9"/>
+        <w:numPr>
+          <w:ilvl w:val="1"/>
+          <w:numId w:val="35"/>
+        </w:numPr>
+      </w:pPr>
+      <w:r>
+        <w:rPr>
+          <w:rFonts w:hint="eastAsia"/>
+        </w:rPr>
+        <w:t>Service worker，首次请求是没有</w:t>
+      </w:r>
+      <w:proofErr w:type="spellStart"/>
+      <w:r>
+        <w:rPr>
+          <w:rFonts w:hint="eastAsia"/>
+        </w:rPr>
+        <w:t>sw</w:t>
+      </w:r>
+      <w:proofErr w:type="spellEnd"/>
+      <w:r>
+        <w:rPr>
+          <w:rFonts w:hint="eastAsia"/>
+        </w:rPr>
+        <w:t>的，等页面加载结束后注册</w:t>
+      </w:r>
+      <w:proofErr w:type="spellStart"/>
+      <w:r>
+        <w:rPr>
+          <w:rFonts w:hint="eastAsia"/>
+        </w:rPr>
+        <w:t>sw</w:t>
+      </w:r>
+      <w:proofErr w:type="spellEnd"/>
+      <w:r>
+        <w:rPr>
+          <w:rFonts w:hint="eastAsia"/>
+        </w:rPr>
+        <w:t>，注册完浏览器会把注册的信息持久化到本地，</w:t>
+      </w:r>
+      <w:r>
+        <w:rPr>
+          <w:rFonts w:hint="eastAsia"/>
+        </w:rPr>
+        <w:t>……</w:t>
+      </w:r>
+    </w:p>
+    <w:p>
+      <w:pPr>
+        <w:pStyle w:val="a9"/>
+        <w:numPr>
+          <w:ilvl w:val="1"/>
+          <w:numId w:val="35"/>
+        </w:numPr>
+      </w:pPr>
+      <w:r>
+        <w:rPr>
+          <w:rFonts w:hint="eastAsia"/>
+        </w:rPr>
+        <w:t>DNS域名解析，</w:t>
+      </w:r>
+    </w:p>
+    <w:p>
+      <w:pPr>
+        <w:pStyle w:val="a9"/>
+        <w:numPr>
+          <w:ilvl w:val="1"/>
+          <w:numId w:val="35"/>
+        </w:numPr>
+      </w:pPr>
+      <w:r>
+        <w:rPr>
+          <w:rFonts w:hint="eastAsia"/>
+        </w:rPr>
+        <w:t>请求和响应</w:t>
+      </w:r>
+    </w:p>
+    <w:p>
+      <w:pPr>
+        <w:pStyle w:val="a9"/>
+        <w:numPr>
+          <w:ilvl w:val="0"/>
+          <w:numId w:val="35"/>
+        </w:numPr>
+      </w:pPr>
+      <w:r>
+        <w:rPr>
+          <w:rFonts w:hint="eastAsia"/>
+        </w:rPr>
+        <w:t>渲染</w:t>
+      </w:r>
+      <w:r>
+        <w:rPr>
+          <w:rFonts w:hint="eastAsia"/>
+        </w:rPr>
+        <w:t>，字节</w:t>
+      </w:r>
+      <w:r>
+        <w:rPr>
+          <w:rFonts w:hint="eastAsia"/>
+        </w:rPr>
+        <w:t>形成为像素</w:t>
+      </w:r>
+    </w:p>
+    <w:p>
+      <w:pPr>
+        <w:pStyle w:val="a9"/>
+        <w:numPr>
+          <w:ilvl w:val="1"/>
+          <w:numId w:val="35"/>
+        </w:numPr>
+      </w:pPr>
+      <w:r>
+        <w:rPr>
+          <w:rFonts w:hint="eastAsia"/>
+        </w:rPr>
+        <w:t>将01字符编码为字符</w:t>
+      </w:r>
+    </w:p>
+    <w:p>
+      <w:pPr>
+        <w:pStyle w:val="a9"/>
+        <w:numPr>
+          <w:ilvl w:val="1"/>
+          <w:numId w:val="35"/>
+        </w:numPr>
+      </w:pPr>
+      <w:r>
+        <w:rPr>
+          <w:rFonts w:hint="eastAsia"/>
+        </w:rPr>
+        <w:t>将字符划分为一个个token</w:t>
+      </w:r>
+    </w:p>
+    <w:p>
+      <w:pPr>
+        <w:pStyle w:val="a9"/>
+        <w:numPr>
+          <w:ilvl w:val="1"/>
+          <w:numId w:val="35"/>
+        </w:numPr>
+      </w:pPr>
+      <w:r>
+        <w:rPr>
+          <w:rFonts w:hint="eastAsia"/>
+        </w:rPr>
+        <w:t>Dom树，link同步下载CSS，不阻塞页面渲染，在CSS执行之前不会无样式内容闪烁，</w:t>
+      </w:r>
+      <w:r>
+        <w:rPr>
+          <w:rFonts w:hint="eastAsia"/>
+        </w:rPr>
+        <w:t>script，</w:t>
+      </w:r>
+      <w:r>
+        <w:rPr>
+          <w:rFonts w:hint="eastAsia"/>
+        </w:rPr>
+        <w:t>async</w:t>
+      </w:r>
+      <w:r>
+        <w:rPr>
+          <w:rFonts w:hint="eastAsia"/>
+        </w:rPr>
+        <w:t>和</w:t>
+      </w:r>
+      <w:r>
+        <w:rPr>
+          <w:rFonts w:hint="eastAsia"/>
+        </w:rPr>
+        <w:t>defer</w:t>
+      </w:r>
+      <w:r>
+        <w:rPr>
+          <w:rFonts w:hint="eastAsia"/>
+        </w:rPr>
+        <w:t>不妨碍HTML解析，async是竞争状态，defer必须等待</w:t>
+      </w:r>
+      <w:proofErr w:type="spellStart"/>
+      <w:r>
+        <w:rPr>
+          <w:rFonts w:hint="eastAsia"/>
+        </w:rPr>
+        <w:t>dom</w:t>
+      </w:r>
+      <w:proofErr w:type="spellEnd"/>
+      <w:r>
+        <w:rPr>
+          <w:rFonts w:hint="eastAsia"/>
+        </w:rPr>
+        <w:t>整个解析完成，再按序执行</w:t>
+      </w:r>
+      <w:r>
+        <w:rPr>
+          <w:rFonts w:hint="eastAsia"/>
+        </w:rPr>
+        <w:t>。</w:t>
+      </w:r>
+      <w:r>
+        <w:rPr>
+          <w:rFonts w:hint="eastAsia"/>
+        </w:rPr>
+        <w:t>预解析</w:t>
+      </w:r>
+      <w:r>
+        <w:rPr>
+          <w:rFonts w:hint="eastAsia"/>
+        </w:rPr>
+        <w:t xml:space="preserve">&lt;link </w:t>
+      </w:r>
+      <w:proofErr w:type="spellStart"/>
+      <w:r>
+        <w:rPr>
+          <w:rFonts w:hint="eastAsia"/>
+        </w:rPr>
+        <w:t>rel</w:t>
+      </w:r>
+      <w:proofErr w:type="spellEnd"/>
+      <w:r>
+        <w:rPr>
+          <w:rFonts w:hint="eastAsia"/>
+        </w:rPr>
+        <w:t xml:space="preserve">="preload" </w:t>
+      </w:r>
+      <w:proofErr w:type="spellStart"/>
+      <w:r>
+        <w:rPr>
+          <w:rFonts w:hint="eastAsia"/>
+        </w:rPr>
+        <w:t>href</w:t>
+      </w:r>
+      <w:proofErr w:type="spellEnd"/>
+      <w:r>
+        <w:rPr>
+          <w:rFonts w:hint="eastAsia"/>
+        </w:rPr>
+        <w:t>="style.css"&gt;</w:t>
+      </w:r>
+      <w:r>
+        <w:rPr>
+          <w:rFonts w:hint="eastAsia"/>
+        </w:rPr>
+        <w:t>，并行下载，CSS优先级高于JS。DOM+CSSOM后defer。V8引擎执行代码</w:t>
+      </w:r>
+    </w:p>
+    <w:p>
+      <w:pPr>
+        <w:pStyle w:val="a9"/>
+        <w:numPr>
+          <w:ilvl w:val="1"/>
+          <w:numId w:val="35"/>
+        </w:numPr>
+      </w:pPr>
+      <w:r>
+        <w:rPr>
+          <w:rFonts w:hint="eastAsia"/>
+        </w:rPr>
+        <w:t>增量渲染：</w:t>
+      </w:r>
+    </w:p>
+    <w:p>
+      <w:pPr>
+        <w:pStyle w:val="a9"/>
+        <w:numPr>
+          <w:ilvl w:val="0"/>
+          <w:numId w:val="35"/>
+        </w:numPr>
+      </w:pPr>
+      <w:r>
+        <w:rPr>
+          <w:rFonts w:hint="eastAsia"/>
+        </w:rPr>
+        <w:t>交互阶段</w:t>
+      </w:r>
+    </w:p>
+    <w:p>
+      <w:pPr>
+        <w:pStyle w:val="a9"/>
+        <w:numPr>
+          <w:ilvl w:val="1"/>
+          <w:numId w:val="35"/>
+        </w:numPr>
+      </w:pPr>
+      <w:r>
+        <w:rPr>
+          <w:rFonts w:hint="eastAsia"/>
+        </w:rPr>
+        <w:t>当脚本执行和事件循环，监听器执行完毕，用户能进行交互的阶段</w:t>
+      </w:r>
+    </w:p>
+    <w:p/>
+    <w:p>
+      <w:r>
+        <w:rPr>
+          <w:rFonts w:hint="eastAsia"/>
+        </w:rPr>
+        <w:t>TTFB</w:t>
+      </w:r>
+      <w:r>
+        <w:rPr>
+          <w:rFonts w:hint="eastAsia"/>
+        </w:rPr>
+        <w:t>、</w:t>
+      </w:r>
+      <w:r>
+        <w:rPr>
+          <w:rFonts w:hint="eastAsia"/>
+        </w:rPr>
+        <w:t>FCP</w:t>
+      </w:r>
+      <w:r>
+        <w:rPr>
+          <w:rFonts w:hint="eastAsia"/>
+        </w:rPr>
+        <w:t>、</w:t>
+      </w:r>
+      <w:r>
+        <w:rPr>
+          <w:rFonts w:hint="eastAsia"/>
+        </w:rPr>
+        <w:t>LCP</w:t>
+      </w:r>
+      <w:r>
+        <w:rPr>
+          <w:rFonts w:hint="eastAsia"/>
+        </w:rPr>
+        <w:t>、</w:t>
+      </w:r>
+      <w:r>
+        <w:rPr>
+          <w:rFonts w:hint="eastAsia"/>
+        </w:rPr>
+        <w:t>CLS</w:t>
+      </w:r>
+      <w:r>
+        <w:rPr>
+          <w:rFonts w:hint="eastAsia"/>
+        </w:rPr>
+        <w:t>、</w:t>
+      </w:r>
+      <w:r>
+        <w:rPr>
+          <w:rFonts w:hint="eastAsia"/>
+        </w:rPr>
+        <w:t>TTI</w:t>
+      </w:r>
+      <w:r>
+        <w:rPr>
+          <w:rFonts w:hint="eastAsia"/>
+        </w:rPr>
+        <w:t>、</w:t>
+      </w:r>
+      <w:r>
+        <w:rPr>
+          <w:rFonts w:hint="eastAsia"/>
+        </w:rPr>
+        <w:t>INP</w:t>
+      </w:r>
+      <w:r>
+        <w:rPr>
+          <w:rFonts w:hint="eastAsia"/>
+        </w:rPr>
+        <w:t>、</w:t>
+      </w:r>
+      <w:r>
+        <w:rPr>
+          <w:rFonts w:hint="eastAsia"/>
+        </w:rPr>
+        <w:t>lighthouse</w:t>
+      </w:r>
+    </w:p>
+    <w:p>
+      <w:pPr>
+        <w:rPr>
+          <w:rFonts w:hint="eastAsia"/>
+        </w:rPr>
+      </w:pPr>
+      <w:r>
+        <w:rPr>
+          <w:rFonts w:hint="eastAsia"/>
+        </w:rPr>
+        <w:t>HTML 解析器的执行过程</w:t>
+      </w:r>
     </w:p>
     <w:sectPr>
       <w:pgSz w:w="11906" w:h="16838"/>
@@ -24372,6 +26344,95 @@
     </w:lvl>
   </w:abstractNum>
   <w:abstractNum w:abstractNumId="7" w15:restartNumberingAfterBreak="0">
+    <w:nsid w:val="289F1C5A"/>
+    <w:multiLevelType w:val="hybridMultilevel"/>
+    <w:tmpl w:val="C1BCC310"/>
+    <w:lvl w:ilvl="0" w:tplc="0BF4D27E">
+      <w:start w:val="1"/>
+      <w:numFmt w:val="decimal"/>
+      <w:lvlText w:val="%1."/>
+      <w:lvlJc w:val="left"/>
+      <w:pPr>
+        <w:ind w:left="360" w:hanging="360"/>
+      </w:pPr>
+      <w:rPr>
+        <w:rFonts w:hint="default"/>
+      </w:rPr>
+    </w:lvl>
+    <w:lvl w:ilvl="1" w:tplc="04090019">
+      <w:start w:val="1"/>
+      <w:numFmt w:val="lowerLetter"/>
+      <w:lvlText w:val="%2)"/>
+      <w:lvlJc w:val="left"/>
+      <w:pPr>
+        <w:ind w:left="880" w:hanging="440"/>
+      </w:pPr>
+    </w:lvl>
+    <w:lvl w:ilvl="2" w:tplc="0409001B" w:tentative="1">
+      <w:start w:val="1"/>
+      <w:numFmt w:val="lowerRoman"/>
+      <w:lvlText w:val="%3."/>
+      <w:lvlJc w:val="right"/>
+      <w:pPr>
+        <w:ind w:left="1320" w:hanging="440"/>
+      </w:pPr>
+    </w:lvl>
+    <w:lvl w:ilvl="3" w:tplc="0409000F" w:tentative="1">
+      <w:start w:val="1"/>
+      <w:numFmt w:val="decimal"/>
+      <w:lvlText w:val="%4."/>
+      <w:lvlJc w:val="left"/>
+      <w:pPr>
+        <w:ind w:left="1760" w:hanging="440"/>
+      </w:pPr>
+    </w:lvl>
+    <w:lvl w:ilvl="4" w:tplc="04090019" w:tentative="1">
+      <w:start w:val="1"/>
+      <w:numFmt w:val="lowerLetter"/>
+      <w:lvlText w:val="%5)"/>
+      <w:lvlJc w:val="left"/>
+      <w:pPr>
+        <w:ind w:left="2200" w:hanging="440"/>
+      </w:pPr>
+    </w:lvl>
+    <w:lvl w:ilvl="5" w:tplc="0409001B" w:tentative="1">
+      <w:start w:val="1"/>
+      <w:numFmt w:val="lowerRoman"/>
+      <w:lvlText w:val="%6."/>
+      <w:lvlJc w:val="right"/>
+      <w:pPr>
+        <w:ind w:left="2640" w:hanging="440"/>
+      </w:pPr>
+    </w:lvl>
+    <w:lvl w:ilvl="6" w:tplc="0409000F" w:tentative="1">
+      <w:start w:val="1"/>
+      <w:numFmt w:val="decimal"/>
+      <w:lvlText w:val="%7."/>
+      <w:lvlJc w:val="left"/>
+      <w:pPr>
+        <w:ind w:left="3080" w:hanging="440"/>
+      </w:pPr>
+    </w:lvl>
+    <w:lvl w:ilvl="7" w:tplc="04090019" w:tentative="1">
+      <w:start w:val="1"/>
+      <w:numFmt w:val="lowerLetter"/>
+      <w:lvlText w:val="%8)"/>
+      <w:lvlJc w:val="left"/>
+      <w:pPr>
+        <w:ind w:left="3520" w:hanging="440"/>
+      </w:pPr>
+    </w:lvl>
+    <w:lvl w:ilvl="8" w:tplc="0409001B" w:tentative="1">
+      <w:start w:val="1"/>
+      <w:numFmt w:val="lowerRoman"/>
+      <w:lvlText w:val="%9."/>
+      <w:lvlJc w:val="right"/>
+      <w:pPr>
+        <w:ind w:left="3960" w:hanging="440"/>
+      </w:pPr>
+    </w:lvl>
+  </w:abstractNum>
+  <w:abstractNum w:abstractNumId="8" w15:restartNumberingAfterBreak="0">
     <w:nsid w:val="29833209"/>
     <w:multiLevelType w:val="multilevel"/>
     <w:tmpl w:val="36629CFA"/>
@@ -24516,7 +26577,7 @@
       </w:rPr>
     </w:lvl>
   </w:abstractNum>
-  <w:abstractNum w:abstractNumId="8" w15:restartNumberingAfterBreak="0">
+  <w:abstractNum w:abstractNumId="9" w15:restartNumberingAfterBreak="0">
     <w:nsid w:val="3DDA13CE"/>
     <w:multiLevelType w:val="multilevel"/>
     <w:tmpl w:val="007860AA"/>
@@ -24629,7 +26690,7 @@
       </w:pPr>
     </w:lvl>
   </w:abstractNum>
-  <w:abstractNum w:abstractNumId="9" w15:restartNumberingAfterBreak="0">
+  <w:abstractNum w:abstractNumId="10" w15:restartNumberingAfterBreak="0">
     <w:nsid w:val="45481C2A"/>
     <w:multiLevelType w:val="hybridMultilevel"/>
     <w:tmpl w:val="157A38A0"/>
@@ -24718,7 +26779,7 @@
       </w:pPr>
     </w:lvl>
   </w:abstractNum>
-  <w:abstractNum w:abstractNumId="10" w15:restartNumberingAfterBreak="0">
+  <w:abstractNum w:abstractNumId="11" w15:restartNumberingAfterBreak="0">
     <w:nsid w:val="46C667B0"/>
     <w:multiLevelType w:val="multilevel"/>
     <w:tmpl w:val="38B865B6"/>
@@ -24867,7 +26928,96 @@
       </w:rPr>
     </w:lvl>
   </w:abstractNum>
-  <w:abstractNum w:abstractNumId="11" w15:restartNumberingAfterBreak="0">
+  <w:abstractNum w:abstractNumId="12" w15:restartNumberingAfterBreak="0">
+    <w:nsid w:val="49661458"/>
+    <w:multiLevelType w:val="hybridMultilevel"/>
+    <w:tmpl w:val="E3E69626"/>
+    <w:lvl w:ilvl="0" w:tplc="D79860BE">
+      <w:start w:val="1"/>
+      <w:numFmt w:val="decimal"/>
+      <w:lvlText w:val="%1."/>
+      <w:lvlJc w:val="left"/>
+      <w:pPr>
+        <w:ind w:left="360" w:hanging="360"/>
+      </w:pPr>
+      <w:rPr>
+        <w:rFonts w:hint="default"/>
+      </w:rPr>
+    </w:lvl>
+    <w:lvl w:ilvl="1" w:tplc="04090019" w:tentative="1">
+      <w:start w:val="1"/>
+      <w:numFmt w:val="lowerLetter"/>
+      <w:lvlText w:val="%2)"/>
+      <w:lvlJc w:val="left"/>
+      <w:pPr>
+        <w:ind w:left="880" w:hanging="440"/>
+      </w:pPr>
+    </w:lvl>
+    <w:lvl w:ilvl="2" w:tplc="0409001B" w:tentative="1">
+      <w:start w:val="1"/>
+      <w:numFmt w:val="lowerRoman"/>
+      <w:lvlText w:val="%3."/>
+      <w:lvlJc w:val="right"/>
+      <w:pPr>
+        <w:ind w:left="1320" w:hanging="440"/>
+      </w:pPr>
+    </w:lvl>
+    <w:lvl w:ilvl="3" w:tplc="0409000F" w:tentative="1">
+      <w:start w:val="1"/>
+      <w:numFmt w:val="decimal"/>
+      <w:lvlText w:val="%4."/>
+      <w:lvlJc w:val="left"/>
+      <w:pPr>
+        <w:ind w:left="1760" w:hanging="440"/>
+      </w:pPr>
+    </w:lvl>
+    <w:lvl w:ilvl="4" w:tplc="04090019" w:tentative="1">
+      <w:start w:val="1"/>
+      <w:numFmt w:val="lowerLetter"/>
+      <w:lvlText w:val="%5)"/>
+      <w:lvlJc w:val="left"/>
+      <w:pPr>
+        <w:ind w:left="2200" w:hanging="440"/>
+      </w:pPr>
+    </w:lvl>
+    <w:lvl w:ilvl="5" w:tplc="0409001B" w:tentative="1">
+      <w:start w:val="1"/>
+      <w:numFmt w:val="lowerRoman"/>
+      <w:lvlText w:val="%6."/>
+      <w:lvlJc w:val="right"/>
+      <w:pPr>
+        <w:ind w:left="2640" w:hanging="440"/>
+      </w:pPr>
+    </w:lvl>
+    <w:lvl w:ilvl="6" w:tplc="0409000F" w:tentative="1">
+      <w:start w:val="1"/>
+      <w:numFmt w:val="decimal"/>
+      <w:lvlText w:val="%7."/>
+      <w:lvlJc w:val="left"/>
+      <w:pPr>
+        <w:ind w:left="3080" w:hanging="440"/>
+      </w:pPr>
+    </w:lvl>
+    <w:lvl w:ilvl="7" w:tplc="04090019" w:tentative="1">
+      <w:start w:val="1"/>
+      <w:numFmt w:val="lowerLetter"/>
+      <w:lvlText w:val="%8)"/>
+      <w:lvlJc w:val="left"/>
+      <w:pPr>
+        <w:ind w:left="3520" w:hanging="440"/>
+      </w:pPr>
+    </w:lvl>
+    <w:lvl w:ilvl="8" w:tplc="0409001B" w:tentative="1">
+      <w:start w:val="1"/>
+      <w:numFmt w:val="lowerRoman"/>
+      <w:lvlText w:val="%9."/>
+      <w:lvlJc w:val="right"/>
+      <w:pPr>
+        <w:ind w:left="3960" w:hanging="440"/>
+      </w:pPr>
+    </w:lvl>
+  </w:abstractNum>
+  <w:abstractNum w:abstractNumId="13" w15:restartNumberingAfterBreak="0">
     <w:nsid w:val="4E056381"/>
     <w:multiLevelType w:val="multilevel"/>
     <w:tmpl w:val="0D6E9974"/>
@@ -25016,7 +27166,7 @@
       </w:rPr>
     </w:lvl>
   </w:abstractNum>
-  <w:abstractNum w:abstractNumId="12" w15:restartNumberingAfterBreak="0">
+  <w:abstractNum w:abstractNumId="14" w15:restartNumberingAfterBreak="0">
     <w:nsid w:val="55915F6B"/>
     <w:multiLevelType w:val="hybridMultilevel"/>
     <w:tmpl w:val="AAC4B436"/>
@@ -25105,7 +27255,7 @@
       </w:pPr>
     </w:lvl>
   </w:abstractNum>
-  <w:abstractNum w:abstractNumId="13" w15:restartNumberingAfterBreak="0">
+  <w:abstractNum w:abstractNumId="15" w15:restartNumberingAfterBreak="0">
     <w:nsid w:val="55FD0228"/>
     <w:multiLevelType w:val="multilevel"/>
     <w:tmpl w:val="C0F280DE"/>
@@ -25254,7 +27404,7 @@
       </w:rPr>
     </w:lvl>
   </w:abstractNum>
-  <w:abstractNum w:abstractNumId="14" w15:restartNumberingAfterBreak="0">
+  <w:abstractNum w:abstractNumId="16" w15:restartNumberingAfterBreak="0">
     <w:nsid w:val="56431417"/>
     <w:multiLevelType w:val="multilevel"/>
     <w:tmpl w:val="EF6EDDB6"/>
@@ -25367,7 +27517,7 @@
       </w:pPr>
     </w:lvl>
   </w:abstractNum>
-  <w:abstractNum w:abstractNumId="15" w15:restartNumberingAfterBreak="0">
+  <w:abstractNum w:abstractNumId="17" w15:restartNumberingAfterBreak="0">
     <w:nsid w:val="58E21DD8"/>
     <w:multiLevelType w:val="multilevel"/>
     <w:tmpl w:val="392832BE"/>
@@ -25516,7 +27666,7 @@
       </w:rPr>
     </w:lvl>
   </w:abstractNum>
-  <w:abstractNum w:abstractNumId="16" w15:restartNumberingAfterBreak="0">
+  <w:abstractNum w:abstractNumId="18" w15:restartNumberingAfterBreak="0">
     <w:nsid w:val="5C086FF3"/>
     <w:multiLevelType w:val="multilevel"/>
     <w:tmpl w:val="32C2B414"/>
@@ -25665,7 +27815,7 @@
       </w:rPr>
     </w:lvl>
   </w:abstractNum>
-  <w:abstractNum w:abstractNumId="17" w15:restartNumberingAfterBreak="0">
+  <w:abstractNum w:abstractNumId="19" w15:restartNumberingAfterBreak="0">
     <w:nsid w:val="5D0B4A5F"/>
     <w:multiLevelType w:val="hybridMultilevel"/>
     <w:tmpl w:val="F0D6EFDE"/>
@@ -25754,7 +27904,7 @@
       </w:pPr>
     </w:lvl>
   </w:abstractNum>
-  <w:abstractNum w:abstractNumId="18" w15:restartNumberingAfterBreak="0">
+  <w:abstractNum w:abstractNumId="20" w15:restartNumberingAfterBreak="0">
     <w:nsid w:val="5D9A36C5"/>
     <w:multiLevelType w:val="multilevel"/>
     <w:tmpl w:val="CDC21C3A"/>
@@ -25903,7 +28053,7 @@
       </w:rPr>
     </w:lvl>
   </w:abstractNum>
-  <w:abstractNum w:abstractNumId="19" w15:restartNumberingAfterBreak="0">
+  <w:abstractNum w:abstractNumId="21" w15:restartNumberingAfterBreak="0">
     <w:nsid w:val="69CE6475"/>
     <w:multiLevelType w:val="hybridMultilevel"/>
     <w:tmpl w:val="EA763DFE"/>
@@ -25992,7 +28142,7 @@
       </w:pPr>
     </w:lvl>
   </w:abstractNum>
-  <w:abstractNum w:abstractNumId="20" w15:restartNumberingAfterBreak="0">
+  <w:abstractNum w:abstractNumId="22" w15:restartNumberingAfterBreak="0">
     <w:nsid w:val="6B200C1C"/>
     <w:multiLevelType w:val="multilevel"/>
     <w:tmpl w:val="9B34C158"/>
@@ -26105,7 +28255,7 @@
       </w:pPr>
     </w:lvl>
   </w:abstractNum>
-  <w:abstractNum w:abstractNumId="21" w15:restartNumberingAfterBreak="0">
+  <w:abstractNum w:abstractNumId="23" w15:restartNumberingAfterBreak="0">
     <w:nsid w:val="6CE85BD5"/>
     <w:multiLevelType w:val="multilevel"/>
     <w:tmpl w:val="A6CED16C"/>
@@ -26254,7 +28404,7 @@
       </w:rPr>
     </w:lvl>
   </w:abstractNum>
-  <w:abstractNum w:abstractNumId="22" w15:restartNumberingAfterBreak="0">
+  <w:abstractNum w:abstractNumId="24" w15:restartNumberingAfterBreak="0">
     <w:nsid w:val="6D936673"/>
     <w:multiLevelType w:val="multilevel"/>
     <w:tmpl w:val="0728CEE8"/>
@@ -26403,7 +28553,7 @@
       </w:rPr>
     </w:lvl>
   </w:abstractNum>
-  <w:abstractNum w:abstractNumId="23" w15:restartNumberingAfterBreak="0">
+  <w:abstractNum w:abstractNumId="25" w15:restartNumberingAfterBreak="0">
     <w:nsid w:val="6EB03716"/>
     <w:multiLevelType w:val="hybridMultilevel"/>
     <w:tmpl w:val="1B82C136"/>
@@ -26492,7 +28642,7 @@
       </w:pPr>
     </w:lvl>
   </w:abstractNum>
-  <w:abstractNum w:abstractNumId="24" w15:restartNumberingAfterBreak="0">
+  <w:abstractNum w:abstractNumId="26" w15:restartNumberingAfterBreak="0">
     <w:nsid w:val="702171F3"/>
     <w:multiLevelType w:val="multilevel"/>
     <w:tmpl w:val="6D64EEB6"/>
@@ -26641,7 +28791,7 @@
       </w:rPr>
     </w:lvl>
   </w:abstractNum>
-  <w:abstractNum w:abstractNumId="25" w15:restartNumberingAfterBreak="0">
+  <w:abstractNum w:abstractNumId="27" w15:restartNumberingAfterBreak="0">
     <w:nsid w:val="72125B11"/>
     <w:multiLevelType w:val="hybridMultilevel"/>
     <w:tmpl w:val="25EC1CE2"/>
@@ -26730,7 +28880,7 @@
       </w:pPr>
     </w:lvl>
   </w:abstractNum>
-  <w:abstractNum w:abstractNumId="26" w15:restartNumberingAfterBreak="0">
+  <w:abstractNum w:abstractNumId="28" w15:restartNumberingAfterBreak="0">
     <w:nsid w:val="744F4D49"/>
     <w:multiLevelType w:val="multilevel"/>
     <w:tmpl w:val="79345546"/>
@@ -26879,7 +29029,7 @@
       </w:rPr>
     </w:lvl>
   </w:abstractNum>
-  <w:abstractNum w:abstractNumId="27" w15:restartNumberingAfterBreak="0">
+  <w:abstractNum w:abstractNumId="29" w15:restartNumberingAfterBreak="0">
     <w:nsid w:val="7A751C22"/>
     <w:multiLevelType w:val="multilevel"/>
     <w:tmpl w:val="F40298DC"/>
@@ -26992,7 +29142,7 @@
       </w:pPr>
     </w:lvl>
   </w:abstractNum>
-  <w:abstractNum w:abstractNumId="28" w15:restartNumberingAfterBreak="0">
+  <w:abstractNum w:abstractNumId="30" w15:restartNumberingAfterBreak="0">
     <w:nsid w:val="7BA704AD"/>
     <w:multiLevelType w:val="multilevel"/>
     <w:tmpl w:val="02A602AE"/>
@@ -27141,7 +29291,7 @@
       </w:rPr>
     </w:lvl>
   </w:abstractNum>
-  <w:abstractNum w:abstractNumId="29" w15:restartNumberingAfterBreak="0">
+  <w:abstractNum w:abstractNumId="31" w15:restartNumberingAfterBreak="0">
     <w:nsid w:val="7D463E9C"/>
     <w:multiLevelType w:val="multilevel"/>
     <w:tmpl w:val="347CCE8A"/>
@@ -27290,7 +29440,7 @@
       </w:rPr>
     </w:lvl>
   </w:abstractNum>
-  <w:abstractNum w:abstractNumId="30" w15:restartNumberingAfterBreak="0">
+  <w:abstractNum w:abstractNumId="32" w15:restartNumberingAfterBreak="0">
     <w:nsid w:val="7D655F25"/>
     <w:multiLevelType w:val="multilevel"/>
     <w:tmpl w:val="B284E6C8"/>
@@ -27439,7 +29589,7 @@
       </w:rPr>
     </w:lvl>
   </w:abstractNum>
-  <w:abstractNum w:abstractNumId="31" w15:restartNumberingAfterBreak="0">
+  <w:abstractNum w:abstractNumId="33" w15:restartNumberingAfterBreak="0">
     <w:nsid w:val="7E281DAD"/>
     <w:multiLevelType w:val="multilevel"/>
     <w:tmpl w:val="38B021F2"/>
@@ -27588,7 +29738,7 @@
       </w:rPr>
     </w:lvl>
   </w:abstractNum>
-  <w:abstractNum w:abstractNumId="32" w15:restartNumberingAfterBreak="0">
+  <w:abstractNum w:abstractNumId="34" w15:restartNumberingAfterBreak="0">
     <w:nsid w:val="7F1E7B45"/>
     <w:multiLevelType w:val="multilevel"/>
     <w:tmpl w:val="9E28FE00"/>
@@ -27727,103 +29877,109 @@
     </w:lvl>
   </w:abstractNum>
   <w:num w:numId="1" w16cid:durableId="1255437523">
-    <w:abstractNumId w:val="9"/>
+    <w:abstractNumId w:val="10"/>
   </w:num>
   <w:num w:numId="2" w16cid:durableId="911235867">
-    <w:abstractNumId w:val="13"/>
+    <w:abstractNumId w:val="15"/>
   </w:num>
   <w:num w:numId="3" w16cid:durableId="1011028068">
-    <w:abstractNumId w:val="19"/>
+    <w:abstractNumId w:val="21"/>
   </w:num>
   <w:num w:numId="4" w16cid:durableId="461576885">
-    <w:abstractNumId w:val="23"/>
+    <w:abstractNumId w:val="25"/>
   </w:num>
   <w:num w:numId="5" w16cid:durableId="290791763">
     <w:abstractNumId w:val="3"/>
   </w:num>
   <w:num w:numId="6" w16cid:durableId="1477797014">
-    <w:abstractNumId w:val="17"/>
+    <w:abstractNumId w:val="19"/>
   </w:num>
   <w:num w:numId="7" w16cid:durableId="1656254804">
     <w:abstractNumId w:val="2"/>
   </w:num>
   <w:num w:numId="8" w16cid:durableId="1614440395">
-    <w:abstractNumId w:val="12"/>
+    <w:abstractNumId w:val="14"/>
   </w:num>
   <w:num w:numId="9" w16cid:durableId="1737127590">
     <w:abstractNumId w:val="5"/>
   </w:num>
   <w:num w:numId="10" w16cid:durableId="1863399971">
-    <w:abstractNumId w:val="25"/>
+    <w:abstractNumId w:val="27"/>
   </w:num>
   <w:num w:numId="11" w16cid:durableId="1309555736">
-    <w:abstractNumId w:val="21"/>
+    <w:abstractNumId w:val="23"/>
   </w:num>
   <w:num w:numId="12" w16cid:durableId="716508437">
-    <w:abstractNumId w:val="22"/>
+    <w:abstractNumId w:val="24"/>
   </w:num>
   <w:num w:numId="13" w16cid:durableId="1499611504">
-    <w:abstractNumId w:val="31"/>
+    <w:abstractNumId w:val="33"/>
   </w:num>
   <w:num w:numId="14" w16cid:durableId="982320220">
-    <w:abstractNumId w:val="10"/>
+    <w:abstractNumId w:val="11"/>
   </w:num>
   <w:num w:numId="15" w16cid:durableId="797842979">
-    <w:abstractNumId w:val="18"/>
+    <w:abstractNumId w:val="20"/>
   </w:num>
   <w:num w:numId="16" w16cid:durableId="1250308526">
-    <w:abstractNumId w:val="7"/>
+    <w:abstractNumId w:val="8"/>
   </w:num>
   <w:num w:numId="17" w16cid:durableId="1809973658">
     <w:abstractNumId w:val="4"/>
   </w:num>
   <w:num w:numId="18" w16cid:durableId="562064132">
-    <w:abstractNumId w:val="24"/>
+    <w:abstractNumId w:val="26"/>
   </w:num>
   <w:num w:numId="19" w16cid:durableId="228153480">
+    <w:abstractNumId w:val="32"/>
+  </w:num>
+  <w:num w:numId="20" w16cid:durableId="62290769">
+    <w:abstractNumId w:val="17"/>
+  </w:num>
+  <w:num w:numId="21" w16cid:durableId="1833642597">
+    <w:abstractNumId w:val="29"/>
+  </w:num>
+  <w:num w:numId="22" w16cid:durableId="2019888000">
+    <w:abstractNumId w:val="18"/>
+  </w:num>
+  <w:num w:numId="23" w16cid:durableId="236592173">
     <w:abstractNumId w:val="30"/>
   </w:num>
-  <w:num w:numId="20" w16cid:durableId="62290769">
-    <w:abstractNumId w:val="15"/>
-  </w:num>
-  <w:num w:numId="21" w16cid:durableId="1833642597">
-    <w:abstractNumId w:val="27"/>
-  </w:num>
-  <w:num w:numId="22" w16cid:durableId="2019888000">
-    <w:abstractNumId w:val="16"/>
-  </w:num>
-  <w:num w:numId="23" w16cid:durableId="236592173">
-    <w:abstractNumId w:val="28"/>
-  </w:num>
   <w:num w:numId="24" w16cid:durableId="799343680">
-    <w:abstractNumId w:val="20"/>
+    <w:abstractNumId w:val="22"/>
   </w:num>
   <w:num w:numId="25" w16cid:durableId="1894543144">
-    <w:abstractNumId w:val="8"/>
+    <w:abstractNumId w:val="9"/>
   </w:num>
   <w:num w:numId="26" w16cid:durableId="1458640514">
     <w:abstractNumId w:val="0"/>
   </w:num>
   <w:num w:numId="27" w16cid:durableId="573589603">
-    <w:abstractNumId w:val="14"/>
+    <w:abstractNumId w:val="16"/>
   </w:num>
   <w:num w:numId="28" w16cid:durableId="1258758617">
-    <w:abstractNumId w:val="11"/>
+    <w:abstractNumId w:val="13"/>
   </w:num>
   <w:num w:numId="29" w16cid:durableId="2077776171">
-    <w:abstractNumId w:val="26"/>
+    <w:abstractNumId w:val="28"/>
   </w:num>
   <w:num w:numId="30" w16cid:durableId="4792383">
     <w:abstractNumId w:val="6"/>
   </w:num>
   <w:num w:numId="31" w16cid:durableId="1540582619">
-    <w:abstractNumId w:val="32"/>
+    <w:abstractNumId w:val="34"/>
   </w:num>
   <w:num w:numId="32" w16cid:durableId="636495952">
     <w:abstractNumId w:val="1"/>
   </w:num>
   <w:num w:numId="33" w16cid:durableId="273289409">
-    <w:abstractNumId w:val="29"/>
+    <w:abstractNumId w:val="31"/>
+  </w:num>
+  <w:num w:numId="34" w16cid:durableId="78138412">
+    <w:abstractNumId w:val="12"/>
+  </w:num>
+  <w:num w:numId="35" w16cid:durableId="29844272">
+    <w:abstractNumId w:val="7"/>
   </w:num>
 </w:numbering>
 </file>
@@ -28431,6 +30587,7 @@
   <w:style w:type="character" w:default="1" w:styleId="a0">
     <w:name w:val="Default Paragraph Font"/>
     <w:uiPriority w:val="1"/>
+    <w:semiHidden/>
     <w:unhideWhenUsed/>
   </w:style>
   <w:style w:type="table" w:default="1" w:styleId="a1">

--- a/lesson/12.9课时1.docx
+++ b/lesson/12.9课时1.docx
@@ -24994,34 +24994,15 @@
         <w:rPr>
           <w:rFonts w:hint="eastAsia"/>
         </w:rPr>
-        <w:t>03.</w:t>
-      </w:r>
-      <w:r>
-        <w:rPr>
-          <w:rFonts w:hint="eastAsia"/>
-        </w:rPr>
-        <w:t>12</w:t>
-      </w:r>
-      <w:r>
-        <w:rPr>
-          <w:rFonts w:hint="eastAsia"/>
-        </w:rPr>
-        <w:t>课时2</w:t>
-      </w:r>
-      <w:r>
-        <w:rPr>
-          <w:rFonts w:hint="eastAsia"/>
-        </w:rPr>
-        <w:t>1</w:t>
-      </w:r>
-      <w:r>
-        <w:rPr>
-          <w:rFonts w:hint="eastAsia"/>
-        </w:rPr>
-        <w:t>——面试题：行为场景题</w:t>
-      </w:r>
-    </w:p>
-    <w:p>
+        <w:t>03.12课时21——面试题：行为场景题</w:t>
+      </w:r>
+    </w:p>
+    <w:p>
+      <w:pPr>
+        <w:rPr>
+          <w:rFonts w:hint="eastAsia"/>
+        </w:rPr>
+      </w:pPr>
       <w:r>
         <w:rPr>
           <w:rFonts w:hint="eastAsia"/>
@@ -25043,8 +25024,19 @@
         <w:t>后到呈现整个页面的过程，及整个过程中web性能指标如何触发</w:t>
       </w:r>
     </w:p>
-    <w:p/>
-    <w:p>
+    <w:p>
+      <w:pPr>
+        <w:rPr>
+          <w:rFonts w:hint="eastAsia"/>
+        </w:rPr>
+      </w:pPr>
+    </w:p>
+    <w:p>
+      <w:pPr>
+        <w:rPr>
+          <w:rFonts w:hint="eastAsia"/>
+        </w:rPr>
+      </w:pPr>
       <w:r>
         <w:rPr>
           <w:rFonts w:hint="eastAsia"/>
@@ -25052,7 +25044,13 @@
         <w:t>（定义，工作原理，用例）</w:t>
       </w:r>
     </w:p>
-    <w:p/>
+    <w:p>
+      <w:pPr>
+        <w:rPr>
+          <w:rFonts w:hint="eastAsia"/>
+        </w:rPr>
+      </w:pPr>
+    </w:p>
     <w:p>
       <w:pPr>
         <w:pStyle w:val="a9"/>
@@ -25060,6 +25058,9 @@
           <w:ilvl w:val="0"/>
           <w:numId w:val="35"/>
         </w:numPr>
+        <w:rPr>
+          <w:rFonts w:hint="eastAsia"/>
+        </w:rPr>
       </w:pPr>
       <w:r>
         <w:rPr>
@@ -25075,6 +25076,9 @@
           <w:ilvl w:val="1"/>
           <w:numId w:val="35"/>
         </w:numPr>
+        <w:rPr>
+          <w:rFonts w:hint="eastAsia"/>
+        </w:rPr>
       </w:pPr>
       <w:r>
         <w:rPr>
@@ -25102,6 +25106,9 @@
           <w:ilvl w:val="1"/>
           <w:numId w:val="35"/>
         </w:numPr>
+        <w:rPr>
+          <w:rFonts w:hint="eastAsia"/>
+        </w:rPr>
       </w:pPr>
       <w:r>
         <w:rPr>
@@ -25151,6 +25158,9 @@
           <w:ilvl w:val="1"/>
           <w:numId w:val="35"/>
         </w:numPr>
+        <w:rPr>
+          <w:rFonts w:hint="eastAsia"/>
+        </w:rPr>
       </w:pPr>
       <w:r>
         <w:rPr>
@@ -25166,6 +25176,9 @@
           <w:ilvl w:val="1"/>
           <w:numId w:val="35"/>
         </w:numPr>
+        <w:rPr>
+          <w:rFonts w:hint="eastAsia"/>
+        </w:rPr>
       </w:pPr>
       <w:r>
         <w:rPr>
@@ -25181,6 +25194,9 @@
           <w:ilvl w:val="0"/>
           <w:numId w:val="35"/>
         </w:numPr>
+        <w:rPr>
+          <w:rFonts w:hint="eastAsia"/>
+        </w:rPr>
       </w:pPr>
       <w:r>
         <w:rPr>
@@ -25208,6 +25224,9 @@
           <w:ilvl w:val="1"/>
           <w:numId w:val="35"/>
         </w:numPr>
+        <w:rPr>
+          <w:rFonts w:hint="eastAsia"/>
+        </w:rPr>
       </w:pPr>
       <w:r>
         <w:rPr>
@@ -25223,6 +25242,9 @@
           <w:ilvl w:val="1"/>
           <w:numId w:val="35"/>
         </w:numPr>
+        <w:rPr>
+          <w:rFonts w:hint="eastAsia"/>
+        </w:rPr>
       </w:pPr>
       <w:r>
         <w:rPr>
@@ -25238,18 +25260,15 @@
           <w:ilvl w:val="1"/>
           <w:numId w:val="35"/>
         </w:numPr>
-      </w:pPr>
-      <w:r>
-        <w:rPr>
-          <w:rFonts w:hint="eastAsia"/>
-        </w:rPr>
-        <w:t>Dom树，link同步下载CSS，不阻塞页面渲染，在CSS执行之前不会无样式内容闪烁，</w:t>
-      </w:r>
-      <w:r>
-        <w:rPr>
-          <w:rFonts w:hint="eastAsia"/>
-        </w:rPr>
-        <w:t>script，</w:t>
+        <w:rPr>
+          <w:rFonts w:hint="eastAsia"/>
+        </w:rPr>
+      </w:pPr>
+      <w:r>
+        <w:rPr>
+          <w:rFonts w:hint="eastAsia"/>
+        </w:rPr>
+        <w:t>Dom树，link同步下载CSS，不阻塞页面渲染，在CSS执行之前不会无样式内容闪烁，script，</w:t>
       </w:r>
       <w:r>
         <w:rPr>
@@ -25349,6 +25368,9 @@
           <w:ilvl w:val="1"/>
           <w:numId w:val="35"/>
         </w:numPr>
+        <w:rPr>
+          <w:rFonts w:hint="eastAsia"/>
+        </w:rPr>
       </w:pPr>
       <w:r>
         <w:rPr>
@@ -25364,6 +25386,9 @@
           <w:ilvl w:val="0"/>
           <w:numId w:val="35"/>
         </w:numPr>
+        <w:rPr>
+          <w:rFonts w:hint="eastAsia"/>
+        </w:rPr>
       </w:pPr>
       <w:r>
         <w:rPr>
@@ -25379,6 +25404,9 @@
           <w:ilvl w:val="1"/>
           <w:numId w:val="35"/>
         </w:numPr>
+        <w:rPr>
+          <w:rFonts w:hint="eastAsia"/>
+        </w:rPr>
       </w:pPr>
       <w:r>
         <w:rPr>
@@ -25387,99 +25415,403 @@
         <w:t>当脚本执行和事件循环，监听器执行完毕，用户能进行交互的阶段</w:t>
       </w:r>
     </w:p>
+    <w:p>
+      <w:pPr>
+        <w:rPr>
+          <w:rFonts w:hint="eastAsia"/>
+        </w:rPr>
+      </w:pPr>
+    </w:p>
+    <w:p>
+      <w:pPr>
+        <w:rPr>
+          <w:rFonts w:hint="eastAsia"/>
+        </w:rPr>
+      </w:pPr>
+      <w:r>
+        <w:rPr>
+          <w:rFonts w:hint="eastAsia"/>
+        </w:rPr>
+        <w:t>TTFB</w:t>
+      </w:r>
+      <w:r>
+        <w:rPr>
+          <w:rFonts w:hint="eastAsia"/>
+        </w:rPr>
+        <w:t>、</w:t>
+      </w:r>
+      <w:r>
+        <w:rPr>
+          <w:rFonts w:hint="eastAsia"/>
+        </w:rPr>
+        <w:t>FCP</w:t>
+      </w:r>
+      <w:r>
+        <w:rPr>
+          <w:rFonts w:hint="eastAsia"/>
+        </w:rPr>
+        <w:t>、</w:t>
+      </w:r>
+      <w:r>
+        <w:rPr>
+          <w:rFonts w:hint="eastAsia"/>
+        </w:rPr>
+        <w:t>LCP</w:t>
+      </w:r>
+      <w:r>
+        <w:rPr>
+          <w:rFonts w:hint="eastAsia"/>
+        </w:rPr>
+        <w:t>、</w:t>
+      </w:r>
+      <w:r>
+        <w:rPr>
+          <w:rFonts w:hint="eastAsia"/>
+        </w:rPr>
+        <w:t>CLS</w:t>
+      </w:r>
+      <w:r>
+        <w:rPr>
+          <w:rFonts w:hint="eastAsia"/>
+        </w:rPr>
+        <w:t>、</w:t>
+      </w:r>
+      <w:r>
+        <w:rPr>
+          <w:rFonts w:hint="eastAsia"/>
+        </w:rPr>
+        <w:t>TTI</w:t>
+      </w:r>
+      <w:r>
+        <w:rPr>
+          <w:rFonts w:hint="eastAsia"/>
+        </w:rPr>
+        <w:t>、</w:t>
+      </w:r>
+      <w:r>
+        <w:rPr>
+          <w:rFonts w:hint="eastAsia"/>
+        </w:rPr>
+        <w:t>INP</w:t>
+      </w:r>
+      <w:r>
+        <w:rPr>
+          <w:rFonts w:hint="eastAsia"/>
+        </w:rPr>
+        <w:t>、</w:t>
+      </w:r>
+      <w:r>
+        <w:rPr>
+          <w:rFonts w:hint="eastAsia"/>
+        </w:rPr>
+        <w:t>lighthouse</w:t>
+      </w:r>
+    </w:p>
+    <w:p>
+      <w:r>
+        <w:rPr>
+          <w:rFonts w:hint="eastAsia"/>
+        </w:rPr>
+        <w:t>HTML 解析器的执行过程</w:t>
+      </w:r>
+    </w:p>
     <w:p/>
     <w:p>
-      <w:r>
-        <w:rPr>
-          <w:rFonts w:hint="eastAsia"/>
-        </w:rPr>
-        <w:t>TTFB</w:t>
-      </w:r>
-      <w:r>
-        <w:rPr>
-          <w:rFonts w:hint="eastAsia"/>
-        </w:rPr>
-        <w:t>、</w:t>
-      </w:r>
-      <w:r>
-        <w:rPr>
-          <w:rFonts w:hint="eastAsia"/>
-        </w:rPr>
-        <w:t>FCP</w:t>
-      </w:r>
-      <w:r>
-        <w:rPr>
-          <w:rFonts w:hint="eastAsia"/>
-        </w:rPr>
-        <w:t>、</w:t>
-      </w:r>
-      <w:r>
-        <w:rPr>
-          <w:rFonts w:hint="eastAsia"/>
-        </w:rPr>
-        <w:t>LCP</w:t>
-      </w:r>
-      <w:r>
-        <w:rPr>
-          <w:rFonts w:hint="eastAsia"/>
-        </w:rPr>
-        <w:t>、</w:t>
-      </w:r>
-      <w:r>
-        <w:rPr>
-          <w:rFonts w:hint="eastAsia"/>
-        </w:rPr>
-        <w:t>CLS</w:t>
-      </w:r>
-      <w:r>
-        <w:rPr>
-          <w:rFonts w:hint="eastAsia"/>
-        </w:rPr>
-        <w:t>、</w:t>
-      </w:r>
-      <w:r>
-        <w:rPr>
-          <w:rFonts w:hint="eastAsia"/>
-        </w:rPr>
-        <w:t>TTI</w:t>
-      </w:r>
-      <w:r>
-        <w:rPr>
-          <w:rFonts w:hint="eastAsia"/>
-        </w:rPr>
-        <w:t>、</w:t>
-      </w:r>
-      <w:r>
-        <w:rPr>
-          <w:rFonts w:hint="eastAsia"/>
-        </w:rPr>
-        <w:t>INP</w:t>
-      </w:r>
-      <w:r>
-        <w:rPr>
-          <w:rFonts w:hint="eastAsia"/>
-        </w:rPr>
-        <w:t>、</w:t>
-      </w:r>
-      <w:r>
-        <w:rPr>
-          <w:rFonts w:hint="eastAsia"/>
-        </w:rPr>
-        <w:t>lighthouse</w:t>
-      </w:r>
-    </w:p>
-    <w:p>
-      <w:pPr>
-        <w:rPr>
-          <w:rFonts w:hint="eastAsia"/>
-        </w:rPr>
-      </w:pPr>
-      <w:r>
-        <w:rPr>
-          <w:rFonts w:hint="eastAsia"/>
-        </w:rPr>
-        <w:t>HTML 解析器的执行过程</w:t>
-      </w:r>
+      <w:pPr>
+        <w:rPr>
+          <w:b/>
+          <w:bCs/>
+        </w:rPr>
+      </w:pPr>
+      <w:r>
+        <w:rPr>
+          <w:b/>
+          <w:bCs/>
+        </w:rPr>
+        <w:t>面试备考与项目进展指导课</w:t>
+      </w:r>
+    </w:p>
+    <w:p>
+      <w:r>
+        <w:t>本次课程围绕学员项目进展、面试题讲解及课程调整等展开，重点阐述从URL到页面呈现过程及相关面试题解法。</w:t>
+      </w:r>
+    </w:p>
+    <w:p>
+      <w:pPr>
+        <w:numPr>
+          <w:ilvl w:val="0"/>
+          <w:numId w:val="36"/>
+        </w:numPr>
+      </w:pPr>
+      <w:r>
+        <w:rPr>
+          <w:b/>
+          <w:bCs/>
+        </w:rPr>
+        <w:t>项目进展</w:t>
+      </w:r>
+      <w:r>
+        <w:t>：学员用AI生成项目需求文档PRD，还在修改中，老师要求提前发PID，并于下周二晚一起查看。</w:t>
+      </w:r>
+    </w:p>
+    <w:p>
+      <w:pPr>
+        <w:numPr>
+          <w:ilvl w:val="0"/>
+          <w:numId w:val="36"/>
+        </w:numPr>
+      </w:pPr>
+      <w:r>
+        <w:rPr>
+          <w:b/>
+          <w:bCs/>
+        </w:rPr>
+        <w:t>学习情况</w:t>
+      </w:r>
+      <w:r>
+        <w:t>：学员日常刷题背诵，老师建议文档使用PDF格式。</w:t>
+      </w:r>
+    </w:p>
+    <w:p>
+      <w:pPr>
+        <w:numPr>
+          <w:ilvl w:val="0"/>
+          <w:numId w:val="36"/>
+        </w:numPr>
+      </w:pPr>
+      <w:r>
+        <w:rPr>
+          <w:b/>
+          <w:bCs/>
+        </w:rPr>
+        <w:t>面试情况</w:t>
+      </w:r>
+      <w:r>
+        <w:t>：有学员通过二面，当前市场要求具备AI及相关项目经验。</w:t>
+      </w:r>
+    </w:p>
+    <w:p>
+      <w:pPr>
+        <w:numPr>
+          <w:ilvl w:val="0"/>
+          <w:numId w:val="36"/>
+        </w:numPr>
+      </w:pPr>
+      <w:r>
+        <w:rPr>
+          <w:b/>
+          <w:bCs/>
+        </w:rPr>
+        <w:t>面试题讲解</w:t>
+      </w:r>
+      <w:r>
+        <w:t>：</w:t>
+      </w:r>
+    </w:p>
+    <w:p>
+      <w:pPr>
+        <w:numPr>
+          <w:ilvl w:val="1"/>
+          <w:numId w:val="36"/>
+        </w:numPr>
+      </w:pPr>
+      <w:r>
+        <w:rPr>
+          <w:b/>
+          <w:bCs/>
+        </w:rPr>
+        <w:t>URL到页面呈现</w:t>
+      </w:r>
+      <w:r>
+        <w:t>：分网络、渲染、交互三个阶段。网络阶段获取字节；渲染阶段将字节转为像素；交互阶段实现页面可点击交互。</w:t>
+      </w:r>
+    </w:p>
+    <w:p>
+      <w:pPr>
+        <w:numPr>
+          <w:ilvl w:val="1"/>
+          <w:numId w:val="36"/>
+        </w:numPr>
+      </w:pPr>
+      <w:r>
+        <w:rPr>
+          <w:b/>
+          <w:bCs/>
+        </w:rPr>
+        <w:t>八股题思路</w:t>
+      </w:r>
+      <w:r>
+        <w:t>：要讲清核心定义与底层原理，结合自身经验用案例阐述理解。</w:t>
+      </w:r>
+    </w:p>
+    <w:p>
+      <w:pPr>
+        <w:numPr>
+          <w:ilvl w:val="1"/>
+          <w:numId w:val="36"/>
+        </w:numPr>
+      </w:pPr>
+      <w:r>
+        <w:rPr>
+          <w:b/>
+          <w:bCs/>
+        </w:rPr>
+        <w:t>网络阶段细节</w:t>
+      </w:r>
+      <w:r>
+        <w:t>：输入内容后浏览器判断类型，走相应协议；涉及HSTS协议选择、Service Worker（SW）技术及DNS解析等。</w:t>
+      </w:r>
+    </w:p>
+    <w:p>
+      <w:pPr>
+        <w:numPr>
+          <w:ilvl w:val="1"/>
+          <w:numId w:val="36"/>
+        </w:numPr>
+      </w:pPr>
+      <w:r>
+        <w:rPr>
+          <w:b/>
+          <w:bCs/>
+        </w:rPr>
+        <w:t>渲染阶段细节</w:t>
+      </w:r>
+      <w:r>
+        <w:t>：</w:t>
+      </w:r>
+    </w:p>
+    <w:p>
+      <w:pPr>
+        <w:numPr>
+          <w:ilvl w:val="2"/>
+          <w:numId w:val="36"/>
+        </w:numPr>
+      </w:pPr>
+      <w:r>
+        <w:rPr>
+          <w:b/>
+          <w:bCs/>
+        </w:rPr>
+        <w:t>HTML解析器</w:t>
+      </w:r>
+      <w:r>
+        <w:t>：将字节流转为字符、token标记，构建DOM树，处理外部资源。</w:t>
+      </w:r>
+    </w:p>
+    <w:p>
+      <w:pPr>
+        <w:numPr>
+          <w:ilvl w:val="2"/>
+          <w:numId w:val="36"/>
+        </w:numPr>
+      </w:pPr>
+      <w:r>
+        <w:rPr>
+          <w:b/>
+          <w:bCs/>
+        </w:rPr>
+        <w:t>外部资源处理</w:t>
+      </w:r>
+      <w:r>
+        <w:t>：CSS不阻塞HTML解析但会阻止页面渲染；JS默认阻塞HTML解析，Async和Defer属性可改变这一情况。</w:t>
+      </w:r>
+    </w:p>
+    <w:p>
+      <w:pPr>
+        <w:numPr>
+          <w:ilvl w:val="2"/>
+          <w:numId w:val="36"/>
+        </w:numPr>
+      </w:pPr>
+      <w:r>
+        <w:rPr>
+          <w:b/>
+          <w:bCs/>
+        </w:rPr>
+        <w:t>解析过程</w:t>
+      </w:r>
+      <w:r>
+        <w:t>：包括解析（含预解析preload优化）、异步下载（CSS优先级高于JS）和执行。</w:t>
+      </w:r>
+    </w:p>
+    <w:p>
+      <w:pPr>
+        <w:numPr>
+          <w:ilvl w:val="2"/>
+          <w:numId w:val="36"/>
+        </w:numPr>
+      </w:pPr>
+      <w:r>
+        <w:rPr>
+          <w:b/>
+          <w:bCs/>
+        </w:rPr>
+        <w:t>增量渲染</w:t>
+      </w:r>
+      <w:r>
+        <w:t>：浏览器无需等整个HTML文档到达就开始渲染。</w:t>
+      </w:r>
+    </w:p>
+    <w:p>
+      <w:pPr>
+        <w:numPr>
+          <w:ilvl w:val="1"/>
+          <w:numId w:val="36"/>
+        </w:numPr>
+      </w:pPr>
+      <w:r>
+        <w:rPr>
+          <w:b/>
+          <w:bCs/>
+        </w:rPr>
+        <w:t>交互阶段细节</w:t>
+      </w:r>
+      <w:r>
+        <w:t>：JS任务、事件循环和监听器执行完毕，页面可进行交互。</w:t>
+      </w:r>
+    </w:p>
+    <w:p>
+      <w:pPr>
+        <w:numPr>
+          <w:ilvl w:val="0"/>
+          <w:numId w:val="36"/>
+        </w:numPr>
+      </w:pPr>
+      <w:r>
+        <w:rPr>
+          <w:b/>
+          <w:bCs/>
+        </w:rPr>
+        <w:t>课程调整</w:t>
+      </w:r>
+      <w:r>
+        <w:t>：老师因精力有限，课程时长改为50分钟，之后休息10分钟答疑，晚上只上一节课，同时提高课程价格，老学员价格不变。</w:t>
+      </w:r>
+    </w:p>
+    <w:p>
+      <w:pPr>
+        <w:numPr>
+          <w:ilvl w:val="0"/>
+          <w:numId w:val="36"/>
+        </w:numPr>
+      </w:pPr>
+      <w:r>
+        <w:rPr>
+          <w:b/>
+          <w:bCs/>
+        </w:rPr>
+        <w:t>学习建议</w:t>
+      </w:r>
+      <w:r>
+        <w:t>：当下注重写代码能力，学员应多练习，后续老师会讲解UI demo相关题目。</w:t>
+      </w:r>
+    </w:p>
+    <w:p>
+      <w:pPr>
+        <w:rPr>
+          <w:rFonts w:hint="eastAsia"/>
+        </w:rPr>
+      </w:pPr>
     </w:p>
     <w:sectPr>
       <w:pgSz w:w="11906" w:h="16838"/>
@@ -26344,6 +26676,155 @@
     </w:lvl>
   </w:abstractNum>
   <w:abstractNum w:abstractNumId="7" w15:restartNumberingAfterBreak="0">
+    <w:nsid w:val="27DA143B"/>
+    <w:multiLevelType w:val="multilevel"/>
+    <w:tmpl w:val="B608F6A2"/>
+    <w:lvl w:ilvl="0">
+      <w:start w:val="1"/>
+      <w:numFmt w:val="bullet"/>
+      <w:lvlText w:val=""/>
+      <w:lvlJc w:val="left"/>
+      <w:pPr>
+        <w:tabs>
+          <w:tab w:val="num" w:pos="720"/>
+        </w:tabs>
+        <w:ind w:left="720" w:hanging="360"/>
+      </w:pPr>
+      <w:rPr>
+        <w:rFonts w:ascii="Symbol" w:hAnsi="Symbol" w:hint="default"/>
+        <w:sz w:val="20"/>
+      </w:rPr>
+    </w:lvl>
+    <w:lvl w:ilvl="1">
+      <w:start w:val="1"/>
+      <w:numFmt w:val="bullet"/>
+      <w:lvlText w:val="o"/>
+      <w:lvlJc w:val="left"/>
+      <w:pPr>
+        <w:tabs>
+          <w:tab w:val="num" w:pos="1440"/>
+        </w:tabs>
+        <w:ind w:left="1440" w:hanging="360"/>
+      </w:pPr>
+      <w:rPr>
+        <w:rFonts w:ascii="Courier New" w:hAnsi="Courier New" w:hint="default"/>
+        <w:sz w:val="20"/>
+      </w:rPr>
+    </w:lvl>
+    <w:lvl w:ilvl="2">
+      <w:start w:val="1"/>
+      <w:numFmt w:val="bullet"/>
+      <w:lvlText w:val=""/>
+      <w:lvlJc w:val="left"/>
+      <w:pPr>
+        <w:tabs>
+          <w:tab w:val="num" w:pos="2160"/>
+        </w:tabs>
+        <w:ind w:left="2160" w:hanging="360"/>
+      </w:pPr>
+      <w:rPr>
+        <w:rFonts w:ascii="Wingdings" w:hAnsi="Wingdings" w:hint="default"/>
+        <w:sz w:val="20"/>
+      </w:rPr>
+    </w:lvl>
+    <w:lvl w:ilvl="3" w:tentative="1">
+      <w:start w:val="1"/>
+      <w:numFmt w:val="bullet"/>
+      <w:lvlText w:val=""/>
+      <w:lvlJc w:val="left"/>
+      <w:pPr>
+        <w:tabs>
+          <w:tab w:val="num" w:pos="2880"/>
+        </w:tabs>
+        <w:ind w:left="2880" w:hanging="360"/>
+      </w:pPr>
+      <w:rPr>
+        <w:rFonts w:ascii="Wingdings" w:hAnsi="Wingdings" w:hint="default"/>
+        <w:sz w:val="20"/>
+      </w:rPr>
+    </w:lvl>
+    <w:lvl w:ilvl="4" w:tentative="1">
+      <w:start w:val="1"/>
+      <w:numFmt w:val="bullet"/>
+      <w:lvlText w:val=""/>
+      <w:lvlJc w:val="left"/>
+      <w:pPr>
+        <w:tabs>
+          <w:tab w:val="num" w:pos="3600"/>
+        </w:tabs>
+        <w:ind w:left="3600" w:hanging="360"/>
+      </w:pPr>
+      <w:rPr>
+        <w:rFonts w:ascii="Wingdings" w:hAnsi="Wingdings" w:hint="default"/>
+        <w:sz w:val="20"/>
+      </w:rPr>
+    </w:lvl>
+    <w:lvl w:ilvl="5" w:tentative="1">
+      <w:start w:val="1"/>
+      <w:numFmt w:val="bullet"/>
+      <w:lvlText w:val=""/>
+      <w:lvlJc w:val="left"/>
+      <w:pPr>
+        <w:tabs>
+          <w:tab w:val="num" w:pos="4320"/>
+        </w:tabs>
+        <w:ind w:left="4320" w:hanging="360"/>
+      </w:pPr>
+      <w:rPr>
+        <w:rFonts w:ascii="Wingdings" w:hAnsi="Wingdings" w:hint="default"/>
+        <w:sz w:val="20"/>
+      </w:rPr>
+    </w:lvl>
+    <w:lvl w:ilvl="6" w:tentative="1">
+      <w:start w:val="1"/>
+      <w:numFmt w:val="bullet"/>
+      <w:lvlText w:val=""/>
+      <w:lvlJc w:val="left"/>
+      <w:pPr>
+        <w:tabs>
+          <w:tab w:val="num" w:pos="5040"/>
+        </w:tabs>
+        <w:ind w:left="5040" w:hanging="360"/>
+      </w:pPr>
+      <w:rPr>
+        <w:rFonts w:ascii="Wingdings" w:hAnsi="Wingdings" w:hint="default"/>
+        <w:sz w:val="20"/>
+      </w:rPr>
+    </w:lvl>
+    <w:lvl w:ilvl="7" w:tentative="1">
+      <w:start w:val="1"/>
+      <w:numFmt w:val="bullet"/>
+      <w:lvlText w:val=""/>
+      <w:lvlJc w:val="left"/>
+      <w:pPr>
+        <w:tabs>
+          <w:tab w:val="num" w:pos="5760"/>
+        </w:tabs>
+        <w:ind w:left="5760" w:hanging="360"/>
+      </w:pPr>
+      <w:rPr>
+        <w:rFonts w:ascii="Wingdings" w:hAnsi="Wingdings" w:hint="default"/>
+        <w:sz w:val="20"/>
+      </w:rPr>
+    </w:lvl>
+    <w:lvl w:ilvl="8" w:tentative="1">
+      <w:start w:val="1"/>
+      <w:numFmt w:val="bullet"/>
+      <w:lvlText w:val=""/>
+      <w:lvlJc w:val="left"/>
+      <w:pPr>
+        <w:tabs>
+          <w:tab w:val="num" w:pos="6480"/>
+        </w:tabs>
+        <w:ind w:left="6480" w:hanging="360"/>
+      </w:pPr>
+      <w:rPr>
+        <w:rFonts w:ascii="Wingdings" w:hAnsi="Wingdings" w:hint="default"/>
+        <w:sz w:val="20"/>
+      </w:rPr>
+    </w:lvl>
+  </w:abstractNum>
+  <w:abstractNum w:abstractNumId="8" w15:restartNumberingAfterBreak="0">
     <w:nsid w:val="289F1C5A"/>
     <w:multiLevelType w:val="hybridMultilevel"/>
     <w:tmpl w:val="C1BCC310"/>
@@ -26432,7 +26913,7 @@
       </w:pPr>
     </w:lvl>
   </w:abstractNum>
-  <w:abstractNum w:abstractNumId="8" w15:restartNumberingAfterBreak="0">
+  <w:abstractNum w:abstractNumId="9" w15:restartNumberingAfterBreak="0">
     <w:nsid w:val="29833209"/>
     <w:multiLevelType w:val="multilevel"/>
     <w:tmpl w:val="36629CFA"/>
@@ -26577,7 +27058,7 @@
       </w:rPr>
     </w:lvl>
   </w:abstractNum>
-  <w:abstractNum w:abstractNumId="9" w15:restartNumberingAfterBreak="0">
+  <w:abstractNum w:abstractNumId="10" w15:restartNumberingAfterBreak="0">
     <w:nsid w:val="3DDA13CE"/>
     <w:multiLevelType w:val="multilevel"/>
     <w:tmpl w:val="007860AA"/>
@@ -26690,7 +27171,7 @@
       </w:pPr>
     </w:lvl>
   </w:abstractNum>
-  <w:abstractNum w:abstractNumId="10" w15:restartNumberingAfterBreak="0">
+  <w:abstractNum w:abstractNumId="11" w15:restartNumberingAfterBreak="0">
     <w:nsid w:val="45481C2A"/>
     <w:multiLevelType w:val="hybridMultilevel"/>
     <w:tmpl w:val="157A38A0"/>
@@ -26779,7 +27260,7 @@
       </w:pPr>
     </w:lvl>
   </w:abstractNum>
-  <w:abstractNum w:abstractNumId="11" w15:restartNumberingAfterBreak="0">
+  <w:abstractNum w:abstractNumId="12" w15:restartNumberingAfterBreak="0">
     <w:nsid w:val="46C667B0"/>
     <w:multiLevelType w:val="multilevel"/>
     <w:tmpl w:val="38B865B6"/>
@@ -26928,7 +27409,7 @@
       </w:rPr>
     </w:lvl>
   </w:abstractNum>
-  <w:abstractNum w:abstractNumId="12" w15:restartNumberingAfterBreak="0">
+  <w:abstractNum w:abstractNumId="13" w15:restartNumberingAfterBreak="0">
     <w:nsid w:val="49661458"/>
     <w:multiLevelType w:val="hybridMultilevel"/>
     <w:tmpl w:val="E3E69626"/>
@@ -27017,7 +27498,7 @@
       </w:pPr>
     </w:lvl>
   </w:abstractNum>
-  <w:abstractNum w:abstractNumId="13" w15:restartNumberingAfterBreak="0">
+  <w:abstractNum w:abstractNumId="14" w15:restartNumberingAfterBreak="0">
     <w:nsid w:val="4E056381"/>
     <w:multiLevelType w:val="multilevel"/>
     <w:tmpl w:val="0D6E9974"/>
@@ -27166,7 +27647,7 @@
       </w:rPr>
     </w:lvl>
   </w:abstractNum>
-  <w:abstractNum w:abstractNumId="14" w15:restartNumberingAfterBreak="0">
+  <w:abstractNum w:abstractNumId="15" w15:restartNumberingAfterBreak="0">
     <w:nsid w:val="55915F6B"/>
     <w:multiLevelType w:val="hybridMultilevel"/>
     <w:tmpl w:val="AAC4B436"/>
@@ -27255,7 +27736,7 @@
       </w:pPr>
     </w:lvl>
   </w:abstractNum>
-  <w:abstractNum w:abstractNumId="15" w15:restartNumberingAfterBreak="0">
+  <w:abstractNum w:abstractNumId="16" w15:restartNumberingAfterBreak="0">
     <w:nsid w:val="55FD0228"/>
     <w:multiLevelType w:val="multilevel"/>
     <w:tmpl w:val="C0F280DE"/>
@@ -27404,7 +27885,7 @@
       </w:rPr>
     </w:lvl>
   </w:abstractNum>
-  <w:abstractNum w:abstractNumId="16" w15:restartNumberingAfterBreak="0">
+  <w:abstractNum w:abstractNumId="17" w15:restartNumberingAfterBreak="0">
     <w:nsid w:val="56431417"/>
     <w:multiLevelType w:val="multilevel"/>
     <w:tmpl w:val="EF6EDDB6"/>
@@ -27517,7 +27998,7 @@
       </w:pPr>
     </w:lvl>
   </w:abstractNum>
-  <w:abstractNum w:abstractNumId="17" w15:restartNumberingAfterBreak="0">
+  <w:abstractNum w:abstractNumId="18" w15:restartNumberingAfterBreak="0">
     <w:nsid w:val="58E21DD8"/>
     <w:multiLevelType w:val="multilevel"/>
     <w:tmpl w:val="392832BE"/>
@@ -27666,7 +28147,7 @@
       </w:rPr>
     </w:lvl>
   </w:abstractNum>
-  <w:abstractNum w:abstractNumId="18" w15:restartNumberingAfterBreak="0">
+  <w:abstractNum w:abstractNumId="19" w15:restartNumberingAfterBreak="0">
     <w:nsid w:val="5C086FF3"/>
     <w:multiLevelType w:val="multilevel"/>
     <w:tmpl w:val="32C2B414"/>
@@ -27815,7 +28296,7 @@
       </w:rPr>
     </w:lvl>
   </w:abstractNum>
-  <w:abstractNum w:abstractNumId="19" w15:restartNumberingAfterBreak="0">
+  <w:abstractNum w:abstractNumId="20" w15:restartNumberingAfterBreak="0">
     <w:nsid w:val="5D0B4A5F"/>
     <w:multiLevelType w:val="hybridMultilevel"/>
     <w:tmpl w:val="F0D6EFDE"/>
@@ -27904,7 +28385,7 @@
       </w:pPr>
     </w:lvl>
   </w:abstractNum>
-  <w:abstractNum w:abstractNumId="20" w15:restartNumberingAfterBreak="0">
+  <w:abstractNum w:abstractNumId="21" w15:restartNumberingAfterBreak="0">
     <w:nsid w:val="5D9A36C5"/>
     <w:multiLevelType w:val="multilevel"/>
     <w:tmpl w:val="CDC21C3A"/>
@@ -28053,7 +28534,7 @@
       </w:rPr>
     </w:lvl>
   </w:abstractNum>
-  <w:abstractNum w:abstractNumId="21" w15:restartNumberingAfterBreak="0">
+  <w:abstractNum w:abstractNumId="22" w15:restartNumberingAfterBreak="0">
     <w:nsid w:val="69CE6475"/>
     <w:multiLevelType w:val="hybridMultilevel"/>
     <w:tmpl w:val="EA763DFE"/>
@@ -28142,7 +28623,7 @@
       </w:pPr>
     </w:lvl>
   </w:abstractNum>
-  <w:abstractNum w:abstractNumId="22" w15:restartNumberingAfterBreak="0">
+  <w:abstractNum w:abstractNumId="23" w15:restartNumberingAfterBreak="0">
     <w:nsid w:val="6B200C1C"/>
     <w:multiLevelType w:val="multilevel"/>
     <w:tmpl w:val="9B34C158"/>
@@ -28255,7 +28736,7 @@
       </w:pPr>
     </w:lvl>
   </w:abstractNum>
-  <w:abstractNum w:abstractNumId="23" w15:restartNumberingAfterBreak="0">
+  <w:abstractNum w:abstractNumId="24" w15:restartNumberingAfterBreak="0">
     <w:nsid w:val="6CE85BD5"/>
     <w:multiLevelType w:val="multilevel"/>
     <w:tmpl w:val="A6CED16C"/>
@@ -28404,7 +28885,7 @@
       </w:rPr>
     </w:lvl>
   </w:abstractNum>
-  <w:abstractNum w:abstractNumId="24" w15:restartNumberingAfterBreak="0">
+  <w:abstractNum w:abstractNumId="25" w15:restartNumberingAfterBreak="0">
     <w:nsid w:val="6D936673"/>
     <w:multiLevelType w:val="multilevel"/>
     <w:tmpl w:val="0728CEE8"/>
@@ -28553,7 +29034,7 @@
       </w:rPr>
     </w:lvl>
   </w:abstractNum>
-  <w:abstractNum w:abstractNumId="25" w15:restartNumberingAfterBreak="0">
+  <w:abstractNum w:abstractNumId="26" w15:restartNumberingAfterBreak="0">
     <w:nsid w:val="6EB03716"/>
     <w:multiLevelType w:val="hybridMultilevel"/>
     <w:tmpl w:val="1B82C136"/>
@@ -28642,7 +29123,7 @@
       </w:pPr>
     </w:lvl>
   </w:abstractNum>
-  <w:abstractNum w:abstractNumId="26" w15:restartNumberingAfterBreak="0">
+  <w:abstractNum w:abstractNumId="27" w15:restartNumberingAfterBreak="0">
     <w:nsid w:val="702171F3"/>
     <w:multiLevelType w:val="multilevel"/>
     <w:tmpl w:val="6D64EEB6"/>
@@ -28791,7 +29272,7 @@
       </w:rPr>
     </w:lvl>
   </w:abstractNum>
-  <w:abstractNum w:abstractNumId="27" w15:restartNumberingAfterBreak="0">
+  <w:abstractNum w:abstractNumId="28" w15:restartNumberingAfterBreak="0">
     <w:nsid w:val="72125B11"/>
     <w:multiLevelType w:val="hybridMultilevel"/>
     <w:tmpl w:val="25EC1CE2"/>
@@ -28880,7 +29361,7 @@
       </w:pPr>
     </w:lvl>
   </w:abstractNum>
-  <w:abstractNum w:abstractNumId="28" w15:restartNumberingAfterBreak="0">
+  <w:abstractNum w:abstractNumId="29" w15:restartNumberingAfterBreak="0">
     <w:nsid w:val="744F4D49"/>
     <w:multiLevelType w:val="multilevel"/>
     <w:tmpl w:val="79345546"/>
@@ -29029,7 +29510,7 @@
       </w:rPr>
     </w:lvl>
   </w:abstractNum>
-  <w:abstractNum w:abstractNumId="29" w15:restartNumberingAfterBreak="0">
+  <w:abstractNum w:abstractNumId="30" w15:restartNumberingAfterBreak="0">
     <w:nsid w:val="7A751C22"/>
     <w:multiLevelType w:val="multilevel"/>
     <w:tmpl w:val="F40298DC"/>
@@ -29142,7 +29623,7 @@
       </w:pPr>
     </w:lvl>
   </w:abstractNum>
-  <w:abstractNum w:abstractNumId="30" w15:restartNumberingAfterBreak="0">
+  <w:abstractNum w:abstractNumId="31" w15:restartNumberingAfterBreak="0">
     <w:nsid w:val="7BA704AD"/>
     <w:multiLevelType w:val="multilevel"/>
     <w:tmpl w:val="02A602AE"/>
@@ -29291,7 +29772,7 @@
       </w:rPr>
     </w:lvl>
   </w:abstractNum>
-  <w:abstractNum w:abstractNumId="31" w15:restartNumberingAfterBreak="0">
+  <w:abstractNum w:abstractNumId="32" w15:restartNumberingAfterBreak="0">
     <w:nsid w:val="7D463E9C"/>
     <w:multiLevelType w:val="multilevel"/>
     <w:tmpl w:val="347CCE8A"/>
@@ -29440,7 +29921,7 @@
       </w:rPr>
     </w:lvl>
   </w:abstractNum>
-  <w:abstractNum w:abstractNumId="32" w15:restartNumberingAfterBreak="0">
+  <w:abstractNum w:abstractNumId="33" w15:restartNumberingAfterBreak="0">
     <w:nsid w:val="7D655F25"/>
     <w:multiLevelType w:val="multilevel"/>
     <w:tmpl w:val="B284E6C8"/>
@@ -29589,7 +30070,7 @@
       </w:rPr>
     </w:lvl>
   </w:abstractNum>
-  <w:abstractNum w:abstractNumId="33" w15:restartNumberingAfterBreak="0">
+  <w:abstractNum w:abstractNumId="34" w15:restartNumberingAfterBreak="0">
     <w:nsid w:val="7E281DAD"/>
     <w:multiLevelType w:val="multilevel"/>
     <w:tmpl w:val="38B021F2"/>
@@ -29738,7 +30219,7 @@
       </w:rPr>
     </w:lvl>
   </w:abstractNum>
-  <w:abstractNum w:abstractNumId="34" w15:restartNumberingAfterBreak="0">
+  <w:abstractNum w:abstractNumId="35" w15:restartNumberingAfterBreak="0">
     <w:nsid w:val="7F1E7B45"/>
     <w:multiLevelType w:val="multilevel"/>
     <w:tmpl w:val="9E28FE00"/>
@@ -29877,108 +30358,111 @@
     </w:lvl>
   </w:abstractNum>
   <w:num w:numId="1" w16cid:durableId="1255437523">
-    <w:abstractNumId w:val="10"/>
+    <w:abstractNumId w:val="11"/>
   </w:num>
   <w:num w:numId="2" w16cid:durableId="911235867">
-    <w:abstractNumId w:val="15"/>
+    <w:abstractNumId w:val="16"/>
   </w:num>
   <w:num w:numId="3" w16cid:durableId="1011028068">
-    <w:abstractNumId w:val="21"/>
+    <w:abstractNumId w:val="22"/>
   </w:num>
   <w:num w:numId="4" w16cid:durableId="461576885">
-    <w:abstractNumId w:val="25"/>
+    <w:abstractNumId w:val="26"/>
   </w:num>
   <w:num w:numId="5" w16cid:durableId="290791763">
     <w:abstractNumId w:val="3"/>
   </w:num>
   <w:num w:numId="6" w16cid:durableId="1477797014">
-    <w:abstractNumId w:val="19"/>
+    <w:abstractNumId w:val="20"/>
   </w:num>
   <w:num w:numId="7" w16cid:durableId="1656254804">
     <w:abstractNumId w:val="2"/>
   </w:num>
   <w:num w:numId="8" w16cid:durableId="1614440395">
-    <w:abstractNumId w:val="14"/>
+    <w:abstractNumId w:val="15"/>
   </w:num>
   <w:num w:numId="9" w16cid:durableId="1737127590">
     <w:abstractNumId w:val="5"/>
   </w:num>
   <w:num w:numId="10" w16cid:durableId="1863399971">
-    <w:abstractNumId w:val="27"/>
+    <w:abstractNumId w:val="28"/>
   </w:num>
   <w:num w:numId="11" w16cid:durableId="1309555736">
-    <w:abstractNumId w:val="23"/>
+    <w:abstractNumId w:val="24"/>
   </w:num>
   <w:num w:numId="12" w16cid:durableId="716508437">
-    <w:abstractNumId w:val="24"/>
+    <w:abstractNumId w:val="25"/>
   </w:num>
   <w:num w:numId="13" w16cid:durableId="1499611504">
-    <w:abstractNumId w:val="33"/>
+    <w:abstractNumId w:val="34"/>
   </w:num>
   <w:num w:numId="14" w16cid:durableId="982320220">
-    <w:abstractNumId w:val="11"/>
+    <w:abstractNumId w:val="12"/>
   </w:num>
   <w:num w:numId="15" w16cid:durableId="797842979">
-    <w:abstractNumId w:val="20"/>
+    <w:abstractNumId w:val="21"/>
   </w:num>
   <w:num w:numId="16" w16cid:durableId="1250308526">
-    <w:abstractNumId w:val="8"/>
+    <w:abstractNumId w:val="9"/>
   </w:num>
   <w:num w:numId="17" w16cid:durableId="1809973658">
     <w:abstractNumId w:val="4"/>
   </w:num>
   <w:num w:numId="18" w16cid:durableId="562064132">
-    <w:abstractNumId w:val="26"/>
+    <w:abstractNumId w:val="27"/>
   </w:num>
   <w:num w:numId="19" w16cid:durableId="228153480">
-    <w:abstractNumId w:val="32"/>
+    <w:abstractNumId w:val="33"/>
   </w:num>
   <w:num w:numId="20" w16cid:durableId="62290769">
-    <w:abstractNumId w:val="17"/>
+    <w:abstractNumId w:val="18"/>
   </w:num>
   <w:num w:numId="21" w16cid:durableId="1833642597">
-    <w:abstractNumId w:val="29"/>
+    <w:abstractNumId w:val="30"/>
   </w:num>
   <w:num w:numId="22" w16cid:durableId="2019888000">
-    <w:abstractNumId w:val="18"/>
+    <w:abstractNumId w:val="19"/>
   </w:num>
   <w:num w:numId="23" w16cid:durableId="236592173">
-    <w:abstractNumId w:val="30"/>
+    <w:abstractNumId w:val="31"/>
   </w:num>
   <w:num w:numId="24" w16cid:durableId="799343680">
-    <w:abstractNumId w:val="22"/>
+    <w:abstractNumId w:val="23"/>
   </w:num>
   <w:num w:numId="25" w16cid:durableId="1894543144">
-    <w:abstractNumId w:val="9"/>
+    <w:abstractNumId w:val="10"/>
   </w:num>
   <w:num w:numId="26" w16cid:durableId="1458640514">
     <w:abstractNumId w:val="0"/>
   </w:num>
   <w:num w:numId="27" w16cid:durableId="573589603">
-    <w:abstractNumId w:val="16"/>
+    <w:abstractNumId w:val="17"/>
   </w:num>
   <w:num w:numId="28" w16cid:durableId="1258758617">
-    <w:abstractNumId w:val="13"/>
+    <w:abstractNumId w:val="14"/>
   </w:num>
   <w:num w:numId="29" w16cid:durableId="2077776171">
-    <w:abstractNumId w:val="28"/>
+    <w:abstractNumId w:val="29"/>
   </w:num>
   <w:num w:numId="30" w16cid:durableId="4792383">
     <w:abstractNumId w:val="6"/>
   </w:num>
   <w:num w:numId="31" w16cid:durableId="1540582619">
-    <w:abstractNumId w:val="34"/>
+    <w:abstractNumId w:val="35"/>
   </w:num>
   <w:num w:numId="32" w16cid:durableId="636495952">
     <w:abstractNumId w:val="1"/>
   </w:num>
   <w:num w:numId="33" w16cid:durableId="273289409">
-    <w:abstractNumId w:val="31"/>
+    <w:abstractNumId w:val="32"/>
   </w:num>
   <w:num w:numId="34" w16cid:durableId="78138412">
-    <w:abstractNumId w:val="12"/>
+    <w:abstractNumId w:val="13"/>
   </w:num>
   <w:num w:numId="35" w16cid:durableId="29844272">
+    <w:abstractNumId w:val="8"/>
+  </w:num>
+  <w:num w:numId="36" w16cid:durableId="795177559">
     <w:abstractNumId w:val="7"/>
   </w:num>
 </w:numbering>
@@ -30587,7 +31071,6 @@
   <w:style w:type="character" w:default="1" w:styleId="a0">
     <w:name w:val="Default Paragraph Font"/>
     <w:uiPriority w:val="1"/>
-    <w:semiHidden/>
     <w:unhideWhenUsed/>
   </w:style>
   <w:style w:type="table" w:default="1" w:styleId="a1">

--- a/lesson/12.9课时1.docx
+++ b/lesson/12.9课时1.docx
@@ -3552,25 +3552,7 @@
           <w:color w:val="000000"/>
           <w:sz w:val="22"/>
         </w:rPr>
-        <w:t>使用</w:t>
-      </w:r>
-      <w:proofErr w:type="spellStart"/>
-      <w:r>
-        <w:rPr>
-          <w:rFonts w:ascii="微软雅黑" w:eastAsia="微软雅黑" w:hAnsi="微软雅黑"/>
-          <w:color w:val="000000"/>
-          <w:sz w:val="22"/>
-        </w:rPr>
-        <w:t>drivelist</w:t>
-      </w:r>
-      <w:proofErr w:type="spellEnd"/>
-      <w:r>
-        <w:rPr>
-          <w:rFonts w:ascii="微软雅黑" w:eastAsia="微软雅黑" w:hAnsi="微软雅黑"/>
-          <w:color w:val="000000"/>
-          <w:sz w:val="22"/>
-        </w:rPr>
-        <w:t>库实现跨平台驱动器枚举和管理</w:t>
+        <w:t>使用drivelist库实现跨平台驱动器枚举和管理</w:t>
       </w:r>
     </w:p>
     <w:p>
@@ -3590,44 +3572,26 @@
           <w:color w:val="000000"/>
           <w:sz w:val="22"/>
         </w:rPr>
-        <w:t>安全下载，进度可视化：开发固件下载模板，结合</w:t>
-      </w:r>
-      <w:proofErr w:type="spellStart"/>
-      <w:r>
+        <w:t>安全下载，进度可视化：开发固件下载模板，结合ipc进程通信进行完整新校验，降低与实际不一致的风险</w:t>
+      </w:r>
+    </w:p>
+    <w:p>
+      <w:pPr>
+        <w:spacing w:before="260" w:line="220" w:lineRule="exact"/>
+        <w:ind w:firstLine="420"/>
+        <w:jc w:val="left"/>
         <w:rPr>
           <w:rFonts w:ascii="微软雅黑" w:eastAsia="微软雅黑" w:hAnsi="微软雅黑" w:hint="eastAsia"/>
           <w:color w:val="000000"/>
           <w:sz w:val="22"/>
         </w:rPr>
-        <w:t>ipc</w:t>
-      </w:r>
-      <w:proofErr w:type="spellEnd"/>
+      </w:pPr>
       <w:r>
         <w:rPr>
           <w:rFonts w:ascii="微软雅黑" w:eastAsia="微软雅黑" w:hAnsi="微软雅黑" w:hint="eastAsia"/>
           <w:color w:val="000000"/>
           <w:sz w:val="22"/>
         </w:rPr>
-        <w:t>进程通信进行完整新校验，降低与实际不一致的风险</w:t>
-      </w:r>
-    </w:p>
-    <w:p>
-      <w:pPr>
-        <w:spacing w:before="260" w:line="220" w:lineRule="exact"/>
-        <w:ind w:firstLine="420"/>
-        <w:jc w:val="left"/>
-        <w:rPr>
-          <w:rFonts w:ascii="微软雅黑" w:eastAsia="微软雅黑" w:hAnsi="微软雅黑" w:hint="eastAsia"/>
-          <w:color w:val="000000"/>
-          <w:sz w:val="22"/>
-        </w:rPr>
-      </w:pPr>
-      <w:r>
-        <w:rPr>
-          <w:rFonts w:ascii="微软雅黑" w:eastAsia="微软雅黑" w:hAnsi="微软雅黑" w:hint="eastAsia"/>
-          <w:color w:val="000000"/>
-          <w:sz w:val="22"/>
-        </w:rPr>
         <w:t>R：涵盖核心烧录功能，</w:t>
       </w:r>
     </w:p>
@@ -3657,19 +3621,11 @@
           <w:rFonts w:hint="eastAsia"/>
         </w:rPr>
       </w:pPr>
-      <w:proofErr w:type="spellStart"/>
-      <w:r>
-        <w:rPr>
-          <w:rFonts w:hint="eastAsia"/>
-        </w:rPr>
-        <w:t>Ipc</w:t>
-      </w:r>
-      <w:proofErr w:type="spellEnd"/>
-      <w:r>
-        <w:rPr>
-          <w:rFonts w:hint="eastAsia"/>
-        </w:rPr>
-        <w:t>通信保证进度可信不阻塞UI：利用electron+vue3，进行解耦，</w:t>
+      <w:r>
+        <w:rPr>
+          <w:rFonts w:hint="eastAsia"/>
+        </w:rPr>
+        <w:t>Ipc通信保证进度可信不阻塞UI：利用electron+vue3，进行解耦，</w:t>
       </w:r>
     </w:p>
     <w:p>
@@ -3719,19 +3675,11 @@
           <w:rFonts w:hint="eastAsia"/>
         </w:rPr>
       </w:pPr>
-      <w:proofErr w:type="spellStart"/>
-      <w:r>
-        <w:rPr>
-          <w:rFonts w:hint="eastAsia"/>
-        </w:rPr>
-        <w:t>Ipc</w:t>
-      </w:r>
-      <w:proofErr w:type="spellEnd"/>
-      <w:r>
-        <w:rPr>
-          <w:rFonts w:hint="eastAsia"/>
-        </w:rPr>
-        <w:t>消息包含：downloading，validate, writing，checking，error，done</w:t>
+      <w:r>
+        <w:rPr>
+          <w:rFonts w:hint="eastAsia"/>
+        </w:rPr>
+        <w:t>Ipc消息包含：downloading，validate, writing，checking，error，done</w:t>
       </w:r>
     </w:p>
     <w:p>
@@ -3837,21 +3785,7 @@
         <w:rPr>
           <w:rFonts w:hint="eastAsia"/>
         </w:rPr>
-        <w:t>折叠的数据加载模式，</w:t>
-      </w:r>
-      <w:proofErr w:type="spellStart"/>
-      <w:r>
-        <w:rPr>
-          <w:rFonts w:hint="eastAsia"/>
-        </w:rPr>
-        <w:t>tiptap</w:t>
-      </w:r>
-      <w:proofErr w:type="spellEnd"/>
-      <w:r>
-        <w:rPr>
-          <w:rFonts w:hint="eastAsia"/>
-        </w:rPr>
-        <w:t>库</w:t>
+        <w:t>折叠的数据加载模式，tiptap库</w:t>
       </w:r>
     </w:p>
     <w:p>
@@ -4132,21 +4066,7 @@
         <w:rPr>
           <w:rFonts w:hint="eastAsia"/>
         </w:rPr>
-        <w:t>（</w:t>
-      </w:r>
-      <w:proofErr w:type="spellStart"/>
-      <w:r>
-        <w:rPr>
-          <w:rFonts w:hint="eastAsia"/>
-        </w:rPr>
-        <w:t>Github</w:t>
-      </w:r>
-      <w:proofErr w:type="spellEnd"/>
-      <w:r>
-        <w:rPr>
-          <w:rFonts w:hint="eastAsia"/>
-        </w:rPr>
-        <w:t>首页：readme介绍、commit绿点、头像、stars</w:t>
+        <w:t>（Github首页：readme介绍、commit绿点、头像、stars</w:t>
       </w:r>
     </w:p>
     <w:p>
@@ -4241,21 +4161,7 @@
         <w:rPr>
           <w:rFonts w:hint="eastAsia"/>
         </w:rPr>
-        <w:t>有利于在</w:t>
-      </w:r>
-      <w:proofErr w:type="spellStart"/>
-      <w:r>
-        <w:rPr>
-          <w:rFonts w:hint="eastAsia"/>
-        </w:rPr>
-        <w:t>toB</w:t>
-      </w:r>
-      <w:proofErr w:type="spellEnd"/>
-      <w:r>
-        <w:rPr>
-          <w:rFonts w:hint="eastAsia"/>
-        </w:rPr>
-        <w:t>的平台类岗位快速落地技术方案，企业级内部工具从0到1落地能力，独立完成飞书内嵌周报系统，从需求的梳理到技术选型到上线，真正把系统作为团队的协作工具。</w:t>
+        <w:t>有利于在toB的平台类岗位快速落地技术方案，企业级内部工具从0到1落地能力，独立完成飞书内嵌周报系统，从需求的梳理到技术选型到上线，真正把系统作为团队的协作工具。</w:t>
       </w:r>
     </w:p>
     <w:p>
@@ -4273,21 +4179,7 @@
         <w:rPr>
           <w:rFonts w:hint="eastAsia"/>
         </w:rPr>
-        <w:t>跨平台桌面的系统能力，独立设计硬件钱包固件烧录工具，覆盖Windows、Linux、</w:t>
-      </w:r>
-      <w:proofErr w:type="spellStart"/>
-      <w:r>
-        <w:rPr>
-          <w:rFonts w:hint="eastAsia"/>
-        </w:rPr>
-        <w:t>macos</w:t>
-      </w:r>
-      <w:proofErr w:type="spellEnd"/>
-      <w:r>
-        <w:rPr>
-          <w:rFonts w:hint="eastAsia"/>
-        </w:rPr>
-        <w:t>三端，对底层 和</w:t>
+        <w:t>跨平台桌面的系统能力，独立设计硬件钱包固件烧录工具，覆盖Windows、Linux、macos三端，对底层 和</w:t>
       </w:r>
     </w:p>
     <w:p>
@@ -4305,21 +4197,7 @@
         <w:rPr>
           <w:rFonts w:hint="eastAsia"/>
         </w:rPr>
-        <w:t>自动化与AI工具链的实践，有基于</w:t>
-      </w:r>
-      <w:proofErr w:type="spellStart"/>
-      <w:r>
-        <w:rPr>
-          <w:rFonts w:hint="eastAsia"/>
-        </w:rPr>
-        <w:t>Langchain</w:t>
-      </w:r>
-      <w:proofErr w:type="spellEnd"/>
-      <w:r>
-        <w:rPr>
-          <w:rFonts w:hint="eastAsia"/>
-        </w:rPr>
-        <w:t>的企业知识库的，编写自动化脚本，降低人工错误率，对接多家交易所API，实现监控预警和自动交易</w:t>
+        <w:t>自动化与AI工具链的实践，有基于Langchain的企业知识库的，编写自动化脚本，降低人工错误率，对接多家交易所API，实现监控预警和自动交易</w:t>
       </w:r>
     </w:p>
     <w:p>
@@ -4492,28 +4370,24 @@
           <w:rFonts w:hint="eastAsia"/>
         </w:rPr>
       </w:pPr>
-      <w:proofErr w:type="spellStart"/>
       <w:r>
         <w:rPr>
           <w:rFonts w:hint="eastAsia"/>
         </w:rPr>
         <w:t>AntD</w:t>
       </w:r>
-      <w:proofErr w:type="spellEnd"/>
       <w:r>
         <w:rPr>
           <w:rFonts w:hint="eastAsia"/>
         </w:rPr>
         <w:t>、</w:t>
       </w:r>
-      <w:proofErr w:type="spellStart"/>
       <w:r>
         <w:rPr>
           <w:rFonts w:hint="eastAsia"/>
         </w:rPr>
         <w:t>ECharts</w:t>
       </w:r>
-      <w:proofErr w:type="spellEnd"/>
       <w:r>
         <w:rPr>
           <w:rFonts w:hint="eastAsia"/>
@@ -4567,28 +4441,24 @@
         </w:rPr>
         <w:t xml:space="preserve">git, </w:t>
       </w:r>
-      <w:proofErr w:type="spellStart"/>
       <w:r>
         <w:rPr>
           <w:rFonts w:hint="eastAsia"/>
         </w:rPr>
         <w:t>vite</w:t>
       </w:r>
-      <w:proofErr w:type="spellEnd"/>
       <w:r>
         <w:rPr>
           <w:rFonts w:hint="eastAsia"/>
         </w:rPr>
         <w:t xml:space="preserve">, </w:t>
       </w:r>
-      <w:proofErr w:type="spellStart"/>
       <w:r>
         <w:rPr>
           <w:rFonts w:hint="eastAsia"/>
         </w:rPr>
         <w:t>ESLint</w:t>
       </w:r>
-      <w:proofErr w:type="spellEnd"/>
       <w:r>
         <w:rPr>
           <w:rFonts w:hint="eastAsia"/>
@@ -4881,52 +4751,38 @@
         <w:rPr>
           <w:strike/>
         </w:rPr>
-        <w:t>我从零开始负责整个系统的设计、开发和上线。针对海量历史周报数据的展示需求，我封装了高性能的虚拟滚动列表，支持数据筛选和视角切换；为提升编辑体验，基于</w:t>
-      </w:r>
-      <w:proofErr w:type="spellStart"/>
-      <w:r>
-        <w:rPr>
+        <w:t xml:space="preserve">我从零开始负责整个系统的设计、开发和上线。针对海量历史周报数据的展示需求，我封装了高性能的虚拟滚动列表，支持数据筛选和视角切换；为提升编辑体验，基于TipTap深度定制了富文本编辑器；同时通过Redux持久化和多端键盘适配等优化，确保系统稳定运行。该项目已成为团队标准协作工具，显著提升了信息同步效率。 </w:t>
+      </w:r>
+    </w:p>
+    <w:p>
+      <w:pPr>
+        <w:rPr>
+          <w:rFonts w:hint="eastAsia"/>
           <w:strike/>
         </w:rPr>
-        <w:t>TipTap</w:t>
-      </w:r>
-      <w:proofErr w:type="spellEnd"/>
-      <w:r>
-        <w:rPr>
+      </w:pPr>
+    </w:p>
+    <w:p>
+      <w:pPr>
+        <w:rPr>
+          <w:rFonts w:hint="eastAsia"/>
           <w:strike/>
         </w:rPr>
-        <w:t xml:space="preserve">深度定制了富文本编辑器；同时通过Redux持久化和多端键盘适配等优化，确保系统稳定运行。该项目已成为团队标准协作工具，显著提升了信息同步效率。 </w:t>
-      </w:r>
-    </w:p>
-    <w:p>
-      <w:pPr>
-        <w:rPr>
-          <w:rFonts w:hint="eastAsia"/>
+      </w:pPr>
+      <w:r>
+        <w:t>第二个项目是硬件钱包固件烧录工具，</w:t>
+      </w:r>
+      <w:r>
+        <w:rPr>
           <w:strike/>
         </w:rPr>
-      </w:pPr>
-    </w:p>
-    <w:p>
-      <w:pPr>
+        <w:t>我独立开发了跨Windows、Linux、macOS三端的Electron桌面应用。重点解决了系统级权限提升与烧录引擎集成问题，在Windows平台集成专业烧录库，在macOS/Linux系统使用原生dd命令；通过精细的进程通信和校验机制，确保烧录过程的可靠性</w:t>
+      </w:r>
+      <w:r>
         <w:rPr>
           <w:rFonts w:hint="eastAsia"/>
           <w:strike/>
         </w:rPr>
-      </w:pPr>
-      <w:r>
-        <w:t>第二个项目是硬件钱包固件烧录工具，</w:t>
-      </w:r>
-      <w:r>
-        <w:rPr>
-          <w:strike/>
-        </w:rPr>
-        <w:t>我独立开发了跨Windows、Linux、macOS三端的Electron桌面应用。重点解决了系统级权限提升与烧录引擎集成问题，在Windows平台集成专业烧录库，在macOS/Linux系统使用原生dd命令；通过精细的进程通信和校验机制，确保烧录过程的可靠性</w:t>
-      </w:r>
-      <w:r>
-        <w:rPr>
-          <w:rFonts w:hint="eastAsia"/>
-          <w:strike/>
-        </w:rPr>
         <w:t>。</w:t>
       </w:r>
     </w:p>
@@ -4951,15 +4807,7 @@
         </w:rPr>
       </w:pPr>
       <w:r>
-        <w:t>此外，我的数据科学背景和AI工程实践经历，使我在技术方案设计时能更好地结合业务需求。曾基于</w:t>
-      </w:r>
-      <w:proofErr w:type="spellStart"/>
-      <w:r>
-        <w:t>LangChain</w:t>
-      </w:r>
-      <w:proofErr w:type="spellEnd"/>
-      <w:r>
-        <w:t xml:space="preserve">开发RAG知识库系统，并编写自动化脚本优化业务流程，这种复合背景让我不仅能完成前端开发，更能从系统层面思考技术实现，真正赋能业务发展。 </w:t>
+        <w:t xml:space="preserve">此外，我的数据科学背景和AI工程实践经历，使我在技术方案设计时能更好地结合业务需求。曾基于LangChain开发RAG知识库系统，并编写自动化脚本优化业务流程，这种复合背景让我不仅能完成前端开发，更能从系统层面思考技术实现，真正赋能业务发展。 </w:t>
       </w:r>
     </w:p>
     <w:p>
@@ -6116,30 +5964,8 @@
         <w:rPr>
           <w:rFonts w:hint="eastAsia"/>
         </w:rPr>
-        <w:t xml:space="preserve">2. </w:t>
-      </w:r>
-      <w:proofErr w:type="spellStart"/>
-      <w:r>
-        <w:rPr>
-          <w:rFonts w:hint="eastAsia"/>
-        </w:rPr>
-        <w:t>vif</w:t>
-      </w:r>
-      <w:proofErr w:type="spellEnd"/>
-      <w:r>
-        <w:rPr>
-          <w:rFonts w:hint="eastAsia"/>
-        </w:rPr>
-        <w:t xml:space="preserve"> </w:t>
-      </w:r>
-      <w:proofErr w:type="spellStart"/>
-      <w:r>
-        <w:rPr>
-          <w:rFonts w:hint="eastAsia"/>
-        </w:rPr>
-        <w:t>vshow</w:t>
-      </w:r>
-      <w:proofErr w:type="spellEnd"/>
+        <w:t>2. vif vshow</w:t>
+      </w:r>
     </w:p>
     <w:p>
       <w:pPr>
@@ -6202,44 +6028,28 @@
         <w:rPr>
           <w:rFonts w:hint="eastAsia"/>
         </w:rPr>
-        <w:t>6. 服务端返回尺寸，</w:t>
-      </w:r>
-      <w:proofErr w:type="spellStart"/>
-      <w:r>
-        <w:rPr>
-          <w:rFonts w:hint="eastAsia"/>
-        </w:rPr>
-        <w:t>api</w:t>
-      </w:r>
-      <w:proofErr w:type="spellEnd"/>
-      <w:r>
-        <w:rPr>
-          <w:rFonts w:hint="eastAsia"/>
-        </w:rPr>
-        <w:t>返回尺寸</w:t>
-      </w:r>
-    </w:p>
-    <w:p>
-      <w:pPr>
-        <w:rPr>
-          <w:rFonts w:hint="eastAsia"/>
-        </w:rPr>
-      </w:pPr>
-    </w:p>
-    <w:p>
-      <w:pPr>
-        <w:rPr>
-          <w:rFonts w:hint="eastAsia"/>
-        </w:rPr>
-      </w:pPr>
-      <w:proofErr w:type="spellStart"/>
+        <w:t>6. 服务端返回尺寸，api返回尺寸</w:t>
+      </w:r>
+    </w:p>
+    <w:p>
+      <w:pPr>
+        <w:rPr>
+          <w:rFonts w:hint="eastAsia"/>
+        </w:rPr>
+      </w:pPr>
+    </w:p>
+    <w:p>
+      <w:pPr>
+        <w:rPr>
+          <w:rFonts w:hint="eastAsia"/>
+        </w:rPr>
+      </w:pPr>
       <w:r>
         <w:rPr>
           <w:rFonts w:hint="eastAsia"/>
         </w:rPr>
         <w:t>Tiptap</w:t>
       </w:r>
-      <w:proofErr w:type="spellEnd"/>
     </w:p>
     <w:p>
       <w:pPr>
@@ -6299,35 +6109,7 @@
         <w:rPr>
           <w:rFonts w:hint="eastAsia"/>
         </w:rPr>
-        <w:t>一、</w:t>
-      </w:r>
-      <w:proofErr w:type="spellStart"/>
-      <w:r>
-        <w:rPr>
-          <w:rFonts w:hint="eastAsia"/>
-        </w:rPr>
-        <w:t>tiptap</w:t>
-      </w:r>
-      <w:proofErr w:type="spellEnd"/>
-      <w:r>
-        <w:rPr>
-          <w:rFonts w:hint="eastAsia"/>
-        </w:rPr>
-        <w:t>二次开发：对</w:t>
-      </w:r>
-      <w:proofErr w:type="spellStart"/>
-      <w:r>
-        <w:rPr>
-          <w:rFonts w:hint="eastAsia"/>
-        </w:rPr>
-        <w:t>tiptap</w:t>
-      </w:r>
-      <w:proofErr w:type="spellEnd"/>
-      <w:r>
-        <w:rPr>
-          <w:rFonts w:hint="eastAsia"/>
-        </w:rPr>
-        <w:t>暴露的API接口进行配置，做了#、@等功能</w:t>
+        <w:t>一、tiptap二次开发：对tiptap暴露的API接口进行配置，做了#、@等功能</w:t>
       </w:r>
     </w:p>
     <w:p>
@@ -6431,35 +6213,7 @@
         <w:rPr>
           <w:rFonts w:hint="eastAsia"/>
         </w:rPr>
-        <w:t>iOS的100vh不等于视口高度，用</w:t>
-      </w:r>
-      <w:proofErr w:type="spellStart"/>
-      <w:r>
-        <w:rPr>
-          <w:rFonts w:hint="eastAsia"/>
-        </w:rPr>
-        <w:t>dvh</w:t>
-      </w:r>
-      <w:proofErr w:type="spellEnd"/>
-      <w:r>
-        <w:rPr>
-          <w:rFonts w:hint="eastAsia"/>
-        </w:rPr>
-        <w:t>解决移动端浏览器</w:t>
-      </w:r>
-      <w:proofErr w:type="spellStart"/>
-      <w:r>
-        <w:rPr>
-          <w:rFonts w:hint="eastAsia"/>
-        </w:rPr>
-        <w:t>ui</w:t>
-      </w:r>
-      <w:proofErr w:type="spellEnd"/>
-      <w:r>
-        <w:rPr>
-          <w:rFonts w:hint="eastAsia"/>
-        </w:rPr>
-        <w:t>动态变化推出的新标准（</w:t>
+        <w:t>iOS的100vh不等于视口高度，用dvh解决移动端浏览器ui动态变化推出的新标准（</w:t>
       </w:r>
       <w:r>
         <w:rPr>
@@ -6803,14 +6557,7 @@
         <w:rPr>
           <w:rFonts w:hint="eastAsia"/>
         </w:rPr>
-        <w:t>权限提升：</w:t>
-      </w:r>
-      <w:proofErr w:type="spellStart"/>
-      <w:r>
-        <w:rPr>
-          <w:rFonts w:hint="eastAsia"/>
-        </w:rPr>
-        <w:t>os</w:t>
+        <w:t>权限提升：os</w:t>
       </w:r>
       <w:r>
         <w:rPr>
@@ -6828,14 +6575,7 @@
         <w:rPr>
           <w:rFonts w:hint="eastAsia"/>
         </w:rPr>
-        <w:t>cript</w:t>
-      </w:r>
-      <w:proofErr w:type="spellEnd"/>
-      <w:r>
-        <w:rPr>
-          <w:rFonts w:hint="eastAsia"/>
-        </w:rPr>
-        <w:t>（line1306）弹出原生密码输入框，来获取管理员权限，增加用户信任感，Windows配置electron-builder打包规则只能以管理员权限打开，</w:t>
+        <w:t>cript（line1306）弹出原生密码输入框，来获取管理员权限，增加用户信任感，Windows配置electron-builder打包规则只能以管理员权限打开，</w:t>
       </w:r>
     </w:p>
     <w:p>
@@ -6870,19 +6610,11 @@
         </w:rPr>
         <w:t>可靠性：</w:t>
       </w:r>
-      <w:proofErr w:type="spellStart"/>
-      <w:r>
-        <w:rPr>
-          <w:rFonts w:hint="eastAsia"/>
-        </w:rPr>
-        <w:t>ipc</w:t>
-      </w:r>
-      <w:proofErr w:type="spellEnd"/>
-      <w:r>
-        <w:rPr>
-          <w:rFonts w:hint="eastAsia"/>
-        </w:rPr>
-        <w:t>双向通信</w:t>
+      <w:r>
+        <w:rPr>
+          <w:rFonts w:hint="eastAsia"/>
+        </w:rPr>
+        <w:t>ipc双向通信</w:t>
       </w:r>
     </w:p>
     <w:p>
@@ -7240,21 +6972,7 @@
         <w:rPr>
           <w:rFonts w:hint="eastAsia"/>
         </w:rPr>
-        <w:t>烧录语句，</w:t>
-      </w:r>
-      <w:proofErr w:type="spellStart"/>
-      <w:r>
-        <w:rPr>
-          <w:rFonts w:hint="eastAsia"/>
-        </w:rPr>
-        <w:t>ipc</w:t>
-      </w:r>
-      <w:proofErr w:type="spellEnd"/>
-      <w:r>
-        <w:rPr>
-          <w:rFonts w:hint="eastAsia"/>
-        </w:rPr>
-        <w:t>通信，crc32</w:t>
+        <w:t>烧录语句，ipc通信，crc32</w:t>
       </w:r>
     </w:p>
     <w:p>
@@ -7400,21 +7118,7 @@
         <w:rPr>
           <w:rFonts w:hint="eastAsia"/>
         </w:rPr>
-        <w:t>——var\let\const、</w:t>
-      </w:r>
-      <w:proofErr w:type="spellStart"/>
-      <w:r>
-        <w:rPr>
-          <w:rFonts w:hint="eastAsia"/>
-        </w:rPr>
-        <w:t>js</w:t>
-      </w:r>
-      <w:proofErr w:type="spellEnd"/>
-      <w:r>
-        <w:rPr>
-          <w:rFonts w:hint="eastAsia"/>
-        </w:rPr>
-        <w:t>执行机制</w:t>
+        <w:t>——var\let\const、js执行机制</w:t>
       </w:r>
       <w:bookmarkEnd w:id="8"/>
     </w:p>
@@ -7497,16 +7201,8 @@
         <w:rPr>
           <w:rFonts w:hint="eastAsia"/>
         </w:rPr>
-        <w:t>，</w:t>
-      </w:r>
-      <w:proofErr w:type="spellStart"/>
-      <w:r>
-        <w:rPr>
-          <w:rFonts w:hint="eastAsia"/>
-        </w:rPr>
-        <w:t>node:global</w:t>
-      </w:r>
-      <w:proofErr w:type="spellEnd"/>
+        <w:t>，node:global</w:t>
+      </w:r>
       <w:r>
         <w:rPr>
           <w:rFonts w:hint="eastAsia"/>
@@ -7639,19 +7335,11 @@
         </w:rPr>
         <w:t>赋值前访问会报错：</w:t>
       </w:r>
-      <w:proofErr w:type="spellStart"/>
-      <w:r>
-        <w:rPr>
-          <w:rFonts w:hint="eastAsia"/>
-        </w:rPr>
-        <w:t>ReferenceError</w:t>
-      </w:r>
-      <w:proofErr w:type="spellEnd"/>
-      <w:r>
-        <w:rPr>
-          <w:rFonts w:hint="eastAsia"/>
-        </w:rPr>
-        <w:t>: Cannot access 'a' before initialization</w:t>
+      <w:r>
+        <w:rPr>
+          <w:rFonts w:hint="eastAsia"/>
+        </w:rPr>
+        <w:t>ReferenceError: Cannot access 'a' before initialization</w:t>
       </w:r>
       <w:r>
         <w:rPr>
@@ -7751,14 +7439,12 @@
           <w:rFonts w:hint="eastAsia"/>
         </w:rPr>
       </w:pPr>
-      <w:proofErr w:type="spellStart"/>
       <w:r>
         <w:rPr>
           <w:rFonts w:hint="eastAsia"/>
         </w:rPr>
         <w:t>Js</w:t>
       </w:r>
-      <w:proofErr w:type="spellEnd"/>
       <w:r>
         <w:rPr>
           <w:rFonts w:hint="eastAsia"/>
@@ -7890,21 +7576,7 @@
         <w:rPr>
           <w:rFonts w:hint="eastAsia"/>
         </w:rPr>
-        <w:t>——</w:t>
-      </w:r>
-      <w:proofErr w:type="spellStart"/>
-      <w:r>
-        <w:rPr>
-          <w:rFonts w:hint="eastAsia"/>
-        </w:rPr>
-        <w:t>js</w:t>
-      </w:r>
-      <w:proofErr w:type="spellEnd"/>
-      <w:r>
-        <w:rPr>
-          <w:rFonts w:hint="eastAsia"/>
-        </w:rPr>
-        <w:t>执行机制</w:t>
+        <w:t>——js执行机制</w:t>
       </w:r>
       <w:bookmarkEnd w:id="9"/>
     </w:p>
@@ -8005,14 +7677,12 @@
         </w:rPr>
         <w:t>在微任务执行完成宏任务执行前，v8引擎尝试渲染页面（渲染机会），</w:t>
       </w:r>
-      <w:proofErr w:type="spellStart"/>
       <w:r>
         <w:rPr>
           <w:rFonts w:hint="eastAsia"/>
         </w:rPr>
         <w:t>requestAnimationFrame</w:t>
       </w:r>
-      <w:proofErr w:type="spellEnd"/>
       <w:r>
         <w:rPr>
           <w:rFonts w:hint="eastAsia"/>
@@ -8272,28 +7942,21 @@
           <w:rFonts w:hint="eastAsia"/>
         </w:rPr>
       </w:pPr>
-      <w:proofErr w:type="spellStart"/>
       <w:r>
         <w:rPr>
           <w:rFonts w:hint="eastAsia"/>
         </w:rPr>
         <w:t>requestIdleCallback</w:t>
       </w:r>
-      <w:proofErr w:type="spellEnd"/>
-    </w:p>
-    <w:p>
-      <w:pPr>
-        <w:rPr>
-          <w:rFonts w:hint="eastAsia"/>
-        </w:rPr>
-      </w:pPr>
-      <w:proofErr w:type="spellStart"/>
-      <w:r>
-        <w:t>requestIdleCallback</w:t>
-      </w:r>
-      <w:proofErr w:type="spellEnd"/>
-      <w:r>
-        <w:t xml:space="preserve"> 是一个Web API，允许网页作者请求浏览器在主线程空闲时执行低优先级后台任务，从而避免干扰高优先级操作（如input处理、动画和帧合成），提升页面响应性和整体性能。</w:t>
+    </w:p>
+    <w:p>
+      <w:pPr>
+        <w:rPr>
+          <w:rFonts w:hint="eastAsia"/>
+        </w:rPr>
+      </w:pPr>
+      <w:r>
+        <w:t>requestIdleCallback 是一个Web API，允许网页作者请求浏览器在主线程空闲时执行低优先级后台任务，从而避免干扰高优先级操作（如input处理、动画和帧合成），提升页面响应性和整体性能。</w:t>
       </w:r>
       <w:r>
         <w:rPr>
@@ -8338,18 +8001,15 @@
       <w:r>
         <w:t xml:space="preserve">const </w:t>
       </w:r>
-      <w:proofErr w:type="spellStart"/>
       <w:r>
         <w:rPr>
           <w:rFonts w:hint="eastAsia"/>
         </w:rPr>
         <w:t>mo</w:t>
       </w:r>
-      <w:proofErr w:type="spellEnd"/>
       <w:r>
         <w:t xml:space="preserve">= new </w:t>
       </w:r>
-      <w:proofErr w:type="spellStart"/>
       <w:r>
         <w:rPr>
           <w:b/>
@@ -8357,7 +8017,6 @@
         </w:rPr>
         <w:t>MutationObserver</w:t>
       </w:r>
-      <w:proofErr w:type="spellEnd"/>
       <w:r>
         <w:t>(</w:t>
       </w:r>
@@ -8378,47 +8037,11 @@
           <w:rFonts w:hint="eastAsia"/>
         </w:rPr>
       </w:pPr>
-      <w:proofErr w:type="spellStart"/>
-      <w:r>
-        <w:rPr>
-          <w:rFonts w:hint="eastAsia"/>
-        </w:rPr>
-        <w:t>mo.observe</w:t>
-      </w:r>
-      <w:proofErr w:type="spellEnd"/>
-      <w:r>
-        <w:rPr>
-          <w:rFonts w:hint="eastAsia"/>
-        </w:rPr>
-        <w:t>(</w:t>
-      </w:r>
-      <w:proofErr w:type="spellStart"/>
-      <w:r>
-        <w:rPr>
-          <w:rFonts w:hint="eastAsia"/>
-        </w:rPr>
-        <w:t>document.body</w:t>
-      </w:r>
-      <w:proofErr w:type="spellEnd"/>
-      <w:r>
-        <w:rPr>
-          <w:rFonts w:hint="eastAsia"/>
-        </w:rPr>
-        <w:t xml:space="preserve">, { </w:t>
-      </w:r>
-      <w:proofErr w:type="spellStart"/>
-      <w:r>
-        <w:rPr>
-          <w:rFonts w:hint="eastAsia"/>
-        </w:rPr>
-        <w:t>childList</w:t>
-      </w:r>
-      <w:proofErr w:type="spellEnd"/>
-      <w:r>
-        <w:rPr>
-          <w:rFonts w:hint="eastAsia"/>
-        </w:rPr>
-        <w:t>: true });</w:t>
+      <w:r>
+        <w:rPr>
+          <w:rFonts w:hint="eastAsia"/>
+        </w:rPr>
+        <w:t>mo.observe(document.body, { childList: true });</w:t>
       </w:r>
     </w:p>
     <w:p>
@@ -8636,19 +8259,11 @@
         </w:rPr>
         <w:t>错误：</w:t>
       </w:r>
-      <w:proofErr w:type="spellStart"/>
-      <w:r>
-        <w:rPr>
-          <w:rFonts w:hint="eastAsia"/>
-        </w:rPr>
-        <w:t>ReferenceError</w:t>
-      </w:r>
-      <w:proofErr w:type="spellEnd"/>
-      <w:r>
-        <w:rPr>
-          <w:rFonts w:hint="eastAsia"/>
-        </w:rPr>
-        <w:t>: a is not defined</w:t>
+      <w:r>
+        <w:rPr>
+          <w:rFonts w:hint="eastAsia"/>
+        </w:rPr>
+        <w:t>ReferenceError: a is not defined</w:t>
       </w:r>
     </w:p>
     <w:p>
@@ -8868,35 +8483,23 @@
       <w:r>
         <w:t>：</w:t>
       </w:r>
-      <w:proofErr w:type="spellStart"/>
       <w:r>
         <w:rPr>
           <w:rFonts w:hint="eastAsia"/>
         </w:rPr>
         <w:t>queueMicrotask</w:t>
       </w:r>
-      <w:proofErr w:type="spellEnd"/>
       <w:r>
         <w:t xml:space="preserve"> 放微任务，</w:t>
       </w:r>
-      <w:proofErr w:type="spellStart"/>
       <w:r>
         <w:rPr>
           <w:rFonts w:hint="eastAsia"/>
         </w:rPr>
         <w:t>MutationObserver</w:t>
       </w:r>
-      <w:proofErr w:type="spellEnd"/>
-      <w:r>
-        <w:t xml:space="preserve"> 用于监控元素或全局 body 变化，request </w:t>
-      </w:r>
-      <w:proofErr w:type="spellStart"/>
-      <w:r>
-        <w:t>request</w:t>
-      </w:r>
-      <w:proofErr w:type="spellEnd"/>
-      <w:r>
-        <w:t xml:space="preserve"> either or back 是动画优化方案，既非宏任务也非微任务 。</w:t>
+      <w:r>
+        <w:t xml:space="preserve"> 用于监控元素或全局 body 变化，request request either or back 是动画优化方案，既非宏任务也非微任务 。</w:t>
       </w:r>
     </w:p>
     <w:p>
@@ -9457,15 +9060,7 @@
         <w:t>模块化方式</w:t>
       </w:r>
       <w:r>
-        <w:t xml:space="preserve">：有 ES6 模块（ESM）和 </w:t>
-      </w:r>
-      <w:proofErr w:type="spellStart"/>
-      <w:r>
-        <w:t>CommonJS</w:t>
-      </w:r>
-      <w:proofErr w:type="spellEnd"/>
-      <w:r>
-        <w:t xml:space="preserve"> 两种，均对单一文件模块化，模块内变量非全局变量。</w:t>
+        <w:t>：有 ES6 模块（ESM）和 CommonJS 两种，均对单一文件模块化，模块内变量非全局变量。</w:t>
       </w:r>
     </w:p>
     <w:p>
@@ -9507,23 +9102,7 @@
         <w:t>识别方式</w:t>
       </w:r>
       <w:r>
-        <w:t>：script 标签中 type="module"，文件后缀为.</w:t>
-      </w:r>
-      <w:proofErr w:type="spellStart"/>
-      <w:r>
-        <w:t>mjs</w:t>
-      </w:r>
-      <w:proofErr w:type="spellEnd"/>
-      <w:r>
-        <w:t>，</w:t>
-      </w:r>
-      <w:proofErr w:type="spellStart"/>
-      <w:r>
-        <w:t>package.json</w:t>
-      </w:r>
-      <w:proofErr w:type="spellEnd"/>
-      <w:r>
-        <w:t xml:space="preserve"> 里 type 为 module，均可让 JS 以 ESM 机制解析。</w:t>
+        <w:t>：script 标签中 type="module"，文件后缀为.mjs，package.json 里 type 为 module，均可让 JS 以 ESM 机制解析。</w:t>
       </w:r>
     </w:p>
     <w:p>
@@ -9541,34 +9120,10 @@
           <w:b/>
           <w:bCs/>
         </w:rPr>
-        <w:t xml:space="preserve">与 </w:t>
-      </w:r>
-      <w:proofErr w:type="spellStart"/>
-      <w:r>
-        <w:rPr>
-          <w:b/>
-          <w:bCs/>
-        </w:rPr>
-        <w:t>CommonJS</w:t>
-      </w:r>
-      <w:proofErr w:type="spellEnd"/>
-      <w:r>
-        <w:rPr>
-          <w:b/>
-          <w:bCs/>
-        </w:rPr>
-        <w:t xml:space="preserve"> 对比</w:t>
-      </w:r>
-      <w:r>
-        <w:t>：</w:t>
-      </w:r>
-      <w:proofErr w:type="spellStart"/>
-      <w:r>
-        <w:t>CommonJS</w:t>
-      </w:r>
-      <w:proofErr w:type="spellEnd"/>
-      <w:r>
-        <w:t xml:space="preserve"> 是 Node 社区规范，先出现；ESM 是官方规范，后出现，更面向未来，开发新库优先用 ESM。</w:t>
+        <w:t>与 CommonJS 对比</w:t>
+      </w:r>
+      <w:r>
+        <w:t>：CommonJS 是 Node 社区规范，先出现；ESM 是官方规范，后出现，更面向未来，开发新库优先用 ESM。</w:t>
       </w:r>
     </w:p>
     <w:p>
@@ -9686,7 +9241,6 @@
           <w:rFonts w:hint="eastAsia"/>
         </w:rPr>
       </w:pPr>
-      <w:proofErr w:type="spellStart"/>
       <w:r>
         <w:rPr>
           <w:b/>
@@ -9694,7 +9248,6 @@
         </w:rPr>
         <w:t>CommonJS</w:t>
       </w:r>
-      <w:proofErr w:type="spellEnd"/>
       <w:r>
         <w:t>：</w:t>
       </w:r>
@@ -9717,15 +9270,7 @@
         <w:t>特点</w:t>
       </w:r>
       <w:r>
-        <w:t xml:space="preserve">：古老的社区规范，非自动严格模式，模块变量不能作为 global 或 </w:t>
-      </w:r>
-      <w:proofErr w:type="spellStart"/>
-      <w:r>
-        <w:t>globalThis</w:t>
-      </w:r>
-      <w:proofErr w:type="spellEnd"/>
-      <w:r>
-        <w:t xml:space="preserve"> 属性。</w:t>
+        <w:t>：古老的社区规范，非自动严格模式，模块变量不能作为 global 或 globalThis 属性。</w:t>
       </w:r>
     </w:p>
     <w:p>
@@ -9746,15 +9291,7 @@
         <w:t>导出导入</w:t>
       </w:r>
       <w:r>
-        <w:t xml:space="preserve">：用 </w:t>
-      </w:r>
-      <w:proofErr w:type="spellStart"/>
-      <w:r>
-        <w:t>module.exports</w:t>
-      </w:r>
-      <w:proofErr w:type="spellEnd"/>
-      <w:r>
-        <w:t xml:space="preserve"> 导出，可导出任意内容，用 require 导入，通过路径引入模块值，可通过对象解构接收多个值。</w:t>
+        <w:t>：用 module.exports 导出，可导出任意内容，用 require 导入，通过路径引入模块值，可通过对象解构接收多个值。</w:t>
       </w:r>
     </w:p>
     <w:p>
@@ -9819,15 +9356,7 @@
         <w:t>模块化方式</w:t>
       </w:r>
       <w:r>
-        <w:t xml:space="preserve">：有 ESM 和 </w:t>
-      </w:r>
-      <w:proofErr w:type="spellStart"/>
-      <w:r>
-        <w:t>CommonJS</w:t>
-      </w:r>
-      <w:proofErr w:type="spellEnd"/>
-      <w:r>
-        <w:t xml:space="preserve"> 两种，可将文件代码模块化，且模块外定义变量不能作为全局变量属性。</w:t>
+        <w:t>：有 ESM 和 CommonJS 两种，可将文件代码模块化，且模块外定义变量不能作为全局变量属性。</w:t>
       </w:r>
     </w:p>
     <w:p>
@@ -9848,23 +9377,7 @@
         <w:t>ESM 识别方式</w:t>
       </w:r>
       <w:r>
-        <w:t>：script 标签加 type="module"、文件后缀为.</w:t>
-      </w:r>
-      <w:proofErr w:type="spellStart"/>
-      <w:r>
-        <w:t>mjs</w:t>
-      </w:r>
-      <w:proofErr w:type="spellEnd"/>
-      <w:r>
-        <w:t>、</w:t>
-      </w:r>
-      <w:proofErr w:type="spellStart"/>
-      <w:r>
-        <w:t>package.json</w:t>
-      </w:r>
-      <w:proofErr w:type="spellEnd"/>
-      <w:r>
-        <w:t xml:space="preserve"> 里 type 属性设为 module。</w:t>
+        <w:t>：script 标签加 type="module"、文件后缀为.mjs、package.json 里 type 属性设为 module。</w:t>
       </w:r>
     </w:p>
     <w:p>
@@ -9906,23 +9419,7 @@
         <w:t>导出引入方式</w:t>
       </w:r>
       <w:r>
-        <w:t>：ESM 有 export default 和 export 两种导出方式，import 引入；</w:t>
-      </w:r>
-      <w:proofErr w:type="spellStart"/>
-      <w:r>
-        <w:t>CommonJS</w:t>
-      </w:r>
-      <w:proofErr w:type="spellEnd"/>
-      <w:r>
-        <w:t xml:space="preserve"> 通过 </w:t>
-      </w:r>
-      <w:proofErr w:type="spellStart"/>
-      <w:r>
-        <w:t>module.exports</w:t>
-      </w:r>
-      <w:proofErr w:type="spellEnd"/>
-      <w:r>
-        <w:t xml:space="preserve"> 导出，require 引入。</w:t>
+        <w:t>：ESM 有 export default 和 export 两种导出方式，import 引入；CommonJS 通过 module.exports 导出，require 引入。</w:t>
       </w:r>
     </w:p>
     <w:p>
@@ -10020,32 +9517,15 @@
         </w:rPr>
       </w:pPr>
       <w:bookmarkStart w:id="19" w:name="OLE_LINK8"/>
-      <w:proofErr w:type="spellStart"/>
-      <w:r>
-        <w:rPr>
-          <w:b/>
-          <w:bCs/>
-        </w:rPr>
-        <w:t>CommonJS</w:t>
-      </w:r>
-      <w:proofErr w:type="spellEnd"/>
-      <w:r>
-        <w:rPr>
-          <w:b/>
-          <w:bCs/>
-        </w:rPr>
-        <w:t xml:space="preserve"> 动态性</w:t>
-      </w:r>
-      <w:r>
-        <w:t>：</w:t>
-      </w:r>
-      <w:proofErr w:type="spellStart"/>
-      <w:r>
-        <w:t>CommonJS</w:t>
-      </w:r>
-      <w:proofErr w:type="spellEnd"/>
-      <w:r>
-        <w:t xml:space="preserve"> 是动态的，require 在运行时执行，类似函数调用。</w:t>
+      <w:r>
+        <w:rPr>
+          <w:b/>
+          <w:bCs/>
+        </w:rPr>
+        <w:t>CommonJS 动态性</w:t>
+      </w:r>
+      <w:r>
+        <w:t>：CommonJS 是动态的，require 在运行时执行，类似函数调用。</w:t>
       </w:r>
     </w:p>
     <w:p>
@@ -10122,7 +9602,6 @@
           <w:rFonts w:hint="eastAsia"/>
         </w:rPr>
       </w:pPr>
-      <w:proofErr w:type="spellStart"/>
       <w:r>
         <w:rPr>
           <w:b/>
@@ -10130,7 +9609,6 @@
         </w:rPr>
         <w:t>CommonJS</w:t>
       </w:r>
-      <w:proofErr w:type="spellEnd"/>
       <w:r>
         <w:t>：是快照，后续调用返回缓存值。可通过对象属性或函数方式实现类似活绑定效果。</w:t>
       </w:r>
@@ -10343,21 +9821,7 @@
               <w:rPr>
                 <w:rFonts w:hint="eastAsia"/>
               </w:rPr>
-              <w:t xml:space="preserve">function </w:t>
-            </w:r>
-            <w:proofErr w:type="spellStart"/>
-            <w:r>
-              <w:rPr>
-                <w:rFonts w:hint="eastAsia"/>
-              </w:rPr>
-              <w:t>strictFunction</w:t>
-            </w:r>
-            <w:proofErr w:type="spellEnd"/>
-            <w:r>
-              <w:rPr>
-                <w:rFonts w:hint="eastAsia"/>
-              </w:rPr>
-              <w:t>() {</w:t>
+              <w:t>function strictFunction() {</w:t>
             </w:r>
           </w:p>
           <w:p>
@@ -10429,21 +9893,7 @@
               <w:rPr>
                 <w:rFonts w:hint="eastAsia"/>
               </w:rPr>
-              <w:t xml:space="preserve">function </w:t>
-            </w:r>
-            <w:proofErr w:type="spellStart"/>
-            <w:r>
-              <w:rPr>
-                <w:rFonts w:hint="eastAsia"/>
-              </w:rPr>
-              <w:t>nonStrictFunction</w:t>
-            </w:r>
-            <w:proofErr w:type="spellEnd"/>
-            <w:r>
-              <w:rPr>
-                <w:rFonts w:hint="eastAsia"/>
-              </w:rPr>
-              <w:t>() {</w:t>
+              <w:t>function nonStrictFunction() {</w:t>
             </w:r>
           </w:p>
           <w:p>
@@ -10628,21 +10078,7 @@
               <w:rPr>
                 <w:rFonts w:hint="eastAsia"/>
               </w:rPr>
-              <w:t>console.log(</w:t>
-            </w:r>
-            <w:proofErr w:type="spellStart"/>
-            <w:r>
-              <w:rPr>
-                <w:rFonts w:hint="eastAsia"/>
-              </w:rPr>
-              <w:t>window.x</w:t>
-            </w:r>
-            <w:proofErr w:type="spellEnd"/>
-            <w:r>
-              <w:rPr>
-                <w:rFonts w:hint="eastAsia"/>
-              </w:rPr>
-              <w:t>); // 10</w:t>
+              <w:t>console.log(window.x); // 10</w:t>
             </w:r>
           </w:p>
           <w:p>
@@ -10688,21 +10124,7 @@
               <w:rPr>
                 <w:rFonts w:hint="eastAsia"/>
               </w:rPr>
-              <w:t xml:space="preserve">x = 10; // </w:t>
-            </w:r>
-            <w:proofErr w:type="spellStart"/>
-            <w:r>
-              <w:rPr>
-                <w:rFonts w:hint="eastAsia"/>
-              </w:rPr>
-              <w:t>ReferenceError</w:t>
-            </w:r>
-            <w:proofErr w:type="spellEnd"/>
-            <w:r>
-              <w:rPr>
-                <w:rFonts w:hint="eastAsia"/>
-              </w:rPr>
-              <w:t>: x is not defined</w:t>
+              <w:t>x = 10; // ReferenceError: x is not defined</w:t>
             </w:r>
             <w:r>
               <w:rPr>
@@ -10881,21 +10303,7 @@
               <w:rPr>
                 <w:rFonts w:hint="eastAsia"/>
               </w:rPr>
-              <w:t xml:space="preserve">delete obj; // </w:t>
-            </w:r>
-            <w:proofErr w:type="spellStart"/>
-            <w:r>
-              <w:rPr>
-                <w:rFonts w:hint="eastAsia"/>
-              </w:rPr>
-              <w:t>SyntaxError</w:t>
-            </w:r>
-            <w:proofErr w:type="spellEnd"/>
-            <w:r>
-              <w:rPr>
-                <w:rFonts w:hint="eastAsia"/>
-              </w:rPr>
-              <w:t>: Delete of an unqualified identifier in strict mode</w:t>
+              <w:t>delete obj; // SyntaxError: Delete of an unqualified identifier in strict mode</w:t>
             </w:r>
           </w:p>
         </w:tc>
@@ -11037,21 +10445,7 @@
               <w:rPr>
                 <w:rFonts w:hint="eastAsia"/>
               </w:rPr>
-              <w:t xml:space="preserve">function sum(a, a, c) { // </w:t>
-            </w:r>
-            <w:proofErr w:type="spellStart"/>
-            <w:r>
-              <w:rPr>
-                <w:rFonts w:hint="eastAsia"/>
-              </w:rPr>
-              <w:t>SyntaxError</w:t>
-            </w:r>
-            <w:proofErr w:type="spellEnd"/>
-            <w:r>
-              <w:rPr>
-                <w:rFonts w:hint="eastAsia"/>
-              </w:rPr>
-              <w:t>: Duplicate parameter name not allowed</w:t>
+              <w:t>function sum(a, a, c) { // SyntaxError: Duplicate parameter name not allowed</w:t>
             </w:r>
           </w:p>
           <w:p>
@@ -11198,21 +10592,7 @@
               <w:rPr>
                 <w:rFonts w:hint="eastAsia"/>
               </w:rPr>
-              <w:t xml:space="preserve">var num = 010; // </w:t>
-            </w:r>
-            <w:proofErr w:type="spellStart"/>
-            <w:r>
-              <w:rPr>
-                <w:rFonts w:hint="eastAsia"/>
-              </w:rPr>
-              <w:t>SyntaxError</w:t>
-            </w:r>
-            <w:proofErr w:type="spellEnd"/>
-            <w:r>
-              <w:rPr>
-                <w:rFonts w:hint="eastAsia"/>
-              </w:rPr>
-              <w:t>: Octal literals are not allowed</w:t>
+              <w:t>var num = 010; // SyntaxError: Octal literals are not allowed</w:t>
             </w:r>
           </w:p>
           <w:p>
@@ -11386,21 +10766,7 @@
               <w:rPr>
                 <w:rFonts w:hint="eastAsia"/>
               </w:rPr>
-              <w:t xml:space="preserve">with (obj) { // </w:t>
-            </w:r>
-            <w:proofErr w:type="spellStart"/>
-            <w:r>
-              <w:rPr>
-                <w:rFonts w:hint="eastAsia"/>
-              </w:rPr>
-              <w:t>SyntaxError</w:t>
-            </w:r>
-            <w:proofErr w:type="spellEnd"/>
-            <w:r>
-              <w:rPr>
-                <w:rFonts w:hint="eastAsia"/>
-              </w:rPr>
-              <w:t>: Strict mode code may not include a with statement</w:t>
+              <w:t>with (obj) { // SyntaxError: Strict mode code may not include a with statement</w:t>
             </w:r>
           </w:p>
           <w:p>
@@ -11583,21 +10949,7 @@
               <w:rPr>
                 <w:rFonts w:hint="eastAsia"/>
               </w:rPr>
-              <w:t xml:space="preserve">console.log(x); // </w:t>
-            </w:r>
-            <w:proofErr w:type="spellStart"/>
-            <w:r>
-              <w:rPr>
-                <w:rFonts w:hint="eastAsia"/>
-              </w:rPr>
-              <w:t>ReferenceError</w:t>
-            </w:r>
-            <w:proofErr w:type="spellEnd"/>
-            <w:r>
-              <w:rPr>
-                <w:rFonts w:hint="eastAsia"/>
-              </w:rPr>
-              <w:t>: x is not defined</w:t>
+              <w:t>console.log(x); // ReferenceError: x is not defined</w:t>
             </w:r>
           </w:p>
         </w:tc>
@@ -11654,21 +11006,7 @@
               <w:rPr>
                 <w:rFonts w:hint="eastAsia"/>
               </w:rPr>
-              <w:t xml:space="preserve">function </w:t>
-            </w:r>
-            <w:proofErr w:type="spellStart"/>
-            <w:r>
-              <w:rPr>
-                <w:rFonts w:hint="eastAsia"/>
-              </w:rPr>
-              <w:t>showThis</w:t>
-            </w:r>
-            <w:proofErr w:type="spellEnd"/>
-            <w:r>
-              <w:rPr>
-                <w:rFonts w:hint="eastAsia"/>
-              </w:rPr>
-              <w:t>() {</w:t>
+              <w:t>function showThis() {</w:t>
             </w:r>
           </w:p>
           <w:p>
@@ -11703,19 +11041,11 @@
                 <w:rFonts w:hint="eastAsia"/>
               </w:rPr>
             </w:pPr>
-            <w:proofErr w:type="spellStart"/>
-            <w:r>
-              <w:rPr>
-                <w:rFonts w:hint="eastAsia"/>
-              </w:rPr>
-              <w:t>showThis</w:t>
-            </w:r>
-            <w:proofErr w:type="spellEnd"/>
-            <w:r>
-              <w:rPr>
-                <w:rFonts w:hint="eastAsia"/>
-              </w:rPr>
-              <w:t>();</w:t>
+            <w:r>
+              <w:rPr>
+                <w:rFonts w:hint="eastAsia"/>
+              </w:rPr>
+              <w:t>showThis();</w:t>
             </w:r>
           </w:p>
           <w:p>
@@ -11761,21 +11091,7 @@
               <w:rPr>
                 <w:rFonts w:hint="eastAsia"/>
               </w:rPr>
-              <w:t xml:space="preserve">function </w:t>
-            </w:r>
-            <w:proofErr w:type="spellStart"/>
-            <w:r>
-              <w:rPr>
-                <w:rFonts w:hint="eastAsia"/>
-              </w:rPr>
-              <w:t>showThis</w:t>
-            </w:r>
-            <w:proofErr w:type="spellEnd"/>
-            <w:r>
-              <w:rPr>
-                <w:rFonts w:hint="eastAsia"/>
-              </w:rPr>
-              <w:t>() {</w:t>
+              <w:t>function showThis() {</w:t>
             </w:r>
           </w:p>
           <w:p>
@@ -11810,19 +11126,11 @@
                 <w:rFonts w:hint="eastAsia"/>
               </w:rPr>
             </w:pPr>
-            <w:proofErr w:type="spellStart"/>
-            <w:r>
-              <w:rPr>
-                <w:rFonts w:hint="eastAsia"/>
-              </w:rPr>
-              <w:t>showThis</w:t>
-            </w:r>
-            <w:proofErr w:type="spellEnd"/>
-            <w:r>
-              <w:rPr>
-                <w:rFonts w:hint="eastAsia"/>
-              </w:rPr>
-              <w:t>();</w:t>
+            <w:r>
+              <w:rPr>
+                <w:rFonts w:hint="eastAsia"/>
+              </w:rPr>
+              <w:t>showThis();</w:t>
             </w:r>
           </w:p>
           <w:p>
@@ -11851,19 +11159,11 @@
                 <w:rFonts w:hint="eastAsia"/>
               </w:rPr>
             </w:pPr>
-            <w:proofErr w:type="spellStart"/>
-            <w:r>
-              <w:rPr>
-                <w:rFonts w:hint="eastAsia"/>
-              </w:rPr>
-              <w:t>setTimeout</w:t>
-            </w:r>
-            <w:proofErr w:type="spellEnd"/>
-            <w:r>
-              <w:rPr>
-                <w:rFonts w:hint="eastAsia"/>
-              </w:rPr>
-              <w:t>(function() {</w:t>
+            <w:r>
+              <w:rPr>
+                <w:rFonts w:hint="eastAsia"/>
+              </w:rPr>
+              <w:t>setTimeout(function() {</w:t>
             </w:r>
           </w:p>
           <w:p>
@@ -11931,19 +11231,11 @@
                 <w:rFonts w:hint="eastAsia"/>
               </w:rPr>
             </w:pPr>
-            <w:proofErr w:type="spellStart"/>
-            <w:r>
-              <w:rPr>
-                <w:rFonts w:hint="eastAsia"/>
-              </w:rPr>
-              <w:t>setTimeout</w:t>
-            </w:r>
-            <w:proofErr w:type="spellEnd"/>
-            <w:r>
-              <w:rPr>
-                <w:rFonts w:hint="eastAsia"/>
-              </w:rPr>
-              <w:t>(function() {</w:t>
+            <w:r>
+              <w:rPr>
+                <w:rFonts w:hint="eastAsia"/>
+              </w:rPr>
+              <w:t>setTimeout(function() {</w:t>
             </w:r>
           </w:p>
           <w:p>
@@ -12040,33 +11332,11 @@
                 <w:rFonts w:hint="eastAsia"/>
               </w:rPr>
             </w:pPr>
-            <w:proofErr w:type="spellStart"/>
-            <w:r>
-              <w:rPr>
-                <w:rFonts w:hint="eastAsia"/>
-              </w:rPr>
-              <w:t>Object.defineProperty</w:t>
-            </w:r>
-            <w:proofErr w:type="spellEnd"/>
-            <w:r>
-              <w:rPr>
-                <w:rFonts w:hint="eastAsia"/>
-              </w:rPr>
-              <w:t>(obj, "</w:t>
-            </w:r>
-            <w:proofErr w:type="spellStart"/>
-            <w:r>
-              <w:rPr>
-                <w:rFonts w:hint="eastAsia"/>
-              </w:rPr>
-              <w:t>readOnly</w:t>
-            </w:r>
-            <w:proofErr w:type="spellEnd"/>
-            <w:r>
-              <w:rPr>
-                <w:rFonts w:hint="eastAsia"/>
-              </w:rPr>
-              <w:t>", {</w:t>
+            <w:r>
+              <w:rPr>
+                <w:rFonts w:hint="eastAsia"/>
+              </w:rPr>
+              <w:t>Object.defineProperty(obj, "readOnly", {</w:t>
             </w:r>
           </w:p>
           <w:p>
@@ -12114,46 +11384,24 @@
                 <w:rFonts w:hint="eastAsia"/>
               </w:rPr>
             </w:pPr>
-            <w:proofErr w:type="spellStart"/>
-            <w:r>
-              <w:rPr>
-                <w:rFonts w:hint="eastAsia"/>
-              </w:rPr>
-              <w:t>obj.readOnly</w:t>
-            </w:r>
-            <w:proofErr w:type="spellEnd"/>
-            <w:r>
-              <w:rPr>
-                <w:rFonts w:hint="eastAsia"/>
-              </w:rPr>
-              <w:t xml:space="preserve"> = 100; // 静默失败</w:t>
-            </w:r>
-          </w:p>
-          <w:p>
-            <w:pPr>
-              <w:rPr>
-                <w:rFonts w:hint="eastAsia"/>
-              </w:rPr>
-            </w:pPr>
-            <w:r>
-              <w:rPr>
-                <w:rFonts w:hint="eastAsia"/>
-              </w:rPr>
-              <w:t>console.log(</w:t>
-            </w:r>
-            <w:proofErr w:type="spellStart"/>
-            <w:r>
-              <w:rPr>
-                <w:rFonts w:hint="eastAsia"/>
-              </w:rPr>
-              <w:t>obj.readOnly</w:t>
-            </w:r>
-            <w:proofErr w:type="spellEnd"/>
-            <w:r>
-              <w:rPr>
-                <w:rFonts w:hint="eastAsia"/>
-              </w:rPr>
-              <w:t>); // 42</w:t>
+            <w:r>
+              <w:rPr>
+                <w:rFonts w:hint="eastAsia"/>
+              </w:rPr>
+              <w:t>obj.readOnly = 100; // 静默失败</w:t>
+            </w:r>
+          </w:p>
+          <w:p>
+            <w:pPr>
+              <w:rPr>
+                <w:rFonts w:hint="eastAsia"/>
+              </w:rPr>
+            </w:pPr>
+            <w:r>
+              <w:rPr>
+                <w:rFonts w:hint="eastAsia"/>
+              </w:rPr>
+              <w:t>console.log(obj.readOnly); // 42</w:t>
             </w:r>
           </w:p>
           <w:p>
@@ -12208,33 +11456,11 @@
                 <w:rFonts w:hint="eastAsia"/>
               </w:rPr>
             </w:pPr>
-            <w:proofErr w:type="spellStart"/>
-            <w:r>
-              <w:rPr>
-                <w:rFonts w:hint="eastAsia"/>
-              </w:rPr>
-              <w:t>Object.defineProperty</w:t>
-            </w:r>
-            <w:proofErr w:type="spellEnd"/>
-            <w:r>
-              <w:rPr>
-                <w:rFonts w:hint="eastAsia"/>
-              </w:rPr>
-              <w:t>(obj, "</w:t>
-            </w:r>
-            <w:proofErr w:type="spellStart"/>
-            <w:r>
-              <w:rPr>
-                <w:rFonts w:hint="eastAsia"/>
-              </w:rPr>
-              <w:t>readOnly</w:t>
-            </w:r>
-            <w:proofErr w:type="spellEnd"/>
-            <w:r>
-              <w:rPr>
-                <w:rFonts w:hint="eastAsia"/>
-              </w:rPr>
-              <w:t>", {</w:t>
+            <w:r>
+              <w:rPr>
+                <w:rFonts w:hint="eastAsia"/>
+              </w:rPr>
+              <w:t>Object.defineProperty(obj, "readOnly", {</w:t>
             </w:r>
           </w:p>
           <w:p>
@@ -12282,33 +11508,11 @@
                 <w:rFonts w:hint="eastAsia"/>
               </w:rPr>
             </w:pPr>
-            <w:proofErr w:type="spellStart"/>
-            <w:r>
-              <w:rPr>
-                <w:rFonts w:hint="eastAsia"/>
-              </w:rPr>
-              <w:t>obj.readOnly</w:t>
-            </w:r>
-            <w:proofErr w:type="spellEnd"/>
-            <w:r>
-              <w:rPr>
-                <w:rFonts w:hint="eastAsia"/>
-              </w:rPr>
-              <w:t xml:space="preserve"> = 100; // </w:t>
-            </w:r>
-            <w:proofErr w:type="spellStart"/>
-            <w:r>
-              <w:rPr>
-                <w:rFonts w:hint="eastAsia"/>
-              </w:rPr>
-              <w:t>TypeError</w:t>
-            </w:r>
-            <w:proofErr w:type="spellEnd"/>
-            <w:r>
-              <w:rPr>
-                <w:rFonts w:hint="eastAsia"/>
-              </w:rPr>
-              <w:t>: Cannot assign to read only property</w:t>
+            <w:r>
+              <w:rPr>
+                <w:rFonts w:hint="eastAsia"/>
+              </w:rPr>
+              <w:t>obj.readOnly = 100; // TypeError: Cannot assign to read only property</w:t>
             </w:r>
           </w:p>
         </w:tc>
@@ -12409,21 +11613,7 @@
               <w:rPr>
                 <w:rFonts w:hint="eastAsia"/>
               </w:rPr>
-              <w:t xml:space="preserve">  console.log(</w:t>
-            </w:r>
-            <w:proofErr w:type="spellStart"/>
-            <w:r>
-              <w:rPr>
-                <w:rFonts w:hint="eastAsia"/>
-              </w:rPr>
-              <w:t>arguments.callee</w:t>
-            </w:r>
-            <w:proofErr w:type="spellEnd"/>
-            <w:r>
-              <w:rPr>
-                <w:rFonts w:hint="eastAsia"/>
-              </w:rPr>
-              <w:t>); // 函数自身</w:t>
+              <w:t xml:space="preserve">  console.log(arguments.callee); // 函数自身</w:t>
             </w:r>
           </w:p>
           <w:p>
@@ -12534,35 +11724,7 @@
               <w:rPr>
                 <w:rFonts w:hint="eastAsia"/>
               </w:rPr>
-              <w:t xml:space="preserve">  console.log(</w:t>
-            </w:r>
-            <w:proofErr w:type="spellStart"/>
-            <w:r>
-              <w:rPr>
-                <w:rFonts w:hint="eastAsia"/>
-              </w:rPr>
-              <w:t>arguments.callee</w:t>
-            </w:r>
-            <w:proofErr w:type="spellEnd"/>
-            <w:r>
-              <w:rPr>
-                <w:rFonts w:hint="eastAsia"/>
-              </w:rPr>
-              <w:t xml:space="preserve">); // </w:t>
-            </w:r>
-            <w:proofErr w:type="spellStart"/>
-            <w:r>
-              <w:rPr>
-                <w:rFonts w:hint="eastAsia"/>
-              </w:rPr>
-              <w:t>TypeError</w:t>
-            </w:r>
-            <w:proofErr w:type="spellEnd"/>
-            <w:r>
-              <w:rPr>
-                <w:rFonts w:hint="eastAsia"/>
-              </w:rPr>
-              <w:t>: 'caller', 'callee', and 'arguments' properties may not be accessed</w:t>
+              <w:t xml:space="preserve">  console.log(arguments.callee); // TypeError: 'caller', 'callee', and 'arguments' properties may not be accessed</w:t>
             </w:r>
           </w:p>
           <w:p>
@@ -12709,48 +11871,20 @@
               <w:rPr>
                 <w:rFonts w:hint="eastAsia"/>
               </w:rPr>
-              <w:t xml:space="preserve">var let = 10; // </w:t>
-            </w:r>
-            <w:proofErr w:type="spellStart"/>
-            <w:r>
-              <w:rPr>
-                <w:rFonts w:hint="eastAsia"/>
-              </w:rPr>
-              <w:t>SyntaxError</w:t>
-            </w:r>
-            <w:proofErr w:type="spellEnd"/>
-            <w:r>
-              <w:rPr>
-                <w:rFonts w:hint="eastAsia"/>
-              </w:rPr>
-              <w:t>: Unexpected strict mode reserved word</w:t>
-            </w:r>
-          </w:p>
-          <w:p>
-            <w:pPr>
-              <w:rPr>
-                <w:rFonts w:hint="eastAsia"/>
-              </w:rPr>
-            </w:pPr>
-            <w:r>
-              <w:rPr>
-                <w:rFonts w:hint="eastAsia"/>
-              </w:rPr>
-              <w:t xml:space="preserve">var implements = 20; // </w:t>
-            </w:r>
-            <w:proofErr w:type="spellStart"/>
-            <w:r>
-              <w:rPr>
-                <w:rFonts w:hint="eastAsia"/>
-              </w:rPr>
-              <w:t>SyntaxError</w:t>
-            </w:r>
-            <w:proofErr w:type="spellEnd"/>
-            <w:r>
-              <w:rPr>
-                <w:rFonts w:hint="eastAsia"/>
-              </w:rPr>
-              <w:t>: Unexpected strict mode reserved word</w:t>
+              <w:t>var let = 10; // SyntaxError: Unexpected strict mode reserved word</w:t>
+            </w:r>
+          </w:p>
+          <w:p>
+            <w:pPr>
+              <w:rPr>
+                <w:rFonts w:hint="eastAsia"/>
+              </w:rPr>
+            </w:pPr>
+            <w:r>
+              <w:rPr>
+                <w:rFonts w:hint="eastAsia"/>
+              </w:rPr>
+              <w:t>var implements = 20; // SyntaxError: Unexpected strict mode reserved word</w:t>
             </w:r>
           </w:p>
         </w:tc>
@@ -12808,13 +11942,8 @@
           <w:rFonts w:hint="eastAsia"/>
         </w:rPr>
       </w:pPr>
-      <w:proofErr w:type="spellStart"/>
-      <w:r>
-        <w:t>javascriptCopy</w:t>
-      </w:r>
-      <w:proofErr w:type="spellEnd"/>
-      <w:r>
-        <w:t xml:space="preserve"> Code</w:t>
+      <w:r>
+        <w:t>javascriptCopy Code</w:t>
       </w:r>
     </w:p>
     <w:p>
@@ -12869,31 +11998,18 @@
           <w:rFonts w:hint="eastAsia"/>
         </w:rPr>
       </w:pPr>
-      <w:proofErr w:type="spellStart"/>
-      <w:r>
-        <w:t>javascriptCopy</w:t>
-      </w:r>
-      <w:proofErr w:type="spellEnd"/>
-      <w:r>
-        <w:t xml:space="preserve"> Code</w:t>
-      </w:r>
-    </w:p>
-    <w:p>
-      <w:pPr>
-        <w:rPr>
-          <w:rFonts w:hint="eastAsia"/>
-        </w:rPr>
-      </w:pPr>
-      <w:r>
-        <w:t xml:space="preserve">function </w:t>
-      </w:r>
-      <w:proofErr w:type="spellStart"/>
-      <w:r>
-        <w:t>showThis</w:t>
-      </w:r>
-      <w:proofErr w:type="spellEnd"/>
-      <w:r>
-        <w:t>() {</w:t>
+      <w:r>
+        <w:t>javascriptCopy Code</w:t>
+      </w:r>
+    </w:p>
+    <w:p>
+      <w:pPr>
+        <w:rPr>
+          <w:rFonts w:hint="eastAsia"/>
+        </w:rPr>
+      </w:pPr>
+      <w:r>
+        <w:t>function showThis() {</w:t>
       </w:r>
     </w:p>
     <w:p>
@@ -12922,13 +12038,8 @@
           <w:rFonts w:hint="eastAsia"/>
         </w:rPr>
       </w:pPr>
-      <w:proofErr w:type="spellStart"/>
-      <w:r>
-        <w:t>showThis</w:t>
-      </w:r>
-      <w:proofErr w:type="spellEnd"/>
-      <w:r>
-        <w:t>(); // 非严格模式下，输出全局对象；严格模式下，输出 undefined</w:t>
+      <w:r>
+        <w:t>showThis(); // 非严格模式下，输出全局对象；严格模式下，输出 undefined</w:t>
       </w:r>
     </w:p>
     <w:p>
@@ -12963,13 +12074,8 @@
           <w:rFonts w:hint="eastAsia"/>
         </w:rPr>
       </w:pPr>
-      <w:proofErr w:type="spellStart"/>
-      <w:r>
-        <w:t>javascriptCopy</w:t>
-      </w:r>
-      <w:proofErr w:type="spellEnd"/>
-      <w:r>
-        <w:t xml:space="preserve"> Code</w:t>
+      <w:r>
+        <w:t>javascriptCopy Code</w:t>
       </w:r>
     </w:p>
     <w:p>
@@ -12999,15 +12105,7 @@
         </w:rPr>
       </w:pPr>
       <w:r>
-        <w:t xml:space="preserve">    </w:t>
-      </w:r>
-      <w:proofErr w:type="spellStart"/>
-      <w:r>
-        <w:t>showName</w:t>
-      </w:r>
-      <w:proofErr w:type="spellEnd"/>
-      <w:r>
-        <w:t>: function() {</w:t>
+        <w:t xml:space="preserve">    showName: function() {</w:t>
       </w:r>
     </w:p>
     <w:p>
@@ -13046,13 +12144,8 @@
           <w:rFonts w:hint="eastAsia"/>
         </w:rPr>
       </w:pPr>
-      <w:proofErr w:type="spellStart"/>
-      <w:r>
-        <w:t>obj.showName</w:t>
-      </w:r>
-      <w:proofErr w:type="spellEnd"/>
-      <w:r>
-        <w:t>(); // 输出 "Example"</w:t>
+      <w:r>
+        <w:t>obj.showName(); // 输出 "Example"</w:t>
       </w:r>
     </w:p>
     <w:p>
@@ -13087,13 +12180,8 @@
           <w:rFonts w:hint="eastAsia"/>
         </w:rPr>
       </w:pPr>
-      <w:proofErr w:type="spellStart"/>
-      <w:r>
-        <w:t>javascriptCopy</w:t>
-      </w:r>
-      <w:proofErr w:type="spellEnd"/>
-      <w:r>
-        <w:t xml:space="preserve"> Code</w:t>
+      <w:r>
+        <w:t>javascriptCopy Code</w:t>
       </w:r>
     </w:p>
     <w:p>
@@ -13178,44 +12266,18 @@
           <w:rFonts w:hint="eastAsia"/>
         </w:rPr>
       </w:pPr>
-      <w:proofErr w:type="spellStart"/>
-      <w:r>
-        <w:t>javascriptCopy</w:t>
-      </w:r>
-      <w:proofErr w:type="spellEnd"/>
-      <w:r>
-        <w:t xml:space="preserve"> Code</w:t>
-      </w:r>
-    </w:p>
-    <w:p>
-      <w:pPr>
-        <w:rPr>
-          <w:rFonts w:hint="eastAsia"/>
-        </w:rPr>
-      </w:pPr>
-      <w:proofErr w:type="spellStart"/>
-      <w:r>
-        <w:t>document.getElementById</w:t>
-      </w:r>
-      <w:proofErr w:type="spellEnd"/>
-      <w:r>
-        <w:t>("</w:t>
-      </w:r>
-      <w:proofErr w:type="spellStart"/>
-      <w:r>
-        <w:t>myButton</w:t>
-      </w:r>
-      <w:proofErr w:type="spellEnd"/>
-      <w:r>
-        <w:t>").</w:t>
-      </w:r>
-      <w:proofErr w:type="spellStart"/>
-      <w:r>
-        <w:t>addEventListener</w:t>
-      </w:r>
-      <w:proofErr w:type="spellEnd"/>
-      <w:r>
-        <w:t>("click", function() {</w:t>
+      <w:r>
+        <w:t>javascriptCopy Code</w:t>
+      </w:r>
+    </w:p>
+    <w:p>
+      <w:pPr>
+        <w:rPr>
+          <w:rFonts w:hint="eastAsia"/>
+        </w:rPr>
+      </w:pPr>
+      <w:r>
+        <w:t>document.getElementById("myButton").addEventListener("click", function() {</w:t>
       </w:r>
     </w:p>
     <w:p>
@@ -13270,13 +12332,8 @@
           <w:rFonts w:hint="eastAsia"/>
         </w:rPr>
       </w:pPr>
-      <w:proofErr w:type="spellStart"/>
-      <w:r>
-        <w:t>javascriptCopy</w:t>
-      </w:r>
-      <w:proofErr w:type="spellEnd"/>
-      <w:r>
-        <w:t xml:space="preserve"> Code</w:t>
+      <w:r>
+        <w:t>javascriptCopy Code</w:t>
       </w:r>
     </w:p>
     <w:p>
@@ -13306,33 +12363,17 @@
         </w:rPr>
       </w:pPr>
       <w:r>
-        <w:t xml:space="preserve">    </w:t>
-      </w:r>
-      <w:proofErr w:type="spellStart"/>
-      <w:r>
-        <w:t>showName</w:t>
-      </w:r>
-      <w:proofErr w:type="spellEnd"/>
-      <w:r>
-        <w:t>: function() {</w:t>
-      </w:r>
-    </w:p>
-    <w:p>
-      <w:pPr>
-        <w:rPr>
-          <w:rFonts w:hint="eastAsia"/>
-        </w:rPr>
-      </w:pPr>
-      <w:r>
-        <w:t xml:space="preserve">        </w:t>
-      </w:r>
-      <w:proofErr w:type="spellStart"/>
-      <w:r>
-        <w:t>setTimeout</w:t>
-      </w:r>
-      <w:proofErr w:type="spellEnd"/>
-      <w:r>
-        <w:t>(() =&gt; { // 使用箭头函数</w:t>
+        <w:t xml:space="preserve">    showName: function() {</w:t>
+      </w:r>
+    </w:p>
+    <w:p>
+      <w:pPr>
+        <w:rPr>
+          <w:rFonts w:hint="eastAsia"/>
+        </w:rPr>
+      </w:pPr>
+      <w:r>
+        <w:t xml:space="preserve">        setTimeout(() =&gt; { // 使用箭头函数</w:t>
       </w:r>
     </w:p>
     <w:p>
@@ -13381,13 +12422,8 @@
           <w:rFonts w:hint="eastAsia"/>
         </w:rPr>
       </w:pPr>
-      <w:proofErr w:type="spellStart"/>
-      <w:r>
-        <w:t>obj.showName</w:t>
-      </w:r>
-      <w:proofErr w:type="spellEnd"/>
-      <w:r>
-        <w:t>();</w:t>
+      <w:r>
+        <w:t>obj.showName();</w:t>
       </w:r>
     </w:p>
     <w:p>
@@ -13480,21 +12516,7 @@
         <w:rPr>
           <w:rFonts w:hint="eastAsia"/>
         </w:rPr>
-        <w:t xml:space="preserve">export const data = await </w:t>
-      </w:r>
-      <w:proofErr w:type="spellStart"/>
-      <w:r>
-        <w:rPr>
-          <w:rFonts w:hint="eastAsia"/>
-        </w:rPr>
-        <w:t>res.json</w:t>
-      </w:r>
-      <w:proofErr w:type="spellEnd"/>
-      <w:r>
-        <w:rPr>
-          <w:rFonts w:hint="eastAsia"/>
-        </w:rPr>
-        <w:t>()</w:t>
+        <w:t>export const data = await res.json()</w:t>
       </w:r>
       <w:r>
         <w:rPr>
@@ -13536,19 +12558,11 @@
           <w:rFonts w:hint="eastAsia"/>
         </w:rPr>
       </w:pPr>
-      <w:proofErr w:type="spellStart"/>
-      <w:r>
-        <w:rPr>
-          <w:rFonts w:hint="eastAsia"/>
-        </w:rPr>
-        <w:t>Commonjs</w:t>
-      </w:r>
-      <w:proofErr w:type="spellEnd"/>
-      <w:r>
-        <w:rPr>
-          <w:rFonts w:hint="eastAsia"/>
-        </w:rPr>
-        <w:t>无法实现</w:t>
+      <w:r>
+        <w:rPr>
+          <w:rFonts w:hint="eastAsia"/>
+        </w:rPr>
+        <w:t>Commonjs无法实现</w:t>
       </w:r>
     </w:p>
     <w:p>
@@ -13707,23 +12721,7 @@
           <w:b/>
           <w:bCs/>
         </w:rPr>
-        <w:t xml:space="preserve">ESM 与 </w:t>
-      </w:r>
-      <w:proofErr w:type="spellStart"/>
-      <w:r>
-        <w:rPr>
-          <w:b/>
-          <w:bCs/>
-        </w:rPr>
-        <w:t>CommonJS</w:t>
-      </w:r>
-      <w:proofErr w:type="spellEnd"/>
-      <w:r>
-        <w:rPr>
-          <w:b/>
-          <w:bCs/>
-        </w:rPr>
-        <w:t xml:space="preserve"> 导入方式回顾</w:t>
+        <w:t>ESM 与 CommonJS 导入方式回顾</w:t>
       </w:r>
       <w:r>
         <w:t>：</w:t>
@@ -13747,15 +12745,7 @@
         <w:t>导入时机</w:t>
       </w:r>
       <w:r>
-        <w:t>：ESM 通常静态导入放在顶部，也可动态导入返回 promise；</w:t>
-      </w:r>
-      <w:proofErr w:type="spellStart"/>
-      <w:r>
-        <w:t>CommonJS</w:t>
-      </w:r>
-      <w:proofErr w:type="spellEnd"/>
-      <w:r>
-        <w:t xml:space="preserve"> 是动态导入，使用时导入。</w:t>
+        <w:t>：ESM 通常静态导入放在顶部，也可动态导入返回 promise；CommonJS 是动态导入，使用时导入。</w:t>
       </w:r>
     </w:p>
     <w:p>
@@ -13776,15 +12766,7 @@
         <w:t>绑定特性</w:t>
       </w:r>
       <w:r>
-        <w:t>：ESM 导入有活绑定特性，值改变会同步；</w:t>
-      </w:r>
-      <w:proofErr w:type="spellStart"/>
-      <w:r>
-        <w:t>CommonJS</w:t>
-      </w:r>
-      <w:proofErr w:type="spellEnd"/>
-      <w:r>
-        <w:t xml:space="preserve"> 导入是快照，值改变不影响。</w:t>
+        <w:t>：ESM 导入有活绑定特性，值改变会同步；CommonJS 导入是快照，值改变不影响。</w:t>
       </w:r>
     </w:p>
     <w:p>
@@ -13826,23 +12808,7 @@
         <w:t>模块作用域</w:t>
       </w:r>
       <w:r>
-        <w:t>：ESM 模块作用域中 this 指向 undefined，因默认严格模式，防止污染全局空间；</w:t>
-      </w:r>
-      <w:proofErr w:type="spellStart"/>
-      <w:r>
-        <w:t>CommonJS</w:t>
-      </w:r>
-      <w:proofErr w:type="spellEnd"/>
-      <w:r>
-        <w:t xml:space="preserve"> 中 this 指向 </w:t>
-      </w:r>
-      <w:proofErr w:type="spellStart"/>
-      <w:r>
-        <w:t>module.exports</w:t>
-      </w:r>
-      <w:proofErr w:type="spellEnd"/>
-      <w:r>
-        <w:t xml:space="preserve"> 。</w:t>
+        <w:t>：ESM 模块作用域中 this 指向 undefined，因默认严格模式，防止污染全局空间；CommonJS 中 this 指向 module.exports 。</w:t>
       </w:r>
     </w:p>
     <w:p>
@@ -13863,15 +12829,7 @@
         <w:t>原因剖析</w:t>
       </w:r>
       <w:r>
-        <w:t>：ESM 是底层引擎实现模块化，</w:t>
-      </w:r>
-      <w:proofErr w:type="spellStart"/>
-      <w:r>
-        <w:t>CommonJS</w:t>
-      </w:r>
-      <w:proofErr w:type="spellEnd"/>
-      <w:r>
-        <w:t xml:space="preserve"> 是用立即执行函数模拟模块作用域。</w:t>
+        <w:t>：ESM 是底层引擎实现模块化，CommonJS 是用立即执行函数模拟模块作用域。</w:t>
       </w:r>
     </w:p>
     <w:p>
@@ -13934,15 +12892,7 @@
         <w:t>应用差异</w:t>
       </w:r>
       <w:r>
-        <w:t>：ESM 支持顶层 await，</w:t>
-      </w:r>
-      <w:proofErr w:type="spellStart"/>
-      <w:r>
-        <w:t>CommonJS</w:t>
-      </w:r>
-      <w:proofErr w:type="spellEnd"/>
-      <w:r>
-        <w:t xml:space="preserve"> 不支持。</w:t>
+        <w:t>：ESM 支持顶层 await，CommonJS 不支持。</w:t>
       </w:r>
     </w:p>
     <w:p>
@@ -14026,15 +12976,7 @@
         <w:t>特点</w:t>
       </w:r>
       <w:r>
-        <w:t>：禁止创建全局变量，函数参数不能重名，禁止使用 with、eval、</w:t>
-      </w:r>
-      <w:proofErr w:type="spellStart"/>
-      <w:r>
-        <w:t>arguments.callee</w:t>
-      </w:r>
-      <w:proofErr w:type="spellEnd"/>
-      <w:r>
-        <w:t xml:space="preserve"> 等。</w:t>
+        <w:t>：禁止创建全局变量，函数参数不能重名，禁止使用 with、eval、arguments.callee 等。</w:t>
       </w:r>
     </w:p>
     <w:p>
@@ -14258,14 +13200,12 @@
           <w:rFonts w:hint="eastAsia"/>
         </w:rPr>
       </w:pPr>
-      <w:proofErr w:type="spellStart"/>
       <w:r>
         <w:rPr>
           <w:rFonts w:hint="eastAsia"/>
         </w:rPr>
         <w:t>WiFi</w:t>
       </w:r>
-      <w:proofErr w:type="spellEnd"/>
     </w:p>
     <w:p>
       <w:pPr>
@@ -14293,19 +13233,11 @@
           <w:rFonts w:hint="eastAsia"/>
         </w:rPr>
       </w:pPr>
-      <w:proofErr w:type="spellStart"/>
-      <w:r>
-        <w:rPr>
-          <w:rFonts w:hint="eastAsia"/>
-        </w:rPr>
-        <w:t>Wifi</w:t>
-      </w:r>
-      <w:proofErr w:type="spellEnd"/>
-      <w:r>
-        <w:rPr>
-          <w:rFonts w:hint="eastAsia"/>
-        </w:rPr>
-        <w:t>信号发射</w:t>
+      <w:r>
+        <w:rPr>
+          <w:rFonts w:hint="eastAsia"/>
+        </w:rPr>
+        <w:t>Wifi信号发射</w:t>
       </w:r>
     </w:p>
     <w:p>
@@ -14334,19 +13266,11 @@
           <w:rFonts w:hint="eastAsia"/>
         </w:rPr>
       </w:pPr>
-      <w:proofErr w:type="spellStart"/>
-      <w:r>
-        <w:rPr>
-          <w:rFonts w:hint="eastAsia"/>
-        </w:rPr>
-        <w:t>WiFi</w:t>
-      </w:r>
-      <w:proofErr w:type="spellEnd"/>
-      <w:r>
-        <w:rPr>
-          <w:rFonts w:hint="eastAsia"/>
-        </w:rPr>
-        <w:t>：</w:t>
+      <w:r>
+        <w:rPr>
+          <w:rFonts w:hint="eastAsia"/>
+        </w:rPr>
+        <w:t>WiFi：</w:t>
       </w:r>
     </w:p>
     <w:p>
@@ -14574,23 +13498,7 @@
         <w:t>this 指向</w:t>
       </w:r>
       <w:r>
-        <w:t>：ESM 快作用域默认严格模式下，this 指向 undefined；</w:t>
-      </w:r>
-      <w:proofErr w:type="spellStart"/>
-      <w:r>
-        <w:t>CommonJS</w:t>
-      </w:r>
-      <w:proofErr w:type="spellEnd"/>
-      <w:r>
-        <w:t xml:space="preserve"> 中 this 指向 </w:t>
-      </w:r>
-      <w:proofErr w:type="spellStart"/>
-      <w:r>
-        <w:t>module.exports</w:t>
-      </w:r>
-      <w:proofErr w:type="spellEnd"/>
-      <w:r>
-        <w:t xml:space="preserve"> 。</w:t>
+        <w:t>：ESM 快作用域默认严格模式下，this 指向 undefined；CommonJS 中 this 指向 module.exports 。</w:t>
       </w:r>
     </w:p>
     <w:p>
@@ -14611,15 +13519,7 @@
         <w:t>顶层 Await</w:t>
       </w:r>
       <w:r>
-        <w:t>：ESM 支持顶层 Await ，</w:t>
-      </w:r>
-      <w:proofErr w:type="spellStart"/>
-      <w:r>
-        <w:t>CommonJS</w:t>
-      </w:r>
-      <w:proofErr w:type="spellEnd"/>
-      <w:r>
-        <w:t xml:space="preserve"> 不支持。</w:t>
+        <w:t>：ESM 支持顶层 Await ，CommonJS 不支持。</w:t>
       </w:r>
     </w:p>
     <w:p>
@@ -14766,15 +13666,7 @@
         <w:t>光猫</w:t>
       </w:r>
       <w:r>
-        <w:t xml:space="preserve">：运营商安装，核心功能是调制解调器，可将光信号与电信号相互转换，实现数据传输，还具备路由和 </w:t>
-      </w:r>
-      <w:proofErr w:type="spellStart"/>
-      <w:r>
-        <w:t>WiFi</w:t>
-      </w:r>
-      <w:proofErr w:type="spellEnd"/>
-      <w:r>
-        <w:t xml:space="preserve"> 功能。</w:t>
+        <w:t>：运营商安装，核心功能是调制解调器，可将光信号与电信号相互转换，实现数据传输，还具备路由和 WiFi 功能。</w:t>
       </w:r>
     </w:p>
     <w:p>
@@ -14795,31 +13687,7 @@
         <w:t>路由器</w:t>
       </w:r>
       <w:r>
-        <w:t xml:space="preserve">：功能包括发射 </w:t>
-      </w:r>
-      <w:proofErr w:type="spellStart"/>
-      <w:r>
-        <w:t>WiFi</w:t>
-      </w:r>
-      <w:proofErr w:type="spellEnd"/>
-      <w:r>
-        <w:t xml:space="preserve"> 信号和管理局域网设备；</w:t>
-      </w:r>
-      <w:proofErr w:type="spellStart"/>
-      <w:r>
-        <w:t>WiFi</w:t>
-      </w:r>
-      <w:proofErr w:type="spellEnd"/>
-      <w:r>
-        <w:t xml:space="preserve"> 涉及信道频率等概念，如最新标准 [802.11.AC](802.11.AC) 可称 </w:t>
-      </w:r>
-      <w:proofErr w:type="spellStart"/>
-      <w:r>
-        <w:t>WiFi</w:t>
-      </w:r>
-      <w:proofErr w:type="spellEnd"/>
-      <w:r>
-        <w:t xml:space="preserve"> 5，能发射 2.4G 和 5G 赫兹信道，5G 赫兹信道强但不适合穿墙；三频路由器通过三个独立收发硬件实现网络分流。</w:t>
+        <w:t>：功能包括发射 WiFi 信号和管理局域网设备；WiFi 涉及信道频率等概念，如最新标准 [802.11.AC](802.11.AC) 可称 WiFi 5，能发射 2.4G 和 5G 赫兹信道，5G 赫兹信道强但不适合穿墙；三频路由器通过三个独立收发硬件实现网络分流。</w:t>
       </w:r>
     </w:p>
     <w:p>
@@ -15140,21 +14008,7 @@
         <w:rPr>
           <w:rFonts w:hint="eastAsia"/>
         </w:rPr>
-        <w:t>特殊</w:t>
-      </w:r>
-      <w:proofErr w:type="spellStart"/>
-      <w:r>
-        <w:rPr>
-          <w:rFonts w:hint="eastAsia"/>
-        </w:rPr>
-        <w:t>ip</w:t>
-      </w:r>
-      <w:proofErr w:type="spellEnd"/>
-      <w:r>
-        <w:rPr>
-          <w:rFonts w:hint="eastAsia"/>
-        </w:rPr>
-        <w:t>：192.168.0.0~192.168.255.255</w:t>
+        <w:t>特殊ip：192.168.0.0~192.168.255.255</w:t>
       </w:r>
     </w:p>
     <w:p>
@@ -15225,21 +14079,7 @@
         <w:rPr>
           <w:rFonts w:hint="eastAsia"/>
         </w:rPr>
-        <w:t>用于区分</w:t>
-      </w:r>
-      <w:proofErr w:type="spellStart"/>
-      <w:r>
-        <w:rPr>
-          <w:rFonts w:hint="eastAsia"/>
-        </w:rPr>
-        <w:t>ip</w:t>
-      </w:r>
-      <w:proofErr w:type="spellEnd"/>
-      <w:r>
-        <w:rPr>
-          <w:rFonts w:hint="eastAsia"/>
-        </w:rPr>
-        <w:t>地址在不在局域网里</w:t>
+        <w:t>用于区分ip地址在不在局域网里</w:t>
       </w:r>
       <w:r>
         <w:rPr>
@@ -15369,15 +14209,7 @@
         <w:t>光猫</w:t>
       </w:r>
       <w:r>
-        <w:t xml:space="preserve">：有调制解调器、路由和 </w:t>
-      </w:r>
-      <w:proofErr w:type="spellStart"/>
-      <w:r>
-        <w:t>WiFi</w:t>
-      </w:r>
-      <w:proofErr w:type="spellEnd"/>
-      <w:r>
-        <w:t xml:space="preserve"> 功能，能将光纤光信号转换为电信号。</w:t>
+        <w:t>：有调制解调器、路由和 WiFi 功能，能将光纤光信号转换为电信号。</w:t>
       </w:r>
     </w:p>
     <w:p>
@@ -15398,15 +14230,7 @@
         <w:t>路由器</w:t>
       </w:r>
       <w:r>
-        <w:t xml:space="preserve">：发射 </w:t>
-      </w:r>
-      <w:proofErr w:type="spellStart"/>
-      <w:r>
-        <w:t>WiFi</w:t>
-      </w:r>
-      <w:proofErr w:type="spellEnd"/>
-      <w:r>
-        <w:t xml:space="preserve"> 信号、管理局域网设备，有 2.4G 和 5G 两个频率信道。</w:t>
+        <w:t>：发射 WiFi 信号、管理局域网设备，有 2.4G 和 5G 两个频率信道。</w:t>
       </w:r>
     </w:p>
     <w:p>
@@ -15469,15 +14293,7 @@
         <w:t>联网设备</w:t>
       </w:r>
       <w:r>
-        <w:t xml:space="preserve">：手机、电脑等能联网是因有网卡，台式机可通过无线网卡实现 </w:t>
-      </w:r>
-      <w:proofErr w:type="spellStart"/>
-      <w:r>
-        <w:t>WiFi</w:t>
-      </w:r>
-      <w:proofErr w:type="spellEnd"/>
-      <w:r>
-        <w:t xml:space="preserve"> 联网。</w:t>
+        <w:t>：手机、电脑等能联网是因有网卡，台式机可通过无线网卡实现 WiFi 联网。</w:t>
       </w:r>
     </w:p>
     <w:p>
@@ -16192,16 +15008,8 @@
         <w:rPr>
           <w:rFonts w:hint="eastAsia"/>
         </w:rPr>
-        <w:t>WAN只有一个</w:t>
-      </w:r>
-      <w:proofErr w:type="spellStart"/>
-      <w:r>
-        <w:rPr>
-          <w:rFonts w:hint="eastAsia"/>
-        </w:rPr>
-        <w:t>ip</w:t>
-      </w:r>
-      <w:proofErr w:type="spellEnd"/>
+        <w:t>WAN只有一个ip</w:t>
+      </w:r>
     </w:p>
     <w:p>
       <w:pPr>
@@ -16339,16 +15147,8 @@
         <w:rPr>
           <w:rFonts w:hint="eastAsia"/>
         </w:rPr>
-        <w:t>在手机上访问电脑打开的网页的方法：访问电脑的</w:t>
-      </w:r>
-      <w:proofErr w:type="spellStart"/>
-      <w:r>
-        <w:rPr>
-          <w:rFonts w:hint="eastAsia"/>
-        </w:rPr>
-        <w:t>ip</w:t>
-      </w:r>
-      <w:proofErr w:type="spellEnd"/>
+        <w:t>在手机上访问电脑打开的网页的方法：访问电脑的ip</w:t>
+      </w:r>
     </w:p>
     <w:p>
       <w:pPr>
@@ -19437,19 +18237,11 @@
           <w:rFonts w:hint="eastAsia"/>
         </w:rPr>
       </w:pPr>
-      <w:proofErr w:type="spellStart"/>
-      <w:r>
-        <w:rPr>
-          <w:rFonts w:hint="eastAsia"/>
-        </w:rPr>
-        <w:t>app.listen</w:t>
-      </w:r>
-      <w:proofErr w:type="spellEnd"/>
-      <w:r>
-        <w:rPr>
-          <w:rFonts w:hint="eastAsia"/>
-        </w:rPr>
-        <w:t>(PORT,()=&gt;{})</w:t>
+      <w:r>
+        <w:rPr>
+          <w:rFonts w:hint="eastAsia"/>
+        </w:rPr>
+        <w:t>app.listen(PORT,()=&gt;{})</w:t>
       </w:r>
     </w:p>
     <w:p>
@@ -19549,75 +18341,33 @@
               <w:rPr>
                 <w:rFonts w:hint="eastAsia"/>
               </w:rPr>
-              <w:t xml:space="preserve">const server = </w:t>
-            </w:r>
-            <w:proofErr w:type="spellStart"/>
-            <w:r>
-              <w:rPr>
-                <w:rFonts w:hint="eastAsia"/>
-              </w:rPr>
-              <w:t>http.createServer</w:t>
-            </w:r>
-            <w:proofErr w:type="spellEnd"/>
-            <w:r>
-              <w:rPr>
-                <w:rFonts w:hint="eastAsia"/>
-              </w:rPr>
-              <w:t>((req, res) =&gt; {</w:t>
-            </w:r>
-          </w:p>
-          <w:p>
-            <w:pPr>
-              <w:rPr>
-                <w:rFonts w:hint="eastAsia"/>
-              </w:rPr>
-            </w:pPr>
-            <w:r>
-              <w:rPr>
-                <w:rFonts w:hint="eastAsia"/>
-              </w:rPr>
-              <w:t xml:space="preserve">  </w:t>
-            </w:r>
-            <w:proofErr w:type="spellStart"/>
-            <w:r>
-              <w:rPr>
-                <w:rFonts w:hint="eastAsia"/>
-              </w:rPr>
-              <w:t>res.writeHead</w:t>
-            </w:r>
-            <w:proofErr w:type="spellEnd"/>
-            <w:r>
-              <w:rPr>
-                <w:rFonts w:hint="eastAsia"/>
-              </w:rPr>
-              <w:t>(200, { "Content-Type": "text/plain" })</w:t>
-            </w:r>
-          </w:p>
-          <w:p>
-            <w:pPr>
-              <w:rPr>
-                <w:rFonts w:hint="eastAsia"/>
-              </w:rPr>
-            </w:pPr>
-            <w:r>
-              <w:rPr>
-                <w:rFonts w:hint="eastAsia"/>
-              </w:rPr>
-              <w:t xml:space="preserve">  </w:t>
-            </w:r>
-            <w:proofErr w:type="spellStart"/>
-            <w:r>
-              <w:rPr>
-                <w:rFonts w:hint="eastAsia"/>
-              </w:rPr>
-              <w:t>res.end</w:t>
-            </w:r>
-            <w:proofErr w:type="spellEnd"/>
-            <w:r>
-              <w:rPr>
-                <w:rFonts w:hint="eastAsia"/>
-              </w:rPr>
-              <w:t>("Hello HTTP/1.1\n")</w:t>
+              <w:t>const server = http.createServer((req, res) =&gt; {</w:t>
+            </w:r>
+          </w:p>
+          <w:p>
+            <w:pPr>
+              <w:rPr>
+                <w:rFonts w:hint="eastAsia"/>
+              </w:rPr>
+            </w:pPr>
+            <w:r>
+              <w:rPr>
+                <w:rFonts w:hint="eastAsia"/>
+              </w:rPr>
+              <w:t xml:space="preserve">  res.writeHead(200, { "Content-Type": "text/plain" })</w:t>
+            </w:r>
+          </w:p>
+          <w:p>
+            <w:pPr>
+              <w:rPr>
+                <w:rFonts w:hint="eastAsia"/>
+              </w:rPr>
+            </w:pPr>
+            <w:r>
+              <w:rPr>
+                <w:rFonts w:hint="eastAsia"/>
+              </w:rPr>
+              <w:t xml:space="preserve">  res.end("Hello HTTP/1.1\n")</w:t>
             </w:r>
           </w:p>
           <w:p>
@@ -19639,19 +18389,11 @@
                 <w:rFonts w:hint="eastAsia"/>
               </w:rPr>
             </w:pPr>
-            <w:proofErr w:type="spellStart"/>
-            <w:r>
-              <w:rPr>
-                <w:rFonts w:hint="eastAsia"/>
-              </w:rPr>
-              <w:t>server.listen</w:t>
-            </w:r>
-            <w:proofErr w:type="spellEnd"/>
-            <w:r>
-              <w:rPr>
-                <w:rFonts w:hint="eastAsia"/>
-              </w:rPr>
-              <w:t>(3000)</w:t>
+            <w:r>
+              <w:rPr>
+                <w:rFonts w:hint="eastAsia"/>
+              </w:rPr>
+              <w:t>server.listen(3000)</w:t>
             </w:r>
           </w:p>
         </w:tc>
@@ -19697,48 +18439,20 @@
               <w:rPr>
                 <w:rFonts w:hint="eastAsia"/>
               </w:rPr>
-              <w:t xml:space="preserve">  </w:t>
-            </w:r>
-            <w:proofErr w:type="spellStart"/>
-            <w:r>
-              <w:rPr>
-                <w:rFonts w:hint="eastAsia"/>
-              </w:rPr>
-              <w:t>res.stream.respond</w:t>
-            </w:r>
-            <w:proofErr w:type="spellEnd"/>
-            <w:r>
-              <w:rPr>
-                <w:rFonts w:hint="eastAsia"/>
-              </w:rPr>
-              <w:t>({ ":status": 200, "content-type": "text/plain" })</w:t>
-            </w:r>
-          </w:p>
-          <w:p>
-            <w:pPr>
-              <w:rPr>
-                <w:rFonts w:hint="eastAsia"/>
-              </w:rPr>
-            </w:pPr>
-            <w:r>
-              <w:rPr>
-                <w:rFonts w:hint="eastAsia"/>
-              </w:rPr>
-              <w:t xml:space="preserve">  </w:t>
-            </w:r>
-            <w:proofErr w:type="spellStart"/>
-            <w:r>
-              <w:rPr>
-                <w:rFonts w:hint="eastAsia"/>
-              </w:rPr>
-              <w:t>res.stream.end</w:t>
-            </w:r>
-            <w:proofErr w:type="spellEnd"/>
-            <w:r>
-              <w:rPr>
-                <w:rFonts w:hint="eastAsia"/>
-              </w:rPr>
-              <w:t>("Hello HTTP/2")</w:t>
+              <w:t xml:space="preserve">  res.stream.respond({ ":status": 200, "content-type": "text/plain" })</w:t>
+            </w:r>
+          </w:p>
+          <w:p>
+            <w:pPr>
+              <w:rPr>
+                <w:rFonts w:hint="eastAsia"/>
+              </w:rPr>
+            </w:pPr>
+            <w:r>
+              <w:rPr>
+                <w:rFonts w:hint="eastAsia"/>
+              </w:rPr>
+              <w:t xml:space="preserve">  res.stream.end("Hello HTTP/2")</w:t>
             </w:r>
           </w:p>
           <w:p>
@@ -19760,19 +18474,11 @@
                 <w:rFonts w:hint="eastAsia"/>
               </w:rPr>
             </w:pPr>
-            <w:proofErr w:type="spellStart"/>
-            <w:r>
-              <w:rPr>
-                <w:rFonts w:hint="eastAsia"/>
-              </w:rPr>
-              <w:t>server.listen</w:t>
-            </w:r>
-            <w:proofErr w:type="spellEnd"/>
-            <w:r>
-              <w:rPr>
-                <w:rFonts w:hint="eastAsia"/>
-              </w:rPr>
-              <w:t>(3000)</w:t>
+            <w:r>
+              <w:rPr>
+                <w:rFonts w:hint="eastAsia"/>
+              </w:rPr>
+              <w:t>server.listen(3000)</w:t>
             </w:r>
           </w:p>
         </w:tc>
@@ -19961,21 +18667,7 @@
         <w:rPr>
           <w:rFonts w:hint="eastAsia"/>
         </w:rPr>
-        <w:t>子网掩码判断两个</w:t>
-      </w:r>
-      <w:proofErr w:type="spellStart"/>
-      <w:r>
-        <w:rPr>
-          <w:rFonts w:hint="eastAsia"/>
-        </w:rPr>
-        <w:t>ip</w:t>
-      </w:r>
-      <w:proofErr w:type="spellEnd"/>
-      <w:r>
-        <w:rPr>
-          <w:rFonts w:hint="eastAsia"/>
-        </w:rPr>
-        <w:t>是否在同一个局域网</w:t>
+        <w:t>子网掩码判断两个ip是否在同一个局域网</w:t>
       </w:r>
     </w:p>
     <w:p>
@@ -20062,14 +18754,12 @@
         </w:rPr>
         <w:t>介质：</w:t>
       </w:r>
-      <w:proofErr w:type="spellStart"/>
       <w:r>
         <w:rPr>
           <w:rFonts w:hint="eastAsia"/>
         </w:rPr>
         <w:t>WiFi</w:t>
       </w:r>
-      <w:proofErr w:type="spellEnd"/>
       <w:r>
         <w:rPr>
           <w:rFonts w:hint="eastAsia"/>
@@ -20125,21 +18815,7 @@
         <w:rPr>
           <w:rFonts w:hint="eastAsia"/>
         </w:rPr>
-        <w:t>缓存表记录在路由器，局域网</w:t>
-      </w:r>
-      <w:proofErr w:type="spellStart"/>
-      <w:r>
-        <w:rPr>
-          <w:rFonts w:hint="eastAsia"/>
-        </w:rPr>
-        <w:t>ip</w:t>
-      </w:r>
-      <w:proofErr w:type="spellEnd"/>
-      <w:r>
-        <w:rPr>
-          <w:rFonts w:hint="eastAsia"/>
-        </w:rPr>
-        <w:t>和mac地址对应关系</w:t>
+        <w:t>缓存表记录在路由器，局域网ip和mac地址对应关系</w:t>
       </w:r>
     </w:p>
     <w:p>
@@ -20566,15 +19242,7 @@
         <w:t>介质</w:t>
       </w:r>
       <w:r>
-        <w:t xml:space="preserve">：无线时是 </w:t>
-      </w:r>
-      <w:proofErr w:type="spellStart"/>
-      <w:r>
-        <w:t>WiFi</w:t>
-      </w:r>
-      <w:proofErr w:type="spellEnd"/>
-      <w:r>
-        <w:t xml:space="preserve"> AP 等，有线时涉及交换机、网卡。</w:t>
+        <w:t>：无线时是 WiFi AP 等，有线时涉及交换机、网卡。</w:t>
       </w:r>
     </w:p>
     <w:p>
@@ -23561,15 +22229,7 @@
         <w:t>数据链路层</w:t>
       </w:r>
       <w:r>
-        <w:t>：与物理层统称以太网，介质为</w:t>
-      </w:r>
-      <w:proofErr w:type="spellStart"/>
-      <w:r>
-        <w:t>WiFi</w:t>
-      </w:r>
-      <w:proofErr w:type="spellEnd"/>
-      <w:r>
-        <w:t>，给数据添加MAC地址。</w:t>
+        <w:t>：与物理层统称以太网，介质为WiFi，给数据添加MAC地址。</w:t>
       </w:r>
     </w:p>
     <w:p>
@@ -23890,31 +22550,7 @@
         <w:t>课后作业与要求</w:t>
       </w:r>
       <w:r>
-        <w:t>：研究</w:t>
-      </w:r>
-      <w:proofErr w:type="spellStart"/>
-      <w:r>
-        <w:t>nslookup</w:t>
-      </w:r>
-      <w:proofErr w:type="spellEnd"/>
-      <w:r>
-        <w:t>和</w:t>
-      </w:r>
-      <w:proofErr w:type="spellStart"/>
-      <w:r>
-        <w:t>whois</w:t>
-      </w:r>
-      <w:proofErr w:type="spellEnd"/>
-      <w:r>
-        <w:t>，做</w:t>
-      </w:r>
-      <w:proofErr w:type="spellStart"/>
-      <w:r>
-        <w:t>NextJS+Tailwind</w:t>
-      </w:r>
-      <w:proofErr w:type="spellEnd"/>
-      <w:r>
-        <w:t>个人项目放GitHub，继续刷八股和力扣题目。</w:t>
+        <w:t>：研究nslookup和whois，做NextJS+Tailwind个人项目放GitHub，继续刷八股和力扣题目。</w:t>
       </w:r>
     </w:p>
     <w:p>
@@ -23937,19 +22573,11 @@
           <w:rFonts w:hint="eastAsia"/>
         </w:rPr>
       </w:pPr>
-      <w:proofErr w:type="spellStart"/>
-      <w:r>
-        <w:rPr>
-          <w:rFonts w:hint="eastAsia"/>
-        </w:rPr>
-        <w:t>Leetcode</w:t>
-      </w:r>
-      <w:proofErr w:type="spellEnd"/>
-      <w:r>
-        <w:rPr>
-          <w:rFonts w:hint="eastAsia"/>
-        </w:rPr>
-        <w:t>: 20-30min</w:t>
+      <w:r>
+        <w:rPr>
+          <w:rFonts w:hint="eastAsia"/>
+        </w:rPr>
+        <w:t>Leetcode: 20-30min</w:t>
       </w:r>
     </w:p>
     <w:p>
@@ -24057,15 +22685,7 @@
         <w:t>网络命令工具</w:t>
       </w:r>
       <w:r>
-        <w:t>：NS lookup查询域名和IP对应关系，</w:t>
-      </w:r>
-      <w:proofErr w:type="spellStart"/>
-      <w:r>
-        <w:t>whois</w:t>
-      </w:r>
-      <w:proofErr w:type="spellEnd"/>
-      <w:r>
-        <w:t>查询域名或地址注册用户信息，host文件是本地维护的IP与域名对应关系。</w:t>
+        <w:t>：NS lookup查询域名和IP对应关系，whois查询域名或地址注册用户信息，host文件是本地维护的IP与域名对应关系。</w:t>
       </w:r>
     </w:p>
     <w:p>
@@ -24191,15 +22811,7 @@
         <w:t>前后端分离</w:t>
       </w:r>
       <w:r>
-        <w:t>：前端代码打包进</w:t>
-      </w:r>
-      <w:proofErr w:type="spellStart"/>
-      <w:r>
-        <w:t>dist</w:t>
-      </w:r>
-      <w:proofErr w:type="spellEnd"/>
-      <w:r>
-        <w:t>文件放前端服务器或CDN，CDN可就近提供资源，但可能缓存过重；后端API服务器可纵向扩展实现负载均衡，还可由软件集成管理。</w:t>
+        <w:t>：前端代码打包进dist文件放前端服务器或CDN，CDN可就近提供资源，但可能缓存过重；后端API服务器可纵向扩展实现负载均衡，还可由软件集成管理。</w:t>
       </w:r>
     </w:p>
     <w:p>
@@ -24296,21 +22908,12 @@
           <w:rFonts w:hint="eastAsia"/>
         </w:rPr>
       </w:pPr>
-      <w:proofErr w:type="spellStart"/>
-      <w:r>
-        <w:rPr>
-          <w:b/>
-          <w:bCs/>
-        </w:rPr>
-        <w:t>LeetCode</w:t>
-      </w:r>
-      <w:proofErr w:type="spellEnd"/>
-      <w:r>
-        <w:rPr>
-          <w:b/>
-          <w:bCs/>
-        </w:rPr>
-        <w:t>刷题</w:t>
+      <w:r>
+        <w:rPr>
+          <w:b/>
+          <w:bCs/>
+        </w:rPr>
+        <w:t>LeetCode刷题</w:t>
       </w:r>
       <w:r>
         <w:t>：定20 - 30分钟闹钟，用白板刷题，可边做边讲，超时看答案，选通用型解题方法。</w:t>
@@ -24375,21 +22978,7 @@
         <w:rPr>
           <w:rFonts w:hint="eastAsia"/>
         </w:rPr>
-        <w:t>照片，</w:t>
-      </w:r>
-      <w:proofErr w:type="spellStart"/>
-      <w:r>
-        <w:rPr>
-          <w:rFonts w:hint="eastAsia"/>
-        </w:rPr>
-        <w:t>github</w:t>
-      </w:r>
-      <w:proofErr w:type="spellEnd"/>
-      <w:r>
-        <w:rPr>
-          <w:rFonts w:hint="eastAsia"/>
-        </w:rPr>
-        <w:t>的100star\40fork\关注，</w:t>
+        <w:t>照片，github的100star\40fork\关注，</w:t>
       </w:r>
     </w:p>
     <w:p>
@@ -25007,21 +23596,7 @@
         <w:rPr>
           <w:rFonts w:hint="eastAsia"/>
         </w:rPr>
-        <w:t>浏览器从输入</w:t>
-      </w:r>
-      <w:proofErr w:type="spellStart"/>
-      <w:r>
-        <w:rPr>
-          <w:rFonts w:hint="eastAsia"/>
-        </w:rPr>
-        <w:t>url</w:t>
-      </w:r>
-      <w:proofErr w:type="spellEnd"/>
-      <w:r>
-        <w:rPr>
-          <w:rFonts w:hint="eastAsia"/>
-        </w:rPr>
-        <w:t>后到呈现整个页面的过程，及整个过程中web性能指标如何触发</w:t>
+        <w:t>浏览器从输入url后到呈现整个页面的过程，及整个过程中web性能指标如何触发</w:t>
       </w:r>
     </w:p>
     <w:p>
@@ -25114,35 +23689,7 @@
         <w:rPr>
           <w:rFonts w:hint="eastAsia"/>
         </w:rPr>
-        <w:t>Service worker，首次请求是没有</w:t>
-      </w:r>
-      <w:proofErr w:type="spellStart"/>
-      <w:r>
-        <w:rPr>
-          <w:rFonts w:hint="eastAsia"/>
-        </w:rPr>
-        <w:t>sw</w:t>
-      </w:r>
-      <w:proofErr w:type="spellEnd"/>
-      <w:r>
-        <w:rPr>
-          <w:rFonts w:hint="eastAsia"/>
-        </w:rPr>
-        <w:t>的，等页面加载结束后注册</w:t>
-      </w:r>
-      <w:proofErr w:type="spellStart"/>
-      <w:r>
-        <w:rPr>
-          <w:rFonts w:hint="eastAsia"/>
-        </w:rPr>
-        <w:t>sw</w:t>
-      </w:r>
-      <w:proofErr w:type="spellEnd"/>
-      <w:r>
-        <w:rPr>
-          <w:rFonts w:hint="eastAsia"/>
-        </w:rPr>
-        <w:t>，注册完浏览器会把注册的信息持久化到本地，</w:t>
+        <w:t>Service worker，首次请求是没有sw的，等页面加载结束后注册sw，注册完浏览器会把注册的信息持久化到本地，</w:t>
       </w:r>
       <w:r>
         <w:rPr>
@@ -25292,21 +23839,7 @@
         <w:rPr>
           <w:rFonts w:hint="eastAsia"/>
         </w:rPr>
-        <w:t>不妨碍HTML解析，async是竞争状态，defer必须等待</w:t>
-      </w:r>
-      <w:proofErr w:type="spellStart"/>
-      <w:r>
-        <w:rPr>
-          <w:rFonts w:hint="eastAsia"/>
-        </w:rPr>
-        <w:t>dom</w:t>
-      </w:r>
-      <w:proofErr w:type="spellEnd"/>
-      <w:r>
-        <w:rPr>
-          <w:rFonts w:hint="eastAsia"/>
-        </w:rPr>
-        <w:t>整个解析完成，再按序执行</w:t>
+        <w:t>不妨碍HTML解析，async是竞争状态，defer必须等待dom整个解析完成，再按序执行</w:t>
       </w:r>
       <w:r>
         <w:rPr>
@@ -25324,35 +23857,7 @@
         <w:rPr>
           <w:rFonts w:hint="eastAsia"/>
         </w:rPr>
-        <w:t xml:space="preserve">&lt;link </w:t>
-      </w:r>
-      <w:proofErr w:type="spellStart"/>
-      <w:r>
-        <w:rPr>
-          <w:rFonts w:hint="eastAsia"/>
-        </w:rPr>
-        <w:t>rel</w:t>
-      </w:r>
-      <w:proofErr w:type="spellEnd"/>
-      <w:r>
-        <w:rPr>
-          <w:rFonts w:hint="eastAsia"/>
-        </w:rPr>
-        <w:t xml:space="preserve">="preload" </w:t>
-      </w:r>
-      <w:proofErr w:type="spellStart"/>
-      <w:r>
-        <w:rPr>
-          <w:rFonts w:hint="eastAsia"/>
-        </w:rPr>
-        <w:t>href</w:t>
-      </w:r>
-      <w:proofErr w:type="spellEnd"/>
-      <w:r>
-        <w:rPr>
-          <w:rFonts w:hint="eastAsia"/>
-        </w:rPr>
-        <w:t>="style.css"&gt;</w:t>
+        <w:t>&lt;link rel="preload" href="style.css"&gt;</w:t>
       </w:r>
       <w:r>
         <w:rPr>
@@ -25508,6 +24013,11 @@
       </w:r>
     </w:p>
     <w:p>
+      <w:pPr>
+        <w:rPr>
+          <w:rFonts w:hint="eastAsia"/>
+        </w:rPr>
+      </w:pPr>
       <w:r>
         <w:rPr>
           <w:rFonts w:hint="eastAsia"/>
@@ -25515,10 +24025,17 @@
         <w:t>HTML 解析器的执行过程</w:t>
       </w:r>
     </w:p>
-    <w:p/>
-    <w:p>
-      <w:pPr>
-        <w:rPr>
+    <w:p>
+      <w:pPr>
+        <w:rPr>
+          <w:rFonts w:hint="eastAsia"/>
+        </w:rPr>
+      </w:pPr>
+    </w:p>
+    <w:p>
+      <w:pPr>
+        <w:rPr>
+          <w:rFonts w:hint="eastAsia"/>
           <w:b/>
           <w:bCs/>
         </w:rPr>
@@ -25532,6 +24049,11 @@
       </w:r>
     </w:p>
     <w:p>
+      <w:pPr>
+        <w:rPr>
+          <w:rFonts w:hint="eastAsia"/>
+        </w:rPr>
+      </w:pPr>
       <w:r>
         <w:t>本次课程围绕学员项目进展、面试题讲解及课程调整等展开，重点阐述从URL到页面呈现过程及相关面试题解法。</w:t>
       </w:r>
@@ -25542,6 +24064,9 @@
           <w:ilvl w:val="0"/>
           <w:numId w:val="36"/>
         </w:numPr>
+        <w:rPr>
+          <w:rFonts w:hint="eastAsia"/>
+        </w:rPr>
       </w:pPr>
       <w:r>
         <w:rPr>
@@ -25560,6 +24085,9 @@
           <w:ilvl w:val="0"/>
           <w:numId w:val="36"/>
         </w:numPr>
+        <w:rPr>
+          <w:rFonts w:hint="eastAsia"/>
+        </w:rPr>
       </w:pPr>
       <w:r>
         <w:rPr>
@@ -25578,6 +24106,9 @@
           <w:ilvl w:val="0"/>
           <w:numId w:val="36"/>
         </w:numPr>
+        <w:rPr>
+          <w:rFonts w:hint="eastAsia"/>
+        </w:rPr>
       </w:pPr>
       <w:r>
         <w:rPr>
@@ -25596,6 +24127,9 @@
           <w:ilvl w:val="0"/>
           <w:numId w:val="36"/>
         </w:numPr>
+        <w:rPr>
+          <w:rFonts w:hint="eastAsia"/>
+        </w:rPr>
       </w:pPr>
       <w:r>
         <w:rPr>
@@ -25614,6 +24148,9 @@
           <w:ilvl w:val="1"/>
           <w:numId w:val="36"/>
         </w:numPr>
+        <w:rPr>
+          <w:rFonts w:hint="eastAsia"/>
+        </w:rPr>
       </w:pPr>
       <w:r>
         <w:rPr>
@@ -25632,6 +24169,9 @@
           <w:ilvl w:val="1"/>
           <w:numId w:val="36"/>
         </w:numPr>
+        <w:rPr>
+          <w:rFonts w:hint="eastAsia"/>
+        </w:rPr>
       </w:pPr>
       <w:r>
         <w:rPr>
@@ -25650,6 +24190,9 @@
           <w:ilvl w:val="1"/>
           <w:numId w:val="36"/>
         </w:numPr>
+        <w:rPr>
+          <w:rFonts w:hint="eastAsia"/>
+        </w:rPr>
       </w:pPr>
       <w:r>
         <w:rPr>
@@ -25668,6 +24211,9 @@
           <w:ilvl w:val="1"/>
           <w:numId w:val="36"/>
         </w:numPr>
+        <w:rPr>
+          <w:rFonts w:hint="eastAsia"/>
+        </w:rPr>
       </w:pPr>
       <w:r>
         <w:rPr>
@@ -25686,6 +24232,9 @@
           <w:ilvl w:val="2"/>
           <w:numId w:val="36"/>
         </w:numPr>
+        <w:rPr>
+          <w:rFonts w:hint="eastAsia"/>
+        </w:rPr>
       </w:pPr>
       <w:r>
         <w:rPr>
@@ -25704,6 +24253,9 @@
           <w:ilvl w:val="2"/>
           <w:numId w:val="36"/>
         </w:numPr>
+        <w:rPr>
+          <w:rFonts w:hint="eastAsia"/>
+        </w:rPr>
       </w:pPr>
       <w:r>
         <w:rPr>
@@ -25722,6 +24274,9 @@
           <w:ilvl w:val="2"/>
           <w:numId w:val="36"/>
         </w:numPr>
+        <w:rPr>
+          <w:rFonts w:hint="eastAsia"/>
+        </w:rPr>
       </w:pPr>
       <w:r>
         <w:rPr>
@@ -25740,6 +24295,9 @@
           <w:ilvl w:val="2"/>
           <w:numId w:val="36"/>
         </w:numPr>
+        <w:rPr>
+          <w:rFonts w:hint="eastAsia"/>
+        </w:rPr>
       </w:pPr>
       <w:r>
         <w:rPr>
@@ -25758,6 +24316,9 @@
           <w:ilvl w:val="1"/>
           <w:numId w:val="36"/>
         </w:numPr>
+        <w:rPr>
+          <w:rFonts w:hint="eastAsia"/>
+        </w:rPr>
       </w:pPr>
       <w:r>
         <w:rPr>
@@ -25776,6 +24337,9 @@
           <w:ilvl w:val="0"/>
           <w:numId w:val="36"/>
         </w:numPr>
+        <w:rPr>
+          <w:rFonts w:hint="eastAsia"/>
+        </w:rPr>
       </w:pPr>
       <w:r>
         <w:rPr>
@@ -25794,6 +24358,9 @@
           <w:ilvl w:val="0"/>
           <w:numId w:val="36"/>
         </w:numPr>
+        <w:rPr>
+          <w:rFonts w:hint="eastAsia"/>
+        </w:rPr>
       </w:pPr>
       <w:r>
         <w:rPr>
@@ -25805,6 +24372,1241 @@
       <w:r>
         <w:t>：当下注重写代码能力，学员应多练习，后续老师会讲解UI demo相关题目。</w:t>
       </w:r>
+    </w:p>
+    <w:p/>
+    <w:p>
+      <w:hyperlink r:id="rId11" w:tgtFrame="_blank" w:history="1">
+        <w:r>
+          <w:rPr>
+            <w:rStyle w:val="af3"/>
+            <w:b/>
+            <w:bCs/>
+          </w:rPr>
+          <w:t>输入 URL 到显示页面的全过程</w:t>
+        </w:r>
+      </w:hyperlink>
+    </w:p>
+    <w:p>
+      <w:r>
+        <w:t>当用户在浏览器地址栏输入 URL 并按下回车键时，浏览器会经历一系列复杂的步骤，最终将页面呈现在屏幕上。以下是详细的过程解析：</w:t>
+      </w:r>
+    </w:p>
+    <w:p>
+      <w:pPr>
+        <w:pStyle w:val="a9"/>
+        <w:numPr>
+          <w:ilvl w:val="0"/>
+          <w:numId w:val="45"/>
+        </w:numPr>
+      </w:pPr>
+      <w:r>
+        <w:t>浏览器首先解析输入的 URL，提取协议、域名、端口和路径。如果输入的内容不是 URL 格式，浏览器会将其交给默认搜索引擎处理。</w:t>
+      </w:r>
+    </w:p>
+    <w:p>
+      <w:pPr>
+        <w:pStyle w:val="a9"/>
+        <w:numPr>
+          <w:ilvl w:val="0"/>
+          <w:numId w:val="45"/>
+        </w:numPr>
+      </w:pPr>
+      <w:r>
+        <w:t>浏览器检查本地缓存，尝试找到对应的资源。如果缓存中存在且有效，直接使用缓存内容；否则，继续进行网络请求。</w:t>
+      </w:r>
+    </w:p>
+    <w:p>
+      <w:pPr>
+        <w:pStyle w:val="a9"/>
+        <w:numPr>
+          <w:ilvl w:val="0"/>
+          <w:numId w:val="45"/>
+        </w:numPr>
+      </w:pPr>
+      <w:r>
+        <w:t>浏览器通过 DNS 解析将域名转换为 IP 地址。解析过程可能涉及浏览器缓存、操作系统缓存、本地 DNS 服务器以及递归查询。</w:t>
+      </w:r>
+    </w:p>
+    <w:p>
+      <w:pPr>
+        <w:pStyle w:val="a9"/>
+        <w:numPr>
+          <w:ilvl w:val="0"/>
+          <w:numId w:val="45"/>
+        </w:numPr>
+      </w:pPr>
+      <w:r>
+        <w:t>完成 DNS 解析后，浏览器与目标服务器建立 TCP 连接。对于 HTTPS 请求，还需进行 TLS/SSL 握手以确保通信安全。</w:t>
+      </w:r>
+    </w:p>
+    <w:p>
+      <w:pPr>
+        <w:pStyle w:val="a9"/>
+        <w:numPr>
+          <w:ilvl w:val="0"/>
+          <w:numId w:val="45"/>
+        </w:numPr>
+      </w:pPr>
+      <w:r>
+        <w:t>建立连接后，浏览器构建并发送 HTTP 请求，包括请求行、请求头和可选的请求体。</w:t>
+      </w:r>
+    </w:p>
+    <w:p>
+      <w:pPr>
+        <w:pStyle w:val="a9"/>
+        <w:numPr>
+          <w:ilvl w:val="0"/>
+          <w:numId w:val="45"/>
+        </w:numPr>
+      </w:pPr>
+      <w:r>
+        <w:t>服务器接收到请求后，解析请求内容并执行相应的逻辑，如查询数据库或读取文件。随后生成 HTTP 响应，包含状态行、响应头和响应体。</w:t>
+      </w:r>
+    </w:p>
+    <w:p>
+      <w:pPr>
+        <w:pStyle w:val="a9"/>
+        <w:numPr>
+          <w:ilvl w:val="0"/>
+          <w:numId w:val="45"/>
+        </w:numPr>
+      </w:pPr>
+      <w:r>
+        <w:t>浏览器接收服务器返回的响应数据，并根据响应头中的信息决定如何处理。例如，若响应类型为 HTML，浏览器会启动渲染流程。</w:t>
+      </w:r>
+    </w:p>
+    <w:p>
+      <w:pPr>
+        <w:pStyle w:val="a9"/>
+        <w:numPr>
+          <w:ilvl w:val="0"/>
+          <w:numId w:val="45"/>
+        </w:numPr>
+      </w:pPr>
+      <w:r>
+        <w:t>浏览器解析 HTML 文档，构建 DOM 树，同时解析 CSS 文件生成 CSSOM 树。两者结合后生成渲染树，用于页面布局和绘制。</w:t>
+      </w:r>
+    </w:p>
+    <w:p>
+      <w:pPr>
+        <w:pStyle w:val="a9"/>
+        <w:numPr>
+          <w:ilvl w:val="0"/>
+          <w:numId w:val="45"/>
+        </w:numPr>
+      </w:pPr>
+      <w:r>
+        <w:t>在解析过程中，浏览器会发现需要加载的外部资源（如图片、CSS、JavaScript 文件），并发起并行请求。JavaScript 的执行可能会暂停 HTML 的解析。</w:t>
+      </w:r>
+    </w:p>
+    <w:p>
+      <w:pPr>
+        <w:pStyle w:val="a9"/>
+        <w:numPr>
+          <w:ilvl w:val="0"/>
+          <w:numId w:val="45"/>
+        </w:numPr>
+      </w:pPr>
+      <w:r>
+        <w:t>完成布局计算后，浏览器将页面元素绘制到屏幕上。对于复杂的页面，可能涉及分层绘制和 GPU 加速。</w:t>
+      </w:r>
+    </w:p>
+    <w:p>
+      <w:pPr>
+        <w:pStyle w:val="a9"/>
+        <w:numPr>
+          <w:ilvl w:val="0"/>
+          <w:numId w:val="46"/>
+        </w:numPr>
+      </w:pPr>
+      <w:r>
+        <w:t>页面加载完成后，用户可以与页面交互。浏览器通过事件处理机制响应用户操作，并动态更新页面内容。</w:t>
+      </w:r>
+    </w:p>
+    <w:p>
+      <w:r>
+        <w:t>通过以上步骤，浏览器将用户输入的 URL 转化为可视化的网页内容。这一过程涉及网络通信、数据解析、页面渲染等多个环节，体现了现代浏览器的高效与复杂性。</w:t>
+      </w:r>
+    </w:p>
+    <w:p/>
+    <w:p/>
+    <w:p>
+      <w:pPr>
+        <w:rPr>
+          <w:rFonts w:hint="eastAsia"/>
+        </w:rPr>
+      </w:pPr>
+    </w:p>
+    <w:p>
+      <w:pPr>
+        <w:rPr>
+          <w:rFonts w:hint="eastAsia"/>
+        </w:rPr>
+      </w:pPr>
+      <w:r>
+        <w:rPr>
+          <w:rFonts w:hint="eastAsia"/>
+        </w:rPr>
+        <w:t>TTFB</w:t>
+      </w:r>
+      <w:r>
+        <w:rPr>
+          <w:rFonts w:hint="eastAsia"/>
+        </w:rPr>
+        <w:t>、</w:t>
+      </w:r>
+      <w:r>
+        <w:rPr>
+          <w:rFonts w:hint="eastAsia"/>
+        </w:rPr>
+        <w:t>FCP</w:t>
+      </w:r>
+      <w:r>
+        <w:rPr>
+          <w:rFonts w:hint="eastAsia"/>
+        </w:rPr>
+        <w:t>、</w:t>
+      </w:r>
+      <w:r>
+        <w:rPr>
+          <w:rFonts w:hint="eastAsia"/>
+        </w:rPr>
+        <w:t>LCP</w:t>
+      </w:r>
+      <w:r>
+        <w:rPr>
+          <w:rFonts w:hint="eastAsia"/>
+        </w:rPr>
+        <w:t>、</w:t>
+      </w:r>
+      <w:r>
+        <w:rPr>
+          <w:rFonts w:hint="eastAsia"/>
+        </w:rPr>
+        <w:t>CLS</w:t>
+      </w:r>
+      <w:r>
+        <w:rPr>
+          <w:rFonts w:hint="eastAsia"/>
+        </w:rPr>
+        <w:t>、</w:t>
+      </w:r>
+      <w:r>
+        <w:rPr>
+          <w:rFonts w:hint="eastAsia"/>
+        </w:rPr>
+        <w:t>TTI</w:t>
+      </w:r>
+      <w:r>
+        <w:rPr>
+          <w:rFonts w:hint="eastAsia"/>
+        </w:rPr>
+        <w:t>、</w:t>
+      </w:r>
+      <w:r>
+        <w:rPr>
+          <w:rFonts w:hint="eastAsia"/>
+        </w:rPr>
+        <w:t>INP</w:t>
+      </w:r>
+      <w:r>
+        <w:rPr>
+          <w:rFonts w:hint="eastAsia"/>
+        </w:rPr>
+        <w:t>、</w:t>
+      </w:r>
+      <w:r>
+        <w:rPr>
+          <w:rFonts w:hint="eastAsia"/>
+        </w:rPr>
+        <w:t>lighthouse</w:t>
+      </w:r>
+    </w:p>
+    <w:p/>
+    <w:p>
+      <w:r>
+        <w:t>1. 核心性能指标（Web Vitals + 关键时间点）</w:t>
+      </w:r>
+    </w:p>
+    <w:p>
+      <w:r>
+        <w:t>TTFB – Time to First Byte</w:t>
+      </w:r>
+    </w:p>
+    <w:p>
+      <w:pPr>
+        <w:numPr>
+          <w:ilvl w:val="0"/>
+          <w:numId w:val="37"/>
+        </w:numPr>
+      </w:pPr>
+      <w:r>
+        <w:rPr>
+          <w:b/>
+          <w:bCs/>
+        </w:rPr>
+        <w:t>含义</w:t>
+      </w:r>
+      <w:r>
+        <w:t>：从你请求页面 → 服务器返回</w:t>
+      </w:r>
+      <w:r>
+        <w:rPr>
+          <w:b/>
+          <w:bCs/>
+        </w:rPr>
+        <w:t>第一个字节</w:t>
+      </w:r>
+      <w:r>
+        <w:t>的时间。</w:t>
+      </w:r>
+    </w:p>
+    <w:p>
+      <w:pPr>
+        <w:numPr>
+          <w:ilvl w:val="0"/>
+          <w:numId w:val="37"/>
+        </w:numPr>
+      </w:pPr>
+      <w:r>
+        <w:rPr>
+          <w:b/>
+          <w:bCs/>
+        </w:rPr>
+        <w:t>说白</w:t>
+      </w:r>
+      <w:r>
+        <w:t>：服务器反应快不快、网络链路顺不顺。</w:t>
+      </w:r>
+    </w:p>
+    <w:p>
+      <w:pPr>
+        <w:numPr>
+          <w:ilvl w:val="0"/>
+          <w:numId w:val="37"/>
+        </w:numPr>
+      </w:pPr>
+      <w:r>
+        <w:rPr>
+          <w:b/>
+          <w:bCs/>
+        </w:rPr>
+        <w:t>越好表示</w:t>
+      </w:r>
+      <w:r>
+        <w:t>：后端 / 网络越快。</w:t>
+      </w:r>
+    </w:p>
+    <w:p>
+      <w:r>
+        <w:t>FCP – First Contentful Paint</w:t>
+      </w:r>
+    </w:p>
+    <w:p>
+      <w:pPr>
+        <w:numPr>
+          <w:ilvl w:val="0"/>
+          <w:numId w:val="38"/>
+        </w:numPr>
+      </w:pPr>
+      <w:r>
+        <w:rPr>
+          <w:b/>
+          <w:bCs/>
+        </w:rPr>
+        <w:t>含义</w:t>
+      </w:r>
+      <w:r>
+        <w:t>：页面</w:t>
+      </w:r>
+      <w:r>
+        <w:rPr>
+          <w:b/>
+          <w:bCs/>
+        </w:rPr>
+        <w:t>第一次渲染出内容</w:t>
+      </w:r>
+      <w:r>
+        <w:t>（文字、图片任一）。</w:t>
+      </w:r>
+    </w:p>
+    <w:p>
+      <w:pPr>
+        <w:numPr>
+          <w:ilvl w:val="0"/>
+          <w:numId w:val="38"/>
+        </w:numPr>
+      </w:pPr>
+      <w:r>
+        <w:rPr>
+          <w:b/>
+          <w:bCs/>
+        </w:rPr>
+        <w:t>说白</w:t>
+      </w:r>
+      <w:r>
+        <w:t>：用户终于看到 “不是白屏” 了。</w:t>
+      </w:r>
+    </w:p>
+    <w:p>
+      <w:r>
+        <w:t>LCP – Largest Contentful Paint</w:t>
+      </w:r>
+    </w:p>
+    <w:p>
+      <w:pPr>
+        <w:numPr>
+          <w:ilvl w:val="0"/>
+          <w:numId w:val="39"/>
+        </w:numPr>
+      </w:pPr>
+      <w:r>
+        <w:rPr>
+          <w:b/>
+          <w:bCs/>
+        </w:rPr>
+        <w:t>含义</w:t>
+      </w:r>
+      <w:r>
+        <w:t>：页面</w:t>
+      </w:r>
+      <w:r>
+        <w:rPr>
+          <w:b/>
+          <w:bCs/>
+        </w:rPr>
+        <w:t>最大块内容</w:t>
+      </w:r>
+      <w:r>
+        <w:t>渲染完成的时间。</w:t>
+      </w:r>
+    </w:p>
+    <w:p>
+      <w:pPr>
+        <w:numPr>
+          <w:ilvl w:val="0"/>
+          <w:numId w:val="39"/>
+        </w:numPr>
+      </w:pPr>
+      <w:r>
+        <w:rPr>
+          <w:b/>
+          <w:bCs/>
+        </w:rPr>
+        <w:t>说白</w:t>
+      </w:r>
+      <w:r>
+        <w:t>：用户觉得 “页面加载出来了” 的核心感知。</w:t>
+      </w:r>
+    </w:p>
+    <w:p>
+      <w:pPr>
+        <w:numPr>
+          <w:ilvl w:val="0"/>
+          <w:numId w:val="39"/>
+        </w:numPr>
+      </w:pPr>
+      <w:r>
+        <w:rPr>
+          <w:b/>
+          <w:bCs/>
+        </w:rPr>
+        <w:t>Google 三大核心 Web 指标之一</w:t>
+      </w:r>
+      <w:r>
+        <w:t>。</w:t>
+      </w:r>
+    </w:p>
+    <w:p>
+      <w:r>
+        <w:t>CLS – Cumulative Layout Shift</w:t>
+      </w:r>
+    </w:p>
+    <w:p>
+      <w:pPr>
+        <w:numPr>
+          <w:ilvl w:val="0"/>
+          <w:numId w:val="40"/>
+        </w:numPr>
+      </w:pPr>
+      <w:r>
+        <w:rPr>
+          <w:b/>
+          <w:bCs/>
+        </w:rPr>
+        <w:t>含义</w:t>
+      </w:r>
+      <w:r>
+        <w:t>：页面</w:t>
+      </w:r>
+      <w:r>
+        <w:rPr>
+          <w:b/>
+          <w:bCs/>
+        </w:rPr>
+        <w:t>布局偏移总分</w:t>
+      </w:r>
+      <w:r>
+        <w:t>。</w:t>
+      </w:r>
+    </w:p>
+    <w:p>
+      <w:pPr>
+        <w:numPr>
+          <w:ilvl w:val="0"/>
+          <w:numId w:val="40"/>
+        </w:numPr>
+      </w:pPr>
+      <w:r>
+        <w:rPr>
+          <w:b/>
+          <w:bCs/>
+        </w:rPr>
+        <w:t>说白</w:t>
+      </w:r>
+      <w:r>
+        <w:t>：内容会不会突然跳、点错按钮。</w:t>
+      </w:r>
+    </w:p>
+    <w:p>
+      <w:pPr>
+        <w:numPr>
+          <w:ilvl w:val="0"/>
+          <w:numId w:val="40"/>
+        </w:numPr>
+      </w:pPr>
+      <w:r>
+        <w:t>0 最好，越大越卡、体验越差。</w:t>
+      </w:r>
+    </w:p>
+    <w:p>
+      <w:pPr>
+        <w:numPr>
+          <w:ilvl w:val="0"/>
+          <w:numId w:val="40"/>
+        </w:numPr>
+      </w:pPr>
+      <w:r>
+        <w:rPr>
+          <w:b/>
+          <w:bCs/>
+        </w:rPr>
+        <w:t>Google 三大核心 Web 指标之一</w:t>
+      </w:r>
+      <w:r>
+        <w:t>。</w:t>
+      </w:r>
+    </w:p>
+    <w:p>
+      <w:r>
+        <w:t>TTI – Time to Interactive</w:t>
+      </w:r>
+    </w:p>
+    <w:p>
+      <w:pPr>
+        <w:numPr>
+          <w:ilvl w:val="0"/>
+          <w:numId w:val="41"/>
+        </w:numPr>
+      </w:pPr>
+      <w:r>
+        <w:rPr>
+          <w:b/>
+          <w:bCs/>
+        </w:rPr>
+        <w:t>含义</w:t>
+      </w:r>
+      <w:r>
+        <w:t>：页面</w:t>
+      </w:r>
+      <w:r>
+        <w:rPr>
+          <w:b/>
+          <w:bCs/>
+        </w:rPr>
+        <w:t>可交互时间</w:t>
+      </w:r>
+      <w:r>
+        <w:t>：资源加载完、主线程空闲。</w:t>
+      </w:r>
+    </w:p>
+    <w:p>
+      <w:pPr>
+        <w:numPr>
+          <w:ilvl w:val="0"/>
+          <w:numId w:val="41"/>
+        </w:numPr>
+      </w:pPr>
+      <w:r>
+        <w:rPr>
+          <w:b/>
+          <w:bCs/>
+        </w:rPr>
+        <w:t>说白</w:t>
+      </w:r>
+      <w:r>
+        <w:t>：页面不仅显示出来，还能点、能操作了。</w:t>
+      </w:r>
+    </w:p>
+    <w:p>
+      <w:r>
+        <w:t>INP – Interaction to Next Paint</w:t>
+      </w:r>
+    </w:p>
+    <w:p>
+      <w:pPr>
+        <w:numPr>
+          <w:ilvl w:val="0"/>
+          <w:numId w:val="42"/>
+        </w:numPr>
+      </w:pPr>
+      <w:r>
+        <w:rPr>
+          <w:b/>
+          <w:bCs/>
+        </w:rPr>
+        <w:t>含义</w:t>
+      </w:r>
+      <w:r>
+        <w:t>：从用户操作（点击 / 输入）→ 页面</w:t>
+      </w:r>
+      <w:r>
+        <w:rPr>
+          <w:b/>
+          <w:bCs/>
+        </w:rPr>
+        <w:t>真正响应</w:t>
+      </w:r>
+      <w:r>
+        <w:t>的延迟。</w:t>
+      </w:r>
+    </w:p>
+    <w:p>
+      <w:pPr>
+        <w:numPr>
+          <w:ilvl w:val="0"/>
+          <w:numId w:val="42"/>
+        </w:numPr>
+      </w:pPr>
+      <w:r>
+        <w:rPr>
+          <w:b/>
+          <w:bCs/>
+        </w:rPr>
+        <w:t>说白</w:t>
+      </w:r>
+      <w:r>
+        <w:t>：点一下卡不卡、跟手不跟手。</w:t>
+      </w:r>
+    </w:p>
+    <w:p>
+      <w:pPr>
+        <w:numPr>
+          <w:ilvl w:val="0"/>
+          <w:numId w:val="42"/>
+        </w:numPr>
+      </w:pPr>
+      <w:r>
+        <w:rPr>
+          <w:b/>
+          <w:bCs/>
+        </w:rPr>
+        <w:t>现在 Google 最重要的交互体验指标</w:t>
+      </w:r>
+      <w:r>
+        <w:t>，取代 FID。</w:t>
+      </w:r>
+    </w:p>
+    <w:p>
+      <w:r>
+        <w:pict w14:anchorId="3E2E15A3">
+          <v:rect id="_x0000_i1037" style="width:0;height:1.5pt" o:hralign="center" o:hrstd="t" o:hrnoshade="t" o:hr="t" fillcolor="black" stroked="f"/>
+        </w:pict>
+      </w:r>
+    </w:p>
+    <w:p>
+      <w:r>
+        <w:t>2. Lighthouse</w:t>
+      </w:r>
+    </w:p>
+    <w:p>
+      <w:pPr>
+        <w:numPr>
+          <w:ilvl w:val="0"/>
+          <w:numId w:val="43"/>
+        </w:numPr>
+      </w:pPr>
+      <w:r>
+        <w:rPr>
+          <w:b/>
+          <w:bCs/>
+        </w:rPr>
+        <w:t>工具</w:t>
+      </w:r>
+      <w:r>
+        <w:t>：Chrome 内置的</w:t>
+      </w:r>
+      <w:r>
+        <w:rPr>
+          <w:b/>
+          <w:bCs/>
+        </w:rPr>
+        <w:t>网站性能 / 体验审计工具</w:t>
+      </w:r>
+      <w:r>
+        <w:t>。</w:t>
+      </w:r>
+    </w:p>
+    <w:p>
+      <w:pPr>
+        <w:numPr>
+          <w:ilvl w:val="0"/>
+          <w:numId w:val="43"/>
+        </w:numPr>
+      </w:pPr>
+      <w:r>
+        <w:rPr>
+          <w:b/>
+          <w:bCs/>
+        </w:rPr>
+        <w:t>打分</w:t>
+      </w:r>
+      <w:r>
+        <w:t>：0–100 分。</w:t>
+      </w:r>
+    </w:p>
+    <w:p>
+      <w:pPr>
+        <w:numPr>
+          <w:ilvl w:val="0"/>
+          <w:numId w:val="43"/>
+        </w:numPr>
+      </w:pPr>
+      <w:r>
+        <w:rPr>
+          <w:b/>
+          <w:bCs/>
+        </w:rPr>
+        <w:t>会测</w:t>
+      </w:r>
+      <w:r>
+        <w:t>：</w:t>
+      </w:r>
+    </w:p>
+    <w:p>
+      <w:pPr>
+        <w:numPr>
+          <w:ilvl w:val="1"/>
+          <w:numId w:val="43"/>
+        </w:numPr>
+      </w:pPr>
+      <w:r>
+        <w:t>性能（Performance）</w:t>
+      </w:r>
+    </w:p>
+    <w:p>
+      <w:pPr>
+        <w:numPr>
+          <w:ilvl w:val="1"/>
+          <w:numId w:val="43"/>
+        </w:numPr>
+      </w:pPr>
+      <w:r>
+        <w:t>可访问性（Accessibility）</w:t>
+      </w:r>
+    </w:p>
+    <w:p>
+      <w:pPr>
+        <w:numPr>
+          <w:ilvl w:val="1"/>
+          <w:numId w:val="43"/>
+        </w:numPr>
+      </w:pPr>
+      <w:r>
+        <w:t>SEO</w:t>
+      </w:r>
+    </w:p>
+    <w:p>
+      <w:pPr>
+        <w:numPr>
+          <w:ilvl w:val="1"/>
+          <w:numId w:val="43"/>
+        </w:numPr>
+      </w:pPr>
+      <w:r>
+        <w:t>PWA</w:t>
+      </w:r>
+    </w:p>
+    <w:p>
+      <w:pPr>
+        <w:numPr>
+          <w:ilvl w:val="1"/>
+          <w:numId w:val="43"/>
+        </w:numPr>
+      </w:pPr>
+      <w:r>
+        <w:t>最佳实践</w:t>
+      </w:r>
+    </w:p>
+    <w:p>
+      <w:pPr>
+        <w:numPr>
+          <w:ilvl w:val="0"/>
+          <w:numId w:val="43"/>
+        </w:numPr>
+      </w:pPr>
+      <w:r>
+        <w:t xml:space="preserve">上面的 </w:t>
+      </w:r>
+      <w:r>
+        <w:rPr>
+          <w:b/>
+          <w:bCs/>
+        </w:rPr>
+        <w:t>TTFB、FCP、LCP、CLS、INP、TTI</w:t>
+      </w:r>
+      <w:r>
+        <w:t xml:space="preserve"> 都是它的</w:t>
+      </w:r>
+      <w:r>
+        <w:rPr>
+          <w:b/>
+          <w:bCs/>
+        </w:rPr>
+        <w:t>核心评分指标</w:t>
+      </w:r>
+      <w:r>
+        <w:t>。</w:t>
+      </w:r>
+    </w:p>
+    <w:p>
+      <w:r>
+        <w:pict w14:anchorId="0900D673">
+          <v:rect id="_x0000_i1038" style="width:0;height:1.5pt" o:hralign="center" o:hrstd="t" o:hrnoshade="t" o:hr="t" fillcolor="black" stroked="f"/>
+        </w:pict>
+      </w:r>
+    </w:p>
+    <w:p>
+      <w:r>
+        <w:t>极简总结（记这个就够）</w:t>
+      </w:r>
+    </w:p>
+    <w:p>
+      <w:pPr>
+        <w:numPr>
+          <w:ilvl w:val="0"/>
+          <w:numId w:val="44"/>
+        </w:numPr>
+      </w:pPr>
+      <w:r>
+        <w:rPr>
+          <w:b/>
+          <w:bCs/>
+        </w:rPr>
+        <w:t>TTFB</w:t>
+      </w:r>
+      <w:r>
+        <w:t>：服务器多快开始回你</w:t>
+      </w:r>
+    </w:p>
+    <w:p>
+      <w:pPr>
+        <w:numPr>
+          <w:ilvl w:val="0"/>
+          <w:numId w:val="44"/>
+        </w:numPr>
+      </w:pPr>
+      <w:r>
+        <w:rPr>
+          <w:b/>
+          <w:bCs/>
+        </w:rPr>
+        <w:t>FCP</w:t>
+      </w:r>
+      <w:r>
+        <w:t>：不再白屏</w:t>
+      </w:r>
+    </w:p>
+    <w:p>
+      <w:pPr>
+        <w:numPr>
+          <w:ilvl w:val="0"/>
+          <w:numId w:val="44"/>
+        </w:numPr>
+      </w:pPr>
+      <w:r>
+        <w:rPr>
+          <w:b/>
+          <w:bCs/>
+        </w:rPr>
+        <w:t>LCP</w:t>
+      </w:r>
+      <w:r>
+        <w:t>：主要内容出来</w:t>
+      </w:r>
+    </w:p>
+    <w:p>
+      <w:pPr>
+        <w:numPr>
+          <w:ilvl w:val="0"/>
+          <w:numId w:val="44"/>
+        </w:numPr>
+      </w:pPr>
+      <w:r>
+        <w:rPr>
+          <w:b/>
+          <w:bCs/>
+        </w:rPr>
+        <w:t>CLS</w:t>
+      </w:r>
+      <w:r>
+        <w:t>：页面会不会乱跳</w:t>
+      </w:r>
+    </w:p>
+    <w:p>
+      <w:pPr>
+        <w:numPr>
+          <w:ilvl w:val="0"/>
+          <w:numId w:val="44"/>
+        </w:numPr>
+      </w:pPr>
+      <w:r>
+        <w:rPr>
+          <w:b/>
+          <w:bCs/>
+        </w:rPr>
+        <w:t>TTI</w:t>
+      </w:r>
+      <w:r>
+        <w:t>：页面能操作了</w:t>
+      </w:r>
+    </w:p>
+    <w:p>
+      <w:pPr>
+        <w:numPr>
+          <w:ilvl w:val="0"/>
+          <w:numId w:val="44"/>
+        </w:numPr>
+      </w:pPr>
+      <w:r>
+        <w:rPr>
+          <w:b/>
+          <w:bCs/>
+        </w:rPr>
+        <w:t>INP</w:t>
+      </w:r>
+      <w:r>
+        <w:t>：点了之后反应快不快</w:t>
+      </w:r>
+    </w:p>
+    <w:p>
+      <w:pPr>
+        <w:numPr>
+          <w:ilvl w:val="0"/>
+          <w:numId w:val="44"/>
+        </w:numPr>
+      </w:pPr>
+      <w:r>
+        <w:rPr>
+          <w:b/>
+          <w:bCs/>
+        </w:rPr>
+        <w:t>Lighthouse</w:t>
+      </w:r>
+      <w:r>
+        <w:t>：把上面所有打成一个总分的工具</w:t>
+      </w:r>
+    </w:p>
+    <w:p/>
+    <w:p>
+      <w:pPr>
+        <w:pStyle w:val="1"/>
+      </w:pPr>
+      <w:r>
+        <w:rPr>
+          <w:rFonts w:hint="eastAsia"/>
+        </w:rPr>
+        <w:t>03.1</w:t>
+      </w:r>
+      <w:r>
+        <w:rPr>
+          <w:rFonts w:hint="eastAsia"/>
+        </w:rPr>
+        <w:t>7</w:t>
+      </w:r>
+      <w:r>
+        <w:rPr>
+          <w:rFonts w:hint="eastAsia"/>
+        </w:rPr>
+        <w:t>课时2</w:t>
+      </w:r>
+      <w:r>
+        <w:rPr>
+          <w:rFonts w:hint="eastAsia"/>
+        </w:rPr>
+        <w:t>2</w:t>
+      </w:r>
+      <w:r>
+        <w:rPr>
+          <w:rFonts w:hint="eastAsia"/>
+        </w:rPr>
+        <w:t>——</w:t>
+      </w:r>
+      <w:r>
+        <w:rPr>
+          <w:rFonts w:hint="eastAsia"/>
+        </w:rPr>
+        <w:t>性能指标优化</w:t>
+      </w:r>
+    </w:p>
+    <w:p>
+      <w:r>
+        <w:rPr>
+          <w:rFonts w:hint="eastAsia"/>
+        </w:rPr>
+        <w:t>网络、渲染、交互</w:t>
+      </w:r>
+    </w:p>
+    <w:p/>
+    <w:p>
+      <w:pPr>
+        <w:pStyle w:val="a9"/>
+        <w:numPr>
+          <w:ilvl w:val="0"/>
+          <w:numId w:val="47"/>
+        </w:numPr>
+      </w:pPr>
+      <w:r>
+        <w:rPr>
+          <w:rFonts w:hint="eastAsia"/>
+        </w:rPr>
+        <w:t>网络阶段</w:t>
+      </w:r>
+    </w:p>
+    <w:p>
+      <w:pPr>
+        <w:pStyle w:val="a9"/>
+        <w:numPr>
+          <w:ilvl w:val="1"/>
+          <w:numId w:val="47"/>
+        </w:numPr>
+      </w:pPr>
+      <w:r>
+        <w:rPr>
+          <w:rFonts w:hint="eastAsia"/>
+        </w:rPr>
+        <w:t>TTFB，http2替换http1，提高单个服务器性能，</w:t>
+      </w:r>
+    </w:p>
+    <w:p>
+      <w:pPr>
+        <w:pStyle w:val="a9"/>
+        <w:numPr>
+          <w:ilvl w:val="0"/>
+          <w:numId w:val="47"/>
+        </w:numPr>
+      </w:pPr>
+      <w:r>
+        <w:rPr>
+          <w:rFonts w:hint="eastAsia"/>
+        </w:rPr>
+        <w:t>渲染阶段</w:t>
+      </w:r>
+    </w:p>
+    <w:p>
+      <w:pPr>
+        <w:pStyle w:val="a9"/>
+        <w:numPr>
+          <w:ilvl w:val="1"/>
+          <w:numId w:val="47"/>
+        </w:numPr>
+      </w:pPr>
+      <w:r>
+        <w:rPr>
+          <w:rFonts w:hint="eastAsia"/>
+        </w:rPr>
+        <w:t>FCP，</w:t>
+      </w:r>
+    </w:p>
+    <w:p>
+      <w:pPr>
+        <w:pStyle w:val="a9"/>
+        <w:numPr>
+          <w:ilvl w:val="2"/>
+          <w:numId w:val="47"/>
+        </w:numPr>
+      </w:pPr>
+      <w:r>
+        <w:rPr>
+          <w:rFonts w:hint="eastAsia"/>
+        </w:rPr>
+        <w:t>消除资源（CSS，JS）阻塞</w:t>
+      </w:r>
+      <w:r>
+        <w:rPr>
+          <w:rFonts w:hint="eastAsia"/>
+        </w:rPr>
+        <w:t>，对CSS、JS进行压缩</w:t>
+      </w:r>
+    </w:p>
+    <w:p>
+      <w:pPr>
+        <w:pStyle w:val="a9"/>
+        <w:numPr>
+          <w:ilvl w:val="2"/>
+          <w:numId w:val="47"/>
+        </w:numPr>
+      </w:pPr>
+      <w:r>
+        <w:rPr>
+          <w:rFonts w:hint="eastAsia"/>
+        </w:rPr>
+        <w:t>把CSS拆分为关键CSS和非关键CSS，关键的放在标签里，不关键的导入；JS使用defer、async；预加载；图片使用webp格式、雪碧图（多个图片组合，减少请求）；SSR（CSR：本地解析文档，SSR解析放在后端，得到html字符串</w:t>
+      </w:r>
+      <w:r>
+        <w:rPr>
+          <w:rFonts w:hint="eastAsia"/>
+        </w:rPr>
+        <w:t>按照流式的方式</w:t>
+      </w:r>
+      <w:r>
+        <w:rPr>
+          <w:rFonts w:hint="eastAsia"/>
+        </w:rPr>
+        <w:t>传给客户端）</w:t>
+      </w:r>
+    </w:p>
+    <w:p>
+      <w:pPr>
+        <w:pStyle w:val="a9"/>
+        <w:numPr>
+          <w:ilvl w:val="1"/>
+          <w:numId w:val="47"/>
+        </w:numPr>
+      </w:pPr>
+      <w:r>
+        <w:rPr>
+          <w:rFonts w:hint="eastAsia"/>
+        </w:rPr>
+        <w:t>LCP，</w:t>
+      </w:r>
+    </w:p>
+    <w:p>
+      <w:pPr>
+        <w:pStyle w:val="a9"/>
+        <w:numPr>
+          <w:ilvl w:val="1"/>
+          <w:numId w:val="47"/>
+        </w:numPr>
+      </w:pPr>
+      <w:r>
+        <w:rPr>
+          <w:rFonts w:hint="eastAsia"/>
+        </w:rPr>
+        <w:t>CLS可见内容元素意外布局偏移，用transform属性而不是top……，占位符，定宽高</w:t>
+      </w:r>
+    </w:p>
+    <w:p>
+      <w:pPr>
+        <w:ind w:left="420"/>
+        <w:rPr>
+          <w:rFonts w:hint="eastAsia"/>
+        </w:rPr>
+      </w:pPr>
+    </w:p>
+    <w:p>
+      <w:pPr>
+        <w:pStyle w:val="a9"/>
+        <w:numPr>
+          <w:ilvl w:val="0"/>
+          <w:numId w:val="47"/>
+        </w:numPr>
+      </w:pPr>
+      <w:r>
+        <w:rPr>
+          <w:rFonts w:hint="eastAsia"/>
+        </w:rPr>
+        <w:t>交互阶段</w:t>
+      </w:r>
+    </w:p>
+    <w:p>
+      <w:pPr>
+        <w:pStyle w:val="a9"/>
+        <w:numPr>
+          <w:ilvl w:val="1"/>
+          <w:numId w:val="47"/>
+        </w:numPr>
+      </w:pPr>
+      <w:r>
+        <w:rPr>
+          <w:rFonts w:hint="eastAsia"/>
+        </w:rPr>
+        <w:t>TTI（时间节点：渲染阶段结束，事件处理全部完成，主线程没有长任务，FTP结束，事件监听结束）treeshaking（打包时移除死代码）；codespliting（按需加载）；</w:t>
+      </w:r>
+    </w:p>
+    <w:p>
+      <w:pPr>
+        <w:pStyle w:val="a9"/>
+        <w:ind w:left="880"/>
+        <w:rPr>
+          <w:rFonts w:hint="eastAsia"/>
+        </w:rPr>
+      </w:pPr>
+      <w:r>
+        <w:rPr>
+          <w:rFonts w:hint="eastAsia"/>
+        </w:rPr>
+        <w:t>（虚拟列表强调列表，懒加载是统称）；</w:t>
+      </w:r>
+      <w:r>
+        <w:rPr>
+          <w:rFonts w:hint="eastAsia"/>
+        </w:rPr>
+        <w:t>长任务分解；使用另外的进程（web worker是独立的线程，可以把大量的任务移除主进程放在web worker中）</w:t>
+      </w:r>
+    </w:p>
+    <w:p>
+      <w:pPr>
+        <w:pStyle w:val="a9"/>
+        <w:numPr>
+          <w:ilvl w:val="1"/>
+          <w:numId w:val="47"/>
+        </w:numPr>
+        <w:rPr>
+          <w:rFonts w:hint="eastAsia"/>
+        </w:rPr>
+      </w:pPr>
+      <w:r>
+        <w:rPr>
+          <w:rFonts w:hint="eastAsia"/>
+        </w:rPr>
+        <w:t>INP</w:t>
+      </w:r>
+      <w:r>
+        <w:rPr>
+          <w:rFonts w:hint="eastAsia"/>
+        </w:rPr>
+        <w:t>（js执行问题）</w:t>
+      </w:r>
+      <w:r>
+        <w:rPr>
+          <w:rFonts w:hint="eastAsia"/>
+        </w:rPr>
+        <w:t>防抖节流</w:t>
+      </w:r>
+      <w:r>
+        <w:rPr>
+          <w:rFonts w:hint="eastAsia"/>
+        </w:rPr>
+        <w:t>防止高密度交互事件</w:t>
+      </w:r>
+    </w:p>
+    <w:p>
+      <w:pPr>
+        <w:rPr>
+          <w:rFonts w:hint="eastAsia"/>
+        </w:rPr>
+      </w:pPr>
     </w:p>
     <w:p>
       <w:pPr>
@@ -25884,6 +25686,155 @@
 <file path=word/numbering.xml><?xml version="1.0" encoding="utf-8"?>
 <w:numbering xmlns:wpc="http://schemas.microsoft.com/office/word/2010/wordprocessingCanvas" xmlns:cx="http://schemas.microsoft.com/office/drawing/2014/chartex" xmlns:cx1="http://schemas.microsoft.com/office/drawing/2015/9/8/chartex" xmlns:cx2="http://schemas.microsoft.com/office/drawing/2015/10/21/chartex" xmlns:cx3="http://schemas.microsoft.com/office/drawing/2016/5/9/chartex" xmlns:cx4="http://schemas.microsoft.com/office/drawing/2016/5/10/chartex" xmlns:cx5="http://schemas.microsoft.com/office/drawing/2016/5/11/chartex" xmlns:cx6="http://schemas.microsoft.com/office/drawing/2016/5/12/chartex" xmlns:cx7="http://schemas.microsoft.com/office/drawing/2016/5/13/chartex" xmlns:cx8="http://schemas.microsoft.com/office/drawing/2016/5/14/chartex" xmlns:mc="http://schemas.openxmlformats.org/markup-compatibility/2006" xmlns:aink="http://schemas.microsoft.com/office/drawing/2016/ink" xmlns:am3d="http://schemas.microsoft.com/office/drawing/2017/model3d" xmlns:o="urn:schemas-microsoft-com:office:office" xmlns:oel="http://schemas.microsoft.com/office/2019/extlst" xmlns:r="http://schemas.openxmlformats.org/officeDocument/2006/relationships" xmlns:m="http://schemas.openxmlformats.org/officeDocument/2006/math" xmlns:v="urn:schemas-microsoft-com:vml" xmlns:wp14="http://schemas.microsoft.com/office/word/2010/wordprocessingDrawing" xmlns:wp="http://schemas.openxmlformats.org/drawingml/2006/wordprocessingDrawing" xmlns:w10="urn:schemas-microsoft-com:office:word" xmlns:w="http://schemas.openxmlformats.org/wordprocessingml/2006/main" xmlns:w14="http://schemas.microsoft.com/office/word/2010/wordml" xmlns:w15="http://schemas.microsoft.com/office/word/2012/wordml" xmlns:w16cex="http://schemas.microsoft.com/office/word/2018/wordml/cex" xmlns:w16cid="http://schemas.microsoft.com/office/word/2016/wordml/cid" xmlns:w16="http://schemas.microsoft.com/office/word/2018/wordml" xmlns:w16du="http://schemas.microsoft.com/office/word/2023/wordml/word16du" xmlns:w16sdtdh="http://schemas.microsoft.com/office/word/2020/wordml/sdtdatahash" xmlns:w16sdtfl="http://schemas.microsoft.com/office/word/2024/wordml/sdtformatlock" xmlns:w16se="http://schemas.microsoft.com/office/word/2015/wordml/symex" xmlns:wpg="http://schemas.microsoft.com/office/word/2010/wordprocessingGroup" xmlns:wpi="http://schemas.microsoft.com/office/word/2010/wordprocessingInk" xmlns:wne="http://schemas.microsoft.com/office/word/2006/wordml" xmlns:wps="http://schemas.microsoft.com/office/word/2010/wordprocessingShape" mc:Ignorable="w14 w15 w16se w16cid w16 w16cex w16sdtdh w16sdtfl w16du wp14">
   <w:abstractNum w:abstractNumId="0" w15:restartNumberingAfterBreak="0">
+    <w:nsid w:val="00E4539F"/>
+    <w:multiLevelType w:val="multilevel"/>
+    <w:tmpl w:val="62EC6C8A"/>
+    <w:lvl w:ilvl="0">
+      <w:start w:val="1"/>
+      <w:numFmt w:val="bullet"/>
+      <w:lvlText w:val=""/>
+      <w:lvlJc w:val="left"/>
+      <w:pPr>
+        <w:tabs>
+          <w:tab w:val="num" w:pos="720"/>
+        </w:tabs>
+        <w:ind w:left="720" w:hanging="360"/>
+      </w:pPr>
+      <w:rPr>
+        <w:rFonts w:ascii="Symbol" w:hAnsi="Symbol" w:hint="default"/>
+        <w:sz w:val="20"/>
+      </w:rPr>
+    </w:lvl>
+    <w:lvl w:ilvl="1">
+      <w:start w:val="1"/>
+      <w:numFmt w:val="bullet"/>
+      <w:lvlText w:val="o"/>
+      <w:lvlJc w:val="left"/>
+      <w:pPr>
+        <w:tabs>
+          <w:tab w:val="num" w:pos="1440"/>
+        </w:tabs>
+        <w:ind w:left="1440" w:hanging="360"/>
+      </w:pPr>
+      <w:rPr>
+        <w:rFonts w:ascii="Courier New" w:hAnsi="Courier New" w:hint="default"/>
+        <w:sz w:val="20"/>
+      </w:rPr>
+    </w:lvl>
+    <w:lvl w:ilvl="2" w:tentative="1">
+      <w:start w:val="1"/>
+      <w:numFmt w:val="bullet"/>
+      <w:lvlText w:val=""/>
+      <w:lvlJc w:val="left"/>
+      <w:pPr>
+        <w:tabs>
+          <w:tab w:val="num" w:pos="2160"/>
+        </w:tabs>
+        <w:ind w:left="2160" w:hanging="360"/>
+      </w:pPr>
+      <w:rPr>
+        <w:rFonts w:ascii="Wingdings" w:hAnsi="Wingdings" w:hint="default"/>
+        <w:sz w:val="20"/>
+      </w:rPr>
+    </w:lvl>
+    <w:lvl w:ilvl="3" w:tentative="1">
+      <w:start w:val="1"/>
+      <w:numFmt w:val="bullet"/>
+      <w:lvlText w:val=""/>
+      <w:lvlJc w:val="left"/>
+      <w:pPr>
+        <w:tabs>
+          <w:tab w:val="num" w:pos="2880"/>
+        </w:tabs>
+        <w:ind w:left="2880" w:hanging="360"/>
+      </w:pPr>
+      <w:rPr>
+        <w:rFonts w:ascii="Wingdings" w:hAnsi="Wingdings" w:hint="default"/>
+        <w:sz w:val="20"/>
+      </w:rPr>
+    </w:lvl>
+    <w:lvl w:ilvl="4" w:tentative="1">
+      <w:start w:val="1"/>
+      <w:numFmt w:val="bullet"/>
+      <w:lvlText w:val=""/>
+      <w:lvlJc w:val="left"/>
+      <w:pPr>
+        <w:tabs>
+          <w:tab w:val="num" w:pos="3600"/>
+        </w:tabs>
+        <w:ind w:left="3600" w:hanging="360"/>
+      </w:pPr>
+      <w:rPr>
+        <w:rFonts w:ascii="Wingdings" w:hAnsi="Wingdings" w:hint="default"/>
+        <w:sz w:val="20"/>
+      </w:rPr>
+    </w:lvl>
+    <w:lvl w:ilvl="5" w:tentative="1">
+      <w:start w:val="1"/>
+      <w:numFmt w:val="bullet"/>
+      <w:lvlText w:val=""/>
+      <w:lvlJc w:val="left"/>
+      <w:pPr>
+        <w:tabs>
+          <w:tab w:val="num" w:pos="4320"/>
+        </w:tabs>
+        <w:ind w:left="4320" w:hanging="360"/>
+      </w:pPr>
+      <w:rPr>
+        <w:rFonts w:ascii="Wingdings" w:hAnsi="Wingdings" w:hint="default"/>
+        <w:sz w:val="20"/>
+      </w:rPr>
+    </w:lvl>
+    <w:lvl w:ilvl="6" w:tentative="1">
+      <w:start w:val="1"/>
+      <w:numFmt w:val="bullet"/>
+      <w:lvlText w:val=""/>
+      <w:lvlJc w:val="left"/>
+      <w:pPr>
+        <w:tabs>
+          <w:tab w:val="num" w:pos="5040"/>
+        </w:tabs>
+        <w:ind w:left="5040" w:hanging="360"/>
+      </w:pPr>
+      <w:rPr>
+        <w:rFonts w:ascii="Wingdings" w:hAnsi="Wingdings" w:hint="default"/>
+        <w:sz w:val="20"/>
+      </w:rPr>
+    </w:lvl>
+    <w:lvl w:ilvl="7" w:tentative="1">
+      <w:start w:val="1"/>
+      <w:numFmt w:val="bullet"/>
+      <w:lvlText w:val=""/>
+      <w:lvlJc w:val="left"/>
+      <w:pPr>
+        <w:tabs>
+          <w:tab w:val="num" w:pos="5760"/>
+        </w:tabs>
+        <w:ind w:left="5760" w:hanging="360"/>
+      </w:pPr>
+      <w:rPr>
+        <w:rFonts w:ascii="Wingdings" w:hAnsi="Wingdings" w:hint="default"/>
+        <w:sz w:val="20"/>
+      </w:rPr>
+    </w:lvl>
+    <w:lvl w:ilvl="8" w:tentative="1">
+      <w:start w:val="1"/>
+      <w:numFmt w:val="bullet"/>
+      <w:lvlText w:val=""/>
+      <w:lvlJc w:val="left"/>
+      <w:pPr>
+        <w:tabs>
+          <w:tab w:val="num" w:pos="6480"/>
+        </w:tabs>
+        <w:ind w:left="6480" w:hanging="360"/>
+      </w:pPr>
+      <w:rPr>
+        <w:rFonts w:ascii="Wingdings" w:hAnsi="Wingdings" w:hint="default"/>
+        <w:sz w:val="20"/>
+      </w:rPr>
+    </w:lvl>
+  </w:abstractNum>
+  <w:abstractNum w:abstractNumId="1" w15:restartNumberingAfterBreak="0">
     <w:nsid w:val="028A19AA"/>
     <w:multiLevelType w:val="multilevel"/>
     <w:tmpl w:val="965E0E02"/>
@@ -26032,7 +25983,603 @@
       </w:rPr>
     </w:lvl>
   </w:abstractNum>
-  <w:abstractNum w:abstractNumId="1" w15:restartNumberingAfterBreak="0">
+  <w:abstractNum w:abstractNumId="2" w15:restartNumberingAfterBreak="0">
+    <w:nsid w:val="03C07CC0"/>
+    <w:multiLevelType w:val="multilevel"/>
+    <w:tmpl w:val="4D0C3932"/>
+    <w:lvl w:ilvl="0">
+      <w:start w:val="1"/>
+      <w:numFmt w:val="bullet"/>
+      <w:lvlText w:val=""/>
+      <w:lvlJc w:val="left"/>
+      <w:pPr>
+        <w:tabs>
+          <w:tab w:val="num" w:pos="720"/>
+        </w:tabs>
+        <w:ind w:left="720" w:hanging="360"/>
+      </w:pPr>
+      <w:rPr>
+        <w:rFonts w:ascii="Symbol" w:hAnsi="Symbol" w:hint="default"/>
+        <w:sz w:val="20"/>
+      </w:rPr>
+    </w:lvl>
+    <w:lvl w:ilvl="1" w:tentative="1">
+      <w:start w:val="1"/>
+      <w:numFmt w:val="bullet"/>
+      <w:lvlText w:val="o"/>
+      <w:lvlJc w:val="left"/>
+      <w:pPr>
+        <w:tabs>
+          <w:tab w:val="num" w:pos="1440"/>
+        </w:tabs>
+        <w:ind w:left="1440" w:hanging="360"/>
+      </w:pPr>
+      <w:rPr>
+        <w:rFonts w:ascii="Courier New" w:hAnsi="Courier New" w:hint="default"/>
+        <w:sz w:val="20"/>
+      </w:rPr>
+    </w:lvl>
+    <w:lvl w:ilvl="2" w:tentative="1">
+      <w:start w:val="1"/>
+      <w:numFmt w:val="bullet"/>
+      <w:lvlText w:val=""/>
+      <w:lvlJc w:val="left"/>
+      <w:pPr>
+        <w:tabs>
+          <w:tab w:val="num" w:pos="2160"/>
+        </w:tabs>
+        <w:ind w:left="2160" w:hanging="360"/>
+      </w:pPr>
+      <w:rPr>
+        <w:rFonts w:ascii="Wingdings" w:hAnsi="Wingdings" w:hint="default"/>
+        <w:sz w:val="20"/>
+      </w:rPr>
+    </w:lvl>
+    <w:lvl w:ilvl="3" w:tentative="1">
+      <w:start w:val="1"/>
+      <w:numFmt w:val="bullet"/>
+      <w:lvlText w:val=""/>
+      <w:lvlJc w:val="left"/>
+      <w:pPr>
+        <w:tabs>
+          <w:tab w:val="num" w:pos="2880"/>
+        </w:tabs>
+        <w:ind w:left="2880" w:hanging="360"/>
+      </w:pPr>
+      <w:rPr>
+        <w:rFonts w:ascii="Wingdings" w:hAnsi="Wingdings" w:hint="default"/>
+        <w:sz w:val="20"/>
+      </w:rPr>
+    </w:lvl>
+    <w:lvl w:ilvl="4" w:tentative="1">
+      <w:start w:val="1"/>
+      <w:numFmt w:val="bullet"/>
+      <w:lvlText w:val=""/>
+      <w:lvlJc w:val="left"/>
+      <w:pPr>
+        <w:tabs>
+          <w:tab w:val="num" w:pos="3600"/>
+        </w:tabs>
+        <w:ind w:left="3600" w:hanging="360"/>
+      </w:pPr>
+      <w:rPr>
+        <w:rFonts w:ascii="Wingdings" w:hAnsi="Wingdings" w:hint="default"/>
+        <w:sz w:val="20"/>
+      </w:rPr>
+    </w:lvl>
+    <w:lvl w:ilvl="5" w:tentative="1">
+      <w:start w:val="1"/>
+      <w:numFmt w:val="bullet"/>
+      <w:lvlText w:val=""/>
+      <w:lvlJc w:val="left"/>
+      <w:pPr>
+        <w:tabs>
+          <w:tab w:val="num" w:pos="4320"/>
+        </w:tabs>
+        <w:ind w:left="4320" w:hanging="360"/>
+      </w:pPr>
+      <w:rPr>
+        <w:rFonts w:ascii="Wingdings" w:hAnsi="Wingdings" w:hint="default"/>
+        <w:sz w:val="20"/>
+      </w:rPr>
+    </w:lvl>
+    <w:lvl w:ilvl="6" w:tentative="1">
+      <w:start w:val="1"/>
+      <w:numFmt w:val="bullet"/>
+      <w:lvlText w:val=""/>
+      <w:lvlJc w:val="left"/>
+      <w:pPr>
+        <w:tabs>
+          <w:tab w:val="num" w:pos="5040"/>
+        </w:tabs>
+        <w:ind w:left="5040" w:hanging="360"/>
+      </w:pPr>
+      <w:rPr>
+        <w:rFonts w:ascii="Wingdings" w:hAnsi="Wingdings" w:hint="default"/>
+        <w:sz w:val="20"/>
+      </w:rPr>
+    </w:lvl>
+    <w:lvl w:ilvl="7" w:tentative="1">
+      <w:start w:val="1"/>
+      <w:numFmt w:val="bullet"/>
+      <w:lvlText w:val=""/>
+      <w:lvlJc w:val="left"/>
+      <w:pPr>
+        <w:tabs>
+          <w:tab w:val="num" w:pos="5760"/>
+        </w:tabs>
+        <w:ind w:left="5760" w:hanging="360"/>
+      </w:pPr>
+      <w:rPr>
+        <w:rFonts w:ascii="Wingdings" w:hAnsi="Wingdings" w:hint="default"/>
+        <w:sz w:val="20"/>
+      </w:rPr>
+    </w:lvl>
+    <w:lvl w:ilvl="8" w:tentative="1">
+      <w:start w:val="1"/>
+      <w:numFmt w:val="bullet"/>
+      <w:lvlText w:val=""/>
+      <w:lvlJc w:val="left"/>
+      <w:pPr>
+        <w:tabs>
+          <w:tab w:val="num" w:pos="6480"/>
+        </w:tabs>
+        <w:ind w:left="6480" w:hanging="360"/>
+      </w:pPr>
+      <w:rPr>
+        <w:rFonts w:ascii="Wingdings" w:hAnsi="Wingdings" w:hint="default"/>
+        <w:sz w:val="20"/>
+      </w:rPr>
+    </w:lvl>
+  </w:abstractNum>
+  <w:abstractNum w:abstractNumId="3" w15:restartNumberingAfterBreak="0">
+    <w:nsid w:val="08083E0F"/>
+    <w:multiLevelType w:val="multilevel"/>
+    <w:tmpl w:val="224AE708"/>
+    <w:lvl w:ilvl="0">
+      <w:start w:val="1"/>
+      <w:numFmt w:val="bullet"/>
+      <w:lvlText w:val=""/>
+      <w:lvlJc w:val="left"/>
+      <w:pPr>
+        <w:tabs>
+          <w:tab w:val="num" w:pos="720"/>
+        </w:tabs>
+        <w:ind w:left="720" w:hanging="360"/>
+      </w:pPr>
+      <w:rPr>
+        <w:rFonts w:ascii="Symbol" w:hAnsi="Symbol" w:hint="default"/>
+        <w:sz w:val="20"/>
+      </w:rPr>
+    </w:lvl>
+    <w:lvl w:ilvl="1" w:tentative="1">
+      <w:start w:val="1"/>
+      <w:numFmt w:val="bullet"/>
+      <w:lvlText w:val="o"/>
+      <w:lvlJc w:val="left"/>
+      <w:pPr>
+        <w:tabs>
+          <w:tab w:val="num" w:pos="1440"/>
+        </w:tabs>
+        <w:ind w:left="1440" w:hanging="360"/>
+      </w:pPr>
+      <w:rPr>
+        <w:rFonts w:ascii="Courier New" w:hAnsi="Courier New" w:hint="default"/>
+        <w:sz w:val="20"/>
+      </w:rPr>
+    </w:lvl>
+    <w:lvl w:ilvl="2" w:tentative="1">
+      <w:start w:val="1"/>
+      <w:numFmt w:val="bullet"/>
+      <w:lvlText w:val=""/>
+      <w:lvlJc w:val="left"/>
+      <w:pPr>
+        <w:tabs>
+          <w:tab w:val="num" w:pos="2160"/>
+        </w:tabs>
+        <w:ind w:left="2160" w:hanging="360"/>
+      </w:pPr>
+      <w:rPr>
+        <w:rFonts w:ascii="Wingdings" w:hAnsi="Wingdings" w:hint="default"/>
+        <w:sz w:val="20"/>
+      </w:rPr>
+    </w:lvl>
+    <w:lvl w:ilvl="3" w:tentative="1">
+      <w:start w:val="1"/>
+      <w:numFmt w:val="bullet"/>
+      <w:lvlText w:val=""/>
+      <w:lvlJc w:val="left"/>
+      <w:pPr>
+        <w:tabs>
+          <w:tab w:val="num" w:pos="2880"/>
+        </w:tabs>
+        <w:ind w:left="2880" w:hanging="360"/>
+      </w:pPr>
+      <w:rPr>
+        <w:rFonts w:ascii="Wingdings" w:hAnsi="Wingdings" w:hint="default"/>
+        <w:sz w:val="20"/>
+      </w:rPr>
+    </w:lvl>
+    <w:lvl w:ilvl="4" w:tentative="1">
+      <w:start w:val="1"/>
+      <w:numFmt w:val="bullet"/>
+      <w:lvlText w:val=""/>
+      <w:lvlJc w:val="left"/>
+      <w:pPr>
+        <w:tabs>
+          <w:tab w:val="num" w:pos="3600"/>
+        </w:tabs>
+        <w:ind w:left="3600" w:hanging="360"/>
+      </w:pPr>
+      <w:rPr>
+        <w:rFonts w:ascii="Wingdings" w:hAnsi="Wingdings" w:hint="default"/>
+        <w:sz w:val="20"/>
+      </w:rPr>
+    </w:lvl>
+    <w:lvl w:ilvl="5" w:tentative="1">
+      <w:start w:val="1"/>
+      <w:numFmt w:val="bullet"/>
+      <w:lvlText w:val=""/>
+      <w:lvlJc w:val="left"/>
+      <w:pPr>
+        <w:tabs>
+          <w:tab w:val="num" w:pos="4320"/>
+        </w:tabs>
+        <w:ind w:left="4320" w:hanging="360"/>
+      </w:pPr>
+      <w:rPr>
+        <w:rFonts w:ascii="Wingdings" w:hAnsi="Wingdings" w:hint="default"/>
+        <w:sz w:val="20"/>
+      </w:rPr>
+    </w:lvl>
+    <w:lvl w:ilvl="6" w:tentative="1">
+      <w:start w:val="1"/>
+      <w:numFmt w:val="bullet"/>
+      <w:lvlText w:val=""/>
+      <w:lvlJc w:val="left"/>
+      <w:pPr>
+        <w:tabs>
+          <w:tab w:val="num" w:pos="5040"/>
+        </w:tabs>
+        <w:ind w:left="5040" w:hanging="360"/>
+      </w:pPr>
+      <w:rPr>
+        <w:rFonts w:ascii="Wingdings" w:hAnsi="Wingdings" w:hint="default"/>
+        <w:sz w:val="20"/>
+      </w:rPr>
+    </w:lvl>
+    <w:lvl w:ilvl="7" w:tentative="1">
+      <w:start w:val="1"/>
+      <w:numFmt w:val="bullet"/>
+      <w:lvlText w:val=""/>
+      <w:lvlJc w:val="left"/>
+      <w:pPr>
+        <w:tabs>
+          <w:tab w:val="num" w:pos="5760"/>
+        </w:tabs>
+        <w:ind w:left="5760" w:hanging="360"/>
+      </w:pPr>
+      <w:rPr>
+        <w:rFonts w:ascii="Wingdings" w:hAnsi="Wingdings" w:hint="default"/>
+        <w:sz w:val="20"/>
+      </w:rPr>
+    </w:lvl>
+    <w:lvl w:ilvl="8" w:tentative="1">
+      <w:start w:val="1"/>
+      <w:numFmt w:val="bullet"/>
+      <w:lvlText w:val=""/>
+      <w:lvlJc w:val="left"/>
+      <w:pPr>
+        <w:tabs>
+          <w:tab w:val="num" w:pos="6480"/>
+        </w:tabs>
+        <w:ind w:left="6480" w:hanging="360"/>
+      </w:pPr>
+      <w:rPr>
+        <w:rFonts w:ascii="Wingdings" w:hAnsi="Wingdings" w:hint="default"/>
+        <w:sz w:val="20"/>
+      </w:rPr>
+    </w:lvl>
+  </w:abstractNum>
+  <w:abstractNum w:abstractNumId="4" w15:restartNumberingAfterBreak="0">
+    <w:nsid w:val="081C57C1"/>
+    <w:multiLevelType w:val="multilevel"/>
+    <w:tmpl w:val="C542045E"/>
+    <w:lvl w:ilvl="0">
+      <w:start w:val="1"/>
+      <w:numFmt w:val="bullet"/>
+      <w:lvlText w:val=""/>
+      <w:lvlJc w:val="left"/>
+      <w:pPr>
+        <w:tabs>
+          <w:tab w:val="num" w:pos="720"/>
+        </w:tabs>
+        <w:ind w:left="720" w:hanging="360"/>
+      </w:pPr>
+      <w:rPr>
+        <w:rFonts w:ascii="Symbol" w:hAnsi="Symbol" w:hint="default"/>
+        <w:sz w:val="20"/>
+      </w:rPr>
+    </w:lvl>
+    <w:lvl w:ilvl="1" w:tentative="1">
+      <w:start w:val="1"/>
+      <w:numFmt w:val="bullet"/>
+      <w:lvlText w:val="o"/>
+      <w:lvlJc w:val="left"/>
+      <w:pPr>
+        <w:tabs>
+          <w:tab w:val="num" w:pos="1440"/>
+        </w:tabs>
+        <w:ind w:left="1440" w:hanging="360"/>
+      </w:pPr>
+      <w:rPr>
+        <w:rFonts w:ascii="Courier New" w:hAnsi="Courier New" w:hint="default"/>
+        <w:sz w:val="20"/>
+      </w:rPr>
+    </w:lvl>
+    <w:lvl w:ilvl="2" w:tentative="1">
+      <w:start w:val="1"/>
+      <w:numFmt w:val="bullet"/>
+      <w:lvlText w:val=""/>
+      <w:lvlJc w:val="left"/>
+      <w:pPr>
+        <w:tabs>
+          <w:tab w:val="num" w:pos="2160"/>
+        </w:tabs>
+        <w:ind w:left="2160" w:hanging="360"/>
+      </w:pPr>
+      <w:rPr>
+        <w:rFonts w:ascii="Wingdings" w:hAnsi="Wingdings" w:hint="default"/>
+        <w:sz w:val="20"/>
+      </w:rPr>
+    </w:lvl>
+    <w:lvl w:ilvl="3" w:tentative="1">
+      <w:start w:val="1"/>
+      <w:numFmt w:val="bullet"/>
+      <w:lvlText w:val=""/>
+      <w:lvlJc w:val="left"/>
+      <w:pPr>
+        <w:tabs>
+          <w:tab w:val="num" w:pos="2880"/>
+        </w:tabs>
+        <w:ind w:left="2880" w:hanging="360"/>
+      </w:pPr>
+      <w:rPr>
+        <w:rFonts w:ascii="Wingdings" w:hAnsi="Wingdings" w:hint="default"/>
+        <w:sz w:val="20"/>
+      </w:rPr>
+    </w:lvl>
+    <w:lvl w:ilvl="4" w:tentative="1">
+      <w:start w:val="1"/>
+      <w:numFmt w:val="bullet"/>
+      <w:lvlText w:val=""/>
+      <w:lvlJc w:val="left"/>
+      <w:pPr>
+        <w:tabs>
+          <w:tab w:val="num" w:pos="3600"/>
+        </w:tabs>
+        <w:ind w:left="3600" w:hanging="360"/>
+      </w:pPr>
+      <w:rPr>
+        <w:rFonts w:ascii="Wingdings" w:hAnsi="Wingdings" w:hint="default"/>
+        <w:sz w:val="20"/>
+      </w:rPr>
+    </w:lvl>
+    <w:lvl w:ilvl="5" w:tentative="1">
+      <w:start w:val="1"/>
+      <w:numFmt w:val="bullet"/>
+      <w:lvlText w:val=""/>
+      <w:lvlJc w:val="left"/>
+      <w:pPr>
+        <w:tabs>
+          <w:tab w:val="num" w:pos="4320"/>
+        </w:tabs>
+        <w:ind w:left="4320" w:hanging="360"/>
+      </w:pPr>
+      <w:rPr>
+        <w:rFonts w:ascii="Wingdings" w:hAnsi="Wingdings" w:hint="default"/>
+        <w:sz w:val="20"/>
+      </w:rPr>
+    </w:lvl>
+    <w:lvl w:ilvl="6" w:tentative="1">
+      <w:start w:val="1"/>
+      <w:numFmt w:val="bullet"/>
+      <w:lvlText w:val=""/>
+      <w:lvlJc w:val="left"/>
+      <w:pPr>
+        <w:tabs>
+          <w:tab w:val="num" w:pos="5040"/>
+        </w:tabs>
+        <w:ind w:left="5040" w:hanging="360"/>
+      </w:pPr>
+      <w:rPr>
+        <w:rFonts w:ascii="Wingdings" w:hAnsi="Wingdings" w:hint="default"/>
+        <w:sz w:val="20"/>
+      </w:rPr>
+    </w:lvl>
+    <w:lvl w:ilvl="7" w:tentative="1">
+      <w:start w:val="1"/>
+      <w:numFmt w:val="bullet"/>
+      <w:lvlText w:val=""/>
+      <w:lvlJc w:val="left"/>
+      <w:pPr>
+        <w:tabs>
+          <w:tab w:val="num" w:pos="5760"/>
+        </w:tabs>
+        <w:ind w:left="5760" w:hanging="360"/>
+      </w:pPr>
+      <w:rPr>
+        <w:rFonts w:ascii="Wingdings" w:hAnsi="Wingdings" w:hint="default"/>
+        <w:sz w:val="20"/>
+      </w:rPr>
+    </w:lvl>
+    <w:lvl w:ilvl="8" w:tentative="1">
+      <w:start w:val="1"/>
+      <w:numFmt w:val="bullet"/>
+      <w:lvlText w:val=""/>
+      <w:lvlJc w:val="left"/>
+      <w:pPr>
+        <w:tabs>
+          <w:tab w:val="num" w:pos="6480"/>
+        </w:tabs>
+        <w:ind w:left="6480" w:hanging="360"/>
+      </w:pPr>
+      <w:rPr>
+        <w:rFonts w:ascii="Wingdings" w:hAnsi="Wingdings" w:hint="default"/>
+        <w:sz w:val="20"/>
+      </w:rPr>
+    </w:lvl>
+  </w:abstractNum>
+  <w:abstractNum w:abstractNumId="5" w15:restartNumberingAfterBreak="0">
+    <w:nsid w:val="1C0A6112"/>
+    <w:multiLevelType w:val="multilevel"/>
+    <w:tmpl w:val="5E58D84A"/>
+    <w:lvl w:ilvl="0">
+      <w:start w:val="1"/>
+      <w:numFmt w:val="bullet"/>
+      <w:lvlText w:val=""/>
+      <w:lvlJc w:val="left"/>
+      <w:pPr>
+        <w:tabs>
+          <w:tab w:val="num" w:pos="720"/>
+        </w:tabs>
+        <w:ind w:left="720" w:hanging="360"/>
+      </w:pPr>
+      <w:rPr>
+        <w:rFonts w:ascii="Symbol" w:hAnsi="Symbol" w:hint="default"/>
+        <w:sz w:val="20"/>
+      </w:rPr>
+    </w:lvl>
+    <w:lvl w:ilvl="1" w:tentative="1">
+      <w:start w:val="1"/>
+      <w:numFmt w:val="bullet"/>
+      <w:lvlText w:val="o"/>
+      <w:lvlJc w:val="left"/>
+      <w:pPr>
+        <w:tabs>
+          <w:tab w:val="num" w:pos="1440"/>
+        </w:tabs>
+        <w:ind w:left="1440" w:hanging="360"/>
+      </w:pPr>
+      <w:rPr>
+        <w:rFonts w:ascii="Courier New" w:hAnsi="Courier New" w:hint="default"/>
+        <w:sz w:val="20"/>
+      </w:rPr>
+    </w:lvl>
+    <w:lvl w:ilvl="2" w:tentative="1">
+      <w:start w:val="1"/>
+      <w:numFmt w:val="bullet"/>
+      <w:lvlText w:val=""/>
+      <w:lvlJc w:val="left"/>
+      <w:pPr>
+        <w:tabs>
+          <w:tab w:val="num" w:pos="2160"/>
+        </w:tabs>
+        <w:ind w:left="2160" w:hanging="360"/>
+      </w:pPr>
+      <w:rPr>
+        <w:rFonts w:ascii="Wingdings" w:hAnsi="Wingdings" w:hint="default"/>
+        <w:sz w:val="20"/>
+      </w:rPr>
+    </w:lvl>
+    <w:lvl w:ilvl="3" w:tentative="1">
+      <w:start w:val="1"/>
+      <w:numFmt w:val="bullet"/>
+      <w:lvlText w:val=""/>
+      <w:lvlJc w:val="left"/>
+      <w:pPr>
+        <w:tabs>
+          <w:tab w:val="num" w:pos="2880"/>
+        </w:tabs>
+        <w:ind w:left="2880" w:hanging="360"/>
+      </w:pPr>
+      <w:rPr>
+        <w:rFonts w:ascii="Wingdings" w:hAnsi="Wingdings" w:hint="default"/>
+        <w:sz w:val="20"/>
+      </w:rPr>
+    </w:lvl>
+    <w:lvl w:ilvl="4" w:tentative="1">
+      <w:start w:val="1"/>
+      <w:numFmt w:val="bullet"/>
+      <w:lvlText w:val=""/>
+      <w:lvlJc w:val="left"/>
+      <w:pPr>
+        <w:tabs>
+          <w:tab w:val="num" w:pos="3600"/>
+        </w:tabs>
+        <w:ind w:left="3600" w:hanging="360"/>
+      </w:pPr>
+      <w:rPr>
+        <w:rFonts w:ascii="Wingdings" w:hAnsi="Wingdings" w:hint="default"/>
+        <w:sz w:val="20"/>
+      </w:rPr>
+    </w:lvl>
+    <w:lvl w:ilvl="5" w:tentative="1">
+      <w:start w:val="1"/>
+      <w:numFmt w:val="bullet"/>
+      <w:lvlText w:val=""/>
+      <w:lvlJc w:val="left"/>
+      <w:pPr>
+        <w:tabs>
+          <w:tab w:val="num" w:pos="4320"/>
+        </w:tabs>
+        <w:ind w:left="4320" w:hanging="360"/>
+      </w:pPr>
+      <w:rPr>
+        <w:rFonts w:ascii="Wingdings" w:hAnsi="Wingdings" w:hint="default"/>
+        <w:sz w:val="20"/>
+      </w:rPr>
+    </w:lvl>
+    <w:lvl w:ilvl="6" w:tentative="1">
+      <w:start w:val="1"/>
+      <w:numFmt w:val="bullet"/>
+      <w:lvlText w:val=""/>
+      <w:lvlJc w:val="left"/>
+      <w:pPr>
+        <w:tabs>
+          <w:tab w:val="num" w:pos="5040"/>
+        </w:tabs>
+        <w:ind w:left="5040" w:hanging="360"/>
+      </w:pPr>
+      <w:rPr>
+        <w:rFonts w:ascii="Wingdings" w:hAnsi="Wingdings" w:hint="default"/>
+        <w:sz w:val="20"/>
+      </w:rPr>
+    </w:lvl>
+    <w:lvl w:ilvl="7" w:tentative="1">
+      <w:start w:val="1"/>
+      <w:numFmt w:val="bullet"/>
+      <w:lvlText w:val=""/>
+      <w:lvlJc w:val="left"/>
+      <w:pPr>
+        <w:tabs>
+          <w:tab w:val="num" w:pos="5760"/>
+        </w:tabs>
+        <w:ind w:left="5760" w:hanging="360"/>
+      </w:pPr>
+      <w:rPr>
+        <w:rFonts w:ascii="Wingdings" w:hAnsi="Wingdings" w:hint="default"/>
+        <w:sz w:val="20"/>
+      </w:rPr>
+    </w:lvl>
+    <w:lvl w:ilvl="8" w:tentative="1">
+      <w:start w:val="1"/>
+      <w:numFmt w:val="bullet"/>
+      <w:lvlText w:val=""/>
+      <w:lvlJc w:val="left"/>
+      <w:pPr>
+        <w:tabs>
+          <w:tab w:val="num" w:pos="6480"/>
+        </w:tabs>
+        <w:ind w:left="6480" w:hanging="360"/>
+      </w:pPr>
+      <w:rPr>
+        <w:rFonts w:ascii="Wingdings" w:hAnsi="Wingdings" w:hint="default"/>
+        <w:sz w:val="20"/>
+      </w:rPr>
+    </w:lvl>
+  </w:abstractNum>
+  <w:abstractNum w:abstractNumId="6" w15:restartNumberingAfterBreak="0">
     <w:nsid w:val="1D1576E6"/>
     <w:multiLevelType w:val="multilevel"/>
     <w:tmpl w:val="87A6749C"/>
@@ -26170,7 +26717,7 @@
       </w:rPr>
     </w:lvl>
   </w:abstractNum>
-  <w:abstractNum w:abstractNumId="2" w15:restartNumberingAfterBreak="0">
+  <w:abstractNum w:abstractNumId="7" w15:restartNumberingAfterBreak="0">
     <w:nsid w:val="1DBE4AA1"/>
     <w:multiLevelType w:val="hybridMultilevel"/>
     <w:tmpl w:val="574EAF66"/>
@@ -26259,7 +26806,7 @@
       </w:pPr>
     </w:lvl>
   </w:abstractNum>
-  <w:abstractNum w:abstractNumId="3" w15:restartNumberingAfterBreak="0">
+  <w:abstractNum w:abstractNumId="8" w15:restartNumberingAfterBreak="0">
     <w:nsid w:val="1F79247A"/>
     <w:multiLevelType w:val="hybridMultilevel"/>
     <w:tmpl w:val="14A67D1C"/>
@@ -26348,7 +26895,7 @@
       </w:pPr>
     </w:lvl>
   </w:abstractNum>
-  <w:abstractNum w:abstractNumId="4" w15:restartNumberingAfterBreak="0">
+  <w:abstractNum w:abstractNumId="9" w15:restartNumberingAfterBreak="0">
     <w:nsid w:val="1FDB5C25"/>
     <w:multiLevelType w:val="multilevel"/>
     <w:tmpl w:val="5E3E06B0"/>
@@ -26497,7 +27044,7 @@
       </w:rPr>
     </w:lvl>
   </w:abstractNum>
-  <w:abstractNum w:abstractNumId="5" w15:restartNumberingAfterBreak="0">
+  <w:abstractNum w:abstractNumId="10" w15:restartNumberingAfterBreak="0">
     <w:nsid w:val="263B5069"/>
     <w:multiLevelType w:val="hybridMultilevel"/>
     <w:tmpl w:val="E670EE58"/>
@@ -26586,7 +27133,7 @@
       </w:pPr>
     </w:lvl>
   </w:abstractNum>
-  <w:abstractNum w:abstractNumId="6" w15:restartNumberingAfterBreak="0">
+  <w:abstractNum w:abstractNumId="11" w15:restartNumberingAfterBreak="0">
     <w:nsid w:val="269602C5"/>
     <w:multiLevelType w:val="hybridMultilevel"/>
     <w:tmpl w:val="A208A3B2"/>
@@ -26675,7 +27222,7 @@
       </w:pPr>
     </w:lvl>
   </w:abstractNum>
-  <w:abstractNum w:abstractNumId="7" w15:restartNumberingAfterBreak="0">
+  <w:abstractNum w:abstractNumId="12" w15:restartNumberingAfterBreak="0">
     <w:nsid w:val="27DA143B"/>
     <w:multiLevelType w:val="multilevel"/>
     <w:tmpl w:val="B608F6A2"/>
@@ -26824,7 +27371,7 @@
       </w:rPr>
     </w:lvl>
   </w:abstractNum>
-  <w:abstractNum w:abstractNumId="8" w15:restartNumberingAfterBreak="0">
+  <w:abstractNum w:abstractNumId="13" w15:restartNumberingAfterBreak="0">
     <w:nsid w:val="289F1C5A"/>
     <w:multiLevelType w:val="hybridMultilevel"/>
     <w:tmpl w:val="C1BCC310"/>
@@ -26913,7 +27460,7 @@
       </w:pPr>
     </w:lvl>
   </w:abstractNum>
-  <w:abstractNum w:abstractNumId="9" w15:restartNumberingAfterBreak="0">
+  <w:abstractNum w:abstractNumId="14" w15:restartNumberingAfterBreak="0">
     <w:nsid w:val="29833209"/>
     <w:multiLevelType w:val="multilevel"/>
     <w:tmpl w:val="36629CFA"/>
@@ -27058,7 +27605,156 @@
       </w:rPr>
     </w:lvl>
   </w:abstractNum>
-  <w:abstractNum w:abstractNumId="10" w15:restartNumberingAfterBreak="0">
+  <w:abstractNum w:abstractNumId="15" w15:restartNumberingAfterBreak="0">
+    <w:nsid w:val="3C386ABF"/>
+    <w:multiLevelType w:val="multilevel"/>
+    <w:tmpl w:val="BF6E8A36"/>
+    <w:lvl w:ilvl="0">
+      <w:start w:val="1"/>
+      <w:numFmt w:val="bullet"/>
+      <w:lvlText w:val=""/>
+      <w:lvlJc w:val="left"/>
+      <w:pPr>
+        <w:tabs>
+          <w:tab w:val="num" w:pos="720"/>
+        </w:tabs>
+        <w:ind w:left="720" w:hanging="360"/>
+      </w:pPr>
+      <w:rPr>
+        <w:rFonts w:ascii="Symbol" w:hAnsi="Symbol" w:hint="default"/>
+        <w:sz w:val="20"/>
+      </w:rPr>
+    </w:lvl>
+    <w:lvl w:ilvl="1" w:tentative="1">
+      <w:start w:val="1"/>
+      <w:numFmt w:val="bullet"/>
+      <w:lvlText w:val="o"/>
+      <w:lvlJc w:val="left"/>
+      <w:pPr>
+        <w:tabs>
+          <w:tab w:val="num" w:pos="1440"/>
+        </w:tabs>
+        <w:ind w:left="1440" w:hanging="360"/>
+      </w:pPr>
+      <w:rPr>
+        <w:rFonts w:ascii="Courier New" w:hAnsi="Courier New" w:hint="default"/>
+        <w:sz w:val="20"/>
+      </w:rPr>
+    </w:lvl>
+    <w:lvl w:ilvl="2" w:tentative="1">
+      <w:start w:val="1"/>
+      <w:numFmt w:val="bullet"/>
+      <w:lvlText w:val=""/>
+      <w:lvlJc w:val="left"/>
+      <w:pPr>
+        <w:tabs>
+          <w:tab w:val="num" w:pos="2160"/>
+        </w:tabs>
+        <w:ind w:left="2160" w:hanging="360"/>
+      </w:pPr>
+      <w:rPr>
+        <w:rFonts w:ascii="Wingdings" w:hAnsi="Wingdings" w:hint="default"/>
+        <w:sz w:val="20"/>
+      </w:rPr>
+    </w:lvl>
+    <w:lvl w:ilvl="3" w:tentative="1">
+      <w:start w:val="1"/>
+      <w:numFmt w:val="bullet"/>
+      <w:lvlText w:val=""/>
+      <w:lvlJc w:val="left"/>
+      <w:pPr>
+        <w:tabs>
+          <w:tab w:val="num" w:pos="2880"/>
+        </w:tabs>
+        <w:ind w:left="2880" w:hanging="360"/>
+      </w:pPr>
+      <w:rPr>
+        <w:rFonts w:ascii="Wingdings" w:hAnsi="Wingdings" w:hint="default"/>
+        <w:sz w:val="20"/>
+      </w:rPr>
+    </w:lvl>
+    <w:lvl w:ilvl="4" w:tentative="1">
+      <w:start w:val="1"/>
+      <w:numFmt w:val="bullet"/>
+      <w:lvlText w:val=""/>
+      <w:lvlJc w:val="left"/>
+      <w:pPr>
+        <w:tabs>
+          <w:tab w:val="num" w:pos="3600"/>
+        </w:tabs>
+        <w:ind w:left="3600" w:hanging="360"/>
+      </w:pPr>
+      <w:rPr>
+        <w:rFonts w:ascii="Wingdings" w:hAnsi="Wingdings" w:hint="default"/>
+        <w:sz w:val="20"/>
+      </w:rPr>
+    </w:lvl>
+    <w:lvl w:ilvl="5" w:tentative="1">
+      <w:start w:val="1"/>
+      <w:numFmt w:val="bullet"/>
+      <w:lvlText w:val=""/>
+      <w:lvlJc w:val="left"/>
+      <w:pPr>
+        <w:tabs>
+          <w:tab w:val="num" w:pos="4320"/>
+        </w:tabs>
+        <w:ind w:left="4320" w:hanging="360"/>
+      </w:pPr>
+      <w:rPr>
+        <w:rFonts w:ascii="Wingdings" w:hAnsi="Wingdings" w:hint="default"/>
+        <w:sz w:val="20"/>
+      </w:rPr>
+    </w:lvl>
+    <w:lvl w:ilvl="6" w:tentative="1">
+      <w:start w:val="1"/>
+      <w:numFmt w:val="bullet"/>
+      <w:lvlText w:val=""/>
+      <w:lvlJc w:val="left"/>
+      <w:pPr>
+        <w:tabs>
+          <w:tab w:val="num" w:pos="5040"/>
+        </w:tabs>
+        <w:ind w:left="5040" w:hanging="360"/>
+      </w:pPr>
+      <w:rPr>
+        <w:rFonts w:ascii="Wingdings" w:hAnsi="Wingdings" w:hint="default"/>
+        <w:sz w:val="20"/>
+      </w:rPr>
+    </w:lvl>
+    <w:lvl w:ilvl="7" w:tentative="1">
+      <w:start w:val="1"/>
+      <w:numFmt w:val="bullet"/>
+      <w:lvlText w:val=""/>
+      <w:lvlJc w:val="left"/>
+      <w:pPr>
+        <w:tabs>
+          <w:tab w:val="num" w:pos="5760"/>
+        </w:tabs>
+        <w:ind w:left="5760" w:hanging="360"/>
+      </w:pPr>
+      <w:rPr>
+        <w:rFonts w:ascii="Wingdings" w:hAnsi="Wingdings" w:hint="default"/>
+        <w:sz w:val="20"/>
+      </w:rPr>
+    </w:lvl>
+    <w:lvl w:ilvl="8" w:tentative="1">
+      <w:start w:val="1"/>
+      <w:numFmt w:val="bullet"/>
+      <w:lvlText w:val=""/>
+      <w:lvlJc w:val="left"/>
+      <w:pPr>
+        <w:tabs>
+          <w:tab w:val="num" w:pos="6480"/>
+        </w:tabs>
+        <w:ind w:left="6480" w:hanging="360"/>
+      </w:pPr>
+      <w:rPr>
+        <w:rFonts w:ascii="Wingdings" w:hAnsi="Wingdings" w:hint="default"/>
+        <w:sz w:val="20"/>
+      </w:rPr>
+    </w:lvl>
+  </w:abstractNum>
+  <w:abstractNum w:abstractNumId="16" w15:restartNumberingAfterBreak="0">
     <w:nsid w:val="3DDA13CE"/>
     <w:multiLevelType w:val="multilevel"/>
     <w:tmpl w:val="007860AA"/>
@@ -27171,7 +27867,7 @@
       </w:pPr>
     </w:lvl>
   </w:abstractNum>
-  <w:abstractNum w:abstractNumId="11" w15:restartNumberingAfterBreak="0">
+  <w:abstractNum w:abstractNumId="17" w15:restartNumberingAfterBreak="0">
     <w:nsid w:val="45481C2A"/>
     <w:multiLevelType w:val="hybridMultilevel"/>
     <w:tmpl w:val="157A38A0"/>
@@ -27260,7 +27956,7 @@
       </w:pPr>
     </w:lvl>
   </w:abstractNum>
-  <w:abstractNum w:abstractNumId="12" w15:restartNumberingAfterBreak="0">
+  <w:abstractNum w:abstractNumId="18" w15:restartNumberingAfterBreak="0">
     <w:nsid w:val="46C667B0"/>
     <w:multiLevelType w:val="multilevel"/>
     <w:tmpl w:val="38B865B6"/>
@@ -27409,7 +28105,120 @@
       </w:rPr>
     </w:lvl>
   </w:abstractNum>
-  <w:abstractNum w:abstractNumId="13" w15:restartNumberingAfterBreak="0">
+  <w:abstractNum w:abstractNumId="19" w15:restartNumberingAfterBreak="0">
+    <w:nsid w:val="48DE2233"/>
+    <w:multiLevelType w:val="hybridMultilevel"/>
+    <w:tmpl w:val="55EE258C"/>
+    <w:lvl w:ilvl="0" w:tplc="04090001">
+      <w:start w:val="1"/>
+      <w:numFmt w:val="bullet"/>
+      <w:lvlText w:val=""/>
+      <w:lvlJc w:val="left"/>
+      <w:pPr>
+        <w:ind w:left="440" w:hanging="440"/>
+      </w:pPr>
+      <w:rPr>
+        <w:rFonts w:ascii="Wingdings" w:hAnsi="Wingdings" w:hint="default"/>
+      </w:rPr>
+    </w:lvl>
+    <w:lvl w:ilvl="1" w:tplc="04090003" w:tentative="1">
+      <w:start w:val="1"/>
+      <w:numFmt w:val="bullet"/>
+      <w:lvlText w:val=""/>
+      <w:lvlJc w:val="left"/>
+      <w:pPr>
+        <w:ind w:left="880" w:hanging="440"/>
+      </w:pPr>
+      <w:rPr>
+        <w:rFonts w:ascii="Wingdings" w:hAnsi="Wingdings" w:hint="default"/>
+      </w:rPr>
+    </w:lvl>
+    <w:lvl w:ilvl="2" w:tplc="04090005" w:tentative="1">
+      <w:start w:val="1"/>
+      <w:numFmt w:val="bullet"/>
+      <w:lvlText w:val=""/>
+      <w:lvlJc w:val="left"/>
+      <w:pPr>
+        <w:ind w:left="1320" w:hanging="440"/>
+      </w:pPr>
+      <w:rPr>
+        <w:rFonts w:ascii="Wingdings" w:hAnsi="Wingdings" w:hint="default"/>
+      </w:rPr>
+    </w:lvl>
+    <w:lvl w:ilvl="3" w:tplc="04090001" w:tentative="1">
+      <w:start w:val="1"/>
+      <w:numFmt w:val="bullet"/>
+      <w:lvlText w:val=""/>
+      <w:lvlJc w:val="left"/>
+      <w:pPr>
+        <w:ind w:left="1760" w:hanging="440"/>
+      </w:pPr>
+      <w:rPr>
+        <w:rFonts w:ascii="Wingdings" w:hAnsi="Wingdings" w:hint="default"/>
+      </w:rPr>
+    </w:lvl>
+    <w:lvl w:ilvl="4" w:tplc="04090003" w:tentative="1">
+      <w:start w:val="1"/>
+      <w:numFmt w:val="bullet"/>
+      <w:lvlText w:val=""/>
+      <w:lvlJc w:val="left"/>
+      <w:pPr>
+        <w:ind w:left="2200" w:hanging="440"/>
+      </w:pPr>
+      <w:rPr>
+        <w:rFonts w:ascii="Wingdings" w:hAnsi="Wingdings" w:hint="default"/>
+      </w:rPr>
+    </w:lvl>
+    <w:lvl w:ilvl="5" w:tplc="04090005" w:tentative="1">
+      <w:start w:val="1"/>
+      <w:numFmt w:val="bullet"/>
+      <w:lvlText w:val=""/>
+      <w:lvlJc w:val="left"/>
+      <w:pPr>
+        <w:ind w:left="2640" w:hanging="440"/>
+      </w:pPr>
+      <w:rPr>
+        <w:rFonts w:ascii="Wingdings" w:hAnsi="Wingdings" w:hint="default"/>
+      </w:rPr>
+    </w:lvl>
+    <w:lvl w:ilvl="6" w:tplc="04090001" w:tentative="1">
+      <w:start w:val="1"/>
+      <w:numFmt w:val="bullet"/>
+      <w:lvlText w:val=""/>
+      <w:lvlJc w:val="left"/>
+      <w:pPr>
+        <w:ind w:left="3080" w:hanging="440"/>
+      </w:pPr>
+      <w:rPr>
+        <w:rFonts w:ascii="Wingdings" w:hAnsi="Wingdings" w:hint="default"/>
+      </w:rPr>
+    </w:lvl>
+    <w:lvl w:ilvl="7" w:tplc="04090003" w:tentative="1">
+      <w:start w:val="1"/>
+      <w:numFmt w:val="bullet"/>
+      <w:lvlText w:val=""/>
+      <w:lvlJc w:val="left"/>
+      <w:pPr>
+        <w:ind w:left="3520" w:hanging="440"/>
+      </w:pPr>
+      <w:rPr>
+        <w:rFonts w:ascii="Wingdings" w:hAnsi="Wingdings" w:hint="default"/>
+      </w:rPr>
+    </w:lvl>
+    <w:lvl w:ilvl="8" w:tplc="04090005" w:tentative="1">
+      <w:start w:val="1"/>
+      <w:numFmt w:val="bullet"/>
+      <w:lvlText w:val=""/>
+      <w:lvlJc w:val="left"/>
+      <w:pPr>
+        <w:ind w:left="3960" w:hanging="440"/>
+      </w:pPr>
+      <w:rPr>
+        <w:rFonts w:ascii="Wingdings" w:hAnsi="Wingdings" w:hint="default"/>
+      </w:rPr>
+    </w:lvl>
+  </w:abstractNum>
+  <w:abstractNum w:abstractNumId="20" w15:restartNumberingAfterBreak="0">
     <w:nsid w:val="49661458"/>
     <w:multiLevelType w:val="hybridMultilevel"/>
     <w:tmpl w:val="E3E69626"/>
@@ -27498,7 +28307,7 @@
       </w:pPr>
     </w:lvl>
   </w:abstractNum>
-  <w:abstractNum w:abstractNumId="14" w15:restartNumberingAfterBreak="0">
+  <w:abstractNum w:abstractNumId="21" w15:restartNumberingAfterBreak="0">
     <w:nsid w:val="4E056381"/>
     <w:multiLevelType w:val="multilevel"/>
     <w:tmpl w:val="0D6E9974"/>
@@ -27647,7 +28456,96 @@
       </w:rPr>
     </w:lvl>
   </w:abstractNum>
-  <w:abstractNum w:abstractNumId="15" w15:restartNumberingAfterBreak="0">
+  <w:abstractNum w:abstractNumId="22" w15:restartNumberingAfterBreak="0">
+    <w:nsid w:val="510C7715"/>
+    <w:multiLevelType w:val="hybridMultilevel"/>
+    <w:tmpl w:val="281C20E8"/>
+    <w:lvl w:ilvl="0" w:tplc="2BBACD64">
+      <w:start w:val="1"/>
+      <w:numFmt w:val="japaneseCounting"/>
+      <w:lvlText w:val="%1、"/>
+      <w:lvlJc w:val="left"/>
+      <w:pPr>
+        <w:ind w:left="432" w:hanging="432"/>
+      </w:pPr>
+      <w:rPr>
+        <w:rFonts w:hint="default"/>
+      </w:rPr>
+    </w:lvl>
+    <w:lvl w:ilvl="1" w:tplc="04090019">
+      <w:start w:val="1"/>
+      <w:numFmt w:val="lowerLetter"/>
+      <w:lvlText w:val="%2)"/>
+      <w:lvlJc w:val="left"/>
+      <w:pPr>
+        <w:ind w:left="880" w:hanging="440"/>
+      </w:pPr>
+    </w:lvl>
+    <w:lvl w:ilvl="2" w:tplc="0409001B">
+      <w:start w:val="1"/>
+      <w:numFmt w:val="lowerRoman"/>
+      <w:lvlText w:val="%3."/>
+      <w:lvlJc w:val="right"/>
+      <w:pPr>
+        <w:ind w:left="1320" w:hanging="440"/>
+      </w:pPr>
+    </w:lvl>
+    <w:lvl w:ilvl="3" w:tplc="0409000F" w:tentative="1">
+      <w:start w:val="1"/>
+      <w:numFmt w:val="decimal"/>
+      <w:lvlText w:val="%4."/>
+      <w:lvlJc w:val="left"/>
+      <w:pPr>
+        <w:ind w:left="1760" w:hanging="440"/>
+      </w:pPr>
+    </w:lvl>
+    <w:lvl w:ilvl="4" w:tplc="04090019" w:tentative="1">
+      <w:start w:val="1"/>
+      <w:numFmt w:val="lowerLetter"/>
+      <w:lvlText w:val="%5)"/>
+      <w:lvlJc w:val="left"/>
+      <w:pPr>
+        <w:ind w:left="2200" w:hanging="440"/>
+      </w:pPr>
+    </w:lvl>
+    <w:lvl w:ilvl="5" w:tplc="0409001B" w:tentative="1">
+      <w:start w:val="1"/>
+      <w:numFmt w:val="lowerRoman"/>
+      <w:lvlText w:val="%6."/>
+      <w:lvlJc w:val="right"/>
+      <w:pPr>
+        <w:ind w:left="2640" w:hanging="440"/>
+      </w:pPr>
+    </w:lvl>
+    <w:lvl w:ilvl="6" w:tplc="0409000F" w:tentative="1">
+      <w:start w:val="1"/>
+      <w:numFmt w:val="decimal"/>
+      <w:lvlText w:val="%7."/>
+      <w:lvlJc w:val="left"/>
+      <w:pPr>
+        <w:ind w:left="3080" w:hanging="440"/>
+      </w:pPr>
+    </w:lvl>
+    <w:lvl w:ilvl="7" w:tplc="04090019" w:tentative="1">
+      <w:start w:val="1"/>
+      <w:numFmt w:val="lowerLetter"/>
+      <w:lvlText w:val="%8)"/>
+      <w:lvlJc w:val="left"/>
+      <w:pPr>
+        <w:ind w:left="3520" w:hanging="440"/>
+      </w:pPr>
+    </w:lvl>
+    <w:lvl w:ilvl="8" w:tplc="0409001B" w:tentative="1">
+      <w:start w:val="1"/>
+      <w:numFmt w:val="lowerRoman"/>
+      <w:lvlText w:val="%9."/>
+      <w:lvlJc w:val="right"/>
+      <w:pPr>
+        <w:ind w:left="3960" w:hanging="440"/>
+      </w:pPr>
+    </w:lvl>
+  </w:abstractNum>
+  <w:abstractNum w:abstractNumId="23" w15:restartNumberingAfterBreak="0">
     <w:nsid w:val="55915F6B"/>
     <w:multiLevelType w:val="hybridMultilevel"/>
     <w:tmpl w:val="AAC4B436"/>
@@ -27736,7 +28634,7 @@
       </w:pPr>
     </w:lvl>
   </w:abstractNum>
-  <w:abstractNum w:abstractNumId="16" w15:restartNumberingAfterBreak="0">
+  <w:abstractNum w:abstractNumId="24" w15:restartNumberingAfterBreak="0">
     <w:nsid w:val="55FD0228"/>
     <w:multiLevelType w:val="multilevel"/>
     <w:tmpl w:val="C0F280DE"/>
@@ -27885,7 +28783,7 @@
       </w:rPr>
     </w:lvl>
   </w:abstractNum>
-  <w:abstractNum w:abstractNumId="17" w15:restartNumberingAfterBreak="0">
+  <w:abstractNum w:abstractNumId="25" w15:restartNumberingAfterBreak="0">
     <w:nsid w:val="56431417"/>
     <w:multiLevelType w:val="multilevel"/>
     <w:tmpl w:val="EF6EDDB6"/>
@@ -27998,7 +28896,7 @@
       </w:pPr>
     </w:lvl>
   </w:abstractNum>
-  <w:abstractNum w:abstractNumId="18" w15:restartNumberingAfterBreak="0">
+  <w:abstractNum w:abstractNumId="26" w15:restartNumberingAfterBreak="0">
     <w:nsid w:val="58E21DD8"/>
     <w:multiLevelType w:val="multilevel"/>
     <w:tmpl w:val="392832BE"/>
@@ -28147,7 +29045,7 @@
       </w:rPr>
     </w:lvl>
   </w:abstractNum>
-  <w:abstractNum w:abstractNumId="19" w15:restartNumberingAfterBreak="0">
+  <w:abstractNum w:abstractNumId="27" w15:restartNumberingAfterBreak="0">
     <w:nsid w:val="5C086FF3"/>
     <w:multiLevelType w:val="multilevel"/>
     <w:tmpl w:val="32C2B414"/>
@@ -28296,7 +29194,7 @@
       </w:rPr>
     </w:lvl>
   </w:abstractNum>
-  <w:abstractNum w:abstractNumId="20" w15:restartNumberingAfterBreak="0">
+  <w:abstractNum w:abstractNumId="28" w15:restartNumberingAfterBreak="0">
     <w:nsid w:val="5D0B4A5F"/>
     <w:multiLevelType w:val="hybridMultilevel"/>
     <w:tmpl w:val="F0D6EFDE"/>
@@ -28385,7 +29283,7 @@
       </w:pPr>
     </w:lvl>
   </w:abstractNum>
-  <w:abstractNum w:abstractNumId="21" w15:restartNumberingAfterBreak="0">
+  <w:abstractNum w:abstractNumId="29" w15:restartNumberingAfterBreak="0">
     <w:nsid w:val="5D9A36C5"/>
     <w:multiLevelType w:val="multilevel"/>
     <w:tmpl w:val="CDC21C3A"/>
@@ -28534,7 +29432,156 @@
       </w:rPr>
     </w:lvl>
   </w:abstractNum>
-  <w:abstractNum w:abstractNumId="22" w15:restartNumberingAfterBreak="0">
+  <w:abstractNum w:abstractNumId="30" w15:restartNumberingAfterBreak="0">
+    <w:nsid w:val="6071219B"/>
+    <w:multiLevelType w:val="multilevel"/>
+    <w:tmpl w:val="CB3A28E6"/>
+    <w:lvl w:ilvl="0">
+      <w:start w:val="1"/>
+      <w:numFmt w:val="bullet"/>
+      <w:lvlText w:val=""/>
+      <w:lvlJc w:val="left"/>
+      <w:pPr>
+        <w:tabs>
+          <w:tab w:val="num" w:pos="720"/>
+        </w:tabs>
+        <w:ind w:left="720" w:hanging="360"/>
+      </w:pPr>
+      <w:rPr>
+        <w:rFonts w:ascii="Symbol" w:hAnsi="Symbol" w:hint="default"/>
+        <w:sz w:val="20"/>
+      </w:rPr>
+    </w:lvl>
+    <w:lvl w:ilvl="1" w:tentative="1">
+      <w:start w:val="1"/>
+      <w:numFmt w:val="bullet"/>
+      <w:lvlText w:val="o"/>
+      <w:lvlJc w:val="left"/>
+      <w:pPr>
+        <w:tabs>
+          <w:tab w:val="num" w:pos="1440"/>
+        </w:tabs>
+        <w:ind w:left="1440" w:hanging="360"/>
+      </w:pPr>
+      <w:rPr>
+        <w:rFonts w:ascii="Courier New" w:hAnsi="Courier New" w:hint="default"/>
+        <w:sz w:val="20"/>
+      </w:rPr>
+    </w:lvl>
+    <w:lvl w:ilvl="2" w:tentative="1">
+      <w:start w:val="1"/>
+      <w:numFmt w:val="bullet"/>
+      <w:lvlText w:val=""/>
+      <w:lvlJc w:val="left"/>
+      <w:pPr>
+        <w:tabs>
+          <w:tab w:val="num" w:pos="2160"/>
+        </w:tabs>
+        <w:ind w:left="2160" w:hanging="360"/>
+      </w:pPr>
+      <w:rPr>
+        <w:rFonts w:ascii="Wingdings" w:hAnsi="Wingdings" w:hint="default"/>
+        <w:sz w:val="20"/>
+      </w:rPr>
+    </w:lvl>
+    <w:lvl w:ilvl="3" w:tentative="1">
+      <w:start w:val="1"/>
+      <w:numFmt w:val="bullet"/>
+      <w:lvlText w:val=""/>
+      <w:lvlJc w:val="left"/>
+      <w:pPr>
+        <w:tabs>
+          <w:tab w:val="num" w:pos="2880"/>
+        </w:tabs>
+        <w:ind w:left="2880" w:hanging="360"/>
+      </w:pPr>
+      <w:rPr>
+        <w:rFonts w:ascii="Wingdings" w:hAnsi="Wingdings" w:hint="default"/>
+        <w:sz w:val="20"/>
+      </w:rPr>
+    </w:lvl>
+    <w:lvl w:ilvl="4" w:tentative="1">
+      <w:start w:val="1"/>
+      <w:numFmt w:val="bullet"/>
+      <w:lvlText w:val=""/>
+      <w:lvlJc w:val="left"/>
+      <w:pPr>
+        <w:tabs>
+          <w:tab w:val="num" w:pos="3600"/>
+        </w:tabs>
+        <w:ind w:left="3600" w:hanging="360"/>
+      </w:pPr>
+      <w:rPr>
+        <w:rFonts w:ascii="Wingdings" w:hAnsi="Wingdings" w:hint="default"/>
+        <w:sz w:val="20"/>
+      </w:rPr>
+    </w:lvl>
+    <w:lvl w:ilvl="5" w:tentative="1">
+      <w:start w:val="1"/>
+      <w:numFmt w:val="bullet"/>
+      <w:lvlText w:val=""/>
+      <w:lvlJc w:val="left"/>
+      <w:pPr>
+        <w:tabs>
+          <w:tab w:val="num" w:pos="4320"/>
+        </w:tabs>
+        <w:ind w:left="4320" w:hanging="360"/>
+      </w:pPr>
+      <w:rPr>
+        <w:rFonts w:ascii="Wingdings" w:hAnsi="Wingdings" w:hint="default"/>
+        <w:sz w:val="20"/>
+      </w:rPr>
+    </w:lvl>
+    <w:lvl w:ilvl="6" w:tentative="1">
+      <w:start w:val="1"/>
+      <w:numFmt w:val="bullet"/>
+      <w:lvlText w:val=""/>
+      <w:lvlJc w:val="left"/>
+      <w:pPr>
+        <w:tabs>
+          <w:tab w:val="num" w:pos="5040"/>
+        </w:tabs>
+        <w:ind w:left="5040" w:hanging="360"/>
+      </w:pPr>
+      <w:rPr>
+        <w:rFonts w:ascii="Wingdings" w:hAnsi="Wingdings" w:hint="default"/>
+        <w:sz w:val="20"/>
+      </w:rPr>
+    </w:lvl>
+    <w:lvl w:ilvl="7" w:tentative="1">
+      <w:start w:val="1"/>
+      <w:numFmt w:val="bullet"/>
+      <w:lvlText w:val=""/>
+      <w:lvlJc w:val="left"/>
+      <w:pPr>
+        <w:tabs>
+          <w:tab w:val="num" w:pos="5760"/>
+        </w:tabs>
+        <w:ind w:left="5760" w:hanging="360"/>
+      </w:pPr>
+      <w:rPr>
+        <w:rFonts w:ascii="Wingdings" w:hAnsi="Wingdings" w:hint="default"/>
+        <w:sz w:val="20"/>
+      </w:rPr>
+    </w:lvl>
+    <w:lvl w:ilvl="8" w:tentative="1">
+      <w:start w:val="1"/>
+      <w:numFmt w:val="bullet"/>
+      <w:lvlText w:val=""/>
+      <w:lvlJc w:val="left"/>
+      <w:pPr>
+        <w:tabs>
+          <w:tab w:val="num" w:pos="6480"/>
+        </w:tabs>
+        <w:ind w:left="6480" w:hanging="360"/>
+      </w:pPr>
+      <w:rPr>
+        <w:rFonts w:ascii="Wingdings" w:hAnsi="Wingdings" w:hint="default"/>
+        <w:sz w:val="20"/>
+      </w:rPr>
+    </w:lvl>
+  </w:abstractNum>
+  <w:abstractNum w:abstractNumId="31" w15:restartNumberingAfterBreak="0">
     <w:nsid w:val="69CE6475"/>
     <w:multiLevelType w:val="hybridMultilevel"/>
     <w:tmpl w:val="EA763DFE"/>
@@ -28623,7 +29670,7 @@
       </w:pPr>
     </w:lvl>
   </w:abstractNum>
-  <w:abstractNum w:abstractNumId="23" w15:restartNumberingAfterBreak="0">
+  <w:abstractNum w:abstractNumId="32" w15:restartNumberingAfterBreak="0">
     <w:nsid w:val="6B200C1C"/>
     <w:multiLevelType w:val="multilevel"/>
     <w:tmpl w:val="9B34C158"/>
@@ -28736,7 +29783,7 @@
       </w:pPr>
     </w:lvl>
   </w:abstractNum>
-  <w:abstractNum w:abstractNumId="24" w15:restartNumberingAfterBreak="0">
+  <w:abstractNum w:abstractNumId="33" w15:restartNumberingAfterBreak="0">
     <w:nsid w:val="6CE85BD5"/>
     <w:multiLevelType w:val="multilevel"/>
     <w:tmpl w:val="A6CED16C"/>
@@ -28885,7 +29932,7 @@
       </w:rPr>
     </w:lvl>
   </w:abstractNum>
-  <w:abstractNum w:abstractNumId="25" w15:restartNumberingAfterBreak="0">
+  <w:abstractNum w:abstractNumId="34" w15:restartNumberingAfterBreak="0">
     <w:nsid w:val="6D936673"/>
     <w:multiLevelType w:val="multilevel"/>
     <w:tmpl w:val="0728CEE8"/>
@@ -29034,7 +30081,7 @@
       </w:rPr>
     </w:lvl>
   </w:abstractNum>
-  <w:abstractNum w:abstractNumId="26" w15:restartNumberingAfterBreak="0">
+  <w:abstractNum w:abstractNumId="35" w15:restartNumberingAfterBreak="0">
     <w:nsid w:val="6EB03716"/>
     <w:multiLevelType w:val="hybridMultilevel"/>
     <w:tmpl w:val="1B82C136"/>
@@ -29123,7 +30170,7 @@
       </w:pPr>
     </w:lvl>
   </w:abstractNum>
-  <w:abstractNum w:abstractNumId="27" w15:restartNumberingAfterBreak="0">
+  <w:abstractNum w:abstractNumId="36" w15:restartNumberingAfterBreak="0">
     <w:nsid w:val="702171F3"/>
     <w:multiLevelType w:val="multilevel"/>
     <w:tmpl w:val="6D64EEB6"/>
@@ -29272,7 +30319,7 @@
       </w:rPr>
     </w:lvl>
   </w:abstractNum>
-  <w:abstractNum w:abstractNumId="28" w15:restartNumberingAfterBreak="0">
+  <w:abstractNum w:abstractNumId="37" w15:restartNumberingAfterBreak="0">
     <w:nsid w:val="72125B11"/>
     <w:multiLevelType w:val="hybridMultilevel"/>
     <w:tmpl w:val="25EC1CE2"/>
@@ -29361,7 +30408,7 @@
       </w:pPr>
     </w:lvl>
   </w:abstractNum>
-  <w:abstractNum w:abstractNumId="29" w15:restartNumberingAfterBreak="0">
+  <w:abstractNum w:abstractNumId="38" w15:restartNumberingAfterBreak="0">
     <w:nsid w:val="744F4D49"/>
     <w:multiLevelType w:val="multilevel"/>
     <w:tmpl w:val="79345546"/>
@@ -29510,7 +30557,269 @@
       </w:rPr>
     </w:lvl>
   </w:abstractNum>
-  <w:abstractNum w:abstractNumId="30" w15:restartNumberingAfterBreak="0">
+  <w:abstractNum w:abstractNumId="39" w15:restartNumberingAfterBreak="0">
+    <w:nsid w:val="74913116"/>
+    <w:multiLevelType w:val="multilevel"/>
+    <w:tmpl w:val="B524A4F6"/>
+    <w:lvl w:ilvl="0">
+      <w:start w:val="1"/>
+      <w:numFmt w:val="bullet"/>
+      <w:lvlText w:val=""/>
+      <w:lvlJc w:val="left"/>
+      <w:pPr>
+        <w:tabs>
+          <w:tab w:val="num" w:pos="720"/>
+        </w:tabs>
+        <w:ind w:left="720" w:hanging="360"/>
+      </w:pPr>
+      <w:rPr>
+        <w:rFonts w:ascii="Symbol" w:hAnsi="Symbol" w:hint="default"/>
+        <w:sz w:val="20"/>
+      </w:rPr>
+    </w:lvl>
+    <w:lvl w:ilvl="1" w:tentative="1">
+      <w:start w:val="1"/>
+      <w:numFmt w:val="bullet"/>
+      <w:lvlText w:val="o"/>
+      <w:lvlJc w:val="left"/>
+      <w:pPr>
+        <w:tabs>
+          <w:tab w:val="num" w:pos="1440"/>
+        </w:tabs>
+        <w:ind w:left="1440" w:hanging="360"/>
+      </w:pPr>
+      <w:rPr>
+        <w:rFonts w:ascii="Courier New" w:hAnsi="Courier New" w:hint="default"/>
+        <w:sz w:val="20"/>
+      </w:rPr>
+    </w:lvl>
+    <w:lvl w:ilvl="2" w:tentative="1">
+      <w:start w:val="1"/>
+      <w:numFmt w:val="bullet"/>
+      <w:lvlText w:val=""/>
+      <w:lvlJc w:val="left"/>
+      <w:pPr>
+        <w:tabs>
+          <w:tab w:val="num" w:pos="2160"/>
+        </w:tabs>
+        <w:ind w:left="2160" w:hanging="360"/>
+      </w:pPr>
+      <w:rPr>
+        <w:rFonts w:ascii="Wingdings" w:hAnsi="Wingdings" w:hint="default"/>
+        <w:sz w:val="20"/>
+      </w:rPr>
+    </w:lvl>
+    <w:lvl w:ilvl="3" w:tentative="1">
+      <w:start w:val="1"/>
+      <w:numFmt w:val="bullet"/>
+      <w:lvlText w:val=""/>
+      <w:lvlJc w:val="left"/>
+      <w:pPr>
+        <w:tabs>
+          <w:tab w:val="num" w:pos="2880"/>
+        </w:tabs>
+        <w:ind w:left="2880" w:hanging="360"/>
+      </w:pPr>
+      <w:rPr>
+        <w:rFonts w:ascii="Wingdings" w:hAnsi="Wingdings" w:hint="default"/>
+        <w:sz w:val="20"/>
+      </w:rPr>
+    </w:lvl>
+    <w:lvl w:ilvl="4" w:tentative="1">
+      <w:start w:val="1"/>
+      <w:numFmt w:val="bullet"/>
+      <w:lvlText w:val=""/>
+      <w:lvlJc w:val="left"/>
+      <w:pPr>
+        <w:tabs>
+          <w:tab w:val="num" w:pos="3600"/>
+        </w:tabs>
+        <w:ind w:left="3600" w:hanging="360"/>
+      </w:pPr>
+      <w:rPr>
+        <w:rFonts w:ascii="Wingdings" w:hAnsi="Wingdings" w:hint="default"/>
+        <w:sz w:val="20"/>
+      </w:rPr>
+    </w:lvl>
+    <w:lvl w:ilvl="5" w:tentative="1">
+      <w:start w:val="1"/>
+      <w:numFmt w:val="bullet"/>
+      <w:lvlText w:val=""/>
+      <w:lvlJc w:val="left"/>
+      <w:pPr>
+        <w:tabs>
+          <w:tab w:val="num" w:pos="4320"/>
+        </w:tabs>
+        <w:ind w:left="4320" w:hanging="360"/>
+      </w:pPr>
+      <w:rPr>
+        <w:rFonts w:ascii="Wingdings" w:hAnsi="Wingdings" w:hint="default"/>
+        <w:sz w:val="20"/>
+      </w:rPr>
+    </w:lvl>
+    <w:lvl w:ilvl="6" w:tentative="1">
+      <w:start w:val="1"/>
+      <w:numFmt w:val="bullet"/>
+      <w:lvlText w:val=""/>
+      <w:lvlJc w:val="left"/>
+      <w:pPr>
+        <w:tabs>
+          <w:tab w:val="num" w:pos="5040"/>
+        </w:tabs>
+        <w:ind w:left="5040" w:hanging="360"/>
+      </w:pPr>
+      <w:rPr>
+        <w:rFonts w:ascii="Wingdings" w:hAnsi="Wingdings" w:hint="default"/>
+        <w:sz w:val="20"/>
+      </w:rPr>
+    </w:lvl>
+    <w:lvl w:ilvl="7" w:tentative="1">
+      <w:start w:val="1"/>
+      <w:numFmt w:val="bullet"/>
+      <w:lvlText w:val=""/>
+      <w:lvlJc w:val="left"/>
+      <w:pPr>
+        <w:tabs>
+          <w:tab w:val="num" w:pos="5760"/>
+        </w:tabs>
+        <w:ind w:left="5760" w:hanging="360"/>
+      </w:pPr>
+      <w:rPr>
+        <w:rFonts w:ascii="Wingdings" w:hAnsi="Wingdings" w:hint="default"/>
+        <w:sz w:val="20"/>
+      </w:rPr>
+    </w:lvl>
+    <w:lvl w:ilvl="8" w:tentative="1">
+      <w:start w:val="1"/>
+      <w:numFmt w:val="bullet"/>
+      <w:lvlText w:val=""/>
+      <w:lvlJc w:val="left"/>
+      <w:pPr>
+        <w:tabs>
+          <w:tab w:val="num" w:pos="6480"/>
+        </w:tabs>
+        <w:ind w:left="6480" w:hanging="360"/>
+      </w:pPr>
+      <w:rPr>
+        <w:rFonts w:ascii="Wingdings" w:hAnsi="Wingdings" w:hint="default"/>
+        <w:sz w:val="20"/>
+      </w:rPr>
+    </w:lvl>
+  </w:abstractNum>
+  <w:abstractNum w:abstractNumId="40" w15:restartNumberingAfterBreak="0">
+    <w:nsid w:val="799C16FF"/>
+    <w:multiLevelType w:val="hybridMultilevel"/>
+    <w:tmpl w:val="2592DE80"/>
+    <w:lvl w:ilvl="0" w:tplc="04090001">
+      <w:start w:val="1"/>
+      <w:numFmt w:val="bullet"/>
+      <w:lvlText w:val=""/>
+      <w:lvlJc w:val="left"/>
+      <w:pPr>
+        <w:ind w:left="440" w:hanging="440"/>
+      </w:pPr>
+      <w:rPr>
+        <w:rFonts w:ascii="Wingdings" w:hAnsi="Wingdings" w:hint="default"/>
+      </w:rPr>
+    </w:lvl>
+    <w:lvl w:ilvl="1" w:tplc="04090003" w:tentative="1">
+      <w:start w:val="1"/>
+      <w:numFmt w:val="bullet"/>
+      <w:lvlText w:val=""/>
+      <w:lvlJc w:val="left"/>
+      <w:pPr>
+        <w:ind w:left="880" w:hanging="440"/>
+      </w:pPr>
+      <w:rPr>
+        <w:rFonts w:ascii="Wingdings" w:hAnsi="Wingdings" w:hint="default"/>
+      </w:rPr>
+    </w:lvl>
+    <w:lvl w:ilvl="2" w:tplc="04090005" w:tentative="1">
+      <w:start w:val="1"/>
+      <w:numFmt w:val="bullet"/>
+      <w:lvlText w:val=""/>
+      <w:lvlJc w:val="left"/>
+      <w:pPr>
+        <w:ind w:left="1320" w:hanging="440"/>
+      </w:pPr>
+      <w:rPr>
+        <w:rFonts w:ascii="Wingdings" w:hAnsi="Wingdings" w:hint="default"/>
+      </w:rPr>
+    </w:lvl>
+    <w:lvl w:ilvl="3" w:tplc="04090001" w:tentative="1">
+      <w:start w:val="1"/>
+      <w:numFmt w:val="bullet"/>
+      <w:lvlText w:val=""/>
+      <w:lvlJc w:val="left"/>
+      <w:pPr>
+        <w:ind w:left="1760" w:hanging="440"/>
+      </w:pPr>
+      <w:rPr>
+        <w:rFonts w:ascii="Wingdings" w:hAnsi="Wingdings" w:hint="default"/>
+      </w:rPr>
+    </w:lvl>
+    <w:lvl w:ilvl="4" w:tplc="04090003" w:tentative="1">
+      <w:start w:val="1"/>
+      <w:numFmt w:val="bullet"/>
+      <w:lvlText w:val=""/>
+      <w:lvlJc w:val="left"/>
+      <w:pPr>
+        <w:ind w:left="2200" w:hanging="440"/>
+      </w:pPr>
+      <w:rPr>
+        <w:rFonts w:ascii="Wingdings" w:hAnsi="Wingdings" w:hint="default"/>
+      </w:rPr>
+    </w:lvl>
+    <w:lvl w:ilvl="5" w:tplc="04090005" w:tentative="1">
+      <w:start w:val="1"/>
+      <w:numFmt w:val="bullet"/>
+      <w:lvlText w:val=""/>
+      <w:lvlJc w:val="left"/>
+      <w:pPr>
+        <w:ind w:left="2640" w:hanging="440"/>
+      </w:pPr>
+      <w:rPr>
+        <w:rFonts w:ascii="Wingdings" w:hAnsi="Wingdings" w:hint="default"/>
+      </w:rPr>
+    </w:lvl>
+    <w:lvl w:ilvl="6" w:tplc="04090001" w:tentative="1">
+      <w:start w:val="1"/>
+      <w:numFmt w:val="bullet"/>
+      <w:lvlText w:val=""/>
+      <w:lvlJc w:val="left"/>
+      <w:pPr>
+        <w:ind w:left="3080" w:hanging="440"/>
+      </w:pPr>
+      <w:rPr>
+        <w:rFonts w:ascii="Wingdings" w:hAnsi="Wingdings" w:hint="default"/>
+      </w:rPr>
+    </w:lvl>
+    <w:lvl w:ilvl="7" w:tplc="04090003" w:tentative="1">
+      <w:start w:val="1"/>
+      <w:numFmt w:val="bullet"/>
+      <w:lvlText w:val=""/>
+      <w:lvlJc w:val="left"/>
+      <w:pPr>
+        <w:ind w:left="3520" w:hanging="440"/>
+      </w:pPr>
+      <w:rPr>
+        <w:rFonts w:ascii="Wingdings" w:hAnsi="Wingdings" w:hint="default"/>
+      </w:rPr>
+    </w:lvl>
+    <w:lvl w:ilvl="8" w:tplc="04090005" w:tentative="1">
+      <w:start w:val="1"/>
+      <w:numFmt w:val="bullet"/>
+      <w:lvlText w:val=""/>
+      <w:lvlJc w:val="left"/>
+      <w:pPr>
+        <w:ind w:left="3960" w:hanging="440"/>
+      </w:pPr>
+      <w:rPr>
+        <w:rFonts w:ascii="Wingdings" w:hAnsi="Wingdings" w:hint="default"/>
+      </w:rPr>
+    </w:lvl>
+  </w:abstractNum>
+  <w:abstractNum w:abstractNumId="41" w15:restartNumberingAfterBreak="0">
     <w:nsid w:val="7A751C22"/>
     <w:multiLevelType w:val="multilevel"/>
     <w:tmpl w:val="F40298DC"/>
@@ -29623,7 +30932,7 @@
       </w:pPr>
     </w:lvl>
   </w:abstractNum>
-  <w:abstractNum w:abstractNumId="31" w15:restartNumberingAfterBreak="0">
+  <w:abstractNum w:abstractNumId="42" w15:restartNumberingAfterBreak="0">
     <w:nsid w:val="7BA704AD"/>
     <w:multiLevelType w:val="multilevel"/>
     <w:tmpl w:val="02A602AE"/>
@@ -29772,7 +31081,7 @@
       </w:rPr>
     </w:lvl>
   </w:abstractNum>
-  <w:abstractNum w:abstractNumId="32" w15:restartNumberingAfterBreak="0">
+  <w:abstractNum w:abstractNumId="43" w15:restartNumberingAfterBreak="0">
     <w:nsid w:val="7D463E9C"/>
     <w:multiLevelType w:val="multilevel"/>
     <w:tmpl w:val="347CCE8A"/>
@@ -29921,7 +31230,7 @@
       </w:rPr>
     </w:lvl>
   </w:abstractNum>
-  <w:abstractNum w:abstractNumId="33" w15:restartNumberingAfterBreak="0">
+  <w:abstractNum w:abstractNumId="44" w15:restartNumberingAfterBreak="0">
     <w:nsid w:val="7D655F25"/>
     <w:multiLevelType w:val="multilevel"/>
     <w:tmpl w:val="B284E6C8"/>
@@ -30070,7 +31379,7 @@
       </w:rPr>
     </w:lvl>
   </w:abstractNum>
-  <w:abstractNum w:abstractNumId="34" w15:restartNumberingAfterBreak="0">
+  <w:abstractNum w:abstractNumId="45" w15:restartNumberingAfterBreak="0">
     <w:nsid w:val="7E281DAD"/>
     <w:multiLevelType w:val="multilevel"/>
     <w:tmpl w:val="38B021F2"/>
@@ -30219,7 +31528,7 @@
       </w:rPr>
     </w:lvl>
   </w:abstractNum>
-  <w:abstractNum w:abstractNumId="35" w15:restartNumberingAfterBreak="0">
+  <w:abstractNum w:abstractNumId="46" w15:restartNumberingAfterBreak="0">
     <w:nsid w:val="7F1E7B45"/>
     <w:multiLevelType w:val="multilevel"/>
     <w:tmpl w:val="9E28FE00"/>
@@ -30358,112 +31667,145 @@
     </w:lvl>
   </w:abstractNum>
   <w:num w:numId="1" w16cid:durableId="1255437523">
+    <w:abstractNumId w:val="17"/>
+  </w:num>
+  <w:num w:numId="2" w16cid:durableId="911235867">
+    <w:abstractNumId w:val="24"/>
+  </w:num>
+  <w:num w:numId="3" w16cid:durableId="1011028068">
+    <w:abstractNumId w:val="31"/>
+  </w:num>
+  <w:num w:numId="4" w16cid:durableId="461576885">
+    <w:abstractNumId w:val="35"/>
+  </w:num>
+  <w:num w:numId="5" w16cid:durableId="290791763">
+    <w:abstractNumId w:val="8"/>
+  </w:num>
+  <w:num w:numId="6" w16cid:durableId="1477797014">
+    <w:abstractNumId w:val="28"/>
+  </w:num>
+  <w:num w:numId="7" w16cid:durableId="1656254804">
+    <w:abstractNumId w:val="7"/>
+  </w:num>
+  <w:num w:numId="8" w16cid:durableId="1614440395">
+    <w:abstractNumId w:val="23"/>
+  </w:num>
+  <w:num w:numId="9" w16cid:durableId="1737127590">
+    <w:abstractNumId w:val="10"/>
+  </w:num>
+  <w:num w:numId="10" w16cid:durableId="1863399971">
+    <w:abstractNumId w:val="37"/>
+  </w:num>
+  <w:num w:numId="11" w16cid:durableId="1309555736">
+    <w:abstractNumId w:val="33"/>
+  </w:num>
+  <w:num w:numId="12" w16cid:durableId="716508437">
+    <w:abstractNumId w:val="34"/>
+  </w:num>
+  <w:num w:numId="13" w16cid:durableId="1499611504">
+    <w:abstractNumId w:val="45"/>
+  </w:num>
+  <w:num w:numId="14" w16cid:durableId="982320220">
+    <w:abstractNumId w:val="18"/>
+  </w:num>
+  <w:num w:numId="15" w16cid:durableId="797842979">
+    <w:abstractNumId w:val="29"/>
+  </w:num>
+  <w:num w:numId="16" w16cid:durableId="1250308526">
+    <w:abstractNumId w:val="14"/>
+  </w:num>
+  <w:num w:numId="17" w16cid:durableId="1809973658">
+    <w:abstractNumId w:val="9"/>
+  </w:num>
+  <w:num w:numId="18" w16cid:durableId="562064132">
+    <w:abstractNumId w:val="36"/>
+  </w:num>
+  <w:num w:numId="19" w16cid:durableId="228153480">
+    <w:abstractNumId w:val="44"/>
+  </w:num>
+  <w:num w:numId="20" w16cid:durableId="62290769">
+    <w:abstractNumId w:val="26"/>
+  </w:num>
+  <w:num w:numId="21" w16cid:durableId="1833642597">
+    <w:abstractNumId w:val="41"/>
+  </w:num>
+  <w:num w:numId="22" w16cid:durableId="2019888000">
+    <w:abstractNumId w:val="27"/>
+  </w:num>
+  <w:num w:numId="23" w16cid:durableId="236592173">
+    <w:abstractNumId w:val="42"/>
+  </w:num>
+  <w:num w:numId="24" w16cid:durableId="799343680">
+    <w:abstractNumId w:val="32"/>
+  </w:num>
+  <w:num w:numId="25" w16cid:durableId="1894543144">
+    <w:abstractNumId w:val="16"/>
+  </w:num>
+  <w:num w:numId="26" w16cid:durableId="1458640514">
+    <w:abstractNumId w:val="1"/>
+  </w:num>
+  <w:num w:numId="27" w16cid:durableId="573589603">
+    <w:abstractNumId w:val="25"/>
+  </w:num>
+  <w:num w:numId="28" w16cid:durableId="1258758617">
+    <w:abstractNumId w:val="21"/>
+  </w:num>
+  <w:num w:numId="29" w16cid:durableId="2077776171">
+    <w:abstractNumId w:val="38"/>
+  </w:num>
+  <w:num w:numId="30" w16cid:durableId="4792383">
     <w:abstractNumId w:val="11"/>
   </w:num>
-  <w:num w:numId="2" w16cid:durableId="911235867">
-    <w:abstractNumId w:val="16"/>
+  <w:num w:numId="31" w16cid:durableId="1540582619">
+    <w:abstractNumId w:val="46"/>
   </w:num>
-  <w:num w:numId="3" w16cid:durableId="1011028068">
-    <w:abstractNumId w:val="22"/>
+  <w:num w:numId="32" w16cid:durableId="636495952">
+    <w:abstractNumId w:val="6"/>
   </w:num>
-  <w:num w:numId="4" w16cid:durableId="461576885">
-    <w:abstractNumId w:val="26"/>
+  <w:num w:numId="33" w16cid:durableId="273289409">
+    <w:abstractNumId w:val="43"/>
   </w:num>
-  <w:num w:numId="5" w16cid:durableId="290791763">
+  <w:num w:numId="34" w16cid:durableId="78138412">
+    <w:abstractNumId w:val="20"/>
+  </w:num>
+  <w:num w:numId="35" w16cid:durableId="29844272">
+    <w:abstractNumId w:val="13"/>
+  </w:num>
+  <w:num w:numId="36" w16cid:durableId="795177559">
+    <w:abstractNumId w:val="12"/>
+  </w:num>
+  <w:num w:numId="37" w16cid:durableId="278533664">
+    <w:abstractNumId w:val="5"/>
+  </w:num>
+  <w:num w:numId="38" w16cid:durableId="1856266351">
+    <w:abstractNumId w:val="4"/>
+  </w:num>
+  <w:num w:numId="39" w16cid:durableId="1087924086">
+    <w:abstractNumId w:val="30"/>
+  </w:num>
+  <w:num w:numId="40" w16cid:durableId="212230924">
+    <w:abstractNumId w:val="39"/>
+  </w:num>
+  <w:num w:numId="41" w16cid:durableId="1735852580">
     <w:abstractNumId w:val="3"/>
   </w:num>
-  <w:num w:numId="6" w16cid:durableId="1477797014">
-    <w:abstractNumId w:val="20"/>
+  <w:num w:numId="42" w16cid:durableId="1589541592">
+    <w:abstractNumId w:val="15"/>
   </w:num>
-  <w:num w:numId="7" w16cid:durableId="1656254804">
+  <w:num w:numId="43" w16cid:durableId="770585579">
+    <w:abstractNumId w:val="0"/>
+  </w:num>
+  <w:num w:numId="44" w16cid:durableId="1488939269">
     <w:abstractNumId w:val="2"/>
   </w:num>
-  <w:num w:numId="8" w16cid:durableId="1614440395">
-    <w:abstractNumId w:val="15"/>
+  <w:num w:numId="45" w16cid:durableId="704981848">
+    <w:abstractNumId w:val="40"/>
   </w:num>
-  <w:num w:numId="9" w16cid:durableId="1737127590">
-    <w:abstractNumId w:val="5"/>
-  </w:num>
-  <w:num w:numId="10" w16cid:durableId="1863399971">
-    <w:abstractNumId w:val="28"/>
-  </w:num>
-  <w:num w:numId="11" w16cid:durableId="1309555736">
-    <w:abstractNumId w:val="24"/>
-  </w:num>
-  <w:num w:numId="12" w16cid:durableId="716508437">
-    <w:abstractNumId w:val="25"/>
-  </w:num>
-  <w:num w:numId="13" w16cid:durableId="1499611504">
-    <w:abstractNumId w:val="34"/>
-  </w:num>
-  <w:num w:numId="14" w16cid:durableId="982320220">
-    <w:abstractNumId w:val="12"/>
-  </w:num>
-  <w:num w:numId="15" w16cid:durableId="797842979">
-    <w:abstractNumId w:val="21"/>
-  </w:num>
-  <w:num w:numId="16" w16cid:durableId="1250308526">
-    <w:abstractNumId w:val="9"/>
-  </w:num>
-  <w:num w:numId="17" w16cid:durableId="1809973658">
-    <w:abstractNumId w:val="4"/>
-  </w:num>
-  <w:num w:numId="18" w16cid:durableId="562064132">
-    <w:abstractNumId w:val="27"/>
-  </w:num>
-  <w:num w:numId="19" w16cid:durableId="228153480">
-    <w:abstractNumId w:val="33"/>
-  </w:num>
-  <w:num w:numId="20" w16cid:durableId="62290769">
-    <w:abstractNumId w:val="18"/>
-  </w:num>
-  <w:num w:numId="21" w16cid:durableId="1833642597">
-    <w:abstractNumId w:val="30"/>
-  </w:num>
-  <w:num w:numId="22" w16cid:durableId="2019888000">
+  <w:num w:numId="46" w16cid:durableId="2000495309">
     <w:abstractNumId w:val="19"/>
   </w:num>
-  <w:num w:numId="23" w16cid:durableId="236592173">
-    <w:abstractNumId w:val="31"/>
-  </w:num>
-  <w:num w:numId="24" w16cid:durableId="799343680">
-    <w:abstractNumId w:val="23"/>
-  </w:num>
-  <w:num w:numId="25" w16cid:durableId="1894543144">
-    <w:abstractNumId w:val="10"/>
-  </w:num>
-  <w:num w:numId="26" w16cid:durableId="1458640514">
-    <w:abstractNumId w:val="0"/>
-  </w:num>
-  <w:num w:numId="27" w16cid:durableId="573589603">
-    <w:abstractNumId w:val="17"/>
-  </w:num>
-  <w:num w:numId="28" w16cid:durableId="1258758617">
-    <w:abstractNumId w:val="14"/>
-  </w:num>
-  <w:num w:numId="29" w16cid:durableId="2077776171">
-    <w:abstractNumId w:val="29"/>
-  </w:num>
-  <w:num w:numId="30" w16cid:durableId="4792383">
-    <w:abstractNumId w:val="6"/>
-  </w:num>
-  <w:num w:numId="31" w16cid:durableId="1540582619">
-    <w:abstractNumId w:val="35"/>
-  </w:num>
-  <w:num w:numId="32" w16cid:durableId="636495952">
-    <w:abstractNumId w:val="1"/>
-  </w:num>
-  <w:num w:numId="33" w16cid:durableId="273289409">
-    <w:abstractNumId w:val="32"/>
-  </w:num>
-  <w:num w:numId="34" w16cid:durableId="78138412">
-    <w:abstractNumId w:val="13"/>
-  </w:num>
-  <w:num w:numId="35" w16cid:durableId="29844272">
-    <w:abstractNumId w:val="8"/>
-  </w:num>
-  <w:num w:numId="36" w16cid:durableId="795177559">
-    <w:abstractNumId w:val="7"/>
+  <w:num w:numId="47" w16cid:durableId="13851320">
+    <w:abstractNumId w:val="22"/>
   </w:num>
 </w:numbering>
 </file>
@@ -30863,7 +32205,7 @@
   <w:style w:type="paragraph" w:default="1" w:styleId="a">
     <w:name w:val="Normal"/>
     <w:qFormat/>
-    <w:rsid w:val="00CF6D83"/>
+    <w:rsid w:val="00FD58FF"/>
     <w:pPr>
       <w:widowControl w:val="0"/>
       <w:jc w:val="both"/>

--- a/lesson/12.9课时1.docx
+++ b/lesson/12.9课时1.docx
@@ -1510,7 +1510,7 @@
           <w:r>
             <w:fldChar w:fldCharType="separate"/>
           </w:r>
-          <w:hyperlink w:anchor="_Toc221729779" w:history="1">
+          <w:hyperlink w:anchor="_Toc225023917" w:history="1">
             <w:r>
               <w:rPr>
                 <w:rStyle w:val="af3"/>
@@ -1548,7 +1548,7 @@
                 <w:noProof/>
                 <w:webHidden/>
               </w:rPr>
-              <w:instrText>PAGEREF _Toc221729779 \h</w:instrText>
+              <w:instrText>PAGEREF _Toc225023917 \h</w:instrText>
             </w:r>
             <w:r>
               <w:rPr>
@@ -1579,7 +1579,7 @@
                 <w:noProof/>
                 <w:webHidden/>
               </w:rPr>
-              <w:t>1</w:t>
+              <w:t>2</w:t>
             </w:r>
             <w:r>
               <w:rPr>
@@ -1605,7 +1605,7 @@
               <w14:ligatures w14:val="standardContextual"/>
             </w:rPr>
           </w:pPr>
-          <w:hyperlink w:anchor="_Toc221729780" w:history="1">
+          <w:hyperlink w:anchor="_Toc225023918" w:history="1">
             <w:r>
               <w:rPr>
                 <w:rStyle w:val="af3"/>
@@ -1643,7 +1643,7 @@
                 <w:noProof/>
                 <w:webHidden/>
               </w:rPr>
-              <w:instrText>PAGEREF _Toc221729780 \h</w:instrText>
+              <w:instrText>PAGEREF _Toc225023918 \h</w:instrText>
             </w:r>
             <w:r>
               <w:rPr>
@@ -1700,7 +1700,7 @@
               <w14:ligatures w14:val="standardContextual"/>
             </w:rPr>
           </w:pPr>
-          <w:hyperlink w:anchor="_Toc221729781" w:history="1">
+          <w:hyperlink w:anchor="_Toc225023919" w:history="1">
             <w:r>
               <w:rPr>
                 <w:rStyle w:val="af3"/>
@@ -1738,7 +1738,7 @@
                 <w:noProof/>
                 <w:webHidden/>
               </w:rPr>
-              <w:instrText>PAGEREF _Toc221729781 \h</w:instrText>
+              <w:instrText>PAGEREF _Toc225023919 \h</w:instrText>
             </w:r>
             <w:r>
               <w:rPr>
@@ -1769,7 +1769,7 @@
                 <w:noProof/>
                 <w:webHidden/>
               </w:rPr>
-              <w:t>4</w:t>
+              <w:t>5</w:t>
             </w:r>
             <w:r>
               <w:rPr>
@@ -1795,7 +1795,7 @@
               <w14:ligatures w14:val="standardContextual"/>
             </w:rPr>
           </w:pPr>
-          <w:hyperlink w:anchor="_Toc221729782" w:history="1">
+          <w:hyperlink w:anchor="_Toc225023920" w:history="1">
             <w:r>
               <w:rPr>
                 <w:rStyle w:val="af3"/>
@@ -1833,7 +1833,7 @@
                 <w:noProof/>
                 <w:webHidden/>
               </w:rPr>
-              <w:instrText>PAGEREF _Toc221729782 \h</w:instrText>
+              <w:instrText>PAGEREF _Toc225023920 \h</w:instrText>
             </w:r>
             <w:r>
               <w:rPr>
@@ -1890,7 +1890,7 @@
               <w14:ligatures w14:val="standardContextual"/>
             </w:rPr>
           </w:pPr>
-          <w:hyperlink w:anchor="_Toc221729783" w:history="1">
+          <w:hyperlink w:anchor="_Toc225023921" w:history="1">
             <w:r>
               <w:rPr>
                 <w:rStyle w:val="af3"/>
@@ -1928,7 +1928,7 @@
                 <w:noProof/>
                 <w:webHidden/>
               </w:rPr>
-              <w:instrText>PAGEREF _Toc221729783 \h</w:instrText>
+              <w:instrText>PAGEREF _Toc225023921 \h</w:instrText>
             </w:r>
             <w:r>
               <w:rPr>
@@ -1985,7 +1985,7 @@
               <w14:ligatures w14:val="standardContextual"/>
             </w:rPr>
           </w:pPr>
-          <w:hyperlink w:anchor="_Toc221729784" w:history="1">
+          <w:hyperlink w:anchor="_Toc225023922" w:history="1">
             <w:r>
               <w:rPr>
                 <w:rStyle w:val="af3"/>
@@ -2023,7 +2023,7 @@
                 <w:noProof/>
                 <w:webHidden/>
               </w:rPr>
-              <w:instrText>PAGEREF _Toc221729784 \h</w:instrText>
+              <w:instrText>PAGEREF _Toc225023922 \h</w:instrText>
             </w:r>
             <w:r>
               <w:rPr>
@@ -2080,7 +2080,7 @@
               <w14:ligatures w14:val="standardContextual"/>
             </w:rPr>
           </w:pPr>
-          <w:hyperlink w:anchor="_Toc221729785" w:history="1">
+          <w:hyperlink w:anchor="_Toc225023923" w:history="1">
             <w:r>
               <w:rPr>
                 <w:rStyle w:val="af3"/>
@@ -2118,7 +2118,7 @@
                 <w:noProof/>
                 <w:webHidden/>
               </w:rPr>
-              <w:instrText>PAGEREF _Toc221729785 \h</w:instrText>
+              <w:instrText>PAGEREF _Toc225023923 \h</w:instrText>
             </w:r>
             <w:r>
               <w:rPr>
@@ -2149,7 +2149,7 @@
                 <w:noProof/>
                 <w:webHidden/>
               </w:rPr>
-              <w:t>9</w:t>
+              <w:t>10</w:t>
             </w:r>
             <w:r>
               <w:rPr>
@@ -2175,7 +2175,7 @@
               <w14:ligatures w14:val="standardContextual"/>
             </w:rPr>
           </w:pPr>
-          <w:hyperlink w:anchor="_Toc221729786" w:history="1">
+          <w:hyperlink w:anchor="_Toc225023924" w:history="1">
             <w:r>
               <w:rPr>
                 <w:rStyle w:val="af3"/>
@@ -2213,7 +2213,7 @@
                 <w:noProof/>
                 <w:webHidden/>
               </w:rPr>
-              <w:instrText>PAGEREF _Toc221729786 \h</w:instrText>
+              <w:instrText>PAGEREF _Toc225023924 \h</w:instrText>
             </w:r>
             <w:r>
               <w:rPr>
@@ -2244,7 +2244,7 @@
                 <w:noProof/>
                 <w:webHidden/>
               </w:rPr>
-              <w:t>10</w:t>
+              <w:t>11</w:t>
             </w:r>
             <w:r>
               <w:rPr>
@@ -2270,7 +2270,7 @@
               <w14:ligatures w14:val="standardContextual"/>
             </w:rPr>
           </w:pPr>
-          <w:hyperlink w:anchor="_Toc221729787" w:history="1">
+          <w:hyperlink w:anchor="_Toc225023925" w:history="1">
             <w:r>
               <w:rPr>
                 <w:rStyle w:val="af3"/>
@@ -2308,7 +2308,7 @@
                 <w:noProof/>
                 <w:webHidden/>
               </w:rPr>
-              <w:instrText>PAGEREF _Toc221729787 \h</w:instrText>
+              <w:instrText>PAGEREF _Toc225023925 \h</w:instrText>
             </w:r>
             <w:r>
               <w:rPr>
@@ -2365,7 +2365,7 @@
               <w14:ligatures w14:val="standardContextual"/>
             </w:rPr>
           </w:pPr>
-          <w:hyperlink w:anchor="_Toc221729788" w:history="1">
+          <w:hyperlink w:anchor="_Toc225023926" w:history="1">
             <w:r>
               <w:rPr>
                 <w:rStyle w:val="af3"/>
@@ -2403,7 +2403,7 @@
                 <w:noProof/>
                 <w:webHidden/>
               </w:rPr>
-              <w:instrText>PAGEREF _Toc221729788 \h</w:instrText>
+              <w:instrText>PAGEREF _Toc225023926 \h</w:instrText>
             </w:r>
             <w:r>
               <w:rPr>
@@ -2434,7 +2434,7 @@
                 <w:noProof/>
                 <w:webHidden/>
               </w:rPr>
-              <w:t>12</w:t>
+              <w:t>13</w:t>
             </w:r>
             <w:r>
               <w:rPr>
@@ -2460,7 +2460,7 @@
               <w14:ligatures w14:val="standardContextual"/>
             </w:rPr>
           </w:pPr>
-          <w:hyperlink w:anchor="_Toc221729789" w:history="1">
+          <w:hyperlink w:anchor="_Toc225023927" w:history="1">
             <w:r>
               <w:rPr>
                 <w:rStyle w:val="af3"/>
@@ -2498,7 +2498,7 @@
                 <w:noProof/>
                 <w:webHidden/>
               </w:rPr>
-              <w:instrText>PAGEREF _Toc221729789 \h</w:instrText>
+              <w:instrText>PAGEREF _Toc225023927 \h</w:instrText>
             </w:r>
             <w:r>
               <w:rPr>
@@ -2555,7 +2555,7 @@
               <w14:ligatures w14:val="standardContextual"/>
             </w:rPr>
           </w:pPr>
-          <w:hyperlink w:anchor="_Toc221729790" w:history="1">
+          <w:hyperlink w:anchor="_Toc225023928" w:history="1">
             <w:r>
               <w:rPr>
                 <w:rStyle w:val="af3"/>
@@ -2593,7 +2593,7 @@
                 <w:noProof/>
                 <w:webHidden/>
               </w:rPr>
-              <w:instrText>PAGEREF _Toc221729790 \h</w:instrText>
+              <w:instrText>PAGEREF _Toc225023928 \h</w:instrText>
             </w:r>
             <w:r>
               <w:rPr>
@@ -2624,7 +2624,7 @@
                 <w:noProof/>
                 <w:webHidden/>
               </w:rPr>
-              <w:t>13</w:t>
+              <w:t>14</w:t>
             </w:r>
             <w:r>
               <w:rPr>
@@ -2650,7 +2650,7 @@
               <w14:ligatures w14:val="standardContextual"/>
             </w:rPr>
           </w:pPr>
-          <w:hyperlink w:anchor="_Toc221729791" w:history="1">
+          <w:hyperlink w:anchor="_Toc225023929" w:history="1">
             <w:r>
               <w:rPr>
                 <w:rStyle w:val="af3"/>
@@ -2688,7 +2688,7 @@
                 <w:noProof/>
                 <w:webHidden/>
               </w:rPr>
-              <w:instrText>PAGEREF _Toc221729791 \h</w:instrText>
+              <w:instrText>PAGEREF _Toc225023929 \h</w:instrText>
             </w:r>
             <w:r>
               <w:rPr>
@@ -2719,7 +2719,7 @@
                 <w:noProof/>
                 <w:webHidden/>
               </w:rPr>
-              <w:t>14</w:t>
+              <w:t>15</w:t>
             </w:r>
             <w:r>
               <w:rPr>
@@ -2745,7 +2745,7 @@
               <w14:ligatures w14:val="standardContextual"/>
             </w:rPr>
           </w:pPr>
-          <w:hyperlink w:anchor="_Toc221729792" w:history="1">
+          <w:hyperlink w:anchor="_Toc225023930" w:history="1">
             <w:r>
               <w:rPr>
                 <w:rStyle w:val="af3"/>
@@ -2783,7 +2783,7 @@
                 <w:noProof/>
                 <w:webHidden/>
               </w:rPr>
-              <w:instrText>PAGEREF _Toc221729792 \h</w:instrText>
+              <w:instrText>PAGEREF _Toc225023930 \h</w:instrText>
             </w:r>
             <w:r>
               <w:rPr>
@@ -2814,7 +2814,7 @@
                 <w:noProof/>
                 <w:webHidden/>
               </w:rPr>
-              <w:t>20</w:t>
+              <w:t>21</w:t>
             </w:r>
             <w:r>
               <w:rPr>
@@ -2840,7 +2840,7 @@
               <w14:ligatures w14:val="standardContextual"/>
             </w:rPr>
           </w:pPr>
-          <w:hyperlink w:anchor="_Toc221729793" w:history="1">
+          <w:hyperlink w:anchor="_Toc225023931" w:history="1">
             <w:r>
               <w:rPr>
                 <w:rStyle w:val="af3"/>
@@ -2878,7 +2878,7 @@
                 <w:noProof/>
                 <w:webHidden/>
               </w:rPr>
-              <w:instrText>PAGEREF _Toc221729793 \h</w:instrText>
+              <w:instrText>PAGEREF _Toc225023931 \h</w:instrText>
             </w:r>
             <w:r>
               <w:rPr>
@@ -2935,7 +2935,7 @@
               <w14:ligatures w14:val="standardContextual"/>
             </w:rPr>
           </w:pPr>
-          <w:hyperlink w:anchor="_Toc221729794" w:history="1">
+          <w:hyperlink w:anchor="_Toc225023932" w:history="1">
             <w:r>
               <w:rPr>
                 <w:rStyle w:val="af3"/>
@@ -2973,7 +2973,7 @@
                 <w:noProof/>
                 <w:webHidden/>
               </w:rPr>
-              <w:instrText>PAGEREF _Toc221729794 \h</w:instrText>
+              <w:instrText>PAGEREF _Toc225023932 \h</w:instrText>
             </w:r>
             <w:r>
               <w:rPr>
@@ -3004,7 +3004,7 @@
                 <w:noProof/>
                 <w:webHidden/>
               </w:rPr>
-              <w:t>23</w:t>
+              <w:t>24</w:t>
             </w:r>
             <w:r>
               <w:rPr>
@@ -3025,9 +3025,12 @@
             <w:rPr>
               <w:rFonts w:hint="eastAsia"/>
               <w:noProof/>
+              <w:sz w:val="22"/>
+              <w:szCs w:val="24"/>
+              <w14:ligatures w14:val="standardContextual"/>
             </w:rPr>
           </w:pPr>
-          <w:hyperlink w:anchor="_Toc221729795" w:history="1">
+          <w:hyperlink w:anchor="_Toc225023933" w:history="1">
             <w:r>
               <w:rPr>
                 <w:rStyle w:val="af3"/>
@@ -3065,7 +3068,7 @@
                 <w:noProof/>
                 <w:webHidden/>
               </w:rPr>
-              <w:instrText>PAGEREF _Toc221729795 \h</w:instrText>
+              <w:instrText>PAGEREF _Toc225023933 \h</w:instrText>
             </w:r>
             <w:r>
               <w:rPr>
@@ -3122,7 +3125,7 @@
               <w14:ligatures w14:val="standardContextual"/>
             </w:rPr>
           </w:pPr>
-          <w:hyperlink w:anchor="_Toc221729796" w:history="1">
+          <w:hyperlink w:anchor="_Toc225023934" w:history="1">
             <w:r>
               <w:rPr>
                 <w:rStyle w:val="af3"/>
@@ -3160,7 +3163,7 @@
                 <w:noProof/>
                 <w:webHidden/>
               </w:rPr>
-              <w:instrText>PAGEREF _Toc221729796 \h</w:instrText>
+              <w:instrText>PAGEREF _Toc225023934 \h</w:instrText>
             </w:r>
             <w:r>
               <w:rPr>
@@ -3217,7 +3220,7 @@
               <w14:ligatures w14:val="standardContextual"/>
             </w:rPr>
           </w:pPr>
-          <w:hyperlink w:anchor="_Toc221729797" w:history="1">
+          <w:hyperlink w:anchor="_Toc225023935" w:history="1">
             <w:r>
               <w:rPr>
                 <w:rStyle w:val="af3"/>
@@ -3255,7 +3258,7 @@
                 <w:noProof/>
                 <w:webHidden/>
               </w:rPr>
-              <w:instrText>PAGEREF _Toc221729797 \h</w:instrText>
+              <w:instrText>PAGEREF _Toc225023935 \h</w:instrText>
             </w:r>
             <w:r>
               <w:rPr>
@@ -3287,6 +3290,481 @@
                 <w:webHidden/>
               </w:rPr>
               <w:t>29</w:t>
+            </w:r>
+            <w:r>
+              <w:rPr>
+                <w:rFonts w:hint="eastAsia"/>
+                <w:noProof/>
+                <w:webHidden/>
+              </w:rPr>
+              <w:fldChar w:fldCharType="end"/>
+            </w:r>
+          </w:hyperlink>
+        </w:p>
+        <w:p>
+          <w:pPr>
+            <w:pStyle w:val="TOC1"/>
+            <w:tabs>
+              <w:tab w:val="right" w:leader="dot" w:pos="8296"/>
+            </w:tabs>
+            <w:rPr>
+              <w:rFonts w:hint="eastAsia"/>
+              <w:noProof/>
+              <w:sz w:val="22"/>
+              <w:szCs w:val="24"/>
+              <w14:ligatures w14:val="standardContextual"/>
+            </w:rPr>
+          </w:pPr>
+          <w:hyperlink w:anchor="_Toc225023936" w:history="1">
+            <w:r>
+              <w:rPr>
+                <w:rStyle w:val="af3"/>
+                <w:rFonts w:hint="eastAsia"/>
+                <w:noProof/>
+              </w:rPr>
+              <w:t>02.11课时19——网络</w:t>
+            </w:r>
+            <w:r>
+              <w:rPr>
+                <w:rFonts w:hint="eastAsia"/>
+                <w:noProof/>
+                <w:webHidden/>
+              </w:rPr>
+              <w:tab/>
+            </w:r>
+            <w:r>
+              <w:rPr>
+                <w:rFonts w:hint="eastAsia"/>
+                <w:noProof/>
+                <w:webHidden/>
+              </w:rPr>
+              <w:fldChar w:fldCharType="begin"/>
+            </w:r>
+            <w:r>
+              <w:rPr>
+                <w:rFonts w:hint="eastAsia"/>
+                <w:noProof/>
+                <w:webHidden/>
+              </w:rPr>
+              <w:instrText xml:space="preserve"> </w:instrText>
+            </w:r>
+            <w:r>
+              <w:rPr>
+                <w:noProof/>
+                <w:webHidden/>
+              </w:rPr>
+              <w:instrText>PAGEREF _Toc225023936 \h</w:instrText>
+            </w:r>
+            <w:r>
+              <w:rPr>
+                <w:rFonts w:hint="eastAsia"/>
+                <w:noProof/>
+                <w:webHidden/>
+              </w:rPr>
+              <w:instrText xml:space="preserve"> </w:instrText>
+            </w:r>
+            <w:r>
+              <w:rPr>
+                <w:rFonts w:hint="eastAsia"/>
+                <w:noProof/>
+                <w:webHidden/>
+              </w:rPr>
+            </w:r>
+            <w:r>
+              <w:rPr>
+                <w:rFonts w:hint="eastAsia"/>
+                <w:noProof/>
+                <w:webHidden/>
+              </w:rPr>
+              <w:fldChar w:fldCharType="separate"/>
+            </w:r>
+            <w:r>
+              <w:rPr>
+                <w:rFonts w:hint="eastAsia"/>
+                <w:noProof/>
+                <w:webHidden/>
+              </w:rPr>
+              <w:t>31</w:t>
+            </w:r>
+            <w:r>
+              <w:rPr>
+                <w:rFonts w:hint="eastAsia"/>
+                <w:noProof/>
+                <w:webHidden/>
+              </w:rPr>
+              <w:fldChar w:fldCharType="end"/>
+            </w:r>
+          </w:hyperlink>
+        </w:p>
+        <w:p>
+          <w:pPr>
+            <w:pStyle w:val="TOC1"/>
+            <w:tabs>
+              <w:tab w:val="right" w:leader="dot" w:pos="8296"/>
+            </w:tabs>
+            <w:rPr>
+              <w:rFonts w:hint="eastAsia"/>
+              <w:noProof/>
+              <w:sz w:val="22"/>
+              <w:szCs w:val="24"/>
+              <w14:ligatures w14:val="standardContextual"/>
+            </w:rPr>
+          </w:pPr>
+          <w:hyperlink w:anchor="_Toc225023937" w:history="1">
+            <w:r>
+              <w:rPr>
+                <w:rStyle w:val="af3"/>
+                <w:rFonts w:hint="eastAsia"/>
+                <w:noProof/>
+              </w:rPr>
+              <w:t>03.05课时20——面试题：行为场景题</w:t>
+            </w:r>
+            <w:r>
+              <w:rPr>
+                <w:rFonts w:hint="eastAsia"/>
+                <w:noProof/>
+                <w:webHidden/>
+              </w:rPr>
+              <w:tab/>
+            </w:r>
+            <w:r>
+              <w:rPr>
+                <w:rFonts w:hint="eastAsia"/>
+                <w:noProof/>
+                <w:webHidden/>
+              </w:rPr>
+              <w:fldChar w:fldCharType="begin"/>
+            </w:r>
+            <w:r>
+              <w:rPr>
+                <w:rFonts w:hint="eastAsia"/>
+                <w:noProof/>
+                <w:webHidden/>
+              </w:rPr>
+              <w:instrText xml:space="preserve"> </w:instrText>
+            </w:r>
+            <w:r>
+              <w:rPr>
+                <w:noProof/>
+                <w:webHidden/>
+              </w:rPr>
+              <w:instrText>PAGEREF _Toc225023937 \h</w:instrText>
+            </w:r>
+            <w:r>
+              <w:rPr>
+                <w:rFonts w:hint="eastAsia"/>
+                <w:noProof/>
+                <w:webHidden/>
+              </w:rPr>
+              <w:instrText xml:space="preserve"> </w:instrText>
+            </w:r>
+            <w:r>
+              <w:rPr>
+                <w:rFonts w:hint="eastAsia"/>
+                <w:noProof/>
+                <w:webHidden/>
+              </w:rPr>
+            </w:r>
+            <w:r>
+              <w:rPr>
+                <w:rFonts w:hint="eastAsia"/>
+                <w:noProof/>
+                <w:webHidden/>
+              </w:rPr>
+              <w:fldChar w:fldCharType="separate"/>
+            </w:r>
+            <w:r>
+              <w:rPr>
+                <w:rFonts w:hint="eastAsia"/>
+                <w:noProof/>
+                <w:webHidden/>
+              </w:rPr>
+              <w:t>32</w:t>
+            </w:r>
+            <w:r>
+              <w:rPr>
+                <w:rFonts w:hint="eastAsia"/>
+                <w:noProof/>
+                <w:webHidden/>
+              </w:rPr>
+              <w:fldChar w:fldCharType="end"/>
+            </w:r>
+          </w:hyperlink>
+        </w:p>
+        <w:p>
+          <w:pPr>
+            <w:pStyle w:val="TOC1"/>
+            <w:tabs>
+              <w:tab w:val="right" w:leader="dot" w:pos="8296"/>
+            </w:tabs>
+            <w:rPr>
+              <w:rFonts w:hint="eastAsia"/>
+              <w:noProof/>
+              <w:sz w:val="22"/>
+              <w:szCs w:val="24"/>
+              <w14:ligatures w14:val="standardContextual"/>
+            </w:rPr>
+          </w:pPr>
+          <w:hyperlink w:anchor="_Toc225023938" w:history="1">
+            <w:r>
+              <w:rPr>
+                <w:rStyle w:val="af3"/>
+                <w:rFonts w:hint="eastAsia"/>
+                <w:noProof/>
+              </w:rPr>
+              <w:t>03.12课时21——面试题：行为场景题</w:t>
+            </w:r>
+            <w:r>
+              <w:rPr>
+                <w:rFonts w:hint="eastAsia"/>
+                <w:noProof/>
+                <w:webHidden/>
+              </w:rPr>
+              <w:tab/>
+            </w:r>
+            <w:r>
+              <w:rPr>
+                <w:rFonts w:hint="eastAsia"/>
+                <w:noProof/>
+                <w:webHidden/>
+              </w:rPr>
+              <w:fldChar w:fldCharType="begin"/>
+            </w:r>
+            <w:r>
+              <w:rPr>
+                <w:rFonts w:hint="eastAsia"/>
+                <w:noProof/>
+                <w:webHidden/>
+              </w:rPr>
+              <w:instrText xml:space="preserve"> </w:instrText>
+            </w:r>
+            <w:r>
+              <w:rPr>
+                <w:noProof/>
+                <w:webHidden/>
+              </w:rPr>
+              <w:instrText>PAGEREF _Toc225023938 \h</w:instrText>
+            </w:r>
+            <w:r>
+              <w:rPr>
+                <w:rFonts w:hint="eastAsia"/>
+                <w:noProof/>
+                <w:webHidden/>
+              </w:rPr>
+              <w:instrText xml:space="preserve"> </w:instrText>
+            </w:r>
+            <w:r>
+              <w:rPr>
+                <w:rFonts w:hint="eastAsia"/>
+                <w:noProof/>
+                <w:webHidden/>
+              </w:rPr>
+            </w:r>
+            <w:r>
+              <w:rPr>
+                <w:rFonts w:hint="eastAsia"/>
+                <w:noProof/>
+                <w:webHidden/>
+              </w:rPr>
+              <w:fldChar w:fldCharType="separate"/>
+            </w:r>
+            <w:r>
+              <w:rPr>
+                <w:rFonts w:hint="eastAsia"/>
+                <w:noProof/>
+                <w:webHidden/>
+              </w:rPr>
+              <w:t>33</w:t>
+            </w:r>
+            <w:r>
+              <w:rPr>
+                <w:rFonts w:hint="eastAsia"/>
+                <w:noProof/>
+                <w:webHidden/>
+              </w:rPr>
+              <w:fldChar w:fldCharType="end"/>
+            </w:r>
+          </w:hyperlink>
+        </w:p>
+        <w:p>
+          <w:pPr>
+            <w:pStyle w:val="TOC1"/>
+            <w:tabs>
+              <w:tab w:val="right" w:leader="dot" w:pos="8296"/>
+            </w:tabs>
+            <w:rPr>
+              <w:rFonts w:hint="eastAsia"/>
+              <w:noProof/>
+              <w:sz w:val="22"/>
+              <w:szCs w:val="24"/>
+              <w14:ligatures w14:val="standardContextual"/>
+            </w:rPr>
+          </w:pPr>
+          <w:hyperlink w:anchor="_Toc225023939" w:history="1">
+            <w:r>
+              <w:rPr>
+                <w:rStyle w:val="af3"/>
+                <w:rFonts w:hint="eastAsia"/>
+                <w:noProof/>
+              </w:rPr>
+              <w:t>03.17课时22——性能指标优化</w:t>
+            </w:r>
+            <w:r>
+              <w:rPr>
+                <w:rFonts w:hint="eastAsia"/>
+                <w:noProof/>
+                <w:webHidden/>
+              </w:rPr>
+              <w:tab/>
+            </w:r>
+            <w:r>
+              <w:rPr>
+                <w:rFonts w:hint="eastAsia"/>
+                <w:noProof/>
+                <w:webHidden/>
+              </w:rPr>
+              <w:fldChar w:fldCharType="begin"/>
+            </w:r>
+            <w:r>
+              <w:rPr>
+                <w:rFonts w:hint="eastAsia"/>
+                <w:noProof/>
+                <w:webHidden/>
+              </w:rPr>
+              <w:instrText xml:space="preserve"> </w:instrText>
+            </w:r>
+            <w:r>
+              <w:rPr>
+                <w:noProof/>
+                <w:webHidden/>
+              </w:rPr>
+              <w:instrText>PAGEREF _Toc225023939 \h</w:instrText>
+            </w:r>
+            <w:r>
+              <w:rPr>
+                <w:rFonts w:hint="eastAsia"/>
+                <w:noProof/>
+                <w:webHidden/>
+              </w:rPr>
+              <w:instrText xml:space="preserve"> </w:instrText>
+            </w:r>
+            <w:r>
+              <w:rPr>
+                <w:rFonts w:hint="eastAsia"/>
+                <w:noProof/>
+                <w:webHidden/>
+              </w:rPr>
+            </w:r>
+            <w:r>
+              <w:rPr>
+                <w:rFonts w:hint="eastAsia"/>
+                <w:noProof/>
+                <w:webHidden/>
+              </w:rPr>
+              <w:fldChar w:fldCharType="separate"/>
+            </w:r>
+            <w:r>
+              <w:rPr>
+                <w:rFonts w:hint="eastAsia"/>
+                <w:noProof/>
+                <w:webHidden/>
+              </w:rPr>
+              <w:t>36</w:t>
+            </w:r>
+            <w:r>
+              <w:rPr>
+                <w:rFonts w:hint="eastAsia"/>
+                <w:noProof/>
+                <w:webHidden/>
+              </w:rPr>
+              <w:fldChar w:fldCharType="end"/>
+            </w:r>
+          </w:hyperlink>
+        </w:p>
+        <w:p>
+          <w:pPr>
+            <w:pStyle w:val="TOC1"/>
+            <w:tabs>
+              <w:tab w:val="right" w:leader="dot" w:pos="8296"/>
+            </w:tabs>
+            <w:rPr>
+              <w:rFonts w:hint="eastAsia"/>
+              <w:noProof/>
+              <w:sz w:val="22"/>
+              <w:szCs w:val="24"/>
+              <w14:ligatures w14:val="standardContextual"/>
+            </w:rPr>
+          </w:pPr>
+          <w:hyperlink w:anchor="_Toc225023940" w:history="1">
+            <w:r>
+              <w:rPr>
+                <w:rStyle w:val="af3"/>
+                <w:rFonts w:hint="eastAsia"/>
+                <w:noProof/>
+              </w:rPr>
+              <w:t>03.19课时23——技术场景题</w:t>
+            </w:r>
+            <w:r>
+              <w:rPr>
+                <w:rFonts w:hint="eastAsia"/>
+                <w:noProof/>
+                <w:webHidden/>
+              </w:rPr>
+              <w:tab/>
+            </w:r>
+            <w:r>
+              <w:rPr>
+                <w:rFonts w:hint="eastAsia"/>
+                <w:noProof/>
+                <w:webHidden/>
+              </w:rPr>
+              <w:fldChar w:fldCharType="begin"/>
+            </w:r>
+            <w:r>
+              <w:rPr>
+                <w:rFonts w:hint="eastAsia"/>
+                <w:noProof/>
+                <w:webHidden/>
+              </w:rPr>
+              <w:instrText xml:space="preserve"> </w:instrText>
+            </w:r>
+            <w:r>
+              <w:rPr>
+                <w:noProof/>
+                <w:webHidden/>
+              </w:rPr>
+              <w:instrText>PAGEREF _Toc225023940 \h</w:instrText>
+            </w:r>
+            <w:r>
+              <w:rPr>
+                <w:rFonts w:hint="eastAsia"/>
+                <w:noProof/>
+                <w:webHidden/>
+              </w:rPr>
+              <w:instrText xml:space="preserve"> </w:instrText>
+            </w:r>
+            <w:r>
+              <w:rPr>
+                <w:rFonts w:hint="eastAsia"/>
+                <w:noProof/>
+                <w:webHidden/>
+              </w:rPr>
+            </w:r>
+            <w:r>
+              <w:rPr>
+                <w:rFonts w:hint="eastAsia"/>
+                <w:noProof/>
+                <w:webHidden/>
+              </w:rPr>
+              <w:fldChar w:fldCharType="separate"/>
+            </w:r>
+            <w:r>
+              <w:rPr>
+                <w:rFonts w:hint="eastAsia"/>
+                <w:noProof/>
+                <w:webHidden/>
+              </w:rPr>
+              <w:t>38</w:t>
             </w:r>
             <w:r>
               <w:rPr>
@@ -3329,12 +3807,11 @@
           <w:rFonts w:hint="eastAsia"/>
         </w:rPr>
       </w:pPr>
-      <w:bookmarkStart w:id="0" w:name="_Toc221729779"/>
-      <w:r>
-        <w:rPr>
-          <w:rFonts w:hint="eastAsia"/>
-        </w:rPr>
-        <w:lastRenderedPageBreak/>
+      <w:bookmarkStart w:id="0" w:name="_Toc225023917"/>
+      <w:r>
+        <w:rPr>
+          <w:rFonts w:hint="eastAsia"/>
+        </w:rPr>
         <w:t>12.09课时</w:t>
       </w:r>
       <w:proofErr w:type="gramStart"/>
@@ -4114,8 +4591,8 @@
           <w:rFonts w:hint="eastAsia"/>
         </w:rPr>
       </w:pPr>
-      <w:bookmarkStart w:id="1" w:name="_Toc221729780"/>
-      <w:bookmarkStart w:id="2" w:name="OLE_LINK1"/>
+      <w:bookmarkStart w:id="1" w:name="OLE_LINK1"/>
+      <w:bookmarkStart w:id="2" w:name="_Toc225023918"/>
       <w:r>
         <w:rPr>
           <w:rFonts w:hint="eastAsia"/>
@@ -4128,9 +4605,9 @@
         </w:rPr>
         <w:t>——简历修改</w:t>
       </w:r>
-      <w:bookmarkEnd w:id="1"/>
-    </w:p>
-    <w:bookmarkEnd w:id="2"/>
+      <w:bookmarkEnd w:id="2"/>
+    </w:p>
+    <w:bookmarkEnd w:id="1"/>
     <w:p>
       <w:pPr>
         <w:rPr>
@@ -4467,6 +4944,7 @@
         <w:rPr>
           <w:rFonts w:hint="eastAsia"/>
         </w:rPr>
+        <w:lastRenderedPageBreak/>
         <w:t>有利于在</w:t>
       </w:r>
       <w:proofErr w:type="spellStart"/>
@@ -5032,11 +5510,12 @@
           <w:rFonts w:hint="eastAsia"/>
         </w:rPr>
       </w:pPr>
-      <w:bookmarkStart w:id="3" w:name="_Toc221729781"/>
-      <w:r>
-        <w:rPr>
-          <w:rFonts w:hint="eastAsia"/>
-        </w:rPr>
+      <w:bookmarkStart w:id="3" w:name="_Toc225023919"/>
+      <w:r>
+        <w:rPr>
+          <w:rFonts w:hint="eastAsia"/>
+        </w:rPr>
+        <w:lastRenderedPageBreak/>
         <w:t>12.16课时</w:t>
       </w:r>
       <w:r>
@@ -5474,6 +5953,7 @@
           <w:rFonts w:hint="eastAsia"/>
           <w:highlight w:val="yellow"/>
         </w:rPr>
+        <w:lastRenderedPageBreak/>
         <w:t>是否由我拓展地讲一下我的项目亮点</w:t>
       </w:r>
     </w:p>
@@ -6216,6 +6696,7 @@
         <w:rPr>
           <w:rFonts w:hint="eastAsia"/>
         </w:rPr>
+        <w:lastRenderedPageBreak/>
         <w:t>项目亮点介绍总结：</w:t>
       </w:r>
     </w:p>
@@ -6562,7 +7043,7 @@
           <w:rFonts w:hint="eastAsia"/>
         </w:rPr>
       </w:pPr>
-      <w:bookmarkStart w:id="4" w:name="_Toc221729782"/>
+      <w:bookmarkStart w:id="4" w:name="_Toc225023920"/>
       <w:r>
         <w:rPr>
           <w:rFonts w:hint="eastAsia"/>
@@ -6942,6 +7423,7 @@
         <w:rPr>
           <w:rFonts w:hint="eastAsia"/>
         </w:rPr>
+        <w:lastRenderedPageBreak/>
         <w:t>iOS的100vh不等于视口高度，用</w:t>
       </w:r>
       <w:proofErr w:type="spellStart"/>
@@ -7178,7 +7660,7 @@
           <w:rFonts w:hint="eastAsia"/>
         </w:rPr>
       </w:pPr>
-      <w:bookmarkStart w:id="5" w:name="_Toc221729783"/>
+      <w:bookmarkStart w:id="5" w:name="_Toc225023921"/>
       <w:r>
         <w:rPr>
           <w:rFonts w:hint="eastAsia"/>
@@ -7462,6 +7944,7 @@
         <w:rPr>
           <w:noProof/>
         </w:rPr>
+        <w:lastRenderedPageBreak/>
         <w:drawing>
           <wp:inline distT="0" distB="0" distL="0" distR="0" wp14:anchorId="21655492" wp14:editId="479E931B">
             <wp:extent cx="5274310" cy="2301240"/>
@@ -7780,8 +8263,8 @@
           <w:rFonts w:hint="eastAsia"/>
         </w:rPr>
       </w:pPr>
-      <w:bookmarkStart w:id="6" w:name="_Toc221729784"/>
-      <w:bookmarkStart w:id="7" w:name="OLE_LINK2"/>
+      <w:bookmarkStart w:id="6" w:name="OLE_LINK2"/>
+      <w:bookmarkStart w:id="7" w:name="_Toc225023922"/>
       <w:r>
         <w:rPr>
           <w:rFonts w:hint="eastAsia"/>
@@ -7794,9 +8277,9 @@
         </w:rPr>
         <w:t>——event loop</w:t>
       </w:r>
-      <w:bookmarkEnd w:id="6"/>
-    </w:p>
-    <w:bookmarkEnd w:id="7"/>
+      <w:bookmarkEnd w:id="7"/>
+    </w:p>
+    <w:bookmarkEnd w:id="6"/>
     <w:p>
       <w:pPr>
         <w:rPr>
@@ -7964,7 +8447,7 @@
           <w:rFonts w:hint="eastAsia"/>
         </w:rPr>
       </w:pPr>
-      <w:bookmarkStart w:id="8" w:name="_Toc221729785"/>
+      <w:bookmarkStart w:id="8" w:name="_Toc225023923"/>
       <w:r>
         <w:rPr>
           <w:rFonts w:hint="eastAsia"/>
@@ -8481,12 +8964,13 @@
           <w:rFonts w:hint="eastAsia"/>
         </w:rPr>
       </w:pPr>
-      <w:bookmarkStart w:id="9" w:name="_Toc221729786"/>
-      <w:bookmarkStart w:id="10" w:name="OLE_LINK3"/>
-      <w:r>
-        <w:rPr>
-          <w:rFonts w:hint="eastAsia"/>
-        </w:rPr>
+      <w:bookmarkStart w:id="9" w:name="OLE_LINK3"/>
+      <w:bookmarkStart w:id="10" w:name="_Toc225023924"/>
+      <w:r>
+        <w:rPr>
+          <w:rFonts w:hint="eastAsia"/>
+        </w:rPr>
+        <w:lastRenderedPageBreak/>
         <w:t>01.06课时8</w:t>
       </w:r>
       <w:r>
@@ -8509,9 +8993,9 @@
         </w:rPr>
         <w:t>执行机制</w:t>
       </w:r>
-      <w:bookmarkEnd w:id="9"/>
-    </w:p>
-    <w:bookmarkEnd w:id="10"/>
+      <w:bookmarkEnd w:id="10"/>
+    </w:p>
+    <w:bookmarkEnd w:id="9"/>
     <w:p>
       <w:pPr>
         <w:rPr>
@@ -8949,7 +9433,7 @@
           <w:rFonts w:hint="eastAsia"/>
         </w:rPr>
       </w:pPr>
-      <w:bookmarkStart w:id="11" w:name="_Toc221729787"/>
+      <w:bookmarkStart w:id="11" w:name="_Toc225023925"/>
       <w:r>
         <w:rPr>
           <w:rFonts w:hint="eastAsia"/>
@@ -9907,7 +10391,11 @@
         <w:t>，</w:t>
       </w:r>
       <w:r>
-        <w:t>不是作用域类型，是变量查找规则，从内到外查找变量，取决于定义时所在作用域链。</w:t>
+        <w:t>不是作用域类型，是变量查找规则，从内到外查找</w:t>
+      </w:r>
+      <w:r>
+        <w:lastRenderedPageBreak/>
+        <w:t>变量，取决于定义时所在作用域链。</w:t>
       </w:r>
     </w:p>
     <w:p>
@@ -9943,8 +10431,8 @@
           <w:rFonts w:hint="eastAsia"/>
         </w:rPr>
       </w:pPr>
-      <w:bookmarkStart w:id="15" w:name="_Toc221729788"/>
-      <w:bookmarkStart w:id="16" w:name="OLE_LINK7"/>
+      <w:bookmarkStart w:id="15" w:name="OLE_LINK7"/>
+      <w:bookmarkStart w:id="16" w:name="_Toc225023926"/>
       <w:r>
         <w:rPr>
           <w:rFonts w:hint="eastAsia"/>
@@ -9963,9 +10451,9 @@
         </w:rPr>
         <w:t>作用</w:t>
       </w:r>
-      <w:bookmarkEnd w:id="15"/>
-    </w:p>
-    <w:bookmarkEnd w:id="16"/>
+      <w:bookmarkEnd w:id="16"/>
+    </w:p>
+    <w:bookmarkEnd w:id="15"/>
     <w:p>
       <w:pPr>
         <w:rPr>
@@ -10285,7 +10773,7 @@
           <w:rFonts w:hint="eastAsia"/>
         </w:rPr>
       </w:pPr>
-      <w:bookmarkStart w:id="17" w:name="_Toc221729789"/>
+      <w:bookmarkStart w:id="17" w:name="_Toc225023927"/>
       <w:r>
         <w:rPr>
           <w:rFonts w:hint="eastAsia"/>
@@ -10511,6 +10999,7 @@
           <w:b/>
           <w:bCs/>
         </w:rPr>
+        <w:lastRenderedPageBreak/>
         <w:t>ESM 导出方式</w:t>
       </w:r>
       <w:r>
@@ -10662,7 +11151,7 @@
           <w:rFonts w:hint="eastAsia"/>
         </w:rPr>
       </w:pPr>
-      <w:bookmarkStart w:id="18" w:name="_Toc221729790"/>
+      <w:bookmarkStart w:id="18" w:name="_Toc225023928"/>
       <w:r>
         <w:rPr>
           <w:rFonts w:hint="eastAsia"/>
@@ -11077,11 +11566,12 @@
           <w:rFonts w:hint="eastAsia"/>
         </w:rPr>
       </w:pPr>
-      <w:bookmarkStart w:id="20" w:name="_Toc221729791"/>
-      <w:r>
-        <w:rPr>
-          <w:rFonts w:hint="eastAsia"/>
-        </w:rPr>
+      <w:bookmarkStart w:id="20" w:name="_Toc225023929"/>
+      <w:r>
+        <w:rPr>
+          <w:rFonts w:hint="eastAsia"/>
+        </w:rPr>
+        <w:lastRenderedPageBreak/>
         <w:t>01.22课时1</w:t>
       </w:r>
       <w:r>
@@ -11870,6 +12360,7 @@
               <w:rPr>
                 <w:rFonts w:hint="eastAsia"/>
               </w:rPr>
+              <w:lastRenderedPageBreak/>
               <w:t>"</w:t>
             </w:r>
             <w:proofErr w:type="gramStart"/>
@@ -11969,6 +12460,7 @@
           <w:rFonts w:hint="eastAsia"/>
           <w:highlight w:val="yellow"/>
         </w:rPr>
+        <w:lastRenderedPageBreak/>
         <w:t>3. 重复参数名</w:t>
       </w:r>
     </w:p>
@@ -12776,6 +13268,7 @@
               <w:rPr>
                 <w:rFonts w:hint="eastAsia"/>
               </w:rPr>
+              <w:lastRenderedPageBreak/>
               <w:t>"</w:t>
             </w:r>
             <w:proofErr w:type="gramStart"/>
@@ -12855,6 +13348,7 @@
           <w:rFonts w:hint="eastAsia"/>
           <w:highlight w:val="yellow"/>
         </w:rPr>
+        <w:lastRenderedPageBreak/>
         <w:t>7. this 的值</w:t>
       </w:r>
     </w:p>
@@ -13633,6 +14127,7 @@
               <w:rPr>
                 <w:rFonts w:hint="eastAsia"/>
               </w:rPr>
+              <w:lastRenderedPageBreak/>
               <w:t>obj.readOnly</w:t>
             </w:r>
             <w:proofErr w:type="spellEnd"/>
@@ -13671,6 +14166,7 @@
         <w:rPr>
           <w:rFonts w:hint="eastAsia"/>
         </w:rPr>
+        <w:lastRenderedPageBreak/>
         <w:t>9</w:t>
       </w:r>
       <w:r>
@@ -14408,6 +14904,7 @@
         </w:rPr>
       </w:pPr>
       <w:r>
+        <w:lastRenderedPageBreak/>
         <w:t>当函数作为对象的方法被调用时，this 指向调用该方法的对象。</w:t>
       </w:r>
     </w:p>
@@ -14975,6 +15472,7 @@
         <w:rPr>
           <w:rFonts w:hint="eastAsia"/>
         </w:rPr>
+        <w:lastRenderedPageBreak/>
         <w:t xml:space="preserve">export const data = await </w:t>
       </w:r>
       <w:proofErr w:type="spellStart"/>
@@ -15684,7 +16182,11 @@
         <w:t>后续课程安排</w:t>
       </w:r>
       <w:r>
-        <w:t>：下节课讲网络相关知识，涉及五层协议、DNS、HTTP 等，之后做 Web 应用小型项目。推荐预习《图解 HTTP》。</w:t>
+        <w:t xml:space="preserve">：下节课讲网络相关知识，涉及五层协议、DNS、HTTP 等，之后做 Web </w:t>
+      </w:r>
+      <w:r>
+        <w:lastRenderedPageBreak/>
+        <w:t>应用小型项目。推荐预习《图解 HTTP》。</w:t>
       </w:r>
     </w:p>
     <w:p>
@@ -15701,7 +16203,7 @@
           <w:rFonts w:hint="eastAsia"/>
         </w:rPr>
       </w:pPr>
-      <w:bookmarkStart w:id="21" w:name="_Toc221729792"/>
+      <w:bookmarkStart w:id="21" w:name="_Toc225023930"/>
       <w:r>
         <w:rPr>
           <w:rFonts w:hint="eastAsia"/>
@@ -16195,6 +16697,7 @@
           <w:b/>
           <w:bCs/>
         </w:rPr>
+        <w:lastRenderedPageBreak/>
         <w:t>本节课安排</w:t>
       </w:r>
       <w:r>
@@ -16531,7 +17034,7 @@
           <w:rFonts w:hint="eastAsia"/>
         </w:rPr>
       </w:pPr>
-      <w:bookmarkStart w:id="22" w:name="_Toc221729793"/>
+      <w:bookmarkStart w:id="22" w:name="_Toc225023931"/>
       <w:r>
         <w:rPr>
           <w:rFonts w:hint="eastAsia"/>
@@ -16773,6 +17276,7 @@
         <w:rPr>
           <w:rFonts w:hint="eastAsia"/>
         </w:rPr>
+        <w:lastRenderedPageBreak/>
         <w:t>用于区分</w:t>
       </w:r>
       <w:proofErr w:type="spellStart"/>
@@ -17404,11 +17908,12 @@
           <w:rFonts w:hint="eastAsia"/>
         </w:rPr>
       </w:pPr>
-      <w:bookmarkStart w:id="23" w:name="_Toc221729794"/>
-      <w:r>
-        <w:rPr>
-          <w:rFonts w:hint="eastAsia"/>
-        </w:rPr>
+      <w:bookmarkStart w:id="23" w:name="_Toc225023932"/>
+      <w:r>
+        <w:rPr>
+          <w:rFonts w:hint="eastAsia"/>
+        </w:rPr>
+        <w:lastRenderedPageBreak/>
         <w:t>02.04课时16——网络</w:t>
       </w:r>
       <w:bookmarkEnd w:id="23"/>
@@ -17648,7 +18153,7 @@
           <w:rFonts w:hint="eastAsia"/>
         </w:rPr>
       </w:pPr>
-      <w:bookmarkStart w:id="24" w:name="_Toc221729795"/>
+      <w:bookmarkStart w:id="24" w:name="_Toc225023933"/>
       <w:r>
         <w:t>一、网络桥接模式（网络拓扑中的桥接）</w:t>
       </w:r>
@@ -17869,6 +18374,7 @@
         <w:rPr>
           <w:rFonts w:hint="eastAsia"/>
         </w:rPr>
+        <w:lastRenderedPageBreak/>
         <w:t>本地回环地址</w:t>
       </w:r>
     </w:p>
@@ -18506,6 +19012,7 @@
           <w:b/>
           <w:bCs/>
         </w:rPr>
+        <w:lastRenderedPageBreak/>
         <w:t>[127.0.0.1](127.0.0.1)</w:t>
       </w:r>
       <w:r>
@@ -18705,7 +19212,7 @@
           <w:rFonts w:hint="eastAsia"/>
         </w:rPr>
       </w:pPr>
-      <w:bookmarkStart w:id="25" w:name="_Toc221729796"/>
+      <w:bookmarkStart w:id="25" w:name="_Toc225023934"/>
       <w:r>
         <w:rPr>
           <w:rFonts w:hint="eastAsia"/>
@@ -19605,6 +20112,7 @@
                 <w:b/>
                 <w:bCs/>
               </w:rPr>
+              <w:lastRenderedPageBreak/>
               <w:t>特性</w:t>
             </w:r>
           </w:p>
@@ -22294,7 +22802,11 @@
         <w:t>协议区别</w:t>
       </w:r>
       <w:r>
-        <w:t>：TCP 可靠、有序、速度慢，因有三次握手；UDP 速度快、不保证到达、无三次握手，适合游戏等场景。</w:t>
+        <w:t>：TCP 可靠、有序、速度慢，因有三次握手；UDP 速度快、不保</w:t>
+      </w:r>
+      <w:r>
+        <w:lastRenderedPageBreak/>
+        <w:t>证到达、无三次握手，适合游戏等场景。</w:t>
       </w:r>
     </w:p>
     <w:p>
@@ -22671,7 +23183,7 @@
           <w:rFonts w:hint="eastAsia"/>
         </w:rPr>
       </w:pPr>
-      <w:bookmarkStart w:id="26" w:name="_Toc221729797"/>
+      <w:bookmarkStart w:id="26" w:name="_Toc225023935"/>
       <w:r>
         <w:rPr>
           <w:rFonts w:hint="eastAsia"/>
@@ -23212,6 +23724,7 @@
               </w:rPr>
             </w:pPr>
             <w:r>
+              <w:lastRenderedPageBreak/>
               <w:t>网络层</w:t>
             </w:r>
           </w:p>
@@ -25852,12 +26365,14 @@
           <w:rFonts w:hint="eastAsia"/>
         </w:rPr>
       </w:pPr>
+      <w:bookmarkStart w:id="27" w:name="_Toc225023936"/>
       <w:r>
         <w:rPr>
           <w:rFonts w:hint="eastAsia"/>
         </w:rPr>
         <w:t>02.11课时19——网络</w:t>
       </w:r>
+      <w:bookmarkEnd w:id="27"/>
     </w:p>
     <w:p>
       <w:pPr>
@@ -25940,6 +26455,7 @@
           <w:b/>
           <w:bCs/>
         </w:rPr>
+        <w:lastRenderedPageBreak/>
         <w:t>URL解析</w:t>
       </w:r>
       <w:r>
@@ -26287,12 +26803,14 @@
           <w:rFonts w:hint="eastAsia"/>
         </w:rPr>
       </w:pPr>
+      <w:bookmarkStart w:id="28" w:name="_Toc225023937"/>
       <w:r>
         <w:rPr>
           <w:rFonts w:hint="eastAsia"/>
         </w:rPr>
         <w:t>03.05课时20——面试题：行为场景题</w:t>
       </w:r>
+      <w:bookmarkEnd w:id="28"/>
     </w:p>
     <w:p>
       <w:pPr>
@@ -26458,6 +26976,7 @@
         <w:rPr>
           <w:rFonts w:hint="eastAsia"/>
         </w:rPr>
+        <w:lastRenderedPageBreak/>
         <w:t>技术选型的原因，为什么选这个技术，对项目的帮助度</w:t>
       </w:r>
     </w:p>
@@ -26934,12 +27453,14 @@
           <w:rFonts w:hint="eastAsia"/>
         </w:rPr>
       </w:pPr>
+      <w:bookmarkStart w:id="29" w:name="_Toc225023938"/>
       <w:r>
         <w:rPr>
           <w:rFonts w:hint="eastAsia"/>
         </w:rPr>
         <w:t>03.12课时21——面试题：行为场景题</w:t>
       </w:r>
+      <w:bookmarkEnd w:id="29"/>
     </w:p>
     <w:p>
       <w:pPr>
@@ -27058,6 +27579,7 @@
         <w:rPr>
           <w:rFonts w:hint="eastAsia"/>
         </w:rPr>
+        <w:lastRenderedPageBreak/>
         <w:t>Service worker，首次请求是没有</w:t>
       </w:r>
       <w:proofErr w:type="spellStart"/>
@@ -28433,6 +28955,7 @@
         </w:rPr>
       </w:pPr>
       <w:r>
+        <w:lastRenderedPageBreak/>
         <w:t>CLS – Cumulative Layout Shift</w:t>
       </w:r>
     </w:p>
@@ -29058,12 +29581,14 @@
           <w:rFonts w:hint="eastAsia"/>
         </w:rPr>
       </w:pPr>
+      <w:bookmarkStart w:id="30" w:name="_Toc225023939"/>
       <w:r>
         <w:rPr>
           <w:rFonts w:hint="eastAsia"/>
         </w:rPr>
         <w:t>03.17课时22——性能指标优化</w:t>
       </w:r>
+      <w:bookmarkEnd w:id="30"/>
     </w:p>
     <w:p>
       <w:pPr>
@@ -29172,6 +29697,7 @@
         <w:rPr>
           <w:rFonts w:hint="eastAsia"/>
         </w:rPr>
+        <w:lastRenderedPageBreak/>
         <w:t>消除资源（CSS，JS）阻塞</w:t>
       </w:r>
       <w:r>
@@ -29421,14 +29947,29 @@
         </w:rPr>
       </w:pPr>
     </w:p>
-    <w:p/>
-    <w:p/>
+    <w:p>
+      <w:pPr>
+        <w:rPr>
+          <w:rFonts w:hint="eastAsia"/>
+        </w:rPr>
+      </w:pPr>
+    </w:p>
+    <w:p>
+      <w:pPr>
+        <w:rPr>
+          <w:rFonts w:hint="eastAsia"/>
+        </w:rPr>
+      </w:pPr>
+    </w:p>
     <w:p>
       <w:pPr>
         <w:numPr>
           <w:ilvl w:val="0"/>
           <w:numId w:val="48"/>
         </w:numPr>
+        <w:rPr>
+          <w:rFonts w:hint="eastAsia"/>
+        </w:rPr>
       </w:pPr>
       <w:r>
         <w:rPr>
@@ -29447,6 +29988,9 @@
           <w:ilvl w:val="0"/>
           <w:numId w:val="48"/>
         </w:numPr>
+        <w:rPr>
+          <w:rFonts w:hint="eastAsia"/>
+        </w:rPr>
       </w:pPr>
       <w:r>
         <w:rPr>
@@ -29465,6 +30009,9 @@
           <w:ilvl w:val="1"/>
           <w:numId w:val="48"/>
         </w:numPr>
+        <w:rPr>
+          <w:rFonts w:hint="eastAsia"/>
+        </w:rPr>
       </w:pPr>
       <w:r>
         <w:rPr>
@@ -29483,6 +30030,9 @@
           <w:ilvl w:val="1"/>
           <w:numId w:val="48"/>
         </w:numPr>
+        <w:rPr>
+          <w:rFonts w:hint="eastAsia"/>
+        </w:rPr>
       </w:pPr>
       <w:r>
         <w:rPr>
@@ -29501,6 +30051,9 @@
           <w:ilvl w:val="1"/>
           <w:numId w:val="48"/>
         </w:numPr>
+        <w:rPr>
+          <w:rFonts w:hint="eastAsia"/>
+        </w:rPr>
       </w:pPr>
       <w:r>
         <w:rPr>
@@ -29519,6 +30072,9 @@
           <w:ilvl w:val="1"/>
           <w:numId w:val="48"/>
         </w:numPr>
+        <w:rPr>
+          <w:rFonts w:hint="eastAsia"/>
+        </w:rPr>
       </w:pPr>
       <w:r>
         <w:rPr>
@@ -29537,6 +30093,9 @@
           <w:ilvl w:val="1"/>
           <w:numId w:val="48"/>
         </w:numPr>
+        <w:rPr>
+          <w:rFonts w:hint="eastAsia"/>
+        </w:rPr>
       </w:pPr>
       <w:r>
         <w:rPr>
@@ -29555,6 +30114,9 @@
           <w:ilvl w:val="1"/>
           <w:numId w:val="48"/>
         </w:numPr>
+        <w:rPr>
+          <w:rFonts w:hint="eastAsia"/>
+        </w:rPr>
       </w:pPr>
       <w:r>
         <w:rPr>
@@ -29581,6 +30143,9 @@
           <w:ilvl w:val="0"/>
           <w:numId w:val="48"/>
         </w:numPr>
+        <w:rPr>
+          <w:rFonts w:hint="eastAsia"/>
+        </w:rPr>
       </w:pPr>
       <w:r>
         <w:rPr>
@@ -29599,6 +30164,9 @@
           <w:ilvl w:val="1"/>
           <w:numId w:val="48"/>
         </w:numPr>
+        <w:rPr>
+          <w:rFonts w:hint="eastAsia"/>
+        </w:rPr>
       </w:pPr>
       <w:r>
         <w:rPr>
@@ -29617,6 +30185,9 @@
           <w:ilvl w:val="1"/>
           <w:numId w:val="48"/>
         </w:numPr>
+        <w:rPr>
+          <w:rFonts w:hint="eastAsia"/>
+        </w:rPr>
       </w:pPr>
       <w:r>
         <w:rPr>
@@ -29635,6 +30206,9 @@
           <w:ilvl w:val="2"/>
           <w:numId w:val="48"/>
         </w:numPr>
+        <w:rPr>
+          <w:rFonts w:hint="eastAsia"/>
+        </w:rPr>
       </w:pPr>
       <w:r>
         <w:rPr>
@@ -29653,6 +30227,9 @@
           <w:ilvl w:val="2"/>
           <w:numId w:val="48"/>
         </w:numPr>
+        <w:rPr>
+          <w:rFonts w:hint="eastAsia"/>
+        </w:rPr>
       </w:pPr>
       <w:r>
         <w:rPr>
@@ -29671,6 +30248,9 @@
           <w:ilvl w:val="2"/>
           <w:numId w:val="48"/>
         </w:numPr>
+        <w:rPr>
+          <w:rFonts w:hint="eastAsia"/>
+        </w:rPr>
       </w:pPr>
       <w:r>
         <w:rPr>
@@ -29689,6 +30269,9 @@
           <w:ilvl w:val="1"/>
           <w:numId w:val="48"/>
         </w:numPr>
+        <w:rPr>
+          <w:rFonts w:hint="eastAsia"/>
+        </w:rPr>
       </w:pPr>
       <w:r>
         <w:rPr>
@@ -29707,6 +30290,9 @@
           <w:ilvl w:val="2"/>
           <w:numId w:val="48"/>
         </w:numPr>
+        <w:rPr>
+          <w:rFonts w:hint="eastAsia"/>
+        </w:rPr>
       </w:pPr>
       <w:r>
         <w:rPr>
@@ -29725,6 +30311,9 @@
           <w:ilvl w:val="2"/>
           <w:numId w:val="48"/>
         </w:numPr>
+        <w:rPr>
+          <w:rFonts w:hint="eastAsia"/>
+        </w:rPr>
       </w:pPr>
       <w:r>
         <w:rPr>
@@ -29751,6 +30340,9 @@
           <w:ilvl w:val="0"/>
           <w:numId w:val="48"/>
         </w:numPr>
+        <w:rPr>
+          <w:rFonts w:hint="eastAsia"/>
+        </w:rPr>
       </w:pPr>
       <w:r>
         <w:rPr>
@@ -29763,8 +30355,20 @@
         <w:t>：完成TS泛型题目，查看最新面筋题目。</w:t>
       </w:r>
     </w:p>
-    <w:p/>
-    <w:p/>
+    <w:p>
+      <w:pPr>
+        <w:rPr>
+          <w:rFonts w:hint="eastAsia"/>
+        </w:rPr>
+      </w:pPr>
+    </w:p>
+    <w:p>
+      <w:pPr>
+        <w:rPr>
+          <w:rFonts w:hint="eastAsia"/>
+        </w:rPr>
+      </w:pPr>
+    </w:p>
     <w:p>
       <w:pPr>
         <w:rPr>
@@ -29798,11 +30402,12 @@
           <w:rFonts w:hint="eastAsia"/>
         </w:rPr>
       </w:pPr>
-      <w:bookmarkStart w:id="27" w:name="OLE_LINK9"/>
-      <w:r>
-        <w:rPr>
-          <w:rFonts w:hint="eastAsia"/>
-        </w:rPr>
+      <w:bookmarkStart w:id="31" w:name="OLE_LINK9"/>
+      <w:r>
+        <w:rPr>
+          <w:rFonts w:hint="eastAsia"/>
+        </w:rPr>
+        <w:lastRenderedPageBreak/>
         <w:t xml:space="preserve">type </w:t>
       </w:r>
       <w:proofErr w:type="spellStart"/>
@@ -29820,7 +30425,7 @@
         <w:t>&lt;T&gt; = T | null;</w:t>
       </w:r>
     </w:p>
-    <w:bookmarkEnd w:id="27"/>
+    <w:bookmarkEnd w:id="31"/>
     <w:p>
       <w:pPr>
         <w:rPr>
@@ -29916,6 +30521,11 @@
       </w:pPr>
     </w:p>
     <w:p>
+      <w:pPr>
+        <w:rPr>
+          <w:rFonts w:hint="eastAsia"/>
+        </w:rPr>
+      </w:pPr>
       <w:r>
         <w:t xml:space="preserve">const a1: </w:t>
       </w:r>
@@ -29938,6 +30548,11 @@
       </w:r>
     </w:p>
     <w:p>
+      <w:pPr>
+        <w:rPr>
+          <w:rFonts w:hint="eastAsia"/>
+        </w:rPr>
+      </w:pPr>
       <w:r>
         <w:t xml:space="preserve">const a2: </w:t>
       </w:r>
@@ -29960,6 +30575,11 @@
       </w:r>
     </w:p>
     <w:p>
+      <w:pPr>
+        <w:rPr>
+          <w:rFonts w:hint="eastAsia"/>
+        </w:rPr>
+      </w:pPr>
       <w:r>
         <w:t xml:space="preserve">const b1: </w:t>
       </w:r>
@@ -29982,6 +30602,11 @@
       </w:r>
     </w:p>
     <w:p>
+      <w:pPr>
+        <w:rPr>
+          <w:rFonts w:hint="eastAsia"/>
+        </w:rPr>
+      </w:pPr>
       <w:r>
         <w:t xml:space="preserve">const b2: </w:t>
       </w:r>
@@ -30012,6 +30637,11 @@
       </w:r>
     </w:p>
     <w:p>
+      <w:pPr>
+        <w:rPr>
+          <w:rFonts w:hint="eastAsia"/>
+        </w:rPr>
+      </w:pPr>
       <w:r>
         <w:t xml:space="preserve">const c1: </w:t>
       </w:r>
@@ -30034,6 +30664,11 @@
       </w:r>
     </w:p>
     <w:p>
+      <w:pPr>
+        <w:rPr>
+          <w:rFonts w:hint="eastAsia"/>
+        </w:rPr>
+      </w:pPr>
       <w:r>
         <w:t xml:space="preserve">const c2: </w:t>
       </w:r>
@@ -30063,8 +30698,20 @@
         <w:t xml:space="preserve"> 合法</w:t>
       </w:r>
     </w:p>
-    <w:p/>
-    <w:p/>
+    <w:p>
+      <w:pPr>
+        <w:rPr>
+          <w:rFonts w:hint="eastAsia"/>
+        </w:rPr>
+      </w:pPr>
+    </w:p>
+    <w:p>
+      <w:pPr>
+        <w:rPr>
+          <w:rFonts w:hint="eastAsia"/>
+        </w:rPr>
+      </w:pPr>
+    </w:p>
     <w:p>
       <w:pPr>
         <w:pStyle w:val="1"/>
@@ -30072,42 +30719,14 @@
           <w:rFonts w:hint="eastAsia"/>
         </w:rPr>
       </w:pPr>
-      <w:r>
-        <w:rPr>
-          <w:rFonts w:hint="eastAsia"/>
-        </w:rPr>
-        <w:t>03.1</w:t>
-      </w:r>
-      <w:r>
-        <w:rPr>
-          <w:rFonts w:hint="eastAsia"/>
-        </w:rPr>
-        <w:t>9</w:t>
-      </w:r>
-      <w:r>
-        <w:rPr>
-          <w:rFonts w:hint="eastAsia"/>
-        </w:rPr>
-        <w:t>课时2</w:t>
-      </w:r>
-      <w:r>
-        <w:rPr>
-          <w:rFonts w:hint="eastAsia"/>
-        </w:rPr>
-        <w:t>3</w:t>
-      </w:r>
-      <w:r>
-        <w:rPr>
-          <w:rFonts w:hint="eastAsia"/>
-        </w:rPr>
-        <w:t>——</w:t>
-      </w:r>
-      <w:r>
-        <w:rPr>
-          <w:rFonts w:hint="eastAsia"/>
-        </w:rPr>
-        <w:t>技术场景题</w:t>
-      </w:r>
+      <w:bookmarkStart w:id="32" w:name="_Toc225023940"/>
+      <w:r>
+        <w:rPr>
+          <w:rFonts w:hint="eastAsia"/>
+        </w:rPr>
+        <w:t>03.19课时23——技术场景题</w:t>
+      </w:r>
+      <w:bookmarkEnd w:id="32"/>
     </w:p>
     <w:p>
       <w:pPr>
@@ -30123,6 +30742,11 @@
       </w:r>
     </w:p>
     <w:p>
+      <w:pPr>
+        <w:rPr>
+          <w:rFonts w:hint="eastAsia"/>
+        </w:rPr>
+      </w:pPr>
       <w:r>
         <w:rPr>
           <w:rFonts w:hint="eastAsia"/>
@@ -30137,6 +30761,9 @@
           <w:ilvl w:val="1"/>
           <w:numId w:val="47"/>
         </w:numPr>
+        <w:rPr>
+          <w:rFonts w:hint="eastAsia"/>
+        </w:rPr>
       </w:pPr>
       <w:r>
         <w:rPr>
@@ -30152,6 +30779,9 @@
           <w:ilvl w:val="1"/>
           <w:numId w:val="47"/>
         </w:numPr>
+        <w:rPr>
+          <w:rFonts w:hint="eastAsia"/>
+        </w:rPr>
       </w:pPr>
       <w:r>
         <w:rPr>
@@ -30167,6 +30797,9 @@
           <w:ilvl w:val="1"/>
           <w:numId w:val="47"/>
         </w:numPr>
+        <w:rPr>
+          <w:rFonts w:hint="eastAsia"/>
+        </w:rPr>
       </w:pPr>
       <w:r>
         <w:rPr>
@@ -30181,8 +30814,19 @@
         <w:t>，接入第三方监控体系（sentry）</w:t>
       </w:r>
     </w:p>
-    <w:p/>
-    <w:p>
+    <w:p>
+      <w:pPr>
+        <w:rPr>
+          <w:rFonts w:hint="eastAsia"/>
+        </w:rPr>
+      </w:pPr>
+    </w:p>
+    <w:p>
+      <w:pPr>
+        <w:rPr>
+          <w:rFonts w:hint="eastAsia"/>
+        </w:rPr>
+      </w:pPr>
       <w:r>
         <w:rPr>
           <w:rFonts w:hint="eastAsia"/>
@@ -30191,6 +30835,11 @@
       </w:r>
     </w:p>
     <w:p>
+      <w:pPr>
+        <w:rPr>
+          <w:rFonts w:hint="eastAsia"/>
+        </w:rPr>
+      </w:pPr>
       <w:r>
         <w:rPr>
           <w:rFonts w:hint="eastAsia"/>
@@ -30205,6 +30854,9 @@
           <w:ilvl w:val="0"/>
           <w:numId w:val="49"/>
         </w:numPr>
+        <w:rPr>
+          <w:rFonts w:hint="eastAsia"/>
+        </w:rPr>
       </w:pPr>
       <w:r>
         <w:rPr>
@@ -30220,6 +30872,9 @@
           <w:ilvl w:val="0"/>
           <w:numId w:val="49"/>
         </w:numPr>
+        <w:rPr>
+          <w:rFonts w:hint="eastAsia"/>
+        </w:rPr>
       </w:pPr>
       <w:r>
         <w:rPr>
@@ -30235,6 +30890,9 @@
           <w:ilvl w:val="0"/>
           <w:numId w:val="49"/>
         </w:numPr>
+        <w:rPr>
+          <w:rFonts w:hint="eastAsia"/>
+        </w:rPr>
       </w:pPr>
       <w:r>
         <w:rPr>
@@ -30250,6 +30908,9 @@
           <w:ilvl w:val="0"/>
           <w:numId w:val="49"/>
         </w:numPr>
+        <w:rPr>
+          <w:rFonts w:hint="eastAsia"/>
+        </w:rPr>
       </w:pPr>
       <w:r>
         <w:rPr>
@@ -30258,7 +30919,13 @@
         <w:t>CICD检查，人为的code review</w:t>
       </w:r>
     </w:p>
-    <w:p/>
+    <w:p>
+      <w:pPr>
+        <w:rPr>
+          <w:rFonts w:hint="eastAsia"/>
+        </w:rPr>
+      </w:pPr>
+    </w:p>
     <w:p>
       <w:pPr>
         <w:rPr>
@@ -30272,10 +30939,17 @@
         <w:t>算法</w:t>
       </w:r>
     </w:p>
-    <w:p/>
-    <w:p>
-      <w:pPr>
-        <w:rPr>
+    <w:p>
+      <w:pPr>
+        <w:rPr>
+          <w:rFonts w:hint="eastAsia"/>
+        </w:rPr>
+      </w:pPr>
+    </w:p>
+    <w:p>
+      <w:pPr>
+        <w:rPr>
+          <w:rFonts w:hint="eastAsia"/>
           <w:b/>
           <w:bCs/>
         </w:rPr>
@@ -30289,6 +30963,11 @@
       </w:r>
     </w:p>
     <w:p>
+      <w:pPr>
+        <w:rPr>
+          <w:rFonts w:hint="eastAsia"/>
+        </w:rPr>
+      </w:pPr>
       <w:r>
         <w:t>本次课程围绕前端面试备考展开，涵盖性能优化、八股与技术场景题解答思路及算法题指导等内容。</w:t>
       </w:r>
@@ -30299,6 +30978,9 @@
           <w:ilvl w:val="0"/>
           <w:numId w:val="50"/>
         </w:numPr>
+        <w:rPr>
+          <w:rFonts w:hint="eastAsia"/>
+        </w:rPr>
       </w:pPr>
       <w:r>
         <w:rPr>
@@ -30333,6 +31015,9 @@
           <w:ilvl w:val="0"/>
           <w:numId w:val="50"/>
         </w:numPr>
+        <w:rPr>
+          <w:rFonts w:hint="eastAsia"/>
+        </w:rPr>
       </w:pPr>
       <w:r>
         <w:rPr>
@@ -30359,6 +31044,9 @@
           <w:ilvl w:val="0"/>
           <w:numId w:val="50"/>
         </w:numPr>
+        <w:rPr>
+          <w:rFonts w:hint="eastAsia"/>
+        </w:rPr>
       </w:pPr>
       <w:r>
         <w:rPr>
@@ -30377,6 +31065,9 @@
           <w:ilvl w:val="1"/>
           <w:numId w:val="50"/>
         </w:numPr>
+        <w:rPr>
+          <w:rFonts w:hint="eastAsia"/>
+        </w:rPr>
       </w:pPr>
       <w:r>
         <w:rPr>
@@ -30386,7 +31077,11 @@
         <w:t>网络阶段</w:t>
       </w:r>
       <w:r>
-        <w:t>：FTTB是浏览器发请求到拿到首字节时间，可用HTTP 2代替HTTP 1、提高服务器性能优化。</w:t>
+        <w:t xml:space="preserve">：FTTB是浏览器发请求到拿到首字节时间，可用HTTP 2代替HTTP </w:t>
+      </w:r>
+      <w:r>
+        <w:lastRenderedPageBreak/>
+        <w:t>1、提高服务器性能优化。</w:t>
       </w:r>
     </w:p>
     <w:p>
@@ -30395,6 +31090,9 @@
           <w:ilvl w:val="1"/>
           <w:numId w:val="50"/>
         </w:numPr>
+        <w:rPr>
+          <w:rFonts w:hint="eastAsia"/>
+        </w:rPr>
       </w:pPr>
       <w:r>
         <w:rPr>
@@ -30421,6 +31119,9 @@
           <w:ilvl w:val="1"/>
           <w:numId w:val="50"/>
         </w:numPr>
+        <w:rPr>
+          <w:rFonts w:hint="eastAsia"/>
+        </w:rPr>
       </w:pPr>
       <w:r>
         <w:rPr>
@@ -30447,6 +31148,9 @@
           <w:ilvl w:val="0"/>
           <w:numId w:val="50"/>
         </w:numPr>
+        <w:rPr>
+          <w:rFonts w:hint="eastAsia"/>
+        </w:rPr>
       </w:pPr>
       <w:r>
         <w:rPr>
@@ -30465,6 +31169,9 @@
           <w:ilvl w:val="0"/>
           <w:numId w:val="50"/>
         </w:numPr>
+        <w:rPr>
+          <w:rFonts w:hint="eastAsia"/>
+        </w:rPr>
       </w:pPr>
       <w:r>
         <w:rPr>
@@ -30483,6 +31190,9 @@
           <w:ilvl w:val="1"/>
           <w:numId w:val="50"/>
         </w:numPr>
+        <w:rPr>
+          <w:rFonts w:hint="eastAsia"/>
+        </w:rPr>
       </w:pPr>
       <w:r>
         <w:rPr>
@@ -30509,6 +31219,9 @@
           <w:ilvl w:val="1"/>
           <w:numId w:val="50"/>
         </w:numPr>
+        <w:rPr>
+          <w:rFonts w:hint="eastAsia"/>
+        </w:rPr>
       </w:pPr>
       <w:r>
         <w:rPr>
@@ -30527,6 +31240,9 @@
           <w:ilvl w:val="0"/>
           <w:numId w:val="50"/>
         </w:numPr>
+        <w:rPr>
+          <w:rFonts w:hint="eastAsia"/>
+        </w:rPr>
       </w:pPr>
       <w:r>
         <w:rPr>
@@ -37748,6 +38464,7 @@
   <w:style w:type="character" w:default="1" w:styleId="a0">
     <w:name w:val="Default Paragraph Font"/>
     <w:uiPriority w:val="1"/>
+    <w:semiHidden/>
     <w:unhideWhenUsed/>
   </w:style>
   <w:style w:type="table" w:default="1" w:styleId="a1">

--- a/lesson/12.9课时1.docx
+++ b/lesson/12.9课时1.docx
@@ -1410,6 +1410,98 @@
               </w:rPr>
               <w:t>0319</w:t>
             </w:r>
+          </w:p>
+        </w:tc>
+        <w:tc>
+          <w:tcPr>
+            <w:tcW w:w="1401" w:type="dxa"/>
+          </w:tcPr>
+          <w:p>
+            <w:pPr>
+              <w:rPr>
+                <w:rFonts w:hint="eastAsia"/>
+              </w:rPr>
+            </w:pPr>
+          </w:p>
+        </w:tc>
+        <w:tc>
+          <w:tcPr>
+            <w:tcW w:w="842" w:type="dxa"/>
+          </w:tcPr>
+          <w:p>
+            <w:pPr>
+              <w:rPr>
+                <w:rFonts w:hint="eastAsia"/>
+              </w:rPr>
+            </w:pPr>
+          </w:p>
+        </w:tc>
+        <w:tc>
+          <w:tcPr>
+            <w:tcW w:w="1617" w:type="dxa"/>
+          </w:tcPr>
+          <w:p>
+            <w:pPr>
+              <w:rPr>
+                <w:rFonts w:hint="eastAsia"/>
+              </w:rPr>
+            </w:pPr>
+          </w:p>
+        </w:tc>
+      </w:tr>
+      <w:tr>
+        <w:tc>
+          <w:tcPr>
+            <w:tcW w:w="988" w:type="dxa"/>
+          </w:tcPr>
+          <w:p>
+            <w:pPr>
+              <w:rPr>
+                <w:rFonts w:hint="eastAsia"/>
+              </w:rPr>
+            </w:pPr>
+          </w:p>
+        </w:tc>
+        <w:tc>
+          <w:tcPr>
+            <w:tcW w:w="1672" w:type="dxa"/>
+          </w:tcPr>
+          <w:p>
+            <w:pPr>
+              <w:rPr>
+                <w:rFonts w:hint="eastAsia"/>
+              </w:rPr>
+            </w:pPr>
+            <w:r>
+              <w:rPr>
+                <w:rFonts w:hint="eastAsia"/>
+              </w:rPr>
+              <w:t>0324</w:t>
+            </w:r>
+          </w:p>
+        </w:tc>
+        <w:tc>
+          <w:tcPr>
+            <w:tcW w:w="659" w:type="dxa"/>
+          </w:tcPr>
+          <w:p>
+            <w:pPr>
+              <w:rPr>
+                <w:rFonts w:hint="eastAsia"/>
+              </w:rPr>
+            </w:pPr>
+          </w:p>
+        </w:tc>
+        <w:tc>
+          <w:tcPr>
+            <w:tcW w:w="1117" w:type="dxa"/>
+          </w:tcPr>
+          <w:p>
+            <w:pPr>
+              <w:rPr>
+                <w:rFonts w:hint="eastAsia"/>
+              </w:rPr>
+            </w:pPr>
           </w:p>
         </w:tc>
         <w:tc>
@@ -3788,6 +3880,7 @@
               <w:bCs/>
               <w:lang w:val="zh-CN"/>
             </w:rPr>
+            <w:lastRenderedPageBreak/>
             <w:fldChar w:fldCharType="end"/>
           </w:r>
         </w:p>
@@ -4591,8 +4684,8 @@
           <w:rFonts w:hint="eastAsia"/>
         </w:rPr>
       </w:pPr>
-      <w:bookmarkStart w:id="1" w:name="OLE_LINK1"/>
-      <w:bookmarkStart w:id="2" w:name="_Toc225023918"/>
+      <w:bookmarkStart w:id="1" w:name="_Toc225023918"/>
+      <w:bookmarkStart w:id="2" w:name="OLE_LINK1"/>
       <w:r>
         <w:rPr>
           <w:rFonts w:hint="eastAsia"/>
@@ -4605,9 +4698,9 @@
         </w:rPr>
         <w:t>——简历修改</w:t>
       </w:r>
-      <w:bookmarkEnd w:id="2"/>
-    </w:p>
-    <w:bookmarkEnd w:id="1"/>
+      <w:bookmarkEnd w:id="1"/>
+    </w:p>
+    <w:bookmarkEnd w:id="2"/>
     <w:p>
       <w:pPr>
         <w:rPr>
@@ -4944,7 +5037,6 @@
         <w:rPr>
           <w:rFonts w:hint="eastAsia"/>
         </w:rPr>
-        <w:lastRenderedPageBreak/>
         <w:t>有利于在</w:t>
       </w:r>
       <w:proofErr w:type="spellStart"/>
@@ -5515,7 +5607,6 @@
         <w:rPr>
           <w:rFonts w:hint="eastAsia"/>
         </w:rPr>
-        <w:lastRenderedPageBreak/>
         <w:t>12.16课时</w:t>
       </w:r>
       <w:r>
@@ -5953,7 +6044,6 @@
           <w:rFonts w:hint="eastAsia"/>
           <w:highlight w:val="yellow"/>
         </w:rPr>
-        <w:lastRenderedPageBreak/>
         <w:t>是否由我拓展地讲一下我的项目亮点</w:t>
       </w:r>
     </w:p>
@@ -6696,7 +6786,6 @@
         <w:rPr>
           <w:rFonts w:hint="eastAsia"/>
         </w:rPr>
-        <w:lastRenderedPageBreak/>
         <w:t>项目亮点介绍总结：</w:t>
       </w:r>
     </w:p>
@@ -7423,7 +7512,6 @@
         <w:rPr>
           <w:rFonts w:hint="eastAsia"/>
         </w:rPr>
-        <w:lastRenderedPageBreak/>
         <w:t>iOS的100vh不等于视口高度，用</w:t>
       </w:r>
       <w:proofErr w:type="spellStart"/>
@@ -7944,7 +8032,6 @@
         <w:rPr>
           <w:noProof/>
         </w:rPr>
-        <w:lastRenderedPageBreak/>
         <w:drawing>
           <wp:inline distT="0" distB="0" distL="0" distR="0" wp14:anchorId="21655492" wp14:editId="479E931B">
             <wp:extent cx="5274310" cy="2301240"/>
@@ -8263,8 +8350,8 @@
           <w:rFonts w:hint="eastAsia"/>
         </w:rPr>
       </w:pPr>
-      <w:bookmarkStart w:id="6" w:name="OLE_LINK2"/>
-      <w:bookmarkStart w:id="7" w:name="_Toc225023922"/>
+      <w:bookmarkStart w:id="6" w:name="_Toc225023922"/>
+      <w:bookmarkStart w:id="7" w:name="OLE_LINK2"/>
       <w:r>
         <w:rPr>
           <w:rFonts w:hint="eastAsia"/>
@@ -8277,9 +8364,9 @@
         </w:rPr>
         <w:t>——event loop</w:t>
       </w:r>
-      <w:bookmarkEnd w:id="7"/>
-    </w:p>
-    <w:bookmarkEnd w:id="6"/>
+      <w:bookmarkEnd w:id="6"/>
+    </w:p>
+    <w:bookmarkEnd w:id="7"/>
     <w:p>
       <w:pPr>
         <w:rPr>
@@ -8964,13 +9051,12 @@
           <w:rFonts w:hint="eastAsia"/>
         </w:rPr>
       </w:pPr>
-      <w:bookmarkStart w:id="9" w:name="OLE_LINK3"/>
-      <w:bookmarkStart w:id="10" w:name="_Toc225023924"/>
-      <w:r>
-        <w:rPr>
-          <w:rFonts w:hint="eastAsia"/>
-        </w:rPr>
-        <w:lastRenderedPageBreak/>
+      <w:bookmarkStart w:id="9" w:name="_Toc225023924"/>
+      <w:bookmarkStart w:id="10" w:name="OLE_LINK3"/>
+      <w:r>
+        <w:rPr>
+          <w:rFonts w:hint="eastAsia"/>
+        </w:rPr>
         <w:t>01.06课时8</w:t>
       </w:r>
       <w:r>
@@ -8993,9 +9079,9 @@
         </w:rPr>
         <w:t>执行机制</w:t>
       </w:r>
-      <w:bookmarkEnd w:id="10"/>
-    </w:p>
-    <w:bookmarkEnd w:id="9"/>
+      <w:bookmarkEnd w:id="9"/>
+    </w:p>
+    <w:bookmarkEnd w:id="10"/>
     <w:p>
       <w:pPr>
         <w:rPr>
@@ -10391,11 +10477,7 @@
         <w:t>，</w:t>
       </w:r>
       <w:r>
-        <w:t>不是作用域类型，是变量查找规则，从内到外查找</w:t>
-      </w:r>
-      <w:r>
-        <w:lastRenderedPageBreak/>
-        <w:t>变量，取决于定义时所在作用域链。</w:t>
+        <w:t>不是作用域类型，是变量查找规则，从内到外查找变量，取决于定义时所在作用域链。</w:t>
       </w:r>
     </w:p>
     <w:p>
@@ -10431,8 +10513,8 @@
           <w:rFonts w:hint="eastAsia"/>
         </w:rPr>
       </w:pPr>
-      <w:bookmarkStart w:id="15" w:name="OLE_LINK7"/>
-      <w:bookmarkStart w:id="16" w:name="_Toc225023926"/>
+      <w:bookmarkStart w:id="15" w:name="_Toc225023926"/>
+      <w:bookmarkStart w:id="16" w:name="OLE_LINK7"/>
       <w:r>
         <w:rPr>
           <w:rFonts w:hint="eastAsia"/>
@@ -10451,9 +10533,9 @@
         </w:rPr>
         <w:t>作用</w:t>
       </w:r>
-      <w:bookmarkEnd w:id="16"/>
-    </w:p>
-    <w:bookmarkEnd w:id="15"/>
+      <w:bookmarkEnd w:id="15"/>
+    </w:p>
+    <w:bookmarkEnd w:id="16"/>
     <w:p>
       <w:pPr>
         <w:rPr>
@@ -10999,7 +11081,6 @@
           <w:b/>
           <w:bCs/>
         </w:rPr>
-        <w:lastRenderedPageBreak/>
         <w:t>ESM 导出方式</w:t>
       </w:r>
       <w:r>
@@ -11571,7 +11652,6 @@
         <w:rPr>
           <w:rFonts w:hint="eastAsia"/>
         </w:rPr>
-        <w:lastRenderedPageBreak/>
         <w:t>01.22课时1</w:t>
       </w:r>
       <w:r>
@@ -12360,7 +12440,6 @@
               <w:rPr>
                 <w:rFonts w:hint="eastAsia"/>
               </w:rPr>
-              <w:lastRenderedPageBreak/>
               <w:t>"</w:t>
             </w:r>
             <w:proofErr w:type="gramStart"/>
@@ -12460,7 +12539,6 @@
           <w:rFonts w:hint="eastAsia"/>
           <w:highlight w:val="yellow"/>
         </w:rPr>
-        <w:lastRenderedPageBreak/>
         <w:t>3. 重复参数名</w:t>
       </w:r>
     </w:p>
@@ -13268,7 +13346,6 @@
               <w:rPr>
                 <w:rFonts w:hint="eastAsia"/>
               </w:rPr>
-              <w:lastRenderedPageBreak/>
               <w:t>"</w:t>
             </w:r>
             <w:proofErr w:type="gramStart"/>
@@ -13348,7 +13425,6 @@
           <w:rFonts w:hint="eastAsia"/>
           <w:highlight w:val="yellow"/>
         </w:rPr>
-        <w:lastRenderedPageBreak/>
         <w:t>7. this 的值</w:t>
       </w:r>
     </w:p>
@@ -14127,7 +14203,6 @@
               <w:rPr>
                 <w:rFonts w:hint="eastAsia"/>
               </w:rPr>
-              <w:lastRenderedPageBreak/>
               <w:t>obj.readOnly</w:t>
             </w:r>
             <w:proofErr w:type="spellEnd"/>
@@ -14166,7 +14241,6 @@
         <w:rPr>
           <w:rFonts w:hint="eastAsia"/>
         </w:rPr>
-        <w:lastRenderedPageBreak/>
         <w:t>9</w:t>
       </w:r>
       <w:r>
@@ -14904,7 +14978,6 @@
         </w:rPr>
       </w:pPr>
       <w:r>
-        <w:lastRenderedPageBreak/>
         <w:t>当函数作为对象的方法被调用时，this 指向调用该方法的对象。</w:t>
       </w:r>
     </w:p>
@@ -15472,7 +15545,6 @@
         <w:rPr>
           <w:rFonts w:hint="eastAsia"/>
         </w:rPr>
-        <w:lastRenderedPageBreak/>
         <w:t xml:space="preserve">export const data = await </w:t>
       </w:r>
       <w:proofErr w:type="spellStart"/>
@@ -16182,11 +16254,7 @@
         <w:t>后续课程安排</w:t>
       </w:r>
       <w:r>
-        <w:t xml:space="preserve">：下节课讲网络相关知识，涉及五层协议、DNS、HTTP 等，之后做 Web </w:t>
-      </w:r>
-      <w:r>
-        <w:lastRenderedPageBreak/>
-        <w:t>应用小型项目。推荐预习《图解 HTTP》。</w:t>
+        <w:t>：下节课讲网络相关知识，涉及五层协议、DNS、HTTP 等，之后做 Web 应用小型项目。推荐预习《图解 HTTP》。</w:t>
       </w:r>
     </w:p>
     <w:p>
@@ -16697,7 +16765,6 @@
           <w:b/>
           <w:bCs/>
         </w:rPr>
-        <w:lastRenderedPageBreak/>
         <w:t>本节课安排</w:t>
       </w:r>
       <w:r>
@@ -17276,7 +17343,6 @@
         <w:rPr>
           <w:rFonts w:hint="eastAsia"/>
         </w:rPr>
-        <w:lastRenderedPageBreak/>
         <w:t>用于区分</w:t>
       </w:r>
       <w:proofErr w:type="spellStart"/>
@@ -17913,7 +17979,6 @@
         <w:rPr>
           <w:rFonts w:hint="eastAsia"/>
         </w:rPr>
-        <w:lastRenderedPageBreak/>
         <w:t>02.04课时16——网络</w:t>
       </w:r>
       <w:bookmarkEnd w:id="23"/>
@@ -18374,7 +18439,6 @@
         <w:rPr>
           <w:rFonts w:hint="eastAsia"/>
         </w:rPr>
-        <w:lastRenderedPageBreak/>
         <w:t>本地回环地址</w:t>
       </w:r>
     </w:p>
@@ -19012,7 +19076,6 @@
           <w:b/>
           <w:bCs/>
         </w:rPr>
-        <w:lastRenderedPageBreak/>
         <w:t>[127.0.0.1](127.0.0.1)</w:t>
       </w:r>
       <w:r>
@@ -20112,7 +20175,6 @@
                 <w:b/>
                 <w:bCs/>
               </w:rPr>
-              <w:lastRenderedPageBreak/>
               <w:t>特性</w:t>
             </w:r>
           </w:p>
@@ -22802,11 +22864,7 @@
         <w:t>协议区别</w:t>
       </w:r>
       <w:r>
-        <w:t>：TCP 可靠、有序、速度慢，因有三次握手；UDP 速度快、不保</w:t>
-      </w:r>
-      <w:r>
-        <w:lastRenderedPageBreak/>
-        <w:t>证到达、无三次握手，适合游戏等场景。</w:t>
+        <w:t>：TCP 可靠、有序、速度慢，因有三次握手；UDP 速度快、不保证到达、无三次握手，适合游戏等场景。</w:t>
       </w:r>
     </w:p>
     <w:p>
@@ -23724,7 +23782,6 @@
               </w:rPr>
             </w:pPr>
             <w:r>
-              <w:lastRenderedPageBreak/>
               <w:t>网络层</w:t>
             </w:r>
           </w:p>
@@ -26455,7 +26512,6 @@
           <w:b/>
           <w:bCs/>
         </w:rPr>
-        <w:lastRenderedPageBreak/>
         <w:t>URL解析</w:t>
       </w:r>
       <w:r>
@@ -26976,7 +27032,6 @@
         <w:rPr>
           <w:rFonts w:hint="eastAsia"/>
         </w:rPr>
-        <w:lastRenderedPageBreak/>
         <w:t>技术选型的原因，为什么选这个技术，对项目的帮助度</w:t>
       </w:r>
     </w:p>
@@ -27579,7 +27634,6 @@
         <w:rPr>
           <w:rFonts w:hint="eastAsia"/>
         </w:rPr>
-        <w:lastRenderedPageBreak/>
         <w:t>Service worker，首次请求是没有</w:t>
       </w:r>
       <w:proofErr w:type="spellStart"/>
@@ -28955,7 +29009,6 @@
         </w:rPr>
       </w:pPr>
       <w:r>
-        <w:lastRenderedPageBreak/>
         <w:t>CLS – Cumulative Layout Shift</w:t>
       </w:r>
     </w:p>
@@ -29697,7 +29750,6 @@
         <w:rPr>
           <w:rFonts w:hint="eastAsia"/>
         </w:rPr>
-        <w:lastRenderedPageBreak/>
         <w:t>消除资源（CSS，JS）阻塞</w:t>
       </w:r>
       <w:r>
@@ -30407,7 +30459,6 @@
         <w:rPr>
           <w:rFonts w:hint="eastAsia"/>
         </w:rPr>
-        <w:lastRenderedPageBreak/>
         <w:t xml:space="preserve">type </w:t>
       </w:r>
       <w:proofErr w:type="spellStart"/>
@@ -31035,7 +31086,16 @@
       </w:r>
       <w:proofErr w:type="gramEnd"/>
       <w:r>
-        <w:t>，八股在背，项目未开始，计划放假用cos做项目。讲师分享用AI开发网站文档及谷歌设计软件。</w:t>
+        <w:t>，八股在背，项目未开始，计划放假用</w:t>
+      </w:r>
+      <w:r>
+        <w:rPr>
+          <w:rFonts w:hint="eastAsia"/>
+        </w:rPr>
+        <w:t>cursor</w:t>
+      </w:r>
+      <w:r>
+        <w:t>做项目。讲师分享用AI开发网站文档及谷歌设计软件。</w:t>
       </w:r>
     </w:p>
     <w:p>
@@ -31077,11 +31137,7 @@
         <w:t>网络阶段</w:t>
       </w:r>
       <w:r>
-        <w:t xml:space="preserve">：FTTB是浏览器发请求到拿到首字节时间，可用HTTP 2代替HTTP </w:t>
-      </w:r>
-      <w:r>
-        <w:lastRenderedPageBreak/>
-        <w:t>1、提高服务器性能优化。</w:t>
+        <w:t>：FTTB是浏览器发请求到拿到首字节时间，可用HTTP 2代替HTTP 1、提高服务器性能优化。</w:t>
       </w:r>
     </w:p>
     <w:p>
@@ -31131,7 +31187,16 @@
         <w:t>交互阶段</w:t>
       </w:r>
       <w:r>
-        <w:t>：TTI是渲染结束可交互时间，可用tree shaking、cold sleeping、按需加载、</w:t>
+        <w:t>：TTI是渲染结束可交互时间，可用tree shaking、cold sl</w:t>
+      </w:r>
+      <w:r>
+        <w:rPr>
+          <w:rFonts w:hint="eastAsia"/>
+        </w:rPr>
+        <w:t>ip</w:t>
+      </w:r>
+      <w:r>
+        <w:t>ping、按需加载、</w:t>
       </w:r>
       <w:proofErr w:type="gramStart"/>
       <w:r>
@@ -31261,6 +31326,343 @@
       <w:proofErr w:type="spellEnd"/>
       <w:r>
         <w:t>内处理resolve，确保阻塞效果。</w:t>
+      </w:r>
+    </w:p>
+    <w:p/>
+    <w:p>
+      <w:pPr>
+        <w:pStyle w:val="1"/>
+        <w:rPr>
+          <w:rFonts w:hint="eastAsia"/>
+        </w:rPr>
+      </w:pPr>
+      <w:r>
+        <w:rPr>
+          <w:rFonts w:hint="eastAsia"/>
+        </w:rPr>
+        <w:t>03.</w:t>
+      </w:r>
+      <w:r>
+        <w:rPr>
+          <w:rFonts w:hint="eastAsia"/>
+        </w:rPr>
+        <w:t>24</w:t>
+      </w:r>
+      <w:r>
+        <w:rPr>
+          <w:rFonts w:hint="eastAsia"/>
+        </w:rPr>
+        <w:t>课时2</w:t>
+      </w:r>
+      <w:r>
+        <w:rPr>
+          <w:rFonts w:hint="eastAsia"/>
+        </w:rPr>
+        <w:t>4</w:t>
+      </w:r>
+      <w:r>
+        <w:rPr>
+          <w:rFonts w:hint="eastAsia"/>
+        </w:rPr>
+        <w:t>——</w:t>
+      </w:r>
+      <w:r>
+        <w:rPr>
+          <w:rFonts w:hint="eastAsia"/>
+        </w:rPr>
+        <w:t>React</w:t>
+      </w:r>
+    </w:p>
+    <w:p>
+      <w:r>
+        <w:rPr>
+          <w:rFonts w:hint="eastAsia"/>
+        </w:rPr>
+        <w:t>修改状态值，React重新渲染</w:t>
+      </w:r>
+      <w:proofErr w:type="spellStart"/>
+      <w:r>
+        <w:rPr>
+          <w:rFonts w:hint="eastAsia"/>
+        </w:rPr>
+        <w:t>ui</w:t>
+      </w:r>
+      <w:proofErr w:type="spellEnd"/>
+    </w:p>
+    <w:p/>
+    <w:p>
+      <w:r>
+        <w:rPr>
+          <w:rFonts w:hint="eastAsia"/>
+        </w:rPr>
+        <w:t>原生</w:t>
+      </w:r>
+      <w:proofErr w:type="spellStart"/>
+      <w:r>
+        <w:rPr>
+          <w:rFonts w:hint="eastAsia"/>
+        </w:rPr>
+        <w:t>Js</w:t>
+      </w:r>
+      <w:proofErr w:type="spellEnd"/>
+      <w:r>
+        <w:rPr>
+          <w:rFonts w:hint="eastAsia"/>
+        </w:rPr>
+        <w:t>命令式修改</w:t>
+      </w:r>
+    </w:p>
+    <w:p/>
+    <w:p>
+      <w:r>
+        <w:rPr>
+          <w:rFonts w:hint="eastAsia"/>
+        </w:rPr>
+        <w:t>react声明式修改</w:t>
+      </w:r>
+    </w:p>
+    <w:p/>
+    <w:p>
+      <w:r>
+        <w:t>本次课主要讲解React与原生JS的差异，以及如何在HTML中编写React代码，并解决过程中的报错问题。</w:t>
+      </w:r>
+    </w:p>
+    <w:p>
+      <w:pPr>
+        <w:numPr>
+          <w:ilvl w:val="0"/>
+          <w:numId w:val="51"/>
+        </w:numPr>
+      </w:pPr>
+      <w:r>
+        <w:rPr>
+          <w:b/>
+          <w:bCs/>
+        </w:rPr>
+        <w:t>课前回顾与项目进度</w:t>
+      </w:r>
+      <w:r>
+        <w:t>：上节课讲技术场景题，学员AI项目框架已搭建，正做AI文字生成，老师建议做好LLM API接入等亮点。</w:t>
+      </w:r>
+    </w:p>
+    <w:p>
+      <w:pPr>
+        <w:numPr>
+          <w:ilvl w:val="0"/>
+          <w:numId w:val="51"/>
+        </w:numPr>
+      </w:pPr>
+      <w:r>
+        <w:rPr>
+          <w:b/>
+          <w:bCs/>
+        </w:rPr>
+        <w:t>技术场景题解题流程</w:t>
+      </w:r>
+      <w:r>
+        <w:t>：评估问题如何发生，考虑多种方式解决，思考后续预防措施及接入</w:t>
+      </w:r>
+      <w:proofErr w:type="spellStart"/>
+      <w:r>
+        <w:t>Centry</w:t>
+      </w:r>
+      <w:proofErr w:type="spellEnd"/>
+      <w:r>
+        <w:t>等。</w:t>
+      </w:r>
+    </w:p>
+    <w:p>
+      <w:pPr>
+        <w:numPr>
+          <w:ilvl w:val="0"/>
+          <w:numId w:val="51"/>
+        </w:numPr>
+      </w:pPr>
+      <w:r>
+        <w:rPr>
+          <w:b/>
+          <w:bCs/>
+        </w:rPr>
+        <w:t>React与原生JS对比</w:t>
+      </w:r>
+      <w:r>
+        <w:t>：</w:t>
+      </w:r>
+    </w:p>
+    <w:p>
+      <w:pPr>
+        <w:numPr>
+          <w:ilvl w:val="1"/>
+          <w:numId w:val="51"/>
+        </w:numPr>
+      </w:pPr>
+      <w:r>
+        <w:rPr>
+          <w:b/>
+          <w:bCs/>
+        </w:rPr>
+        <w:t>原生JS</w:t>
+      </w:r>
+      <w:r>
+        <w:t>：以点击按钮使数字递增为例，需手动维护变量、找节点、绑定事件、更新视图，是命令式更新。</w:t>
+      </w:r>
+    </w:p>
+    <w:p>
+      <w:pPr>
+        <w:numPr>
+          <w:ilvl w:val="1"/>
+          <w:numId w:val="51"/>
+        </w:numPr>
+      </w:pPr>
+      <w:r>
+        <w:rPr>
+          <w:b/>
+          <w:bCs/>
+        </w:rPr>
+        <w:t>React</w:t>
+      </w:r>
+      <w:r>
+        <w:t>：用</w:t>
+      </w:r>
+      <w:proofErr w:type="spellStart"/>
+      <w:r>
+        <w:t>useState</w:t>
+      </w:r>
+      <w:proofErr w:type="spellEnd"/>
+      <w:r>
+        <w:t>定义状态，通过return结果描绘UI长相，利用内置hooks更新状态，由React通过diff算法重新渲染更新视图，是声明式更新。复杂UI场景下，React状态驱动更简单。</w:t>
+      </w:r>
+    </w:p>
+    <w:p>
+      <w:pPr>
+        <w:numPr>
+          <w:ilvl w:val="0"/>
+          <w:numId w:val="51"/>
+        </w:numPr>
+      </w:pPr>
+      <w:r>
+        <w:rPr>
+          <w:b/>
+          <w:bCs/>
+        </w:rPr>
+        <w:t>在HTML中写React的方法</w:t>
+      </w:r>
+      <w:r>
+        <w:t>：</w:t>
+      </w:r>
+    </w:p>
+    <w:p>
+      <w:pPr>
+        <w:numPr>
+          <w:ilvl w:val="1"/>
+          <w:numId w:val="51"/>
+        </w:numPr>
+      </w:pPr>
+      <w:r>
+        <w:rPr>
+          <w:b/>
+          <w:bCs/>
+        </w:rPr>
+        <w:t>引入资源</w:t>
+      </w:r>
+      <w:r>
+        <w:t>：无法用</w:t>
+      </w:r>
+      <w:proofErr w:type="spellStart"/>
+      <w:r>
+        <w:t>npm</w:t>
+      </w:r>
+      <w:proofErr w:type="spellEnd"/>
+      <w:r>
+        <w:t xml:space="preserve"> install安装React包，通过script标签引入CDN第三方网站的React包。</w:t>
+      </w:r>
+    </w:p>
+    <w:p>
+      <w:pPr>
+        <w:numPr>
+          <w:ilvl w:val="1"/>
+          <w:numId w:val="51"/>
+        </w:numPr>
+      </w:pPr>
+      <w:r>
+        <w:rPr>
+          <w:b/>
+          <w:bCs/>
+        </w:rPr>
+        <w:t>编写代码</w:t>
+      </w:r>
+      <w:r>
+        <w:t>：将React相关代码写入script标签，去除export default和import语句，从React中获取</w:t>
+      </w:r>
+      <w:proofErr w:type="spellStart"/>
+      <w:r>
+        <w:t>useState</w:t>
+      </w:r>
+      <w:proofErr w:type="spellEnd"/>
+      <w:r>
+        <w:t>。</w:t>
+      </w:r>
+    </w:p>
+    <w:p>
+      <w:pPr>
+        <w:numPr>
+          <w:ilvl w:val="1"/>
+          <w:numId w:val="51"/>
+        </w:numPr>
+      </w:pPr>
+      <w:r>
+        <w:rPr>
+          <w:b/>
+          <w:bCs/>
+        </w:rPr>
+        <w:t>挂载组件</w:t>
+      </w:r>
+      <w:r>
+        <w:t>：在body中创建id为root的div，通过</w:t>
+      </w:r>
+      <w:proofErr w:type="spellStart"/>
+      <w:r>
+        <w:t>ReactDOM</w:t>
+      </w:r>
+      <w:proofErr w:type="spellEnd"/>
+      <w:r>
+        <w:t>创建根目录并渲染组件。</w:t>
+      </w:r>
+    </w:p>
+    <w:p>
+      <w:pPr>
+        <w:numPr>
+          <w:ilvl w:val="1"/>
+          <w:numId w:val="51"/>
+        </w:numPr>
+      </w:pPr>
+      <w:r>
+        <w:rPr>
+          <w:b/>
+          <w:bCs/>
+        </w:rPr>
+        <w:t>转换语法</w:t>
+      </w:r>
+      <w:r>
+        <w:t>：引入巴贝尔库将JSX语法转为JS。</w:t>
+      </w:r>
+    </w:p>
+    <w:p>
+      <w:pPr>
+        <w:numPr>
+          <w:ilvl w:val="1"/>
+          <w:numId w:val="51"/>
+        </w:numPr>
+      </w:pPr>
+      <w:r>
+        <w:rPr>
+          <w:b/>
+          <w:bCs/>
+        </w:rPr>
+        <w:t>注意事项</w:t>
+      </w:r>
+      <w:r>
+        <w:t>：解决报错问题，如添加type属性、处理跨域、注意标签和变量书写规范等。</w:t>
       </w:r>
     </w:p>
     <w:p>
@@ -33261,6 +33663,155 @@
     </w:lvl>
   </w:abstractNum>
   <w:abstractNum w:abstractNumId="15" w15:restartNumberingAfterBreak="0">
+    <w:nsid w:val="375449A2"/>
+    <w:multiLevelType w:val="multilevel"/>
+    <w:tmpl w:val="2ECEE1EA"/>
+    <w:lvl w:ilvl="0">
+      <w:start w:val="1"/>
+      <w:numFmt w:val="bullet"/>
+      <w:lvlText w:val=""/>
+      <w:lvlJc w:val="left"/>
+      <w:pPr>
+        <w:tabs>
+          <w:tab w:val="num" w:pos="720"/>
+        </w:tabs>
+        <w:ind w:left="720" w:hanging="360"/>
+      </w:pPr>
+      <w:rPr>
+        <w:rFonts w:ascii="Symbol" w:hAnsi="Symbol" w:hint="default"/>
+        <w:sz w:val="20"/>
+      </w:rPr>
+    </w:lvl>
+    <w:lvl w:ilvl="1">
+      <w:start w:val="1"/>
+      <w:numFmt w:val="bullet"/>
+      <w:lvlText w:val="o"/>
+      <w:lvlJc w:val="left"/>
+      <w:pPr>
+        <w:tabs>
+          <w:tab w:val="num" w:pos="1440"/>
+        </w:tabs>
+        <w:ind w:left="1440" w:hanging="360"/>
+      </w:pPr>
+      <w:rPr>
+        <w:rFonts w:ascii="Courier New" w:hAnsi="Courier New" w:hint="default"/>
+        <w:sz w:val="20"/>
+      </w:rPr>
+    </w:lvl>
+    <w:lvl w:ilvl="2" w:tentative="1">
+      <w:start w:val="1"/>
+      <w:numFmt w:val="bullet"/>
+      <w:lvlText w:val=""/>
+      <w:lvlJc w:val="left"/>
+      <w:pPr>
+        <w:tabs>
+          <w:tab w:val="num" w:pos="2160"/>
+        </w:tabs>
+        <w:ind w:left="2160" w:hanging="360"/>
+      </w:pPr>
+      <w:rPr>
+        <w:rFonts w:ascii="Wingdings" w:hAnsi="Wingdings" w:hint="default"/>
+        <w:sz w:val="20"/>
+      </w:rPr>
+    </w:lvl>
+    <w:lvl w:ilvl="3" w:tentative="1">
+      <w:start w:val="1"/>
+      <w:numFmt w:val="bullet"/>
+      <w:lvlText w:val=""/>
+      <w:lvlJc w:val="left"/>
+      <w:pPr>
+        <w:tabs>
+          <w:tab w:val="num" w:pos="2880"/>
+        </w:tabs>
+        <w:ind w:left="2880" w:hanging="360"/>
+      </w:pPr>
+      <w:rPr>
+        <w:rFonts w:ascii="Wingdings" w:hAnsi="Wingdings" w:hint="default"/>
+        <w:sz w:val="20"/>
+      </w:rPr>
+    </w:lvl>
+    <w:lvl w:ilvl="4" w:tentative="1">
+      <w:start w:val="1"/>
+      <w:numFmt w:val="bullet"/>
+      <w:lvlText w:val=""/>
+      <w:lvlJc w:val="left"/>
+      <w:pPr>
+        <w:tabs>
+          <w:tab w:val="num" w:pos="3600"/>
+        </w:tabs>
+        <w:ind w:left="3600" w:hanging="360"/>
+      </w:pPr>
+      <w:rPr>
+        <w:rFonts w:ascii="Wingdings" w:hAnsi="Wingdings" w:hint="default"/>
+        <w:sz w:val="20"/>
+      </w:rPr>
+    </w:lvl>
+    <w:lvl w:ilvl="5" w:tentative="1">
+      <w:start w:val="1"/>
+      <w:numFmt w:val="bullet"/>
+      <w:lvlText w:val=""/>
+      <w:lvlJc w:val="left"/>
+      <w:pPr>
+        <w:tabs>
+          <w:tab w:val="num" w:pos="4320"/>
+        </w:tabs>
+        <w:ind w:left="4320" w:hanging="360"/>
+      </w:pPr>
+      <w:rPr>
+        <w:rFonts w:ascii="Wingdings" w:hAnsi="Wingdings" w:hint="default"/>
+        <w:sz w:val="20"/>
+      </w:rPr>
+    </w:lvl>
+    <w:lvl w:ilvl="6" w:tentative="1">
+      <w:start w:val="1"/>
+      <w:numFmt w:val="bullet"/>
+      <w:lvlText w:val=""/>
+      <w:lvlJc w:val="left"/>
+      <w:pPr>
+        <w:tabs>
+          <w:tab w:val="num" w:pos="5040"/>
+        </w:tabs>
+        <w:ind w:left="5040" w:hanging="360"/>
+      </w:pPr>
+      <w:rPr>
+        <w:rFonts w:ascii="Wingdings" w:hAnsi="Wingdings" w:hint="default"/>
+        <w:sz w:val="20"/>
+      </w:rPr>
+    </w:lvl>
+    <w:lvl w:ilvl="7" w:tentative="1">
+      <w:start w:val="1"/>
+      <w:numFmt w:val="bullet"/>
+      <w:lvlText w:val=""/>
+      <w:lvlJc w:val="left"/>
+      <w:pPr>
+        <w:tabs>
+          <w:tab w:val="num" w:pos="5760"/>
+        </w:tabs>
+        <w:ind w:left="5760" w:hanging="360"/>
+      </w:pPr>
+      <w:rPr>
+        <w:rFonts w:ascii="Wingdings" w:hAnsi="Wingdings" w:hint="default"/>
+        <w:sz w:val="20"/>
+      </w:rPr>
+    </w:lvl>
+    <w:lvl w:ilvl="8" w:tentative="1">
+      <w:start w:val="1"/>
+      <w:numFmt w:val="bullet"/>
+      <w:lvlText w:val=""/>
+      <w:lvlJc w:val="left"/>
+      <w:pPr>
+        <w:tabs>
+          <w:tab w:val="num" w:pos="6480"/>
+        </w:tabs>
+        <w:ind w:left="6480" w:hanging="360"/>
+      </w:pPr>
+      <w:rPr>
+        <w:rFonts w:ascii="Wingdings" w:hAnsi="Wingdings" w:hint="default"/>
+        <w:sz w:val="20"/>
+      </w:rPr>
+    </w:lvl>
+  </w:abstractNum>
+  <w:abstractNum w:abstractNumId="16" w15:restartNumberingAfterBreak="0">
     <w:nsid w:val="39DA2D87"/>
     <w:multiLevelType w:val="multilevel"/>
     <w:tmpl w:val="81481B86"/>
@@ -33409,7 +33960,7 @@
       </w:rPr>
     </w:lvl>
   </w:abstractNum>
-  <w:abstractNum w:abstractNumId="16" w15:restartNumberingAfterBreak="0">
+  <w:abstractNum w:abstractNumId="17" w15:restartNumberingAfterBreak="0">
     <w:nsid w:val="3C386ABF"/>
     <w:multiLevelType w:val="multilevel"/>
     <w:tmpl w:val="BF6E8A36"/>
@@ -33558,7 +34109,7 @@
       </w:rPr>
     </w:lvl>
   </w:abstractNum>
-  <w:abstractNum w:abstractNumId="17" w15:restartNumberingAfterBreak="0">
+  <w:abstractNum w:abstractNumId="18" w15:restartNumberingAfterBreak="0">
     <w:nsid w:val="3DDA13CE"/>
     <w:multiLevelType w:val="multilevel"/>
     <w:tmpl w:val="007860AA"/>
@@ -33671,7 +34222,7 @@
       </w:pPr>
     </w:lvl>
   </w:abstractNum>
-  <w:abstractNum w:abstractNumId="18" w15:restartNumberingAfterBreak="0">
+  <w:abstractNum w:abstractNumId="19" w15:restartNumberingAfterBreak="0">
     <w:nsid w:val="41A7570E"/>
     <w:multiLevelType w:val="hybridMultilevel"/>
     <w:tmpl w:val="F93AB1C8"/>
@@ -33757,7 +34308,7 @@
       </w:pPr>
     </w:lvl>
   </w:abstractNum>
-  <w:abstractNum w:abstractNumId="19" w15:restartNumberingAfterBreak="0">
+  <w:abstractNum w:abstractNumId="20" w15:restartNumberingAfterBreak="0">
     <w:nsid w:val="45481C2A"/>
     <w:multiLevelType w:val="hybridMultilevel"/>
     <w:tmpl w:val="157A38A0"/>
@@ -33846,7 +34397,7 @@
       </w:pPr>
     </w:lvl>
   </w:abstractNum>
-  <w:abstractNum w:abstractNumId="20" w15:restartNumberingAfterBreak="0">
+  <w:abstractNum w:abstractNumId="21" w15:restartNumberingAfterBreak="0">
     <w:nsid w:val="46C667B0"/>
     <w:multiLevelType w:val="multilevel"/>
     <w:tmpl w:val="38B865B6"/>
@@ -33995,7 +34546,7 @@
       </w:rPr>
     </w:lvl>
   </w:abstractNum>
-  <w:abstractNum w:abstractNumId="21" w15:restartNumberingAfterBreak="0">
+  <w:abstractNum w:abstractNumId="22" w15:restartNumberingAfterBreak="0">
     <w:nsid w:val="48DE2233"/>
     <w:multiLevelType w:val="hybridMultilevel"/>
     <w:tmpl w:val="55EE258C"/>
@@ -34108,7 +34659,7 @@
       </w:rPr>
     </w:lvl>
   </w:abstractNum>
-  <w:abstractNum w:abstractNumId="22" w15:restartNumberingAfterBreak="0">
+  <w:abstractNum w:abstractNumId="23" w15:restartNumberingAfterBreak="0">
     <w:nsid w:val="49661458"/>
     <w:multiLevelType w:val="hybridMultilevel"/>
     <w:tmpl w:val="E3E69626"/>
@@ -34197,7 +34748,7 @@
       </w:pPr>
     </w:lvl>
   </w:abstractNum>
-  <w:abstractNum w:abstractNumId="23" w15:restartNumberingAfterBreak="0">
+  <w:abstractNum w:abstractNumId="24" w15:restartNumberingAfterBreak="0">
     <w:nsid w:val="4E056381"/>
     <w:multiLevelType w:val="multilevel"/>
     <w:tmpl w:val="0D6E9974"/>
@@ -34346,7 +34897,7 @@
       </w:rPr>
     </w:lvl>
   </w:abstractNum>
-  <w:abstractNum w:abstractNumId="24" w15:restartNumberingAfterBreak="0">
+  <w:abstractNum w:abstractNumId="25" w15:restartNumberingAfterBreak="0">
     <w:nsid w:val="510C7715"/>
     <w:multiLevelType w:val="hybridMultilevel"/>
     <w:tmpl w:val="33EA03FE"/>
@@ -34438,7 +34989,7 @@
       </w:pPr>
     </w:lvl>
   </w:abstractNum>
-  <w:abstractNum w:abstractNumId="25" w15:restartNumberingAfterBreak="0">
+  <w:abstractNum w:abstractNumId="26" w15:restartNumberingAfterBreak="0">
     <w:nsid w:val="55915F6B"/>
     <w:multiLevelType w:val="hybridMultilevel"/>
     <w:tmpl w:val="AAC4B436"/>
@@ -34527,7 +35078,7 @@
       </w:pPr>
     </w:lvl>
   </w:abstractNum>
-  <w:abstractNum w:abstractNumId="26" w15:restartNumberingAfterBreak="0">
+  <w:abstractNum w:abstractNumId="27" w15:restartNumberingAfterBreak="0">
     <w:nsid w:val="55FD0228"/>
     <w:multiLevelType w:val="multilevel"/>
     <w:tmpl w:val="C0F280DE"/>
@@ -34676,7 +35227,7 @@
       </w:rPr>
     </w:lvl>
   </w:abstractNum>
-  <w:abstractNum w:abstractNumId="27" w15:restartNumberingAfterBreak="0">
+  <w:abstractNum w:abstractNumId="28" w15:restartNumberingAfterBreak="0">
     <w:nsid w:val="56431417"/>
     <w:multiLevelType w:val="multilevel"/>
     <w:tmpl w:val="EF6EDDB6"/>
@@ -34789,7 +35340,7 @@
       </w:pPr>
     </w:lvl>
   </w:abstractNum>
-  <w:abstractNum w:abstractNumId="28" w15:restartNumberingAfterBreak="0">
+  <w:abstractNum w:abstractNumId="29" w15:restartNumberingAfterBreak="0">
     <w:nsid w:val="58E21DD8"/>
     <w:multiLevelType w:val="multilevel"/>
     <w:tmpl w:val="392832BE"/>
@@ -34938,7 +35489,7 @@
       </w:rPr>
     </w:lvl>
   </w:abstractNum>
-  <w:abstractNum w:abstractNumId="29" w15:restartNumberingAfterBreak="0">
+  <w:abstractNum w:abstractNumId="30" w15:restartNumberingAfterBreak="0">
     <w:nsid w:val="5C086FF3"/>
     <w:multiLevelType w:val="multilevel"/>
     <w:tmpl w:val="32C2B414"/>
@@ -35087,7 +35638,7 @@
       </w:rPr>
     </w:lvl>
   </w:abstractNum>
-  <w:abstractNum w:abstractNumId="30" w15:restartNumberingAfterBreak="0">
+  <w:abstractNum w:abstractNumId="31" w15:restartNumberingAfterBreak="0">
     <w:nsid w:val="5D0B4A5F"/>
     <w:multiLevelType w:val="hybridMultilevel"/>
     <w:tmpl w:val="F0D6EFDE"/>
@@ -35176,7 +35727,7 @@
       </w:pPr>
     </w:lvl>
   </w:abstractNum>
-  <w:abstractNum w:abstractNumId="31" w15:restartNumberingAfterBreak="0">
+  <w:abstractNum w:abstractNumId="32" w15:restartNumberingAfterBreak="0">
     <w:nsid w:val="5D9A36C5"/>
     <w:multiLevelType w:val="multilevel"/>
     <w:tmpl w:val="CDC21C3A"/>
@@ -35325,7 +35876,7 @@
       </w:rPr>
     </w:lvl>
   </w:abstractNum>
-  <w:abstractNum w:abstractNumId="32" w15:restartNumberingAfterBreak="0">
+  <w:abstractNum w:abstractNumId="33" w15:restartNumberingAfterBreak="0">
     <w:nsid w:val="5EC73A7E"/>
     <w:multiLevelType w:val="multilevel"/>
     <w:tmpl w:val="5F662558"/>
@@ -35474,7 +36025,7 @@
       </w:rPr>
     </w:lvl>
   </w:abstractNum>
-  <w:abstractNum w:abstractNumId="33" w15:restartNumberingAfterBreak="0">
+  <w:abstractNum w:abstractNumId="34" w15:restartNumberingAfterBreak="0">
     <w:nsid w:val="6071219B"/>
     <w:multiLevelType w:val="multilevel"/>
     <w:tmpl w:val="CB3A28E6"/>
@@ -35623,7 +36174,7 @@
       </w:rPr>
     </w:lvl>
   </w:abstractNum>
-  <w:abstractNum w:abstractNumId="34" w15:restartNumberingAfterBreak="0">
+  <w:abstractNum w:abstractNumId="35" w15:restartNumberingAfterBreak="0">
     <w:nsid w:val="69CE6475"/>
     <w:multiLevelType w:val="hybridMultilevel"/>
     <w:tmpl w:val="EA763DFE"/>
@@ -35712,7 +36263,7 @@
       </w:pPr>
     </w:lvl>
   </w:abstractNum>
-  <w:abstractNum w:abstractNumId="35" w15:restartNumberingAfterBreak="0">
+  <w:abstractNum w:abstractNumId="36" w15:restartNumberingAfterBreak="0">
     <w:nsid w:val="6B200C1C"/>
     <w:multiLevelType w:val="multilevel"/>
     <w:tmpl w:val="9B34C158"/>
@@ -35825,7 +36376,7 @@
       </w:pPr>
     </w:lvl>
   </w:abstractNum>
-  <w:abstractNum w:abstractNumId="36" w15:restartNumberingAfterBreak="0">
+  <w:abstractNum w:abstractNumId="37" w15:restartNumberingAfterBreak="0">
     <w:nsid w:val="6CE85BD5"/>
     <w:multiLevelType w:val="multilevel"/>
     <w:tmpl w:val="A6CED16C"/>
@@ -35974,7 +36525,7 @@
       </w:rPr>
     </w:lvl>
   </w:abstractNum>
-  <w:abstractNum w:abstractNumId="37" w15:restartNumberingAfterBreak="0">
+  <w:abstractNum w:abstractNumId="38" w15:restartNumberingAfterBreak="0">
     <w:nsid w:val="6D936673"/>
     <w:multiLevelType w:val="multilevel"/>
     <w:tmpl w:val="0728CEE8"/>
@@ -36123,7 +36674,7 @@
       </w:rPr>
     </w:lvl>
   </w:abstractNum>
-  <w:abstractNum w:abstractNumId="38" w15:restartNumberingAfterBreak="0">
+  <w:abstractNum w:abstractNumId="39" w15:restartNumberingAfterBreak="0">
     <w:nsid w:val="6EB03716"/>
     <w:multiLevelType w:val="hybridMultilevel"/>
     <w:tmpl w:val="1B82C136"/>
@@ -36212,7 +36763,7 @@
       </w:pPr>
     </w:lvl>
   </w:abstractNum>
-  <w:abstractNum w:abstractNumId="39" w15:restartNumberingAfterBreak="0">
+  <w:abstractNum w:abstractNumId="40" w15:restartNumberingAfterBreak="0">
     <w:nsid w:val="702171F3"/>
     <w:multiLevelType w:val="multilevel"/>
     <w:tmpl w:val="6D64EEB6"/>
@@ -36361,7 +36912,7 @@
       </w:rPr>
     </w:lvl>
   </w:abstractNum>
-  <w:abstractNum w:abstractNumId="40" w15:restartNumberingAfterBreak="0">
+  <w:abstractNum w:abstractNumId="41" w15:restartNumberingAfterBreak="0">
     <w:nsid w:val="72125B11"/>
     <w:multiLevelType w:val="hybridMultilevel"/>
     <w:tmpl w:val="25EC1CE2"/>
@@ -36450,7 +37001,7 @@
       </w:pPr>
     </w:lvl>
   </w:abstractNum>
-  <w:abstractNum w:abstractNumId="41" w15:restartNumberingAfterBreak="0">
+  <w:abstractNum w:abstractNumId="42" w15:restartNumberingAfterBreak="0">
     <w:nsid w:val="744F4D49"/>
     <w:multiLevelType w:val="multilevel"/>
     <w:tmpl w:val="79345546"/>
@@ -36599,7 +37150,7 @@
       </w:rPr>
     </w:lvl>
   </w:abstractNum>
-  <w:abstractNum w:abstractNumId="42" w15:restartNumberingAfterBreak="0">
+  <w:abstractNum w:abstractNumId="43" w15:restartNumberingAfterBreak="0">
     <w:nsid w:val="74913116"/>
     <w:multiLevelType w:val="multilevel"/>
     <w:tmpl w:val="B524A4F6"/>
@@ -36748,7 +37299,7 @@
       </w:rPr>
     </w:lvl>
   </w:abstractNum>
-  <w:abstractNum w:abstractNumId="43" w15:restartNumberingAfterBreak="0">
+  <w:abstractNum w:abstractNumId="44" w15:restartNumberingAfterBreak="0">
     <w:nsid w:val="799C16FF"/>
     <w:multiLevelType w:val="hybridMultilevel"/>
     <w:tmpl w:val="2592DE80"/>
@@ -36861,7 +37412,7 @@
       </w:rPr>
     </w:lvl>
   </w:abstractNum>
-  <w:abstractNum w:abstractNumId="44" w15:restartNumberingAfterBreak="0">
+  <w:abstractNum w:abstractNumId="45" w15:restartNumberingAfterBreak="0">
     <w:nsid w:val="7A751C22"/>
     <w:multiLevelType w:val="multilevel"/>
     <w:tmpl w:val="F40298DC"/>
@@ -36974,7 +37525,7 @@
       </w:pPr>
     </w:lvl>
   </w:abstractNum>
-  <w:abstractNum w:abstractNumId="45" w15:restartNumberingAfterBreak="0">
+  <w:abstractNum w:abstractNumId="46" w15:restartNumberingAfterBreak="0">
     <w:nsid w:val="7BA704AD"/>
     <w:multiLevelType w:val="multilevel"/>
     <w:tmpl w:val="02A602AE"/>
@@ -37123,7 +37674,7 @@
       </w:rPr>
     </w:lvl>
   </w:abstractNum>
-  <w:abstractNum w:abstractNumId="46" w15:restartNumberingAfterBreak="0">
+  <w:abstractNum w:abstractNumId="47" w15:restartNumberingAfterBreak="0">
     <w:nsid w:val="7D463E9C"/>
     <w:multiLevelType w:val="multilevel"/>
     <w:tmpl w:val="347CCE8A"/>
@@ -37272,7 +37823,7 @@
       </w:rPr>
     </w:lvl>
   </w:abstractNum>
-  <w:abstractNum w:abstractNumId="47" w15:restartNumberingAfterBreak="0">
+  <w:abstractNum w:abstractNumId="48" w15:restartNumberingAfterBreak="0">
     <w:nsid w:val="7D655F25"/>
     <w:multiLevelType w:val="multilevel"/>
     <w:tmpl w:val="B284E6C8"/>
@@ -37421,7 +37972,7 @@
       </w:rPr>
     </w:lvl>
   </w:abstractNum>
-  <w:abstractNum w:abstractNumId="48" w15:restartNumberingAfterBreak="0">
+  <w:abstractNum w:abstractNumId="49" w15:restartNumberingAfterBreak="0">
     <w:nsid w:val="7E281DAD"/>
     <w:multiLevelType w:val="multilevel"/>
     <w:tmpl w:val="38B021F2"/>
@@ -37570,7 +38121,7 @@
       </w:rPr>
     </w:lvl>
   </w:abstractNum>
-  <w:abstractNum w:abstractNumId="49" w15:restartNumberingAfterBreak="0">
+  <w:abstractNum w:abstractNumId="50" w15:restartNumberingAfterBreak="0">
     <w:nsid w:val="7F1E7B45"/>
     <w:multiLevelType w:val="multilevel"/>
     <w:tmpl w:val="9E28FE00"/>
@@ -37709,49 +38260,49 @@
     </w:lvl>
   </w:abstractNum>
   <w:num w:numId="1" w16cid:durableId="1255437523">
-    <w:abstractNumId w:val="19"/>
+    <w:abstractNumId w:val="20"/>
   </w:num>
   <w:num w:numId="2" w16cid:durableId="911235867">
-    <w:abstractNumId w:val="26"/>
+    <w:abstractNumId w:val="27"/>
   </w:num>
   <w:num w:numId="3" w16cid:durableId="1011028068">
-    <w:abstractNumId w:val="34"/>
+    <w:abstractNumId w:val="35"/>
   </w:num>
   <w:num w:numId="4" w16cid:durableId="461576885">
-    <w:abstractNumId w:val="38"/>
+    <w:abstractNumId w:val="39"/>
   </w:num>
   <w:num w:numId="5" w16cid:durableId="290791763">
     <w:abstractNumId w:val="8"/>
   </w:num>
   <w:num w:numId="6" w16cid:durableId="1477797014">
-    <w:abstractNumId w:val="30"/>
+    <w:abstractNumId w:val="31"/>
   </w:num>
   <w:num w:numId="7" w16cid:durableId="1656254804">
     <w:abstractNumId w:val="7"/>
   </w:num>
   <w:num w:numId="8" w16cid:durableId="1614440395">
-    <w:abstractNumId w:val="25"/>
+    <w:abstractNumId w:val="26"/>
   </w:num>
   <w:num w:numId="9" w16cid:durableId="1737127590">
     <w:abstractNumId w:val="10"/>
   </w:num>
   <w:num w:numId="10" w16cid:durableId="1863399971">
-    <w:abstractNumId w:val="40"/>
+    <w:abstractNumId w:val="41"/>
   </w:num>
   <w:num w:numId="11" w16cid:durableId="1309555736">
-    <w:abstractNumId w:val="36"/>
+    <w:abstractNumId w:val="37"/>
   </w:num>
   <w:num w:numId="12" w16cid:durableId="716508437">
-    <w:abstractNumId w:val="37"/>
+    <w:abstractNumId w:val="38"/>
   </w:num>
   <w:num w:numId="13" w16cid:durableId="1499611504">
-    <w:abstractNumId w:val="48"/>
+    <w:abstractNumId w:val="49"/>
   </w:num>
   <w:num w:numId="14" w16cid:durableId="982320220">
-    <w:abstractNumId w:val="20"/>
+    <w:abstractNumId w:val="21"/>
   </w:num>
   <w:num w:numId="15" w16cid:durableId="797842979">
-    <w:abstractNumId w:val="31"/>
+    <w:abstractNumId w:val="32"/>
   </w:num>
   <w:num w:numId="16" w16cid:durableId="1250308526">
     <w:abstractNumId w:val="14"/>
@@ -37760,55 +38311,55 @@
     <w:abstractNumId w:val="9"/>
   </w:num>
   <w:num w:numId="18" w16cid:durableId="562064132">
-    <w:abstractNumId w:val="39"/>
+    <w:abstractNumId w:val="40"/>
   </w:num>
   <w:num w:numId="19" w16cid:durableId="228153480">
-    <w:abstractNumId w:val="47"/>
+    <w:abstractNumId w:val="48"/>
   </w:num>
   <w:num w:numId="20" w16cid:durableId="62290769">
-    <w:abstractNumId w:val="28"/>
+    <w:abstractNumId w:val="29"/>
   </w:num>
   <w:num w:numId="21" w16cid:durableId="1833642597">
-    <w:abstractNumId w:val="44"/>
+    <w:abstractNumId w:val="45"/>
   </w:num>
   <w:num w:numId="22" w16cid:durableId="2019888000">
-    <w:abstractNumId w:val="29"/>
+    <w:abstractNumId w:val="30"/>
   </w:num>
   <w:num w:numId="23" w16cid:durableId="236592173">
-    <w:abstractNumId w:val="45"/>
+    <w:abstractNumId w:val="46"/>
   </w:num>
   <w:num w:numId="24" w16cid:durableId="799343680">
-    <w:abstractNumId w:val="35"/>
+    <w:abstractNumId w:val="36"/>
   </w:num>
   <w:num w:numId="25" w16cid:durableId="1894543144">
-    <w:abstractNumId w:val="17"/>
+    <w:abstractNumId w:val="18"/>
   </w:num>
   <w:num w:numId="26" w16cid:durableId="1458640514">
     <w:abstractNumId w:val="1"/>
   </w:num>
   <w:num w:numId="27" w16cid:durableId="573589603">
-    <w:abstractNumId w:val="27"/>
+    <w:abstractNumId w:val="28"/>
   </w:num>
   <w:num w:numId="28" w16cid:durableId="1258758617">
-    <w:abstractNumId w:val="23"/>
+    <w:abstractNumId w:val="24"/>
   </w:num>
   <w:num w:numId="29" w16cid:durableId="2077776171">
-    <w:abstractNumId w:val="41"/>
+    <w:abstractNumId w:val="42"/>
   </w:num>
   <w:num w:numId="30" w16cid:durableId="4792383">
     <w:abstractNumId w:val="11"/>
   </w:num>
   <w:num w:numId="31" w16cid:durableId="1540582619">
-    <w:abstractNumId w:val="49"/>
+    <w:abstractNumId w:val="50"/>
   </w:num>
   <w:num w:numId="32" w16cid:durableId="636495952">
     <w:abstractNumId w:val="6"/>
   </w:num>
   <w:num w:numId="33" w16cid:durableId="273289409">
-    <w:abstractNumId w:val="46"/>
+    <w:abstractNumId w:val="47"/>
   </w:num>
   <w:num w:numId="34" w16cid:durableId="78138412">
-    <w:abstractNumId w:val="22"/>
+    <w:abstractNumId w:val="23"/>
   </w:num>
   <w:num w:numId="35" w16cid:durableId="29844272">
     <w:abstractNumId w:val="13"/>
@@ -37823,16 +38374,16 @@
     <w:abstractNumId w:val="4"/>
   </w:num>
   <w:num w:numId="39" w16cid:durableId="1087924086">
-    <w:abstractNumId w:val="33"/>
+    <w:abstractNumId w:val="34"/>
   </w:num>
   <w:num w:numId="40" w16cid:durableId="212230924">
-    <w:abstractNumId w:val="42"/>
+    <w:abstractNumId w:val="43"/>
   </w:num>
   <w:num w:numId="41" w16cid:durableId="1735852580">
     <w:abstractNumId w:val="3"/>
   </w:num>
   <w:num w:numId="42" w16cid:durableId="1589541592">
-    <w:abstractNumId w:val="16"/>
+    <w:abstractNumId w:val="17"/>
   </w:num>
   <w:num w:numId="43" w16cid:durableId="770585579">
     <w:abstractNumId w:val="0"/>
@@ -37841,22 +38392,25 @@
     <w:abstractNumId w:val="2"/>
   </w:num>
   <w:num w:numId="45" w16cid:durableId="704981848">
-    <w:abstractNumId w:val="43"/>
+    <w:abstractNumId w:val="44"/>
   </w:num>
   <w:num w:numId="46" w16cid:durableId="2000495309">
-    <w:abstractNumId w:val="21"/>
+    <w:abstractNumId w:val="22"/>
   </w:num>
   <w:num w:numId="47" w16cid:durableId="13851320">
-    <w:abstractNumId w:val="24"/>
+    <w:abstractNumId w:val="25"/>
   </w:num>
   <w:num w:numId="48" w16cid:durableId="644972449">
-    <w:abstractNumId w:val="15"/>
+    <w:abstractNumId w:val="16"/>
   </w:num>
   <w:num w:numId="49" w16cid:durableId="1392539874">
-    <w:abstractNumId w:val="18"/>
+    <w:abstractNumId w:val="19"/>
   </w:num>
   <w:num w:numId="50" w16cid:durableId="119807448">
-    <w:abstractNumId w:val="32"/>
+    <w:abstractNumId w:val="33"/>
+  </w:num>
+  <w:num w:numId="51" w16cid:durableId="1169058832">
+    <w:abstractNumId w:val="15"/>
   </w:num>
 </w:numbering>
 </file>
@@ -38464,7 +39018,6 @@
   <w:style w:type="character" w:default="1" w:styleId="a0">
     <w:name w:val="Default Paragraph Font"/>
     <w:uiPriority w:val="1"/>
-    <w:semiHidden/>
     <w:unhideWhenUsed/>
   </w:style>
   <w:style w:type="table" w:default="1" w:styleId="a1">

--- a/lesson/12.9课时1.docx
+++ b/lesson/12.9课时1.docx
@@ -4503,6 +4503,7 @@
         <w:rPr>
           <w:rFonts w:hint="eastAsia"/>
         </w:rPr>
+        <w:lastRenderedPageBreak/>
         <w:t>节流和：写入的进度按照一定的时间窗口，聚合之后再推送，防止事件阻塞进程</w:t>
       </w:r>
     </w:p>
@@ -5019,7 +5020,14 @@
         <w:rPr>
           <w:rFonts w:hint="eastAsia"/>
         </w:rPr>
-        <w:t>AI背景与业务理解，数据科学大数据专业+数字化管理专员（偏AI工程经历），使我能写前端以及自动化脚本，并且具备业务流程和场景的理解，</w:t>
+        <w:t>AI背景与业务理解，数据科学大数据专业+数字化管理专员（偏AI工程经历），使我能</w:t>
+      </w:r>
+      <w:r>
+        <w:rPr>
+          <w:rFonts w:hint="eastAsia"/>
+        </w:rPr>
+        <w:lastRenderedPageBreak/>
+        <w:t>写前端以及自动化脚本，并且具备业务流程和场景的理解，</w:t>
       </w:r>
     </w:p>
     <w:p>
@@ -5607,6 +5615,7 @@
         <w:rPr>
           <w:rFonts w:hint="eastAsia"/>
         </w:rPr>
+        <w:lastRenderedPageBreak/>
         <w:t>12.16课时</w:t>
       </w:r>
       <w:r>
@@ -6044,6 +6053,7 @@
           <w:rFonts w:hint="eastAsia"/>
           <w:highlight w:val="yellow"/>
         </w:rPr>
+        <w:lastRenderedPageBreak/>
         <w:t>是否由我拓展地讲一下我的项目亮点</w:t>
       </w:r>
     </w:p>
@@ -6786,6 +6796,7 @@
         <w:rPr>
           <w:rFonts w:hint="eastAsia"/>
         </w:rPr>
+        <w:lastRenderedPageBreak/>
         <w:t>项目亮点介绍总结：</w:t>
       </w:r>
     </w:p>
@@ -7512,6 +7523,7 @@
         <w:rPr>
           <w:rFonts w:hint="eastAsia"/>
         </w:rPr>
+        <w:lastRenderedPageBreak/>
         <w:t>iOS的100vh不等于视口高度，用</w:t>
       </w:r>
       <w:proofErr w:type="spellStart"/>
@@ -8032,6 +8044,7 @@
         <w:rPr>
           <w:noProof/>
         </w:rPr>
+        <w:lastRenderedPageBreak/>
         <w:drawing>
           <wp:inline distT="0" distB="0" distL="0" distR="0" wp14:anchorId="21655492" wp14:editId="479E931B">
             <wp:extent cx="5274310" cy="2301240"/>
@@ -9057,6 +9070,7 @@
         <w:rPr>
           <w:rFonts w:hint="eastAsia"/>
         </w:rPr>
+        <w:lastRenderedPageBreak/>
         <w:t>01.06课时8</w:t>
       </w:r>
       <w:r>
@@ -10477,7 +10491,11 @@
         <w:t>，</w:t>
       </w:r>
       <w:r>
-        <w:t>不是作用域类型，是变量查找规则，从内到外查找变量，取决于定义时所在作用域链。</w:t>
+        <w:t>不是作用域类型，是变量查找规则，从内到外查找</w:t>
+      </w:r>
+      <w:r>
+        <w:lastRenderedPageBreak/>
+        <w:t>变量，取决于定义时所在作用域链。</w:t>
       </w:r>
     </w:p>
     <w:p>
@@ -11081,6 +11099,7 @@
           <w:b/>
           <w:bCs/>
         </w:rPr>
+        <w:lastRenderedPageBreak/>
         <w:t>ESM 导出方式</w:t>
       </w:r>
       <w:r>
@@ -11652,6 +11671,7 @@
         <w:rPr>
           <w:rFonts w:hint="eastAsia"/>
         </w:rPr>
+        <w:lastRenderedPageBreak/>
         <w:t>01.22课时1</w:t>
       </w:r>
       <w:r>
@@ -12440,6 +12460,7 @@
               <w:rPr>
                 <w:rFonts w:hint="eastAsia"/>
               </w:rPr>
+              <w:lastRenderedPageBreak/>
               <w:t>"</w:t>
             </w:r>
             <w:proofErr w:type="gramStart"/>
@@ -12539,6 +12560,7 @@
           <w:rFonts w:hint="eastAsia"/>
           <w:highlight w:val="yellow"/>
         </w:rPr>
+        <w:lastRenderedPageBreak/>
         <w:t>3. 重复参数名</w:t>
       </w:r>
     </w:p>
@@ -13346,6 +13368,7 @@
               <w:rPr>
                 <w:rFonts w:hint="eastAsia"/>
               </w:rPr>
+              <w:lastRenderedPageBreak/>
               <w:t>"</w:t>
             </w:r>
             <w:proofErr w:type="gramStart"/>
@@ -13425,6 +13448,7 @@
           <w:rFonts w:hint="eastAsia"/>
           <w:highlight w:val="yellow"/>
         </w:rPr>
+        <w:lastRenderedPageBreak/>
         <w:t>7. this 的值</w:t>
       </w:r>
     </w:p>
@@ -14203,6 +14227,7 @@
               <w:rPr>
                 <w:rFonts w:hint="eastAsia"/>
               </w:rPr>
+              <w:lastRenderedPageBreak/>
               <w:t>obj.readOnly</w:t>
             </w:r>
             <w:proofErr w:type="spellEnd"/>
@@ -14241,6 +14266,7 @@
         <w:rPr>
           <w:rFonts w:hint="eastAsia"/>
         </w:rPr>
+        <w:lastRenderedPageBreak/>
         <w:t>9</w:t>
       </w:r>
       <w:r>
@@ -14978,6 +15004,7 @@
         </w:rPr>
       </w:pPr>
       <w:r>
+        <w:lastRenderedPageBreak/>
         <w:t>当函数作为对象的方法被调用时，this 指向调用该方法的对象。</w:t>
       </w:r>
     </w:p>
@@ -15545,6 +15572,7 @@
         <w:rPr>
           <w:rFonts w:hint="eastAsia"/>
         </w:rPr>
+        <w:lastRenderedPageBreak/>
         <w:t xml:space="preserve">export const data = await </w:t>
       </w:r>
       <w:proofErr w:type="spellStart"/>
@@ -16254,7 +16282,11 @@
         <w:t>后续课程安排</w:t>
       </w:r>
       <w:r>
-        <w:t>：下节课讲网络相关知识，涉及五层协议、DNS、HTTP 等，之后做 Web 应用小型项目。推荐预习《图解 HTTP》。</w:t>
+        <w:t xml:space="preserve">：下节课讲网络相关知识，涉及五层协议、DNS、HTTP 等，之后做 Web </w:t>
+      </w:r>
+      <w:r>
+        <w:lastRenderedPageBreak/>
+        <w:t>应用小型项目。推荐预习《图解 HTTP》。</w:t>
       </w:r>
     </w:p>
     <w:p>
@@ -16765,6 +16797,7 @@
           <w:b/>
           <w:bCs/>
         </w:rPr>
+        <w:lastRenderedPageBreak/>
         <w:t>本节课安排</w:t>
       </w:r>
       <w:r>
@@ -17343,6 +17376,7 @@
         <w:rPr>
           <w:rFonts w:hint="eastAsia"/>
         </w:rPr>
+        <w:lastRenderedPageBreak/>
         <w:t>用于区分</w:t>
       </w:r>
       <w:proofErr w:type="spellStart"/>
@@ -17979,6 +18013,7 @@
         <w:rPr>
           <w:rFonts w:hint="eastAsia"/>
         </w:rPr>
+        <w:lastRenderedPageBreak/>
         <w:t>02.04课时16——网络</w:t>
       </w:r>
       <w:bookmarkEnd w:id="23"/>
@@ -18439,6 +18474,7 @@
         <w:rPr>
           <w:rFonts w:hint="eastAsia"/>
         </w:rPr>
+        <w:lastRenderedPageBreak/>
         <w:t>本地回环地址</w:t>
       </w:r>
     </w:p>
@@ -19076,6 +19112,7 @@
           <w:b/>
           <w:bCs/>
         </w:rPr>
+        <w:lastRenderedPageBreak/>
         <w:t>[127.0.0.1](127.0.0.1)</w:t>
       </w:r>
       <w:r>
@@ -20175,6 +20212,7 @@
                 <w:b/>
                 <w:bCs/>
               </w:rPr>
+              <w:lastRenderedPageBreak/>
               <w:t>特性</w:t>
             </w:r>
           </w:p>
@@ -22864,7 +22902,11 @@
         <w:t>协议区别</w:t>
       </w:r>
       <w:r>
-        <w:t>：TCP 可靠、有序、速度慢，因有三次握手；UDP 速度快、不保证到达、无三次握手，适合游戏等场景。</w:t>
+        <w:t>：TCP 可靠、有序、速度慢，因有三次握手；UDP 速度快、不保</w:t>
+      </w:r>
+      <w:r>
+        <w:lastRenderedPageBreak/>
+        <w:t>证到达、无三次握手，适合游戏等场景。</w:t>
       </w:r>
     </w:p>
     <w:p>
@@ -23782,6 +23824,7 @@
               </w:rPr>
             </w:pPr>
             <w:r>
+              <w:lastRenderedPageBreak/>
               <w:t>网络层</w:t>
             </w:r>
           </w:p>
@@ -26512,6 +26555,7 @@
           <w:b/>
           <w:bCs/>
         </w:rPr>
+        <w:lastRenderedPageBreak/>
         <w:t>URL解析</w:t>
       </w:r>
       <w:r>
@@ -27032,6 +27076,7 @@
         <w:rPr>
           <w:rFonts w:hint="eastAsia"/>
         </w:rPr>
+        <w:lastRenderedPageBreak/>
         <w:t>技术选型的原因，为什么选这个技术，对项目的帮助度</w:t>
       </w:r>
     </w:p>
@@ -27634,6 +27679,7 @@
         <w:rPr>
           <w:rFonts w:hint="eastAsia"/>
         </w:rPr>
+        <w:lastRenderedPageBreak/>
         <w:t>Service worker，首次请求是没有</w:t>
       </w:r>
       <w:proofErr w:type="spellStart"/>
@@ -29009,6 +29055,7 @@
         </w:rPr>
       </w:pPr>
       <w:r>
+        <w:lastRenderedPageBreak/>
         <w:t>CLS – Cumulative Layout Shift</w:t>
       </w:r>
     </w:p>
@@ -29750,6 +29797,7 @@
         <w:rPr>
           <w:rFonts w:hint="eastAsia"/>
         </w:rPr>
+        <w:lastRenderedPageBreak/>
         <w:t>消除资源（CSS，JS）阻塞</w:t>
       </w:r>
       <w:r>
@@ -30459,6 +30507,7 @@
         <w:rPr>
           <w:rFonts w:hint="eastAsia"/>
         </w:rPr>
+        <w:lastRenderedPageBreak/>
         <w:t xml:space="preserve">type </w:t>
       </w:r>
       <w:proofErr w:type="spellStart"/>
@@ -31137,7 +31186,11 @@
         <w:t>网络阶段</w:t>
       </w:r>
       <w:r>
-        <w:t>：FTTB是浏览器发请求到拿到首字节时间，可用HTTP 2代替HTTP 1、提高服务器性能优化。</w:t>
+        <w:t xml:space="preserve">：FTTB是浏览器发请求到拿到首字节时间，可用HTTP 2代替HTTP </w:t>
+      </w:r>
+      <w:r>
+        <w:lastRenderedPageBreak/>
+        <w:t>1、提高服务器性能优化。</w:t>
       </w:r>
     </w:p>
     <w:p>
@@ -31328,7 +31381,13 @@
         <w:t>内处理resolve，确保阻塞效果。</w:t>
       </w:r>
     </w:p>
-    <w:p/>
+    <w:p>
+      <w:pPr>
+        <w:rPr>
+          <w:rFonts w:hint="eastAsia"/>
+        </w:rPr>
+      </w:pPr>
+    </w:p>
     <w:p>
       <w:pPr>
         <w:pStyle w:val="1"/>
@@ -31340,40 +31399,15 @@
         <w:rPr>
           <w:rFonts w:hint="eastAsia"/>
         </w:rPr>
-        <w:t>03.</w:t>
-      </w:r>
-      <w:r>
-        <w:rPr>
-          <w:rFonts w:hint="eastAsia"/>
-        </w:rPr>
-        <w:t>24</w:t>
-      </w:r>
-      <w:r>
-        <w:rPr>
-          <w:rFonts w:hint="eastAsia"/>
-        </w:rPr>
-        <w:t>课时2</w:t>
-      </w:r>
-      <w:r>
-        <w:rPr>
-          <w:rFonts w:hint="eastAsia"/>
-        </w:rPr>
-        <w:t>4</w:t>
-      </w:r>
-      <w:r>
-        <w:rPr>
-          <w:rFonts w:hint="eastAsia"/>
-        </w:rPr>
-        <w:t>——</w:t>
-      </w:r>
-      <w:r>
-        <w:rPr>
-          <w:rFonts w:hint="eastAsia"/>
-        </w:rPr>
-        <w:t>React</w:t>
-      </w:r>
-    </w:p>
-    <w:p>
+        <w:t>03.24课时24——React</w:t>
+      </w:r>
+    </w:p>
+    <w:p>
+      <w:pPr>
+        <w:rPr>
+          <w:rFonts w:hint="eastAsia"/>
+        </w:rPr>
+      </w:pPr>
       <w:r>
         <w:rPr>
           <w:rFonts w:hint="eastAsia"/>
@@ -31389,8 +31423,19 @@
       </w:r>
       <w:proofErr w:type="spellEnd"/>
     </w:p>
-    <w:p/>
-    <w:p>
+    <w:p>
+      <w:pPr>
+        <w:rPr>
+          <w:rFonts w:hint="eastAsia"/>
+        </w:rPr>
+      </w:pPr>
+    </w:p>
+    <w:p>
+      <w:pPr>
+        <w:rPr>
+          <w:rFonts w:hint="eastAsia"/>
+        </w:rPr>
+      </w:pPr>
       <w:r>
         <w:rPr>
           <w:rFonts w:hint="eastAsia"/>
@@ -31412,8 +31457,19 @@
         <w:t>命令式修改</w:t>
       </w:r>
     </w:p>
-    <w:p/>
-    <w:p>
+    <w:p>
+      <w:pPr>
+        <w:rPr>
+          <w:rFonts w:hint="eastAsia"/>
+        </w:rPr>
+      </w:pPr>
+    </w:p>
+    <w:p>
+      <w:pPr>
+        <w:rPr>
+          <w:rFonts w:hint="eastAsia"/>
+        </w:rPr>
+      </w:pPr>
       <w:r>
         <w:rPr>
           <w:rFonts w:hint="eastAsia"/>
@@ -31421,8 +31477,19 @@
         <w:t>react声明式修改</w:t>
       </w:r>
     </w:p>
-    <w:p/>
-    <w:p>
+    <w:p>
+      <w:pPr>
+        <w:rPr>
+          <w:rFonts w:hint="eastAsia"/>
+        </w:rPr>
+      </w:pPr>
+    </w:p>
+    <w:p>
+      <w:pPr>
+        <w:rPr>
+          <w:rFonts w:hint="eastAsia"/>
+        </w:rPr>
+      </w:pPr>
       <w:r>
         <w:t>本次课主要讲解React与原生JS的差异，以及如何在HTML中编写React代码，并解决过程中的报错问题。</w:t>
       </w:r>
@@ -31433,6 +31500,9 @@
           <w:ilvl w:val="0"/>
           <w:numId w:val="51"/>
         </w:numPr>
+        <w:rPr>
+          <w:rFonts w:hint="eastAsia"/>
+        </w:rPr>
       </w:pPr>
       <w:r>
         <w:rPr>
@@ -31451,6 +31521,9 @@
           <w:ilvl w:val="0"/>
           <w:numId w:val="51"/>
         </w:numPr>
+        <w:rPr>
+          <w:rFonts w:hint="eastAsia"/>
+        </w:rPr>
       </w:pPr>
       <w:r>
         <w:rPr>
@@ -31477,6 +31550,9 @@
           <w:ilvl w:val="0"/>
           <w:numId w:val="51"/>
         </w:numPr>
+        <w:rPr>
+          <w:rFonts w:hint="eastAsia"/>
+        </w:rPr>
       </w:pPr>
       <w:r>
         <w:rPr>
@@ -31495,6 +31571,9 @@
           <w:ilvl w:val="1"/>
           <w:numId w:val="51"/>
         </w:numPr>
+        <w:rPr>
+          <w:rFonts w:hint="eastAsia"/>
+        </w:rPr>
       </w:pPr>
       <w:r>
         <w:rPr>
@@ -31513,6 +31592,9 @@
           <w:ilvl w:val="1"/>
           <w:numId w:val="51"/>
         </w:numPr>
+        <w:rPr>
+          <w:rFonts w:hint="eastAsia"/>
+        </w:rPr>
       </w:pPr>
       <w:r>
         <w:rPr>
@@ -31539,6 +31621,9 @@
           <w:ilvl w:val="0"/>
           <w:numId w:val="51"/>
         </w:numPr>
+        <w:rPr>
+          <w:rFonts w:hint="eastAsia"/>
+        </w:rPr>
       </w:pPr>
       <w:r>
         <w:rPr>
@@ -31557,6 +31642,9 @@
           <w:ilvl w:val="1"/>
           <w:numId w:val="51"/>
         </w:numPr>
+        <w:rPr>
+          <w:rFonts w:hint="eastAsia"/>
+        </w:rPr>
       </w:pPr>
       <w:r>
         <w:rPr>
@@ -31583,6 +31671,9 @@
           <w:ilvl w:val="1"/>
           <w:numId w:val="51"/>
         </w:numPr>
+        <w:rPr>
+          <w:rFonts w:hint="eastAsia"/>
+        </w:rPr>
       </w:pPr>
       <w:r>
         <w:rPr>
@@ -31592,7 +31683,11 @@
         <w:t>编写代码</w:t>
       </w:r>
       <w:r>
-        <w:t>：将React相关代码写入script标签，去除export default和import语句，从React中获取</w:t>
+        <w:t>：将React相关代码写入script标签，去除export default和import</w:t>
+      </w:r>
+      <w:r>
+        <w:lastRenderedPageBreak/>
+        <w:t>语句，从React中获取</w:t>
       </w:r>
       <w:proofErr w:type="spellStart"/>
       <w:r>
@@ -31609,6 +31704,9 @@
           <w:ilvl w:val="1"/>
           <w:numId w:val="51"/>
         </w:numPr>
+        <w:rPr>
+          <w:rFonts w:hint="eastAsia"/>
+        </w:rPr>
       </w:pPr>
       <w:r>
         <w:rPr>
@@ -31635,6 +31733,9 @@
           <w:ilvl w:val="1"/>
           <w:numId w:val="51"/>
         </w:numPr>
+        <w:rPr>
+          <w:rFonts w:hint="eastAsia"/>
+        </w:rPr>
       </w:pPr>
       <w:r>
         <w:rPr>
@@ -31644,7 +31745,16 @@
         <w:t>转换语法</w:t>
       </w:r>
       <w:r>
-        <w:t>：引入巴贝尔库将JSX语法转为JS。</w:t>
+        <w:t>：引入</w:t>
+      </w:r>
+      <w:r>
+        <w:rPr>
+          <w:rFonts w:hint="eastAsia"/>
+        </w:rPr>
+        <w:t>babel</w:t>
+      </w:r>
+      <w:r>
+        <w:t>将JSX语法转为JS。</w:t>
       </w:r>
     </w:p>
     <w:p>
@@ -31653,6 +31763,9 @@
           <w:ilvl w:val="1"/>
           <w:numId w:val="51"/>
         </w:numPr>
+        <w:rPr>
+          <w:rFonts w:hint="eastAsia"/>
+        </w:rPr>
       </w:pPr>
       <w:r>
         <w:rPr>
@@ -31665,12 +31778,175 @@
         <w:t>：解决报错问题，如添加type属性、处理跨域、注意标签和变量书写规范等。</w:t>
       </w:r>
     </w:p>
-    <w:p>
-      <w:pPr>
-        <w:rPr>
-          <w:rFonts w:hint="eastAsia"/>
-        </w:rPr>
-      </w:pPr>
+    <w:p/>
+    <w:p/>
+    <w:p>
+      <w:pPr>
+        <w:pStyle w:val="1"/>
+        <w:rPr>
+          <w:rFonts w:hint="eastAsia"/>
+        </w:rPr>
+      </w:pPr>
+      <w:r>
+        <w:rPr>
+          <w:rFonts w:hint="eastAsia"/>
+        </w:rPr>
+        <w:t>03.2</w:t>
+      </w:r>
+      <w:r>
+        <w:rPr>
+          <w:rFonts w:hint="eastAsia"/>
+        </w:rPr>
+        <w:t>6</w:t>
+      </w:r>
+      <w:r>
+        <w:rPr>
+          <w:rFonts w:hint="eastAsia"/>
+        </w:rPr>
+        <w:t>课时2</w:t>
+      </w:r>
+      <w:r>
+        <w:rPr>
+          <w:rFonts w:hint="eastAsia"/>
+        </w:rPr>
+        <w:t>6</w:t>
+      </w:r>
+      <w:r>
+        <w:rPr>
+          <w:rFonts w:hint="eastAsia"/>
+        </w:rPr>
+        <w:t>——React</w:t>
+      </w:r>
+    </w:p>
+    <w:p>
+      <w:pPr>
+        <w:rPr>
+          <w:rFonts w:hint="eastAsia"/>
+        </w:rPr>
+      </w:pPr>
+    </w:p>
+    <w:p>
+      <w:r>
+        <w:rPr>
+          <w:rFonts w:hint="eastAsia"/>
+        </w:rPr>
+        <w:t>Skills: ai</w:t>
+      </w:r>
+    </w:p>
+    <w:p>
+      <w:r>
+        <w:rPr>
+          <w:rFonts w:hint="eastAsia"/>
+        </w:rPr>
+        <w:t>核心优势：ai</w:t>
+      </w:r>
+    </w:p>
+    <w:p>
+      <w:r>
+        <w:rPr>
+          <w:rFonts w:hint="eastAsia"/>
+        </w:rPr>
+        <w:t>简历新增项目：</w:t>
+      </w:r>
+      <w:r>
+        <w:rPr>
+          <w:rFonts w:hint="eastAsia"/>
+        </w:rPr>
+        <w:t>API接口、流式输出、会话管理</w:t>
+      </w:r>
+    </w:p>
+    <w:p/>
+    <w:p>
+      <w:r>
+        <w:rPr>
+          <w:rFonts w:hint="eastAsia"/>
+        </w:rPr>
+        <w:t>React17，引入JSX转换器：</w:t>
+      </w:r>
+      <w:r>
+        <w:rPr>
+          <w:rFonts w:hint="eastAsia"/>
+        </w:rPr>
+        <w:t>_</w:t>
+      </w:r>
+      <w:proofErr w:type="spellStart"/>
+      <w:proofErr w:type="gramStart"/>
+      <w:r>
+        <w:rPr>
+          <w:rFonts w:hint="eastAsia"/>
+        </w:rPr>
+        <w:t>jsx</w:t>
+      </w:r>
+      <w:proofErr w:type="spellEnd"/>
+      <w:r>
+        <w:rPr>
+          <w:rFonts w:hint="eastAsia"/>
+        </w:rPr>
+        <w:t>(</w:t>
+      </w:r>
+      <w:proofErr w:type="gramEnd"/>
+      <w:r>
+        <w:rPr>
+          <w:rFonts w:hint="eastAsia"/>
+        </w:rPr>
+        <w:t xml:space="preserve">....) =&gt; </w:t>
+      </w:r>
+      <w:proofErr w:type="spellStart"/>
+      <w:r>
+        <w:rPr>
+          <w:rFonts w:hint="eastAsia"/>
+        </w:rPr>
+        <w:t>React.createElement</w:t>
+      </w:r>
+      <w:proofErr w:type="spellEnd"/>
+      <w:r>
+        <w:rPr>
+          <w:rFonts w:hint="eastAsia"/>
+        </w:rPr>
+        <w:t>(....)</w:t>
+      </w:r>
+    </w:p>
+    <w:p/>
+    <w:p>
+      <w:r>
+        <w:rPr>
+          <w:rFonts w:hint="eastAsia"/>
+        </w:rPr>
+        <w:t>Hooks规则：</w:t>
+      </w:r>
+    </w:p>
+    <w:p>
+      <w:pPr>
+        <w:pStyle w:val="a9"/>
+        <w:numPr>
+          <w:ilvl w:val="0"/>
+          <w:numId w:val="32"/>
+        </w:numPr>
+      </w:pPr>
+      <w:r>
+        <w:rPr>
+          <w:rFonts w:hint="eastAsia"/>
+        </w:rPr>
+        <w:t>只能写在函数最顶层，不能放在任何一个语句里</w:t>
+      </w:r>
+    </w:p>
+    <w:p>
+      <w:pPr>
+        <w:pStyle w:val="a9"/>
+        <w:numPr>
+          <w:ilvl w:val="0"/>
+          <w:numId w:val="32"/>
+        </w:numPr>
+        <w:rPr>
+          <w:rFonts w:hint="eastAsia"/>
+        </w:rPr>
+      </w:pPr>
+      <w:r>
+        <w:rPr>
+          <w:rFonts w:hint="eastAsia"/>
+        </w:rPr>
+        <w:t>（react组件一定要以大写字母开头作为和函数的区分）</w:t>
+      </w:r>
     </w:p>
     <w:sectPr>
       <w:pgSz w:w="11906" w:h="16838"/>
@@ -39018,6 +39294,7 @@
   <w:style w:type="character" w:default="1" w:styleId="a0">
     <w:name w:val="Default Paragraph Font"/>
     <w:uiPriority w:val="1"/>
+    <w:semiHidden/>
     <w:unhideWhenUsed/>
   </w:style>
   <w:style w:type="table" w:default="1" w:styleId="a1">

--- a/lesson/12.9课时1.docx
+++ b/lesson/12.9课时1.docx
@@ -1490,6 +1490,104 @@
                 <w:rFonts w:hint="eastAsia"/>
               </w:rPr>
             </w:pPr>
+          </w:p>
+        </w:tc>
+        <w:tc>
+          <w:tcPr>
+            <w:tcW w:w="1117" w:type="dxa"/>
+          </w:tcPr>
+          <w:p>
+            <w:pPr>
+              <w:rPr>
+                <w:rFonts w:hint="eastAsia"/>
+              </w:rPr>
+            </w:pPr>
+            <w:r>
+              <w:rPr>
+                <w:rFonts w:hint="eastAsia"/>
+              </w:rPr>
+              <w:t>0326</w:t>
+            </w:r>
+          </w:p>
+        </w:tc>
+        <w:tc>
+          <w:tcPr>
+            <w:tcW w:w="1401" w:type="dxa"/>
+          </w:tcPr>
+          <w:p>
+            <w:pPr>
+              <w:rPr>
+                <w:rFonts w:hint="eastAsia"/>
+              </w:rPr>
+            </w:pPr>
+          </w:p>
+        </w:tc>
+        <w:tc>
+          <w:tcPr>
+            <w:tcW w:w="842" w:type="dxa"/>
+          </w:tcPr>
+          <w:p>
+            <w:pPr>
+              <w:rPr>
+                <w:rFonts w:hint="eastAsia"/>
+              </w:rPr>
+            </w:pPr>
+          </w:p>
+        </w:tc>
+        <w:tc>
+          <w:tcPr>
+            <w:tcW w:w="1617" w:type="dxa"/>
+          </w:tcPr>
+          <w:p>
+            <w:pPr>
+              <w:rPr>
+                <w:rFonts w:hint="eastAsia"/>
+              </w:rPr>
+            </w:pPr>
+          </w:p>
+        </w:tc>
+      </w:tr>
+      <w:tr>
+        <w:tc>
+          <w:tcPr>
+            <w:tcW w:w="988" w:type="dxa"/>
+          </w:tcPr>
+          <w:p>
+            <w:pPr>
+              <w:rPr>
+                <w:rFonts w:hint="eastAsia"/>
+              </w:rPr>
+            </w:pPr>
+          </w:p>
+        </w:tc>
+        <w:tc>
+          <w:tcPr>
+            <w:tcW w:w="1672" w:type="dxa"/>
+          </w:tcPr>
+          <w:p>
+            <w:pPr>
+              <w:rPr>
+                <w:rFonts w:hint="eastAsia"/>
+              </w:rPr>
+            </w:pPr>
+          </w:p>
+        </w:tc>
+        <w:tc>
+          <w:tcPr>
+            <w:tcW w:w="659" w:type="dxa"/>
+          </w:tcPr>
+          <w:p>
+            <w:pPr>
+              <w:rPr>
+                <w:rFonts w:hint="eastAsia"/>
+              </w:rPr>
+            </w:pPr>
+            <w:r>
+              <w:rPr>
+                <w:rFonts w:hint="eastAsia"/>
+              </w:rPr>
+              <w:t>0401</w:t>
+            </w:r>
           </w:p>
         </w:tc>
         <w:tc>
@@ -3880,7 +3978,6 @@
               <w:bCs/>
               <w:lang w:val="zh-CN"/>
             </w:rPr>
-            <w:lastRenderedPageBreak/>
             <w:fldChar w:fldCharType="end"/>
           </w:r>
         </w:p>
@@ -3905,21 +4002,7 @@
         <w:rPr>
           <w:rFonts w:hint="eastAsia"/>
         </w:rPr>
-        <w:t>12.09课时</w:t>
-      </w:r>
-      <w:proofErr w:type="gramStart"/>
-      <w:r>
-        <w:rPr>
-          <w:rFonts w:hint="eastAsia"/>
-        </w:rPr>
-        <w:t>一</w:t>
-      </w:r>
-      <w:proofErr w:type="gramEnd"/>
-      <w:r>
-        <w:rPr>
-          <w:rFonts w:hint="eastAsia"/>
-        </w:rPr>
-        <w:t>——简历修改</w:t>
+        <w:t>12.09课时一——简历修改</w:t>
       </w:r>
       <w:bookmarkEnd w:id="0"/>
     </w:p>
@@ -4173,21 +4256,7 @@
         <w:rPr>
           <w:rFonts w:hint="eastAsia"/>
         </w:rPr>
-        <w:t>T：从零到</w:t>
-      </w:r>
-      <w:proofErr w:type="gramStart"/>
-      <w:r>
-        <w:rPr>
-          <w:rFonts w:hint="eastAsia"/>
-        </w:rPr>
-        <w:t>一</w:t>
-      </w:r>
-      <w:proofErr w:type="gramEnd"/>
-      <w:r>
-        <w:rPr>
-          <w:rFonts w:hint="eastAsia"/>
-        </w:rPr>
-        <w:t>实现系统烧录工具，能够可靠识别设备（），烧录能力，完整性保障</w:t>
+        <w:t>T：从零到一实现系统烧录工具，能够可靠识别设备（），烧录能力，完整性保障</w:t>
       </w:r>
     </w:p>
     <w:p>
@@ -4218,14 +4287,7 @@
         <w:rPr>
           <w:rFonts w:hint="eastAsia"/>
         </w:rPr>
-        <w:t>专业的烧录能力：</w:t>
-      </w:r>
-      <w:proofErr w:type="gramStart"/>
-      <w:r>
-        <w:rPr>
-          <w:rFonts w:hint="eastAsia"/>
-        </w:rPr>
-        <w:t>集成</w:t>
+        <w:t>专业的烧录能力：集成</w:t>
       </w:r>
       <w:r>
         <w:rPr>
@@ -4233,88 +4295,61 @@
           <w:color w:val="000000"/>
           <w:sz w:val="22"/>
         </w:rPr>
-        <w:t>集成</w:t>
-      </w:r>
-      <w:proofErr w:type="gramEnd"/>
+        <w:t>集成etcher-image-write实现专业级镜像烧录功能</w:t>
+      </w:r>
+      <w:r>
+        <w:rPr>
+          <w:rFonts w:ascii="微软雅黑" w:eastAsia="微软雅黑" w:hAnsi="微软雅黑" w:hint="eastAsia"/>
+          <w:color w:val="000000"/>
+          <w:sz w:val="22"/>
+        </w:rPr>
+        <w:t>的稳定和可控</w:t>
+      </w:r>
+    </w:p>
+    <w:p>
+      <w:pPr>
+        <w:spacing w:before="260" w:line="220" w:lineRule="exact"/>
+        <w:ind w:leftChars="400" w:left="840"/>
+        <w:jc w:val="left"/>
+        <w:rPr>
+          <w:rFonts w:ascii="微软雅黑" w:eastAsia="微软雅黑" w:hAnsi="微软雅黑" w:hint="eastAsia"/>
+          <w:color w:val="000000"/>
+          <w:sz w:val="22"/>
+        </w:rPr>
+      </w:pPr>
       <w:r>
         <w:rPr>
           <w:rFonts w:ascii="微软雅黑" w:eastAsia="微软雅黑" w:hAnsi="微软雅黑"/>
           <w:color w:val="000000"/>
           <w:sz w:val="22"/>
         </w:rPr>
-        <w:t>etcher-image-write实现专业级镜像烧</w:t>
-      </w:r>
-      <w:proofErr w:type="gramStart"/>
-      <w:r>
-        <w:rPr>
-          <w:rFonts w:ascii="微软雅黑" w:eastAsia="微软雅黑" w:hAnsi="微软雅黑"/>
-          <w:color w:val="000000"/>
-          <w:sz w:val="22"/>
-        </w:rPr>
-        <w:t>录功能</w:t>
-      </w:r>
-      <w:proofErr w:type="gramEnd"/>
-      <w:r>
+        <w:t>使用drivelist库实现跨平台驱动器枚举和管理</w:t>
+      </w:r>
+    </w:p>
+    <w:p>
+      <w:pPr>
+        <w:spacing w:before="260" w:line="220" w:lineRule="exact"/>
+        <w:ind w:leftChars="400" w:left="840"/>
+        <w:jc w:val="left"/>
         <w:rPr>
           <w:rFonts w:ascii="微软雅黑" w:eastAsia="微软雅黑" w:hAnsi="微软雅黑" w:hint="eastAsia"/>
           <w:color w:val="000000"/>
           <w:sz w:val="22"/>
         </w:rPr>
-        <w:t>的稳定和可控</w:t>
-      </w:r>
-    </w:p>
-    <w:p>
-      <w:pPr>
-        <w:spacing w:before="260" w:line="220" w:lineRule="exact"/>
-        <w:ind w:leftChars="400" w:left="840"/>
-        <w:jc w:val="left"/>
+      </w:pPr>
+      <w:r>
         <w:rPr>
           <w:rFonts w:ascii="微软雅黑" w:eastAsia="微软雅黑" w:hAnsi="微软雅黑" w:hint="eastAsia"/>
           <w:color w:val="000000"/>
           <w:sz w:val="22"/>
         </w:rPr>
-      </w:pPr>
-      <w:r>
-        <w:rPr>
-          <w:rFonts w:ascii="微软雅黑" w:eastAsia="微软雅黑" w:hAnsi="微软雅黑"/>
-          <w:color w:val="000000"/>
-          <w:sz w:val="22"/>
-        </w:rPr>
-        <w:t>使用</w:t>
-      </w:r>
-      <w:proofErr w:type="spellStart"/>
-      <w:r>
-        <w:rPr>
-          <w:rFonts w:ascii="微软雅黑" w:eastAsia="微软雅黑" w:hAnsi="微软雅黑"/>
-          <w:color w:val="000000"/>
-          <w:sz w:val="22"/>
-        </w:rPr>
-        <w:t>drivelist</w:t>
-      </w:r>
-      <w:proofErr w:type="spellEnd"/>
-      <w:proofErr w:type="gramStart"/>
-      <w:r>
-        <w:rPr>
-          <w:rFonts w:ascii="微软雅黑" w:eastAsia="微软雅黑" w:hAnsi="微软雅黑"/>
-          <w:color w:val="000000"/>
-          <w:sz w:val="22"/>
-        </w:rPr>
-        <w:t>库实现</w:t>
-      </w:r>
-      <w:proofErr w:type="gramEnd"/>
-      <w:r>
-        <w:rPr>
-          <w:rFonts w:ascii="微软雅黑" w:eastAsia="微软雅黑" w:hAnsi="微软雅黑"/>
-          <w:color w:val="000000"/>
-          <w:sz w:val="22"/>
-        </w:rPr>
-        <w:t>跨平台驱动器枚举和管理</w:t>
+        <w:t>安全下载，进度可视化：开发固件下载模板，结合ipc进程通信进行完整新校验，降低与实际不一致的风险</w:t>
       </w:r>
     </w:p>
     <w:p>
       <w:pPr>
         <w:spacing w:before="260" w:line="220" w:lineRule="exact"/>
-        <w:ind w:leftChars="400" w:left="840"/>
+        <w:ind w:firstLine="420"/>
         <w:jc w:val="left"/>
         <w:rPr>
           <w:rFonts w:ascii="微软雅黑" w:eastAsia="微软雅黑" w:hAnsi="微软雅黑" w:hint="eastAsia"/>
@@ -4328,44 +4363,6 @@
           <w:color w:val="000000"/>
           <w:sz w:val="22"/>
         </w:rPr>
-        <w:t>安全下载，进度可视化：开发固件下载模板，结合</w:t>
-      </w:r>
-      <w:proofErr w:type="spellStart"/>
-      <w:r>
-        <w:rPr>
-          <w:rFonts w:ascii="微软雅黑" w:eastAsia="微软雅黑" w:hAnsi="微软雅黑" w:hint="eastAsia"/>
-          <w:color w:val="000000"/>
-          <w:sz w:val="22"/>
-        </w:rPr>
-        <w:t>ipc</w:t>
-      </w:r>
-      <w:proofErr w:type="spellEnd"/>
-      <w:r>
-        <w:rPr>
-          <w:rFonts w:ascii="微软雅黑" w:eastAsia="微软雅黑" w:hAnsi="微软雅黑" w:hint="eastAsia"/>
-          <w:color w:val="000000"/>
-          <w:sz w:val="22"/>
-        </w:rPr>
-        <w:t>进程通信进行完整新校验，降低与实际不一致的风险</w:t>
-      </w:r>
-    </w:p>
-    <w:p>
-      <w:pPr>
-        <w:spacing w:before="260" w:line="220" w:lineRule="exact"/>
-        <w:ind w:firstLine="420"/>
-        <w:jc w:val="left"/>
-        <w:rPr>
-          <w:rFonts w:ascii="微软雅黑" w:eastAsia="微软雅黑" w:hAnsi="微软雅黑" w:hint="eastAsia"/>
-          <w:color w:val="000000"/>
-          <w:sz w:val="22"/>
-        </w:rPr>
-      </w:pPr>
-      <w:r>
-        <w:rPr>
-          <w:rFonts w:ascii="微软雅黑" w:eastAsia="微软雅黑" w:hAnsi="微软雅黑" w:hint="eastAsia"/>
-          <w:color w:val="000000"/>
-          <w:sz w:val="22"/>
-        </w:rPr>
         <w:t>R：涵盖核心烧录功能，</w:t>
       </w:r>
     </w:p>
@@ -4395,19 +4392,11 @@
           <w:rFonts w:hint="eastAsia"/>
         </w:rPr>
       </w:pPr>
-      <w:proofErr w:type="spellStart"/>
-      <w:r>
-        <w:rPr>
-          <w:rFonts w:hint="eastAsia"/>
-        </w:rPr>
-        <w:t>Ipc</w:t>
-      </w:r>
-      <w:proofErr w:type="spellEnd"/>
-      <w:r>
-        <w:rPr>
-          <w:rFonts w:hint="eastAsia"/>
-        </w:rPr>
-        <w:t>通信保证进度可信不阻塞UI：利用electron+vue3，进行解耦，</w:t>
+      <w:r>
+        <w:rPr>
+          <w:rFonts w:hint="eastAsia"/>
+        </w:rPr>
+        <w:t>Ipc通信保证进度可信不阻塞UI：利用electron+vue3，进行解耦，</w:t>
       </w:r>
     </w:p>
     <w:p>
@@ -4439,28 +4428,12 @@
           <w:rFonts w:hint="eastAsia"/>
         </w:rPr>
       </w:pPr>
-      <w:proofErr w:type="gramStart"/>
-      <w:r>
-        <w:rPr>
-          <w:rFonts w:hint="eastAsia"/>
-        </w:rPr>
-        <w:t>烧录传列入</w:t>
-      </w:r>
-      <w:proofErr w:type="gramEnd"/>
-      <w:r>
-        <w:rPr>
-          <w:rFonts w:hint="eastAsia"/>
-        </w:rPr>
-        <w:t>抽象</w:t>
-      </w:r>
-      <w:proofErr w:type="gramStart"/>
-      <w:r>
-        <w:rPr>
-          <w:rFonts w:hint="eastAsia"/>
-        </w:rPr>
-        <w:t>成状态积</w:t>
-      </w:r>
-      <w:proofErr w:type="gramEnd"/>
+      <w:r>
+        <w:rPr>
+          <w:rFonts w:hint="eastAsia"/>
+        </w:rPr>
+        <w:t>烧录传列入抽象成状态积</w:t>
+      </w:r>
     </w:p>
     <w:p>
       <w:pPr>
@@ -4473,19 +4446,12 @@
           <w:rFonts w:hint="eastAsia"/>
         </w:rPr>
       </w:pPr>
-      <w:proofErr w:type="spellStart"/>
-      <w:r>
-        <w:rPr>
-          <w:rFonts w:hint="eastAsia"/>
-        </w:rPr>
-        <w:t>Ipc</w:t>
-      </w:r>
-      <w:proofErr w:type="spellEnd"/>
-      <w:r>
-        <w:rPr>
-          <w:rFonts w:hint="eastAsia"/>
-        </w:rPr>
-        <w:t>消息包含：downloading，validate, writing，checking，error，done</w:t>
+      <w:r>
+        <w:rPr>
+          <w:rFonts w:hint="eastAsia"/>
+        </w:rPr>
+        <w:lastRenderedPageBreak/>
+        <w:t>Ipc消息包含：downloading，validate, writing，checking，error，done</w:t>
       </w:r>
     </w:p>
     <w:p>
@@ -4503,7 +4469,6 @@
         <w:rPr>
           <w:rFonts w:hint="eastAsia"/>
         </w:rPr>
-        <w:lastRenderedPageBreak/>
         <w:t>节流和：写入的进度按照一定的时间窗口，聚合之后再推送，防止事件阻塞进程</w:t>
       </w:r>
     </w:p>
@@ -4538,21 +4503,7 @@
         <w:rPr>
           <w:rFonts w:hint="eastAsia"/>
         </w:rPr>
-        <w:t>飞书内</w:t>
-      </w:r>
-      <w:proofErr w:type="gramStart"/>
-      <w:r>
-        <w:rPr>
-          <w:rFonts w:hint="eastAsia"/>
-        </w:rPr>
-        <w:t>嵌</w:t>
-      </w:r>
-      <w:proofErr w:type="gramEnd"/>
-      <w:r>
-        <w:rPr>
-          <w:rFonts w:hint="eastAsia"/>
-        </w:rPr>
-        <w:t>周报系统</w:t>
+        <w:t>飞书内嵌周报系统</w:t>
       </w:r>
     </w:p>
     <w:p>
@@ -4606,55 +4557,27 @@
         <w:rPr>
           <w:rFonts w:hint="eastAsia"/>
         </w:rPr>
-        <w:t>折叠的数据加载模式，</w:t>
-      </w:r>
-      <w:proofErr w:type="spellStart"/>
-      <w:r>
-        <w:rPr>
-          <w:rFonts w:hint="eastAsia"/>
-        </w:rPr>
-        <w:t>tiptap</w:t>
-      </w:r>
-      <w:proofErr w:type="spellEnd"/>
-      <w:r>
-        <w:rPr>
-          <w:rFonts w:hint="eastAsia"/>
-        </w:rPr>
-        <w:t>库</w:t>
-      </w:r>
-    </w:p>
-    <w:p>
-      <w:pPr>
-        <w:rPr>
-          <w:rFonts w:hint="eastAsia"/>
-        </w:rPr>
-      </w:pPr>
-    </w:p>
-    <w:p>
-      <w:pPr>
-        <w:rPr>
-          <w:rFonts w:hint="eastAsia"/>
-        </w:rPr>
-      </w:pPr>
-      <w:r>
-        <w:rPr>
-          <w:rFonts w:hint="eastAsia"/>
-        </w:rPr>
-        <w:t>R：交付了一个周报的web和</w:t>
-      </w:r>
-      <w:proofErr w:type="gramStart"/>
-      <w:r>
-        <w:rPr>
-          <w:rFonts w:hint="eastAsia"/>
-        </w:rPr>
-        <w:t>飞书双场景</w:t>
-      </w:r>
-      <w:proofErr w:type="gramEnd"/>
-      <w:r>
-        <w:rPr>
-          <w:rFonts w:hint="eastAsia"/>
-        </w:rPr>
-        <w:t>的应用，提高内部人员组织协调能力，实时查看项目</w:t>
+        <w:t>折叠的数据加载模式，tiptap库</w:t>
+      </w:r>
+    </w:p>
+    <w:p>
+      <w:pPr>
+        <w:rPr>
+          <w:rFonts w:hint="eastAsia"/>
+        </w:rPr>
+      </w:pPr>
+    </w:p>
+    <w:p>
+      <w:pPr>
+        <w:rPr>
+          <w:rFonts w:hint="eastAsia"/>
+        </w:rPr>
+      </w:pPr>
+      <w:r>
+        <w:rPr>
+          <w:rFonts w:hint="eastAsia"/>
+        </w:rPr>
+        <w:t>R：交付了一个周报的web和飞书双场景的应用，提高内部人员组织协调能力，实时查看项目</w:t>
       </w:r>
     </w:p>
     <w:p>
@@ -4915,21 +4838,7 @@
         <w:rPr>
           <w:rFonts w:hint="eastAsia"/>
         </w:rPr>
-        <w:t>（</w:t>
-      </w:r>
-      <w:proofErr w:type="spellStart"/>
-      <w:r>
-        <w:rPr>
-          <w:rFonts w:hint="eastAsia"/>
-        </w:rPr>
-        <w:t>Github</w:t>
-      </w:r>
-      <w:proofErr w:type="spellEnd"/>
-      <w:r>
-        <w:rPr>
-          <w:rFonts w:hint="eastAsia"/>
-        </w:rPr>
-        <w:t>首页：readme介绍、commit绿点、头像、stars</w:t>
+        <w:t>（Github首页：readme介绍、commit绿点、头像、stars</w:t>
       </w:r>
     </w:p>
     <w:p>
@@ -4988,21 +4897,7 @@
         <w:rPr>
           <w:rFonts w:hint="eastAsia"/>
         </w:rPr>
-        <w:t>工作经历上方</w:t>
-      </w:r>
-      <w:proofErr w:type="gramStart"/>
-      <w:r>
-        <w:rPr>
-          <w:rFonts w:hint="eastAsia"/>
-        </w:rPr>
-        <w:t>写核心</w:t>
-      </w:r>
-      <w:proofErr w:type="gramEnd"/>
-      <w:r>
-        <w:rPr>
-          <w:rFonts w:hint="eastAsia"/>
-        </w:rPr>
-        <w:t>优势：</w:t>
+        <w:t>工作经历上方写核心优势：</w:t>
       </w:r>
     </w:p>
     <w:p>
@@ -5020,14 +4915,8 @@
         <w:rPr>
           <w:rFonts w:hint="eastAsia"/>
         </w:rPr>
-        <w:t>AI背景与业务理解，数据科学大数据专业+数字化管理专员（偏AI工程经历），使我能</w:t>
-      </w:r>
-      <w:r>
-        <w:rPr>
-          <w:rFonts w:hint="eastAsia"/>
-        </w:rPr>
         <w:lastRenderedPageBreak/>
-        <w:t>写前端以及自动化脚本，并且具备业务流程和场景的理解，</w:t>
+        <w:t>AI背景与业务理解，数据科学大数据专业+数字化管理专员（偏AI工程经历），使我能写前端以及自动化脚本，并且具备业务流程和场景的理解，</w:t>
       </w:r>
     </w:p>
     <w:p>
@@ -5045,49 +4934,7 @@
         <w:rPr>
           <w:rFonts w:hint="eastAsia"/>
         </w:rPr>
-        <w:t>有利于在</w:t>
-      </w:r>
-      <w:proofErr w:type="spellStart"/>
-      <w:r>
-        <w:rPr>
-          <w:rFonts w:hint="eastAsia"/>
-        </w:rPr>
-        <w:t>toB</w:t>
-      </w:r>
-      <w:proofErr w:type="spellEnd"/>
-      <w:r>
-        <w:rPr>
-          <w:rFonts w:hint="eastAsia"/>
-        </w:rPr>
-        <w:t>的平台类岗位快速落地技术方案，企业</w:t>
-      </w:r>
-      <w:proofErr w:type="gramStart"/>
-      <w:r>
-        <w:rPr>
-          <w:rFonts w:hint="eastAsia"/>
-        </w:rPr>
-        <w:t>级内部</w:t>
-      </w:r>
-      <w:proofErr w:type="gramEnd"/>
-      <w:r>
-        <w:rPr>
-          <w:rFonts w:hint="eastAsia"/>
-        </w:rPr>
-        <w:t>工具从0到1落地能力，独立完成飞书内</w:t>
-      </w:r>
-      <w:proofErr w:type="gramStart"/>
-      <w:r>
-        <w:rPr>
-          <w:rFonts w:hint="eastAsia"/>
-        </w:rPr>
-        <w:t>嵌</w:t>
-      </w:r>
-      <w:proofErr w:type="gramEnd"/>
-      <w:r>
-        <w:rPr>
-          <w:rFonts w:hint="eastAsia"/>
-        </w:rPr>
-        <w:t>周报系统，从需求的梳理到技术选型到上线，真正把系统作为团队的协作工具。</w:t>
+        <w:t>有利于在toB的平台类岗位快速落地技术方案，企业级内部工具从0到1落地能力，独立完成飞书内嵌周报系统，从需求的梳理到技术选型到上线，真正把系统作为团队的协作工具。</w:t>
       </w:r>
     </w:p>
     <w:p>
@@ -5105,30 +4952,8 @@
         <w:rPr>
           <w:rFonts w:hint="eastAsia"/>
         </w:rPr>
-        <w:t>跨平台桌面的系统能力，独立设计硬件钱包固件烧录工具，覆盖Windows、Linux、</w:t>
-      </w:r>
-      <w:proofErr w:type="spellStart"/>
-      <w:r>
-        <w:rPr>
-          <w:rFonts w:hint="eastAsia"/>
-        </w:rPr>
-        <w:t>macos</w:t>
-      </w:r>
-      <w:proofErr w:type="spellEnd"/>
-      <w:r>
-        <w:rPr>
-          <w:rFonts w:hint="eastAsia"/>
-        </w:rPr>
-        <w:t xml:space="preserve">三端，对底层 </w:t>
-      </w:r>
-      <w:proofErr w:type="gramStart"/>
-      <w:r>
-        <w:rPr>
-          <w:rFonts w:hint="eastAsia"/>
-        </w:rPr>
-        <w:t>和</w:t>
-      </w:r>
-      <w:proofErr w:type="gramEnd"/>
+        <w:t>跨平台桌面的系统能力，独立设计硬件钱包固件烧录工具，覆盖Windows、Linux、macos三端，对底层 和</w:t>
+      </w:r>
     </w:p>
     <w:p>
       <w:pPr>
@@ -5145,21 +4970,7 @@
         <w:rPr>
           <w:rFonts w:hint="eastAsia"/>
         </w:rPr>
-        <w:t>自动化与AI工具链的实践，有基于</w:t>
-      </w:r>
-      <w:proofErr w:type="spellStart"/>
-      <w:r>
-        <w:rPr>
-          <w:rFonts w:hint="eastAsia"/>
-        </w:rPr>
-        <w:t>Langchain</w:t>
-      </w:r>
-      <w:proofErr w:type="spellEnd"/>
-      <w:r>
-        <w:rPr>
-          <w:rFonts w:hint="eastAsia"/>
-        </w:rPr>
-        <w:t>的企业知识库的，编写自动化脚本，降低人工错误率，对接多家交易所API，实现监控预警和自动交易</w:t>
+        <w:t>自动化与AI工具链的实践，有基于Langchain的企业知识库的，编写自动化脚本，降低人工错误率，对接多家交易所API，实现监控预警和自动交易</w:t>
       </w:r>
     </w:p>
     <w:p>
@@ -5332,28 +5143,24 @@
           <w:rFonts w:hint="eastAsia"/>
         </w:rPr>
       </w:pPr>
-      <w:proofErr w:type="spellStart"/>
       <w:r>
         <w:rPr>
           <w:rFonts w:hint="eastAsia"/>
         </w:rPr>
         <w:t>AntD</w:t>
       </w:r>
-      <w:proofErr w:type="spellEnd"/>
       <w:r>
         <w:rPr>
           <w:rFonts w:hint="eastAsia"/>
         </w:rPr>
         <w:t>、</w:t>
       </w:r>
-      <w:proofErr w:type="spellStart"/>
       <w:r>
         <w:rPr>
           <w:rFonts w:hint="eastAsia"/>
         </w:rPr>
         <w:t>ECharts</w:t>
       </w:r>
-      <w:proofErr w:type="spellEnd"/>
       <w:r>
         <w:rPr>
           <w:rFonts w:hint="eastAsia"/>
@@ -5407,28 +5214,24 @@
         </w:rPr>
         <w:t xml:space="preserve">git, </w:t>
       </w:r>
-      <w:proofErr w:type="spellStart"/>
       <w:r>
         <w:rPr>
           <w:rFonts w:hint="eastAsia"/>
         </w:rPr>
         <w:t>vite</w:t>
       </w:r>
-      <w:proofErr w:type="spellEnd"/>
       <w:r>
         <w:rPr>
           <w:rFonts w:hint="eastAsia"/>
         </w:rPr>
         <w:t xml:space="preserve">, </w:t>
       </w:r>
-      <w:proofErr w:type="spellStart"/>
       <w:r>
         <w:rPr>
           <w:rFonts w:hint="eastAsia"/>
         </w:rPr>
         <w:t>ESLint</w:t>
       </w:r>
-      <w:proofErr w:type="spellEnd"/>
       <w:r>
         <w:rPr>
           <w:rFonts w:hint="eastAsia"/>
@@ -5525,21 +5328,7 @@
         <w:rPr>
           <w:rFonts w:hint="eastAsia"/>
         </w:rPr>
-        <w:t>项目再加一个技术</w:t>
-      </w:r>
-      <w:proofErr w:type="gramStart"/>
-      <w:r>
-        <w:rPr>
-          <w:rFonts w:hint="eastAsia"/>
-        </w:rPr>
-        <w:t>栈</w:t>
-      </w:r>
-      <w:proofErr w:type="gramEnd"/>
-      <w:r>
-        <w:rPr>
-          <w:rFonts w:hint="eastAsia"/>
-        </w:rPr>
-        <w:t>，只写技术名词，</w:t>
+        <w:t>项目再加一个技术栈，只写技术名词，</w:t>
       </w:r>
     </w:p>
     <w:p>
@@ -5663,35 +5452,13 @@
         </w:rPr>
       </w:pPr>
       <w:r>
-        <w:t>我是</w:t>
-      </w:r>
-      <w:proofErr w:type="gramStart"/>
-      <w:r>
-        <w:t>杨佳琳</w:t>
-      </w:r>
-      <w:proofErr w:type="gramEnd"/>
-      <w:r>
-        <w:t>，毕业于上海财经大学数据科学与大数据技术专业</w:t>
-      </w:r>
-      <w:r>
-        <w:rPr>
-          <w:rFonts w:hint="eastAsia"/>
-        </w:rPr>
-        <w:t>，求职岗位是</w:t>
-      </w:r>
-      <w:proofErr w:type="gramStart"/>
-      <w:r>
-        <w:rPr>
-          <w:rFonts w:hint="eastAsia"/>
-        </w:rPr>
-        <w:t>端开发</w:t>
-      </w:r>
-      <w:proofErr w:type="gramEnd"/>
-      <w:r>
-        <w:rPr>
-          <w:rFonts w:hint="eastAsia"/>
-        </w:rPr>
-        <w:t>工程师</w:t>
+        <w:t>我是杨佳琳，毕业于上海财经大学数据科学与大数据技术专业</w:t>
+      </w:r>
+      <w:r>
+        <w:rPr>
+          <w:rFonts w:hint="eastAsia"/>
+        </w:rPr>
+        <w:t>，求职岗位是端开发工程师</w:t>
       </w:r>
       <w:r>
         <w:t>。</w:t>
@@ -5752,66 +5519,44 @@
         </w:rPr>
       </w:pPr>
       <w:r>
-        <w:t>第一个是飞书内</w:t>
-      </w:r>
-      <w:proofErr w:type="gramStart"/>
-      <w:r>
-        <w:t>嵌</w:t>
-      </w:r>
-      <w:proofErr w:type="gramEnd"/>
-      <w:r>
-        <w:t>周报系统，</w:t>
+        <w:t>第一个是飞书内嵌周报系统，</w:t>
       </w:r>
       <w:r>
         <w:rPr>
           <w:strike/>
         </w:rPr>
-        <w:t>我从零开始负责整个系统的设计、开发和上线。针对海量历史周报数据的展示需求，我封装了高性能的虚拟滚动列表，支持数据筛选和视角切换；为提升编辑体验，基于</w:t>
-      </w:r>
-      <w:proofErr w:type="spellStart"/>
-      <w:r>
-        <w:rPr>
+        <w:t xml:space="preserve">我从零开始负责整个系统的设计、开发和上线。针对海量历史周报数据的展示需求，我封装了高性能的虚拟滚动列表，支持数据筛选和视角切换；为提升编辑体验，基于TipTap深度定制了富文本编辑器；同时通过Redux持久化和多端键盘适配等优化，确保系统稳定运行。该项目已成为团队标准协作工具，显著提升了信息同步效率。 </w:t>
+      </w:r>
+    </w:p>
+    <w:p>
+      <w:pPr>
+        <w:rPr>
+          <w:rFonts w:hint="eastAsia"/>
           <w:strike/>
         </w:rPr>
-        <w:t>TipTap</w:t>
-      </w:r>
-      <w:proofErr w:type="spellEnd"/>
-      <w:r>
-        <w:rPr>
+      </w:pPr>
+    </w:p>
+    <w:p>
+      <w:pPr>
+        <w:rPr>
+          <w:rFonts w:hint="eastAsia"/>
           <w:strike/>
         </w:rPr>
-        <w:t xml:space="preserve">深度定制了富文本编辑器；同时通过Redux持久化和多端键盘适配等优化，确保系统稳定运行。该项目已成为团队标准协作工具，显著提升了信息同步效率。 </w:t>
-      </w:r>
-    </w:p>
-    <w:p>
-      <w:pPr>
-        <w:rPr>
-          <w:rFonts w:hint="eastAsia"/>
+      </w:pPr>
+      <w:r>
+        <w:t>第二个项目是硬件钱包固件烧录工具，</w:t>
+      </w:r>
+      <w:r>
+        <w:rPr>
           <w:strike/>
         </w:rPr>
-      </w:pPr>
-    </w:p>
-    <w:p>
-      <w:pPr>
+        <w:t>我独立开发了跨Windows、Linux、macOS三端的Electron桌面应用。重点解决了系统级权限提升与烧录引擎集成问题，在Windows平台集成专业烧录库，在macOS/Linux系统使用原生dd命令；通过精细的进程通信和校验机制，确保烧录过程的可靠性</w:t>
+      </w:r>
+      <w:r>
         <w:rPr>
           <w:rFonts w:hint="eastAsia"/>
           <w:strike/>
         </w:rPr>
-      </w:pPr>
-      <w:r>
-        <w:t>第二个项目是硬件钱包固件烧录工具，</w:t>
-      </w:r>
-      <w:r>
-        <w:rPr>
-          <w:strike/>
-        </w:rPr>
-        <w:t>我独立开发了跨Windows、Linux、macOS三端的Electron桌面应用。重点解决了系统级权限提升与烧录引擎集成问题，在Windows平台集成专业烧录库，在macOS/Linux系统使用原生dd命令；通过精细的进程通信和校验机制，确保烧录过程的可靠性</w:t>
-      </w:r>
-      <w:r>
-        <w:rPr>
-          <w:rFonts w:hint="eastAsia"/>
-          <w:strike/>
-        </w:rPr>
         <w:t>。</w:t>
       </w:r>
     </w:p>
@@ -5836,15 +5581,7 @@
         </w:rPr>
       </w:pPr>
       <w:r>
-        <w:t>此外，我的数据科学背景和AI工程实践经历，使我在技术方案设计时能更好地结合业务需求。曾基于</w:t>
-      </w:r>
-      <w:proofErr w:type="spellStart"/>
-      <w:r>
-        <w:t>LangChain</w:t>
-      </w:r>
-      <w:proofErr w:type="spellEnd"/>
-      <w:r>
-        <w:t xml:space="preserve">开发RAG知识库系统，并编写自动化脚本优化业务流程，这种复合背景让我不仅能完成前端开发，更能从系统层面思考技术实现，真正赋能业务发展。 </w:t>
+        <w:t xml:space="preserve">此外，我的数据科学背景和AI工程实践经历，使我在技术方案设计时能更好地结合业务需求。曾基于LangChain开发RAG知识库系统，并编写自动化脚本优化业务流程，这种复合背景让我不仅能完成前端开发，更能从系统层面思考技术实现，真正赋能业务发展。 </w:t>
       </w:r>
     </w:p>
     <w:p>
@@ -6099,21 +5836,7 @@
         <w:rPr>
           <w:rFonts w:hint="eastAsia"/>
         </w:rPr>
-        <w:t>自</w:t>
-      </w:r>
-      <w:proofErr w:type="gramStart"/>
-      <w:r>
-        <w:rPr>
-          <w:rFonts w:hint="eastAsia"/>
-        </w:rPr>
-        <w:t>研</w:t>
-      </w:r>
-      <w:proofErr w:type="gramEnd"/>
-      <w:r>
-        <w:rPr>
-          <w:rFonts w:hint="eastAsia"/>
-        </w:rPr>
-        <w:t>一个高性能虚拟列表滚动双向加载：支持双向滚动加载、折叠、跳转</w:t>
+        <w:t>自研一个高性能虚拟列表滚动双向加载：支持双向滚动加载、折叠、跳转</w:t>
       </w:r>
     </w:p>
     <w:p>
@@ -6185,21 +5908,12 @@
         </w:rPr>
         <w:t>支持跳转折叠，</w:t>
       </w:r>
-      <w:proofErr w:type="gramStart"/>
       <w:r>
         <w:rPr>
           <w:rFonts w:hint="eastAsia"/>
           <w:strike/>
         </w:rPr>
-        <w:t>滚动锚点</w:t>
-      </w:r>
-      <w:proofErr w:type="gramEnd"/>
-      <w:r>
-        <w:rPr>
-          <w:rFonts w:hint="eastAsia"/>
-          <w:strike/>
-        </w:rPr>
-        <w:t>anchor与高度缓存，</w:t>
+        <w:t>滚动锚点anchor与高度缓存，</w:t>
       </w:r>
     </w:p>
     <w:p>
@@ -6214,21 +5928,7 @@
         <w:rPr>
           <w:rFonts w:hint="eastAsia"/>
         </w:rPr>
-        <w:t>双向加载：</w:t>
-      </w:r>
-      <w:proofErr w:type="gramStart"/>
-      <w:r>
-        <w:rPr>
-          <w:rFonts w:hint="eastAsia"/>
-        </w:rPr>
-        <w:t>懒</w:t>
-      </w:r>
-      <w:proofErr w:type="gramEnd"/>
-      <w:r>
-        <w:rPr>
-          <w:rFonts w:hint="eastAsia"/>
-        </w:rPr>
-        <w:t>加载、滚动位置修正，数据插入</w:t>
+        <w:t>双向加载：懒加载、滚动位置修正，数据插入</w:t>
       </w:r>
     </w:p>
     <w:p>
@@ -6350,16 +6050,8 @@
         <w:rPr>
           <w:rFonts w:hint="eastAsia"/>
         </w:rPr>
-        <w:t>分段存储，划分成逻辑上的数据块，（例如两三周一</w:t>
-      </w:r>
-      <w:proofErr w:type="gramStart"/>
-      <w:r>
-        <w:rPr>
-          <w:rFonts w:hint="eastAsia"/>
-        </w:rPr>
-        <w:t>个</w:t>
-      </w:r>
-      <w:proofErr w:type="gramEnd"/>
+        <w:t>分段存储，划分成逻辑上的数据块，（例如两三周一个</w:t>
+      </w:r>
       <w:r>
         <w:rPr>
           <w:rFonts w:hint="eastAsia"/>
@@ -6396,21 +6088,7 @@
         <w:rPr>
           <w:rFonts w:hint="eastAsia"/>
         </w:rPr>
-        <w:t>基于索引、时间戳，先进先出，简单淘汰旧的chunk，让数据</w:t>
-      </w:r>
-      <w:proofErr w:type="gramStart"/>
-      <w:r>
-        <w:rPr>
-          <w:rFonts w:hint="eastAsia"/>
-        </w:rPr>
-        <w:t>量回归</w:t>
-      </w:r>
-      <w:proofErr w:type="gramEnd"/>
-      <w:r>
-        <w:rPr>
-          <w:rFonts w:hint="eastAsia"/>
-        </w:rPr>
-        <w:t>到安全的阈值</w:t>
+        <w:t>基于索引、时间戳，先进先出，简单淘汰旧的chunk，让数据量回归到安全的阈值</w:t>
       </w:r>
     </w:p>
     <w:p>
@@ -6449,21 +6127,7 @@
         <w:rPr>
           <w:rFonts w:hint="eastAsia"/>
         </w:rPr>
-        <w:t>用哈希表和双向链表的结合，进行判定，头部</w:t>
-      </w:r>
-      <w:proofErr w:type="gramStart"/>
-      <w:r>
-        <w:rPr>
-          <w:rFonts w:hint="eastAsia"/>
-        </w:rPr>
-        <w:t>放最近</w:t>
-      </w:r>
-      <w:proofErr w:type="gramEnd"/>
-      <w:r>
-        <w:rPr>
-          <w:rFonts w:hint="eastAsia"/>
-        </w:rPr>
-        <w:t>使用过的，</w:t>
+        <w:t>用哈希表和双向链表的结合，进行判定，头部放最近使用过的，</w:t>
       </w:r>
     </w:p>
     <w:p>
@@ -6592,15 +6256,7 @@
         <w:t>表明身份</w:t>
       </w:r>
       <w:r>
-        <w:t>：阐述工作年限，应届生</w:t>
-      </w:r>
-      <w:proofErr w:type="gramStart"/>
-      <w:r>
-        <w:t>需表明</w:t>
-      </w:r>
-      <w:proofErr w:type="gramEnd"/>
-      <w:r>
-        <w:t>身份。</w:t>
+        <w:t>：阐述工作年限，应届生需表明身份。</w:t>
       </w:r>
     </w:p>
     <w:p>
@@ -6622,15 +6278,7 @@
         <w:t>英文能力</w:t>
       </w:r>
       <w:r>
-        <w:t>：无海外留学经历</w:t>
-      </w:r>
-      <w:proofErr w:type="gramStart"/>
-      <w:r>
-        <w:t>可不讲</w:t>
-      </w:r>
-      <w:proofErr w:type="gramEnd"/>
-      <w:r>
-        <w:t>英文能力。</w:t>
+        <w:t>：无海外留学经历可不讲英文能力。</w:t>
       </w:r>
     </w:p>
     <w:p>
@@ -6718,31 +6366,7 @@
         <w:t>后续衔接</w:t>
       </w:r>
       <w:r>
-        <w:t>：自我介绍后询问面试</w:t>
-      </w:r>
-      <w:proofErr w:type="gramStart"/>
-      <w:r>
-        <w:t>官是否</w:t>
-      </w:r>
-      <w:proofErr w:type="gramEnd"/>
-      <w:r>
-        <w:t>可扩展</w:t>
-      </w:r>
-      <w:proofErr w:type="gramStart"/>
-      <w:r>
-        <w:t>讲项目</w:t>
-      </w:r>
-      <w:proofErr w:type="gramEnd"/>
-      <w:r>
-        <w:t>亮点，依面试</w:t>
-      </w:r>
-      <w:proofErr w:type="gramStart"/>
-      <w:r>
-        <w:t>官决定</w:t>
-      </w:r>
-      <w:proofErr w:type="gramEnd"/>
-      <w:r>
-        <w:t>行事。</w:t>
+        <w:t>：自我介绍后询问面试官是否可扩展讲项目亮点，依面试官决定行事。</w:t>
       </w:r>
     </w:p>
     <w:p>
@@ -6856,34 +6480,10 @@
           <w:b/>
           <w:bCs/>
         </w:rPr>
-        <w:t>自</w:t>
-      </w:r>
-      <w:proofErr w:type="gramStart"/>
-      <w:r>
-        <w:rPr>
-          <w:b/>
-          <w:bCs/>
-        </w:rPr>
-        <w:t>研</w:t>
-      </w:r>
-      <w:proofErr w:type="gramEnd"/>
-      <w:r>
-        <w:rPr>
-          <w:b/>
-          <w:bCs/>
-        </w:rPr>
-        <w:t>组件</w:t>
-      </w:r>
-      <w:r>
-        <w:t>：自</w:t>
-      </w:r>
-      <w:proofErr w:type="gramStart"/>
-      <w:r>
-        <w:t>研</w:t>
-      </w:r>
-      <w:proofErr w:type="gramEnd"/>
-      <w:r>
-        <w:t>高性能虚拟滚动列表，支持</w:t>
+        <w:t>自研组件</w:t>
+      </w:r>
+      <w:r>
+        <w:t>：自研高性能虚拟滚动列表，支持</w:t>
       </w:r>
       <w:r>
         <w:rPr>
@@ -6959,16 +6559,8 @@
         <w:rPr>
           <w:rFonts w:hint="eastAsia"/>
         </w:rPr>
-        <w:t>从零到</w:t>
-      </w:r>
-      <w:proofErr w:type="gramStart"/>
-      <w:r>
-        <w:rPr>
-          <w:rFonts w:hint="eastAsia"/>
-        </w:rPr>
-        <w:t>一</w:t>
-      </w:r>
-      <w:proofErr w:type="gramEnd"/>
+        <w:t>从零到一</w:t>
+      </w:r>
       <w:r>
         <w:rPr>
           <w:rFonts w:hint="eastAsia"/>
@@ -7015,35 +6607,13 @@
         <w:t>渲染优化</w:t>
       </w:r>
       <w:r>
-        <w:t>：采用视口附近数据</w:t>
-      </w:r>
-      <w:proofErr w:type="gramStart"/>
-      <w:r>
-        <w:t>懒</w:t>
-      </w:r>
-      <w:proofErr w:type="gramEnd"/>
-      <w:r>
-        <w:t>加载方案，</w:t>
-      </w:r>
-      <w:r>
-        <w:rPr>
-          <w:rFonts w:hint="eastAsia"/>
-        </w:rPr>
-        <w:t>只渲染视口上下的内容，</w:t>
-      </w:r>
-      <w:proofErr w:type="gramStart"/>
-      <w:r>
-        <w:rPr>
-          <w:rFonts w:hint="eastAsia"/>
-        </w:rPr>
-        <w:t>其余用</w:t>
-      </w:r>
-      <w:proofErr w:type="gramEnd"/>
-      <w:r>
-        <w:rPr>
-          <w:rFonts w:hint="eastAsia"/>
-        </w:rPr>
-        <w:t>展位高度</w:t>
+        <w:t>：采用视口附近数据懒加载方案，</w:t>
+      </w:r>
+      <w:r>
+        <w:rPr>
+          <w:rFonts w:hint="eastAsia"/>
+        </w:rPr>
+        <w:t>只渲染视口上下的内容，其余用展位高度</w:t>
       </w:r>
       <w:r>
         <w:t>撑开滚动条，保障滚动丝滑。</w:t>
@@ -7061,7 +6631,6 @@
           <w:strike/>
         </w:rPr>
       </w:pPr>
-      <w:proofErr w:type="gramStart"/>
       <w:r>
         <w:rPr>
           <w:b/>
@@ -7070,26 +6639,11 @@
         </w:rPr>
         <w:t>锚点计算</w:t>
       </w:r>
-      <w:proofErr w:type="gramEnd"/>
       <w:r>
         <w:rPr>
           <w:strike/>
         </w:rPr>
-        <w:t>：针对折叠、跳转改变高度场景，</w:t>
-      </w:r>
-      <w:proofErr w:type="gramStart"/>
-      <w:r>
-        <w:rPr>
-          <w:strike/>
-        </w:rPr>
-        <w:t>通过锚点计算</w:t>
-      </w:r>
-      <w:proofErr w:type="gramEnd"/>
-      <w:r>
-        <w:rPr>
-          <w:strike/>
-        </w:rPr>
-        <w:t>避免滚动条位置偏移。</w:t>
+        <w:t>：针对折叠、跳转改变高度场景，通过锚点计算避免滚动条位置偏移。</w:t>
       </w:r>
     </w:p>
     <w:p>
@@ -7111,15 +6665,7 @@
         <w:t>双向加载</w:t>
       </w:r>
       <w:r>
-        <w:t>：双向加载设置触发点获取数据，可按周获取，上</w:t>
-      </w:r>
-      <w:proofErr w:type="gramStart"/>
-      <w:r>
-        <w:t>拉下拉做懒</w:t>
-      </w:r>
-      <w:proofErr w:type="gramEnd"/>
-      <w:r>
-        <w:t>加载及滚动位置修正。</w:t>
+        <w:t>：双向加载设置触发点获取数据，可按周获取，上拉下拉做懒加载及滚动位置修正。</w:t>
       </w:r>
     </w:p>
     <w:p>
@@ -7194,30 +6740,8 @@
         <w:rPr>
           <w:rFonts w:hint="eastAsia"/>
         </w:rPr>
-        <w:t xml:space="preserve">2. </w:t>
-      </w:r>
-      <w:proofErr w:type="spellStart"/>
-      <w:r>
-        <w:rPr>
-          <w:rFonts w:hint="eastAsia"/>
-        </w:rPr>
-        <w:t>vif</w:t>
-      </w:r>
-      <w:proofErr w:type="spellEnd"/>
-      <w:r>
-        <w:rPr>
-          <w:rFonts w:hint="eastAsia"/>
-        </w:rPr>
-        <w:t xml:space="preserve"> </w:t>
-      </w:r>
-      <w:proofErr w:type="spellStart"/>
-      <w:r>
-        <w:rPr>
-          <w:rFonts w:hint="eastAsia"/>
-        </w:rPr>
-        <w:t>vshow</w:t>
-      </w:r>
-      <w:proofErr w:type="spellEnd"/>
+        <w:t>2. vif vshow</w:t>
+      </w:r>
     </w:p>
     <w:p>
       <w:pPr>
@@ -7280,44 +6804,28 @@
         <w:rPr>
           <w:rFonts w:hint="eastAsia"/>
         </w:rPr>
-        <w:t>6. 服务端返回尺寸，</w:t>
-      </w:r>
-      <w:proofErr w:type="spellStart"/>
-      <w:r>
-        <w:rPr>
-          <w:rFonts w:hint="eastAsia"/>
-        </w:rPr>
-        <w:t>api</w:t>
-      </w:r>
-      <w:proofErr w:type="spellEnd"/>
-      <w:r>
-        <w:rPr>
-          <w:rFonts w:hint="eastAsia"/>
-        </w:rPr>
-        <w:t>返回尺寸</w:t>
-      </w:r>
-    </w:p>
-    <w:p>
-      <w:pPr>
-        <w:rPr>
-          <w:rFonts w:hint="eastAsia"/>
-        </w:rPr>
-      </w:pPr>
-    </w:p>
-    <w:p>
-      <w:pPr>
-        <w:rPr>
-          <w:rFonts w:hint="eastAsia"/>
-        </w:rPr>
-      </w:pPr>
-      <w:proofErr w:type="spellStart"/>
+        <w:t>6. 服务端返回尺寸，api返回尺寸</w:t>
+      </w:r>
+    </w:p>
+    <w:p>
+      <w:pPr>
+        <w:rPr>
+          <w:rFonts w:hint="eastAsia"/>
+        </w:rPr>
+      </w:pPr>
+    </w:p>
+    <w:p>
+      <w:pPr>
+        <w:rPr>
+          <w:rFonts w:hint="eastAsia"/>
+        </w:rPr>
+      </w:pPr>
       <w:r>
         <w:rPr>
           <w:rFonts w:hint="eastAsia"/>
         </w:rPr>
         <w:t>Tiptap</w:t>
       </w:r>
-      <w:proofErr w:type="spellEnd"/>
     </w:p>
     <w:p>
       <w:pPr>
@@ -7338,21 +6846,7 @@
         <w:rPr>
           <w:rFonts w:hint="eastAsia"/>
         </w:rPr>
-        <w:t>），</w:t>
-      </w:r>
-      <w:proofErr w:type="gramStart"/>
-      <w:r>
-        <w:rPr>
-          <w:rFonts w:hint="eastAsia"/>
-        </w:rPr>
-        <w:t>写一半</w:t>
-      </w:r>
-      <w:proofErr w:type="gramEnd"/>
-      <w:r>
-        <w:rPr>
-          <w:rFonts w:hint="eastAsia"/>
-        </w:rPr>
-        <w:t>会丢稿等</w:t>
+        <w:t>），写一半会丢稿等</w:t>
       </w:r>
     </w:p>
     <w:p>
@@ -7391,35 +6885,7 @@
         <w:rPr>
           <w:rFonts w:hint="eastAsia"/>
         </w:rPr>
-        <w:t>一、</w:t>
-      </w:r>
-      <w:proofErr w:type="spellStart"/>
-      <w:r>
-        <w:rPr>
-          <w:rFonts w:hint="eastAsia"/>
-        </w:rPr>
-        <w:t>tiptap</w:t>
-      </w:r>
-      <w:proofErr w:type="spellEnd"/>
-      <w:r>
-        <w:rPr>
-          <w:rFonts w:hint="eastAsia"/>
-        </w:rPr>
-        <w:t>二次开发：对</w:t>
-      </w:r>
-      <w:proofErr w:type="spellStart"/>
-      <w:r>
-        <w:rPr>
-          <w:rFonts w:hint="eastAsia"/>
-        </w:rPr>
-        <w:t>tiptap</w:t>
-      </w:r>
-      <w:proofErr w:type="spellEnd"/>
-      <w:r>
-        <w:rPr>
-          <w:rFonts w:hint="eastAsia"/>
-        </w:rPr>
-        <w:t>暴露的API接口进行配置，做了#、@等功能</w:t>
+        <w:t>一、tiptap二次开发：对tiptap暴露的API接口进行配置，做了#、@等功能</w:t>
       </w:r>
     </w:p>
     <w:p>
@@ -7524,35 +6990,7 @@
           <w:rFonts w:hint="eastAsia"/>
         </w:rPr>
         <w:lastRenderedPageBreak/>
-        <w:t>iOS的100vh不等于视口高度，用</w:t>
-      </w:r>
-      <w:proofErr w:type="spellStart"/>
-      <w:r>
-        <w:rPr>
-          <w:rFonts w:hint="eastAsia"/>
-        </w:rPr>
-        <w:t>dvh</w:t>
-      </w:r>
-      <w:proofErr w:type="spellEnd"/>
-      <w:r>
-        <w:rPr>
-          <w:rFonts w:hint="eastAsia"/>
-        </w:rPr>
-        <w:t>解决移动端浏览器</w:t>
-      </w:r>
-      <w:proofErr w:type="spellStart"/>
-      <w:r>
-        <w:rPr>
-          <w:rFonts w:hint="eastAsia"/>
-        </w:rPr>
-        <w:t>ui</w:t>
-      </w:r>
-      <w:proofErr w:type="spellEnd"/>
-      <w:r>
-        <w:rPr>
-          <w:rFonts w:hint="eastAsia"/>
-        </w:rPr>
-        <w:t>动态变化推出的新标准（</w:t>
+        <w:t>iOS的100vh不等于视口高度，用dvh解决移动端浏览器ui动态变化推出的新标准（</w:t>
       </w:r>
       <w:r>
         <w:rPr>
@@ -7638,35 +7076,7 @@
         <w:rPr>
           <w:rFonts w:hint="eastAsia"/>
         </w:rPr>
-        <w:t>节流、防抖函数：防止</w:t>
-      </w:r>
-      <w:proofErr w:type="gramStart"/>
-      <w:r>
-        <w:rPr>
-          <w:rFonts w:hint="eastAsia"/>
-        </w:rPr>
-        <w:t>输入卡顿</w:t>
-      </w:r>
-      <w:proofErr w:type="gramEnd"/>
-      <w:r>
-        <w:rPr>
-          <w:rFonts w:hint="eastAsia"/>
-        </w:rPr>
-        <w:t>、监听防抖，JSON</w:t>
-      </w:r>
-      <w:proofErr w:type="gramStart"/>
-      <w:r>
-        <w:rPr>
-          <w:rFonts w:hint="eastAsia"/>
-        </w:rPr>
-        <w:t>序列化防</w:t>
-      </w:r>
-      <w:proofErr w:type="gramEnd"/>
-      <w:r>
-        <w:rPr>
-          <w:rFonts w:hint="eastAsia"/>
-        </w:rPr>
-        <w:t>抖优化</w:t>
+        <w:t>节流、防抖函数：防止输入卡顿、监听防抖，JSON序列化防抖优化</w:t>
       </w:r>
     </w:p>
     <w:p>
@@ -7805,21 +7215,7 @@
         <w:rPr>
           <w:rFonts w:hint="eastAsia"/>
         </w:rPr>
-        <w:t>T：从零到</w:t>
-      </w:r>
-      <w:proofErr w:type="gramStart"/>
-      <w:r>
-        <w:rPr>
-          <w:rFonts w:hint="eastAsia"/>
-        </w:rPr>
-        <w:t>一</w:t>
-      </w:r>
-      <w:proofErr w:type="gramEnd"/>
-      <w:r>
-        <w:rPr>
-          <w:rFonts w:hint="eastAsia"/>
-        </w:rPr>
-        <w:t>独自负责，具备跨平台可控可观测可校验</w:t>
+        <w:t>T：从零到一独自负责，具备跨平台可控可观测可校验</w:t>
       </w:r>
     </w:p>
     <w:p>
@@ -7920,21 +7316,7 @@
         <w:rPr>
           <w:rFonts w:hint="eastAsia"/>
         </w:rPr>
-        <w:t>双引擎烧录策略 ,windows使用，</w:t>
-      </w:r>
-      <w:proofErr w:type="gramStart"/>
-      <w:r>
-        <w:rPr>
-          <w:rFonts w:hint="eastAsia"/>
-        </w:rPr>
-        <w:t>主进程</w:t>
-      </w:r>
-      <w:proofErr w:type="gramEnd"/>
-      <w:r>
-        <w:rPr>
-          <w:rFonts w:hint="eastAsia"/>
-        </w:rPr>
-        <w:t>抽象，按照不同平台发送，渲染进程复制试图UI与可视化，</w:t>
+        <w:t>双引擎烧录策略 ,windows使用，主进程抽象，按照不同平台发送，渲染进程复制试图UI与可视化，</w:t>
       </w:r>
     </w:p>
     <w:p>
@@ -7952,14 +7334,7 @@
         <w:rPr>
           <w:rFonts w:hint="eastAsia"/>
         </w:rPr>
-        <w:t>权限提升：</w:t>
-      </w:r>
-      <w:proofErr w:type="spellStart"/>
-      <w:r>
-        <w:rPr>
-          <w:rFonts w:hint="eastAsia"/>
-        </w:rPr>
-        <w:t>os</w:t>
+        <w:t>权限提升：os</w:t>
       </w:r>
       <w:r>
         <w:rPr>
@@ -7977,14 +7352,7 @@
         <w:rPr>
           <w:rFonts w:hint="eastAsia"/>
         </w:rPr>
-        <w:t>cript</w:t>
-      </w:r>
-      <w:proofErr w:type="spellEnd"/>
-      <w:r>
-        <w:rPr>
-          <w:rFonts w:hint="eastAsia"/>
-        </w:rPr>
-        <w:t>（line1306）弹出原生密码输入框，来获取管理员权限，增加用户信任感，Windows配置electron-builder打包规则只能以管理员权限打开，</w:t>
+        <w:t>cript（line1306）弹出原生密码输入框，来获取管理员权限，增加用户信任感，Windows配置electron-builder打包规则只能以管理员权限打开，</w:t>
       </w:r>
     </w:p>
     <w:p>
@@ -8019,19 +7387,11 @@
         </w:rPr>
         <w:t>可靠性：</w:t>
       </w:r>
-      <w:proofErr w:type="spellStart"/>
-      <w:r>
-        <w:rPr>
-          <w:rFonts w:hint="eastAsia"/>
-        </w:rPr>
-        <w:t>ipc</w:t>
-      </w:r>
-      <w:proofErr w:type="spellEnd"/>
-      <w:r>
-        <w:rPr>
-          <w:rFonts w:hint="eastAsia"/>
-        </w:rPr>
-        <w:t>双向通信</w:t>
+      <w:r>
+        <w:rPr>
+          <w:rFonts w:hint="eastAsia"/>
+        </w:rPr>
+        <w:t>ipc双向通信</w:t>
       </w:r>
     </w:p>
     <w:p>
@@ -8300,21 +7660,7 @@
         <w:rPr>
           <w:rFonts w:hint="eastAsia"/>
         </w:rPr>
-        <w:t>（从</w:t>
-      </w:r>
-      <w:proofErr w:type="gramStart"/>
-      <w:r>
-        <w:rPr>
-          <w:rFonts w:hint="eastAsia"/>
-        </w:rPr>
-        <w:t>设备读</w:t>
-      </w:r>
-      <w:proofErr w:type="gramEnd"/>
-      <w:r>
-        <w:rPr>
-          <w:rFonts w:hint="eastAsia"/>
-        </w:rPr>
-        <w:t>回的字节数）</w:t>
+        <w:t>（从设备读回的字节数）</w:t>
       </w:r>
       <w:r>
         <w:rPr>
@@ -8404,21 +7750,7 @@
         <w:rPr>
           <w:rFonts w:hint="eastAsia"/>
         </w:rPr>
-        <w:t>烧录语句，</w:t>
-      </w:r>
-      <w:proofErr w:type="spellStart"/>
-      <w:r>
-        <w:rPr>
-          <w:rFonts w:hint="eastAsia"/>
-        </w:rPr>
-        <w:t>ipc</w:t>
-      </w:r>
-      <w:proofErr w:type="spellEnd"/>
-      <w:r>
-        <w:rPr>
-          <w:rFonts w:hint="eastAsia"/>
-        </w:rPr>
-        <w:t>通信，crc32</w:t>
+        <w:t>烧录语句，ipc通信，crc32</w:t>
       </w:r>
     </w:p>
     <w:p>
@@ -8564,21 +7896,7 @@
         <w:rPr>
           <w:rFonts w:hint="eastAsia"/>
         </w:rPr>
-        <w:t>——var\let\const、</w:t>
-      </w:r>
-      <w:proofErr w:type="spellStart"/>
-      <w:r>
-        <w:rPr>
-          <w:rFonts w:hint="eastAsia"/>
-        </w:rPr>
-        <w:t>js</w:t>
-      </w:r>
-      <w:proofErr w:type="spellEnd"/>
-      <w:r>
-        <w:rPr>
-          <w:rFonts w:hint="eastAsia"/>
-        </w:rPr>
-        <w:t>执行机制</w:t>
+        <w:t>——var\let\const、js执行机制</w:t>
       </w:r>
       <w:bookmarkEnd w:id="8"/>
     </w:p>
@@ -8661,16 +7979,8 @@
         <w:rPr>
           <w:rFonts w:hint="eastAsia"/>
         </w:rPr>
-        <w:t>，</w:t>
-      </w:r>
-      <w:proofErr w:type="spellStart"/>
-      <w:r>
-        <w:rPr>
-          <w:rFonts w:hint="eastAsia"/>
-        </w:rPr>
-        <w:t>node:global</w:t>
-      </w:r>
-      <w:proofErr w:type="spellEnd"/>
+        <w:t>，node:global</w:t>
+      </w:r>
       <w:r>
         <w:rPr>
           <w:rFonts w:hint="eastAsia"/>
@@ -8706,21 +8016,7 @@
         <w:rPr>
           <w:rFonts w:hint="eastAsia"/>
         </w:rPr>
-        <w:t>、</w:t>
-      </w:r>
-      <w:proofErr w:type="gramStart"/>
-      <w:r>
-        <w:rPr>
-          <w:rFonts w:hint="eastAsia"/>
-        </w:rPr>
-        <w:t>块级作用域</w:t>
-      </w:r>
-      <w:proofErr w:type="gramEnd"/>
-      <w:r>
-        <w:rPr>
-          <w:rFonts w:hint="eastAsia"/>
-        </w:rPr>
-        <w:t>（{}）</w:t>
+        <w:t>、块级作用域（{}）</w:t>
       </w:r>
       <w:r>
         <w:rPr>
@@ -8817,19 +8113,11 @@
         </w:rPr>
         <w:t>赋值前访问会报错：</w:t>
       </w:r>
-      <w:proofErr w:type="spellStart"/>
-      <w:r>
-        <w:rPr>
-          <w:rFonts w:hint="eastAsia"/>
-        </w:rPr>
-        <w:t>ReferenceError</w:t>
-      </w:r>
-      <w:proofErr w:type="spellEnd"/>
-      <w:r>
-        <w:rPr>
-          <w:rFonts w:hint="eastAsia"/>
-        </w:rPr>
-        <w:t>: Cannot access 'a' before initialization</w:t>
+      <w:r>
+        <w:rPr>
+          <w:rFonts w:hint="eastAsia"/>
+        </w:rPr>
+        <w:t>ReferenceError: Cannot access 'a' before initialization</w:t>
       </w:r>
       <w:r>
         <w:rPr>
@@ -8929,14 +8217,12 @@
           <w:rFonts w:hint="eastAsia"/>
         </w:rPr>
       </w:pPr>
-      <w:proofErr w:type="spellStart"/>
       <w:r>
         <w:rPr>
           <w:rFonts w:hint="eastAsia"/>
         </w:rPr>
         <w:t>Js</w:t>
       </w:r>
-      <w:proofErr w:type="spellEnd"/>
       <w:r>
         <w:rPr>
           <w:rFonts w:hint="eastAsia"/>
@@ -9020,16 +8306,8 @@
         <w:rPr>
           <w:rFonts w:hint="eastAsia"/>
         </w:rPr>
-        <w:t xml:space="preserve">Call Stack </w:t>
-      </w:r>
-      <w:proofErr w:type="gramStart"/>
-      <w:r>
-        <w:rPr>
-          <w:rFonts w:hint="eastAsia"/>
-        </w:rPr>
-        <w:t>栈</w:t>
-      </w:r>
-      <w:proofErr w:type="gramEnd"/>
+        <w:t>Call Stack 栈</w:t>
+      </w:r>
       <w:r>
         <w:rPr>
           <w:rFonts w:hint="eastAsia"/>
@@ -9077,21 +8355,7 @@
         <w:rPr>
           <w:rFonts w:hint="eastAsia"/>
         </w:rPr>
-        <w:t>——</w:t>
-      </w:r>
-      <w:proofErr w:type="spellStart"/>
-      <w:r>
-        <w:rPr>
-          <w:rFonts w:hint="eastAsia"/>
-        </w:rPr>
-        <w:t>js</w:t>
-      </w:r>
-      <w:proofErr w:type="spellEnd"/>
-      <w:r>
-        <w:rPr>
-          <w:rFonts w:hint="eastAsia"/>
-        </w:rPr>
-        <w:t>执行机制</w:t>
+        <w:t>——js执行机制</w:t>
       </w:r>
       <w:bookmarkEnd w:id="9"/>
     </w:p>
@@ -9190,97 +8454,25 @@
         <w:rPr>
           <w:rFonts w:hint="eastAsia"/>
         </w:rPr>
-        <w:t>在</w:t>
-      </w:r>
-      <w:proofErr w:type="gramStart"/>
-      <w:r>
-        <w:rPr>
-          <w:rFonts w:hint="eastAsia"/>
-        </w:rPr>
-        <w:t>微任务</w:t>
-      </w:r>
-      <w:proofErr w:type="gramEnd"/>
-      <w:r>
-        <w:rPr>
-          <w:rFonts w:hint="eastAsia"/>
-        </w:rPr>
-        <w:t>执行完成</w:t>
-      </w:r>
-      <w:proofErr w:type="gramStart"/>
-      <w:r>
-        <w:rPr>
-          <w:rFonts w:hint="eastAsia"/>
-        </w:rPr>
-        <w:t>宏任务</w:t>
-      </w:r>
-      <w:proofErr w:type="gramEnd"/>
-      <w:r>
-        <w:rPr>
-          <w:rFonts w:hint="eastAsia"/>
-        </w:rPr>
-        <w:t>执行前，v8引擎尝试渲染页面（渲染机会），</w:t>
-      </w:r>
-      <w:proofErr w:type="spellStart"/>
+        <w:t>在微任务执行完成宏任务执行前，v8引擎尝试渲染页面（渲染机会），</w:t>
+      </w:r>
       <w:r>
         <w:rPr>
           <w:rFonts w:hint="eastAsia"/>
         </w:rPr>
         <w:t>requestAnimationFrame</w:t>
       </w:r>
-      <w:proofErr w:type="spellEnd"/>
-      <w:r>
-        <w:rPr>
-          <w:rFonts w:hint="eastAsia"/>
-        </w:rPr>
-        <w:t>（</w:t>
-      </w:r>
-      <w:proofErr w:type="gramStart"/>
-      <w:r>
-        <w:rPr>
-          <w:rFonts w:hint="eastAsia"/>
-        </w:rPr>
-        <w:t>浏览器帧与帧</w:t>
-      </w:r>
-      <w:proofErr w:type="gramEnd"/>
-      <w:r>
-        <w:rPr>
-          <w:rFonts w:hint="eastAsia"/>
-        </w:rPr>
-        <w:t>之间穿插的回调）浏览器制作高性能动画API</w:t>
-      </w:r>
-      <w:r>
-        <w:rPr>
-          <w:rFonts w:hint="eastAsia"/>
-        </w:rPr>
-        <w:t>，在</w:t>
-      </w:r>
-      <w:proofErr w:type="gramStart"/>
-      <w:r>
-        <w:rPr>
-          <w:rFonts w:hint="eastAsia"/>
-        </w:rPr>
-        <w:t>重绘前调用</w:t>
-      </w:r>
-      <w:proofErr w:type="gramEnd"/>
-      <w:r>
-        <w:rPr>
-          <w:rFonts w:hint="eastAsia"/>
-        </w:rPr>
-        <w:t>，接受回</w:t>
-      </w:r>
-      <w:proofErr w:type="gramStart"/>
-      <w:r>
-        <w:rPr>
-          <w:rFonts w:hint="eastAsia"/>
-        </w:rPr>
-        <w:t>调函数</w:t>
-      </w:r>
-      <w:proofErr w:type="gramEnd"/>
-      <w:r>
-        <w:rPr>
-          <w:rFonts w:hint="eastAsia"/>
-        </w:rPr>
-        <w:t>作为参数</w:t>
+      <w:r>
+        <w:rPr>
+          <w:rFonts w:hint="eastAsia"/>
+        </w:rPr>
+        <w:t>（浏览器帧与帧之间穿插的回调）浏览器制作高性能动画API</w:t>
+      </w:r>
+      <w:r>
+        <w:rPr>
+          <w:rFonts w:hint="eastAsia"/>
+        </w:rPr>
+        <w:t>，在重绘前调用，接受回调函数作为参数</w:t>
       </w:r>
     </w:p>
     <w:p>
@@ -9383,15 +8575,7 @@
         <w:t>任务队列</w:t>
       </w:r>
       <w:r>
-        <w:t>：同步代码是</w:t>
-      </w:r>
-      <w:proofErr w:type="gramStart"/>
-      <w:r>
-        <w:t>宏任务</w:t>
-      </w:r>
-      <w:proofErr w:type="gramEnd"/>
-      <w:r>
-        <w:t>的</w:t>
+        <w:t>：同步代码是宏任务的</w:t>
       </w:r>
       <w:r>
         <w:rPr>
@@ -9400,15 +8584,7 @@
         <w:t>T</w:t>
       </w:r>
       <w:r>
-        <w:t xml:space="preserve"> 0 级任务，执行时</w:t>
-      </w:r>
-      <w:proofErr w:type="gramStart"/>
-      <w:r>
-        <w:t>先宏任务</w:t>
-      </w:r>
-      <w:proofErr w:type="gramEnd"/>
-      <w:r>
-        <w:t>后微任务，任务按队列顺序执行。</w:t>
+        <w:t xml:space="preserve"> 0 级任务，执行时先宏任务后微任务，任务按队列顺序执行。</w:t>
       </w:r>
     </w:p>
     <w:p>
@@ -9486,23 +8662,7 @@
         <w:t>渲染时机</w:t>
       </w:r>
       <w:r>
-        <w:t>：浏览器清空</w:t>
-      </w:r>
-      <w:proofErr w:type="gramStart"/>
-      <w:r>
-        <w:t>微任务</w:t>
-      </w:r>
-      <w:proofErr w:type="gramEnd"/>
-      <w:r>
-        <w:t>后，执行</w:t>
-      </w:r>
-      <w:proofErr w:type="gramStart"/>
-      <w:r>
-        <w:t>宏任务</w:t>
-      </w:r>
-      <w:proofErr w:type="gramEnd"/>
-      <w:r>
-        <w:t>前，会尝试渲染页面，可利用 Request Animation Frame 制作高性能动画。</w:t>
+        <w:t>：浏览器清空微任务后，执行宏任务前，会尝试渲染页面，可利用 Request Animation Frame 制作高性能动画。</w:t>
       </w:r>
     </w:p>
     <w:p>
@@ -9561,52 +8721,21 @@
           <w:rFonts w:hint="eastAsia"/>
         </w:rPr>
       </w:pPr>
-      <w:proofErr w:type="spellStart"/>
       <w:r>
         <w:rPr>
           <w:rFonts w:hint="eastAsia"/>
         </w:rPr>
         <w:t>requestIdleCallback</w:t>
       </w:r>
-      <w:proofErr w:type="spellEnd"/>
-    </w:p>
-    <w:p>
-      <w:pPr>
-        <w:rPr>
-          <w:rFonts w:hint="eastAsia"/>
-        </w:rPr>
-      </w:pPr>
-      <w:proofErr w:type="spellStart"/>
-      <w:r>
-        <w:t>requestIdleCallback</w:t>
-      </w:r>
-      <w:proofErr w:type="spellEnd"/>
-      <w:r>
-        <w:t xml:space="preserve"> 是一个Web API，允许网页作者请求浏览器在主线程空闲时</w:t>
-      </w:r>
-      <w:proofErr w:type="gramStart"/>
-      <w:r>
-        <w:t>执行低</w:t>
-      </w:r>
-      <w:proofErr w:type="gramEnd"/>
-      <w:r>
-        <w:t>优先级后台任务，从而避免</w:t>
-      </w:r>
-      <w:proofErr w:type="gramStart"/>
-      <w:r>
-        <w:t>干扰高</w:t>
-      </w:r>
-      <w:proofErr w:type="gramEnd"/>
-      <w:r>
-        <w:t>优先级操作（如input处理、动画和</w:t>
-      </w:r>
-      <w:proofErr w:type="gramStart"/>
-      <w:r>
-        <w:t>帧合成</w:t>
-      </w:r>
-      <w:proofErr w:type="gramEnd"/>
-      <w:r>
-        <w:t>），提升页面响应性和整体性能。</w:t>
+    </w:p>
+    <w:p>
+      <w:pPr>
+        <w:rPr>
+          <w:rFonts w:hint="eastAsia"/>
+        </w:rPr>
+      </w:pPr>
+      <w:r>
+        <w:t>requestIdleCallback 是一个Web API，允许网页作者请求浏览器在主线程空闲时执行低优先级后台任务，从而避免干扰高优先级操作（如input处理、动画和帧合成），提升页面响应性和整体性能。</w:t>
       </w:r>
       <w:r>
         <w:rPr>
@@ -9625,21 +8754,7 @@
         <w:rPr>
           <w:rFonts w:hint="eastAsia"/>
         </w:rPr>
-        <w:t>既不是</w:t>
-      </w:r>
-      <w:proofErr w:type="gramStart"/>
-      <w:r>
-        <w:rPr>
-          <w:rFonts w:hint="eastAsia"/>
-        </w:rPr>
-        <w:t>微任务</w:t>
-      </w:r>
-      <w:proofErr w:type="gramEnd"/>
-      <w:r>
-        <w:rPr>
-          <w:rFonts w:hint="eastAsia"/>
-        </w:rPr>
-        <w:t>也不是宏任务</w:t>
+        <w:t>既不是微任务也不是宏任务</w:t>
       </w:r>
     </w:p>
     <w:p>
@@ -9665,18 +8780,15 @@
       <w:r>
         <w:t xml:space="preserve">const </w:t>
       </w:r>
-      <w:proofErr w:type="spellStart"/>
       <w:r>
         <w:rPr>
           <w:rFonts w:hint="eastAsia"/>
         </w:rPr>
         <w:t>mo</w:t>
       </w:r>
-      <w:proofErr w:type="spellEnd"/>
       <w:r>
         <w:t xml:space="preserve">= new </w:t>
       </w:r>
-      <w:proofErr w:type="spellStart"/>
       <w:r>
         <w:rPr>
           <w:b/>
@@ -9684,7 +8796,6 @@
         </w:rPr>
         <w:t>MutationObserver</w:t>
       </w:r>
-      <w:proofErr w:type="spellEnd"/>
       <w:r>
         <w:t>(</w:t>
       </w:r>
@@ -9705,289 +8816,195 @@
           <w:rFonts w:hint="eastAsia"/>
         </w:rPr>
       </w:pPr>
-      <w:proofErr w:type="spellStart"/>
-      <w:proofErr w:type="gramStart"/>
-      <w:r>
-        <w:rPr>
-          <w:rFonts w:hint="eastAsia"/>
-        </w:rPr>
-        <w:t>mo.observe</w:t>
-      </w:r>
-      <w:proofErr w:type="spellEnd"/>
-      <w:proofErr w:type="gramEnd"/>
-      <w:r>
-        <w:rPr>
-          <w:rFonts w:hint="eastAsia"/>
-        </w:rPr>
-        <w:t>(</w:t>
-      </w:r>
-      <w:proofErr w:type="spellStart"/>
-      <w:proofErr w:type="gramStart"/>
-      <w:r>
-        <w:rPr>
-          <w:rFonts w:hint="eastAsia"/>
-        </w:rPr>
-        <w:t>document.body</w:t>
-      </w:r>
-      <w:proofErr w:type="spellEnd"/>
-      <w:proofErr w:type="gramEnd"/>
-      <w:r>
-        <w:rPr>
-          <w:rFonts w:hint="eastAsia"/>
-        </w:rPr>
-        <w:t xml:space="preserve">, </w:t>
-      </w:r>
-      <w:proofErr w:type="gramStart"/>
-      <w:r>
-        <w:rPr>
-          <w:rFonts w:hint="eastAsia"/>
-        </w:rPr>
-        <w:t xml:space="preserve">{ </w:t>
-      </w:r>
-      <w:proofErr w:type="spellStart"/>
-      <w:r>
-        <w:rPr>
-          <w:rFonts w:hint="eastAsia"/>
-        </w:rPr>
-        <w:t>childList</w:t>
-      </w:r>
-      <w:proofErr w:type="spellEnd"/>
-      <w:proofErr w:type="gramEnd"/>
+      <w:r>
+        <w:rPr>
+          <w:rFonts w:hint="eastAsia"/>
+        </w:rPr>
+        <w:t>mo.observe(document.body, { childList: true });</w:t>
+      </w:r>
+    </w:p>
+    <w:p>
+      <w:pPr>
+        <w:rPr>
+          <w:rFonts w:hint="eastAsia"/>
+        </w:rPr>
+      </w:pPr>
+    </w:p>
+    <w:p>
+      <w:pPr>
+        <w:rPr>
+          <w:rFonts w:hint="eastAsia"/>
+        </w:rPr>
+      </w:pPr>
+      <w:r>
+        <w:rPr>
+          <w:rFonts w:hint="eastAsia"/>
+        </w:rPr>
+        <w:t>可用于埋点</w:t>
+      </w:r>
+    </w:p>
+    <w:p>
+      <w:pPr>
+        <w:rPr>
+          <w:rFonts w:hint="eastAsia"/>
+        </w:rPr>
+      </w:pPr>
+    </w:p>
+    <w:p>
+      <w:pPr>
+        <w:rPr>
+          <w:rFonts w:hint="eastAsia"/>
+        </w:rPr>
+      </w:pPr>
+    </w:p>
+    <w:p>
+      <w:pPr>
+        <w:rPr>
+          <w:rFonts w:hint="eastAsia"/>
+        </w:rPr>
+      </w:pPr>
+      <w:r>
+        <w:rPr>
+          <w:rFonts w:hint="eastAsia"/>
+        </w:rPr>
+        <w:t>作用域：全局作用域</w:t>
+      </w:r>
+      <w:r>
+        <w:rPr>
+          <w:rFonts w:hint="eastAsia"/>
+        </w:rPr>
+        <w:t>（global），模块作用域(module)</w:t>
+      </w:r>
+      <w:r>
+        <w:rPr>
+          <w:rFonts w:hint="eastAsia"/>
+        </w:rPr>
+        <w:t>，函数作用域</w:t>
+      </w:r>
+      <w:r>
+        <w:rPr>
+          <w:rFonts w:hint="eastAsia"/>
+        </w:rPr>
+        <w:t>(function)</w:t>
+      </w:r>
+      <w:r>
+        <w:rPr>
+          <w:rFonts w:hint="eastAsia"/>
+        </w:rPr>
+        <w:t>，</w:t>
+      </w:r>
+      <w:r>
+        <w:rPr>
+          <w:rFonts w:hint="eastAsia"/>
+        </w:rPr>
+        <w:t>块级作用域</w:t>
+      </w:r>
+      <w:r>
+        <w:rPr>
+          <w:rFonts w:hint="eastAsia"/>
+        </w:rPr>
+        <w:t>(block)</w:t>
+      </w:r>
+    </w:p>
+    <w:p>
+      <w:pPr>
+        <w:rPr>
+          <w:rFonts w:hint="eastAsia"/>
+        </w:rPr>
+      </w:pPr>
+    </w:p>
+    <w:p>
+      <w:pPr>
+        <w:rPr>
+          <w:rFonts w:hint="eastAsia"/>
+        </w:rPr>
+      </w:pPr>
+    </w:p>
+    <w:p>
+      <w:pPr>
+        <w:rPr>
+          <w:rFonts w:hint="eastAsia"/>
+        </w:rPr>
+      </w:pPr>
+      <w:r>
+        <w:rPr>
+          <w:rFonts w:hint="eastAsia"/>
+        </w:rPr>
+        <w:t>最顶层 模块作用域</w:t>
+      </w:r>
+    </w:p>
+    <w:p>
+      <w:pPr>
+        <w:rPr>
+          <w:rFonts w:hint="eastAsia"/>
+        </w:rPr>
+      </w:pPr>
+    </w:p>
+    <w:p>
+      <w:pPr>
+        <w:rPr>
+          <w:rFonts w:hint="eastAsia"/>
+        </w:rPr>
+      </w:pPr>
+      <w:r>
+        <w:rPr>
+          <w:rFonts w:hint="eastAsia"/>
+        </w:rPr>
+        <w:t>Var, let定义的变量 都不能在函数作用域外访问</w:t>
+      </w:r>
+    </w:p>
+    <w:p>
+      <w:pPr>
+        <w:rPr>
+          <w:rFonts w:hint="eastAsia"/>
+        </w:rPr>
+      </w:pPr>
+      <w:r>
+        <w:rPr>
+          <w:rFonts w:hint="eastAsia"/>
+        </w:rPr>
+        <w:t>Var定义的变量能在块级作用域外访问，let定义的变量不能在块级作用域外访问</w:t>
+      </w:r>
+    </w:p>
+    <w:p>
+      <w:pPr>
+        <w:rPr>
+          <w:rFonts w:hint="eastAsia"/>
+        </w:rPr>
+      </w:pPr>
+    </w:p>
+    <w:p>
+      <w:pPr>
+        <w:rPr>
+          <w:rFonts w:hint="eastAsia"/>
+        </w:rPr>
+      </w:pPr>
+    </w:p>
+    <w:p>
+      <w:pPr>
+        <w:rPr>
+          <w:rFonts w:hint="eastAsia"/>
+        </w:rPr>
+      </w:pPr>
+    </w:p>
+    <w:p>
+      <w:pPr>
+        <w:rPr>
+          <w:rFonts w:hint="eastAsia"/>
+        </w:rPr>
+      </w:pPr>
+      <w:r>
+        <w:rPr>
+          <w:rFonts w:hint="eastAsia"/>
+        </w:rPr>
+        <w:t>lexical scope</w:t>
+      </w:r>
       <w:r>
         <w:rPr>
           <w:rFonts w:hint="eastAsia"/>
         </w:rPr>
         <w:t xml:space="preserve">: </w:t>
       </w:r>
-      <w:proofErr w:type="gramStart"/>
-      <w:r>
-        <w:rPr>
-          <w:rFonts w:hint="eastAsia"/>
-        </w:rPr>
-        <w:t>true }</w:t>
-      </w:r>
-      <w:proofErr w:type="gramEnd"/>
-      <w:r>
-        <w:rPr>
-          <w:rFonts w:hint="eastAsia"/>
-        </w:rPr>
-        <w:t>);</w:t>
-      </w:r>
-    </w:p>
-    <w:p>
-      <w:pPr>
-        <w:rPr>
-          <w:rFonts w:hint="eastAsia"/>
-        </w:rPr>
-      </w:pPr>
-    </w:p>
-    <w:p>
-      <w:pPr>
-        <w:rPr>
-          <w:rFonts w:hint="eastAsia"/>
-        </w:rPr>
-      </w:pPr>
-      <w:proofErr w:type="gramStart"/>
-      <w:r>
-        <w:rPr>
-          <w:rFonts w:hint="eastAsia"/>
-        </w:rPr>
-        <w:t>可用于埋点</w:t>
-      </w:r>
-      <w:proofErr w:type="gramEnd"/>
-    </w:p>
-    <w:p>
-      <w:pPr>
-        <w:rPr>
-          <w:rFonts w:hint="eastAsia"/>
-        </w:rPr>
-      </w:pPr>
-    </w:p>
-    <w:p>
-      <w:pPr>
-        <w:rPr>
-          <w:rFonts w:hint="eastAsia"/>
-        </w:rPr>
-      </w:pPr>
-    </w:p>
-    <w:p>
-      <w:pPr>
-        <w:rPr>
-          <w:rFonts w:hint="eastAsia"/>
-        </w:rPr>
-      </w:pPr>
-      <w:r>
-        <w:rPr>
-          <w:rFonts w:hint="eastAsia"/>
-        </w:rPr>
-        <w:t>作用域：全局作用域</w:t>
-      </w:r>
-      <w:r>
-        <w:rPr>
-          <w:rFonts w:hint="eastAsia"/>
-        </w:rPr>
-        <w:t>（global），模块作用域(module)</w:t>
-      </w:r>
-      <w:r>
-        <w:rPr>
-          <w:rFonts w:hint="eastAsia"/>
-        </w:rPr>
-        <w:t>，函数作用域</w:t>
-      </w:r>
-      <w:r>
-        <w:rPr>
-          <w:rFonts w:hint="eastAsia"/>
-        </w:rPr>
-        <w:t>(function)</w:t>
-      </w:r>
-      <w:r>
-        <w:rPr>
-          <w:rFonts w:hint="eastAsia"/>
-        </w:rPr>
-        <w:t>，</w:t>
-      </w:r>
-      <w:proofErr w:type="gramStart"/>
-      <w:r>
-        <w:rPr>
-          <w:rFonts w:hint="eastAsia"/>
-        </w:rPr>
-        <w:t>块级作用域</w:t>
-      </w:r>
-      <w:proofErr w:type="gramEnd"/>
-      <w:r>
-        <w:rPr>
-          <w:rFonts w:hint="eastAsia"/>
-        </w:rPr>
-        <w:t>(block)</w:t>
-      </w:r>
-    </w:p>
-    <w:p>
-      <w:pPr>
-        <w:rPr>
-          <w:rFonts w:hint="eastAsia"/>
-        </w:rPr>
-      </w:pPr>
-    </w:p>
-    <w:p>
-      <w:pPr>
-        <w:rPr>
-          <w:rFonts w:hint="eastAsia"/>
-        </w:rPr>
-      </w:pPr>
-    </w:p>
-    <w:p>
-      <w:pPr>
-        <w:rPr>
-          <w:rFonts w:hint="eastAsia"/>
-        </w:rPr>
-      </w:pPr>
-      <w:r>
-        <w:rPr>
-          <w:rFonts w:hint="eastAsia"/>
-        </w:rPr>
-        <w:t>最顶层 模块作用域</w:t>
-      </w:r>
-    </w:p>
-    <w:p>
-      <w:pPr>
-        <w:rPr>
-          <w:rFonts w:hint="eastAsia"/>
-        </w:rPr>
-      </w:pPr>
-    </w:p>
-    <w:p>
-      <w:pPr>
-        <w:rPr>
-          <w:rFonts w:hint="eastAsia"/>
-        </w:rPr>
-      </w:pPr>
-      <w:r>
-        <w:rPr>
-          <w:rFonts w:hint="eastAsia"/>
-        </w:rPr>
-        <w:t>Var, let定义的变量 都不能在函数作用域外访问</w:t>
-      </w:r>
-    </w:p>
-    <w:p>
-      <w:pPr>
-        <w:rPr>
-          <w:rFonts w:hint="eastAsia"/>
-        </w:rPr>
-      </w:pPr>
-      <w:r>
-        <w:rPr>
-          <w:rFonts w:hint="eastAsia"/>
-        </w:rPr>
-        <w:t>Var定义的变量能在</w:t>
-      </w:r>
-      <w:proofErr w:type="gramStart"/>
-      <w:r>
-        <w:rPr>
-          <w:rFonts w:hint="eastAsia"/>
-        </w:rPr>
-        <w:t>块级作用</w:t>
-      </w:r>
-      <w:proofErr w:type="gramEnd"/>
-      <w:r>
-        <w:rPr>
-          <w:rFonts w:hint="eastAsia"/>
-        </w:rPr>
-        <w:t>域外访问，let定义的变量不能在</w:t>
-      </w:r>
-      <w:proofErr w:type="gramStart"/>
-      <w:r>
-        <w:rPr>
-          <w:rFonts w:hint="eastAsia"/>
-        </w:rPr>
-        <w:t>块级作用</w:t>
-      </w:r>
-      <w:proofErr w:type="gramEnd"/>
-      <w:r>
-        <w:rPr>
-          <w:rFonts w:hint="eastAsia"/>
-        </w:rPr>
-        <w:t>域外访问</w:t>
-      </w:r>
-    </w:p>
-    <w:p>
-      <w:pPr>
-        <w:rPr>
-          <w:rFonts w:hint="eastAsia"/>
-        </w:rPr>
-      </w:pPr>
-    </w:p>
-    <w:p>
-      <w:pPr>
-        <w:rPr>
-          <w:rFonts w:hint="eastAsia"/>
-        </w:rPr>
-      </w:pPr>
-    </w:p>
-    <w:p>
-      <w:pPr>
-        <w:rPr>
-          <w:rFonts w:hint="eastAsia"/>
-        </w:rPr>
-      </w:pPr>
-    </w:p>
-    <w:p>
-      <w:pPr>
-        <w:rPr>
-          <w:rFonts w:hint="eastAsia"/>
-        </w:rPr>
-      </w:pPr>
-      <w:r>
-        <w:rPr>
-          <w:rFonts w:hint="eastAsia"/>
-        </w:rPr>
-        <w:t>lexical scope</w:t>
-      </w:r>
-      <w:r>
-        <w:rPr>
-          <w:rFonts w:hint="eastAsia"/>
-        </w:rPr>
-        <w:t xml:space="preserve">: </w:t>
-      </w:r>
       <w:bookmarkStart w:id="12" w:name="OLE_LINK4"/>
       <w:r>
         <w:rPr>
@@ -10021,19 +9038,11 @@
         </w:rPr>
         <w:t>错误：</w:t>
       </w:r>
-      <w:proofErr w:type="spellStart"/>
-      <w:r>
-        <w:rPr>
-          <w:rFonts w:hint="eastAsia"/>
-        </w:rPr>
-        <w:t>ReferenceError</w:t>
-      </w:r>
-      <w:proofErr w:type="spellEnd"/>
-      <w:r>
-        <w:rPr>
-          <w:rFonts w:hint="eastAsia"/>
-        </w:rPr>
-        <w:t>: a is not defined</w:t>
+      <w:r>
+        <w:rPr>
+          <w:rFonts w:hint="eastAsia"/>
+        </w:rPr>
+        <w:t>ReferenceError: a is not defined</w:t>
       </w:r>
     </w:p>
     <w:p>
@@ -10225,31 +9234,7 @@
         <w:t>任务执行顺序</w:t>
       </w:r>
       <w:r>
-        <w:t>：</w:t>
-      </w:r>
-      <w:proofErr w:type="gramStart"/>
-      <w:r>
-        <w:t>先宏任务</w:t>
-      </w:r>
-      <w:proofErr w:type="gramEnd"/>
-      <w:r>
-        <w:t>后微任务，</w:t>
-      </w:r>
-      <w:proofErr w:type="gramStart"/>
-      <w:r>
-        <w:t>宏任务</w:t>
-      </w:r>
-      <w:proofErr w:type="gramEnd"/>
-      <w:r>
-        <w:t>执行完生成</w:t>
-      </w:r>
-      <w:proofErr w:type="gramStart"/>
-      <w:r>
-        <w:t>微任务再</w:t>
-      </w:r>
-      <w:proofErr w:type="gramEnd"/>
-      <w:r>
-        <w:t>执行，涉及 event loop 运行机制。</w:t>
+        <w:t>：先宏任务后微任务，宏任务执行完生成微任务再执行，涉及 event loop 运行机制。</w:t>
       </w:r>
     </w:p>
     <w:p>
@@ -10277,59 +9262,23 @@
       <w:r>
         <w:t>：</w:t>
       </w:r>
-      <w:proofErr w:type="spellStart"/>
       <w:r>
         <w:rPr>
           <w:rFonts w:hint="eastAsia"/>
         </w:rPr>
         <w:t>queueMicrotask</w:t>
       </w:r>
-      <w:proofErr w:type="spellEnd"/>
-      <w:r>
-        <w:t xml:space="preserve"> </w:t>
-      </w:r>
-      <w:proofErr w:type="gramStart"/>
-      <w:r>
-        <w:t>放微任务</w:t>
-      </w:r>
-      <w:proofErr w:type="gramEnd"/>
-      <w:r>
-        <w:t>，</w:t>
-      </w:r>
-      <w:proofErr w:type="spellStart"/>
+      <w:r>
+        <w:t xml:space="preserve"> 放微任务，</w:t>
+      </w:r>
       <w:r>
         <w:rPr>
           <w:rFonts w:hint="eastAsia"/>
         </w:rPr>
         <w:t>MutationObserver</w:t>
       </w:r>
-      <w:proofErr w:type="spellEnd"/>
-      <w:r>
-        <w:t xml:space="preserve"> 用于监控元素或全局 body 变化，</w:t>
-      </w:r>
-      <w:proofErr w:type="gramStart"/>
-      <w:r>
-        <w:t xml:space="preserve">request </w:t>
-      </w:r>
-      <w:proofErr w:type="spellStart"/>
-      <w:r>
-        <w:t>request</w:t>
-      </w:r>
-      <w:proofErr w:type="spellEnd"/>
-      <w:r>
-        <w:t xml:space="preserve"> </w:t>
-      </w:r>
-      <w:proofErr w:type="gramEnd"/>
-      <w:r>
-        <w:t>either or back 是动画优化方案，既</w:t>
-      </w:r>
-      <w:proofErr w:type="gramStart"/>
-      <w:r>
-        <w:t>非宏任务也非微任务</w:t>
-      </w:r>
-      <w:proofErr w:type="gramEnd"/>
-      <w:r>
-        <w:t xml:space="preserve"> 。</w:t>
+      <w:r>
+        <w:t xml:space="preserve"> 用于监控元素或全局 body 变化，request request either or back 是动画优化方案，既非宏任务也非微任务 。</w:t>
       </w:r>
     </w:p>
     <w:p>
@@ -10398,15 +9347,7 @@
         <w:t>作用域类型</w:t>
       </w:r>
       <w:r>
-        <w:t>：全局作用域、模块作用域、函数作用域、</w:t>
-      </w:r>
-      <w:proofErr w:type="gramStart"/>
-      <w:r>
-        <w:t>块级作用域</w:t>
-      </w:r>
-      <w:proofErr w:type="gramEnd"/>
-      <w:r>
-        <w:t>。全局变量在浏览器环境和 Node 环境表现不同。</w:t>
+        <w:t>：全局作用域、模块作用域、函数作用域、块级作用域。全局变量在浏览器环境和 Node 环境表现不同。</w:t>
       </w:r>
     </w:p>
     <w:p>
@@ -10424,7 +9365,6 @@
           <w:rFonts w:hint="eastAsia"/>
         </w:rPr>
       </w:pPr>
-      <w:proofErr w:type="gramStart"/>
       <w:r>
         <w:rPr>
           <w:b/>
@@ -10432,25 +9372,8 @@
         </w:rPr>
         <w:t>块级作用域</w:t>
       </w:r>
-      <w:proofErr w:type="gramEnd"/>
-      <w:r>
-        <w:t>：由大括号形成，let 声明的变量</w:t>
-      </w:r>
-      <w:proofErr w:type="gramStart"/>
-      <w:r>
-        <w:t>在块级作用域</w:t>
-      </w:r>
-      <w:proofErr w:type="gramEnd"/>
-      <w:r>
-        <w:t>内有效，var 声明的变量可</w:t>
-      </w:r>
-      <w:proofErr w:type="gramStart"/>
-      <w:r>
-        <w:t>突破块级作用域</w:t>
-      </w:r>
-      <w:proofErr w:type="gramEnd"/>
-      <w:r>
-        <w:t>。</w:t>
+      <w:r>
+        <w:t>：由大括号形成，let 声明的变量在块级作用域内有效，var 声明的变量可突破块级作用域。</w:t>
       </w:r>
     </w:p>
     <w:p>
@@ -10603,15 +9526,7 @@
         <w:t>变量作用域</w:t>
       </w:r>
       <w:r>
-        <w:t>：函数作用域内定义的变量在域外不能访问；</w:t>
-      </w:r>
-      <w:proofErr w:type="gramStart"/>
-      <w:r>
-        <w:t>块级作用域</w:t>
-      </w:r>
-      <w:proofErr w:type="gramEnd"/>
-      <w:r>
-        <w:t>里，let 定义的变量域外不能访问，var 可以。</w:t>
+        <w:t>：函数作用域内定义的变量在域外不能访问；块级作用域里，let 定义的变量域外不能访问，var 可以。</w:t>
       </w:r>
     </w:p>
     <w:p>
@@ -10928,15 +9843,7 @@
         <w:t>模块化方式</w:t>
       </w:r>
       <w:r>
-        <w:t xml:space="preserve">：有 ES6 模块（ESM）和 </w:t>
-      </w:r>
-      <w:proofErr w:type="spellStart"/>
-      <w:r>
-        <w:t>CommonJS</w:t>
-      </w:r>
-      <w:proofErr w:type="spellEnd"/>
-      <w:r>
-        <w:t xml:space="preserve"> 两种，均对单一文件模块化，模块内变量非全局变量。</w:t>
+        <w:t>：有 ES6 模块（ESM）和 CommonJS 两种，均对单一文件模块化，模块内变量非全局变量。</w:t>
       </w:r>
     </w:p>
     <w:p>
@@ -10978,23 +9885,7 @@
         <w:t>识别方式</w:t>
       </w:r>
       <w:r>
-        <w:t>：script 标签中 type="module"，文件后缀为.</w:t>
-      </w:r>
-      <w:proofErr w:type="spellStart"/>
-      <w:r>
-        <w:t>mjs</w:t>
-      </w:r>
-      <w:proofErr w:type="spellEnd"/>
-      <w:r>
-        <w:t>，</w:t>
-      </w:r>
-      <w:proofErr w:type="spellStart"/>
-      <w:r>
-        <w:t>package.json</w:t>
-      </w:r>
-      <w:proofErr w:type="spellEnd"/>
-      <w:r>
-        <w:t xml:space="preserve"> 里 type 为 module，均可让 JS 以 ESM 机制解析。</w:t>
+        <w:t>：script 标签中 type="module"，文件后缀为.mjs，package.json 里 type 为 module，均可让 JS 以 ESM 机制解析。</w:t>
       </w:r>
     </w:p>
     <w:p>
@@ -11012,34 +9903,10 @@
           <w:b/>
           <w:bCs/>
         </w:rPr>
-        <w:t xml:space="preserve">与 </w:t>
-      </w:r>
-      <w:proofErr w:type="spellStart"/>
-      <w:r>
-        <w:rPr>
-          <w:b/>
-          <w:bCs/>
-        </w:rPr>
-        <w:t>CommonJS</w:t>
-      </w:r>
-      <w:proofErr w:type="spellEnd"/>
-      <w:r>
-        <w:rPr>
-          <w:b/>
-          <w:bCs/>
-        </w:rPr>
-        <w:t xml:space="preserve"> 对比</w:t>
-      </w:r>
-      <w:r>
-        <w:t>：</w:t>
-      </w:r>
-      <w:proofErr w:type="spellStart"/>
-      <w:r>
-        <w:t>CommonJS</w:t>
-      </w:r>
-      <w:proofErr w:type="spellEnd"/>
-      <w:r>
-        <w:t xml:space="preserve"> 是 Node 社区规范，先出现；ESM 是官方规范，后出现，更面向未来，开发新库优先用 ESM。</w:t>
+        <w:t>与 CommonJS 对比</w:t>
+      </w:r>
+      <w:r>
+        <w:t>：CommonJS 是 Node 社区规范，先出现；ESM 是官方规范，后出现，更面向未来，开发新库优先用 ESM。</w:t>
       </w:r>
     </w:p>
     <w:p>
@@ -11124,15 +9991,7 @@
         <w:t>export default</w:t>
       </w:r>
       <w:r>
-        <w:t>：一个文件只能有一个，不能接变量声明，可接函数、类声明及任意表达式。接收时不用括号，若导出</w:t>
-      </w:r>
-      <w:proofErr w:type="gramStart"/>
-      <w:r>
-        <w:t>多个值需通过</w:t>
-      </w:r>
-      <w:proofErr w:type="gramEnd"/>
-      <w:r>
-        <w:t>对象解构。</w:t>
+        <w:t>：一个文件只能有一个，不能接变量声明，可接函数、类声明及任意表达式。接收时不用括号，若导出多个值需通过对象解构。</w:t>
       </w:r>
     </w:p>
     <w:p>
@@ -11166,7 +10025,6 @@
           <w:rFonts w:hint="eastAsia"/>
         </w:rPr>
       </w:pPr>
-      <w:proofErr w:type="spellStart"/>
       <w:r>
         <w:rPr>
           <w:b/>
@@ -11174,7 +10032,6 @@
         </w:rPr>
         <w:t>CommonJS</w:t>
       </w:r>
-      <w:proofErr w:type="spellEnd"/>
       <w:r>
         <w:t>：</w:t>
       </w:r>
@@ -11197,15 +10054,7 @@
         <w:t>特点</w:t>
       </w:r>
       <w:r>
-        <w:t xml:space="preserve">：古老的社区规范，非自动严格模式，模块变量不能作为 global 或 </w:t>
-      </w:r>
-      <w:proofErr w:type="spellStart"/>
-      <w:r>
-        <w:t>globalThis</w:t>
-      </w:r>
-      <w:proofErr w:type="spellEnd"/>
-      <w:r>
-        <w:t xml:space="preserve"> 属性。</w:t>
+        <w:t>：古老的社区规范，非自动严格模式，模块变量不能作为 global 或 globalThis 属性。</w:t>
       </w:r>
     </w:p>
     <w:p>
@@ -11226,15 +10075,7 @@
         <w:t>导出导入</w:t>
       </w:r>
       <w:r>
-        <w:t xml:space="preserve">：用 </w:t>
-      </w:r>
-      <w:proofErr w:type="spellStart"/>
-      <w:r>
-        <w:t>module.exports</w:t>
-      </w:r>
-      <w:proofErr w:type="spellEnd"/>
-      <w:r>
-        <w:t xml:space="preserve"> 导出，可导出任意内容，用 require 导入，通过路径引入模块值，可通过对象解构接收多个值。</w:t>
+        <w:t>：用 module.exports 导出，可导出任意内容，用 require 导入，通过路径引入模块值，可通过对象解构接收多个值。</w:t>
       </w:r>
     </w:p>
     <w:p>
@@ -11299,15 +10140,7 @@
         <w:t>模块化方式</w:t>
       </w:r>
       <w:r>
-        <w:t xml:space="preserve">：有 ESM 和 </w:t>
-      </w:r>
-      <w:proofErr w:type="spellStart"/>
-      <w:r>
-        <w:t>CommonJS</w:t>
-      </w:r>
-      <w:proofErr w:type="spellEnd"/>
-      <w:r>
-        <w:t xml:space="preserve"> 两种，可将文件代码模块化，且模块外定义变量不能作为全局变量属性。</w:t>
+        <w:t>：有 ESM 和 CommonJS 两种，可将文件代码模块化，且模块外定义变量不能作为全局变量属性。</w:t>
       </w:r>
     </w:p>
     <w:p>
@@ -11328,23 +10161,7 @@
         <w:t>ESM 识别方式</w:t>
       </w:r>
       <w:r>
-        <w:t>：script 标签加 type="module"、文件后缀为.</w:t>
-      </w:r>
-      <w:proofErr w:type="spellStart"/>
-      <w:r>
-        <w:t>mjs</w:t>
-      </w:r>
-      <w:proofErr w:type="spellEnd"/>
-      <w:r>
-        <w:t>、</w:t>
-      </w:r>
-      <w:proofErr w:type="spellStart"/>
-      <w:r>
-        <w:t>package.json</w:t>
-      </w:r>
-      <w:proofErr w:type="spellEnd"/>
-      <w:r>
-        <w:t xml:space="preserve"> 里 type 属性设为 module。</w:t>
+        <w:t>：script 标签加 type="module"、文件后缀为.mjs、package.json 里 type 属性设为 module。</w:t>
       </w:r>
     </w:p>
     <w:p>
@@ -11386,23 +10203,7 @@
         <w:t>导出引入方式</w:t>
       </w:r>
       <w:r>
-        <w:t>：ESM 有 export default 和 export 两种导出方式，import 引入；</w:t>
-      </w:r>
-      <w:proofErr w:type="spellStart"/>
-      <w:r>
-        <w:t>CommonJS</w:t>
-      </w:r>
-      <w:proofErr w:type="spellEnd"/>
-      <w:r>
-        <w:t xml:space="preserve"> 通过 </w:t>
-      </w:r>
-      <w:proofErr w:type="spellStart"/>
-      <w:r>
-        <w:t>module.exports</w:t>
-      </w:r>
-      <w:proofErr w:type="spellEnd"/>
-      <w:r>
-        <w:t xml:space="preserve"> 导出，require 引入。</w:t>
+        <w:t>：ESM 有 export default 和 export 两种导出方式，import 引入；CommonJS 通过 module.exports 导出，require 引入。</w:t>
       </w:r>
     </w:p>
     <w:p>
@@ -11500,32 +10301,15 @@
         </w:rPr>
       </w:pPr>
       <w:bookmarkStart w:id="19" w:name="OLE_LINK8"/>
-      <w:proofErr w:type="spellStart"/>
-      <w:r>
-        <w:rPr>
-          <w:b/>
-          <w:bCs/>
-        </w:rPr>
-        <w:t>CommonJS</w:t>
-      </w:r>
-      <w:proofErr w:type="spellEnd"/>
-      <w:r>
-        <w:rPr>
-          <w:b/>
-          <w:bCs/>
-        </w:rPr>
-        <w:t xml:space="preserve"> 动态性</w:t>
-      </w:r>
-      <w:r>
-        <w:t>：</w:t>
-      </w:r>
-      <w:proofErr w:type="spellStart"/>
-      <w:r>
-        <w:t>CommonJS</w:t>
-      </w:r>
-      <w:proofErr w:type="spellEnd"/>
-      <w:r>
-        <w:t xml:space="preserve"> 是动态的，require 在运行时执行，类似函数调用。</w:t>
+      <w:r>
+        <w:rPr>
+          <w:b/>
+          <w:bCs/>
+        </w:rPr>
+        <w:t>CommonJS 动态性</w:t>
+      </w:r>
+      <w:r>
+        <w:t>：CommonJS 是动态的，require 在运行时执行，类似函数调用。</w:t>
       </w:r>
     </w:p>
     <w:p>
@@ -11589,15 +10373,7 @@
         <w:t>ES model</w:t>
       </w:r>
       <w:r>
-        <w:t>：具有活绑定特性，永远</w:t>
-      </w:r>
-      <w:proofErr w:type="gramStart"/>
-      <w:r>
-        <w:t>引用值</w:t>
-      </w:r>
-      <w:proofErr w:type="gramEnd"/>
-      <w:r>
-        <w:t>的引用，值改变会实时反映。</w:t>
+        <w:t>：具有活绑定特性，永远引用值的引用，值改变会实时反映。</w:t>
       </w:r>
     </w:p>
     <w:p>
@@ -11610,7 +10386,6 @@
           <w:rFonts w:hint="eastAsia"/>
         </w:rPr>
       </w:pPr>
-      <w:proofErr w:type="spellStart"/>
       <w:r>
         <w:rPr>
           <w:b/>
@@ -11618,17 +10393,8 @@
         </w:rPr>
         <w:t>CommonJS</w:t>
       </w:r>
-      <w:proofErr w:type="spellEnd"/>
-      <w:r>
-        <w:t>：是快照，后续调用返回缓存值。可通过对象属性或函数方式实现</w:t>
-      </w:r>
-      <w:proofErr w:type="gramStart"/>
-      <w:r>
-        <w:t>类似活</w:t>
-      </w:r>
-      <w:proofErr w:type="gramEnd"/>
-      <w:r>
-        <w:t>绑定效果。</w:t>
+      <w:r>
+        <w:t>：是快照，后续调用返回缓存值。可通过对象属性或函数方式实现类似活绑定效果。</w:t>
       </w:r>
     </w:p>
     <w:p>
@@ -11781,21 +10547,7 @@
               <w:rPr>
                 <w:rFonts w:hint="eastAsia"/>
               </w:rPr>
-              <w:t>"</w:t>
-            </w:r>
-            <w:proofErr w:type="gramStart"/>
-            <w:r>
-              <w:rPr>
-                <w:rFonts w:hint="eastAsia"/>
-              </w:rPr>
-              <w:t>use</w:t>
-            </w:r>
-            <w:proofErr w:type="gramEnd"/>
-            <w:r>
-              <w:rPr>
-                <w:rFonts w:hint="eastAsia"/>
-              </w:rPr>
-              <w:t xml:space="preserve"> strict";</w:t>
+              <w:t>"use strict";</w:t>
             </w:r>
           </w:p>
           <w:p>
@@ -11854,56 +10606,20 @@
               <w:rPr>
                 <w:rFonts w:hint="eastAsia"/>
               </w:rPr>
-              <w:t xml:space="preserve">function </w:t>
-            </w:r>
-            <w:proofErr w:type="spellStart"/>
-            <w:proofErr w:type="gramStart"/>
-            <w:r>
-              <w:rPr>
-                <w:rFonts w:hint="eastAsia"/>
-              </w:rPr>
-              <w:t>strictFunction</w:t>
-            </w:r>
-            <w:proofErr w:type="spellEnd"/>
-            <w:r>
-              <w:rPr>
-                <w:rFonts w:hint="eastAsia"/>
-              </w:rPr>
-              <w:t>(</w:t>
-            </w:r>
-            <w:proofErr w:type="gramEnd"/>
-            <w:r>
-              <w:rPr>
-                <w:rFonts w:hint="eastAsia"/>
-              </w:rPr>
-              <w:t>) {</w:t>
-            </w:r>
-          </w:p>
-          <w:p>
-            <w:pPr>
-              <w:rPr>
-                <w:rFonts w:hint="eastAsia"/>
-              </w:rPr>
-            </w:pPr>
-            <w:r>
-              <w:rPr>
-                <w:rFonts w:hint="eastAsia"/>
-              </w:rPr>
-              <w:t xml:space="preserve">  "</w:t>
-            </w:r>
-            <w:proofErr w:type="gramStart"/>
-            <w:r>
-              <w:rPr>
-                <w:rFonts w:hint="eastAsia"/>
-              </w:rPr>
-              <w:t>use</w:t>
-            </w:r>
-            <w:proofErr w:type="gramEnd"/>
-            <w:r>
-              <w:rPr>
-                <w:rFonts w:hint="eastAsia"/>
-              </w:rPr>
-              <w:t xml:space="preserve"> strict";</w:t>
+              <w:t>function strictFunction() {</w:t>
+            </w:r>
+          </w:p>
+          <w:p>
+            <w:pPr>
+              <w:rPr>
+                <w:rFonts w:hint="eastAsia"/>
+              </w:rPr>
+            </w:pPr>
+            <w:r>
+              <w:rPr>
+                <w:rFonts w:hint="eastAsia"/>
+              </w:rPr>
+              <w:t xml:space="preserve">  "use strict";</w:t>
             </w:r>
           </w:p>
           <w:p>
@@ -11962,29 +10678,7 @@
               <w:rPr>
                 <w:rFonts w:hint="eastAsia"/>
               </w:rPr>
-              <w:t xml:space="preserve">function </w:t>
-            </w:r>
-            <w:proofErr w:type="spellStart"/>
-            <w:proofErr w:type="gramStart"/>
-            <w:r>
-              <w:rPr>
-                <w:rFonts w:hint="eastAsia"/>
-              </w:rPr>
-              <w:t>nonStrictFunction</w:t>
-            </w:r>
-            <w:proofErr w:type="spellEnd"/>
-            <w:r>
-              <w:rPr>
-                <w:rFonts w:hint="eastAsia"/>
-              </w:rPr>
-              <w:t>(</w:t>
-            </w:r>
-            <w:proofErr w:type="gramEnd"/>
-            <w:r>
-              <w:rPr>
-                <w:rFonts w:hint="eastAsia"/>
-              </w:rPr>
-              <w:t>) {</w:t>
+              <w:t>function nonStrictFunction() {</w:t>
             </w:r>
           </w:p>
           <w:p>
@@ -12169,21 +10863,7 @@
               <w:rPr>
                 <w:rFonts w:hint="eastAsia"/>
               </w:rPr>
-              <w:t>console.log(</w:t>
-            </w:r>
-            <w:proofErr w:type="spellStart"/>
-            <w:r>
-              <w:rPr>
-                <w:rFonts w:hint="eastAsia"/>
-              </w:rPr>
-              <w:t>window.x</w:t>
-            </w:r>
-            <w:proofErr w:type="spellEnd"/>
-            <w:r>
-              <w:rPr>
-                <w:rFonts w:hint="eastAsia"/>
-              </w:rPr>
-              <w:t>); // 10</w:t>
+              <w:t>console.log(window.x); // 10</w:t>
             </w:r>
           </w:p>
           <w:p>
@@ -12216,48 +10896,20 @@
               <w:rPr>
                 <w:rFonts w:hint="eastAsia"/>
               </w:rPr>
-              <w:t>"</w:t>
-            </w:r>
-            <w:proofErr w:type="gramStart"/>
-            <w:r>
-              <w:rPr>
-                <w:rFonts w:hint="eastAsia"/>
-              </w:rPr>
-              <w:t>use</w:t>
-            </w:r>
-            <w:proofErr w:type="gramEnd"/>
-            <w:r>
-              <w:rPr>
-                <w:rFonts w:hint="eastAsia"/>
-              </w:rPr>
-              <w:t xml:space="preserve"> strict";</w:t>
-            </w:r>
-          </w:p>
-          <w:p>
-            <w:pPr>
-              <w:rPr>
-                <w:rFonts w:hint="eastAsia"/>
-              </w:rPr>
-            </w:pPr>
-            <w:r>
-              <w:rPr>
-                <w:rFonts w:hint="eastAsia"/>
-              </w:rPr>
-              <w:t xml:space="preserve">x = 10; // </w:t>
-            </w:r>
-            <w:proofErr w:type="spellStart"/>
-            <w:r>
-              <w:rPr>
-                <w:rFonts w:hint="eastAsia"/>
-              </w:rPr>
-              <w:t>ReferenceError</w:t>
-            </w:r>
-            <w:proofErr w:type="spellEnd"/>
-            <w:r>
-              <w:rPr>
-                <w:rFonts w:hint="eastAsia"/>
-              </w:rPr>
-              <w:t>: x is not defined</w:t>
+              <w:t>"use strict";</w:t>
+            </w:r>
+          </w:p>
+          <w:p>
+            <w:pPr>
+              <w:rPr>
+                <w:rFonts w:hint="eastAsia"/>
+              </w:rPr>
+            </w:pPr>
+            <w:r>
+              <w:rPr>
+                <w:rFonts w:hint="eastAsia"/>
+              </w:rPr>
+              <w:t>x = 10; // ReferenceError: x is not defined</w:t>
             </w:r>
             <w:r>
               <w:rPr>
@@ -12351,35 +11003,7 @@
               <w:rPr>
                 <w:rFonts w:hint="eastAsia"/>
               </w:rPr>
-              <w:t xml:space="preserve">var obj = </w:t>
-            </w:r>
-            <w:proofErr w:type="gramStart"/>
-            <w:r>
-              <w:rPr>
-                <w:rFonts w:hint="eastAsia"/>
-              </w:rPr>
-              <w:t>{ x</w:t>
-            </w:r>
-            <w:proofErr w:type="gramEnd"/>
-            <w:r>
-              <w:rPr>
-                <w:rFonts w:hint="eastAsia"/>
-              </w:rPr>
-              <w:t xml:space="preserve">: </w:t>
-            </w:r>
-            <w:proofErr w:type="gramStart"/>
-            <w:r>
-              <w:rPr>
-                <w:rFonts w:hint="eastAsia"/>
-              </w:rPr>
-              <w:t>1 }</w:t>
-            </w:r>
-            <w:proofErr w:type="gramEnd"/>
-            <w:r>
-              <w:rPr>
-                <w:rFonts w:hint="eastAsia"/>
-              </w:rPr>
-              <w:t>;</w:t>
+              <w:t>var obj = { x: 1 };</w:t>
             </w:r>
           </w:p>
           <w:p>
@@ -12405,30 +11029,8 @@
               <w:rPr>
                 <w:rFonts w:hint="eastAsia"/>
               </w:rPr>
-              <w:t xml:space="preserve">console.log(obj); // </w:t>
-            </w:r>
-            <w:proofErr w:type="gramStart"/>
-            <w:r>
-              <w:rPr>
-                <w:rFonts w:hint="eastAsia"/>
-              </w:rPr>
-              <w:t>{ x</w:t>
-            </w:r>
-            <w:proofErr w:type="gramEnd"/>
-            <w:r>
-              <w:rPr>
-                <w:rFonts w:hint="eastAsia"/>
-              </w:rPr>
-              <w:t xml:space="preserve">: </w:t>
-            </w:r>
-            <w:proofErr w:type="gramStart"/>
-            <w:r>
-              <w:rPr>
-                <w:rFonts w:hint="eastAsia"/>
-              </w:rPr>
-              <w:t>1 }</w:t>
-            </w:r>
-            <w:proofErr w:type="gramEnd"/>
+              <w:t>console.log(obj); // { x: 1 }</w:t>
+            </w:r>
           </w:p>
           <w:p>
             <w:pPr>
@@ -12461,89 +11063,33 @@
                 <w:rFonts w:hint="eastAsia"/>
               </w:rPr>
               <w:lastRenderedPageBreak/>
-              <w:t>"</w:t>
-            </w:r>
-            <w:proofErr w:type="gramStart"/>
-            <w:r>
-              <w:rPr>
-                <w:rFonts w:hint="eastAsia"/>
-              </w:rPr>
-              <w:t>use</w:t>
-            </w:r>
-            <w:proofErr w:type="gramEnd"/>
-            <w:r>
-              <w:rPr>
-                <w:rFonts w:hint="eastAsia"/>
-              </w:rPr>
-              <w:t xml:space="preserve"> strict";</w:t>
-            </w:r>
-          </w:p>
-          <w:p>
-            <w:pPr>
-              <w:rPr>
-                <w:rFonts w:hint="eastAsia"/>
-              </w:rPr>
-            </w:pPr>
-            <w:r>
-              <w:rPr>
-                <w:rFonts w:hint="eastAsia"/>
-              </w:rPr>
-              <w:t xml:space="preserve">var obj = </w:t>
-            </w:r>
-            <w:proofErr w:type="gramStart"/>
-            <w:r>
-              <w:rPr>
-                <w:rFonts w:hint="eastAsia"/>
-              </w:rPr>
-              <w:t>{ x</w:t>
-            </w:r>
-            <w:proofErr w:type="gramEnd"/>
-            <w:r>
-              <w:rPr>
-                <w:rFonts w:hint="eastAsia"/>
-              </w:rPr>
-              <w:t xml:space="preserve">: </w:t>
-            </w:r>
-            <w:proofErr w:type="gramStart"/>
-            <w:r>
-              <w:rPr>
-                <w:rFonts w:hint="eastAsia"/>
-              </w:rPr>
-              <w:t>1 }</w:t>
-            </w:r>
-            <w:proofErr w:type="gramEnd"/>
-            <w:r>
-              <w:rPr>
-                <w:rFonts w:hint="eastAsia"/>
-              </w:rPr>
-              <w:t>;</w:t>
-            </w:r>
-          </w:p>
-          <w:p>
-            <w:pPr>
-              <w:rPr>
-                <w:rFonts w:hint="eastAsia"/>
-              </w:rPr>
-            </w:pPr>
-            <w:r>
-              <w:rPr>
-                <w:rFonts w:hint="eastAsia"/>
-              </w:rPr>
-              <w:t xml:space="preserve">delete obj; // </w:t>
-            </w:r>
-            <w:proofErr w:type="spellStart"/>
-            <w:r>
-              <w:rPr>
-                <w:rFonts w:hint="eastAsia"/>
-              </w:rPr>
-              <w:t>SyntaxError</w:t>
-            </w:r>
-            <w:proofErr w:type="spellEnd"/>
-            <w:r>
-              <w:rPr>
-                <w:rFonts w:hint="eastAsia"/>
-              </w:rPr>
-              <w:t>: Delete of an unqualified identifier in strict mode</w:t>
+              <w:t>"use strict";</w:t>
+            </w:r>
+          </w:p>
+          <w:p>
+            <w:pPr>
+              <w:rPr>
+                <w:rFonts w:hint="eastAsia"/>
+              </w:rPr>
+            </w:pPr>
+            <w:r>
+              <w:rPr>
+                <w:rFonts w:hint="eastAsia"/>
+              </w:rPr>
+              <w:t>var obj = { x: 1 };</w:t>
+            </w:r>
+          </w:p>
+          <w:p>
+            <w:pPr>
+              <w:rPr>
+                <w:rFonts w:hint="eastAsia"/>
+              </w:rPr>
+            </w:pPr>
+            <w:r>
+              <w:rPr>
+                <w:rFonts w:hint="eastAsia"/>
+              </w:rPr>
+              <w:t>delete obj; // SyntaxError: Delete of an unqualified identifier in strict mode</w:t>
             </w:r>
           </w:p>
         </w:tc>
@@ -12614,21 +11160,7 @@
               <w:rPr>
                 <w:rFonts w:hint="eastAsia"/>
               </w:rPr>
-              <w:t xml:space="preserve">  </w:t>
-            </w:r>
-            <w:proofErr w:type="gramStart"/>
-            <w:r>
-              <w:rPr>
-                <w:rFonts w:hint="eastAsia"/>
-              </w:rPr>
-              <w:t>console.log(</w:t>
-            </w:r>
-            <w:proofErr w:type="gramEnd"/>
-            <w:r>
-              <w:rPr>
-                <w:rFonts w:hint="eastAsia"/>
-              </w:rPr>
-              <w:t>a, c);</w:t>
+              <w:t xml:space="preserve">  console.log(a, c);</w:t>
             </w:r>
           </w:p>
           <w:p>
@@ -12687,76 +11219,20 @@
               <w:rPr>
                 <w:rFonts w:hint="eastAsia"/>
               </w:rPr>
-              <w:t>"</w:t>
-            </w:r>
-            <w:proofErr w:type="gramStart"/>
-            <w:r>
-              <w:rPr>
-                <w:rFonts w:hint="eastAsia"/>
-              </w:rPr>
-              <w:t>use</w:t>
-            </w:r>
-            <w:proofErr w:type="gramEnd"/>
-            <w:r>
-              <w:rPr>
-                <w:rFonts w:hint="eastAsia"/>
-              </w:rPr>
-              <w:t xml:space="preserve"> strict";</w:t>
-            </w:r>
-          </w:p>
-          <w:p>
-            <w:pPr>
-              <w:rPr>
-                <w:rFonts w:hint="eastAsia"/>
-              </w:rPr>
-            </w:pPr>
-            <w:r>
-              <w:rPr>
-                <w:rFonts w:hint="eastAsia"/>
-              </w:rPr>
-              <w:t xml:space="preserve">function </w:t>
-            </w:r>
-            <w:proofErr w:type="gramStart"/>
-            <w:r>
-              <w:rPr>
-                <w:rFonts w:hint="eastAsia"/>
-              </w:rPr>
-              <w:t>sum(</w:t>
-            </w:r>
-            <w:proofErr w:type="gramEnd"/>
-            <w:r>
-              <w:rPr>
-                <w:rFonts w:hint="eastAsia"/>
-              </w:rPr>
-              <w:t xml:space="preserve">a, a, c) </w:t>
-            </w:r>
-            <w:proofErr w:type="gramStart"/>
-            <w:r>
-              <w:rPr>
-                <w:rFonts w:hint="eastAsia"/>
-              </w:rPr>
-              <w:t>{ /</w:t>
-            </w:r>
-            <w:proofErr w:type="gramEnd"/>
-            <w:r>
-              <w:rPr>
-                <w:rFonts w:hint="eastAsia"/>
-              </w:rPr>
-              <w:t xml:space="preserve">/ </w:t>
-            </w:r>
-            <w:proofErr w:type="spellStart"/>
-            <w:r>
-              <w:rPr>
-                <w:rFonts w:hint="eastAsia"/>
-              </w:rPr>
-              <w:t>SyntaxError</w:t>
-            </w:r>
-            <w:proofErr w:type="spellEnd"/>
-            <w:r>
-              <w:rPr>
-                <w:rFonts w:hint="eastAsia"/>
-              </w:rPr>
-              <w:t>: Duplicate parameter name not allowed</w:t>
+              <w:t>"use strict";</w:t>
+            </w:r>
+          </w:p>
+          <w:p>
+            <w:pPr>
+              <w:rPr>
+                <w:rFonts w:hint="eastAsia"/>
+              </w:rPr>
+            </w:pPr>
+            <w:r>
+              <w:rPr>
+                <w:rFonts w:hint="eastAsia"/>
+              </w:rPr>
+              <w:t>function sum(a, a, c) { // SyntaxError: Duplicate parameter name not allowed</w:t>
             </w:r>
           </w:p>
           <w:p>
@@ -12890,48 +11366,20 @@
               <w:rPr>
                 <w:rFonts w:hint="eastAsia"/>
               </w:rPr>
-              <w:t>"</w:t>
-            </w:r>
-            <w:proofErr w:type="gramStart"/>
-            <w:r>
-              <w:rPr>
-                <w:rFonts w:hint="eastAsia"/>
-              </w:rPr>
-              <w:t>use</w:t>
-            </w:r>
-            <w:proofErr w:type="gramEnd"/>
-            <w:r>
-              <w:rPr>
-                <w:rFonts w:hint="eastAsia"/>
-              </w:rPr>
-              <w:t xml:space="preserve"> strict";</w:t>
-            </w:r>
-          </w:p>
-          <w:p>
-            <w:pPr>
-              <w:rPr>
-                <w:rFonts w:hint="eastAsia"/>
-              </w:rPr>
-            </w:pPr>
-            <w:r>
-              <w:rPr>
-                <w:rFonts w:hint="eastAsia"/>
-              </w:rPr>
-              <w:t xml:space="preserve">var num = 010; // </w:t>
-            </w:r>
-            <w:proofErr w:type="spellStart"/>
-            <w:r>
-              <w:rPr>
-                <w:rFonts w:hint="eastAsia"/>
-              </w:rPr>
-              <w:t>SyntaxError</w:t>
-            </w:r>
-            <w:proofErr w:type="spellEnd"/>
-            <w:r>
-              <w:rPr>
-                <w:rFonts w:hint="eastAsia"/>
-              </w:rPr>
-              <w:t>: Octal literals are not allowed</w:t>
+              <w:t>"use strict";</w:t>
+            </w:r>
+          </w:p>
+          <w:p>
+            <w:pPr>
+              <w:rPr>
+                <w:rFonts w:hint="eastAsia"/>
+              </w:rPr>
+            </w:pPr>
+            <w:r>
+              <w:rPr>
+                <w:rFonts w:hint="eastAsia"/>
+              </w:rPr>
+              <w:t>var num = 010; // SyntaxError: Octal literals are not allowed</w:t>
             </w:r>
           </w:p>
           <w:p>
@@ -13001,35 +11449,7 @@
               <w:rPr>
                 <w:rFonts w:hint="eastAsia"/>
               </w:rPr>
-              <w:t xml:space="preserve">var obj = </w:t>
-            </w:r>
-            <w:proofErr w:type="gramStart"/>
-            <w:r>
-              <w:rPr>
-                <w:rFonts w:hint="eastAsia"/>
-              </w:rPr>
-              <w:t>{ x</w:t>
-            </w:r>
-            <w:proofErr w:type="gramEnd"/>
-            <w:r>
-              <w:rPr>
-                <w:rFonts w:hint="eastAsia"/>
-              </w:rPr>
-              <w:t xml:space="preserve">: </w:t>
-            </w:r>
-            <w:proofErr w:type="gramStart"/>
-            <w:r>
-              <w:rPr>
-                <w:rFonts w:hint="eastAsia"/>
-              </w:rPr>
-              <w:t>1 }</w:t>
-            </w:r>
-            <w:proofErr w:type="gramEnd"/>
-            <w:r>
-              <w:rPr>
-                <w:rFonts w:hint="eastAsia"/>
-              </w:rPr>
-              <w:t>;</w:t>
+              <w:t>var obj = { x: 1 };</w:t>
             </w:r>
           </w:p>
           <w:p>
@@ -13107,103 +11527,33 @@
               <w:rPr>
                 <w:rFonts w:hint="eastAsia"/>
               </w:rPr>
-              <w:t>"</w:t>
-            </w:r>
-            <w:proofErr w:type="gramStart"/>
-            <w:r>
-              <w:rPr>
-                <w:rFonts w:hint="eastAsia"/>
-              </w:rPr>
-              <w:t>use</w:t>
-            </w:r>
-            <w:proofErr w:type="gramEnd"/>
-            <w:r>
-              <w:rPr>
-                <w:rFonts w:hint="eastAsia"/>
-              </w:rPr>
-              <w:t xml:space="preserve"> strict";</w:t>
-            </w:r>
-          </w:p>
-          <w:p>
-            <w:pPr>
-              <w:rPr>
-                <w:rFonts w:hint="eastAsia"/>
-              </w:rPr>
-            </w:pPr>
-            <w:r>
-              <w:rPr>
-                <w:rFonts w:hint="eastAsia"/>
-              </w:rPr>
-              <w:t xml:space="preserve">var obj = </w:t>
-            </w:r>
-            <w:proofErr w:type="gramStart"/>
-            <w:r>
-              <w:rPr>
-                <w:rFonts w:hint="eastAsia"/>
-              </w:rPr>
-              <w:t>{ x</w:t>
-            </w:r>
-            <w:proofErr w:type="gramEnd"/>
-            <w:r>
-              <w:rPr>
-                <w:rFonts w:hint="eastAsia"/>
-              </w:rPr>
-              <w:t xml:space="preserve">: </w:t>
-            </w:r>
-            <w:proofErr w:type="gramStart"/>
-            <w:r>
-              <w:rPr>
-                <w:rFonts w:hint="eastAsia"/>
-              </w:rPr>
-              <w:t>1 }</w:t>
-            </w:r>
-            <w:proofErr w:type="gramEnd"/>
-            <w:r>
-              <w:rPr>
-                <w:rFonts w:hint="eastAsia"/>
-              </w:rPr>
-              <w:t>;</w:t>
-            </w:r>
-          </w:p>
-          <w:p>
-            <w:pPr>
-              <w:rPr>
-                <w:rFonts w:hint="eastAsia"/>
-              </w:rPr>
-            </w:pPr>
-            <w:r>
-              <w:rPr>
-                <w:rFonts w:hint="eastAsia"/>
-              </w:rPr>
-              <w:t xml:space="preserve">with (obj) </w:t>
-            </w:r>
-            <w:proofErr w:type="gramStart"/>
-            <w:r>
-              <w:rPr>
-                <w:rFonts w:hint="eastAsia"/>
-              </w:rPr>
-              <w:t>{ /</w:t>
-            </w:r>
-            <w:proofErr w:type="gramEnd"/>
-            <w:r>
-              <w:rPr>
-                <w:rFonts w:hint="eastAsia"/>
-              </w:rPr>
-              <w:t xml:space="preserve">/ </w:t>
-            </w:r>
-            <w:proofErr w:type="spellStart"/>
-            <w:r>
-              <w:rPr>
-                <w:rFonts w:hint="eastAsia"/>
-              </w:rPr>
-              <w:t>SyntaxError</w:t>
-            </w:r>
-            <w:proofErr w:type="spellEnd"/>
-            <w:r>
-              <w:rPr>
-                <w:rFonts w:hint="eastAsia"/>
-              </w:rPr>
-              <w:t>: Strict mode code may not include a with statement</w:t>
+              <w:t>"use strict";</w:t>
+            </w:r>
+          </w:p>
+          <w:p>
+            <w:pPr>
+              <w:rPr>
+                <w:rFonts w:hint="eastAsia"/>
+              </w:rPr>
+            </w:pPr>
+            <w:r>
+              <w:rPr>
+                <w:rFonts w:hint="eastAsia"/>
+              </w:rPr>
+              <w:t>var obj = { x: 1 };</w:t>
+            </w:r>
+          </w:p>
+          <w:p>
+            <w:pPr>
+              <w:rPr>
+                <w:rFonts w:hint="eastAsia"/>
+              </w:rPr>
+            </w:pPr>
+            <w:r>
+              <w:rPr>
+                <w:rFonts w:hint="eastAsia"/>
+              </w:rPr>
+              <w:t>with (obj) { // SyntaxError: Strict mode code may not include a with statement</w:t>
             </w:r>
           </w:p>
           <w:p>
@@ -13310,19 +11660,11 @@
                 <w:rFonts w:hint="eastAsia"/>
               </w:rPr>
             </w:pPr>
-            <w:proofErr w:type="gramStart"/>
-            <w:r>
-              <w:rPr>
-                <w:rFonts w:hint="eastAsia"/>
-              </w:rPr>
-              <w:t>eval(</w:t>
-            </w:r>
-            <w:proofErr w:type="gramEnd"/>
-            <w:r>
-              <w:rPr>
-                <w:rFonts w:hint="eastAsia"/>
-              </w:rPr>
-              <w:t>"var x = 10;");</w:t>
+            <w:r>
+              <w:rPr>
+                <w:rFonts w:hint="eastAsia"/>
+              </w:rPr>
+              <w:t>eval("var x = 10;");</w:t>
             </w:r>
           </w:p>
           <w:p>
@@ -13369,69 +11711,33 @@
                 <w:rFonts w:hint="eastAsia"/>
               </w:rPr>
               <w:lastRenderedPageBreak/>
-              <w:t>"</w:t>
-            </w:r>
-            <w:proofErr w:type="gramStart"/>
-            <w:r>
-              <w:rPr>
-                <w:rFonts w:hint="eastAsia"/>
-              </w:rPr>
-              <w:t>use</w:t>
-            </w:r>
-            <w:proofErr w:type="gramEnd"/>
-            <w:r>
-              <w:rPr>
-                <w:rFonts w:hint="eastAsia"/>
-              </w:rPr>
-              <w:t xml:space="preserve"> strict";</w:t>
-            </w:r>
-          </w:p>
-          <w:p>
-            <w:pPr>
-              <w:rPr>
-                <w:rFonts w:hint="eastAsia"/>
-              </w:rPr>
-            </w:pPr>
-            <w:proofErr w:type="gramStart"/>
-            <w:r>
-              <w:rPr>
-                <w:rFonts w:hint="eastAsia"/>
-              </w:rPr>
-              <w:t>eval(</w:t>
-            </w:r>
-            <w:proofErr w:type="gramEnd"/>
-            <w:r>
-              <w:rPr>
-                <w:rFonts w:hint="eastAsia"/>
-              </w:rPr>
-              <w:t>"var x = 10;");</w:t>
-            </w:r>
-          </w:p>
-          <w:p>
-            <w:pPr>
-              <w:rPr>
-                <w:rFonts w:hint="eastAsia"/>
-              </w:rPr>
-            </w:pPr>
-            <w:r>
-              <w:rPr>
-                <w:rFonts w:hint="eastAsia"/>
-              </w:rPr>
-              <w:t xml:space="preserve">console.log(x); // </w:t>
-            </w:r>
-            <w:proofErr w:type="spellStart"/>
-            <w:r>
-              <w:rPr>
-                <w:rFonts w:hint="eastAsia"/>
-              </w:rPr>
-              <w:t>ReferenceError</w:t>
-            </w:r>
-            <w:proofErr w:type="spellEnd"/>
-            <w:r>
-              <w:rPr>
-                <w:rFonts w:hint="eastAsia"/>
-              </w:rPr>
-              <w:t>: x is not defined</w:t>
+              <w:t>"use strict";</w:t>
+            </w:r>
+          </w:p>
+          <w:p>
+            <w:pPr>
+              <w:rPr>
+                <w:rFonts w:hint="eastAsia"/>
+              </w:rPr>
+            </w:pPr>
+            <w:r>
+              <w:rPr>
+                <w:rFonts w:hint="eastAsia"/>
+              </w:rPr>
+              <w:t>eval("var x = 10;");</w:t>
+            </w:r>
+          </w:p>
+          <w:p>
+            <w:pPr>
+              <w:rPr>
+                <w:rFonts w:hint="eastAsia"/>
+              </w:rPr>
+            </w:pPr>
+            <w:r>
+              <w:rPr>
+                <w:rFonts w:hint="eastAsia"/>
+              </w:rPr>
+              <w:t>console.log(x); // ReferenceError: x is not defined</w:t>
             </w:r>
           </w:p>
         </w:tc>
@@ -13489,29 +11795,7 @@
               <w:rPr>
                 <w:rFonts w:hint="eastAsia"/>
               </w:rPr>
-              <w:t xml:space="preserve">function </w:t>
-            </w:r>
-            <w:proofErr w:type="spellStart"/>
-            <w:proofErr w:type="gramStart"/>
-            <w:r>
-              <w:rPr>
-                <w:rFonts w:hint="eastAsia"/>
-              </w:rPr>
-              <w:t>showThis</w:t>
-            </w:r>
-            <w:proofErr w:type="spellEnd"/>
-            <w:r>
-              <w:rPr>
-                <w:rFonts w:hint="eastAsia"/>
-              </w:rPr>
-              <w:t>(</w:t>
-            </w:r>
-            <w:proofErr w:type="gramEnd"/>
-            <w:r>
-              <w:rPr>
-                <w:rFonts w:hint="eastAsia"/>
-              </w:rPr>
-              <w:t>) {</w:t>
+              <w:t>function showThis() {</w:t>
             </w:r>
           </w:p>
           <w:p>
@@ -13546,27 +11830,11 @@
                 <w:rFonts w:hint="eastAsia"/>
               </w:rPr>
             </w:pPr>
-            <w:proofErr w:type="spellStart"/>
-            <w:proofErr w:type="gramStart"/>
-            <w:r>
-              <w:rPr>
-                <w:rFonts w:hint="eastAsia"/>
-              </w:rPr>
-              <w:t>showThis</w:t>
-            </w:r>
-            <w:proofErr w:type="spellEnd"/>
-            <w:r>
-              <w:rPr>
-                <w:rFonts w:hint="eastAsia"/>
-              </w:rPr>
-              <w:t>(</w:t>
-            </w:r>
-            <w:proofErr w:type="gramEnd"/>
-            <w:r>
-              <w:rPr>
-                <w:rFonts w:hint="eastAsia"/>
-              </w:rPr>
-              <w:t>);</w:t>
+            <w:r>
+              <w:rPr>
+                <w:rFonts w:hint="eastAsia"/>
+              </w:rPr>
+              <w:t>showThis();</w:t>
             </w:r>
           </w:p>
           <w:p>
@@ -13599,56 +11867,20 @@
               <w:rPr>
                 <w:rFonts w:hint="eastAsia"/>
               </w:rPr>
-              <w:t>"</w:t>
-            </w:r>
-            <w:proofErr w:type="gramStart"/>
-            <w:r>
-              <w:rPr>
-                <w:rFonts w:hint="eastAsia"/>
-              </w:rPr>
-              <w:t>use</w:t>
-            </w:r>
-            <w:proofErr w:type="gramEnd"/>
-            <w:r>
-              <w:rPr>
-                <w:rFonts w:hint="eastAsia"/>
-              </w:rPr>
-              <w:t xml:space="preserve"> strict";</w:t>
-            </w:r>
-          </w:p>
-          <w:p>
-            <w:pPr>
-              <w:rPr>
-                <w:rFonts w:hint="eastAsia"/>
-              </w:rPr>
-            </w:pPr>
-            <w:r>
-              <w:rPr>
-                <w:rFonts w:hint="eastAsia"/>
-              </w:rPr>
-              <w:t xml:space="preserve">function </w:t>
-            </w:r>
-            <w:proofErr w:type="spellStart"/>
-            <w:proofErr w:type="gramStart"/>
-            <w:r>
-              <w:rPr>
-                <w:rFonts w:hint="eastAsia"/>
-              </w:rPr>
-              <w:t>showThis</w:t>
-            </w:r>
-            <w:proofErr w:type="spellEnd"/>
-            <w:r>
-              <w:rPr>
-                <w:rFonts w:hint="eastAsia"/>
-              </w:rPr>
-              <w:t>(</w:t>
-            </w:r>
-            <w:proofErr w:type="gramEnd"/>
-            <w:r>
-              <w:rPr>
-                <w:rFonts w:hint="eastAsia"/>
-              </w:rPr>
-              <w:t>) {</w:t>
+              <w:t>"use strict";</w:t>
+            </w:r>
+          </w:p>
+          <w:p>
+            <w:pPr>
+              <w:rPr>
+                <w:rFonts w:hint="eastAsia"/>
+              </w:rPr>
+            </w:pPr>
+            <w:r>
+              <w:rPr>
+                <w:rFonts w:hint="eastAsia"/>
+              </w:rPr>
+              <w:t>function showThis() {</w:t>
             </w:r>
           </w:p>
           <w:p>
@@ -13683,27 +11915,11 @@
                 <w:rFonts w:hint="eastAsia"/>
               </w:rPr>
             </w:pPr>
-            <w:proofErr w:type="spellStart"/>
-            <w:proofErr w:type="gramStart"/>
-            <w:r>
-              <w:rPr>
-                <w:rFonts w:hint="eastAsia"/>
-              </w:rPr>
-              <w:t>showThis</w:t>
-            </w:r>
-            <w:proofErr w:type="spellEnd"/>
-            <w:r>
-              <w:rPr>
-                <w:rFonts w:hint="eastAsia"/>
-              </w:rPr>
-              <w:t>(</w:t>
-            </w:r>
-            <w:proofErr w:type="gramEnd"/>
-            <w:r>
-              <w:rPr>
-                <w:rFonts w:hint="eastAsia"/>
-              </w:rPr>
-              <w:t>);</w:t>
+            <w:r>
+              <w:rPr>
+                <w:rFonts w:hint="eastAsia"/>
+              </w:rPr>
+              <w:t>showThis();</w:t>
             </w:r>
           </w:p>
           <w:p>
@@ -13732,33 +11948,11 @@
                 <w:rFonts w:hint="eastAsia"/>
               </w:rPr>
             </w:pPr>
-            <w:proofErr w:type="spellStart"/>
-            <w:r>
-              <w:rPr>
-                <w:rFonts w:hint="eastAsia"/>
-              </w:rPr>
-              <w:t>setTimeout</w:t>
-            </w:r>
-            <w:proofErr w:type="spellEnd"/>
-            <w:r>
-              <w:rPr>
-                <w:rFonts w:hint="eastAsia"/>
-              </w:rPr>
-              <w:t>(</w:t>
-            </w:r>
-            <w:proofErr w:type="gramStart"/>
-            <w:r>
-              <w:rPr>
-                <w:rFonts w:hint="eastAsia"/>
-              </w:rPr>
-              <w:t>function(</w:t>
-            </w:r>
-            <w:proofErr w:type="gramEnd"/>
-            <w:r>
-              <w:rPr>
-                <w:rFonts w:hint="eastAsia"/>
-              </w:rPr>
-              <w:t>) {</w:t>
+            <w:r>
+              <w:rPr>
+                <w:rFonts w:hint="eastAsia"/>
+              </w:rPr>
+              <w:t>setTimeout(function() {</w:t>
             </w:r>
           </w:p>
           <w:p>
@@ -13817,56 +12011,20 @@
               <w:rPr>
                 <w:rFonts w:hint="eastAsia"/>
               </w:rPr>
-              <w:t>"</w:t>
-            </w:r>
-            <w:proofErr w:type="gramStart"/>
-            <w:r>
-              <w:rPr>
-                <w:rFonts w:hint="eastAsia"/>
-              </w:rPr>
-              <w:t>use</w:t>
-            </w:r>
-            <w:proofErr w:type="gramEnd"/>
-            <w:r>
-              <w:rPr>
-                <w:rFonts w:hint="eastAsia"/>
-              </w:rPr>
-              <w:t xml:space="preserve"> strict";</w:t>
-            </w:r>
-          </w:p>
-          <w:p>
-            <w:pPr>
-              <w:rPr>
-                <w:rFonts w:hint="eastAsia"/>
-              </w:rPr>
-            </w:pPr>
-            <w:proofErr w:type="spellStart"/>
-            <w:r>
-              <w:rPr>
-                <w:rFonts w:hint="eastAsia"/>
-              </w:rPr>
-              <w:t>setTimeout</w:t>
-            </w:r>
-            <w:proofErr w:type="spellEnd"/>
-            <w:r>
-              <w:rPr>
-                <w:rFonts w:hint="eastAsia"/>
-              </w:rPr>
-              <w:t>(</w:t>
-            </w:r>
-            <w:proofErr w:type="gramStart"/>
-            <w:r>
-              <w:rPr>
-                <w:rFonts w:hint="eastAsia"/>
-              </w:rPr>
-              <w:t>function(</w:t>
-            </w:r>
-            <w:proofErr w:type="gramEnd"/>
-            <w:r>
-              <w:rPr>
-                <w:rFonts w:hint="eastAsia"/>
-              </w:rPr>
-              <w:t>) {</w:t>
+              <w:t>"use strict";</w:t>
+            </w:r>
+          </w:p>
+          <w:p>
+            <w:pPr>
+              <w:rPr>
+                <w:rFonts w:hint="eastAsia"/>
+              </w:rPr>
+            </w:pPr>
+            <w:r>
+              <w:rPr>
+                <w:rFonts w:hint="eastAsia"/>
+              </w:rPr>
+              <w:t>setTimeout(function() {</w:t>
             </w:r>
           </w:p>
           <w:p>
@@ -13963,33 +12121,11 @@
                 <w:rFonts w:hint="eastAsia"/>
               </w:rPr>
             </w:pPr>
-            <w:proofErr w:type="spellStart"/>
-            <w:r>
-              <w:rPr>
-                <w:rFonts w:hint="eastAsia"/>
-              </w:rPr>
-              <w:t>Object.defineProperty</w:t>
-            </w:r>
-            <w:proofErr w:type="spellEnd"/>
-            <w:r>
-              <w:rPr>
-                <w:rFonts w:hint="eastAsia"/>
-              </w:rPr>
-              <w:t>(obj, "</w:t>
-            </w:r>
-            <w:proofErr w:type="spellStart"/>
-            <w:r>
-              <w:rPr>
-                <w:rFonts w:hint="eastAsia"/>
-              </w:rPr>
-              <w:t>readOnly</w:t>
-            </w:r>
-            <w:proofErr w:type="spellEnd"/>
-            <w:r>
-              <w:rPr>
-                <w:rFonts w:hint="eastAsia"/>
-              </w:rPr>
-              <w:t>", {</w:t>
+            <w:r>
+              <w:rPr>
+                <w:rFonts w:hint="eastAsia"/>
+              </w:rPr>
+              <w:t>Object.defineProperty(obj, "readOnly", {</w:t>
             </w:r>
           </w:p>
           <w:p>
@@ -14037,48 +12173,24 @@
                 <w:rFonts w:hint="eastAsia"/>
               </w:rPr>
             </w:pPr>
-            <w:proofErr w:type="spellStart"/>
-            <w:r>
-              <w:rPr>
-                <w:rFonts w:hint="eastAsia"/>
-              </w:rPr>
-              <w:t>obj.readOnly</w:t>
-            </w:r>
-            <w:proofErr w:type="spellEnd"/>
-            <w:r>
-              <w:rPr>
-                <w:rFonts w:hint="eastAsia"/>
-              </w:rPr>
-              <w:t xml:space="preserve"> = 100; // 静默失败</w:t>
-            </w:r>
-          </w:p>
-          <w:p>
-            <w:pPr>
-              <w:rPr>
-                <w:rFonts w:hint="eastAsia"/>
-              </w:rPr>
-            </w:pPr>
-            <w:r>
-              <w:rPr>
-                <w:rFonts w:hint="eastAsia"/>
-              </w:rPr>
-              <w:t>console.log(</w:t>
-            </w:r>
-            <w:proofErr w:type="spellStart"/>
-            <w:proofErr w:type="gramStart"/>
-            <w:r>
-              <w:rPr>
-                <w:rFonts w:hint="eastAsia"/>
-              </w:rPr>
-              <w:t>obj.readOnly</w:t>
-            </w:r>
-            <w:proofErr w:type="spellEnd"/>
-            <w:proofErr w:type="gramEnd"/>
-            <w:r>
-              <w:rPr>
-                <w:rFonts w:hint="eastAsia"/>
-              </w:rPr>
-              <w:t>); // 42</w:t>
+            <w:r>
+              <w:rPr>
+                <w:rFonts w:hint="eastAsia"/>
+              </w:rPr>
+              <w:t>obj.readOnly = 100; // 静默失败</w:t>
+            </w:r>
+          </w:p>
+          <w:p>
+            <w:pPr>
+              <w:rPr>
+                <w:rFonts w:hint="eastAsia"/>
+              </w:rPr>
+            </w:pPr>
+            <w:r>
+              <w:rPr>
+                <w:rFonts w:hint="eastAsia"/>
+              </w:rPr>
+              <w:t>console.log(obj.readOnly); // 42</w:t>
             </w:r>
           </w:p>
           <w:p>
@@ -14111,21 +12223,7 @@
               <w:rPr>
                 <w:rFonts w:hint="eastAsia"/>
               </w:rPr>
-              <w:t>"</w:t>
-            </w:r>
-            <w:proofErr w:type="gramStart"/>
-            <w:r>
-              <w:rPr>
-                <w:rFonts w:hint="eastAsia"/>
-              </w:rPr>
-              <w:t>use</w:t>
-            </w:r>
-            <w:proofErr w:type="gramEnd"/>
-            <w:r>
-              <w:rPr>
-                <w:rFonts w:hint="eastAsia"/>
-              </w:rPr>
-              <w:t xml:space="preserve"> strict";</w:t>
+              <w:t>"use strict";</w:t>
             </w:r>
           </w:p>
           <w:p>
@@ -14147,33 +12245,11 @@
                 <w:rFonts w:hint="eastAsia"/>
               </w:rPr>
             </w:pPr>
-            <w:proofErr w:type="spellStart"/>
-            <w:r>
-              <w:rPr>
-                <w:rFonts w:hint="eastAsia"/>
-              </w:rPr>
-              <w:t>Object.defineProperty</w:t>
-            </w:r>
-            <w:proofErr w:type="spellEnd"/>
-            <w:r>
-              <w:rPr>
-                <w:rFonts w:hint="eastAsia"/>
-              </w:rPr>
-              <w:t>(obj, "</w:t>
-            </w:r>
-            <w:proofErr w:type="spellStart"/>
-            <w:r>
-              <w:rPr>
-                <w:rFonts w:hint="eastAsia"/>
-              </w:rPr>
-              <w:t>readOnly</w:t>
-            </w:r>
-            <w:proofErr w:type="spellEnd"/>
-            <w:r>
-              <w:rPr>
-                <w:rFonts w:hint="eastAsia"/>
-              </w:rPr>
-              <w:t>", {</w:t>
+            <w:r>
+              <w:rPr>
+                <w:rFonts w:hint="eastAsia"/>
+              </w:rPr>
+              <w:t>Object.defineProperty(obj, "readOnly", {</w:t>
             </w:r>
           </w:p>
           <w:p>
@@ -14221,36 +12297,12 @@
                 <w:rFonts w:hint="eastAsia"/>
               </w:rPr>
             </w:pPr>
-            <w:proofErr w:type="spellStart"/>
-            <w:proofErr w:type="gramStart"/>
             <w:r>
               <w:rPr>
                 <w:rFonts w:hint="eastAsia"/>
               </w:rPr>
               <w:lastRenderedPageBreak/>
-              <w:t>obj.readOnly</w:t>
-            </w:r>
-            <w:proofErr w:type="spellEnd"/>
-            <w:proofErr w:type="gramEnd"/>
-            <w:r>
-              <w:rPr>
-                <w:rFonts w:hint="eastAsia"/>
-              </w:rPr>
-              <w:t xml:space="preserve"> = 100; // </w:t>
-            </w:r>
-            <w:proofErr w:type="spellStart"/>
-            <w:r>
-              <w:rPr>
-                <w:rFonts w:hint="eastAsia"/>
-              </w:rPr>
-              <w:t>TypeError</w:t>
-            </w:r>
-            <w:proofErr w:type="spellEnd"/>
-            <w:r>
-              <w:rPr>
-                <w:rFonts w:hint="eastAsia"/>
-              </w:rPr>
-              <w:t>: Cannot assign to read only property</w:t>
+              <w:t>obj.readOnly = 100; // TypeError: Cannot assign to read only property</w:t>
             </w:r>
           </w:p>
         </w:tc>
@@ -14313,48 +12365,20 @@
               <w:rPr>
                 <w:rFonts w:hint="eastAsia"/>
               </w:rPr>
-              <w:t xml:space="preserve">function </w:t>
-            </w:r>
-            <w:proofErr w:type="gramStart"/>
-            <w:r>
-              <w:rPr>
-                <w:rFonts w:hint="eastAsia"/>
-              </w:rPr>
-              <w:t>test(</w:t>
-            </w:r>
-            <w:proofErr w:type="gramEnd"/>
-            <w:r>
-              <w:rPr>
-                <w:rFonts w:hint="eastAsia"/>
-              </w:rPr>
-              <w:t>a, b) {</w:t>
-            </w:r>
-          </w:p>
-          <w:p>
-            <w:pPr>
-              <w:rPr>
-                <w:rFonts w:hint="eastAsia"/>
-              </w:rPr>
-            </w:pPr>
-            <w:r>
-              <w:rPr>
-                <w:rFonts w:hint="eastAsia"/>
-              </w:rPr>
-              <w:t xml:space="preserve">  </w:t>
-            </w:r>
-            <w:proofErr w:type="gramStart"/>
-            <w:r>
-              <w:rPr>
-                <w:rFonts w:hint="eastAsia"/>
-              </w:rPr>
-              <w:t>arguments[</w:t>
-            </w:r>
-            <w:proofErr w:type="gramEnd"/>
-            <w:r>
-              <w:rPr>
-                <w:rFonts w:hint="eastAsia"/>
-              </w:rPr>
-              <w:t>0] = 100;</w:t>
+              <w:t>function test(a, b) {</w:t>
+            </w:r>
+          </w:p>
+          <w:p>
+            <w:pPr>
+              <w:rPr>
+                <w:rFonts w:hint="eastAsia"/>
+              </w:rPr>
+            </w:pPr>
+            <w:r>
+              <w:rPr>
+                <w:rFonts w:hint="eastAsia"/>
+              </w:rPr>
+              <w:t xml:space="preserve">  arguments[0] = 100;</w:t>
             </w:r>
           </w:p>
           <w:p>
@@ -14380,21 +12404,7 @@
               <w:rPr>
                 <w:rFonts w:hint="eastAsia"/>
               </w:rPr>
-              <w:t xml:space="preserve">  console.log(</w:t>
-            </w:r>
-            <w:proofErr w:type="spellStart"/>
-            <w:r>
-              <w:rPr>
-                <w:rFonts w:hint="eastAsia"/>
-              </w:rPr>
-              <w:t>arguments.callee</w:t>
-            </w:r>
-            <w:proofErr w:type="spellEnd"/>
-            <w:r>
-              <w:rPr>
-                <w:rFonts w:hint="eastAsia"/>
-              </w:rPr>
-              <w:t>); // 函数自身</w:t>
+              <w:t xml:space="preserve">  console.log(arguments.callee); // 函数自身</w:t>
             </w:r>
           </w:p>
           <w:p>
@@ -14416,19 +12426,11 @@
                 <w:rFonts w:hint="eastAsia"/>
               </w:rPr>
             </w:pPr>
-            <w:proofErr w:type="gramStart"/>
-            <w:r>
-              <w:rPr>
-                <w:rFonts w:hint="eastAsia"/>
-              </w:rPr>
-              <w:t>test(</w:t>
-            </w:r>
-            <w:proofErr w:type="gramEnd"/>
-            <w:r>
-              <w:rPr>
-                <w:rFonts w:hint="eastAsia"/>
-              </w:rPr>
-              <w:t>1, 2);</w:t>
+            <w:r>
+              <w:rPr>
+                <w:rFonts w:hint="eastAsia"/>
+              </w:rPr>
+              <w:t>test(1, 2);</w:t>
             </w:r>
           </w:p>
           <w:p>
@@ -14461,75 +12463,33 @@
               <w:rPr>
                 <w:rFonts w:hint="eastAsia"/>
               </w:rPr>
-              <w:t>"</w:t>
-            </w:r>
-            <w:proofErr w:type="gramStart"/>
-            <w:r>
-              <w:rPr>
-                <w:rFonts w:hint="eastAsia"/>
-              </w:rPr>
-              <w:t>use</w:t>
-            </w:r>
-            <w:proofErr w:type="gramEnd"/>
-            <w:r>
-              <w:rPr>
-                <w:rFonts w:hint="eastAsia"/>
-              </w:rPr>
-              <w:t xml:space="preserve"> strict";</w:t>
-            </w:r>
-          </w:p>
-          <w:p>
-            <w:pPr>
-              <w:rPr>
-                <w:rFonts w:hint="eastAsia"/>
-              </w:rPr>
-            </w:pPr>
-            <w:r>
-              <w:rPr>
-                <w:rFonts w:hint="eastAsia"/>
-              </w:rPr>
-              <w:t xml:space="preserve">function </w:t>
-            </w:r>
-            <w:proofErr w:type="gramStart"/>
-            <w:r>
-              <w:rPr>
-                <w:rFonts w:hint="eastAsia"/>
-              </w:rPr>
-              <w:t>test(</w:t>
-            </w:r>
-            <w:proofErr w:type="gramEnd"/>
-            <w:r>
-              <w:rPr>
-                <w:rFonts w:hint="eastAsia"/>
-              </w:rPr>
-              <w:t>a, b) {</w:t>
-            </w:r>
-          </w:p>
-          <w:p>
-            <w:pPr>
-              <w:rPr>
-                <w:rFonts w:hint="eastAsia"/>
-              </w:rPr>
-            </w:pPr>
-            <w:r>
-              <w:rPr>
-                <w:rFonts w:hint="eastAsia"/>
-              </w:rPr>
-              <w:t xml:space="preserve">  </w:t>
-            </w:r>
-            <w:proofErr w:type="gramStart"/>
-            <w:r>
-              <w:rPr>
-                <w:rFonts w:hint="eastAsia"/>
-              </w:rPr>
-              <w:t>arguments[</w:t>
-            </w:r>
-            <w:proofErr w:type="gramEnd"/>
-            <w:r>
-              <w:rPr>
-                <w:rFonts w:hint="eastAsia"/>
-              </w:rPr>
-              <w:t>0] = 100;</w:t>
+              <w:t>"use strict";</w:t>
+            </w:r>
+          </w:p>
+          <w:p>
+            <w:pPr>
+              <w:rPr>
+                <w:rFonts w:hint="eastAsia"/>
+              </w:rPr>
+            </w:pPr>
+            <w:r>
+              <w:rPr>
+                <w:rFonts w:hint="eastAsia"/>
+              </w:rPr>
+              <w:t>function test(a, b) {</w:t>
+            </w:r>
+          </w:p>
+          <w:p>
+            <w:pPr>
+              <w:rPr>
+                <w:rFonts w:hint="eastAsia"/>
+              </w:rPr>
+            </w:pPr>
+            <w:r>
+              <w:rPr>
+                <w:rFonts w:hint="eastAsia"/>
+              </w:rPr>
+              <w:t xml:space="preserve">  arguments[0] = 100;</w:t>
             </w:r>
           </w:p>
           <w:p>
@@ -14555,37 +12515,7 @@
               <w:rPr>
                 <w:rFonts w:hint="eastAsia"/>
               </w:rPr>
-              <w:t xml:space="preserve">  console.log(</w:t>
-            </w:r>
-            <w:proofErr w:type="spellStart"/>
-            <w:proofErr w:type="gramStart"/>
-            <w:r>
-              <w:rPr>
-                <w:rFonts w:hint="eastAsia"/>
-              </w:rPr>
-              <w:t>arguments.callee</w:t>
-            </w:r>
-            <w:proofErr w:type="spellEnd"/>
-            <w:proofErr w:type="gramEnd"/>
-            <w:r>
-              <w:rPr>
-                <w:rFonts w:hint="eastAsia"/>
-              </w:rPr>
-              <w:t xml:space="preserve">); // </w:t>
-            </w:r>
-            <w:proofErr w:type="spellStart"/>
-            <w:r>
-              <w:rPr>
-                <w:rFonts w:hint="eastAsia"/>
-              </w:rPr>
-              <w:t>TypeError</w:t>
-            </w:r>
-            <w:proofErr w:type="spellEnd"/>
-            <w:r>
-              <w:rPr>
-                <w:rFonts w:hint="eastAsia"/>
-              </w:rPr>
-              <w:t>: 'caller', 'callee', and 'arguments' properties may not be accessed</w:t>
+              <w:t xml:space="preserve">  console.log(arguments.callee); // TypeError: 'caller', 'callee', and 'arguments' properties may not be accessed</w:t>
             </w:r>
           </w:p>
           <w:p>
@@ -14607,19 +12537,11 @@
                 <w:rFonts w:hint="eastAsia"/>
               </w:rPr>
             </w:pPr>
-            <w:proofErr w:type="gramStart"/>
-            <w:r>
-              <w:rPr>
-                <w:rFonts w:hint="eastAsia"/>
-              </w:rPr>
-              <w:t>test(</w:t>
-            </w:r>
-            <w:proofErr w:type="gramEnd"/>
-            <w:r>
-              <w:rPr>
-                <w:rFonts w:hint="eastAsia"/>
-              </w:rPr>
-              <w:t>1, 2);</w:t>
+            <w:r>
+              <w:rPr>
+                <w:rFonts w:hint="eastAsia"/>
+              </w:rPr>
+              <w:t>test(1, 2);</w:t>
             </w:r>
           </w:p>
         </w:tc>
@@ -14727,75 +12649,33 @@
               <w:rPr>
                 <w:rFonts w:hint="eastAsia"/>
               </w:rPr>
-              <w:t>"</w:t>
-            </w:r>
-            <w:proofErr w:type="gramStart"/>
-            <w:r>
-              <w:rPr>
-                <w:rFonts w:hint="eastAsia"/>
-              </w:rPr>
-              <w:t>use</w:t>
-            </w:r>
-            <w:proofErr w:type="gramEnd"/>
-            <w:r>
-              <w:rPr>
-                <w:rFonts w:hint="eastAsia"/>
-              </w:rPr>
-              <w:t xml:space="preserve"> strict";</w:t>
-            </w:r>
-          </w:p>
-          <w:p>
-            <w:pPr>
-              <w:rPr>
-                <w:rFonts w:hint="eastAsia"/>
-              </w:rPr>
-            </w:pPr>
-            <w:r>
-              <w:rPr>
-                <w:rFonts w:hint="eastAsia"/>
-              </w:rPr>
-              <w:t xml:space="preserve">var let = 10; // </w:t>
-            </w:r>
-            <w:proofErr w:type="spellStart"/>
-            <w:r>
-              <w:rPr>
-                <w:rFonts w:hint="eastAsia"/>
-              </w:rPr>
-              <w:t>SyntaxError</w:t>
-            </w:r>
-            <w:proofErr w:type="spellEnd"/>
-            <w:r>
-              <w:rPr>
-                <w:rFonts w:hint="eastAsia"/>
-              </w:rPr>
-              <w:t>: Unexpected strict mode reserved word</w:t>
-            </w:r>
-          </w:p>
-          <w:p>
-            <w:pPr>
-              <w:rPr>
-                <w:rFonts w:hint="eastAsia"/>
-              </w:rPr>
-            </w:pPr>
-            <w:r>
-              <w:rPr>
-                <w:rFonts w:hint="eastAsia"/>
-              </w:rPr>
-              <w:t xml:space="preserve">var implements = 20; // </w:t>
-            </w:r>
-            <w:proofErr w:type="spellStart"/>
-            <w:r>
-              <w:rPr>
-                <w:rFonts w:hint="eastAsia"/>
-              </w:rPr>
-              <w:t>SyntaxError</w:t>
-            </w:r>
-            <w:proofErr w:type="spellEnd"/>
-            <w:r>
-              <w:rPr>
-                <w:rFonts w:hint="eastAsia"/>
-              </w:rPr>
-              <w:t>: Unexpected strict mode reserved word</w:t>
+              <w:t>"use strict";</w:t>
+            </w:r>
+          </w:p>
+          <w:p>
+            <w:pPr>
+              <w:rPr>
+                <w:rFonts w:hint="eastAsia"/>
+              </w:rPr>
+            </w:pPr>
+            <w:r>
+              <w:rPr>
+                <w:rFonts w:hint="eastAsia"/>
+              </w:rPr>
+              <w:t>var let = 10; // SyntaxError: Unexpected strict mode reserved word</w:t>
+            </w:r>
+          </w:p>
+          <w:p>
+            <w:pPr>
+              <w:rPr>
+                <w:rFonts w:hint="eastAsia"/>
+              </w:rPr>
+            </w:pPr>
+            <w:r>
+              <w:rPr>
+                <w:rFonts w:hint="eastAsia"/>
+              </w:rPr>
+              <w:t>var implements = 20; // SyntaxError: Unexpected strict mode reserved word</w:t>
             </w:r>
           </w:p>
         </w:tc>
@@ -14853,13 +12733,8 @@
           <w:rFonts w:hint="eastAsia"/>
         </w:rPr>
       </w:pPr>
-      <w:proofErr w:type="spellStart"/>
-      <w:r>
-        <w:t>javascriptCopy</w:t>
-      </w:r>
-      <w:proofErr w:type="spellEnd"/>
-      <w:r>
-        <w:t xml:space="preserve"> Code</w:t>
+      <w:r>
+        <w:t>javascriptCopy Code</w:t>
       </w:r>
     </w:p>
     <w:p>
@@ -14914,36 +12789,18 @@
           <w:rFonts w:hint="eastAsia"/>
         </w:rPr>
       </w:pPr>
-      <w:proofErr w:type="spellStart"/>
-      <w:r>
-        <w:t>javascriptCopy</w:t>
-      </w:r>
-      <w:proofErr w:type="spellEnd"/>
-      <w:r>
-        <w:t xml:space="preserve"> Code</w:t>
-      </w:r>
-    </w:p>
-    <w:p>
-      <w:pPr>
-        <w:rPr>
-          <w:rFonts w:hint="eastAsia"/>
-        </w:rPr>
-      </w:pPr>
-      <w:r>
-        <w:t xml:space="preserve">function </w:t>
-      </w:r>
-      <w:proofErr w:type="spellStart"/>
-      <w:proofErr w:type="gramStart"/>
-      <w:r>
-        <w:t>showThis</w:t>
-      </w:r>
-      <w:proofErr w:type="spellEnd"/>
-      <w:r>
-        <w:t>(</w:t>
-      </w:r>
-      <w:proofErr w:type="gramEnd"/>
-      <w:r>
-        <w:t>) {</w:t>
+      <w:r>
+        <w:t>javascriptCopy Code</w:t>
+      </w:r>
+    </w:p>
+    <w:p>
+      <w:pPr>
+        <w:rPr>
+          <w:rFonts w:hint="eastAsia"/>
+        </w:rPr>
+      </w:pPr>
+      <w:r>
+        <w:t>function showThis() {</w:t>
       </w:r>
     </w:p>
     <w:p>
@@ -14972,13 +12829,8 @@
           <w:rFonts w:hint="eastAsia"/>
         </w:rPr>
       </w:pPr>
-      <w:proofErr w:type="spellStart"/>
-      <w:r>
-        <w:t>showThis</w:t>
-      </w:r>
-      <w:proofErr w:type="spellEnd"/>
-      <w:r>
-        <w:t>(); // 非严格模式下，输出全局对象；严格模式下，输出 undefined</w:t>
+      <w:r>
+        <w:t>showThis(); // 非严格模式下，输出全局对象；严格模式下，输出 undefined</w:t>
       </w:r>
     </w:p>
     <w:p>
@@ -15014,13 +12866,8 @@
           <w:rFonts w:hint="eastAsia"/>
         </w:rPr>
       </w:pPr>
-      <w:proofErr w:type="spellStart"/>
-      <w:r>
-        <w:t>javascriptCopy</w:t>
-      </w:r>
-      <w:proofErr w:type="spellEnd"/>
-      <w:r>
-        <w:t xml:space="preserve"> Code</w:t>
+      <w:r>
+        <w:t>javascriptCopy Code</w:t>
       </w:r>
     </w:p>
     <w:p>
@@ -15050,23 +12897,7 @@
         </w:rPr>
       </w:pPr>
       <w:r>
-        <w:t xml:space="preserve">    </w:t>
-      </w:r>
-      <w:proofErr w:type="spellStart"/>
-      <w:r>
-        <w:t>showName</w:t>
-      </w:r>
-      <w:proofErr w:type="spellEnd"/>
-      <w:r>
-        <w:t xml:space="preserve">: </w:t>
-      </w:r>
-      <w:proofErr w:type="gramStart"/>
-      <w:r>
-        <w:t>function(</w:t>
-      </w:r>
-      <w:proofErr w:type="gramEnd"/>
-      <w:r>
-        <w:t>) {</w:t>
+        <w:t xml:space="preserve">    showName: function() {</w:t>
       </w:r>
     </w:p>
     <w:p>
@@ -15105,13 +12936,8 @@
           <w:rFonts w:hint="eastAsia"/>
         </w:rPr>
       </w:pPr>
-      <w:proofErr w:type="spellStart"/>
-      <w:r>
-        <w:t>obj.showName</w:t>
-      </w:r>
-      <w:proofErr w:type="spellEnd"/>
-      <w:r>
-        <w:t>(); // 输出 "Example"</w:t>
+      <w:r>
+        <w:t>obj.showName(); // 输出 "Example"</w:t>
       </w:r>
     </w:p>
     <w:p>
@@ -15146,13 +12972,8 @@
           <w:rFonts w:hint="eastAsia"/>
         </w:rPr>
       </w:pPr>
-      <w:proofErr w:type="spellStart"/>
-      <w:r>
-        <w:t>javascriptCopy</w:t>
-      </w:r>
-      <w:proofErr w:type="spellEnd"/>
-      <w:r>
-        <w:t xml:space="preserve"> Code</w:t>
+      <w:r>
+        <w:t>javascriptCopy Code</w:t>
       </w:r>
     </w:p>
     <w:p>
@@ -15237,59 +13058,18 @@
           <w:rFonts w:hint="eastAsia"/>
         </w:rPr>
       </w:pPr>
-      <w:proofErr w:type="spellStart"/>
-      <w:r>
-        <w:t>javascriptCopy</w:t>
-      </w:r>
-      <w:proofErr w:type="spellEnd"/>
-      <w:r>
-        <w:t xml:space="preserve"> Code</w:t>
-      </w:r>
-    </w:p>
-    <w:p>
-      <w:pPr>
-        <w:rPr>
-          <w:rFonts w:hint="eastAsia"/>
-        </w:rPr>
-      </w:pPr>
-      <w:proofErr w:type="spellStart"/>
-      <w:proofErr w:type="gramStart"/>
-      <w:r>
-        <w:t>document.getElementById</w:t>
-      </w:r>
-      <w:proofErr w:type="spellEnd"/>
-      <w:proofErr w:type="gramEnd"/>
-      <w:r>
-        <w:t>("</w:t>
-      </w:r>
-      <w:proofErr w:type="spellStart"/>
-      <w:r>
-        <w:t>myButton</w:t>
-      </w:r>
-      <w:proofErr w:type="spellEnd"/>
-      <w:r>
-        <w:t>"</w:t>
-      </w:r>
-      <w:proofErr w:type="gramStart"/>
-      <w:r>
-        <w:t>).</w:t>
-      </w:r>
-      <w:proofErr w:type="spellStart"/>
-      <w:r>
-        <w:t>addEventListener</w:t>
-      </w:r>
-      <w:proofErr w:type="spellEnd"/>
-      <w:proofErr w:type="gramEnd"/>
-      <w:r>
-        <w:t xml:space="preserve">("click", </w:t>
-      </w:r>
-      <w:proofErr w:type="gramStart"/>
-      <w:r>
-        <w:t>function(</w:t>
-      </w:r>
-      <w:proofErr w:type="gramEnd"/>
-      <w:r>
-        <w:t>) {</w:t>
+      <w:r>
+        <w:t>javascriptCopy Code</w:t>
+      </w:r>
+    </w:p>
+    <w:p>
+      <w:pPr>
+        <w:rPr>
+          <w:rFonts w:hint="eastAsia"/>
+        </w:rPr>
+      </w:pPr>
+      <w:r>
+        <w:t>document.getElementById("myButton").addEventListener("click", function() {</w:t>
       </w:r>
     </w:p>
     <w:p>
@@ -15335,30 +13115,17 @@
         </w:rPr>
       </w:pPr>
       <w:r>
-        <w:t>箭头函数</w:t>
-      </w:r>
-      <w:proofErr w:type="gramStart"/>
-      <w:r>
-        <w:t>不</w:t>
-      </w:r>
-      <w:proofErr w:type="gramEnd"/>
-      <w:r>
-        <w:t>绑定自己的 this，它们捕获其所在上下文的 this 值，因此 this 的值与外围作用域保持一致。</w:t>
-      </w:r>
-    </w:p>
-    <w:p>
-      <w:pPr>
-        <w:rPr>
-          <w:rFonts w:hint="eastAsia"/>
-        </w:rPr>
-      </w:pPr>
-      <w:proofErr w:type="spellStart"/>
-      <w:r>
-        <w:t>javascriptCopy</w:t>
-      </w:r>
-      <w:proofErr w:type="spellEnd"/>
-      <w:r>
-        <w:t xml:space="preserve"> Code</w:t>
+        <w:t>箭头函数不绑定自己的 this，它们捕获其所在上下文的 this 值，因此 this 的值与外围作用域保持一致。</w:t>
+      </w:r>
+    </w:p>
+    <w:p>
+      <w:pPr>
+        <w:rPr>
+          <w:rFonts w:hint="eastAsia"/>
+        </w:rPr>
+      </w:pPr>
+      <w:r>
+        <w:t>javascriptCopy Code</w:t>
       </w:r>
     </w:p>
     <w:p>
@@ -15388,41 +13155,17 @@
         </w:rPr>
       </w:pPr>
       <w:r>
-        <w:t xml:space="preserve">    </w:t>
-      </w:r>
-      <w:proofErr w:type="spellStart"/>
-      <w:r>
-        <w:t>showName</w:t>
-      </w:r>
-      <w:proofErr w:type="spellEnd"/>
-      <w:r>
-        <w:t xml:space="preserve">: </w:t>
-      </w:r>
-      <w:proofErr w:type="gramStart"/>
-      <w:r>
-        <w:t>function(</w:t>
-      </w:r>
-      <w:proofErr w:type="gramEnd"/>
-      <w:r>
-        <w:t>) {</w:t>
-      </w:r>
-    </w:p>
-    <w:p>
-      <w:pPr>
-        <w:rPr>
-          <w:rFonts w:hint="eastAsia"/>
-        </w:rPr>
-      </w:pPr>
-      <w:r>
-        <w:t xml:space="preserve">        </w:t>
-      </w:r>
-      <w:proofErr w:type="spellStart"/>
-      <w:r>
-        <w:t>setTimeout</w:t>
-      </w:r>
-      <w:proofErr w:type="spellEnd"/>
-      <w:r>
-        <w:t>(() =&gt; { // 使用箭头函数</w:t>
+        <w:t xml:space="preserve">    showName: function() {</w:t>
+      </w:r>
+    </w:p>
+    <w:p>
+      <w:pPr>
+        <w:rPr>
+          <w:rFonts w:hint="eastAsia"/>
+        </w:rPr>
+      </w:pPr>
+      <w:r>
+        <w:t xml:space="preserve">        setTimeout(() =&gt; { // 使用箭头函数</w:t>
       </w:r>
     </w:p>
     <w:p>
@@ -15471,15 +13214,8 @@
           <w:rFonts w:hint="eastAsia"/>
         </w:rPr>
       </w:pPr>
-      <w:proofErr w:type="spellStart"/>
-      <w:proofErr w:type="gramStart"/>
-      <w:r>
-        <w:t>obj.showName</w:t>
-      </w:r>
-      <w:proofErr w:type="spellEnd"/>
-      <w:proofErr w:type="gramEnd"/>
-      <w:r>
-        <w:t>();</w:t>
+      <w:r>
+        <w:t>obj.showName();</w:t>
       </w:r>
     </w:p>
     <w:p>
@@ -15573,21 +13309,7 @@
           <w:rFonts w:hint="eastAsia"/>
         </w:rPr>
         <w:lastRenderedPageBreak/>
-        <w:t xml:space="preserve">export const data = await </w:t>
-      </w:r>
-      <w:proofErr w:type="spellStart"/>
-      <w:r>
-        <w:rPr>
-          <w:rFonts w:hint="eastAsia"/>
-        </w:rPr>
-        <w:t>res.json</w:t>
-      </w:r>
-      <w:proofErr w:type="spellEnd"/>
-      <w:r>
-        <w:rPr>
-          <w:rFonts w:hint="eastAsia"/>
-        </w:rPr>
-        <w:t>()</w:t>
+        <w:t>export const data = await res.json()</w:t>
       </w:r>
       <w:r>
         <w:rPr>
@@ -15629,19 +13351,11 @@
           <w:rFonts w:hint="eastAsia"/>
         </w:rPr>
       </w:pPr>
-      <w:proofErr w:type="spellStart"/>
-      <w:r>
-        <w:rPr>
-          <w:rFonts w:hint="eastAsia"/>
-        </w:rPr>
-        <w:t>Commonjs</w:t>
-      </w:r>
-      <w:proofErr w:type="spellEnd"/>
-      <w:r>
-        <w:rPr>
-          <w:rFonts w:hint="eastAsia"/>
-        </w:rPr>
-        <w:t>无法实现</w:t>
+      <w:r>
+        <w:rPr>
+          <w:rFonts w:hint="eastAsia"/>
+        </w:rPr>
+        <w:t>Commonjs无法实现</w:t>
       </w:r>
     </w:p>
     <w:p>
@@ -15800,23 +13514,7 @@
           <w:b/>
           <w:bCs/>
         </w:rPr>
-        <w:t xml:space="preserve">ESM 与 </w:t>
-      </w:r>
-      <w:proofErr w:type="spellStart"/>
-      <w:r>
-        <w:rPr>
-          <w:b/>
-          <w:bCs/>
-        </w:rPr>
-        <w:t>CommonJS</w:t>
-      </w:r>
-      <w:proofErr w:type="spellEnd"/>
-      <w:r>
-        <w:rPr>
-          <w:b/>
-          <w:bCs/>
-        </w:rPr>
-        <w:t xml:space="preserve"> 导入方式回顾</w:t>
+        <w:t>ESM 与 CommonJS 导入方式回顾</w:t>
       </w:r>
       <w:r>
         <w:t>：</w:t>
@@ -15840,15 +13538,7 @@
         <w:t>导入时机</w:t>
       </w:r>
       <w:r>
-        <w:t>：ESM 通常静态导入放在顶部，也可动态导入返回 promise；</w:t>
-      </w:r>
-      <w:proofErr w:type="spellStart"/>
-      <w:r>
-        <w:t>CommonJS</w:t>
-      </w:r>
-      <w:proofErr w:type="spellEnd"/>
-      <w:r>
-        <w:t xml:space="preserve"> 是动态导入，使用时导入。</w:t>
+        <w:t>：ESM 通常静态导入放在顶部，也可动态导入返回 promise；CommonJS 是动态导入，使用时导入。</w:t>
       </w:r>
     </w:p>
     <w:p>
@@ -15869,15 +13559,7 @@
         <w:t>绑定特性</w:t>
       </w:r>
       <w:r>
-        <w:t>：ESM 导入有活绑定特性，值改变会同步；</w:t>
-      </w:r>
-      <w:proofErr w:type="spellStart"/>
-      <w:r>
-        <w:t>CommonJS</w:t>
-      </w:r>
-      <w:proofErr w:type="spellEnd"/>
-      <w:r>
-        <w:t xml:space="preserve"> 导入是快照，值改变不影响。</w:t>
+        <w:t>：ESM 导入有活绑定特性，值改变会同步；CommonJS 导入是快照，值改变不影响。</w:t>
       </w:r>
     </w:p>
     <w:p>
@@ -15919,23 +13601,7 @@
         <w:t>模块作用域</w:t>
       </w:r>
       <w:r>
-        <w:t>：ESM 模块作用域中 this 指向 undefined，因默认严格模式，防止污染全局空间；</w:t>
-      </w:r>
-      <w:proofErr w:type="spellStart"/>
-      <w:r>
-        <w:t>CommonJS</w:t>
-      </w:r>
-      <w:proofErr w:type="spellEnd"/>
-      <w:r>
-        <w:t xml:space="preserve"> 中 this 指向 </w:t>
-      </w:r>
-      <w:proofErr w:type="spellStart"/>
-      <w:r>
-        <w:t>module.exports</w:t>
-      </w:r>
-      <w:proofErr w:type="spellEnd"/>
-      <w:r>
-        <w:t xml:space="preserve"> 。</w:t>
+        <w:t>：ESM 模块作用域中 this 指向 undefined，因默认严格模式，防止污染全局空间；CommonJS 中 this 指向 module.exports 。</w:t>
       </w:r>
     </w:p>
     <w:p>
@@ -15956,23 +13622,7 @@
         <w:t>原因剖析</w:t>
       </w:r>
       <w:r>
-        <w:t>：ESM 是底层引擎实现模块化，</w:t>
-      </w:r>
-      <w:proofErr w:type="spellStart"/>
-      <w:r>
-        <w:t>CommonJS</w:t>
-      </w:r>
-      <w:proofErr w:type="spellEnd"/>
-      <w:r>
-        <w:t xml:space="preserve"> 是</w:t>
-      </w:r>
-      <w:proofErr w:type="gramStart"/>
-      <w:r>
-        <w:t>用立即</w:t>
-      </w:r>
-      <w:proofErr w:type="gramEnd"/>
-      <w:r>
-        <w:t>执行函数模拟模块作用域。</w:t>
+        <w:t>：ESM 是底层引擎实现模块化，CommonJS 是用立即执行函数模拟模块作用域。</w:t>
       </w:r>
     </w:p>
     <w:p>
@@ -16035,15 +13685,7 @@
         <w:t>应用差异</w:t>
       </w:r>
       <w:r>
-        <w:t>：ESM 支持顶层 await，</w:t>
-      </w:r>
-      <w:proofErr w:type="spellStart"/>
-      <w:r>
-        <w:t>CommonJS</w:t>
-      </w:r>
-      <w:proofErr w:type="spellEnd"/>
-      <w:r>
-        <w:t xml:space="preserve"> 不支持。</w:t>
+        <w:t>：ESM 支持顶层 await，CommonJS 不支持。</w:t>
       </w:r>
     </w:p>
     <w:p>
@@ -16127,15 +13769,7 @@
         <w:t>特点</w:t>
       </w:r>
       <w:r>
-        <w:t>：禁止创建全局变量，函数参数不能重名，禁止使用 with、eval、</w:t>
-      </w:r>
-      <w:proofErr w:type="spellStart"/>
-      <w:r>
-        <w:t>arguments.callee</w:t>
-      </w:r>
-      <w:proofErr w:type="spellEnd"/>
-      <w:r>
-        <w:t xml:space="preserve"> 等。</w:t>
+        <w:t>：禁止创建全局变量，函数参数不能重名，禁止使用 with、eval、arguments.callee 等。</w:t>
       </w:r>
     </w:p>
     <w:p>
@@ -16363,14 +13997,12 @@
           <w:rFonts w:hint="eastAsia"/>
         </w:rPr>
       </w:pPr>
-      <w:proofErr w:type="spellStart"/>
       <w:r>
         <w:rPr>
           <w:rFonts w:hint="eastAsia"/>
         </w:rPr>
         <w:t>WiFi</w:t>
       </w:r>
-      <w:proofErr w:type="spellEnd"/>
     </w:p>
     <w:p>
       <w:pPr>
@@ -16398,19 +14030,11 @@
           <w:rFonts w:hint="eastAsia"/>
         </w:rPr>
       </w:pPr>
-      <w:proofErr w:type="spellStart"/>
-      <w:r>
-        <w:rPr>
-          <w:rFonts w:hint="eastAsia"/>
-        </w:rPr>
-        <w:t>Wifi</w:t>
-      </w:r>
-      <w:proofErr w:type="spellEnd"/>
-      <w:r>
-        <w:rPr>
-          <w:rFonts w:hint="eastAsia"/>
-        </w:rPr>
-        <w:t>信号发射</w:t>
+      <w:r>
+        <w:rPr>
+          <w:rFonts w:hint="eastAsia"/>
+        </w:rPr>
+        <w:t>Wifi信号发射</w:t>
       </w:r>
     </w:p>
     <w:p>
@@ -16439,19 +14063,11 @@
           <w:rFonts w:hint="eastAsia"/>
         </w:rPr>
       </w:pPr>
-      <w:proofErr w:type="spellStart"/>
-      <w:r>
-        <w:rPr>
-          <w:rFonts w:hint="eastAsia"/>
-        </w:rPr>
-        <w:t>WiFi</w:t>
-      </w:r>
-      <w:proofErr w:type="spellEnd"/>
-      <w:r>
-        <w:rPr>
-          <w:rFonts w:hint="eastAsia"/>
-        </w:rPr>
-        <w:t>：</w:t>
+      <w:r>
+        <w:rPr>
+          <w:rFonts w:hint="eastAsia"/>
+        </w:rPr>
+        <w:t>WiFi：</w:t>
       </w:r>
     </w:p>
     <w:p>
@@ -16513,19 +14129,11 @@
           <w:rFonts w:hint="eastAsia"/>
         </w:rPr>
       </w:pPr>
-      <w:proofErr w:type="gramStart"/>
-      <w:r>
-        <w:rPr>
-          <w:rFonts w:hint="eastAsia"/>
-        </w:rPr>
-        <w:t>三频路由器</w:t>
-      </w:r>
-      <w:proofErr w:type="gramEnd"/>
-      <w:r>
-        <w:rPr>
-          <w:rFonts w:hint="eastAsia"/>
-        </w:rPr>
-        <w:t>：三个独立的发射和接收硬件</w:t>
+      <w:r>
+        <w:rPr>
+          <w:rFonts w:hint="eastAsia"/>
+        </w:rPr>
+        <w:t>三频路由器：三个独立的发射和接收硬件</w:t>
       </w:r>
     </w:p>
     <w:p>
@@ -16644,13 +14252,8 @@
           <w:rFonts w:hint="eastAsia"/>
         </w:rPr>
       </w:pPr>
-      <w:proofErr w:type="gramStart"/>
-      <w:r>
-        <w:t>本次课先回顾</w:t>
-      </w:r>
-      <w:proofErr w:type="gramEnd"/>
-      <w:r>
-        <w:t>上节课 JS 知识，接着讲解网络基础，包括网络模型、硬件设备及网络相关概念等内容。</w:t>
+      <w:r>
+        <w:t>本次课先回顾上节课 JS 知识，接着讲解网络基础，包括网络模型、硬件设备及网络相关概念等内容。</w:t>
       </w:r>
     </w:p>
     <w:p>
@@ -16692,23 +14295,7 @@
         <w:t>this 指向</w:t>
       </w:r>
       <w:r>
-        <w:t>：ESM 快作用域默认严格模式下，this 指向 undefined；</w:t>
-      </w:r>
-      <w:proofErr w:type="spellStart"/>
-      <w:r>
-        <w:t>CommonJS</w:t>
-      </w:r>
-      <w:proofErr w:type="spellEnd"/>
-      <w:r>
-        <w:t xml:space="preserve"> 中 this 指向 </w:t>
-      </w:r>
-      <w:proofErr w:type="spellStart"/>
-      <w:r>
-        <w:t>module.exports</w:t>
-      </w:r>
-      <w:proofErr w:type="spellEnd"/>
-      <w:r>
-        <w:t xml:space="preserve"> 。</w:t>
+        <w:t>：ESM 快作用域默认严格模式下，this 指向 undefined；CommonJS 中 this 指向 module.exports 。</w:t>
       </w:r>
     </w:p>
     <w:p>
@@ -16729,15 +14316,7 @@
         <w:t>顶层 Await</w:t>
       </w:r>
       <w:r>
-        <w:t>：ESM 支持顶层 Await ，</w:t>
-      </w:r>
-      <w:proofErr w:type="spellStart"/>
-      <w:r>
-        <w:t>CommonJS</w:t>
-      </w:r>
-      <w:proofErr w:type="spellEnd"/>
-      <w:r>
-        <w:t xml:space="preserve"> 不支持。</w:t>
+        <w:t>：ESM 支持顶层 Await ，CommonJS 不支持。</w:t>
       </w:r>
     </w:p>
     <w:p>
@@ -16801,15 +14380,7 @@
         <w:t>本节课安排</w:t>
       </w:r>
       <w:r>
-        <w:t>：讲解网络知识，后续做小型前后端项目，再</w:t>
-      </w:r>
-      <w:proofErr w:type="gramStart"/>
-      <w:r>
-        <w:t>讲解面</w:t>
-      </w:r>
-      <w:proofErr w:type="gramEnd"/>
-      <w:r>
-        <w:t>试题；推荐的书已下载，老师将投屏讲解。</w:t>
+        <w:t>：讲解网络知识，后续做小型前后端项目，再讲解面试题；推荐的书已下载，老师将投屏讲解。</w:t>
       </w:r>
     </w:p>
     <w:p>
@@ -16893,15 +14464,7 @@
         <w:t>光猫</w:t>
       </w:r>
       <w:r>
-        <w:t xml:space="preserve">：运营商安装，核心功能是调制解调器，可将光信号与电信号相互转换，实现数据传输，还具备路由和 </w:t>
-      </w:r>
-      <w:proofErr w:type="spellStart"/>
-      <w:r>
-        <w:t>WiFi</w:t>
-      </w:r>
-      <w:proofErr w:type="spellEnd"/>
-      <w:r>
-        <w:t xml:space="preserve"> 功能。</w:t>
+        <w:t>：运营商安装，核心功能是调制解调器，可将光信号与电信号相互转换，实现数据传输，还具备路由和 WiFi 功能。</w:t>
       </w:r>
     </w:p>
     <w:p>
@@ -16922,39 +14485,7 @@
         <w:t>路由器</w:t>
       </w:r>
       <w:r>
-        <w:t xml:space="preserve">：功能包括发射 </w:t>
-      </w:r>
-      <w:proofErr w:type="spellStart"/>
-      <w:r>
-        <w:t>WiFi</w:t>
-      </w:r>
-      <w:proofErr w:type="spellEnd"/>
-      <w:r>
-        <w:t xml:space="preserve"> 信号和管理局域网设备；</w:t>
-      </w:r>
-      <w:proofErr w:type="spellStart"/>
-      <w:r>
-        <w:t>WiFi</w:t>
-      </w:r>
-      <w:proofErr w:type="spellEnd"/>
-      <w:r>
-        <w:t xml:space="preserve"> 涉及信道频率等概念，如最新标准 [802.11.AC](802.11.AC) 可称 </w:t>
-      </w:r>
-      <w:proofErr w:type="spellStart"/>
-      <w:r>
-        <w:t>WiFi</w:t>
-      </w:r>
-      <w:proofErr w:type="spellEnd"/>
-      <w:r>
-        <w:t xml:space="preserve"> 5，能发射 2.4G 和 5G 赫兹信道，5G 赫兹信道强但不适合穿墙；</w:t>
-      </w:r>
-      <w:proofErr w:type="gramStart"/>
-      <w:r>
-        <w:t>三频路由器</w:t>
-      </w:r>
-      <w:proofErr w:type="gramEnd"/>
-      <w:r>
-        <w:t>通过三个独立收发硬件实现网络分流。</w:t>
+        <w:t>：功能包括发射 WiFi 信号和管理局域网设备；WiFi 涉及信道频率等概念，如最新标准 [802.11.AC](802.11.AC) 可称 WiFi 5，能发射 2.4G 和 5G 赫兹信道，5G 赫兹信道强但不适合穿墙；三频路由器通过三个独立收发硬件实现网络分流。</w:t>
       </w:r>
     </w:p>
     <w:p>
@@ -17017,15 +14548,7 @@
         <w:t>局域网 IP</w:t>
       </w:r>
       <w:r>
-        <w:t xml:space="preserve">：一般以 192.168 开头，IPv4 是 32 位二进制，分为 4 </w:t>
-      </w:r>
-      <w:proofErr w:type="gramStart"/>
-      <w:r>
-        <w:t>个</w:t>
-      </w:r>
-      <w:proofErr w:type="gramEnd"/>
-      <w:r>
-        <w:t xml:space="preserve"> 8 位表达。</w:t>
+        <w:t>：一般以 192.168 开头，IPv4 是 32 位二进制，分为 4 个 8 位表达。</w:t>
       </w:r>
     </w:p>
     <w:p>
@@ -17046,15 +14569,7 @@
         <w:t>子网掩码</w:t>
       </w:r>
       <w:r>
-        <w:t>：用于判断 IP 是</w:t>
-      </w:r>
-      <w:proofErr w:type="gramStart"/>
-      <w:r>
-        <w:t>本地还是</w:t>
-      </w:r>
-      <w:proofErr w:type="gramEnd"/>
-      <w:r>
-        <w:t>外部。</w:t>
+        <w:t>：用于判断 IP 是本地还是外部。</w:t>
       </w:r>
     </w:p>
     <w:p>
@@ -17291,21 +14806,7 @@
         <w:rPr>
           <w:rFonts w:hint="eastAsia"/>
         </w:rPr>
-        <w:t>特殊</w:t>
-      </w:r>
-      <w:proofErr w:type="spellStart"/>
-      <w:r>
-        <w:rPr>
-          <w:rFonts w:hint="eastAsia"/>
-        </w:rPr>
-        <w:t>ip</w:t>
-      </w:r>
-      <w:proofErr w:type="spellEnd"/>
-      <w:r>
-        <w:rPr>
-          <w:rFonts w:hint="eastAsia"/>
-        </w:rPr>
-        <w:t>：192.168.0.0~192.168.255.255</w:t>
+        <w:t>特殊ip：192.168.0.0~192.168.255.255</w:t>
       </w:r>
     </w:p>
     <w:p>
@@ -17377,21 +14878,7 @@
           <w:rFonts w:hint="eastAsia"/>
         </w:rPr>
         <w:lastRenderedPageBreak/>
-        <w:t>用于区分</w:t>
-      </w:r>
-      <w:proofErr w:type="spellStart"/>
-      <w:r>
-        <w:rPr>
-          <w:rFonts w:hint="eastAsia"/>
-        </w:rPr>
-        <w:t>ip</w:t>
-      </w:r>
-      <w:proofErr w:type="spellEnd"/>
-      <w:r>
-        <w:rPr>
-          <w:rFonts w:hint="eastAsia"/>
-        </w:rPr>
-        <w:t>地址在不在局域网里</w:t>
+        <w:t>用于区分ip地址在不在局域网里</w:t>
       </w:r>
       <w:r>
         <w:rPr>
@@ -17435,16 +14922,8 @@
         <w:rPr>
           <w:rFonts w:hint="eastAsia"/>
         </w:rPr>
-        <w:t>192.168.1.1，</w:t>
-      </w:r>
-      <w:proofErr w:type="gramStart"/>
-      <w:r>
-        <w:rPr>
-          <w:rFonts w:hint="eastAsia"/>
-        </w:rPr>
-        <w:t>光猫地址</w:t>
-      </w:r>
-      <w:proofErr w:type="gramEnd"/>
+        <w:t>192.168.1.1，光猫地址</w:t>
+      </w:r>
     </w:p>
     <w:p>
       <w:pPr>
@@ -17529,15 +15008,7 @@
         <w:t>光猫</w:t>
       </w:r>
       <w:r>
-        <w:t xml:space="preserve">：有调制解调器、路由和 </w:t>
-      </w:r>
-      <w:proofErr w:type="spellStart"/>
-      <w:r>
-        <w:t>WiFi</w:t>
-      </w:r>
-      <w:proofErr w:type="spellEnd"/>
-      <w:r>
-        <w:t xml:space="preserve"> 功能，能将光纤光信号转换为电信号。</w:t>
+        <w:t>：有调制解调器、路由和 WiFi 功能，能将光纤光信号转换为电信号。</w:t>
       </w:r>
     </w:p>
     <w:p>
@@ -17558,15 +15029,7 @@
         <w:t>路由器</w:t>
       </w:r>
       <w:r>
-        <w:t xml:space="preserve">：发射 </w:t>
-      </w:r>
-      <w:proofErr w:type="spellStart"/>
-      <w:r>
-        <w:t>WiFi</w:t>
-      </w:r>
-      <w:proofErr w:type="spellEnd"/>
-      <w:r>
-        <w:t xml:space="preserve"> 信号、管理局域网设备，有 2.4G 和 5G 两个频率信道。</w:t>
+        <w:t>：发射 WiFi 信号、管理局域网设备，有 2.4G 和 5G 两个频率信道。</w:t>
       </w:r>
     </w:p>
     <w:p>
@@ -17587,15 +15050,7 @@
         <w:t>网络基础</w:t>
       </w:r>
       <w:r>
-        <w:t>：建立</w:t>
-      </w:r>
-      <w:proofErr w:type="gramStart"/>
-      <w:r>
-        <w:t>网站需</w:t>
-      </w:r>
-      <w:proofErr w:type="gramEnd"/>
-      <w:r>
-        <w:t>购买域名并暴露在公网地址，局域网 IP 有 IPv4 和 IPv6；DNS 是域名解析服务，将域名转化为 IP 地址；想提高网速可选择人少用的信道，穿墙远可选 2.4G 频段。</w:t>
+        <w:t>：建立网站需购买域名并暴露在公网地址，局域网 IP 有 IPv4 和 IPv6；DNS 是域名解析服务，将域名转化为 IP 地址；想提高网速可选择人少用的信道，穿墙远可选 2.4G 频段。</w:t>
       </w:r>
     </w:p>
     <w:p>
@@ -17637,15 +15092,7 @@
         <w:t>联网设备</w:t>
       </w:r>
       <w:r>
-        <w:t xml:space="preserve">：手机、电脑等能联网是因有网卡，台式机可通过无线网卡实现 </w:t>
-      </w:r>
-      <w:proofErr w:type="spellStart"/>
-      <w:r>
-        <w:t>WiFi</w:t>
-      </w:r>
-      <w:proofErr w:type="spellEnd"/>
-      <w:r>
-        <w:t xml:space="preserve"> 联网。</w:t>
+        <w:t>：手机、电脑等能联网是因有网卡，台式机可通过无线网卡实现 WiFi 联网。</w:t>
       </w:r>
     </w:p>
     <w:p>
@@ -17687,23 +15134,7 @@
         <w:t>以太网</w:t>
       </w:r>
       <w:r>
-        <w:t>：管理局域网通信，设备在同一局域网</w:t>
-      </w:r>
-      <w:proofErr w:type="gramStart"/>
-      <w:r>
-        <w:t>且网段相同</w:t>
-      </w:r>
-      <w:proofErr w:type="gramEnd"/>
-      <w:r>
-        <w:t>时可直接通信，网</w:t>
-      </w:r>
-      <w:proofErr w:type="gramStart"/>
-      <w:r>
-        <w:t>段不同</w:t>
-      </w:r>
-      <w:proofErr w:type="gramEnd"/>
-      <w:r>
-        <w:t>则需路由器中转。</w:t>
+        <w:t>：管理局域网通信，设备在同一局域网且网段相同时可直接通信，网段不同则需路由器中转。</w:t>
       </w:r>
     </w:p>
     <w:p>
@@ -17775,15 +15206,7 @@
         <w:t>子网掩码</w:t>
       </w:r>
       <w:r>
-        <w:t>：</w:t>
-      </w:r>
-      <w:proofErr w:type="gramStart"/>
-      <w:r>
-        <w:t>如杠</w:t>
-      </w:r>
-      <w:proofErr w:type="gramEnd"/>
-      <w:r>
-        <w:t xml:space="preserve"> 24 表示 [255.255.255.0](255.255.255.0) ，作用是区分 IP 地址是否在局域网，同一路由器下子网掩码大概率相同。</w:t>
+        <w:t>：如杠 24 表示 [255.255.255.0](255.255.255.0) ，作用是区分 IP 地址是否在局域网，同一路由器下子网掩码大概率相同。</w:t>
       </w:r>
     </w:p>
     <w:p>
@@ -17804,15 +15227,7 @@
         <w:t>网关</w:t>
       </w:r>
       <w:r>
-        <w:t>：即 Getaway，局域网地址一般为 [192.168.1.1](192.168.1.1) ，</w:t>
-      </w:r>
-      <w:proofErr w:type="gramStart"/>
-      <w:r>
-        <w:t>是光猫地址</w:t>
-      </w:r>
-      <w:proofErr w:type="gramEnd"/>
-      <w:r>
-        <w:t>，作用是将局域网内部数据转到外部。</w:t>
+        <w:t>：即 Getaway，局域网地址一般为 [192.168.1.1](192.168.1.1) ，是光猫地址，作用是将局域网内部数据转到外部。</w:t>
       </w:r>
     </w:p>
     <w:p>
@@ -17833,15 +15248,7 @@
         <w:t>DNS</w:t>
       </w:r>
       <w:r>
-        <w:t xml:space="preserve">：域名解析地址，如 [8.8.8.8](8.8.8.8) </w:t>
-      </w:r>
-      <w:proofErr w:type="gramStart"/>
-      <w:r>
-        <w:t>是谷歌公共</w:t>
-      </w:r>
-      <w:proofErr w:type="gramEnd"/>
-      <w:r>
-        <w:t xml:space="preserve"> DNS 服务器地址，存有域名和 IP 地址对应关系，设备初始 DNS 由运营商提供，可手动更换；通过 DNS 解析域名后才能进行 HTTP 请求访问网页。</w:t>
+        <w:t>：域名解析地址，如 [8.8.8.8](8.8.8.8) 是谷歌公共 DNS 服务器地址，存有域名和 IP 地址对应关系，设备初始 DNS 由运营商提供，可手动更换；通过 DNS 解析域名后才能进行 HTTP 请求访问网页。</w:t>
       </w:r>
     </w:p>
     <w:p>
@@ -17946,15 +15353,7 @@
         <w:t>路由模式</w:t>
       </w:r>
       <w:r>
-        <w:t>：</w:t>
-      </w:r>
-      <w:proofErr w:type="gramStart"/>
-      <w:r>
-        <w:t>光猫为</w:t>
-      </w:r>
-      <w:proofErr w:type="gramEnd"/>
-      <w:r>
-        <w:t>第一层，路由器为第二层，设备为第三层，访问外网需两次 NAT 转换，即双层 NAT。</w:t>
+        <w:t>：光猫为第一层，路由器为第二层，设备为第三层，访问外网需两次 NAT 转换，即双层 NAT。</w:t>
       </w:r>
     </w:p>
     <w:p>
@@ -17975,23 +15374,7 @@
         <w:t>桥接模式</w:t>
       </w:r>
       <w:r>
-        <w:t>：路由器</w:t>
-      </w:r>
-      <w:proofErr w:type="gramStart"/>
-      <w:r>
-        <w:t>接管光猫公网</w:t>
-      </w:r>
-      <w:proofErr w:type="gramEnd"/>
-      <w:r>
-        <w:t xml:space="preserve"> IP，</w:t>
-      </w:r>
-      <w:proofErr w:type="gramStart"/>
-      <w:r>
-        <w:t>光猫仅</w:t>
-      </w:r>
-      <w:proofErr w:type="gramEnd"/>
-      <w:r>
-        <w:t>作调制解调器，减少 NAT 转换，提升性能；可打电话给运营商修改，路由器需配置 PPPOE 拨号机制。</w:t>
+        <w:t>：路由器接管光猫公网 IP，光猫仅作调制解调器，减少 NAT 转换，提升性能；可打电话给运营商修改，路由器需配置 PPPOE 拨号机制。</w:t>
       </w:r>
     </w:p>
     <w:p>
@@ -18109,15 +15492,7 @@
         <w:t>树型拓扑</w:t>
       </w:r>
       <w:r>
-        <w:t>：层次结构，像一棵树。结合了总线拓扑和星型拓扑的特点，易于扩展，</w:t>
-      </w:r>
-      <w:proofErr w:type="gramStart"/>
-      <w:r>
-        <w:t>但根节点</w:t>
-      </w:r>
-      <w:proofErr w:type="gramEnd"/>
-      <w:r>
-        <w:t>故障会影响整个网络。</w:t>
+        <w:t>：层次结构，像一棵树。结合了总线拓扑和星型拓扑的特点，易于扩展，但根节点故障会影响整个网络。</w:t>
       </w:r>
     </w:p>
     <w:p>
@@ -18433,16 +15808,8 @@
         <w:rPr>
           <w:rFonts w:hint="eastAsia"/>
         </w:rPr>
-        <w:t>WAN只有一个</w:t>
-      </w:r>
-      <w:proofErr w:type="spellStart"/>
-      <w:r>
-        <w:rPr>
-          <w:rFonts w:hint="eastAsia"/>
-        </w:rPr>
-        <w:t>ip</w:t>
-      </w:r>
-      <w:proofErr w:type="spellEnd"/>
+        <w:t>WAN只有一个ip</w:t>
+      </w:r>
     </w:p>
     <w:p>
       <w:pPr>
@@ -18488,21 +15855,7 @@
         <w:rPr>
           <w:rFonts w:hint="eastAsia"/>
         </w:rPr>
-        <w:t>127.0.0.1和local host对浏览器来说</w:t>
-      </w:r>
-      <w:proofErr w:type="gramStart"/>
-      <w:r>
-        <w:rPr>
-          <w:rFonts w:hint="eastAsia"/>
-        </w:rPr>
-        <w:t>不</w:t>
-      </w:r>
-      <w:proofErr w:type="gramEnd"/>
-      <w:r>
-        <w:rPr>
-          <w:rFonts w:hint="eastAsia"/>
-        </w:rPr>
-        <w:t>同源</w:t>
+        <w:t>127.0.0.1和local host对浏览器来说不同源</w:t>
       </w:r>
     </w:p>
     <w:p>
@@ -18595,16 +15948,8 @@
         <w:rPr>
           <w:rFonts w:hint="eastAsia"/>
         </w:rPr>
-        <w:t>在手机上访问电脑打开的网页的方法：访问电脑的</w:t>
-      </w:r>
-      <w:proofErr w:type="spellStart"/>
-      <w:r>
-        <w:rPr>
-          <w:rFonts w:hint="eastAsia"/>
-        </w:rPr>
-        <w:t>ip</w:t>
-      </w:r>
-      <w:proofErr w:type="spellEnd"/>
+        <w:t>在手机上访问电脑打开的网页的方法：访问电脑的ip</w:t>
+      </w:r>
     </w:p>
     <w:p>
       <w:pPr>
@@ -18686,21 +16031,7 @@
         <w:rPr>
           <w:rFonts w:hint="eastAsia"/>
         </w:rPr>
-        <w:t>客户端（浏览器/</w:t>
-      </w:r>
-      <w:proofErr w:type="gramStart"/>
-      <w:r>
-        <w:rPr>
-          <w:rFonts w:hint="eastAsia"/>
-        </w:rPr>
-        <w:t>微信</w:t>
-      </w:r>
-      <w:proofErr w:type="gramEnd"/>
-      <w:r>
-        <w:rPr>
-          <w:rFonts w:hint="eastAsia"/>
-        </w:rPr>
-        <w:t>……），服务端</w:t>
+        <w:t>客户端（浏览器/微信……），服务端</w:t>
       </w:r>
     </w:p>
     <w:p>
@@ -18745,21 +16076,7 @@
         <w:rPr>
           <w:rFonts w:hint="eastAsia"/>
         </w:rPr>
-        <w:t>)、FTP(客户端服务</w:t>
-      </w:r>
-      <w:proofErr w:type="gramStart"/>
-      <w:r>
-        <w:rPr>
-          <w:rFonts w:hint="eastAsia"/>
-        </w:rPr>
-        <w:t>端文件</w:t>
-      </w:r>
-      <w:proofErr w:type="gramEnd"/>
-      <w:r>
-        <w:rPr>
-          <w:rFonts w:hint="eastAsia"/>
-        </w:rPr>
-        <w:t>传输20)、……</w:t>
+        <w:t>)、FTP(客户端服务端文件传输20)、……</w:t>
       </w:r>
       <w:r>
         <w:rPr>
@@ -19015,15 +16332,7 @@
         <w:t>数据封装</w:t>
       </w:r>
       <w:r>
-        <w:t>：给传输层 TCP、UDP 传下来的数据段加上目标 IP 和</w:t>
-      </w:r>
-      <w:proofErr w:type="gramStart"/>
-      <w:r>
-        <w:t xml:space="preserve">源 </w:t>
-      </w:r>
-      <w:proofErr w:type="gramEnd"/>
-      <w:r>
-        <w:t>IP。</w:t>
+        <w:t>：给传输层 TCP、UDP 传下来的数据段加上目标 IP 和源 IP。</w:t>
       </w:r>
     </w:p>
     <w:p>
@@ -19086,15 +16395,7 @@
         <w:t>[192.168.0.0](192.168.0.0) - 255.255</w:t>
       </w:r>
       <w:r>
-        <w:t xml:space="preserve">：用于组建家庭局域网，理论含 256×256 </w:t>
-      </w:r>
-      <w:proofErr w:type="gramStart"/>
-      <w:r>
-        <w:t>个</w:t>
-      </w:r>
-      <w:proofErr w:type="gramEnd"/>
-      <w:r>
-        <w:t xml:space="preserve"> IP ，通过 NAT 实现内外网 IP 转换。</w:t>
+        <w:t>：用于组建家庭局域网，理论含 256×256 个 IP ，通过 NAT 实现内外网 IP 转换。</w:t>
       </w:r>
     </w:p>
     <w:p>
@@ -19140,15 +16441,7 @@
         </w:r>
       </w:hyperlink>
       <w:r>
-        <w:t xml:space="preserve">：[127.0.0.1](127.0.0.1) 的域名，与 [127.0.0.1](127.0.0.1) </w:t>
-      </w:r>
-      <w:proofErr w:type="gramStart"/>
-      <w:r>
-        <w:t>不</w:t>
-      </w:r>
-      <w:proofErr w:type="gramEnd"/>
-      <w:r>
-        <w:t>同源。</w:t>
+        <w:t>：[127.0.0.1](127.0.0.1) 的域名，与 [127.0.0.1](127.0.0.1) 不同源。</w:t>
       </w:r>
     </w:p>
     <w:p>
@@ -19341,23 +16634,7 @@
           <w:b/>
           <w:bCs/>
         </w:rPr>
-        <w:t>核心区别速</w:t>
-      </w:r>
-      <w:proofErr w:type="gramStart"/>
-      <w:r>
-        <w:rPr>
-          <w:b/>
-          <w:bCs/>
-        </w:rPr>
-        <w:t>览</w:t>
-      </w:r>
-      <w:proofErr w:type="gramEnd"/>
-      <w:r>
-        <w:rPr>
-          <w:b/>
-          <w:bCs/>
-        </w:rPr>
-        <w:t xml:space="preserve"> </w:t>
+        <w:t xml:space="preserve">核心区别速览 </w:t>
       </w:r>
     </w:p>
     <w:tbl>
@@ -20727,15 +18004,7 @@
               </w:rPr>
             </w:pPr>
             <w:r>
-              <w:t>带宽</w:t>
-            </w:r>
-            <w:proofErr w:type="gramStart"/>
-            <w:r>
-              <w:t>敏感用</w:t>
-            </w:r>
-            <w:proofErr w:type="gramEnd"/>
-            <w:r>
-              <w:t>UDP</w:t>
+              <w:t>带宽敏感用UDP</w:t>
             </w:r>
           </w:p>
         </w:tc>
@@ -20818,15 +18087,7 @@
               </w:rPr>
             </w:pPr>
             <w:r>
-              <w:t>简单应用</w:t>
-            </w:r>
-            <w:proofErr w:type="gramStart"/>
-            <w:r>
-              <w:t>用</w:t>
-            </w:r>
-            <w:proofErr w:type="gramEnd"/>
-            <w:r>
-              <w:t>UDP</w:t>
+              <w:t>简单应用用UDP</w:t>
             </w:r>
           </w:p>
         </w:tc>
@@ -21770,72 +19031,20 @@
         <w:rPr>
           <w:rFonts w:hint="eastAsia"/>
         </w:rPr>
-        <w:t xml:space="preserve">const app = </w:t>
-      </w:r>
-      <w:proofErr w:type="gramStart"/>
-      <w:r>
-        <w:rPr>
-          <w:rFonts w:hint="eastAsia"/>
-        </w:rPr>
-        <w:t>express(</w:t>
-      </w:r>
-      <w:proofErr w:type="gramEnd"/>
-      <w:r>
-        <w:rPr>
-          <w:rFonts w:hint="eastAsia"/>
-        </w:rPr>
-        <w:t>);</w:t>
-      </w:r>
-    </w:p>
-    <w:p>
-      <w:pPr>
-        <w:rPr>
-          <w:rFonts w:hint="eastAsia"/>
-        </w:rPr>
-      </w:pPr>
-      <w:proofErr w:type="spellStart"/>
-      <w:proofErr w:type="gramStart"/>
-      <w:r>
-        <w:rPr>
-          <w:rFonts w:hint="eastAsia"/>
-        </w:rPr>
-        <w:t>app.listen</w:t>
-      </w:r>
-      <w:proofErr w:type="spellEnd"/>
-      <w:proofErr w:type="gramEnd"/>
-      <w:r>
-        <w:rPr>
-          <w:rFonts w:hint="eastAsia"/>
-        </w:rPr>
-        <w:t>(</w:t>
-      </w:r>
-      <w:proofErr w:type="gramStart"/>
-      <w:r>
-        <w:rPr>
-          <w:rFonts w:hint="eastAsia"/>
-        </w:rPr>
-        <w:t>PORT,(</w:t>
-      </w:r>
-      <w:proofErr w:type="gramEnd"/>
-      <w:r>
-        <w:rPr>
-          <w:rFonts w:hint="eastAsia"/>
-        </w:rPr>
-        <w:t>)=</w:t>
-      </w:r>
-      <w:proofErr w:type="gramStart"/>
-      <w:r>
-        <w:rPr>
-          <w:rFonts w:hint="eastAsia"/>
-        </w:rPr>
-        <w:t>&gt;{</w:t>
-      </w:r>
-      <w:proofErr w:type="gramEnd"/>
-      <w:r>
-        <w:rPr>
-          <w:rFonts w:hint="eastAsia"/>
-        </w:rPr>
-        <w:t>})</w:t>
+        <w:t>const app = express();</w:t>
+      </w:r>
+    </w:p>
+    <w:p>
+      <w:pPr>
+        <w:rPr>
+          <w:rFonts w:hint="eastAsia"/>
+        </w:rPr>
+      </w:pPr>
+      <w:r>
+        <w:rPr>
+          <w:rFonts w:hint="eastAsia"/>
+        </w:rPr>
+        <w:t>app.listen(PORT,()=&gt;{})</w:t>
       </w:r>
     </w:p>
     <w:p>
@@ -21935,115 +19144,33 @@
               <w:rPr>
                 <w:rFonts w:hint="eastAsia"/>
               </w:rPr>
-              <w:t xml:space="preserve">const server = </w:t>
-            </w:r>
-            <w:proofErr w:type="spellStart"/>
-            <w:proofErr w:type="gramStart"/>
-            <w:r>
-              <w:rPr>
-                <w:rFonts w:hint="eastAsia"/>
-              </w:rPr>
-              <w:t>http.createServer</w:t>
-            </w:r>
-            <w:proofErr w:type="spellEnd"/>
-            <w:proofErr w:type="gramEnd"/>
-            <w:r>
-              <w:rPr>
-                <w:rFonts w:hint="eastAsia"/>
-              </w:rPr>
-              <w:t>((req, res) =&gt; {</w:t>
-            </w:r>
-          </w:p>
-          <w:p>
-            <w:pPr>
-              <w:rPr>
-                <w:rFonts w:hint="eastAsia"/>
-              </w:rPr>
-            </w:pPr>
-            <w:r>
-              <w:rPr>
-                <w:rFonts w:hint="eastAsia"/>
-              </w:rPr>
-              <w:t xml:space="preserve">  </w:t>
-            </w:r>
-            <w:proofErr w:type="spellStart"/>
-            <w:proofErr w:type="gramStart"/>
-            <w:r>
-              <w:rPr>
-                <w:rFonts w:hint="eastAsia"/>
-              </w:rPr>
-              <w:t>res.writeHead</w:t>
-            </w:r>
-            <w:proofErr w:type="spellEnd"/>
-            <w:proofErr w:type="gramEnd"/>
-            <w:r>
-              <w:rPr>
-                <w:rFonts w:hint="eastAsia"/>
-              </w:rPr>
-              <w:t xml:space="preserve">(200, </w:t>
-            </w:r>
-            <w:proofErr w:type="gramStart"/>
-            <w:r>
-              <w:rPr>
-                <w:rFonts w:hint="eastAsia"/>
-              </w:rPr>
-              <w:t>{ "</w:t>
-            </w:r>
-            <w:proofErr w:type="gramEnd"/>
-            <w:r>
-              <w:rPr>
-                <w:rFonts w:hint="eastAsia"/>
-              </w:rPr>
-              <w:t>Content-Type": "text/plain</w:t>
-            </w:r>
-            <w:proofErr w:type="gramStart"/>
-            <w:r>
-              <w:rPr>
-                <w:rFonts w:hint="eastAsia"/>
-              </w:rPr>
-              <w:t>" }</w:t>
-            </w:r>
-            <w:proofErr w:type="gramEnd"/>
-            <w:r>
-              <w:rPr>
-                <w:rFonts w:hint="eastAsia"/>
-              </w:rPr>
-              <w:t>)</w:t>
-            </w:r>
-          </w:p>
-          <w:p>
-            <w:pPr>
-              <w:rPr>
-                <w:rFonts w:hint="eastAsia"/>
-              </w:rPr>
-            </w:pPr>
-            <w:r>
-              <w:rPr>
-                <w:rFonts w:hint="eastAsia"/>
-              </w:rPr>
-              <w:t xml:space="preserve">  </w:t>
-            </w:r>
-            <w:proofErr w:type="spellStart"/>
-            <w:proofErr w:type="gramStart"/>
-            <w:r>
-              <w:rPr>
-                <w:rFonts w:hint="eastAsia"/>
-              </w:rPr>
-              <w:t>res.end</w:t>
-            </w:r>
-            <w:proofErr w:type="spellEnd"/>
-            <w:r>
-              <w:rPr>
-                <w:rFonts w:hint="eastAsia"/>
-              </w:rPr>
-              <w:t>(</w:t>
-            </w:r>
-            <w:proofErr w:type="gramEnd"/>
-            <w:r>
-              <w:rPr>
-                <w:rFonts w:hint="eastAsia"/>
-              </w:rPr>
-              <w:t>"Hello HTTP/1.1\n")</w:t>
+              <w:t>const server = http.createServer((req, res) =&gt; {</w:t>
+            </w:r>
+          </w:p>
+          <w:p>
+            <w:pPr>
+              <w:rPr>
+                <w:rFonts w:hint="eastAsia"/>
+              </w:rPr>
+            </w:pPr>
+            <w:r>
+              <w:rPr>
+                <w:rFonts w:hint="eastAsia"/>
+              </w:rPr>
+              <w:t xml:space="preserve">  res.writeHead(200, { "Content-Type": "text/plain" })</w:t>
+            </w:r>
+          </w:p>
+          <w:p>
+            <w:pPr>
+              <w:rPr>
+                <w:rFonts w:hint="eastAsia"/>
+              </w:rPr>
+            </w:pPr>
+            <w:r>
+              <w:rPr>
+                <w:rFonts w:hint="eastAsia"/>
+              </w:rPr>
+              <w:t xml:space="preserve">  res.end("Hello HTTP/1.1\n")</w:t>
             </w:r>
           </w:p>
           <w:p>
@@ -22065,21 +19192,11 @@
                 <w:rFonts w:hint="eastAsia"/>
               </w:rPr>
             </w:pPr>
-            <w:proofErr w:type="spellStart"/>
-            <w:proofErr w:type="gramStart"/>
-            <w:r>
-              <w:rPr>
-                <w:rFonts w:hint="eastAsia"/>
-              </w:rPr>
-              <w:t>server.listen</w:t>
-            </w:r>
-            <w:proofErr w:type="spellEnd"/>
-            <w:proofErr w:type="gramEnd"/>
-            <w:r>
-              <w:rPr>
-                <w:rFonts w:hint="eastAsia"/>
-              </w:rPr>
-              <w:t>(3000)</w:t>
+            <w:r>
+              <w:rPr>
+                <w:rFonts w:hint="eastAsia"/>
+              </w:rPr>
+              <w:t>server.listen(3000)</w:t>
             </w:r>
           </w:p>
         </w:tc>
@@ -22125,92 +19242,20 @@
               <w:rPr>
                 <w:rFonts w:hint="eastAsia"/>
               </w:rPr>
-              <w:t xml:space="preserve">  </w:t>
-            </w:r>
-            <w:proofErr w:type="spellStart"/>
-            <w:proofErr w:type="gramStart"/>
-            <w:r>
-              <w:rPr>
-                <w:rFonts w:hint="eastAsia"/>
-              </w:rPr>
-              <w:t>res.stream</w:t>
-            </w:r>
-            <w:proofErr w:type="gramEnd"/>
-            <w:r>
-              <w:rPr>
-                <w:rFonts w:hint="eastAsia"/>
-              </w:rPr>
-              <w:t>.</w:t>
-            </w:r>
-            <w:proofErr w:type="gramStart"/>
-            <w:r>
-              <w:rPr>
-                <w:rFonts w:hint="eastAsia"/>
-              </w:rPr>
-              <w:t>respond</w:t>
-            </w:r>
-            <w:proofErr w:type="spellEnd"/>
-            <w:r>
-              <w:rPr>
-                <w:rFonts w:hint="eastAsia"/>
-              </w:rPr>
-              <w:t>({ "</w:t>
-            </w:r>
-            <w:proofErr w:type="gramEnd"/>
-            <w:r>
-              <w:rPr>
-                <w:rFonts w:hint="eastAsia"/>
-              </w:rPr>
-              <w:t>:status": 200, "content-type": "text/plain</w:t>
-            </w:r>
-            <w:proofErr w:type="gramStart"/>
-            <w:r>
-              <w:rPr>
-                <w:rFonts w:hint="eastAsia"/>
-              </w:rPr>
-              <w:t>" }</w:t>
-            </w:r>
-            <w:proofErr w:type="gramEnd"/>
-            <w:r>
-              <w:rPr>
-                <w:rFonts w:hint="eastAsia"/>
-              </w:rPr>
-              <w:t>)</w:t>
-            </w:r>
-          </w:p>
-          <w:p>
-            <w:pPr>
-              <w:rPr>
-                <w:rFonts w:hint="eastAsia"/>
-              </w:rPr>
-            </w:pPr>
-            <w:r>
-              <w:rPr>
-                <w:rFonts w:hint="eastAsia"/>
-              </w:rPr>
-              <w:t xml:space="preserve">  </w:t>
-            </w:r>
-            <w:proofErr w:type="spellStart"/>
-            <w:proofErr w:type="gramStart"/>
-            <w:r>
-              <w:rPr>
-                <w:rFonts w:hint="eastAsia"/>
-              </w:rPr>
-              <w:t>res.stream.end</w:t>
-            </w:r>
-            <w:proofErr w:type="spellEnd"/>
-            <w:r>
-              <w:rPr>
-                <w:rFonts w:hint="eastAsia"/>
-              </w:rPr>
-              <w:t>(</w:t>
-            </w:r>
-            <w:proofErr w:type="gramEnd"/>
-            <w:r>
-              <w:rPr>
-                <w:rFonts w:hint="eastAsia"/>
-              </w:rPr>
-              <w:t>"Hello HTTP/2")</w:t>
+              <w:t xml:space="preserve">  res.stream.respond({ ":status": 200, "content-type": "text/plain" })</w:t>
+            </w:r>
+          </w:p>
+          <w:p>
+            <w:pPr>
+              <w:rPr>
+                <w:rFonts w:hint="eastAsia"/>
+              </w:rPr>
+            </w:pPr>
+            <w:r>
+              <w:rPr>
+                <w:rFonts w:hint="eastAsia"/>
+              </w:rPr>
+              <w:t xml:space="preserve">  res.stream.end("Hello HTTP/2")</w:t>
             </w:r>
           </w:p>
           <w:p>
@@ -22232,21 +19277,11 @@
                 <w:rFonts w:hint="eastAsia"/>
               </w:rPr>
             </w:pPr>
-            <w:proofErr w:type="spellStart"/>
-            <w:proofErr w:type="gramStart"/>
-            <w:r>
-              <w:rPr>
-                <w:rFonts w:hint="eastAsia"/>
-              </w:rPr>
-              <w:t>server.listen</w:t>
-            </w:r>
-            <w:proofErr w:type="spellEnd"/>
-            <w:proofErr w:type="gramEnd"/>
-            <w:r>
-              <w:rPr>
-                <w:rFonts w:hint="eastAsia"/>
-              </w:rPr>
-              <w:t>(3000)</w:t>
+            <w:r>
+              <w:rPr>
+                <w:rFonts w:hint="eastAsia"/>
+              </w:rPr>
+              <w:t>server.listen(3000)</w:t>
             </w:r>
           </w:p>
         </w:tc>
@@ -22435,21 +19470,7 @@
         <w:rPr>
           <w:rFonts w:hint="eastAsia"/>
         </w:rPr>
-        <w:t>子网掩码判断两个</w:t>
-      </w:r>
-      <w:proofErr w:type="spellStart"/>
-      <w:r>
-        <w:rPr>
-          <w:rFonts w:hint="eastAsia"/>
-        </w:rPr>
-        <w:t>ip</w:t>
-      </w:r>
-      <w:proofErr w:type="spellEnd"/>
-      <w:r>
-        <w:rPr>
-          <w:rFonts w:hint="eastAsia"/>
-        </w:rPr>
-        <w:t>是否在同一个局域网</w:t>
+        <w:t>子网掩码判断两个ip是否在同一个局域网</w:t>
       </w:r>
     </w:p>
     <w:p>
@@ -22536,14 +19557,12 @@
         </w:rPr>
         <w:t>介质：</w:t>
       </w:r>
-      <w:proofErr w:type="spellStart"/>
       <w:r>
         <w:rPr>
           <w:rFonts w:hint="eastAsia"/>
         </w:rPr>
         <w:t>WiFi</w:t>
       </w:r>
-      <w:proofErr w:type="spellEnd"/>
       <w:r>
         <w:rPr>
           <w:rFonts w:hint="eastAsia"/>
@@ -22599,35 +19618,7 @@
         <w:rPr>
           <w:rFonts w:hint="eastAsia"/>
         </w:rPr>
-        <w:t>缓存</w:t>
-      </w:r>
-      <w:proofErr w:type="gramStart"/>
-      <w:r>
-        <w:rPr>
-          <w:rFonts w:hint="eastAsia"/>
-        </w:rPr>
-        <w:t>表记录</w:t>
-      </w:r>
-      <w:proofErr w:type="gramEnd"/>
-      <w:r>
-        <w:rPr>
-          <w:rFonts w:hint="eastAsia"/>
-        </w:rPr>
-        <w:t>在路由器，局域网</w:t>
-      </w:r>
-      <w:proofErr w:type="spellStart"/>
-      <w:r>
-        <w:rPr>
-          <w:rFonts w:hint="eastAsia"/>
-        </w:rPr>
-        <w:t>ip</w:t>
-      </w:r>
-      <w:proofErr w:type="spellEnd"/>
-      <w:r>
-        <w:rPr>
-          <w:rFonts w:hint="eastAsia"/>
-        </w:rPr>
-        <w:t>和mac地址对应关系</w:t>
+        <w:t>缓存表记录在路由器，局域网ip和mac地址对应关系</w:t>
       </w:r>
     </w:p>
     <w:p>
@@ -22676,15 +19667,7 @@
         <w:t>IP 作用</w:t>
       </w:r>
       <w:r>
-        <w:t>：给数据段</w:t>
-      </w:r>
-      <w:proofErr w:type="gramStart"/>
-      <w:r>
-        <w:t>加目标</w:t>
-      </w:r>
-      <w:proofErr w:type="gramEnd"/>
-      <w:r>
-        <w:t>与源 IP，并寻找两者间最短路径，有特殊 IP 用于组建家庭局域网，[127.0.0.1](127.0.0.1) 是本地地址。</w:t>
+        <w:t>：给数据段加目标与源 IP，并寻找两者间最短路径，有特殊 IP 用于组建家庭局域网，[127.0.0.1](127.0.0.1) 是本地地址。</w:t>
       </w:r>
     </w:p>
     <w:p>
@@ -22831,15 +19814,7 @@
         <w:t>PID</w:t>
       </w:r>
       <w:r>
-        <w:t>：程序在操作系统上运行，系统分配的临时编号，可理解</w:t>
-      </w:r>
-      <w:proofErr w:type="gramStart"/>
-      <w:r>
-        <w:t>为进程</w:t>
-      </w:r>
-      <w:proofErr w:type="gramEnd"/>
-      <w:r>
-        <w:t>编号。</w:t>
+        <w:t>：程序在操作系统上运行，系统分配的临时编号，可理解为进程编号。</w:t>
       </w:r>
     </w:p>
     <w:p>
@@ -22990,15 +19965,7 @@
         <w:t>子网掩码</w:t>
       </w:r>
       <w:r>
-        <w:t>：判断两个 IP 是否在同一局域网，不同网</w:t>
-      </w:r>
-      <w:proofErr w:type="gramStart"/>
-      <w:r>
-        <w:t>段数据</w:t>
-      </w:r>
-      <w:proofErr w:type="gramEnd"/>
-      <w:r>
-        <w:t>可能经网关传输。</w:t>
+        <w:t>：判断两个 IP 是否在同一局域网，不同网段数据可能经网关传输。</w:t>
       </w:r>
     </w:p>
     <w:p>
@@ -23082,15 +20049,7 @@
         <w:t>介质</w:t>
       </w:r>
       <w:r>
-        <w:t xml:space="preserve">：无线时是 </w:t>
-      </w:r>
-      <w:proofErr w:type="spellStart"/>
-      <w:r>
-        <w:t>WiFi</w:t>
-      </w:r>
-      <w:proofErr w:type="spellEnd"/>
-      <w:r>
-        <w:t xml:space="preserve"> AP 等，有线时涉及交换机、网卡。</w:t>
+        <w:t>：无线时是 WiFi AP 等，有线时涉及交换机、网卡。</w:t>
       </w:r>
     </w:p>
     <w:p>
@@ -23132,15 +20091,7 @@
         <w:t>通讯单位</w:t>
       </w:r>
       <w:r>
-        <w:t>：数据帧，由</w:t>
-      </w:r>
-      <w:proofErr w:type="gramStart"/>
-      <w:r>
-        <w:t>以太网帧头和帧尾</w:t>
-      </w:r>
-      <w:proofErr w:type="gramEnd"/>
-      <w:r>
-        <w:t>组成。</w:t>
+        <w:t>：数据帧，由以太网帧头和帧尾组成。</w:t>
       </w:r>
     </w:p>
     <w:p>
@@ -26086,15 +23037,7 @@
         <w:t>数据链路层</w:t>
       </w:r>
       <w:r>
-        <w:t>：与物理层统称以太网，介质为</w:t>
-      </w:r>
-      <w:proofErr w:type="spellStart"/>
-      <w:r>
-        <w:t>WiFi</w:t>
-      </w:r>
-      <w:proofErr w:type="spellEnd"/>
-      <w:r>
-        <w:t>，给数据添加MAC地址。</w:t>
+        <w:t>：与物理层统称以太网，介质为WiFi，给数据添加MAC地址。</w:t>
       </w:r>
     </w:p>
     <w:p>
@@ -26262,15 +23205,7 @@
         <w:t>路由表</w:t>
       </w:r>
       <w:r>
-        <w:t>：路由器维护路由表，</w:t>
-      </w:r>
-      <w:proofErr w:type="gramStart"/>
-      <w:r>
-        <w:t>含目标</w:t>
-      </w:r>
-      <w:proofErr w:type="gramEnd"/>
-      <w:r>
-        <w:t>地址网络前缀，决定传输方向，结合最长前缀匹配算法及拥堵判断，找到目标IP。</w:t>
+        <w:t>：路由器维护路由表，含目标地址网络前缀，决定传输方向，结合最长前缀匹配算法及拥堵判断，找到目标IP。</w:t>
       </w:r>
     </w:p>
     <w:p>
@@ -26291,15 +23226,7 @@
         <w:t>传输介质</w:t>
       </w:r>
       <w:r>
-        <w:t>：靠光纤通讯，跨国用海底电缆，</w:t>
-      </w:r>
-      <w:proofErr w:type="gramStart"/>
-      <w:r>
-        <w:t>星链可</w:t>
-      </w:r>
-      <w:proofErr w:type="gramEnd"/>
-      <w:r>
-        <w:t>提供新的连接方式。</w:t>
+        <w:t>：靠光纤通讯，跨国用海底电缆，星链可提供新的连接方式。</w:t>
       </w:r>
     </w:p>
     <w:p>
@@ -26431,31 +23358,7 @@
         <w:t>课后作业与要求</w:t>
       </w:r>
       <w:r>
-        <w:t>：研究</w:t>
-      </w:r>
-      <w:proofErr w:type="spellStart"/>
-      <w:r>
-        <w:t>nslookup</w:t>
-      </w:r>
-      <w:proofErr w:type="spellEnd"/>
-      <w:r>
-        <w:t>和</w:t>
-      </w:r>
-      <w:proofErr w:type="spellStart"/>
-      <w:r>
-        <w:t>whois</w:t>
-      </w:r>
-      <w:proofErr w:type="spellEnd"/>
-      <w:r>
-        <w:t>，做</w:t>
-      </w:r>
-      <w:proofErr w:type="spellStart"/>
-      <w:r>
-        <w:t>NextJS+Tailwind</w:t>
-      </w:r>
-      <w:proofErr w:type="spellEnd"/>
-      <w:r>
-        <w:t>个人项目放GitHub，继续刷八股和力扣题目。</w:t>
+        <w:t>：研究nslookup和whois，做NextJS+Tailwind个人项目放GitHub，继续刷八股和力扣题目。</w:t>
       </w:r>
     </w:p>
     <w:p>
@@ -26480,19 +23383,11 @@
           <w:rFonts w:hint="eastAsia"/>
         </w:rPr>
       </w:pPr>
-      <w:proofErr w:type="spellStart"/>
-      <w:r>
-        <w:rPr>
-          <w:rFonts w:hint="eastAsia"/>
-        </w:rPr>
-        <w:t>Leetcode</w:t>
-      </w:r>
-      <w:proofErr w:type="spellEnd"/>
-      <w:r>
-        <w:rPr>
-          <w:rFonts w:hint="eastAsia"/>
-        </w:rPr>
-        <w:t>: 20-30min</w:t>
+      <w:r>
+        <w:rPr>
+          <w:rFonts w:hint="eastAsia"/>
+        </w:rPr>
+        <w:t>Leetcode: 20-30min</w:t>
       </w:r>
     </w:p>
     <w:p>
@@ -26601,15 +23496,7 @@
         <w:t>网络命令工具</w:t>
       </w:r>
       <w:r>
-        <w:t>：NS lookup查询域名和IP对应关系，</w:t>
-      </w:r>
-      <w:proofErr w:type="spellStart"/>
-      <w:r>
-        <w:t>whois</w:t>
-      </w:r>
-      <w:proofErr w:type="spellEnd"/>
-      <w:r>
-        <w:t>查询域名或地址注册用户信息，host文件是本地维护的IP与域名对应关系。</w:t>
+        <w:t>：NS lookup查询域名和IP对应关系，whois查询域名或地址注册用户信息，host文件是本地维护的IP与域名对应关系。</w:t>
       </w:r>
     </w:p>
     <w:p>
@@ -26693,15 +23580,7 @@
         <w:t>跨域问题</w:t>
       </w:r>
       <w:r>
-        <w:t>：浏览器的CORS安全策略限制不同</w:t>
-      </w:r>
-      <w:proofErr w:type="gramStart"/>
-      <w:r>
-        <w:t>域访问</w:t>
-      </w:r>
-      <w:proofErr w:type="gramEnd"/>
-      <w:r>
-        <w:t>与资源请求，可利用服务器通信及显示token解决。</w:t>
+        <w:t>：浏览器的CORS安全策略限制不同域访问与资源请求，可利用服务器通信及显示token解决。</w:t>
       </w:r>
     </w:p>
     <w:p>
@@ -26743,15 +23622,7 @@
         <w:t>前后端分离</w:t>
       </w:r>
       <w:r>
-        <w:t>：前端代码打包进</w:t>
-      </w:r>
-      <w:proofErr w:type="spellStart"/>
-      <w:r>
-        <w:t>dist</w:t>
-      </w:r>
-      <w:proofErr w:type="spellEnd"/>
-      <w:r>
-        <w:t>文件放前端服务器或CDN，CDN可就近提供资源，但可能缓存过重；后端API服务器可纵向扩展实现负载均衡，还可由软件集成管理。</w:t>
+        <w:t>：前端代码打包进dist文件放前端服务器或CDN，CDN可就近提供资源，但可能缓存过重；后端API服务器可纵向扩展实现负载均衡，还可由软件集成管理。</w:t>
       </w:r>
     </w:p>
     <w:p>
@@ -26848,21 +23719,12 @@
           <w:rFonts w:hint="eastAsia"/>
         </w:rPr>
       </w:pPr>
-      <w:proofErr w:type="spellStart"/>
-      <w:r>
-        <w:rPr>
-          <w:b/>
-          <w:bCs/>
-        </w:rPr>
-        <w:t>LeetCode</w:t>
-      </w:r>
-      <w:proofErr w:type="spellEnd"/>
-      <w:r>
-        <w:rPr>
-          <w:b/>
-          <w:bCs/>
-        </w:rPr>
-        <w:t>刷题</w:t>
+      <w:r>
+        <w:rPr>
+          <w:b/>
+          <w:bCs/>
+        </w:rPr>
+        <w:t>LeetCode刷题</w:t>
       </w:r>
       <w:r>
         <w:t>：定20 - 30分钟闹钟，用白板刷题，可边做边讲，超时看答案，选通用型解题方法。</w:t>
@@ -26929,21 +23791,7 @@
         <w:rPr>
           <w:rFonts w:hint="eastAsia"/>
         </w:rPr>
-        <w:t>照片，</w:t>
-      </w:r>
-      <w:proofErr w:type="spellStart"/>
-      <w:r>
-        <w:rPr>
-          <w:rFonts w:hint="eastAsia"/>
-        </w:rPr>
-        <w:t>github</w:t>
-      </w:r>
-      <w:proofErr w:type="spellEnd"/>
-      <w:r>
-        <w:rPr>
-          <w:rFonts w:hint="eastAsia"/>
-        </w:rPr>
-        <w:t>的100star\40fork\关注，</w:t>
+        <w:t>照片，github的100star\40fork\关注，</w:t>
       </w:r>
     </w:p>
     <w:p>
@@ -27535,15 +24383,7 @@
         <w:t>行为场景题-领导力</w:t>
       </w:r>
       <w:r>
-        <w:t>：若被</w:t>
-      </w:r>
-      <w:proofErr w:type="gramStart"/>
-      <w:r>
-        <w:t>问推动</w:t>
-      </w:r>
-      <w:proofErr w:type="gramEnd"/>
-      <w:r>
-        <w:t>新项目经验，即便没做过，也要展示组织会议、制定方案策略（时间、人力、技术选型安排）的思路。</w:t>
+        <w:t>：若被问推动新项目经验，即便没做过，也要展示组织会议、制定方案策略（时间、人力、技术选型安排）的思路。</w:t>
       </w:r>
     </w:p>
     <w:p>
@@ -27572,21 +24412,7 @@
         <w:rPr>
           <w:rFonts w:hint="eastAsia"/>
         </w:rPr>
-        <w:t>浏览器从输入</w:t>
-      </w:r>
-      <w:proofErr w:type="spellStart"/>
-      <w:r>
-        <w:rPr>
-          <w:rFonts w:hint="eastAsia"/>
-        </w:rPr>
-        <w:t>url</w:t>
-      </w:r>
-      <w:proofErr w:type="spellEnd"/>
-      <w:r>
-        <w:rPr>
-          <w:rFonts w:hint="eastAsia"/>
-        </w:rPr>
-        <w:t>后到呈现整个页面的过程，及整个过程中web性能指标如何触发</w:t>
+        <w:t>浏览器从输入url后到呈现整个页面的过程，及整个过程中web性能指标如何触发</w:t>
       </w:r>
     </w:p>
     <w:p>
@@ -27680,35 +24506,7 @@
           <w:rFonts w:hint="eastAsia"/>
         </w:rPr>
         <w:lastRenderedPageBreak/>
-        <w:t>Service worker，首次请求是没有</w:t>
-      </w:r>
-      <w:proofErr w:type="spellStart"/>
-      <w:r>
-        <w:rPr>
-          <w:rFonts w:hint="eastAsia"/>
-        </w:rPr>
-        <w:t>sw</w:t>
-      </w:r>
-      <w:proofErr w:type="spellEnd"/>
-      <w:r>
-        <w:rPr>
-          <w:rFonts w:hint="eastAsia"/>
-        </w:rPr>
-        <w:t>的，等页面加载结束后注册</w:t>
-      </w:r>
-      <w:proofErr w:type="spellStart"/>
-      <w:r>
-        <w:rPr>
-          <w:rFonts w:hint="eastAsia"/>
-        </w:rPr>
-        <w:t>sw</w:t>
-      </w:r>
-      <w:proofErr w:type="spellEnd"/>
-      <w:r>
-        <w:rPr>
-          <w:rFonts w:hint="eastAsia"/>
-        </w:rPr>
-        <w:t>，注册完浏览器会把注册的信息持久化到本地，</w:t>
+        <w:t>Service worker，首次请求是没有sw的，等页面加载结束后注册sw，注册完浏览器会把注册的信息持久化到本地，</w:t>
       </w:r>
       <w:r>
         <w:rPr>
@@ -27858,21 +24656,7 @@
         <w:rPr>
           <w:rFonts w:hint="eastAsia"/>
         </w:rPr>
-        <w:t>不妨碍HTML解析，async是竞争状态，defer必须等待</w:t>
-      </w:r>
-      <w:proofErr w:type="spellStart"/>
-      <w:r>
-        <w:rPr>
-          <w:rFonts w:hint="eastAsia"/>
-        </w:rPr>
-        <w:t>dom</w:t>
-      </w:r>
-      <w:proofErr w:type="spellEnd"/>
-      <w:r>
-        <w:rPr>
-          <w:rFonts w:hint="eastAsia"/>
-        </w:rPr>
-        <w:t>整个解析完成，再按序执行</w:t>
+        <w:t>不妨碍HTML解析，async是竞争状态，defer必须等待dom整个解析完成，再按序执行</w:t>
       </w:r>
       <w:r>
         <w:rPr>
@@ -27890,35 +24674,7 @@
         <w:rPr>
           <w:rFonts w:hint="eastAsia"/>
         </w:rPr>
-        <w:t xml:space="preserve">&lt;link </w:t>
-      </w:r>
-      <w:proofErr w:type="spellStart"/>
-      <w:r>
-        <w:rPr>
-          <w:rFonts w:hint="eastAsia"/>
-        </w:rPr>
-        <w:t>rel</w:t>
-      </w:r>
-      <w:proofErr w:type="spellEnd"/>
-      <w:r>
-        <w:rPr>
-          <w:rFonts w:hint="eastAsia"/>
-        </w:rPr>
-        <w:t xml:space="preserve">="preload" </w:t>
-      </w:r>
-      <w:proofErr w:type="spellStart"/>
-      <w:r>
-        <w:rPr>
-          <w:rFonts w:hint="eastAsia"/>
-        </w:rPr>
-        <w:t>href</w:t>
-      </w:r>
-      <w:proofErr w:type="spellEnd"/>
-      <w:r>
-        <w:rPr>
-          <w:rFonts w:hint="eastAsia"/>
-        </w:rPr>
-        <w:t>="style.css"&gt;</w:t>
+        <w:t>&lt;link rel="preload" href="style.css"&gt;</w:t>
       </w:r>
       <w:r>
         <w:rPr>
@@ -28083,21 +24839,7 @@
         <w:rPr>
           <w:rFonts w:hint="eastAsia"/>
         </w:rPr>
-        <w:t xml:space="preserve">HTML </w:t>
-      </w:r>
-      <w:proofErr w:type="gramStart"/>
-      <w:r>
-        <w:rPr>
-          <w:rFonts w:hint="eastAsia"/>
-        </w:rPr>
-        <w:t>解析器</w:t>
-      </w:r>
-      <w:proofErr w:type="gramEnd"/>
-      <w:r>
-        <w:rPr>
-          <w:rFonts w:hint="eastAsia"/>
-        </w:rPr>
-        <w:t>的执行过程</w:t>
+        <w:t>HTML 解析器的执行过程</w:t>
       </w:r>
     </w:p>
     <w:p>
@@ -28151,15 +24893,7 @@
         <w:t>项目进展</w:t>
       </w:r>
       <w:r>
-        <w:t>：学员用AI生成项目需求文档PRD，还在修改中，老师要求提前发PID，并于下周二</w:t>
-      </w:r>
-      <w:proofErr w:type="gramStart"/>
-      <w:r>
-        <w:t>晚一起</w:t>
-      </w:r>
-      <w:proofErr w:type="gramEnd"/>
-      <w:r>
-        <w:t>查看。</w:t>
+        <w:t>：学员用AI生成项目需求文档PRD，还在修改中，老师要求提前发PID，并于下周二晚一起查看。</w:t>
       </w:r>
     </w:p>
     <w:p>
@@ -28180,15 +24914,7 @@
         <w:t>学习情况</w:t>
       </w:r>
       <w:r>
-        <w:t>：学员</w:t>
-      </w:r>
-      <w:proofErr w:type="gramStart"/>
-      <w:r>
-        <w:t>日常刷题背诵</w:t>
-      </w:r>
-      <w:proofErr w:type="gramEnd"/>
-      <w:r>
-        <w:t>，老师建议文档使用PDF格式。</w:t>
+        <w:t>：学员日常刷题背诵，老师建议文档使用PDF格式。</w:t>
       </w:r>
     </w:p>
     <w:p>
@@ -28293,15 +25019,7 @@
         <w:t>网络阶段细节</w:t>
       </w:r>
       <w:r>
-        <w:t>：输入内容后浏览器判断类型，</w:t>
-      </w:r>
-      <w:proofErr w:type="gramStart"/>
-      <w:r>
-        <w:t>走相应</w:t>
-      </w:r>
-      <w:proofErr w:type="gramEnd"/>
-      <w:r>
-        <w:t>协议；涉及HSTS协议选择、Service Worker（SW）技术及DNS解析等。</w:t>
+        <w:t>：输入内容后浏览器判断类型，走相应协议；涉及HSTS协议选择、Service Worker（SW）技术及DNS解析等。</w:t>
       </w:r>
     </w:p>
     <w:p>
@@ -28894,15 +25612,7 @@
         </w:rPr>
       </w:pPr>
       <w:r>
-        <w:t xml:space="preserve">FCP – First </w:t>
-      </w:r>
-      <w:proofErr w:type="spellStart"/>
-      <w:r>
-        <w:t>Contentful</w:t>
-      </w:r>
-      <w:proofErr w:type="spellEnd"/>
-      <w:r>
-        <w:t xml:space="preserve"> Paint</w:t>
+        <w:t>FCP – First Contentful Paint</w:t>
       </w:r>
     </w:p>
     <w:p>
@@ -28964,15 +25674,7 @@
         </w:rPr>
       </w:pPr>
       <w:r>
-        <w:t xml:space="preserve">LCP – Largest </w:t>
-      </w:r>
-      <w:proofErr w:type="spellStart"/>
-      <w:r>
-        <w:t>Contentful</w:t>
-      </w:r>
-      <w:proofErr w:type="spellEnd"/>
-      <w:r>
-        <w:t xml:space="preserve"> Paint</w:t>
+        <w:t>LCP – Largest Contentful Paint</w:t>
       </w:r>
     </w:p>
     <w:p>
@@ -29267,15 +25969,7 @@
         <w:t>说白</w:t>
       </w:r>
       <w:r>
-        <w:t>：点一下卡不卡、跟手</w:t>
-      </w:r>
-      <w:proofErr w:type="gramStart"/>
-      <w:r>
-        <w:t>不</w:t>
-      </w:r>
-      <w:proofErr w:type="gramEnd"/>
-      <w:r>
-        <w:t>跟手。</w:t>
+        <w:t>：点一下卡不卡、跟手不跟手。</w:t>
       </w:r>
     </w:p>
     <w:p>
@@ -29822,21 +26516,7 @@
         <w:rPr>
           <w:rFonts w:hint="eastAsia"/>
         </w:rPr>
-        <w:t>把CSS拆分为关键CSS和非关键CSS，关键的放在标签里，不关键的导入；JS使用defer、async；预加载；图片使用</w:t>
-      </w:r>
-      <w:proofErr w:type="spellStart"/>
-      <w:r>
-        <w:rPr>
-          <w:rFonts w:hint="eastAsia"/>
-        </w:rPr>
-        <w:t>webp</w:t>
-      </w:r>
-      <w:proofErr w:type="spellEnd"/>
-      <w:r>
-        <w:rPr>
-          <w:rFonts w:hint="eastAsia"/>
-        </w:rPr>
-        <w:t>格式、雪碧图（多个图片组合，减少请求）；SSR（CSR：本地解析文档，SSR解析放在后端，得到html字符串按照流式的方式传给客户端）</w:t>
+        <w:t>把CSS拆分为关键CSS和非关键CSS，关键的放在标签里，不关键的导入；JS使用defer、async；预加载；图片使用webp格式、雪碧图（多个图片组合，减少请求）；SSR（CSR：本地解析文档，SSR解析放在后端，得到html字符串按照流式的方式传给客户端）</w:t>
       </w:r>
     </w:p>
     <w:p>
@@ -29916,35 +26596,7 @@
         <w:rPr>
           <w:rFonts w:hint="eastAsia"/>
         </w:rPr>
-        <w:t>TTI（时间节点：渲染阶段结束，事件处理全部完成，主线程没有长任务，FTP结束，事件监听结束）</w:t>
-      </w:r>
-      <w:proofErr w:type="spellStart"/>
-      <w:r>
-        <w:rPr>
-          <w:rFonts w:hint="eastAsia"/>
-        </w:rPr>
-        <w:t>treeshaking</w:t>
-      </w:r>
-      <w:proofErr w:type="spellEnd"/>
-      <w:r>
-        <w:rPr>
-          <w:rFonts w:hint="eastAsia"/>
-        </w:rPr>
-        <w:t>（打包时移除死代码）；</w:t>
-      </w:r>
-      <w:proofErr w:type="spellStart"/>
-      <w:r>
-        <w:rPr>
-          <w:rFonts w:hint="eastAsia"/>
-        </w:rPr>
-        <w:t>codespliting</w:t>
-      </w:r>
-      <w:proofErr w:type="spellEnd"/>
-      <w:r>
-        <w:rPr>
-          <w:rFonts w:hint="eastAsia"/>
-        </w:rPr>
-        <w:t>（按需加载）；</w:t>
+        <w:t>TTI（时间节点：渲染阶段结束，事件处理全部完成，主线程没有长任务，FTP结束，事件监听结束）treeshaking（打包时移除死代码）；codespliting（按需加载）；</w:t>
       </w:r>
     </w:p>
     <w:p>
@@ -29961,33 +26613,11 @@
         </w:rPr>
         <w:t>（虚拟列表强调列表，懒加载是统称）；</w:t>
       </w:r>
-      <w:proofErr w:type="gramStart"/>
-      <w:r>
-        <w:rPr>
-          <w:rFonts w:hint="eastAsia"/>
-        </w:rPr>
-        <w:t>长任务</w:t>
-      </w:r>
-      <w:proofErr w:type="gramEnd"/>
-      <w:r>
-        <w:rPr>
-          <w:rFonts w:hint="eastAsia"/>
-        </w:rPr>
-        <w:t>分解；使用另外的进程（web worker是独立的线程，可以把大量的任务移除</w:t>
-      </w:r>
-      <w:proofErr w:type="gramStart"/>
-      <w:r>
-        <w:rPr>
-          <w:rFonts w:hint="eastAsia"/>
-        </w:rPr>
-        <w:t>主进程</w:t>
-      </w:r>
-      <w:proofErr w:type="gramEnd"/>
-      <w:r>
-        <w:rPr>
-          <w:rFonts w:hint="eastAsia"/>
-        </w:rPr>
-        <w:t>放在web worker中）</w:t>
+      <w:r>
+        <w:rPr>
+          <w:rFonts w:hint="eastAsia"/>
+        </w:rPr>
+        <w:t>长任务分解；使用另外的进程（web worker是独立的线程，可以把大量的任务移除主进程放在web worker中）</w:t>
       </w:r>
     </w:p>
     <w:p>
@@ -30011,21 +26641,7 @@
         <w:rPr>
           <w:rFonts w:hint="eastAsia"/>
         </w:rPr>
-        <w:t>（</w:t>
-      </w:r>
-      <w:proofErr w:type="spellStart"/>
-      <w:r>
-        <w:rPr>
-          <w:rFonts w:hint="eastAsia"/>
-        </w:rPr>
-        <w:t>js</w:t>
-      </w:r>
-      <w:proofErr w:type="spellEnd"/>
-      <w:r>
-        <w:rPr>
-          <w:rFonts w:hint="eastAsia"/>
-        </w:rPr>
-        <w:t>执行问题）</w:t>
+        <w:t>（js执行问题）</w:t>
       </w:r>
       <w:r>
         <w:rPr>
@@ -30226,15 +26842,7 @@
         <w:t>INP</w:t>
       </w:r>
       <w:r>
-        <w:t>：用户</w:t>
-      </w:r>
-      <w:proofErr w:type="gramStart"/>
-      <w:r>
-        <w:t>交互到</w:t>
-      </w:r>
-      <w:proofErr w:type="gramEnd"/>
-      <w:r>
-        <w:t>页面真正响应的时间。</w:t>
+        <w:t>：用户交互到页面真正响应的时间。</w:t>
       </w:r>
     </w:p>
     <w:p>
@@ -30423,15 +27031,7 @@
         <w:t>INP</w:t>
       </w:r>
       <w:r>
-        <w:t>：防堵截流，</w:t>
-      </w:r>
-      <w:proofErr w:type="gramStart"/>
-      <w:r>
-        <w:t>分解长</w:t>
-      </w:r>
-      <w:proofErr w:type="gramEnd"/>
-      <w:r>
-        <w:t>任务，使用Web Worker解决主线程阻塞问题。</w:t>
+        <w:t>：防堵截流，分解长任务，使用Web Worker解决主线程阻塞问题。</w:t>
       </w:r>
     </w:p>
     <w:p>
@@ -30479,21 +27079,7 @@
         <w:rPr>
           <w:rFonts w:hint="eastAsia"/>
         </w:rPr>
-        <w:t xml:space="preserve">// 定义 </w:t>
-      </w:r>
-      <w:proofErr w:type="spellStart"/>
-      <w:r>
-        <w:rPr>
-          <w:rFonts w:hint="eastAsia"/>
-        </w:rPr>
-        <w:t>AllowNull</w:t>
-      </w:r>
-      <w:proofErr w:type="spellEnd"/>
-      <w:r>
-        <w:rPr>
-          <w:rFonts w:hint="eastAsia"/>
-        </w:rPr>
-        <w:t xml:space="preserve"> 类型：接收泛型 T，返回 T 或 null</w:t>
+        <w:t>// 定义 AllowNull 类型：接收泛型 T，返回 T 或 null</w:t>
       </w:r>
     </w:p>
     <w:p>
@@ -30508,21 +27094,7 @@
           <w:rFonts w:hint="eastAsia"/>
         </w:rPr>
         <w:lastRenderedPageBreak/>
-        <w:t xml:space="preserve">type </w:t>
-      </w:r>
-      <w:proofErr w:type="spellStart"/>
-      <w:r>
-        <w:rPr>
-          <w:rFonts w:hint="eastAsia"/>
-        </w:rPr>
-        <w:t>AllowNull</w:t>
-      </w:r>
-      <w:proofErr w:type="spellEnd"/>
-      <w:r>
-        <w:rPr>
-          <w:rFonts w:hint="eastAsia"/>
-        </w:rPr>
-        <w:t>&lt;T&gt; = T | null;</w:t>
+        <w:t>type AllowNull&lt;T&gt; = T | null;</w:t>
       </w:r>
     </w:p>
     <w:bookmarkEnd w:id="31"/>
@@ -30582,60 +27154,24 @@
         <w:rPr>
           <w:rFonts w:hint="eastAsia"/>
         </w:rPr>
-        <w:t xml:space="preserve">type C = </w:t>
-      </w:r>
-      <w:proofErr w:type="gramStart"/>
-      <w:r>
-        <w:rPr>
-          <w:rFonts w:hint="eastAsia"/>
-        </w:rPr>
-        <w:t>{ age</w:t>
-      </w:r>
-      <w:proofErr w:type="gramEnd"/>
-      <w:r>
-        <w:rPr>
-          <w:rFonts w:hint="eastAsia"/>
-        </w:rPr>
-        <w:t xml:space="preserve">: number; name: </w:t>
-      </w:r>
-      <w:proofErr w:type="gramStart"/>
-      <w:r>
-        <w:rPr>
-          <w:rFonts w:hint="eastAsia"/>
-        </w:rPr>
-        <w:t>string }</w:t>
-      </w:r>
-      <w:proofErr w:type="gramEnd"/>
-      <w:r>
-        <w:rPr>
-          <w:rFonts w:hint="eastAsia"/>
-        </w:rPr>
-        <w:t>;</w:t>
-      </w:r>
-    </w:p>
-    <w:p>
-      <w:pPr>
-        <w:rPr>
-          <w:rFonts w:hint="eastAsia"/>
-        </w:rPr>
-      </w:pPr>
-    </w:p>
-    <w:p>
-      <w:pPr>
-        <w:rPr>
-          <w:rFonts w:hint="eastAsia"/>
-        </w:rPr>
-      </w:pPr>
-      <w:r>
-        <w:t xml:space="preserve">const a1: </w:t>
-      </w:r>
-      <w:proofErr w:type="spellStart"/>
-      <w:r>
-        <w:t>AllowNull</w:t>
-      </w:r>
-      <w:proofErr w:type="spellEnd"/>
-      <w:r>
-        <w:t xml:space="preserve">&lt;A&gt; = null; // </w:t>
+        <w:t>type C = { age: number; name: string };</w:t>
+      </w:r>
+    </w:p>
+    <w:p>
+      <w:pPr>
+        <w:rPr>
+          <w:rFonts w:hint="eastAsia"/>
+        </w:rPr>
+      </w:pPr>
+    </w:p>
+    <w:p>
+      <w:pPr>
+        <w:rPr>
+          <w:rFonts w:hint="eastAsia"/>
+        </w:rPr>
+      </w:pPr>
+      <w:r>
+        <w:t xml:space="preserve">const a1: AllowNull&lt;A&gt; = null; // </w:t>
       </w:r>
       <w:r>
         <w:rPr>
@@ -30654,15 +27190,7 @@
         </w:rPr>
       </w:pPr>
       <w:r>
-        <w:t xml:space="preserve">const a2: </w:t>
-      </w:r>
-      <w:proofErr w:type="spellStart"/>
-      <w:r>
-        <w:t>AllowNull</w:t>
-      </w:r>
-      <w:proofErr w:type="spellEnd"/>
-      <w:r>
-        <w:t xml:space="preserve">&lt;A&gt; = 123;  // </w:t>
+        <w:t xml:space="preserve">const a2: AllowNull&lt;A&gt; = 123;  // </w:t>
       </w:r>
       <w:r>
         <w:rPr>
@@ -30681,15 +27209,7 @@
         </w:rPr>
       </w:pPr>
       <w:r>
-        <w:t xml:space="preserve">const b1: </w:t>
-      </w:r>
-      <w:proofErr w:type="spellStart"/>
-      <w:r>
-        <w:t>AllowNull</w:t>
-      </w:r>
-      <w:proofErr w:type="spellEnd"/>
-      <w:r>
-        <w:t xml:space="preserve">&lt;B&gt; = null; // </w:t>
+        <w:t xml:space="preserve">const b1: AllowNull&lt;B&gt; = null; // </w:t>
       </w:r>
       <w:r>
         <w:rPr>
@@ -30708,23 +27228,7 @@
         </w:rPr>
       </w:pPr>
       <w:r>
-        <w:t xml:space="preserve">const b2: </w:t>
-      </w:r>
-      <w:proofErr w:type="spellStart"/>
-      <w:r>
-        <w:t>AllowNull</w:t>
-      </w:r>
-      <w:proofErr w:type="spellEnd"/>
-      <w:r>
-        <w:t>&lt;B&gt; = "</w:t>
-      </w:r>
-      <w:proofErr w:type="spellStart"/>
-      <w:r>
-        <w:t>abc</w:t>
-      </w:r>
-      <w:proofErr w:type="spellEnd"/>
-      <w:r>
-        <w:t xml:space="preserve">";// </w:t>
+        <w:t xml:space="preserve">const b2: AllowNull&lt;B&gt; = "abc";// </w:t>
       </w:r>
       <w:r>
         <w:rPr>
@@ -30743,15 +27247,7 @@
         </w:rPr>
       </w:pPr>
       <w:r>
-        <w:t xml:space="preserve">const c1: </w:t>
-      </w:r>
-      <w:proofErr w:type="spellStart"/>
-      <w:r>
-        <w:t>AllowNull</w:t>
-      </w:r>
-      <w:proofErr w:type="spellEnd"/>
-      <w:r>
-        <w:t xml:space="preserve">&lt;C&gt; = null; // </w:t>
+        <w:t xml:space="preserve">const c1: AllowNull&lt;C&gt; = null; // </w:t>
       </w:r>
       <w:r>
         <w:rPr>
@@ -30770,23 +27266,7 @@
         </w:rPr>
       </w:pPr>
       <w:r>
-        <w:t xml:space="preserve">const c2: </w:t>
-      </w:r>
-      <w:proofErr w:type="spellStart"/>
-      <w:r>
-        <w:t>AllowNull</w:t>
-      </w:r>
-      <w:proofErr w:type="spellEnd"/>
-      <w:r>
-        <w:t>&lt;C&gt; = {age: 1, name: "</w:t>
-      </w:r>
-      <w:proofErr w:type="spellStart"/>
-      <w:r>
-        <w:t>abc</w:t>
-      </w:r>
-      <w:proofErr w:type="spellEnd"/>
-      <w:r>
-        <w:t xml:space="preserve">"}; // </w:t>
+        <w:t xml:space="preserve">const c2: AllowNull&lt;C&gt; = {age: 1, name: "abc"}; // </w:t>
       </w:r>
       <w:r>
         <w:rPr>
@@ -31090,23 +27570,7 @@
         <w:t>课程回顾</w:t>
       </w:r>
       <w:r>
-        <w:t>：上节</w:t>
-      </w:r>
-      <w:proofErr w:type="gramStart"/>
-      <w:r>
-        <w:t>课关于</w:t>
-      </w:r>
-      <w:proofErr w:type="gramEnd"/>
-      <w:r>
-        <w:t>泛型的题目，答案是</w:t>
-      </w:r>
-      <w:proofErr w:type="gramStart"/>
-      <w:r>
-        <w:t>用类型</w:t>
-      </w:r>
-      <w:proofErr w:type="gramEnd"/>
-      <w:r>
-        <w:t>定义规定along number ，泛型T相当于函数入参。</w:t>
+        <w:t>：上节课关于泛型的题目，答案是用类型定义规定along number ，泛型T相当于函数入参。</w:t>
       </w:r>
     </w:p>
     <w:p>
@@ -31127,15 +27591,7 @@
         <w:t>学习进度</w:t>
       </w:r>
       <w:r>
-        <w:t>：</w:t>
-      </w:r>
-      <w:proofErr w:type="gramStart"/>
-      <w:r>
-        <w:t>学员刷题70多个</w:t>
-      </w:r>
-      <w:proofErr w:type="gramEnd"/>
-      <w:r>
-        <w:t>，八股在背，项目未开始，计划放假用</w:t>
+        <w:t>：学员刷题70多个，八股在背，项目未开始，计划放假用</w:t>
       </w:r>
       <w:r>
         <w:rPr>
@@ -31211,15 +27667,7 @@
         <w:t>渲染阶段</w:t>
       </w:r>
       <w:r>
-        <w:t>：FCP是页面内容加载时间，LCP是页面最大内容加载时间，可压缩CSS、GS脚本，拆分CSS，优化图片等。CLS是页面元素布局偏移，</w:t>
-      </w:r>
-      <w:proofErr w:type="gramStart"/>
-      <w:r>
-        <w:t>可用占</w:t>
-      </w:r>
-      <w:proofErr w:type="gramEnd"/>
-      <w:r>
-        <w:t>位符定宽高或用Transformer优化。</w:t>
+        <w:t>：FCP是页面内容加载时间，LCP是页面最大内容加载时间，可压缩CSS、GS脚本，拆分CSS，优化图片等。CLS是页面元素布局偏移，可用占位符定宽高或用Transformer优化。</w:t>
       </w:r>
     </w:p>
     <w:p>
@@ -31249,15 +27697,7 @@
         <w:t>ip</w:t>
       </w:r>
       <w:r>
-        <w:t>ping、按需加载、</w:t>
-      </w:r>
-      <w:proofErr w:type="gramStart"/>
-      <w:r>
-        <w:t>分解长任务</w:t>
-      </w:r>
-      <w:proofErr w:type="gramEnd"/>
-      <w:r>
-        <w:t>等优化。INT是交互响应时间，可用防抖节流优化。</w:t>
+        <w:t>ping、按需加载、分解长任务等优化。INT是交互响应时间，可用防抖节流优化。</w:t>
       </w:r>
     </w:p>
     <w:p>
@@ -31320,15 +27760,7 @@
         <w:t>网站加载慢问题</w:t>
       </w:r>
       <w:r>
-        <w:t>：先排查评估，如用浏览器控制台Network、Light House、</w:t>
-      </w:r>
-      <w:proofErr w:type="spellStart"/>
-      <w:r>
-        <w:t>Centry</w:t>
-      </w:r>
-      <w:proofErr w:type="spellEnd"/>
-      <w:r>
-        <w:t>等工具；再解决各阶段性能问题；最后建立性能预算、接入第三方监控预防。</w:t>
+        <w:t>：先排查评估，如用浏览器控制台Network、Light House、Centry等工具；再解决各阶段性能问题；最后建立性能预算、接入第三方监控预防。</w:t>
       </w:r>
     </w:p>
     <w:p>
@@ -31370,15 +27802,7 @@
         <w:t>算法题指导</w:t>
       </w:r>
       <w:r>
-        <w:t>：以实现sleep函数为例，要返回new promise，在</w:t>
-      </w:r>
-      <w:proofErr w:type="spellStart"/>
-      <w:r>
-        <w:t>setTimeout</w:t>
-      </w:r>
-      <w:proofErr w:type="spellEnd"/>
-      <w:r>
-        <w:t>内处理resolve，确保阻塞效果。</w:t>
+        <w:t>：以实现sleep函数为例，要返回new promise，在setTimeout内处理resolve，确保阻塞效果。</w:t>
       </w:r>
     </w:p>
     <w:p>
@@ -31412,49 +27836,27 @@
         <w:rPr>
           <w:rFonts w:hint="eastAsia"/>
         </w:rPr>
-        <w:t>修改状态值，React重新渲染</w:t>
-      </w:r>
-      <w:proofErr w:type="spellStart"/>
-      <w:r>
-        <w:rPr>
-          <w:rFonts w:hint="eastAsia"/>
-        </w:rPr>
-        <w:t>ui</w:t>
-      </w:r>
-      <w:proofErr w:type="spellEnd"/>
-    </w:p>
-    <w:p>
-      <w:pPr>
-        <w:rPr>
-          <w:rFonts w:hint="eastAsia"/>
-        </w:rPr>
-      </w:pPr>
-    </w:p>
-    <w:p>
-      <w:pPr>
-        <w:rPr>
-          <w:rFonts w:hint="eastAsia"/>
-        </w:rPr>
-      </w:pPr>
-      <w:r>
-        <w:rPr>
-          <w:rFonts w:hint="eastAsia"/>
-        </w:rPr>
-        <w:t>原生</w:t>
-      </w:r>
-      <w:proofErr w:type="spellStart"/>
-      <w:r>
-        <w:rPr>
-          <w:rFonts w:hint="eastAsia"/>
-        </w:rPr>
-        <w:t>Js</w:t>
-      </w:r>
-      <w:proofErr w:type="spellEnd"/>
-      <w:r>
-        <w:rPr>
-          <w:rFonts w:hint="eastAsia"/>
-        </w:rPr>
-        <w:t>命令式修改</w:t>
+        <w:t>修改状态值，React重新渲染ui</w:t>
+      </w:r>
+    </w:p>
+    <w:p>
+      <w:pPr>
+        <w:rPr>
+          <w:rFonts w:hint="eastAsia"/>
+        </w:rPr>
+      </w:pPr>
+    </w:p>
+    <w:p>
+      <w:pPr>
+        <w:rPr>
+          <w:rFonts w:hint="eastAsia"/>
+        </w:rPr>
+      </w:pPr>
+      <w:r>
+        <w:rPr>
+          <w:rFonts w:hint="eastAsia"/>
+        </w:rPr>
+        <w:t>原生Js命令式修改</w:t>
       </w:r>
     </w:p>
     <w:p>
@@ -31533,15 +27935,7 @@
         <w:t>技术场景题解题流程</w:t>
       </w:r>
       <w:r>
-        <w:t>：评估问题如何发生，考虑多种方式解决，思考后续预防措施及接入</w:t>
-      </w:r>
-      <w:proofErr w:type="spellStart"/>
-      <w:r>
-        <w:t>Centry</w:t>
-      </w:r>
-      <w:proofErr w:type="spellEnd"/>
-      <w:r>
-        <w:t>等。</w:t>
+        <w:t>：评估问题如何发生，考虑多种方式解决，思考后续预防措施及接入Centry等。</w:t>
       </w:r>
     </w:p>
     <w:p>
@@ -31604,15 +27998,7 @@
         <w:t>React</w:t>
       </w:r>
       <w:r>
-        <w:t>：用</w:t>
-      </w:r>
-      <w:proofErr w:type="spellStart"/>
-      <w:r>
-        <w:t>useState</w:t>
-      </w:r>
-      <w:proofErr w:type="spellEnd"/>
-      <w:r>
-        <w:t>定义状态，通过return结果描绘UI长相，利用内置hooks更新状态，由React通过diff算法重新渲染更新视图，是声明式更新。复杂UI场景下，React状态驱动更简单。</w:t>
+        <w:t>：用useState定义状态，通过return结果描绘UI长相，利用内置hooks更新状态，由React通过diff算法重新渲染更新视图，是声明式更新。复杂UI场景下，React状态驱动更简单。</w:t>
       </w:r>
     </w:p>
     <w:p>
@@ -31654,15 +28040,7 @@
         <w:t>引入资源</w:t>
       </w:r>
       <w:r>
-        <w:t>：无法用</w:t>
-      </w:r>
-      <w:proofErr w:type="spellStart"/>
-      <w:r>
-        <w:t>npm</w:t>
-      </w:r>
-      <w:proofErr w:type="spellEnd"/>
-      <w:r>
-        <w:t xml:space="preserve"> install安装React包，通过script标签引入CDN第三方网站的React包。</w:t>
+        <w:t>：无法用npm install安装React包，通过script标签引入CDN第三方网站的React包。</w:t>
       </w:r>
     </w:p>
     <w:p>
@@ -31687,15 +28065,7 @@
       </w:r>
       <w:r>
         <w:lastRenderedPageBreak/>
-        <w:t>语句，从React中获取</w:t>
-      </w:r>
-      <w:proofErr w:type="spellStart"/>
-      <w:r>
-        <w:t>useState</w:t>
-      </w:r>
-      <w:proofErr w:type="spellEnd"/>
-      <w:r>
-        <w:t>。</w:t>
+        <w:t>语句，从React中获取useState。</w:t>
       </w:r>
     </w:p>
     <w:p>
@@ -31716,15 +28086,7 @@
         <w:t>挂载组件</w:t>
       </w:r>
       <w:r>
-        <w:t>：在body中创建id为root的div，通过</w:t>
-      </w:r>
-      <w:proofErr w:type="spellStart"/>
-      <w:r>
-        <w:t>ReactDOM</w:t>
-      </w:r>
-      <w:proofErr w:type="spellEnd"/>
-      <w:r>
-        <w:t>创建根目录并渲染组件。</w:t>
+        <w:t>：在body中创建id为root的div，通过ReactDOM创建根目录并渲染组件。</w:t>
       </w:r>
     </w:p>
     <w:p>
@@ -31778,174 +28140,742 @@
         <w:t>：解决报错问题，如添加type属性、处理跨域、注意标签和变量书写规范等。</w:t>
       </w:r>
     </w:p>
+    <w:p>
+      <w:pPr>
+        <w:rPr>
+          <w:rFonts w:hint="eastAsia"/>
+        </w:rPr>
+      </w:pPr>
+    </w:p>
+    <w:p>
+      <w:pPr>
+        <w:rPr>
+          <w:rFonts w:hint="eastAsia"/>
+        </w:rPr>
+      </w:pPr>
+    </w:p>
+    <w:p>
+      <w:pPr>
+        <w:pStyle w:val="1"/>
+        <w:rPr>
+          <w:rFonts w:hint="eastAsia"/>
+        </w:rPr>
+      </w:pPr>
+      <w:r>
+        <w:rPr>
+          <w:rFonts w:hint="eastAsia"/>
+        </w:rPr>
+        <w:t>03.26课时26——React</w:t>
+      </w:r>
+    </w:p>
+    <w:p>
+      <w:pPr>
+        <w:rPr>
+          <w:rFonts w:hint="eastAsia"/>
+        </w:rPr>
+      </w:pPr>
+    </w:p>
+    <w:p>
+      <w:pPr>
+        <w:rPr>
+          <w:rFonts w:hint="eastAsia"/>
+        </w:rPr>
+      </w:pPr>
+      <w:r>
+        <w:rPr>
+          <w:rFonts w:hint="eastAsia"/>
+        </w:rPr>
+        <w:t>Skills: ai</w:t>
+      </w:r>
+    </w:p>
+    <w:p>
+      <w:pPr>
+        <w:rPr>
+          <w:rFonts w:hint="eastAsia"/>
+        </w:rPr>
+      </w:pPr>
+      <w:r>
+        <w:rPr>
+          <w:rFonts w:hint="eastAsia"/>
+        </w:rPr>
+        <w:t>核心优势：ai</w:t>
+      </w:r>
+    </w:p>
+    <w:p>
+      <w:pPr>
+        <w:rPr>
+          <w:rFonts w:hint="eastAsia"/>
+        </w:rPr>
+      </w:pPr>
+      <w:r>
+        <w:rPr>
+          <w:rFonts w:hint="eastAsia"/>
+        </w:rPr>
+        <w:t>简历新增项目：API接口、流式输出、会话管理</w:t>
+      </w:r>
+    </w:p>
+    <w:p>
+      <w:pPr>
+        <w:rPr>
+          <w:rFonts w:hint="eastAsia"/>
+        </w:rPr>
+      </w:pPr>
+    </w:p>
+    <w:p>
+      <w:pPr>
+        <w:rPr>
+          <w:rFonts w:hint="eastAsia"/>
+        </w:rPr>
+      </w:pPr>
+      <w:r>
+        <w:rPr>
+          <w:rFonts w:hint="eastAsia"/>
+        </w:rPr>
+        <w:t>React17，引入JSX转换器：</w:t>
+      </w:r>
+      <w:r>
+        <w:rPr>
+          <w:rFonts w:hint="eastAsia"/>
+        </w:rPr>
+        <w:t>_jsx(....) =&gt; React.createElement(....)</w:t>
+      </w:r>
+    </w:p>
+    <w:p>
+      <w:pPr>
+        <w:rPr>
+          <w:rFonts w:hint="eastAsia"/>
+        </w:rPr>
+      </w:pPr>
+    </w:p>
+    <w:p>
+      <w:pPr>
+        <w:rPr>
+          <w:rFonts w:hint="eastAsia"/>
+        </w:rPr>
+      </w:pPr>
+      <w:r>
+        <w:rPr>
+          <w:rFonts w:hint="eastAsia"/>
+        </w:rPr>
+        <w:t>Hooks规则：</w:t>
+      </w:r>
+    </w:p>
+    <w:p>
+      <w:pPr>
+        <w:pStyle w:val="a9"/>
+        <w:numPr>
+          <w:ilvl w:val="0"/>
+          <w:numId w:val="32"/>
+        </w:numPr>
+        <w:rPr>
+          <w:rFonts w:hint="eastAsia"/>
+        </w:rPr>
+      </w:pPr>
+      <w:r>
+        <w:rPr>
+          <w:rFonts w:hint="eastAsia"/>
+        </w:rPr>
+        <w:t>只能写在函数最顶层，不能放在任何一个语句里</w:t>
+      </w:r>
+    </w:p>
+    <w:p>
+      <w:pPr>
+        <w:pStyle w:val="a9"/>
+        <w:numPr>
+          <w:ilvl w:val="0"/>
+          <w:numId w:val="32"/>
+        </w:numPr>
+      </w:pPr>
+      <w:r>
+        <w:rPr>
+          <w:rFonts w:hint="eastAsia"/>
+        </w:rPr>
+        <w:t>（react组件一定要以大写字母开头作为和函数的区分）</w:t>
+      </w:r>
+    </w:p>
+    <w:p/>
+    <w:p>
+      <w:pPr>
+        <w:pStyle w:val="1"/>
+        <w:rPr>
+          <w:rFonts w:hint="eastAsia"/>
+        </w:rPr>
+      </w:pPr>
+      <w:r>
+        <w:rPr>
+          <w:rFonts w:hint="eastAsia"/>
+        </w:rPr>
+        <w:t>0</w:t>
+      </w:r>
+      <w:r>
+        <w:rPr>
+          <w:rFonts w:hint="eastAsia"/>
+        </w:rPr>
+        <w:t>4.01</w:t>
+      </w:r>
+      <w:r>
+        <w:rPr>
+          <w:rFonts w:hint="eastAsia"/>
+        </w:rPr>
+        <w:t>课时2</w:t>
+      </w:r>
+      <w:r>
+        <w:rPr>
+          <w:rFonts w:hint="eastAsia"/>
+        </w:rPr>
+        <w:t>7</w:t>
+      </w:r>
+      <w:r>
+        <w:rPr>
+          <w:rFonts w:hint="eastAsia"/>
+        </w:rPr>
+        <w:t>——</w:t>
+      </w:r>
+      <w:r>
+        <w:rPr>
+          <w:rFonts w:hint="eastAsia"/>
+        </w:rPr>
+        <w:t>简历</w:t>
+      </w:r>
+      <w:r>
+        <w:rPr>
+          <w:rFonts w:hint="eastAsia"/>
+        </w:rPr>
+        <w:t>、</w:t>
+      </w:r>
+      <w:r>
+        <w:rPr>
+          <w:rFonts w:hint="eastAsia"/>
+        </w:rPr>
+        <w:t>React</w:t>
+      </w:r>
+      <w:r>
+        <w:rPr>
+          <w:rFonts w:hint="eastAsia"/>
+        </w:rPr>
+        <w:t xml:space="preserve"> hooks</w:t>
+      </w:r>
+    </w:p>
+    <w:p>
+      <w:pPr>
+        <w:pStyle w:val="a9"/>
+        <w:numPr>
+          <w:ilvl w:val="0"/>
+          <w:numId w:val="46"/>
+        </w:numPr>
+        <w:rPr>
+          <w:rFonts w:hint="eastAsia"/>
+        </w:rPr>
+      </w:pPr>
+      <w:r>
+        <w:rPr>
+          <w:rFonts w:hint="eastAsia"/>
+        </w:rPr>
+        <w:t>核心优势1、5合并</w:t>
+      </w:r>
+      <w:r>
+        <w:rPr>
+          <w:rFonts w:hint="eastAsia"/>
+        </w:rPr>
+        <w:t>：</w:t>
+      </w:r>
+    </w:p>
+    <w:p>
+      <w:pPr>
+        <w:rPr>
+          <w:rFonts w:hint="eastAsia"/>
+        </w:rPr>
+      </w:pPr>
+      <w:r>
+        <w:rPr>
+          <w:rFonts w:hint="eastAsia"/>
+        </w:rPr>
+        <w:t>AI应用全栈开发（Electron），具备将大语言模型（LLM）深度集成到桌面端应用的实践经验，熟练掌握</w:t>
+      </w:r>
+      <w:r>
+        <w:rPr>
+          <w:rFonts w:hint="eastAsia"/>
+        </w:rPr>
+        <w:t>，熟练掌握openai、千文、deepseek的接口调用，实现流式输出与前端组件的实时渲染，具备prompt的优化能力，为具体的业务设计高质量提示词。</w:t>
+      </w:r>
+    </w:p>
+    <w:p/>
+    <w:p>
+      <w:pPr>
+        <w:pStyle w:val="a9"/>
+        <w:numPr>
+          <w:ilvl w:val="0"/>
+          <w:numId w:val="46"/>
+        </w:numPr>
+        <w:rPr>
+          <w:rFonts w:hint="eastAsia"/>
+        </w:rPr>
+      </w:pPr>
+      <w:r>
+        <w:rPr>
+          <w:rFonts w:hint="eastAsia"/>
+        </w:rPr>
+        <w:t>项目</w:t>
+      </w:r>
+      <w:r>
+        <w:rPr>
+          <w:rFonts w:hint="eastAsia"/>
+        </w:rPr>
+        <w:t>修改：</w:t>
+      </w:r>
+    </w:p>
+    <w:p>
+      <w:r>
+        <w:rPr>
+          <w:rFonts w:hint="eastAsia"/>
+        </w:rPr>
+        <w:t>流式输出样式，</w:t>
+      </w:r>
+    </w:p>
     <w:p/>
     <w:p/>
     <w:p>
       <w:pPr>
-        <w:pStyle w:val="1"/>
-        <w:rPr>
-          <w:rFonts w:hint="eastAsia"/>
-        </w:rPr>
-      </w:pPr>
-      <w:r>
-        <w:rPr>
-          <w:rFonts w:hint="eastAsia"/>
-        </w:rPr>
-        <w:t>03.2</w:t>
-      </w:r>
-      <w:r>
-        <w:rPr>
-          <w:rFonts w:hint="eastAsia"/>
-        </w:rPr>
-        <w:t>6</w:t>
-      </w:r>
-      <w:r>
-        <w:rPr>
-          <w:rFonts w:hint="eastAsia"/>
-        </w:rPr>
-        <w:t>课时2</w:t>
-      </w:r>
-      <w:r>
-        <w:rPr>
-          <w:rFonts w:hint="eastAsia"/>
-        </w:rPr>
-        <w:t>6</w:t>
-      </w:r>
-      <w:r>
-        <w:rPr>
-          <w:rFonts w:hint="eastAsia"/>
-        </w:rPr>
-        <w:t>——React</w:t>
-      </w:r>
-    </w:p>
-    <w:p>
-      <w:pPr>
-        <w:rPr>
-          <w:rFonts w:hint="eastAsia"/>
-        </w:rPr>
-      </w:pPr>
-    </w:p>
-    <w:p>
-      <w:r>
-        <w:rPr>
-          <w:rFonts w:hint="eastAsia"/>
-        </w:rPr>
-        <w:t>Skills: ai</w:t>
-      </w:r>
-    </w:p>
-    <w:p>
-      <w:r>
-        <w:rPr>
-          <w:rFonts w:hint="eastAsia"/>
-        </w:rPr>
-        <w:t>核心优势：ai</w:t>
-      </w:r>
-    </w:p>
-    <w:p>
-      <w:r>
-        <w:rPr>
-          <w:rFonts w:hint="eastAsia"/>
-        </w:rPr>
-        <w:t>简历新增项目：</w:t>
-      </w:r>
-      <w:r>
-        <w:rPr>
-          <w:rFonts w:hint="eastAsia"/>
-        </w:rPr>
-        <w:t>API接口、流式输出、会话管理</w:t>
+        <w:pStyle w:val="a9"/>
+        <w:numPr>
+          <w:ilvl w:val="0"/>
+          <w:numId w:val="46"/>
+        </w:numPr>
+      </w:pPr>
+      <w:r>
+        <w:rPr>
+          <w:rFonts w:hint="eastAsia"/>
+        </w:rPr>
+        <w:t>项目三：</w:t>
+      </w:r>
+    </w:p>
+    <w:p>
+      <w:pPr>
+        <w:rPr>
+          <w:rFonts w:hint="eastAsia"/>
+        </w:rPr>
+      </w:pPr>
+      <w:r>
+        <w:rPr>
+          <w:rFonts w:hint="eastAsia"/>
+        </w:rPr>
+        <w:t>RAG企业知识库</w:t>
       </w:r>
     </w:p>
     <w:p/>
     <w:p>
-      <w:r>
-        <w:rPr>
-          <w:rFonts w:hint="eastAsia"/>
-        </w:rPr>
-        <w:t>React17，引入JSX转换器：</w:t>
-      </w:r>
-      <w:r>
-        <w:rPr>
-          <w:rFonts w:hint="eastAsia"/>
-        </w:rPr>
-        <w:t>_</w:t>
-      </w:r>
-      <w:proofErr w:type="spellStart"/>
-      <w:proofErr w:type="gramStart"/>
-      <w:r>
-        <w:rPr>
-          <w:rFonts w:hint="eastAsia"/>
-        </w:rPr>
-        <w:t>jsx</w:t>
-      </w:r>
-      <w:proofErr w:type="spellEnd"/>
-      <w:r>
-        <w:rPr>
-          <w:rFonts w:hint="eastAsia"/>
-        </w:rPr>
-        <w:t>(</w:t>
-      </w:r>
-      <w:proofErr w:type="gramEnd"/>
-      <w:r>
-        <w:rPr>
-          <w:rFonts w:hint="eastAsia"/>
-        </w:rPr>
-        <w:t xml:space="preserve">....) =&gt; </w:t>
-      </w:r>
-      <w:proofErr w:type="spellStart"/>
-      <w:r>
-        <w:rPr>
-          <w:rFonts w:hint="eastAsia"/>
-        </w:rPr>
-        <w:t>React.createElement</w:t>
-      </w:r>
-      <w:proofErr w:type="spellEnd"/>
-      <w:r>
-        <w:rPr>
-          <w:rFonts w:hint="eastAsia"/>
-        </w:rPr>
-        <w:t>(....)</w:t>
+      <w:pPr>
+        <w:pStyle w:val="a9"/>
+        <w:numPr>
+          <w:ilvl w:val="0"/>
+          <w:numId w:val="46"/>
+        </w:numPr>
+      </w:pPr>
+      <w:r>
+        <w:rPr>
+          <w:rFonts w:hint="eastAsia"/>
+        </w:rPr>
+        <w:t>AI角色扮演写在个人项目</w:t>
       </w:r>
     </w:p>
     <w:p/>
-    <w:p>
-      <w:r>
-        <w:rPr>
-          <w:rFonts w:hint="eastAsia"/>
-        </w:rPr>
-        <w:t>Hooks规则：</w:t>
-      </w:r>
-    </w:p>
-    <w:p>
-      <w:pPr>
-        <w:pStyle w:val="a9"/>
-        <w:numPr>
-          <w:ilvl w:val="0"/>
-          <w:numId w:val="32"/>
-        </w:numPr>
-      </w:pPr>
-      <w:r>
-        <w:rPr>
-          <w:rFonts w:hint="eastAsia"/>
-        </w:rPr>
-        <w:t>只能写在函数最顶层，不能放在任何一个语句里</w:t>
-      </w:r>
-    </w:p>
-    <w:p>
-      <w:pPr>
-        <w:pStyle w:val="a9"/>
-        <w:numPr>
-          <w:ilvl w:val="0"/>
-          <w:numId w:val="32"/>
-        </w:numPr>
-        <w:rPr>
-          <w:rFonts w:hint="eastAsia"/>
-        </w:rPr>
-      </w:pPr>
-      <w:r>
-        <w:rPr>
-          <w:rFonts w:hint="eastAsia"/>
-        </w:rPr>
-        <w:t>（react组件一定要以大写字母开头作为和函数的区分）</w:t>
+    <w:p/>
+    <w:p>
+      <w:pPr>
+        <w:rPr>
+          <w:rFonts w:hint="eastAsia"/>
+        </w:rPr>
+      </w:pPr>
+      <w:r>
+        <w:rPr>
+          <w:rFonts w:hint="eastAsia"/>
+        </w:rPr>
+        <w:t>Skill：</w:t>
+      </w:r>
+    </w:p>
+    <w:p>
+      <w:pPr>
+        <w:rPr>
+          <w:rFonts w:hint="eastAsia"/>
+        </w:rPr>
+      </w:pPr>
+      <w:r>
+        <w:rPr>
+          <w:rFonts w:hint="eastAsia"/>
+        </w:rPr>
+        <w:lastRenderedPageBreak/>
+        <w:t>- Languages: HTML5, CSS3, JavaScript (ES6+), TypeScript, Java, Python, C, Node.js, Ruby, PHP, Go, R, Swift (IOS), Objective-C (IOS), Java and Kotlin(Android),  Shell scripting</w:t>
+      </w:r>
+    </w:p>
+    <w:p>
+      <w:pPr>
+        <w:rPr>
+          <w:rFonts w:hint="eastAsia"/>
+        </w:rPr>
+      </w:pPr>
+    </w:p>
+    <w:p>
+      <w:pPr>
+        <w:rPr>
+          <w:rFonts w:hint="eastAsia"/>
+        </w:rPr>
+      </w:pPr>
+    </w:p>
+    <w:p>
+      <w:pPr>
+        <w:rPr>
+          <w:rFonts w:hint="eastAsia"/>
+        </w:rPr>
+      </w:pPr>
+      <w:r>
+        <w:rPr>
+          <w:rFonts w:hint="eastAsia"/>
+        </w:rPr>
+        <w:t>- Frameworks / Libraries: React.js (Redux), Angular, Vue.js（Vuex）, Nuxt.js, Remix.js, Next.js, Svelte, Dart(Flutter框架), React Native，Express.js, Django &amp; Flask (Python), Spring Boot (Java), Rails（Ruby）, Taro (小程序)，Uniapp，Hadoop（数据工程师）,TensorFlow（机器学习）, PyTorch，Spring MVC,Spring Cloud（Nacos / Sentinel / Seata / OpenFeign / Gateway）,MyBatis / MyBatis-Plus,Dubbo</w:t>
+      </w:r>
+    </w:p>
+    <w:p>
+      <w:pPr>
+        <w:rPr>
+          <w:rFonts w:hint="eastAsia"/>
+        </w:rPr>
+      </w:pPr>
+    </w:p>
+    <w:p>
+      <w:pPr>
+        <w:rPr>
+          <w:rFonts w:hint="eastAsia"/>
+        </w:rPr>
+      </w:pPr>
+    </w:p>
+    <w:p>
+      <w:pPr>
+        <w:rPr>
+          <w:rFonts w:hint="eastAsia"/>
+        </w:rPr>
+      </w:pPr>
+      <w:r>
+        <w:rPr>
+          <w:rFonts w:hint="eastAsia"/>
+        </w:rPr>
+        <w:t>- UI可视化：</w:t>
+      </w:r>
+      <w:r>
+        <w:rPr>
+          <w:rFonts w:hint="eastAsia"/>
+          <w:highlight w:val="yellow"/>
+        </w:rPr>
+        <w:t>Tailwind CSS</w:t>
+      </w:r>
+      <w:r>
+        <w:rPr>
+          <w:rFonts w:hint="eastAsia"/>
+        </w:rPr>
+        <w:t>、</w:t>
+      </w:r>
+      <w:r>
+        <w:rPr>
+          <w:rFonts w:hint="eastAsia"/>
+          <w:highlight w:val="yellow"/>
+        </w:rPr>
+        <w:t>Shadcn</w:t>
+      </w:r>
+      <w:r>
+        <w:rPr>
+          <w:rFonts w:hint="eastAsia"/>
+        </w:rPr>
+        <w:t>、AntD、Element Plus(vue)、ECharts、Radix、Arco、Vant</w:t>
+      </w:r>
+    </w:p>
+    <w:p>
+      <w:pPr>
+        <w:rPr>
+          <w:rFonts w:hint="eastAsia"/>
+        </w:rPr>
+      </w:pPr>
+    </w:p>
+    <w:p>
+      <w:pPr>
+        <w:rPr>
+          <w:rFonts w:hint="eastAsia"/>
+        </w:rPr>
+      </w:pPr>
+    </w:p>
+    <w:p>
+      <w:pPr>
+        <w:rPr>
+          <w:rFonts w:hint="eastAsia"/>
+        </w:rPr>
+      </w:pPr>
+      <w:r>
+        <w:rPr>
+          <w:rFonts w:hint="eastAsia"/>
+        </w:rPr>
+        <w:t>- Databases: MySQL, PostgreSQL, Oracle，</w:t>
+      </w:r>
+      <w:r>
+        <w:rPr>
+          <w:rFonts w:hint="eastAsia"/>
+          <w:highlight w:val="yellow"/>
+        </w:rPr>
+        <w:t>MongoDB</w:t>
+      </w:r>
+      <w:r>
+        <w:rPr>
+          <w:rFonts w:hint="eastAsia"/>
+        </w:rPr>
+        <w:t xml:space="preserve">，Redis, </w:t>
+      </w:r>
+      <w:r>
+        <w:rPr>
+          <w:rFonts w:hint="eastAsia"/>
+          <w:highlight w:val="yellow"/>
+        </w:rPr>
+        <w:t>SQLite</w:t>
+      </w:r>
+      <w:r>
+        <w:rPr>
+          <w:rFonts w:hint="eastAsia"/>
+        </w:rPr>
+        <w:t>, SQL Server</w:t>
+      </w:r>
+    </w:p>
+    <w:p>
+      <w:pPr>
+        <w:rPr>
+          <w:rFonts w:hint="eastAsia"/>
+        </w:rPr>
+      </w:pPr>
+    </w:p>
+    <w:p>
+      <w:pPr>
+        <w:rPr>
+          <w:rFonts w:hint="eastAsia"/>
+        </w:rPr>
+      </w:pPr>
+    </w:p>
+    <w:p>
+      <w:pPr>
+        <w:rPr>
+          <w:rFonts w:hint="eastAsia"/>
+        </w:rPr>
+      </w:pPr>
+      <w:r>
+        <w:rPr>
+          <w:rFonts w:hint="eastAsia"/>
+        </w:rPr>
+        <w:t>- Cloud / Infrastructure（deploy）: Cloud platforms (AWS =&gt;S3/EC2, Google Cloud, Azure, 阿里云), Netlify, Vercel, Docker, Kubernetes</w:t>
+      </w:r>
+    </w:p>
+    <w:p>
+      <w:pPr>
+        <w:rPr>
+          <w:rFonts w:hint="eastAsia"/>
+        </w:rPr>
+      </w:pPr>
+    </w:p>
+    <w:p>
+      <w:pPr>
+        <w:rPr>
+          <w:rFonts w:hint="eastAsia"/>
+        </w:rPr>
+      </w:pPr>
+    </w:p>
+    <w:p>
+      <w:pPr>
+        <w:rPr>
+          <w:rFonts w:hint="eastAsia"/>
+        </w:rPr>
+      </w:pPr>
+      <w:r>
+        <w:rPr>
+          <w:rFonts w:hint="eastAsia"/>
+        </w:rPr>
+        <w:t xml:space="preserve">- DevOps（CI/CD）Version control (Git);  package managers/build tools (npm/Yarn, Vite, Webpack, Babel); linters (ESLint/Prettier/Husky/Commitlint); CI/CD pipelines (Jenkins, GitHub Actions, Travis CI) </w:t>
+      </w:r>
+    </w:p>
+    <w:p>
+      <w:pPr>
+        <w:rPr>
+          <w:rFonts w:hint="eastAsia"/>
+        </w:rPr>
+      </w:pPr>
+    </w:p>
+    <w:p>
+      <w:pPr>
+        <w:rPr>
+          <w:rFonts w:hint="eastAsia"/>
+        </w:rPr>
+      </w:pPr>
+    </w:p>
+    <w:p>
+      <w:pPr>
+        <w:rPr>
+          <w:rFonts w:hint="eastAsia"/>
+        </w:rPr>
+      </w:pPr>
+      <w:r>
+        <w:rPr>
+          <w:rFonts w:hint="eastAsia"/>
+        </w:rPr>
+        <w:t>- Testing(单元测试/UI测试): Vitest/Jest, React Testing Library, Mocha/Chai, Jasmine/Karma (for Angular), Cypress/Selenium (end-to-end testing), Postman (integration testing of APIs )</w:t>
+      </w:r>
+    </w:p>
+    <w:p>
+      <w:pPr>
+        <w:rPr>
+          <w:rFonts w:hint="eastAsia"/>
+        </w:rPr>
+      </w:pPr>
+      <w:r>
+        <w:rPr>
+          <w:rFonts w:hint="eastAsia"/>
+          <w:highlight w:val="yellow"/>
+        </w:rPr>
+        <w:t>（了解</w:t>
+      </w:r>
+      <w:r>
+        <w:rPr>
+          <w:rFonts w:hint="eastAsia"/>
+          <w:highlight w:val="yellow"/>
+        </w:rPr>
+        <w:t>- Testing(单元测试/UI测试): Vitest/Jest,</w:t>
+      </w:r>
+      <w:r>
+        <w:rPr>
+          <w:rFonts w:hint="eastAsia"/>
+          <w:highlight w:val="yellow"/>
+        </w:rPr>
+        <w:t>）</w:t>
+      </w:r>
+    </w:p>
+    <w:p>
+      <w:pPr>
+        <w:rPr>
+          <w:rFonts w:hint="eastAsia"/>
+        </w:rPr>
+      </w:pPr>
+    </w:p>
+    <w:p>
+      <w:pPr>
+        <w:rPr>
+          <w:rFonts w:hint="eastAsia"/>
+        </w:rPr>
+      </w:pPr>
+      <w:r>
+        <w:rPr>
+          <w:rFonts w:hint="eastAsia"/>
+        </w:rPr>
+        <w:t>- Middleware / Distributed (中间件)：Apache Kafka / Zookeeper，ElasticSearch，XXL-Job，Redisson（Distributed Lock），RocketMQ</w:t>
+      </w:r>
+    </w:p>
+    <w:p>
+      <w:pPr>
+        <w:rPr>
+          <w:rFonts w:hint="eastAsia"/>
+        </w:rPr>
+      </w:pPr>
+    </w:p>
+    <w:p>
+      <w:pPr>
+        <w:rPr>
+          <w:rFonts w:hint="eastAsia"/>
+        </w:rPr>
+      </w:pPr>
+    </w:p>
+    <w:p>
+      <w:pPr>
+        <w:rPr>
+          <w:rFonts w:hint="eastAsia"/>
+        </w:rPr>
+      </w:pPr>
+      <w:r>
+        <w:rPr>
+          <w:rFonts w:hint="eastAsia"/>
+        </w:rPr>
+        <w:t>- Other Relevant Skills: Responsive web design（响应式）,</w:t>
+      </w:r>
+      <w:r>
+        <w:rPr>
+          <w:rFonts w:hint="eastAsia"/>
+          <w:highlight w:val="yellow"/>
+        </w:rPr>
+        <w:t>cross-browser compatibility</w:t>
+      </w:r>
+      <w:r>
+        <w:rPr>
+          <w:rFonts w:hint="eastAsia"/>
+        </w:rPr>
+        <w:t>（跨端）</w:t>
+      </w:r>
+    </w:p>
+    <w:p>
+      <w:pPr>
+        <w:rPr>
+          <w:rFonts w:hint="eastAsia"/>
+        </w:rPr>
+      </w:pPr>
+      <w:r>
+        <w:rPr>
+          <w:rFonts w:hint="eastAsia"/>
+        </w:rPr>
+        <w:t>web accessibility（简称a11y）(WCAG standards), SEO, RESTful API，GraphQL API, OAuth2.0, JWT,</w:t>
+      </w:r>
+    </w:p>
+    <w:p>
+      <w:pPr>
+        <w:rPr>
+          <w:rFonts w:hint="eastAsia"/>
+        </w:rPr>
+      </w:pPr>
+      <w:r>
+        <w:rPr>
+          <w:rFonts w:hint="eastAsia"/>
+        </w:rPr>
+        <w:t>Apache Kafka（分布事件流）、RabbitMQ（消息队列）、web安全（Injection/XSS/CSRF）、RBAC（基于角色的访问控制）、PWA、Web Vitals（LCP/CLS/INP/TTFB）、SSR/SSG</w:t>
+      </w:r>
+    </w:p>
+    <w:p/>
+    <w:p/>
+    <w:p/>
+    <w:p>
+      <w:r>
+        <w:rPr>
+          <w:rFonts w:hint="eastAsia"/>
+        </w:rPr>
+        <w:t>HOC hooks</w:t>
+      </w:r>
+      <w:r>
+        <w:rPr>
+          <w:rFonts w:hint="eastAsia"/>
+        </w:rPr>
+        <w:t>：</w:t>
+      </w:r>
+    </w:p>
+    <w:p>
+      <w:pPr>
+        <w:rPr>
+          <w:rFonts w:hint="eastAsia"/>
+        </w:rPr>
+      </w:pPr>
+      <w:r>
+        <w:rPr>
+          <w:rFonts w:hint="eastAsia"/>
+        </w:rPr>
+        <w:lastRenderedPageBreak/>
+        <w:t>HOC：高阶组件，</w:t>
+      </w:r>
+      <w:r>
+        <w:rPr>
+          <w:rFonts w:hint="eastAsia"/>
+        </w:rPr>
+        <w:t>hight order</w:t>
+      </w:r>
+      <w:r>
+        <w:rPr>
+          <w:rFonts w:hint="eastAsia"/>
+        </w:rPr>
+        <w:t xml:space="preserve"> component</w:t>
       </w:r>
     </w:p>
     <w:sectPr>
@@ -34825,7 +31755,7 @@
   <w:abstractNum w:abstractNumId="22" w15:restartNumberingAfterBreak="0">
     <w:nsid w:val="48DE2233"/>
     <w:multiLevelType w:val="hybridMultilevel"/>
-    <w:tmpl w:val="55EE258C"/>
+    <w:tmpl w:val="95C06FF4"/>
     <w:lvl w:ilvl="0" w:tplc="04090001">
       <w:start w:val="1"/>
       <w:numFmt w:val="bullet"/>

--- a/lesson/12.9课时1.docx
+++ b/lesson/12.9课时1.docx
@@ -1700,7 +1700,7 @@
           <w:r>
             <w:fldChar w:fldCharType="separate"/>
           </w:r>
-          <w:hyperlink w:anchor="_Toc225023917" w:history="1">
+          <w:hyperlink w:anchor="_Toc226404332" w:history="1">
             <w:r>
               <w:rPr>
                 <w:rStyle w:val="af3"/>
@@ -1738,7 +1738,7 @@
                 <w:noProof/>
                 <w:webHidden/>
               </w:rPr>
-              <w:instrText>PAGEREF _Toc225023917 \h</w:instrText>
+              <w:instrText>PAGEREF _Toc226404332 \h</w:instrText>
             </w:r>
             <w:r>
               <w:rPr>
@@ -1795,7 +1795,7 @@
               <w14:ligatures w14:val="standardContextual"/>
             </w:rPr>
           </w:pPr>
-          <w:hyperlink w:anchor="_Toc225023918" w:history="1">
+          <w:hyperlink w:anchor="_Toc226404333" w:history="1">
             <w:r>
               <w:rPr>
                 <w:rStyle w:val="af3"/>
@@ -1833,7 +1833,7 @@
                 <w:noProof/>
                 <w:webHidden/>
               </w:rPr>
-              <w:instrText>PAGEREF _Toc225023918 \h</w:instrText>
+              <w:instrText>PAGEREF _Toc226404333 \h</w:instrText>
             </w:r>
             <w:r>
               <w:rPr>
@@ -1890,7 +1890,7 @@
               <w14:ligatures w14:val="standardContextual"/>
             </w:rPr>
           </w:pPr>
-          <w:hyperlink w:anchor="_Toc225023919" w:history="1">
+          <w:hyperlink w:anchor="_Toc226404334" w:history="1">
             <w:r>
               <w:rPr>
                 <w:rStyle w:val="af3"/>
@@ -1928,7 +1928,7 @@
                 <w:noProof/>
                 <w:webHidden/>
               </w:rPr>
-              <w:instrText>PAGEREF _Toc225023919 \h</w:instrText>
+              <w:instrText>PAGEREF _Toc226404334 \h</w:instrText>
             </w:r>
             <w:r>
               <w:rPr>
@@ -1985,7 +1985,7 @@
               <w14:ligatures w14:val="standardContextual"/>
             </w:rPr>
           </w:pPr>
-          <w:hyperlink w:anchor="_Toc225023920" w:history="1">
+          <w:hyperlink w:anchor="_Toc226404335" w:history="1">
             <w:r>
               <w:rPr>
                 <w:rStyle w:val="af3"/>
@@ -2023,7 +2023,7 @@
                 <w:noProof/>
                 <w:webHidden/>
               </w:rPr>
-              <w:instrText>PAGEREF _Toc225023920 \h</w:instrText>
+              <w:instrText>PAGEREF _Toc226404335 \h</w:instrText>
             </w:r>
             <w:r>
               <w:rPr>
@@ -2080,7 +2080,7 @@
               <w14:ligatures w14:val="standardContextual"/>
             </w:rPr>
           </w:pPr>
-          <w:hyperlink w:anchor="_Toc225023921" w:history="1">
+          <w:hyperlink w:anchor="_Toc226404336" w:history="1">
             <w:r>
               <w:rPr>
                 <w:rStyle w:val="af3"/>
@@ -2118,7 +2118,7 @@
                 <w:noProof/>
                 <w:webHidden/>
               </w:rPr>
-              <w:instrText>PAGEREF _Toc225023921 \h</w:instrText>
+              <w:instrText>PAGEREF _Toc226404336 \h</w:instrText>
             </w:r>
             <w:r>
               <w:rPr>
@@ -2175,7 +2175,7 @@
               <w14:ligatures w14:val="standardContextual"/>
             </w:rPr>
           </w:pPr>
-          <w:hyperlink w:anchor="_Toc225023922" w:history="1">
+          <w:hyperlink w:anchor="_Toc226404337" w:history="1">
             <w:r>
               <w:rPr>
                 <w:rStyle w:val="af3"/>
@@ -2213,7 +2213,7 @@
                 <w:noProof/>
                 <w:webHidden/>
               </w:rPr>
-              <w:instrText>PAGEREF _Toc225023922 \h</w:instrText>
+              <w:instrText>PAGEREF _Toc226404337 \h</w:instrText>
             </w:r>
             <w:r>
               <w:rPr>
@@ -2270,7 +2270,7 @@
               <w14:ligatures w14:val="standardContextual"/>
             </w:rPr>
           </w:pPr>
-          <w:hyperlink w:anchor="_Toc225023923" w:history="1">
+          <w:hyperlink w:anchor="_Toc226404338" w:history="1">
             <w:r>
               <w:rPr>
                 <w:rStyle w:val="af3"/>
@@ -2308,7 +2308,7 @@
                 <w:noProof/>
                 <w:webHidden/>
               </w:rPr>
-              <w:instrText>PAGEREF _Toc225023923 \h</w:instrText>
+              <w:instrText>PAGEREF _Toc226404338 \h</w:instrText>
             </w:r>
             <w:r>
               <w:rPr>
@@ -2365,7 +2365,7 @@
               <w14:ligatures w14:val="standardContextual"/>
             </w:rPr>
           </w:pPr>
-          <w:hyperlink w:anchor="_Toc225023924" w:history="1">
+          <w:hyperlink w:anchor="_Toc226404339" w:history="1">
             <w:r>
               <w:rPr>
                 <w:rStyle w:val="af3"/>
@@ -2403,7 +2403,7 @@
                 <w:noProof/>
                 <w:webHidden/>
               </w:rPr>
-              <w:instrText>PAGEREF _Toc225023924 \h</w:instrText>
+              <w:instrText>PAGEREF _Toc226404339 \h</w:instrText>
             </w:r>
             <w:r>
               <w:rPr>
@@ -2460,7 +2460,7 @@
               <w14:ligatures w14:val="standardContextual"/>
             </w:rPr>
           </w:pPr>
-          <w:hyperlink w:anchor="_Toc225023925" w:history="1">
+          <w:hyperlink w:anchor="_Toc226404340" w:history="1">
             <w:r>
               <w:rPr>
                 <w:rStyle w:val="af3"/>
@@ -2498,7 +2498,7 @@
                 <w:noProof/>
                 <w:webHidden/>
               </w:rPr>
-              <w:instrText>PAGEREF _Toc225023925 \h</w:instrText>
+              <w:instrText>PAGEREF _Toc226404340 \h</w:instrText>
             </w:r>
             <w:r>
               <w:rPr>
@@ -2555,7 +2555,7 @@
               <w14:ligatures w14:val="standardContextual"/>
             </w:rPr>
           </w:pPr>
-          <w:hyperlink w:anchor="_Toc225023926" w:history="1">
+          <w:hyperlink w:anchor="_Toc226404341" w:history="1">
             <w:r>
               <w:rPr>
                 <w:rStyle w:val="af3"/>
@@ -2593,7 +2593,7 @@
                 <w:noProof/>
                 <w:webHidden/>
               </w:rPr>
-              <w:instrText>PAGEREF _Toc225023926 \h</w:instrText>
+              <w:instrText>PAGEREF _Toc226404341 \h</w:instrText>
             </w:r>
             <w:r>
               <w:rPr>
@@ -2650,7 +2650,7 @@
               <w14:ligatures w14:val="standardContextual"/>
             </w:rPr>
           </w:pPr>
-          <w:hyperlink w:anchor="_Toc225023927" w:history="1">
+          <w:hyperlink w:anchor="_Toc226404342" w:history="1">
             <w:r>
               <w:rPr>
                 <w:rStyle w:val="af3"/>
@@ -2688,7 +2688,7 @@
                 <w:noProof/>
                 <w:webHidden/>
               </w:rPr>
-              <w:instrText>PAGEREF _Toc225023927 \h</w:instrText>
+              <w:instrText>PAGEREF _Toc226404342 \h</w:instrText>
             </w:r>
             <w:r>
               <w:rPr>
@@ -2745,7 +2745,7 @@
               <w14:ligatures w14:val="standardContextual"/>
             </w:rPr>
           </w:pPr>
-          <w:hyperlink w:anchor="_Toc225023928" w:history="1">
+          <w:hyperlink w:anchor="_Toc226404343" w:history="1">
             <w:r>
               <w:rPr>
                 <w:rStyle w:val="af3"/>
@@ -2783,7 +2783,7 @@
                 <w:noProof/>
                 <w:webHidden/>
               </w:rPr>
-              <w:instrText>PAGEREF _Toc225023928 \h</w:instrText>
+              <w:instrText>PAGEREF _Toc226404343 \h</w:instrText>
             </w:r>
             <w:r>
               <w:rPr>
@@ -2840,7 +2840,7 @@
               <w14:ligatures w14:val="standardContextual"/>
             </w:rPr>
           </w:pPr>
-          <w:hyperlink w:anchor="_Toc225023929" w:history="1">
+          <w:hyperlink w:anchor="_Toc226404344" w:history="1">
             <w:r>
               <w:rPr>
                 <w:rStyle w:val="af3"/>
@@ -2878,7 +2878,7 @@
                 <w:noProof/>
                 <w:webHidden/>
               </w:rPr>
-              <w:instrText>PAGEREF _Toc225023929 \h</w:instrText>
+              <w:instrText>PAGEREF _Toc226404344 \h</w:instrText>
             </w:r>
             <w:r>
               <w:rPr>
@@ -2935,7 +2935,7 @@
               <w14:ligatures w14:val="standardContextual"/>
             </w:rPr>
           </w:pPr>
-          <w:hyperlink w:anchor="_Toc225023930" w:history="1">
+          <w:hyperlink w:anchor="_Toc226404345" w:history="1">
             <w:r>
               <w:rPr>
                 <w:rStyle w:val="af3"/>
@@ -2973,7 +2973,7 @@
                 <w:noProof/>
                 <w:webHidden/>
               </w:rPr>
-              <w:instrText>PAGEREF _Toc225023930 \h</w:instrText>
+              <w:instrText>PAGEREF _Toc226404345 \h</w:instrText>
             </w:r>
             <w:r>
               <w:rPr>
@@ -3030,7 +3030,7 @@
               <w14:ligatures w14:val="standardContextual"/>
             </w:rPr>
           </w:pPr>
-          <w:hyperlink w:anchor="_Toc225023931" w:history="1">
+          <w:hyperlink w:anchor="_Toc226404346" w:history="1">
             <w:r>
               <w:rPr>
                 <w:rStyle w:val="af3"/>
@@ -3068,7 +3068,7 @@
                 <w:noProof/>
                 <w:webHidden/>
               </w:rPr>
-              <w:instrText>PAGEREF _Toc225023931 \h</w:instrText>
+              <w:instrText>PAGEREF _Toc226404346 \h</w:instrText>
             </w:r>
             <w:r>
               <w:rPr>
@@ -3125,7 +3125,7 @@
               <w14:ligatures w14:val="standardContextual"/>
             </w:rPr>
           </w:pPr>
-          <w:hyperlink w:anchor="_Toc225023932" w:history="1">
+          <w:hyperlink w:anchor="_Toc226404347" w:history="1">
             <w:r>
               <w:rPr>
                 <w:rStyle w:val="af3"/>
@@ -3163,7 +3163,7 @@
                 <w:noProof/>
                 <w:webHidden/>
               </w:rPr>
-              <w:instrText>PAGEREF _Toc225023932 \h</w:instrText>
+              <w:instrText>PAGEREF _Toc226404347 \h</w:instrText>
             </w:r>
             <w:r>
               <w:rPr>
@@ -3220,7 +3220,7 @@
               <w14:ligatures w14:val="standardContextual"/>
             </w:rPr>
           </w:pPr>
-          <w:hyperlink w:anchor="_Toc225023933" w:history="1">
+          <w:hyperlink w:anchor="_Toc226404348" w:history="1">
             <w:r>
               <w:rPr>
                 <w:rStyle w:val="af3"/>
@@ -3258,7 +3258,7 @@
                 <w:noProof/>
                 <w:webHidden/>
               </w:rPr>
-              <w:instrText>PAGEREF _Toc225023933 \h</w:instrText>
+              <w:instrText>PAGEREF _Toc226404348 \h</w:instrText>
             </w:r>
             <w:r>
               <w:rPr>
@@ -3315,7 +3315,7 @@
               <w14:ligatures w14:val="standardContextual"/>
             </w:rPr>
           </w:pPr>
-          <w:hyperlink w:anchor="_Toc225023934" w:history="1">
+          <w:hyperlink w:anchor="_Toc226404349" w:history="1">
             <w:r>
               <w:rPr>
                 <w:rStyle w:val="af3"/>
@@ -3353,7 +3353,7 @@
                 <w:noProof/>
                 <w:webHidden/>
               </w:rPr>
-              <w:instrText>PAGEREF _Toc225023934 \h</w:instrText>
+              <w:instrText>PAGEREF _Toc226404349 \h</w:instrText>
             </w:r>
             <w:r>
               <w:rPr>
@@ -3410,7 +3410,7 @@
               <w14:ligatures w14:val="standardContextual"/>
             </w:rPr>
           </w:pPr>
-          <w:hyperlink w:anchor="_Toc225023935" w:history="1">
+          <w:hyperlink w:anchor="_Toc226404350" w:history="1">
             <w:r>
               <w:rPr>
                 <w:rStyle w:val="af3"/>
@@ -3448,7 +3448,7 @@
                 <w:noProof/>
                 <w:webHidden/>
               </w:rPr>
-              <w:instrText>PAGEREF _Toc225023935 \h</w:instrText>
+              <w:instrText>PAGEREF _Toc226404350 \h</w:instrText>
             </w:r>
             <w:r>
               <w:rPr>
@@ -3505,7 +3505,7 @@
               <w14:ligatures w14:val="standardContextual"/>
             </w:rPr>
           </w:pPr>
-          <w:hyperlink w:anchor="_Toc225023936" w:history="1">
+          <w:hyperlink w:anchor="_Toc226404351" w:history="1">
             <w:r>
               <w:rPr>
                 <w:rStyle w:val="af3"/>
@@ -3543,7 +3543,7 @@
                 <w:noProof/>
                 <w:webHidden/>
               </w:rPr>
-              <w:instrText>PAGEREF _Toc225023936 \h</w:instrText>
+              <w:instrText>PAGEREF _Toc226404351 \h</w:instrText>
             </w:r>
             <w:r>
               <w:rPr>
@@ -3600,7 +3600,7 @@
               <w14:ligatures w14:val="standardContextual"/>
             </w:rPr>
           </w:pPr>
-          <w:hyperlink w:anchor="_Toc225023937" w:history="1">
+          <w:hyperlink w:anchor="_Toc226404352" w:history="1">
             <w:r>
               <w:rPr>
                 <w:rStyle w:val="af3"/>
@@ -3638,7 +3638,7 @@
                 <w:noProof/>
                 <w:webHidden/>
               </w:rPr>
-              <w:instrText>PAGEREF _Toc225023937 \h</w:instrText>
+              <w:instrText>PAGEREF _Toc226404352 \h</w:instrText>
             </w:r>
             <w:r>
               <w:rPr>
@@ -3695,7 +3695,7 @@
               <w14:ligatures w14:val="standardContextual"/>
             </w:rPr>
           </w:pPr>
-          <w:hyperlink w:anchor="_Toc225023938" w:history="1">
+          <w:hyperlink w:anchor="_Toc226404353" w:history="1">
             <w:r>
               <w:rPr>
                 <w:rStyle w:val="af3"/>
@@ -3733,7 +3733,7 @@
                 <w:noProof/>
                 <w:webHidden/>
               </w:rPr>
-              <w:instrText>PAGEREF _Toc225023938 \h</w:instrText>
+              <w:instrText>PAGEREF _Toc226404353 \h</w:instrText>
             </w:r>
             <w:r>
               <w:rPr>
@@ -3790,7 +3790,7 @@
               <w14:ligatures w14:val="standardContextual"/>
             </w:rPr>
           </w:pPr>
-          <w:hyperlink w:anchor="_Toc225023939" w:history="1">
+          <w:hyperlink w:anchor="_Toc226404354" w:history="1">
             <w:r>
               <w:rPr>
                 <w:rStyle w:val="af3"/>
@@ -3828,7 +3828,7 @@
                 <w:noProof/>
                 <w:webHidden/>
               </w:rPr>
-              <w:instrText>PAGEREF _Toc225023939 \h</w:instrText>
+              <w:instrText>PAGEREF _Toc226404354 \h</w:instrText>
             </w:r>
             <w:r>
               <w:rPr>
@@ -3885,7 +3885,7 @@
               <w14:ligatures w14:val="standardContextual"/>
             </w:rPr>
           </w:pPr>
-          <w:hyperlink w:anchor="_Toc225023940" w:history="1">
+          <w:hyperlink w:anchor="_Toc226404355" w:history="1">
             <w:r>
               <w:rPr>
                 <w:rStyle w:val="af3"/>
@@ -3923,7 +3923,7 @@
                 <w:noProof/>
                 <w:webHidden/>
               </w:rPr>
-              <w:instrText>PAGEREF _Toc225023940 \h</w:instrText>
+              <w:instrText>PAGEREF _Toc226404355 \h</w:instrText>
             </w:r>
             <w:r>
               <w:rPr>
@@ -3955,6 +3955,291 @@
                 <w:webHidden/>
               </w:rPr>
               <w:t>38</w:t>
+            </w:r>
+            <w:r>
+              <w:rPr>
+                <w:rFonts w:hint="eastAsia"/>
+                <w:noProof/>
+                <w:webHidden/>
+              </w:rPr>
+              <w:fldChar w:fldCharType="end"/>
+            </w:r>
+          </w:hyperlink>
+        </w:p>
+        <w:p>
+          <w:pPr>
+            <w:pStyle w:val="TOC1"/>
+            <w:tabs>
+              <w:tab w:val="right" w:leader="dot" w:pos="8296"/>
+            </w:tabs>
+            <w:rPr>
+              <w:rFonts w:hint="eastAsia"/>
+              <w:noProof/>
+              <w:sz w:val="22"/>
+              <w:szCs w:val="24"/>
+              <w14:ligatures w14:val="standardContextual"/>
+            </w:rPr>
+          </w:pPr>
+          <w:hyperlink w:anchor="_Toc226404356" w:history="1">
+            <w:r>
+              <w:rPr>
+                <w:rStyle w:val="af3"/>
+                <w:rFonts w:hint="eastAsia"/>
+                <w:noProof/>
+              </w:rPr>
+              <w:t>03.24课时24——React</w:t>
+            </w:r>
+            <w:r>
+              <w:rPr>
+                <w:rFonts w:hint="eastAsia"/>
+                <w:noProof/>
+                <w:webHidden/>
+              </w:rPr>
+              <w:tab/>
+            </w:r>
+            <w:r>
+              <w:rPr>
+                <w:rFonts w:hint="eastAsia"/>
+                <w:noProof/>
+                <w:webHidden/>
+              </w:rPr>
+              <w:fldChar w:fldCharType="begin"/>
+            </w:r>
+            <w:r>
+              <w:rPr>
+                <w:rFonts w:hint="eastAsia"/>
+                <w:noProof/>
+                <w:webHidden/>
+              </w:rPr>
+              <w:instrText xml:space="preserve"> </w:instrText>
+            </w:r>
+            <w:r>
+              <w:rPr>
+                <w:noProof/>
+                <w:webHidden/>
+              </w:rPr>
+              <w:instrText>PAGEREF _Toc226404356 \h</w:instrText>
+            </w:r>
+            <w:r>
+              <w:rPr>
+                <w:rFonts w:hint="eastAsia"/>
+                <w:noProof/>
+                <w:webHidden/>
+              </w:rPr>
+              <w:instrText xml:space="preserve"> </w:instrText>
+            </w:r>
+            <w:r>
+              <w:rPr>
+                <w:rFonts w:hint="eastAsia"/>
+                <w:noProof/>
+                <w:webHidden/>
+              </w:rPr>
+            </w:r>
+            <w:r>
+              <w:rPr>
+                <w:rFonts w:hint="eastAsia"/>
+                <w:noProof/>
+                <w:webHidden/>
+              </w:rPr>
+              <w:fldChar w:fldCharType="separate"/>
+            </w:r>
+            <w:r>
+              <w:rPr>
+                <w:rFonts w:hint="eastAsia"/>
+                <w:noProof/>
+                <w:webHidden/>
+              </w:rPr>
+              <w:t>39</w:t>
+            </w:r>
+            <w:r>
+              <w:rPr>
+                <w:rFonts w:hint="eastAsia"/>
+                <w:noProof/>
+                <w:webHidden/>
+              </w:rPr>
+              <w:fldChar w:fldCharType="end"/>
+            </w:r>
+          </w:hyperlink>
+        </w:p>
+        <w:p>
+          <w:pPr>
+            <w:pStyle w:val="TOC1"/>
+            <w:tabs>
+              <w:tab w:val="right" w:leader="dot" w:pos="8296"/>
+            </w:tabs>
+            <w:rPr>
+              <w:rFonts w:hint="eastAsia"/>
+              <w:noProof/>
+              <w:sz w:val="22"/>
+              <w:szCs w:val="24"/>
+              <w14:ligatures w14:val="standardContextual"/>
+            </w:rPr>
+          </w:pPr>
+          <w:hyperlink w:anchor="_Toc226404357" w:history="1">
+            <w:r>
+              <w:rPr>
+                <w:rStyle w:val="af3"/>
+                <w:rFonts w:hint="eastAsia"/>
+                <w:noProof/>
+              </w:rPr>
+              <w:t>03.26课时26——React</w:t>
+            </w:r>
+            <w:r>
+              <w:rPr>
+                <w:rFonts w:hint="eastAsia"/>
+                <w:noProof/>
+                <w:webHidden/>
+              </w:rPr>
+              <w:tab/>
+            </w:r>
+            <w:r>
+              <w:rPr>
+                <w:rFonts w:hint="eastAsia"/>
+                <w:noProof/>
+                <w:webHidden/>
+              </w:rPr>
+              <w:fldChar w:fldCharType="begin"/>
+            </w:r>
+            <w:r>
+              <w:rPr>
+                <w:rFonts w:hint="eastAsia"/>
+                <w:noProof/>
+                <w:webHidden/>
+              </w:rPr>
+              <w:instrText xml:space="preserve"> </w:instrText>
+            </w:r>
+            <w:r>
+              <w:rPr>
+                <w:noProof/>
+                <w:webHidden/>
+              </w:rPr>
+              <w:instrText>PAGEREF _Toc226404357 \h</w:instrText>
+            </w:r>
+            <w:r>
+              <w:rPr>
+                <w:rFonts w:hint="eastAsia"/>
+                <w:noProof/>
+                <w:webHidden/>
+              </w:rPr>
+              <w:instrText xml:space="preserve"> </w:instrText>
+            </w:r>
+            <w:r>
+              <w:rPr>
+                <w:rFonts w:hint="eastAsia"/>
+                <w:noProof/>
+                <w:webHidden/>
+              </w:rPr>
+            </w:r>
+            <w:r>
+              <w:rPr>
+                <w:rFonts w:hint="eastAsia"/>
+                <w:noProof/>
+                <w:webHidden/>
+              </w:rPr>
+              <w:fldChar w:fldCharType="separate"/>
+            </w:r>
+            <w:r>
+              <w:rPr>
+                <w:rFonts w:hint="eastAsia"/>
+                <w:noProof/>
+                <w:webHidden/>
+              </w:rPr>
+              <w:t>40</w:t>
+            </w:r>
+            <w:r>
+              <w:rPr>
+                <w:rFonts w:hint="eastAsia"/>
+                <w:noProof/>
+                <w:webHidden/>
+              </w:rPr>
+              <w:fldChar w:fldCharType="end"/>
+            </w:r>
+          </w:hyperlink>
+        </w:p>
+        <w:p>
+          <w:pPr>
+            <w:pStyle w:val="TOC1"/>
+            <w:tabs>
+              <w:tab w:val="right" w:leader="dot" w:pos="8296"/>
+            </w:tabs>
+            <w:rPr>
+              <w:rFonts w:hint="eastAsia"/>
+              <w:noProof/>
+              <w:sz w:val="22"/>
+              <w:szCs w:val="24"/>
+              <w14:ligatures w14:val="standardContextual"/>
+            </w:rPr>
+          </w:pPr>
+          <w:hyperlink w:anchor="_Toc226404358" w:history="1">
+            <w:r>
+              <w:rPr>
+                <w:rStyle w:val="af3"/>
+                <w:rFonts w:hint="eastAsia"/>
+                <w:noProof/>
+              </w:rPr>
+              <w:t>04.01课时27——简历、React hooks</w:t>
+            </w:r>
+            <w:r>
+              <w:rPr>
+                <w:rFonts w:hint="eastAsia"/>
+                <w:noProof/>
+                <w:webHidden/>
+              </w:rPr>
+              <w:tab/>
+            </w:r>
+            <w:r>
+              <w:rPr>
+                <w:rFonts w:hint="eastAsia"/>
+                <w:noProof/>
+                <w:webHidden/>
+              </w:rPr>
+              <w:fldChar w:fldCharType="begin"/>
+            </w:r>
+            <w:r>
+              <w:rPr>
+                <w:rFonts w:hint="eastAsia"/>
+                <w:noProof/>
+                <w:webHidden/>
+              </w:rPr>
+              <w:instrText xml:space="preserve"> </w:instrText>
+            </w:r>
+            <w:r>
+              <w:rPr>
+                <w:noProof/>
+                <w:webHidden/>
+              </w:rPr>
+              <w:instrText>PAGEREF _Toc226404358 \h</w:instrText>
+            </w:r>
+            <w:r>
+              <w:rPr>
+                <w:rFonts w:hint="eastAsia"/>
+                <w:noProof/>
+                <w:webHidden/>
+              </w:rPr>
+              <w:instrText xml:space="preserve"> </w:instrText>
+            </w:r>
+            <w:r>
+              <w:rPr>
+                <w:rFonts w:hint="eastAsia"/>
+                <w:noProof/>
+                <w:webHidden/>
+              </w:rPr>
+            </w:r>
+            <w:r>
+              <w:rPr>
+                <w:rFonts w:hint="eastAsia"/>
+                <w:noProof/>
+                <w:webHidden/>
+              </w:rPr>
+              <w:fldChar w:fldCharType="separate"/>
+            </w:r>
+            <w:r>
+              <w:rPr>
+                <w:rFonts w:hint="eastAsia"/>
+                <w:noProof/>
+                <w:webHidden/>
+              </w:rPr>
+              <w:t>40</w:t>
             </w:r>
             <w:r>
               <w:rPr>
@@ -3997,7 +4282,7 @@
           <w:rFonts w:hint="eastAsia"/>
         </w:rPr>
       </w:pPr>
-      <w:bookmarkStart w:id="0" w:name="_Toc225023917"/>
+      <w:bookmarkStart w:id="0" w:name="_Toc226404332"/>
       <w:r>
         <w:rPr>
           <w:rFonts w:hint="eastAsia"/>
@@ -4414,6 +4699,7 @@
         <w:rPr>
           <w:rFonts w:hint="eastAsia"/>
         </w:rPr>
+        <w:lastRenderedPageBreak/>
         <w:t>主进程，强IO长任务、耗时：解耦，IO属于主线程，镜像写入、固件写入、完整性检验，渲染进程：页面逻辑</w:t>
       </w:r>
     </w:p>
@@ -4450,7 +4736,6 @@
         <w:rPr>
           <w:rFonts w:hint="eastAsia"/>
         </w:rPr>
-        <w:lastRenderedPageBreak/>
         <w:t>Ipc消息包含：downloading，validate, writing，checking，error，done</w:t>
       </w:r>
     </w:p>
@@ -4608,8 +4893,8 @@
           <w:rFonts w:hint="eastAsia"/>
         </w:rPr>
       </w:pPr>
-      <w:bookmarkStart w:id="1" w:name="_Toc225023918"/>
-      <w:bookmarkStart w:id="2" w:name="OLE_LINK1"/>
+      <w:bookmarkStart w:id="1" w:name="OLE_LINK1"/>
+      <w:bookmarkStart w:id="2" w:name="_Toc226404333"/>
       <w:r>
         <w:rPr>
           <w:rFonts w:hint="eastAsia"/>
@@ -4622,9 +4907,9 @@
         </w:rPr>
         <w:t>——简历修改</w:t>
       </w:r>
-      <w:bookmarkEnd w:id="1"/>
-    </w:p>
-    <w:bookmarkEnd w:id="2"/>
+      <w:bookmarkEnd w:id="2"/>
+    </w:p>
+    <w:bookmarkEnd w:id="1"/>
     <w:p>
       <w:pPr>
         <w:rPr>
@@ -4871,6 +5156,7 @@
         <w:rPr>
           <w:rFonts w:hint="eastAsia"/>
         </w:rPr>
+        <w:lastRenderedPageBreak/>
         <w:t>右侧：</w:t>
       </w:r>
     </w:p>
@@ -4915,7 +5201,6 @@
         <w:rPr>
           <w:rFonts w:hint="eastAsia"/>
         </w:rPr>
-        <w:lastRenderedPageBreak/>
         <w:t>AI背景与业务理解，数据科学大数据专业+数字化管理专员（偏AI工程经历），使我能写前端以及自动化脚本，并且具备业务流程和场景的理解，</w:t>
       </w:r>
     </w:p>
@@ -5399,7 +5684,7 @@
           <w:rFonts w:hint="eastAsia"/>
         </w:rPr>
       </w:pPr>
-      <w:bookmarkStart w:id="3" w:name="_Toc225023919"/>
+      <w:bookmarkStart w:id="3" w:name="_Toc226404334"/>
       <w:r>
         <w:rPr>
           <w:rFonts w:hint="eastAsia"/>
@@ -6689,7 +6974,7 @@
           <w:rFonts w:hint="eastAsia"/>
         </w:rPr>
       </w:pPr>
-      <w:bookmarkStart w:id="4" w:name="_Toc225023920"/>
+      <w:bookmarkStart w:id="4" w:name="_Toc226404335"/>
       <w:r>
         <w:rPr>
           <w:rFonts w:hint="eastAsia"/>
@@ -7170,7 +7455,7 @@
           <w:rFonts w:hint="eastAsia"/>
         </w:rPr>
       </w:pPr>
-      <w:bookmarkStart w:id="5" w:name="_Toc225023921"/>
+      <w:bookmarkStart w:id="5" w:name="_Toc226404336"/>
       <w:r>
         <w:rPr>
           <w:rFonts w:hint="eastAsia"/>
@@ -7709,8 +7994,8 @@
           <w:rFonts w:hint="eastAsia"/>
         </w:rPr>
       </w:pPr>
-      <w:bookmarkStart w:id="6" w:name="_Toc225023922"/>
-      <w:bookmarkStart w:id="7" w:name="OLE_LINK2"/>
+      <w:bookmarkStart w:id="6" w:name="OLE_LINK2"/>
+      <w:bookmarkStart w:id="7" w:name="_Toc226404337"/>
       <w:r>
         <w:rPr>
           <w:rFonts w:hint="eastAsia"/>
@@ -7723,9 +8008,9 @@
         </w:rPr>
         <w:t>——event loop</w:t>
       </w:r>
-      <w:bookmarkEnd w:id="6"/>
-    </w:p>
-    <w:bookmarkEnd w:id="7"/>
+      <w:bookmarkEnd w:id="7"/>
+    </w:p>
+    <w:bookmarkEnd w:id="6"/>
     <w:p>
       <w:pPr>
         <w:rPr>
@@ -7879,7 +8164,7 @@
           <w:rFonts w:hint="eastAsia"/>
         </w:rPr>
       </w:pPr>
-      <w:bookmarkStart w:id="8" w:name="_Toc225023923"/>
+      <w:bookmarkStart w:id="8" w:name="_Toc226404338"/>
       <w:r>
         <w:rPr>
           <w:rFonts w:hint="eastAsia"/>
@@ -8342,8 +8627,8 @@
           <w:rFonts w:hint="eastAsia"/>
         </w:rPr>
       </w:pPr>
-      <w:bookmarkStart w:id="9" w:name="_Toc225023924"/>
-      <w:bookmarkStart w:id="10" w:name="OLE_LINK3"/>
+      <w:bookmarkStart w:id="9" w:name="OLE_LINK3"/>
+      <w:bookmarkStart w:id="10" w:name="_Toc226404339"/>
       <w:r>
         <w:rPr>
           <w:rFonts w:hint="eastAsia"/>
@@ -8357,9 +8642,9 @@
         </w:rPr>
         <w:t>——js执行机制</w:t>
       </w:r>
-      <w:bookmarkEnd w:id="9"/>
-    </w:p>
-    <w:bookmarkEnd w:id="10"/>
+      <w:bookmarkEnd w:id="10"/>
+    </w:p>
+    <w:bookmarkEnd w:id="9"/>
     <w:p>
       <w:pPr>
         <w:rPr>
@@ -8693,7 +8978,7 @@
           <w:rFonts w:hint="eastAsia"/>
         </w:rPr>
       </w:pPr>
-      <w:bookmarkStart w:id="11" w:name="_Toc225023925"/>
+      <w:bookmarkStart w:id="11" w:name="_Toc226404340"/>
       <w:r>
         <w:rPr>
           <w:rFonts w:hint="eastAsia"/>
@@ -9454,8 +9739,8 @@
           <w:rFonts w:hint="eastAsia"/>
         </w:rPr>
       </w:pPr>
-      <w:bookmarkStart w:id="15" w:name="_Toc225023926"/>
-      <w:bookmarkStart w:id="16" w:name="OLE_LINK7"/>
+      <w:bookmarkStart w:id="15" w:name="OLE_LINK7"/>
+      <w:bookmarkStart w:id="16" w:name="_Toc226404341"/>
       <w:r>
         <w:rPr>
           <w:rFonts w:hint="eastAsia"/>
@@ -9474,9 +9759,9 @@
         </w:rPr>
         <w:t>作用</w:t>
       </w:r>
-      <w:bookmarkEnd w:id="15"/>
-    </w:p>
-    <w:bookmarkEnd w:id="16"/>
+      <w:bookmarkEnd w:id="16"/>
+    </w:p>
+    <w:bookmarkEnd w:id="15"/>
     <w:p>
       <w:pPr>
         <w:rPr>
@@ -9788,7 +10073,7 @@
           <w:rFonts w:hint="eastAsia"/>
         </w:rPr>
       </w:pPr>
-      <w:bookmarkStart w:id="17" w:name="_Toc225023927"/>
+      <w:bookmarkStart w:id="17" w:name="_Toc226404342"/>
       <w:r>
         <w:rPr>
           <w:rFonts w:hint="eastAsia"/>
@@ -10092,7 +10377,7 @@
           <w:rFonts w:hint="eastAsia"/>
         </w:rPr>
       </w:pPr>
-      <w:bookmarkStart w:id="18" w:name="_Toc225023928"/>
+      <w:bookmarkStart w:id="18" w:name="_Toc226404343"/>
       <w:r>
         <w:rPr>
           <w:rFonts w:hint="eastAsia"/>
@@ -10432,7 +10717,7 @@
           <w:rFonts w:hint="eastAsia"/>
         </w:rPr>
       </w:pPr>
-      <w:bookmarkStart w:id="20" w:name="_Toc225023929"/>
+      <w:bookmarkStart w:id="20" w:name="_Toc226404344"/>
       <w:r>
         <w:rPr>
           <w:rFonts w:hint="eastAsia"/>
@@ -13937,7 +14222,7 @@
           <w:rFonts w:hint="eastAsia"/>
         </w:rPr>
       </w:pPr>
-      <w:bookmarkStart w:id="21" w:name="_Toc225023930"/>
+      <w:bookmarkStart w:id="21" w:name="_Toc226404345"/>
       <w:r>
         <w:rPr>
           <w:rFonts w:hint="eastAsia"/>
@@ -14649,7 +14934,7 @@
           <w:rFonts w:hint="eastAsia"/>
         </w:rPr>
       </w:pPr>
-      <w:bookmarkStart w:id="22" w:name="_Toc225023931"/>
+      <w:bookmarkStart w:id="22" w:name="_Toc226404346"/>
       <w:r>
         <w:rPr>
           <w:rFonts w:hint="eastAsia"/>
@@ -15391,7 +15676,7 @@
           <w:rFonts w:hint="eastAsia"/>
         </w:rPr>
       </w:pPr>
-      <w:bookmarkStart w:id="23" w:name="_Toc225023932"/>
+      <w:bookmarkStart w:id="23" w:name="_Toc226404347"/>
       <w:r>
         <w:rPr>
           <w:rFonts w:hint="eastAsia"/>
@@ -15628,7 +15913,7 @@
           <w:rFonts w:hint="eastAsia"/>
         </w:rPr>
       </w:pPr>
-      <w:bookmarkStart w:id="24" w:name="_Toc225023933"/>
+      <w:bookmarkStart w:id="24" w:name="_Toc226404348"/>
       <w:r>
         <w:t>一、网络桥接模式（网络拓扑中的桥接）</w:t>
       </w:r>
@@ -16605,7 +16890,7 @@
           <w:rFonts w:hint="eastAsia"/>
         </w:rPr>
       </w:pPr>
-      <w:bookmarkStart w:id="25" w:name="_Toc225023934"/>
+      <w:bookmarkStart w:id="25" w:name="_Toc226404349"/>
       <w:r>
         <w:rPr>
           <w:rFonts w:hint="eastAsia"/>
@@ -20234,7 +20519,7 @@
           <w:rFonts w:hint="eastAsia"/>
         </w:rPr>
       </w:pPr>
-      <w:bookmarkStart w:id="26" w:name="_Toc225023935"/>
+      <w:bookmarkStart w:id="26" w:name="_Toc226404350"/>
       <w:r>
         <w:rPr>
           <w:rFonts w:hint="eastAsia"/>
@@ -23368,7 +23653,7 @@
           <w:rFonts w:hint="eastAsia"/>
         </w:rPr>
       </w:pPr>
-      <w:bookmarkStart w:id="27" w:name="_Toc225023936"/>
+      <w:bookmarkStart w:id="27" w:name="_Toc226404351"/>
       <w:r>
         <w:rPr>
           <w:rFonts w:hint="eastAsia"/>
@@ -23765,7 +24050,7 @@
           <w:rFonts w:hint="eastAsia"/>
         </w:rPr>
       </w:pPr>
-      <w:bookmarkStart w:id="28" w:name="_Toc225023937"/>
+      <w:bookmarkStart w:id="28" w:name="_Toc226404352"/>
       <w:r>
         <w:rPr>
           <w:rFonts w:hint="eastAsia"/>
@@ -24393,7 +24678,7 @@
           <w:rFonts w:hint="eastAsia"/>
         </w:rPr>
       </w:pPr>
-      <w:bookmarkStart w:id="29" w:name="_Toc225023938"/>
+      <w:bookmarkStart w:id="29" w:name="_Toc226404353"/>
       <w:r>
         <w:rPr>
           <w:rFonts w:hint="eastAsia"/>
@@ -26375,7 +26660,7 @@
           <w:rFonts w:hint="eastAsia"/>
         </w:rPr>
       </w:pPr>
-      <w:bookmarkStart w:id="30" w:name="_Toc225023939"/>
+      <w:bookmarkStart w:id="30" w:name="_Toc226404354"/>
       <w:r>
         <w:rPr>
           <w:rFonts w:hint="eastAsia"/>
@@ -27299,7 +27584,7 @@
           <w:rFonts w:hint="eastAsia"/>
         </w:rPr>
       </w:pPr>
-      <w:bookmarkStart w:id="32" w:name="_Toc225023940"/>
+      <w:bookmarkStart w:id="32" w:name="_Toc226404355"/>
       <w:r>
         <w:rPr>
           <w:rFonts w:hint="eastAsia"/>
@@ -27819,12 +28104,14 @@
           <w:rFonts w:hint="eastAsia"/>
         </w:rPr>
       </w:pPr>
+      <w:bookmarkStart w:id="33" w:name="_Toc226404356"/>
       <w:r>
         <w:rPr>
           <w:rFonts w:hint="eastAsia"/>
         </w:rPr>
         <w:t>03.24课时24——React</w:t>
       </w:r>
+      <w:bookmarkEnd w:id="33"/>
     </w:p>
     <w:p>
       <w:pPr>
@@ -28161,12 +28448,14 @@
           <w:rFonts w:hint="eastAsia"/>
         </w:rPr>
       </w:pPr>
+      <w:bookmarkStart w:id="34" w:name="_Toc226404357"/>
       <w:r>
         <w:rPr>
           <w:rFonts w:hint="eastAsia"/>
         </w:rPr>
         <w:t>03.26课时26——React</w:t>
       </w:r>
+      <w:bookmarkEnd w:id="34"/>
     </w:p>
     <w:p>
       <w:pPr>
@@ -28285,6 +28574,9 @@
           <w:ilvl w:val="0"/>
           <w:numId w:val="32"/>
         </w:numPr>
+        <w:rPr>
+          <w:rFonts w:hint="eastAsia"/>
+        </w:rPr>
       </w:pPr>
       <w:r>
         <w:rPr>
@@ -28293,7 +28585,13 @@
         <w:t>（react组件一定要以大写字母开头作为和函数的区分）</w:t>
       </w:r>
     </w:p>
-    <w:p/>
+    <w:p>
+      <w:pPr>
+        <w:rPr>
+          <w:rFonts w:hint="eastAsia"/>
+        </w:rPr>
+      </w:pPr>
+    </w:p>
     <w:p>
       <w:pPr>
         <w:pStyle w:val="1"/>
@@ -28301,41 +28599,12 @@
           <w:rFonts w:hint="eastAsia"/>
         </w:rPr>
       </w:pPr>
-      <w:r>
-        <w:rPr>
-          <w:rFonts w:hint="eastAsia"/>
-        </w:rPr>
-        <w:t>0</w:t>
-      </w:r>
-      <w:r>
-        <w:rPr>
-          <w:rFonts w:hint="eastAsia"/>
-        </w:rPr>
-        <w:t>4.01</w:t>
-      </w:r>
-      <w:r>
-        <w:rPr>
-          <w:rFonts w:hint="eastAsia"/>
-        </w:rPr>
-        <w:t>课时2</w:t>
-      </w:r>
-      <w:r>
-        <w:rPr>
-          <w:rFonts w:hint="eastAsia"/>
-        </w:rPr>
-        <w:t>7</w:t>
-      </w:r>
-      <w:r>
-        <w:rPr>
-          <w:rFonts w:hint="eastAsia"/>
-        </w:rPr>
-        <w:t>——</w:t>
-      </w:r>
-      <w:r>
-        <w:rPr>
-          <w:rFonts w:hint="eastAsia"/>
-        </w:rPr>
-        <w:t>简历</w:t>
+      <w:bookmarkStart w:id="35" w:name="_Toc226404358"/>
+      <w:r>
+        <w:rPr>
+          <w:rFonts w:hint="eastAsia"/>
+        </w:rPr>
+        <w:t>04.01课时27——简历</w:t>
       </w:r>
       <w:r>
         <w:rPr>
@@ -28355,6 +28624,7 @@
         </w:rPr>
         <w:t xml:space="preserve"> hooks</w:t>
       </w:r>
+      <w:bookmarkEnd w:id="35"/>
     </w:p>
     <w:p>
       <w:pPr>
@@ -28399,7 +28669,13 @@
         <w:t>，熟练掌握openai、千文、deepseek的接口调用，实现流式输出与前端组件的实时渲染，具备prompt的优化能力，为具体的业务设计高质量提示词。</w:t>
       </w:r>
     </w:p>
-    <w:p/>
+    <w:p>
+      <w:pPr>
+        <w:rPr>
+          <w:rFonts w:hint="eastAsia"/>
+        </w:rPr>
+      </w:pPr>
+    </w:p>
     <w:p>
       <w:pPr>
         <w:pStyle w:val="a9"/>
@@ -28425,6 +28701,11 @@
       </w:r>
     </w:p>
     <w:p>
+      <w:pPr>
+        <w:rPr>
+          <w:rFonts w:hint="eastAsia"/>
+        </w:rPr>
+      </w:pPr>
       <w:r>
         <w:rPr>
           <w:rFonts w:hint="eastAsia"/>
@@ -28432,8 +28713,20 @@
         <w:t>流式输出样式，</w:t>
       </w:r>
     </w:p>
-    <w:p/>
-    <w:p/>
+    <w:p>
+      <w:pPr>
+        <w:rPr>
+          <w:rFonts w:hint="eastAsia"/>
+        </w:rPr>
+      </w:pPr>
+    </w:p>
+    <w:p>
+      <w:pPr>
+        <w:rPr>
+          <w:rFonts w:hint="eastAsia"/>
+        </w:rPr>
+      </w:pPr>
+    </w:p>
     <w:p>
       <w:pPr>
         <w:pStyle w:val="a9"/>
@@ -28441,6 +28734,9 @@
           <w:ilvl w:val="0"/>
           <w:numId w:val="46"/>
         </w:numPr>
+        <w:rPr>
+          <w:rFonts w:hint="eastAsia"/>
+        </w:rPr>
       </w:pPr>
       <w:r>
         <w:rPr>
@@ -28462,7 +28758,13 @@
         <w:t>RAG企业知识库</w:t>
       </w:r>
     </w:p>
-    <w:p/>
+    <w:p>
+      <w:pPr>
+        <w:rPr>
+          <w:rFonts w:hint="eastAsia"/>
+        </w:rPr>
+      </w:pPr>
+    </w:p>
     <w:p>
       <w:pPr>
         <w:pStyle w:val="a9"/>
@@ -28470,6 +28772,9 @@
           <w:ilvl w:val="0"/>
           <w:numId w:val="46"/>
         </w:numPr>
+        <w:rPr>
+          <w:rFonts w:hint="eastAsia"/>
+        </w:rPr>
       </w:pPr>
       <w:r>
         <w:rPr>
@@ -28478,8 +28783,20 @@
         <w:t>AI角色扮演写在个人项目</w:t>
       </w:r>
     </w:p>
-    <w:p/>
-    <w:p/>
+    <w:p>
+      <w:pPr>
+        <w:rPr>
+          <w:rFonts w:hint="eastAsia"/>
+        </w:rPr>
+      </w:pPr>
+    </w:p>
+    <w:p>
+      <w:pPr>
+        <w:rPr>
+          <w:rFonts w:hint="eastAsia"/>
+        </w:rPr>
+      </w:pPr>
+    </w:p>
     <w:p>
       <w:pPr>
         <w:rPr>
@@ -28732,74 +29049,60 @@
           <w:rFonts w:hint="eastAsia"/>
           <w:highlight w:val="yellow"/>
         </w:rPr>
-        <w:t>（了解</w:t>
+        <w:t>（了解- Testing(单元测试/UI测试): Vitest/Jest,）</w:t>
+      </w:r>
+    </w:p>
+    <w:p>
+      <w:pPr>
+        <w:rPr>
+          <w:rFonts w:hint="eastAsia"/>
+        </w:rPr>
+      </w:pPr>
+    </w:p>
+    <w:p>
+      <w:pPr>
+        <w:rPr>
+          <w:rFonts w:hint="eastAsia"/>
+        </w:rPr>
+      </w:pPr>
+      <w:r>
+        <w:rPr>
+          <w:rFonts w:hint="eastAsia"/>
+        </w:rPr>
+        <w:t>- Middleware / Distributed (中间件)：Apache Kafka / Zookeeper，ElasticSearch，XXL-Job，Redisson（Distributed Lock），RocketMQ</w:t>
+      </w:r>
+    </w:p>
+    <w:p>
+      <w:pPr>
+        <w:rPr>
+          <w:rFonts w:hint="eastAsia"/>
+        </w:rPr>
+      </w:pPr>
+    </w:p>
+    <w:p>
+      <w:pPr>
+        <w:rPr>
+          <w:rFonts w:hint="eastAsia"/>
+        </w:rPr>
+      </w:pPr>
+    </w:p>
+    <w:p>
+      <w:pPr>
+        <w:rPr>
+          <w:rFonts w:hint="eastAsia"/>
+        </w:rPr>
+      </w:pPr>
+      <w:r>
+        <w:rPr>
+          <w:rFonts w:hint="eastAsia"/>
+        </w:rPr>
+        <w:t>- Other Relevant Skills: Responsive web design（响应式）,</w:t>
       </w:r>
       <w:r>
         <w:rPr>
           <w:rFonts w:hint="eastAsia"/>
           <w:highlight w:val="yellow"/>
         </w:rPr>
-        <w:t>- Testing(单元测试/UI测试): Vitest/Jest,</w:t>
-      </w:r>
-      <w:r>
-        <w:rPr>
-          <w:rFonts w:hint="eastAsia"/>
-          <w:highlight w:val="yellow"/>
-        </w:rPr>
-        <w:t>）</w:t>
-      </w:r>
-    </w:p>
-    <w:p>
-      <w:pPr>
-        <w:rPr>
-          <w:rFonts w:hint="eastAsia"/>
-        </w:rPr>
-      </w:pPr>
-    </w:p>
-    <w:p>
-      <w:pPr>
-        <w:rPr>
-          <w:rFonts w:hint="eastAsia"/>
-        </w:rPr>
-      </w:pPr>
-      <w:r>
-        <w:rPr>
-          <w:rFonts w:hint="eastAsia"/>
-        </w:rPr>
-        <w:t>- Middleware / Distributed (中间件)：Apache Kafka / Zookeeper，ElasticSearch，XXL-Job，Redisson（Distributed Lock），RocketMQ</w:t>
-      </w:r>
-    </w:p>
-    <w:p>
-      <w:pPr>
-        <w:rPr>
-          <w:rFonts w:hint="eastAsia"/>
-        </w:rPr>
-      </w:pPr>
-    </w:p>
-    <w:p>
-      <w:pPr>
-        <w:rPr>
-          <w:rFonts w:hint="eastAsia"/>
-        </w:rPr>
-      </w:pPr>
-    </w:p>
-    <w:p>
-      <w:pPr>
-        <w:rPr>
-          <w:rFonts w:hint="eastAsia"/>
-        </w:rPr>
-      </w:pPr>
-      <w:r>
-        <w:rPr>
-          <w:rFonts w:hint="eastAsia"/>
-        </w:rPr>
-        <w:t>- Other Relevant Skills: Responsive web design（响应式）,</w:t>
-      </w:r>
-      <w:r>
-        <w:rPr>
-          <w:rFonts w:hint="eastAsia"/>
-          <w:highlight w:val="yellow"/>
-        </w:rPr>
         <w:t>cross-browser compatibility</w:t>
       </w:r>
       <w:r>
@@ -28835,10 +29138,33 @@
         <w:t>Apache Kafka（分布事件流）、RabbitMQ（消息队列）、web安全（Injection/XSS/CSRF）、RBAC（基于角色的访问控制）、PWA、Web Vitals（LCP/CLS/INP/TTFB）、SSR/SSG</w:t>
       </w:r>
     </w:p>
-    <w:p/>
-    <w:p/>
-    <w:p/>
-    <w:p>
+    <w:p>
+      <w:pPr>
+        <w:rPr>
+          <w:rFonts w:hint="eastAsia"/>
+        </w:rPr>
+      </w:pPr>
+    </w:p>
+    <w:p>
+      <w:pPr>
+        <w:rPr>
+          <w:rFonts w:hint="eastAsia"/>
+        </w:rPr>
+      </w:pPr>
+    </w:p>
+    <w:p>
+      <w:pPr>
+        <w:rPr>
+          <w:rFonts w:hint="eastAsia"/>
+        </w:rPr>
+      </w:pPr>
+    </w:p>
+    <w:p>
+      <w:pPr>
+        <w:rPr>
+          <w:rFonts w:hint="eastAsia"/>
+        </w:rPr>
+      </w:pPr>
       <w:r>
         <w:rPr>
           <w:rFonts w:hint="eastAsia"/>

--- a/lesson/12.9课时1.docx
+++ b/lesson/12.9课时1.docx
@@ -4287,7 +4287,21 @@
         <w:rPr>
           <w:rFonts w:hint="eastAsia"/>
         </w:rPr>
-        <w:t>12.09课时一——简历修改</w:t>
+        <w:t>12.09课时</w:t>
+      </w:r>
+      <w:proofErr w:type="gramStart"/>
+      <w:r>
+        <w:rPr>
+          <w:rFonts w:hint="eastAsia"/>
+        </w:rPr>
+        <w:t>一</w:t>
+      </w:r>
+      <w:proofErr w:type="gramEnd"/>
+      <w:r>
+        <w:rPr>
+          <w:rFonts w:hint="eastAsia"/>
+        </w:rPr>
+        <w:t>——简历修改</w:t>
       </w:r>
       <w:bookmarkEnd w:id="0"/>
     </w:p>
@@ -4541,7 +4555,21 @@
         <w:rPr>
           <w:rFonts w:hint="eastAsia"/>
         </w:rPr>
-        <w:t>T：从零到一实现系统烧录工具，能够可靠识别设备（），烧录能力，完整性保障</w:t>
+        <w:t>T：从零到</w:t>
+      </w:r>
+      <w:proofErr w:type="gramStart"/>
+      <w:r>
+        <w:rPr>
+          <w:rFonts w:hint="eastAsia"/>
+        </w:rPr>
+        <w:t>一</w:t>
+      </w:r>
+      <w:proofErr w:type="gramEnd"/>
+      <w:r>
+        <w:rPr>
+          <w:rFonts w:hint="eastAsia"/>
+        </w:rPr>
+        <w:t>实现系统烧录工具，能够可靠识别设备（），烧录能力，完整性保障</w:t>
       </w:r>
     </w:p>
     <w:p>
@@ -4572,7 +4600,14 @@
         <w:rPr>
           <w:rFonts w:hint="eastAsia"/>
         </w:rPr>
-        <w:t>专业的烧录能力：集成</w:t>
+        <w:t>专业的烧录能力：</w:t>
+      </w:r>
+      <w:proofErr w:type="gramStart"/>
+      <w:r>
+        <w:rPr>
+          <w:rFonts w:hint="eastAsia"/>
+        </w:rPr>
+        <w:t>集成</w:t>
       </w:r>
       <w:r>
         <w:rPr>
@@ -4580,8 +4615,27 @@
           <w:color w:val="000000"/>
           <w:sz w:val="22"/>
         </w:rPr>
-        <w:t>集成etcher-image-write实现专业级镜像烧录功能</w:t>
-      </w:r>
+        <w:t>集成</w:t>
+      </w:r>
+      <w:proofErr w:type="gramEnd"/>
+      <w:r>
+        <w:rPr>
+          <w:rFonts w:ascii="微软雅黑" w:eastAsia="微软雅黑" w:hAnsi="微软雅黑"/>
+          <w:color w:val="000000"/>
+          <w:sz w:val="22"/>
+        </w:rPr>
+        <w:t>etcher-image-write实现专业级镜像烧</w:t>
+      </w:r>
+      <w:proofErr w:type="gramStart"/>
+      <w:r>
+        <w:rPr>
+          <w:rFonts w:ascii="微软雅黑" w:eastAsia="微软雅黑" w:hAnsi="微软雅黑"/>
+          <w:color w:val="000000"/>
+          <w:sz w:val="22"/>
+        </w:rPr>
+        <w:t>录功能</w:t>
+      </w:r>
+      <w:proofErr w:type="gramEnd"/>
       <w:r>
         <w:rPr>
           <w:rFonts w:ascii="微软雅黑" w:eastAsia="微软雅黑" w:hAnsi="微软雅黑" w:hint="eastAsia"/>
@@ -4608,7 +4662,35 @@
           <w:color w:val="000000"/>
           <w:sz w:val="22"/>
         </w:rPr>
-        <w:t>使用drivelist库实现跨平台驱动器枚举和管理</w:t>
+        <w:t>使用</w:t>
+      </w:r>
+      <w:proofErr w:type="spellStart"/>
+      <w:r>
+        <w:rPr>
+          <w:rFonts w:ascii="微软雅黑" w:eastAsia="微软雅黑" w:hAnsi="微软雅黑"/>
+          <w:color w:val="000000"/>
+          <w:sz w:val="22"/>
+        </w:rPr>
+        <w:t>drivelist</w:t>
+      </w:r>
+      <w:proofErr w:type="spellEnd"/>
+      <w:proofErr w:type="gramStart"/>
+      <w:r>
+        <w:rPr>
+          <w:rFonts w:ascii="微软雅黑" w:eastAsia="微软雅黑" w:hAnsi="微软雅黑"/>
+          <w:color w:val="000000"/>
+          <w:sz w:val="22"/>
+        </w:rPr>
+        <w:t>库实现</w:t>
+      </w:r>
+      <w:proofErr w:type="gramEnd"/>
+      <w:r>
+        <w:rPr>
+          <w:rFonts w:ascii="微软雅黑" w:eastAsia="微软雅黑" w:hAnsi="微软雅黑"/>
+          <w:color w:val="000000"/>
+          <w:sz w:val="22"/>
+        </w:rPr>
+        <w:t>跨平台驱动器枚举和管理</w:t>
       </w:r>
     </w:p>
     <w:p>
@@ -4628,7 +4710,25 @@
           <w:color w:val="000000"/>
           <w:sz w:val="22"/>
         </w:rPr>
-        <w:t>安全下载，进度可视化：开发固件下载模板，结合ipc进程通信进行完整新校验，降低与实际不一致的风险</w:t>
+        <w:t>安全下载，进度可视化：开发固件下载模板，结合</w:t>
+      </w:r>
+      <w:proofErr w:type="spellStart"/>
+      <w:r>
+        <w:rPr>
+          <w:rFonts w:ascii="微软雅黑" w:eastAsia="微软雅黑" w:hAnsi="微软雅黑" w:hint="eastAsia"/>
+          <w:color w:val="000000"/>
+          <w:sz w:val="22"/>
+        </w:rPr>
+        <w:t>ipc</w:t>
+      </w:r>
+      <w:proofErr w:type="spellEnd"/>
+      <w:r>
+        <w:rPr>
+          <w:rFonts w:ascii="微软雅黑" w:eastAsia="微软雅黑" w:hAnsi="微软雅黑" w:hint="eastAsia"/>
+          <w:color w:val="000000"/>
+          <w:sz w:val="22"/>
+        </w:rPr>
+        <w:t>进程通信进行完整新校验，降低与实际不一致的风险</w:t>
       </w:r>
     </w:p>
     <w:p>
@@ -4677,11 +4777,19 @@
           <w:rFonts w:hint="eastAsia"/>
         </w:rPr>
       </w:pPr>
-      <w:r>
-        <w:rPr>
-          <w:rFonts w:hint="eastAsia"/>
-        </w:rPr>
-        <w:t>Ipc通信保证进度可信不阻塞UI：利用electron+vue3，进行解耦，</w:t>
+      <w:proofErr w:type="spellStart"/>
+      <w:r>
+        <w:rPr>
+          <w:rFonts w:hint="eastAsia"/>
+        </w:rPr>
+        <w:t>Ipc</w:t>
+      </w:r>
+      <w:proofErr w:type="spellEnd"/>
+      <w:r>
+        <w:rPr>
+          <w:rFonts w:hint="eastAsia"/>
+        </w:rPr>
+        <w:t>通信保证进度可信不阻塞UI：利用electron+vue3，进行解耦，</w:t>
       </w:r>
     </w:p>
     <w:p>
@@ -4714,12 +4822,28 @@
           <w:rFonts w:hint="eastAsia"/>
         </w:rPr>
       </w:pPr>
-      <w:r>
-        <w:rPr>
-          <w:rFonts w:hint="eastAsia"/>
-        </w:rPr>
-        <w:t>烧录传列入抽象成状态积</w:t>
-      </w:r>
+      <w:proofErr w:type="gramStart"/>
+      <w:r>
+        <w:rPr>
+          <w:rFonts w:hint="eastAsia"/>
+        </w:rPr>
+        <w:t>烧录传列入</w:t>
+      </w:r>
+      <w:proofErr w:type="gramEnd"/>
+      <w:r>
+        <w:rPr>
+          <w:rFonts w:hint="eastAsia"/>
+        </w:rPr>
+        <w:t>抽象</w:t>
+      </w:r>
+      <w:proofErr w:type="gramStart"/>
+      <w:r>
+        <w:rPr>
+          <w:rFonts w:hint="eastAsia"/>
+        </w:rPr>
+        <w:t>成状态积</w:t>
+      </w:r>
+      <w:proofErr w:type="gramEnd"/>
     </w:p>
     <w:p>
       <w:pPr>
@@ -4732,11 +4856,19 @@
           <w:rFonts w:hint="eastAsia"/>
         </w:rPr>
       </w:pPr>
-      <w:r>
-        <w:rPr>
-          <w:rFonts w:hint="eastAsia"/>
-        </w:rPr>
-        <w:t>Ipc消息包含：downloading，validate, writing，checking，error，done</w:t>
+      <w:proofErr w:type="spellStart"/>
+      <w:r>
+        <w:rPr>
+          <w:rFonts w:hint="eastAsia"/>
+        </w:rPr>
+        <w:t>Ipc</w:t>
+      </w:r>
+      <w:proofErr w:type="spellEnd"/>
+      <w:r>
+        <w:rPr>
+          <w:rFonts w:hint="eastAsia"/>
+        </w:rPr>
+        <w:t>消息包含：downloading，validate, writing，checking，error，done</w:t>
       </w:r>
     </w:p>
     <w:p>
@@ -4788,7 +4920,21 @@
         <w:rPr>
           <w:rFonts w:hint="eastAsia"/>
         </w:rPr>
-        <w:t>飞书内嵌周报系统</w:t>
+        <w:t>飞书内</w:t>
+      </w:r>
+      <w:proofErr w:type="gramStart"/>
+      <w:r>
+        <w:rPr>
+          <w:rFonts w:hint="eastAsia"/>
+        </w:rPr>
+        <w:t>嵌</w:t>
+      </w:r>
+      <w:proofErr w:type="gramEnd"/>
+      <w:r>
+        <w:rPr>
+          <w:rFonts w:hint="eastAsia"/>
+        </w:rPr>
+        <w:t>周报系统</w:t>
       </w:r>
     </w:p>
     <w:p>
@@ -4842,27 +4988,55 @@
         <w:rPr>
           <w:rFonts w:hint="eastAsia"/>
         </w:rPr>
-        <w:t>折叠的数据加载模式，tiptap库</w:t>
-      </w:r>
-    </w:p>
-    <w:p>
-      <w:pPr>
-        <w:rPr>
-          <w:rFonts w:hint="eastAsia"/>
-        </w:rPr>
-      </w:pPr>
-    </w:p>
-    <w:p>
-      <w:pPr>
-        <w:rPr>
-          <w:rFonts w:hint="eastAsia"/>
-        </w:rPr>
-      </w:pPr>
-      <w:r>
-        <w:rPr>
-          <w:rFonts w:hint="eastAsia"/>
-        </w:rPr>
-        <w:t>R：交付了一个周报的web和飞书双场景的应用，提高内部人员组织协调能力，实时查看项目</w:t>
+        <w:t>折叠的数据加载模式，</w:t>
+      </w:r>
+      <w:proofErr w:type="spellStart"/>
+      <w:r>
+        <w:rPr>
+          <w:rFonts w:hint="eastAsia"/>
+        </w:rPr>
+        <w:t>tiptap</w:t>
+      </w:r>
+      <w:proofErr w:type="spellEnd"/>
+      <w:r>
+        <w:rPr>
+          <w:rFonts w:hint="eastAsia"/>
+        </w:rPr>
+        <w:t>库</w:t>
+      </w:r>
+    </w:p>
+    <w:p>
+      <w:pPr>
+        <w:rPr>
+          <w:rFonts w:hint="eastAsia"/>
+        </w:rPr>
+      </w:pPr>
+    </w:p>
+    <w:p>
+      <w:pPr>
+        <w:rPr>
+          <w:rFonts w:hint="eastAsia"/>
+        </w:rPr>
+      </w:pPr>
+      <w:r>
+        <w:rPr>
+          <w:rFonts w:hint="eastAsia"/>
+        </w:rPr>
+        <w:t>R：交付了一个周报的web和</w:t>
+      </w:r>
+      <w:proofErr w:type="gramStart"/>
+      <w:r>
+        <w:rPr>
+          <w:rFonts w:hint="eastAsia"/>
+        </w:rPr>
+        <w:t>飞书双场景</w:t>
+      </w:r>
+      <w:proofErr w:type="gramEnd"/>
+      <w:r>
+        <w:rPr>
+          <w:rFonts w:hint="eastAsia"/>
+        </w:rPr>
+        <w:t>的应用，提高内部人员组织协调能力，实时查看项目</w:t>
       </w:r>
     </w:p>
     <w:p>
@@ -4893,8 +5067,8 @@
           <w:rFonts w:hint="eastAsia"/>
         </w:rPr>
       </w:pPr>
-      <w:bookmarkStart w:id="1" w:name="OLE_LINK1"/>
-      <w:bookmarkStart w:id="2" w:name="_Toc226404333"/>
+      <w:bookmarkStart w:id="1" w:name="_Toc226404333"/>
+      <w:bookmarkStart w:id="2" w:name="OLE_LINK1"/>
       <w:r>
         <w:rPr>
           <w:rFonts w:hint="eastAsia"/>
@@ -4907,9 +5081,9 @@
         </w:rPr>
         <w:t>——简历修改</w:t>
       </w:r>
-      <w:bookmarkEnd w:id="2"/>
-    </w:p>
-    <w:bookmarkEnd w:id="1"/>
+      <w:bookmarkEnd w:id="1"/>
+    </w:p>
+    <w:bookmarkEnd w:id="2"/>
     <w:p>
       <w:pPr>
         <w:rPr>
@@ -5123,7 +5297,21 @@
         <w:rPr>
           <w:rFonts w:hint="eastAsia"/>
         </w:rPr>
-        <w:t>（Github首页：readme介绍、commit绿点、头像、stars</w:t>
+        <w:t>（</w:t>
+      </w:r>
+      <w:proofErr w:type="spellStart"/>
+      <w:r>
+        <w:rPr>
+          <w:rFonts w:hint="eastAsia"/>
+        </w:rPr>
+        <w:t>Github</w:t>
+      </w:r>
+      <w:proofErr w:type="spellEnd"/>
+      <w:r>
+        <w:rPr>
+          <w:rFonts w:hint="eastAsia"/>
+        </w:rPr>
+        <w:t>首页：readme介绍、commit绿点、头像、stars</w:t>
       </w:r>
     </w:p>
     <w:p>
@@ -5183,7 +5371,21 @@
         <w:rPr>
           <w:rFonts w:hint="eastAsia"/>
         </w:rPr>
-        <w:t>工作经历上方写核心优势：</w:t>
+        <w:t>工作经历上方</w:t>
+      </w:r>
+      <w:proofErr w:type="gramStart"/>
+      <w:r>
+        <w:rPr>
+          <w:rFonts w:hint="eastAsia"/>
+        </w:rPr>
+        <w:t>写核心</w:t>
+      </w:r>
+      <w:proofErr w:type="gramEnd"/>
+      <w:r>
+        <w:rPr>
+          <w:rFonts w:hint="eastAsia"/>
+        </w:rPr>
+        <w:t>优势：</w:t>
       </w:r>
     </w:p>
     <w:p>
@@ -5219,7 +5421,49 @@
         <w:rPr>
           <w:rFonts w:hint="eastAsia"/>
         </w:rPr>
-        <w:t>有利于在toB的平台类岗位快速落地技术方案，企业级内部工具从0到1落地能力，独立完成飞书内嵌周报系统，从需求的梳理到技术选型到上线，真正把系统作为团队的协作工具。</w:t>
+        <w:t>有利于在</w:t>
+      </w:r>
+      <w:proofErr w:type="spellStart"/>
+      <w:r>
+        <w:rPr>
+          <w:rFonts w:hint="eastAsia"/>
+        </w:rPr>
+        <w:t>toB</w:t>
+      </w:r>
+      <w:proofErr w:type="spellEnd"/>
+      <w:r>
+        <w:rPr>
+          <w:rFonts w:hint="eastAsia"/>
+        </w:rPr>
+        <w:t>的平台类岗位快速落地技术方案，企业</w:t>
+      </w:r>
+      <w:proofErr w:type="gramStart"/>
+      <w:r>
+        <w:rPr>
+          <w:rFonts w:hint="eastAsia"/>
+        </w:rPr>
+        <w:t>级内部</w:t>
+      </w:r>
+      <w:proofErr w:type="gramEnd"/>
+      <w:r>
+        <w:rPr>
+          <w:rFonts w:hint="eastAsia"/>
+        </w:rPr>
+        <w:t>工具从0到1落地能力，独立完成飞书内</w:t>
+      </w:r>
+      <w:proofErr w:type="gramStart"/>
+      <w:r>
+        <w:rPr>
+          <w:rFonts w:hint="eastAsia"/>
+        </w:rPr>
+        <w:t>嵌</w:t>
+      </w:r>
+      <w:proofErr w:type="gramEnd"/>
+      <w:r>
+        <w:rPr>
+          <w:rFonts w:hint="eastAsia"/>
+        </w:rPr>
+        <w:t>周报系统，从需求的梳理到技术选型到上线，真正把系统作为团队的协作工具。</w:t>
       </w:r>
     </w:p>
     <w:p>
@@ -5237,8 +5481,30 @@
         <w:rPr>
           <w:rFonts w:hint="eastAsia"/>
         </w:rPr>
-        <w:t>跨平台桌面的系统能力，独立设计硬件钱包固件烧录工具，覆盖Windows、Linux、macos三端，对底层 和</w:t>
-      </w:r>
+        <w:t>跨平台桌面的系统能力，独立设计硬件钱包固件烧录工具，覆盖Windows、Linux、</w:t>
+      </w:r>
+      <w:proofErr w:type="spellStart"/>
+      <w:r>
+        <w:rPr>
+          <w:rFonts w:hint="eastAsia"/>
+        </w:rPr>
+        <w:t>macos</w:t>
+      </w:r>
+      <w:proofErr w:type="spellEnd"/>
+      <w:r>
+        <w:rPr>
+          <w:rFonts w:hint="eastAsia"/>
+        </w:rPr>
+        <w:t xml:space="preserve">三端，对底层 </w:t>
+      </w:r>
+      <w:proofErr w:type="gramStart"/>
+      <w:r>
+        <w:rPr>
+          <w:rFonts w:hint="eastAsia"/>
+        </w:rPr>
+        <w:t>和</w:t>
+      </w:r>
+      <w:proofErr w:type="gramEnd"/>
     </w:p>
     <w:p>
       <w:pPr>
@@ -5255,7 +5521,21 @@
         <w:rPr>
           <w:rFonts w:hint="eastAsia"/>
         </w:rPr>
-        <w:t>自动化与AI工具链的实践，有基于Langchain的企业知识库的，编写自动化脚本，降低人工错误率，对接多家交易所API，实现监控预警和自动交易</w:t>
+        <w:t>自动化与AI工具链的实践，有基于</w:t>
+      </w:r>
+      <w:proofErr w:type="spellStart"/>
+      <w:r>
+        <w:rPr>
+          <w:rFonts w:hint="eastAsia"/>
+        </w:rPr>
+        <w:t>Langchain</w:t>
+      </w:r>
+      <w:proofErr w:type="spellEnd"/>
+      <w:r>
+        <w:rPr>
+          <w:rFonts w:hint="eastAsia"/>
+        </w:rPr>
+        <w:t>的企业知识库的，编写自动化脚本，降低人工错误率，对接多家交易所API，实现监控预警和自动交易</w:t>
       </w:r>
     </w:p>
     <w:p>
@@ -5428,24 +5708,28 @@
           <w:rFonts w:hint="eastAsia"/>
         </w:rPr>
       </w:pPr>
+      <w:proofErr w:type="spellStart"/>
       <w:r>
         <w:rPr>
           <w:rFonts w:hint="eastAsia"/>
         </w:rPr>
         <w:t>AntD</w:t>
       </w:r>
+      <w:proofErr w:type="spellEnd"/>
       <w:r>
         <w:rPr>
           <w:rFonts w:hint="eastAsia"/>
         </w:rPr>
         <w:t>、</w:t>
       </w:r>
+      <w:proofErr w:type="spellStart"/>
       <w:r>
         <w:rPr>
           <w:rFonts w:hint="eastAsia"/>
         </w:rPr>
         <w:t>ECharts</w:t>
       </w:r>
+      <w:proofErr w:type="spellEnd"/>
       <w:r>
         <w:rPr>
           <w:rFonts w:hint="eastAsia"/>
@@ -5499,24 +5783,28 @@
         </w:rPr>
         <w:t xml:space="preserve">git, </w:t>
       </w:r>
+      <w:proofErr w:type="spellStart"/>
       <w:r>
         <w:rPr>
           <w:rFonts w:hint="eastAsia"/>
         </w:rPr>
         <w:t>vite</w:t>
       </w:r>
+      <w:proofErr w:type="spellEnd"/>
       <w:r>
         <w:rPr>
           <w:rFonts w:hint="eastAsia"/>
         </w:rPr>
         <w:t xml:space="preserve">, </w:t>
       </w:r>
+      <w:proofErr w:type="spellStart"/>
       <w:r>
         <w:rPr>
           <w:rFonts w:hint="eastAsia"/>
         </w:rPr>
         <w:t>ESLint</w:t>
       </w:r>
+      <w:proofErr w:type="spellEnd"/>
       <w:r>
         <w:rPr>
           <w:rFonts w:hint="eastAsia"/>
@@ -5613,7 +5901,21 @@
         <w:rPr>
           <w:rFonts w:hint="eastAsia"/>
         </w:rPr>
-        <w:t>项目再加一个技术栈，只写技术名词，</w:t>
+        <w:t>项目再加一个技术</w:t>
+      </w:r>
+      <w:proofErr w:type="gramStart"/>
+      <w:r>
+        <w:rPr>
+          <w:rFonts w:hint="eastAsia"/>
+        </w:rPr>
+        <w:t>栈</w:t>
+      </w:r>
+      <w:proofErr w:type="gramEnd"/>
+      <w:r>
+        <w:rPr>
+          <w:rFonts w:hint="eastAsia"/>
+        </w:rPr>
+        <w:t>，只写技术名词，</w:t>
       </w:r>
     </w:p>
     <w:p>
@@ -5737,13 +6039,35 @@
         </w:rPr>
       </w:pPr>
       <w:r>
-        <w:t>我是杨佳琳，毕业于上海财经大学数据科学与大数据技术专业</w:t>
-      </w:r>
-      <w:r>
-        <w:rPr>
-          <w:rFonts w:hint="eastAsia"/>
-        </w:rPr>
-        <w:t>，求职岗位是端开发工程师</w:t>
+        <w:t>我是</w:t>
+      </w:r>
+      <w:proofErr w:type="gramStart"/>
+      <w:r>
+        <w:t>杨佳琳</w:t>
+      </w:r>
+      <w:proofErr w:type="gramEnd"/>
+      <w:r>
+        <w:t>，毕业于上海财经大学数据科学与大数据技术专业</w:t>
+      </w:r>
+      <w:r>
+        <w:rPr>
+          <w:rFonts w:hint="eastAsia"/>
+        </w:rPr>
+        <w:t>，求职岗位是</w:t>
+      </w:r>
+      <w:proofErr w:type="gramStart"/>
+      <w:r>
+        <w:rPr>
+          <w:rFonts w:hint="eastAsia"/>
+        </w:rPr>
+        <w:t>端开发</w:t>
+      </w:r>
+      <w:proofErr w:type="gramEnd"/>
+      <w:r>
+        <w:rPr>
+          <w:rFonts w:hint="eastAsia"/>
+        </w:rPr>
+        <w:t>工程师</w:t>
       </w:r>
       <w:r>
         <w:t>。</w:t>
@@ -5804,29 +6128,51 @@
         </w:rPr>
       </w:pPr>
       <w:r>
-        <w:t>第一个是飞书内嵌周报系统，</w:t>
+        <w:t>第一个是飞书内</w:t>
+      </w:r>
+      <w:proofErr w:type="gramStart"/>
+      <w:r>
+        <w:t>嵌</w:t>
+      </w:r>
+      <w:proofErr w:type="gramEnd"/>
+      <w:r>
+        <w:t>周报系统，</w:t>
       </w:r>
       <w:r>
         <w:rPr>
           <w:strike/>
         </w:rPr>
-        <w:t xml:space="preserve">我从零开始负责整个系统的设计、开发和上线。针对海量历史周报数据的展示需求，我封装了高性能的虚拟滚动列表，支持数据筛选和视角切换；为提升编辑体验，基于TipTap深度定制了富文本编辑器；同时通过Redux持久化和多端键盘适配等优化，确保系统稳定运行。该项目已成为团队标准协作工具，显著提升了信息同步效率。 </w:t>
-      </w:r>
-    </w:p>
-    <w:p>
-      <w:pPr>
-        <w:rPr>
-          <w:rFonts w:hint="eastAsia"/>
+        <w:t>我从零开始负责整个系统的设计、开发和上线。针对海量历史周报数据的展示需求，我封装了高性能的虚拟滚动列表，支持数据筛选和视角切换；为提升编辑体验，基于</w:t>
+      </w:r>
+      <w:proofErr w:type="spellStart"/>
+      <w:r>
+        <w:rPr>
           <w:strike/>
         </w:rPr>
-      </w:pPr>
-    </w:p>
-    <w:p>
-      <w:pPr>
-        <w:rPr>
-          <w:rFonts w:hint="eastAsia"/>
+        <w:t>TipTap</w:t>
+      </w:r>
+      <w:proofErr w:type="spellEnd"/>
+      <w:r>
+        <w:rPr>
           <w:strike/>
         </w:rPr>
+        <w:t xml:space="preserve">深度定制了富文本编辑器；同时通过Redux持久化和多端键盘适配等优化，确保系统稳定运行。该项目已成为团队标准协作工具，显著提升了信息同步效率。 </w:t>
+      </w:r>
+    </w:p>
+    <w:p>
+      <w:pPr>
+        <w:rPr>
+          <w:rFonts w:hint="eastAsia"/>
+          <w:strike/>
+        </w:rPr>
+      </w:pPr>
+    </w:p>
+    <w:p>
+      <w:pPr>
+        <w:rPr>
+          <w:rFonts w:hint="eastAsia"/>
+          <w:strike/>
+        </w:rPr>
       </w:pPr>
       <w:r>
         <w:t>第二个项目是硬件钱包固件烧录工具，</w:t>
@@ -5866,7 +6212,15 @@
         </w:rPr>
       </w:pPr>
       <w:r>
-        <w:t xml:space="preserve">此外，我的数据科学背景和AI工程实践经历，使我在技术方案设计时能更好地结合业务需求。曾基于LangChain开发RAG知识库系统，并编写自动化脚本优化业务流程，这种复合背景让我不仅能完成前端开发，更能从系统层面思考技术实现，真正赋能业务发展。 </w:t>
+        <w:t>此外，我的数据科学背景和AI工程实践经历，使我在技术方案设计时能更好地结合业务需求。曾基于</w:t>
+      </w:r>
+      <w:proofErr w:type="spellStart"/>
+      <w:r>
+        <w:t>LangChain</w:t>
+      </w:r>
+      <w:proofErr w:type="spellEnd"/>
+      <w:r>
+        <w:t xml:space="preserve">开发RAG知识库系统，并编写自动化脚本优化业务流程，这种复合背景让我不仅能完成前端开发，更能从系统层面思考技术实现，真正赋能业务发展。 </w:t>
       </w:r>
     </w:p>
     <w:p>
@@ -6121,7 +6475,21 @@
         <w:rPr>
           <w:rFonts w:hint="eastAsia"/>
         </w:rPr>
-        <w:t>自研一个高性能虚拟列表滚动双向加载：支持双向滚动加载、折叠、跳转</w:t>
+        <w:t>自</w:t>
+      </w:r>
+      <w:proofErr w:type="gramStart"/>
+      <w:r>
+        <w:rPr>
+          <w:rFonts w:hint="eastAsia"/>
+        </w:rPr>
+        <w:t>研</w:t>
+      </w:r>
+      <w:proofErr w:type="gramEnd"/>
+      <w:r>
+        <w:rPr>
+          <w:rFonts w:hint="eastAsia"/>
+        </w:rPr>
+        <w:t>一个高性能虚拟列表滚动双向加载：支持双向滚动加载、折叠、跳转</w:t>
       </w:r>
     </w:p>
     <w:p>
@@ -6193,12 +6561,21 @@
         </w:rPr>
         <w:t>支持跳转折叠，</w:t>
       </w:r>
+      <w:proofErr w:type="gramStart"/>
       <w:r>
         <w:rPr>
           <w:rFonts w:hint="eastAsia"/>
           <w:strike/>
         </w:rPr>
-        <w:t>滚动锚点anchor与高度缓存，</w:t>
+        <w:t>滚动锚点</w:t>
+      </w:r>
+      <w:proofErr w:type="gramEnd"/>
+      <w:r>
+        <w:rPr>
+          <w:rFonts w:hint="eastAsia"/>
+          <w:strike/>
+        </w:rPr>
+        <w:t>anchor与高度缓存，</w:t>
       </w:r>
     </w:p>
     <w:p>
@@ -6213,7 +6590,21 @@
         <w:rPr>
           <w:rFonts w:hint="eastAsia"/>
         </w:rPr>
-        <w:t>双向加载：懒加载、滚动位置修正，数据插入</w:t>
+        <w:t>双向加载：</w:t>
+      </w:r>
+      <w:proofErr w:type="gramStart"/>
+      <w:r>
+        <w:rPr>
+          <w:rFonts w:hint="eastAsia"/>
+        </w:rPr>
+        <w:t>懒</w:t>
+      </w:r>
+      <w:proofErr w:type="gramEnd"/>
+      <w:r>
+        <w:rPr>
+          <w:rFonts w:hint="eastAsia"/>
+        </w:rPr>
+        <w:t>加载、滚动位置修正，数据插入</w:t>
       </w:r>
     </w:p>
     <w:p>
@@ -6335,8 +6726,16 @@
         <w:rPr>
           <w:rFonts w:hint="eastAsia"/>
         </w:rPr>
-        <w:t>分段存储，划分成逻辑上的数据块，（例如两三周一个</w:t>
-      </w:r>
+        <w:t>分段存储，划分成逻辑上的数据块，（例如两三周一</w:t>
+      </w:r>
+      <w:proofErr w:type="gramStart"/>
+      <w:r>
+        <w:rPr>
+          <w:rFonts w:hint="eastAsia"/>
+        </w:rPr>
+        <w:t>个</w:t>
+      </w:r>
+      <w:proofErr w:type="gramEnd"/>
       <w:r>
         <w:rPr>
           <w:rFonts w:hint="eastAsia"/>
@@ -6373,7 +6772,21 @@
         <w:rPr>
           <w:rFonts w:hint="eastAsia"/>
         </w:rPr>
-        <w:t>基于索引、时间戳，先进先出，简单淘汰旧的chunk，让数据量回归到安全的阈值</w:t>
+        <w:t>基于索引、时间戳，先进先出，简单淘汰旧的chunk，让数据</w:t>
+      </w:r>
+      <w:proofErr w:type="gramStart"/>
+      <w:r>
+        <w:rPr>
+          <w:rFonts w:hint="eastAsia"/>
+        </w:rPr>
+        <w:t>量回归</w:t>
+      </w:r>
+      <w:proofErr w:type="gramEnd"/>
+      <w:r>
+        <w:rPr>
+          <w:rFonts w:hint="eastAsia"/>
+        </w:rPr>
+        <w:t>到安全的阈值</w:t>
       </w:r>
     </w:p>
     <w:p>
@@ -6412,7 +6825,21 @@
         <w:rPr>
           <w:rFonts w:hint="eastAsia"/>
         </w:rPr>
-        <w:t>用哈希表和双向链表的结合，进行判定，头部放最近使用过的，</w:t>
+        <w:t>用哈希表和双向链表的结合，进行判定，头部</w:t>
+      </w:r>
+      <w:proofErr w:type="gramStart"/>
+      <w:r>
+        <w:rPr>
+          <w:rFonts w:hint="eastAsia"/>
+        </w:rPr>
+        <w:t>放最近</w:t>
+      </w:r>
+      <w:proofErr w:type="gramEnd"/>
+      <w:r>
+        <w:rPr>
+          <w:rFonts w:hint="eastAsia"/>
+        </w:rPr>
+        <w:t>使用过的，</w:t>
       </w:r>
     </w:p>
     <w:p>
@@ -6541,7 +6968,15 @@
         <w:t>表明身份</w:t>
       </w:r>
       <w:r>
-        <w:t>：阐述工作年限，应届生需表明身份。</w:t>
+        <w:t>：阐述工作年限，应届生</w:t>
+      </w:r>
+      <w:proofErr w:type="gramStart"/>
+      <w:r>
+        <w:t>需表明</w:t>
+      </w:r>
+      <w:proofErr w:type="gramEnd"/>
+      <w:r>
+        <w:t>身份。</w:t>
       </w:r>
     </w:p>
     <w:p>
@@ -6563,7 +6998,15 @@
         <w:t>英文能力</w:t>
       </w:r>
       <w:r>
-        <w:t>：无海外留学经历可不讲英文能力。</w:t>
+        <w:t>：无海外留学经历</w:t>
+      </w:r>
+      <w:proofErr w:type="gramStart"/>
+      <w:r>
+        <w:t>可不讲</w:t>
+      </w:r>
+      <w:proofErr w:type="gramEnd"/>
+      <w:r>
+        <w:t>英文能力。</w:t>
       </w:r>
     </w:p>
     <w:p>
@@ -6651,7 +7094,31 @@
         <w:t>后续衔接</w:t>
       </w:r>
       <w:r>
-        <w:t>：自我介绍后询问面试官是否可扩展讲项目亮点，依面试官决定行事。</w:t>
+        <w:t>：自我介绍后询问面试</w:t>
+      </w:r>
+      <w:proofErr w:type="gramStart"/>
+      <w:r>
+        <w:t>官是否</w:t>
+      </w:r>
+      <w:proofErr w:type="gramEnd"/>
+      <w:r>
+        <w:t>可扩展</w:t>
+      </w:r>
+      <w:proofErr w:type="gramStart"/>
+      <w:r>
+        <w:t>讲项目</w:t>
+      </w:r>
+      <w:proofErr w:type="gramEnd"/>
+      <w:r>
+        <w:t>亮点，依面试</w:t>
+      </w:r>
+      <w:proofErr w:type="gramStart"/>
+      <w:r>
+        <w:t>官决定</w:t>
+      </w:r>
+      <w:proofErr w:type="gramEnd"/>
+      <w:r>
+        <w:t>行事。</w:t>
       </w:r>
     </w:p>
     <w:p>
@@ -6765,10 +7232,34 @@
           <w:b/>
           <w:bCs/>
         </w:rPr>
-        <w:t>自研组件</w:t>
-      </w:r>
-      <w:r>
-        <w:t>：自研高性能虚拟滚动列表，支持</w:t>
+        <w:t>自</w:t>
+      </w:r>
+      <w:proofErr w:type="gramStart"/>
+      <w:r>
+        <w:rPr>
+          <w:b/>
+          <w:bCs/>
+        </w:rPr>
+        <w:t>研</w:t>
+      </w:r>
+      <w:proofErr w:type="gramEnd"/>
+      <w:r>
+        <w:rPr>
+          <w:b/>
+          <w:bCs/>
+        </w:rPr>
+        <w:t>组件</w:t>
+      </w:r>
+      <w:r>
+        <w:t>：自</w:t>
+      </w:r>
+      <w:proofErr w:type="gramStart"/>
+      <w:r>
+        <w:t>研</w:t>
+      </w:r>
+      <w:proofErr w:type="gramEnd"/>
+      <w:r>
+        <w:t>高性能虚拟滚动列表，支持</w:t>
       </w:r>
       <w:r>
         <w:rPr>
@@ -6844,8 +7335,16 @@
         <w:rPr>
           <w:rFonts w:hint="eastAsia"/>
         </w:rPr>
-        <w:t>从零到一</w:t>
-      </w:r>
+        <w:t>从零到</w:t>
+      </w:r>
+      <w:proofErr w:type="gramStart"/>
+      <w:r>
+        <w:rPr>
+          <w:rFonts w:hint="eastAsia"/>
+        </w:rPr>
+        <w:t>一</w:t>
+      </w:r>
+      <w:proofErr w:type="gramEnd"/>
       <w:r>
         <w:rPr>
           <w:rFonts w:hint="eastAsia"/>
@@ -6892,13 +7391,35 @@
         <w:t>渲染优化</w:t>
       </w:r>
       <w:r>
-        <w:t>：采用视口附近数据懒加载方案，</w:t>
-      </w:r>
-      <w:r>
-        <w:rPr>
-          <w:rFonts w:hint="eastAsia"/>
-        </w:rPr>
-        <w:t>只渲染视口上下的内容，其余用展位高度</w:t>
+        <w:t>：采用视口附近数据</w:t>
+      </w:r>
+      <w:proofErr w:type="gramStart"/>
+      <w:r>
+        <w:t>懒</w:t>
+      </w:r>
+      <w:proofErr w:type="gramEnd"/>
+      <w:r>
+        <w:t>加载方案，</w:t>
+      </w:r>
+      <w:r>
+        <w:rPr>
+          <w:rFonts w:hint="eastAsia"/>
+        </w:rPr>
+        <w:t>只渲染视口上下的内容，</w:t>
+      </w:r>
+      <w:proofErr w:type="gramStart"/>
+      <w:r>
+        <w:rPr>
+          <w:rFonts w:hint="eastAsia"/>
+        </w:rPr>
+        <w:t>其余用</w:t>
+      </w:r>
+      <w:proofErr w:type="gramEnd"/>
+      <w:r>
+        <w:rPr>
+          <w:rFonts w:hint="eastAsia"/>
+        </w:rPr>
+        <w:t>展位高度</w:t>
       </w:r>
       <w:r>
         <w:t>撑开滚动条，保障滚动丝滑。</w:t>
@@ -6916,6 +7437,7 @@
           <w:strike/>
         </w:rPr>
       </w:pPr>
+      <w:proofErr w:type="gramStart"/>
       <w:r>
         <w:rPr>
           <w:b/>
@@ -6924,11 +7446,26 @@
         </w:rPr>
         <w:t>锚点计算</w:t>
       </w:r>
+      <w:proofErr w:type="gramEnd"/>
       <w:r>
         <w:rPr>
           <w:strike/>
         </w:rPr>
-        <w:t>：针对折叠、跳转改变高度场景，通过锚点计算避免滚动条位置偏移。</w:t>
+        <w:t>：针对折叠、跳转改变高度场景，</w:t>
+      </w:r>
+      <w:proofErr w:type="gramStart"/>
+      <w:r>
+        <w:rPr>
+          <w:strike/>
+        </w:rPr>
+        <w:t>通过锚点计算</w:t>
+      </w:r>
+      <w:proofErr w:type="gramEnd"/>
+      <w:r>
+        <w:rPr>
+          <w:strike/>
+        </w:rPr>
+        <w:t>避免滚动条位置偏移。</w:t>
       </w:r>
     </w:p>
     <w:p>
@@ -6950,7 +7487,15 @@
         <w:t>双向加载</w:t>
       </w:r>
       <w:r>
-        <w:t>：双向加载设置触发点获取数据，可按周获取，上拉下拉做懒加载及滚动位置修正。</w:t>
+        <w:t>：双向加载设置触发点获取数据，可按周获取，上</w:t>
+      </w:r>
+      <w:proofErr w:type="gramStart"/>
+      <w:r>
+        <w:t>拉下拉做懒</w:t>
+      </w:r>
+      <w:proofErr w:type="gramEnd"/>
+      <w:r>
+        <w:t>加载及滚动位置修正。</w:t>
       </w:r>
     </w:p>
     <w:p>
@@ -7025,8 +7570,30 @@
         <w:rPr>
           <w:rFonts w:hint="eastAsia"/>
         </w:rPr>
-        <w:t>2. vif vshow</w:t>
-      </w:r>
+        <w:t xml:space="preserve">2. </w:t>
+      </w:r>
+      <w:proofErr w:type="spellStart"/>
+      <w:r>
+        <w:rPr>
+          <w:rFonts w:hint="eastAsia"/>
+        </w:rPr>
+        <w:t>vif</w:t>
+      </w:r>
+      <w:proofErr w:type="spellEnd"/>
+      <w:r>
+        <w:rPr>
+          <w:rFonts w:hint="eastAsia"/>
+        </w:rPr>
+        <w:t xml:space="preserve"> </w:t>
+      </w:r>
+      <w:proofErr w:type="spellStart"/>
+      <w:r>
+        <w:rPr>
+          <w:rFonts w:hint="eastAsia"/>
+        </w:rPr>
+        <w:t>vshow</w:t>
+      </w:r>
+      <w:proofErr w:type="spellEnd"/>
     </w:p>
     <w:p>
       <w:pPr>
@@ -7089,28 +7656,44 @@
         <w:rPr>
           <w:rFonts w:hint="eastAsia"/>
         </w:rPr>
-        <w:t>6. 服务端返回尺寸，api返回尺寸</w:t>
-      </w:r>
-    </w:p>
-    <w:p>
-      <w:pPr>
-        <w:rPr>
-          <w:rFonts w:hint="eastAsia"/>
-        </w:rPr>
-      </w:pPr>
-    </w:p>
-    <w:p>
-      <w:pPr>
-        <w:rPr>
-          <w:rFonts w:hint="eastAsia"/>
-        </w:rPr>
-      </w:pPr>
+        <w:t>6. 服务端返回尺寸，</w:t>
+      </w:r>
+      <w:proofErr w:type="spellStart"/>
+      <w:r>
+        <w:rPr>
+          <w:rFonts w:hint="eastAsia"/>
+        </w:rPr>
+        <w:t>api</w:t>
+      </w:r>
+      <w:proofErr w:type="spellEnd"/>
+      <w:r>
+        <w:rPr>
+          <w:rFonts w:hint="eastAsia"/>
+        </w:rPr>
+        <w:t>返回尺寸</w:t>
+      </w:r>
+    </w:p>
+    <w:p>
+      <w:pPr>
+        <w:rPr>
+          <w:rFonts w:hint="eastAsia"/>
+        </w:rPr>
+      </w:pPr>
+    </w:p>
+    <w:p>
+      <w:pPr>
+        <w:rPr>
+          <w:rFonts w:hint="eastAsia"/>
+        </w:rPr>
+      </w:pPr>
+      <w:proofErr w:type="spellStart"/>
       <w:r>
         <w:rPr>
           <w:rFonts w:hint="eastAsia"/>
         </w:rPr>
         <w:t>Tiptap</w:t>
       </w:r>
+      <w:proofErr w:type="spellEnd"/>
     </w:p>
     <w:p>
       <w:pPr>
@@ -7131,7 +7714,21 @@
         <w:rPr>
           <w:rFonts w:hint="eastAsia"/>
         </w:rPr>
-        <w:t>），写一半会丢稿等</w:t>
+        <w:t>），</w:t>
+      </w:r>
+      <w:proofErr w:type="gramStart"/>
+      <w:r>
+        <w:rPr>
+          <w:rFonts w:hint="eastAsia"/>
+        </w:rPr>
+        <w:t>写一半</w:t>
+      </w:r>
+      <w:proofErr w:type="gramEnd"/>
+      <w:r>
+        <w:rPr>
+          <w:rFonts w:hint="eastAsia"/>
+        </w:rPr>
+        <w:t>会丢稿等</w:t>
       </w:r>
     </w:p>
     <w:p>
@@ -7170,7 +7767,35 @@
         <w:rPr>
           <w:rFonts w:hint="eastAsia"/>
         </w:rPr>
-        <w:t>一、tiptap二次开发：对tiptap暴露的API接口进行配置，做了#、@等功能</w:t>
+        <w:t>一、</w:t>
+      </w:r>
+      <w:proofErr w:type="spellStart"/>
+      <w:r>
+        <w:rPr>
+          <w:rFonts w:hint="eastAsia"/>
+        </w:rPr>
+        <w:t>tiptap</w:t>
+      </w:r>
+      <w:proofErr w:type="spellEnd"/>
+      <w:r>
+        <w:rPr>
+          <w:rFonts w:hint="eastAsia"/>
+        </w:rPr>
+        <w:t>二次开发：对</w:t>
+      </w:r>
+      <w:proofErr w:type="spellStart"/>
+      <w:r>
+        <w:rPr>
+          <w:rFonts w:hint="eastAsia"/>
+        </w:rPr>
+        <w:t>tiptap</w:t>
+      </w:r>
+      <w:proofErr w:type="spellEnd"/>
+      <w:r>
+        <w:rPr>
+          <w:rFonts w:hint="eastAsia"/>
+        </w:rPr>
+        <w:t>暴露的API接口进行配置，做了#、@等功能</w:t>
       </w:r>
     </w:p>
     <w:p>
@@ -7275,7 +7900,35 @@
           <w:rFonts w:hint="eastAsia"/>
         </w:rPr>
         <w:lastRenderedPageBreak/>
-        <w:t>iOS的100vh不等于视口高度，用dvh解决移动端浏览器ui动态变化推出的新标准（</w:t>
+        <w:t>iOS的100vh不等于视口高度，用</w:t>
+      </w:r>
+      <w:proofErr w:type="spellStart"/>
+      <w:r>
+        <w:rPr>
+          <w:rFonts w:hint="eastAsia"/>
+        </w:rPr>
+        <w:t>dvh</w:t>
+      </w:r>
+      <w:proofErr w:type="spellEnd"/>
+      <w:r>
+        <w:rPr>
+          <w:rFonts w:hint="eastAsia"/>
+        </w:rPr>
+        <w:t>解决移动端浏览器</w:t>
+      </w:r>
+      <w:proofErr w:type="spellStart"/>
+      <w:r>
+        <w:rPr>
+          <w:rFonts w:hint="eastAsia"/>
+        </w:rPr>
+        <w:t>ui</w:t>
+      </w:r>
+      <w:proofErr w:type="spellEnd"/>
+      <w:r>
+        <w:rPr>
+          <w:rFonts w:hint="eastAsia"/>
+        </w:rPr>
+        <w:t>动态变化推出的新标准（</w:t>
       </w:r>
       <w:r>
         <w:rPr>
@@ -7361,7 +8014,35 @@
         <w:rPr>
           <w:rFonts w:hint="eastAsia"/>
         </w:rPr>
-        <w:t>节流、防抖函数：防止输入卡顿、监听防抖，JSON序列化防抖优化</w:t>
+        <w:t>节流、防抖函数：防止</w:t>
+      </w:r>
+      <w:proofErr w:type="gramStart"/>
+      <w:r>
+        <w:rPr>
+          <w:rFonts w:hint="eastAsia"/>
+        </w:rPr>
+        <w:t>输入卡顿</w:t>
+      </w:r>
+      <w:proofErr w:type="gramEnd"/>
+      <w:r>
+        <w:rPr>
+          <w:rFonts w:hint="eastAsia"/>
+        </w:rPr>
+        <w:t>、监听防抖，JSON</w:t>
+      </w:r>
+      <w:proofErr w:type="gramStart"/>
+      <w:r>
+        <w:rPr>
+          <w:rFonts w:hint="eastAsia"/>
+        </w:rPr>
+        <w:t>序列化防</w:t>
+      </w:r>
+      <w:proofErr w:type="gramEnd"/>
+      <w:r>
+        <w:rPr>
+          <w:rFonts w:hint="eastAsia"/>
+        </w:rPr>
+        <w:t>抖优化</w:t>
       </w:r>
     </w:p>
     <w:p>
@@ -7500,7 +8181,21 @@
         <w:rPr>
           <w:rFonts w:hint="eastAsia"/>
         </w:rPr>
-        <w:t>T：从零到一独自负责，具备跨平台可控可观测可校验</w:t>
+        <w:t>T：从零到</w:t>
+      </w:r>
+      <w:proofErr w:type="gramStart"/>
+      <w:r>
+        <w:rPr>
+          <w:rFonts w:hint="eastAsia"/>
+        </w:rPr>
+        <w:t>一</w:t>
+      </w:r>
+      <w:proofErr w:type="gramEnd"/>
+      <w:r>
+        <w:rPr>
+          <w:rFonts w:hint="eastAsia"/>
+        </w:rPr>
+        <w:t>独自负责，具备跨平台可控可观测可校验</w:t>
       </w:r>
     </w:p>
     <w:p>
@@ -7601,7 +8296,21 @@
         <w:rPr>
           <w:rFonts w:hint="eastAsia"/>
         </w:rPr>
-        <w:t>双引擎烧录策略 ,windows使用，主进程抽象，按照不同平台发送，渲染进程复制试图UI与可视化，</w:t>
+        <w:t>双引擎烧录策略 ,windows使用，</w:t>
+      </w:r>
+      <w:proofErr w:type="gramStart"/>
+      <w:r>
+        <w:rPr>
+          <w:rFonts w:hint="eastAsia"/>
+        </w:rPr>
+        <w:t>主进程</w:t>
+      </w:r>
+      <w:proofErr w:type="gramEnd"/>
+      <w:r>
+        <w:rPr>
+          <w:rFonts w:hint="eastAsia"/>
+        </w:rPr>
+        <w:t>抽象，按照不同平台发送，渲染进程复制试图UI与可视化，</w:t>
       </w:r>
     </w:p>
     <w:p>
@@ -7619,7 +8328,14 @@
         <w:rPr>
           <w:rFonts w:hint="eastAsia"/>
         </w:rPr>
-        <w:t>权限提升：os</w:t>
+        <w:t>权限提升：</w:t>
+      </w:r>
+      <w:proofErr w:type="spellStart"/>
+      <w:r>
+        <w:rPr>
+          <w:rFonts w:hint="eastAsia"/>
+        </w:rPr>
+        <w:t>os</w:t>
       </w:r>
       <w:r>
         <w:rPr>
@@ -7637,7 +8353,14 @@
         <w:rPr>
           <w:rFonts w:hint="eastAsia"/>
         </w:rPr>
-        <w:t>cript（line1306）弹出原生密码输入框，来获取管理员权限，增加用户信任感，Windows配置electron-builder打包规则只能以管理员权限打开，</w:t>
+        <w:t>cript</w:t>
+      </w:r>
+      <w:proofErr w:type="spellEnd"/>
+      <w:r>
+        <w:rPr>
+          <w:rFonts w:hint="eastAsia"/>
+        </w:rPr>
+        <w:t>（line1306）弹出原生密码输入框，来获取管理员权限，增加用户信任感，Windows配置electron-builder打包规则只能以管理员权限打开，</w:t>
       </w:r>
     </w:p>
     <w:p>
@@ -7672,11 +8395,19 @@
         </w:rPr>
         <w:t>可靠性：</w:t>
       </w:r>
-      <w:r>
-        <w:rPr>
-          <w:rFonts w:hint="eastAsia"/>
-        </w:rPr>
-        <w:t>ipc双向通信</w:t>
+      <w:proofErr w:type="spellStart"/>
+      <w:r>
+        <w:rPr>
+          <w:rFonts w:hint="eastAsia"/>
+        </w:rPr>
+        <w:t>ipc</w:t>
+      </w:r>
+      <w:proofErr w:type="spellEnd"/>
+      <w:r>
+        <w:rPr>
+          <w:rFonts w:hint="eastAsia"/>
+        </w:rPr>
+        <w:t>双向通信</w:t>
       </w:r>
     </w:p>
     <w:p>
@@ -7945,7 +8676,21 @@
         <w:rPr>
           <w:rFonts w:hint="eastAsia"/>
         </w:rPr>
-        <w:t>（从设备读回的字节数）</w:t>
+        <w:t>（从</w:t>
+      </w:r>
+      <w:proofErr w:type="gramStart"/>
+      <w:r>
+        <w:rPr>
+          <w:rFonts w:hint="eastAsia"/>
+        </w:rPr>
+        <w:t>设备读</w:t>
+      </w:r>
+      <w:proofErr w:type="gramEnd"/>
+      <w:r>
+        <w:rPr>
+          <w:rFonts w:hint="eastAsia"/>
+        </w:rPr>
+        <w:t>回的字节数）</w:t>
       </w:r>
       <w:r>
         <w:rPr>
@@ -7994,8 +8739,8 @@
           <w:rFonts w:hint="eastAsia"/>
         </w:rPr>
       </w:pPr>
-      <w:bookmarkStart w:id="6" w:name="OLE_LINK2"/>
-      <w:bookmarkStart w:id="7" w:name="_Toc226404337"/>
+      <w:bookmarkStart w:id="6" w:name="_Toc226404337"/>
+      <w:bookmarkStart w:id="7" w:name="OLE_LINK2"/>
       <w:r>
         <w:rPr>
           <w:rFonts w:hint="eastAsia"/>
@@ -8008,34 +8753,48 @@
         </w:rPr>
         <w:t>——event loop</w:t>
       </w:r>
-      <w:bookmarkEnd w:id="7"/>
-    </w:p>
-    <w:bookmarkEnd w:id="6"/>
-    <w:p>
-      <w:pPr>
-        <w:rPr>
-          <w:rFonts w:hint="eastAsia"/>
-        </w:rPr>
-      </w:pPr>
-    </w:p>
-    <w:p>
-      <w:pPr>
-        <w:rPr>
-          <w:rFonts w:hint="eastAsia"/>
-        </w:rPr>
-      </w:pPr>
-    </w:p>
-    <w:p>
-      <w:pPr>
-        <w:rPr>
-          <w:rFonts w:hint="eastAsia"/>
-        </w:rPr>
-      </w:pPr>
-      <w:r>
-        <w:rPr>
-          <w:rFonts w:hint="eastAsia"/>
-        </w:rPr>
-        <w:t>烧录语句，ipc通信，crc32</w:t>
+      <w:bookmarkEnd w:id="6"/>
+    </w:p>
+    <w:bookmarkEnd w:id="7"/>
+    <w:p>
+      <w:pPr>
+        <w:rPr>
+          <w:rFonts w:hint="eastAsia"/>
+        </w:rPr>
+      </w:pPr>
+    </w:p>
+    <w:p>
+      <w:pPr>
+        <w:rPr>
+          <w:rFonts w:hint="eastAsia"/>
+        </w:rPr>
+      </w:pPr>
+    </w:p>
+    <w:p>
+      <w:pPr>
+        <w:rPr>
+          <w:rFonts w:hint="eastAsia"/>
+        </w:rPr>
+      </w:pPr>
+      <w:r>
+        <w:rPr>
+          <w:rFonts w:hint="eastAsia"/>
+        </w:rPr>
+        <w:t>烧录语句，</w:t>
+      </w:r>
+      <w:proofErr w:type="spellStart"/>
+      <w:r>
+        <w:rPr>
+          <w:rFonts w:hint="eastAsia"/>
+        </w:rPr>
+        <w:t>ipc</w:t>
+      </w:r>
+      <w:proofErr w:type="spellEnd"/>
+      <w:r>
+        <w:rPr>
+          <w:rFonts w:hint="eastAsia"/>
+        </w:rPr>
+        <w:t>通信，crc32</w:t>
       </w:r>
     </w:p>
     <w:p>
@@ -8181,7 +8940,21 @@
         <w:rPr>
           <w:rFonts w:hint="eastAsia"/>
         </w:rPr>
-        <w:t>——var\let\const、js执行机制</w:t>
+        <w:t>——var\let\const、</w:t>
+      </w:r>
+      <w:proofErr w:type="spellStart"/>
+      <w:r>
+        <w:rPr>
+          <w:rFonts w:hint="eastAsia"/>
+        </w:rPr>
+        <w:t>js</w:t>
+      </w:r>
+      <w:proofErr w:type="spellEnd"/>
+      <w:r>
+        <w:rPr>
+          <w:rFonts w:hint="eastAsia"/>
+        </w:rPr>
+        <w:t>执行机制</w:t>
       </w:r>
       <w:bookmarkEnd w:id="8"/>
     </w:p>
@@ -8264,8 +9037,16 @@
         <w:rPr>
           <w:rFonts w:hint="eastAsia"/>
         </w:rPr>
-        <w:t>，node:global</w:t>
-      </w:r>
+        <w:t>，</w:t>
+      </w:r>
+      <w:proofErr w:type="spellStart"/>
+      <w:r>
+        <w:rPr>
+          <w:rFonts w:hint="eastAsia"/>
+        </w:rPr>
+        <w:t>node:global</w:t>
+      </w:r>
+      <w:proofErr w:type="spellEnd"/>
       <w:r>
         <w:rPr>
           <w:rFonts w:hint="eastAsia"/>
@@ -8301,7 +9082,21 @@
         <w:rPr>
           <w:rFonts w:hint="eastAsia"/>
         </w:rPr>
-        <w:t>、块级作用域（{}）</w:t>
+        <w:t>、</w:t>
+      </w:r>
+      <w:proofErr w:type="gramStart"/>
+      <w:r>
+        <w:rPr>
+          <w:rFonts w:hint="eastAsia"/>
+        </w:rPr>
+        <w:t>块级作用域</w:t>
+      </w:r>
+      <w:proofErr w:type="gramEnd"/>
+      <w:r>
+        <w:rPr>
+          <w:rFonts w:hint="eastAsia"/>
+        </w:rPr>
+        <w:t>（{}）</w:t>
       </w:r>
       <w:r>
         <w:rPr>
@@ -8398,11 +9193,19 @@
         </w:rPr>
         <w:t>赋值前访问会报错：</w:t>
       </w:r>
-      <w:r>
-        <w:rPr>
-          <w:rFonts w:hint="eastAsia"/>
-        </w:rPr>
-        <w:t>ReferenceError: Cannot access 'a' before initialization</w:t>
+      <w:proofErr w:type="spellStart"/>
+      <w:r>
+        <w:rPr>
+          <w:rFonts w:hint="eastAsia"/>
+        </w:rPr>
+        <w:t>ReferenceError</w:t>
+      </w:r>
+      <w:proofErr w:type="spellEnd"/>
+      <w:r>
+        <w:rPr>
+          <w:rFonts w:hint="eastAsia"/>
+        </w:rPr>
+        <w:t>: Cannot access 'a' before initialization</w:t>
       </w:r>
       <w:r>
         <w:rPr>
@@ -8502,12 +9305,14 @@
           <w:rFonts w:hint="eastAsia"/>
         </w:rPr>
       </w:pPr>
+      <w:proofErr w:type="spellStart"/>
       <w:r>
         <w:rPr>
           <w:rFonts w:hint="eastAsia"/>
         </w:rPr>
         <w:t>Js</w:t>
       </w:r>
+      <w:proofErr w:type="spellEnd"/>
       <w:r>
         <w:rPr>
           <w:rFonts w:hint="eastAsia"/>
@@ -8591,8 +9396,16 @@
         <w:rPr>
           <w:rFonts w:hint="eastAsia"/>
         </w:rPr>
-        <w:t>Call Stack 栈</w:t>
-      </w:r>
+        <w:t xml:space="preserve">Call Stack </w:t>
+      </w:r>
+      <w:proofErr w:type="gramStart"/>
+      <w:r>
+        <w:rPr>
+          <w:rFonts w:hint="eastAsia"/>
+        </w:rPr>
+        <w:t>栈</w:t>
+      </w:r>
+      <w:proofErr w:type="gramEnd"/>
       <w:r>
         <w:rPr>
           <w:rFonts w:hint="eastAsia"/>
@@ -8627,8 +9440,8 @@
           <w:rFonts w:hint="eastAsia"/>
         </w:rPr>
       </w:pPr>
-      <w:bookmarkStart w:id="9" w:name="OLE_LINK3"/>
-      <w:bookmarkStart w:id="10" w:name="_Toc226404339"/>
+      <w:bookmarkStart w:id="9" w:name="_Toc226404339"/>
+      <w:bookmarkStart w:id="10" w:name="OLE_LINK3"/>
       <w:r>
         <w:rPr>
           <w:rFonts w:hint="eastAsia"/>
@@ -8640,11 +9453,25 @@
         <w:rPr>
           <w:rFonts w:hint="eastAsia"/>
         </w:rPr>
-        <w:t>——js执行机制</w:t>
-      </w:r>
-      <w:bookmarkEnd w:id="10"/>
-    </w:p>
-    <w:bookmarkEnd w:id="9"/>
+        <w:t>——</w:t>
+      </w:r>
+      <w:proofErr w:type="spellStart"/>
+      <w:r>
+        <w:rPr>
+          <w:rFonts w:hint="eastAsia"/>
+        </w:rPr>
+        <w:t>js</w:t>
+      </w:r>
+      <w:proofErr w:type="spellEnd"/>
+      <w:r>
+        <w:rPr>
+          <w:rFonts w:hint="eastAsia"/>
+        </w:rPr>
+        <w:t>执行机制</w:t>
+      </w:r>
+      <w:bookmarkEnd w:id="9"/>
+    </w:p>
+    <w:bookmarkEnd w:id="10"/>
     <w:p>
       <w:pPr>
         <w:rPr>
@@ -8739,25 +9566,97 @@
         <w:rPr>
           <w:rFonts w:hint="eastAsia"/>
         </w:rPr>
-        <w:t>在微任务执行完成宏任务执行前，v8引擎尝试渲染页面（渲染机会），</w:t>
-      </w:r>
+        <w:t>在</w:t>
+      </w:r>
+      <w:proofErr w:type="gramStart"/>
+      <w:r>
+        <w:rPr>
+          <w:rFonts w:hint="eastAsia"/>
+        </w:rPr>
+        <w:t>微任务</w:t>
+      </w:r>
+      <w:proofErr w:type="gramEnd"/>
+      <w:r>
+        <w:rPr>
+          <w:rFonts w:hint="eastAsia"/>
+        </w:rPr>
+        <w:t>执行完成</w:t>
+      </w:r>
+      <w:proofErr w:type="gramStart"/>
+      <w:r>
+        <w:rPr>
+          <w:rFonts w:hint="eastAsia"/>
+        </w:rPr>
+        <w:t>宏任务</w:t>
+      </w:r>
+      <w:proofErr w:type="gramEnd"/>
+      <w:r>
+        <w:rPr>
+          <w:rFonts w:hint="eastAsia"/>
+        </w:rPr>
+        <w:t>执行前，v8引擎尝试渲染页面（渲染机会），</w:t>
+      </w:r>
+      <w:proofErr w:type="spellStart"/>
       <w:r>
         <w:rPr>
           <w:rFonts w:hint="eastAsia"/>
         </w:rPr>
         <w:t>requestAnimationFrame</w:t>
       </w:r>
-      <w:r>
-        <w:rPr>
-          <w:rFonts w:hint="eastAsia"/>
-        </w:rPr>
-        <w:t>（浏览器帧与帧之间穿插的回调）浏览器制作高性能动画API</w:t>
-      </w:r>
-      <w:r>
-        <w:rPr>
-          <w:rFonts w:hint="eastAsia"/>
-        </w:rPr>
-        <w:t>，在重绘前调用，接受回调函数作为参数</w:t>
+      <w:proofErr w:type="spellEnd"/>
+      <w:r>
+        <w:rPr>
+          <w:rFonts w:hint="eastAsia"/>
+        </w:rPr>
+        <w:t>（</w:t>
+      </w:r>
+      <w:proofErr w:type="gramStart"/>
+      <w:r>
+        <w:rPr>
+          <w:rFonts w:hint="eastAsia"/>
+        </w:rPr>
+        <w:t>浏览器帧与帧</w:t>
+      </w:r>
+      <w:proofErr w:type="gramEnd"/>
+      <w:r>
+        <w:rPr>
+          <w:rFonts w:hint="eastAsia"/>
+        </w:rPr>
+        <w:t>之间穿插的回调）浏览器制作高性能动画API</w:t>
+      </w:r>
+      <w:r>
+        <w:rPr>
+          <w:rFonts w:hint="eastAsia"/>
+        </w:rPr>
+        <w:t>，在</w:t>
+      </w:r>
+      <w:proofErr w:type="gramStart"/>
+      <w:r>
+        <w:rPr>
+          <w:rFonts w:hint="eastAsia"/>
+        </w:rPr>
+        <w:t>重绘前调用</w:t>
+      </w:r>
+      <w:proofErr w:type="gramEnd"/>
+      <w:r>
+        <w:rPr>
+          <w:rFonts w:hint="eastAsia"/>
+        </w:rPr>
+        <w:t>，接受回</w:t>
+      </w:r>
+      <w:proofErr w:type="gramStart"/>
+      <w:r>
+        <w:rPr>
+          <w:rFonts w:hint="eastAsia"/>
+        </w:rPr>
+        <w:t>调函数</w:t>
+      </w:r>
+      <w:proofErr w:type="gramEnd"/>
+      <w:r>
+        <w:rPr>
+          <w:rFonts w:hint="eastAsia"/>
+        </w:rPr>
+        <w:t>作为参数</w:t>
       </w:r>
     </w:p>
     <w:p>
@@ -8860,7 +9759,15 @@
         <w:t>任务队列</w:t>
       </w:r>
       <w:r>
-        <w:t>：同步代码是宏任务的</w:t>
+        <w:t>：同步代码是</w:t>
+      </w:r>
+      <w:proofErr w:type="gramStart"/>
+      <w:r>
+        <w:t>宏任务</w:t>
+      </w:r>
+      <w:proofErr w:type="gramEnd"/>
+      <w:r>
+        <w:t>的</w:t>
       </w:r>
       <w:r>
         <w:rPr>
@@ -8869,7 +9776,15 @@
         <w:t>T</w:t>
       </w:r>
       <w:r>
-        <w:t xml:space="preserve"> 0 级任务，执行时先宏任务后微任务，任务按队列顺序执行。</w:t>
+        <w:t xml:space="preserve"> 0 级任务，执行时</w:t>
+      </w:r>
+      <w:proofErr w:type="gramStart"/>
+      <w:r>
+        <w:t>先宏任务</w:t>
+      </w:r>
+      <w:proofErr w:type="gramEnd"/>
+      <w:r>
+        <w:t>后微任务，任务按队列顺序执行。</w:t>
       </w:r>
     </w:p>
     <w:p>
@@ -8947,7 +9862,23 @@
         <w:t>渲染时机</w:t>
       </w:r>
       <w:r>
-        <w:t>：浏览器清空微任务后，执行宏任务前，会尝试渲染页面，可利用 Request Animation Frame 制作高性能动画。</w:t>
+        <w:t>：浏览器清空</w:t>
+      </w:r>
+      <w:proofErr w:type="gramStart"/>
+      <w:r>
+        <w:t>微任务</w:t>
+      </w:r>
+      <w:proofErr w:type="gramEnd"/>
+      <w:r>
+        <w:t>后，执行</w:t>
+      </w:r>
+      <w:proofErr w:type="gramStart"/>
+      <w:r>
+        <w:t>宏任务</w:t>
+      </w:r>
+      <w:proofErr w:type="gramEnd"/>
+      <w:r>
+        <w:t>前，会尝试渲染页面，可利用 Request Animation Frame 制作高性能动画。</w:t>
       </w:r>
     </w:p>
     <w:p>
@@ -9006,21 +9937,52 @@
           <w:rFonts w:hint="eastAsia"/>
         </w:rPr>
       </w:pPr>
+      <w:proofErr w:type="spellStart"/>
       <w:r>
         <w:rPr>
           <w:rFonts w:hint="eastAsia"/>
         </w:rPr>
         <w:t>requestIdleCallback</w:t>
       </w:r>
-    </w:p>
-    <w:p>
-      <w:pPr>
-        <w:rPr>
-          <w:rFonts w:hint="eastAsia"/>
-        </w:rPr>
-      </w:pPr>
-      <w:r>
-        <w:t>requestIdleCallback 是一个Web API，允许网页作者请求浏览器在主线程空闲时执行低优先级后台任务，从而避免干扰高优先级操作（如input处理、动画和帧合成），提升页面响应性和整体性能。</w:t>
+      <w:proofErr w:type="spellEnd"/>
+    </w:p>
+    <w:p>
+      <w:pPr>
+        <w:rPr>
+          <w:rFonts w:hint="eastAsia"/>
+        </w:rPr>
+      </w:pPr>
+      <w:proofErr w:type="spellStart"/>
+      <w:r>
+        <w:t>requestIdleCallback</w:t>
+      </w:r>
+      <w:proofErr w:type="spellEnd"/>
+      <w:r>
+        <w:t xml:space="preserve"> 是一个Web API，允许网页作者请求浏览器在主线程空闲时</w:t>
+      </w:r>
+      <w:proofErr w:type="gramStart"/>
+      <w:r>
+        <w:t>执行低</w:t>
+      </w:r>
+      <w:proofErr w:type="gramEnd"/>
+      <w:r>
+        <w:t>优先级后台任务，从而避免</w:t>
+      </w:r>
+      <w:proofErr w:type="gramStart"/>
+      <w:r>
+        <w:t>干扰高</w:t>
+      </w:r>
+      <w:proofErr w:type="gramEnd"/>
+      <w:r>
+        <w:t>优先级操作（如input处理、动画和</w:t>
+      </w:r>
+      <w:proofErr w:type="gramStart"/>
+      <w:r>
+        <w:t>帧合成</w:t>
+      </w:r>
+      <w:proofErr w:type="gramEnd"/>
+      <w:r>
+        <w:t>），提升页面响应性和整体性能。</w:t>
       </w:r>
       <w:r>
         <w:rPr>
@@ -9039,7 +10001,21 @@
         <w:rPr>
           <w:rFonts w:hint="eastAsia"/>
         </w:rPr>
-        <w:t>既不是微任务也不是宏任务</w:t>
+        <w:t>既不是</w:t>
+      </w:r>
+      <w:proofErr w:type="gramStart"/>
+      <w:r>
+        <w:rPr>
+          <w:rFonts w:hint="eastAsia"/>
+        </w:rPr>
+        <w:t>微任务</w:t>
+      </w:r>
+      <w:proofErr w:type="gramEnd"/>
+      <w:r>
+        <w:rPr>
+          <w:rFonts w:hint="eastAsia"/>
+        </w:rPr>
+        <w:t>也不是宏任务</w:t>
       </w:r>
     </w:p>
     <w:p>
@@ -9065,15 +10041,18 @@
       <w:r>
         <w:t xml:space="preserve">const </w:t>
       </w:r>
+      <w:proofErr w:type="spellStart"/>
       <w:r>
         <w:rPr>
           <w:rFonts w:hint="eastAsia"/>
         </w:rPr>
         <w:t>mo</w:t>
       </w:r>
+      <w:proofErr w:type="spellEnd"/>
       <w:r>
         <w:t xml:space="preserve">= new </w:t>
       </w:r>
+      <w:proofErr w:type="spellStart"/>
       <w:r>
         <w:rPr>
           <w:b/>
@@ -9081,6 +10060,7 @@
         </w:rPr>
         <w:t>MutationObserver</w:t>
       </w:r>
+      <w:proofErr w:type="spellEnd"/>
       <w:r>
         <w:t>(</w:t>
       </w:r>
@@ -9101,32 +10081,96 @@
           <w:rFonts w:hint="eastAsia"/>
         </w:rPr>
       </w:pPr>
-      <w:r>
-        <w:rPr>
-          <w:rFonts w:hint="eastAsia"/>
-        </w:rPr>
-        <w:t>mo.observe(document.body, { childList: true });</w:t>
-      </w:r>
-    </w:p>
-    <w:p>
-      <w:pPr>
-        <w:rPr>
-          <w:rFonts w:hint="eastAsia"/>
-        </w:rPr>
-      </w:pPr>
-    </w:p>
-    <w:p>
-      <w:pPr>
-        <w:rPr>
-          <w:rFonts w:hint="eastAsia"/>
-        </w:rPr>
-      </w:pPr>
+      <w:proofErr w:type="spellStart"/>
+      <w:proofErr w:type="gramStart"/>
+      <w:r>
+        <w:rPr>
+          <w:rFonts w:hint="eastAsia"/>
+        </w:rPr>
+        <w:t>mo.observe</w:t>
+      </w:r>
+      <w:proofErr w:type="spellEnd"/>
+      <w:proofErr w:type="gramEnd"/>
+      <w:r>
+        <w:rPr>
+          <w:rFonts w:hint="eastAsia"/>
+        </w:rPr>
+        <w:t>(</w:t>
+      </w:r>
+      <w:proofErr w:type="spellStart"/>
+      <w:proofErr w:type="gramStart"/>
+      <w:r>
+        <w:rPr>
+          <w:rFonts w:hint="eastAsia"/>
+        </w:rPr>
+        <w:t>document.body</w:t>
+      </w:r>
+      <w:proofErr w:type="spellEnd"/>
+      <w:proofErr w:type="gramEnd"/>
+      <w:r>
+        <w:rPr>
+          <w:rFonts w:hint="eastAsia"/>
+        </w:rPr>
+        <w:t xml:space="preserve">, </w:t>
+      </w:r>
+      <w:proofErr w:type="gramStart"/>
+      <w:r>
+        <w:rPr>
+          <w:rFonts w:hint="eastAsia"/>
+        </w:rPr>
+        <w:t xml:space="preserve">{ </w:t>
+      </w:r>
+      <w:proofErr w:type="spellStart"/>
+      <w:r>
+        <w:rPr>
+          <w:rFonts w:hint="eastAsia"/>
+        </w:rPr>
+        <w:t>childList</w:t>
+      </w:r>
+      <w:proofErr w:type="spellEnd"/>
+      <w:proofErr w:type="gramEnd"/>
+      <w:r>
+        <w:rPr>
+          <w:rFonts w:hint="eastAsia"/>
+        </w:rPr>
+        <w:t xml:space="preserve">: </w:t>
+      </w:r>
+      <w:proofErr w:type="gramStart"/>
+      <w:r>
+        <w:rPr>
+          <w:rFonts w:hint="eastAsia"/>
+        </w:rPr>
+        <w:t>true }</w:t>
+      </w:r>
+      <w:proofErr w:type="gramEnd"/>
+      <w:r>
+        <w:rPr>
+          <w:rFonts w:hint="eastAsia"/>
+        </w:rPr>
+        <w:t>);</w:t>
+      </w:r>
+    </w:p>
+    <w:p>
+      <w:pPr>
+        <w:rPr>
+          <w:rFonts w:hint="eastAsia"/>
+        </w:rPr>
+      </w:pPr>
+    </w:p>
+    <w:p>
+      <w:pPr>
+        <w:rPr>
+          <w:rFonts w:hint="eastAsia"/>
+        </w:rPr>
+      </w:pPr>
+      <w:proofErr w:type="gramStart"/>
       <w:r>
         <w:rPr>
           <w:rFonts w:hint="eastAsia"/>
         </w:rPr>
         <w:t>可用于埋点</w:t>
       </w:r>
+      <w:proofErr w:type="gramEnd"/>
     </w:p>
     <w:p>
       <w:pPr>
@@ -9178,12 +10222,14 @@
         </w:rPr>
         <w:t>，</w:t>
       </w:r>
+      <w:proofErr w:type="gramStart"/>
       <w:r>
         <w:rPr>
           <w:rFonts w:hint="eastAsia"/>
         </w:rPr>
         <w:t>块级作用域</w:t>
       </w:r>
+      <w:proofErr w:type="gramEnd"/>
       <w:r>
         <w:rPr>
           <w:rFonts w:hint="eastAsia"/>
@@ -9248,7 +10294,35 @@
         <w:rPr>
           <w:rFonts w:hint="eastAsia"/>
         </w:rPr>
-        <w:t>Var定义的变量能在块级作用域外访问，let定义的变量不能在块级作用域外访问</w:t>
+        <w:t>Var定义的变量能在</w:t>
+      </w:r>
+      <w:proofErr w:type="gramStart"/>
+      <w:r>
+        <w:rPr>
+          <w:rFonts w:hint="eastAsia"/>
+        </w:rPr>
+        <w:t>块级作用</w:t>
+      </w:r>
+      <w:proofErr w:type="gramEnd"/>
+      <w:r>
+        <w:rPr>
+          <w:rFonts w:hint="eastAsia"/>
+        </w:rPr>
+        <w:t>域外访问，let定义的变量不能在</w:t>
+      </w:r>
+      <w:proofErr w:type="gramStart"/>
+      <w:r>
+        <w:rPr>
+          <w:rFonts w:hint="eastAsia"/>
+        </w:rPr>
+        <w:t>块级作用</w:t>
+      </w:r>
+      <w:proofErr w:type="gramEnd"/>
+      <w:r>
+        <w:rPr>
+          <w:rFonts w:hint="eastAsia"/>
+        </w:rPr>
+        <w:t>域外访问</w:t>
       </w:r>
     </w:p>
     <w:p>
@@ -9323,11 +10397,19 @@
         </w:rPr>
         <w:t>错误：</w:t>
       </w:r>
-      <w:r>
-        <w:rPr>
-          <w:rFonts w:hint="eastAsia"/>
-        </w:rPr>
-        <w:t>ReferenceError: a is not defined</w:t>
+      <w:proofErr w:type="spellStart"/>
+      <w:r>
+        <w:rPr>
+          <w:rFonts w:hint="eastAsia"/>
+        </w:rPr>
+        <w:t>ReferenceError</w:t>
+      </w:r>
+      <w:proofErr w:type="spellEnd"/>
+      <w:r>
+        <w:rPr>
+          <w:rFonts w:hint="eastAsia"/>
+        </w:rPr>
+        <w:t>: a is not defined</w:t>
       </w:r>
     </w:p>
     <w:p>
@@ -9519,7 +10601,31 @@
         <w:t>任务执行顺序</w:t>
       </w:r>
       <w:r>
-        <w:t>：先宏任务后微任务，宏任务执行完生成微任务再执行，涉及 event loop 运行机制。</w:t>
+        <w:t>：</w:t>
+      </w:r>
+      <w:proofErr w:type="gramStart"/>
+      <w:r>
+        <w:t>先宏任务</w:t>
+      </w:r>
+      <w:proofErr w:type="gramEnd"/>
+      <w:r>
+        <w:t>后微任务，</w:t>
+      </w:r>
+      <w:proofErr w:type="gramStart"/>
+      <w:r>
+        <w:t>宏任务</w:t>
+      </w:r>
+      <w:proofErr w:type="gramEnd"/>
+      <w:r>
+        <w:t>执行完生成</w:t>
+      </w:r>
+      <w:proofErr w:type="gramStart"/>
+      <w:r>
+        <w:t>微任务再</w:t>
+      </w:r>
+      <w:proofErr w:type="gramEnd"/>
+      <w:r>
+        <w:t>执行，涉及 event loop 运行机制。</w:t>
       </w:r>
     </w:p>
     <w:p>
@@ -9547,23 +10653,59 @@
       <w:r>
         <w:t>：</w:t>
       </w:r>
+      <w:proofErr w:type="spellStart"/>
       <w:r>
         <w:rPr>
           <w:rFonts w:hint="eastAsia"/>
         </w:rPr>
         <w:t>queueMicrotask</w:t>
       </w:r>
-      <w:r>
-        <w:t xml:space="preserve"> 放微任务，</w:t>
-      </w:r>
+      <w:proofErr w:type="spellEnd"/>
+      <w:r>
+        <w:t xml:space="preserve"> </w:t>
+      </w:r>
+      <w:proofErr w:type="gramStart"/>
+      <w:r>
+        <w:t>放微任务</w:t>
+      </w:r>
+      <w:proofErr w:type="gramEnd"/>
+      <w:r>
+        <w:t>，</w:t>
+      </w:r>
+      <w:proofErr w:type="spellStart"/>
       <w:r>
         <w:rPr>
           <w:rFonts w:hint="eastAsia"/>
         </w:rPr>
         <w:t>MutationObserver</w:t>
       </w:r>
-      <w:r>
-        <w:t xml:space="preserve"> 用于监控元素或全局 body 变化，request request either or back 是动画优化方案，既非宏任务也非微任务 。</w:t>
+      <w:proofErr w:type="spellEnd"/>
+      <w:r>
+        <w:t xml:space="preserve"> 用于监控元素或全局 body 变化，</w:t>
+      </w:r>
+      <w:proofErr w:type="gramStart"/>
+      <w:r>
+        <w:t xml:space="preserve">request </w:t>
+      </w:r>
+      <w:proofErr w:type="spellStart"/>
+      <w:r>
+        <w:t>request</w:t>
+      </w:r>
+      <w:proofErr w:type="spellEnd"/>
+      <w:r>
+        <w:t xml:space="preserve"> </w:t>
+      </w:r>
+      <w:proofErr w:type="gramEnd"/>
+      <w:r>
+        <w:t>either or back 是动画优化方案，既</w:t>
+      </w:r>
+      <w:proofErr w:type="gramStart"/>
+      <w:r>
+        <w:t>非宏任务也非微任务</w:t>
+      </w:r>
+      <w:proofErr w:type="gramEnd"/>
+      <w:r>
+        <w:t xml:space="preserve"> 。</w:t>
       </w:r>
     </w:p>
     <w:p>
@@ -9632,7 +10774,15 @@
         <w:t>作用域类型</w:t>
       </w:r>
       <w:r>
-        <w:t>：全局作用域、模块作用域、函数作用域、块级作用域。全局变量在浏览器环境和 Node 环境表现不同。</w:t>
+        <w:t>：全局作用域、模块作用域、函数作用域、</w:t>
+      </w:r>
+      <w:proofErr w:type="gramStart"/>
+      <w:r>
+        <w:t>块级作用域</w:t>
+      </w:r>
+      <w:proofErr w:type="gramEnd"/>
+      <w:r>
+        <w:t>。全局变量在浏览器环境和 Node 环境表现不同。</w:t>
       </w:r>
     </w:p>
     <w:p>
@@ -9650,6 +10800,7 @@
           <w:rFonts w:hint="eastAsia"/>
         </w:rPr>
       </w:pPr>
+      <w:proofErr w:type="gramStart"/>
       <w:r>
         <w:rPr>
           <w:b/>
@@ -9657,8 +10808,25 @@
         </w:rPr>
         <w:t>块级作用域</w:t>
       </w:r>
-      <w:r>
-        <w:t>：由大括号形成，let 声明的变量在块级作用域内有效，var 声明的变量可突破块级作用域。</w:t>
+      <w:proofErr w:type="gramEnd"/>
+      <w:r>
+        <w:t>：由大括号形成，let 声明的变量</w:t>
+      </w:r>
+      <w:proofErr w:type="gramStart"/>
+      <w:r>
+        <w:t>在块级作用域</w:t>
+      </w:r>
+      <w:proofErr w:type="gramEnd"/>
+      <w:r>
+        <w:t>内有效，var 声明的变量可</w:t>
+      </w:r>
+      <w:proofErr w:type="gramStart"/>
+      <w:r>
+        <w:t>突破块级作用域</w:t>
+      </w:r>
+      <w:proofErr w:type="gramEnd"/>
+      <w:r>
+        <w:t>。</w:t>
       </w:r>
     </w:p>
     <w:p>
@@ -9739,8 +10907,8 @@
           <w:rFonts w:hint="eastAsia"/>
         </w:rPr>
       </w:pPr>
-      <w:bookmarkStart w:id="15" w:name="OLE_LINK7"/>
-      <w:bookmarkStart w:id="16" w:name="_Toc226404341"/>
+      <w:bookmarkStart w:id="15" w:name="_Toc226404341"/>
+      <w:bookmarkStart w:id="16" w:name="OLE_LINK7"/>
       <w:r>
         <w:rPr>
           <w:rFonts w:hint="eastAsia"/>
@@ -9759,9 +10927,9 @@
         </w:rPr>
         <w:t>作用</w:t>
       </w:r>
-      <w:bookmarkEnd w:id="16"/>
-    </w:p>
-    <w:bookmarkEnd w:id="15"/>
+      <w:bookmarkEnd w:id="15"/>
+    </w:p>
+    <w:bookmarkEnd w:id="16"/>
     <w:p>
       <w:pPr>
         <w:rPr>
@@ -9811,7 +10979,15 @@
         <w:t>变量作用域</w:t>
       </w:r>
       <w:r>
-        <w:t>：函数作用域内定义的变量在域外不能访问；块级作用域里，let 定义的变量域外不能访问，var 可以。</w:t>
+        <w:t>：函数作用域内定义的变量在域外不能访问；</w:t>
+      </w:r>
+      <w:proofErr w:type="gramStart"/>
+      <w:r>
+        <w:t>块级作用域</w:t>
+      </w:r>
+      <w:proofErr w:type="gramEnd"/>
+      <w:r>
+        <w:t>里，let 定义的变量域外不能访问，var 可以。</w:t>
       </w:r>
     </w:p>
     <w:p>
@@ -10128,7 +11304,15 @@
         <w:t>模块化方式</w:t>
       </w:r>
       <w:r>
-        <w:t>：有 ES6 模块（ESM）和 CommonJS 两种，均对单一文件模块化，模块内变量非全局变量。</w:t>
+        <w:t xml:space="preserve">：有 ES6 模块（ESM）和 </w:t>
+      </w:r>
+      <w:proofErr w:type="spellStart"/>
+      <w:r>
+        <w:t>CommonJS</w:t>
+      </w:r>
+      <w:proofErr w:type="spellEnd"/>
+      <w:r>
+        <w:t xml:space="preserve"> 两种，均对单一文件模块化，模块内变量非全局变量。</w:t>
       </w:r>
     </w:p>
     <w:p>
@@ -10170,7 +11354,23 @@
         <w:t>识别方式</w:t>
       </w:r>
       <w:r>
-        <w:t>：script 标签中 type="module"，文件后缀为.mjs，package.json 里 type 为 module，均可让 JS 以 ESM 机制解析。</w:t>
+        <w:t>：script 标签中 type="module"，文件后缀为.</w:t>
+      </w:r>
+      <w:proofErr w:type="spellStart"/>
+      <w:r>
+        <w:t>mjs</w:t>
+      </w:r>
+      <w:proofErr w:type="spellEnd"/>
+      <w:r>
+        <w:t>，</w:t>
+      </w:r>
+      <w:proofErr w:type="spellStart"/>
+      <w:r>
+        <w:t>package.json</w:t>
+      </w:r>
+      <w:proofErr w:type="spellEnd"/>
+      <w:r>
+        <w:t xml:space="preserve"> 里 type 为 module，均可让 JS 以 ESM 机制解析。</w:t>
       </w:r>
     </w:p>
     <w:p>
@@ -10188,10 +11388,34 @@
           <w:b/>
           <w:bCs/>
         </w:rPr>
-        <w:t>与 CommonJS 对比</w:t>
-      </w:r>
-      <w:r>
-        <w:t>：CommonJS 是 Node 社区规范，先出现；ESM 是官方规范，后出现，更面向未来，开发新库优先用 ESM。</w:t>
+        <w:t xml:space="preserve">与 </w:t>
+      </w:r>
+      <w:proofErr w:type="spellStart"/>
+      <w:r>
+        <w:rPr>
+          <w:b/>
+          <w:bCs/>
+        </w:rPr>
+        <w:t>CommonJS</w:t>
+      </w:r>
+      <w:proofErr w:type="spellEnd"/>
+      <w:r>
+        <w:rPr>
+          <w:b/>
+          <w:bCs/>
+        </w:rPr>
+        <w:t xml:space="preserve"> 对比</w:t>
+      </w:r>
+      <w:r>
+        <w:t>：</w:t>
+      </w:r>
+      <w:proofErr w:type="spellStart"/>
+      <w:r>
+        <w:t>CommonJS</w:t>
+      </w:r>
+      <w:proofErr w:type="spellEnd"/>
+      <w:r>
+        <w:t xml:space="preserve"> 是 Node 社区规范，先出现；ESM 是官方规范，后出现，更面向未来，开发新库优先用 ESM。</w:t>
       </w:r>
     </w:p>
     <w:p>
@@ -10276,7 +11500,15 @@
         <w:t>export default</w:t>
       </w:r>
       <w:r>
-        <w:t>：一个文件只能有一个，不能接变量声明，可接函数、类声明及任意表达式。接收时不用括号，若导出多个值需通过对象解构。</w:t>
+        <w:t>：一个文件只能有一个，不能接变量声明，可接函数、类声明及任意表达式。接收时不用括号，若导出</w:t>
+      </w:r>
+      <w:proofErr w:type="gramStart"/>
+      <w:r>
+        <w:t>多个值需通过</w:t>
+      </w:r>
+      <w:proofErr w:type="gramEnd"/>
+      <w:r>
+        <w:t>对象解构。</w:t>
       </w:r>
     </w:p>
     <w:p>
@@ -10310,6 +11542,7 @@
           <w:rFonts w:hint="eastAsia"/>
         </w:rPr>
       </w:pPr>
+      <w:proofErr w:type="spellStart"/>
       <w:r>
         <w:rPr>
           <w:b/>
@@ -10317,6 +11550,7 @@
         </w:rPr>
         <w:t>CommonJS</w:t>
       </w:r>
+      <w:proofErr w:type="spellEnd"/>
       <w:r>
         <w:t>：</w:t>
       </w:r>
@@ -10339,7 +11573,15 @@
         <w:t>特点</w:t>
       </w:r>
       <w:r>
-        <w:t>：古老的社区规范，非自动严格模式，模块变量不能作为 global 或 globalThis 属性。</w:t>
+        <w:t xml:space="preserve">：古老的社区规范，非自动严格模式，模块变量不能作为 global 或 </w:t>
+      </w:r>
+      <w:proofErr w:type="spellStart"/>
+      <w:r>
+        <w:t>globalThis</w:t>
+      </w:r>
+      <w:proofErr w:type="spellEnd"/>
+      <w:r>
+        <w:t xml:space="preserve"> 属性。</w:t>
       </w:r>
     </w:p>
     <w:p>
@@ -10360,7 +11602,15 @@
         <w:t>导出导入</w:t>
       </w:r>
       <w:r>
-        <w:t>：用 module.exports 导出，可导出任意内容，用 require 导入，通过路径引入模块值，可通过对象解构接收多个值。</w:t>
+        <w:t xml:space="preserve">：用 </w:t>
+      </w:r>
+      <w:proofErr w:type="spellStart"/>
+      <w:r>
+        <w:t>module.exports</w:t>
+      </w:r>
+      <w:proofErr w:type="spellEnd"/>
+      <w:r>
+        <w:t xml:space="preserve"> 导出，可导出任意内容，用 require 导入，通过路径引入模块值，可通过对象解构接收多个值。</w:t>
       </w:r>
     </w:p>
     <w:p>
@@ -10425,7 +11675,15 @@
         <w:t>模块化方式</w:t>
       </w:r>
       <w:r>
-        <w:t>：有 ESM 和 CommonJS 两种，可将文件代码模块化，且模块外定义变量不能作为全局变量属性。</w:t>
+        <w:t xml:space="preserve">：有 ESM 和 </w:t>
+      </w:r>
+      <w:proofErr w:type="spellStart"/>
+      <w:r>
+        <w:t>CommonJS</w:t>
+      </w:r>
+      <w:proofErr w:type="spellEnd"/>
+      <w:r>
+        <w:t xml:space="preserve"> 两种，可将文件代码模块化，且模块外定义变量不能作为全局变量属性。</w:t>
       </w:r>
     </w:p>
     <w:p>
@@ -10446,7 +11704,23 @@
         <w:t>ESM 识别方式</w:t>
       </w:r>
       <w:r>
-        <w:t>：script 标签加 type="module"、文件后缀为.mjs、package.json 里 type 属性设为 module。</w:t>
+        <w:t>：script 标签加 type="module"、文件后缀为.</w:t>
+      </w:r>
+      <w:proofErr w:type="spellStart"/>
+      <w:r>
+        <w:t>mjs</w:t>
+      </w:r>
+      <w:proofErr w:type="spellEnd"/>
+      <w:r>
+        <w:t>、</w:t>
+      </w:r>
+      <w:proofErr w:type="spellStart"/>
+      <w:r>
+        <w:t>package.json</w:t>
+      </w:r>
+      <w:proofErr w:type="spellEnd"/>
+      <w:r>
+        <w:t xml:space="preserve"> 里 type 属性设为 module。</w:t>
       </w:r>
     </w:p>
     <w:p>
@@ -10488,7 +11762,23 @@
         <w:t>导出引入方式</w:t>
       </w:r>
       <w:r>
-        <w:t>：ESM 有 export default 和 export 两种导出方式，import 引入；CommonJS 通过 module.exports 导出，require 引入。</w:t>
+        <w:t>：ESM 有 export default 和 export 两种导出方式，import 引入；</w:t>
+      </w:r>
+      <w:proofErr w:type="spellStart"/>
+      <w:r>
+        <w:t>CommonJS</w:t>
+      </w:r>
+      <w:proofErr w:type="spellEnd"/>
+      <w:r>
+        <w:t xml:space="preserve"> 通过 </w:t>
+      </w:r>
+      <w:proofErr w:type="spellStart"/>
+      <w:r>
+        <w:t>module.exports</w:t>
+      </w:r>
+      <w:proofErr w:type="spellEnd"/>
+      <w:r>
+        <w:t xml:space="preserve"> 导出，require 引入。</w:t>
       </w:r>
     </w:p>
     <w:p>
@@ -10586,15 +11876,32 @@
         </w:rPr>
       </w:pPr>
       <w:bookmarkStart w:id="19" w:name="OLE_LINK8"/>
+      <w:proofErr w:type="spellStart"/>
       <w:r>
         <w:rPr>
           <w:b/>
           <w:bCs/>
         </w:rPr>
-        <w:t>CommonJS 动态性</w:t>
-      </w:r>
-      <w:r>
-        <w:t>：CommonJS 是动态的，require 在运行时执行，类似函数调用。</w:t>
+        <w:t>CommonJS</w:t>
+      </w:r>
+      <w:proofErr w:type="spellEnd"/>
+      <w:r>
+        <w:rPr>
+          <w:b/>
+          <w:bCs/>
+        </w:rPr>
+        <w:t xml:space="preserve"> 动态性</w:t>
+      </w:r>
+      <w:r>
+        <w:t>：</w:t>
+      </w:r>
+      <w:proofErr w:type="spellStart"/>
+      <w:r>
+        <w:t>CommonJS</w:t>
+      </w:r>
+      <w:proofErr w:type="spellEnd"/>
+      <w:r>
+        <w:t xml:space="preserve"> 是动态的，require 在运行时执行，类似函数调用。</w:t>
       </w:r>
     </w:p>
     <w:p>
@@ -10658,7 +11965,15 @@
         <w:t>ES model</w:t>
       </w:r>
       <w:r>
-        <w:t>：具有活绑定特性，永远引用值的引用，值改变会实时反映。</w:t>
+        <w:t>：具有活绑定特性，永远</w:t>
+      </w:r>
+      <w:proofErr w:type="gramStart"/>
+      <w:r>
+        <w:t>引用值</w:t>
+      </w:r>
+      <w:proofErr w:type="gramEnd"/>
+      <w:r>
+        <w:t>的引用，值改变会实时反映。</w:t>
       </w:r>
     </w:p>
     <w:p>
@@ -10671,6 +11986,7 @@
           <w:rFonts w:hint="eastAsia"/>
         </w:rPr>
       </w:pPr>
+      <w:proofErr w:type="spellStart"/>
       <w:r>
         <w:rPr>
           <w:b/>
@@ -10678,8 +11994,17 @@
         </w:rPr>
         <w:t>CommonJS</w:t>
       </w:r>
-      <w:r>
-        <w:t>：是快照，后续调用返回缓存值。可通过对象属性或函数方式实现类似活绑定效果。</w:t>
+      <w:proofErr w:type="spellEnd"/>
+      <w:r>
+        <w:t>：是快照，后续调用返回缓存值。可通过对象属性或函数方式实现</w:t>
+      </w:r>
+      <w:proofErr w:type="gramStart"/>
+      <w:r>
+        <w:t>类似活</w:t>
+      </w:r>
+      <w:proofErr w:type="gramEnd"/>
+      <w:r>
+        <w:t>绑定效果。</w:t>
       </w:r>
     </w:p>
     <w:p>
@@ -10832,7 +12157,21 @@
               <w:rPr>
                 <w:rFonts w:hint="eastAsia"/>
               </w:rPr>
-              <w:t>"use strict";</w:t>
+              <w:t>"</w:t>
+            </w:r>
+            <w:proofErr w:type="gramStart"/>
+            <w:r>
+              <w:rPr>
+                <w:rFonts w:hint="eastAsia"/>
+              </w:rPr>
+              <w:t>use</w:t>
+            </w:r>
+            <w:proofErr w:type="gramEnd"/>
+            <w:r>
+              <w:rPr>
+                <w:rFonts w:hint="eastAsia"/>
+              </w:rPr>
+              <w:t xml:space="preserve"> strict";</w:t>
             </w:r>
           </w:p>
           <w:p>
@@ -10891,20 +12230,56 @@
               <w:rPr>
                 <w:rFonts w:hint="eastAsia"/>
               </w:rPr>
-              <w:t>function strictFunction() {</w:t>
-            </w:r>
-          </w:p>
-          <w:p>
-            <w:pPr>
-              <w:rPr>
-                <w:rFonts w:hint="eastAsia"/>
-              </w:rPr>
-            </w:pPr>
-            <w:r>
-              <w:rPr>
-                <w:rFonts w:hint="eastAsia"/>
-              </w:rPr>
-              <w:t xml:space="preserve">  "use strict";</w:t>
+              <w:t xml:space="preserve">function </w:t>
+            </w:r>
+            <w:proofErr w:type="spellStart"/>
+            <w:proofErr w:type="gramStart"/>
+            <w:r>
+              <w:rPr>
+                <w:rFonts w:hint="eastAsia"/>
+              </w:rPr>
+              <w:t>strictFunction</w:t>
+            </w:r>
+            <w:proofErr w:type="spellEnd"/>
+            <w:r>
+              <w:rPr>
+                <w:rFonts w:hint="eastAsia"/>
+              </w:rPr>
+              <w:t>(</w:t>
+       